--- a/docs/paper/paper.docx
+++ b/docs/paper/paper.docx
@@ -2,7 +2,7 @@
 <file path=word/document.xml><?xml version="1.0" encoding="utf-8"?>
 <w:document xmlns:w="http://schemas.openxmlformats.org/wordprocessingml/2006/main" xmlns:m="http://schemas.openxmlformats.org/officeDocument/2006/math" xmlns:r="http://schemas.openxmlformats.org/officeDocument/2006/relationships" xmlns:o="urn:schemas-microsoft-com:office:office" xmlns:v="urn:schemas-microsoft-com:vml" xmlns:w10="urn:schemas-microsoft-com:office:word" xmlns:a="http://schemas.openxmlformats.org/drawingml/2006/main" xmlns:pic="http://schemas.openxmlformats.org/drawingml/2006/picture" xmlns:wp="http://schemas.openxmlformats.org/drawingml/2006/wordprocessingDrawing">
   <w:body>
-    <w:bookmarkStart w:id="68" w:name="Xd969dbdcee26c3dc49c23a7936207aeb905ae7a"/>
+    <w:bookmarkStart w:id="70" w:name="Xd969dbdcee26c3dc49c23a7936207aeb905ae7a"/>
     <w:p>
       <w:pPr>
         <w:pStyle w:val="Heading1"/>
@@ -59,103 +59,109 @@
         <w:t xml:space="preserve"> </w:t>
       </w:r>
       <w:r>
-        <w:t xml:space="preserve">load. Studies of wind-powered platforms usually treat the</w:t>
-      </w:r>
-      <w:r>
-        <w:t xml:space="preserve"> </w:t>
-      </w:r>
-      <w:r>
-        <w:t xml:space="preserve">topside load as fixed. This paper maps the electric demand of a generic North</w:t>
-      </w:r>
-      <w:r>
-        <w:t xml:space="preserve"> </w:t>
-      </w:r>
-      <w:r>
-        <w:t xml:space="preserve">Sea oil platform from a process model, classifies each consumer as must-run,</w:t>
-      </w:r>
-      <w:r>
-        <w:t xml:space="preserve"> </w:t>
-      </w:r>
-      <w:r>
-        <w:t xml:space="preserve">flexible or sheddable, and schedules the flexible consumers together with the</w:t>
-      </w:r>
-      <w:r>
-        <w:t xml:space="preserve"> </w:t>
-      </w:r>
-      <w:r>
-        <w:t xml:space="preserve">gas turbines. A steady-state process model gives the power of each consumer</w:t>
-      </w:r>
-      <w:r>
-        <w:t xml:space="preserve"> </w:t>
-      </w:r>
-      <w:r>
-        <w:t xml:space="preserve">as a function of its operating lever. A mixed-integer linear program then schedules production rate, water</w:t>
-      </w:r>
-      <w:r>
-        <w:t xml:space="preserve"> </w:t>
-      </w:r>
-      <w:r>
-        <w:t xml:space="preserve">injection rate, gas turbine commitment, wind use and an optional battery for</w:t>
-      </w:r>
-      <w:r>
-        <w:t xml:space="preserve"> </w:t>
-      </w:r>
-      <w:r>
-        <w:t xml:space="preserve">one year hourly with ERA5 wind data. Postponed water injection</w:t>
-      </w:r>
-      <w:r>
-        <w:t xml:space="preserve"> </w:t>
-      </w:r>
-      <w:r>
-        <w:t xml:space="preserve">is represented as a virtual storage that must be caught up. For a 20.3 MW</w:t>
-      </w:r>
-      <w:r>
-        <w:t xml:space="preserve"> </w:t>
-      </w:r>
-      <w:r>
-        <w:t xml:space="preserve">platform with a 30 MW wind farm, wind with fixed demand reduces annual CO2</w:t>
-      </w:r>
-      <w:r>
-        <w:t xml:space="preserve"> </w:t>
-      </w:r>
-      <w:r>
-        <w:t xml:space="preserve">emissions by 49 %. Flexible scheduling cuts them by a further 11 %</w:t>
-      </w:r>
-      <w:r>
-        <w:t xml:space="preserve"> </w:t>
-      </w:r>
-      <w:r>
-        <w:t xml:space="preserve">(7.1 kt/yr) without any loss of production, mainly because it avoids running</w:t>
-      </w:r>
-      <w:r>
-        <w:t xml:space="preserve"> </w:t>
-      </w:r>
-      <w:r>
-        <w:t xml:space="preserve">a second gas turbine: the hours with two turbines online fall from 1,702 to</w:t>
-      </w:r>
-      <w:r>
-        <w:t xml:space="preserve"> </w:t>
-      </w:r>
-      <w:r>
-        <w:t xml:space="preserve">30. About 24 h of deferrable injection captures the full benefit; prices do</w:t>
-      </w:r>
-      <w:r>
-        <w:t xml:space="preserve"> </w:t>
-      </w:r>
-      <w:r>
-        <w:t xml:space="preserve">not change the schedule. Operating rules that keep two gas turbines online</w:t>
-      </w:r>
-      <w:r>
-        <w:t xml:space="preserve"> </w:t>
-      </w:r>
-      <w:r>
-        <w:t xml:space="preserve">remove most of the gain. The model reproduces the CO2 avoided per MWh of wind</w:t>
-      </w:r>
-      <w:r>
-        <w:t xml:space="preserve"> </w:t>
-      </w:r>
-      <w:r>
-        <w:t xml:space="preserve">reported for Hywind Tampen within 2 %.</w:t>
+        <w:t xml:space="preserve">load. Studies of wind-powered platforms usually treat the topside load as</w:t>
+      </w:r>
+      <w:r>
+        <w:t xml:space="preserve"> </w:t>
+      </w:r>
+      <w:r>
+        <w:t xml:space="preserve">fixed. This paper maps the electric demand of a generic North Sea oil</w:t>
+      </w:r>
+      <w:r>
+        <w:t xml:space="preserve"> </w:t>
+      </w:r>
+      <w:r>
+        <w:t xml:space="preserve">platform from a process model, classifies each consumer as must-run,</w:t>
+      </w:r>
+      <w:r>
+        <w:t xml:space="preserve"> </w:t>
+      </w:r>
+      <w:r>
+        <w:t xml:space="preserve">flexible or sheddable, and schedules the flexible consumers together with</w:t>
+      </w:r>
+      <w:r>
+        <w:t xml:space="preserve"> </w:t>
+      </w:r>
+      <w:r>
+        <w:t xml:space="preserve">the gas turbines. A steady-state process model gives the power of each</w:t>
+      </w:r>
+      <w:r>
+        <w:t xml:space="preserve"> </w:t>
+      </w:r>
+      <w:r>
+        <w:t xml:space="preserve">consumer as a function of its operating lever. A mixed-integer linear</w:t>
+      </w:r>
+      <w:r>
+        <w:t xml:space="preserve"> </w:t>
+      </w:r>
+      <w:r>
+        <w:t xml:space="preserve">program then schedules production rate, water injection rate, gas turbine</w:t>
+      </w:r>
+      <w:r>
+        <w:t xml:space="preserve"> </w:t>
+      </w:r>
+      <w:r>
+        <w:t xml:space="preserve">commitment, wind use and an optional battery for one year hourly with ERA5</w:t>
+      </w:r>
+      <w:r>
+        <w:t xml:space="preserve"> </w:t>
+      </w:r>
+      <w:r>
+        <w:t xml:space="preserve">wind data. Postponed water injection is represented as a virtual storage</w:t>
+      </w:r>
+      <w:r>
+        <w:t xml:space="preserve"> </w:t>
+      </w:r>
+      <w:r>
+        <w:t xml:space="preserve">that must be caught up. For a 20.3 MW platform with a 30 MW wind farm, wind</w:t>
+      </w:r>
+      <w:r>
+        <w:t xml:space="preserve"> </w:t>
+      </w:r>
+      <w:r>
+        <w:t xml:space="preserve">with fixed demand reduces annual CO2 emissions by 49 %. Flexible scheduling</w:t>
+      </w:r>
+      <w:r>
+        <w:t xml:space="preserve"> </w:t>
+      </w:r>
+      <w:r>
+        <w:t xml:space="preserve">cuts them by a further 11 % (7.1 kt/yr) without any loss of production,</w:t>
+      </w:r>
+      <w:r>
+        <w:t xml:space="preserve"> </w:t>
+      </w:r>
+      <w:r>
+        <w:t xml:space="preserve">mainly because it avoids running a second gas turbine: the hours with two</w:t>
+      </w:r>
+      <w:r>
+        <w:t xml:space="preserve"> </w:t>
+      </w:r>
+      <w:r>
+        <w:t xml:space="preserve">turbines online fall from 1,702 to 30. About 24 h of deferrable injection</w:t>
+      </w:r>
+      <w:r>
+        <w:t xml:space="preserve"> </w:t>
+      </w:r>
+      <w:r>
+        <w:t xml:space="preserve">captures the full benefit; prices do not change the schedule. Operating</w:t>
+      </w:r>
+      <w:r>
+        <w:t xml:space="preserve"> </w:t>
+      </w:r>
+      <w:r>
+        <w:t xml:space="preserve">rules that keep two gas turbines online remove most of the gain. The model</w:t>
+      </w:r>
+      <w:r>
+        <w:t xml:space="preserve"> </w:t>
+      </w:r>
+      <w:r>
+        <w:t xml:space="preserve">reproduces the CO2 avoided per MWh of wind reported for Hywind Tampen within</w:t>
+      </w:r>
+      <w:r>
+        <w:t xml:space="preserve"> </w:t>
+      </w:r>
+      <w:r>
+        <w:t xml:space="preserve">2 %.</w:t>
       </w:r>
     </w:p>
     <w:p>
@@ -261,14 +267,189 @@
               <w:pStyle w:val="Compact"/>
               <w:jc w:val="left"/>
             </w:pPr>
+            <w:r>
+              <w:rPr>
+                <w:iCs/>
+                <w:i/>
+              </w:rPr>
+              <w:t xml:space="preserve">Sets and indices</w:t>
+            </w:r>
+          </w:p>
+        </w:tc>
+        <w:tc>
+          <w:tcPr/>
+          <w:p>
+            <w:pPr>
+              <w:pStyle w:val="Compact"/>
+            </w:pPr>
+          </w:p>
+        </w:tc>
+        <w:tc>
+          <w:tcPr/>
+          <w:p>
+            <w:pPr>
+              <w:pStyle w:val="Compact"/>
+            </w:pPr>
+          </w:p>
+        </w:tc>
+      </w:tr>
+      <w:tr>
+        <w:tc>
+          <w:tcPr/>
+          <w:p>
+            <w:pPr>
+              <w:pStyle w:val="Compact"/>
+              <w:jc w:val="left"/>
+            </w:pPr>
+            <m:oMath>
+              <m:r>
+                <m:t>t</m:t>
+              </m:r>
+              <m:r>
+                <m:rPr>
+                  <m:sty m:val="p"/>
+                </m:rPr>
+                <m:t>∈</m:t>
+              </m:r>
+              <m:r>
+                <m:t>T</m:t>
+              </m:r>
+            </m:oMath>
+          </w:p>
+        </w:tc>
+        <w:tc>
+          <w:tcPr/>
+          <w:p>
+            <w:pPr>
+              <w:pStyle w:val="Compact"/>
+              <w:jc w:val="left"/>
+            </w:pPr>
+            <w:r>
+              <w:t xml:space="preserve">hours of a scheduling window</w:t>
+            </w:r>
+          </w:p>
+        </w:tc>
+        <w:tc>
+          <w:tcPr/>
+          <w:p>
+            <w:pPr>
+              <w:pStyle w:val="Compact"/>
+              <w:jc w:val="left"/>
+            </w:pPr>
+            <w:r>
+              <w:t xml:space="preserve">–</w:t>
+            </w:r>
+          </w:p>
+        </w:tc>
+      </w:tr>
+      <w:tr>
+        <w:tc>
+          <w:tcPr/>
+          <w:p>
+            <w:pPr>
+              <w:pStyle w:val="Compact"/>
+              <w:jc w:val="left"/>
+            </w:pPr>
+            <m:oMath>
+              <m:r>
+                <m:t>g</m:t>
+              </m:r>
+              <m:r>
+                <m:rPr>
+                  <m:sty m:val="p"/>
+                </m:rPr>
+                <m:t>∈</m:t>
+              </m:r>
+              <m:r>
+                <m:t>G</m:t>
+              </m:r>
+            </m:oMath>
+          </w:p>
+        </w:tc>
+        <w:tc>
+          <w:tcPr/>
+          <w:p>
+            <w:pPr>
+              <w:pStyle w:val="Compact"/>
+              <w:jc w:val="left"/>
+            </w:pPr>
+            <w:r>
+              <w:t xml:space="preserve">gas turbines</w:t>
+            </w:r>
+          </w:p>
+        </w:tc>
+        <w:tc>
+          <w:tcPr/>
+          <w:p>
+            <w:pPr>
+              <w:pStyle w:val="Compact"/>
+              <w:jc w:val="left"/>
+            </w:pPr>
+            <w:r>
+              <w:t xml:space="preserve">–</w:t>
+            </w:r>
+          </w:p>
+        </w:tc>
+      </w:tr>
+      <w:tr>
+        <w:tc>
+          <w:tcPr/>
+          <w:p>
+            <w:pPr>
+              <w:pStyle w:val="Compact"/>
+              <w:jc w:val="left"/>
+            </w:pPr>
+            <w:r>
+              <w:rPr>
+                <w:iCs/>
+                <w:i/>
+              </w:rPr>
+              <w:t xml:space="preserve">Variables</w:t>
+            </w:r>
+          </w:p>
+        </w:tc>
+        <w:tc>
+          <w:tcPr/>
+          <w:p>
+            <w:pPr>
+              <w:pStyle w:val="Compact"/>
+            </w:pPr>
+          </w:p>
+        </w:tc>
+        <w:tc>
+          <w:tcPr/>
+          <w:p>
+            <w:pPr>
+              <w:pStyle w:val="Compact"/>
+            </w:pPr>
+          </w:p>
+        </w:tc>
+      </w:tr>
+      <w:tr>
+        <w:tc>
+          <w:tcPr/>
+          <w:p>
+            <w:pPr>
+              <w:pStyle w:val="Compact"/>
+              <w:jc w:val="left"/>
+            </w:pPr>
             <m:oMath>
               <m:sSub>
                 <m:e>
                   <m:r>
-                    <m:t>D</m:t>
+                    <m:t>f</m:t>
                   </m:r>
                 </m:e>
                 <m:sub>
+                  <m:r>
+                    <m:t>p</m:t>
+                  </m:r>
+                  <m:r>
+                    <m:rPr>
+                      <m:sty m:val="p"/>
+                    </m:rPr>
+                    <m:t>,</m:t>
+                  </m:r>
                   <m:r>
                     <m:t>t</m:t>
                   </m:r>
@@ -285,27 +466,19 @@
               <w:jc w:val="left"/>
             </w:pPr>
             <w:r>
-              <w:t xml:space="preserve">water injection deficit at hour</w:t>
-            </w:r>
-            <w:r>
-              <w:t xml:space="preserve"> </w:t>
-            </w:r>
-            <m:oMath>
-              <m:r>
-                <m:t>t</m:t>
-              </m:r>
-            </m:oMath>
-          </w:p>
-        </w:tc>
-        <w:tc>
-          <w:tcPr/>
-          <w:p>
-            <w:pPr>
-              <w:pStyle w:val="Compact"/>
-              <w:jc w:val="left"/>
-            </w:pPr>
-            <w:r>
-              <w:t xml:space="preserve">h of full-rate injection</w:t>
+              <w:t xml:space="preserve">production rate, fraction of design</w:t>
+            </w:r>
+          </w:p>
+        </w:tc>
+        <w:tc>
+          <w:tcPr/>
+          <w:p>
+            <w:pPr>
+              <w:pStyle w:val="Compact"/>
+              <w:jc w:val="left"/>
+            </w:pPr>
+            <w:r>
+              <w:t xml:space="preserve">–</w:t>
             </w:r>
           </w:p>
         </w:tc>
@@ -322,18 +495,24 @@
               <m:sSub>
                 <m:e>
                   <m:r>
-                    <m:t>D</m:t>
+                    <m:t>f</m:t>
                   </m:r>
                 </m:e>
                 <m:sub>
                   <m:r>
-                    <m:t>m</m:t>
-                  </m:r>
-                  <m:r>
-                    <m:t>a</m:t>
-                  </m:r>
-                  <m:r>
-                    <m:t>x</m:t>
+                    <m:t>w</m:t>
+                  </m:r>
+                  <m:r>
+                    <m:t>i</m:t>
+                  </m:r>
+                  <m:r>
+                    <m:rPr>
+                      <m:sty m:val="p"/>
+                    </m:rPr>
+                    <m:t>,</m:t>
+                  </m:r>
+                  <m:r>
+                    <m:t>t</m:t>
                   </m:r>
                 </m:sub>
               </m:sSub>
@@ -348,19 +527,19 @@
               <w:jc w:val="left"/>
             </w:pPr>
             <w:r>
-              <w:t xml:space="preserve">maximum injection deficit</w:t>
-            </w:r>
-          </w:p>
-        </w:tc>
-        <w:tc>
-          <w:tcPr/>
-          <w:p>
-            <w:pPr>
-              <w:pStyle w:val="Compact"/>
-              <w:jc w:val="left"/>
-            </w:pPr>
-            <w:r>
-              <w:t xml:space="preserve">h</w:t>
+              <w:t xml:space="preserve">water injection rate, fraction of pump capacity</w:t>
+            </w:r>
+          </w:p>
+        </w:tc>
+        <w:tc>
+          <w:tcPr/>
+          <w:p>
+            <w:pPr>
+              <w:pStyle w:val="Compact"/>
+              <w:jc w:val="left"/>
+            </w:pPr>
+            <w:r>
+              <w:t xml:space="preserve">–</w:t>
             </w:r>
           </w:p>
         </w:tc>
@@ -377,12 +556,12 @@
               <m:sSub>
                 <m:e>
                   <m:r>
-                    <m:t>f</m:t>
+                    <m:t>D</m:t>
                   </m:r>
                 </m:e>
                 <m:sub>
                   <m:r>
-                    <m:t>p</m:t>
+                    <m:t>t</m:t>
                   </m:r>
                 </m:sub>
               </m:sSub>
@@ -397,19 +576,19 @@
               <w:jc w:val="left"/>
             </w:pPr>
             <w:r>
-              <w:t xml:space="preserve">production rate, fraction of design</w:t>
-            </w:r>
-          </w:p>
-        </w:tc>
-        <w:tc>
-          <w:tcPr/>
-          <w:p>
-            <w:pPr>
-              <w:pStyle w:val="Compact"/>
-              <w:jc w:val="left"/>
-            </w:pPr>
-            <w:r>
-              <w:t xml:space="preserve">–</w:t>
+              <w:t xml:space="preserve">water injection deficit</w:t>
+            </w:r>
+          </w:p>
+        </w:tc>
+        <w:tc>
+          <w:tcPr/>
+          <w:p>
+            <w:pPr>
+              <w:pStyle w:val="Compact"/>
+              <w:jc w:val="left"/>
+            </w:pPr>
+            <w:r>
+              <w:t xml:space="preserve">h of full-rate injection</w:t>
             </w:r>
           </w:p>
         </w:tc>
@@ -426,15 +605,21 @@
               <m:sSub>
                 <m:e>
                   <m:r>
-                    <m:t>f</m:t>
+                    <m:t>u</m:t>
                   </m:r>
                 </m:e>
                 <m:sub>
                   <m:r>
-                    <m:t>w</m:t>
-                  </m:r>
-                  <m:r>
-                    <m:t>i</m:t>
+                    <m:t>g</m:t>
+                  </m:r>
+                  <m:r>
+                    <m:rPr>
+                      <m:sty m:val="p"/>
+                    </m:rPr>
+                    <m:t>,</m:t>
+                  </m:r>
+                  <m:r>
+                    <m:t>t</m:t>
                   </m:r>
                 </m:sub>
               </m:sSub>
@@ -449,8 +634,16 @@
               <w:jc w:val="left"/>
             </w:pPr>
             <w:r>
-              <w:t xml:space="preserve">water injection rate, fraction of pump capacity</w:t>
-            </w:r>
+              <w:t xml:space="preserve">on/off state of gas turbine</w:t>
+            </w:r>
+            <w:r>
+              <w:t xml:space="preserve"> </w:t>
+            </w:r>
+            <m:oMath>
+              <m:r>
+                <m:t>g</m:t>
+              </m:r>
+            </m:oMath>
           </w:p>
         </w:tc>
         <w:tc>
@@ -462,6 +655,210 @@
             </w:pPr>
             <w:r>
               <w:t xml:space="preserve">–</w:t>
+            </w:r>
+          </w:p>
+        </w:tc>
+      </w:tr>
+      <w:tr>
+        <w:tc>
+          <w:tcPr/>
+          <w:p>
+            <w:pPr>
+              <w:pStyle w:val="Compact"/>
+              <w:jc w:val="left"/>
+            </w:pPr>
+            <m:oMath>
+              <m:sSub>
+                <m:e>
+                  <m:r>
+                    <m:t>s</m:t>
+                  </m:r>
+                </m:e>
+                <m:sub>
+                  <m:r>
+                    <m:t>g</m:t>
+                  </m:r>
+                  <m:r>
+                    <m:rPr>
+                      <m:sty m:val="p"/>
+                    </m:rPr>
+                    <m:t>,</m:t>
+                  </m:r>
+                  <m:r>
+                    <m:t>t</m:t>
+                  </m:r>
+                </m:sub>
+              </m:sSub>
+            </m:oMath>
+          </w:p>
+        </w:tc>
+        <w:tc>
+          <w:tcPr/>
+          <w:p>
+            <w:pPr>
+              <w:pStyle w:val="Compact"/>
+              <w:jc w:val="left"/>
+            </w:pPr>
+            <w:r>
+              <w:t xml:space="preserve">start-up indicator of gas turbine</w:t>
+            </w:r>
+            <w:r>
+              <w:t xml:space="preserve"> </w:t>
+            </w:r>
+            <m:oMath>
+              <m:r>
+                <m:t>g</m:t>
+              </m:r>
+            </m:oMath>
+          </w:p>
+        </w:tc>
+        <w:tc>
+          <w:tcPr/>
+          <w:p>
+            <w:pPr>
+              <w:pStyle w:val="Compact"/>
+              <w:jc w:val="left"/>
+            </w:pPr>
+            <w:r>
+              <w:t xml:space="preserve">–</w:t>
+            </w:r>
+          </w:p>
+        </w:tc>
+      </w:tr>
+      <w:tr>
+        <w:tc>
+          <w:tcPr/>
+          <w:p>
+            <w:pPr>
+              <w:pStyle w:val="Compact"/>
+              <w:jc w:val="left"/>
+            </w:pPr>
+            <m:oMath>
+              <m:sSub>
+                <m:e>
+                  <m:r>
+                    <m:t>P</m:t>
+                  </m:r>
+                </m:e>
+                <m:sub>
+                  <m:r>
+                    <m:t>g</m:t>
+                  </m:r>
+                  <m:r>
+                    <m:rPr>
+                      <m:sty m:val="p"/>
+                    </m:rPr>
+                    <m:t>,</m:t>
+                  </m:r>
+                  <m:r>
+                    <m:t>t</m:t>
+                  </m:r>
+                </m:sub>
+              </m:sSub>
+            </m:oMath>
+          </w:p>
+        </w:tc>
+        <w:tc>
+          <w:tcPr/>
+          <w:p>
+            <w:pPr>
+              <w:pStyle w:val="Compact"/>
+              <w:jc w:val="left"/>
+            </w:pPr>
+            <w:r>
+              <w:t xml:space="preserve">electric power of gas turbine</w:t>
+            </w:r>
+            <w:r>
+              <w:t xml:space="preserve"> </w:t>
+            </w:r>
+            <m:oMath>
+              <m:r>
+                <m:t>g</m:t>
+              </m:r>
+            </m:oMath>
+          </w:p>
+        </w:tc>
+        <w:tc>
+          <w:tcPr/>
+          <w:p>
+            <w:pPr>
+              <w:pStyle w:val="Compact"/>
+              <w:jc w:val="left"/>
+            </w:pPr>
+            <w:r>
+              <w:t xml:space="preserve">W</w:t>
+            </w:r>
+          </w:p>
+        </w:tc>
+      </w:tr>
+      <w:tr>
+        <w:tc>
+          <w:tcPr/>
+          <w:p>
+            <w:pPr>
+              <w:pStyle w:val="Compact"/>
+              <w:jc w:val="left"/>
+            </w:pPr>
+            <m:oMath>
+              <m:sSub>
+                <m:e>
+                  <m:r>
+                    <m:t>Q</m:t>
+                  </m:r>
+                </m:e>
+                <m:sub>
+                  <m:r>
+                    <m:t>g</m:t>
+                  </m:r>
+                  <m:r>
+                    <m:rPr>
+                      <m:sty m:val="p"/>
+                    </m:rPr>
+                    <m:t>,</m:t>
+                  </m:r>
+                  <m:r>
+                    <m:t>t</m:t>
+                  </m:r>
+                </m:sub>
+              </m:sSub>
+            </m:oMath>
+          </w:p>
+        </w:tc>
+        <w:tc>
+          <w:tcPr/>
+          <w:p>
+            <w:pPr>
+              <w:pStyle w:val="Compact"/>
+              <w:jc w:val="left"/>
+            </w:pPr>
+            <w:r>
+              <w:t xml:space="preserve">fuel energy input of gas turbine</w:t>
+            </w:r>
+            <w:r>
+              <w:t xml:space="preserve"> </w:t>
+            </w:r>
+            <m:oMath>
+              <m:r>
+                <m:t>g</m:t>
+              </m:r>
+            </m:oMath>
+            <w:r>
+              <w:t xml:space="preserve"> </w:t>
+            </w:r>
+            <w:r>
+              <w:t xml:space="preserve">(LHV)</w:t>
+            </w:r>
+          </w:p>
+        </w:tc>
+        <w:tc>
+          <w:tcPr/>
+          <w:p>
+            <w:pPr>
+              <w:pStyle w:val="Compact"/>
+              <w:jc w:val="left"/>
+            </w:pPr>
+            <w:r>
+              <w:t xml:space="preserve">W</w:t>
             </w:r>
           </w:p>
         </w:tc>
@@ -478,50 +875,190 @@
               <m:sSubSup>
                 <m:e>
                   <m:r>
-                    <m:t>f</m:t>
+                    <m:t>P</m:t>
                   </m:r>
                 </m:e>
                 <m:sub>
                   <m:r>
-                    <m:t>w</m:t>
-                  </m:r>
-                  <m:r>
-                    <m:t>i</m:t>
+                    <m:t>t</m:t>
                   </m:r>
                 </m:sub>
                 <m:sup>
                   <m:r>
-                    <m:t>t</m:t>
-                  </m:r>
-                  <m:r>
-                    <m:t>a</m:t>
-                  </m:r>
-                  <m:r>
-                    <m:t>r</m:t>
-                  </m:r>
-                  <m:r>
-                    <m:t>g</m:t>
-                  </m:r>
-                  <m:r>
-                    <m:t>e</m:t>
-                  </m:r>
-                  <m:r>
-                    <m:t>t</m:t>
+                    <m:t>w</m:t>
                   </m:r>
                 </m:sup>
               </m:sSubSup>
             </m:oMath>
-          </w:p>
-        </w:tc>
-        <w:tc>
-          <w:tcPr/>
-          <w:p>
-            <w:pPr>
-              <w:pStyle w:val="Compact"/>
-              <w:jc w:val="left"/>
-            </w:pPr>
-            <w:r>
-              <w:t xml:space="preserve">voidage-replacement target for</w:t>
+            <w:r>
+              <w:t xml:space="preserve">,</w:t>
+            </w:r>
+            <w:r>
+              <w:t xml:space="preserve"> </w:t>
+            </w:r>
+            <m:oMath>
+              <m:sSubSup>
+                <m:e>
+                  <m:r>
+                    <m:t>P</m:t>
+                  </m:r>
+                </m:e>
+                <m:sub>
+                  <m:r>
+                    <m:t>t</m:t>
+                  </m:r>
+                </m:sub>
+                <m:sup>
+                  <m:r>
+                    <m:t>c</m:t>
+                  </m:r>
+                </m:sup>
+              </m:sSubSup>
+            </m:oMath>
+          </w:p>
+        </w:tc>
+        <w:tc>
+          <w:tcPr/>
+          <w:p>
+            <w:pPr>
+              <w:pStyle w:val="Compact"/>
+              <w:jc w:val="left"/>
+            </w:pPr>
+            <w:r>
+              <w:t xml:space="preserve">wind power used and curtailed</w:t>
+            </w:r>
+          </w:p>
+        </w:tc>
+        <w:tc>
+          <w:tcPr/>
+          <w:p>
+            <w:pPr>
+              <w:pStyle w:val="Compact"/>
+              <w:jc w:val="left"/>
+            </w:pPr>
+            <w:r>
+              <w:t xml:space="preserve">W</w:t>
+            </w:r>
+          </w:p>
+        </w:tc>
+      </w:tr>
+      <w:tr>
+        <w:tc>
+          <w:tcPr/>
+          <w:p>
+            <w:pPr>
+              <w:pStyle w:val="Compact"/>
+              <w:jc w:val="left"/>
+            </w:pPr>
+            <m:oMath>
+              <m:sSubSup>
+                <m:e>
+                  <m:r>
+                    <m:t>P</m:t>
+                  </m:r>
+                </m:e>
+                <m:sub>
+                  <m:r>
+                    <m:t>t</m:t>
+                  </m:r>
+                </m:sub>
+                <m:sup>
+                  <m:r>
+                    <m:t>h</m:t>
+                  </m:r>
+                </m:sup>
+              </m:sSubSup>
+            </m:oMath>
+          </w:p>
+        </w:tc>
+        <w:tc>
+          <w:tcPr/>
+          <w:p>
+            <w:pPr>
+              <w:pStyle w:val="Compact"/>
+              <w:jc w:val="left"/>
+            </w:pPr>
+            <w:r>
+              <w:t xml:space="preserve">electric heater power</w:t>
+            </w:r>
+          </w:p>
+        </w:tc>
+        <w:tc>
+          <w:tcPr/>
+          <w:p>
+            <w:pPr>
+              <w:pStyle w:val="Compact"/>
+              <w:jc w:val="left"/>
+            </w:pPr>
+            <w:r>
+              <w:t xml:space="preserve">W</w:t>
+            </w:r>
+          </w:p>
+        </w:tc>
+      </w:tr>
+      <w:tr>
+        <w:tc>
+          <w:tcPr/>
+          <w:p>
+            <w:pPr>
+              <w:pStyle w:val="Compact"/>
+              <w:jc w:val="left"/>
+            </w:pPr>
+            <m:oMath>
+              <m:sSubSup>
+                <m:e>
+                  <m:r>
+                    <m:t>P</m:t>
+                  </m:r>
+                </m:e>
+                <m:sub>
+                  <m:r>
+                    <m:t>t</m:t>
+                  </m:r>
+                </m:sub>
+                <m:sup>
+                  <m:r>
+                    <m:t>c</m:t>
+                  </m:r>
+                  <m:r>
+                    <m:t>h</m:t>
+                  </m:r>
+                </m:sup>
+              </m:sSubSup>
+            </m:oMath>
+            <w:r>
+              <w:t xml:space="preserve">,</w:t>
+            </w:r>
+            <w:r>
+              <w:t xml:space="preserve"> </w:t>
+            </w:r>
+            <m:oMath>
+              <m:sSubSup>
+                <m:e>
+                  <m:r>
+                    <m:t>P</m:t>
+                  </m:r>
+                </m:e>
+                <m:sub>
+                  <m:r>
+                    <m:t>t</m:t>
+                  </m:r>
+                </m:sub>
+                <m:sup>
+                  <m:r>
+                    <m:t>d</m:t>
+                  </m:r>
+                  <m:r>
+                    <m:t>i</m:t>
+                  </m:r>
+                  <m:r>
+                    <m:t>s</m:t>
+                  </m:r>
+                </m:sup>
+              </m:sSubSup>
+            </m:oMath>
+            <w:r>
+              <w:t xml:space="preserve">,</w:t>
             </w:r>
             <w:r>
               <w:t xml:space="preserve"> </w:t>
@@ -530,15 +1067,12 @@
               <m:sSub>
                 <m:e>
                   <m:r>
-                    <m:t>f</m:t>
+                    <m:t>E</m:t>
                   </m:r>
                 </m:e>
                 <m:sub>
                   <m:r>
-                    <m:t>w</m:t>
-                  </m:r>
-                  <m:r>
-                    <m:t>i</m:t>
+                    <m:t>t</m:t>
                   </m:r>
                 </m:sub>
               </m:sSub>
@@ -553,7 +1087,19 @@
               <w:jc w:val="left"/>
             </w:pPr>
             <w:r>
-              <w:t xml:space="preserve">–</w:t>
+              <w:t xml:space="preserve">battery charge, discharge and stored energy</w:t>
+            </w:r>
+          </w:p>
+        </w:tc>
+        <w:tc>
+          <w:tcPr/>
+          <w:p>
+            <w:pPr>
+              <w:pStyle w:val="Compact"/>
+              <w:jc w:val="left"/>
+            </w:pPr>
+            <w:r>
+              <w:t xml:space="preserve">W, J</w:t>
             </w:r>
           </w:p>
         </w:tc>
@@ -567,9 +1113,29 @@
               <w:jc w:val="left"/>
             </w:pPr>
             <m:oMath>
-              <m:r>
-                <m:t>P</m:t>
-              </m:r>
+              <m:sSubSup>
+                <m:e>
+                  <m:r>
+                    <m:t>P</m:t>
+                  </m:r>
+                </m:e>
+                <m:sub>
+                  <m:r>
+                    <m:t>t</m:t>
+                  </m:r>
+                </m:sub>
+                <m:sup>
+                  <m:r>
+                    <m:t>d</m:t>
+                  </m:r>
+                  <m:r>
+                    <m:t>e</m:t>
+                  </m:r>
+                  <m:r>
+                    <m:t>m</m:t>
+                  </m:r>
+                </m:sup>
+              </m:sSubSup>
             </m:oMath>
           </w:p>
         </w:tc>
@@ -581,7 +1147,107 @@
               <w:jc w:val="left"/>
             </w:pPr>
             <w:r>
-              <w:t xml:space="preserve">electric power of a gas turbine</w:t>
+              <w:t xml:space="preserve">platform electric demand</w:t>
+            </w:r>
+          </w:p>
+        </w:tc>
+        <w:tc>
+          <w:tcPr/>
+          <w:p>
+            <w:pPr>
+              <w:pStyle w:val="Compact"/>
+              <w:jc w:val="left"/>
+            </w:pPr>
+            <w:r>
+              <w:t xml:space="preserve">W</w:t>
+            </w:r>
+          </w:p>
+        </w:tc>
+      </w:tr>
+      <w:tr>
+        <w:tc>
+          <w:tcPr/>
+          <w:p>
+            <w:pPr>
+              <w:pStyle w:val="Compact"/>
+              <w:jc w:val="left"/>
+            </w:pPr>
+            <w:r>
+              <w:rPr>
+                <w:iCs/>
+                <w:i/>
+              </w:rPr>
+              <w:t xml:space="preserve">Parameters</w:t>
+            </w:r>
+          </w:p>
+        </w:tc>
+        <w:tc>
+          <w:tcPr/>
+          <w:p>
+            <w:pPr>
+              <w:pStyle w:val="Compact"/>
+            </w:pPr>
+          </w:p>
+        </w:tc>
+        <w:tc>
+          <w:tcPr/>
+          <w:p>
+            <w:pPr>
+              <w:pStyle w:val="Compact"/>
+            </w:pPr>
+          </w:p>
+        </w:tc>
+      </w:tr>
+      <w:tr>
+        <w:tc>
+          <w:tcPr/>
+          <w:p>
+            <w:pPr>
+              <w:pStyle w:val="Compact"/>
+              <w:jc w:val="left"/>
+            </w:pPr>
+            <m:oMath>
+              <m:sSubSup>
+                <m:e>
+                  <m:r>
+                    <m:t>P</m:t>
+                  </m:r>
+                </m:e>
+                <m:sub>
+                  <m:r>
+                    <m:t>t</m:t>
+                  </m:r>
+                </m:sub>
+                <m:sup>
+                  <m:r>
+                    <m:t>a</m:t>
+                  </m:r>
+                  <m:r>
+                    <m:t>v</m:t>
+                  </m:r>
+                  <m:r>
+                    <m:t>a</m:t>
+                  </m:r>
+                  <m:r>
+                    <m:t>i</m:t>
+                  </m:r>
+                  <m:r>
+                    <m:t>l</m:t>
+                  </m:r>
+                </m:sup>
+              </m:sSubSup>
+            </m:oMath>
+          </w:p>
+        </w:tc>
+        <w:tc>
+          <w:tcPr/>
+          <w:p>
+            <w:pPr>
+              <w:pStyle w:val="Compact"/>
+              <w:jc w:val="left"/>
+            </w:pPr>
+            <w:r>
+              <w:t xml:space="preserve">available wind farm power</w:t>
             </w:r>
           </w:p>
         </w:tc>
@@ -632,60 +1298,28 @@
                 </m:sub>
               </m:sSub>
             </m:oMath>
-          </w:p>
-        </w:tc>
-        <w:tc>
-          <w:tcPr/>
-          <w:p>
-            <w:pPr>
-              <w:pStyle w:val="Compact"/>
-              <w:jc w:val="left"/>
-            </w:pPr>
-            <w:r>
-              <w:t xml:space="preserve">rated electric power of a gas turbine</w:t>
-            </w:r>
-          </w:p>
-        </w:tc>
-        <w:tc>
-          <w:tcPr/>
-          <w:p>
-            <w:pPr>
-              <w:pStyle w:val="Compact"/>
-              <w:jc w:val="left"/>
-            </w:pPr>
-            <w:r>
-              <w:t xml:space="preserve">W</w:t>
-            </w:r>
-          </w:p>
-        </w:tc>
-      </w:tr>
-      <w:tr>
-        <w:tc>
-          <w:tcPr/>
-          <w:p>
-            <w:pPr>
-              <w:pStyle w:val="Compact"/>
-              <w:jc w:val="left"/>
-            </w:pPr>
+            <w:r>
+              <w:t xml:space="preserve">,</w:t>
+            </w:r>
+            <w:r>
+              <w:t xml:space="preserve"> </w:t>
+            </w:r>
             <m:oMath>
               <m:sSub>
                 <m:e>
                   <m:r>
-                    <m:t>Q</m:t>
+                    <m:t>P</m:t>
                   </m:r>
                 </m:e>
                 <m:sub>
                   <m:r>
-                    <m:t>f</m:t>
-                  </m:r>
-                  <m:r>
-                    <m:t>u</m:t>
-                  </m:r>
-                  <m:r>
-                    <m:t>e</m:t>
-                  </m:r>
-                  <m:r>
-                    <m:t>l</m:t>
+                    <m:t>m</m:t>
+                  </m:r>
+                  <m:r>
+                    <m:t>i</m:t>
+                  </m:r>
+                  <m:r>
+                    <m:t>n</m:t>
                   </m:r>
                 </m:sub>
               </m:sSub>
@@ -700,7 +1334,7 @@
               <w:jc w:val="left"/>
             </w:pPr>
             <w:r>
-              <w:t xml:space="preserve">fuel energy input of a gas turbine (LHV)</w:t>
+              <w:t xml:space="preserve">rated and minimum stable gas turbine power</w:t>
             </w:r>
           </w:p>
         </w:tc>
@@ -713,86 +1347,6 @@
             </w:pPr>
             <w:r>
               <w:t xml:space="preserve">W</w:t>
-            </w:r>
-          </w:p>
-        </w:tc>
-      </w:tr>
-      <w:tr>
-        <w:tc>
-          <w:tcPr/>
-          <w:p>
-            <w:pPr>
-              <w:pStyle w:val="Compact"/>
-              <w:jc w:val="left"/>
-            </w:pPr>
-            <m:oMath>
-              <m:r>
-                <m:t>u</m:t>
-              </m:r>
-            </m:oMath>
-          </w:p>
-        </w:tc>
-        <w:tc>
-          <w:tcPr/>
-          <w:p>
-            <w:pPr>
-              <w:pStyle w:val="Compact"/>
-              <w:jc w:val="left"/>
-            </w:pPr>
-            <w:r>
-              <w:t xml:space="preserve">on/off state of a gas turbine</w:t>
-            </w:r>
-          </w:p>
-        </w:tc>
-        <w:tc>
-          <w:tcPr/>
-          <w:p>
-            <w:pPr>
-              <w:pStyle w:val="Compact"/>
-              <w:jc w:val="left"/>
-            </w:pPr>
-            <w:r>
-              <w:t xml:space="preserve">–</w:t>
-            </w:r>
-          </w:p>
-        </w:tc>
-      </w:tr>
-      <w:tr>
-        <w:tc>
-          <w:tcPr/>
-          <w:p>
-            <w:pPr>
-              <w:pStyle w:val="Compact"/>
-              <w:jc w:val="left"/>
-            </w:pPr>
-            <m:oMath>
-              <m:r>
-                <m:t>a</m:t>
-              </m:r>
-            </m:oMath>
-          </w:p>
-        </w:tc>
-        <w:tc>
-          <w:tcPr/>
-          <w:p>
-            <w:pPr>
-              <w:pStyle w:val="Compact"/>
-              <w:jc w:val="left"/>
-            </w:pPr>
-            <w:r>
-              <w:t xml:space="preserve">no-load fuel fraction of the Willans line</w:t>
-            </w:r>
-          </w:p>
-        </w:tc>
-        <w:tc>
-          <w:tcPr/>
-          <w:p>
-            <w:pPr>
-              <w:pStyle w:val="Compact"/>
-              <w:jc w:val="left"/>
-            </w:pPr>
-            <w:r>
-              <w:t xml:space="preserve">–</w:t>
             </w:r>
           </w:p>
         </w:tc>
@@ -841,7 +1395,7 @@
               <w:jc w:val="left"/>
             </w:pPr>
             <w:r>
-              <w:t xml:space="preserve">electric efficiency at rated load</w:t>
+              <w:t xml:space="preserve">gas turbine electric efficiency at rated load</w:t>
             </w:r>
           </w:p>
         </w:tc>
@@ -866,42 +1420,194 @@
               <w:pStyle w:val="Compact"/>
               <w:jc w:val="left"/>
             </w:pPr>
+            <m:oMath>
+              <m:r>
+                <m:t>a</m:t>
+              </m:r>
+            </m:oMath>
+          </w:p>
+        </w:tc>
+        <w:tc>
+          <w:tcPr/>
+          <w:p>
+            <w:pPr>
+              <w:pStyle w:val="Compact"/>
+              <w:jc w:val="left"/>
+            </w:pPr>
+            <w:r>
+              <w:t xml:space="preserve">no-load fuel fraction of the Willans line</w:t>
+            </w:r>
+          </w:p>
+        </w:tc>
+        <w:tc>
+          <w:tcPr/>
+          <w:p>
+            <w:pPr>
+              <w:pStyle w:val="Compact"/>
+              <w:jc w:val="left"/>
+            </w:pPr>
+            <w:r>
+              <w:t xml:space="preserve">–</w:t>
+            </w:r>
+          </w:p>
+        </w:tc>
+      </w:tr>
+      <w:tr>
+        <w:tc>
+          <w:tcPr/>
+          <w:p>
+            <w:pPr>
+              <w:pStyle w:val="Compact"/>
+              <w:jc w:val="left"/>
+            </w:pPr>
+            <m:oMath>
+              <m:r>
+                <m:t>ϕ</m:t>
+              </m:r>
+            </m:oMath>
+          </w:p>
+        </w:tc>
+        <w:tc>
+          <w:tcPr/>
+          <w:p>
+            <w:pPr>
+              <w:pStyle w:val="Compact"/>
+              <w:jc w:val="left"/>
+            </w:pPr>
+            <w:r>
+              <w:t xml:space="preserve">fraction of gas turbine waste heat recovered</w:t>
+            </w:r>
+          </w:p>
+        </w:tc>
+        <w:tc>
+          <w:tcPr/>
+          <w:p>
+            <w:pPr>
+              <w:pStyle w:val="Compact"/>
+              <w:jc w:val="left"/>
+            </w:pPr>
+            <w:r>
+              <w:t xml:space="preserve">–</w:t>
+            </w:r>
+          </w:p>
+        </w:tc>
+      </w:tr>
+      <w:tr>
+        <w:tc>
+          <w:tcPr/>
+          <w:p>
+            <w:pPr>
+              <w:pStyle w:val="Compact"/>
+              <w:jc w:val="left"/>
+            </w:pPr>
+            <m:oMath>
+              <m:sSubSup>
+                <m:e>
+                  <m:r>
+                    <m:t>f</m:t>
+                  </m:r>
+                </m:e>
+                <m:sub>
+                  <m:r>
+                    <m:t>w</m:t>
+                  </m:r>
+                  <m:r>
+                    <m:t>i</m:t>
+                  </m:r>
+                </m:sub>
+                <m:sup>
+                  <m:r>
+                    <m:t>t</m:t>
+                  </m:r>
+                  <m:r>
+                    <m:t>a</m:t>
+                  </m:r>
+                  <m:r>
+                    <m:t>r</m:t>
+                  </m:r>
+                  <m:r>
+                    <m:t>g</m:t>
+                  </m:r>
+                  <m:r>
+                    <m:t>e</m:t>
+                  </m:r>
+                  <m:r>
+                    <m:t>t</m:t>
+                  </m:r>
+                </m:sup>
+              </m:sSubSup>
+            </m:oMath>
+          </w:p>
+        </w:tc>
+        <w:tc>
+          <w:tcPr/>
+          <w:p>
+            <w:pPr>
+              <w:pStyle w:val="Compact"/>
+              <w:jc w:val="left"/>
+            </w:pPr>
+            <w:r>
+              <w:t xml:space="preserve">voidage-replacement target for</w:t>
+            </w:r>
+            <w:r>
+              <w:t xml:space="preserve"> </w:t>
+            </w:r>
             <m:oMath>
               <m:sSub>
                 <m:e>
                   <m:r>
-                    <m:t>v</m:t>
+                    <m:t>f</m:t>
                   </m:r>
                 </m:e>
                 <m:sub>
                   <m:r>
-                    <m:t>100</m:t>
+                    <m:t>w</m:t>
+                  </m:r>
+                  <m:r>
+                    <m:t>i</m:t>
                   </m:r>
                 </m:sub>
               </m:sSub>
             </m:oMath>
-            <w:r>
-              <w:t xml:space="preserve">,</w:t>
-            </w:r>
-            <w:r>
-              <w:t xml:space="preserve"> </w:t>
-            </w:r>
+          </w:p>
+        </w:tc>
+        <w:tc>
+          <w:tcPr/>
+          <w:p>
+            <w:pPr>
+              <w:pStyle w:val="Compact"/>
+              <w:jc w:val="left"/>
+            </w:pPr>
+            <w:r>
+              <w:t xml:space="preserve">–</w:t>
+            </w:r>
+          </w:p>
+        </w:tc>
+      </w:tr>
+      <w:tr>
+        <w:tc>
+          <w:tcPr/>
+          <w:p>
+            <w:pPr>
+              <w:pStyle w:val="Compact"/>
+              <w:jc w:val="left"/>
+            </w:pPr>
             <m:oMath>
               <m:sSub>
                 <m:e>
                   <m:r>
-                    <m:t>v</m:t>
+                    <m:t>D</m:t>
                   </m:r>
                 </m:e>
                 <m:sub>
                   <m:r>
-                    <m:t>h</m:t>
-                  </m:r>
-                  <m:r>
-                    <m:t>u</m:t>
-                  </m:r>
-                  <m:r>
-                    <m:t>b</m:t>
+                    <m:t>m</m:t>
+                  </m:r>
+                  <m:r>
+                    <m:t>a</m:t>
+                  </m:r>
+                  <m:r>
+                    <m:t>x</m:t>
                   </m:r>
                 </m:sub>
               </m:sSub>
@@ -916,19 +1622,19 @@
               <w:jc w:val="left"/>
             </w:pPr>
             <w:r>
-              <w:t xml:space="preserve">wind speed at 100 m and at hub height</w:t>
-            </w:r>
-          </w:p>
-        </w:tc>
-        <w:tc>
-          <w:tcPr/>
-          <w:p>
-            <w:pPr>
-              <w:pStyle w:val="Compact"/>
-              <w:jc w:val="left"/>
-            </w:pPr>
-            <w:r>
-              <w:t xml:space="preserve">m/s</w:t>
+              <w:t xml:space="preserve">maximum injection deficit</w:t>
+            </w:r>
+          </w:p>
+        </w:tc>
+        <w:tc>
+          <w:tcPr/>
+          <w:p>
+            <w:pPr>
+              <w:pStyle w:val="Compact"/>
+              <w:jc w:val="left"/>
+            </w:pPr>
+            <w:r>
+              <w:t xml:space="preserve">h</w:t>
             </w:r>
           </w:p>
         </w:tc>
@@ -943,7 +1649,7 @@
             </w:pPr>
             <m:oMath>
               <m:r>
-                <m:t>α</m:t>
+                <m:t>R</m:t>
               </m:r>
             </m:oMath>
           </w:p>
@@ -956,19 +1662,19 @@
               <w:jc w:val="left"/>
             </w:pPr>
             <w:r>
-              <w:t xml:space="preserve">wind shear exponent</w:t>
-            </w:r>
-          </w:p>
-        </w:tc>
-        <w:tc>
-          <w:tcPr/>
-          <w:p>
-            <w:pPr>
-              <w:pStyle w:val="Compact"/>
-              <w:jc w:val="left"/>
-            </w:pPr>
-            <w:r>
-              <w:t xml:space="preserve">–</w:t>
+              <w:t xml:space="preserve">spinning reserve requirement</w:t>
+            </w:r>
+          </w:p>
+        </w:tc>
+        <w:tc>
+          <w:tcPr/>
+          <w:p>
+            <w:pPr>
+              <w:pStyle w:val="Compact"/>
+              <w:jc w:val="left"/>
+            </w:pPr>
+            <w:r>
+              <w:t xml:space="preserve">W</w:t>
             </w:r>
           </w:p>
         </w:tc>
@@ -981,6 +1687,195 @@
               <w:pStyle w:val="Compact"/>
               <w:jc w:val="left"/>
             </w:pPr>
+            <m:oMath>
+              <m:r>
+                <m:t>H</m:t>
+              </m:r>
+            </m:oMath>
+          </w:p>
+        </w:tc>
+        <w:tc>
+          <w:tcPr/>
+          <w:p>
+            <w:pPr>
+              <w:pStyle w:val="Compact"/>
+              <w:jc w:val="left"/>
+            </w:pPr>
+            <w:r>
+              <w:t xml:space="preserve">process heat demand</w:t>
+            </w:r>
+          </w:p>
+        </w:tc>
+        <w:tc>
+          <w:tcPr/>
+          <w:p>
+            <w:pPr>
+              <w:pStyle w:val="Compact"/>
+              <w:jc w:val="left"/>
+            </w:pPr>
+            <w:r>
+              <w:t xml:space="preserve">W</w:t>
+            </w:r>
+          </w:p>
+        </w:tc>
+      </w:tr>
+      <w:tr>
+        <w:tc>
+          <w:tcPr/>
+          <w:p>
+            <w:pPr>
+              <w:pStyle w:val="Compact"/>
+              <w:jc w:val="left"/>
+            </w:pPr>
+            <m:oMath>
+              <m:sSub>
+                <m:e>
+                  <m:r>
+                    <m:t>v</m:t>
+                  </m:r>
+                </m:e>
+                <m:sub>
+                  <m:r>
+                    <m:t>100</m:t>
+                  </m:r>
+                </m:sub>
+              </m:sSub>
+            </m:oMath>
+            <w:r>
+              <w:t xml:space="preserve">,</w:t>
+            </w:r>
+            <w:r>
+              <w:t xml:space="preserve"> </w:t>
+            </w:r>
+            <m:oMath>
+              <m:sSub>
+                <m:e>
+                  <m:r>
+                    <m:t>v</m:t>
+                  </m:r>
+                </m:e>
+                <m:sub>
+                  <m:r>
+                    <m:t>h</m:t>
+                  </m:r>
+                  <m:r>
+                    <m:t>u</m:t>
+                  </m:r>
+                  <m:r>
+                    <m:t>b</m:t>
+                  </m:r>
+                </m:sub>
+              </m:sSub>
+            </m:oMath>
+          </w:p>
+        </w:tc>
+        <w:tc>
+          <w:tcPr/>
+          <w:p>
+            <w:pPr>
+              <w:pStyle w:val="Compact"/>
+              <w:jc w:val="left"/>
+            </w:pPr>
+            <w:r>
+              <w:t xml:space="preserve">wind speed at 100 m and at hub height</w:t>
+            </w:r>
+          </w:p>
+        </w:tc>
+        <w:tc>
+          <w:tcPr/>
+          <w:p>
+            <w:pPr>
+              <w:pStyle w:val="Compact"/>
+              <w:jc w:val="left"/>
+            </w:pPr>
+            <w:r>
+              <w:t xml:space="preserve">m/s</w:t>
+            </w:r>
+          </w:p>
+        </w:tc>
+      </w:tr>
+      <w:tr>
+        <w:tc>
+          <w:tcPr/>
+          <w:p>
+            <w:pPr>
+              <w:pStyle w:val="Compact"/>
+              <w:jc w:val="left"/>
+            </w:pPr>
+            <m:oMath>
+              <m:r>
+                <m:t>α</m:t>
+              </m:r>
+            </m:oMath>
+          </w:p>
+        </w:tc>
+        <w:tc>
+          <w:tcPr/>
+          <w:p>
+            <w:pPr>
+              <w:pStyle w:val="Compact"/>
+              <w:jc w:val="left"/>
+            </w:pPr>
+            <w:r>
+              <w:t xml:space="preserve">wind shear exponent</w:t>
+            </w:r>
+          </w:p>
+        </w:tc>
+        <w:tc>
+          <w:tcPr/>
+          <w:p>
+            <w:pPr>
+              <w:pStyle w:val="Compact"/>
+              <w:jc w:val="left"/>
+            </w:pPr>
+            <w:r>
+              <w:t xml:space="preserve">–</w:t>
+            </w:r>
+          </w:p>
+        </w:tc>
+      </w:tr>
+      <w:tr>
+        <w:tc>
+          <w:tcPr/>
+          <w:p>
+            <w:pPr>
+              <w:pStyle w:val="Compact"/>
+              <w:jc w:val="left"/>
+            </w:pPr>
+            <w:r>
+              <w:rPr>
+                <w:iCs/>
+                <w:i/>
+              </w:rPr>
+              <w:t xml:space="preserve">Abbreviations</w:t>
+            </w:r>
+          </w:p>
+        </w:tc>
+        <w:tc>
+          <w:tcPr/>
+          <w:p>
+            <w:pPr>
+              <w:pStyle w:val="Compact"/>
+            </w:pPr>
+          </w:p>
+        </w:tc>
+        <w:tc>
+          <w:tcPr/>
+          <w:p>
+            <w:pPr>
+              <w:pStyle w:val="Compact"/>
+            </w:pPr>
+          </w:p>
+        </w:tc>
+      </w:tr>
+      <w:tr>
+        <w:tc>
+          <w:tcPr/>
+          <w:p>
+            <w:pPr>
+              <w:pStyle w:val="Compact"/>
+              <w:jc w:val="left"/>
+            </w:pPr>
             <w:r>
               <w:t xml:space="preserve">GT</w:t>
             </w:r>
@@ -995,6 +1890,40 @@
             </w:pPr>
             <w:r>
               <w:t xml:space="preserve">gas turbine</w:t>
+            </w:r>
+          </w:p>
+        </w:tc>
+        <w:tc>
+          <w:tcPr/>
+          <w:p>
+            <w:pPr>
+              <w:pStyle w:val="Compact"/>
+            </w:pPr>
+          </w:p>
+        </w:tc>
+      </w:tr>
+      <w:tr>
+        <w:tc>
+          <w:tcPr/>
+          <w:p>
+            <w:pPr>
+              <w:pStyle w:val="Compact"/>
+              <w:jc w:val="left"/>
+            </w:pPr>
+            <w:r>
+              <w:t xml:space="preserve">LHV</w:t>
+            </w:r>
+          </w:p>
+        </w:tc>
+        <w:tc>
+          <w:tcPr/>
+          <w:p>
+            <w:pPr>
+              <w:pStyle w:val="Compact"/>
+              <w:jc w:val="left"/>
+            </w:pPr>
+            <w:r>
+              <w:t xml:space="preserve">lower heating value</w:t>
             </w:r>
           </w:p>
         </w:tc>
@@ -1057,79 +1986,79 @@
         <w:pStyle w:val="FirstParagraph"/>
       </w:pPr>
       <w:r>
-        <w:t xml:space="preserve">The petroleum industry accounts for about a quarter of Norway’s greenhouse gas</w:t>
-      </w:r>
-      <w:r>
-        <w:t xml:space="preserve"> </w:t>
-      </w:r>
-      <w:r>
-        <w:t xml:space="preserve">emissions [1], and most of these emissions come from gas</w:t>
-      </w:r>
-      <w:r>
-        <w:t xml:space="preserve"> </w:t>
-      </w:r>
-      <w:r>
-        <w:t xml:space="preserve">turbines (GTs) that generate power and drive compressors on the offshore</w:t>
-      </w:r>
-      <w:r>
-        <w:t xml:space="preserve"> </w:t>
-      </w:r>
-      <w:r>
-        <w:t xml:space="preserve">installations [2]. Power from shore removes them where</w:t>
-      </w:r>
-      <w:r>
-        <w:t xml:space="preserve"> </w:t>
-      </w:r>
-      <w:r>
-        <w:t xml:space="preserve">a grid connection is feasible, but many installations are far from shore or</w:t>
-      </w:r>
-      <w:r>
-        <w:t xml:space="preserve"> </w:t>
-      </w:r>
-      <w:r>
-        <w:t xml:space="preserve">too small to justify a cable. For these, offshore wind connected to the</w:t>
-      </w:r>
-      <w:r>
-        <w:t xml:space="preserve"> </w:t>
-      </w:r>
-      <w:r>
-        <w:t xml:space="preserve">platform’s own power system is an alternative. The potential of this</w:t>
-      </w:r>
-      <w:r>
-        <w:t xml:space="preserve"> </w:t>
-      </w:r>
-      <w:r>
-        <w:t xml:space="preserve">combination was shown more than a decade ago [3,4], and</w:t>
-      </w:r>
-      <w:r>
-        <w:t xml:space="preserve"> </w:t>
-      </w:r>
-      <w:r>
-        <w:t xml:space="preserve">techno-economic studies have optimised the size of the wind farm and gas</w:t>
-      </w:r>
-      <w:r>
-        <w:t xml:space="preserve"> </w:t>
-      </w:r>
-      <w:r>
-        <w:t xml:space="preserve">turbine plant [5]. Hywind Tampen, an 88 MW floating wind farm</w:t>
-      </w:r>
-      <w:r>
-        <w:t xml:space="preserve"> </w:t>
-      </w:r>
-      <w:r>
-        <w:t xml:space="preserve">supplying five platforms in the Norwegian North Sea, has operated since 2023</w:t>
-      </w:r>
-      <w:r>
-        <w:t xml:space="preserve"> </w:t>
-      </w:r>
-      <w:r>
-        <w:t xml:space="preserve">and is expected to cover about 35 % of their electricity demand and avoid</w:t>
-      </w:r>
-      <w:r>
-        <w:t xml:space="preserve"> </w:t>
-      </w:r>
-      <w:r>
-        <w:t xml:space="preserve">about 200 kt of CO2 per year [6].</w:t>
+        <w:t xml:space="preserve">The petroleum industry accounts for about a quarter of Norway’s greenhouse</w:t>
+      </w:r>
+      <w:r>
+        <w:t xml:space="preserve"> </w:t>
+      </w:r>
+      <w:r>
+        <w:t xml:space="preserve">gas emissions [1], and most of these emissions come from</w:t>
+      </w:r>
+      <w:r>
+        <w:t xml:space="preserve"> </w:t>
+      </w:r>
+      <w:r>
+        <w:t xml:space="preserve">gas turbines (GTs) that generate power and drive compressors on the offshore</w:t>
+      </w:r>
+      <w:r>
+        <w:t xml:space="preserve"> </w:t>
+      </w:r>
+      <w:r>
+        <w:t xml:space="preserve">installations [2]. Power from shore removes them</w:t>
+      </w:r>
+      <w:r>
+        <w:t xml:space="preserve"> </w:t>
+      </w:r>
+      <w:r>
+        <w:t xml:space="preserve">where a grid connection is feasible. A Norwegian government study found that</w:t>
+      </w:r>
+      <w:r>
+        <w:t xml:space="preserve"> </w:t>
+      </w:r>
+      <w:r>
+        <w:t xml:space="preserve">the electrification projects then planned would cut emissions at less than</w:t>
+      </w:r>
+      <w:r>
+        <w:t xml:space="preserve"> </w:t>
+      </w:r>
+      <w:r>
+        <w:t xml:space="preserve">NOK 1,500 per tonne of CO2 [3], and the CO2 cost faced by operators</w:t>
+      </w:r>
+      <w:r>
+        <w:t xml:space="preserve"> </w:t>
+      </w:r>
+      <w:r>
+        <w:t xml:space="preserve">has since risen from about NOK 860 per tonne in 2020 to NOK 1,860 in 2025</w:t>
+      </w:r>
+      <w:r>
+        <w:t xml:space="preserve"> </w:t>
+      </w:r>
+      <w:r>
+        <w:t xml:space="preserve">[4]. Many installations, however, are far from shore, too small to</w:t>
+      </w:r>
+      <w:r>
+        <w:t xml:space="preserve"> </w:t>
+      </w:r>
+      <w:r>
+        <w:t xml:space="preserve">justify a cable, or connected to a grid whose capacity is needed onshore.</w:t>
+      </w:r>
+      <w:r>
+        <w:t xml:space="preserve"> </w:t>
+      </w:r>
+      <w:r>
+        <w:t xml:space="preserve">The operators’ own assessments found the alternatives to power from shore</w:t>
+      </w:r>
+      <w:r>
+        <w:t xml:space="preserve"> </w:t>
+      </w:r>
+      <w:r>
+        <w:t xml:space="preserve">more costly or less effective [4], which is why improving the</w:t>
+      </w:r>
+      <w:r>
+        <w:t xml:space="preserve"> </w:t>
+      </w:r>
+      <w:r>
+        <w:t xml:space="preserve">efficiency of the remaining offshore power plants matters.</w:t>
       </w:r>
     </w:p>
     <w:p>
@@ -1137,61 +2066,73 @@
         <w:pStyle w:val="BodyText"/>
       </w:pPr>
       <w:r>
-        <w:t xml:space="preserve">On an off-grid platform, wind power saves less fuel than its energy suggests.</w:t>
-      </w:r>
-      <w:r>
-        <w:t xml:space="preserve"> </w:t>
-      </w:r>
-      <w:r>
-        <w:t xml:space="preserve">The wind turbines are usually grid-following, so at least one GT must stay</w:t>
-      </w:r>
-      <w:r>
-        <w:t xml:space="preserve"> </w:t>
-      </w:r>
-      <w:r>
-        <w:t xml:space="preserve">online for frequency and voltage control, and enough GT capacity must run to</w:t>
-      </w:r>
-      <w:r>
-        <w:t xml:space="preserve"> </w:t>
-      </w:r>
-      <w:r>
-        <w:t xml:space="preserve">cover a sudden loss of wind and the largest single load. When wind supplies</w:t>
-      </w:r>
-      <w:r>
-        <w:t xml:space="preserve"> </w:t>
-      </w:r>
-      <w:r>
-        <w:t xml:space="preserve">part of the demand, the GTs run at low load, where their efficiency falls</w:t>
-      </w:r>
-      <w:r>
-        <w:t xml:space="preserve"> </w:t>
-      </w:r>
-      <w:r>
-        <w:t xml:space="preserve">steeply: the efficiency of a typical aeroderivative turbine drops from about</w:t>
-      </w:r>
-      <w:r>
-        <w:t xml:space="preserve"> </w:t>
-      </w:r>
-      <w:r>
-        <w:t xml:space="preserve">35 % at full load to below 20 % near minimum stable load [7]. The</w:t>
-      </w:r>
-      <w:r>
-        <w:t xml:space="preserve"> </w:t>
-      </w:r>
-      <w:r>
-        <w:t xml:space="preserve">fuel saved per MWh of wind is therefore limited by how the remaining GT</w:t>
-      </w:r>
-      <w:r>
-        <w:t xml:space="preserve"> </w:t>
-      </w:r>
-      <w:r>
-        <w:t xml:space="preserve">capacity has to be operated, and much of the wind energy is curtailed when it</w:t>
-      </w:r>
-      <w:r>
-        <w:t xml:space="preserve"> </w:t>
-      </w:r>
-      <w:r>
-        <w:t xml:space="preserve">exceeds what the platform can absorb.</w:t>
+        <w:t xml:space="preserve">Offshore wind connected directly to a platform’s power system is the most</w:t>
+      </w:r>
+      <w:r>
+        <w:t xml:space="preserve"> </w:t>
+      </w:r>
+      <w:r>
+        <w:t xml:space="preserve">studied alternative. He et al. [5] showed more than a decade ago that</w:t>
+      </w:r>
+      <w:r>
+        <w:t xml:space="preserve"> </w:t>
+      </w:r>
+      <w:r>
+        <w:t xml:space="preserve">wind could supply part of the demand of North Sea platforms and reduce</w:t>
+      </w:r>
+      <w:r>
+        <w:t xml:space="preserve"> </w:t>
+      </w:r>
+      <w:r>
+        <w:t xml:space="preserve">their emissions, and Marvik et al. [6] found that a cluster of</w:t>
+      </w:r>
+      <w:r>
+        <w:t xml:space="preserve"> </w:t>
+      </w:r>
+      <w:r>
+        <w:t xml:space="preserve">platforms with an integrated wind farm can be operated with acceptable</w:t>
+      </w:r>
+      <w:r>
+        <w:t xml:space="preserve"> </w:t>
+      </w:r>
+      <w:r>
+        <w:t xml:space="preserve">transient stability. Riboldi and Nord [7] optimised the design of</w:t>
+      </w:r>
+      <w:r>
+        <w:t xml:space="preserve"> </w:t>
+      </w:r>
+      <w:r>
+        <w:t xml:space="preserve">an offshore combined-cycle plant with a wind farm and concluded that the</w:t>
+      </w:r>
+      <w:r>
+        <w:t xml:space="preserve"> </w:t>
+      </w:r>
+      <w:r>
+        <w:t xml:space="preserve">economic case depends on favourable gas and CO2 prices. The concept has now</w:t>
+      </w:r>
+      <w:r>
+        <w:t xml:space="preserve"> </w:t>
+      </w:r>
+      <w:r>
+        <w:t xml:space="preserve">been realised: Hywind Tampen, an 88 MW floating wind farm supplying five</w:t>
+      </w:r>
+      <w:r>
+        <w:t xml:space="preserve"> </w:t>
+      </w:r>
+      <w:r>
+        <w:t xml:space="preserve">platforms in the Norwegian North Sea, has operated since 2023 and is</w:t>
+      </w:r>
+      <w:r>
+        <w:t xml:space="preserve"> </w:t>
+      </w:r>
+      <w:r>
+        <w:t xml:space="preserve">expected to cover about 35 % of their electricity demand and avoid about</w:t>
+      </w:r>
+      <w:r>
+        <w:t xml:space="preserve"> </w:t>
+      </w:r>
+      <w:r>
+        <w:t xml:space="preserve">200 kt of CO2 per year [8].</w:t>
       </w:r>
     </w:p>
     <w:p>
@@ -1199,55 +2140,135 @@
         <w:pStyle w:val="BodyText"/>
       </w:pPr>
       <w:r>
-        <w:t xml:space="preserve">Operational optimisation can recover part of this loss. The open-source tool</w:t>
-      </w:r>
-      <w:r>
-        <w:t xml:space="preserve"> </w:t>
-      </w:r>
-      <w:r>
-        <w:t xml:space="preserve">Oogeso optimises GT commitment, wind use and storage on platforms, and shows</w:t>
-      </w:r>
-      <w:r>
-        <w:t xml:space="preserve"> </w:t>
-      </w:r>
-      <w:r>
-        <w:t xml:space="preserve">that a battery that provides reserve lets one turbine be switched off and the</w:t>
-      </w:r>
-      <w:r>
-        <w:t xml:space="preserve"> </w:t>
-      </w:r>
-      <w:r>
-        <w:t xml:space="preserve">remaining turbines run more efficiently [8]. The Low Emission Oil</w:t>
-      </w:r>
-      <w:r>
-        <w:t xml:space="preserve"> </w:t>
-      </w:r>
-      <w:r>
-        <w:t xml:space="preserve">and Gas Open (LEOGO) reference platform provides a common data set for such</w:t>
-      </w:r>
-      <w:r>
-        <w:t xml:space="preserve"> </w:t>
-      </w:r>
-      <w:r>
-        <w:t xml:space="preserve">studies [7]. Planning models for offshore energy hubs choose</w:t>
-      </w:r>
-      <w:r>
-        <w:t xml:space="preserve"> </w:t>
-      </w:r>
-      <w:r>
-        <w:t xml:space="preserve">investments in wind, storage and cables to meet emission targets</w:t>
-      </w:r>
-      <w:r>
-        <w:t xml:space="preserve"> </w:t>
-      </w:r>
-      <w:r>
-        <w:t xml:space="preserve">[9], and power-system studies have examined how relaxing GT</w:t>
-      </w:r>
-      <w:r>
-        <w:t xml:space="preserve"> </w:t>
-      </w:r>
-      <w:r>
-        <w:t xml:space="preserve">operating constraints lets the platform absorb more wind [10]. In</w:t>
+        <w:t xml:space="preserve">On an off-grid platform, wind power saves less fuel than its energy</w:t>
+      </w:r>
+      <w:r>
+        <w:t xml:space="preserve"> </w:t>
+      </w:r>
+      <w:r>
+        <w:t xml:space="preserve">suggests. The wind turbines are usually grid-following, so at least one GT</w:t>
+      </w:r>
+      <w:r>
+        <w:t xml:space="preserve"> </w:t>
+      </w:r>
+      <w:r>
+        <w:t xml:space="preserve">must stay online for frequency and voltage control, and enough GT capacity</w:t>
+      </w:r>
+      <w:r>
+        <w:t xml:space="preserve"> </w:t>
+      </w:r>
+      <w:r>
+        <w:t xml:space="preserve">must run to cover a sudden loss of wind or of a generator. When wind</w:t>
+      </w:r>
+      <w:r>
+        <w:t xml:space="preserve"> </w:t>
+      </w:r>
+      <w:r>
+        <w:t xml:space="preserve">supplies part of the demand, the GTs therefore run at low load, where their</w:t>
+      </w:r>
+      <w:r>
+        <w:t xml:space="preserve"> </w:t>
+      </w:r>
+      <w:r>
+        <w:t xml:space="preserve">efficiency falls steeply: the reference turbine of the LEOGO platform drops</w:t>
+      </w:r>
+      <w:r>
+        <w:t xml:space="preserve"> </w:t>
+      </w:r>
+      <w:r>
+        <w:t xml:space="preserve">from about 35 % electric efficiency at full load to below 20 % near minimum</w:t>
+      </w:r>
+      <w:r>
+        <w:t xml:space="preserve"> </w:t>
+      </w:r>
+      <w:r>
+        <w:t xml:space="preserve">stable load [9]. Exergy analyses of North Sea platforms have</w:t>
+      </w:r>
+      <w:r>
+        <w:t xml:space="preserve"> </w:t>
+      </w:r>
+      <w:r>
+        <w:t xml:space="preserve">found that the gas turbines account for 62–65 % of the exergy destroyed on a</w:t>
+      </w:r>
+      <w:r>
+        <w:t xml:space="preserve"> </w:t>
+      </w:r>
+      <w:r>
+        <w:t xml:space="preserve">platform, more than the whole processing plant [10]. The fuel saved</w:t>
+      </w:r>
+      <w:r>
+        <w:t xml:space="preserve"> </w:t>
+      </w:r>
+      <w:r>
+        <w:t xml:space="preserve">per MWh of wind is thus limited by how the remaining GT capacity must be</w:t>
+      </w:r>
+      <w:r>
+        <w:t xml:space="preserve"> </w:t>
+      </w:r>
+      <w:r>
+        <w:t xml:space="preserve">operated, and a large part of the wind energy is curtailed when it exceeds</w:t>
+      </w:r>
+      <w:r>
+        <w:t xml:space="preserve"> </w:t>
+      </w:r>
+      <w:r>
+        <w:t xml:space="preserve">what the platform can absorb.</w:t>
+      </w:r>
+    </w:p>
+    <w:p>
+      <w:pPr>
+        <w:pStyle w:val="BodyText"/>
+      </w:pPr>
+      <w:r>
+        <w:t xml:space="preserve">Operational optimisation can recover part of this loss. The open-source</w:t>
+      </w:r>
+      <w:r>
+        <w:t xml:space="preserve"> </w:t>
+      </w:r>
+      <w:r>
+        <w:t xml:space="preserve">tool Oogeso optimises GT commitment, wind use and storage on platforms, and</w:t>
+      </w:r>
+      <w:r>
+        <w:t xml:space="preserve"> </w:t>
+      </w:r>
+      <w:r>
+        <w:t xml:space="preserve">shows that a battery that provides reserve lets one turbine be switched off</w:t>
+      </w:r>
+      <w:r>
+        <w:t xml:space="preserve"> </w:t>
+      </w:r>
+      <w:r>
+        <w:t xml:space="preserve">and the remaining turbines run more efficiently [11]. The Low</w:t>
+      </w:r>
+      <w:r>
+        <w:t xml:space="preserve"> </w:t>
+      </w:r>
+      <w:r>
+        <w:t xml:space="preserve">Emission Oil and Gas Open (LEOGO) reference platform provides a common data</w:t>
+      </w:r>
+      <w:r>
+        <w:t xml:space="preserve"> </w:t>
+      </w:r>
+      <w:r>
+        <w:t xml:space="preserve">set for such studies [9]. Planning models for offshore energy</w:t>
+      </w:r>
+      <w:r>
+        <w:t xml:space="preserve"> </w:t>
+      </w:r>
+      <w:r>
+        <w:t xml:space="preserve">hubs choose investments in wind, storage and cables to meet emission targets</w:t>
+      </w:r>
+      <w:r>
+        <w:t xml:space="preserve"> </w:t>
+      </w:r>
+      <w:r>
+        <w:t xml:space="preserve">[12], and power-system studies have examined how relaxing GT</w:t>
+      </w:r>
+      <w:r>
+        <w:t xml:space="preserve"> </w:t>
+      </w:r>
+      <w:r>
+        <w:t xml:space="preserve">operating constraints lets the platform absorb more wind [13]. In</w:t>
       </w:r>
       <w:r>
         <w:t xml:space="preserve"> </w:t>
@@ -1259,7 +2280,7 @@
         <w:t xml:space="preserve"> </w:t>
       </w:r>
       <w:r>
-        <w:t xml:space="preserve">demand. Svendsen [8] identifies demand-side flexibility as</w:t>
+        <w:t xml:space="preserve">demand. Svendsen [11] identifies demand-side flexibility as</w:t>
       </w:r>
       <w:r>
         <w:t xml:space="preserve"> </w:t>
@@ -1279,6 +2300,68 @@
         <w:pStyle w:val="BodyText"/>
       </w:pPr>
       <w:r>
+        <w:t xml:space="preserve">Demand-side flexibility is well established in onshore process industries.</w:t>
+      </w:r>
+      <w:r>
+        <w:t xml:space="preserve"> </w:t>
+      </w:r>
+      <w:r>
+        <w:t xml:space="preserve">Scheduling of energy-intensive production, such as steel, cement, aluminium</w:t>
+      </w:r>
+      <w:r>
+        <w:t xml:space="preserve"> </w:t>
+      </w:r>
+      <w:r>
+        <w:t xml:space="preserve">or air separation, around electricity prices has been studied extensively</w:t>
+      </w:r>
+      <w:r>
+        <w:t xml:space="preserve"> </w:t>
+      </w:r>
+      <w:r>
+        <w:t xml:space="preserve">[14,15]. Those studies exploit time-varying</w:t>
+      </w:r>
+      <w:r>
+        <w:t xml:space="preserve"> </w:t>
+      </w:r>
+      <w:r>
+        <w:t xml:space="preserve">prices in a large grid. An off-grid platform is different: there is no</w:t>
+      </w:r>
+      <w:r>
+        <w:t xml:space="preserve"> </w:t>
+      </w:r>
+      <w:r>
+        <w:t xml:space="preserve">price signal, and the value of moving a load lies in the fuel and emissions</w:t>
+      </w:r>
+      <w:r>
+        <w:t xml:space="preserve"> </w:t>
+      </w:r>
+      <w:r>
+        <w:t xml:space="preserve">of its own power plant. That value is strongly non-linear, because it</w:t>
+      </w:r>
+      <w:r>
+        <w:t xml:space="preserve"> </w:t>
+      </w:r>
+      <w:r>
+        <w:t xml:space="preserve">depends on whether a load change allows a GT to be stopped or avoids</w:t>
+      </w:r>
+      <w:r>
+        <w:t xml:space="preserve"> </w:t>
+      </w:r>
+      <w:r>
+        <w:t xml:space="preserve">starting one, and it is limited by process constraints that are specific</w:t>
+      </w:r>
+      <w:r>
+        <w:t xml:space="preserve"> </w:t>
+      </w:r>
+      <w:r>
+        <w:t xml:space="preserve">to oil and gas production.</w:t>
+      </w:r>
+    </w:p>
+    <w:p>
+      <w:pPr>
+        <w:pStyle w:val="BodyText"/>
+      </w:pPr>
+      <w:r>
         <w:t xml:space="preserve">The process plant on an oil platform is not a fixed load. Water injection</w:t>
       </w:r>
       <w:r>
@@ -1291,49 +2374,55 @@
         <w:t xml:space="preserve"> </w:t>
       </w:r>
       <w:r>
-        <w:t xml:space="preserve">to gas compression on the platforms studied by Nguyen et al. [11].</w:t>
-      </w:r>
-      <w:r>
-        <w:t xml:space="preserve"> </w:t>
-      </w:r>
-      <w:r>
-        <w:t xml:space="preserve">It can be postponed for hours as long as the average injection meets the</w:t>
-      </w:r>
-      <w:r>
-        <w:t xml:space="preserve"> </w:t>
-      </w:r>
-      <w:r>
-        <w:t xml:space="preserve">reservoir’s needs. Production can be reduced, at the cost of lost revenue. Other loads,</w:t>
-      </w:r>
-      <w:r>
-        <w:t xml:space="preserve"> </w:t>
-      </w:r>
-      <w:r>
-        <w:t xml:space="preserve">such as utilities and safety systems, must run at all times. How much</w:t>
-      </w:r>
-      <w:r>
-        <w:t xml:space="preserve"> </w:t>
-      </w:r>
-      <w:r>
-        <w:t xml:space="preserve">flexibility these consumers offer, and what it is worth, depends on</w:t>
-      </w:r>
-      <w:r>
-        <w:t xml:space="preserve"> </w:t>
-      </w:r>
-      <w:r>
-        <w:t xml:space="preserve">equipment limits that a fixed load profile hides: parallel trains,</w:t>
-      </w:r>
-      <w:r>
-        <w:t xml:space="preserve"> </w:t>
-      </w:r>
-      <w:r>
-        <w:t xml:space="preserve">minimum-flow recycle on compressors and pumps, ramp limits, and the</w:t>
-      </w:r>
-      <w:r>
-        <w:t xml:space="preserve"> </w:t>
-      </w:r>
-      <w:r>
-        <w:t xml:space="preserve">requirement to catch up postponed injection.</w:t>
+        <w:t xml:space="preserve">to gas compression on the platforms studied by Nguyen et al. [10].</w:t>
+      </w:r>
+      <w:r>
+        <w:t xml:space="preserve"> </w:t>
+      </w:r>
+      <w:r>
+        <w:t xml:space="preserve">It can be postponed for hours as long as the cumulative injection meets the</w:t>
+      </w:r>
+      <w:r>
+        <w:t xml:space="preserve"> </w:t>
+      </w:r>
+      <w:r>
+        <w:t xml:space="preserve">reservoir’s needs, because reservoir pressure responds slowly. Production</w:t>
+      </w:r>
+      <w:r>
+        <w:t xml:space="preserve"> </w:t>
+      </w:r>
+      <w:r>
+        <w:t xml:space="preserve">can be reduced, at the cost of lost revenue. Other loads, such as utilities</w:t>
+      </w:r>
+      <w:r>
+        <w:t xml:space="preserve"> </w:t>
+      </w:r>
+      <w:r>
+        <w:t xml:space="preserve">and safety systems, must run at all times. How much flexibility these</w:t>
+      </w:r>
+      <w:r>
+        <w:t xml:space="preserve"> </w:t>
+      </w:r>
+      <w:r>
+        <w:t xml:space="preserve">consumers offer, and what it is worth, depends on equipment limits that a</w:t>
+      </w:r>
+      <w:r>
+        <w:t xml:space="preserve"> </w:t>
+      </w:r>
+      <w:r>
+        <w:t xml:space="preserve">fixed load profile hides: parallel trains, minimum-flow recycle on</w:t>
+      </w:r>
+      <w:r>
+        <w:t xml:space="preserve"> </w:t>
+      </w:r>
+      <w:r>
+        <w:t xml:space="preserve">compressors and pumps, ramp limits, and the requirement to catch up</w:t>
+      </w:r>
+      <w:r>
+        <w:t xml:space="preserve"> </w:t>
+      </w:r>
+      <w:r>
+        <w:t xml:space="preserve">postponed injection.</w:t>
       </w:r>
     </w:p>
     <w:p>
@@ -1341,13 +2430,37 @@
         <w:pStyle w:val="BodyText"/>
       </w:pPr>
       <w:r>
-        <w:t xml:space="preserve">This paper quantifies the value of scheduling flexible topside consumers on</w:t>
-      </w:r>
-      <w:r>
-        <w:t xml:space="preserve"> </w:t>
-      </w:r>
-      <w:r>
-        <w:t xml:space="preserve">a wind-powered oil platform. Its contributions are:</w:t>
+        <w:t xml:space="preserve">This paper therefore asks three questions. How much fuel and CO2 can be</w:t>
+      </w:r>
+      <w:r>
+        <w:t xml:space="preserve"> </w:t>
+      </w:r>
+      <w:r>
+        <w:t xml:space="preserve">saved by scheduling the flexible topside consumers of a wind-powered oil</w:t>
+      </w:r>
+      <w:r>
+        <w:t xml:space="preserve"> </w:t>
+      </w:r>
+      <w:r>
+        <w:t xml:space="preserve">platform, compared with operating the same platform at fixed demand? Which</w:t>
+      </w:r>
+      <w:r>
+        <w:t xml:space="preserve"> </w:t>
+      </w:r>
+      <w:r>
+        <w:t xml:space="preserve">consumers provide the flexibility, and through which mechanism does it save</w:t>
+      </w:r>
+      <w:r>
+        <w:t xml:space="preserve"> </w:t>
+      </w:r>
+      <w:r>
+        <w:t xml:space="preserve">fuel? And which technical and operational assumptions decide the size of the</w:t>
+      </w:r>
+      <w:r>
+        <w:t xml:space="preserve"> </w:t>
+      </w:r>
+      <w:r>
+        <w:t xml:space="preserve">saving? Its contributions are:</w:t>
       </w:r>
     </w:p>
     <w:p>
@@ -1508,19 +2621,31 @@
         <w:t xml:space="preserve"> </w:t>
       </w:r>
       <w:r>
-        <w:t xml:space="preserve">northern North Sea (Tampen area, 61.0° N, 2.0° E) for the year 2023 at hourly</w:t>
-      </w:r>
-      <w:r>
-        <w:t xml:space="preserve"> </w:t>
-      </w:r>
-      <w:r>
-        <w:t xml:space="preserve">resolution (Fig. 1). Power is supplied by three GTs and, in the wind cases,</w:t>
-      </w:r>
-      <w:r>
-        <w:t xml:space="preserve"> </w:t>
-      </w:r>
-      <w:r>
-        <w:t xml:space="preserve">by a nearby two-turbine offshore wind farm. Four cases are compared:</w:t>
+        <w:t xml:space="preserve">northern North Sea (Tampen area, 61.0° N, 2.0° E) for the year 2023 at</w:t>
+      </w:r>
+      <w:r>
+        <w:t xml:space="preserve"> </w:t>
+      </w:r>
+      <w:r>
+        <w:t xml:space="preserve">hourly resolution (Fig. 1). The platform produces oil with associated gas,</w:t>
+      </w:r>
+      <w:r>
+        <w:t xml:space="preserve"> </w:t>
+      </w:r>
+      <w:r>
+        <w:t xml:space="preserve">exports both, and injects water for pressure support. Power is supplied by</w:t>
+      </w:r>
+      <w:r>
+        <w:t xml:space="preserve"> </w:t>
+      </w:r>
+      <w:r>
+        <w:t xml:space="preserve">three GTs and, in the wind cases, by a nearby two-turbine offshore wind farm</w:t>
+      </w:r>
+      <w:r>
+        <w:t xml:space="preserve"> </w:t>
+      </w:r>
+      <w:r>
+        <w:t xml:space="preserve">connected to the platform’s AC system. Four cases are compared:</w:t>
       </w:r>
     </w:p>
     <w:p>
@@ -1625,43 +2750,87 @@
         <w:t xml:space="preserve"> </w:t>
       </w:r>
       <w:r>
-        <w:t xml:space="preserve">optimiser decides how many run in each hour. Process behaviour is represented</w:t>
-      </w:r>
-      <w:r>
-        <w:t xml:space="preserve"> </w:t>
-      </w:r>
-      <w:r>
-        <w:t xml:space="preserve">by steady-state operating points with ramp limits; transient process</w:t>
-      </w:r>
-      <w:r>
-        <w:t xml:space="preserve"> </w:t>
-      </w:r>
-      <w:r>
-        <w:t xml:space="preserve">dynamics are outside the scope. The model is written in Python with NeqSim</w:t>
-      </w:r>
-      <w:r>
-        <w:t xml:space="preserve"> </w:t>
-      </w:r>
-      <w:r>
-        <w:t xml:space="preserve">for thermodynamics and process simulation [12] and Pyomo with the HiGHS</w:t>
-      </w:r>
-      <w:r>
-        <w:t xml:space="preserve"> </w:t>
-      </w:r>
-      <w:r>
-        <w:t xml:space="preserve">solver for optimisation [13,14]. Every parameter is stored</w:t>
-      </w:r>
-      <w:r>
-        <w:t xml:space="preserve"> </w:t>
-      </w:r>
-      <w:r>
-        <w:t xml:space="preserve">in a single configuration file with its unit and source; 29 of 101 parameters</w:t>
-      </w:r>
-      <w:r>
-        <w:t xml:space="preserve"> </w:t>
-      </w:r>
-      <w:r>
-        <w:t xml:space="preserve">are marked as assumptions (Table S1).</w:t>
+        <w:t xml:space="preserve">optimiser decides how many run in each hour. Case 2 corresponds to the</w:t>
+      </w:r>
+      <w:r>
+        <w:t xml:space="preserve"> </w:t>
+      </w:r>
+      <w:r>
+        <w:t xml:space="preserve">usual assumption in platform–wind studies, in which wind displaces GT power</w:t>
+      </w:r>
+      <w:r>
+        <w:t xml:space="preserve"> </w:t>
+      </w:r>
+      <w:r>
+        <w:t xml:space="preserve">but the load is unchanged. The difference between cases 2 and 3 isolates</w:t>
+      </w:r>
+      <w:r>
+        <w:t xml:space="preserve"> </w:t>
+      </w:r>
+      <w:r>
+        <w:t xml:space="preserve">the value of demand flexibility, and case 4 tests whether a small battery</w:t>
+      </w:r>
+      <w:r>
+        <w:t xml:space="preserve"> </w:t>
+      </w:r>
+      <w:r>
+        <w:t xml:space="preserve">adds to it.</w:t>
+      </w:r>
+    </w:p>
+    <w:p>
+      <w:pPr>
+        <w:pStyle w:val="BodyText"/>
+      </w:pPr>
+      <w:r>
+        <w:t xml:space="preserve">Process behaviour is represented by steady-state operating points with ramp</w:t>
+      </w:r>
+      <w:r>
+        <w:t xml:space="preserve"> </w:t>
+      </w:r>
+      <w:r>
+        <w:t xml:space="preserve">limits; transient process dynamics are outside the scope. The model is</w:t>
+      </w:r>
+      <w:r>
+        <w:t xml:space="preserve"> </w:t>
+      </w:r>
+      <w:r>
+        <w:t xml:space="preserve">written in Python with NeqSim for thermodynamics and process simulation</w:t>
+      </w:r>
+      <w:r>
+        <w:t xml:space="preserve"> </w:t>
+      </w:r>
+      <w:r>
+        <w:t xml:space="preserve">[16] and Pyomo with the HiGHS solver for optimisation</w:t>
+      </w:r>
+      <w:r>
+        <w:t xml:space="preserve"> </w:t>
+      </w:r>
+      <w:r>
+        <w:t xml:space="preserve">[17,18]. Every parameter is stored in a single</w:t>
+      </w:r>
+      <w:r>
+        <w:t xml:space="preserve"> </w:t>
+      </w:r>
+      <w:r>
+        <w:t xml:space="preserve">configuration file with its unit and source; 29 of 101 parameters are marked</w:t>
+      </w:r>
+      <w:r>
+        <w:t xml:space="preserve"> </w:t>
+      </w:r>
+      <w:r>
+        <w:t xml:space="preserve">as assumptions because no published value could be found (Table S1). An</w:t>
+      </w:r>
+      <w:r>
+        <w:t xml:space="preserve"> </w:t>
+      </w:r>
+      <w:r>
+        <w:t xml:space="preserve">automated test suite checks each model component against hand calculations</w:t>
+      </w:r>
+      <w:r>
+        <w:t xml:space="preserve"> </w:t>
+      </w:r>
+      <w:r>
+        <w:t xml:space="preserve">and published values.</w:t>
       </w:r>
     </w:p>
     <w:p>
@@ -1790,13 +2959,25 @@
         <w:pStyle w:val="FirstParagraph"/>
       </w:pPr>
       <w:r>
-        <w:t xml:space="preserve">Hourly wind components at 100 m were taken from the ERA5 reanalysis</w:t>
-      </w:r>
-      <w:r>
-        <w:t xml:space="preserve"> </w:t>
-      </w:r>
-      <w:r>
-        <w:t xml:space="preserve">[15] and extrapolated to the 150 m hub height with a power law,</w:t>
+        <w:t xml:space="preserve">Hourly eastward and northward wind components at 100 m above sea level for</w:t>
+      </w:r>
+      <w:r>
+        <w:t xml:space="preserve"> </w:t>
+      </w:r>
+      <w:r>
+        <w:t xml:space="preserve">2023 were taken from the ERA5 reanalysis [19] at the grid point</w:t>
+      </w:r>
+      <w:r>
+        <w:t xml:space="preserve"> </w:t>
+      </w:r>
+      <w:r>
+        <w:t xml:space="preserve">nearest the site. Wind speed was extrapolated to the 150 m hub height with a</w:t>
+      </w:r>
+      <w:r>
+        <w:t xml:space="preserve"> </w:t>
+      </w:r>
+      <w:r>
+        <w:t xml:space="preserve">power law,</w:t>
       </w:r>
     </w:p>
     <w:p>
@@ -1937,37 +3118,55 @@
         <w:pStyle w:val="FirstParagraph"/>
       </w:pPr>
       <w:r>
-        <w:t xml:space="preserve">the exponent recommended for near-neutral conditions at sea [16].</w:t>
-      </w:r>
-      <w:r>
-        <w:t xml:space="preserve"> </w:t>
-      </w:r>
-      <w:r>
-        <w:t xml:space="preserve">Turbine power follows the IEA 15 MW reference turbine [17]. The</w:t>
-      </w:r>
-      <w:r>
-        <w:t xml:space="preserve"> </w:t>
-      </w:r>
-      <w:r>
-        <w:t xml:space="preserve">base-case farm of two turbines (30 MW) is of the same order as the 32 MW farm</w:t>
-      </w:r>
-      <w:r>
-        <w:t xml:space="preserve"> </w:t>
-      </w:r>
-      <w:r>
-        <w:t xml:space="preserve">of the LEOGO platform [7]. Wake losses (5 %), electrical losses</w:t>
-      </w:r>
-      <w:r>
-        <w:t xml:space="preserve"> </w:t>
-      </w:r>
-      <w:r>
-        <w:t xml:space="preserve">(2 %) and availability (95 %) give a combined factor of 0.884, so the farm</w:t>
-      </w:r>
-      <w:r>
-        <w:t xml:space="preserve"> </w:t>
-      </w:r>
-      <w:r>
-        <w:t xml:space="preserve">delivers at most 26.5 MW.</w:t>
+        <w:t xml:space="preserve">the exponent recommended for near-neutral conditions at sea [20].</w:t>
+      </w:r>
+      <w:r>
+        <w:t xml:space="preserve"> </w:t>
+      </w:r>
+      <w:r>
+        <w:t xml:space="preserve">Turbine power was interpolated on the power curve of the IEA 15 MW offshore</w:t>
+      </w:r>
+      <w:r>
+        <w:t xml:space="preserve"> </w:t>
+      </w:r>
+      <w:r>
+        <w:t xml:space="preserve">reference turbine [21], with cut-in at 3 m/s, rated power from</w:t>
+      </w:r>
+      <w:r>
+        <w:t xml:space="preserve"> </w:t>
+      </w:r>
+      <w:r>
+        <w:t xml:space="preserve">10.7 m/s and cut-out at 25 m/s. The base-case farm of two turbines (30 MW)</w:t>
+      </w:r>
+      <w:r>
+        <w:t xml:space="preserve"> </w:t>
+      </w:r>
+      <w:r>
+        <w:t xml:space="preserve">is of the same order as the 32 MW farm of the LEOGO platform</w:t>
+      </w:r>
+      <w:r>
+        <w:t xml:space="preserve"> </w:t>
+      </w:r>
+      <w:r>
+        <w:t xml:space="preserve">[9]. Wake losses (5 %), electrical losses (2 %) and availability</w:t>
+      </w:r>
+      <w:r>
+        <w:t xml:space="preserve"> </w:t>
+      </w:r>
+      <w:r>
+        <w:t xml:space="preserve">(95 %) give a combined factor of 0.884, so the farm delivers at most</w:t>
+      </w:r>
+      <w:r>
+        <w:t xml:space="preserve"> </w:t>
+      </w:r>
+      <w:r>
+        <w:t xml:space="preserve">26.5 MW. Hourly resolution does not resolve wind variations within the hour;</w:t>
+      </w:r>
+      <w:r>
+        <w:t xml:space="preserve"> </w:t>
+      </w:r>
+      <w:r>
+        <w:t xml:space="preserve">these are covered by the spinning reserve (Section 2.6).</w:t>
       </w:r>
     </w:p>
     <w:bookmarkEnd w:id="27"/>
@@ -1985,19 +3184,19 @@
         <w:pStyle w:val="FirstParagraph"/>
       </w:pPr>
       <w:r>
-        <w:t xml:space="preserve">The GTs follow the LEOGO reference turbine [7]: 21.8 MW rated</w:t>
-      </w:r>
-      <w:r>
-        <w:t xml:space="preserve"> </w:t>
-      </w:r>
-      <w:r>
-        <w:t xml:space="preserve">electric power and 3.5 MW minimum stable load. Fuel input is linear in</w:t>
-      </w:r>
-      <w:r>
-        <w:t xml:space="preserve"> </w:t>
-      </w:r>
-      <w:r>
-        <w:t xml:space="preserve">electric output (a Willans line),</w:t>
+        <w:t xml:space="preserve">The GTs follow the LEOGO reference turbine [9]: 21.8 MW rated</w:t>
+      </w:r>
+      <w:r>
+        <w:t xml:space="preserve"> </w:t>
+      </w:r>
+      <w:r>
+        <w:t xml:space="preserve">electric power and 3.5 MW minimum stable load (16 % of rating). Fuel input</w:t>
+      </w:r>
+      <w:r>
+        <w:t xml:space="preserve"> </w:t>
+      </w:r>
+      <w:r>
+        <w:t xml:space="preserve">is linear in electric output, a Willans line,</w:t>
       </w:r>
     </w:p>
     <w:p>
@@ -2017,16 +3216,16 @@
             </m:e>
             <m:sub>
               <m:r>
-                <m:t>f</m:t>
-              </m:r>
-              <m:r>
-                <m:t>u</m:t>
-              </m:r>
-              <m:r>
-                <m:t>e</m:t>
-              </m:r>
-              <m:r>
-                <m:t>l</m:t>
+                <m:t>g</m:t>
+              </m:r>
+              <m:r>
+                <m:rPr>
+                  <m:sty m:val="p"/>
+                </m:rPr>
+                <m:t>,</m:t>
+              </m:r>
+              <m:r>
+                <m:t>t</m:t>
               </m:r>
             </m:sub>
           </m:sSub>
@@ -2107,9 +3306,27 @@
               <m:r>
                 <m:t> </m:t>
               </m:r>
-              <m:r>
-                <m:t>u</m:t>
-              </m:r>
+              <m:sSub>
+                <m:e>
+                  <m:r>
+                    <m:t>u</m:t>
+                  </m:r>
+                </m:e>
+                <m:sub>
+                  <m:r>
+                    <m:t>g</m:t>
+                  </m:r>
+                  <m:r>
+                    <m:rPr>
+                      <m:sty m:val="p"/>
+                    </m:rPr>
+                    <m:t>,</m:t>
+                  </m:r>
+                  <m:r>
+                    <m:t>t</m:t>
+                  </m:r>
+                </m:sub>
+              </m:sSub>
               <m:r>
                 <m:rPr>
                   <m:sty m:val="p"/>
@@ -2143,9 +3360,27 @@
                   <m:type m:val="bar"/>
                 </m:fPr>
                 <m:num>
-                  <m:r>
-                    <m:t>P</m:t>
-                  </m:r>
+                  <m:sSub>
+                    <m:e>
+                      <m:r>
+                        <m:t>P</m:t>
+                      </m:r>
+                    </m:e>
+                    <m:sub>
+                      <m:r>
+                        <m:t>g</m:t>
+                      </m:r>
+                      <m:r>
+                        <m:rPr>
+                          <m:sty m:val="p"/>
+                        </m:rPr>
+                        <m:t>,</m:t>
+                      </m:r>
+                      <m:r>
+                        <m:t>t</m:t>
+                      </m:r>
+                    </m:sub>
+                  </m:sSub>
                 </m:num>
                 <m:den>
                   <m:sSub>
@@ -2190,7 +3425,39 @@
         <w:pStyle w:val="FirstParagraph"/>
       </w:pPr>
       <w:r>
-        <w:t xml:space="preserve">with</w:t>
+        <w:t xml:space="preserve">where</w:t>
+      </w:r>
+      <w:r>
+        <w:t xml:space="preserve"> </w:t>
+      </w:r>
+      <m:oMath>
+        <m:sSub>
+          <m:e>
+            <m:r>
+              <m:t>u</m:t>
+            </m:r>
+          </m:e>
+          <m:sub>
+            <m:r>
+              <m:t>g</m:t>
+            </m:r>
+            <m:r>
+              <m:rPr>
+                <m:sty m:val="p"/>
+              </m:rPr>
+              <m:t>,</m:t>
+            </m:r>
+            <m:r>
+              <m:t>t</m:t>
+            </m:r>
+          </m:sub>
+        </m:sSub>
+      </m:oMath>
+      <w:r>
+        <w:t xml:space="preserve"> </w:t>
+      </w:r>
+      <w:r>
+        <w:t xml:space="preserve">is 1 when the unit runs. The rated efficiency</w:t>
       </w:r>
       <w:r>
         <w:t xml:space="preserve"> </w:t>
@@ -2234,7 +3501,7 @@
         <w:t xml:space="preserve"> </w:t>
       </w:r>
       <w:r>
-        <w:t xml:space="preserve">and</w:t>
+        <w:t xml:space="preserve">and no-load fuel fraction</w:t>
       </w:r>
       <w:r>
         <w:t xml:space="preserve"> </w:t>
@@ -2257,43 +3524,104 @@
         <w:t xml:space="preserve"> </w:t>
       </w:r>
       <w:r>
-        <w:t xml:space="preserve">derived from the LEOGO fuel</w:t>
-      </w:r>
-      <w:r>
-        <w:t xml:space="preserve"> </w:t>
-      </w:r>
-      <w:r>
-        <w:t xml:space="preserve">coefficients. Efficiency therefore falls from 34.7 % at full load to 29.3 %</w:t>
-      </w:r>
-      <w:r>
-        <w:t xml:space="preserve"> </w:t>
-      </w:r>
-      <w:r>
-        <w:t xml:space="preserve">at half load and 17.7 % at minimum load (Fig. S2). Half of the exhaust heat</w:t>
-      </w:r>
-      <w:r>
-        <w:t xml:space="preserve"> </w:t>
-      </w:r>
-      <w:r>
-        <w:t xml:space="preserve">not converted to power is recovered for process heating. The lower heating</w:t>
-      </w:r>
-      <w:r>
-        <w:t xml:space="preserve"> </w:t>
-      </w:r>
-      <w:r>
-        <w:t xml:space="preserve">value of the fuel gas (38.96 MJ/Sm³) was computed with NeqSim to ISO 6976</w:t>
-      </w:r>
-      <w:r>
-        <w:t xml:space="preserve"> </w:t>
-      </w:r>
-      <w:r>
-        <w:t xml:space="preserve">[18]. CO2 emissions use the Norwegian standard factor of 2.34 kg/Sm³</w:t>
-      </w:r>
-      <w:r>
-        <w:t xml:space="preserve"> </w:t>
-      </w:r>
-      <w:r>
-        <w:t xml:space="preserve">[7].</w:t>
+        <w:t xml:space="preserve">follow from the</w:t>
+      </w:r>
+      <w:r>
+        <w:t xml:space="preserve"> </w:t>
+      </w:r>
+      <w:r>
+        <w:t xml:space="preserve">LEOGO fuel coefficients. A running GT thus burns 18.4 % of its full-load</w:t>
+      </w:r>
+      <w:r>
+        <w:t xml:space="preserve"> </w:t>
+      </w:r>
+      <w:r>
+        <w:t xml:space="preserve">fuel before it delivers any power, which is why low-load operation is</w:t>
+      </w:r>
+      <w:r>
+        <w:t xml:space="preserve"> </w:t>
+      </w:r>
+      <w:r>
+        <w:t xml:space="preserve">costly: efficiency falls from 34.7 % at full load to 29.3 % at half load and</w:t>
+      </w:r>
+      <w:r>
+        <w:t xml:space="preserve"> </w:t>
+      </w:r>
+      <w:r>
+        <w:t xml:space="preserve">17.7 % at minimum load, and the CO2 emitted per MWh of electricity rises from</w:t>
+      </w:r>
+      <w:r>
+        <w:t xml:space="preserve"> </w:t>
+      </w:r>
+      <w:r>
+        <w:t xml:space="preserve">623 kg to 737 kg and 1,220 kg (Fig. S2). A fraction</w:t>
+      </w:r>
+      <w:r>
+        <w:t xml:space="preserve"> </w:t>
+      </w:r>
+      <m:oMath>
+        <m:r>
+          <m:t>ϕ</m:t>
+        </m:r>
+        <m:r>
+          <m:rPr>
+            <m:sty m:val="p"/>
+          </m:rPr>
+          <m:t>=</m:t>
+        </m:r>
+        <m:r>
+          <m:t>0.5</m:t>
+        </m:r>
+      </m:oMath>
+      <w:r>
+        <w:t xml:space="preserve"> </w:t>
+      </w:r>
+      <w:r>
+        <w:t xml:space="preserve">of the fuel</w:t>
+      </w:r>
+      <w:r>
+        <w:t xml:space="preserve"> </w:t>
+      </w:r>
+      <w:r>
+        <w:t xml:space="preserve">energy not converted to power is recovered as process heat.</w:t>
+      </w:r>
+    </w:p>
+    <w:p>
+      <w:pPr>
+        <w:pStyle w:val="BodyText"/>
+      </w:pPr>
+      <w:r>
+        <w:t xml:space="preserve">The lower heating value of the fuel gas (38.96 MJ/Sm³) was computed with</w:t>
+      </w:r>
+      <w:r>
+        <w:t xml:space="preserve"> </w:t>
+      </w:r>
+      <w:r>
+        <w:t xml:space="preserve">NeqSim to ISO 6976 [22] from a generic North Sea fuel gas</w:t>
+      </w:r>
+      <w:r>
+        <w:t xml:space="preserve"> </w:t>
+      </w:r>
+      <w:r>
+        <w:t xml:space="preserve">composition. CO2 emissions use the Norwegian standard factor of</w:t>
+      </w:r>
+      <w:r>
+        <w:t xml:space="preserve"> </w:t>
+      </w:r>
+      <w:r>
+        <w:t xml:space="preserve">2.34 kg/Sm³ [9]. A carbon balance of the assumed composition</w:t>
+      </w:r>
+      <w:r>
+        <w:t xml:space="preserve"> </w:t>
+      </w:r>
+      <w:r>
+        <w:t xml:space="preserve">gives 2.27 kg/Sm³, and the factor reported for the Gullfaks field centre lies</w:t>
+      </w:r>
+      <w:r>
+        <w:t xml:space="preserve"> </w:t>
+      </w:r>
+      <w:r>
+        <w:t xml:space="preserve">between 2.32 and 2.40 kg/Sm³ (Section 3.5).</w:t>
       </w:r>
     </w:p>
     <w:bookmarkEnd w:id="28"/>
@@ -2317,67 +3645,195 @@
         <w:t xml:space="preserve"> </w:t>
       </w:r>
       <w:r>
-        <w:t xml:space="preserve">of state for hydrocarbons and the CPA equation of state for water. The</w:t>
-      </w:r>
-      <w:r>
-        <w:t xml:space="preserve"> </w:t>
-      </w:r>
-      <w:r>
-        <w:t xml:space="preserve">flowsheet comprises four-stage separation at 70 / 29 / 7.2 / 1.8 bara</w:t>
-      </w:r>
-      <w:r>
-        <w:t xml:space="preserve"> </w:t>
-      </w:r>
-      <w:r>
-        <w:t xml:space="preserve">[11], with the last stage within the 1.7–2.8 bar found on four real</w:t>
-      </w:r>
-      <w:r>
-        <w:t xml:space="preserve"> </w:t>
-      </w:r>
-      <w:r>
-        <w:t xml:space="preserve">North Sea platforms [19]. It also includes recompression with</w:t>
-      </w:r>
-      <w:r>
-        <w:t xml:space="preserve"> </w:t>
-      </w:r>
-      <w:r>
-        <w:t xml:space="preserve">intercooling, gas export compression to 180 bara, oil export pumping, water</w:t>
-      </w:r>
-      <w:r>
-        <w:t xml:space="preserve"> </w:t>
-      </w:r>
-      <w:r>
-        <w:t xml:space="preserve">injection from 7 to 250 bara, seawater lift for cooling and injection make-up</w:t>
-      </w:r>
-      <w:r>
-        <w:t xml:space="preserve"> </w:t>
-      </w:r>
-      <w:r>
-        <w:t xml:space="preserve">(seawater properties from [20]), and a fixed utility load of</w:t>
-      </w:r>
-      <w:r>
-        <w:t xml:space="preserve"> </w:t>
-      </w:r>
-      <w:r>
-        <w:t xml:space="preserve">3.5 MW. Gas export pressure agrees with the 179 bar reported for a real</w:t>
-      </w:r>
-      <w:r>
-        <w:t xml:space="preserve"> </w:t>
-      </w:r>
-      <w:r>
-        <w:t xml:space="preserve">platform [19]. At the design point of 15,000 Sm³/d oil, a</w:t>
-      </w:r>
-      <w:r>
-        <w:t xml:space="preserve"> </w:t>
-      </w:r>
-      <w:r>
-        <w:t xml:space="preserve">gas–oil ratio of 179 Sm³/Sm³, a water cut of 40 % and 25,000 m³/d water</w:t>
-      </w:r>
-      <w:r>
-        <w:t xml:space="preserve"> </w:t>
-      </w:r>
-      <w:r>
-        <w:t xml:space="preserve">injection, the electric demand is 20.3 MW (Table 1).</w:t>
+        <w:t xml:space="preserve">of state for hydrocarbons and the CPA equation of state for water. CPA</w:t>
+      </w:r>
+      <w:r>
+        <w:t xml:space="preserve"> </w:t>
+      </w:r>
+      <w:r>
+        <w:t xml:space="preserve">reproduces the density of liquid water, and therefore pump power, more</w:t>
+      </w:r>
+      <w:r>
+        <w:t xml:space="preserve"> </w:t>
+      </w:r>
+      <w:r>
+        <w:t xml:space="preserve">accurately than a cubic equation without association terms. The flowsheet</w:t>
+      </w:r>
+      <w:r>
+        <w:t xml:space="preserve"> </w:t>
+      </w:r>
+      <w:r>
+        <w:t xml:space="preserve">comprises:</w:t>
+      </w:r>
+    </w:p>
+    <w:p>
+      <w:pPr>
+        <w:numPr>
+          <w:ilvl w:val="0"/>
+          <w:numId w:val="1003"/>
+        </w:numPr>
+        <w:pStyle w:val="Compact"/>
+      </w:pPr>
+      <w:r>
+        <w:t xml:space="preserve">four-stage separation at 70 / 29 / 7.2 / 1.8 bara [10], with the</w:t>
+      </w:r>
+      <w:r>
+        <w:t xml:space="preserve"> </w:t>
+      </w:r>
+      <w:r>
+        <w:t xml:space="preserve">last stage within the 1.7–2.8 bar found on four real North Sea platforms</w:t>
+      </w:r>
+      <w:r>
+        <w:t xml:space="preserve"> </w:t>
+      </w:r>
+      <w:r>
+        <w:t xml:space="preserve">[23];</w:t>
+      </w:r>
+    </w:p>
+    <w:p>
+      <w:pPr>
+        <w:numPr>
+          <w:ilvl w:val="0"/>
+          <w:numId w:val="1003"/>
+        </w:numPr>
+        <w:pStyle w:val="Compact"/>
+      </w:pPr>
+      <w:r>
+        <w:t xml:space="preserve">three recompression stages lifting the gas from each separator to the</w:t>
+      </w:r>
+      <w:r>
+        <w:t xml:space="preserve"> </w:t>
+      </w:r>
+      <w:r>
+        <w:t xml:space="preserve">pressure of the previous one, each followed by a cooler to 30 °C and a</w:t>
+      </w:r>
+      <w:r>
+        <w:t xml:space="preserve"> </w:t>
+      </w:r>
+      <w:r>
+        <w:t xml:space="preserve">scrubber;</w:t>
+      </w:r>
+    </w:p>
+    <w:p>
+      <w:pPr>
+        <w:numPr>
+          <w:ilvl w:val="0"/>
+          <w:numId w:val="1003"/>
+        </w:numPr>
+        <w:pStyle w:val="Compact"/>
+      </w:pPr>
+      <w:r>
+        <w:t xml:space="preserve">gas export compression from 70 to 180 bara, which agrees with the 179 bar</w:t>
+      </w:r>
+      <w:r>
+        <w:t xml:space="preserve"> </w:t>
+      </w:r>
+      <w:r>
+        <w:t xml:space="preserve">reported for a real platform [23];</w:t>
+      </w:r>
+    </w:p>
+    <w:p>
+      <w:pPr>
+        <w:numPr>
+          <w:ilvl w:val="0"/>
+          <w:numId w:val="1003"/>
+        </w:numPr>
+        <w:pStyle w:val="Compact"/>
+      </w:pPr>
+      <w:r>
+        <w:t xml:space="preserve">oil export pumping to 50 bara;</w:t>
+      </w:r>
+    </w:p>
+    <w:p>
+      <w:pPr>
+        <w:numPr>
+          <w:ilvl w:val="0"/>
+          <w:numId w:val="1003"/>
+        </w:numPr>
+        <w:pStyle w:val="Compact"/>
+      </w:pPr>
+      <w:r>
+        <w:t xml:space="preserve">water injection pumps from 7 to 250 bara;</w:t>
+      </w:r>
+    </w:p>
+    <w:p>
+      <w:pPr>
+        <w:numPr>
+          <w:ilvl w:val="0"/>
+          <w:numId w:val="1003"/>
+        </w:numPr>
+        <w:pStyle w:val="Compact"/>
+      </w:pPr>
+      <w:r>
+        <w:t xml:space="preserve">seawater lift pumps that supply cooling water (10 K temperature rise) and</w:t>
+      </w:r>
+      <w:r>
+        <w:t xml:space="preserve"> </w:t>
+      </w:r>
+      <w:r>
+        <w:t xml:space="preserve">make-up water for injection, with seawater properties from</w:t>
+      </w:r>
+      <w:r>
+        <w:t xml:space="preserve"> </w:t>
+      </w:r>
+      <w:r>
+        <w:t xml:space="preserve">[24];</w:t>
+      </w:r>
+    </w:p>
+    <w:p>
+      <w:pPr>
+        <w:numPr>
+          <w:ilvl w:val="0"/>
+          <w:numId w:val="1003"/>
+        </w:numPr>
+        <w:pStyle w:val="Compact"/>
+      </w:pPr>
+      <w:r>
+        <w:t xml:space="preserve">a fixed utility load of 3.5 MW and a process heat demand of 3 MW.</w:t>
+      </w:r>
+    </w:p>
+    <w:p>
+      <w:pPr>
+        <w:pStyle w:val="FirstParagraph"/>
+      </w:pPr>
+      <w:r>
+        <w:t xml:space="preserve">Compressor isentropic efficiency (0.75), pump efficiencies, the injection</w:t>
+      </w:r>
+      <w:r>
+        <w:t xml:space="preserve"> </w:t>
+      </w:r>
+      <w:r>
+        <w:t xml:space="preserve">pressure and the utility load follow LEOGO [9]. The design point</w:t>
+      </w:r>
+      <w:r>
+        <w:t xml:space="preserve"> </w:t>
+      </w:r>
+      <w:r>
+        <w:t xml:space="preserve">is 15,000 Sm³/d of oil with a gas–oil ratio of 179 Sm³/Sm³ (2.68 MSm³/d of</w:t>
+      </w:r>
+      <w:r>
+        <w:t xml:space="preserve"> </w:t>
+      </w:r>
+      <w:r>
+        <w:t xml:space="preserve">gas export), a water cut of 40 % (10,000 m³/d of produced water) and</w:t>
+      </w:r>
+      <w:r>
+        <w:t xml:space="preserve"> </w:t>
+      </w:r>
+      <w:r>
+        <w:t xml:space="preserve">25,000 m³/d of water injection capacity. The resulting electric demand is</w:t>
+      </w:r>
+      <w:r>
+        <w:t xml:space="preserve"> </w:t>
+      </w:r>
+      <w:r>
+        <w:t xml:space="preserve">20.3 MW at full injection (Table 1). At the injection target of 85 % of</w:t>
+      </w:r>
+      <w:r>
+        <w:t xml:space="preserve"> </w:t>
+      </w:r>
+      <w:r>
+        <w:t xml:space="preserve">capacity (Section 2.5) the demand is 18.8 MW.</w:t>
       </w:r>
     </w:p>
     <w:p>
@@ -2927,37 +4383,380 @@
         <w:t xml:space="preserve"> </w:t>
       </w:r>
       <w:r>
-        <w:t xml:space="preserve">flow. Part-load behaviour is therefore set by equipment limits: each</w:t>
-      </w:r>
-      <w:r>
-        <w:t xml:space="preserve"> </w:t>
-      </w:r>
-      <w:r>
-        <w:t xml:space="preserve">consumer has parallel trains that can be switched off at low flow, and a</w:t>
-      </w:r>
-      <w:r>
-        <w:t xml:space="preserve"> </w:t>
-      </w:r>
-      <w:r>
-        <w:t xml:space="preserve">minimum flow per train below which it recycles (anti-surge recycle for</w:t>
-      </w:r>
-      <w:r>
-        <w:t xml:space="preserve"> </w:t>
-      </w:r>
-      <w:r>
-        <w:t xml:space="preserve">compressors, minimum-flow recirculation for pumps). The minimum flow is 70 %</w:t>
-      </w:r>
-      <w:r>
-        <w:t xml:space="preserve"> </w:t>
-      </w:r>
-      <w:r>
-        <w:t xml:space="preserve">for compressors and 30 % for pumps. Anti-surge recycle rates of 4–92 % have</w:t>
-      </w:r>
-      <w:r>
-        <w:t xml:space="preserve"> </w:t>
-      </w:r>
-      <w:r>
-        <w:t xml:space="preserve">been reported on real North Sea compressor trains [19].</w:t>
+        <w:t xml:space="preserve">flow, so a simple flow-scaled power curve would make every consumer</w:t>
+      </w:r>
+      <w:r>
+        <w:t xml:space="preserve"> </w:t>
+      </w:r>
+      <w:r>
+        <w:t xml:space="preserve">perfectly flexible. Real equipment is not. Each consumer is therefore</w:t>
+      </w:r>
+      <w:r>
+        <w:t xml:space="preserve"> </w:t>
+      </w:r>
+      <w:r>
+        <w:t xml:space="preserve">represented by</w:t>
+      </w:r>
+      <w:r>
+        <w:t xml:space="preserve"> </w:t>
+      </w:r>
+      <m:oMath>
+        <m:r>
+          <m:t>n</m:t>
+        </m:r>
+      </m:oMath>
+      <w:r>
+        <w:t xml:space="preserve"> </w:t>
+      </w:r>
+      <w:r>
+        <w:t xml:space="preserve">identical parallel trains, of which the smallest number</w:t>
+      </w:r>
+      <w:r>
+        <w:t xml:space="preserve"> </w:t>
+      </w:r>
+      <w:r>
+        <w:t xml:space="preserve">that can carry the flow is running, and by a minimum flow per train,</w:t>
+      </w:r>
+      <w:r>
+        <w:t xml:space="preserve"> </w:t>
+      </w:r>
+      <m:oMath>
+        <m:sSub>
+          <m:e>
+            <m:r>
+              <m:t>f</m:t>
+            </m:r>
+          </m:e>
+          <m:sub>
+            <m:r>
+              <m:t>m</m:t>
+            </m:r>
+            <m:r>
+              <m:t>i</m:t>
+            </m:r>
+            <m:r>
+              <m:t>n</m:t>
+            </m:r>
+          </m:sub>
+        </m:sSub>
+      </m:oMath>
+      <w:r>
+        <w:t xml:space="preserve">, below which the train recycles. For a flow fraction</w:t>
+      </w:r>
+      <w:r>
+        <w:t xml:space="preserve"> </w:t>
+      </w:r>
+      <m:oMath>
+        <m:r>
+          <m:t>f</m:t>
+        </m:r>
+      </m:oMath>
+      <w:r>
+        <w:t xml:space="preserve"> </w:t>
+      </w:r>
+      <w:r>
+        <w:t xml:space="preserve">the</w:t>
+      </w:r>
+      <w:r>
+        <w:t xml:space="preserve"> </w:t>
+      </w:r>
+      <w:r>
+        <w:t xml:space="preserve">power is</w:t>
+      </w:r>
+    </w:p>
+    <w:p>
+      <w:pPr>
+        <w:pStyle w:val="BodyText"/>
+      </w:pPr>
+      <m:oMathPara>
+        <m:oMathParaPr>
+          <m:jc m:val="center"/>
+        </m:oMathParaPr>
+        <m:oMath>
+          <m:r>
+            <m:t>P</m:t>
+          </m:r>
+          <m:d>
+            <m:dPr>
+              <m:begChr m:val="("/>
+              <m:endChr m:val=")"/>
+              <m:sepChr m:val=""/>
+              <m:grow/>
+            </m:dPr>
+            <m:e>
+              <m:r>
+                <m:t>f</m:t>
+              </m:r>
+            </m:e>
+          </m:d>
+          <m:r>
+            <m:rPr>
+              <m:sty m:val="p"/>
+            </m:rPr>
+            <m:t>=</m:t>
+          </m:r>
+          <m:sSub>
+            <m:e>
+              <m:r>
+                <m:t>P</m:t>
+              </m:r>
+            </m:e>
+            <m:sub>
+              <m:r>
+                <m:t>d</m:t>
+              </m:r>
+              <m:r>
+                <m:t>e</m:t>
+              </m:r>
+              <m:r>
+                <m:t>s</m:t>
+              </m:r>
+              <m:r>
+                <m:t>i</m:t>
+              </m:r>
+              <m:r>
+                <m:t>g</m:t>
+              </m:r>
+              <m:r>
+                <m:t>n</m:t>
+              </m:r>
+            </m:sub>
+          </m:sSub>
+          <m:r>
+            <m:t> </m:t>
+          </m:r>
+          <m:f>
+            <m:fPr>
+              <m:type m:val="bar"/>
+            </m:fPr>
+            <m:num>
+              <m:sSub>
+                <m:e>
+                  <m:r>
+                    <m:t>n</m:t>
+                  </m:r>
+                </m:e>
+                <m:sub>
+                  <m:r>
+                    <m:t>r</m:t>
+                  </m:r>
+                  <m:r>
+                    <m:t>u</m:t>
+                  </m:r>
+                  <m:r>
+                    <m:t>n</m:t>
+                  </m:r>
+                </m:sub>
+              </m:sSub>
+            </m:num>
+            <m:den>
+              <m:r>
+                <m:t>n</m:t>
+              </m:r>
+            </m:den>
+          </m:f>
+          <m:r>
+            <m:t> </m:t>
+          </m:r>
+          <m:r>
+            <m:rPr>
+              <m:sty m:val="p"/>
+            </m:rPr>
+            <m:t>max</m:t>
+          </m:r>
+          <m:r>
+            <m:t>​</m:t>
+          </m:r>
+          <m:d>
+            <m:dPr>
+              <m:begChr m:val="("/>
+              <m:endChr m:val=")"/>
+              <m:sepChr m:val=""/>
+              <m:grow/>
+            </m:dPr>
+            <m:e>
+              <m:f>
+                <m:fPr>
+                  <m:type m:val="bar"/>
+                </m:fPr>
+                <m:num>
+                  <m:r>
+                    <m:t>f</m:t>
+                  </m:r>
+                  <m:r>
+                    <m:t> </m:t>
+                  </m:r>
+                  <m:r>
+                    <m:t>n</m:t>
+                  </m:r>
+                </m:num>
+                <m:den>
+                  <m:sSub>
+                    <m:e>
+                      <m:r>
+                        <m:t>n</m:t>
+                      </m:r>
+                    </m:e>
+                    <m:sub>
+                      <m:r>
+                        <m:t>r</m:t>
+                      </m:r>
+                      <m:r>
+                        <m:t>u</m:t>
+                      </m:r>
+                      <m:r>
+                        <m:t>n</m:t>
+                      </m:r>
+                    </m:sub>
+                  </m:sSub>
+                </m:den>
+              </m:f>
+              <m:r>
+                <m:rPr>
+                  <m:sty m:val="p"/>
+                </m:rPr>
+                <m:t>,</m:t>
+              </m:r>
+              <m:r>
+                <m:t> </m:t>
+              </m:r>
+              <m:sSub>
+                <m:e>
+                  <m:r>
+                    <m:t>f</m:t>
+                  </m:r>
+                </m:e>
+                <m:sub>
+                  <m:r>
+                    <m:t>m</m:t>
+                  </m:r>
+                  <m:r>
+                    <m:t>i</m:t>
+                  </m:r>
+                  <m:r>
+                    <m:t>n</m:t>
+                  </m:r>
+                </m:sub>
+              </m:sSub>
+            </m:e>
+          </m:d>
+          <m:r>
+            <m:rPr>
+              <m:sty m:val="p"/>
+            </m:rPr>
+            <m:t>,</m:t>
+          </m:r>
+          <m:r>
+            <m:t>  </m:t>
+          </m:r>
+          <m:sSub>
+            <m:e>
+              <m:r>
+                <m:t>n</m:t>
+              </m:r>
+            </m:e>
+            <m:sub>
+              <m:r>
+                <m:t>r</m:t>
+              </m:r>
+              <m:r>
+                <m:t>u</m:t>
+              </m:r>
+              <m:r>
+                <m:t>n</m:t>
+              </m:r>
+            </m:sub>
+          </m:sSub>
+          <m:r>
+            <m:rPr>
+              <m:sty m:val="p"/>
+            </m:rPr>
+            <m:t>=</m:t>
+          </m:r>
+          <m:d>
+            <m:dPr>
+              <m:begChr m:val="⌈"/>
+              <m:endChr m:val="⌉"/>
+              <m:sepChr m:val=""/>
+              <m:grow/>
+            </m:dPr>
+            <m:e>
+              <m:r>
+                <m:t>f</m:t>
+              </m:r>
+              <m:r>
+                <m:t> </m:t>
+              </m:r>
+              <m:r>
+                <m:t>n</m:t>
+              </m:r>
+            </m:e>
+          </m:d>
+          <m:r>
+            <m:rPr>
+              <m:sty m:val="p"/>
+            </m:rPr>
+            <m:t>,</m:t>
+          </m:r>
+        </m:oMath>
+      </m:oMathPara>
+    </w:p>
+    <w:p>
+      <w:pPr>
+        <w:pStyle w:val="FirstParagraph"/>
+      </w:pPr>
+      <w:r>
+        <w:t xml:space="preserve">and zero when</w:t>
+      </w:r>
+      <w:r>
+        <w:t xml:space="preserve"> </w:t>
+      </w:r>
+      <m:oMath>
+        <m:r>
+          <m:t>f</m:t>
+        </m:r>
+        <m:r>
+          <m:rPr>
+            <m:sty m:val="p"/>
+          </m:rPr>
+          <m:t>=</m:t>
+        </m:r>
+        <m:r>
+          <m:t>0</m:t>
+        </m:r>
+      </m:oMath>
+      <w:r>
+        <w:t xml:space="preserve">. Recycle represents anti-surge recycle for compressors</w:t>
+      </w:r>
+      <w:r>
+        <w:t xml:space="preserve"> </w:t>
+      </w:r>
+      <w:r>
+        <w:t xml:space="preserve">and minimum-flow recirculation for pumps. The minimum flow is 70 % for</w:t>
+      </w:r>
+      <w:r>
+        <w:t xml:space="preserve"> </w:t>
+      </w:r>
+      <w:r>
+        <w:t xml:space="preserve">compressors and 30 % for pumps. These values are assumptions; anti-surge</w:t>
+      </w:r>
+      <w:r>
+        <w:t xml:space="preserve"> </w:t>
+      </w:r>
+      <w:r>
+        <w:t xml:space="preserve">recycle rates between 4 % and 92 % of compressor flow have been reported on</w:t>
+      </w:r>
+      <w:r>
+        <w:t xml:space="preserve"> </w:t>
+      </w:r>
+      <w:r>
+        <w:t xml:space="preserve">real North Sea platforms [23], which shows that recycle is common</w:t>
+      </w:r>
+      <w:r>
+        <w:t xml:space="preserve"> </w:t>
+      </w:r>
+      <w:r>
+        <w:t xml:space="preserve">in practice.</w:t>
       </w:r>
     </w:p>
     <w:bookmarkEnd w:id="29"/>
@@ -2982,7 +4781,7 @@
       <w:pPr>
         <w:numPr>
           <w:ilvl w:val="0"/>
-          <w:numId w:val="1003"/>
+          <w:numId w:val="1004"/>
         </w:numPr>
         <w:pStyle w:val="Compact"/>
       </w:pPr>
@@ -3001,7 +4800,7 @@
       <w:pPr>
         <w:numPr>
           <w:ilvl w:val="0"/>
-          <w:numId w:val="1003"/>
+          <w:numId w:val="1004"/>
         </w:numPr>
         <w:pStyle w:val="Compact"/>
       </w:pPr>
@@ -3042,20 +4841,20 @@
         </m:sSub>
       </m:oMath>
       <w:r>
-        <w:t xml:space="preserve">. Postponed injection is not lost but must be caught</w:t>
-      </w:r>
-      <w:r>
-        <w:t xml:space="preserve"> </w:t>
-      </w:r>
-      <w:r>
-        <w:t xml:space="preserve">up.</w:t>
+        <w:t xml:space="preserve">. Postponed injection is not lost but must be</w:t>
+      </w:r>
+      <w:r>
+        <w:t xml:space="preserve"> </w:t>
+      </w:r>
+      <w:r>
+        <w:t xml:space="preserve">caught up.</w:t>
       </w:r>
     </w:p>
     <w:p>
       <w:pPr>
         <w:numPr>
           <w:ilvl w:val="0"/>
-          <w:numId w:val="1003"/>
+          <w:numId w:val="1004"/>
         </w:numPr>
         <w:pStyle w:val="Compact"/>
       </w:pPr>
@@ -3100,7 +4899,7 @@
       <w:pPr>
         <w:numPr>
           <w:ilvl w:val="0"/>
-          <w:numId w:val="1003"/>
+          <w:numId w:val="1004"/>
         </w:numPr>
         <w:pStyle w:val="Compact"/>
       </w:pPr>
@@ -3172,43 +4971,69 @@
         <w:pStyle w:val="FirstParagraph"/>
       </w:pPr>
       <w:r>
-        <w:t xml:space="preserve">The power of each lever group is a piecewise-linear function of the lever,</w:t>
-      </w:r>
-      <w:r>
-        <w:t xml:space="preserve"> </w:t>
-      </w:r>
-      <w:r>
-        <w:t xml:space="preserve">built from the trains and minimum flows (Fig. 2). Production can be turned</w:t>
-      </w:r>
-      <w:r>
-        <w:t xml:space="preserve"> </w:t>
-      </w:r>
-      <w:r>
-        <w:t xml:space="preserve">down to 50 % and changed by at most 10 % of design per hour. Injection can</w:t>
-      </w:r>
-      <w:r>
-        <w:t xml:space="preserve"> </w:t>
-      </w:r>
-      <w:r>
-        <w:t xml:space="preserve">vary between 0 and 100 % of pump capacity, by at most 34 % per hour (about</w:t>
-      </w:r>
-      <w:r>
-        <w:t xml:space="preserve"> </w:t>
-      </w:r>
-      <w:r>
-        <w:t xml:space="preserve">one pump), and its average must meet a voidage-replacement target of 85 % of</w:t>
-      </w:r>
-      <w:r>
-        <w:t xml:space="preserve"> </w:t>
-      </w:r>
-      <w:r>
-        <w:t xml:space="preserve">capacity. This is modelled as a virtual storage: postponing injection builds</w:t>
-      </w:r>
-      <w:r>
-        <w:t xml:space="preserve"> </w:t>
-      </w:r>
-      <w:r>
-        <w:t xml:space="preserve">a deficit measured in hours of full-rate injection,</w:t>
+        <w:t xml:space="preserve">The power of each lever group is the sum of the train curves of its</w:t>
+      </w:r>
+      <w:r>
+        <w:t xml:space="preserve"> </w:t>
+      </w:r>
+      <w:r>
+        <w:t xml:space="preserve">consumers. It is a piecewise-linear function of the lever with steps where</w:t>
+      </w:r>
+      <w:r>
+        <w:t xml:space="preserve"> </w:t>
+      </w:r>
+      <w:r>
+        <w:t xml:space="preserve">a train starts at its minimum flow (Fig. 2), and it enters the scheduling</w:t>
+      </w:r>
+      <w:r>
+        <w:t xml:space="preserve"> </w:t>
+      </w:r>
+      <w:r>
+        <w:t xml:space="preserve">model through incremental binary variables, one per segment. Production can</w:t>
+      </w:r>
+      <w:r>
+        <w:t xml:space="preserve"> </w:t>
+      </w:r>
+      <w:r>
+        <w:t xml:space="preserve">be turned down to 50 % of design and changed by at most 10 % of design per</w:t>
+      </w:r>
+      <w:r>
+        <w:t xml:space="preserve"> </w:t>
+      </w:r>
+      <w:r>
+        <w:t xml:space="preserve">hour, which represents the speed at which well chokes and the separation</w:t>
+      </w:r>
+      <w:r>
+        <w:t xml:space="preserve"> </w:t>
+      </w:r>
+      <w:r>
+        <w:t xml:space="preserve">process can be adjusted. Injection can vary between 0 and 100 % of pump</w:t>
+      </w:r>
+      <w:r>
+        <w:t xml:space="preserve"> </w:t>
+      </w:r>
+      <w:r>
+        <w:t xml:space="preserve">capacity, by at most 34 % per hour, about one pump started or stopped.</w:t>
+      </w:r>
+    </w:p>
+    <w:p>
+      <w:pPr>
+        <w:pStyle w:val="BodyText"/>
+      </w:pPr>
+      <w:r>
+        <w:t xml:space="preserve">The average injection must meet a voidage-replacement target, set here to</w:t>
+      </w:r>
+      <w:r>
+        <w:t xml:space="preserve"> </w:t>
+      </w:r>
+      <w:r>
+        <w:t xml:space="preserve">85 % of capacity. This is modelled as a virtual storage: postponing</w:t>
+      </w:r>
+      <w:r>
+        <w:t xml:space="preserve"> </w:t>
+      </w:r>
+      <w:r>
+        <w:t xml:space="preserve">injection builds a deficit, measured in hours of full-rate injection,</w:t>
       </w:r>
     </w:p>
     <w:p>
@@ -3420,6 +5245,32 @@
         <w:t xml:space="preserve"> </w:t>
       </w:r>
       <m:oMath>
+        <m:r>
+          <m:t>Δ</m:t>
+        </m:r>
+        <m:r>
+          <m:t>t</m:t>
+        </m:r>
+        <m:r>
+          <m:rPr>
+            <m:sty m:val="p"/>
+          </m:rPr>
+          <m:t>=</m:t>
+        </m:r>
+        <m:r>
+          <m:t>1</m:t>
+        </m:r>
+      </m:oMath>
+      <w:r>
+        <w:t xml:space="preserve"> </w:t>
+      </w:r>
+      <w:r>
+        <w:t xml:space="preserve">h and</w:t>
+      </w:r>
+      <w:r>
+        <w:t xml:space="preserve"> </w:t>
+      </w:r>
+      <m:oMath>
         <m:sSub>
           <m:e>
             <m:r>
@@ -3452,19 +5303,31 @@
         <w:t xml:space="preserve"> </w:t>
       </w:r>
       <w:r>
-        <w:t xml:space="preserve">h. The deficit limit represents how much injection the</w:t>
-      </w:r>
-      <w:r>
-        <w:t xml:space="preserve"> </w:t>
-      </w:r>
-      <w:r>
-        <w:t xml:space="preserve">reservoir tolerates being postponed. It is uncertain and is varied from 0 to</w:t>
-      </w:r>
-      <w:r>
-        <w:t xml:space="preserve"> </w:t>
-      </w:r>
-      <w:r>
-        <w:t xml:space="preserve">168 h in the sensitivity analysis.</w:t>
+        <w:t xml:space="preserve">h. The lower bound prevents</w:t>
+      </w:r>
+      <w:r>
+        <w:t xml:space="preserve"> </w:t>
+      </w:r>
+      <w:r>
+        <w:t xml:space="preserve">injection from being brought forward, which the reservoir may not tolerate</w:t>
+      </w:r>
+      <w:r>
+        <w:t xml:space="preserve"> </w:t>
+      </w:r>
+      <w:r>
+        <w:t xml:space="preserve">either. The upper bound represents how much injection the reservoir</w:t>
+      </w:r>
+      <w:r>
+        <w:t xml:space="preserve"> </w:t>
+      </w:r>
+      <w:r>
+        <w:t xml:space="preserve">tolerates being postponed. It depends on the reservoir and is uncertain, so</w:t>
+      </w:r>
+      <w:r>
+        <w:t xml:space="preserve"> </w:t>
+      </w:r>
+      <w:r>
+        <w:t xml:space="preserve">it is varied from 0 to 168 h in the sensitivity analysis.</w:t>
       </w:r>
     </w:p>
     <w:bookmarkEnd w:id="30"/>
@@ -3482,7 +5345,1940 @@
         <w:pStyle w:val="FirstParagraph"/>
       </w:pPr>
       <w:r>
-        <w:t xml:space="preserve">The schedule is a mixed-integer linear program. Its decision variables are</w:t>
+        <w:t xml:space="preserve">The schedule is found with a mixed-integer linear program over each window</w:t>
+      </w:r>
+      <w:r>
+        <w:t xml:space="preserve"> </w:t>
+      </w:r>
+      <w:r>
+        <w:t xml:space="preserve">of hours</w:t>
+      </w:r>
+      <w:r>
+        <w:t xml:space="preserve"> </w:t>
+      </w:r>
+      <m:oMath>
+        <m:r>
+          <m:t>T</m:t>
+        </m:r>
+      </m:oMath>
+      <w:r>
+        <w:t xml:space="preserve">. The objective minimises the operating cost in NOK,</w:t>
+      </w:r>
+    </w:p>
+    <w:p>
+      <w:pPr>
+        <w:pStyle w:val="BodyText"/>
+      </w:pPr>
+      <m:oMathPara>
+        <m:oMathParaPr>
+          <m:jc m:val="center"/>
+        </m:oMathParaPr>
+        <m:oMath>
+          <m:r>
+            <m:rPr>
+              <m:sty m:val="p"/>
+            </m:rPr>
+            <m:t>min</m:t>
+          </m:r>
+          <m:nary>
+            <m:naryPr>
+              <m:chr m:val="∑"/>
+              <m:limLoc m:val="undOvr"/>
+              <m:subHide m:val="off"/>
+              <m:supHide m:val="on"/>
+            </m:naryPr>
+            <m:sub>
+              <m:r>
+                <m:t>t</m:t>
+              </m:r>
+              <m:r>
+                <m:rPr>
+                  <m:sty m:val="p"/>
+                </m:rPr>
+                <m:t>∈</m:t>
+              </m:r>
+              <m:r>
+                <m:t>T</m:t>
+              </m:r>
+            </m:sub>
+            <m:sup>
+              <m:r>
+                <m:t>​</m:t>
+              </m:r>
+            </m:sup>
+            <m:e>
+              <m:d>
+                <m:dPr>
+                  <m:begChr m:val="["/>
+                  <m:endChr m:val="]"/>
+                  <m:sepChr m:val=""/>
+                  <m:grow/>
+                </m:dPr>
+                <m:e>
+                  <m:d>
+                    <m:dPr>
+                      <m:begChr m:val="("/>
+                      <m:endChr m:val=")"/>
+                      <m:sepChr m:val=""/>
+                      <m:grow/>
+                    </m:dPr>
+                    <m:e>
+                      <m:sSub>
+                        <m:e>
+                          <m:r>
+                            <m:t>c</m:t>
+                          </m:r>
+                        </m:e>
+                        <m:sub>
+                          <m:r>
+                            <m:t>g</m:t>
+                          </m:r>
+                          <m:r>
+                            <m:t>a</m:t>
+                          </m:r>
+                          <m:r>
+                            <m:t>s</m:t>
+                          </m:r>
+                        </m:sub>
+                      </m:sSub>
+                      <m:r>
+                        <m:rPr>
+                          <m:sty m:val="p"/>
+                        </m:rPr>
+                        <m:t>+</m:t>
+                      </m:r>
+                      <m:sSub>
+                        <m:e>
+                          <m:r>
+                            <m:t>c</m:t>
+                          </m:r>
+                        </m:e>
+                        <m:sub>
+                          <m:r>
+                            <m:t>C</m:t>
+                          </m:r>
+                          <m:r>
+                            <m:t>O</m:t>
+                          </m:r>
+                          <m:r>
+                            <m:t>2</m:t>
+                          </m:r>
+                        </m:sub>
+                      </m:sSub>
+                      <m:r>
+                        <m:t> </m:t>
+                      </m:r>
+                      <m:sSub>
+                        <m:e>
+                          <m:r>
+                            <m:t>e</m:t>
+                          </m:r>
+                        </m:e>
+                        <m:sub>
+                          <m:r>
+                            <m:t>C</m:t>
+                          </m:r>
+                          <m:r>
+                            <m:t>O</m:t>
+                          </m:r>
+                          <m:r>
+                            <m:t>2</m:t>
+                          </m:r>
+                        </m:sub>
+                      </m:sSub>
+                    </m:e>
+                  </m:d>
+                  <m:nary>
+                    <m:naryPr>
+                      <m:chr m:val="∑"/>
+                      <m:limLoc m:val="undOvr"/>
+                      <m:subHide m:val="off"/>
+                      <m:supHide m:val="on"/>
+                    </m:naryPr>
+                    <m:sub>
+                      <m:r>
+                        <m:t>g</m:t>
+                      </m:r>
+                    </m:sub>
+                    <m:sup>
+                      <m:r>
+                        <m:t>​</m:t>
+                      </m:r>
+                    </m:sup>
+                    <m:e>
+                      <m:f>
+                        <m:fPr>
+                          <m:type m:val="bar"/>
+                        </m:fPr>
+                        <m:num>
+                          <m:sSub>
+                            <m:e>
+                              <m:r>
+                                <m:t>Q</m:t>
+                              </m:r>
+                            </m:e>
+                            <m:sub>
+                              <m:r>
+                                <m:t>g</m:t>
+                              </m:r>
+                              <m:r>
+                                <m:rPr>
+                                  <m:sty m:val="p"/>
+                                </m:rPr>
+                                <m:t>,</m:t>
+                              </m:r>
+                              <m:r>
+                                <m:t>t</m:t>
+                              </m:r>
+                            </m:sub>
+                          </m:sSub>
+                        </m:num>
+                        <m:den>
+                          <m:r>
+                            <m:t>L</m:t>
+                          </m:r>
+                          <m:r>
+                            <m:t>H</m:t>
+                          </m:r>
+                          <m:r>
+                            <m:t>V</m:t>
+                          </m:r>
+                        </m:den>
+                      </m:f>
+                    </m:e>
+                  </m:nary>
+                  <m:r>
+                    <m:rPr>
+                      <m:sty m:val="p"/>
+                    </m:rPr>
+                    <m:t>+</m:t>
+                  </m:r>
+                  <m:sSub>
+                    <m:e>
+                      <m:r>
+                        <m:t>c</m:t>
+                      </m:r>
+                    </m:e>
+                    <m:sub>
+                      <m:r>
+                        <m:t>p</m:t>
+                      </m:r>
+                      <m:r>
+                        <m:t>r</m:t>
+                      </m:r>
+                      <m:r>
+                        <m:t>o</m:t>
+                      </m:r>
+                      <m:r>
+                        <m:t>d</m:t>
+                      </m:r>
+                    </m:sub>
+                  </m:sSub>
+                  <m:r>
+                    <m:t> </m:t>
+                  </m:r>
+                  <m:d>
+                    <m:dPr>
+                      <m:begChr m:val="("/>
+                      <m:endChr m:val=")"/>
+                      <m:sepChr m:val=""/>
+                      <m:grow/>
+                    </m:dPr>
+                    <m:e>
+                      <m:r>
+                        <m:t>1</m:t>
+                      </m:r>
+                      <m:r>
+                        <m:rPr>
+                          <m:sty m:val="p"/>
+                        </m:rPr>
+                        <m:t>−</m:t>
+                      </m:r>
+                      <m:sSub>
+                        <m:e>
+                          <m:r>
+                            <m:t>f</m:t>
+                          </m:r>
+                        </m:e>
+                        <m:sub>
+                          <m:r>
+                            <m:t>p</m:t>
+                          </m:r>
+                          <m:r>
+                            <m:rPr>
+                              <m:sty m:val="p"/>
+                            </m:rPr>
+                            <m:t>,</m:t>
+                          </m:r>
+                          <m:r>
+                            <m:t>t</m:t>
+                          </m:r>
+                        </m:sub>
+                      </m:sSub>
+                    </m:e>
+                  </m:d>
+                  <m:r>
+                    <m:rPr>
+                      <m:sty m:val="p"/>
+                    </m:rPr>
+                    <m:t>+</m:t>
+                  </m:r>
+                  <m:sSub>
+                    <m:e>
+                      <m:r>
+                        <m:t>c</m:t>
+                      </m:r>
+                    </m:e>
+                    <m:sub>
+                      <m:r>
+                        <m:t>s</m:t>
+                      </m:r>
+                      <m:r>
+                        <m:t>t</m:t>
+                      </m:r>
+                      <m:r>
+                        <m:t>a</m:t>
+                      </m:r>
+                      <m:r>
+                        <m:t>r</m:t>
+                      </m:r>
+                      <m:r>
+                        <m:t>t</m:t>
+                      </m:r>
+                    </m:sub>
+                  </m:sSub>
+                  <m:nary>
+                    <m:naryPr>
+                      <m:chr m:val="∑"/>
+                      <m:limLoc m:val="undOvr"/>
+                      <m:subHide m:val="off"/>
+                      <m:supHide m:val="on"/>
+                    </m:naryPr>
+                    <m:sub>
+                      <m:r>
+                        <m:t>g</m:t>
+                      </m:r>
+                    </m:sub>
+                    <m:sup>
+                      <m:r>
+                        <m:t>​</m:t>
+                      </m:r>
+                    </m:sup>
+                    <m:e>
+                      <m:sSub>
+                        <m:e>
+                          <m:r>
+                            <m:t>s</m:t>
+                          </m:r>
+                        </m:e>
+                        <m:sub>
+                          <m:r>
+                            <m:t>g</m:t>
+                          </m:r>
+                          <m:r>
+                            <m:rPr>
+                              <m:sty m:val="p"/>
+                            </m:rPr>
+                            <m:t>,</m:t>
+                          </m:r>
+                          <m:r>
+                            <m:t>t</m:t>
+                          </m:r>
+                        </m:sub>
+                      </m:sSub>
+                    </m:e>
+                  </m:nary>
+                  <m:r>
+                    <m:rPr>
+                      <m:sty m:val="p"/>
+                    </m:rPr>
+                    <m:t>+</m:t>
+                  </m:r>
+                  <m:sSub>
+                    <m:e>
+                      <m:r>
+                        <m:t>c</m:t>
+                      </m:r>
+                    </m:e>
+                    <m:sub>
+                      <m:r>
+                        <m:t>p</m:t>
+                      </m:r>
+                      <m:r>
+                        <m:t>e</m:t>
+                      </m:r>
+                      <m:r>
+                        <m:t>n</m:t>
+                      </m:r>
+                    </m:sub>
+                  </m:sSub>
+                  <m:r>
+                    <m:t> </m:t>
+                  </m:r>
+                  <m:d>
+                    <m:dPr>
+                      <m:begChr m:val="("/>
+                      <m:endChr m:val=")"/>
+                      <m:sepChr m:val=""/>
+                      <m:grow/>
+                    </m:dPr>
+                    <m:e>
+                      <m:sSubSup>
+                        <m:e>
+                          <m:r>
+                            <m:t>P</m:t>
+                          </m:r>
+                        </m:e>
+                        <m:sub>
+                          <m:r>
+                            <m:t>t</m:t>
+                          </m:r>
+                        </m:sub>
+                        <m:sup>
+                          <m:r>
+                            <m:t>u</m:t>
+                          </m:r>
+                        </m:sup>
+                      </m:sSubSup>
+                      <m:r>
+                        <m:rPr>
+                          <m:sty m:val="p"/>
+                        </m:rPr>
+                        <m:t>+</m:t>
+                      </m:r>
+                      <m:sSubSup>
+                        <m:e>
+                          <m:r>
+                            <m:t>R</m:t>
+                          </m:r>
+                        </m:e>
+                        <m:sub>
+                          <m:r>
+                            <m:t>t</m:t>
+                          </m:r>
+                        </m:sub>
+                        <m:sup>
+                          <m:r>
+                            <m:t>u</m:t>
+                          </m:r>
+                        </m:sup>
+                      </m:sSubSup>
+                    </m:e>
+                  </m:d>
+                </m:e>
+              </m:d>
+            </m:e>
+          </m:nary>
+          <m:r>
+            <m:t>Δ</m:t>
+          </m:r>
+          <m:r>
+            <m:t>t</m:t>
+          </m:r>
+          <m:r>
+            <m:rPr>
+              <m:sty m:val="p"/>
+            </m:rPr>
+            <m:t>,</m:t>
+          </m:r>
+        </m:oMath>
+      </m:oMathPara>
+    </w:p>
+    <w:p>
+      <w:pPr>
+        <w:pStyle w:val="FirstParagraph"/>
+      </w:pPr>
+      <w:r>
+        <w:t xml:space="preserve">where</w:t>
+      </w:r>
+      <w:r>
+        <w:t xml:space="preserve"> </w:t>
+      </w:r>
+      <m:oMath>
+        <m:sSub>
+          <m:e>
+            <m:r>
+              <m:t>c</m:t>
+            </m:r>
+          </m:e>
+          <m:sub>
+            <m:r>
+              <m:t>g</m:t>
+            </m:r>
+            <m:r>
+              <m:t>a</m:t>
+            </m:r>
+            <m:r>
+              <m:t>s</m:t>
+            </m:r>
+          </m:sub>
+        </m:sSub>
+        <m:r>
+          <m:rPr>
+            <m:sty m:val="p"/>
+          </m:rPr>
+          <m:t>=</m:t>
+        </m:r>
+        <m:r>
+          <m:t>4.19</m:t>
+        </m:r>
+      </m:oMath>
+      <w:r>
+        <w:t xml:space="preserve"> </w:t>
+      </w:r>
+      <w:r>
+        <w:t xml:space="preserve">NOK/Sm³ is the value of fuel gas, which could</w:t>
+      </w:r>
+      <w:r>
+        <w:t xml:space="preserve"> </w:t>
+      </w:r>
+      <w:r>
+        <w:t xml:space="preserve">otherwise be sold,</w:t>
+      </w:r>
+      <w:r>
+        <w:t xml:space="preserve"> </w:t>
+      </w:r>
+      <m:oMath>
+        <m:sSub>
+          <m:e>
+            <m:r>
+              <m:t>c</m:t>
+            </m:r>
+          </m:e>
+          <m:sub>
+            <m:r>
+              <m:t>C</m:t>
+            </m:r>
+            <m:r>
+              <m:t>O</m:t>
+            </m:r>
+            <m:r>
+              <m:t>2</m:t>
+            </m:r>
+          </m:sub>
+        </m:sSub>
+        <m:r>
+          <m:rPr>
+            <m:sty m:val="p"/>
+          </m:rPr>
+          <m:t>=</m:t>
+        </m:r>
+        <m:r>
+          <m:t>2.0</m:t>
+        </m:r>
+      </m:oMath>
+      <w:r>
+        <w:t xml:space="preserve"> </w:t>
+      </w:r>
+      <w:r>
+        <w:t xml:space="preserve">NOK/kg is the Norwegian target for the</w:t>
+      </w:r>
+      <w:r>
+        <w:t xml:space="preserve"> </w:t>
+      </w:r>
+      <w:r>
+        <w:t xml:space="preserve">total CO2 price in 2030 [25],</w:t>
+      </w:r>
+      <w:r>
+        <w:t xml:space="preserve"> </w:t>
+      </w:r>
+      <m:oMath>
+        <m:sSub>
+          <m:e>
+            <m:r>
+              <m:t>e</m:t>
+            </m:r>
+          </m:e>
+          <m:sub>
+            <m:r>
+              <m:t>C</m:t>
+            </m:r>
+            <m:r>
+              <m:t>O</m:t>
+            </m:r>
+            <m:r>
+              <m:t>2</m:t>
+            </m:r>
+          </m:sub>
+        </m:sSub>
+      </m:oMath>
+      <w:r>
+        <w:t xml:space="preserve"> </w:t>
+      </w:r>
+      <w:r>
+        <w:t xml:space="preserve">is the emission factor,</w:t>
+      </w:r>
+      <w:r>
+        <w:t xml:space="preserve"> </w:t>
+      </w:r>
+      <m:oMath>
+        <m:sSub>
+          <m:e>
+            <m:r>
+              <m:t>c</m:t>
+            </m:r>
+          </m:e>
+          <m:sub>
+            <m:r>
+              <m:t>p</m:t>
+            </m:r>
+            <m:r>
+              <m:t>r</m:t>
+            </m:r>
+            <m:r>
+              <m:t>o</m:t>
+            </m:r>
+            <m:r>
+              <m:t>d</m:t>
+            </m:r>
+          </m:sub>
+        </m:sSub>
+      </m:oMath>
+      <w:r>
+        <w:t xml:space="preserve"> </w:t>
+      </w:r>
+      <w:r>
+        <w:t xml:space="preserve">is the hourly value of design production (oil at 4,190 NOK/Sm³</w:t>
+      </w:r>
+      <w:r>
+        <w:t xml:space="preserve"> </w:t>
+      </w:r>
+      <w:r>
+        <w:t xml:space="preserve">and gas at the gas price) and</w:t>
+      </w:r>
+      <w:r>
+        <w:t xml:space="preserve"> </w:t>
+      </w:r>
+      <m:oMath>
+        <m:sSub>
+          <m:e>
+            <m:r>
+              <m:t>c</m:t>
+            </m:r>
+          </m:e>
+          <m:sub>
+            <m:r>
+              <m:t>s</m:t>
+            </m:r>
+            <m:r>
+              <m:t>t</m:t>
+            </m:r>
+            <m:r>
+              <m:t>a</m:t>
+            </m:r>
+            <m:r>
+              <m:t>r</m:t>
+            </m:r>
+            <m:r>
+              <m:t>t</m:t>
+            </m:r>
+          </m:sub>
+        </m:sSub>
+        <m:r>
+          <m:rPr>
+            <m:sty m:val="p"/>
+          </m:rPr>
+          <m:t>=</m:t>
+        </m:r>
+        <m:r>
+          <m:t>2</m:t>
+        </m:r>
+        <m:r>
+          <m:rPr>
+            <m:sty m:val="p"/>
+          </m:rPr>
+          <m:t>,</m:t>
+        </m:r>
+        <m:r>
+          <m:t>000</m:t>
+        </m:r>
+      </m:oMath>
+      <w:r>
+        <w:t xml:space="preserve"> </w:t>
+      </w:r>
+      <w:r>
+        <w:t xml:space="preserve">NOK per GT start</w:t>
+      </w:r>
+      <w:r>
+        <w:t xml:space="preserve"> </w:t>
+      </w:r>
+      <w:r>
+        <w:t xml:space="preserve">[9]. Unserved energy</w:t>
+      </w:r>
+      <w:r>
+        <w:t xml:space="preserve"> </w:t>
+      </w:r>
+      <m:oMath>
+        <m:sSubSup>
+          <m:e>
+            <m:r>
+              <m:t>P</m:t>
+            </m:r>
+          </m:e>
+          <m:sub>
+            <m:r>
+              <m:t>t</m:t>
+            </m:r>
+          </m:sub>
+          <m:sup>
+            <m:r>
+              <m:t>u</m:t>
+            </m:r>
+          </m:sup>
+        </m:sSubSup>
+      </m:oMath>
+      <w:r>
+        <w:t xml:space="preserve"> </w:t>
+      </w:r>
+      <w:r>
+        <w:t xml:space="preserve">and missing reserve</w:t>
+      </w:r>
+      <w:r>
+        <w:t xml:space="preserve"> </w:t>
+      </w:r>
+      <m:oMath>
+        <m:sSubSup>
+          <m:e>
+            <m:r>
+              <m:t>R</m:t>
+            </m:r>
+          </m:e>
+          <m:sub>
+            <m:r>
+              <m:t>t</m:t>
+            </m:r>
+          </m:sub>
+          <m:sup>
+            <m:r>
+              <m:t>u</m:t>
+            </m:r>
+          </m:sup>
+        </m:sSubSup>
+      </m:oMath>
+      <w:r>
+        <w:t xml:space="preserve"> </w:t>
+      </w:r>
+      <w:r>
+        <w:t xml:space="preserve">are</w:t>
+      </w:r>
+      <w:r>
+        <w:t xml:space="preserve"> </w:t>
+      </w:r>
+      <w:r>
+        <w:t xml:space="preserve">allowed only at a penalty</w:t>
+      </w:r>
+      <w:r>
+        <w:t xml:space="preserve"> </w:t>
+      </w:r>
+      <m:oMath>
+        <m:sSub>
+          <m:e>
+            <m:r>
+              <m:t>c</m:t>
+            </m:r>
+          </m:e>
+          <m:sub>
+            <m:r>
+              <m:t>p</m:t>
+            </m:r>
+            <m:r>
+              <m:t>e</m:t>
+            </m:r>
+            <m:r>
+              <m:t>n</m:t>
+            </m:r>
+          </m:sub>
+        </m:sSub>
+        <m:r>
+          <m:rPr>
+            <m:sty m:val="p"/>
+          </m:rPr>
+          <m:t>=</m:t>
+        </m:r>
+        <m:sSup>
+          <m:e>
+            <m:r>
+              <m:t>10</m:t>
+            </m:r>
+          </m:e>
+          <m:sup>
+            <m:r>
+              <m:t>6</m:t>
+            </m:r>
+          </m:sup>
+        </m:sSup>
+      </m:oMath>
+      <w:r>
+        <w:t xml:space="preserve"> </w:t>
+      </w:r>
+      <w:r>
+        <w:t xml:space="preserve">NOK/MWh to keep every window</w:t>
+      </w:r>
+      <w:r>
+        <w:t xml:space="preserve"> </w:t>
+      </w:r>
+      <w:r>
+        <w:t xml:space="preserve">feasible; in all reported runs they are below 0.03 MWh/yr.</w:t>
+      </w:r>
+    </w:p>
+    <w:p>
+      <w:pPr>
+        <w:pStyle w:val="BodyText"/>
+      </w:pPr>
+      <w:r>
+        <w:t xml:space="preserve">The main constraints are:</w:t>
+      </w:r>
+    </w:p>
+    <w:p>
+      <w:pPr>
+        <w:pStyle w:val="BodyText"/>
+      </w:pPr>
+      <m:oMathPara>
+        <m:oMathParaPr>
+          <m:jc m:val="center"/>
+        </m:oMathParaPr>
+        <m:oMath>
+          <m:nary>
+            <m:naryPr>
+              <m:chr m:val="∑"/>
+              <m:limLoc m:val="undOvr"/>
+              <m:subHide m:val="off"/>
+              <m:supHide m:val="on"/>
+            </m:naryPr>
+            <m:sub>
+              <m:r>
+                <m:t>g</m:t>
+              </m:r>
+            </m:sub>
+            <m:sup>
+              <m:r>
+                <m:t>​</m:t>
+              </m:r>
+            </m:sup>
+            <m:e>
+              <m:sSub>
+                <m:e>
+                  <m:r>
+                    <m:t>P</m:t>
+                  </m:r>
+                </m:e>
+                <m:sub>
+                  <m:r>
+                    <m:t>g</m:t>
+                  </m:r>
+                  <m:r>
+                    <m:rPr>
+                      <m:sty m:val="p"/>
+                    </m:rPr>
+                    <m:t>,</m:t>
+                  </m:r>
+                  <m:r>
+                    <m:t>t</m:t>
+                  </m:r>
+                </m:sub>
+              </m:sSub>
+            </m:e>
+          </m:nary>
+          <m:r>
+            <m:rPr>
+              <m:sty m:val="p"/>
+            </m:rPr>
+            <m:t>+</m:t>
+          </m:r>
+          <m:sSubSup>
+            <m:e>
+              <m:r>
+                <m:t>P</m:t>
+              </m:r>
+            </m:e>
+            <m:sub>
+              <m:r>
+                <m:t>t</m:t>
+              </m:r>
+            </m:sub>
+            <m:sup>
+              <m:r>
+                <m:t>w</m:t>
+              </m:r>
+            </m:sup>
+          </m:sSubSup>
+          <m:r>
+            <m:rPr>
+              <m:sty m:val="p"/>
+            </m:rPr>
+            <m:t>+</m:t>
+          </m:r>
+          <m:sSubSup>
+            <m:e>
+              <m:r>
+                <m:t>P</m:t>
+              </m:r>
+            </m:e>
+            <m:sub>
+              <m:r>
+                <m:t>t</m:t>
+              </m:r>
+            </m:sub>
+            <m:sup>
+              <m:r>
+                <m:t>d</m:t>
+              </m:r>
+              <m:r>
+                <m:t>i</m:t>
+              </m:r>
+              <m:r>
+                <m:t>s</m:t>
+              </m:r>
+            </m:sup>
+          </m:sSubSup>
+          <m:r>
+            <m:rPr>
+              <m:sty m:val="p"/>
+            </m:rPr>
+            <m:t>+</m:t>
+          </m:r>
+          <m:sSubSup>
+            <m:e>
+              <m:r>
+                <m:t>P</m:t>
+              </m:r>
+            </m:e>
+            <m:sub>
+              <m:r>
+                <m:t>t</m:t>
+              </m:r>
+            </m:sub>
+            <m:sup>
+              <m:r>
+                <m:t>u</m:t>
+              </m:r>
+            </m:sup>
+          </m:sSubSup>
+          <m:r>
+            <m:rPr>
+              <m:sty m:val="p"/>
+            </m:rPr>
+            <m:t>=</m:t>
+          </m:r>
+          <m:sSubSup>
+            <m:e>
+              <m:r>
+                <m:t>P</m:t>
+              </m:r>
+            </m:e>
+            <m:sub>
+              <m:r>
+                <m:t>t</m:t>
+              </m:r>
+            </m:sub>
+            <m:sup>
+              <m:r>
+                <m:t>d</m:t>
+              </m:r>
+              <m:r>
+                <m:t>e</m:t>
+              </m:r>
+              <m:r>
+                <m:t>m</m:t>
+              </m:r>
+            </m:sup>
+          </m:sSubSup>
+          <m:d>
+            <m:dPr>
+              <m:begChr m:val="("/>
+              <m:endChr m:val=")"/>
+              <m:sepChr m:val=""/>
+              <m:grow/>
+            </m:dPr>
+            <m:e>
+              <m:sSub>
+                <m:e>
+                  <m:r>
+                    <m:t>f</m:t>
+                  </m:r>
+                </m:e>
+                <m:sub>
+                  <m:r>
+                    <m:t>p</m:t>
+                  </m:r>
+                  <m:r>
+                    <m:rPr>
+                      <m:sty m:val="p"/>
+                    </m:rPr>
+                    <m:t>,</m:t>
+                  </m:r>
+                  <m:r>
+                    <m:t>t</m:t>
+                  </m:r>
+                </m:sub>
+              </m:sSub>
+              <m:r>
+                <m:rPr>
+                  <m:sty m:val="p"/>
+                </m:rPr>
+                <m:t>,</m:t>
+              </m:r>
+              <m:sSub>
+                <m:e>
+                  <m:r>
+                    <m:t>f</m:t>
+                  </m:r>
+                </m:e>
+                <m:sub>
+                  <m:r>
+                    <m:t>w</m:t>
+                  </m:r>
+                  <m:r>
+                    <m:t>i</m:t>
+                  </m:r>
+                  <m:r>
+                    <m:rPr>
+                      <m:sty m:val="p"/>
+                    </m:rPr>
+                    <m:t>,</m:t>
+                  </m:r>
+                  <m:r>
+                    <m:t>t</m:t>
+                  </m:r>
+                </m:sub>
+              </m:sSub>
+            </m:e>
+          </m:d>
+          <m:r>
+            <m:rPr>
+              <m:sty m:val="p"/>
+            </m:rPr>
+            <m:t>+</m:t>
+          </m:r>
+          <m:sSubSup>
+            <m:e>
+              <m:r>
+                <m:t>P</m:t>
+              </m:r>
+            </m:e>
+            <m:sub>
+              <m:r>
+                <m:t>t</m:t>
+              </m:r>
+            </m:sub>
+            <m:sup>
+              <m:r>
+                <m:t>h</m:t>
+              </m:r>
+            </m:sup>
+          </m:sSubSup>
+          <m:r>
+            <m:rPr>
+              <m:sty m:val="p"/>
+            </m:rPr>
+            <m:t>+</m:t>
+          </m:r>
+          <m:sSubSup>
+            <m:e>
+              <m:r>
+                <m:t>P</m:t>
+              </m:r>
+            </m:e>
+            <m:sub>
+              <m:r>
+                <m:t>t</m:t>
+              </m:r>
+            </m:sub>
+            <m:sup>
+              <m:r>
+                <m:t>c</m:t>
+              </m:r>
+              <m:r>
+                <m:t>h</m:t>
+              </m:r>
+            </m:sup>
+          </m:sSubSup>
+          <m:r>
+            <m:rPr>
+              <m:sty m:val="p"/>
+            </m:rPr>
+            <m:t>,</m:t>
+          </m:r>
+        </m:oMath>
+      </m:oMathPara>
+    </w:p>
+    <w:p>
+      <w:pPr>
+        <w:pStyle w:val="FirstParagraph"/>
+      </w:pPr>
+      <m:oMathPara>
+        <m:oMathParaPr>
+          <m:jc m:val="center"/>
+        </m:oMathParaPr>
+        <m:oMath>
+          <m:sSubSup>
+            <m:e>
+              <m:r>
+                <m:t>P</m:t>
+              </m:r>
+            </m:e>
+            <m:sub>
+              <m:r>
+                <m:t>t</m:t>
+              </m:r>
+            </m:sub>
+            <m:sup>
+              <m:r>
+                <m:t>w</m:t>
+              </m:r>
+            </m:sup>
+          </m:sSubSup>
+          <m:r>
+            <m:rPr>
+              <m:sty m:val="p"/>
+            </m:rPr>
+            <m:t>+</m:t>
+          </m:r>
+          <m:sSubSup>
+            <m:e>
+              <m:r>
+                <m:t>P</m:t>
+              </m:r>
+            </m:e>
+            <m:sub>
+              <m:r>
+                <m:t>t</m:t>
+              </m:r>
+            </m:sub>
+            <m:sup>
+              <m:r>
+                <m:t>c</m:t>
+              </m:r>
+            </m:sup>
+          </m:sSubSup>
+          <m:r>
+            <m:rPr>
+              <m:sty m:val="p"/>
+            </m:rPr>
+            <m:t>=</m:t>
+          </m:r>
+          <m:sSubSup>
+            <m:e>
+              <m:r>
+                <m:t>P</m:t>
+              </m:r>
+            </m:e>
+            <m:sub>
+              <m:r>
+                <m:t>t</m:t>
+              </m:r>
+            </m:sub>
+            <m:sup>
+              <m:r>
+                <m:t>a</m:t>
+              </m:r>
+              <m:r>
+                <m:t>v</m:t>
+              </m:r>
+              <m:r>
+                <m:t>a</m:t>
+              </m:r>
+              <m:r>
+                <m:t>i</m:t>
+              </m:r>
+              <m:r>
+                <m:t>l</m:t>
+              </m:r>
+            </m:sup>
+          </m:sSubSup>
+          <m:r>
+            <m:rPr>
+              <m:sty m:val="p"/>
+            </m:rPr>
+            <m:t>,</m:t>
+          </m:r>
+        </m:oMath>
+      </m:oMathPara>
+    </w:p>
+    <w:p>
+      <w:pPr>
+        <w:pStyle w:val="FirstParagraph"/>
+      </w:pPr>
+      <m:oMathPara>
+        <m:oMathParaPr>
+          <m:jc m:val="center"/>
+        </m:oMathParaPr>
+        <m:oMath>
+          <m:r>
+            <m:t>ϕ</m:t>
+          </m:r>
+          <m:nary>
+            <m:naryPr>
+              <m:chr m:val="∑"/>
+              <m:limLoc m:val="undOvr"/>
+              <m:subHide m:val="off"/>
+              <m:supHide m:val="on"/>
+            </m:naryPr>
+            <m:sub>
+              <m:r>
+                <m:t>g</m:t>
+              </m:r>
+            </m:sub>
+            <m:sup>
+              <m:r>
+                <m:t>​</m:t>
+              </m:r>
+            </m:sup>
+            <m:e>
+              <m:d>
+                <m:dPr>
+                  <m:begChr m:val="("/>
+                  <m:endChr m:val=")"/>
+                  <m:sepChr m:val=""/>
+                  <m:grow/>
+                </m:dPr>
+                <m:e>
+                  <m:sSub>
+                    <m:e>
+                      <m:r>
+                        <m:t>Q</m:t>
+                      </m:r>
+                    </m:e>
+                    <m:sub>
+                      <m:r>
+                        <m:t>g</m:t>
+                      </m:r>
+                      <m:r>
+                        <m:rPr>
+                          <m:sty m:val="p"/>
+                        </m:rPr>
+                        <m:t>,</m:t>
+                      </m:r>
+                      <m:r>
+                        <m:t>t</m:t>
+                      </m:r>
+                    </m:sub>
+                  </m:sSub>
+                  <m:r>
+                    <m:rPr>
+                      <m:sty m:val="p"/>
+                    </m:rPr>
+                    <m:t>−</m:t>
+                  </m:r>
+                  <m:sSub>
+                    <m:e>
+                      <m:r>
+                        <m:t>P</m:t>
+                      </m:r>
+                    </m:e>
+                    <m:sub>
+                      <m:r>
+                        <m:t>g</m:t>
+                      </m:r>
+                      <m:r>
+                        <m:rPr>
+                          <m:sty m:val="p"/>
+                        </m:rPr>
+                        <m:t>,</m:t>
+                      </m:r>
+                      <m:r>
+                        <m:t>t</m:t>
+                      </m:r>
+                    </m:sub>
+                  </m:sSub>
+                </m:e>
+              </m:d>
+            </m:e>
+          </m:nary>
+          <m:r>
+            <m:rPr>
+              <m:sty m:val="p"/>
+            </m:rPr>
+            <m:t>+</m:t>
+          </m:r>
+          <m:sSub>
+            <m:e>
+              <m:r>
+                <m:t>η</m:t>
+              </m:r>
+            </m:e>
+            <m:sub>
+              <m:r>
+                <m:t>h</m:t>
+              </m:r>
+            </m:sub>
+          </m:sSub>
+          <m:sSubSup>
+            <m:e>
+              <m:r>
+                <m:t>P</m:t>
+              </m:r>
+            </m:e>
+            <m:sub>
+              <m:r>
+                <m:t>t</m:t>
+              </m:r>
+            </m:sub>
+            <m:sup>
+              <m:r>
+                <m:t>h</m:t>
+              </m:r>
+            </m:sup>
+          </m:sSubSup>
+          <m:r>
+            <m:rPr>
+              <m:sty m:val="p"/>
+            </m:rPr>
+            <m:t>≥</m:t>
+          </m:r>
+          <m:r>
+            <m:t>H</m:t>
+          </m:r>
+          <m:r>
+            <m:rPr>
+              <m:sty m:val="p"/>
+            </m:rPr>
+            <m:t>,</m:t>
+          </m:r>
+        </m:oMath>
+      </m:oMathPara>
+    </w:p>
+    <w:p>
+      <w:pPr>
+        <w:pStyle w:val="FirstParagraph"/>
+      </w:pPr>
+      <m:oMathPara>
+        <m:oMathParaPr>
+          <m:jc m:val="center"/>
+        </m:oMathParaPr>
+        <m:oMath>
+          <m:sSub>
+            <m:e>
+              <m:r>
+                <m:t>P</m:t>
+              </m:r>
+            </m:e>
+            <m:sub>
+              <m:r>
+                <m:t>m</m:t>
+              </m:r>
+              <m:r>
+                <m:t>i</m:t>
+              </m:r>
+              <m:r>
+                <m:t>n</m:t>
+              </m:r>
+            </m:sub>
+          </m:sSub>
+          <m:r>
+            <m:t> </m:t>
+          </m:r>
+          <m:sSub>
+            <m:e>
+              <m:r>
+                <m:t>u</m:t>
+              </m:r>
+            </m:e>
+            <m:sub>
+              <m:r>
+                <m:t>g</m:t>
+              </m:r>
+              <m:r>
+                <m:rPr>
+                  <m:sty m:val="p"/>
+                </m:rPr>
+                <m:t>,</m:t>
+              </m:r>
+              <m:r>
+                <m:t>t</m:t>
+              </m:r>
+            </m:sub>
+          </m:sSub>
+          <m:r>
+            <m:rPr>
+              <m:sty m:val="p"/>
+            </m:rPr>
+            <m:t>≤</m:t>
+          </m:r>
+          <m:sSub>
+            <m:e>
+              <m:r>
+                <m:t>P</m:t>
+              </m:r>
+            </m:e>
+            <m:sub>
+              <m:r>
+                <m:t>g</m:t>
+              </m:r>
+              <m:r>
+                <m:rPr>
+                  <m:sty m:val="p"/>
+                </m:rPr>
+                <m:t>,</m:t>
+              </m:r>
+              <m:r>
+                <m:t>t</m:t>
+              </m:r>
+            </m:sub>
+          </m:sSub>
+          <m:r>
+            <m:rPr>
+              <m:sty m:val="p"/>
+            </m:rPr>
+            <m:t>≤</m:t>
+          </m:r>
+          <m:sSub>
+            <m:e>
+              <m:r>
+                <m:t>P</m:t>
+              </m:r>
+            </m:e>
+            <m:sub>
+              <m:r>
+                <m:t>r</m:t>
+              </m:r>
+              <m:r>
+                <m:t>a</m:t>
+              </m:r>
+              <m:r>
+                <m:t>t</m:t>
+              </m:r>
+              <m:r>
+                <m:t>e</m:t>
+              </m:r>
+              <m:r>
+                <m:t>d</m:t>
+              </m:r>
+            </m:sub>
+          </m:sSub>
+          <m:r>
+            <m:t> </m:t>
+          </m:r>
+          <m:sSub>
+            <m:e>
+              <m:r>
+                <m:t>u</m:t>
+              </m:r>
+            </m:e>
+            <m:sub>
+              <m:r>
+                <m:t>g</m:t>
+              </m:r>
+              <m:r>
+                <m:rPr>
+                  <m:sty m:val="p"/>
+                </m:rPr>
+                <m:t>,</m:t>
+              </m:r>
+              <m:r>
+                <m:t>t</m:t>
+              </m:r>
+            </m:sub>
+          </m:sSub>
+          <m:r>
+            <m:rPr>
+              <m:sty m:val="p"/>
+            </m:rPr>
+            <m:t>,</m:t>
+          </m:r>
+          <m:r>
+            <m:t>  </m:t>
+          </m:r>
+          <m:sSub>
+            <m:e>
+              <m:r>
+                <m:t>s</m:t>
+              </m:r>
+            </m:e>
+            <m:sub>
+              <m:r>
+                <m:t>g</m:t>
+              </m:r>
+              <m:r>
+                <m:rPr>
+                  <m:sty m:val="p"/>
+                </m:rPr>
+                <m:t>,</m:t>
+              </m:r>
+              <m:r>
+                <m:t>t</m:t>
+              </m:r>
+            </m:sub>
+          </m:sSub>
+          <m:r>
+            <m:rPr>
+              <m:sty m:val="p"/>
+            </m:rPr>
+            <m:t>≥</m:t>
+          </m:r>
+          <m:sSub>
+            <m:e>
+              <m:r>
+                <m:t>u</m:t>
+              </m:r>
+            </m:e>
+            <m:sub>
+              <m:r>
+                <m:t>g</m:t>
+              </m:r>
+              <m:r>
+                <m:rPr>
+                  <m:sty m:val="p"/>
+                </m:rPr>
+                <m:t>,</m:t>
+              </m:r>
+              <m:r>
+                <m:t>t</m:t>
+              </m:r>
+            </m:sub>
+          </m:sSub>
+          <m:r>
+            <m:rPr>
+              <m:sty m:val="p"/>
+            </m:rPr>
+            <m:t>−</m:t>
+          </m:r>
+          <m:sSub>
+            <m:e>
+              <m:r>
+                <m:t>u</m:t>
+              </m:r>
+            </m:e>
+            <m:sub>
+              <m:r>
+                <m:t>g</m:t>
+              </m:r>
+              <m:r>
+                <m:rPr>
+                  <m:sty m:val="p"/>
+                </m:rPr>
+                <m:t>,</m:t>
+              </m:r>
+              <m:r>
+                <m:t>t</m:t>
+              </m:r>
+              <m:r>
+                <m:rPr>
+                  <m:sty m:val="p"/>
+                </m:rPr>
+                <m:t>−</m:t>
+              </m:r>
+              <m:r>
+                <m:t>1</m:t>
+              </m:r>
+            </m:sub>
+          </m:sSub>
+          <m:r>
+            <m:rPr>
+              <m:sty m:val="p"/>
+            </m:rPr>
+            <m:t>,</m:t>
+          </m:r>
+        </m:oMath>
+      </m:oMathPara>
+    </w:p>
+    <w:p>
+      <w:pPr>
+        <w:pStyle w:val="FirstParagraph"/>
+      </w:pPr>
+      <m:oMathPara>
+        <m:oMathParaPr>
+          <m:jc m:val="center"/>
+        </m:oMathParaPr>
+        <m:oMath>
+          <m:nary>
+            <m:naryPr>
+              <m:chr m:val="∑"/>
+              <m:limLoc m:val="undOvr"/>
+              <m:subHide m:val="off"/>
+              <m:supHide m:val="on"/>
+            </m:naryPr>
+            <m:sub>
+              <m:r>
+                <m:t>g</m:t>
+              </m:r>
+            </m:sub>
+            <m:sup>
+              <m:r>
+                <m:t>​</m:t>
+              </m:r>
+            </m:sup>
+            <m:e>
+              <m:d>
+                <m:dPr>
+                  <m:begChr m:val="("/>
+                  <m:endChr m:val=")"/>
+                  <m:sepChr m:val=""/>
+                  <m:grow/>
+                </m:dPr>
+                <m:e>
+                  <m:sSub>
+                    <m:e>
+                      <m:r>
+                        <m:t>P</m:t>
+                      </m:r>
+                    </m:e>
+                    <m:sub>
+                      <m:r>
+                        <m:t>r</m:t>
+                      </m:r>
+                      <m:r>
+                        <m:t>a</m:t>
+                      </m:r>
+                      <m:r>
+                        <m:t>t</m:t>
+                      </m:r>
+                      <m:r>
+                        <m:t>e</m:t>
+                      </m:r>
+                      <m:r>
+                        <m:t>d</m:t>
+                      </m:r>
+                    </m:sub>
+                  </m:sSub>
+                  <m:r>
+                    <m:t> </m:t>
+                  </m:r>
+                  <m:sSub>
+                    <m:e>
+                      <m:r>
+                        <m:t>u</m:t>
+                      </m:r>
+                    </m:e>
+                    <m:sub>
+                      <m:r>
+                        <m:t>g</m:t>
+                      </m:r>
+                      <m:r>
+                        <m:rPr>
+                          <m:sty m:val="p"/>
+                        </m:rPr>
+                        <m:t>,</m:t>
+                      </m:r>
+                      <m:r>
+                        <m:t>t</m:t>
+                      </m:r>
+                    </m:sub>
+                  </m:sSub>
+                  <m:r>
+                    <m:rPr>
+                      <m:sty m:val="p"/>
+                    </m:rPr>
+                    <m:t>−</m:t>
+                  </m:r>
+                  <m:sSub>
+                    <m:e>
+                      <m:r>
+                        <m:t>P</m:t>
+                      </m:r>
+                    </m:e>
+                    <m:sub>
+                      <m:r>
+                        <m:t>g</m:t>
+                      </m:r>
+                      <m:r>
+                        <m:rPr>
+                          <m:sty m:val="p"/>
+                        </m:rPr>
+                        <m:t>,</m:t>
+                      </m:r>
+                      <m:r>
+                        <m:t>t</m:t>
+                      </m:r>
+                    </m:sub>
+                  </m:sSub>
+                </m:e>
+              </m:d>
+            </m:e>
+          </m:nary>
+          <m:r>
+            <m:rPr>
+              <m:sty m:val="p"/>
+            </m:rPr>
+            <m:t>+</m:t>
+          </m:r>
+          <m:sSubSup>
+            <m:e>
+              <m:r>
+                <m:t>P</m:t>
+              </m:r>
+            </m:e>
+            <m:sub>
+              <m:r>
+                <m:t>t</m:t>
+              </m:r>
+            </m:sub>
+            <m:sup>
+              <m:r>
+                <m:t>r</m:t>
+              </m:r>
+              <m:r>
+                <m:t>e</m:t>
+              </m:r>
+              <m:r>
+                <m:t>s</m:t>
+              </m:r>
+            </m:sup>
+          </m:sSubSup>
+          <m:r>
+            <m:rPr>
+              <m:sty m:val="p"/>
+            </m:rPr>
+            <m:t>+</m:t>
+          </m:r>
+          <m:sSubSup>
+            <m:e>
+              <m:r>
+                <m:t>R</m:t>
+              </m:r>
+            </m:e>
+            <m:sub>
+              <m:r>
+                <m:t>t</m:t>
+              </m:r>
+            </m:sub>
+            <m:sup>
+              <m:r>
+                <m:t>u</m:t>
+              </m:r>
+            </m:sup>
+          </m:sSubSup>
+          <m:r>
+            <m:rPr>
+              <m:sty m:val="p"/>
+            </m:rPr>
+            <m:t>≥</m:t>
+          </m:r>
+          <m:r>
+            <m:t>R</m:t>
+          </m:r>
+          <m:r>
+            <m:rPr>
+              <m:sty m:val="p"/>
+            </m:rPr>
+            <m:t>,</m:t>
+          </m:r>
+          <m:r>
+            <m:t>  </m:t>
+          </m:r>
+          <m:nary>
+            <m:naryPr>
+              <m:chr m:val="∑"/>
+              <m:limLoc m:val="undOvr"/>
+              <m:subHide m:val="off"/>
+              <m:supHide m:val="on"/>
+            </m:naryPr>
+            <m:sub>
+              <m:r>
+                <m:t>g</m:t>
+              </m:r>
+            </m:sub>
+            <m:sup>
+              <m:r>
+                <m:t>​</m:t>
+              </m:r>
+            </m:sup>
+            <m:e>
+              <m:sSub>
+                <m:e>
+                  <m:r>
+                    <m:t>u</m:t>
+                  </m:r>
+                </m:e>
+                <m:sub>
+                  <m:r>
+                    <m:t>g</m:t>
+                  </m:r>
+                  <m:r>
+                    <m:rPr>
+                      <m:sty m:val="p"/>
+                    </m:rPr>
+                    <m:t>,</m:t>
+                  </m:r>
+                  <m:r>
+                    <m:t>t</m:t>
+                  </m:r>
+                </m:sub>
+              </m:sSub>
+            </m:e>
+          </m:nary>
+          <m:r>
+            <m:rPr>
+              <m:sty m:val="p"/>
+            </m:rPr>
+            <m:t>≥</m:t>
+          </m:r>
+          <m:r>
+            <m:t>1</m:t>
+          </m:r>
+          <m:r>
+            <m:rPr>
+              <m:sty m:val="p"/>
+            </m:rPr>
+            <m:t>,</m:t>
+          </m:r>
+        </m:oMath>
+      </m:oMathPara>
+    </w:p>
+    <w:p>
+      <w:pPr>
+        <w:pStyle w:val="FirstParagraph"/>
+      </w:pPr>
+      <m:oMathPara>
+        <m:oMathParaPr>
+          <m:jc m:val="center"/>
+        </m:oMathParaPr>
+        <m:oMath>
+          <m:sSub>
+            <m:e>
+              <m:r>
+                <m:t>E</m:t>
+              </m:r>
+            </m:e>
+            <m:sub>
+              <m:r>
+                <m:t>t</m:t>
+              </m:r>
+            </m:sub>
+          </m:sSub>
+          <m:r>
+            <m:rPr>
+              <m:sty m:val="p"/>
+            </m:rPr>
+            <m:t>=</m:t>
+          </m:r>
+          <m:sSub>
+            <m:e>
+              <m:r>
+                <m:t>E</m:t>
+              </m:r>
+            </m:e>
+            <m:sub>
+              <m:r>
+                <m:t>t</m:t>
+              </m:r>
+              <m:r>
+                <m:rPr>
+                  <m:sty m:val="p"/>
+                </m:rPr>
+                <m:t>−</m:t>
+              </m:r>
+              <m:r>
+                <m:t>1</m:t>
+              </m:r>
+            </m:sub>
+          </m:sSub>
+          <m:r>
+            <m:rPr>
+              <m:sty m:val="p"/>
+            </m:rPr>
+            <m:t>+</m:t>
+          </m:r>
+          <m:d>
+            <m:dPr>
+              <m:begChr m:val="("/>
+              <m:endChr m:val=")"/>
+              <m:sepChr m:val=""/>
+              <m:grow/>
+            </m:dPr>
+            <m:e>
+              <m:sSub>
+                <m:e>
+                  <m:r>
+                    <m:t>η</m:t>
+                  </m:r>
+                </m:e>
+                <m:sub>
+                  <m:r>
+                    <m:t>c</m:t>
+                  </m:r>
+                </m:sub>
+              </m:sSub>
+              <m:sSubSup>
+                <m:e>
+                  <m:r>
+                    <m:t>P</m:t>
+                  </m:r>
+                </m:e>
+                <m:sub>
+                  <m:r>
+                    <m:t>t</m:t>
+                  </m:r>
+                </m:sub>
+                <m:sup>
+                  <m:r>
+                    <m:t>c</m:t>
+                  </m:r>
+                  <m:r>
+                    <m:t>h</m:t>
+                  </m:r>
+                </m:sup>
+              </m:sSubSup>
+              <m:r>
+                <m:rPr>
+                  <m:sty m:val="p"/>
+                </m:rPr>
+                <m:t>−</m:t>
+              </m:r>
+              <m:sSubSup>
+                <m:e>
+                  <m:r>
+                    <m:t>P</m:t>
+                  </m:r>
+                </m:e>
+                <m:sub>
+                  <m:r>
+                    <m:t>t</m:t>
+                  </m:r>
+                </m:sub>
+                <m:sup>
+                  <m:r>
+                    <m:t>d</m:t>
+                  </m:r>
+                  <m:r>
+                    <m:t>i</m:t>
+                  </m:r>
+                  <m:r>
+                    <m:t>s</m:t>
+                  </m:r>
+                </m:sup>
+              </m:sSubSup>
+              <m:r>
+                <m:rPr>
+                  <m:sty m:val="p"/>
+                </m:rPr>
+                <m:t>/</m:t>
+              </m:r>
+              <m:sSub>
+                <m:e>
+                  <m:r>
+                    <m:t>η</m:t>
+                  </m:r>
+                </m:e>
+                <m:sub>
+                  <m:r>
+                    <m:t>d</m:t>
+                  </m:r>
+                </m:sub>
+              </m:sSub>
+            </m:e>
+          </m:d>
+          <m:r>
+            <m:t>Δ</m:t>
+          </m:r>
+          <m:r>
+            <m:t>t</m:t>
+          </m:r>
+          <m:r>
+            <m:rPr>
+              <m:sty m:val="p"/>
+            </m:rPr>
+            <m:t>,</m:t>
+          </m:r>
+        </m:oMath>
+      </m:oMathPara>
+    </w:p>
+    <w:p>
+      <w:pPr>
+        <w:pStyle w:val="FirstParagraph"/>
+      </w:pPr>
+      <w:r>
+        <w:t xml:space="preserve">together with the deficit balance of Section 2.5, the ramp limits on</w:t>
       </w:r>
       <w:r>
         <w:t xml:space="preserve"> </w:t>
@@ -3498,11 +7294,23 @@
             <m:r>
               <m:t>p</m:t>
             </m:r>
+            <m:r>
+              <m:rPr>
+                <m:sty m:val="p"/>
+              </m:rPr>
+              <m:t>,</m:t>
+            </m:r>
+            <m:r>
+              <m:t>t</m:t>
+            </m:r>
           </m:sub>
         </m:sSub>
       </m:oMath>
       <w:r>
-        <w:t xml:space="preserve">,</w:t>
+        <w:t xml:space="preserve"> </w:t>
+      </w:r>
+      <w:r>
+        <w:t xml:space="preserve">and</w:t>
       </w:r>
       <w:r>
         <w:t xml:space="preserve"> </w:t>
@@ -3521,175 +7329,223 @@
             <m:r>
               <m:t>i</m:t>
             </m:r>
+            <m:r>
+              <m:rPr>
+                <m:sty m:val="p"/>
+              </m:rPr>
+              <m:t>,</m:t>
+            </m:r>
+            <m:r>
+              <m:t>t</m:t>
+            </m:r>
           </m:sub>
         </m:sSub>
       </m:oMath>
       <w:r>
-        <w:t xml:space="preserve">, the on/off state and power of each GT, the wind power used</w:t>
-      </w:r>
-      <w:r>
-        <w:t xml:space="preserve"> </w:t>
-      </w:r>
-      <w:r>
-        <w:t xml:space="preserve">(the rest is curtailed), electric heater power and, in case 4, battery</w:t>
-      </w:r>
-      <w:r>
-        <w:t xml:space="preserve"> </w:t>
-      </w:r>
-      <w:r>
-        <w:t xml:space="preserve">charge and discharge. The constraints are:</w:t>
-      </w:r>
-    </w:p>
-    <w:p>
-      <w:pPr>
-        <w:numPr>
-          <w:ilvl w:val="0"/>
-          <w:numId w:val="1004"/>
-        </w:numPr>
-        <w:pStyle w:val="Compact"/>
-      </w:pPr>
-      <w:r>
-        <w:t xml:space="preserve">power balance: GT power, wind used and battery discharge equal platform</w:t>
-      </w:r>
-      <w:r>
-        <w:t xml:space="preserve"> </w:t>
-      </w:r>
-      <w:r>
-        <w:t xml:space="preserve">demand, electric heater and battery charge;</w:t>
-      </w:r>
-    </w:p>
-    <w:p>
-      <w:pPr>
-        <w:numPr>
-          <w:ilvl w:val="0"/>
-          <w:numId w:val="1004"/>
-        </w:numPr>
-        <w:pStyle w:val="Compact"/>
-      </w:pPr>
-      <w:r>
-        <w:t xml:space="preserve">heat balance: recovered exhaust heat plus electric heating covers the</w:t>
-      </w:r>
-      <w:r>
-        <w:t xml:space="preserve"> </w:t>
-      </w:r>
-      <w:r>
-        <w:t xml:space="preserve">3 MW heat demand;</w:t>
-      </w:r>
-    </w:p>
-    <w:p>
-      <w:pPr>
-        <w:numPr>
-          <w:ilvl w:val="0"/>
-          <w:numId w:val="1004"/>
-        </w:numPr>
-        <w:pStyle w:val="Compact"/>
-      </w:pPr>
-      <w:r>
-        <w:t xml:space="preserve">GT limits: minimum and rated load when running, the Willans fuel line and</w:t>
-      </w:r>
-      <w:r>
-        <w:t xml:space="preserve"> </w:t>
-      </w:r>
-      <w:r>
-        <w:t xml:space="preserve">start-up indicators;</w:t>
-      </w:r>
-    </w:p>
-    <w:p>
-      <w:pPr>
-        <w:numPr>
-          <w:ilvl w:val="0"/>
-          <w:numId w:val="1004"/>
-        </w:numPr>
-        <w:pStyle w:val="Compact"/>
-      </w:pPr>
-      <w:r>
-        <w:t xml:space="preserve">spinning reserve: unused capacity of running GTs plus battery reserve of</w:t>
-      </w:r>
-      <w:r>
-        <w:t xml:space="preserve"> </w:t>
-      </w:r>
-      <w:r>
-        <w:t xml:space="preserve">at least 5 MW [7]; a battery counts only if it can sustain the</w:t>
-      </w:r>
-      <w:r>
-        <w:t xml:space="preserve"> </w:t>
-      </w:r>
-      <w:r>
-        <w:t xml:space="preserve">reserve for 30 min;</w:t>
-      </w:r>
-    </w:p>
-    <w:p>
-      <w:pPr>
-        <w:numPr>
-          <w:ilvl w:val="0"/>
-          <w:numId w:val="1004"/>
-        </w:numPr>
-        <w:pStyle w:val="Compact"/>
-      </w:pPr>
-      <w:r>
-        <w:t xml:space="preserve">at least one GT online, because the wind turbines are grid-following;</w:t>
-      </w:r>
-    </w:p>
-    <w:p>
-      <w:pPr>
-        <w:numPr>
-          <w:ilvl w:val="0"/>
-          <w:numId w:val="1004"/>
-        </w:numPr>
-        <w:pStyle w:val="Compact"/>
-      </w:pPr>
-      <w:r>
-        <w:t xml:space="preserve">the lever power curves, ramp limits and injection deficit of Section 2.5,</w:t>
-      </w:r>
-      <w:r>
-        <w:t xml:space="preserve"> </w:t>
-      </w:r>
-      <w:r>
-        <w:t xml:space="preserve">and the battery energy balance (round-trip efficiency 0.9).</w:t>
-      </w:r>
-    </w:p>
-    <w:p>
-      <w:pPr>
-        <w:pStyle w:val="FirstParagraph"/>
-      </w:pPr>
-      <w:r>
-        <w:t xml:space="preserve">The objective minimises, in NOK, the value of fuel gas burned</w:t>
-      </w:r>
-      <w:r>
-        <w:t xml:space="preserve"> </w:t>
-      </w:r>
-      <w:r>
-        <w:t xml:space="preserve">(4.19 NOK/Sm³, since fuel gas could otherwise be sold), the CO2 cost</w:t>
-      </w:r>
-      <w:r>
-        <w:t xml:space="preserve"> </w:t>
-      </w:r>
-      <w:r>
-        <w:t xml:space="preserve">(2.0 NOK/kg, the Norwegian target for the total CO2 price in 2030</w:t>
-      </w:r>
-      <w:r>
-        <w:t xml:space="preserve"> </w:t>
-      </w:r>
-      <w:r>
-        <w:t xml:space="preserve">[21]), the value of lost oil and gas (4,190 NOK/Sm³ oil) and a</w:t>
-      </w:r>
-      <w:r>
-        <w:t xml:space="preserve"> </w:t>
-      </w:r>
-      <w:r>
-        <w:t xml:space="preserve">start-up cost of 2,000 NOK per GT start [7]. Unserved energy and</w:t>
-      </w:r>
-      <w:r>
-        <w:t xml:space="preserve"> </w:t>
-      </w:r>
-      <w:r>
-        <w:t xml:space="preserve">missing reserve are allowed only with a penalty of 10⁶ NOK/MWh, to keep the</w:t>
-      </w:r>
-      <w:r>
-        <w:t xml:space="preserve"> </w:t>
-      </w:r>
-      <w:r>
-        <w:t xml:space="preserve">problem feasible; in all reported runs they are below 0.03 MWh/yr.</w:t>
+        <w:t xml:space="preserve">, and the piecewise-linear demand</w:t>
+      </w:r>
+      <w:r>
+        <w:t xml:space="preserve"> </w:t>
+      </w:r>
+      <m:oMath>
+        <m:sSubSup>
+          <m:e>
+            <m:r>
+              <m:t>P</m:t>
+            </m:r>
+          </m:e>
+          <m:sub>
+            <m:r>
+              <m:t>t</m:t>
+            </m:r>
+          </m:sub>
+          <m:sup>
+            <m:r>
+              <m:t>d</m:t>
+            </m:r>
+            <m:r>
+              <m:t>e</m:t>
+            </m:r>
+            <m:r>
+              <m:t>m</m:t>
+            </m:r>
+          </m:sup>
+        </m:sSubSup>
+      </m:oMath>
+      <w:r>
+        <w:t xml:space="preserve"> </w:t>
+      </w:r>
+      <w:r>
+        <w:t xml:space="preserve">of the</w:t>
+      </w:r>
+      <w:r>
+        <w:t xml:space="preserve"> </w:t>
+      </w:r>
+      <w:r>
+        <w:t xml:space="preserve">lever groups. The first equation is the power balance and the second splits</w:t>
+      </w:r>
+      <w:r>
+        <w:t xml:space="preserve"> </w:t>
+      </w:r>
+      <w:r>
+        <w:t xml:space="preserve">the available wind into used and curtailed power. The heat balance requires</w:t>
+      </w:r>
+      <w:r>
+        <w:t xml:space="preserve"> </w:t>
+      </w:r>
+      <w:r>
+        <w:t xml:space="preserve">recovered exhaust heat plus electric heating, with heater efficiency</w:t>
+      </w:r>
+      <w:r>
+        <w:t xml:space="preserve"> </w:t>
+      </w:r>
+      <m:oMath>
+        <m:sSub>
+          <m:e>
+            <m:r>
+              <m:t>η</m:t>
+            </m:r>
+          </m:e>
+          <m:sub>
+            <m:r>
+              <m:t>h</m:t>
+            </m:r>
+          </m:sub>
+        </m:sSub>
+        <m:r>
+          <m:rPr>
+            <m:sty m:val="p"/>
+          </m:rPr>
+          <m:t>=</m:t>
+        </m:r>
+        <m:r>
+          <m:t>0.99</m:t>
+        </m:r>
+      </m:oMath>
+      <w:r>
+        <w:t xml:space="preserve">, to cover the heat demand</w:t>
+      </w:r>
+      <w:r>
+        <w:t xml:space="preserve"> </w:t>
+      </w:r>
+      <m:oMath>
+        <m:r>
+          <m:t>H</m:t>
+        </m:r>
+        <m:r>
+          <m:rPr>
+            <m:sty m:val="p"/>
+          </m:rPr>
+          <m:t>=</m:t>
+        </m:r>
+        <m:r>
+          <m:t>3</m:t>
+        </m:r>
+      </m:oMath>
+      <w:r>
+        <w:t xml:space="preserve"> </w:t>
+      </w:r>
+      <w:r>
+        <w:t xml:space="preserve">MW. The reserve</w:t>
+      </w:r>
+      <w:r>
+        <w:t xml:space="preserve"> </w:t>
+      </w:r>
+      <w:r>
+        <w:t xml:space="preserve">requirement</w:t>
+      </w:r>
+      <w:r>
+        <w:t xml:space="preserve"> </w:t>
+      </w:r>
+      <m:oMath>
+        <m:r>
+          <m:t>R</m:t>
+        </m:r>
+        <m:r>
+          <m:rPr>
+            <m:sty m:val="p"/>
+          </m:rPr>
+          <m:t>=</m:t>
+        </m:r>
+        <m:r>
+          <m:t>5</m:t>
+        </m:r>
+      </m:oMath>
+      <w:r>
+        <w:t xml:space="preserve"> </w:t>
+      </w:r>
+      <w:r>
+        <w:t xml:space="preserve">MW follows LEOGO [9]. A battery contributes</w:t>
+      </w:r>
+      <w:r>
+        <w:t xml:space="preserve"> </w:t>
+      </w:r>
+      <w:r>
+        <w:t xml:space="preserve">reserve</w:t>
+      </w:r>
+      <w:r>
+        <w:t xml:space="preserve"> </w:t>
+      </w:r>
+      <m:oMath>
+        <m:sSubSup>
+          <m:e>
+            <m:r>
+              <m:t>P</m:t>
+            </m:r>
+          </m:e>
+          <m:sub>
+            <m:r>
+              <m:t>t</m:t>
+            </m:r>
+          </m:sub>
+          <m:sup>
+            <m:r>
+              <m:t>r</m:t>
+            </m:r>
+            <m:r>
+              <m:t>e</m:t>
+            </m:r>
+            <m:r>
+              <m:t>s</m:t>
+            </m:r>
+          </m:sup>
+        </m:sSubSup>
+      </m:oMath>
+      <w:r>
+        <w:t xml:space="preserve"> </w:t>
+      </w:r>
+      <w:r>
+        <w:t xml:space="preserve">only up to its unused discharge power and only if its</w:t>
+      </w:r>
+      <w:r>
+        <w:t xml:space="preserve"> </w:t>
+      </w:r>
+      <w:r>
+        <w:t xml:space="preserve">stored energy can sustain that power for 30 min. The round-trip efficiency</w:t>
+      </w:r>
+      <w:r>
+        <w:t xml:space="preserve"> </w:t>
+      </w:r>
+      <w:r>
+        <w:t xml:space="preserve">of the battery is 0.9. At least one GT must be online because the wind</w:t>
+      </w:r>
+      <w:r>
+        <w:t xml:space="preserve"> </w:t>
+      </w:r>
+      <w:r>
+        <w:t xml:space="preserve">turbines are grid-following and a synchronous machine is needed for</w:t>
+      </w:r>
+      <w:r>
+        <w:t xml:space="preserve"> </w:t>
+      </w:r>
+      <w:r>
+        <w:t xml:space="preserve">frequency and voltage control; this assumption is varied in the</w:t>
+      </w:r>
+      <w:r>
+        <w:t xml:space="preserve"> </w:t>
+      </w:r>
+      <w:r>
+        <w:t xml:space="preserve">sensitivity analysis.</w:t>
       </w:r>
     </w:p>
     <w:p>
@@ -3703,49 +7559,81 @@
         <w:t xml:space="preserve"> </w:t>
       </w:r>
       <w:r>
-        <w:t xml:space="preserve">24 h look-ahead. At the end of each look-ahead horizon the injection deficit</w:t>
-      </w:r>
-      <w:r>
-        <w:t xml:space="preserve"> </w:t>
-      </w:r>
-      <w:r>
-        <w:t xml:space="preserve">may not exceed, and the battery energy may not fall below, their values at</w:t>
-      </w:r>
-      <w:r>
-        <w:t xml:space="preserve"> </w:t>
-      </w:r>
-      <w:r>
-        <w:t xml:space="preserve">the window start. The solver stops within 0.5 % of the proven optimum, and a</w:t>
-      </w:r>
-      <w:r>
-        <w:t xml:space="preserve"> </w:t>
-      </w:r>
-      <w:r>
-        <w:t xml:space="preserve">case-year takes 2–3 min on a laptop-class processor. Because fuel is linear</w:t>
-      </w:r>
-      <w:r>
-        <w:t xml:space="preserve"> </w:t>
-      </w:r>
-      <w:r>
-        <w:t xml:space="preserve">in power, the split of load between identical running GTs does not change</w:t>
-      </w:r>
-      <w:r>
-        <w:t xml:space="preserve"> </w:t>
-      </w:r>
-      <w:r>
-        <w:t xml:space="preserve">fuel use. GT load is therefore reported as shared in proportion to rating,</w:t>
-      </w:r>
-      <w:r>
-        <w:t xml:space="preserve"> </w:t>
-      </w:r>
-      <w:r>
-        <w:t xml:space="preserve">as in droop control, and an hour counts as low-load when this shared load is</w:t>
-      </w:r>
-      <w:r>
-        <w:t xml:space="preserve"> </w:t>
-      </w:r>
-      <w:r>
-        <w:t xml:space="preserve">below 50 % of rating.</w:t>
+        <w:t xml:space="preserve">24 h look-ahead, so that each window ends with a realistic state for the</w:t>
+      </w:r>
+      <w:r>
+        <w:t xml:space="preserve"> </w:t>
+      </w:r>
+      <w:r>
+        <w:t xml:space="preserve">next. At the end of each look-ahead horizon the injection deficit may not</w:t>
+      </w:r>
+      <w:r>
+        <w:t xml:space="preserve"> </w:t>
+      </w:r>
+      <w:r>
+        <w:t xml:space="preserve">exceed, and the battery energy may not fall below, their values at the</w:t>
+      </w:r>
+      <w:r>
+        <w:t xml:space="preserve"> </w:t>
+      </w:r>
+      <w:r>
+        <w:t xml:space="preserve">start of the window, which prevents the optimiser from emptying the virtual</w:t>
+      </w:r>
+      <w:r>
+        <w:t xml:space="preserve"> </w:t>
+      </w:r>
+      <w:r>
+        <w:t xml:space="preserve">or real storage at the end of a window. Each window of 192 h has about 6,900</w:t>
+      </w:r>
+      <w:r>
+        <w:t xml:space="preserve"> </w:t>
+      </w:r>
+      <w:r>
+        <w:t xml:space="preserve">variables, of which 1,344 are binary, and 6,900 constraints, and HiGHS</w:t>
+      </w:r>
+      <w:r>
+        <w:t xml:space="preserve"> </w:t>
+      </w:r>
+      <w:r>
+        <w:t xml:space="preserve">solves it to within 0.5 % of the proven optimum. A full case-year takes 2–3 min on a</w:t>
+      </w:r>
+      <w:r>
+        <w:t xml:space="preserve"> </w:t>
+      </w:r>
+      <w:r>
+        <w:t xml:space="preserve">laptop-class processor.</w:t>
+      </w:r>
+    </w:p>
+    <w:p>
+      <w:pPr>
+        <w:pStyle w:val="BodyText"/>
+      </w:pPr>
+      <w:r>
+        <w:t xml:space="preserve">Because fuel is linear in power, the split of load between identical</w:t>
+      </w:r>
+      <w:r>
+        <w:t xml:space="preserve"> </w:t>
+      </w:r>
+      <w:r>
+        <w:t xml:space="preserve">running GTs does not change total fuel, and the solver’s split between them</w:t>
+      </w:r>
+      <w:r>
+        <w:t xml:space="preserve"> </w:t>
+      </w:r>
+      <w:r>
+        <w:t xml:space="preserve">is arbitrary. GT load is therefore reported as shared in proportion to</w:t>
+      </w:r>
+      <w:r>
+        <w:t xml:space="preserve"> </w:t>
+      </w:r>
+      <w:r>
+        <w:t xml:space="preserve">rating, as with droop control in real operation, and an hour counts as a</w:t>
+      </w:r>
+      <w:r>
+        <w:t xml:space="preserve"> </w:t>
+      </w:r>
+      <w:r>
+        <w:t xml:space="preserve">low-load hour for a unit when this shared load is below 50 % of rating.</w:t>
       </w:r>
     </w:p>
     <w:bookmarkEnd w:id="31"/>
@@ -3775,7 +7663,7 @@
         <w:pStyle w:val="Compact"/>
       </w:pPr>
       <w:r>
-        <w:t xml:space="preserve">wind farm size (1–4 turbines);</w:t>
+        <w:t xml:space="preserve">wind farm size (1–4 turbines, 15–60 MW);</w:t>
       </w:r>
     </w:p>
     <w:p>
@@ -3811,7 +7699,7 @@
         <w:pStyle w:val="Compact"/>
       </w:pPr>
       <w:r>
-        <w:t xml:space="preserve">injection deficit limit (0–168 h);</w:t>
+        <w:t xml:space="preserve">injection deficit limit (0, 24, 72 and 168 h);</w:t>
       </w:r>
     </w:p>
     <w:p>
@@ -3823,7 +7711,13 @@
         <w:pStyle w:val="Compact"/>
       </w:pPr>
       <w:r>
-        <w:t xml:space="preserve">minimum number of GTs online (1 or 0, with an 8 MW / 8 MWh battery);</w:t>
+        <w:t xml:space="preserve">minimum number of GTs online (1 or 0, with an 8 MW / 8 MWh battery that</w:t>
+      </w:r>
+      <w:r>
+        <w:t xml:space="preserve"> </w:t>
+      </w:r>
+      <w:r>
+        <w:t xml:space="preserve">must then provide the reserve);</w:t>
       </w:r>
     </w:p>
     <w:p>
@@ -3835,7 +7729,13 @@
         <w:pStyle w:val="Compact"/>
       </w:pPr>
       <w:r>
-        <w:t xml:space="preserve">GT fleet (two of the three main units plus one smaller unit);</w:t>
+        <w:t xml:space="preserve">GT fleet: three main units, or two main units and one smaller unit</w:t>
+      </w:r>
+      <w:r>
+        <w:t xml:space="preserve"> </w:t>
+      </w:r>
+      <w:r>
+        <w:t xml:space="preserve">(19 MW, data not verified);</w:t>
       </w:r>
     </w:p>
     <w:p>
@@ -3847,7 +7747,13 @@
         <w:pStyle w:val="Compact"/>
       </w:pPr>
       <w:r>
-        <w:t xml:space="preserve">an operating practice that keeps two GTs online whatever the wind.</w:t>
+        <w:t xml:space="preserve">an operating practice that keeps two GTs online whatever the wind, as</w:t>
+      </w:r>
+      <w:r>
+        <w:t xml:space="preserve"> </w:t>
+      </w:r>
+      <w:r>
+        <w:t xml:space="preserve">some operators require for redundancy.</w:t>
       </w:r>
     </w:p>
     <w:p>
@@ -3883,19 +7789,19 @@
         <w:t xml:space="preserve"> </w:t>
       </w:r>
       <w:r>
-        <w:t xml:space="preserve">[19,22], six modelled platforms [11], the</w:t>
-      </w:r>
-      <w:r>
-        <w:t xml:space="preserve"> </w:t>
-      </w:r>
-      <w:r>
-        <w:t xml:space="preserve">Johan Castberg development plan [23], and the demand implied by</w:t>
-      </w:r>
-      <w:r>
-        <w:t xml:space="preserve"> </w:t>
-      </w:r>
-      <w:r>
-        <w:t xml:space="preserve">Hywind Tampen [6];</w:t>
+        <w:t xml:space="preserve">[23,26], six modelled platforms [10], the</w:t>
+      </w:r>
+      <w:r>
+        <w:t xml:space="preserve"> </w:t>
+      </w:r>
+      <w:r>
+        <w:t xml:space="preserve">Johan Castberg development plan [27], and the average demand</w:t>
+      </w:r>
+      <w:r>
+        <w:t xml:space="preserve"> </w:t>
+      </w:r>
+      <w:r>
+        <w:t xml:space="preserve">implied by Hywind Tampen [8];</w:t>
       </w:r>
     </w:p>
     <w:p>
@@ -3917,7 +7823,7 @@
         <w:t xml:space="preserve"> </w:t>
       </w:r>
       <w:r>
-        <w:t xml:space="preserve">Hywind Tampen [6,24];</w:t>
+        <w:t xml:space="preserve">Hywind Tampen [8,28];</w:t>
       </w:r>
     </w:p>
     <w:p>
@@ -3939,7 +7845,7 @@
         <w:t xml:space="preserve"> </w:t>
       </w:r>
       <w:r>
-        <w:t xml:space="preserve">Hywind Tampen [6];</w:t>
+        <w:t xml:space="preserve">Hywind Tampen [8];</w:t>
       </w:r>
     </w:p>
     <w:p>
@@ -3955,13 +7861,13 @@
           <w:bCs/>
           <w:b/>
         </w:rPr>
-        <w:t xml:space="preserve">water-injection specific energy:</w:t>
-      </w:r>
-      <w:r>
-        <w:t xml:space="preserve"> </w:t>
-      </w:r>
-      <w:r>
-        <w:t xml:space="preserve">LEOGO [7];</w:t>
+        <w:t xml:space="preserve">water injection specific energy:</w:t>
+      </w:r>
+      <w:r>
+        <w:t xml:space="preserve"> </w:t>
+      </w:r>
+      <w:r>
+        <w:t xml:space="preserve">LEOGO [9];</w:t>
       </w:r>
     </w:p>
     <w:p>
@@ -3989,7 +7895,7 @@
         <w:t xml:space="preserve"> </w:t>
       </w:r>
       <w:r>
-        <w:t xml:space="preserve">non-electrified hubs [25];</w:t>
+        <w:t xml:space="preserve">non-electrified hubs [29];</w:t>
       </w:r>
     </w:p>
     <w:p>
@@ -4017,13 +7923,25 @@
         <w:t xml:space="preserve"> </w:t>
       </w:r>
       <w:r>
-        <w:t xml:space="preserve">2021–2024: emissions and fuel use from Norskeutslipp [26] and</w:t>
-      </w:r>
-      <w:r>
-        <w:t xml:space="preserve"> </w:t>
-      </w:r>
-      <w:r>
-        <w:t xml:space="preserve">production from the Norwegian Offshore Directorate [27].</w:t>
+        <w:t xml:space="preserve">2021–2024: CO2 to air, fuel gas and diesel use from Norskeutslipp</w:t>
+      </w:r>
+      <w:r>
+        <w:t xml:space="preserve"> </w:t>
+      </w:r>
+      <w:r>
+        <w:t xml:space="preserve">[30] and net production from the Norwegian Offshore</w:t>
+      </w:r>
+      <w:r>
+        <w:t xml:space="preserve"> </w:t>
+      </w:r>
+      <w:r>
+        <w:t xml:space="preserve">Directorate [31], summed over the fields processed at each</w:t>
+      </w:r>
+      <w:r>
+        <w:t xml:space="preserve"> </w:t>
+      </w:r>
+      <w:r>
+        <w:t xml:space="preserve">centre.</w:t>
       </w:r>
     </w:p>
     <w:p>
@@ -4031,13 +7949,105 @@
         <w:pStyle w:val="FirstParagraph"/>
       </w:pPr>
       <w:r>
-        <w:t xml:space="preserve">A single value counts as agreeing when the model is within ±20 %; a range</w:t>
-      </w:r>
-      <w:r>
-        <w:t xml:space="preserve"> </w:t>
-      </w:r>
-      <w:r>
-        <w:t xml:space="preserve">when the model lies inside it.</w:t>
+        <w:t xml:space="preserve">The model components were verified by automated tests before the case</w:t>
+      </w:r>
+      <w:r>
+        <w:t xml:space="preserve"> </w:t>
+      </w:r>
+      <w:r>
+        <w:t xml:space="preserve">runs. The water injection pump power from NeqSim matches a hand calculation</w:t>
+      </w:r>
+      <w:r>
+        <w:t xml:space="preserve"> </w:t>
+      </w:r>
+      <w:r>
+        <w:t xml:space="preserve">of hydraulic power, the fuel model reproduces the LEOGO fuel coefficients,</w:t>
+      </w:r>
+      <w:r>
+        <w:t xml:space="preserve"> </w:t>
+      </w:r>
+      <w:r>
+        <w:t xml:space="preserve">and the piecewise-linear lever curves used by the scheduler match the</w:t>
+      </w:r>
+      <w:r>
+        <w:t xml:space="preserve"> </w:t>
+      </w:r>
+      <w:r>
+        <w:t xml:space="preserve">process model at every breakpoint. For the scheduler, the tests check on</w:t>
+      </w:r>
+      <w:r>
+        <w:t xml:space="preserve"> </w:t>
+      </w:r>
+      <w:r>
+        <w:t xml:space="preserve">short synthetic wind series that the power and heat balances close in every</w:t>
+      </w:r>
+      <w:r>
+        <w:t xml:space="preserve"> </w:t>
+      </w:r>
+      <w:r>
+        <w:t xml:space="preserve">hour, that the consumer limits and ramp rates are respected, that the fuel</w:t>
+      </w:r>
+      <w:r>
+        <w:t xml:space="preserve"> </w:t>
+      </w:r>
+      <w:r>
+        <w:t xml:space="preserve">reported equals the GT model applied to the scheduled loads, that a zero</w:t>
+      </w:r>
+      <w:r>
+        <w:t xml:space="preserve"> </w:t>
+      </w:r>
+      <w:r>
+        <w:t xml:space="preserve">deficit limit reproduces fixed injection, and that neither flexibility nor</w:t>
+      </w:r>
+      <w:r>
+        <w:t xml:space="preserve"> </w:t>
+      </w:r>
+      <w:r>
+        <w:t xml:space="preserve">a battery ever increases fuel use compared with fixed demand.</w:t>
+      </w:r>
+    </w:p>
+    <w:p>
+      <w:pPr>
+        <w:pStyle w:val="BodyText"/>
+      </w:pPr>
+      <w:r>
+        <w:t xml:space="preserve">The CO2 avoided per MWh of wind is computed as the difference in annual CO2</w:t>
+      </w:r>
+      <w:r>
+        <w:t xml:space="preserve"> </w:t>
+      </w:r>
+      <w:r>
+        <w:t xml:space="preserve">between case 1 and a wind case, divided by the wind energy used in that</w:t>
+      </w:r>
+      <w:r>
+        <w:t xml:space="preserve"> </w:t>
+      </w:r>
+      <w:r>
+        <w:t xml:space="preserve">case. For the field data, the system boundary was checked by comparing the</w:t>
+      </w:r>
+      <w:r>
+        <w:t xml:space="preserve"> </w:t>
+      </w:r>
+      <w:r>
+        <w:t xml:space="preserve">reported oil volumes of the fields assigned to each centre with the</w:t>
+      </w:r>
+      <w:r>
+        <w:t xml:space="preserve"> </w:t>
+      </w:r>
+      <w:r>
+        <w:t xml:space="preserve">centre’s processing; they agree within 2 %. A single published value counts</w:t>
+      </w:r>
+      <w:r>
+        <w:t xml:space="preserve"> </w:t>
+      </w:r>
+      <w:r>
+        <w:t xml:space="preserve">as agreeing when the model is within ±20 %, and a published range when the</w:t>
+      </w:r>
+      <w:r>
+        <w:t xml:space="preserve"> </w:t>
+      </w:r>
+      <w:r>
+        <w:t xml:space="preserve">model lies inside it.</w:t>
       </w:r>
     </w:p>
     <w:bookmarkEnd w:id="32"/>
@@ -4065,37 +8075,73 @@
         <w:pStyle w:val="FirstParagraph"/>
       </w:pPr>
       <w:r>
-        <w:t xml:space="preserve">Water injection is the largest consumer (9.2 MW, 45 % of the design demand)</w:t>
-      </w:r>
-      <w:r>
-        <w:t xml:space="preserve"> </w:t>
-      </w:r>
-      <w:r>
-        <w:t xml:space="preserve">and the only large deferrable one (Table 1, Fig. 2). Stopping injection at</w:t>
-      </w:r>
-      <w:r>
-        <w:t xml:space="preserve"> </w:t>
-      </w:r>
-      <w:r>
-        <w:t xml:space="preserve">full production lowers demand from 20.3 MW to 10.7 MW, a swing of 9.6 MW that</w:t>
-      </w:r>
-      <w:r>
-        <w:t xml:space="preserve"> </w:t>
-      </w:r>
-      <w:r>
-        <w:t xml:space="preserve">costs no production as long as the injection is caught up. The production</w:t>
-      </w:r>
-      <w:r>
-        <w:t xml:space="preserve"> </w:t>
-      </w:r>
-      <w:r>
-        <w:t xml:space="preserve">lever has a step just above 50 % rate, where the second export compressor</w:t>
-      </w:r>
-      <w:r>
-        <w:t xml:space="preserve"> </w:t>
-      </w:r>
-      <w:r>
-        <w:t xml:space="preserve">train must start at its surge limit.</w:t>
+        <w:t xml:space="preserve">Water injection is the largest consumer (9.2 MW, 45 % of the design</w:t>
+      </w:r>
+      <w:r>
+        <w:t xml:space="preserve"> </w:t>
+      </w:r>
+      <w:r>
+        <w:t xml:space="preserve">demand) and the only large deferrable one (Table 1, Fig. 2). Stopping</w:t>
+      </w:r>
+      <w:r>
+        <w:t xml:space="preserve"> </w:t>
+      </w:r>
+      <w:r>
+        <w:t xml:space="preserve">injection at full production lowers the demand from 20.3 MW to 10.7 MW, a</w:t>
+      </w:r>
+      <w:r>
+        <w:t xml:space="preserve"> </w:t>
+      </w:r>
+      <w:r>
+        <w:t xml:space="preserve">swing of 9.6 MW that costs no production as long as the injection is caught</w:t>
+      </w:r>
+      <w:r>
+        <w:t xml:space="preserve"> </w:t>
+      </w:r>
+      <w:r>
+        <w:t xml:space="preserve">up. The sheddable consumers tied to production account for 7.2 MW and the</w:t>
+      </w:r>
+      <w:r>
+        <w:t xml:space="preserve"> </w:t>
+      </w:r>
+      <w:r>
+        <w:t xml:space="preserve">must-run base load for 3.5 MW. Both lever curves are far from proportional.</w:t>
+      </w:r>
+      <w:r>
+        <w:t xml:space="preserve"> </w:t>
+      </w:r>
+      <w:r>
+        <w:t xml:space="preserve">The injection lever jumps to 0.9 MW as soon as one pump runs, because the</w:t>
+      </w:r>
+      <w:r>
+        <w:t xml:space="preserve"> </w:t>
+      </w:r>
+      <w:r>
+        <w:t xml:space="preserve">pump recycles below 30 % of its flow, and rises linearly from there. The</w:t>
+      </w:r>
+      <w:r>
+        <w:t xml:space="preserve"> </w:t>
+      </w:r>
+      <w:r>
+        <w:t xml:space="preserve">production lever has a step just above 50 % rate, where the second export</w:t>
+      </w:r>
+      <w:r>
+        <w:t xml:space="preserve"> </w:t>
+      </w:r>
+      <w:r>
+        <w:t xml:space="preserve">compressor train must start at its surge limit and adds 0.75 MW. Reducing</w:t>
+      </w:r>
+      <w:r>
+        <w:t xml:space="preserve"> </w:t>
+      </w:r>
+      <w:r>
+        <w:t xml:space="preserve">production from 100 % to 50 % therefore saves only 3.2 MW, a third of what</w:t>
+      </w:r>
+      <w:r>
+        <w:t xml:space="preserve"> </w:t>
+      </w:r>
+      <w:r>
+        <w:t xml:space="preserve">the injection lever offers.</w:t>
       </w:r>
     </w:p>
     <w:p>
@@ -4168,31 +8214,49 @@
         <w:pStyle w:val="BodyText"/>
       </w:pPr>
       <w:r>
-        <w:t xml:space="preserve">ERA5 gives a mean wind speed of 9.8 m/s at hub height and a capacity factor</w:t>
-      </w:r>
-      <w:r>
-        <w:t xml:space="preserve"> </w:t>
-      </w:r>
-      <w:r>
-        <w:t xml:space="preserve">of 50.9 % for the 30 MW farm in 2023 (Fig. S1). Output is seasonal (63–68 %</w:t>
-      </w:r>
-      <w:r>
-        <w:t xml:space="preserve"> </w:t>
-      </w:r>
-      <w:r>
-        <w:t xml:space="preserve">in January–February, 36–37 % in June–August). The farm delivers its maximum</w:t>
-      </w:r>
-      <w:r>
-        <w:t xml:space="preserve"> </w:t>
-      </w:r>
-      <w:r>
-        <w:t xml:space="preserve">in 40 % of the hours and nothing in 9.6 %, and available wind exceeds the</w:t>
-      </w:r>
-      <w:r>
-        <w:t xml:space="preserve"> </w:t>
-      </w:r>
-      <w:r>
-        <w:t xml:space="preserve">design demand in 4,017 h.</w:t>
+        <w:t xml:space="preserve">ERA5 gives a mean wind speed of 9.4 m/s at 100 m and 9.8 m/s at hub height,</w:t>
+      </w:r>
+      <w:r>
+        <w:t xml:space="preserve"> </w:t>
+      </w:r>
+      <w:r>
+        <w:t xml:space="preserve">and a capacity factor of 50.9 % for the 30 MW farm in 2023 (Fig. S1). Output</w:t>
+      </w:r>
+      <w:r>
+        <w:t xml:space="preserve"> </w:t>
+      </w:r>
+      <w:r>
+        <w:t xml:space="preserve">is seasonal, with monthly capacity factors of 63–68 % in January and</w:t>
+      </w:r>
+      <w:r>
+        <w:t xml:space="preserve"> </w:t>
+      </w:r>
+      <w:r>
+        <w:t xml:space="preserve">February and 36–37 % from June to August. The farm delivers its maximum of</w:t>
+      </w:r>
+      <w:r>
+        <w:t xml:space="preserve"> </w:t>
+      </w:r>
+      <w:r>
+        <w:t xml:space="preserve">26.5 MW in 40 % of the hours and nothing in 9.6 % of the hours, mainly calm</w:t>
+      </w:r>
+      <w:r>
+        <w:t xml:space="preserve"> </w:t>
+      </w:r>
+      <w:r>
+        <w:t xml:space="preserve">periods, and available wind power exceeds the design demand of 20.3 MW in</w:t>
+      </w:r>
+      <w:r>
+        <w:t xml:space="preserve"> </w:t>
+      </w:r>
+      <w:r>
+        <w:t xml:space="preserve">4,017 h. The farm can therefore cover the whole platform for long periods,</w:t>
+      </w:r>
+      <w:r>
+        <w:t xml:space="preserve"> </w:t>
+      </w:r>
+      <w:r>
+        <w:t xml:space="preserve">but it also leaves frequent and sometimes long gaps that the GTs must fill.</w:t>
       </w:r>
     </w:p>
     <w:bookmarkEnd w:id="37"/>
@@ -4932,37 +8996,37 @@
         <w:pStyle w:val="BodyText"/>
       </w:pPr>
       <w:r>
-        <w:t xml:space="preserve">With GTs only, two turbines run in every hour to carry the load and the</w:t>
-      </w:r>
-      <w:r>
-        <w:t xml:space="preserve"> </w:t>
-      </w:r>
-      <w:r>
-        <w:t xml:space="preserve">5 MW reserve, each at about 43 % load. The platform burns 54.6 MSm³ of fuel</w:t>
-      </w:r>
-      <w:r>
-        <w:t xml:space="preserve"> </w:t>
-      </w:r>
-      <w:r>
-        <w:t xml:space="preserve">gas and emits 127.7 kt CO2 per year (Table 2, Fig. 3). A 30 MW wind farm</w:t>
-      </w:r>
-      <w:r>
-        <w:t xml:space="preserve"> </w:t>
-      </w:r>
-      <w:r>
-        <w:t xml:space="preserve">with fixed demand halves the emissions to 64.7 kt (−49.4 %). Because demand</w:t>
-      </w:r>
-      <w:r>
-        <w:t xml:space="preserve"> </w:t>
-      </w:r>
-      <w:r>
-        <w:t xml:space="preserve">cannot follow the wind, 44.5 GWh (33 % of the available wind energy) is</w:t>
-      </w:r>
-      <w:r>
-        <w:t xml:space="preserve"> </w:t>
-      </w:r>
-      <w:r>
-        <w:t xml:space="preserve">curtailed, and a second GT is still needed in 1,702 h, with 149 starts.</w:t>
+        <w:t xml:space="preserve">With GTs only (case 1), two turbines run in every hour to carry the 18.8 MW</w:t>
+      </w:r>
+      <w:r>
+        <w:t xml:space="preserve"> </w:t>
+      </w:r>
+      <w:r>
+        <w:t xml:space="preserve">average load and the 5 MW reserve, each at about 43 % load. The platform</w:t>
+      </w:r>
+      <w:r>
+        <w:t xml:space="preserve"> </w:t>
+      </w:r>
+      <w:r>
+        <w:t xml:space="preserve">burns 54.6 MSm³ of fuel gas and emits 127.7 kt CO2 per year (Table 2,</w:t>
+      </w:r>
+      <w:r>
+        <w:t xml:space="preserve"> </w:t>
+      </w:r>
+      <w:r>
+        <w:t xml:space="preserve">Fig. 3), and all 17,520 GT unit-hours are low-load hours. This illustrates</w:t>
+      </w:r>
+      <w:r>
+        <w:t xml:space="preserve"> </w:t>
+      </w:r>
+      <w:r>
+        <w:t xml:space="preserve">the reserve problem of off-grid platforms: even without wind, the platform</w:t>
+      </w:r>
+      <w:r>
+        <w:t xml:space="preserve"> </w:t>
+      </w:r>
+      <w:r>
+        <w:t xml:space="preserve">operates its turbines far from their best efficiency.</w:t>
       </w:r>
     </w:p>
     <w:p>
@@ -4970,43 +9034,119 @@
         <w:pStyle w:val="BodyText"/>
       </w:pPr>
       <w:r>
+        <w:t xml:space="preserve">A 30 MW wind farm with fixed demand (case 2) halves the emissions to</w:t>
+      </w:r>
+      <w:r>
+        <w:t xml:space="preserve"> </w:t>
+      </w:r>
+      <w:r>
+        <w:t xml:space="preserve">64.7 kt (−49.4 %). Wind covers 54 % of the electricity demand, and one GT</w:t>
+      </w:r>
+      <w:r>
+        <w:t xml:space="preserve"> </w:t>
+      </w:r>
+      <w:r>
+        <w:t xml:space="preserve">suffices in 7,058 h. Because demand cannot follow the wind, 44.5 GWh, or</w:t>
+      </w:r>
+      <w:r>
+        <w:t xml:space="preserve"> </w:t>
+      </w:r>
+      <w:r>
+        <w:t xml:space="preserve">33 % of the available wind energy, is curtailed, and the mean load of the</w:t>
+      </w:r>
+      <w:r>
+        <w:t xml:space="preserve"> </w:t>
+      </w:r>
+      <w:r>
+        <w:t xml:space="preserve">running GTs falls to 32 % of rating. A second GT is still needed in 1,702 h,</w:t>
+      </w:r>
+      <w:r>
+        <w:t xml:space="preserve"> </w:t>
+      </w:r>
+      <w:r>
+        <w:t xml:space="preserve">and it is started 149 times.</w:t>
+      </w:r>
+    </w:p>
+    <w:p>
+      <w:pPr>
+        <w:pStyle w:val="BodyText"/>
+      </w:pPr>
+      <w:r>
         <w:t xml:space="preserve">Flexible scheduling (case 3) reduces CO2 by a further 7.1 kt/yr, 11.0 %</w:t>
       </w:r>
       <w:r>
         <w:t xml:space="preserve"> </w:t>
       </w:r>
       <w:r>
-        <w:t xml:space="preserve">relative to case 2, without any loss of production. GT low-load unit-hours</w:t>
-      </w:r>
-      <w:r>
-        <w:t xml:space="preserve"> </w:t>
-      </w:r>
-      <w:r>
-        <w:t xml:space="preserve">fall by 34 %, GT starts from 149 to 6 and curtailment by 13 %, and the</w:t>
-      </w:r>
-      <w:r>
-        <w:t xml:space="preserve"> </w:t>
-      </w:r>
-      <w:r>
-        <w:t xml:space="preserve">combined fuel value and CO2 cost falls by 27 MNOK/yr. A 4 MW / 4 MWh battery</w:t>
-      </w:r>
-      <w:r>
-        <w:t xml:space="preserve"> </w:t>
-      </w:r>
-      <w:r>
-        <w:t xml:space="preserve">(case 4) adds only 0.4 kt: it removes the remaining starts, but with one GT</w:t>
-      </w:r>
-      <w:r>
-        <w:t xml:space="preserve"> </w:t>
-      </w:r>
-      <w:r>
-        <w:t xml:space="preserve">always online it cannot remove the main remaining loss, one turbine idling</w:t>
-      </w:r>
-      <w:r>
-        <w:t xml:space="preserve"> </w:t>
-      </w:r>
-      <w:r>
-        <w:t xml:space="preserve">near minimum load whenever the wind covers the demand.</w:t>
+        <w:t xml:space="preserve">relative to case 2, to 57.6 kt, without any loss of production. Fuel use</w:t>
+      </w:r>
+      <w:r>
+        <w:t xml:space="preserve"> </w:t>
+      </w:r>
+      <w:r>
+        <w:t xml:space="preserve">falls by the same 11 %. GT running hours fall from 10,462 to 8,790 unit-h,</w:t>
+      </w:r>
+      <w:r>
+        <w:t xml:space="preserve"> </w:t>
+      </w:r>
+      <w:r>
+        <w:t xml:space="preserve">the low-load unit-hours by 34 % and the GT starts from 149 to 6. Wind covers</w:t>
+      </w:r>
+      <w:r>
+        <w:t xml:space="preserve"> </w:t>
+      </w:r>
+      <w:r>
+        <w:t xml:space="preserve">57.6 % of the demand, curtailment falls by 13 % to 38.8 GWh, and the mean</w:t>
+      </w:r>
+      <w:r>
+        <w:t xml:space="preserve"> </w:t>
+      </w:r>
+      <w:r>
+        <w:t xml:space="preserve">load of the running GTs rises to 37 %. The combined fuel value and CO2 cost</w:t>
+      </w:r>
+      <w:r>
+        <w:t xml:space="preserve"> </w:t>
+      </w:r>
+      <w:r>
+        <w:t xml:space="preserve">falls by 27 MNOK/yr, of which 12.8 MNOK is the value of the fuel saved.</w:t>
+      </w:r>
+    </w:p>
+    <w:p>
+      <w:pPr>
+        <w:pStyle w:val="BodyText"/>
+      </w:pPr>
+      <w:r>
+        <w:t xml:space="preserve">A 4 MW / 4 MWh battery (case 4) adds only 0.4 kt (−0.7 % relative to</w:t>
+      </w:r>
+      <w:r>
+        <w:t xml:space="preserve"> </w:t>
+      </w:r>
+      <w:r>
+        <w:t xml:space="preserve">case 3). It removes the remaining starts and the last hours with a second</w:t>
+      </w:r>
+      <w:r>
+        <w:t xml:space="preserve"> </w:t>
+      </w:r>
+      <w:r>
+        <w:t xml:space="preserve">GT, but its annual throughput is only 0.8 GWh. With one GT always online it</w:t>
+      </w:r>
+      <w:r>
+        <w:t xml:space="preserve"> </w:t>
+      </w:r>
+      <w:r>
+        <w:t xml:space="preserve">cannot remove the main remaining loss, one turbine idling near minimum load</w:t>
+      </w:r>
+      <w:r>
+        <w:t xml:space="preserve"> </w:t>
+      </w:r>
+      <w:r>
+        <w:t xml:space="preserve">whenever the wind covers the demand, and the low-load unit-hours even rise</w:t>
+      </w:r>
+      <w:r>
+        <w:t xml:space="preserve"> </w:t>
+      </w:r>
+      <w:r>
+        <w:t xml:space="preserve">slightly (5,928 to 6,235).</w:t>
       </w:r>
     </w:p>
     <w:p>
@@ -5101,25 +9241,43 @@
         <w:t xml:space="preserve"> </w:t>
       </w:r>
       <w:r>
-        <w:t xml:space="preserve">cannot carry the load while holding 5 MW in reserve, and each such hour</w:t>
-      </w:r>
-      <w:r>
-        <w:t xml:space="preserve"> </w:t>
-      </w:r>
-      <w:r>
-        <w:t xml:space="preserve">costs the no-load fuel of a whole extra turbine. In case 3 the optimiser</w:t>
-      </w:r>
-      <w:r>
-        <w:t xml:space="preserve"> </w:t>
-      </w:r>
-      <w:r>
-        <w:t xml:space="preserve">postpones water injection in exactly these hours, so a second GT runs in</w:t>
-      </w:r>
-      <w:r>
-        <w:t xml:space="preserve"> </w:t>
-      </w:r>
-      <w:r>
-        <w:t xml:space="preserve">only 30 h of the year (Fig. 4, Fig. 5).</w:t>
+        <w:t xml:space="preserve">cannot carry the load while holding 5 MW in reserve, that is, whenever the</w:t>
+      </w:r>
+      <w:r>
+        <w:t xml:space="preserve"> </w:t>
+      </w:r>
+      <w:r>
+        <w:t xml:space="preserve">wind supplies less than about 2 MW at the average demand of 18.8 MW. Each</w:t>
+      </w:r>
+      <w:r>
+        <w:t xml:space="preserve"> </w:t>
+      </w:r>
+      <w:r>
+        <w:t xml:space="preserve">such hour costs the no-load fuel of a whole extra turbine, 18.4 % of its</w:t>
+      </w:r>
+      <w:r>
+        <w:t xml:space="preserve"> </w:t>
+      </w:r>
+      <w:r>
+        <w:t xml:space="preserve">full-load fuel. In case 3 the optimiser postpones water injection in</w:t>
+      </w:r>
+      <w:r>
+        <w:t xml:space="preserve"> </w:t>
+      </w:r>
+      <w:r>
+        <w:t xml:space="preserve">exactly these hours, so a second GT runs in only 30 h of the year instead</w:t>
+      </w:r>
+      <w:r>
+        <w:t xml:space="preserve"> </w:t>
+      </w:r>
+      <w:r>
+        <w:t xml:space="preserve">of 1,702 (Fig. 4, Fig. 5). The 1,672 avoided hours account for most of the</w:t>
+      </w:r>
+      <w:r>
+        <w:t xml:space="preserve"> </w:t>
+      </w:r>
+      <w:r>
+        <w:t xml:space="preserve">3.0 MSm³ of fuel saved.</w:t>
       </w:r>
     </w:p>
     <w:p>
@@ -5257,61 +9415,143 @@
         <w:pStyle w:val="BodyText"/>
       </w:pPr>
       <w:r>
-        <w:t xml:space="preserve">Injection follows the wind (Fig. 6). Its mean rises from 59 % of capacity in</w:t>
-      </w:r>
-      <w:r>
-        <w:t xml:space="preserve"> </w:t>
-      </w:r>
-      <w:r>
-        <w:t xml:space="preserve">the calmest hours to 98–99 % when more than 16 MW of wind is available</w:t>
-      </w:r>
-      <w:r>
-        <w:t xml:space="preserve"> </w:t>
-      </w:r>
-      <w:r>
-        <w:t xml:space="preserve">(r = 0.61). It is below its 85 % target in 2,597 h and stopped in 178 h, and</w:t>
-      </w:r>
-      <w:r>
-        <w:t xml:space="preserve"> </w:t>
-      </w:r>
-      <w:r>
-        <w:t xml:space="preserve">over the year it averages 84.9 %, so the voidage target is met. The deficit</w:t>
-      </w:r>
-      <w:r>
-        <w:t xml:space="preserve"> </w:t>
-      </w:r>
-      <w:r>
-        <w:t xml:space="preserve">averages 7.5 h of full-rate injection and never exceeds 25.2 h, well within</w:t>
-      </w:r>
-      <w:r>
-        <w:t xml:space="preserve"> </w:t>
-      </w:r>
-      <w:r>
-        <w:t xml:space="preserve">the 72 h allowed; 6.3 h remain to be caught up at the end of the year.</w:t>
-      </w:r>
-      <w:r>
-        <w:t xml:space="preserve"> </w:t>
-      </w:r>
-      <w:r>
-        <w:t xml:space="preserve">Production is never reduced. One hour at 50 % rate would lose oil and gas</w:t>
-      </w:r>
-      <w:r>
-        <w:t xml:space="preserve"> </w:t>
-      </w:r>
-      <w:r>
-        <w:t xml:space="preserve">worth about 1.5 MNOK, while the fuel and CO2 saved are worth a few thousand</w:t>
-      </w:r>
-      <w:r>
-        <w:t xml:space="preserve"> </w:t>
-      </w:r>
-      <w:r>
-        <w:t xml:space="preserve">NOK. The saving from flexibility is present in every month</w:t>
-      </w:r>
-      <w:r>
-        <w:t xml:space="preserve"> </w:t>
-      </w:r>
-      <w:r>
-        <w:t xml:space="preserve">(0.42–0.76 kt/month, Fig. S3).</w:t>
+        <w:t xml:space="preserve">The example week in Fig. 4, the week with the median fuel saving, shows the</w:t>
+      </w:r>
+      <w:r>
+        <w:t xml:space="preserve"> </w:t>
+      </w:r>
+      <w:r>
+        <w:t xml:space="preserve">pattern. Whenever the wind drops, injection is cut, sometimes to zero, and</w:t>
+      </w:r>
+      <w:r>
+        <w:t xml:space="preserve"> </w:t>
+      </w:r>
+      <w:r>
+        <w:t xml:space="preserve">the demand follows the wind; when the wind returns, injection runs at full</w:t>
+      </w:r>
+      <w:r>
+        <w:t xml:space="preserve"> </w:t>
+      </w:r>
+      <w:r>
+        <w:t xml:space="preserve">rate to catch up. Over the year, injection follows the available wind</w:t>
+      </w:r>
+      <w:r>
+        <w:t xml:space="preserve"> </w:t>
+      </w:r>
+      <w:r>
+        <w:t xml:space="preserve">(Fig. 6). Its mean rises from 59 % of capacity in the calmest hours to</w:t>
+      </w:r>
+      <w:r>
+        <w:t xml:space="preserve"> </w:t>
+      </w:r>
+      <w:r>
+        <w:t xml:space="preserve">98–99 % when more than 16 MW of wind is available, with a correlation</w:t>
+      </w:r>
+      <w:r>
+        <w:t xml:space="preserve"> </w:t>
+      </w:r>
+      <w:r>
+        <w:t xml:space="preserve">coefficient of 0.61 between injection rate and available wind. Injection is</w:t>
+      </w:r>
+      <w:r>
+        <w:t xml:space="preserve"> </w:t>
+      </w:r>
+      <w:r>
+        <w:t xml:space="preserve">below its 85 % target in 2,597 h, stopped completely in 178 h and above the</w:t>
+      </w:r>
+      <w:r>
+        <w:t xml:space="preserve"> </w:t>
+      </w:r>
+      <w:r>
+        <w:t xml:space="preserve">target in 6,048 h, and over the year it averages 84.9 % of capacity, so the</w:t>
+      </w:r>
+      <w:r>
+        <w:t xml:space="preserve"> </w:t>
+      </w:r>
+      <w:r>
+        <w:t xml:space="preserve">voidage target is met.</w:t>
+      </w:r>
+    </w:p>
+    <w:p>
+      <w:pPr>
+        <w:pStyle w:val="BodyText"/>
+      </w:pPr>
+      <w:r>
+        <w:t xml:space="preserve">The deficit remains small compared with the limit. It averages 7.5 h of</w:t>
+      </w:r>
+      <w:r>
+        <w:t xml:space="preserve"> </w:t>
+      </w:r>
+      <w:r>
+        <w:t xml:space="preserve">full-rate injection, never exceeds 25.2 h and is below 24 h in all but a few</w:t>
+      </w:r>
+      <w:r>
+        <w:t xml:space="preserve"> </w:t>
+      </w:r>
+      <w:r>
+        <w:t xml:space="preserve">hours, well within the 72 h allowed. At the end of the year 6.3 h of</w:t>
+      </w:r>
+      <w:r>
+        <w:t xml:space="preserve"> </w:t>
+      </w:r>
+      <w:r>
+        <w:t xml:space="preserve">injection remain to be caught up, which corresponds to less than 1 % of the</w:t>
+      </w:r>
+      <w:r>
+        <w:t xml:space="preserve"> </w:t>
+      </w:r>
+      <w:r>
+        <w:t xml:space="preserve">annual saving. The short duration of the deficits reflects the mechanism:</w:t>
+      </w:r>
+      <w:r>
+        <w:t xml:space="preserve"> </w:t>
+      </w:r>
+      <w:r>
+        <w:t xml:space="preserve">the hours in which a second GT would be needed occur in spells of a few</w:t>
+      </w:r>
+      <w:r>
+        <w:t xml:space="preserve"> </w:t>
+      </w:r>
+      <w:r>
+        <w:t xml:space="preserve">hours to about a day, between periods of sufficient wind.</w:t>
+      </w:r>
+    </w:p>
+    <w:p>
+      <w:pPr>
+        <w:pStyle w:val="BodyText"/>
+      </w:pPr>
+      <w:r>
+        <w:t xml:space="preserve">Production is never reduced in any case. One hour at 50 % rate would lose</w:t>
+      </w:r>
+      <w:r>
+        <w:t xml:space="preserve"> </w:t>
+      </w:r>
+      <w:r>
+        <w:t xml:space="preserve">oil and gas worth about 1.5 MNOK, while the fuel and CO2 saved in that hour</w:t>
+      </w:r>
+      <w:r>
+        <w:t xml:space="preserve"> </w:t>
+      </w:r>
+      <w:r>
+        <w:t xml:space="preserve">are worth a few thousand NOK, so the optimiser always prefers to defer</w:t>
+      </w:r>
+      <w:r>
+        <w:t xml:space="preserve"> </w:t>
+      </w:r>
+      <w:r>
+        <w:t xml:space="preserve">injection. The saving from flexibility is present in every month, between</w:t>
+      </w:r>
+      <w:r>
+        <w:t xml:space="preserve"> </w:t>
+      </w:r>
+      <w:r>
+        <w:t xml:space="preserve">0.42 and 0.76 kt (Fig. S3). It is largest in June, December and July, months</w:t>
+      </w:r>
+      <w:r>
+        <w:t xml:space="preserve"> </w:t>
+      </w:r>
+      <w:r>
+        <w:t xml:space="preserve">in which the wind often falls just below the demand.</w:t>
       </w:r>
     </w:p>
     <w:p>
@@ -5936,16 +10176,12 @@
         <w:pStyle w:val="BodyText"/>
       </w:pPr>
       <w:r>
-        <w:t xml:space="preserve">Table 3 and Fig. 7 show which inputs matter:</w:t>
-      </w:r>
-    </w:p>
-    <w:p>
-      <w:pPr>
-        <w:numPr>
-          <w:ilvl w:val="0"/>
-          <w:numId w:val="1007"/>
-        </w:numPr>
-        <w:pStyle w:val="Compact"/>
+        <w:t xml:space="preserve">Table 3 and Fig. 7 show which inputs matter.</w:t>
+      </w:r>
+    </w:p>
+    <w:p>
+      <w:pPr>
+        <w:pStyle w:val="BodyText"/>
       </w:pPr>
       <w:r>
         <w:rPr>
@@ -5958,34 +10194,42 @@
         <w:t xml:space="preserve"> </w:t>
       </w:r>
       <w:r>
-        <w:t xml:space="preserve">Across CO2 prices of 0.5–3 NOK/kg</w:t>
-      </w:r>
-      <w:r>
-        <w:t xml:space="preserve"> </w:t>
-      </w:r>
-      <w:r>
-        <w:t xml:space="preserve">and gas prices of 2–8 NOK/Sm³, emissions change by less than 0.1 %. The</w:t>
-      </w:r>
-      <w:r>
-        <w:t xml:space="preserve"> </w:t>
-      </w:r>
-      <w:r>
-        <w:t xml:space="preserve">injection schedule is driven by fuel savings that are worthwhile at any</w:t>
-      </w:r>
-      <w:r>
-        <w:t xml:space="preserve"> </w:t>
-      </w:r>
-      <w:r>
-        <w:t xml:space="preserve">price, and production is never shed.</w:t>
-      </w:r>
-    </w:p>
-    <w:p>
-      <w:pPr>
-        <w:numPr>
-          <w:ilvl w:val="0"/>
-          <w:numId w:val="1007"/>
-        </w:numPr>
-        <w:pStyle w:val="Compact"/>
+        <w:t xml:space="preserve">Across CO2 prices of 0.5–3 NOK/kg and</w:t>
+      </w:r>
+      <w:r>
+        <w:t xml:space="preserve"> </w:t>
+      </w:r>
+      <w:r>
+        <w:t xml:space="preserve">gas prices of 2–8 NOK/Sm³, emissions change by less than 0.1 %. Prices change</w:t>
+      </w:r>
+      <w:r>
+        <w:t xml:space="preserve"> </w:t>
+      </w:r>
+      <w:r>
+        <w:t xml:space="preserve">the cost of every option in proportion, so the cheapest schedule stays the</w:t>
+      </w:r>
+      <w:r>
+        <w:t xml:space="preserve"> </w:t>
+      </w:r>
+      <w:r>
+        <w:t xml:space="preserve">cheapest. The injection schedule is driven by fuel savings that are</w:t>
+      </w:r>
+      <w:r>
+        <w:t xml:space="preserve"> </w:t>
+      </w:r>
+      <w:r>
+        <w:t xml:space="preserve">worthwhile at any price, and production is never shed, because its value is</w:t>
+      </w:r>
+      <w:r>
+        <w:t xml:space="preserve"> </w:t>
+      </w:r>
+      <w:r>
+        <w:t xml:space="preserve">two orders of magnitude higher than the fuel saved.</w:t>
+      </w:r>
+    </w:p>
+    <w:p>
+      <w:pPr>
+        <w:pStyle w:val="BodyText"/>
       </w:pPr>
       <w:r>
         <w:rPr>
@@ -5998,22 +10242,36 @@
         <w:t xml:space="preserve"> </w:t>
       </w:r>
       <w:r>
-        <w:t xml:space="preserve">With no deferral allowed, case 3</w:t>
-      </w:r>
-      <w:r>
-        <w:t xml:space="preserve"> </w:t>
-      </w:r>
-      <w:r>
-        <w:t xml:space="preserve">equals case 2. A deficit limit of 24 h already gives the full saving.</w:t>
-      </w:r>
-    </w:p>
-    <w:p>
-      <w:pPr>
-        <w:numPr>
-          <w:ilvl w:val="0"/>
-          <w:numId w:val="1007"/>
-        </w:numPr>
-        <w:pStyle w:val="Compact"/>
+        <w:t xml:space="preserve">With no deferral allowed, case 3 is</w:t>
+      </w:r>
+      <w:r>
+        <w:t xml:space="preserve"> </w:t>
+      </w:r>
+      <w:r>
+        <w:t xml:space="preserve">identical to case 2 (64.7 kt). A deficit limit of 24 h already gives the</w:t>
+      </w:r>
+      <w:r>
+        <w:t xml:space="preserve"> </w:t>
+      </w:r>
+      <w:r>
+        <w:t xml:space="preserve">full saving, with 12 GT starts instead of 6, and allowing 168 h changes</w:t>
+      </w:r>
+      <w:r>
+        <w:t xml:space="preserve"> </w:t>
+      </w:r>
+      <w:r>
+        <w:t xml:space="preserve">nothing more. Even a conservative reservoir constraint would therefore</w:t>
+      </w:r>
+      <w:r>
+        <w:t xml:space="preserve"> </w:t>
+      </w:r>
+      <w:r>
+        <w:t xml:space="preserve">capture the benefit.</w:t>
+      </w:r>
+    </w:p>
+    <w:p>
+      <w:pPr>
+        <w:pStyle w:val="BodyText"/>
       </w:pPr>
       <w:r>
         <w:rPr>
@@ -6026,53 +10284,78 @@
         <w:t xml:space="preserve"> </w:t>
       </w:r>
       <w:r>
-        <w:t xml:space="preserve">Doubling the farm to 60 MW</w:t>
-      </w:r>
-      <w:r>
-        <w:t xml:space="preserve"> </w:t>
-      </w:r>
-      <w:r>
-        <w:t xml:space="preserve">lowers case 3 emissions only from 57.6 to 50.9 kt, because one GT must stay</w:t>
-      </w:r>
-      <w:r>
-        <w:t xml:space="preserve"> </w:t>
-      </w:r>
-      <w:r>
-        <w:t xml:space="preserve">online. The value of flexibility is largest for the base-case farm</w:t>
-      </w:r>
-      <w:r>
-        <w:t xml:space="preserve"> </w:t>
-      </w:r>
-      <w:r>
-        <w:t xml:space="preserve">(7.1 kt) and smaller for a 15 MW farm (5.5 kt).</w:t>
-      </w:r>
-    </w:p>
-    <w:p>
-      <w:pPr>
-        <w:numPr>
-          <w:ilvl w:val="0"/>
-          <w:numId w:val="1007"/>
-        </w:numPr>
-        <w:pStyle w:val="Compact"/>
+        <w:t xml:space="preserve">Doubling the farm from 30 to</w:t>
+      </w:r>
+      <w:r>
+        <w:t xml:space="preserve"> </w:t>
+      </w:r>
+      <w:r>
+        <w:t xml:space="preserve">60 MW lowers case 3 emissions only from 57.6 to 50.9 kt, while curtailment</w:t>
+      </w:r>
+      <w:r>
+        <w:t xml:space="preserve"> </w:t>
+      </w:r>
+      <w:r>
+        <w:t xml:space="preserve">grows from 39 to 160 GWh, because one GT must stay online and the platform</w:t>
+      </w:r>
+      <w:r>
+        <w:t xml:space="preserve"> </w:t>
+      </w:r>
+      <w:r>
+        <w:t xml:space="preserve">cannot absorb more wind in windy hours. The value of flexibility (case 2</w:t>
+      </w:r>
+      <w:r>
+        <w:t xml:space="preserve"> </w:t>
+      </w:r>
+      <w:r>
+        <w:t xml:space="preserve">minus case 3) is largest for the base-case farm (7.1 kt) and smaller for a</w:t>
+      </w:r>
+      <w:r>
+        <w:t xml:space="preserve"> </w:t>
+      </w:r>
+      <w:r>
+        <w:t xml:space="preserve">15 MW farm (5.5 kt), where the wind seldom covers the demand, and for a</w:t>
+      </w:r>
+      <w:r>
+        <w:t xml:space="preserve"> </w:t>
+      </w:r>
+      <w:r>
+        <w:t xml:space="preserve">45–60 MW farm (6.6–6.9 kt).</w:t>
+      </w:r>
+    </w:p>
+    <w:p>
+      <w:pPr>
+        <w:pStyle w:val="BodyText"/>
       </w:pPr>
       <w:r>
         <w:rPr>
           <w:bCs/>
           <w:b/>
         </w:rPr>
-        <w:t xml:space="preserve">Batteries add little on their own</w:t>
-      </w:r>
-      <w:r>
-        <w:t xml:space="preserve">, at most 2 % (8 MW / 16 MWh).</w:t>
-      </w:r>
-    </w:p>
-    <w:p>
-      <w:pPr>
-        <w:numPr>
-          <w:ilvl w:val="0"/>
-          <w:numId w:val="1007"/>
-        </w:numPr>
-        <w:pStyle w:val="Compact"/>
+        <w:t xml:space="preserve">Batteries add little on their own.</w:t>
+      </w:r>
+      <w:r>
+        <w:t xml:space="preserve"> </w:t>
+      </w:r>
+      <w:r>
+        <w:t xml:space="preserve">The largest battery tested</w:t>
+      </w:r>
+      <w:r>
+        <w:t xml:space="preserve"> </w:t>
+      </w:r>
+      <w:r>
+        <w:t xml:space="preserve">(8 MW / 16 MWh) reduces case 3 emissions by 1.1 kt, or 2 %, as long as one</w:t>
+      </w:r>
+      <w:r>
+        <w:t xml:space="preserve"> </w:t>
+      </w:r>
+      <w:r>
+        <w:t xml:space="preserve">GT must remain online.</w:t>
+      </w:r>
+    </w:p>
+    <w:p>
+      <w:pPr>
+        <w:pStyle w:val="BodyText"/>
       </w:pPr>
       <w:r>
         <w:rPr>
@@ -6091,22 +10374,36 @@
         <w:t xml:space="preserve"> </w:t>
       </w:r>
       <w:r>
-        <w:t xml:space="preserve">can provide reserve and grid stability so that all GTs may stop, emissions</w:t>
-      </w:r>
-      <w:r>
-        <w:t xml:space="preserve"> </w:t>
-      </w:r>
-      <w:r>
-        <w:t xml:space="preserve">fall to 38.7 kt, 32 % below the same case with one GT online.</w:t>
-      </w:r>
-    </w:p>
-    <w:p>
-      <w:pPr>
-        <w:numPr>
-          <w:ilvl w:val="0"/>
-          <w:numId w:val="1007"/>
-        </w:numPr>
-        <w:pStyle w:val="Compact"/>
+        <w:t xml:space="preserve">can provide the reserve and grid stability so that all GTs may stop,</w:t>
+      </w:r>
+      <w:r>
+        <w:t xml:space="preserve"> </w:t>
+      </w:r>
+      <w:r>
+        <w:t xml:space="preserve">emissions fall to 38.7 kt, 32 % below the same case with one GT online. The</w:t>
+      </w:r>
+      <w:r>
+        <w:t xml:space="preserve"> </w:t>
+      </w:r>
+      <w:r>
+        <w:t xml:space="preserve">GTs then run only 3,809 unit-h, wind covers a much larger share of the</w:t>
+      </w:r>
+      <w:r>
+        <w:t xml:space="preserve"> </w:t>
+      </w:r>
+      <w:r>
+        <w:t xml:space="preserve">demand with only 11 GWh curtailed, and 15 GWh of heat is supplied by the</w:t>
+      </w:r>
+      <w:r>
+        <w:t xml:space="preserve"> </w:t>
+      </w:r>
+      <w:r>
+        <w:t xml:space="preserve">electric heater when no GT runs. The price is 184 GT starts per year.</w:t>
+      </w:r>
+    </w:p>
+    <w:p>
+      <w:pPr>
+        <w:pStyle w:val="BodyText"/>
       </w:pPr>
       <w:r>
         <w:rPr>
@@ -6125,13 +10422,49 @@
         <w:t xml:space="preserve"> </w:t>
       </w:r>
       <w:r>
-        <w:t xml:space="preserve">online whatever the wind, emissions rise to 90.7 kt (case 2) and 87.7 kt</w:t>
-      </w:r>
-      <w:r>
-        <w:t xml:space="preserve"> </w:t>
-      </w:r>
-      <w:r>
-        <w:t xml:space="preserve">(case 3), and flexibility saves only 3.1 kt.</w:t>
+        <w:t xml:space="preserve">online whatever the wind, emissions rise to 90.7 kt in case 2 and 87.7 kt in</w:t>
+      </w:r>
+      <w:r>
+        <w:t xml:space="preserve"> </w:t>
+      </w:r>
+      <w:r>
+        <w:t xml:space="preserve">case 3. Flexibility then saves only 3.1 kt, because its main mechanism,</w:t>
+      </w:r>
+      <w:r>
+        <w:t xml:space="preserve"> </w:t>
+      </w:r>
+      <w:r>
+        <w:t xml:space="preserve">avoiding the second GT, is no longer available; the remaining saving comes</w:t>
+      </w:r>
+      <w:r>
+        <w:t xml:space="preserve"> </w:t>
+      </w:r>
+      <w:r>
+        <w:t xml:space="preserve">from lower curtailment.</w:t>
+      </w:r>
+    </w:p>
+    <w:p>
+      <w:pPr>
+        <w:pStyle w:val="BodyText"/>
+      </w:pPr>
+      <w:r>
+        <w:rPr>
+          <w:bCs/>
+          <w:b/>
+        </w:rPr>
+        <w:t xml:space="preserve">A smaller third GT</w:t>
+      </w:r>
+      <w:r>
+        <w:t xml:space="preserve"> </w:t>
+      </w:r>
+      <w:r>
+        <w:t xml:space="preserve">lowers case 3 emissions by 3.4 % to 55.6 kt, but needs</w:t>
+      </w:r>
+      <w:r>
+        <w:t xml:space="preserve"> </w:t>
+      </w:r>
+      <w:r>
+        <w:t xml:space="preserve">121 starts per year, and the data for the small unit are not verified.</w:t>
       </w:r>
     </w:p>
     <w:p>
@@ -6310,7 +10643,7 @@
               <w:jc w:val="left"/>
             </w:pPr>
             <w:r>
-              <w:t xml:space="preserve">Platform power, three real oil platforms [19,22]</w:t>
+              <w:t xml:space="preserve">Platform power, three real oil platforms [23,26]</w:t>
             </w:r>
           </w:p>
         </w:tc>
@@ -6360,7 +10693,7 @@
               <w:jc w:val="left"/>
             </w:pPr>
             <w:r>
-              <w:t xml:space="preserve">Platform power, six modelled platforms [11]</w:t>
+              <w:t xml:space="preserve">Platform power, six modelled platforms [10]</w:t>
             </w:r>
           </w:p>
         </w:tc>
@@ -6410,7 +10743,7 @@
               <w:jc w:val="left"/>
             </w:pPr>
             <w:r>
-              <w:t xml:space="preserve">Platform power, Johan Castberg [23]</w:t>
+              <w:t xml:space="preserve">Platform power, Johan Castberg [27]</w:t>
             </w:r>
           </w:p>
         </w:tc>
@@ -6460,7 +10793,7 @@
               <w:jc w:val="left"/>
             </w:pPr>
             <w:r>
-              <w:t xml:space="preserve">Platform power implied by Hywind Tampen [6]</w:t>
+              <w:t xml:space="preserve">Platform power implied by Hywind Tampen [8]</w:t>
             </w:r>
           </w:p>
         </w:tc>
@@ -6510,7 +10843,7 @@
               <w:jc w:val="left"/>
             </w:pPr>
             <w:r>
-              <w:t xml:space="preserve">Wind capacity factor, Hywind Tampen design [6]</w:t>
+              <w:t xml:space="preserve">Wind capacity factor, Hywind Tampen design [8]</w:t>
             </w:r>
           </w:p>
         </w:tc>
@@ -6560,7 +10893,7 @@
               <w:jc w:val="left"/>
             </w:pPr>
             <w:r>
-              <w:t xml:space="preserve">Wind capacity factor, Hywind Tampen Q1 2025 [24]</w:t>
+              <w:t xml:space="preserve">Wind capacity factor, Hywind Tampen Q1 2025 [28]</w:t>
             </w:r>
           </w:p>
         </w:tc>
@@ -6610,7 +10943,7 @@
               <w:jc w:val="left"/>
             </w:pPr>
             <w:r>
-              <w:t xml:space="preserve">CO2 avoided per MWh wind, two GTs kept online [6]</w:t>
+              <w:t xml:space="preserve">CO2 avoided per MWh wind, two GTs kept online [8]</w:t>
             </w:r>
           </w:p>
         </w:tc>
@@ -6660,7 +10993,7 @@
               <w:jc w:val="left"/>
             </w:pPr>
             <w:r>
-              <w:t xml:space="preserve">Water injection specific energy [7]</w:t>
+              <w:t xml:space="preserve">Water injection specific energy [9]</w:t>
             </w:r>
           </w:p>
         </w:tc>
@@ -6763,31 +11096,69 @@
         <w:t xml:space="preserve"> </w:t>
       </w:r>
       <w:r>
-        <w:t xml:space="preserve">values (Table 4, Fig. 8). The strongest check is the CO2 avoided per MWh of</w:t>
-      </w:r>
-      <w:r>
-        <w:t xml:space="preserve"> </w:t>
-      </w:r>
-      <w:r>
-        <w:t xml:space="preserve">wind, because it tests the wind, part-load fuel, CO2 factor and scheduling</w:t>
-      </w:r>
-      <w:r>
-        <w:t xml:space="preserve"> </w:t>
-      </w:r>
-      <w:r>
-        <w:t xml:space="preserve">together. When the model keeps two GTs online and only lowers their load, as</w:t>
-      </w:r>
-      <w:r>
-        <w:t xml:space="preserve"> </w:t>
-      </w:r>
-      <w:r>
-        <w:t xml:space="preserve">assumed in the Hywind Tampen estimate, it avoids 0.51 t/MWh against the</w:t>
-      </w:r>
-      <w:r>
-        <w:t xml:space="preserve"> </w:t>
-      </w:r>
-      <w:r>
-        <w:t xml:space="preserve">published 0.52 t/MWh. When a GT may stop in windy hours, it avoids</w:t>
+        <w:t xml:space="preserve">values (Table 4, Fig. 8). The platform power lies within the processing-plant</w:t>
+      </w:r>
+      <w:r>
+        <w:t xml:space="preserve"> </w:t>
+      </w:r>
+      <w:r>
+        <w:t xml:space="preserve">power of three real oil platforms and within 20 % of the other references.</w:t>
+      </w:r>
+      <w:r>
+        <w:t xml:space="preserve"> </w:t>
+      </w:r>
+      <w:r>
+        <w:t xml:space="preserve">It is below the range of the six modelled platforms of Nguyen et al.</w:t>
+      </w:r>
+      <w:r>
+        <w:t xml:space="preserve"> </w:t>
+      </w:r>
+      <w:r>
+        <w:t xml:space="preserve">[10], in which gas compression alone takes 42–56 % of a 22.6–31.1 MW</w:t>
+      </w:r>
+      <w:r>
+        <w:t xml:space="preserve"> </w:t>
+      </w:r>
+      <w:r>
+        <w:t xml:space="preserve">demand, compared with 28 % of 20.3 MW here. The ERA5 capacity factor is within 2 % of the 49.8 % expected for</w:t>
+      </w:r>
+      <w:r>
+        <w:t xml:space="preserve"> </w:t>
+      </w:r>
+      <w:r>
+        <w:t xml:space="preserve">Hywind Tampen, although that farm uses smaller floating turbines.</w:t>
+      </w:r>
+    </w:p>
+    <w:p>
+      <w:pPr>
+        <w:pStyle w:val="BodyText"/>
+      </w:pPr>
+      <w:r>
+        <w:t xml:space="preserve">The strongest check is the CO2 avoided per MWh of wind, because it tests the</w:t>
+      </w:r>
+      <w:r>
+        <w:t xml:space="preserve"> </w:t>
+      </w:r>
+      <w:r>
+        <w:t xml:space="preserve">wind, the part-load fuel model, the CO2 factor and the scheduling together.</w:t>
+      </w:r>
+      <w:r>
+        <w:t xml:space="preserve"> </w:t>
+      </w:r>
+      <w:r>
+        <w:t xml:space="preserve">When the model keeps two GTs online and only lowers their load, as assumed</w:t>
+      </w:r>
+      <w:r>
+        <w:t xml:space="preserve"> </w:t>
+      </w:r>
+      <w:r>
+        <w:t xml:space="preserve">in the Hywind Tampen estimate, it avoids 0.51 t/MWh against the published</w:t>
+      </w:r>
+      <w:r>
+        <w:t xml:space="preserve"> </w:t>
+      </w:r>
+      <w:r>
+        <w:t xml:space="preserve">0.52 t/MWh. When a GT may stop in windy hours, as in case 2, it avoids</w:t>
       </w:r>
       <w:r>
         <w:t xml:space="preserve"> </w:t>
@@ -6795,67 +11166,115 @@
       <w:r>
         <w:t xml:space="preserve">0.71 t/MWh, because the no-load fuel of the stopped unit is saved as well.</w:t>
       </w:r>
+      <w:r>
+        <w:t xml:space="preserve"> </w:t>
+      </w:r>
+      <w:r>
+        <w:t xml:space="preserve">The difference shows how much of the benefit of wind depends on operating</w:t>
+      </w:r>
+      <w:r>
+        <w:t xml:space="preserve"> </w:t>
+      </w:r>
+      <w:r>
+        <w:t xml:space="preserve">practice rather than on the wind farm itself.</w:t>
+      </w:r>
     </w:p>
     <w:p>
       <w:pPr>
         <w:pStyle w:val="BodyText"/>
       </w:pPr>
       <w:r>
-        <w:t xml:space="preserve">The field data support the fuel and emission model (Fig. 8, right). Gullfaks</w:t>
-      </w:r>
-      <w:r>
-        <w:t xml:space="preserve"> </w:t>
-      </w:r>
-      <w:r>
-        <w:t xml:space="preserve">emits 2.32–2.40 kg CO2 per Sm³ of fuel gas, consistent with the 2.34 kg/Sm³</w:t>
-      </w:r>
-      <w:r>
-        <w:t xml:space="preserve"> </w:t>
-      </w:r>
-      <w:r>
-        <w:t xml:space="preserve">used here. After Hywind Tampen started supplying power, fuel gas use fell by</w:t>
-      </w:r>
-      <w:r>
-        <w:t xml:space="preserve"> </w:t>
-      </w:r>
-      <w:r>
-        <w:t xml:space="preserve">30 % at Gullfaks (2021–2023) and 11 % at Snorre (2021–2024), while it was</w:t>
-      </w:r>
-      <w:r>
-        <w:t xml:space="preserve"> </w:t>
-      </w:r>
-      <w:r>
-        <w:t xml:space="preserve">unchanged at Statfjord, which receives no wind power; production also</w:t>
-      </w:r>
-      <w:r>
-        <w:t xml:space="preserve"> </w:t>
-      </w:r>
-      <w:r>
-        <w:t xml:space="preserve">declined, so not all of this is due to the wind farm. The model’s CO2</w:t>
-      </w:r>
-      <w:r>
-        <w:t xml:space="preserve"> </w:t>
-      </w:r>
-      <w:r>
-        <w:t xml:space="preserve">intensity is lower than the field and shelf values because it covers only</w:t>
-      </w:r>
-      <w:r>
-        <w:t xml:space="preserve"> </w:t>
-      </w:r>
-      <w:r>
-        <w:t xml:space="preserve">power generation on an efficient platform at plateau rate, whereas the field</w:t>
-      </w:r>
-      <w:r>
-        <w:t xml:space="preserve"> </w:t>
-      </w:r>
-      <w:r>
-        <w:t xml:space="preserve">values include flaring, diesel, gas re-injection and the lower production of</w:t>
-      </w:r>
-      <w:r>
-        <w:t xml:space="preserve"> </w:t>
-      </w:r>
-      <w:r>
-        <w:t xml:space="preserve">mature fields.</w:t>
+        <w:t xml:space="preserve">The field data support the fuel and emission model (Fig. 8, right). The</w:t>
+      </w:r>
+      <w:r>
+        <w:t xml:space="preserve"> </w:t>
+      </w:r>
+      <w:r>
+        <w:t xml:space="preserve">Gullfaks field centre emits 2.32–2.40 kg CO2 per Sm³ of fuel gas in</w:t>
+      </w:r>
+      <w:r>
+        <w:t xml:space="preserve"> </w:t>
+      </w:r>
+      <w:r>
+        <w:t xml:space="preserve">2021–2024, consistent with the 2.34 kg/Sm³ used here. After Hywind Tampen</w:t>
+      </w:r>
+      <w:r>
+        <w:t xml:space="preserve"> </w:t>
+      </w:r>
+      <w:r>
+        <w:t xml:space="preserve">started supplying power, fuel gas use fell by 30 % at Gullfaks (2021–2023)</w:t>
+      </w:r>
+      <w:r>
+        <w:t xml:space="preserve"> </w:t>
+      </w:r>
+      <w:r>
+        <w:t xml:space="preserve">and by 11 % at Snorre (2021–2024), and Snorre’s diesel use fell from 15.6 kt</w:t>
+      </w:r>
+      <w:r>
+        <w:t xml:space="preserve"> </w:t>
+      </w:r>
+      <w:r>
+        <w:t xml:space="preserve">to about 3 kt. At Statfjord, which receives no wind power, fuel use was</w:t>
+      </w:r>
+      <w:r>
+        <w:t xml:space="preserve"> </w:t>
+      </w:r>
+      <w:r>
+        <w:t xml:space="preserve">unchanged. Production also declined over the period, so not all of the</w:t>
+      </w:r>
+      <w:r>
+        <w:t xml:space="preserve"> </w:t>
+      </w:r>
+      <w:r>
+        <w:t xml:space="preserve">reduction can be attributed to the wind farm. The model’s CO2 intensity is</w:t>
+      </w:r>
+      <w:r>
+        <w:t xml:space="preserve"> </w:t>
+      </w:r>
+      <w:r>
+        <w:t xml:space="preserve">lower than the shelf average and the field values (9–14 kg/boe at Gullfaks</w:t>
+      </w:r>
+      <w:r>
+        <w:t xml:space="preserve"> </w:t>
+      </w:r>
+      <w:r>
+        <w:t xml:space="preserve">and Snorre, 55–78 kg/boe at late-life Statfjord), as expected from the</w:t>
+      </w:r>
+      <w:r>
+        <w:t xml:space="preserve"> </w:t>
+      </w:r>
+      <w:r>
+        <w:t xml:space="preserve">system boundary: the model covers only power generation on an efficient</w:t>
+      </w:r>
+      <w:r>
+        <w:t xml:space="preserve"> </w:t>
+      </w:r>
+      <w:r>
+        <w:t xml:space="preserve">platform at plateau rate, whereas the field values include flaring, diesel,</w:t>
+      </w:r>
+      <w:r>
+        <w:t xml:space="preserve"> </w:t>
+      </w:r>
+      <w:r>
+        <w:t xml:space="preserve">gas re-injection compression and the lower production of mature fields.</w:t>
+      </w:r>
+      <w:r>
+        <w:t xml:space="preserve"> </w:t>
+      </w:r>
+      <w:r>
+        <w:t xml:space="preserve">The like-for-like checks, the fuel gas factor and the CO2 avoided per MWh,</w:t>
+      </w:r>
+      <w:r>
+        <w:t xml:space="preserve"> </w:t>
+      </w:r>
+      <w:r>
+        <w:t xml:space="preserve">agree, which indicates that the difference stems from the boundary and not</w:t>
+      </w:r>
+      <w:r>
+        <w:t xml:space="preserve"> </w:t>
+      </w:r>
+      <w:r>
+        <w:t xml:space="preserve">from the power system model.</w:t>
       </w:r>
     </w:p>
     <w:p>
@@ -6925,7 +11344,7 @@
     </w:p>
     <w:bookmarkEnd w:id="59"/>
     <w:bookmarkEnd w:id="60"/>
-    <w:bookmarkStart w:id="64" w:name="discussion"/>
+    <w:bookmarkStart w:id="66" w:name="discussion"/>
     <w:p>
       <w:pPr>
         <w:pStyle w:val="Heading2"/>
@@ -6960,61 +11379,49 @@
         <w:t xml:space="preserve"> </w:t>
       </w:r>
       <w:r>
-        <w:t xml:space="preserve">reserve costs a large share of its full-load fuel, so the expensive hours are</w:t>
-      </w:r>
-      <w:r>
-        <w:t xml:space="preserve"> </w:t>
-      </w:r>
-      <w:r>
-        <w:t xml:space="preserve">those in which the wind is just too weak for one turbine to carry the load</w:t>
-      </w:r>
-      <w:r>
-        <w:t xml:space="preserve"> </w:t>
-      </w:r>
-      <w:r>
-        <w:t xml:space="preserve">with reserve. Deferring water injection in these hours keeps the second</w:t>
-      </w:r>
-      <w:r>
-        <w:t xml:space="preserve"> </w:t>
-      </w:r>
-      <w:r>
-        <w:t xml:space="preserve">turbine off. This explains three results: most of the saving comes from</w:t>
-      </w:r>
-      <w:r>
-        <w:t xml:space="preserve"> </w:t>
-      </w:r>
-      <w:r>
-        <w:t xml:space="preserve">1,672 avoided hours with two GTs online; a deficit capacity of about one day</w:t>
-      </w:r>
-      <w:r>
-        <w:t xml:space="preserve"> </w:t>
-      </w:r>
-      <w:r>
-        <w:t xml:space="preserve">captures it all, because these hours occur in short spells; and the saving</w:t>
-      </w:r>
-      <w:r>
-        <w:t xml:space="preserve"> </w:t>
-      </w:r>
-      <w:r>
-        <w:t xml:space="preserve">disappears when operating rules keep two GTs online anyway. Energy shifting</w:t>
-      </w:r>
-      <w:r>
-        <w:t xml:space="preserve"> </w:t>
-      </w:r>
-      <w:r>
-        <w:t xml:space="preserve">alone, by contrast, is limited: curtailment falls by only 13 %, because one</w:t>
-      </w:r>
-      <w:r>
-        <w:t xml:space="preserve"> </w:t>
-      </w:r>
-      <w:r>
-        <w:t xml:space="preserve">GT must stay online and a 30 MW wind farm often exceeds what the platform</w:t>
-      </w:r>
-      <w:r>
-        <w:t xml:space="preserve"> </w:t>
-      </w:r>
-      <w:r>
-        <w:t xml:space="preserve">can use.</w:t>
+        <w:t xml:space="preserve">reserve burns a large share of its full-load fuel, so the expensive hours</w:t>
+      </w:r>
+      <w:r>
+        <w:t xml:space="preserve"> </w:t>
+      </w:r>
+      <w:r>
+        <w:t xml:space="preserve">are those in which the wind is just too weak for one turbine to carry the</w:t>
+      </w:r>
+      <w:r>
+        <w:t xml:space="preserve"> </w:t>
+      </w:r>
+      <w:r>
+        <w:t xml:space="preserve">load with reserve. Deferring water injection in these hours keeps the</w:t>
+      </w:r>
+      <w:r>
+        <w:t xml:space="preserve"> </w:t>
+      </w:r>
+      <w:r>
+        <w:t xml:space="preserve">second turbine off. This explains three results of Section 3. Most of the</w:t>
+      </w:r>
+      <w:r>
+        <w:t xml:space="preserve"> </w:t>
+      </w:r>
+      <w:r>
+        <w:t xml:space="preserve">saving comes from 1,672 avoided hours with two GTs online. A deficit</w:t>
+      </w:r>
+      <w:r>
+        <w:t xml:space="preserve"> </w:t>
+      </w:r>
+      <w:r>
+        <w:t xml:space="preserve">capacity of about one day captures it all, because these hours occur in</w:t>
+      </w:r>
+      <w:r>
+        <w:t xml:space="preserve"> </w:t>
+      </w:r>
+      <w:r>
+        <w:t xml:space="preserve">short spells between windy periods. And the saving largely disappears when</w:t>
+      </w:r>
+      <w:r>
+        <w:t xml:space="preserve"> </w:t>
+      </w:r>
+      <w:r>
+        <w:t xml:space="preserve">operating rules keep two GTs online anyway.</w:t>
       </w:r>
     </w:p>
     <w:p>
@@ -7022,6 +11429,62 @@
         <w:pStyle w:val="BodyText"/>
       </w:pPr>
       <w:r>
+        <w:t xml:space="preserve">Energy shifting alone, by contrast, achieves little. Curtailment falls by</w:t>
+      </w:r>
+      <w:r>
+        <w:t xml:space="preserve"> </w:t>
+      </w:r>
+      <w:r>
+        <w:t xml:space="preserve">only 13 %, because one GT must stay online and a 30 MW wind farm often</w:t>
+      </w:r>
+      <w:r>
+        <w:t xml:space="preserve"> </w:t>
+      </w:r>
+      <w:r>
+        <w:t xml:space="preserve">exceeds what the platform can use even with injection at full rate. This</w:t>
+      </w:r>
+      <w:r>
+        <w:t xml:space="preserve"> </w:t>
+      </w:r>
+      <w:r>
+        <w:t xml:space="preserve">also explains why the value of flexibility does not grow with the wind farm:</w:t>
+      </w:r>
+      <w:r>
+        <w:t xml:space="preserve"> </w:t>
+      </w:r>
+      <w:r>
+        <w:t xml:space="preserve">a larger farm covers the demand more often, which reduces the number of</w:t>
+      </w:r>
+      <w:r>
+        <w:t xml:space="preserve"> </w:t>
+      </w:r>
+      <w:r>
+        <w:t xml:space="preserve">hours in which a second GT is needed, while the additional wind in windy</w:t>
+      </w:r>
+      <w:r>
+        <w:t xml:space="preserve"> </w:t>
+      </w:r>
+      <w:r>
+        <w:t xml:space="preserve">hours cannot be used. The flexibility is most valuable when the wind farm is</w:t>
+      </w:r>
+      <w:r>
+        <w:t xml:space="preserve"> </w:t>
+      </w:r>
+      <w:r>
+        <w:t xml:space="preserve">of the same order as the platform demand, as in the base case and at Hywind</w:t>
+      </w:r>
+      <w:r>
+        <w:t xml:space="preserve"> </w:t>
+      </w:r>
+      <w:r>
+        <w:t xml:space="preserve">Tampen.</w:t>
+      </w:r>
+    </w:p>
+    <w:p>
+      <w:pPr>
+        <w:pStyle w:val="BodyText"/>
+      </w:pPr>
+      <w:r>
         <w:t xml:space="preserve">The same reasoning explains why a battery adds little in case 4. With at</w:t>
       </w:r>
       <w:r>
@@ -7034,7 +11497,7 @@
         <w:t xml:space="preserve"> </w:t>
       </w:r>
       <w:r>
-        <w:t xml:space="preserve">turbine idling near minimum load. The large saving appears only when the</w:t>
+        <w:t xml:space="preserve">turbine idling near minimum load. A large saving appears only when the</w:t>
       </w:r>
       <w:r>
         <w:t xml:space="preserve"> </w:t>
@@ -7052,7 +11515,7 @@
         <w:t xml:space="preserve"> </w:t>
       </w:r>
       <w:r>
-        <w:t xml:space="preserve">providing reserve lets platform GTs be switched off [8]. The</w:t>
+        <w:t xml:space="preserve">providing reserve lets platform GTs be switched off [11]. The</w:t>
       </w:r>
       <w:r>
         <w:t xml:space="preserve"> </w:t>
@@ -7064,17 +11527,23 @@
         <w:t xml:space="preserve"> </w:t>
       </w:r>
       <w:r>
-        <w:t xml:space="preserve">without new equipment, and that both measures act on the same mechanism.</w:t>
+        <w:t xml:space="preserve">without new equipment, and that both measures act on the same mechanism:</w:t>
+      </w:r>
+      <w:r>
+        <w:t xml:space="preserve"> </w:t>
+      </w:r>
+      <w:r>
+        <w:t xml:space="preserve">they reduce the number of GTs that must be online.</w:t>
       </w:r>
     </w:p>
     <w:bookmarkEnd w:id="61"/>
-    <w:bookmarkStart w:id="62" w:name="implications-for-operators"/>
+    <w:bookmarkStart w:id="62" w:name="comparison-with-earlier-studies"/>
     <w:p>
       <w:pPr>
         <w:pStyle w:val="Heading3"/>
       </w:pPr>
       <w:r>
-        <w:t xml:space="preserve">4.2 Implications for operators</w:t>
+        <w:t xml:space="preserve">4.2 Comparison with earlier studies</w:t>
       </w:r>
     </w:p>
     <w:p>
@@ -7082,77 +11551,171 @@
         <w:pStyle w:val="FirstParagraph"/>
       </w:pPr>
       <w:r>
-        <w:t xml:space="preserve">Three implications follow. First, the flexibility already exists on most oil</w:t>
-      </w:r>
-      <w:r>
-        <w:t xml:space="preserve"> </w:t>
-      </w:r>
-      <w:r>
-        <w:t xml:space="preserve">platforms with water injection and can be used without investment, although</w:t>
-      </w:r>
-      <w:r>
-        <w:t xml:space="preserve"> </w:t>
-      </w:r>
-      <w:r>
-        <w:t xml:space="preserve">the control system must coordinate injection with the power plant. Second,</w:t>
-      </w:r>
-      <w:r>
-        <w:t xml:space="preserve"> </w:t>
-      </w:r>
-      <w:r>
-        <w:t xml:space="preserve">the reservoir requirement is modest: about 24 h of injection deferral,</w:t>
-      </w:r>
-      <w:r>
-        <w:t xml:space="preserve"> </w:t>
-      </w:r>
-      <w:r>
-        <w:t xml:space="preserve">averaging 7.5 h, is a small change compared with the time scale of</w:t>
-      </w:r>
-      <w:r>
-        <w:t xml:space="preserve"> </w:t>
-      </w:r>
-      <w:r>
-        <w:t xml:space="preserve">reservoir pressure support. It should nevertheless be confirmed with</w:t>
-      </w:r>
-      <w:r>
-        <w:t xml:space="preserve"> </w:t>
-      </w:r>
-      <w:r>
-        <w:t xml:space="preserve">reservoir engineers for each field. Third, the result does not depend on the</w:t>
-      </w:r>
-      <w:r>
-        <w:t xml:space="preserve"> </w:t>
-      </w:r>
-      <w:r>
-        <w:t xml:space="preserve">carbon price, because the fuel saved has value on its own. Operating</w:t>
-      </w:r>
-      <w:r>
-        <w:t xml:space="preserve"> </w:t>
-      </w:r>
-      <w:r>
-        <w:t xml:space="preserve">practice, notably how many GTs must be online and what counts as reserve,</w:t>
-      </w:r>
-      <w:r>
-        <w:t xml:space="preserve"> </w:t>
-      </w:r>
-      <w:r>
-        <w:t xml:space="preserve">has a larger effect on emissions than any price or the battery size, and</w:t>
-      </w:r>
-      <w:r>
-        <w:t xml:space="preserve"> </w:t>
-      </w:r>
-      <w:r>
-        <w:t xml:space="preserve">deserves the same attention as the choice of wind farm.</w:t>
+        <w:t xml:space="preserve">Studies of wind-powered platforms usually report the benefit of wind with</w:t>
+      </w:r>
+      <w:r>
+        <w:t xml:space="preserve"> </w:t>
+      </w:r>
+      <w:r>
+        <w:t xml:space="preserve">fixed demand, which corresponds to case 2. The present results show that</w:t>
+      </w:r>
+      <w:r>
+        <w:t xml:space="preserve"> </w:t>
+      </w:r>
+      <w:r>
+        <w:t xml:space="preserve">this case underestimates what the same wind farm can achieve: with fixed</w:t>
+      </w:r>
+      <w:r>
+        <w:t xml:space="preserve"> </w:t>
+      </w:r>
+      <w:r>
+        <w:t xml:space="preserve">demand, the emissions of the wind-powered platform are 12 % higher than when</w:t>
+      </w:r>
+      <w:r>
+        <w:t xml:space="preserve"> </w:t>
+      </w:r>
+      <w:r>
+        <w:t xml:space="preserve">the same platform schedules its flexible loads. The CO2 avoided per MWh of wind, a</w:t>
+      </w:r>
+      <w:r>
+        <w:t xml:space="preserve"> </w:t>
+      </w:r>
+      <w:r>
+        <w:t xml:space="preserve">common metric for wind integration, rises from 0.71 t/MWh in case 2 to</w:t>
+      </w:r>
+      <w:r>
+        <w:t xml:space="preserve"> </w:t>
+      </w:r>
+      <w:r>
+        <w:t xml:space="preserve">0.74 t/MWh in case 3 and is 0.51 t/MWh if two GTs are kept online. Published</w:t>
+      </w:r>
+      <w:r>
+        <w:t xml:space="preserve"> </w:t>
+      </w:r>
+      <w:r>
+        <w:t xml:space="preserve">values for different platforms are therefore comparable only if the</w:t>
+      </w:r>
+      <w:r>
+        <w:t xml:space="preserve"> </w:t>
+      </w:r>
+      <w:r>
+        <w:t xml:space="preserve">operating practice of the GTs is stated.</w:t>
+      </w:r>
+    </w:p>
+    <w:p>
+      <w:pPr>
+        <w:pStyle w:val="BodyText"/>
+      </w:pPr>
+      <w:r>
+        <w:t xml:space="preserve">Riboldi and Nord [7] found that the economic case for integrating</w:t>
+      </w:r>
+      <w:r>
+        <w:t xml:space="preserve"> </w:t>
+      </w:r>
+      <w:r>
+        <w:t xml:space="preserve">wind depends on gas and CO2 prices. Demand flexibility behaves differently:</w:t>
+      </w:r>
+      <w:r>
+        <w:t xml:space="preserve"> </w:t>
+      </w:r>
+      <w:r>
+        <w:t xml:space="preserve">it requires no investment in power generation, its schedule does not depend</w:t>
+      </w:r>
+      <w:r>
+        <w:t xml:space="preserve"> </w:t>
+      </w:r>
+      <w:r>
+        <w:t xml:space="preserve">on prices, and the fuel it saves is worth about 1,800 NOK per tonne of CO2</w:t>
+      </w:r>
+      <w:r>
+        <w:t xml:space="preserve"> </w:t>
+      </w:r>
+      <w:r>
+        <w:t xml:space="preserve">avoided at the base-case gas price alone. It therefore pays for itself</w:t>
+      </w:r>
+      <w:r>
+        <w:t xml:space="preserve"> </w:t>
+      </w:r>
+      <w:r>
+        <w:t xml:space="preserve">without a carbon price, which makes it attractive also in regions where</w:t>
+      </w:r>
+      <w:r>
+        <w:t xml:space="preserve"> </w:t>
+      </w:r>
+      <w:r>
+        <w:t xml:space="preserve">emissions are not priced. The value of the fuel saved is of the same order</w:t>
+      </w:r>
+      <w:r>
+        <w:t xml:space="preserve"> </w:t>
+      </w:r>
+      <w:r>
+        <w:t xml:space="preserve">as the abatement cost threshold used for power-from-shore projects in</w:t>
+      </w:r>
+      <w:r>
+        <w:t xml:space="preserve"> </w:t>
+      </w:r>
+      <w:r>
+        <w:t xml:space="preserve">Norway [3], but power from shore requires large investments while</w:t>
+      </w:r>
+      <w:r>
+        <w:t xml:space="preserve"> </w:t>
+      </w:r>
+      <w:r>
+        <w:t xml:space="preserve">the flexibility studied here requires mainly a change in operation.</w:t>
+      </w:r>
+    </w:p>
+    <w:p>
+      <w:pPr>
+        <w:pStyle w:val="BodyText"/>
+      </w:pPr>
+      <w:r>
+        <w:t xml:space="preserve">Demand-side management in onshore industry is usually motivated by</w:t>
+      </w:r>
+      <w:r>
+        <w:t xml:space="preserve"> </w:t>
+      </w:r>
+      <w:r>
+        <w:t xml:space="preserve">electricity prices [14,15]. On an off-grid</w:t>
+      </w:r>
+      <w:r>
+        <w:t xml:space="preserve"> </w:t>
+      </w:r>
+      <w:r>
+        <w:t xml:space="preserve">platform, the value of moving a load comes instead from the discrete</w:t>
+      </w:r>
+      <w:r>
+        <w:t xml:space="preserve"> </w:t>
+      </w:r>
+      <w:r>
+        <w:t xml:space="preserve">decisions of the platform’s own power plant: whether a GT must be started</w:t>
+      </w:r>
+      <w:r>
+        <w:t xml:space="preserve"> </w:t>
+      </w:r>
+      <w:r>
+        <w:t xml:space="preserve">or can be stopped. This makes the value of flexibility strongly</w:t>
+      </w:r>
+      <w:r>
+        <w:t xml:space="preserve"> </w:t>
+      </w:r>
+      <w:r>
+        <w:t xml:space="preserve">state-dependent, and it is why an hourly unit commitment model, rather than</w:t>
+      </w:r>
+      <w:r>
+        <w:t xml:space="preserve"> </w:t>
+      </w:r>
+      <w:r>
+        <w:t xml:space="preserve">a model of energy shifting alone, is needed to estimate it.</w:t>
       </w:r>
     </w:p>
     <w:bookmarkEnd w:id="62"/>
-    <w:bookmarkStart w:id="63" w:name="limitations"/>
+    <w:bookmarkStart w:id="63" w:name="practical-implementation"/>
     <w:p>
       <w:pPr>
         <w:pStyle w:val="Heading3"/>
       </w:pPr>
       <w:r>
-        <w:t xml:space="preserve">4.3 Limitations</w:t>
+        <w:t xml:space="preserve">4.3 Practical implementation</w:t>
       </w:r>
     </w:p>
     <w:p>
@@ -7160,78 +11723,526 @@
         <w:pStyle w:val="FirstParagraph"/>
       </w:pPr>
       <w:r>
+        <w:t xml:space="preserve">Three implications follow for operators. First, the flexibility already</w:t>
+      </w:r>
+      <w:r>
+        <w:t xml:space="preserve"> </w:t>
+      </w:r>
+      <w:r>
+        <w:t xml:space="preserve">exists on most oil platforms with water injection and can be used without</w:t>
+      </w:r>
+      <w:r>
+        <w:t xml:space="preserve"> </w:t>
+      </w:r>
+      <w:r>
+        <w:t xml:space="preserve">new equipment. It does, however, require the power management system to</w:t>
+      </w:r>
+      <w:r>
+        <w:t xml:space="preserve"> </w:t>
+      </w:r>
+      <w:r>
+        <w:t xml:space="preserve">coordinate injection with the GTs and the wind forecast, which today are</w:t>
+      </w:r>
+      <w:r>
+        <w:t xml:space="preserve"> </w:t>
+      </w:r>
+      <w:r>
+        <w:t xml:space="preserve">usually controlled separately. Second, the reservoir requirement is modest:</w:t>
+      </w:r>
+      <w:r>
+        <w:t xml:space="preserve"> </w:t>
+      </w:r>
+      <w:r>
+        <w:t xml:space="preserve">about 24 h of injection deferral, averaging 7.5 h, is small compared with the</w:t>
+      </w:r>
+      <w:r>
+        <w:t xml:space="preserve"> </w:t>
+      </w:r>
+      <w:r>
+        <w:t xml:space="preserve">time scale of reservoir pressure support, which is managed on the basis of</w:t>
+      </w:r>
+      <w:r>
+        <w:t xml:space="preserve"> </w:t>
+      </w:r>
+      <w:r>
+        <w:t xml:space="preserve">cumulative voidage replacement over months. It should nevertheless be</w:t>
+      </w:r>
+      <w:r>
+        <w:t xml:space="preserve"> </w:t>
+      </w:r>
+      <w:r>
+        <w:t xml:space="preserve">confirmed with reservoir engineers for each field, because some reservoirs,</w:t>
+      </w:r>
+      <w:r>
+        <w:t xml:space="preserve"> </w:t>
+      </w:r>
+      <w:r>
+        <w:t xml:space="preserve">for example those close to the bubble point, may be sensitive to short</w:t>
+      </w:r>
+      <w:r>
+        <w:t xml:space="preserve"> </w:t>
+      </w:r>
+      <w:r>
+        <w:t xml:space="preserve">pressure drops. Third, the schedule changes the duty of the injection pumps.</w:t>
+      </w:r>
+      <w:r>
+        <w:t xml:space="preserve"> </w:t>
+      </w:r>
+      <w:r>
+        <w:t xml:space="preserve">In case 3 the number of running injection pumps changes about 720 times per</w:t>
+      </w:r>
+      <w:r>
+        <w:t xml:space="preserve"> </w:t>
+      </w:r>
+      <w:r>
+        <w:t xml:space="preserve">year, or about two pump starts per day. The model does not penalise pump</w:t>
+      </w:r>
+      <w:r>
+        <w:t xml:space="preserve"> </w:t>
+      </w:r>
+      <w:r>
+        <w:t xml:space="preserve">starts; a start cost or a minimum run time for the pumps could be added at</w:t>
+      </w:r>
+      <w:r>
+        <w:t xml:space="preserve"> </w:t>
+      </w:r>
+      <w:r>
+        <w:t xml:space="preserve">little cost to the saving, since the deficit limit is rarely active.</w:t>
+      </w:r>
+    </w:p>
+    <w:p>
+      <w:pPr>
+        <w:pStyle w:val="BodyText"/>
+      </w:pPr>
+      <w:r>
+        <w:t xml:space="preserve">The result does not depend on the carbon price, because the fuel saved has</w:t>
+      </w:r>
+      <w:r>
+        <w:t xml:space="preserve"> </w:t>
+      </w:r>
+      <w:r>
+        <w:t xml:space="preserve">value on its own. Operating practice, and in particular how many GTs must be</w:t>
+      </w:r>
+      <w:r>
+        <w:t xml:space="preserve"> </w:t>
+      </w:r>
+      <w:r>
+        <w:t xml:space="preserve">online and what counts as reserve, has a larger effect on emissions than any</w:t>
+      </w:r>
+      <w:r>
+        <w:t xml:space="preserve"> </w:t>
+      </w:r>
+      <w:r>
+        <w:t xml:space="preserve">price or the battery size. Rules that keep two GTs online for redundancy</w:t>
+      </w:r>
+      <w:r>
+        <w:t xml:space="preserve"> </w:t>
+      </w:r>
+      <w:r>
+        <w:t xml:space="preserve">increase emissions by 40–50 % compared with the optimised schedules, and</w:t>
+      </w:r>
+      <w:r>
+        <w:t xml:space="preserve"> </w:t>
+      </w:r>
+      <w:r>
+        <w:t xml:space="preserve">they remove most of the value of flexibility. Such rules are set for good</w:t>
+      </w:r>
+      <w:r>
+        <w:t xml:space="preserve"> </w:t>
+      </w:r>
+      <w:r>
+        <w:t xml:space="preserve">reasons of safety and regularity, but the results suggest that they deserve</w:t>
+      </w:r>
+      <w:r>
+        <w:t xml:space="preserve"> </w:t>
+      </w:r>
+      <w:r>
+        <w:t xml:space="preserve">the same attention as the choice of wind farm when emissions are to be</w:t>
+      </w:r>
+      <w:r>
+        <w:t xml:space="preserve"> </w:t>
+      </w:r>
+      <w:r>
+        <w:t xml:space="preserve">reduced, and that technologies that can provide reserve and stability</w:t>
+      </w:r>
+      <w:r>
+        <w:t xml:space="preserve"> </w:t>
+      </w:r>
+      <w:r>
+        <w:t xml:space="preserve">without a running GT, such as grid-forming batteries, are the next step after</w:t>
+      </w:r>
+      <w:r>
+        <w:t xml:space="preserve"> </w:t>
+      </w:r>
+      <w:r>
+        <w:t xml:space="preserve">demand flexibility.</w:t>
+      </w:r>
+    </w:p>
+    <w:p>
+      <w:pPr>
+        <w:pStyle w:val="BodyText"/>
+      </w:pPr>
+      <w:r>
+        <w:t xml:space="preserve">The approach can be transferred to other installations. A platform benefits</w:t>
+      </w:r>
+      <w:r>
+        <w:t xml:space="preserve"> </w:t>
+      </w:r>
+      <w:r>
+        <w:t xml:space="preserve">most from load flexibility when it has a large deferrable consumer, when its</w:t>
+      </w:r>
+      <w:r>
+        <w:t xml:space="preserve"> </w:t>
+      </w:r>
+      <w:r>
+        <w:t xml:space="preserve">average demand lies close to the capacity of one GT minus the reserve, and</w:t>
+      </w:r>
+      <w:r>
+        <w:t xml:space="preserve"> </w:t>
+      </w:r>
+      <w:r>
+        <w:t xml:space="preserve">when its wind supply is of the same order as its demand. Gas compression on</w:t>
+      </w:r>
+      <w:r>
+        <w:t xml:space="preserve"> </w:t>
+      </w:r>
+      <w:r>
+        <w:t xml:space="preserve">gas export platforms, electric heating, and the regeneration of glycol or</w:t>
+      </w:r>
+      <w:r>
+        <w:t xml:space="preserve"> </w:t>
+      </w:r>
+      <w:r>
+        <w:t xml:space="preserve">other process chemicals are candidates for deferrable loads on other types</w:t>
+      </w:r>
+      <w:r>
+        <w:t xml:space="preserve"> </w:t>
+      </w:r>
+      <w:r>
+        <w:t xml:space="preserve">of installation, provided that buffer storage, such as line pack or tank</w:t>
+      </w:r>
+      <w:r>
+        <w:t xml:space="preserve"> </w:t>
+      </w:r>
+      <w:r>
+        <w:t xml:space="preserve">volume, is available.</w:t>
+      </w:r>
+    </w:p>
+    <w:bookmarkEnd w:id="63"/>
+    <w:bookmarkStart w:id="64" w:name="robustness-of-the-conclusions"/>
+    <w:p>
+      <w:pPr>
+        <w:pStyle w:val="Heading3"/>
+      </w:pPr>
+      <w:r>
+        <w:t xml:space="preserve">4.4 Robustness of the conclusions</w:t>
+      </w:r>
+    </w:p>
+    <w:p>
+      <w:pPr>
+        <w:pStyle w:val="FirstParagraph"/>
+      </w:pPr>
+      <w:r>
+        <w:t xml:space="preserve">The size of the saving depends on assumptions that were not all varied, and</w:t>
+      </w:r>
+      <w:r>
+        <w:t xml:space="preserve"> </w:t>
+      </w:r>
+      <w:r>
+        <w:t xml:space="preserve">it is useful to consider how they act through the mechanism identified</w:t>
+      </w:r>
+      <w:r>
+        <w:t xml:space="preserve"> </w:t>
+      </w:r>
+      <w:r>
+        <w:t xml:space="preserve">above. The decisive quantity is the number of hours in which, with fixed</w:t>
+      </w:r>
+      <w:r>
+        <w:t xml:space="preserve"> </w:t>
+      </w:r>
+      <w:r>
+        <w:t xml:space="preserve">demand, the platform needs one GT more than its load requires. This number</w:t>
+      </w:r>
+      <w:r>
+        <w:t xml:space="preserve"> </w:t>
+      </w:r>
+      <w:r>
+        <w:t xml:space="preserve">grows with the reserve requirement, with the average demand relative to</w:t>
+      </w:r>
+      <w:r>
+        <w:t xml:space="preserve"> </w:t>
+      </w:r>
+      <w:r>
+        <w:t xml:space="preserve">the capacity of one GT, and with the time the wind spends just below the</w:t>
+      </w:r>
+      <w:r>
+        <w:t xml:space="preserve"> </w:t>
+      </w:r>
+      <w:r>
+        <w:t xml:space="preserve">demand. A larger reserve than the 5 MW used here, or a platform whose</w:t>
+      </w:r>
+      <w:r>
+        <w:t xml:space="preserve"> </w:t>
+      </w:r>
+      <w:r>
+        <w:t xml:space="preserve">demand lies closer to the rating of one GT, would therefore increase the</w:t>
+      </w:r>
+      <w:r>
+        <w:t xml:space="preserve"> </w:t>
+      </w:r>
+      <w:r>
+        <w:t xml:space="preserve">value of flexibility, while a platform with much spare GT capacity, or a</w:t>
+      </w:r>
+      <w:r>
+        <w:t xml:space="preserve"> </w:t>
+      </w:r>
+      <w:r>
+        <w:t xml:space="preserve">wind farm much larger than the demand, would reduce it, as the wind farm</w:t>
+      </w:r>
+      <w:r>
+        <w:t xml:space="preserve"> </w:t>
+      </w:r>
+      <w:r>
+        <w:t xml:space="preserve">sensitivity confirms.</w:t>
+      </w:r>
+    </w:p>
+    <w:p>
+      <w:pPr>
+        <w:pStyle w:val="BodyText"/>
+      </w:pPr>
+      <w:r>
+        <w:t xml:space="preserve">The flexible load itself matters less than its size suggests. Injection is</w:t>
+      </w:r>
+      <w:r>
+        <w:t xml:space="preserve"> </w:t>
+      </w:r>
+      <w:r>
+        <w:t xml:space="preserve">deferred by stopping whole pumps, so the assumed minimum flow of the pumps</w:t>
+      </w:r>
+      <w:r>
+        <w:t xml:space="preserve"> </w:t>
+      </w:r>
+      <w:r>
+        <w:t xml:space="preserve">affects the cost of running one pump at low rate but hardly the saving,</w:t>
+      </w:r>
+      <w:r>
+        <w:t xml:space="preserve"> </w:t>
+      </w:r>
+      <w:r>
+        <w:t xml:space="preserve">which comes from the hours in which injection is cut. A lower injection</w:t>
+      </w:r>
+      <w:r>
+        <w:t xml:space="preserve"> </w:t>
+      </w:r>
+      <w:r>
+        <w:t xml:space="preserve">target would leave more room above the target for catching up, and a higher</w:t>
+      </w:r>
+      <w:r>
+        <w:t xml:space="preserve"> </w:t>
+      </w:r>
+      <w:r>
+        <w:t xml:space="preserve">target less; at the extreme of a 100 % target, deferred injection could</w:t>
+      </w:r>
+      <w:r>
+        <w:t xml:space="preserve"> </w:t>
+      </w:r>
+      <w:r>
+        <w:t xml:space="preserve">never be caught up and flexibility would be lost. The heat balance was never</w:t>
+      </w:r>
+      <w:r>
+        <w:t xml:space="preserve"> </w:t>
+      </w:r>
+      <w:r>
+        <w:t xml:space="preserve">binding in the base cases: the electric heater was not used, because the</w:t>
+      </w:r>
+      <w:r>
+        <w:t xml:space="preserve"> </w:t>
+      </w:r>
+      <w:r>
+        <w:t xml:space="preserve">waste heat of the running GT always covered the 3 MW demand. Platforms with</w:t>
+      </w:r>
+      <w:r>
+        <w:t xml:space="preserve"> </w:t>
+      </w:r>
+      <w:r>
+        <w:t xml:space="preserve">a higher heat demand, or with heat supplied by the GTs that are to be</w:t>
+      </w:r>
+      <w:r>
+        <w:t xml:space="preserve"> </w:t>
+      </w:r>
+      <w:r>
+        <w:t xml:space="preserve">stopped, would see a smaller saving unless the heat can also be scheduled.</w:t>
+      </w:r>
+    </w:p>
+    <w:p>
+      <w:pPr>
+        <w:pStyle w:val="BodyText"/>
+      </w:pPr>
+      <w:r>
+        <w:t xml:space="preserve">The conclusion that production should never be shed is robust. The value of</w:t>
+      </w:r>
+      <w:r>
+        <w:t xml:space="preserve"> </w:t>
+      </w:r>
+      <w:r>
+        <w:t xml:space="preserve">lost oil and gas exceeds the value of the fuel saved by about two orders of</w:t>
+      </w:r>
+      <w:r>
+        <w:t xml:space="preserve"> </w:t>
+      </w:r>
+      <w:r>
+        <w:t xml:space="preserve">magnitude, so even large changes in prices or efficiencies would not change</w:t>
+      </w:r>
+      <w:r>
+        <w:t xml:space="preserve"> </w:t>
+      </w:r>
+      <w:r>
+        <w:t xml:space="preserve">it.</w:t>
+      </w:r>
+    </w:p>
+    <w:bookmarkEnd w:id="64"/>
+    <w:bookmarkStart w:id="65" w:name="limitations-and-future-work"/>
+    <w:p>
+      <w:pPr>
+        <w:pStyle w:val="Heading3"/>
+      </w:pPr>
+      <w:r>
+        <w:t xml:space="preserve">4.5 Limitations and future work</w:t>
+      </w:r>
+    </w:p>
+    <w:p>
+      <w:pPr>
+        <w:pStyle w:val="FirstParagraph"/>
+      </w:pPr>
+      <w:r>
         <w:t xml:space="preserve">The platform is generic. Its fluid composition, minimum-flow limits,</w:t>
       </w:r>
       <w:r>
         <w:t xml:space="preserve"> </w:t>
       </w:r>
       <w:r>
-        <w:t xml:space="preserve">injection target and deficit limit are assumptions, although the sensitivity</w:t>
-      </w:r>
-      <w:r>
-        <w:t xml:space="preserve"> </w:t>
-      </w:r>
-      <w:r>
-        <w:t xml:space="preserve">analysis shows that the result is robust to the deficit limit. The process is</w:t>
-      </w:r>
-      <w:r>
-        <w:t xml:space="preserve"> </w:t>
-      </w:r>
-      <w:r>
-        <w:t xml:space="preserve">represented by steady states; transient compressor behaviour, start-up</w:t>
-      </w:r>
-      <w:r>
-        <w:t xml:space="preserve"> </w:t>
-      </w:r>
-      <w:r>
-        <w:t xml:space="preserve">times of pumps and GTs beyond the start cost, and the reservoir response to</w:t>
-      </w:r>
-      <w:r>
-        <w:t xml:space="preserve"> </w:t>
-      </w:r>
-      <w:r>
-        <w:t xml:space="preserve">deferred injection are not modelled. The scheduler has perfect foresight of</w:t>
-      </w:r>
-      <w:r>
-        <w:t xml:space="preserve"> </w:t>
-      </w:r>
-      <w:r>
-        <w:t xml:space="preserve">wind within each week, so the savings are an upper bound for real operation</w:t>
-      </w:r>
-      <w:r>
-        <w:t xml:space="preserve"> </w:t>
-      </w:r>
-      <w:r>
-        <w:t xml:space="preserve">with forecast errors. The analysis covers one weather year and a single</w:t>
-      </w:r>
-      <w:r>
-        <w:t xml:space="preserve"> </w:t>
-      </w:r>
-      <w:r>
-        <w:t xml:space="preserve">platform without power import or export. Investment costs are outside the</w:t>
-      </w:r>
-      <w:r>
-        <w:t xml:space="preserve"> </w:t>
-      </w:r>
-      <w:r>
-        <w:t xml:space="preserve">scope, so the results show the operational value of flexibility but not the</w:t>
-      </w:r>
-      <w:r>
-        <w:t xml:space="preserve"> </w:t>
-      </w:r>
-      <w:r>
-        <w:t xml:space="preserve">cost per tonne of CO2 avoided. Finally, the small GT in the fleet</w:t>
-      </w:r>
-      <w:r>
-        <w:t xml:space="preserve"> </w:t>
-      </w:r>
-      <w:r>
-        <w:t xml:space="preserve">sensitivity relies on unverified performance data.</w:t>
-      </w:r>
-    </w:p>
-    <w:bookmarkEnd w:id="63"/>
-    <w:bookmarkEnd w:id="64"/>
-    <w:bookmarkStart w:id="65" w:name="conclusions"/>
+        <w:t xml:space="preserve">injection target and deficit limit are assumptions, although the</w:t>
+      </w:r>
+      <w:r>
+        <w:t xml:space="preserve"> </w:t>
+      </w:r>
+      <w:r>
+        <w:t xml:space="preserve">sensitivity analysis shows that the result is robust to the deficit limit,</w:t>
+      </w:r>
+      <w:r>
+        <w:t xml:space="preserve"> </w:t>
+      </w:r>
+      <w:r>
+        <w:t xml:space="preserve">the prices and the battery size. The process is represented by steady</w:t>
+      </w:r>
+      <w:r>
+        <w:t xml:space="preserve"> </w:t>
+      </w:r>
+      <w:r>
+        <w:t xml:space="preserve">states: transient compressor behaviour, the start-up times of pumps and GTs</w:t>
+      </w:r>
+      <w:r>
+        <w:t xml:space="preserve"> </w:t>
+      </w:r>
+      <w:r>
+        <w:t xml:space="preserve">beyond the start cost, and the reservoir response to deferred injection are</w:t>
+      </w:r>
+      <w:r>
+        <w:t xml:space="preserve"> </w:t>
+      </w:r>
+      <w:r>
+        <w:t xml:space="preserve">not modelled. The scheduler has perfect foresight of wind within each week,</w:t>
+      </w:r>
+      <w:r>
+        <w:t xml:space="preserve"> </w:t>
+      </w:r>
+      <w:r>
+        <w:t xml:space="preserve">so the savings are an upper bound for real operation with forecast errors;</w:t>
+      </w:r>
+      <w:r>
+        <w:t xml:space="preserve"> </w:t>
+      </w:r>
+      <w:r>
+        <w:t xml:space="preserve">because the deficit limit is rarely active, a forecast-based schedule with a</w:t>
+      </w:r>
+      <w:r>
+        <w:t xml:space="preserve"> </w:t>
+      </w:r>
+      <w:r>
+        <w:t xml:space="preserve">safety margin on the deficit is expected to retain most of the saving. The</w:t>
+      </w:r>
+      <w:r>
+        <w:t xml:space="preserve"> </w:t>
+      </w:r>
+      <w:r>
+        <w:t xml:space="preserve">analysis covers one weather year and a single platform without power import</w:t>
+      </w:r>
+      <w:r>
+        <w:t xml:space="preserve"> </w:t>
+      </w:r>
+      <w:r>
+        <w:t xml:space="preserve">or export. Investment and operating costs of the wind farm and battery are</w:t>
+      </w:r>
+      <w:r>
+        <w:t xml:space="preserve"> </w:t>
+      </w:r>
+      <w:r>
+        <w:t xml:space="preserve">outside the scope, so the results show the operational value of flexibility</w:t>
+      </w:r>
+      <w:r>
+        <w:t xml:space="preserve"> </w:t>
+      </w:r>
+      <w:r>
+        <w:t xml:space="preserve">but not the cost of CO2 abatement of the whole system. Finally, the small GT</w:t>
+      </w:r>
+      <w:r>
+        <w:t xml:space="preserve"> </w:t>
+      </w:r>
+      <w:r>
+        <w:t xml:space="preserve">in the fleet sensitivity relies on unverified performance data.</w:t>
+      </w:r>
+    </w:p>
+    <w:p>
+      <w:pPr>
+        <w:pStyle w:val="BodyText"/>
+      </w:pPr>
+      <w:r>
+        <w:t xml:space="preserve">Future work should test the approach with wind forecast errors and several</w:t>
+      </w:r>
+      <w:r>
+        <w:t xml:space="preserve"> </w:t>
+      </w:r>
+      <w:r>
+        <w:t xml:space="preserve">weather years, add pump start costs and a reservoir model for the injection</w:t>
+      </w:r>
+      <w:r>
+        <w:t xml:space="preserve"> </w:t>
+      </w:r>
+      <w:r>
+        <w:t xml:space="preserve">deficit, and apply it to real platform data. Combining load flexibility with</w:t>
+      </w:r>
+      <w:r>
+        <w:t xml:space="preserve"> </w:t>
+      </w:r>
+      <w:r>
+        <w:t xml:space="preserve">grid-forming storage, and evaluating the investment cost of the whole system,</w:t>
+      </w:r>
+      <w:r>
+        <w:t xml:space="preserve"> </w:t>
+      </w:r>
+      <w:r>
+        <w:t xml:space="preserve">would show how far an off-grid platform can be decarbonised before power from</w:t>
+      </w:r>
+      <w:r>
+        <w:t xml:space="preserve"> </w:t>
+      </w:r>
+      <w:r>
+        <w:t xml:space="preserve">shore becomes necessary.</w:t>
+      </w:r>
+    </w:p>
+    <w:bookmarkEnd w:id="65"/>
+    <w:bookmarkEnd w:id="66"/>
+    <w:bookmarkStart w:id="67" w:name="conclusions"/>
     <w:p>
       <w:pPr>
         <w:pStyle w:val="Heading2"/>
@@ -7257,20 +12268,20 @@
         <w:t xml:space="preserve"> </w:t>
       </w:r>
       <w:r>
-        <w:t xml:space="preserve">them together with the gas turbines and a wind farm for one year. The main</w:t>
-      </w:r>
-      <w:r>
-        <w:t xml:space="preserve"> </w:t>
-      </w:r>
-      <w:r>
-        <w:t xml:space="preserve">conclusions are:</w:t>
+        <w:t xml:space="preserve">them together with the gas turbines and a wind farm for one year at hourly</w:t>
+      </w:r>
+      <w:r>
+        <w:t xml:space="preserve"> </w:t>
+      </w:r>
+      <w:r>
+        <w:t xml:space="preserve">resolution. The main conclusions are:</w:t>
       </w:r>
     </w:p>
     <w:p>
       <w:pPr>
         <w:numPr>
           <w:ilvl w:val="0"/>
-          <w:numId w:val="1008"/>
+          <w:numId w:val="1007"/>
         </w:numPr>
         <w:pStyle w:val="Compact"/>
       </w:pPr>
@@ -7288,7 +12299,7 @@
       <w:pPr>
         <w:numPr>
           <w:ilvl w:val="0"/>
-          <w:numId w:val="1008"/>
+          <w:numId w:val="1007"/>
         </w:numPr>
         <w:pStyle w:val="Compact"/>
       </w:pPr>
@@ -7299,20 +12310,20 @@
         <w:t xml:space="preserve"> </w:t>
       </w:r>
       <w:r>
-        <w:t xml:space="preserve">(7.1 kt/yr) without lost production. GT low-load hours fall by 34 % and GT</w:t>
-      </w:r>
-      <w:r>
-        <w:t xml:space="preserve"> </w:t>
-      </w:r>
-      <w:r>
-        <w:t xml:space="preserve">starts nearly disappear.</w:t>
+        <w:t xml:space="preserve">(7.1 kt/yr) without lost production. GT low-load hours fall by 34 % and</w:t>
+      </w:r>
+      <w:r>
+        <w:t xml:space="preserve"> </w:t>
+      </w:r>
+      <w:r>
+        <w:t xml:space="preserve">GT starts nearly disappear.</w:t>
       </w:r>
     </w:p>
     <w:p>
       <w:pPr>
         <w:numPr>
           <w:ilvl w:val="0"/>
-          <w:numId w:val="1008"/>
+          <w:numId w:val="1007"/>
         </w:numPr>
         <w:pStyle w:val="Compact"/>
       </w:pPr>
@@ -7336,49 +12347,55 @@
       <w:pPr>
         <w:numPr>
           <w:ilvl w:val="0"/>
-          <w:numId w:val="1008"/>
+          <w:numId w:val="1007"/>
         </w:numPr>
         <w:pStyle w:val="Compact"/>
       </w:pPr>
       <w:r>
-        <w:t xml:space="preserve">The saving comes from avoiding a second running gas turbine. It therefore</w:t>
-      </w:r>
-      <w:r>
-        <w:t xml:space="preserve"> </w:t>
-      </w:r>
-      <w:r>
-        <w:t xml:space="preserve">depends on operating practice: keeping two GTs online removes most of it,</w:t>
-      </w:r>
-      <w:r>
-        <w:t xml:space="preserve"> </w:t>
-      </w:r>
-      <w:r>
-        <w:t xml:space="preserve">while allowing all GTs to stop, with a battery providing reserve, would</w:t>
-      </w:r>
-      <w:r>
-        <w:t xml:space="preserve"> </w:t>
-      </w:r>
-      <w:r>
-        <w:t xml:space="preserve">reduce emissions by a further third.</w:t>
+        <w:t xml:space="preserve">The saving comes from avoiding a second running gas turbine, not from</w:t>
+      </w:r>
+      <w:r>
+        <w:t xml:space="preserve"> </w:t>
+      </w:r>
+      <w:r>
+        <w:t xml:space="preserve">shifting energy. It therefore depends on operating practice: keeping two</w:t>
+      </w:r>
+      <w:r>
+        <w:t xml:space="preserve"> </w:t>
+      </w:r>
+      <w:r>
+        <w:t xml:space="preserve">GTs online removes most of it, while allowing all GTs to stop, with a</w:t>
+      </w:r>
+      <w:r>
+        <w:t xml:space="preserve"> </w:t>
+      </w:r>
+      <w:r>
+        <w:t xml:space="preserve">battery providing reserve, would reduce emissions by a further third.</w:t>
       </w:r>
     </w:p>
     <w:p>
       <w:pPr>
         <w:numPr>
           <w:ilvl w:val="0"/>
-          <w:numId w:val="1008"/>
+          <w:numId w:val="1007"/>
         </w:numPr>
         <w:pStyle w:val="Compact"/>
       </w:pPr>
       <w:r>
-        <w:t xml:space="preserve">Carbon price, gas price and battery size alone have little effect.</w:t>
+        <w:t xml:space="preserve">Carbon price, gas price and battery size alone have little effect, and</w:t>
+      </w:r>
+      <w:r>
+        <w:t xml:space="preserve"> </w:t>
+      </w:r>
+      <w:r>
+        <w:t xml:space="preserve">the fuel saved pays for the measure without a carbon price.</w:t>
       </w:r>
     </w:p>
     <w:p>
       <w:pPr>
         <w:numPr>
           <w:ilvl w:val="0"/>
-          <w:numId w:val="1008"/>
+          <w:numId w:val="1007"/>
         </w:numPr>
         <w:pStyle w:val="Compact"/>
       </w:pPr>
@@ -7389,7 +12406,7 @@
         <w:t xml:space="preserve"> </w:t>
       </w:r>
       <w:r>
-        <w:t xml:space="preserve">Tampen within 2 %.</w:t>
+        <w:t xml:space="preserve">Tampen within 2 %, and the fuel gas emission factor observed at Gullfaks.</w:t>
       </w:r>
     </w:p>
     <w:p>
@@ -7397,23 +12414,23 @@
         <w:pStyle w:val="FirstParagraph"/>
       </w:pPr>
       <w:r>
-        <w:t xml:space="preserve">Future work should test the approach with wind forecast errors, several</w:t>
-      </w:r>
-      <w:r>
-        <w:t xml:space="preserve"> </w:t>
-      </w:r>
-      <w:r>
-        <w:t xml:space="preserve">weather years and real platform data, and add investment costs to evaluate</w:t>
-      </w:r>
-      <w:r>
-        <w:t xml:space="preserve"> </w:t>
-      </w:r>
-      <w:r>
-        <w:t xml:space="preserve">the cost of CO2 abatement.</w:t>
-      </w:r>
-    </w:p>
-    <w:bookmarkEnd w:id="65"/>
-    <w:bookmarkStart w:id="66" w:name="declarations"/>
+        <w:t xml:space="preserve">Load flexibility is thus a low-cost first step for reducing emissions from</w:t>
+      </w:r>
+      <w:r>
+        <w:t xml:space="preserve"> </w:t>
+      </w:r>
+      <w:r>
+        <w:t xml:space="preserve">wind-powered platforms, which can be implemented on existing installations</w:t>
+      </w:r>
+      <w:r>
+        <w:t xml:space="preserve"> </w:t>
+      </w:r>
+      <w:r>
+        <w:t xml:space="preserve">and which complements storage and grid-forming technologies.</w:t>
+      </w:r>
+    </w:p>
+    <w:bookmarkEnd w:id="67"/>
+    <w:bookmarkStart w:id="68" w:name="declarations"/>
     <w:p>
       <w:pPr>
         <w:pStyle w:val="Heading2"/>
@@ -7586,8 +12603,8 @@
         <w:t xml:space="preserve">Service information (2023). [Funding.]</w:t>
       </w:r>
     </w:p>
-    <w:bookmarkEnd w:id="66"/>
-    <w:bookmarkStart w:id="67" w:name="references"/>
+    <w:bookmarkEnd w:id="68"/>
+    <w:bookmarkStart w:id="69" w:name="references"/>
     <w:p>
       <w:pPr>
         <w:pStyle w:val="Heading2"/>
@@ -7617,7 +12634,7 @@
         <w:pStyle w:val="BodyText"/>
       </w:pPr>
       <w:r>
-        <w:t xml:space="preserve">[3] He W, Jacobsen G, Anderson T, Olsen F, Hanson TD, Korpås M, et al. The potential of integrating wind power with offshore oil and gas platforms. Wind Eng 2010;34(2):125–37.</w:t>
+        <w:t xml:space="preserve">[3] Norwegian Petroleum Directorate, Norwegian Water Resources and Energy Directorate, Petroleum Safety Authority Norway, Norwegian Environment Agency. Kraft fra land til norsk sokkel [Power from shore to the Norwegian shelf]. Stavanger; 2020.</w:t>
       </w:r>
     </w:p>
     <w:p>
@@ -7625,7 +12642,7 @@
         <w:pStyle w:val="BodyText"/>
       </w:pPr>
       <w:r>
-        <w:t xml:space="preserve">[4] Marvik JI, Øyslebø EV, Korpås M. Electrification of offshore petroleum installations with offshore wind integration. Renew Energy 2013;50:558–64. https://doi.org/10.1016/j.renene.2012.07.010.</w:t>
+        <w:t xml:space="preserve">[4] Norwegian Offshore Directorate. Power from shore – summary. https://www.sodir.no/en/whats-new/publications/reports/power-from-shore/summary/ [accessed DATE].</w:t>
       </w:r>
     </w:p>
     <w:p>
@@ -7633,7 +12650,7 @@
         <w:pStyle w:val="BodyText"/>
       </w:pPr>
       <w:r>
-        <w:t xml:space="preserve">[5] Riboldi L, Nord LO. Offshore power plants integrating a wind farm: design optimisation and techno-economic assessment based on surrogate modelling. Processes 2018;6(12):249. https://doi.org/10.3390/pr6120249.</w:t>
+        <w:t xml:space="preserve">[5] He W, Jacobsen G, Anderson T, Olsen F, Hanson TD, Korpås M, et al. The potential of integrating wind power with offshore oil and gas platforms. Wind Eng 2010;34(2):125–37.</w:t>
       </w:r>
     </w:p>
     <w:p>
@@ -7641,7 +12658,7 @@
         <w:pStyle w:val="BodyText"/>
       </w:pPr>
       <w:r>
-        <w:t xml:space="preserve">[6] Equinor. The world’s largest floating offshore wind farm officially opened [press release]. 23 August 2023. https://www.equinor.com/news/20230823-hywind-tampen-officially-opened.</w:t>
+        <w:t xml:space="preserve">[6] Marvik JI, Øyslebø EV, Korpås M. Electrification of offshore petroleum installations with offshore wind integration. Renew Energy 2013;50:558–64. https://doi.org/10.1016/j.renene.2012.07.010.</w:t>
       </w:r>
     </w:p>
     <w:p>
@@ -7649,7 +12666,7 @@
         <w:pStyle w:val="BodyText"/>
       </w:pPr>
       <w:r>
-        <w:t xml:space="preserve">[7] Svendsen HG, Vrana TK, Holdyk A, Schümann H. The Low Emission Oil and Gas Open reference platform – an off-grid energy system for renewable integration studies. IET Energy Syst Integr 2023;5(1):66–79. https://doi.org/10.1049/esi2.12085.</w:t>
+        <w:t xml:space="preserve">[7] Riboldi L, Nord LO. Offshore power plants integrating a wind farm: design optimisation and techno-economic assessment based on surrogate modelling. Processes 2018;6(12):249. https://doi.org/10.3390/pr6120249.</w:t>
       </w:r>
     </w:p>
     <w:p>
@@ -7657,7 +12674,7 @@
         <w:pStyle w:val="BodyText"/>
       </w:pPr>
       <w:r>
-        <w:t xml:space="preserve">[8] Svendsen HG. Optimised operation of low-emission offshore oil and gas platform integrated energy systems. arXiv:2202.05072 [preprint]; 2022.</w:t>
+        <w:t xml:space="preserve">[8] Equinor. The world’s largest floating offshore wind farm officially opened [press release]. 23 August 2023. https://www.equinor.com/news/20230823-hywind-tampen-officially-opened.</w:t>
       </w:r>
     </w:p>
     <w:p>
@@ -7665,7 +12682,7 @@
         <w:pStyle w:val="BodyText"/>
       </w:pPr>
       <w:r>
-        <w:t xml:space="preserve">[9] Zhang H, Tomasgard A, Knudsen BR, Svendsen HG, Bakker SJ, Grossmann IE. Modelling and analysis of offshore energy hubs. Energy 2022;261:125219.</w:t>
+        <w:t xml:space="preserve">[9] Svendsen HG, Vrana TK, Holdyk A, Schümann H. The Low Emission Oil and Gas Open reference platform – an off-grid energy system for renewable integration studies. IET Energy Syst Integr 2023;5(1):66–79. https://doi.org/10.1049/esi2.12085.</w:t>
       </w:r>
     </w:p>
     <w:p>
@@ -7673,7 +12690,7 @@
         <w:pStyle w:val="BodyText"/>
       </w:pPr>
       <w:r>
-        <w:t xml:space="preserve">[10] Khan KS, Sousa ML, Santos GB, Monaro RM, Salles MBC. Flexibility analysis of O&amp;G platform power system with wind energy integration. J Phys Conf Ser 2022;2362:012021. https://doi.org/10.1088/1742-6596/2362/1/012021.</w:t>
+        <w:t xml:space="preserve">[10] Nguyen T-V, Pierobon L, Elmegaard B, Haglind F, Breuhaus P, Voldsund M. Exergetic assessment of energy systems on North Sea oil and gas platforms. Energy 2013;62:23–36. https://doi.org/10.1016/j.energy.2013.03.011.</w:t>
       </w:r>
     </w:p>
     <w:p>
@@ -7681,7 +12698,7 @@
         <w:pStyle w:val="BodyText"/>
       </w:pPr>
       <w:r>
-        <w:t xml:space="preserve">[11] Nguyen T-V, Pierobon L, Elmegaard B, Haglind F, Breuhaus P, Voldsund M. Exergetic assessment of energy systems on North Sea oil and gas platforms. Energy 2013;62:23–36. https://doi.org/10.1016/j.energy.2013.03.011.</w:t>
+        <w:t xml:space="preserve">[11] Svendsen HG. Optimised operation of low-emission offshore oil and gas platform integrated energy systems. arXiv:2202.05072 [preprint]; 2022.</w:t>
       </w:r>
     </w:p>
     <w:p>
@@ -7689,7 +12706,7 @@
         <w:pStyle w:val="BodyText"/>
       </w:pPr>
       <w:r>
-        <w:t xml:space="preserve">[12] Solbraa E. NeqSim – Non-Equilibrium Simulator, an open-source library for thermodynamic and process calculations. https://github.com/equinor/neqsim.</w:t>
+        <w:t xml:space="preserve">[12] Zhang H, Tomasgard A, Knudsen BR, Svendsen HG, Bakker SJ, Grossmann IE. Modelling and analysis of offshore energy hubs. Energy 2022;261:125219.</w:t>
       </w:r>
     </w:p>
     <w:p>
@@ -7697,7 +12714,7 @@
         <w:pStyle w:val="BodyText"/>
       </w:pPr>
       <w:r>
-        <w:t xml:space="preserve">[13] Bynum ML, Hackebeil GA, Hart WE, Laird CD, Nicholson BL, Siirola JD, et al. Pyomo – optimization modeling in Python. 3rd ed. Cham: Springer; 2021.</w:t>
+        <w:t xml:space="preserve">[13] Khan KS, Sousa ML, Santos GB, Monaro RM, Salles MBC. Flexibility analysis of O&amp;G platform power system with wind energy integration. J Phys Conf Ser 2022;2362:012021. https://doi.org/10.1088/1742-6596/2362/1/012021.</w:t>
       </w:r>
     </w:p>
     <w:p>
@@ -7705,7 +12722,7 @@
         <w:pStyle w:val="BodyText"/>
       </w:pPr>
       <w:r>
-        <w:t xml:space="preserve">[14] Huangfu Q, Hall JAJ. Parallelizing the dual revised simplex method. Math Program Comput 2018;10:119–42. https://doi.org/10.1007/s12532-017-0130-5.</w:t>
+        <w:t xml:space="preserve">[14] Zhang Q, Grossmann IE. Enterprise-wide optimization for industrial demand side management: fundamentals, advances, and perspectives. Chem Eng Res Des 2016;116:114–31.</w:t>
       </w:r>
     </w:p>
     <w:p>
@@ -7713,7 +12730,7 @@
         <w:pStyle w:val="BodyText"/>
       </w:pPr>
       <w:r>
-        <w:t xml:space="preserve">[15] Hersbach H, Bell B, Berrisford P, Hirahara S, Horányi A, Muñoz-Sabater J, et al. The ERA5 global reanalysis. Q J R Meteorol Soc 2020;146:1999–2049. https://doi.org/10.1002/qj.3803.</w:t>
+        <w:t xml:space="preserve">[15] Golmohamadi H. Demand-side management in industrial sector: a review of heavy industries. Renew Sustain Energy Rev 2022;156:111963.</w:t>
       </w:r>
     </w:p>
     <w:p>
@@ -7721,7 +12738,7 @@
         <w:pStyle w:val="BodyText"/>
       </w:pPr>
       <w:r>
-        <w:t xml:space="preserve">[16] Hsu SA, Meindl EA, Gilhousen DB. Determining the power-law wind-profile exponent under near-neutral stability conditions at sea. J Appl Meteorol 1994;33:757–65.</w:t>
+        <w:t xml:space="preserve">[16] Solbraa E. NeqSim – Non-Equilibrium Simulator, an open-source library for thermodynamic and process calculations. https://github.com/equinor/neqsim.</w:t>
       </w:r>
     </w:p>
     <w:p>
@@ -7729,7 +12746,7 @@
         <w:pStyle w:val="BodyText"/>
       </w:pPr>
       <w:r>
-        <w:t xml:space="preserve">[17] Gaertner E, Rinker J, Sethuraman L, Zahle F, Anderson B, Barter G, et al. Definition of the IEA 15-megawatt offshore reference wind turbine. Technical Report NREL/TP-5000-75698. Golden, CO: National Renewable Energy Laboratory; 2020.</w:t>
+        <w:t xml:space="preserve">[17] Bynum ML, Hackebeil GA, Hart WE, Laird CD, Nicholson BL, Siirola JD, et al. Pyomo – optimization modeling in Python. 3rd ed. Cham: Springer; 2021.</w:t>
       </w:r>
     </w:p>
     <w:p>
@@ -7737,7 +12754,7 @@
         <w:pStyle w:val="BodyText"/>
       </w:pPr>
       <w:r>
-        <w:t xml:space="preserve">[18] ISO 6976:2016. Natural gas – Calculation of calorific values, density, relative density and Wobbe indices from composition. Geneva: International Organization for Standardization; 2016.</w:t>
+        <w:t xml:space="preserve">[18] Huangfu Q, Hall JAJ. Parallelizing the dual revised simplex method. Math Program Comput 2018;10:119–42. https://doi.org/10.1007/s12532-017-0130-5.</w:t>
       </w:r>
     </w:p>
     <w:p>
@@ -7745,7 +12762,7 @@
         <w:pStyle w:val="BodyText"/>
       </w:pPr>
       <w:r>
-        <w:t xml:space="preserve">[19] Voldsund M, Nguyen T-V, Elmegaard B, Ertesvåg IS, Røsjorde A, Jøssang K, et al. Exergy destruction and losses on four North Sea offshore platforms: a comparative study of the oil and gas processing plants. Energy 2014;74:45–58. https://doi.org/10.1016/j.energy.2014.02.080.</w:t>
+        <w:t xml:space="preserve">[19] Hersbach H, Bell B, Berrisford P, Hirahara S, Horányi A, Muñoz-Sabater J, et al. The ERA5 global reanalysis. Q J R Meteorol Soc 2020;146:1999–2049. https://doi.org/10.1002/qj.3803.</w:t>
       </w:r>
     </w:p>
     <w:p>
@@ -7753,7 +12770,7 @@
         <w:pStyle w:val="BodyText"/>
       </w:pPr>
       <w:r>
-        <w:t xml:space="preserve">[20] Sharqawy MH, Lienhard JH, Zubair SM. Thermophysical properties of seawater: a review of existing correlations and data. Desalin Water Treat 2010;16:354–80. https://doi.org/10.5004/dwt.2010.1079.</w:t>
+        <w:t xml:space="preserve">[20] Hsu SA, Meindl EA, Gilhousen DB. Determining the power-law wind-profile exponent under near-neutral stability conditions at sea. J Appl Meteorol 1994;33:757–65.</w:t>
       </w:r>
     </w:p>
     <w:p>
@@ -7761,7 +12778,7 @@
         <w:pStyle w:val="BodyText"/>
       </w:pPr>
       <w:r>
-        <w:t xml:space="preserve">[21] Norwegian Ministry of Climate and Environment. Meld. St. 13 (2020–2021) Klimaplan for 2021–2030 [Climate plan for 2021–2030]. Oslo; 2021.</w:t>
+        <w:t xml:space="preserve">[21] Gaertner E, Rinker J, Sethuraman L, Zahle F, Anderson B, Barter G, et al. Definition of the IEA 15-megawatt offshore reference wind turbine. Technical Report NREL/TP-5000-75698. Golden, CO: National Renewable Energy Laboratory; 2020.</w:t>
       </w:r>
     </w:p>
     <w:p>
@@ -7769,7 +12786,7 @@
         <w:pStyle w:val="BodyText"/>
       </w:pPr>
       <w:r>
-        <w:t xml:space="preserve">[22] Voldsund M, Ertesvåg IS, He W, Kjelstrup S. Exergy analysis of the oil and gas processing on a North Sea oil platform a real production day. Energy 2013;55:716–27. https://doi.org/10.1016/j.energy.2013.02.038.</w:t>
+        <w:t xml:space="preserve">[22] ISO 6976:2016. Natural gas – Calculation of calorific values, density, relative density and Wobbe indices from composition. Geneva: International Organization for Standardization; 2016.</w:t>
       </w:r>
     </w:p>
     <w:p>
@@ -7777,7 +12794,7 @@
         <w:pStyle w:val="BodyText"/>
       </w:pPr>
       <w:r>
-        <w:t xml:space="preserve">[23] Statoil. Johan Castberg – plan for utbygging og drift, del II: konsekvensutredning [Plan for development and operation, part II: impact assessment]. Stavanger: Statoil; 2017.</w:t>
+        <w:t xml:space="preserve">[23] Voldsund M, Nguyen T-V, Elmegaard B, Ertesvåg IS, Røsjorde A, Jøssang K, et al. Exergy destruction and losses on four North Sea offshore platforms: a comparative study of the oil and gas processing plants. Energy 2014;74:45–58. https://doi.org/10.1016/j.energy.2014.02.080.</w:t>
       </w:r>
     </w:p>
     <w:p>
@@ -7785,7 +12802,7 @@
         <w:pStyle w:val="BodyText"/>
       </w:pPr>
       <w:r>
-        <w:t xml:space="preserve">[24] Norwegian Offshore Wind. Hywind Tampen capacity factor, first quarter 2025 [news item]. 2025.</w:t>
+        <w:t xml:space="preserve">[24] Sharqawy MH, Lienhard JH, Zubair SM. Thermophysical properties of seawater: a review of existing correlations and data. Desalin Water Treat 2010;16:354–80. https://doi.org/10.5004/dwt.2010.1079.</w:t>
       </w:r>
     </w:p>
     <w:p>
@@ -7793,7 +12810,7 @@
         <w:pStyle w:val="BodyText"/>
       </w:pPr>
       <w:r>
-        <w:t xml:space="preserve">[25] Westwood Global Energy Group. Analysis of electrification and emissions on the Norwegian continental shelf. 2022.</w:t>
+        <w:t xml:space="preserve">[25] Norwegian Ministry of Climate and Environment. Meld. St. 13 (2020–2021) Klimaplan for 2021–2030 [Climate plan for 2021–2030]. Oslo; 2021.</w:t>
       </w:r>
     </w:p>
     <w:p>
@@ -7801,7 +12818,7 @@
         <w:pStyle w:val="BodyText"/>
       </w:pPr>
       <w:r>
-        <w:t xml:space="preserve">[26] Norwegian Environment Agency. Norskeutslipp – emissions from Gullfaks, Snorre and Statfjord, 2021–2024. https://www.norskeutslipp.no [accessed DATE].</w:t>
+        <w:t xml:space="preserve">[26] Voldsund M, Ertesvåg IS, He W, Kjelstrup S. Exergy analysis of the oil and gas processing on a North Sea oil platform a real production day. Energy 2013;55:716–27. https://doi.org/10.1016/j.energy.2013.02.038.</w:t>
       </w:r>
     </w:p>
     <w:p>
@@ -7809,11 +12826,43 @@
         <w:pStyle w:val="BodyText"/>
       </w:pPr>
       <w:r>
-        <w:t xml:space="preserve">[27] Norwegian Offshore Directorate. FactPages – field production, yearly. https://factpages.sodir.no [accessed DATE].</w:t>
-      </w:r>
-    </w:p>
-    <w:bookmarkEnd w:id="67"/>
-    <w:bookmarkEnd w:id="68"/>
+        <w:t xml:space="preserve">[27] Statoil. Johan Castberg – plan for utbygging og drift, del II: konsekvensutredning [Plan for development and operation, part II: impact assessment]. Stavanger: Statoil; 2017.</w:t>
+      </w:r>
+    </w:p>
+    <w:p>
+      <w:pPr>
+        <w:pStyle w:val="BodyText"/>
+      </w:pPr>
+      <w:r>
+        <w:t xml:space="preserve">[28] Norwegian Offshore Wind. Hywind Tampen capacity factor, first quarter 2025 [news item]. 2025.</w:t>
+      </w:r>
+    </w:p>
+    <w:p>
+      <w:pPr>
+        <w:pStyle w:val="BodyText"/>
+      </w:pPr>
+      <w:r>
+        <w:t xml:space="preserve">[29] Westwood Global Energy Group. Analysis of electrification and emissions on the Norwegian continental shelf. 2022.</w:t>
+      </w:r>
+    </w:p>
+    <w:p>
+      <w:pPr>
+        <w:pStyle w:val="BodyText"/>
+      </w:pPr>
+      <w:r>
+        <w:t xml:space="preserve">[30] Norwegian Environment Agency. Norskeutslipp – emissions from Gullfaks, Snorre and Statfjord, 2021–2024. https://www.norskeutslipp.no [accessed DATE].</w:t>
+      </w:r>
+    </w:p>
+    <w:p>
+      <w:pPr>
+        <w:pStyle w:val="BodyText"/>
+      </w:pPr>
+      <w:r>
+        <w:t xml:space="preserve">[31] Norwegian Offshore Directorate. FactPages – field production, yearly. https://factpages.sodir.no [accessed DATE].</w:t>
+      </w:r>
+    </w:p>
+    <w:bookmarkEnd w:id="69"/>
+    <w:bookmarkEnd w:id="70"/>
     <w:sectPr/>
   </w:body>
 </w:document>
@@ -8157,9 +13206,6 @@
     <w:abstractNumId w:val="991"/>
   </w:num>
   <w:num w:numId="1007">
-    <w:abstractNumId w:val="991"/>
-  </w:num>
-  <w:num w:numId="1008">
     <w:abstractNumId w:val="99411"/>
     <w:lvlOverride w:ilvl="0">
       <w:startOverride w:val="1"/>

--- a/docs/paper/paper.docx
+++ b/docs/paper/paper.docx
@@ -125,7 +125,7 @@
         <w:t xml:space="preserve"> </w:t>
       </w:r>
       <w:r>
-        <w:t xml:space="preserve">cuts them by a further 11 % (7.1 kt/yr) without any loss of production,</w:t>
+        <w:t xml:space="preserve">cuts them by a further 11 % (7.2 kt/yr) without lost production,</w:t>
       </w:r>
       <w:r>
         <w:t xml:space="preserve"> </w:t>
@@ -137,13 +137,19 @@
         <w:t xml:space="preserve"> </w:t>
       </w:r>
       <w:r>
-        <w:t xml:space="preserve">turbines online fall from 1,702 to 30. About 24 h of deferrable injection</w:t>
-      </w:r>
-      <w:r>
-        <w:t xml:space="preserve"> </w:t>
-      </w:r>
-      <w:r>
-        <w:t xml:space="preserve">captures the full benefit; prices do not change the schedule. Operating</w:t>
+        <w:t xml:space="preserve">turbines online fall from 1,702 to 28. About 24 h of deferrable injection</w:t>
+      </w:r>
+      <w:r>
+        <w:t xml:space="preserve"> </w:t>
+      </w:r>
+      <w:r>
+        <w:t xml:space="preserve">captures the full benefit, and a small added gas turbine saves a similar</w:t>
+      </w:r>
+      <w:r>
+        <w:t xml:space="preserve"> </w:t>
+      </w:r>
+      <w:r>
+        <w:t xml:space="preserve">amount on top. Operating</w:t>
       </w:r>
       <w:r>
         <w:t xml:space="preserve"> </w:t>
@@ -155,13 +161,7 @@
         <w:t xml:space="preserve"> </w:t>
       </w:r>
       <w:r>
-        <w:t xml:space="preserve">reproduces the CO2 avoided per MWh of wind reported for Hywind Tampen within</w:t>
-      </w:r>
-      <w:r>
-        <w:t xml:space="preserve"> </w:t>
-      </w:r>
-      <w:r>
-        <w:t xml:space="preserve">2 %.</w:t>
+        <w:t xml:space="preserve">reproduces Hywind Tampen’s reported CO2 avoided per MWh of wind within 2 %.</w:t>
       </w:r>
     </w:p>
     <w:p>
@@ -2782,6 +2782,86 @@
         <w:pStyle w:val="BodyText"/>
       </w:pPr>
       <w:r>
+        <w:t xml:space="preserve">The base case uses the existing main turbines rather than a new, smaller</w:t>
+      </w:r>
+      <w:r>
+        <w:t xml:space="preserve"> </w:t>
+      </w:r>
+      <w:r>
+        <w:t xml:space="preserve">GT, for three reasons. First, wind is being added to existing platforms that</w:t>
+      </w:r>
+      <w:r>
+        <w:t xml:space="preserve"> </w:t>
+      </w:r>
+      <w:r>
+        <w:t xml:space="preserve">keep their installed turbines; the five platforms supplied by Hywind Tampen</w:t>
+      </w:r>
+      <w:r>
+        <w:t xml:space="preserve"> </w:t>
+      </w:r>
+      <w:r>
+        <w:t xml:space="preserve">are an example [8]. Second, load flexibility is an operational</w:t>
+      </w:r>
+      <w:r>
+        <w:t xml:space="preserve"> </w:t>
+      </w:r>
+      <w:r>
+        <w:t xml:space="preserve">measure, whereas a new GT is an investment; keeping the fleet fixed isolates</w:t>
+      </w:r>
+      <w:r>
+        <w:t xml:space="preserve"> </w:t>
+      </w:r>
+      <w:r>
+        <w:t xml:space="preserve">the value of flexibility. The effect of a smaller unit is quantified</w:t>
+      </w:r>
+      <w:r>
+        <w:t xml:space="preserve"> </w:t>
+      </w:r>
+      <w:r>
+        <w:t xml:space="preserve">separately in the sensitivity analysis with an 11.35 MW Solar Turbines</w:t>
+      </w:r>
+      <w:r>
+        <w:t xml:space="preserve"> </w:t>
+      </w:r>
+      <w:r>
+        <w:t xml:space="preserve">Mars 100 [16], either replacing one main unit or added to the</w:t>
+      </w:r>
+      <w:r>
+        <w:t xml:space="preserve"> </w:t>
+      </w:r>
+      <w:r>
+        <w:t xml:space="preserve">three, with both fixed and flexible demand. Third, the main turbine is a published reference machine with</w:t>
+      </w:r>
+      <w:r>
+        <w:t xml:space="preserve"> </w:t>
+      </w:r>
+      <w:r>
+        <w:t xml:space="preserve">a documented part-load curve [9], whereas manufacturers publish</w:t>
+      </w:r>
+      <w:r>
+        <w:t xml:space="preserve"> </w:t>
+      </w:r>
+      <w:r>
+        <w:t xml:space="preserve">only full-load ratings for small units. A small unit alone could not carry</w:t>
+      </w:r>
+      <w:r>
+        <w:t xml:space="preserve"> </w:t>
+      </w:r>
+      <w:r>
+        <w:t xml:space="preserve">the 20 MW platform with 5 MW of reserve in calm periods, so it is meaningful</w:t>
+      </w:r>
+      <w:r>
+        <w:t xml:space="preserve"> </w:t>
+      </w:r>
+      <w:r>
+        <w:t xml:space="preserve">only as part of a mixed fleet.</w:t>
+      </w:r>
+    </w:p>
+    <w:p>
+      <w:pPr>
+        <w:pStyle w:val="BodyText"/>
+      </w:pPr>
+      <w:r>
         <w:t xml:space="preserve">Process behaviour is represented by steady-state operating points with ramp</w:t>
       </w:r>
       <w:r>
@@ -2800,13 +2880,13 @@
         <w:t xml:space="preserve"> </w:t>
       </w:r>
       <w:r>
-        <w:t xml:space="preserve">[16] and Pyomo with the HiGHS solver for optimisation</w:t>
-      </w:r>
-      <w:r>
-        <w:t xml:space="preserve"> </w:t>
-      </w:r>
-      <w:r>
-        <w:t xml:space="preserve">[17,18]. Every parameter is stored in a single</w:t>
+        <w:t xml:space="preserve">[17] and Pyomo with the HiGHS solver for optimisation</w:t>
+      </w:r>
+      <w:r>
+        <w:t xml:space="preserve"> </w:t>
+      </w:r>
+      <w:r>
+        <w:t xml:space="preserve">[18,19]. Every parameter is stored in a single</w:t>
       </w:r>
       <w:r>
         <w:t xml:space="preserve"> </w:t>
@@ -2965,7 +3045,7 @@
         <w:t xml:space="preserve"> </w:t>
       </w:r>
       <w:r>
-        <w:t xml:space="preserve">2023 were taken from the ERA5 reanalysis [19] at the grid point</w:t>
+        <w:t xml:space="preserve">2023 were taken from the ERA5 reanalysis [20] at the grid point</w:t>
       </w:r>
       <w:r>
         <w:t xml:space="preserve"> </w:t>
@@ -3118,7 +3198,7 @@
         <w:pStyle w:val="FirstParagraph"/>
       </w:pPr>
       <w:r>
-        <w:t xml:space="preserve">the exponent recommended for near-neutral conditions at sea [20].</w:t>
+        <w:t xml:space="preserve">the exponent recommended for near-neutral conditions at sea [21].</w:t>
       </w:r>
       <w:r>
         <w:t xml:space="preserve"> </w:t>
@@ -3130,7 +3210,7 @@
         <w:t xml:space="preserve"> </w:t>
       </w:r>
       <w:r>
-        <w:t xml:space="preserve">reference turbine [21], with cut-in at 3 m/s, rated power from</w:t>
+        <w:t xml:space="preserve">reference turbine [22], with cut-in at 3 m/s, rated power from</w:t>
       </w:r>
       <w:r>
         <w:t xml:space="preserve"> </w:t>
@@ -3597,7 +3677,7 @@
         <w:t xml:space="preserve"> </w:t>
       </w:r>
       <w:r>
-        <w:t xml:space="preserve">NeqSim to ISO 6976 [22] from a generic North Sea fuel gas</w:t>
+        <w:t xml:space="preserve">NeqSim to ISO 6976 [23] from a generic North Sea fuel gas</w:t>
       </w:r>
       <w:r>
         <w:t xml:space="preserve"> </w:t>
@@ -3687,7 +3767,7 @@
         <w:t xml:space="preserve"> </w:t>
       </w:r>
       <w:r>
-        <w:t xml:space="preserve">[23];</w:t>
+        <w:t xml:space="preserve">[24];</w:t>
       </w:r>
     </w:p>
     <w:p>
@@ -3729,7 +3809,7 @@
         <w:t xml:space="preserve"> </w:t>
       </w:r>
       <w:r>
-        <w:t xml:space="preserve">reported for a real platform [23];</w:t>
+        <w:t xml:space="preserve">reported for a real platform [24];</w:t>
       </w:r>
     </w:p>
     <w:p>
@@ -3777,7 +3857,7 @@
         <w:t xml:space="preserve"> </w:t>
       </w:r>
       <w:r>
-        <w:t xml:space="preserve">[24];</w:t>
+        <w:t xml:space="preserve">[25];</w:t>
       </w:r>
     </w:p>
     <w:p>
@@ -4750,7 +4830,7 @@
         <w:t xml:space="preserve"> </w:t>
       </w:r>
       <w:r>
-        <w:t xml:space="preserve">real North Sea platforms [23], which shows that recycle is common</w:t>
+        <w:t xml:space="preserve">real North Sea platforms [24], which shows that recycle is common</w:t>
       </w:r>
       <w:r>
         <w:t xml:space="preserve"> </w:t>
@@ -5877,7 +5957,7 @@
         <w:t xml:space="preserve"> </w:t>
       </w:r>
       <w:r>
-        <w:t xml:space="preserve">total CO2 price in 2030 [25],</w:t>
+        <w:t xml:space="preserve">total CO2 price in 2030 [26],</w:t>
       </w:r>
       <w:r>
         <w:t xml:space="preserve"> </w:t>
@@ -7729,13 +7809,25 @@
         <w:pStyle w:val="Compact"/>
       </w:pPr>
       <w:r>
-        <w:t xml:space="preserve">GT fleet: three main units, or two main units and one smaller unit</w:t>
-      </w:r>
-      <w:r>
-        <w:t xml:space="preserve"> </w:t>
-      </w:r>
-      <w:r>
-        <w:t xml:space="preserve">(19 MW, data not verified);</w:t>
+        <w:t xml:space="preserve">GT fleet: three main units; two main units and one small unit, a Solar</w:t>
+      </w:r>
+      <w:r>
+        <w:t xml:space="preserve"> </w:t>
+      </w:r>
+      <w:r>
+        <w:t xml:space="preserve">Turbines Mars 100 rated 11.35 MW with 32.9 % ISO efficiency</w:t>
+      </w:r>
+      <w:r>
+        <w:t xml:space="preserve"> </w:t>
+      </w:r>
+      <w:r>
+        <w:t xml:space="preserve">[16] and the same relative part-load curve as the main units;</w:t>
+      </w:r>
+      <w:r>
+        <w:t xml:space="preserve"> </w:t>
+      </w:r>
+      <w:r>
+        <w:t xml:space="preserve">or the three main units with one small unit added;</w:t>
       </w:r>
     </w:p>
     <w:p>
@@ -7789,13 +7881,13 @@
         <w:t xml:space="preserve"> </w:t>
       </w:r>
       <w:r>
-        <w:t xml:space="preserve">[23,26], six modelled platforms [10], the</w:t>
-      </w:r>
-      <w:r>
-        <w:t xml:space="preserve"> </w:t>
-      </w:r>
-      <w:r>
-        <w:t xml:space="preserve">Johan Castberg development plan [27], and the average demand</w:t>
+        <w:t xml:space="preserve">[24,27], six modelled platforms [10], the</w:t>
+      </w:r>
+      <w:r>
+        <w:t xml:space="preserve"> </w:t>
+      </w:r>
+      <w:r>
+        <w:t xml:space="preserve">Johan Castberg development plan [28], and the average demand</w:t>
       </w:r>
       <w:r>
         <w:t xml:space="preserve"> </w:t>
@@ -7823,7 +7915,7 @@
         <w:t xml:space="preserve"> </w:t>
       </w:r>
       <w:r>
-        <w:t xml:space="preserve">Hywind Tampen [8,28];</w:t>
+        <w:t xml:space="preserve">Hywind Tampen [8,29];</w:t>
       </w:r>
     </w:p>
     <w:p>
@@ -7895,7 +7987,7 @@
         <w:t xml:space="preserve"> </w:t>
       </w:r>
       <w:r>
-        <w:t xml:space="preserve">non-electrified hubs [29];</w:t>
+        <w:t xml:space="preserve">non-electrified hubs [30];</w:t>
       </w:r>
     </w:p>
     <w:p>
@@ -7929,13 +8021,13 @@
         <w:t xml:space="preserve"> </w:t>
       </w:r>
       <w:r>
-        <w:t xml:space="preserve">[30] and net production from the Norwegian Offshore</w:t>
-      </w:r>
-      <w:r>
-        <w:t xml:space="preserve"> </w:t>
-      </w:r>
-      <w:r>
-        <w:t xml:space="preserve">Directorate [31], summed over the fields processed at each</w:t>
+        <w:t xml:space="preserve">[31] and net production from the Norwegian Offshore</w:t>
+      </w:r>
+      <w:r>
+        <w:t xml:space="preserve"> </w:t>
+      </w:r>
+      <w:r>
+        <w:t xml:space="preserve">Directorate [32], summed over the fields processed at each</w:t>
       </w:r>
       <w:r>
         <w:t xml:space="preserve"> </w:t>
@@ -8415,7 +8507,7 @@
               <w:jc w:val="left"/>
             </w:pPr>
             <w:r>
-              <w:t xml:space="preserve">57.6</w:t>
+              <w:t xml:space="preserve">57.5</w:t>
             </w:r>
           </w:p>
         </w:tc>
@@ -8477,7 +8569,7 @@
               <w:jc w:val="left"/>
             </w:pPr>
             <w:r>
-              <w:t xml:space="preserve">54.9 %</w:t>
+              <w:t xml:space="preserve">55.0 %</w:t>
             </w:r>
           </w:p>
         </w:tc>
@@ -8601,7 +8693,7 @@
               <w:jc w:val="left"/>
             </w:pPr>
             <w:r>
-              <w:t xml:space="preserve">8,790</w:t>
+              <w:t xml:space="preserve">8,788</w:t>
             </w:r>
           </w:p>
         </w:tc>
@@ -8663,19 +8755,19 @@
               <w:jc w:val="left"/>
             </w:pPr>
             <w:r>
-              <w:t xml:space="preserve">5,928</w:t>
-            </w:r>
-          </w:p>
-        </w:tc>
-        <w:tc>
-          <w:tcPr/>
-          <w:p>
-            <w:pPr>
-              <w:pStyle w:val="Compact"/>
-              <w:jc w:val="left"/>
-            </w:pPr>
-            <w:r>
-              <w:t xml:space="preserve">6,235</w:t>
+              <w:t xml:space="preserve">5,932</w:t>
+            </w:r>
+          </w:p>
+        </w:tc>
+        <w:tc>
+          <w:tcPr/>
+          <w:p>
+            <w:pPr>
+              <w:pStyle w:val="Compact"/>
+              <w:jc w:val="left"/>
+            </w:pPr>
+            <w:r>
+              <w:t xml:space="preserve">6,242</w:t>
             </w:r>
           </w:p>
         </w:tc>
@@ -8725,7 +8817,7 @@
               <w:jc w:val="left"/>
             </w:pPr>
             <w:r>
-              <w:t xml:space="preserve">6</w:t>
+              <w:t xml:space="preserve">3</w:t>
             </w:r>
           </w:p>
         </w:tc>
@@ -8787,19 +8879,19 @@
               <w:jc w:val="left"/>
             </w:pPr>
             <w:r>
-              <w:t xml:space="preserve">95.0</w:t>
-            </w:r>
-          </w:p>
-        </w:tc>
-        <w:tc>
-          <w:tcPr/>
-          <w:p>
-            <w:pPr>
-              <w:pStyle w:val="Compact"/>
-              <w:jc w:val="left"/>
-            </w:pPr>
-            <w:r>
-              <w:t xml:space="preserve">95.8</w:t>
+              <w:t xml:space="preserve">95.1</w:t>
+            </w:r>
+          </w:p>
+        </w:tc>
+        <w:tc>
+          <w:tcPr/>
+          <w:p>
+            <w:pPr>
+              <w:pStyle w:val="Compact"/>
+              <w:jc w:val="left"/>
+            </w:pPr>
+            <w:r>
+              <w:t xml:space="preserve">95.7</w:t>
             </w:r>
           </w:p>
         </w:tc>
@@ -8849,19 +8941,19 @@
               <w:jc w:val="left"/>
             </w:pPr>
             <w:r>
-              <w:t xml:space="preserve">38.8</w:t>
-            </w:r>
-          </w:p>
-        </w:tc>
-        <w:tc>
-          <w:tcPr/>
-          <w:p>
-            <w:pPr>
-              <w:pStyle w:val="Compact"/>
-              <w:jc w:val="left"/>
-            </w:pPr>
-            <w:r>
-              <w:t xml:space="preserve">38.0</w:t>
+              <w:t xml:space="preserve">38.7</w:t>
+            </w:r>
+          </w:p>
+        </w:tc>
+        <w:tc>
+          <w:tcPr/>
+          <w:p>
+            <w:pPr>
+              <w:pStyle w:val="Compact"/>
+              <w:jc w:val="left"/>
+            </w:pPr>
+            <w:r>
+              <w:t xml:space="preserve">38.1</w:t>
             </w:r>
           </w:p>
         </w:tc>
@@ -8973,19 +9065,19 @@
               <w:jc w:val="left"/>
             </w:pPr>
             <w:r>
-              <w:t xml:space="preserve">218.1</w:t>
-            </w:r>
-          </w:p>
-        </w:tc>
-        <w:tc>
-          <w:tcPr/>
-          <w:p>
-            <w:pPr>
-              <w:pStyle w:val="Compact"/>
-              <w:jc w:val="left"/>
-            </w:pPr>
-            <w:r>
-              <w:t xml:space="preserve">216.6</w:t>
+              <w:t xml:space="preserve">217.9</w:t>
+            </w:r>
+          </w:p>
+        </w:tc>
+        <w:tc>
+          <w:tcPr/>
+          <w:p>
+            <w:pPr>
+              <w:pStyle w:val="Compact"/>
+              <w:jc w:val="left"/>
+            </w:pPr>
+            <w:r>
+              <w:t xml:space="preserve">216.7</w:t>
             </w:r>
           </w:p>
         </w:tc>
@@ -9072,43 +9164,43 @@
         <w:pStyle w:val="BodyText"/>
       </w:pPr>
       <w:r>
-        <w:t xml:space="preserve">Flexible scheduling (case 3) reduces CO2 by a further 7.1 kt/yr, 11.0 %</w:t>
-      </w:r>
-      <w:r>
-        <w:t xml:space="preserve"> </w:t>
-      </w:r>
-      <w:r>
-        <w:t xml:space="preserve">relative to case 2, to 57.6 kt, without any loss of production. Fuel use</w:t>
-      </w:r>
-      <w:r>
-        <w:t xml:space="preserve"> </w:t>
-      </w:r>
-      <w:r>
-        <w:t xml:space="preserve">falls by the same 11 %. GT running hours fall from 10,462 to 8,790 unit-h,</w:t>
-      </w:r>
-      <w:r>
-        <w:t xml:space="preserve"> </w:t>
-      </w:r>
-      <w:r>
-        <w:t xml:space="preserve">the low-load unit-hours by 34 % and the GT starts from 149 to 6. Wind covers</w:t>
-      </w:r>
-      <w:r>
-        <w:t xml:space="preserve"> </w:t>
-      </w:r>
-      <w:r>
-        <w:t xml:space="preserve">57.6 % of the demand, curtailment falls by 13 % to 38.8 GWh, and the mean</w:t>
-      </w:r>
-      <w:r>
-        <w:t xml:space="preserve"> </w:t>
-      </w:r>
-      <w:r>
-        <w:t xml:space="preserve">load of the running GTs rises to 37 %. The combined fuel value and CO2 cost</w:t>
-      </w:r>
-      <w:r>
-        <w:t xml:space="preserve"> </w:t>
-      </w:r>
-      <w:r>
-        <w:t xml:space="preserve">falls by 27 MNOK/yr, of which 12.8 MNOK is the value of the fuel saved.</w:t>
+        <w:t xml:space="preserve">Flexible scheduling (case 3) reduces CO2 by a further 7.2 kt/yr, 11.1 %</w:t>
+      </w:r>
+      <w:r>
+        <w:t xml:space="preserve"> </w:t>
+      </w:r>
+      <w:r>
+        <w:t xml:space="preserve">relative to case 2, to 57.5 kt, without any loss of production. Fuel use</w:t>
+      </w:r>
+      <w:r>
+        <w:t xml:space="preserve"> </w:t>
+      </w:r>
+      <w:r>
+        <w:t xml:space="preserve">falls by the same 11 %. GT running hours fall from 10,462 to 8,788 unit-h,</w:t>
+      </w:r>
+      <w:r>
+        <w:t xml:space="preserve"> </w:t>
+      </w:r>
+      <w:r>
+        <w:t xml:space="preserve">the low-load unit-hours by 34 % and the GT starts from 149 to 3. Wind covers</w:t>
+      </w:r>
+      <w:r>
+        <w:t xml:space="preserve"> </w:t>
+      </w:r>
+      <w:r>
+        <w:t xml:space="preserve">57.6 % of the demand, curtailment falls by 13 % to 38.7 GWh, and the mean</w:t>
+      </w:r>
+      <w:r>
+        <w:t xml:space="preserve"> </w:t>
+      </w:r>
+      <w:r>
+        <w:t xml:space="preserve">load of the running GTs rises to 36 %. The combined fuel value and CO2 cost</w:t>
+      </w:r>
+      <w:r>
+        <w:t xml:space="preserve"> </w:t>
+      </w:r>
+      <w:r>
+        <w:t xml:space="preserve">falls by 27 MNOK/yr, of which 12.9 MNOK is the value of the fuel saved.</w:t>
       </w:r>
     </w:p>
     <w:p>
@@ -9116,7 +9208,7 @@
         <w:pStyle w:val="BodyText"/>
       </w:pPr>
       <w:r>
-        <w:t xml:space="preserve">A 4 MW / 4 MWh battery (case 4) adds only 0.4 kt (−0.7 % relative to</w:t>
+        <w:t xml:space="preserve">A 4 MW / 4 MWh battery (case 4) adds only 0.3 kt (−0.6 % relative to</w:t>
       </w:r>
       <w:r>
         <w:t xml:space="preserve"> </w:t>
@@ -9146,7 +9238,7 @@
         <w:t xml:space="preserve"> </w:t>
       </w:r>
       <w:r>
-        <w:t xml:space="preserve">slightly (5,928 to 6,235).</w:t>
+        <w:t xml:space="preserve">slightly (5,932 to 6,242).</w:t>
       </w:r>
     </w:p>
     <w:p>
@@ -9265,13 +9357,13 @@
         <w:t xml:space="preserve"> </w:t>
       </w:r>
       <w:r>
-        <w:t xml:space="preserve">exactly these hours, so a second GT runs in only 30 h of the year instead</w:t>
-      </w:r>
-      <w:r>
-        <w:t xml:space="preserve"> </w:t>
-      </w:r>
-      <w:r>
-        <w:t xml:space="preserve">of 1,702 (Fig. 4, Fig. 5). The 1,672 avoided hours account for most of the</w:t>
+        <w:t xml:space="preserve">exactly these hours, so a second GT runs in only 28 h of the year instead</w:t>
+      </w:r>
+      <w:r>
+        <w:t xml:space="preserve"> </w:t>
+      </w:r>
+      <w:r>
+        <w:t xml:space="preserve">of 1,702 (Fig. 4, Fig. 5). The 1,674 avoided hours account for most of the</w:t>
       </w:r>
       <w:r>
         <w:t xml:space="preserve"> </w:t>
@@ -9289,7 +9381,7 @@
           <wp:inline>
             <wp:extent cx="5334000" cy="4365500"/>
             <wp:effectExtent b="0" l="0" r="0" t="0"/>
-            <wp:docPr descr="Fig. 4. Week 29 (16–22 July 2023), the week with the median fuel saving. Top and middle: power supplied by GTs and wind with fixed (case 2) and flexible (case 3) demand. Bottom: production and injection rates." title="" id="43" name="Picture"/>
+            <wp:docPr descr="Fig. 4. Week 3 (15–21 January 2023), the week with the median fuel saving. Top and middle: power supplied by GTs and wind with fixed (case 2) and flexible (case 3) demand. Bottom: production and injection rates." title="" id="43" name="Picture"/>
             <a:graphic>
               <a:graphicData uri="http://schemas.openxmlformats.org/drawingml/2006/picture">
                 <pic:pic>
@@ -9342,7 +9434,7 @@
         <w:t xml:space="preserve"> </w:t>
       </w:r>
       <w:r>
-        <w:t xml:space="preserve">Week 29 (16–22 July 2023), the week with the median fuel saving. Top and middle: power supplied by GTs and wind with fixed (case 2) and flexible (case 3) demand. Bottom: production and injection rates.</w:t>
+        <w:t xml:space="preserve">Week 3 (15–21 January 2023), the week with the median fuel saving. Top and middle: power supplied by GTs and wind with fixed (case 2) and flexible (case 3) demand. Bottom: production and injection rates.</w:t>
       </w:r>
     </w:p>
     <w:p>
@@ -9439,13 +9531,13 @@
         <w:t xml:space="preserve"> </w:t>
       </w:r>
       <w:r>
-        <w:t xml:space="preserve">(Fig. 6). Its mean rises from 59 % of capacity in the calmest hours to</w:t>
-      </w:r>
-      <w:r>
-        <w:t xml:space="preserve"> </w:t>
-      </w:r>
-      <w:r>
-        <w:t xml:space="preserve">98–99 % when more than 16 MW of wind is available, with a correlation</w:t>
+        <w:t xml:space="preserve">(Fig. 6). Its mean rises from 57 % of capacity in the calmest hours to</w:t>
+      </w:r>
+      <w:r>
+        <w:t xml:space="preserve"> </w:t>
+      </w:r>
+      <w:r>
+        <w:t xml:space="preserve">98–100 % when more than 16 MW of wind is available, with a correlation</w:t>
       </w:r>
       <w:r>
         <w:t xml:space="preserve"> </w:t>
@@ -9457,13 +9549,13 @@
         <w:t xml:space="preserve"> </w:t>
       </w:r>
       <w:r>
-        <w:t xml:space="preserve">below its 85 % target in 2,597 h, stopped completely in 178 h and above the</w:t>
-      </w:r>
-      <w:r>
-        <w:t xml:space="preserve"> </w:t>
-      </w:r>
-      <w:r>
-        <w:t xml:space="preserve">target in 6,048 h, and over the year it averages 84.9 % of capacity, so the</w:t>
+        <w:t xml:space="preserve">below its 85 % target in 2,563 h, stopped completely in 187 h and above the</w:t>
+      </w:r>
+      <w:r>
+        <w:t xml:space="preserve"> </w:t>
+      </w:r>
+      <w:r>
+        <w:t xml:space="preserve">target in 6,129 h, and over the year it averages 84.9 % of capacity, so the</w:t>
       </w:r>
       <w:r>
         <w:t xml:space="preserve"> </w:t>
@@ -9477,19 +9569,19 @@
         <w:pStyle w:val="BodyText"/>
       </w:pPr>
       <w:r>
-        <w:t xml:space="preserve">The deficit remains small compared with the limit. It averages 7.5 h of</w:t>
-      </w:r>
-      <w:r>
-        <w:t xml:space="preserve"> </w:t>
-      </w:r>
-      <w:r>
-        <w:t xml:space="preserve">full-rate injection, never exceeds 25.2 h and is below 24 h in all but a few</w:t>
-      </w:r>
-      <w:r>
-        <w:t xml:space="preserve"> </w:t>
-      </w:r>
-      <w:r>
-        <w:t xml:space="preserve">hours, well within the 72 h allowed. At the end of the year 6.3 h of</w:t>
+        <w:t xml:space="preserve">The deficit remains small compared with the limit. It averages 9.0 h of</w:t>
+      </w:r>
+      <w:r>
+        <w:t xml:space="preserve"> </w:t>
+      </w:r>
+      <w:r>
+        <w:t xml:space="preserve">full-rate injection, never exceeds 27.5 h and is above 24 h in only 149 h of</w:t>
+      </w:r>
+      <w:r>
+        <w:t xml:space="preserve"> </w:t>
+      </w:r>
+      <w:r>
+        <w:t xml:space="preserve">the year, well within the 72 h allowed. At the end of the year 8.2 h of</w:t>
       </w:r>
       <w:r>
         <w:t xml:space="preserve"> </w:t>
@@ -9545,7 +9637,7 @@
         <w:t xml:space="preserve"> </w:t>
       </w:r>
       <w:r>
-        <w:t xml:space="preserve">0.42 and 0.76 kt (Fig. S3). It is largest in June, December and July, months</w:t>
+        <w:t xml:space="preserve">0.43 and 0.77 kt (Fig. S3). It is largest in June, December and July, months</w:t>
       </w:r>
       <w:r>
         <w:t xml:space="preserve"> </w:t>
@@ -9779,7 +9871,7 @@
               <w:jc w:val="left"/>
             </w:pPr>
             <w:r>
-              <w:t xml:space="preserve">72.0 / 57.6 / 53.3 / 50.9</w:t>
+              <w:t xml:space="preserve">71.9 / 57.5 / 53.4 / 50.9</w:t>
             </w:r>
           </w:p>
         </w:tc>
@@ -9833,7 +9925,7 @@
               <w:jc w:val="left"/>
             </w:pPr>
             <w:r>
-              <w:t xml:space="preserve">57.5 / 57.5 / 57.6 / 57.5</w:t>
+              <w:t xml:space="preserve">57.5 / 57.5 / 57.5 / 57.6</w:t>
             </w:r>
           </w:p>
         </w:tc>
@@ -9887,7 +9979,7 @@
               <w:jc w:val="left"/>
             </w:pPr>
             <w:r>
-              <w:t xml:space="preserve">57.5 / 57.6 / 57.5</w:t>
+              <w:t xml:space="preserve">57.5 / 57.5 / 57.5</w:t>
             </w:r>
           </w:p>
         </w:tc>
@@ -9949,7 +10041,7 @@
               <w:jc w:val="left"/>
             </w:pPr>
             <w:r>
-              <w:t xml:space="preserve">57.6 / 57.3 / 57.2 / 56.9 / 56.4</w:t>
+              <w:t xml:space="preserve">57.5 / 57.3 / 57.2 / 56.9 / 56.4</w:t>
             </w:r>
           </w:p>
         </w:tc>
@@ -9995,7 +10087,7 @@
               <w:jc w:val="left"/>
             </w:pPr>
             <w:r>
-              <w:t xml:space="preserve">64.7 / 57.6 / 57.6 / 57.5</w:t>
+              <w:t xml:space="preserve">64.7 / 57.5 / 57.5 / 57.5</w:t>
             </w:r>
           </w:p>
         </w:tc>
@@ -10083,27 +10175,31 @@
               <w:jc w:val="left"/>
             </w:pPr>
             <w:r>
-              <w:t xml:space="preserve">3 main / 2 main + 1 small</w:t>
-            </w:r>
-          </w:p>
-        </w:tc>
-        <w:tc>
-          <w:tcPr/>
-          <w:p>
-            <w:pPr>
-              <w:pStyle w:val="Compact"/>
-            </w:pPr>
-          </w:p>
-        </w:tc>
-        <w:tc>
-          <w:tcPr/>
-          <w:p>
-            <w:pPr>
-              <w:pStyle w:val="Compact"/>
-              <w:jc w:val="left"/>
-            </w:pPr>
-            <w:r>
-              <w:t xml:space="preserve">57.6 / 55.6</w:t>
+              <w:t xml:space="preserve">3 main / 2 main + 1 small / 3 main + 1 small</w:t>
+            </w:r>
+          </w:p>
+        </w:tc>
+        <w:tc>
+          <w:tcPr/>
+          <w:p>
+            <w:pPr>
+              <w:pStyle w:val="Compact"/>
+              <w:jc w:val="left"/>
+            </w:pPr>
+            <w:r>
+              <w:t xml:space="preserve">64.7 / 53.9 / 53.9</w:t>
+            </w:r>
+          </w:p>
+        </w:tc>
+        <w:tc>
+          <w:tcPr/>
+          <w:p>
+            <w:pPr>
+              <w:pStyle w:val="Compact"/>
+              <w:jc w:val="left"/>
+            </w:pPr>
+            <w:r>
+              <w:t xml:space="preserve">57.5 / 47.8 / 47.7</w:t>
             </w:r>
           </w:p>
         </w:tc>
@@ -10254,7 +10350,7 @@
         <w:t xml:space="preserve"> </w:t>
       </w:r>
       <w:r>
-        <w:t xml:space="preserve">full saving, with 12 GT starts instead of 6, and allowing 168 h changes</w:t>
+        <w:t xml:space="preserve">full saving, with 5 GT starts instead of 3, and allowing 168 h changes</w:t>
       </w:r>
       <w:r>
         <w:t xml:space="preserve"> </w:t>
@@ -10290,7 +10386,7 @@
         <w:t xml:space="preserve"> </w:t>
       </w:r>
       <w:r>
-        <w:t xml:space="preserve">60 MW lowers case 3 emissions only from 57.6 to 50.9 kt, while curtailment</w:t>
+        <w:t xml:space="preserve">60 MW lowers case 3 emissions only from 57.5 to 50.9 kt, while curtailment</w:t>
       </w:r>
       <w:r>
         <w:t xml:space="preserve"> </w:t>
@@ -10308,19 +10404,19 @@
         <w:t xml:space="preserve"> </w:t>
       </w:r>
       <w:r>
-        <w:t xml:space="preserve">minus case 3) is largest for the base-case farm (7.1 kt) and smaller for a</w:t>
-      </w:r>
-      <w:r>
-        <w:t xml:space="preserve"> </w:t>
-      </w:r>
-      <w:r>
-        <w:t xml:space="preserve">15 MW farm (5.5 kt), where the wind seldom covers the demand, and for a</w:t>
-      </w:r>
-      <w:r>
-        <w:t xml:space="preserve"> </w:t>
-      </w:r>
-      <w:r>
-        <w:t xml:space="preserve">45–60 MW farm (6.6–6.9 kt).</w:t>
+        <w:t xml:space="preserve">minus case 3) is largest for the base-case farm (7.2 kt) and smaller for a</w:t>
+      </w:r>
+      <w:r>
+        <w:t xml:space="preserve"> </w:t>
+      </w:r>
+      <w:r>
+        <w:t xml:space="preserve">15 MW farm (5.6 kt), where the wind seldom covers the demand, and for a</w:t>
+      </w:r>
+      <w:r>
+        <w:t xml:space="preserve"> </w:t>
+      </w:r>
+      <w:r>
+        <w:t xml:space="preserve">45–60 MW farm (6.7–6.8 kt).</w:t>
       </w:r>
     </w:p>
     <w:p>
@@ -10386,7 +10482,7 @@
         <w:t xml:space="preserve"> </w:t>
       </w:r>
       <w:r>
-        <w:t xml:space="preserve">GTs then run only 3,809 unit-h, wind covers a much larger share of the</w:t>
+        <w:t xml:space="preserve">GTs then run only 3,798 unit-h, wind covers a much larger share of the</w:t>
       </w:r>
       <w:r>
         <w:t xml:space="preserve"> </w:t>
@@ -10452,19 +10548,73 @@
           <w:bCs/>
           <w:b/>
         </w:rPr>
-        <w:t xml:space="preserve">A smaller third GT</w:t>
-      </w:r>
-      <w:r>
-        <w:t xml:space="preserve"> </w:t>
-      </w:r>
-      <w:r>
-        <w:t xml:space="preserve">lowers case 3 emissions by 3.4 % to 55.6 kt, but needs</w:t>
-      </w:r>
-      <w:r>
-        <w:t xml:space="preserve"> </w:t>
-      </w:r>
-      <w:r>
-        <w:t xml:space="preserve">121 starts per year, and the data for the small unit are not verified.</w:t>
+        <w:t xml:space="preserve">A small GT is as valuable as flexibility, and the two add up.</w:t>
+      </w:r>
+      <w:r>
+        <w:t xml:space="preserve"> </w:t>
+      </w:r>
+      <w:r>
+        <w:t xml:space="preserve">Replacing</w:t>
+      </w:r>
+      <w:r>
+        <w:t xml:space="preserve"> </w:t>
+      </w:r>
+      <w:r>
+        <w:t xml:space="preserve">one main unit by a Solar Mars 100 (11.35 MW) lowers emissions from 64.7 to</w:t>
+      </w:r>
+      <w:r>
+        <w:t xml:space="preserve"> </w:t>
+      </w:r>
+      <w:r>
+        <w:t xml:space="preserve">53.9 kt with fixed demand (−17 %) and from 57.5 to 47.8 kt with flexible</w:t>
+      </w:r>
+      <w:r>
+        <w:t xml:space="preserve"> </w:t>
+      </w:r>
+      <w:r>
+        <w:t xml:space="preserve">demand. In windy hours the small unit runs alone: its no-load fuel is about</w:t>
+      </w:r>
+      <w:r>
+        <w:t xml:space="preserve"> </w:t>
+      </w:r>
+      <w:r>
+        <w:t xml:space="preserve">half that of a main unit, and it can carry up to 6.35 MW while holding the</w:t>
+      </w:r>
+      <w:r>
+        <w:t xml:space="preserve"> </w:t>
+      </w:r>
+      <w:r>
+        <w:t xml:space="preserve">5 MW reserve. With the small unit installed, flexibility still saves 6.1 kt</w:t>
+      </w:r>
+      <w:r>
+        <w:t xml:space="preserve"> </w:t>
+      </w:r>
+      <w:r>
+        <w:t xml:space="preserve">(11.3 %), the same share as with the main units only, and it reduces the</w:t>
+      </w:r>
+      <w:r>
+        <w:t xml:space="preserve"> </w:t>
+      </w:r>
+      <w:r>
+        <w:t xml:space="preserve">starts of the small unit from 465 to 262 per year. Together, the small unit</w:t>
+      </w:r>
+      <w:r>
+        <w:t xml:space="preserve"> </w:t>
+      </w:r>
+      <w:r>
+        <w:t xml:space="preserve">and flexibility cut emissions by 26 % compared with case 2. Keeping all three</w:t>
+      </w:r>
+      <w:r>
+        <w:t xml:space="preserve"> </w:t>
+      </w:r>
+      <w:r>
+        <w:t xml:space="preserve">main units in addition to the small one changes nothing (47.7 kt), because</w:t>
+      </w:r>
+      <w:r>
+        <w:t xml:space="preserve"> </w:t>
+      </w:r>
+      <w:r>
+        <w:t xml:space="preserve">the third main unit is never needed.</w:t>
       </w:r>
     </w:p>
     <w:p>
@@ -10643,7 +10793,7 @@
               <w:jc w:val="left"/>
             </w:pPr>
             <w:r>
-              <w:t xml:space="preserve">Platform power, three real oil platforms [23,26]</w:t>
+              <w:t xml:space="preserve">Platform power, three real oil platforms [24,27]</w:t>
             </w:r>
           </w:p>
         </w:tc>
@@ -10743,7 +10893,7 @@
               <w:jc w:val="left"/>
             </w:pPr>
             <w:r>
-              <w:t xml:space="preserve">Platform power, Johan Castberg [27]</w:t>
+              <w:t xml:space="preserve">Platform power, Johan Castberg [28]</w:t>
             </w:r>
           </w:p>
         </w:tc>
@@ -10893,7 +11043,7 @@
               <w:jc w:val="left"/>
             </w:pPr>
             <w:r>
-              <w:t xml:space="preserve">Wind capacity factor, Hywind Tampen Q1 2025 [28]</w:t>
+              <w:t xml:space="preserve">Wind capacity factor, Hywind Tampen Q1 2025 [29]</w:t>
             </w:r>
           </w:p>
         </w:tc>
@@ -11403,7 +11553,7 @@
         <w:t xml:space="preserve"> </w:t>
       </w:r>
       <w:r>
-        <w:t xml:space="preserve">saving comes from 1,672 avoided hours with two GTs online. A deficit</w:t>
+        <w:t xml:space="preserve">saving comes from 1,674 avoided hours with two GTs online. A deficit</w:t>
       </w:r>
       <w:r>
         <w:t xml:space="preserve"> </w:t>
@@ -11534,6 +11684,50 @@
       </w:r>
       <w:r>
         <w:t xml:space="preserve">they reduce the number of GTs that must be online.</w:t>
+      </w:r>
+    </w:p>
+    <w:p>
+      <w:pPr>
+        <w:pStyle w:val="BodyText"/>
+      </w:pPr>
+      <w:r>
+        <w:t xml:space="preserve">A small GT acts on the other part of the same loss: it does not reduce the</w:t>
+      </w:r>
+      <w:r>
+        <w:t xml:space="preserve"> </w:t>
+      </w:r>
+      <w:r>
+        <w:t xml:space="preserve">number of running units, but the no-load fuel of each one. Because the two</w:t>
+      </w:r>
+      <w:r>
+        <w:t xml:space="preserve"> </w:t>
+      </w:r>
+      <w:r>
+        <w:t xml:space="preserve">measures address different parts of the loss, their savings add up almost</w:t>
+      </w:r>
+      <w:r>
+        <w:t xml:space="preserve"> </w:t>
+      </w:r>
+      <w:r>
+        <w:t xml:space="preserve">fully (Section 3.4). This suggests a staged approach for retrofits: first</w:t>
+      </w:r>
+      <w:r>
+        <w:t xml:space="preserve"> </w:t>
+      </w:r>
+      <w:r>
+        <w:t xml:space="preserve">use the flexibility of the existing process, which requires no investment,</w:t>
+      </w:r>
+      <w:r>
+        <w:t xml:space="preserve"> </w:t>
+      </w:r>
+      <w:r>
+        <w:t xml:space="preserve">and then consider replacing one main GT by a smaller unit at its next major</w:t>
+      </w:r>
+      <w:r>
+        <w:t xml:space="preserve"> </w:t>
+      </w:r>
+      <w:r>
+        <w:t xml:space="preserve">overhaul, where the number of starts of the small unit must be acceptable.</w:t>
       </w:r>
     </w:p>
     <w:bookmarkEnd w:id="61"/>
@@ -11753,7 +11947,7 @@
         <w:t xml:space="preserve"> </w:t>
       </w:r>
       <w:r>
-        <w:t xml:space="preserve">about 24 h of injection deferral, averaging 7.5 h, is small compared with the</w:t>
+        <w:t xml:space="preserve">about 24 h of injection deferral, averaging 9.0 h, is small compared with the</w:t>
       </w:r>
       <w:r>
         <w:t xml:space="preserve"> </w:t>
@@ -11789,7 +11983,7 @@
         <w:t xml:space="preserve"> </w:t>
       </w:r>
       <w:r>
-        <w:t xml:space="preserve">In case 3 the number of running injection pumps changes about 720 times per</w:t>
+        <w:t xml:space="preserve">In case 3 the number of running injection pumps changes about 730 times per</w:t>
       </w:r>
       <w:r>
         <w:t xml:space="preserve"> </w:t>
@@ -12199,7 +12393,13 @@
         <w:t xml:space="preserve"> </w:t>
       </w:r>
       <w:r>
-        <w:t xml:space="preserve">in the fleet sensitivity relies on unverified performance data.</w:t>
+        <w:t xml:space="preserve">in the fleet sensitivity is given the same relative part-load curve as the</w:t>
+      </w:r>
+      <w:r>
+        <w:t xml:space="preserve"> </w:t>
+      </w:r>
+      <w:r>
+        <w:t xml:space="preserve">main units, because its manufacturer publishes only the full-load rating.</w:t>
       </w:r>
     </w:p>
     <w:p>
@@ -12310,7 +12510,7 @@
         <w:t xml:space="preserve"> </w:t>
       </w:r>
       <w:r>
-        <w:t xml:space="preserve">(7.1 kt/yr) without lost production. GT low-load hours fall by 34 % and</w:t>
+        <w:t xml:space="preserve">(7.2 kt/yr) without lost production. GT low-load hours fall by 34 % and</w:t>
       </w:r>
       <w:r>
         <w:t xml:space="preserve"> </w:t>
@@ -12382,13 +12582,19 @@
         <w:pStyle w:val="Compact"/>
       </w:pPr>
       <w:r>
-        <w:t xml:space="preserve">Carbon price, gas price and battery size alone have little effect, and</w:t>
-      </w:r>
-      <w:r>
-        <w:t xml:space="preserve"> </w:t>
-      </w:r>
-      <w:r>
-        <w:t xml:space="preserve">the fuel saved pays for the measure without a carbon price.</w:t>
+        <w:t xml:space="preserve">Replacing one main GT by a small unit (11.35 MW) saves a further 17 %,</w:t>
+      </w:r>
+      <w:r>
+        <w:t xml:space="preserve"> </w:t>
+      </w:r>
+      <w:r>
+        <w:t xml:space="preserve">and the saving of flexibility remains 11 % with the small unit installed;</w:t>
+      </w:r>
+      <w:r>
+        <w:t xml:space="preserve"> </w:t>
+      </w:r>
+      <w:r>
+        <w:t xml:space="preserve">the two measures are complementary.</w:t>
       </w:r>
     </w:p>
     <w:p>
@@ -12400,6 +12606,24 @@
         <w:pStyle w:val="Compact"/>
       </w:pPr>
       <w:r>
+        <w:t xml:space="preserve">Carbon price, gas price and battery size alone have little effect, and</w:t>
+      </w:r>
+      <w:r>
+        <w:t xml:space="preserve"> </w:t>
+      </w:r>
+      <w:r>
+        <w:t xml:space="preserve">the fuel saved pays for the measure without a carbon price.</w:t>
+      </w:r>
+    </w:p>
+    <w:p>
+      <w:pPr>
+        <w:numPr>
+          <w:ilvl w:val="0"/>
+          <w:numId w:val="1007"/>
+        </w:numPr>
+        <w:pStyle w:val="Compact"/>
+      </w:pPr>
+      <w:r>
         <w:t xml:space="preserve">The model reproduces the CO2 avoided per MWh of wind reported for Hywind</w:t>
       </w:r>
       <w:r>
@@ -12738,7 +12962,7 @@
         <w:pStyle w:val="BodyText"/>
       </w:pPr>
       <w:r>
-        <w:t xml:space="preserve">[16] Solbraa E. NeqSim – Non-Equilibrium Simulator, an open-source library for thermodynamic and process calculations. https://github.com/equinor/neqsim.</w:t>
+        <w:t xml:space="preserve">[16] Solar Turbines. Mars 100 – oil and gas power generation package: ISO rating 11,350 kWe, heat rate 10,935 kJ/kWe-h. https://www.solarturbines.com/en_US/products/oil-and-gas-power-generation-packages/mars-100.html [accessed DATE].</w:t>
       </w:r>
     </w:p>
     <w:p>
@@ -12746,7 +12970,7 @@
         <w:pStyle w:val="BodyText"/>
       </w:pPr>
       <w:r>
-        <w:t xml:space="preserve">[17] Bynum ML, Hackebeil GA, Hart WE, Laird CD, Nicholson BL, Siirola JD, et al. Pyomo – optimization modeling in Python. 3rd ed. Cham: Springer; 2021.</w:t>
+        <w:t xml:space="preserve">[17] Solbraa E. NeqSim – Non-Equilibrium Simulator, an open-source library for thermodynamic and process calculations. https://github.com/equinor/neqsim.</w:t>
       </w:r>
     </w:p>
     <w:p>
@@ -12754,7 +12978,7 @@
         <w:pStyle w:val="BodyText"/>
       </w:pPr>
       <w:r>
-        <w:t xml:space="preserve">[18] Huangfu Q, Hall JAJ. Parallelizing the dual revised simplex method. Math Program Comput 2018;10:119–42. https://doi.org/10.1007/s12532-017-0130-5.</w:t>
+        <w:t xml:space="preserve">[18] Bynum ML, Hackebeil GA, Hart WE, Laird CD, Nicholson BL, Siirola JD, et al. Pyomo – optimization modeling in Python. 3rd ed. Cham: Springer; 2021.</w:t>
       </w:r>
     </w:p>
     <w:p>
@@ -12762,7 +12986,7 @@
         <w:pStyle w:val="BodyText"/>
       </w:pPr>
       <w:r>
-        <w:t xml:space="preserve">[19] Hersbach H, Bell B, Berrisford P, Hirahara S, Horányi A, Muñoz-Sabater J, et al. The ERA5 global reanalysis. Q J R Meteorol Soc 2020;146:1999–2049. https://doi.org/10.1002/qj.3803.</w:t>
+        <w:t xml:space="preserve">[19] Huangfu Q, Hall JAJ. Parallelizing the dual revised simplex method. Math Program Comput 2018;10:119–42. https://doi.org/10.1007/s12532-017-0130-5.</w:t>
       </w:r>
     </w:p>
     <w:p>
@@ -12770,7 +12994,7 @@
         <w:pStyle w:val="BodyText"/>
       </w:pPr>
       <w:r>
-        <w:t xml:space="preserve">[20] Hsu SA, Meindl EA, Gilhousen DB. Determining the power-law wind-profile exponent under near-neutral stability conditions at sea. J Appl Meteorol 1994;33:757–65.</w:t>
+        <w:t xml:space="preserve">[20] Hersbach H, Bell B, Berrisford P, Hirahara S, Horányi A, Muñoz-Sabater J, et al. The ERA5 global reanalysis. Q J R Meteorol Soc 2020;146:1999–2049. https://doi.org/10.1002/qj.3803.</w:t>
       </w:r>
     </w:p>
     <w:p>
@@ -12778,7 +13002,7 @@
         <w:pStyle w:val="BodyText"/>
       </w:pPr>
       <w:r>
-        <w:t xml:space="preserve">[21] Gaertner E, Rinker J, Sethuraman L, Zahle F, Anderson B, Barter G, et al. Definition of the IEA 15-megawatt offshore reference wind turbine. Technical Report NREL/TP-5000-75698. Golden, CO: National Renewable Energy Laboratory; 2020.</w:t>
+        <w:t xml:space="preserve">[21] Hsu SA, Meindl EA, Gilhousen DB. Determining the power-law wind-profile exponent under near-neutral stability conditions at sea. J Appl Meteorol 1994;33:757–65.</w:t>
       </w:r>
     </w:p>
     <w:p>
@@ -12786,7 +13010,7 @@
         <w:pStyle w:val="BodyText"/>
       </w:pPr>
       <w:r>
-        <w:t xml:space="preserve">[22] ISO 6976:2016. Natural gas – Calculation of calorific values, density, relative density and Wobbe indices from composition. Geneva: International Organization for Standardization; 2016.</w:t>
+        <w:t xml:space="preserve">[22] Gaertner E, Rinker J, Sethuraman L, Zahle F, Anderson B, Barter G, et al. Definition of the IEA 15-megawatt offshore reference wind turbine. Technical Report NREL/TP-5000-75698. Golden, CO: National Renewable Energy Laboratory; 2020.</w:t>
       </w:r>
     </w:p>
     <w:p>
@@ -12794,7 +13018,7 @@
         <w:pStyle w:val="BodyText"/>
       </w:pPr>
       <w:r>
-        <w:t xml:space="preserve">[23] Voldsund M, Nguyen T-V, Elmegaard B, Ertesvåg IS, Røsjorde A, Jøssang K, et al. Exergy destruction and losses on four North Sea offshore platforms: a comparative study of the oil and gas processing plants. Energy 2014;74:45–58. https://doi.org/10.1016/j.energy.2014.02.080.</w:t>
+        <w:t xml:space="preserve">[23] ISO 6976:2016. Natural gas – Calculation of calorific values, density, relative density and Wobbe indices from composition. Geneva: International Organization for Standardization; 2016.</w:t>
       </w:r>
     </w:p>
     <w:p>
@@ -12802,7 +13026,7 @@
         <w:pStyle w:val="BodyText"/>
       </w:pPr>
       <w:r>
-        <w:t xml:space="preserve">[24] Sharqawy MH, Lienhard JH, Zubair SM. Thermophysical properties of seawater: a review of existing correlations and data. Desalin Water Treat 2010;16:354–80. https://doi.org/10.5004/dwt.2010.1079.</w:t>
+        <w:t xml:space="preserve">[24] Voldsund M, Nguyen T-V, Elmegaard B, Ertesvåg IS, Røsjorde A, Jøssang K, et al. Exergy destruction and losses on four North Sea offshore platforms: a comparative study of the oil and gas processing plants. Energy 2014;74:45–58. https://doi.org/10.1016/j.energy.2014.02.080.</w:t>
       </w:r>
     </w:p>
     <w:p>
@@ -12810,7 +13034,7 @@
         <w:pStyle w:val="BodyText"/>
       </w:pPr>
       <w:r>
-        <w:t xml:space="preserve">[25] Norwegian Ministry of Climate and Environment. Meld. St. 13 (2020–2021) Klimaplan for 2021–2030 [Climate plan for 2021–2030]. Oslo; 2021.</w:t>
+        <w:t xml:space="preserve">[25] Sharqawy MH, Lienhard JH, Zubair SM. Thermophysical properties of seawater: a review of existing correlations and data. Desalin Water Treat 2010;16:354–80. https://doi.org/10.5004/dwt.2010.1079.</w:t>
       </w:r>
     </w:p>
     <w:p>
@@ -12818,7 +13042,7 @@
         <w:pStyle w:val="BodyText"/>
       </w:pPr>
       <w:r>
-        <w:t xml:space="preserve">[26] Voldsund M, Ertesvåg IS, He W, Kjelstrup S. Exergy analysis of the oil and gas processing on a North Sea oil platform a real production day. Energy 2013;55:716–27. https://doi.org/10.1016/j.energy.2013.02.038.</w:t>
+        <w:t xml:space="preserve">[26] Norwegian Ministry of Climate and Environment. Meld. St. 13 (2020–2021) Klimaplan for 2021–2030 [Climate plan for 2021–2030]. Oslo; 2021.</w:t>
       </w:r>
     </w:p>
     <w:p>
@@ -12826,7 +13050,7 @@
         <w:pStyle w:val="BodyText"/>
       </w:pPr>
       <w:r>
-        <w:t xml:space="preserve">[27] Statoil. Johan Castberg – plan for utbygging og drift, del II: konsekvensutredning [Plan for development and operation, part II: impact assessment]. Stavanger: Statoil; 2017.</w:t>
+        <w:t xml:space="preserve">[27] Voldsund M, Ertesvåg IS, He W, Kjelstrup S. Exergy analysis of the oil and gas processing on a North Sea oil platform a real production day. Energy 2013;55:716–27. https://doi.org/10.1016/j.energy.2013.02.038.</w:t>
       </w:r>
     </w:p>
     <w:p>
@@ -12834,7 +13058,7 @@
         <w:pStyle w:val="BodyText"/>
       </w:pPr>
       <w:r>
-        <w:t xml:space="preserve">[28] Norwegian Offshore Wind. Hywind Tampen capacity factor, first quarter 2025 [news item]. 2025.</w:t>
+        <w:t xml:space="preserve">[28] Statoil. Johan Castberg – plan for utbygging og drift, del II: konsekvensutredning [Plan for development and operation, part II: impact assessment]. Stavanger: Statoil; 2017.</w:t>
       </w:r>
     </w:p>
     <w:p>
@@ -12842,7 +13066,7 @@
         <w:pStyle w:val="BodyText"/>
       </w:pPr>
       <w:r>
-        <w:t xml:space="preserve">[29] Westwood Global Energy Group. Analysis of electrification and emissions on the Norwegian continental shelf. 2022.</w:t>
+        <w:t xml:space="preserve">[29] Norwegian Offshore Wind. Hywind Tampen capacity factor, first quarter 2025 [news item]. 2025.</w:t>
       </w:r>
     </w:p>
     <w:p>
@@ -12850,7 +13074,7 @@
         <w:pStyle w:val="BodyText"/>
       </w:pPr>
       <w:r>
-        <w:t xml:space="preserve">[30] Norwegian Environment Agency. Norskeutslipp – emissions from Gullfaks, Snorre and Statfjord, 2021–2024. https://www.norskeutslipp.no [accessed DATE].</w:t>
+        <w:t xml:space="preserve">[30] Westwood Global Energy Group. Analysis of electrification and emissions on the Norwegian continental shelf. 2022.</w:t>
       </w:r>
     </w:p>
     <w:p>
@@ -12858,7 +13082,15 @@
         <w:pStyle w:val="BodyText"/>
       </w:pPr>
       <w:r>
-        <w:t xml:space="preserve">[31] Norwegian Offshore Directorate. FactPages – field production, yearly. https://factpages.sodir.no [accessed DATE].</w:t>
+        <w:t xml:space="preserve">[31] Norwegian Environment Agency. Norskeutslipp – emissions from Gullfaks, Snorre and Statfjord, 2021–2024. https://www.norskeutslipp.no [accessed DATE].</w:t>
+      </w:r>
+    </w:p>
+    <w:p>
+      <w:pPr>
+        <w:pStyle w:val="BodyText"/>
+      </w:pPr>
+      <w:r>
+        <w:t xml:space="preserve">[32] Norwegian Offshore Directorate. FactPages – field production, yearly. https://factpages.sodir.no [accessed DATE].</w:t>
       </w:r>
     </w:p>
     <w:bookmarkEnd w:id="69"/>

--- a/docs/paper/paper.docx
+++ b/docs/paper/paper.docx
@@ -12962,7 +12962,7 @@
         <w:pStyle w:val="BodyText"/>
       </w:pPr>
       <w:r>
-        <w:t xml:space="preserve">[16] Solar Turbines. Mars 100 – oil and gas power generation package: ISO rating 11,350 kWe, heat rate 10,935 kJ/kWe-h. https://www.solarturbines.com/en_US/products/oil-and-gas-power-generation-packages/mars-100.html [accessed DATE].</w:t>
+        <w:t xml:space="preserve">[16] Solar Turbines. Mars 100 – oil and gas power generation package: ISO rating 11,350 kWe, heat rate 10,935 kJ/kWe-h. https://www.solarturbines.com/en_US/products/oil-and-gas-power-generation-packages/mars-100.html [accessed 27 October 2026].</w:t>
       </w:r>
     </w:p>
     <w:p>

--- a/docs/paper/paper.docx
+++ b/docs/paper/paper.docx
@@ -2,7 +2,7 @@
 <file path=word/document.xml><?xml version="1.0" encoding="utf-8"?>
 <w:document xmlns:w="http://schemas.openxmlformats.org/wordprocessingml/2006/main" xmlns:m="http://schemas.openxmlformats.org/officeDocument/2006/math" xmlns:r="http://schemas.openxmlformats.org/officeDocument/2006/relationships" xmlns:o="urn:schemas-microsoft-com:office:office" xmlns:v="urn:schemas-microsoft-com:vml" xmlns:w10="urn:schemas-microsoft-com:office:word" xmlns:a="http://schemas.openxmlformats.org/drawingml/2006/main" xmlns:pic="http://schemas.openxmlformats.org/drawingml/2006/picture" xmlns:wp="http://schemas.openxmlformats.org/drawingml/2006/wordprocessingDrawing">
   <w:body>
-    <w:bookmarkStart w:id="70" w:name="Xd969dbdcee26c3dc49c23a7936207aeb905ae7a"/>
+    <w:bookmarkStart w:id="72" w:name="Xd969dbdcee26c3dc49c23a7936207aeb905ae7a"/>
     <w:p>
       <w:pPr>
         <w:pStyle w:val="Heading1"/>
@@ -2592,7 +2592,7 @@
       </w:r>
     </w:p>
     <w:bookmarkEnd w:id="22"/>
-    <w:bookmarkStart w:id="33" w:name="methods"/>
+    <w:bookmarkStart w:id="34" w:name="methods"/>
     <w:p>
       <w:pPr>
         <w:pStyle w:val="Heading2"/>
@@ -8143,8 +8143,531 @@
       </w:r>
     </w:p>
     <w:bookmarkEnd w:id="32"/>
+    <w:bookmarkStart w:id="33" w:name="economic-indicators"/>
+    <w:p>
+      <w:pPr>
+        <w:pStyle w:val="Heading3"/>
+      </w:pPr>
+      <w:r>
+        <w:t xml:space="preserve">2.8 Economic indicators</w:t>
+      </w:r>
+    </w:p>
+    <w:p>
+      <w:pPr>
+        <w:pStyle w:val="FirstParagraph"/>
+      </w:pPr>
+      <w:r>
+        <w:t xml:space="preserve">Two indicators are derived from the annual results, in real NOK. For the</w:t>
+      </w:r>
+      <w:r>
+        <w:t xml:space="preserve"> </w:t>
+      </w:r>
+      <w:r>
+        <w:t xml:space="preserve">wind farm, whose investment can be estimated, the abatement cost is</w:t>
+      </w:r>
+    </w:p>
+    <w:p>
+      <w:pPr>
+        <w:pStyle w:val="BodyText"/>
+      </w:pPr>
+      <m:oMathPara>
+        <m:oMathParaPr>
+          <m:jc m:val="center"/>
+        </m:oMathParaPr>
+        <m:oMath>
+          <m:sSub>
+            <m:e>
+              <m:r>
+                <m:t>c</m:t>
+              </m:r>
+            </m:e>
+            <m:sub>
+              <m:r>
+                <m:t>a</m:t>
+              </m:r>
+              <m:r>
+                <m:t>b</m:t>
+              </m:r>
+              <m:r>
+                <m:t>a</m:t>
+              </m:r>
+              <m:r>
+                <m:t>t</m:t>
+              </m:r>
+              <m:r>
+                <m:t>e</m:t>
+              </m:r>
+            </m:sub>
+          </m:sSub>
+          <m:r>
+            <m:rPr>
+              <m:sty m:val="p"/>
+            </m:rPr>
+            <m:t>=</m:t>
+          </m:r>
+          <m:f>
+            <m:fPr>
+              <m:type m:val="bar"/>
+            </m:fPr>
+            <m:num>
+              <m:r>
+                <m:t>I</m:t>
+              </m:r>
+              <m:r>
+                <m:t> </m:t>
+              </m:r>
+              <m:r>
+                <m:rPr>
+                  <m:sty m:val="p"/>
+                </m:rPr>
+                <m:t>C</m:t>
+              </m:r>
+              <m:r>
+                <m:rPr>
+                  <m:sty m:val="p"/>
+                </m:rPr>
+                <m:t>R</m:t>
+              </m:r>
+              <m:r>
+                <m:rPr>
+                  <m:sty m:val="p"/>
+                </m:rPr>
+                <m:t>F</m:t>
+              </m:r>
+              <m:d>
+                <m:dPr>
+                  <m:begChr m:val="("/>
+                  <m:endChr m:val=")"/>
+                  <m:sepChr m:val=""/>
+                  <m:grow/>
+                </m:dPr>
+                <m:e>
+                  <m:r>
+                    <m:t>r</m:t>
+                  </m:r>
+                  <m:r>
+                    <m:rPr>
+                      <m:sty m:val="p"/>
+                    </m:rPr>
+                    <m:t>,</m:t>
+                  </m:r>
+                  <m:r>
+                    <m:t>n</m:t>
+                  </m:r>
+                </m:e>
+              </m:d>
+              <m:r>
+                <m:rPr>
+                  <m:sty m:val="p"/>
+                </m:rPr>
+                <m:t>+</m:t>
+              </m:r>
+              <m:sSub>
+                <m:e>
+                  <m:r>
+                    <m:t>C</m:t>
+                  </m:r>
+                </m:e>
+                <m:sub>
+                  <m:r>
+                    <m:t>O</m:t>
+                  </m:r>
+                  <m:r>
+                    <m:rPr>
+                      <m:sty m:val="p"/>
+                    </m:rPr>
+                    <m:t>&amp;</m:t>
+                  </m:r>
+                  <m:r>
+                    <m:t>M</m:t>
+                  </m:r>
+                </m:sub>
+              </m:sSub>
+              <m:r>
+                <m:rPr>
+                  <m:sty m:val="p"/>
+                </m:rPr>
+                <m:t>−</m:t>
+              </m:r>
+              <m:r>
+                <m:t>Δ</m:t>
+              </m:r>
+              <m:sSub>
+                <m:e>
+                  <m:r>
+                    <m:t>C</m:t>
+                  </m:r>
+                </m:e>
+                <m:sub>
+                  <m:r>
+                    <m:t>f</m:t>
+                  </m:r>
+                  <m:r>
+                    <m:t>u</m:t>
+                  </m:r>
+                  <m:r>
+                    <m:t>e</m:t>
+                  </m:r>
+                  <m:r>
+                    <m:t>l</m:t>
+                  </m:r>
+                </m:sub>
+              </m:sSub>
+            </m:num>
+            <m:den>
+              <m:r>
+                <m:t>Δ</m:t>
+              </m:r>
+              <m:sSub>
+                <m:e>
+                  <m:r>
+                    <m:t>m</m:t>
+                  </m:r>
+                </m:e>
+                <m:sub>
+                  <m:r>
+                    <m:t>C</m:t>
+                  </m:r>
+                  <m:r>
+                    <m:t>O</m:t>
+                  </m:r>
+                  <m:r>
+                    <m:t>2</m:t>
+                  </m:r>
+                </m:sub>
+              </m:sSub>
+            </m:den>
+          </m:f>
+          <m:r>
+            <m:rPr>
+              <m:sty m:val="p"/>
+            </m:rPr>
+            <m:t>,</m:t>
+          </m:r>
+          <m:r>
+            <m:t>  </m:t>
+          </m:r>
+          <m:r>
+            <m:rPr>
+              <m:sty m:val="p"/>
+            </m:rPr>
+            <m:t>C</m:t>
+          </m:r>
+          <m:r>
+            <m:rPr>
+              <m:sty m:val="p"/>
+            </m:rPr>
+            <m:t>R</m:t>
+          </m:r>
+          <m:r>
+            <m:rPr>
+              <m:sty m:val="p"/>
+            </m:rPr>
+            <m:t>F</m:t>
+          </m:r>
+          <m:d>
+            <m:dPr>
+              <m:begChr m:val="("/>
+              <m:endChr m:val=")"/>
+              <m:sepChr m:val=""/>
+              <m:grow/>
+            </m:dPr>
+            <m:e>
+              <m:r>
+                <m:t>r</m:t>
+              </m:r>
+              <m:r>
+                <m:rPr>
+                  <m:sty m:val="p"/>
+                </m:rPr>
+                <m:t>,</m:t>
+              </m:r>
+              <m:r>
+                <m:t>n</m:t>
+              </m:r>
+            </m:e>
+          </m:d>
+          <m:r>
+            <m:rPr>
+              <m:sty m:val="p"/>
+            </m:rPr>
+            <m:t>=</m:t>
+          </m:r>
+          <m:f>
+            <m:fPr>
+              <m:type m:val="bar"/>
+            </m:fPr>
+            <m:num>
+              <m:r>
+                <m:t>r</m:t>
+              </m:r>
+            </m:num>
+            <m:den>
+              <m:r>
+                <m:t>1</m:t>
+              </m:r>
+              <m:r>
+                <m:rPr>
+                  <m:sty m:val="p"/>
+                </m:rPr>
+                <m:t>−</m:t>
+              </m:r>
+              <m:sSup>
+                <m:e>
+                  <m:d>
+                    <m:dPr>
+                      <m:begChr m:val="("/>
+                      <m:endChr m:val=")"/>
+                      <m:sepChr m:val=""/>
+                      <m:grow/>
+                    </m:dPr>
+                    <m:e>
+                      <m:r>
+                        <m:t>1</m:t>
+                      </m:r>
+                      <m:r>
+                        <m:rPr>
+                          <m:sty m:val="p"/>
+                        </m:rPr>
+                        <m:t>+</m:t>
+                      </m:r>
+                      <m:r>
+                        <m:t>r</m:t>
+                      </m:r>
+                    </m:e>
+                  </m:d>
+                </m:e>
+                <m:sup>
+                  <m:r>
+                    <m:rPr>
+                      <m:sty m:val="p"/>
+                    </m:rPr>
+                    <m:t>−</m:t>
+                  </m:r>
+                  <m:r>
+                    <m:t>n</m:t>
+                  </m:r>
+                </m:sup>
+              </m:sSup>
+            </m:den>
+          </m:f>
+          <m:r>
+            <m:rPr>
+              <m:sty m:val="p"/>
+            </m:rPr>
+            <m:t>,</m:t>
+          </m:r>
+        </m:oMath>
+      </m:oMathPara>
+    </w:p>
+    <w:p>
+      <w:pPr>
+        <w:pStyle w:val="FirstParagraph"/>
+      </w:pPr>
+      <w:r>
+        <w:t xml:space="preserve">where</w:t>
+      </w:r>
+      <w:r>
+        <w:t xml:space="preserve"> </w:t>
+      </w:r>
+      <m:oMath>
+        <m:r>
+          <m:t>I</m:t>
+        </m:r>
+      </m:oMath>
+      <w:r>
+        <w:t xml:space="preserve"> </w:t>
+      </w:r>
+      <w:r>
+        <w:t xml:space="preserve">is the investment,</w:t>
+      </w:r>
+      <w:r>
+        <w:t xml:space="preserve"> </w:t>
+      </w:r>
+      <m:oMath>
+        <m:sSub>
+          <m:e>
+            <m:r>
+              <m:t>C</m:t>
+            </m:r>
+          </m:e>
+          <m:sub>
+            <m:r>
+              <m:t>O</m:t>
+            </m:r>
+            <m:r>
+              <m:rPr>
+                <m:sty m:val="p"/>
+              </m:rPr>
+              <m:t>&amp;</m:t>
+            </m:r>
+            <m:r>
+              <m:t>M</m:t>
+            </m:r>
+          </m:sub>
+        </m:sSub>
+      </m:oMath>
+      <w:r>
+        <w:t xml:space="preserve"> </w:t>
+      </w:r>
+      <w:r>
+        <w:t xml:space="preserve">the annual operation and maintenance</w:t>
+      </w:r>
+      <w:r>
+        <w:t xml:space="preserve"> </w:t>
+      </w:r>
+      <w:r>
+        <w:t xml:space="preserve">cost,</w:t>
+      </w:r>
+      <w:r>
+        <w:t xml:space="preserve"> </w:t>
+      </w:r>
+      <m:oMath>
+        <m:r>
+          <m:t>Δ</m:t>
+        </m:r>
+        <m:sSub>
+          <m:e>
+            <m:r>
+              <m:t>C</m:t>
+            </m:r>
+          </m:e>
+          <m:sub>
+            <m:r>
+              <m:t>f</m:t>
+            </m:r>
+            <m:r>
+              <m:t>u</m:t>
+            </m:r>
+            <m:r>
+              <m:t>e</m:t>
+            </m:r>
+            <m:r>
+              <m:t>l</m:t>
+            </m:r>
+          </m:sub>
+        </m:sSub>
+      </m:oMath>
+      <w:r>
+        <w:t xml:space="preserve"> </w:t>
+      </w:r>
+      <w:r>
+        <w:t xml:space="preserve">the annual value of the fuel saved and</w:t>
+      </w:r>
+      <w:r>
+        <w:t xml:space="preserve"> </w:t>
+      </w:r>
+      <m:oMath>
+        <m:r>
+          <m:t>Δ</m:t>
+        </m:r>
+        <m:sSub>
+          <m:e>
+            <m:r>
+              <m:t>m</m:t>
+            </m:r>
+          </m:e>
+          <m:sub>
+            <m:r>
+              <m:t>C</m:t>
+            </m:r>
+            <m:r>
+              <m:t>O</m:t>
+            </m:r>
+            <m:r>
+              <m:t>2</m:t>
+            </m:r>
+          </m:sub>
+        </m:sSub>
+      </m:oMath>
+      <w:r>
+        <w:t xml:space="preserve"> </w:t>
+      </w:r>
+      <w:r>
+        <w:t xml:space="preserve">the CO2 avoided per year. The CO2 price is not counted as a</w:t>
+      </w:r>
+      <w:r>
+        <w:t xml:space="preserve"> </w:t>
+      </w:r>
+      <w:r>
+        <w:t xml:space="preserve">saving, because the abatement cost is what is compared with the CO2 price.</w:t>
+      </w:r>
+      <w:r>
+        <w:t xml:space="preserve"> </w:t>
+      </w:r>
+      <w:r>
+        <w:t xml:space="preserve">The investment is scaled from Hywind Tampen, about NOK 7.4 billion for 88 MW</w:t>
+      </w:r>
+      <w:r>
+        <w:t xml:space="preserve"> </w:t>
+      </w:r>
+      <w:r>
+        <w:t xml:space="preserve">before public support [8], which gives 84 MNOK/MW for a</w:t>
+      </w:r>
+      <w:r>
+        <w:t xml:space="preserve"> </w:t>
+      </w:r>
+      <w:r>
+        <w:t xml:space="preserve">first-of-a-kind floating farm. Operation and maintenance cost 35–97 EUR/kW</w:t>
+      </w:r>
+      <w:r>
+        <w:t xml:space="preserve"> </w:t>
+      </w:r>
+      <w:r>
+        <w:t xml:space="preserve">per year, the range between the cheapest and the most expensive repair</w:t>
+      </w:r>
+      <w:r>
+        <w:t xml:space="preserve"> </w:t>
+      </w:r>
+      <w:r>
+        <w:t xml:space="preserve">strategy modelled for floating wind farms [33]. The real discount</w:t>
+      </w:r>
+      <w:r>
+        <w:t xml:space="preserve"> </w:t>
+      </w:r>
+      <w:r>
+        <w:t xml:space="preserve">rate is 7 %, with 4 % as an alternative, the two rates used in Norwegian</w:t>
+      </w:r>
+      <w:r>
+        <w:t xml:space="preserve"> </w:t>
+      </w:r>
+      <w:r>
+        <w:t xml:space="preserve">abatement-cost analyses of power from shore [34], and the economic</w:t>
+      </w:r>
+      <w:r>
+        <w:t xml:space="preserve"> </w:t>
+      </w:r>
+      <w:r>
+        <w:t xml:space="preserve">life is 20 years. For flexibility, the battery and a small GT, whose</w:t>
+      </w:r>
+      <w:r>
+        <w:t xml:space="preserve"> </w:t>
+      </w:r>
+      <w:r>
+        <w:t xml:space="preserve">investment on an existing platform could not be estimated from published</w:t>
+      </w:r>
+      <w:r>
+        <w:t xml:space="preserve"> </w:t>
+      </w:r>
+      <w:r>
+        <w:t xml:space="preserve">data, the break-even investment is given instead: the present value over 20</w:t>
+      </w:r>
+      <w:r>
+        <w:t xml:space="preserve"> </w:t>
+      </w:r>
+      <w:r>
+        <w:t xml:space="preserve">years of the annual saving, for the fuel saved alone and for fuel plus CO2</w:t>
+      </w:r>
+      <w:r>
+        <w:t xml:space="preserve"> </w:t>
+      </w:r>
+      <w:r>
+        <w:t xml:space="preserve">cost.</w:t>
+      </w:r>
+    </w:p>
     <w:bookmarkEnd w:id="33"/>
-    <w:bookmarkStart w:id="60" w:name="results"/>
+    <w:bookmarkEnd w:id="34"/>
+    <w:bookmarkStart w:id="62" w:name="results"/>
     <w:p>
       <w:pPr>
         <w:pStyle w:val="Heading2"/>
@@ -8153,7 +8676,7 @@
         <w:t xml:space="preserve">3 Results</w:t>
       </w:r>
     </w:p>
-    <w:bookmarkStart w:id="37" w:name="demand-map-and-wind-resource"/>
+    <w:bookmarkStart w:id="38" w:name="demand-map-and-wind-resource"/>
     <w:p>
       <w:pPr>
         <w:pStyle w:val="Heading3"/>
@@ -8245,18 +8768,18 @@
           <wp:inline>
             <wp:extent cx="5334000" cy="2191613"/>
             <wp:effectExtent b="0" l="0" r="0" t="0"/>
-            <wp:docPr descr="Fig. 2. Demand map. Left: electric power at design by consumer, coloured by flexibility class. Right: power of the production (sheddable) and injection (flexible) levers against lever position." title="" id="35" name="Picture"/>
+            <wp:docPr descr="Fig. 2. Demand map. Left: electric power at design by consumer, coloured by flexibility class. Right: power of the production (sheddable) and injection (flexible) levers against lever position." title="" id="36" name="Picture"/>
             <a:graphic>
               <a:graphicData uri="http://schemas.openxmlformats.org/drawingml/2006/picture">
                 <pic:pic>
                   <pic:nvPicPr>
-                    <pic:cNvPr descr="results/paper/fig02_demand_map.png" id="36" name="Picture"/>
+                    <pic:cNvPr descr="results/paper/fig02_demand_map.png" id="37" name="Picture"/>
                     <pic:cNvPicPr>
                       <a:picLocks noChangeArrowheads="1" noChangeAspect="1"/>
                     </pic:cNvPicPr>
                   </pic:nvPicPr>
                   <pic:blipFill>
-                    <a:blip r:embed="rId34"/>
+                    <a:blip r:embed="rId35"/>
                     <a:stretch>
                       <a:fillRect/>
                     </a:stretch>
@@ -8351,8 +8874,8 @@
         <w:t xml:space="preserve">but it also leaves frequent and sometimes long gaps that the GTs must fill.</w:t>
       </w:r>
     </w:p>
-    <w:bookmarkEnd w:id="37"/>
-    <w:bookmarkStart w:id="41" w:name="comparison-of-the-four-cases"/>
+    <w:bookmarkEnd w:id="38"/>
+    <w:bookmarkStart w:id="42" w:name="comparison-of-the-four-cases"/>
     <w:p>
       <w:pPr>
         <w:pStyle w:val="Heading3"/>
@@ -9250,18 +9773,18 @@
           <wp:inline>
             <wp:extent cx="5334000" cy="4135962"/>
             <wp:effectExtent b="0" l="0" r="0" t="0"/>
-            <wp:docPr descr="Fig. 3. Annual CO2, fuel gas, GT hours below 50 % load and lost production for cases 1–4." title="" id="39" name="Picture"/>
+            <wp:docPr descr="Fig. 3. Annual CO2, fuel gas, GT hours below 50 % load and lost production for cases 1–4." title="" id="40" name="Picture"/>
             <a:graphic>
               <a:graphicData uri="http://schemas.openxmlformats.org/drawingml/2006/picture">
                 <pic:pic>
                   <pic:nvPicPr>
-                    <pic:cNvPr descr="results/paper/fig04_cases.png" id="40" name="Picture"/>
+                    <pic:cNvPr descr="results/paper/fig04_cases.png" id="41" name="Picture"/>
                     <pic:cNvPicPr>
                       <a:picLocks noChangeArrowheads="1" noChangeAspect="1"/>
                     </pic:cNvPicPr>
                   </pic:nvPicPr>
                   <pic:blipFill>
-                    <a:blip r:embed="rId38"/>
+                    <a:blip r:embed="rId39"/>
                     <a:stretch>
                       <a:fillRect/>
                     </a:stretch>
@@ -9306,8 +9829,8 @@
         <w:t xml:space="preserve">Annual CO2, fuel gas, GT hours below 50 % load and lost production for cases 1–4.</w:t>
       </w:r>
     </w:p>
-    <w:bookmarkEnd w:id="41"/>
-    <w:bookmarkStart w:id="51" w:name="how-flexible-scheduling-saves-fuel"/>
+    <w:bookmarkEnd w:id="42"/>
+    <w:bookmarkStart w:id="52" w:name="how-flexible-scheduling-saves-fuel"/>
     <w:p>
       <w:pPr>
         <w:pStyle w:val="Heading3"/>
@@ -9381,18 +9904,18 @@
           <wp:inline>
             <wp:extent cx="5334000" cy="4365500"/>
             <wp:effectExtent b="0" l="0" r="0" t="0"/>
-            <wp:docPr descr="Fig. 4. Week 3 (15–21 January 2023), the week with the median fuel saving. Top and middle: power supplied by GTs and wind with fixed (case 2) and flexible (case 3) demand. Bottom: production and injection rates." title="" id="43" name="Picture"/>
+            <wp:docPr descr="Fig. 4. Week 3 (15–21 January 2023), the week with the median fuel saving. Top and middle: power supplied by GTs and wind with fixed (case 2) and flexible (case 3) demand. Bottom: production and injection rates." title="" id="44" name="Picture"/>
             <a:graphic>
               <a:graphicData uri="http://schemas.openxmlformats.org/drawingml/2006/picture">
                 <pic:pic>
                   <pic:nvPicPr>
-                    <pic:cNvPr descr="results/paper/fig05_example_week.png" id="44" name="Picture"/>
+                    <pic:cNvPr descr="results/paper/fig05_example_week.png" id="45" name="Picture"/>
                     <pic:cNvPicPr>
                       <a:picLocks noChangeArrowheads="1" noChangeAspect="1"/>
                     </pic:cNvPicPr>
                   </pic:nvPicPr>
                   <pic:blipFill>
-                    <a:blip r:embed="rId42"/>
+                    <a:blip r:embed="rId43"/>
                     <a:stretch>
                       <a:fillRect/>
                     </a:stretch>
@@ -9446,18 +9969,18 @@
           <wp:inline>
             <wp:extent cx="5334000" cy="2037906"/>
             <wp:effectExtent b="0" l="0" r="0" t="0"/>
-            <wp:docPr descr="Fig. 5. Duration curves of GT load per running unit (left; shaded: below 50 %) and of the number of GTs running (right)." title="" id="46" name="Picture"/>
+            <wp:docPr descr="Fig. 5. Duration curves of GT load per running unit (left; shaded: below 50 %) and of the number of GTs running (right)." title="" id="47" name="Picture"/>
             <a:graphic>
               <a:graphicData uri="http://schemas.openxmlformats.org/drawingml/2006/picture">
                 <pic:pic>
                   <pic:nvPicPr>
-                    <pic:cNvPr descr="results/paper/fig06_gt_load_duration.png" id="47" name="Picture"/>
+                    <pic:cNvPr descr="results/paper/fig06_gt_load_duration.png" id="48" name="Picture"/>
                     <pic:cNvPicPr>
                       <a:picLocks noChangeArrowheads="1" noChangeAspect="1"/>
                     </pic:cNvPicPr>
                   </pic:nvPicPr>
                   <pic:blipFill>
-                    <a:blip r:embed="rId45"/>
+                    <a:blip r:embed="rId46"/>
                     <a:stretch>
                       <a:fillRect/>
                     </a:stretch>
@@ -9655,18 +10178,18 @@
           <wp:inline>
             <wp:extent cx="5334000" cy="2037906"/>
             <wp:effectExtent b="0" l="0" r="0" t="0"/>
-            <wp:docPr descr="Fig. 6. Left: water injection rate against available wind in case 3 (mean and 10–90 % range of hours). Right: distribution of the injection deficit (dashed: 72 h limit)." title="" id="49" name="Picture"/>
+            <wp:docPr descr="Fig. 6. Left: water injection rate against available wind in case 3 (mean and 10–90 % range of hours). Right: distribution of the injection deficit (dashed: 72 h limit)." title="" id="50" name="Picture"/>
             <a:graphic>
               <a:graphicData uri="http://schemas.openxmlformats.org/drawingml/2006/picture">
                 <pic:pic>
                   <pic:nvPicPr>
-                    <pic:cNvPr descr="results/paper/fig07_injection_mechanism.png" id="50" name="Picture"/>
+                    <pic:cNvPr descr="results/paper/fig07_injection_mechanism.png" id="51" name="Picture"/>
                     <pic:cNvPicPr>
                       <a:picLocks noChangeArrowheads="1" noChangeAspect="1"/>
                     </pic:cNvPicPr>
                   </pic:nvPicPr>
                   <pic:blipFill>
-                    <a:blip r:embed="rId48"/>
+                    <a:blip r:embed="rId49"/>
                     <a:stretch>
                       <a:fillRect/>
                     </a:stretch>
@@ -9711,8 +10234,8 @@
         <w:t xml:space="preserve">Left: water injection rate against available wind in case 3 (mean and 10–90 % range of hours). Right: distribution of the injection deficit (dashed: 72 h limit).</w:t>
       </w:r>
     </w:p>
-    <w:bookmarkEnd w:id="51"/>
-    <w:bookmarkStart w:id="55" w:name="sensitivity-analysis"/>
+    <w:bookmarkEnd w:id="52"/>
+    <w:bookmarkStart w:id="56" w:name="sensitivity-analysis"/>
     <w:p>
       <w:pPr>
         <w:pStyle w:val="Heading3"/>
@@ -10626,18 +11149,18 @@
           <wp:inline>
             <wp:extent cx="5334000" cy="4492807"/>
             <wp:effectExtent b="0" l="0" r="0" t="0"/>
-            <wp:docPr descr="Fig. 7. Sensitivity of annual CO2 emissions to wind farm size, CO2 and gas price, battery size, injection deficit limit, minimum number of GTs online, GT fleet and operating practice." title="" id="53" name="Picture"/>
+            <wp:docPr descr="Fig. 7. Sensitivity of annual CO2 emissions to wind farm size, CO2 and gas price, battery size, injection deficit limit, minimum number of GTs online, GT fleet and operating practice." title="" id="54" name="Picture"/>
             <a:graphic>
               <a:graphicData uri="http://schemas.openxmlformats.org/drawingml/2006/picture">
                 <pic:pic>
                   <pic:nvPicPr>
-                    <pic:cNvPr descr="results/paper/fig09_sensitivity_overview.png" id="54" name="Picture"/>
+                    <pic:cNvPr descr="results/paper/fig09_sensitivity_overview.png" id="55" name="Picture"/>
                     <pic:cNvPicPr>
                       <a:picLocks noChangeArrowheads="1" noChangeAspect="1"/>
                     </pic:cNvPicPr>
                   </pic:nvPicPr>
                   <pic:blipFill>
-                    <a:blip r:embed="rId52"/>
+                    <a:blip r:embed="rId53"/>
                     <a:stretch>
                       <a:fillRect/>
                     </a:stretch>
@@ -10682,8 +11205,8 @@
         <w:t xml:space="preserve">Sensitivity of annual CO2 emissions to wind farm size, CO2 and gas price, battery size, injection deficit limit, minimum number of GTs online, GT fleet and operating practice.</w:t>
       </w:r>
     </w:p>
-    <w:bookmarkEnd w:id="55"/>
-    <w:bookmarkStart w:id="59" w:name="validation"/>
+    <w:bookmarkEnd w:id="56"/>
+    <w:bookmarkStart w:id="60" w:name="validation"/>
     <w:p>
       <w:pPr>
         <w:pStyle w:val="Heading3"/>
@@ -11436,18 +11959,18 @@
           <wp:inline>
             <wp:extent cx="5334000" cy="3083079"/>
             <wp:effectExtent b="0" l="0" r="0" t="0"/>
-            <wp:docPr descr="Fig. 8. Left: model results divided by published benchmarks (1 = equal; shaded: ±20 %; grey bars: published ranges). Right: CO2 intensity of the Gullfaks, Snorre and Statfjord field centres (grey: GT-powered; teal: receiving Hywind Tampen power) with the model case 1 value (dashed)." title="" id="57" name="Picture"/>
+            <wp:docPr descr="Fig. 8. Left: model results divided by published benchmarks (1 = equal; shaded: ±20 %; grey bars: published ranges). Right: CO2 intensity of the Gullfaks, Snorre and Statfjord field centres (grey: GT-powered; teal: receiving Hywind Tampen power) with the model case 1 value (dashed)." title="" id="58" name="Picture"/>
             <a:graphic>
               <a:graphicData uri="http://schemas.openxmlformats.org/drawingml/2006/picture">
                 <pic:pic>
                   <pic:nvPicPr>
-                    <pic:cNvPr descr="results/paper/fig10_validation.png" id="58" name="Picture"/>
+                    <pic:cNvPr descr="results/paper/fig10_validation.png" id="59" name="Picture"/>
                     <pic:cNvPicPr>
                       <a:picLocks noChangeArrowheads="1" noChangeAspect="1"/>
                     </pic:cNvPicPr>
                   </pic:nvPicPr>
                   <pic:blipFill>
-                    <a:blip r:embed="rId56"/>
+                    <a:blip r:embed="rId57"/>
                     <a:stretch>
                       <a:fillRect/>
                     </a:stretch>
@@ -11492,9 +12015,547 @@
         <w:t xml:space="preserve">Left: model results divided by published benchmarks (1 = equal; shaded: ±20 %; grey bars: published ranges). Right: CO2 intensity of the Gullfaks, Snorre and Statfjord field centres (grey: GT-powered; teal: receiving Hywind Tampen power) with the model case 1 value (dashed).</w:t>
       </w:r>
     </w:p>
-    <w:bookmarkEnd w:id="59"/>
     <w:bookmarkEnd w:id="60"/>
-    <w:bookmarkStart w:id="66" w:name="discussion"/>
+    <w:bookmarkStart w:id="61" w:name="economic-indicators-1"/>
+    <w:p>
+      <w:pPr>
+        <w:pStyle w:val="Heading3"/>
+      </w:pPr>
+      <w:r>
+        <w:t xml:space="preserve">3.6 Economic indicators</w:t>
+      </w:r>
+    </w:p>
+    <w:p>
+      <w:pPr>
+        <w:pStyle w:val="FirstParagraph"/>
+      </w:pPr>
+      <w:r>
+        <w:rPr>
+          <w:bCs/>
+          <w:b/>
+        </w:rPr>
+        <w:t xml:space="preserve">Table 5.</w:t>
+      </w:r>
+      <w:r>
+        <w:t xml:space="preserve"> </w:t>
+      </w:r>
+      <w:r>
+        <w:t xml:space="preserve">Economic indicators (real NOK, 20 years; abatement cost range</w:t>
+      </w:r>
+      <w:r>
+        <w:t xml:space="preserve"> </w:t>
+      </w:r>
+      <w:r>
+        <w:t xml:space="preserve">from the O&amp;M range of floating wind).</w:t>
+      </w:r>
+    </w:p>
+    <w:tbl>
+      <w:tblPr>
+        <w:tblStyle w:val="Table"/>
+        <w:tblW w:type="pct" w:w="5000"/>
+        <w:tblLook w:firstRow="1" w:lastRow="0" w:firstColumn="0" w:lastColumn="0" w:noHBand="0" w:noVBand="0" w:val="0020"/>
+        <w:jc w:val="start"/>
+        <w:tblBorders>
+          <w:top w:val="single" w:sz="4" w:space="0" w:color="808080"/>
+          <w:left w:val="single" w:sz="4" w:space="0" w:color="808080"/>
+          <w:bottom w:val="single" w:sz="4" w:space="0" w:color="808080"/>
+          <w:right w:val="single" w:sz="4" w:space="0" w:color="808080"/>
+          <w:insideH w:val="single" w:sz="4" w:space="0" w:color="808080"/>
+          <w:insideV w:val="single" w:sz="4" w:space="0" w:color="808080"/>
+        </w:tblBorders>
+      </w:tblPr>
+      <w:tblGrid>
+        <w:gridCol w:w="1584"/>
+        <w:gridCol w:w="1584"/>
+        <w:gridCol w:w="1584"/>
+        <w:gridCol w:w="1584"/>
+        <w:gridCol w:w="1584"/>
+      </w:tblGrid>
+      <w:tr>
+        <w:trPr>
+          <w:tblHeader w:val="true"/>
+        </w:trPr>
+        <w:tc>
+          <w:tcPr/>
+          <w:p>
+            <w:pPr>
+              <w:pStyle w:val="Compact"/>
+              <w:jc w:val="left"/>
+            </w:pPr>
+            <w:r>
+              <w:t xml:space="preserve">Measure</w:t>
+            </w:r>
+          </w:p>
+        </w:tc>
+        <w:tc>
+          <w:tcPr/>
+          <w:p>
+            <w:pPr>
+              <w:pStyle w:val="Compact"/>
+              <w:jc w:val="left"/>
+            </w:pPr>
+            <w:r>
+              <w:t xml:space="preserve">CO2 avoided [kt/yr]</w:t>
+            </w:r>
+          </w:p>
+        </w:tc>
+        <w:tc>
+          <w:tcPr/>
+          <w:p>
+            <w:pPr>
+              <w:pStyle w:val="Compact"/>
+              <w:jc w:val="left"/>
+            </w:pPr>
+            <w:r>
+              <w:t xml:space="preserve">Fuel value saved [MNOK/yr]</w:t>
+            </w:r>
+          </w:p>
+        </w:tc>
+        <w:tc>
+          <w:tcPr/>
+          <w:p>
+            <w:pPr>
+              <w:pStyle w:val="Compact"/>
+              <w:jc w:val="left"/>
+            </w:pPr>
+            <w:r>
+              <w:t xml:space="preserve">Abatement cost [NOK/t], 7 % / 4 %</w:t>
+            </w:r>
+          </w:p>
+        </w:tc>
+        <w:tc>
+          <w:tcPr/>
+          <w:p>
+            <w:pPr>
+              <w:pStyle w:val="Compact"/>
+              <w:jc w:val="left"/>
+            </w:pPr>
+            <w:r>
+              <w:t xml:space="preserve">Break-even investment [MNOK], fuel / fuel + CO2</w:t>
+            </w:r>
+          </w:p>
+        </w:tc>
+      </w:tr>
+      <w:tr>
+        <w:tc>
+          <w:tcPr/>
+          <w:p>
+            <w:pPr>
+              <w:pStyle w:val="Compact"/>
+              <w:jc w:val="left"/>
+            </w:pPr>
+            <w:r>
+              <w:t xml:space="preserve">Wind farm, fixed demand (case 2 vs 1)</w:t>
+            </w:r>
+          </w:p>
+        </w:tc>
+        <w:tc>
+          <w:tcPr/>
+          <w:p>
+            <w:pPr>
+              <w:pStyle w:val="Compact"/>
+              <w:jc w:val="left"/>
+            </w:pPr>
+            <w:r>
+              <w:t xml:space="preserve">63.0</w:t>
+            </w:r>
+          </w:p>
+        </w:tc>
+        <w:tc>
+          <w:tcPr/>
+          <w:p>
+            <w:pPr>
+              <w:pStyle w:val="Compact"/>
+              <w:jc w:val="left"/>
+            </w:pPr>
+            <w:r>
+              <w:t xml:space="preserve">112.8</w:t>
+            </w:r>
+          </w:p>
+        </w:tc>
+        <w:tc>
+          <w:tcPr/>
+          <w:p>
+            <w:pPr>
+              <w:pStyle w:val="Compact"/>
+              <w:jc w:val="left"/>
+            </w:pPr>
+            <w:r>
+              <w:t xml:space="preserve">2,180–2,519 / 1,347–1,686</w:t>
+            </w:r>
+          </w:p>
+        </w:tc>
+        <w:tc>
+          <w:tcPr/>
+          <w:p>
+            <w:pPr>
+              <w:pStyle w:val="Compact"/>
+              <w:jc w:val="left"/>
+            </w:pPr>
+            <w:r>
+              <w:t xml:space="preserve">–</w:t>
+            </w:r>
+          </w:p>
+        </w:tc>
+      </w:tr>
+      <w:tr>
+        <w:tc>
+          <w:tcPr/>
+          <w:p>
+            <w:pPr>
+              <w:pStyle w:val="Compact"/>
+              <w:jc w:val="left"/>
+            </w:pPr>
+            <w:r>
+              <w:t xml:space="preserve">Wind farm with flexibility (case 3 vs 1)</w:t>
+            </w:r>
+          </w:p>
+        </w:tc>
+        <w:tc>
+          <w:tcPr/>
+          <w:p>
+            <w:pPr>
+              <w:pStyle w:val="Compact"/>
+              <w:jc w:val="left"/>
+            </w:pPr>
+            <w:r>
+              <w:t xml:space="preserve">70.2</w:t>
+            </w:r>
+          </w:p>
+        </w:tc>
+        <w:tc>
+          <w:tcPr/>
+          <w:p>
+            <w:pPr>
+              <w:pStyle w:val="Compact"/>
+              <w:jc w:val="left"/>
+            </w:pPr>
+            <w:r>
+              <w:t xml:space="preserve">125.7</w:t>
+            </w:r>
+          </w:p>
+        </w:tc>
+        <w:tc>
+          <w:tcPr/>
+          <w:p>
+            <w:pPr>
+              <w:pStyle w:val="Compact"/>
+              <w:jc w:val="left"/>
+            </w:pPr>
+            <w:r>
+              <w:t xml:space="preserve">1,774–2,078 / 1,026–1,330</w:t>
+            </w:r>
+          </w:p>
+        </w:tc>
+        <w:tc>
+          <w:tcPr/>
+          <w:p>
+            <w:pPr>
+              <w:pStyle w:val="Compact"/>
+              <w:jc w:val="left"/>
+            </w:pPr>
+            <w:r>
+              <w:t xml:space="preserve">–</w:t>
+            </w:r>
+          </w:p>
+        </w:tc>
+      </w:tr>
+      <w:tr>
+        <w:tc>
+          <w:tcPr/>
+          <w:p>
+            <w:pPr>
+              <w:pStyle w:val="Compact"/>
+              <w:jc w:val="left"/>
+            </w:pPr>
+            <w:r>
+              <w:t xml:space="preserve">Flexibility (case 3 vs 2)</w:t>
+            </w:r>
+          </w:p>
+        </w:tc>
+        <w:tc>
+          <w:tcPr/>
+          <w:p>
+            <w:pPr>
+              <w:pStyle w:val="Compact"/>
+              <w:jc w:val="left"/>
+            </w:pPr>
+            <w:r>
+              <w:t xml:space="preserve">7.2</w:t>
+            </w:r>
+          </w:p>
+        </w:tc>
+        <w:tc>
+          <w:tcPr/>
+          <w:p>
+            <w:pPr>
+              <w:pStyle w:val="Compact"/>
+              <w:jc w:val="left"/>
+            </w:pPr>
+            <w:r>
+              <w:t xml:space="preserve">12.9</w:t>
+            </w:r>
+          </w:p>
+        </w:tc>
+        <w:tc>
+          <w:tcPr/>
+          <w:p>
+            <w:pPr>
+              <w:pStyle w:val="Compact"/>
+              <w:jc w:val="left"/>
+            </w:pPr>
+            <w:r>
+              <w:t xml:space="preserve">−1,799 before implementation cost</w:t>
+            </w:r>
+          </w:p>
+        </w:tc>
+        <w:tc>
+          <w:tcPr/>
+          <w:p>
+            <w:pPr>
+              <w:pStyle w:val="Compact"/>
+              <w:jc w:val="left"/>
+            </w:pPr>
+            <w:r>
+              <w:t xml:space="preserve">137 / 288</w:t>
+            </w:r>
+          </w:p>
+        </w:tc>
+      </w:tr>
+      <w:tr>
+        <w:tc>
+          <w:tcPr/>
+          <w:p>
+            <w:pPr>
+              <w:pStyle w:val="Compact"/>
+              <w:jc w:val="left"/>
+            </w:pPr>
+            <w:r>
+              <w:t xml:space="preserve">Battery 4 MW / 4 MWh (case 4 vs 3)</w:t>
+            </w:r>
+          </w:p>
+        </w:tc>
+        <w:tc>
+          <w:tcPr/>
+          <w:p>
+            <w:pPr>
+              <w:pStyle w:val="Compact"/>
+              <w:jc w:val="left"/>
+            </w:pPr>
+            <w:r>
+              <w:t xml:space="preserve">0.3</w:t>
+            </w:r>
+          </w:p>
+        </w:tc>
+        <w:tc>
+          <w:tcPr/>
+          <w:p>
+            <w:pPr>
+              <w:pStyle w:val="Compact"/>
+              <w:jc w:val="left"/>
+            </w:pPr>
+            <w:r>
+              <w:t xml:space="preserve">0.5</w:t>
+            </w:r>
+          </w:p>
+        </w:tc>
+        <w:tc>
+          <w:tcPr/>
+          <w:p>
+            <w:pPr>
+              <w:pStyle w:val="Compact"/>
+              <w:jc w:val="left"/>
+            </w:pPr>
+            <w:r>
+              <w:t xml:space="preserve">−1,562 before battery cost</w:t>
+            </w:r>
+          </w:p>
+        </w:tc>
+        <w:tc>
+          <w:tcPr/>
+          <w:p>
+            <w:pPr>
+              <w:pStyle w:val="Compact"/>
+              <w:jc w:val="left"/>
+            </w:pPr>
+            <w:r>
+              <w:t xml:space="preserve">5 / 13</w:t>
+            </w:r>
+          </w:p>
+        </w:tc>
+      </w:tr>
+      <w:tr>
+        <w:tc>
+          <w:tcPr/>
+          <w:p>
+            <w:pPr>
+              <w:pStyle w:val="Compact"/>
+              <w:jc w:val="left"/>
+            </w:pPr>
+            <w:r>
+              <w:t xml:space="preserve">Small GT replacing one main GT (flexible)</w:t>
+            </w:r>
+          </w:p>
+        </w:tc>
+        <w:tc>
+          <w:tcPr/>
+          <w:p>
+            <w:pPr>
+              <w:pStyle w:val="Compact"/>
+              <w:jc w:val="left"/>
+            </w:pPr>
+            <w:r>
+              <w:t xml:space="preserve">9.7</w:t>
+            </w:r>
+          </w:p>
+        </w:tc>
+        <w:tc>
+          <w:tcPr/>
+          <w:p>
+            <w:pPr>
+              <w:pStyle w:val="Compact"/>
+              <w:jc w:val="left"/>
+            </w:pPr>
+            <w:r>
+              <w:t xml:space="preserve">17.4</w:t>
+            </w:r>
+          </w:p>
+        </w:tc>
+        <w:tc>
+          <w:tcPr/>
+          <w:p>
+            <w:pPr>
+              <w:pStyle w:val="Compact"/>
+              <w:jc w:val="left"/>
+            </w:pPr>
+            <w:r>
+              <w:t xml:space="preserve">−1,786 before GT cost</w:t>
+            </w:r>
+          </w:p>
+        </w:tc>
+        <w:tc>
+          <w:tcPr/>
+          <w:p>
+            <w:pPr>
+              <w:pStyle w:val="Compact"/>
+              <w:jc w:val="left"/>
+            </w:pPr>
+            <w:r>
+              <w:t xml:space="preserve">184 / 391</w:t>
+            </w:r>
+          </w:p>
+        </w:tc>
+      </w:tr>
+    </w:tbl>
+    <w:p>
+      <w:pPr>
+        <w:pStyle w:val="BodyText"/>
+      </w:pPr>
+      <w:r>
+        <w:t xml:space="preserve">With an investment of 2.5 billion NOK for 30 MW, the wind farm with fixed</w:t>
+      </w:r>
+      <w:r>
+        <w:t xml:space="preserve"> </w:t>
+      </w:r>
+      <w:r>
+        <w:t xml:space="preserve">demand avoids CO2 at 2,180–2,519 NOK/t at a 7 % discount rate and</w:t>
+      </w:r>
+      <w:r>
+        <w:t xml:space="preserve"> </w:t>
+      </w:r>
+      <w:r>
+        <w:t xml:space="preserve">1,347–1,686 NOK/t at 4 % (Table 5). This is of the same order as the</w:t>
+      </w:r>
+      <w:r>
+        <w:t xml:space="preserve"> </w:t>
+      </w:r>
+      <w:r>
+        <w:t xml:space="preserve">abatement cost of the power-from-shore projects most recently approved on</w:t>
+      </w:r>
+      <w:r>
+        <w:t xml:space="preserve"> </w:t>
+      </w:r>
+      <w:r>
+        <w:t xml:space="preserve">the Norwegian shelf, just under 2,000 NOK/t [35], and close to the</w:t>
+      </w:r>
+      <w:r>
+        <w:t xml:space="preserve"> </w:t>
+      </w:r>
+      <w:r>
+        <w:t xml:space="preserve">2,000 NOK/t CO2 price targeted for 2030 [26]. Scheduling the</w:t>
+      </w:r>
+      <w:r>
+        <w:t xml:space="preserve"> </w:t>
+      </w:r>
+      <w:r>
+        <w:t xml:space="preserve">flexible loads lowers the abatement cost of the same wind farm by about</w:t>
+      </w:r>
+      <w:r>
+        <w:t xml:space="preserve"> </w:t>
+      </w:r>
+      <w:r>
+        <w:t xml:space="preserve">400 NOK/t, to 1,774–2,078 NOK/t at 7 %, because it avoids 11 % more CO2 and</w:t>
+      </w:r>
+      <w:r>
+        <w:t xml:space="preserve"> </w:t>
+      </w:r>
+      <w:r>
+        <w:t xml:space="preserve">saves 11 % more fuel for the same investment.</w:t>
+      </w:r>
+    </w:p>
+    <w:p>
+      <w:pPr>
+        <w:pStyle w:val="BodyText"/>
+      </w:pPr>
+      <w:r>
+        <w:t xml:space="preserve">Flexibility on its own saves money before any implementation cost: the fuel</w:t>
+      </w:r>
+      <w:r>
+        <w:t xml:space="preserve"> </w:t>
+      </w:r>
+      <w:r>
+        <w:t xml:space="preserve">saved is worth about 1,800 NOK per tonne of CO2 avoided. An operator could</w:t>
+      </w:r>
+      <w:r>
+        <w:t xml:space="preserve"> </w:t>
+      </w:r>
+      <w:r>
+        <w:t xml:space="preserve">spend up to 137 MNOK on control systems and process changes and still break</w:t>
+      </w:r>
+      <w:r>
+        <w:t xml:space="preserve"> </w:t>
+      </w:r>
+      <w:r>
+        <w:t xml:space="preserve">even on the fuel saved alone, or 288 MNOK when the avoided CO2 cost is</w:t>
+      </w:r>
+      <w:r>
+        <w:t xml:space="preserve"> </w:t>
+      </w:r>
+      <w:r>
+        <w:t xml:space="preserve">included. A 4 MW / 4 MWh battery breaks even only below 5–13 MNOK, which is</w:t>
+      </w:r>
+      <w:r>
+        <w:t xml:space="preserve"> </w:t>
+      </w:r>
+      <w:r>
+        <w:t xml:space="preserve">low for an offshore installation of that size. A small GT that replaces one</w:t>
+      </w:r>
+      <w:r>
+        <w:t xml:space="preserve"> </w:t>
+      </w:r>
+      <w:r>
+        <w:t xml:space="preserve">main GT breaks even below 184–391 MNOK, before its additional maintenance and</w:t>
+      </w:r>
+      <w:r>
+        <w:t xml:space="preserve"> </w:t>
+      </w:r>
+      <w:r>
+        <w:t xml:space="preserve">its 262 starts per year are accounted for.</w:t>
+      </w:r>
+    </w:p>
+    <w:bookmarkEnd w:id="61"/>
+    <w:bookmarkEnd w:id="62"/>
+    <w:bookmarkStart w:id="68" w:name="discussion"/>
     <w:p>
       <w:pPr>
         <w:pStyle w:val="Heading2"/>
@@ -11503,7 +12564,7 @@
         <w:t xml:space="preserve">4 Discussion</w:t>
       </w:r>
     </w:p>
-    <w:bookmarkStart w:id="61" w:name="why-load-flexibility-works"/>
+    <w:bookmarkStart w:id="63" w:name="why-load-flexibility-works"/>
     <w:p>
       <w:pPr>
         <w:pStyle w:val="Heading3"/>
@@ -11730,8 +12791,8 @@
         <w:t xml:space="preserve">overhaul, where the number of starts of the small unit must be acceptable.</w:t>
       </w:r>
     </w:p>
-    <w:bookmarkEnd w:id="61"/>
-    <w:bookmarkStart w:id="62" w:name="comparison-with-earlier-studies"/>
+    <w:bookmarkEnd w:id="63"/>
+    <w:bookmarkStart w:id="64" w:name="comparison-with-earlier-studies"/>
     <w:p>
       <w:pPr>
         <w:pStyle w:val="Heading3"/>
@@ -11837,25 +12898,37 @@
         <w:t xml:space="preserve"> </w:t>
       </w:r>
       <w:r>
-        <w:t xml:space="preserve">emissions are not priced. The value of the fuel saved is of the same order</w:t>
-      </w:r>
-      <w:r>
-        <w:t xml:space="preserve"> </w:t>
-      </w:r>
-      <w:r>
-        <w:t xml:space="preserve">as the abatement cost threshold used for power-from-shore projects in</w:t>
-      </w:r>
-      <w:r>
-        <w:t xml:space="preserve"> </w:t>
-      </w:r>
-      <w:r>
-        <w:t xml:space="preserve">Norway [3], but power from shore requires large investments while</w:t>
-      </w:r>
-      <w:r>
-        <w:t xml:space="preserve"> </w:t>
-      </w:r>
-      <w:r>
-        <w:t xml:space="preserve">the flexibility studied here requires mainly a change in operation.</w:t>
+        <w:t xml:space="preserve">emissions are not priced. The wind farm, in contrast, needs a CO2 price of</w:t>
+      </w:r>
+      <w:r>
+        <w:t xml:space="preserve"> </w:t>
+      </w:r>
+      <w:r>
+        <w:t xml:space="preserve">about 1,800–2,500 NOK/t to break even at a 7 % discount rate, the same order</w:t>
+      </w:r>
+      <w:r>
+        <w:t xml:space="preserve"> </w:t>
+      </w:r>
+      <w:r>
+        <w:t xml:space="preserve">as power from shore [3,35], and flexibility lowers this</w:t>
+      </w:r>
+      <w:r>
+        <w:t xml:space="preserve"> </w:t>
+      </w:r>
+      <w:r>
+        <w:t xml:space="preserve">threshold by about 400 NOK/t. Power from shore and wind both require large</w:t>
+      </w:r>
+      <w:r>
+        <w:t xml:space="preserve"> </w:t>
+      </w:r>
+      <w:r>
+        <w:t xml:space="preserve">investments, whereas the flexibility studied here requires mainly a change</w:t>
+      </w:r>
+      <w:r>
+        <w:t xml:space="preserve"> </w:t>
+      </w:r>
+      <w:r>
+        <w:t xml:space="preserve">in operation.</w:t>
       </w:r>
     </w:p>
     <w:p>
@@ -11902,8 +12975,8 @@
         <w:t xml:space="preserve">a model of energy shifting alone, is needed to estimate it.</w:t>
       </w:r>
     </w:p>
-    <w:bookmarkEnd w:id="62"/>
-    <w:bookmarkStart w:id="63" w:name="practical-implementation"/>
+    <w:bookmarkEnd w:id="64"/>
+    <w:bookmarkStart w:id="65" w:name="practical-implementation"/>
     <w:p>
       <w:pPr>
         <w:pStyle w:val="Heading3"/>
@@ -12122,8 +13195,8 @@
         <w:t xml:space="preserve">volume, is available.</w:t>
       </w:r>
     </w:p>
-    <w:bookmarkEnd w:id="63"/>
-    <w:bookmarkStart w:id="64" w:name="robustness-of-the-conclusions"/>
+    <w:bookmarkEnd w:id="65"/>
+    <w:bookmarkStart w:id="66" w:name="robustness-of-the-conclusions"/>
     <w:p>
       <w:pPr>
         <w:pStyle w:val="Heading3"/>
@@ -12294,8 +13367,8 @@
         <w:t xml:space="preserve">it.</w:t>
       </w:r>
     </w:p>
-    <w:bookmarkEnd w:id="64"/>
-    <w:bookmarkStart w:id="65" w:name="limitations-and-future-work"/>
+    <w:bookmarkEnd w:id="66"/>
+    <w:bookmarkStart w:id="67" w:name="limitations-and-future-work"/>
     <w:p>
       <w:pPr>
         <w:pStyle w:val="Heading3"/>
@@ -12375,19 +13448,25 @@
         <w:t xml:space="preserve"> </w:t>
       </w:r>
       <w:r>
-        <w:t xml:space="preserve">or export. Investment and operating costs of the wind farm and battery are</w:t>
-      </w:r>
-      <w:r>
-        <w:t xml:space="preserve"> </w:t>
-      </w:r>
-      <w:r>
-        <w:t xml:space="preserve">outside the scope, so the results show the operational value of flexibility</w:t>
-      </w:r>
-      <w:r>
-        <w:t xml:space="preserve"> </w:t>
-      </w:r>
-      <w:r>
-        <w:t xml:space="preserve">but not the cost of CO2 abatement of the whole system. Finally, the small GT</w:t>
+        <w:t xml:space="preserve">or export. The economic indicators rest on the cost of one first-of-a-kind</w:t>
+      </w:r>
+      <w:r>
+        <w:t xml:space="preserve"> </w:t>
+      </w:r>
+      <w:r>
+        <w:t xml:space="preserve">floating wind farm and do not include the cost of implementing flexibility,</w:t>
+      </w:r>
+      <w:r>
+        <w:t xml:space="preserve"> </w:t>
+      </w:r>
+      <w:r>
+        <w:t xml:space="preserve">the battery or the small GT on an existing platform, for which break-even</w:t>
+      </w:r>
+      <w:r>
+        <w:t xml:space="preserve"> </w:t>
+      </w:r>
+      <w:r>
+        <w:t xml:space="preserve">values are given instead. Finally, the small GT</w:t>
       </w:r>
       <w:r>
         <w:t xml:space="preserve"> </w:t>
@@ -12440,9 +13519,9 @@
         <w:t xml:space="preserve">shore becomes necessary.</w:t>
       </w:r>
     </w:p>
-    <w:bookmarkEnd w:id="65"/>
-    <w:bookmarkEnd w:id="66"/>
-    <w:bookmarkStart w:id="67" w:name="conclusions"/>
+    <w:bookmarkEnd w:id="67"/>
+    <w:bookmarkEnd w:id="68"/>
+    <w:bookmarkStart w:id="69" w:name="conclusions"/>
     <w:p>
       <w:pPr>
         <w:pStyle w:val="Heading2"/>
@@ -12612,7 +13691,19 @@
         <w:t xml:space="preserve"> </w:t>
       </w:r>
       <w:r>
-        <w:t xml:space="preserve">the fuel saved pays for the measure without a carbon price.</w:t>
+        <w:t xml:space="preserve">the fuel saved pays for the measure without a carbon price: flexibility</w:t>
+      </w:r>
+      <w:r>
+        <w:t xml:space="preserve"> </w:t>
+      </w:r>
+      <w:r>
+        <w:t xml:space="preserve">breaks even for an implementation cost up to 137 MNOK, and it lowers the</w:t>
+      </w:r>
+      <w:r>
+        <w:t xml:space="preserve"> </w:t>
+      </w:r>
+      <w:r>
+        <w:t xml:space="preserve">abatement cost of the wind farm from 2,180–2,519 to 1,774–2,078 NOK/t.</w:t>
       </w:r>
     </w:p>
     <w:p>
@@ -12653,8 +13744,8 @@
         <w:t xml:space="preserve">and which complements storage and grid-forming technologies.</w:t>
       </w:r>
     </w:p>
-    <w:bookmarkEnd w:id="67"/>
-    <w:bookmarkStart w:id="68" w:name="declarations"/>
+    <w:bookmarkEnd w:id="69"/>
+    <w:bookmarkStart w:id="70" w:name="declarations"/>
     <w:p>
       <w:pPr>
         <w:pStyle w:val="Heading2"/>
@@ -12827,8 +13918,8 @@
         <w:t xml:space="preserve">Service information (2023). [Funding.]</w:t>
       </w:r>
     </w:p>
-    <w:bookmarkEnd w:id="68"/>
-    <w:bookmarkStart w:id="69" w:name="references"/>
+    <w:bookmarkEnd w:id="70"/>
+    <w:bookmarkStart w:id="71" w:name="references"/>
     <w:p>
       <w:pPr>
         <w:pStyle w:val="Heading2"/>
@@ -13093,8 +14184,32 @@
         <w:t xml:space="preserve">[32] Norwegian Offshore Directorate. FactPages – field production, yearly. https://factpages.sodir.no [accessed DATE].</w:t>
       </w:r>
     </w:p>
-    <w:bookmarkEnd w:id="69"/>
-    <w:bookmarkEnd w:id="70"/>
+    <w:p>
+      <w:pPr>
+        <w:pStyle w:val="BodyText"/>
+      </w:pPr>
+      <w:r>
+        <w:t xml:space="preserve">[33] Dighe VV, Huang L-J, Hernandez Montfort J, Serraris J-J. Improving O&amp;M simulations by integrating vessel motions for floating wind farms. J Mar Sci Eng 2024;12(11):1948. https://doi.org/10.3390/jmse12111948.</w:t>
+      </w:r>
+    </w:p>
+    <w:p>
+      <w:pPr>
+        <w:pStyle w:val="BodyText"/>
+      </w:pPr>
+      <w:r>
+        <w:t xml:space="preserve">[34] Norwegian Petroleum Directorate. Estimating abatement cost curves for power from shore [conference abstract]. International Association for Energy Economics (IAEE) conference proceedings. https://iaee.org/en/publications/proceedingsabstractpdf.aspx?id=12947 [accessed DATE].</w:t>
+      </w:r>
+    </w:p>
+    <w:p>
+      <w:pPr>
+        <w:pStyle w:val="BodyText"/>
+      </w:pPr>
+      <w:r>
+        <w:t xml:space="preserve">[35] Norwegian Offshore Directorate. New report about power from shore [news and report]. 2025. https://www.sodir.no/en/whats-new/news/general-news/2025/new-report-about-power-from-shore [accessed DATE].</w:t>
+      </w:r>
+    </w:p>
+    <w:bookmarkEnd w:id="71"/>
+    <w:bookmarkEnd w:id="72"/>
     <w:sectPr/>
   </w:body>
 </w:document>

--- a/docs/paper/paper.docx
+++ b/docs/paper/paper.docx
@@ -2,7 +2,7 @@
 <file path=word/document.xml><?xml version="1.0" encoding="utf-8"?>
 <w:document xmlns:w="http://schemas.openxmlformats.org/wordprocessingml/2006/main" xmlns:m="http://schemas.openxmlformats.org/officeDocument/2006/math" xmlns:r="http://schemas.openxmlformats.org/officeDocument/2006/relationships" xmlns:o="urn:schemas-microsoft-com:office:office" xmlns:v="urn:schemas-microsoft-com:vml" xmlns:w10="urn:schemas-microsoft-com:office:word" xmlns:a="http://schemas.openxmlformats.org/drawingml/2006/main" xmlns:pic="http://schemas.openxmlformats.org/drawingml/2006/picture" xmlns:wp="http://schemas.openxmlformats.org/drawingml/2006/wordprocessingDrawing">
   <w:body>
-    <w:bookmarkStart w:id="72" w:name="Xd969dbdcee26c3dc49c23a7936207aeb905ae7a"/>
+    <w:bookmarkStart w:id="76" w:name="Xd969dbdcee26c3dc49c23a7936207aeb905ae7a"/>
     <w:p>
       <w:pPr>
         <w:pStyle w:val="Heading1"/>
@@ -107,13 +107,7 @@
         <w:t xml:space="preserve"> </w:t>
       </w:r>
       <w:r>
-        <w:t xml:space="preserve">wind data. Postponed water injection is represented as a virtual storage</w:t>
-      </w:r>
-      <w:r>
-        <w:t xml:space="preserve"> </w:t>
-      </w:r>
-      <w:r>
-        <w:t xml:space="preserve">that must be caught up. For a 20.3 MW platform with a 30 MW wind farm, wind</w:t>
+        <w:t xml:space="preserve">wind data, with postponed water injection as a virtual storage. For a 20.3 MW platform with a 30 MW wind farm, wind</w:t>
       </w:r>
       <w:r>
         <w:t xml:space="preserve"> </w:t>
@@ -137,19 +131,19 @@
         <w:t xml:space="preserve"> </w:t>
       </w:r>
       <w:r>
-        <w:t xml:space="preserve">turbines online fall from 1,702 to 28. About 24 h of deferrable injection</w:t>
-      </w:r>
-      <w:r>
-        <w:t xml:space="preserve"> </w:t>
-      </w:r>
-      <w:r>
-        <w:t xml:space="preserve">captures the full benefit, and a small added gas turbine saves a similar</w:t>
-      </w:r>
-      <w:r>
-        <w:t xml:space="preserve"> </w:t>
-      </w:r>
-      <w:r>
-        <w:t xml:space="preserve">amount on top. Operating</w:t>
+        <w:t xml:space="preserve">turbines online fall from 1,702 to 28. Over ten weather years the benefit</w:t>
+      </w:r>
+      <w:r>
+        <w:t xml:space="preserve"> </w:t>
+      </w:r>
+      <w:r>
+        <w:t xml:space="preserve">is 10.5–11.7 %. About 24 h of deferrable injection captures it, and a</w:t>
+      </w:r>
+      <w:r>
+        <w:t xml:space="preserve"> </w:t>
+      </w:r>
+      <w:r>
+        <w:t xml:space="preserve">small added gas turbine is complementary. Operating</w:t>
       </w:r>
       <w:r>
         <w:t xml:space="preserve"> </w:t>
@@ -2627,7 +2621,13 @@
         <w:t xml:space="preserve"> </w:t>
       </w:r>
       <w:r>
-        <w:t xml:space="preserve">hourly resolution (Fig. 1). The platform produces oil with associated gas,</w:t>
+        <w:t xml:space="preserve">hourly resolution (Fig. 1), with cases 1–4 repeated for the weather years</w:t>
+      </w:r>
+      <w:r>
+        <w:t xml:space="preserve"> </w:t>
+      </w:r>
+      <w:r>
+        <w:t xml:space="preserve">2014–2022. The platform produces oil with associated gas,</w:t>
       </w:r>
       <w:r>
         <w:t xml:space="preserve"> </w:t>
@@ -7717,18 +7717,44 @@
       </w:r>
     </w:p>
     <w:bookmarkEnd w:id="31"/>
-    <w:bookmarkStart w:id="32" w:name="sensitivity-analysis-and-validation"/>
+    <w:bookmarkStart w:id="32" w:name="X32654d3cd445301b7caaa64f301babd56c5bfd2"/>
     <w:p>
       <w:pPr>
         <w:pStyle w:val="Heading3"/>
       </w:pPr>
       <w:r>
-        <w:t xml:space="preserve">2.7 Sensitivity analysis and validation</w:t>
+        <w:t xml:space="preserve">2.7 Weather years, sensitivity analysis and validation</w:t>
       </w:r>
     </w:p>
     <w:p>
       <w:pPr>
         <w:pStyle w:val="FirstParagraph"/>
+      </w:pPr>
+      <w:r>
+        <w:t xml:space="preserve">To test whether 2023 is representative, cases 1–4 were also run for each</w:t>
+      </w:r>
+      <w:r>
+        <w:t xml:space="preserve"> </w:t>
+      </w:r>
+      <w:r>
+        <w:t xml:space="preserve">weather year from 2014 to 2022 with ERA5 data at the same grid point and all</w:t>
+      </w:r>
+      <w:r>
+        <w:t xml:space="preserve"> </w:t>
+      </w:r>
+      <w:r>
+        <w:t xml:space="preserve">other inputs unchanged. The injection deficit limit was varied for 2016 and</w:t>
+      </w:r>
+      <w:r>
+        <w:t xml:space="preserve"> </w:t>
+      </w:r>
+      <w:r>
+        <w:t xml:space="preserve">2017 as well, the years in which the deficit reached its highest values.</w:t>
+      </w:r>
+    </w:p>
+    <w:p>
+      <w:pPr>
+        <w:pStyle w:val="BodyText"/>
       </w:pPr>
       <w:r>
         <w:t xml:space="preserve">Cases 2–4 were rerun with one input changed at a time:</w:t>
@@ -8667,7 +8693,7 @@
     </w:p>
     <w:bookmarkEnd w:id="33"/>
     <w:bookmarkEnd w:id="34"/>
-    <w:bookmarkStart w:id="62" w:name="results"/>
+    <w:bookmarkStart w:id="66" w:name="results"/>
     <w:p>
       <w:pPr>
         <w:pStyle w:val="Heading2"/>
@@ -12554,8 +12580,626 @@
       </w:r>
     </w:p>
     <w:bookmarkEnd w:id="61"/>
-    <w:bookmarkEnd w:id="62"/>
-    <w:bookmarkStart w:id="68" w:name="discussion"/>
+    <w:bookmarkStart w:id="65" w:name="weather-years"/>
+    <w:p>
+      <w:pPr>
+        <w:pStyle w:val="Heading3"/>
+      </w:pPr>
+      <w:r>
+        <w:t xml:space="preserve">3.7 Weather years</w:t>
+      </w:r>
+    </w:p>
+    <w:p>
+      <w:pPr>
+        <w:pStyle w:val="FirstParagraph"/>
+      </w:pPr>
+      <w:r>
+        <w:rPr>
+          <w:bCs/>
+          <w:b/>
+        </w:rPr>
+        <w:t xml:space="preserve">Table 6.</w:t>
+      </w:r>
+      <w:r>
+        <w:t xml:space="preserve"> </w:t>
+      </w:r>
+      <w:r>
+        <w:t xml:space="preserve">Results for ten weather years (ERA5, 2014–2023).</w:t>
+      </w:r>
+    </w:p>
+    <w:tbl>
+      <w:tblPr>
+        <w:tblStyle w:val="Table"/>
+        <w:tblW w:type="pct" w:w="5000"/>
+        <w:tblLook w:firstRow="1" w:lastRow="0" w:firstColumn="0" w:lastColumn="0" w:noHBand="0" w:noVBand="0" w:val="0020"/>
+        <w:jc w:val="start"/>
+        <w:tblBorders>
+          <w:top w:val="single" w:sz="4" w:space="0" w:color="808080"/>
+          <w:left w:val="single" w:sz="4" w:space="0" w:color="808080"/>
+          <w:bottom w:val="single" w:sz="4" w:space="0" w:color="808080"/>
+          <w:right w:val="single" w:sz="4" w:space="0" w:color="808080"/>
+          <w:insideH w:val="single" w:sz="4" w:space="0" w:color="808080"/>
+          <w:insideV w:val="single" w:sz="4" w:space="0" w:color="808080"/>
+        </w:tblBorders>
+      </w:tblPr>
+      <w:tblGrid>
+        <w:gridCol w:w="1980"/>
+        <w:gridCol w:w="1980"/>
+        <w:gridCol w:w="1980"/>
+        <w:gridCol w:w="1980"/>
+      </w:tblGrid>
+      <w:tr>
+        <w:trPr>
+          <w:tblHeader w:val="true"/>
+        </w:trPr>
+        <w:tc>
+          <w:tcPr/>
+          <w:p>
+            <w:pPr>
+              <w:pStyle w:val="Compact"/>
+            </w:pPr>
+          </w:p>
+        </w:tc>
+        <w:tc>
+          <w:tcPr/>
+          <w:p>
+            <w:pPr>
+              <w:pStyle w:val="Compact"/>
+              <w:jc w:val="left"/>
+            </w:pPr>
+            <w:r>
+              <w:t xml:space="preserve">Mean</w:t>
+            </w:r>
+          </w:p>
+        </w:tc>
+        <w:tc>
+          <w:tcPr/>
+          <w:p>
+            <w:pPr>
+              <w:pStyle w:val="Compact"/>
+              <w:jc w:val="left"/>
+            </w:pPr>
+            <w:r>
+              <w:t xml:space="preserve">Range</w:t>
+            </w:r>
+          </w:p>
+        </w:tc>
+        <w:tc>
+          <w:tcPr/>
+          <w:p>
+            <w:pPr>
+              <w:pStyle w:val="Compact"/>
+              <w:jc w:val="left"/>
+            </w:pPr>
+            <w:r>
+              <w:t xml:space="preserve">2023</w:t>
+            </w:r>
+          </w:p>
+        </w:tc>
+      </w:tr>
+      <w:tr>
+        <w:tc>
+          <w:tcPr/>
+          <w:p>
+            <w:pPr>
+              <w:pStyle w:val="Compact"/>
+              <w:jc w:val="left"/>
+            </w:pPr>
+            <w:r>
+              <w:t xml:space="preserve">Wind capacity factor</w:t>
+            </w:r>
+          </w:p>
+        </w:tc>
+        <w:tc>
+          <w:tcPr/>
+          <w:p>
+            <w:pPr>
+              <w:pStyle w:val="Compact"/>
+              <w:jc w:val="left"/>
+            </w:pPr>
+            <w:r>
+              <w:t xml:space="preserve">54.2 %</w:t>
+            </w:r>
+          </w:p>
+        </w:tc>
+        <w:tc>
+          <w:tcPr/>
+          <w:p>
+            <w:pPr>
+              <w:pStyle w:val="Compact"/>
+              <w:jc w:val="left"/>
+            </w:pPr>
+            <w:r>
+              <w:t xml:space="preserve">50.3–59.8 %</w:t>
+            </w:r>
+          </w:p>
+        </w:tc>
+        <w:tc>
+          <w:tcPr/>
+          <w:p>
+            <w:pPr>
+              <w:pStyle w:val="Compact"/>
+              <w:jc w:val="left"/>
+            </w:pPr>
+            <w:r>
+              <w:t xml:space="preserve">50.9 %</w:t>
+            </w:r>
+          </w:p>
+        </w:tc>
+      </w:tr>
+      <w:tr>
+        <w:tc>
+          <w:tcPr/>
+          <w:p>
+            <w:pPr>
+              <w:pStyle w:val="Compact"/>
+              <w:jc w:val="left"/>
+            </w:pPr>
+            <w:r>
+              <w:t xml:space="preserve">CO2 reduction, case 2 vs 1</w:t>
+            </w:r>
+          </w:p>
+        </w:tc>
+        <w:tc>
+          <w:tcPr/>
+          <w:p>
+            <w:pPr>
+              <w:pStyle w:val="Compact"/>
+              <w:jc w:val="left"/>
+            </w:pPr>
+            <w:r>
+              <w:t xml:space="preserve">51.8 %</w:t>
+            </w:r>
+          </w:p>
+        </w:tc>
+        <w:tc>
+          <w:tcPr/>
+          <w:p>
+            <w:pPr>
+              <w:pStyle w:val="Compact"/>
+              <w:jc w:val="left"/>
+            </w:pPr>
+            <w:r>
+              <w:t xml:space="preserve">48.5–55.6 %</w:t>
+            </w:r>
+          </w:p>
+        </w:tc>
+        <w:tc>
+          <w:tcPr/>
+          <w:p>
+            <w:pPr>
+              <w:pStyle w:val="Compact"/>
+              <w:jc w:val="left"/>
+            </w:pPr>
+            <w:r>
+              <w:t xml:space="preserve">49.4 %</w:t>
+            </w:r>
+          </w:p>
+        </w:tc>
+      </w:tr>
+      <w:tr>
+        <w:tc>
+          <w:tcPr/>
+          <w:p>
+            <w:pPr>
+              <w:pStyle w:val="Compact"/>
+              <w:jc w:val="left"/>
+            </w:pPr>
+            <w:r>
+              <w:t xml:space="preserve">CO2 reduction, case 3 vs 1</w:t>
+            </w:r>
+          </w:p>
+        </w:tc>
+        <w:tc>
+          <w:tcPr/>
+          <w:p>
+            <w:pPr>
+              <w:pStyle w:val="Compact"/>
+              <w:jc w:val="left"/>
+            </w:pPr>
+            <w:r>
+              <w:t xml:space="preserve">57.1 %</w:t>
+            </w:r>
+          </w:p>
+        </w:tc>
+        <w:tc>
+          <w:tcPr/>
+          <w:p>
+            <w:pPr>
+              <w:pStyle w:val="Compact"/>
+              <w:jc w:val="left"/>
+            </w:pPr>
+            <w:r>
+              <w:t xml:space="preserve">54.5–60.3 %</w:t>
+            </w:r>
+          </w:p>
+        </w:tc>
+        <w:tc>
+          <w:tcPr/>
+          <w:p>
+            <w:pPr>
+              <w:pStyle w:val="Compact"/>
+              <w:jc w:val="left"/>
+            </w:pPr>
+            <w:r>
+              <w:t xml:space="preserve">55.0 %</w:t>
+            </w:r>
+          </w:p>
+        </w:tc>
+      </w:tr>
+      <w:tr>
+        <w:tc>
+          <w:tcPr/>
+          <w:p>
+            <w:pPr>
+              <w:pStyle w:val="Compact"/>
+              <w:jc w:val="left"/>
+            </w:pPr>
+            <w:r>
+              <w:t xml:space="preserve">Flexibility benefit, case 2 − 3</w:t>
+            </w:r>
+          </w:p>
+        </w:tc>
+        <w:tc>
+          <w:tcPr/>
+          <w:p>
+            <w:pPr>
+              <w:pStyle w:val="Compact"/>
+              <w:jc w:val="left"/>
+            </w:pPr>
+            <w:r>
+              <w:t xml:space="preserve">6.8 kt (11.0 %)</w:t>
+            </w:r>
+          </w:p>
+        </w:tc>
+        <w:tc>
+          <w:tcPr/>
+          <w:p>
+            <w:pPr>
+              <w:pStyle w:val="Compact"/>
+              <w:jc w:val="left"/>
+            </w:pPr>
+            <w:r>
+              <w:t xml:space="preserve">5.9–7.7 kt (10.5–11.7 %)</w:t>
+            </w:r>
+          </w:p>
+        </w:tc>
+        <w:tc>
+          <w:tcPr/>
+          <w:p>
+            <w:pPr>
+              <w:pStyle w:val="Compact"/>
+              <w:jc w:val="left"/>
+            </w:pPr>
+            <w:r>
+              <w:t xml:space="preserve">7.2 kt (11.1 %)</w:t>
+            </w:r>
+          </w:p>
+        </w:tc>
+      </w:tr>
+      <w:tr>
+        <w:tc>
+          <w:tcPr/>
+          <w:p>
+            <w:pPr>
+              <w:pStyle w:val="Compact"/>
+              <w:jc w:val="left"/>
+            </w:pPr>
+            <w:r>
+              <w:t xml:space="preserve">Hours with two GTs, case 2 / case 3</w:t>
+            </w:r>
+          </w:p>
+        </w:tc>
+        <w:tc>
+          <w:tcPr/>
+          <w:p>
+            <w:pPr>
+              <w:pStyle w:val="Compact"/>
+            </w:pPr>
+          </w:p>
+        </w:tc>
+        <w:tc>
+          <w:tcPr/>
+          <w:p>
+            <w:pPr>
+              <w:pStyle w:val="Compact"/>
+              <w:jc w:val="left"/>
+            </w:pPr>
+            <w:r>
+              <w:t xml:space="preserve">1,082–1,889 / 4–66</w:t>
+            </w:r>
+          </w:p>
+        </w:tc>
+        <w:tc>
+          <w:tcPr/>
+          <w:p>
+            <w:pPr>
+              <w:pStyle w:val="Compact"/>
+              <w:jc w:val="left"/>
+            </w:pPr>
+            <w:r>
+              <w:t xml:space="preserve">1,702 / 28</w:t>
+            </w:r>
+          </w:p>
+        </w:tc>
+      </w:tr>
+      <w:tr>
+        <w:tc>
+          <w:tcPr/>
+          <w:p>
+            <w:pPr>
+              <w:pStyle w:val="Compact"/>
+              <w:jc w:val="left"/>
+            </w:pPr>
+            <w:r>
+              <w:t xml:space="preserve">Battery benefit, case 3 − 4</w:t>
+            </w:r>
+          </w:p>
+        </w:tc>
+        <w:tc>
+          <w:tcPr/>
+          <w:p>
+            <w:pPr>
+              <w:pStyle w:val="Compact"/>
+              <w:jc w:val="left"/>
+            </w:pPr>
+            <w:r>
+              <w:t xml:space="preserve">0.3 kt</w:t>
+            </w:r>
+          </w:p>
+        </w:tc>
+        <w:tc>
+          <w:tcPr/>
+          <w:p>
+            <w:pPr>
+              <w:pStyle w:val="Compact"/>
+              <w:jc w:val="left"/>
+            </w:pPr>
+            <w:r>
+              <w:t xml:space="preserve">0.25–0.42 kt</w:t>
+            </w:r>
+          </w:p>
+        </w:tc>
+        <w:tc>
+          <w:tcPr/>
+          <w:p>
+            <w:pPr>
+              <w:pStyle w:val="Compact"/>
+              <w:jc w:val="left"/>
+            </w:pPr>
+            <w:r>
+              <w:t xml:space="preserve">0.3 kt</w:t>
+            </w:r>
+          </w:p>
+        </w:tc>
+      </w:tr>
+      <w:tr>
+        <w:tc>
+          <w:tcPr/>
+          <w:p>
+            <w:pPr>
+              <w:pStyle w:val="Compact"/>
+              <w:jc w:val="left"/>
+            </w:pPr>
+            <w:r>
+              <w:t xml:space="preserve">Maximum injection deficit</w:t>
+            </w:r>
+          </w:p>
+        </w:tc>
+        <w:tc>
+          <w:tcPr/>
+          <w:p>
+            <w:pPr>
+              <w:pStyle w:val="Compact"/>
+            </w:pPr>
+          </w:p>
+        </w:tc>
+        <w:tc>
+          <w:tcPr/>
+          <w:p>
+            <w:pPr>
+              <w:pStyle w:val="Compact"/>
+              <w:jc w:val="left"/>
+            </w:pPr>
+            <w:r>
+              <w:t xml:space="preserve">25.8–59.3 h</w:t>
+            </w:r>
+          </w:p>
+        </w:tc>
+        <w:tc>
+          <w:tcPr/>
+          <w:p>
+            <w:pPr>
+              <w:pStyle w:val="Compact"/>
+              <w:jc w:val="left"/>
+            </w:pPr>
+            <w:r>
+              <w:t xml:space="preserve">27.5 h</w:t>
+            </w:r>
+          </w:p>
+        </w:tc>
+      </w:tr>
+    </w:tbl>
+    <w:p>
+      <w:pPr>
+        <w:pStyle w:val="BodyText"/>
+      </w:pPr>
+      <w:r>
+        <w:t xml:space="preserve">The weather year changes the benefit of wind more than the benefit of</w:t>
+      </w:r>
+      <w:r>
+        <w:t xml:space="preserve"> </w:t>
+      </w:r>
+      <w:r>
+        <w:t xml:space="preserve">flexibility (Table 6, Fig. 9). Over the ten years the capacity factor of the</w:t>
+      </w:r>
+      <w:r>
+        <w:t xml:space="preserve"> </w:t>
+      </w:r>
+      <w:r>
+        <w:t xml:space="preserve">wind farm ranges from 50.3 % to 59.8 %, and 2023 is one of the calmer years.</w:t>
+      </w:r>
+      <w:r>
+        <w:t xml:space="preserve"> </w:t>
+      </w:r>
+      <w:r>
+        <w:t xml:space="preserve">The reduction with fixed demand (case 2) ranges from 48.5 % to 55.6 %. The</w:t>
+      </w:r>
+      <w:r>
+        <w:t xml:space="preserve"> </w:t>
+      </w:r>
+      <w:r>
+        <w:t xml:space="preserve">additional saving from flexibility is remarkably stable at 10.5–11.7 % of</w:t>
+      </w:r>
+      <w:r>
+        <w:t xml:space="preserve"> </w:t>
+      </w:r>
+      <w:r>
+        <w:t xml:space="preserve">case 2 emissions, or 5.9–7.7 kt/yr, and averages 11.0 %, almost exactly the</w:t>
+      </w:r>
+      <w:r>
+        <w:t xml:space="preserve"> </w:t>
+      </w:r>
+      <w:r>
+        <w:t xml:space="preserve">2023 value. In absolute terms it is largest in the calm years 2016, 2021 and</w:t>
+      </w:r>
+      <w:r>
+        <w:t xml:space="preserve"> </w:t>
+      </w:r>
+      <w:r>
+        <w:t xml:space="preserve">2023, in which a second GT is needed most often with fixed demand, and</w:t>
+      </w:r>
+      <w:r>
+        <w:t xml:space="preserve"> </w:t>
+      </w:r>
+      <w:r>
+        <w:t xml:space="preserve">smallest in the windy year 2022. Flexibility removes 96–100 % of the hours</w:t>
+      </w:r>
+      <w:r>
+        <w:t xml:space="preserve"> </w:t>
+      </w:r>
+      <w:r>
+        <w:t xml:space="preserve">with two GTs online in every year, and no year loses production or leaves</w:t>
+      </w:r>
+      <w:r>
+        <w:t xml:space="preserve"> </w:t>
+      </w:r>
+      <w:r>
+        <w:t xml:space="preserve">demand unmet.</w:t>
+      </w:r>
+    </w:p>
+    <w:p>
+      <w:pPr>
+        <w:pStyle w:val="BodyText"/>
+      </w:pPr>
+      <w:r>
+        <w:t xml:space="preserve">The injection deficit varies more between years than the saving does. Its</w:t>
+      </w:r>
+      <w:r>
+        <w:t xml:space="preserve"> </w:t>
+      </w:r>
+      <w:r>
+        <w:t xml:space="preserve">maximum ranges from 26 to 59 h, below the 72 h limit in every year, and up</w:t>
+      </w:r>
+      <w:r>
+        <w:t xml:space="preserve"> </w:t>
+      </w:r>
+      <w:r>
+        <w:t xml:space="preserve">to 28 h remain to be caught up at the end of a year. In 2016 and 2017, the</w:t>
+      </w:r>
+      <w:r>
+        <w:t xml:space="preserve"> </w:t>
+      </w:r>
+      <w:r>
+        <w:t xml:space="preserve">years with the largest deficits, a limit of 24 h still captures 98 % of the</w:t>
+      </w:r>
+      <w:r>
+        <w:t xml:space="preserve"> </w:t>
+      </w:r>
+      <w:r>
+        <w:t xml:space="preserve">saving obtained with 72 h (58.4 against 58.3 kt in 2016, 52.7 against</w:t>
+      </w:r>
+      <w:r>
+        <w:t xml:space="preserve"> </w:t>
+      </w:r>
+      <w:r>
+        <w:t xml:space="preserve">52.6 kt in 2017). The conclusion that about one day of deferral is enough</w:t>
+      </w:r>
+      <w:r>
+        <w:t xml:space="preserve"> </w:t>
+      </w:r>
+      <w:r>
+        <w:t xml:space="preserve">therefore holds for all weather years tested.</w:t>
+      </w:r>
+    </w:p>
+    <w:p>
+      <w:pPr>
+        <w:pStyle w:val="CaptionedFigure"/>
+      </w:pPr>
+      <w:r>
+        <w:drawing>
+          <wp:inline>
+            <wp:extent cx="5334000" cy="2584515"/>
+            <wp:effectExtent b="0" l="0" r="0" t="0"/>
+            <wp:docPr descr="Fig. 9. Flexibility benefit (case 2 − case 3, bars) and wind capacity factor (line) for the weather years 2014–2023." title="" id="63" name="Picture"/>
+            <a:graphic>
+              <a:graphicData uri="http://schemas.openxmlformats.org/drawingml/2006/picture">
+                <pic:pic>
+                  <pic:nvPicPr>
+                    <pic:cNvPr descr="results/paper/fig11_multi_year.png" id="64" name="Picture"/>
+                    <pic:cNvPicPr>
+                      <a:picLocks noChangeArrowheads="1" noChangeAspect="1"/>
+                    </pic:cNvPicPr>
+                  </pic:nvPicPr>
+                  <pic:blipFill>
+                    <a:blip r:embed="rId62"/>
+                    <a:stretch>
+                      <a:fillRect/>
+                    </a:stretch>
+                  </pic:blipFill>
+                  <pic:spPr bwMode="auto">
+                    <a:xfrm>
+                      <a:off x="0" y="0"/>
+                      <a:ext cx="5334000" cy="2584515"/>
+                    </a:xfrm>
+                    <a:prstGeom prst="rect">
+                      <a:avLst/>
+                    </a:prstGeom>
+                    <a:noFill/>
+                    <a:ln w="9525">
+                      <a:noFill/>
+                      <a:headEnd/>
+                      <a:tailEnd/>
+                    </a:ln>
+                  </pic:spPr>
+                </pic:pic>
+              </a:graphicData>
+            </a:graphic>
+          </wp:inline>
+        </w:drawing>
+      </w:r>
+    </w:p>
+    <w:p>
+      <w:pPr>
+        <w:pStyle w:val="ImageCaption"/>
+      </w:pPr>
+      <w:r>
+        <w:rPr>
+          <w:bCs/>
+          <w:b/>
+        </w:rPr>
+        <w:t xml:space="preserve">Fig. 9.</w:t>
+      </w:r>
+      <w:r>
+        <w:t xml:space="preserve"> </w:t>
+      </w:r>
+      <w:r>
+        <w:t xml:space="preserve">Flexibility benefit (case 2 − case 3, bars) and wind capacity factor (line) for the weather years 2014–2023.</w:t>
+      </w:r>
+    </w:p>
+    <w:bookmarkEnd w:id="65"/>
+    <w:bookmarkEnd w:id="66"/>
+    <w:bookmarkStart w:id="72" w:name="discussion"/>
     <w:p>
       <w:pPr>
         <w:pStyle w:val="Heading2"/>
@@ -12564,7 +13208,7 @@
         <w:t xml:space="preserve">4 Discussion</w:t>
       </w:r>
     </w:p>
-    <w:bookmarkStart w:id="63" w:name="why-load-flexibility-works"/>
+    <w:bookmarkStart w:id="67" w:name="why-load-flexibility-works"/>
     <w:p>
       <w:pPr>
         <w:pStyle w:val="Heading3"/>
@@ -12791,8 +13435,8 @@
         <w:t xml:space="preserve">overhaul, where the number of starts of the small unit must be acceptable.</w:t>
       </w:r>
     </w:p>
-    <w:bookmarkEnd w:id="63"/>
-    <w:bookmarkStart w:id="64" w:name="comparison-with-earlier-studies"/>
+    <w:bookmarkEnd w:id="67"/>
+    <w:bookmarkStart w:id="68" w:name="comparison-with-earlier-studies"/>
     <w:p>
       <w:pPr>
         <w:pStyle w:val="Heading3"/>
@@ -12975,8 +13619,8 @@
         <w:t xml:space="preserve">a model of energy shifting alone, is needed to estimate it.</w:t>
       </w:r>
     </w:p>
-    <w:bookmarkEnd w:id="64"/>
-    <w:bookmarkStart w:id="65" w:name="practical-implementation"/>
+    <w:bookmarkEnd w:id="68"/>
+    <w:bookmarkStart w:id="69" w:name="practical-implementation"/>
     <w:p>
       <w:pPr>
         <w:pStyle w:val="Heading3"/>
@@ -13195,8 +13839,8 @@
         <w:t xml:space="preserve">volume, is available.</w:t>
       </w:r>
     </w:p>
-    <w:bookmarkEnd w:id="65"/>
-    <w:bookmarkStart w:id="66" w:name="robustness-of-the-conclusions"/>
+    <w:bookmarkEnd w:id="69"/>
+    <w:bookmarkStart w:id="70" w:name="robustness-of-the-conclusions"/>
     <w:p>
       <w:pPr>
         <w:pStyle w:val="Heading3"/>
@@ -13367,8 +14011,8 @@
         <w:t xml:space="preserve">it.</w:t>
       </w:r>
     </w:p>
-    <w:bookmarkEnd w:id="66"/>
-    <w:bookmarkStart w:id="67" w:name="limitations-and-future-work"/>
+    <w:bookmarkEnd w:id="70"/>
+    <w:bookmarkStart w:id="71" w:name="limitations-and-future-work"/>
     <w:p>
       <w:pPr>
         <w:pStyle w:val="Heading3"/>
@@ -13442,13 +14086,13 @@
         <w:t xml:space="preserve"> </w:t>
       </w:r>
       <w:r>
-        <w:t xml:space="preserve">analysis covers one weather year and a single platform without power import</w:t>
-      </w:r>
-      <w:r>
-        <w:t xml:space="preserve"> </w:t>
-      </w:r>
-      <w:r>
-        <w:t xml:space="preserve">or export. The economic indicators rest on the cost of one first-of-a-kind</w:t>
+        <w:t xml:space="preserve">analysis covers ten weather years at one site and a single platform without</w:t>
+      </w:r>
+      <w:r>
+        <w:t xml:space="preserve"> </w:t>
+      </w:r>
+      <w:r>
+        <w:t xml:space="preserve">power import or export. The economic indicators rest on the cost of one first-of-a-kind</w:t>
       </w:r>
       <w:r>
         <w:t xml:space="preserve"> </w:t>
@@ -13486,13 +14130,13 @@
         <w:pStyle w:val="BodyText"/>
       </w:pPr>
       <w:r>
-        <w:t xml:space="preserve">Future work should test the approach with wind forecast errors and several</w:t>
-      </w:r>
-      <w:r>
-        <w:t xml:space="preserve"> </w:t>
-      </w:r>
-      <w:r>
-        <w:t xml:space="preserve">weather years, add pump start costs and a reservoir model for the injection</w:t>
+        <w:t xml:space="preserve">Future work should test the approach with wind forecast errors, add pump</w:t>
+      </w:r>
+      <w:r>
+        <w:t xml:space="preserve"> </w:t>
+      </w:r>
+      <w:r>
+        <w:t xml:space="preserve">start costs and a reservoir model for the injection</w:t>
       </w:r>
       <w:r>
         <w:t xml:space="preserve"> </w:t>
@@ -13519,9 +14163,9 @@
         <w:t xml:space="preserve">shore becomes necessary.</w:t>
       </w:r>
     </w:p>
-    <w:bookmarkEnd w:id="67"/>
-    <w:bookmarkEnd w:id="68"/>
-    <w:bookmarkStart w:id="69" w:name="conclusions"/>
+    <w:bookmarkEnd w:id="71"/>
+    <w:bookmarkEnd w:id="72"/>
+    <w:bookmarkStart w:id="73" w:name="conclusions"/>
     <w:p>
       <w:pPr>
         <w:pStyle w:val="Heading2"/>
@@ -13589,7 +14233,13 @@
         <w:t xml:space="preserve"> </w:t>
       </w:r>
       <w:r>
-        <w:t xml:space="preserve">(7.2 kt/yr) without lost production. GT low-load hours fall by 34 % and</w:t>
+        <w:t xml:space="preserve">(7.2 kt/yr) without lost production, and by 10.5–11.7 % in each of ten</w:t>
+      </w:r>
+      <w:r>
+        <w:t xml:space="preserve"> </w:t>
+      </w:r>
+      <w:r>
+        <w:t xml:space="preserve">weather years. GT low-load hours fall by 34 % and</w:t>
       </w:r>
       <w:r>
         <w:t xml:space="preserve"> </w:t>
@@ -13744,8 +14394,8 @@
         <w:t xml:space="preserve">and which complements storage and grid-forming technologies.</w:t>
       </w:r>
     </w:p>
-    <w:bookmarkEnd w:id="69"/>
-    <w:bookmarkStart w:id="70" w:name="declarations"/>
+    <w:bookmarkEnd w:id="73"/>
+    <w:bookmarkStart w:id="74" w:name="declarations"/>
     <w:p>
       <w:pPr>
         <w:pStyle w:val="Heading2"/>
@@ -13918,8 +14568,8 @@
         <w:t xml:space="preserve">Service information (2023). [Funding.]</w:t>
       </w:r>
     </w:p>
-    <w:bookmarkEnd w:id="70"/>
-    <w:bookmarkStart w:id="71" w:name="references"/>
+    <w:bookmarkEnd w:id="74"/>
+    <w:bookmarkStart w:id="75" w:name="references"/>
     <w:p>
       <w:pPr>
         <w:pStyle w:val="Heading2"/>
@@ -14208,8 +14858,8 @@
         <w:t xml:space="preserve">[35] Norwegian Offshore Directorate. New report about power from shore [news and report]. 2025. https://www.sodir.no/en/whats-new/news/general-news/2025/new-report-about-power-from-shore [accessed DATE].</w:t>
       </w:r>
     </w:p>
-    <w:bookmarkEnd w:id="71"/>
-    <w:bookmarkEnd w:id="72"/>
+    <w:bookmarkEnd w:id="75"/>
+    <w:bookmarkEnd w:id="76"/>
     <w:sectPr/>
   </w:body>
 </w:document>

--- a/docs/paper/paper.docx
+++ b/docs/paper/paper.docx
@@ -2550,13 +2550,19 @@
         <w:t xml:space="preserve"> </w:t>
       </w:r>
       <w:r>
-        <w:t xml:space="preserve">a battery, with sensitivity analysis on the assumptions that drive the</w:t>
-      </w:r>
-      <w:r>
-        <w:t xml:space="preserve"> </w:t>
-      </w:r>
-      <w:r>
-        <w:t xml:space="preserve">result, and validation against Hywind Tampen and reported field data.</w:t>
+        <w:t xml:space="preserve">a battery, over ten weather years, with sensitivity analysis on the</w:t>
+      </w:r>
+      <w:r>
+        <w:t xml:space="preserve"> </w:t>
+      </w:r>
+      <w:r>
+        <w:t xml:space="preserve">assumptions that drive the result, validation against Hywind Tampen and</w:t>
+      </w:r>
+      <w:r>
+        <w:t xml:space="preserve"> </w:t>
+      </w:r>
+      <w:r>
+        <w:t xml:space="preserve">reported field data, and economic indicators.</w:t>
       </w:r>
     </w:p>
     <w:p>
@@ -2892,7 +2898,7 @@
         <w:t xml:space="preserve"> </w:t>
       </w:r>
       <w:r>
-        <w:t xml:space="preserve">configuration file with its unit and source; 29 of 101 parameters are marked</w:t>
+        <w:t xml:space="preserve">configuration file with its unit and source; 31 of 109 parameters are marked</w:t>
       </w:r>
       <w:r>
         <w:t xml:space="preserve"> </w:t>
@@ -3045,7 +3051,7 @@
         <w:t xml:space="preserve"> </w:t>
       </w:r>
       <w:r>
-        <w:t xml:space="preserve">2023 were taken from the ERA5 reanalysis [20] at the grid point</w:t>
+        <w:t xml:space="preserve">2014–2023 were taken from the ERA5 reanalysis [20] at the grid point</w:t>
       </w:r>
       <w:r>
         <w:t xml:space="preserve"> </w:t>
@@ -7757,7 +7763,13 @@
         <w:pStyle w:val="BodyText"/>
       </w:pPr>
       <w:r>
-        <w:t xml:space="preserve">Cases 2–4 were rerun with one input changed at a time:</w:t>
+        <w:t xml:space="preserve">For the base year 2023, cases 2–4 were rerun with one input changed at a</w:t>
+      </w:r>
+      <w:r>
+        <w:t xml:space="preserve"> </w:t>
+      </w:r>
+      <w:r>
+        <w:t xml:space="preserve">time:</w:t>
       </w:r>
     </w:p>
     <w:p>
@@ -12944,7 +12956,7 @@
               <w:jc w:val="left"/>
             </w:pPr>
             <w:r>
-              <w:t xml:space="preserve">0.3 kt</w:t>
+              <w:t xml:space="preserve">0.35 kt</w:t>
             </w:r>
           </w:p>
         </w:tc>
@@ -12968,7 +12980,7 @@
               <w:jc w:val="left"/>
             </w:pPr>
             <w:r>
-              <w:t xml:space="preserve">0.3 kt</w:t>
+              <w:t xml:space="preserve">0.32 kt</w:t>
             </w:r>
           </w:p>
         </w:tc>
@@ -13264,7 +13276,7 @@
         <w:t xml:space="preserve"> </w:t>
       </w:r>
       <w:r>
-        <w:t xml:space="preserve">capacity of about one day captures it all, because these hours occur in</w:t>
+        <w:t xml:space="preserve">capacity of about one day captures almost all of it, because these hours occur in</w:t>
       </w:r>
       <w:r>
         <w:t xml:space="preserve"> </w:t>
@@ -13750,7 +13762,13 @@
         <w:t xml:space="preserve"> </w:t>
       </w:r>
       <w:r>
-        <w:t xml:space="preserve">increase emissions by 40–50 % compared with the optimised schedules, and</w:t>
+        <w:t xml:space="preserve">increase emissions by 40 % with fixed demand and by 53 % with flexible</w:t>
+      </w:r>
+      <w:r>
+        <w:t xml:space="preserve"> </w:t>
+      </w:r>
+      <w:r>
+        <w:t xml:space="preserve">demand compared with the optimised schedules, and</w:t>
       </w:r>
       <w:r>
         <w:t xml:space="preserve"> </w:t>
@@ -14191,13 +14209,13 @@
         <w:t xml:space="preserve"> </w:t>
       </w:r>
       <w:r>
-        <w:t xml:space="preserve">them together with the gas turbines and a wind farm for one year at hourly</w:t>
-      </w:r>
-      <w:r>
-        <w:t xml:space="preserve"> </w:t>
-      </w:r>
-      <w:r>
-        <w:t xml:space="preserve">resolution. The main conclusions are:</w:t>
+        <w:t xml:space="preserve">them together with the gas turbines and a wind farm at hourly resolution</w:t>
+      </w:r>
+      <w:r>
+        <w:t xml:space="preserve"> </w:t>
+      </w:r>
+      <w:r>
+        <w:t xml:space="preserve">for ten weather years. The main conclusions are:</w:t>
       </w:r>
     </w:p>
     <w:p>
@@ -14565,7 +14583,7 @@
         <w:t xml:space="preserve"> </w:t>
       </w:r>
       <w:r>
-        <w:t xml:space="preserve">Service information (2023). [Funding.]</w:t>
+        <w:t xml:space="preserve">Service information (2014–2023). [Funding.]</w:t>
       </w:r>
     </w:p>
     <w:bookmarkEnd w:id="74"/>

--- a/docs/paper/paper.docx
+++ b/docs/paper/paper.docx
@@ -1980,79 +1980,73 @@
         <w:pStyle w:val="FirstParagraph"/>
       </w:pPr>
       <w:r>
-        <w:t xml:space="preserve">The petroleum industry accounts for about a quarter of Norway’s greenhouse</w:t>
-      </w:r>
-      <w:r>
-        <w:t xml:space="preserve"> </w:t>
-      </w:r>
-      <w:r>
-        <w:t xml:space="preserve">gas emissions [1], and most of these emissions come from</w:t>
-      </w:r>
-      <w:r>
-        <w:t xml:space="preserve"> </w:t>
-      </w:r>
-      <w:r>
-        <w:t xml:space="preserve">gas turbines (GTs) that generate power and drive compressors on the offshore</w:t>
-      </w:r>
-      <w:r>
-        <w:t xml:space="preserve"> </w:t>
-      </w:r>
-      <w:r>
-        <w:t xml:space="preserve">installations [2]. Power from shore removes them</w:t>
-      </w:r>
-      <w:r>
-        <w:t xml:space="preserve"> </w:t>
-      </w:r>
-      <w:r>
-        <w:t xml:space="preserve">where a grid connection is feasible. A Norwegian government study found that</w:t>
-      </w:r>
-      <w:r>
-        <w:t xml:space="preserve"> </w:t>
-      </w:r>
-      <w:r>
-        <w:t xml:space="preserve">the electrification projects then planned would cut emissions at less than</w:t>
-      </w:r>
-      <w:r>
-        <w:t xml:space="preserve"> </w:t>
-      </w:r>
-      <w:r>
-        <w:t xml:space="preserve">NOK 1,500 per tonne of CO2 [3], and the CO2 cost faced by operators</w:t>
-      </w:r>
-      <w:r>
-        <w:t xml:space="preserve"> </w:t>
-      </w:r>
-      <w:r>
-        <w:t xml:space="preserve">has since risen from about NOK 860 per tonne in 2020 to NOK 1,860 in 2025</w:t>
-      </w:r>
-      <w:r>
-        <w:t xml:space="preserve"> </w:t>
-      </w:r>
-      <w:r>
-        <w:t xml:space="preserve">[4]. Many installations, however, are far from shore, too small to</w:t>
-      </w:r>
-      <w:r>
-        <w:t xml:space="preserve"> </w:t>
-      </w:r>
-      <w:r>
-        <w:t xml:space="preserve">justify a cable, or connected to a grid whose capacity is needed onshore.</w:t>
-      </w:r>
-      <w:r>
-        <w:t xml:space="preserve"> </w:t>
-      </w:r>
-      <w:r>
-        <w:t xml:space="preserve">The operators’ own assessments found the alternatives to power from shore</w:t>
-      </w:r>
-      <w:r>
-        <w:t xml:space="preserve"> </w:t>
-      </w:r>
-      <w:r>
-        <w:t xml:space="preserve">more costly or less effective [4], which is why improving the</w:t>
-      </w:r>
-      <w:r>
-        <w:t xml:space="preserve"> </w:t>
-      </w:r>
-      <w:r>
-        <w:t xml:space="preserve">efficiency of the remaining offshore power plants matters.</w:t>
+        <w:t xml:space="preserve">Petroleum activities account for about a quarter of Norway’s greenhouse gas</w:t>
+      </w:r>
+      <w:r>
+        <w:t xml:space="preserve"> </w:t>
+      </w:r>
+      <w:r>
+        <w:t xml:space="preserve">emissions [1]. Most of these emissions come from gas</w:t>
+      </w:r>
+      <w:r>
+        <w:t xml:space="preserve"> </w:t>
+      </w:r>
+      <w:r>
+        <w:t xml:space="preserve">turbines (GTs) that generate power and drive compressors offshore</w:t>
+      </w:r>
+      <w:r>
+        <w:t xml:space="preserve"> </w:t>
+      </w:r>
+      <w:r>
+        <w:t xml:space="preserve">[2]. Power from shore removes them where a cable is</w:t>
+      </w:r>
+      <w:r>
+        <w:t xml:space="preserve"> </w:t>
+      </w:r>
+      <w:r>
+        <w:t xml:space="preserve">feasible; the electrification projects planned in 2020 had abatement costs</w:t>
+      </w:r>
+      <w:r>
+        <w:t xml:space="preserve"> </w:t>
+      </w:r>
+      <w:r>
+        <w:t xml:space="preserve">below NOK 1,500 per tonne of CO2 [3], and the CO2 cost paid by</w:t>
+      </w:r>
+      <w:r>
+        <w:t xml:space="preserve"> </w:t>
+      </w:r>
+      <w:r>
+        <w:t xml:space="preserve">operators has since risen from about NOK 860 to NOK 1,860 per tonne</w:t>
+      </w:r>
+      <w:r>
+        <w:t xml:space="preserve"> </w:t>
+      </w:r>
+      <w:r>
+        <w:t xml:space="preserve">[4]. Many installations are too far from shore or too small for a</w:t>
+      </w:r>
+      <w:r>
+        <w:t xml:space="preserve"> </w:t>
+      </w:r>
+      <w:r>
+        <w:t xml:space="preserve">cable, however, or depend on onshore grid capacity that is needed elsewhere.</w:t>
+      </w:r>
+      <w:r>
+        <w:t xml:space="preserve"> </w:t>
+      </w:r>
+      <w:r>
+        <w:t xml:space="preserve">Operators have judged the alternatives to power from shore to be more costly</w:t>
+      </w:r>
+      <w:r>
+        <w:t xml:space="preserve"> </w:t>
+      </w:r>
+      <w:r>
+        <w:t xml:space="preserve">or less effective [4]. For those installations, the efficiency of</w:t>
+      </w:r>
+      <w:r>
+        <w:t xml:space="preserve"> </w:t>
+      </w:r>
+      <w:r>
+        <w:t xml:space="preserve">the offshore power plant still decides the emissions.</w:t>
       </w:r>
     </w:p>
     <w:p>
@@ -2060,73 +2054,61 @@
         <w:pStyle w:val="BodyText"/>
       </w:pPr>
       <w:r>
-        <w:t xml:space="preserve">Offshore wind connected directly to a platform’s power system is the most</w:t>
-      </w:r>
-      <w:r>
-        <w:t xml:space="preserve"> </w:t>
-      </w:r>
-      <w:r>
-        <w:t xml:space="preserve">studied alternative. He et al. [5] showed more than a decade ago that</w:t>
-      </w:r>
-      <w:r>
-        <w:t xml:space="preserve"> </w:t>
-      </w:r>
-      <w:r>
-        <w:t xml:space="preserve">wind could supply part of the demand of North Sea platforms and reduce</w:t>
-      </w:r>
-      <w:r>
-        <w:t xml:space="preserve"> </w:t>
-      </w:r>
-      <w:r>
-        <w:t xml:space="preserve">their emissions, and Marvik et al. [6] found that a cluster of</w:t>
-      </w:r>
-      <w:r>
-        <w:t xml:space="preserve"> </w:t>
-      </w:r>
-      <w:r>
-        <w:t xml:space="preserve">platforms with an integrated wind farm can be operated with acceptable</w:t>
-      </w:r>
-      <w:r>
-        <w:t xml:space="preserve"> </w:t>
-      </w:r>
-      <w:r>
-        <w:t xml:space="preserve">transient stability. Riboldi and Nord [7] optimised the design of</w:t>
-      </w:r>
-      <w:r>
-        <w:t xml:space="preserve"> </w:t>
-      </w:r>
-      <w:r>
-        <w:t xml:space="preserve">an offshore combined-cycle plant with a wind farm and concluded that the</w:t>
-      </w:r>
-      <w:r>
-        <w:t xml:space="preserve"> </w:t>
-      </w:r>
-      <w:r>
-        <w:t xml:space="preserve">economic case depends on favourable gas and CO2 prices. The concept has now</w:t>
-      </w:r>
-      <w:r>
-        <w:t xml:space="preserve"> </w:t>
-      </w:r>
-      <w:r>
-        <w:t xml:space="preserve">been realised: Hywind Tampen, an 88 MW floating wind farm supplying five</w:t>
-      </w:r>
-      <w:r>
-        <w:t xml:space="preserve"> </w:t>
-      </w:r>
-      <w:r>
-        <w:t xml:space="preserve">platforms in the Norwegian North Sea, has operated since 2023 and is</w:t>
-      </w:r>
-      <w:r>
-        <w:t xml:space="preserve"> </w:t>
-      </w:r>
-      <w:r>
-        <w:t xml:space="preserve">expected to cover about 35 % of their electricity demand and avoid about</w:t>
-      </w:r>
-      <w:r>
-        <w:t xml:space="preserve"> </w:t>
-      </w:r>
-      <w:r>
-        <w:t xml:space="preserve">200 kt of CO2 per year [8].</w:t>
+        <w:t xml:space="preserve">Wind power connected directly to the platform grid has been studied for more</w:t>
+      </w:r>
+      <w:r>
+        <w:t xml:space="preserve"> </w:t>
+      </w:r>
+      <w:r>
+        <w:t xml:space="preserve">than a decade. He et al. [5] assessed the potential of integrating wind</w:t>
+      </w:r>
+      <w:r>
+        <w:t xml:space="preserve"> </w:t>
+      </w:r>
+      <w:r>
+        <w:t xml:space="preserve">power with offshore oil and gas platforms, and Marvik et al. [6]</w:t>
+      </w:r>
+      <w:r>
+        <w:t xml:space="preserve"> </w:t>
+      </w:r>
+      <w:r>
+        <w:t xml:space="preserve">studied the transient stability of a cluster of North Sea installations with</w:t>
+      </w:r>
+      <w:r>
+        <w:t xml:space="preserve"> </w:t>
+      </w:r>
+      <w:r>
+        <w:t xml:space="preserve">an integrated wind farm. Riboldi and Nord [7] optimised an</w:t>
+      </w:r>
+      <w:r>
+        <w:t xml:space="preserve"> </w:t>
+      </w:r>
+      <w:r>
+        <w:t xml:space="preserve">offshore combined-cycle plant with a wind farm and found that its economics</w:t>
+      </w:r>
+      <w:r>
+        <w:t xml:space="preserve"> </w:t>
+      </w:r>
+      <w:r>
+        <w:t xml:space="preserve">depend on gas and CO2 prices. Hywind Tampen, an 88 MW floating wind farm that</w:t>
+      </w:r>
+      <w:r>
+        <w:t xml:space="preserve"> </w:t>
+      </w:r>
+      <w:r>
+        <w:t xml:space="preserve">supplies five platforms, has operated since 2023; it is expected to cover</w:t>
+      </w:r>
+      <w:r>
+        <w:t xml:space="preserve"> </w:t>
+      </w:r>
+      <w:r>
+        <w:t xml:space="preserve">about 35 % of their electricity demand and to avoid about 200 kt of CO2 per</w:t>
+      </w:r>
+      <w:r>
+        <w:t xml:space="preserve"> </w:t>
+      </w:r>
+      <w:r>
+        <w:t xml:space="preserve">year [8].</w:t>
       </w:r>
     </w:p>
     <w:p>
@@ -2134,79 +2116,55 @@
         <w:pStyle w:val="BodyText"/>
       </w:pPr>
       <w:r>
-        <w:t xml:space="preserve">On an off-grid platform, wind power saves less fuel than its energy</w:t>
-      </w:r>
-      <w:r>
-        <w:t xml:space="preserve"> </w:t>
-      </w:r>
-      <w:r>
-        <w:t xml:space="preserve">suggests. The wind turbines are usually grid-following, so at least one GT</w:t>
-      </w:r>
-      <w:r>
-        <w:t xml:space="preserve"> </w:t>
-      </w:r>
-      <w:r>
-        <w:t xml:space="preserve">must stay online for frequency and voltage control, and enough GT capacity</w:t>
-      </w:r>
-      <w:r>
-        <w:t xml:space="preserve"> </w:t>
-      </w:r>
-      <w:r>
-        <w:t xml:space="preserve">must run to cover a sudden loss of wind or of a generator. When wind</w:t>
-      </w:r>
-      <w:r>
-        <w:t xml:space="preserve"> </w:t>
-      </w:r>
-      <w:r>
-        <w:t xml:space="preserve">supplies part of the demand, the GTs therefore run at low load, where their</w:t>
-      </w:r>
-      <w:r>
-        <w:t xml:space="preserve"> </w:t>
-      </w:r>
-      <w:r>
-        <w:t xml:space="preserve">efficiency falls steeply: the reference turbine of the LEOGO platform drops</w:t>
-      </w:r>
-      <w:r>
-        <w:t xml:space="preserve"> </w:t>
-      </w:r>
-      <w:r>
-        <w:t xml:space="preserve">from about 35 % electric efficiency at full load to below 20 % near minimum</w:t>
-      </w:r>
-      <w:r>
-        <w:t xml:space="preserve"> </w:t>
-      </w:r>
-      <w:r>
-        <w:t xml:space="preserve">stable load [9]. Exergy analyses of North Sea platforms have</w:t>
-      </w:r>
-      <w:r>
-        <w:t xml:space="preserve"> </w:t>
-      </w:r>
-      <w:r>
-        <w:t xml:space="preserve">found that the gas turbines account for 62–65 % of the exergy destroyed on a</w:t>
-      </w:r>
-      <w:r>
-        <w:t xml:space="preserve"> </w:t>
-      </w:r>
-      <w:r>
-        <w:t xml:space="preserve">platform, more than the whole processing plant [10]. The fuel saved</w:t>
-      </w:r>
-      <w:r>
-        <w:t xml:space="preserve"> </w:t>
-      </w:r>
-      <w:r>
-        <w:t xml:space="preserve">per MWh of wind is thus limited by how the remaining GT capacity must be</w:t>
-      </w:r>
-      <w:r>
-        <w:t xml:space="preserve"> </w:t>
-      </w:r>
-      <w:r>
-        <w:t xml:space="preserve">operated, and a large part of the wind energy is curtailed when it exceeds</w:t>
-      </w:r>
-      <w:r>
-        <w:t xml:space="preserve"> </w:t>
-      </w:r>
-      <w:r>
-        <w:t xml:space="preserve">what the platform can absorb.</w:t>
+        <w:t xml:space="preserve">The fuel saved per MWh of wind is smaller on such a platform than on a large</w:t>
+      </w:r>
+      <w:r>
+        <w:t xml:space="preserve"> </w:t>
+      </w:r>
+      <w:r>
+        <w:t xml:space="preserve">grid. The wind turbines follow the grid frequency rather than set it, so at</w:t>
+      </w:r>
+      <w:r>
+        <w:t xml:space="preserve"> </w:t>
+      </w:r>
+      <w:r>
+        <w:t xml:space="preserve">least one GT must stay online, and the running GTs must hold enough spare</w:t>
+      </w:r>
+      <w:r>
+        <w:t xml:space="preserve"> </w:t>
+      </w:r>
+      <w:r>
+        <w:t xml:space="preserve">capacity to cover the loss of wind or of a generator. When wind supplies part</w:t>
+      </w:r>
+      <w:r>
+        <w:t xml:space="preserve"> </w:t>
+      </w:r>
+      <w:r>
+        <w:t xml:space="preserve">of the demand, the GTs run at part load. That is where they are least</w:t>
+      </w:r>
+      <w:r>
+        <w:t xml:space="preserve"> </w:t>
+      </w:r>
+      <w:r>
+        <w:t xml:space="preserve">efficient: the LEOGO reference turbine falls from about 35 % electric</w:t>
+      </w:r>
+      <w:r>
+        <w:t xml:space="preserve"> </w:t>
+      </w:r>
+      <w:r>
+        <w:t xml:space="preserve">efficiency at full load to below 20 % near its minimum stable load</w:t>
+      </w:r>
+      <w:r>
+        <w:t xml:space="preserve"> </w:t>
+      </w:r>
+      <w:r>
+        <w:t xml:space="preserve">[9]. Exergy analyses of North Sea platforms attribute 62–65 % of</w:t>
+      </w:r>
+      <w:r>
+        <w:t xml:space="preserve"> </w:t>
+      </w:r>
+      <w:r>
+        <w:t xml:space="preserve">the exergy destroyed on a platform to the gas turbines [10].</w:t>
       </w:r>
     </w:p>
     <w:p>
@@ -2214,79 +2172,61 @@
         <w:pStyle w:val="BodyText"/>
       </w:pPr>
       <w:r>
-        <w:t xml:space="preserve">Operational optimisation can recover part of this loss. The open-source</w:t>
-      </w:r>
-      <w:r>
-        <w:t xml:space="preserve"> </w:t>
-      </w:r>
-      <w:r>
-        <w:t xml:space="preserve">tool Oogeso optimises GT commitment, wind use and storage on platforms, and</w:t>
-      </w:r>
-      <w:r>
-        <w:t xml:space="preserve"> </w:t>
-      </w:r>
-      <w:r>
-        <w:t xml:space="preserve">shows that a battery that provides reserve lets one turbine be switched off</w:t>
-      </w:r>
-      <w:r>
-        <w:t xml:space="preserve"> </w:t>
-      </w:r>
-      <w:r>
-        <w:t xml:space="preserve">and the remaining turbines run more efficiently [11]. The Low</w:t>
-      </w:r>
-      <w:r>
-        <w:t xml:space="preserve"> </w:t>
-      </w:r>
-      <w:r>
-        <w:t xml:space="preserve">Emission Oil and Gas Open (LEOGO) reference platform provides a common data</w:t>
-      </w:r>
-      <w:r>
-        <w:t xml:space="preserve"> </w:t>
-      </w:r>
-      <w:r>
-        <w:t xml:space="preserve">set for such studies [9]. Planning models for offshore energy</w:t>
-      </w:r>
-      <w:r>
-        <w:t xml:space="preserve"> </w:t>
-      </w:r>
-      <w:r>
-        <w:t xml:space="preserve">hubs choose investments in wind, storage and cables to meet emission targets</w:t>
-      </w:r>
-      <w:r>
-        <w:t xml:space="preserve"> </w:t>
-      </w:r>
-      <w:r>
-        <w:t xml:space="preserve">[12], and power-system studies have examined how relaxing GT</w:t>
-      </w:r>
-      <w:r>
-        <w:t xml:space="preserve"> </w:t>
-      </w:r>
-      <w:r>
-        <w:t xml:space="preserve">operating constraints lets the platform absorb more wind [13]. In</w:t>
-      </w:r>
-      <w:r>
-        <w:t xml:space="preserve"> </w:t>
-      </w:r>
-      <w:r>
-        <w:t xml:space="preserve">these studies, however, the platform load is a given time series or a fixed</w:t>
-      </w:r>
-      <w:r>
-        <w:t xml:space="preserve"> </w:t>
-      </w:r>
-      <w:r>
-        <w:t xml:space="preserve">demand. Svendsen [11] identifies demand-side flexibility as</w:t>
-      </w:r>
-      <w:r>
-        <w:t xml:space="preserve"> </w:t>
-      </w:r>
-      <w:r>
-        <w:t xml:space="preserve">important for reducing the need for costly storage, and leaves its</w:t>
-      </w:r>
-      <w:r>
-        <w:t xml:space="preserve"> </w:t>
-      </w:r>
-      <w:r>
-        <w:t xml:space="preserve">representation in operational optimisation to future work.</w:t>
+        <w:t xml:space="preserve">Operational optimisation recovers part of this loss. The open-source tool</w:t>
+      </w:r>
+      <w:r>
+        <w:t xml:space="preserve"> </w:t>
+      </w:r>
+      <w:r>
+        <w:t xml:space="preserve">Oogeso optimises GT commitment, wind use and storage; with a battery</w:t>
+      </w:r>
+      <w:r>
+        <w:t xml:space="preserve"> </w:t>
+      </w:r>
+      <w:r>
+        <w:t xml:space="preserve">providing reserve, one turbine can be switched off and the others run at</w:t>
+      </w:r>
+      <w:r>
+        <w:t xml:space="preserve"> </w:t>
+      </w:r>
+      <w:r>
+        <w:t xml:space="preserve">higher load [11]. The LEOGO reference platform gives a common data</w:t>
+      </w:r>
+      <w:r>
+        <w:t xml:space="preserve"> </w:t>
+      </w:r>
+      <w:r>
+        <w:t xml:space="preserve">set for such studies [9]. Zhang et al. [12] plan</w:t>
+      </w:r>
+      <w:r>
+        <w:t xml:space="preserve"> </w:t>
+      </w:r>
+      <w:r>
+        <w:t xml:space="preserve">investments in offshore energy hubs under emission targets, and Khan et al.</w:t>
+      </w:r>
+      <w:r>
+        <w:t xml:space="preserve"> </w:t>
+      </w:r>
+      <w:r>
+        <w:t xml:space="preserve">[13] show that relaxing GT operating constraints lets a platform grid</w:t>
+      </w:r>
+      <w:r>
+        <w:t xml:space="preserve"> </w:t>
+      </w:r>
+      <w:r>
+        <w:t xml:space="preserve">absorb more wind. In all of these, the platform load is an input. Svendsen</w:t>
+      </w:r>
+      <w:r>
+        <w:t xml:space="preserve"> </w:t>
+      </w:r>
+      <w:r>
+        <w:t xml:space="preserve">[11] names demand-side flexibility as a way to reduce the need for</w:t>
+      </w:r>
+      <w:r>
+        <w:t xml:space="preserve"> </w:t>
+      </w:r>
+      <w:r>
+        <w:t xml:space="preserve">storage but leaves it for future work.</w:t>
       </w:r>
     </w:p>
     <w:p>
@@ -2294,61 +2234,49 @@
         <w:pStyle w:val="BodyText"/>
       </w:pPr>
       <w:r>
-        <w:t xml:space="preserve">Demand-side flexibility is well established in onshore process industries.</w:t>
-      </w:r>
-      <w:r>
-        <w:t xml:space="preserve"> </w:t>
-      </w:r>
-      <w:r>
-        <w:t xml:space="preserve">Scheduling of energy-intensive production, such as steel, cement, aluminium</w:t>
-      </w:r>
-      <w:r>
-        <w:t xml:space="preserve"> </w:t>
-      </w:r>
-      <w:r>
-        <w:t xml:space="preserve">or air separation, around electricity prices has been studied extensively</w:t>
-      </w:r>
-      <w:r>
-        <w:t xml:space="preserve"> </w:t>
-      </w:r>
-      <w:r>
-        <w:t xml:space="preserve">[14,15]. Those studies exploit time-varying</w:t>
-      </w:r>
-      <w:r>
-        <w:t xml:space="preserve"> </w:t>
-      </w:r>
-      <w:r>
-        <w:t xml:space="preserve">prices in a large grid. An off-grid platform is different: there is no</w:t>
-      </w:r>
-      <w:r>
-        <w:t xml:space="preserve"> </w:t>
-      </w:r>
-      <w:r>
-        <w:t xml:space="preserve">price signal, and the value of moving a load lies in the fuel and emissions</w:t>
-      </w:r>
-      <w:r>
-        <w:t xml:space="preserve"> </w:t>
-      </w:r>
-      <w:r>
-        <w:t xml:space="preserve">of its own power plant. That value is strongly non-linear, because it</w:t>
-      </w:r>
-      <w:r>
-        <w:t xml:space="preserve"> </w:t>
-      </w:r>
-      <w:r>
-        <w:t xml:space="preserve">depends on whether a load change allows a GT to be stopped or avoids</w:t>
-      </w:r>
-      <w:r>
-        <w:t xml:space="preserve"> </w:t>
-      </w:r>
-      <w:r>
-        <w:t xml:space="preserve">starting one, and it is limited by process constraints that are specific</w:t>
-      </w:r>
-      <w:r>
-        <w:t xml:space="preserve"> </w:t>
-      </w:r>
-      <w:r>
-        <w:t xml:space="preserve">to oil and gas production.</w:t>
+        <w:t xml:space="preserve">Onshore, moving industrial loads in time is an established subject. Zhang and</w:t>
+      </w:r>
+      <w:r>
+        <w:t xml:space="preserve"> </w:t>
+      </w:r>
+      <w:r>
+        <w:t xml:space="preserve">Grossmann [14] review how energy-intensive production can</w:t>
+      </w:r>
+      <w:r>
+        <w:t xml:space="preserve"> </w:t>
+      </w:r>
+      <w:r>
+        <w:t xml:space="preserve">be scheduled around electricity prices, and Golmohamadi [15]</w:t>
+      </w:r>
+      <w:r>
+        <w:t xml:space="preserve"> </w:t>
+      </w:r>
+      <w:r>
+        <w:t xml:space="preserve">reviews demand-side management in heavy industries such as cement and</w:t>
+      </w:r>
+      <w:r>
+        <w:t xml:space="preserve"> </w:t>
+      </w:r>
+      <w:r>
+        <w:t xml:space="preserve">aluminium. These studies respond to price signals in a large grid. An</w:t>
+      </w:r>
+      <w:r>
+        <w:t xml:space="preserve"> </w:t>
+      </w:r>
+      <w:r>
+        <w:t xml:space="preserve">off-grid platform has no price signal. Moving a load is worth something only</w:t>
+      </w:r>
+      <w:r>
+        <w:t xml:space="preserve"> </w:t>
+      </w:r>
+      <w:r>
+        <w:t xml:space="preserve">through the platform’s own power plant, and the value is highly non-linear:</w:t>
+      </w:r>
+      <w:r>
+        <w:t xml:space="preserve"> </w:t>
+      </w:r>
+      <w:r>
+        <w:t xml:space="preserve">it depends on whether the change lets a GT stop, or avoids starting one.</w:t>
       </w:r>
     </w:p>
     <w:p>
@@ -2356,67 +2284,55 @@
         <w:pStyle w:val="BodyText"/>
       </w:pPr>
       <w:r>
-        <w:t xml:space="preserve">The process plant on an oil platform is not a fixed load. Water injection</w:t>
-      </w:r>
-      <w:r>
-        <w:t xml:space="preserve"> </w:t>
-      </w:r>
-      <w:r>
-        <w:t xml:space="preserve">for pressure support is one of the largest electric consumers, second only</w:t>
-      </w:r>
-      <w:r>
-        <w:t xml:space="preserve"> </w:t>
-      </w:r>
-      <w:r>
-        <w:t xml:space="preserve">to gas compression on the platforms studied by Nguyen et al. [10].</w:t>
-      </w:r>
-      <w:r>
-        <w:t xml:space="preserve"> </w:t>
-      </w:r>
-      <w:r>
-        <w:t xml:space="preserve">It can be postponed for hours as long as the cumulative injection meets the</w:t>
-      </w:r>
-      <w:r>
-        <w:t xml:space="preserve"> </w:t>
-      </w:r>
-      <w:r>
-        <w:t xml:space="preserve">reservoir’s needs, because reservoir pressure responds slowly. Production</w:t>
-      </w:r>
-      <w:r>
-        <w:t xml:space="preserve"> </w:t>
-      </w:r>
-      <w:r>
-        <w:t xml:space="preserve">can be reduced, at the cost of lost revenue. Other loads, such as utilities</w:t>
-      </w:r>
-      <w:r>
-        <w:t xml:space="preserve"> </w:t>
-      </w:r>
-      <w:r>
-        <w:t xml:space="preserve">and safety systems, must run at all times. How much flexibility these</w:t>
-      </w:r>
-      <w:r>
-        <w:t xml:space="preserve"> </w:t>
-      </w:r>
-      <w:r>
-        <w:t xml:space="preserve">consumers offer, and what it is worth, depends on equipment limits that a</w:t>
-      </w:r>
-      <w:r>
-        <w:t xml:space="preserve"> </w:t>
-      </w:r>
-      <w:r>
-        <w:t xml:space="preserve">fixed load profile hides: parallel trains, minimum-flow recycle on</w:t>
-      </w:r>
-      <w:r>
-        <w:t xml:space="preserve"> </w:t>
-      </w:r>
-      <w:r>
-        <w:t xml:space="preserve">compressors and pumps, ramp limits, and the requirement to catch up</w:t>
-      </w:r>
-      <w:r>
-        <w:t xml:space="preserve"> </w:t>
-      </w:r>
-      <w:r>
-        <w:t xml:space="preserve">postponed injection.</w:t>
+        <w:t xml:space="preserve">Platform loads are not fixed either. Water injection is one of the largest</w:t>
+      </w:r>
+      <w:r>
+        <w:t xml:space="preserve"> </w:t>
+      </w:r>
+      <w:r>
+        <w:t xml:space="preserve">consumers; on the platforms studied by Nguyen et al. [10] only gas</w:t>
+      </w:r>
+      <w:r>
+        <w:t xml:space="preserve"> </w:t>
+      </w:r>
+      <w:r>
+        <w:t xml:space="preserve">compression used more power. Injection can be postponed for hours as long as</w:t>
+      </w:r>
+      <w:r>
+        <w:t xml:space="preserve"> </w:t>
+      </w:r>
+      <w:r>
+        <w:t xml:space="preserve">the cumulative volume meets the reservoir’s needs, because reservoir pressure</w:t>
+      </w:r>
+      <w:r>
+        <w:t xml:space="preserve"> </w:t>
+      </w:r>
+      <w:r>
+        <w:t xml:space="preserve">responds slowly. Production can also be cut, but the lost revenue is large.</w:t>
+      </w:r>
+      <w:r>
+        <w:t xml:space="preserve"> </w:t>
+      </w:r>
+      <w:r>
+        <w:t xml:space="preserve">Utilities and safety systems must run at all times. How much of this</w:t>
+      </w:r>
+      <w:r>
+        <w:t xml:space="preserve"> </w:t>
+      </w:r>
+      <w:r>
+        <w:t xml:space="preserve">flexibility is usable depends on details that a fixed load profile hides:</w:t>
+      </w:r>
+      <w:r>
+        <w:t xml:space="preserve"> </w:t>
+      </w:r>
+      <w:r>
+        <w:t xml:space="preserve">parallel trains, minimum-flow recycle on compressors and pumps, ramp limits,</w:t>
+      </w:r>
+      <w:r>
+        <w:t xml:space="preserve"> </w:t>
+      </w:r>
+      <w:r>
+        <w:t xml:space="preserve">and the need to catch up postponed injection.</w:t>
       </w:r>
     </w:p>
     <w:p>
@@ -2424,37 +2340,19 @@
         <w:pStyle w:val="BodyText"/>
       </w:pPr>
       <w:r>
-        <w:t xml:space="preserve">This paper therefore asks three questions. How much fuel and CO2 can be</w:t>
-      </w:r>
-      <w:r>
-        <w:t xml:space="preserve"> </w:t>
-      </w:r>
-      <w:r>
-        <w:t xml:space="preserve">saved by scheduling the flexible topside consumers of a wind-powered oil</w:t>
-      </w:r>
-      <w:r>
-        <w:t xml:space="preserve"> </w:t>
-      </w:r>
-      <w:r>
-        <w:t xml:space="preserve">platform, compared with operating the same platform at fixed demand? Which</w:t>
-      </w:r>
-      <w:r>
-        <w:t xml:space="preserve"> </w:t>
-      </w:r>
-      <w:r>
-        <w:t xml:space="preserve">consumers provide the flexibility, and through which mechanism does it save</w:t>
-      </w:r>
-      <w:r>
-        <w:t xml:space="preserve"> </w:t>
-      </w:r>
-      <w:r>
-        <w:t xml:space="preserve">fuel? And which technical and operational assumptions decide the size of the</w:t>
-      </w:r>
-      <w:r>
-        <w:t xml:space="preserve"> </w:t>
-      </w:r>
-      <w:r>
-        <w:t xml:space="preserve">saving? Its contributions are:</w:t>
+        <w:t xml:space="preserve">This paper asks how much fuel and CO2 a wind-powered oil platform can save by</w:t>
+      </w:r>
+      <w:r>
+        <w:t xml:space="preserve"> </w:t>
+      </w:r>
+      <w:r>
+        <w:t xml:space="preserve">scheduling these loads, which consumers provide the saving and through which</w:t>
+      </w:r>
+      <w:r>
+        <w:t xml:space="preserve"> </w:t>
+      </w:r>
+      <w:r>
+        <w:t xml:space="preserve">mechanism, and which assumptions decide its size. It contributes:</w:t>
       </w:r>
     </w:p>
     <w:p>
@@ -2466,25 +2364,19 @@
         <w:pStyle w:val="Compact"/>
       </w:pPr>
       <w:r>
-        <w:t xml:space="preserve">A demand map of a generic North Sea oil platform derived from a</w:t>
-      </w:r>
-      <w:r>
-        <w:t xml:space="preserve"> </w:t>
-      </w:r>
-      <w:r>
-        <w:t xml:space="preserve">steady-state process model, which gives the power of each consumer as a</w:t>
-      </w:r>
-      <w:r>
-        <w:t xml:space="preserve"> </w:t>
-      </w:r>
-      <w:r>
-        <w:t xml:space="preserve">function of its operating lever, including train switching and</w:t>
-      </w:r>
-      <w:r>
-        <w:t xml:space="preserve"> </w:t>
-      </w:r>
-      <w:r>
-        <w:t xml:space="preserve">minimum-flow recycle.</w:t>
+        <w:t xml:space="preserve">a demand map of a generic North Sea oil platform from a steady-state</w:t>
+      </w:r>
+      <w:r>
+        <w:t xml:space="preserve"> </w:t>
+      </w:r>
+      <w:r>
+        <w:t xml:space="preserve">process model, with the power of each consumer as a function of its</w:t>
+      </w:r>
+      <w:r>
+        <w:t xml:space="preserve"> </w:t>
+      </w:r>
+      <w:r>
+        <w:t xml:space="preserve">operating lever, including train switching and minimum-flow recycle;</w:t>
       </w:r>
     </w:p>
     <w:p>
@@ -2496,19 +2388,19 @@
         <w:pStyle w:val="Compact"/>
       </w:pPr>
       <w:r>
-        <w:t xml:space="preserve">A classification of the consumers as must-run, flexible (deferrable) or</w:t>
-      </w:r>
-      <w:r>
-        <w:t xml:space="preserve"> </w:t>
-      </w:r>
-      <w:r>
-        <w:t xml:space="preserve">sheddable, with water injection represented as a virtual storage that must</w:t>
-      </w:r>
-      <w:r>
-        <w:t xml:space="preserve"> </w:t>
-      </w:r>
-      <w:r>
-        <w:t xml:space="preserve">be caught up.</w:t>
+        <w:t xml:space="preserve">a classification of the consumers as must-run, flexible (deferrable) or</w:t>
+      </w:r>
+      <w:r>
+        <w:t xml:space="preserve"> </w:t>
+      </w:r>
+      <w:r>
+        <w:t xml:space="preserve">sheddable, in which postponed water injection is a virtual storage that</w:t>
+      </w:r>
+      <w:r>
+        <w:t xml:space="preserve"> </w:t>
+      </w:r>
+      <w:r>
+        <w:t xml:space="preserve">must be emptied again;</w:t>
       </w:r>
     </w:p>
     <w:p>
@@ -2520,19 +2412,19 @@
         <w:pStyle w:val="Compact"/>
       </w:pPr>
       <w:r>
-        <w:t xml:space="preserve">A mixed-integer linear scheduling model that optimises the flexible</w:t>
-      </w:r>
-      <w:r>
-        <w:t xml:space="preserve"> </w:t>
-      </w:r>
-      <w:r>
-        <w:t xml:space="preserve">consumers together with GT commitment, wind use and an optional battery</w:t>
-      </w:r>
-      <w:r>
-        <w:t xml:space="preserve"> </w:t>
-      </w:r>
-      <w:r>
-        <w:t xml:space="preserve">for a full year at hourly resolution.</w:t>
+        <w:t xml:space="preserve">a mixed-integer linear program that schedules the flexible consumers</w:t>
+      </w:r>
+      <w:r>
+        <w:t xml:space="preserve"> </w:t>
+      </w:r>
+      <w:r>
+        <w:t xml:space="preserve">together with GT commitment, wind use and an optional battery, hour by hour</w:t>
+      </w:r>
+      <w:r>
+        <w:t xml:space="preserve"> </w:t>
+      </w:r>
+      <w:r>
+        <w:t xml:space="preserve">over full years;</w:t>
       </w:r>
     </w:p>
     <w:p>
@@ -2544,25 +2436,13 @@
         <w:pStyle w:val="Compact"/>
       </w:pPr>
       <w:r>
-        <w:t xml:space="preserve">A comparison of four cases, from GTs only to wind with flexible demand and</w:t>
-      </w:r>
-      <w:r>
-        <w:t xml:space="preserve"> </w:t>
-      </w:r>
-      <w:r>
-        <w:t xml:space="preserve">a battery, over ten weather years, with sensitivity analysis on the</w:t>
-      </w:r>
-      <w:r>
-        <w:t xml:space="preserve"> </w:t>
-      </w:r>
-      <w:r>
-        <w:t xml:space="preserve">assumptions that drive the result, validation against Hywind Tampen and</w:t>
-      </w:r>
-      <w:r>
-        <w:t xml:space="preserve"> </w:t>
-      </w:r>
-      <w:r>
-        <w:t xml:space="preserve">reported field data, and economic indicators.</w:t>
+        <w:t xml:space="preserve">results for four cases and ten weather years, with sensitivity analysis,</w:t>
+      </w:r>
+      <w:r>
+        <w:t xml:space="preserve"> </w:t>
+      </w:r>
+      <w:r>
+        <w:t xml:space="preserve">validation against Hywind Tampen and field data, and economic indicators.</w:t>
       </w:r>
     </w:p>
     <w:p>
@@ -2570,25 +2450,25 @@
         <w:pStyle w:val="FirstParagraph"/>
       </w:pPr>
       <w:r>
-        <w:t xml:space="preserve">Section 2 describes the platform, models and cases. Section 3 presents the</w:t>
-      </w:r>
-      <w:r>
-        <w:t xml:space="preserve"> </w:t>
-      </w:r>
-      <w:r>
-        <w:t xml:space="preserve">results, Section 4 discusses the mechanism, implications and limitations,</w:t>
-      </w:r>
-      <w:r>
-        <w:t xml:space="preserve"> </w:t>
-      </w:r>
-      <w:r>
-        <w:t xml:space="preserve">and Section 5 concludes. The model code, input data and all parameters with</w:t>
-      </w:r>
-      <w:r>
-        <w:t xml:space="preserve"> </w:t>
-      </w:r>
-      <w:r>
-        <w:t xml:space="preserve">their sources are openly available (see Data availability).</w:t>
+        <w:t xml:space="preserve">Section 2 describes the platform, models and cases, and Section 3 the</w:t>
+      </w:r>
+      <w:r>
+        <w:t xml:space="preserve"> </w:t>
+      </w:r>
+      <w:r>
+        <w:t xml:space="preserve">results. Section 4 discusses the mechanism, its practical use and the</w:t>
+      </w:r>
+      <w:r>
+        <w:t xml:space="preserve"> </w:t>
+      </w:r>
+      <w:r>
+        <w:t xml:space="preserve">limitations, and Section 5 concludes. The code, input data and all</w:t>
+      </w:r>
+      <w:r>
+        <w:t xml:space="preserve"> </w:t>
+      </w:r>
+      <w:r>
+        <w:t xml:space="preserve">parameters with their sources are openly available (see Data availability).</w:t>
       </w:r>
     </w:p>
     <w:bookmarkEnd w:id="22"/>
@@ -10833,7 +10713,37 @@
         <w:pStyle w:val="BodyText"/>
       </w:pPr>
       <w:r>
-        <w:t xml:space="preserve">Table 3 and Fig. 7 show which inputs matter.</w:t>
+        <w:t xml:space="preserve">Table 3 and Fig. 7 show which inputs matter, and several do not. Across CO2</w:t>
+      </w:r>
+      <w:r>
+        <w:t xml:space="preserve"> </w:t>
+      </w:r>
+      <w:r>
+        <w:t xml:space="preserve">prices of 0.5–3 NOK/kg and gas prices of 2–8 NOK/Sm³, emissions change by less</w:t>
+      </w:r>
+      <w:r>
+        <w:t xml:space="preserve"> </w:t>
+      </w:r>
+      <w:r>
+        <w:t xml:space="preserve">than 0.1 %. Prices scale the cost of every option alike, so the cheapest</w:t>
+      </w:r>
+      <w:r>
+        <w:t xml:space="preserve"> </w:t>
+      </w:r>
+      <w:r>
+        <w:t xml:space="preserve">schedule stays the cheapest. Deferring injection saves fuel at any price, and</w:t>
+      </w:r>
+      <w:r>
+        <w:t xml:space="preserve"> </w:t>
+      </w:r>
+      <w:r>
+        <w:t xml:space="preserve">shedding production never pays: lost oil and gas are worth about a hundred</w:t>
+      </w:r>
+      <w:r>
+        <w:t xml:space="preserve"> </w:t>
+      </w:r>
+      <w:r>
+        <w:t xml:space="preserve">times more than the fuel saved.</w:t>
       </w:r>
     </w:p>
     <w:p>
@@ -10841,47 +10751,25 @@
         <w:pStyle w:val="BodyText"/>
       </w:pPr>
       <w:r>
-        <w:rPr>
-          <w:bCs/>
-          <w:b/>
-        </w:rPr>
-        <w:t xml:space="preserve">Prices do not change the schedule.</w:t>
-      </w:r>
-      <w:r>
-        <w:t xml:space="preserve"> </w:t>
-      </w:r>
-      <w:r>
-        <w:t xml:space="preserve">Across CO2 prices of 0.5–3 NOK/kg and</w:t>
-      </w:r>
-      <w:r>
-        <w:t xml:space="preserve"> </w:t>
-      </w:r>
-      <w:r>
-        <w:t xml:space="preserve">gas prices of 2–8 NOK/Sm³, emissions change by less than 0.1 %. Prices change</w:t>
-      </w:r>
-      <w:r>
-        <w:t xml:space="preserve"> </w:t>
-      </w:r>
-      <w:r>
-        <w:t xml:space="preserve">the cost of every option in proportion, so the cheapest schedule stays the</w:t>
-      </w:r>
-      <w:r>
-        <w:t xml:space="preserve"> </w:t>
-      </w:r>
-      <w:r>
-        <w:t xml:space="preserve">cheapest. The injection schedule is driven by fuel savings that are</w:t>
-      </w:r>
-      <w:r>
-        <w:t xml:space="preserve"> </w:t>
-      </w:r>
-      <w:r>
-        <w:t xml:space="preserve">worthwhile at any price, and production is never shed, because its value is</w:t>
-      </w:r>
-      <w:r>
-        <w:t xml:space="preserve"> </w:t>
-      </w:r>
-      <w:r>
-        <w:t xml:space="preserve">two orders of magnitude higher than the fuel saved.</w:t>
+        <w:t xml:space="preserve">The deferral capacity needed is small. With no deferral allowed, case 3 is</w:t>
+      </w:r>
+      <w:r>
+        <w:t xml:space="preserve"> </w:t>
+      </w:r>
+      <w:r>
+        <w:t xml:space="preserve">identical to case 2 (64.7 kt). A limit of 24 h already gives the full saving,</w:t>
+      </w:r>
+      <w:r>
+        <w:t xml:space="preserve"> </w:t>
+      </w:r>
+      <w:r>
+        <w:t xml:space="preserve">with 5 GT starts instead of 3; 168 h changes nothing. A conservative reservoir</w:t>
+      </w:r>
+      <w:r>
+        <w:t xml:space="preserve"> </w:t>
+      </w:r>
+      <w:r>
+        <w:t xml:space="preserve">constraint would still capture the benefit.</w:t>
       </w:r>
     </w:p>
     <w:p>
@@ -10889,41 +10777,49 @@
         <w:pStyle w:val="BodyText"/>
       </w:pPr>
       <w:r>
-        <w:rPr>
-          <w:bCs/>
-          <w:b/>
-        </w:rPr>
-        <w:t xml:space="preserve">A small deferral capacity is enough.</w:t>
-      </w:r>
-      <w:r>
-        <w:t xml:space="preserve"> </w:t>
-      </w:r>
-      <w:r>
-        <w:t xml:space="preserve">With no deferral allowed, case 3 is</w:t>
-      </w:r>
-      <w:r>
-        <w:t xml:space="preserve"> </w:t>
-      </w:r>
-      <w:r>
-        <w:t xml:space="preserve">identical to case 2 (64.7 kt). A deficit limit of 24 h already gives the</w:t>
-      </w:r>
-      <w:r>
-        <w:t xml:space="preserve"> </w:t>
-      </w:r>
-      <w:r>
-        <w:t xml:space="preserve">full saving, with 5 GT starts instead of 3, and allowing 168 h changes</w:t>
-      </w:r>
-      <w:r>
-        <w:t xml:space="preserve"> </w:t>
-      </w:r>
-      <w:r>
-        <w:t xml:space="preserve">nothing more. Even a conservative reservoir constraint would therefore</w:t>
-      </w:r>
-      <w:r>
-        <w:t xml:space="preserve"> </w:t>
-      </w:r>
-      <w:r>
-        <w:t xml:space="preserve">capture the benefit.</w:t>
+        <w:t xml:space="preserve">A larger wind farm helps less than its size suggests. Doubling the farm from</w:t>
+      </w:r>
+      <w:r>
+        <w:t xml:space="preserve"> </w:t>
+      </w:r>
+      <w:r>
+        <w:t xml:space="preserve">30 to 60 MW lowers case 3 emissions only from 57.5 to 50.9 kt, while</w:t>
+      </w:r>
+      <w:r>
+        <w:t xml:space="preserve"> </w:t>
+      </w:r>
+      <w:r>
+        <w:t xml:space="preserve">curtailment grows from 39 to 160 GWh: one GT must stay online, and in windy</w:t>
+      </w:r>
+      <w:r>
+        <w:t xml:space="preserve"> </w:t>
+      </w:r>
+      <w:r>
+        <w:t xml:space="preserve">hours the platform cannot use more wind. The value of flexibility (case 2</w:t>
+      </w:r>
+      <w:r>
+        <w:t xml:space="preserve"> </w:t>
+      </w:r>
+      <w:r>
+        <w:t xml:space="preserve">minus case 3) peaks at the base-case size (7.2 kt). It is 5.6 kt for a 15 MW</w:t>
+      </w:r>
+      <w:r>
+        <w:t xml:space="preserve"> </w:t>
+      </w:r>
+      <w:r>
+        <w:t xml:space="preserve">farm, where the wind seldom covers the demand, and 6.7–6.8 kt for 45–60 MW.</w:t>
+      </w:r>
+      <w:r>
+        <w:t xml:space="preserve"> </w:t>
+      </w:r>
+      <w:r>
+        <w:t xml:space="preserve">Batteries add little as long as one GT must stay online. The largest one</w:t>
+      </w:r>
+      <w:r>
+        <w:t xml:space="preserve"> </w:t>
+      </w:r>
+      <w:r>
+        <w:t xml:space="preserve">tested, 8 MW / 16 MWh, saves 1.1 kt (2 %).</w:t>
       </w:r>
     </w:p>
     <w:p>
@@ -10931,53 +10827,55 @@
         <w:pStyle w:val="BodyText"/>
       </w:pPr>
       <w:r>
-        <w:rPr>
-          <w:bCs/>
-          <w:b/>
-        </w:rPr>
-        <w:t xml:space="preserve">Wind farm size has diminishing returns.</w:t>
-      </w:r>
-      <w:r>
-        <w:t xml:space="preserve"> </w:t>
-      </w:r>
-      <w:r>
-        <w:t xml:space="preserve">Doubling the farm from 30 to</w:t>
-      </w:r>
-      <w:r>
-        <w:t xml:space="preserve"> </w:t>
-      </w:r>
-      <w:r>
-        <w:t xml:space="preserve">60 MW lowers case 3 emissions only from 57.5 to 50.9 kt, while curtailment</w:t>
-      </w:r>
-      <w:r>
-        <w:t xml:space="preserve"> </w:t>
-      </w:r>
-      <w:r>
-        <w:t xml:space="preserve">grows from 39 to 160 GWh, because one GT must stay online and the platform</w:t>
-      </w:r>
-      <w:r>
-        <w:t xml:space="preserve"> </w:t>
-      </w:r>
-      <w:r>
-        <w:t xml:space="preserve">cannot absorb more wind in windy hours. The value of flexibility (case 2</w:t>
-      </w:r>
-      <w:r>
-        <w:t xml:space="preserve"> </w:t>
-      </w:r>
-      <w:r>
-        <w:t xml:space="preserve">minus case 3) is largest for the base-case farm (7.2 kt) and smaller for a</w:t>
-      </w:r>
-      <w:r>
-        <w:t xml:space="preserve"> </w:t>
-      </w:r>
-      <w:r>
-        <w:t xml:space="preserve">15 MW farm (5.6 kt), where the wind seldom covers the demand, and for a</w:t>
-      </w:r>
-      <w:r>
-        <w:t xml:space="preserve"> </w:t>
-      </w:r>
-      <w:r>
-        <w:t xml:space="preserve">45–60 MW farm (6.7–6.8 kt).</w:t>
+        <w:t xml:space="preserve">Two assumptions about GT operation matter more than any of these. If an</w:t>
+      </w:r>
+      <w:r>
+        <w:t xml:space="preserve"> </w:t>
+      </w:r>
+      <w:r>
+        <w:t xml:space="preserve">8 MW / 8 MWh battery could provide reserve and grid stability, so that all</w:t>
+      </w:r>
+      <w:r>
+        <w:t xml:space="preserve"> </w:t>
+      </w:r>
+      <w:r>
+        <w:t xml:space="preserve">GTs may stop, emissions would fall to 38.7 kt, 32 % below the same case with</w:t>
+      </w:r>
+      <w:r>
+        <w:t xml:space="preserve"> </w:t>
+      </w:r>
+      <w:r>
+        <w:t xml:space="preserve">one GT online. The GTs would then run only 3,798 unit-h and start 184 times a</w:t>
+      </w:r>
+      <w:r>
+        <w:t xml:space="preserve"> </w:t>
+      </w:r>
+      <w:r>
+        <w:t xml:space="preserve">year; only 11 GWh of wind would be curtailed, and the electric heater would</w:t>
+      </w:r>
+      <w:r>
+        <w:t xml:space="preserve"> </w:t>
+      </w:r>
+      <w:r>
+        <w:t xml:space="preserve">supply 15 GWh of heat in hours with no GT running. The opposite rule, two GTs</w:t>
+      </w:r>
+      <w:r>
+        <w:t xml:space="preserve"> </w:t>
+      </w:r>
+      <w:r>
+        <w:t xml:space="preserve">online whatever the wind, raises emissions to 90.7 kt in case 2 and 87.7 kt</w:t>
+      </w:r>
+      <w:r>
+        <w:t xml:space="preserve"> </w:t>
+      </w:r>
+      <w:r>
+        <w:t xml:space="preserve">in case 3. Flexibility then saves only 3.1 kt, all of it from lower</w:t>
+      </w:r>
+      <w:r>
+        <w:t xml:space="preserve"> </w:t>
+      </w:r>
+      <w:r>
+        <w:t xml:space="preserve">curtailment, because there is no second GT left to avoid.</w:t>
       </w:r>
     </w:p>
     <w:p>
@@ -10985,197 +10883,55 @@
         <w:pStyle w:val="BodyText"/>
       </w:pPr>
       <w:r>
-        <w:rPr>
-          <w:bCs/>
-          <w:b/>
-        </w:rPr>
-        <w:t xml:space="preserve">Batteries add little on their own.</w:t>
-      </w:r>
-      <w:r>
-        <w:t xml:space="preserve"> </w:t>
-      </w:r>
-      <w:r>
-        <w:t xml:space="preserve">The largest battery tested</w:t>
-      </w:r>
-      <w:r>
-        <w:t xml:space="preserve"> </w:t>
-      </w:r>
-      <w:r>
-        <w:t xml:space="preserve">(8 MW / 16 MWh) reduces case 3 emissions by 1.1 kt, or 2 %, as long as one</w:t>
-      </w:r>
-      <w:r>
-        <w:t xml:space="preserve"> </w:t>
-      </w:r>
-      <w:r>
-        <w:t xml:space="preserve">GT must remain online.</w:t>
-      </w:r>
-    </w:p>
-    <w:p>
-      <w:pPr>
-        <w:pStyle w:val="BodyText"/>
-      </w:pPr>
-      <w:r>
-        <w:rPr>
-          <w:bCs/>
-          <w:b/>
-        </w:rPr>
-        <w:t xml:space="preserve">The minimum number of GTs online dominates.</w:t>
-      </w:r>
-      <w:r>
-        <w:t xml:space="preserve"> </w:t>
-      </w:r>
-      <w:r>
-        <w:t xml:space="preserve">If an 8 MW / 8 MWh battery</w:t>
-      </w:r>
-      <w:r>
-        <w:t xml:space="preserve"> </w:t>
-      </w:r>
-      <w:r>
-        <w:t xml:space="preserve">can provide the reserve and grid stability so that all GTs may stop,</w:t>
-      </w:r>
-      <w:r>
-        <w:t xml:space="preserve"> </w:t>
-      </w:r>
-      <w:r>
-        <w:t xml:space="preserve">emissions fall to 38.7 kt, 32 % below the same case with one GT online. The</w:t>
-      </w:r>
-      <w:r>
-        <w:t xml:space="preserve"> </w:t>
-      </w:r>
-      <w:r>
-        <w:t xml:space="preserve">GTs then run only 3,798 unit-h, wind covers a much larger share of the</w:t>
-      </w:r>
-      <w:r>
-        <w:t xml:space="preserve"> </w:t>
-      </w:r>
-      <w:r>
-        <w:t xml:space="preserve">demand with only 11 GWh curtailed, and 15 GWh of heat is supplied by the</w:t>
-      </w:r>
-      <w:r>
-        <w:t xml:space="preserve"> </w:t>
-      </w:r>
-      <w:r>
-        <w:t xml:space="preserve">electric heater when no GT runs. The price is 184 GT starts per year.</w:t>
-      </w:r>
-    </w:p>
-    <w:p>
-      <w:pPr>
-        <w:pStyle w:val="BodyText"/>
-      </w:pPr>
-      <w:r>
-        <w:rPr>
-          <w:bCs/>
-          <w:b/>
-        </w:rPr>
-        <w:t xml:space="preserve">Operating practice matters as much as hardware.</w:t>
-      </w:r>
-      <w:r>
-        <w:t xml:space="preserve"> </w:t>
-      </w:r>
-      <w:r>
-        <w:t xml:space="preserve">If two GTs are kept</w:t>
-      </w:r>
-      <w:r>
-        <w:t xml:space="preserve"> </w:t>
-      </w:r>
-      <w:r>
-        <w:t xml:space="preserve">online whatever the wind, emissions rise to 90.7 kt in case 2 and 87.7 kt in</w:t>
-      </w:r>
-      <w:r>
-        <w:t xml:space="preserve"> </w:t>
-      </w:r>
-      <w:r>
-        <w:t xml:space="preserve">case 3. Flexibility then saves only 3.1 kt, because its main mechanism,</w:t>
-      </w:r>
-      <w:r>
-        <w:t xml:space="preserve"> </w:t>
-      </w:r>
-      <w:r>
-        <w:t xml:space="preserve">avoiding the second GT, is no longer available; the remaining saving comes</w:t>
-      </w:r>
-      <w:r>
-        <w:t xml:space="preserve"> </w:t>
-      </w:r>
-      <w:r>
-        <w:t xml:space="preserve">from lower curtailment.</w:t>
-      </w:r>
-    </w:p>
-    <w:p>
-      <w:pPr>
-        <w:pStyle w:val="BodyText"/>
-      </w:pPr>
-      <w:r>
-        <w:rPr>
-          <w:bCs/>
-          <w:b/>
-        </w:rPr>
-        <w:t xml:space="preserve">A small GT is as valuable as flexibility, and the two add up.</w:t>
-      </w:r>
-      <w:r>
-        <w:t xml:space="preserve"> </w:t>
-      </w:r>
-      <w:r>
-        <w:t xml:space="preserve">Replacing</w:t>
-      </w:r>
-      <w:r>
-        <w:t xml:space="preserve"> </w:t>
-      </w:r>
-      <w:r>
-        <w:t xml:space="preserve">one main unit by a Solar Mars 100 (11.35 MW) lowers emissions from 64.7 to</w:t>
-      </w:r>
-      <w:r>
-        <w:t xml:space="preserve"> </w:t>
-      </w:r>
-      <w:r>
-        <w:t xml:space="preserve">53.9 kt with fixed demand (−17 %) and from 57.5 to 47.8 kt with flexible</w:t>
-      </w:r>
-      <w:r>
-        <w:t xml:space="preserve"> </w:t>
-      </w:r>
-      <w:r>
-        <w:t xml:space="preserve">demand. In windy hours the small unit runs alone: its no-load fuel is about</w:t>
-      </w:r>
-      <w:r>
-        <w:t xml:space="preserve"> </w:t>
-      </w:r>
-      <w:r>
-        <w:t xml:space="preserve">half that of a main unit, and it can carry up to 6.35 MW while holding the</w:t>
-      </w:r>
-      <w:r>
-        <w:t xml:space="preserve"> </w:t>
-      </w:r>
-      <w:r>
-        <w:t xml:space="preserve">5 MW reserve. With the small unit installed, flexibility still saves 6.1 kt</w:t>
-      </w:r>
-      <w:r>
-        <w:t xml:space="preserve"> </w:t>
-      </w:r>
-      <w:r>
-        <w:t xml:space="preserve">(11.3 %), the same share as with the main units only, and it reduces the</w:t>
-      </w:r>
-      <w:r>
-        <w:t xml:space="preserve"> </w:t>
-      </w:r>
-      <w:r>
-        <w:t xml:space="preserve">starts of the small unit from 465 to 262 per year. Together, the small unit</w:t>
-      </w:r>
-      <w:r>
-        <w:t xml:space="preserve"> </w:t>
-      </w:r>
-      <w:r>
-        <w:t xml:space="preserve">and flexibility cut emissions by 26 % compared with case 2. Keeping all three</w:t>
-      </w:r>
-      <w:r>
-        <w:t xml:space="preserve"> </w:t>
-      </w:r>
-      <w:r>
-        <w:t xml:space="preserve">main units in addition to the small one changes nothing (47.7 kt), because</w:t>
-      </w:r>
-      <w:r>
-        <w:t xml:space="preserve"> </w:t>
-      </w:r>
-      <w:r>
-        <w:t xml:space="preserve">the third main unit is never needed.</w:t>
+        <w:t xml:space="preserve">The fleet itself matters too. Replacing one main unit by a Solar Mars 100</w:t>
+      </w:r>
+      <w:r>
+        <w:t xml:space="preserve"> </w:t>
+      </w:r>
+      <w:r>
+        <w:t xml:space="preserve">(11.35 MW) lowers emissions from 64.7 to 53.9 kt with fixed demand (−17 %)</w:t>
+      </w:r>
+      <w:r>
+        <w:t xml:space="preserve"> </w:t>
+      </w:r>
+      <w:r>
+        <w:t xml:space="preserve">and from 57.5 to 47.8 kt with flexible demand. In windy hours the small unit</w:t>
+      </w:r>
+      <w:r>
+        <w:t xml:space="preserve"> </w:t>
+      </w:r>
+      <w:r>
+        <w:t xml:space="preserve">runs alone. Its no-load fuel is about half that of a main unit, and it can</w:t>
+      </w:r>
+      <w:r>
+        <w:t xml:space="preserve"> </w:t>
+      </w:r>
+      <w:r>
+        <w:t xml:space="preserve">carry up to 6.35 MW while holding the 5 MW reserve. Flexibility still saves</w:t>
+      </w:r>
+      <w:r>
+        <w:t xml:space="preserve"> </w:t>
+      </w:r>
+      <w:r>
+        <w:t xml:space="preserve">6.1 kt (11.3 %) with the small unit installed, and it cuts the small unit’s</w:t>
+      </w:r>
+      <w:r>
+        <w:t xml:space="preserve"> </w:t>
+      </w:r>
+      <w:r>
+        <w:t xml:space="preserve">starts from 465 to 262 per year. Combined, the small unit and flexibility</w:t>
+      </w:r>
+      <w:r>
+        <w:t xml:space="preserve"> </w:t>
+      </w:r>
+      <w:r>
+        <w:t xml:space="preserve">reduce emissions by 26 % relative to case 2. Adding the small unit to all</w:t>
+      </w:r>
+      <w:r>
+        <w:t xml:space="preserve"> </w:t>
+      </w:r>
+      <w:r>
+        <w:t xml:space="preserve">three main units instead gives 47.7 kt; the third main unit is never used.</w:t>
       </w:r>
     </w:p>
     <w:p>

--- a/docs/paper/paper.docx
+++ b/docs/paper/paper.docx
@@ -3496,7 +3496,7 @@
         <w:t xml:space="preserve"> </w:t>
       </w:r>
       <w:r>
-        <w:t xml:space="preserve">LEOGO fuel coefficients. A running GT thus burns 18.4 % of its full-load</w:t>
+        <w:t xml:space="preserve">LEOGO fuel coefficients. A running GT burns 18.4 % of its full-load</w:t>
       </w:r>
       <w:r>
         <w:t xml:space="preserve"> </w:t>
@@ -4355,7 +4355,7 @@
         <w:t xml:space="preserve"> </w:t>
       </w:r>
       <w:r>
-        <w:t xml:space="preserve">perfectly flexible. Real equipment is not. Each consumer is therefore</w:t>
+        <w:t xml:space="preserve">perfectly flexible. Real equipment is not, so each consumer is</w:t>
       </w:r>
       <w:r>
         <w:t xml:space="preserve"> </w:t>
@@ -7587,7 +7587,7 @@
         <w:t xml:space="preserve"> </w:t>
       </w:r>
       <w:r>
-        <w:t xml:space="preserve">is arbitrary. GT load is therefore reported as shared in proportion to</w:t>
+        <w:t xml:space="preserve">is arbitrary. GT load is reported instead as shared in proportion to</w:t>
       </w:r>
       <w:r>
         <w:t xml:space="preserve"> </w:t>
@@ -8783,7 +8783,7 @@
         <w:t xml:space="preserve"> </w:t>
       </w:r>
       <w:r>
-        <w:t xml:space="preserve">4,017 h. The farm can therefore cover the whole platform for long periods,</w:t>
+        <w:t xml:space="preserve">4,017 h. The farm can cover the whole platform for long periods,</w:t>
       </w:r>
       <w:r>
         <w:t xml:space="preserve"> </w:t>
@@ -12897,7 +12897,7 @@
         <w:t xml:space="preserve"> </w:t>
       </w:r>
       <w:r>
-        <w:t xml:space="preserve">therefore holds for all weather years tested.</w:t>
+        <w:t xml:space="preserve">holds for all weather years tested.</w:t>
       </w:r>
     </w:p>
     <w:p>
@@ -12990,61 +12990,55 @@
         <w:pStyle w:val="FirstParagraph"/>
       </w:pPr>
       <w:r>
-        <w:t xml:space="preserve">The value of flexible demand on a wind-powered platform lies in unit</w:t>
-      </w:r>
-      <w:r>
-        <w:t xml:space="preserve"> </w:t>
-      </w:r>
-      <w:r>
-        <w:t xml:space="preserve">commitment, not in energy shifting. A GT that runs at low load to provide</w:t>
-      </w:r>
-      <w:r>
-        <w:t xml:space="preserve"> </w:t>
-      </w:r>
-      <w:r>
-        <w:t xml:space="preserve">reserve burns a large share of its full-load fuel, so the expensive hours</w:t>
-      </w:r>
-      <w:r>
-        <w:t xml:space="preserve"> </w:t>
-      </w:r>
-      <w:r>
-        <w:t xml:space="preserve">are those in which the wind is just too weak for one turbine to carry the</w:t>
-      </w:r>
-      <w:r>
-        <w:t xml:space="preserve"> </w:t>
-      </w:r>
-      <w:r>
-        <w:t xml:space="preserve">load with reserve. Deferring water injection in these hours keeps the</w:t>
-      </w:r>
-      <w:r>
-        <w:t xml:space="preserve"> </w:t>
-      </w:r>
-      <w:r>
-        <w:t xml:space="preserve">second turbine off. This explains three results of Section 3. Most of the</w:t>
-      </w:r>
-      <w:r>
-        <w:t xml:space="preserve"> </w:t>
-      </w:r>
-      <w:r>
-        <w:t xml:space="preserve">saving comes from 1,674 avoided hours with two GTs online. A deficit</w:t>
-      </w:r>
-      <w:r>
-        <w:t xml:space="preserve"> </w:t>
-      </w:r>
-      <w:r>
-        <w:t xml:space="preserve">capacity of about one day captures almost all of it, because these hours occur in</w:t>
-      </w:r>
-      <w:r>
-        <w:t xml:space="preserve"> </w:t>
-      </w:r>
-      <w:r>
-        <w:t xml:space="preserve">short spells between windy periods. And the saving largely disappears when</w:t>
-      </w:r>
-      <w:r>
-        <w:t xml:space="preserve"> </w:t>
-      </w:r>
-      <w:r>
-        <w:t xml:space="preserve">operating rules keep two GTs online anyway.</w:t>
+        <w:t xml:space="preserve">Flexible demand saves fuel through unit commitment, not through energy</w:t>
+      </w:r>
+      <w:r>
+        <w:t xml:space="preserve"> </w:t>
+      </w:r>
+      <w:r>
+        <w:t xml:space="preserve">shifting. A GT held at low load for reserve still burns a large share of its</w:t>
+      </w:r>
+      <w:r>
+        <w:t xml:space="preserve"> </w:t>
+      </w:r>
+      <w:r>
+        <w:t xml:space="preserve">full-load fuel, so the costly hours are those in which the wind is just too</w:t>
+      </w:r>
+      <w:r>
+        <w:t xml:space="preserve"> </w:t>
+      </w:r>
+      <w:r>
+        <w:t xml:space="preserve">weak for one turbine to carry the load with 5 MW in reserve. Deferring</w:t>
+      </w:r>
+      <w:r>
+        <w:t xml:space="preserve"> </w:t>
+      </w:r>
+      <w:r>
+        <w:t xml:space="preserve">injection in those hours keeps the second turbine off. Three results of</w:t>
+      </w:r>
+      <w:r>
+        <w:t xml:space="preserve"> </w:t>
+      </w:r>
+      <w:r>
+        <w:t xml:space="preserve">Section 3 follow from this. Most of the saving comes from the 1,674 avoided</w:t>
+      </w:r>
+      <w:r>
+        <w:t xml:space="preserve"> </w:t>
+      </w:r>
+      <w:r>
+        <w:t xml:space="preserve">hours with two GTs online. About one day of deficit capacity captures almost</w:t>
+      </w:r>
+      <w:r>
+        <w:t xml:space="preserve"> </w:t>
+      </w:r>
+      <w:r>
+        <w:t xml:space="preserve">all of it, since these hours come in short spells between windy periods. And</w:t>
+      </w:r>
+      <w:r>
+        <w:t xml:space="preserve"> </w:t>
+      </w:r>
+      <w:r>
+        <w:t xml:space="preserve">the saving largely disappears under rules that keep two GTs online anyway.</w:t>
       </w:r>
     </w:p>
     <w:p>
@@ -13052,55 +13046,49 @@
         <w:pStyle w:val="BodyText"/>
       </w:pPr>
       <w:r>
-        <w:t xml:space="preserve">Energy shifting alone, by contrast, achieves little. Curtailment falls by</w:t>
-      </w:r>
-      <w:r>
-        <w:t xml:space="preserve"> </w:t>
-      </w:r>
-      <w:r>
-        <w:t xml:space="preserve">only 13 %, because one GT must stay online and a 30 MW wind farm often</w:t>
-      </w:r>
-      <w:r>
-        <w:t xml:space="preserve"> </w:t>
-      </w:r>
-      <w:r>
-        <w:t xml:space="preserve">exceeds what the platform can use even with injection at full rate. This</w:t>
-      </w:r>
-      <w:r>
-        <w:t xml:space="preserve"> </w:t>
-      </w:r>
-      <w:r>
-        <w:t xml:space="preserve">also explains why the value of flexibility does not grow with the wind farm:</w:t>
-      </w:r>
-      <w:r>
-        <w:t xml:space="preserve"> </w:t>
-      </w:r>
-      <w:r>
-        <w:t xml:space="preserve">a larger farm covers the demand more often, which reduces the number of</w:t>
-      </w:r>
-      <w:r>
-        <w:t xml:space="preserve"> </w:t>
-      </w:r>
-      <w:r>
-        <w:t xml:space="preserve">hours in which a second GT is needed, while the additional wind in windy</w:t>
-      </w:r>
-      <w:r>
-        <w:t xml:space="preserve"> </w:t>
-      </w:r>
-      <w:r>
-        <w:t xml:space="preserve">hours cannot be used. The flexibility is most valuable when the wind farm is</w:t>
-      </w:r>
-      <w:r>
-        <w:t xml:space="preserve"> </w:t>
-      </w:r>
-      <w:r>
-        <w:t xml:space="preserve">of the same order as the platform demand, as in the base case and at Hywind</w:t>
-      </w:r>
-      <w:r>
-        <w:t xml:space="preserve"> </w:t>
-      </w:r>
-      <w:r>
-        <w:t xml:space="preserve">Tampen.</w:t>
+        <w:t xml:space="preserve">Shifting energy alone does little. Curtailment falls by only 13 %: one GT</w:t>
+      </w:r>
+      <w:r>
+        <w:t xml:space="preserve"> </w:t>
+      </w:r>
+      <w:r>
+        <w:t xml:space="preserve">must stay online, and a 30 MW farm often produces more than the platform can</w:t>
+      </w:r>
+      <w:r>
+        <w:t xml:space="preserve"> </w:t>
+      </w:r>
+      <w:r>
+        <w:t xml:space="preserve">use even with injection at full rate. The same reason explains why the value</w:t>
+      </w:r>
+      <w:r>
+        <w:t xml:space="preserve"> </w:t>
+      </w:r>
+      <w:r>
+        <w:t xml:space="preserve">of flexibility does not grow with the wind farm. A larger farm covers the</w:t>
+      </w:r>
+      <w:r>
+        <w:t xml:space="preserve"> </w:t>
+      </w:r>
+      <w:r>
+        <w:t xml:space="preserve">demand more often, so a second GT is needed in fewer hours, and the extra</w:t>
+      </w:r>
+      <w:r>
+        <w:t xml:space="preserve"> </w:t>
+      </w:r>
+      <w:r>
+        <w:t xml:space="preserve">wind in windy hours cannot be absorbed. Flexibility is worth most when the</w:t>
+      </w:r>
+      <w:r>
+        <w:t xml:space="preserve"> </w:t>
+      </w:r>
+      <w:r>
+        <w:t xml:space="preserve">wind farm is of the same order as the platform demand, as in the base case</w:t>
+      </w:r>
+      <w:r>
+        <w:t xml:space="preserve"> </w:t>
+      </w:r>
+      <w:r>
+        <w:t xml:space="preserve">and at Hywind Tampen.</w:t>
       </w:r>
     </w:p>
     <w:p>
@@ -13108,55 +13096,49 @@
         <w:pStyle w:val="BodyText"/>
       </w:pPr>
       <w:r>
-        <w:t xml:space="preserve">The same reasoning explains why a battery adds little in case 4. With at</w:t>
-      </w:r>
-      <w:r>
-        <w:t xml:space="preserve"> </w:t>
-      </w:r>
-      <w:r>
-        <w:t xml:space="preserve">least one GT online, the battery cannot remove the main remaining loss, one</w:t>
-      </w:r>
-      <w:r>
-        <w:t xml:space="preserve"> </w:t>
-      </w:r>
-      <w:r>
-        <w:t xml:space="preserve">turbine idling near minimum load. A large saving appears only when the</w:t>
-      </w:r>
-      <w:r>
-        <w:t xml:space="preserve"> </w:t>
-      </w:r>
-      <w:r>
-        <w:t xml:space="preserve">battery, or grid-forming wind turbines, can take over the role of the last</w:t>
-      </w:r>
-      <w:r>
-        <w:t xml:space="preserve"> </w:t>
-      </w:r>
-      <w:r>
-        <w:t xml:space="preserve">running GT (38.7 kt, −32 %). This agrees with the finding that a battery</w:t>
-      </w:r>
-      <w:r>
-        <w:t xml:space="preserve"> </w:t>
-      </w:r>
-      <w:r>
-        <w:t xml:space="preserve">providing reserve lets platform GTs be switched off [11]. The</w:t>
-      </w:r>
-      <w:r>
-        <w:t xml:space="preserve"> </w:t>
-      </w:r>
-      <w:r>
-        <w:t xml:space="preserve">present results add that process flexibility gives much of the same benefit</w:t>
-      </w:r>
-      <w:r>
-        <w:t xml:space="preserve"> </w:t>
-      </w:r>
-      <w:r>
-        <w:t xml:space="preserve">without new equipment, and that both measures act on the same mechanism:</w:t>
-      </w:r>
-      <w:r>
-        <w:t xml:space="preserve"> </w:t>
-      </w:r>
-      <w:r>
-        <w:t xml:space="preserve">they reduce the number of GTs that must be online.</w:t>
+        <w:t xml:space="preserve">The small effect of the battery in case 4 has the same cause. With one GT</w:t>
+      </w:r>
+      <w:r>
+        <w:t xml:space="preserve"> </w:t>
+      </w:r>
+      <w:r>
+        <w:t xml:space="preserve">always online, a battery cannot remove the main remaining loss, a turbine</w:t>
+      </w:r>
+      <w:r>
+        <w:t xml:space="preserve"> </w:t>
+      </w:r>
+      <w:r>
+        <w:t xml:space="preserve">idling near minimum load. The large saving (38.7 kt, −32 %) appears only</w:t>
+      </w:r>
+      <w:r>
+        <w:t xml:space="preserve"> </w:t>
+      </w:r>
+      <w:r>
+        <w:t xml:space="preserve">when the battery, or grid-forming wind turbines, can replace the last running</w:t>
+      </w:r>
+      <w:r>
+        <w:t xml:space="preserve"> </w:t>
+      </w:r>
+      <w:r>
+        <w:t xml:space="preserve">GT. Svendsen [11] found the same for a battery that provides</w:t>
+      </w:r>
+      <w:r>
+        <w:t xml:space="preserve"> </w:t>
+      </w:r>
+      <w:r>
+        <w:t xml:space="preserve">reserve. What the present results add is that process flexibility gives much</w:t>
+      </w:r>
+      <w:r>
+        <w:t xml:space="preserve"> </w:t>
+      </w:r>
+      <w:r>
+        <w:t xml:space="preserve">of this benefit without new equipment, because both measures reduce the</w:t>
+      </w:r>
+      <w:r>
+        <w:t xml:space="preserve"> </w:t>
+      </w:r>
+      <w:r>
+        <w:t xml:space="preserve">number of GTs that must be online.</w:t>
       </w:r>
     </w:p>
     <w:p>
@@ -13164,43 +13146,43 @@
         <w:pStyle w:val="BodyText"/>
       </w:pPr>
       <w:r>
-        <w:t xml:space="preserve">A small GT acts on the other part of the same loss: it does not reduce the</w:t>
-      </w:r>
-      <w:r>
-        <w:t xml:space="preserve"> </w:t>
-      </w:r>
-      <w:r>
-        <w:t xml:space="preserve">number of running units, but the no-load fuel of each one. Because the two</w:t>
-      </w:r>
-      <w:r>
-        <w:t xml:space="preserve"> </w:t>
-      </w:r>
-      <w:r>
-        <w:t xml:space="preserve">measures address different parts of the loss, their savings add up almost</w:t>
-      </w:r>
-      <w:r>
-        <w:t xml:space="preserve"> </w:t>
-      </w:r>
-      <w:r>
-        <w:t xml:space="preserve">fully (Section 3.4). This suggests a staged approach for retrofits: first</w:t>
-      </w:r>
-      <w:r>
-        <w:t xml:space="preserve"> </w:t>
-      </w:r>
-      <w:r>
-        <w:t xml:space="preserve">use the flexibility of the existing process, which requires no investment,</w:t>
-      </w:r>
-      <w:r>
-        <w:t xml:space="preserve"> </w:t>
-      </w:r>
-      <w:r>
-        <w:t xml:space="preserve">and then consider replacing one main GT by a smaller unit at its next major</w:t>
-      </w:r>
-      <w:r>
-        <w:t xml:space="preserve"> </w:t>
-      </w:r>
-      <w:r>
-        <w:t xml:space="preserve">overhaul, where the number of starts of the small unit must be acceptable.</w:t>
+        <w:t xml:space="preserve">A small GT works on a different part of the loss. It does not reduce the</w:t>
+      </w:r>
+      <w:r>
+        <w:t xml:space="preserve"> </w:t>
+      </w:r>
+      <w:r>
+        <w:t xml:space="preserve">number of running units; it reduces the no-load fuel of the one that runs.</w:t>
+      </w:r>
+      <w:r>
+        <w:t xml:space="preserve"> </w:t>
+      </w:r>
+      <w:r>
+        <w:t xml:space="preserve">That is why its saving adds almost fully to that of flexibility (Section 3.4).</w:t>
+      </w:r>
+      <w:r>
+        <w:t xml:space="preserve"> </w:t>
+      </w:r>
+      <w:r>
+        <w:t xml:space="preserve">A retrofit could proceed in stages: use the flexibility of the existing</w:t>
+      </w:r>
+      <w:r>
+        <w:t xml:space="preserve"> </w:t>
+      </w:r>
+      <w:r>
+        <w:t xml:space="preserve">process first, at no investment, and consider replacing one main GT by a</w:t>
+      </w:r>
+      <w:r>
+        <w:t xml:space="preserve"> </w:t>
+      </w:r>
+      <w:r>
+        <w:t xml:space="preserve">smaller unit at its next major overhaul, if the small unit tolerates about</w:t>
+      </w:r>
+      <w:r>
+        <w:t xml:space="preserve"> </w:t>
+      </w:r>
+      <w:r>
+        <w:t xml:space="preserve">260 starts a year.</w:t>
       </w:r>
     </w:p>
     <w:bookmarkEnd w:id="67"/>
@@ -13218,55 +13200,49 @@
         <w:pStyle w:val="FirstParagraph"/>
       </w:pPr>
       <w:r>
-        <w:t xml:space="preserve">Studies of wind-powered platforms usually report the benefit of wind with</w:t>
-      </w:r>
-      <w:r>
-        <w:t xml:space="preserve"> </w:t>
-      </w:r>
-      <w:r>
-        <w:t xml:space="preserve">fixed demand, which corresponds to case 2. The present results show that</w:t>
-      </w:r>
-      <w:r>
-        <w:t xml:space="preserve"> </w:t>
-      </w:r>
-      <w:r>
-        <w:t xml:space="preserve">this case underestimates what the same wind farm can achieve: with fixed</w:t>
-      </w:r>
-      <w:r>
-        <w:t xml:space="preserve"> </w:t>
-      </w:r>
-      <w:r>
-        <w:t xml:space="preserve">demand, the emissions of the wind-powered platform are 12 % higher than when</w:t>
-      </w:r>
-      <w:r>
-        <w:t xml:space="preserve"> </w:t>
-      </w:r>
-      <w:r>
-        <w:t xml:space="preserve">the same platform schedules its flexible loads. The CO2 avoided per MWh of wind, a</w:t>
-      </w:r>
-      <w:r>
-        <w:t xml:space="preserve"> </w:t>
-      </w:r>
-      <w:r>
-        <w:t xml:space="preserve">common metric for wind integration, rises from 0.71 t/MWh in case 2 to</w:t>
-      </w:r>
-      <w:r>
-        <w:t xml:space="preserve"> </w:t>
-      </w:r>
-      <w:r>
-        <w:t xml:space="preserve">0.74 t/MWh in case 3 and is 0.51 t/MWh if two GTs are kept online. Published</w:t>
-      </w:r>
-      <w:r>
-        <w:t xml:space="preserve"> </w:t>
-      </w:r>
-      <w:r>
-        <w:t xml:space="preserve">values for different platforms are therefore comparable only if the</w:t>
-      </w:r>
-      <w:r>
-        <w:t xml:space="preserve"> </w:t>
-      </w:r>
-      <w:r>
-        <w:t xml:space="preserve">operating practice of the GTs is stated.</w:t>
+        <w:t xml:space="preserve">Most studies of wind-powered platforms report the benefit of wind at fixed</w:t>
+      </w:r>
+      <w:r>
+        <w:t xml:space="preserve"> </w:t>
+      </w:r>
+      <w:r>
+        <w:t xml:space="preserve">demand, which is case 2 here. That understates what the same wind farm can</w:t>
+      </w:r>
+      <w:r>
+        <w:t xml:space="preserve"> </w:t>
+      </w:r>
+      <w:r>
+        <w:t xml:space="preserve">do: with fixed demand, emissions are 12 % higher than when the platform</w:t>
+      </w:r>
+      <w:r>
+        <w:t xml:space="preserve"> </w:t>
+      </w:r>
+      <w:r>
+        <w:t xml:space="preserve">schedules its flexible loads. The CO2 avoided per MWh of wind, the usual</w:t>
+      </w:r>
+      <w:r>
+        <w:t xml:space="preserve"> </w:t>
+      </w:r>
+      <w:r>
+        <w:t xml:space="preserve">metric for wind integration, is 0.71 t/MWh in case 2, 0.74 t/MWh in case 3,</w:t>
+      </w:r>
+      <w:r>
+        <w:t xml:space="preserve"> </w:t>
+      </w:r>
+      <w:r>
+        <w:t xml:space="preserve">and 0.51 t/MWh if two GTs are kept online. Values reported for different</w:t>
+      </w:r>
+      <w:r>
+        <w:t xml:space="preserve"> </w:t>
+      </w:r>
+      <w:r>
+        <w:t xml:space="preserve">platforms can only be compared if the GT operating practice behind them is</w:t>
+      </w:r>
+      <w:r>
+        <w:t xml:space="preserve"> </w:t>
+      </w:r>
+      <w:r>
+        <w:t xml:space="preserve">stated.</w:t>
       </w:r>
     </w:p>
     <w:p>
@@ -13274,73 +13250,55 @@
         <w:pStyle w:val="BodyText"/>
       </w:pPr>
       <w:r>
-        <w:t xml:space="preserve">Riboldi and Nord [7] found that the economic case for integrating</w:t>
-      </w:r>
-      <w:r>
-        <w:t xml:space="preserve"> </w:t>
-      </w:r>
-      <w:r>
-        <w:t xml:space="preserve">wind depends on gas and CO2 prices. Demand flexibility behaves differently:</w:t>
-      </w:r>
-      <w:r>
-        <w:t xml:space="preserve"> </w:t>
-      </w:r>
-      <w:r>
-        <w:t xml:space="preserve">it requires no investment in power generation, its schedule does not depend</w:t>
-      </w:r>
-      <w:r>
-        <w:t xml:space="preserve"> </w:t>
-      </w:r>
-      <w:r>
-        <w:t xml:space="preserve">on prices, and the fuel it saves is worth about 1,800 NOK per tonne of CO2</w:t>
-      </w:r>
-      <w:r>
-        <w:t xml:space="preserve"> </w:t>
-      </w:r>
-      <w:r>
-        <w:t xml:space="preserve">avoided at the base-case gas price alone. It therefore pays for itself</w:t>
-      </w:r>
-      <w:r>
-        <w:t xml:space="preserve"> </w:t>
-      </w:r>
-      <w:r>
-        <w:t xml:space="preserve">without a carbon price, which makes it attractive also in regions where</w:t>
-      </w:r>
-      <w:r>
-        <w:t xml:space="preserve"> </w:t>
-      </w:r>
-      <w:r>
-        <w:t xml:space="preserve">emissions are not priced. The wind farm, in contrast, needs a CO2 price of</w:t>
-      </w:r>
-      <w:r>
-        <w:t xml:space="preserve"> </w:t>
-      </w:r>
-      <w:r>
-        <w:t xml:space="preserve">about 1,800–2,500 NOK/t to break even at a 7 % discount rate, the same order</w:t>
-      </w:r>
-      <w:r>
-        <w:t xml:space="preserve"> </w:t>
-      </w:r>
-      <w:r>
-        <w:t xml:space="preserve">as power from shore [3,35], and flexibility lowers this</w:t>
-      </w:r>
-      <w:r>
-        <w:t xml:space="preserve"> </w:t>
-      </w:r>
-      <w:r>
-        <w:t xml:space="preserve">threshold by about 400 NOK/t. Power from shore and wind both require large</w:t>
-      </w:r>
-      <w:r>
-        <w:t xml:space="preserve"> </w:t>
-      </w:r>
-      <w:r>
-        <w:t xml:space="preserve">investments, whereas the flexibility studied here requires mainly a change</w:t>
-      </w:r>
-      <w:r>
-        <w:t xml:space="preserve"> </w:t>
-      </w:r>
-      <w:r>
-        <w:t xml:space="preserve">in operation.</w:t>
+        <w:t xml:space="preserve">The economics also differ from those of wind. Riboldi and Nord</w:t>
+      </w:r>
+      <w:r>
+        <w:t xml:space="preserve"> </w:t>
+      </w:r>
+      <w:r>
+        <w:t xml:space="preserve">[7] found that integrating wind pays only with favourable gas and</w:t>
+      </w:r>
+      <w:r>
+        <w:t xml:space="preserve"> </w:t>
+      </w:r>
+      <w:r>
+        <w:t xml:space="preserve">CO2 prices. Flexibility needs no investment in power generation, its schedule</w:t>
+      </w:r>
+      <w:r>
+        <w:t xml:space="preserve"> </w:t>
+      </w:r>
+      <w:r>
+        <w:t xml:space="preserve">does not depend on prices, and the fuel it saves is worth about 1,800 NOK per</w:t>
+      </w:r>
+      <w:r>
+        <w:t xml:space="preserve"> </w:t>
+      </w:r>
+      <w:r>
+        <w:t xml:space="preserve">tonne of CO2 avoided at the base-case gas price alone. It pays without any</w:t>
+      </w:r>
+      <w:r>
+        <w:t xml:space="preserve"> </w:t>
+      </w:r>
+      <w:r>
+        <w:t xml:space="preserve">carbon price, which matters in regions where emissions are not priced. The</w:t>
+      </w:r>
+      <w:r>
+        <w:t xml:space="preserve"> </w:t>
+      </w:r>
+      <w:r>
+        <w:t xml:space="preserve">wind farm, by comparison, needs about 1,800–2,500 NOK/t at a 7 % discount</w:t>
+      </w:r>
+      <w:r>
+        <w:t xml:space="preserve"> </w:t>
+      </w:r>
+      <w:r>
+        <w:t xml:space="preserve">rate to break even, the same order as power from shore</w:t>
+      </w:r>
+      <w:r>
+        <w:t xml:space="preserve"> </w:t>
+      </w:r>
+      <w:r>
+        <w:t xml:space="preserve">[3,35]; flexibility lowers this by about 400 NOK/t.</w:t>
       </w:r>
     </w:p>
     <w:p>
@@ -13348,43 +13306,43 @@
         <w:pStyle w:val="BodyText"/>
       </w:pPr>
       <w:r>
-        <w:t xml:space="preserve">Demand-side management in onshore industry is usually motivated by</w:t>
-      </w:r>
-      <w:r>
-        <w:t xml:space="preserve"> </w:t>
-      </w:r>
-      <w:r>
-        <w:t xml:space="preserve">electricity prices [14,15]. On an off-grid</w:t>
-      </w:r>
-      <w:r>
-        <w:t xml:space="preserve"> </w:t>
-      </w:r>
-      <w:r>
-        <w:t xml:space="preserve">platform, the value of moving a load comes instead from the discrete</w:t>
-      </w:r>
-      <w:r>
-        <w:t xml:space="preserve"> </w:t>
-      </w:r>
-      <w:r>
-        <w:t xml:space="preserve">decisions of the platform’s own power plant: whether a GT must be started</w:t>
-      </w:r>
-      <w:r>
-        <w:t xml:space="preserve"> </w:t>
-      </w:r>
-      <w:r>
-        <w:t xml:space="preserve">or can be stopped. This makes the value of flexibility strongly</w:t>
-      </w:r>
-      <w:r>
-        <w:t xml:space="preserve"> </w:t>
-      </w:r>
-      <w:r>
-        <w:t xml:space="preserve">state-dependent, and it is why an hourly unit commitment model, rather than</w:t>
-      </w:r>
-      <w:r>
-        <w:t xml:space="preserve"> </w:t>
-      </w:r>
-      <w:r>
-        <w:t xml:space="preserve">a model of energy shifting alone, is needed to estimate it.</w:t>
+        <w:t xml:space="preserve">The comparison with onshore demand response is less direct than it may seem.</w:t>
+      </w:r>
+      <w:r>
+        <w:t xml:space="preserve"> </w:t>
+      </w:r>
+      <w:r>
+        <w:t xml:space="preserve">Industrial studies respond to electricity prices</w:t>
+      </w:r>
+      <w:r>
+        <w:t xml:space="preserve"> </w:t>
+      </w:r>
+      <w:r>
+        <w:t xml:space="preserve">[14,15]. On an off-grid platform the value of</w:t>
+      </w:r>
+      <w:r>
+        <w:t xml:space="preserve"> </w:t>
+      </w:r>
+      <w:r>
+        <w:t xml:space="preserve">a load shift comes from discrete decisions of the platform’s own power</w:t>
+      </w:r>
+      <w:r>
+        <w:t xml:space="preserve"> </w:t>
+      </w:r>
+      <w:r>
+        <w:t xml:space="preserve">plant, whether a GT must start or can stop. The value therefore depends on</w:t>
+      </w:r>
+      <w:r>
+        <w:t xml:space="preserve"> </w:t>
+      </w:r>
+      <w:r>
+        <w:t xml:space="preserve">the state of the system hour by hour, and a model of energy shifting alone,</w:t>
+      </w:r>
+      <w:r>
+        <w:t xml:space="preserve"> </w:t>
+      </w:r>
+      <w:r>
+        <w:t xml:space="preserve">without unit commitment, would miss most of it.</w:t>
       </w:r>
     </w:p>
     <w:bookmarkEnd w:id="68"/>
@@ -13402,91 +13360,25 @@
         <w:pStyle w:val="FirstParagraph"/>
       </w:pPr>
       <w:r>
-        <w:t xml:space="preserve">Three implications follow for operators. First, the flexibility already</w:t>
-      </w:r>
-      <w:r>
-        <w:t xml:space="preserve"> </w:t>
-      </w:r>
-      <w:r>
-        <w:t xml:space="preserve">exists on most oil platforms with water injection and can be used without</w:t>
-      </w:r>
-      <w:r>
-        <w:t xml:space="preserve"> </w:t>
-      </w:r>
-      <w:r>
-        <w:t xml:space="preserve">new equipment. It does, however, require the power management system to</w:t>
-      </w:r>
-      <w:r>
-        <w:t xml:space="preserve"> </w:t>
-      </w:r>
-      <w:r>
-        <w:t xml:space="preserve">coordinate injection with the GTs and the wind forecast, which today are</w:t>
-      </w:r>
-      <w:r>
-        <w:t xml:space="preserve"> </w:t>
-      </w:r>
-      <w:r>
-        <w:t xml:space="preserve">usually controlled separately. Second, the reservoir requirement is modest:</w:t>
-      </w:r>
-      <w:r>
-        <w:t xml:space="preserve"> </w:t>
-      </w:r>
-      <w:r>
-        <w:t xml:space="preserve">about 24 h of injection deferral, averaging 9.0 h, is small compared with the</w:t>
-      </w:r>
-      <w:r>
-        <w:t xml:space="preserve"> </w:t>
-      </w:r>
-      <w:r>
-        <w:t xml:space="preserve">time scale of reservoir pressure support, which is managed on the basis of</w:t>
-      </w:r>
-      <w:r>
-        <w:t xml:space="preserve"> </w:t>
-      </w:r>
-      <w:r>
-        <w:t xml:space="preserve">cumulative voidage replacement over months. It should nevertheless be</w:t>
-      </w:r>
-      <w:r>
-        <w:t xml:space="preserve"> </w:t>
-      </w:r>
-      <w:r>
-        <w:t xml:space="preserve">confirmed with reservoir engineers for each field, because some reservoirs,</w:t>
-      </w:r>
-      <w:r>
-        <w:t xml:space="preserve"> </w:t>
-      </w:r>
-      <w:r>
-        <w:t xml:space="preserve">for example those close to the bubble point, may be sensitive to short</w:t>
-      </w:r>
-      <w:r>
-        <w:t xml:space="preserve"> </w:t>
-      </w:r>
-      <w:r>
-        <w:t xml:space="preserve">pressure drops. Third, the schedule changes the duty of the injection pumps.</w:t>
-      </w:r>
-      <w:r>
-        <w:t xml:space="preserve"> </w:t>
-      </w:r>
-      <w:r>
-        <w:t xml:space="preserve">In case 3 the number of running injection pumps changes about 730 times per</w:t>
-      </w:r>
-      <w:r>
-        <w:t xml:space="preserve"> </w:t>
-      </w:r>
-      <w:r>
-        <w:t xml:space="preserve">year, or about two pump starts per day. The model does not penalise pump</w:t>
-      </w:r>
-      <w:r>
-        <w:t xml:space="preserve"> </w:t>
-      </w:r>
-      <w:r>
-        <w:t xml:space="preserve">starts; a start cost or a minimum run time for the pumps could be added at</w:t>
-      </w:r>
-      <w:r>
-        <w:t xml:space="preserve"> </w:t>
-      </w:r>
-      <w:r>
-        <w:t xml:space="preserve">little cost to the saving, since the deficit limit is rarely active.</w:t>
+        <w:t xml:space="preserve">For operators, the first point is that this flexibility already exists on</w:t>
+      </w:r>
+      <w:r>
+        <w:t xml:space="preserve"> </w:t>
+      </w:r>
+      <w:r>
+        <w:t xml:space="preserve">most oil platforms with water injection. Using it needs no new equipment, but</w:t>
+      </w:r>
+      <w:r>
+        <w:t xml:space="preserve"> </w:t>
+      </w:r>
+      <w:r>
+        <w:t xml:space="preserve">it does need a power management system that coordinates injection with the</w:t>
+      </w:r>
+      <w:r>
+        <w:t xml:space="preserve"> </w:t>
+      </w:r>
+      <w:r>
+        <w:t xml:space="preserve">GTs and a wind forecast; today these are usually controlled separately.</w:t>
       </w:r>
     </w:p>
     <w:p>
@@ -13494,73 +13386,25 @@
         <w:pStyle w:val="BodyText"/>
       </w:pPr>
       <w:r>
-        <w:t xml:space="preserve">The result does not depend on the carbon price, because the fuel saved has</w:t>
-      </w:r>
-      <w:r>
-        <w:t xml:space="preserve"> </w:t>
-      </w:r>
-      <w:r>
-        <w:t xml:space="preserve">value on its own. Operating practice, and in particular how many GTs must be</w:t>
-      </w:r>
-      <w:r>
-        <w:t xml:space="preserve"> </w:t>
-      </w:r>
-      <w:r>
-        <w:t xml:space="preserve">online and what counts as reserve, has a larger effect on emissions than any</w:t>
-      </w:r>
-      <w:r>
-        <w:t xml:space="preserve"> </w:t>
-      </w:r>
-      <w:r>
-        <w:t xml:space="preserve">price or the battery size. Rules that keep two GTs online for redundancy</w:t>
-      </w:r>
-      <w:r>
-        <w:t xml:space="preserve"> </w:t>
-      </w:r>
-      <w:r>
-        <w:t xml:space="preserve">increase emissions by 40 % with fixed demand and by 53 % with flexible</w:t>
-      </w:r>
-      <w:r>
-        <w:t xml:space="preserve"> </w:t>
-      </w:r>
-      <w:r>
-        <w:t xml:space="preserve">demand compared with the optimised schedules, and</w:t>
-      </w:r>
-      <w:r>
-        <w:t xml:space="preserve"> </w:t>
-      </w:r>
-      <w:r>
-        <w:t xml:space="preserve">they remove most of the value of flexibility. Such rules are set for good</w:t>
-      </w:r>
-      <w:r>
-        <w:t xml:space="preserve"> </w:t>
-      </w:r>
-      <w:r>
-        <w:t xml:space="preserve">reasons of safety and regularity, but the results suggest that they deserve</w:t>
-      </w:r>
-      <w:r>
-        <w:t xml:space="preserve"> </w:t>
-      </w:r>
-      <w:r>
-        <w:t xml:space="preserve">the same attention as the choice of wind farm when emissions are to be</w:t>
-      </w:r>
-      <w:r>
-        <w:t xml:space="preserve"> </w:t>
-      </w:r>
-      <w:r>
-        <w:t xml:space="preserve">reduced, and that technologies that can provide reserve and stability</w:t>
-      </w:r>
-      <w:r>
-        <w:t xml:space="preserve"> </w:t>
-      </w:r>
-      <w:r>
-        <w:t xml:space="preserve">without a running GT, such as grid-forming batteries, are the next step after</w:t>
-      </w:r>
-      <w:r>
-        <w:t xml:space="preserve"> </w:t>
-      </w:r>
-      <w:r>
-        <w:t xml:space="preserve">demand flexibility.</w:t>
+        <w:t xml:space="preserve">The reservoir requirement is modest. About 24 h of deferral, averaging 9.0 h,</w:t>
+      </w:r>
+      <w:r>
+        <w:t xml:space="preserve"> </w:t>
+      </w:r>
+      <w:r>
+        <w:t xml:space="preserve">is short compared with the months over which voidage replacement is normally</w:t>
+      </w:r>
+      <w:r>
+        <w:t xml:space="preserve"> </w:t>
+      </w:r>
+      <w:r>
+        <w:t xml:space="preserve">managed. It still has to be confirmed for each field. A reservoir close to</w:t>
+      </w:r>
+      <w:r>
+        <w:t xml:space="preserve"> </w:t>
+      </w:r>
+      <w:r>
+        <w:t xml:space="preserve">its bubble point, for example, may not accept even short pressure drops.</w:t>
       </w:r>
     </w:p>
     <w:p>
@@ -13568,49 +13412,131 @@
         <w:pStyle w:val="BodyText"/>
       </w:pPr>
       <w:r>
-        <w:t xml:space="preserve">The approach can be transferred to other installations. A platform benefits</w:t>
-      </w:r>
-      <w:r>
-        <w:t xml:space="preserve"> </w:t>
-      </w:r>
-      <w:r>
-        <w:t xml:space="preserve">most from load flexibility when it has a large deferrable consumer, when its</w:t>
-      </w:r>
-      <w:r>
-        <w:t xml:space="preserve"> </w:t>
-      </w:r>
-      <w:r>
-        <w:t xml:space="preserve">average demand lies close to the capacity of one GT minus the reserve, and</w:t>
-      </w:r>
-      <w:r>
-        <w:t xml:space="preserve"> </w:t>
-      </w:r>
-      <w:r>
-        <w:t xml:space="preserve">when its wind supply is of the same order as its demand. Gas compression on</w:t>
-      </w:r>
-      <w:r>
-        <w:t xml:space="preserve"> </w:t>
-      </w:r>
-      <w:r>
-        <w:t xml:space="preserve">gas export platforms, electric heating, and the regeneration of glycol or</w:t>
-      </w:r>
-      <w:r>
-        <w:t xml:space="preserve"> </w:t>
-      </w:r>
-      <w:r>
-        <w:t xml:space="preserve">other process chemicals are candidates for deferrable loads on other types</w:t>
-      </w:r>
-      <w:r>
-        <w:t xml:space="preserve"> </w:t>
-      </w:r>
-      <w:r>
-        <w:t xml:space="preserve">of installation, provided that buffer storage, such as line pack or tank</w:t>
-      </w:r>
-      <w:r>
-        <w:t xml:space="preserve"> </w:t>
-      </w:r>
-      <w:r>
-        <w:t xml:space="preserve">volume, is available.</w:t>
+        <w:t xml:space="preserve">The schedule also changes the duty of the injection pumps. In case 3 the</w:t>
+      </w:r>
+      <w:r>
+        <w:t xml:space="preserve"> </w:t>
+      </w:r>
+      <w:r>
+        <w:t xml:space="preserve">number of running pumps changes about 730 times a year, roughly two starts</w:t>
+      </w:r>
+      <w:r>
+        <w:t xml:space="preserve"> </w:t>
+      </w:r>
+      <w:r>
+        <w:t xml:space="preserve">per day, and the model does not penalise this. A start cost or a minimum run</w:t>
+      </w:r>
+      <w:r>
+        <w:t xml:space="preserve"> </w:t>
+      </w:r>
+      <w:r>
+        <w:t xml:space="preserve">time would probably cost little of the saving, because the deficit limit is</w:t>
+      </w:r>
+      <w:r>
+        <w:t xml:space="preserve"> </w:t>
+      </w:r>
+      <w:r>
+        <w:t xml:space="preserve">rarely reached; this has not been tested.</w:t>
+      </w:r>
+    </w:p>
+    <w:p>
+      <w:pPr>
+        <w:pStyle w:val="BodyText"/>
+      </w:pPr>
+      <w:r>
+        <w:t xml:space="preserve">Operating practice deserves at least as much attention as hardware. How many</w:t>
+      </w:r>
+      <w:r>
+        <w:t xml:space="preserve"> </w:t>
+      </w:r>
+      <w:r>
+        <w:t xml:space="preserve">GTs must be online, and what counts as reserve, affects emissions more than</w:t>
+      </w:r>
+      <w:r>
+        <w:t xml:space="preserve"> </w:t>
+      </w:r>
+      <w:r>
+        <w:t xml:space="preserve">any price or the battery size. Rules that keep two GTs online for redundancy</w:t>
+      </w:r>
+      <w:r>
+        <w:t xml:space="preserve"> </w:t>
+      </w:r>
+      <w:r>
+        <w:t xml:space="preserve">raise emissions by 40 % with fixed demand and by 53 % with flexible demand,</w:t>
+      </w:r>
+      <w:r>
+        <w:t xml:space="preserve"> </w:t>
+      </w:r>
+      <w:r>
+        <w:t xml:space="preserve">and they remove most of the value of flexibility. Such rules exist for good</w:t>
+      </w:r>
+      <w:r>
+        <w:t xml:space="preserve"> </w:t>
+      </w:r>
+      <w:r>
+        <w:t xml:space="preserve">reasons of safety and regularity. Changing them requires a technical case,</w:t>
+      </w:r>
+      <w:r>
+        <w:t xml:space="preserve"> </w:t>
+      </w:r>
+      <w:r>
+        <w:t xml:space="preserve">for instance grid-forming batteries that can provide reserve and stability</w:t>
+      </w:r>
+      <w:r>
+        <w:t xml:space="preserve"> </w:t>
+      </w:r>
+      <w:r>
+        <w:t xml:space="preserve">without a running GT, and that is the logical next step after demand</w:t>
+      </w:r>
+      <w:r>
+        <w:t xml:space="preserve"> </w:t>
+      </w:r>
+      <w:r>
+        <w:t xml:space="preserve">flexibility.</w:t>
+      </w:r>
+    </w:p>
+    <w:p>
+      <w:pPr>
+        <w:pStyle w:val="BodyText"/>
+      </w:pPr>
+      <w:r>
+        <w:t xml:space="preserve">The approach should transfer to other installations, with caveats. A</w:t>
+      </w:r>
+      <w:r>
+        <w:t xml:space="preserve"> </w:t>
+      </w:r>
+      <w:r>
+        <w:t xml:space="preserve">platform gains most when it has a large deferrable consumer, an average</w:t>
+      </w:r>
+      <w:r>
+        <w:t xml:space="preserve"> </w:t>
+      </w:r>
+      <w:r>
+        <w:t xml:space="preserve">demand close to the capacity of one GT minus the reserve, and a wind supply</w:t>
+      </w:r>
+      <w:r>
+        <w:t xml:space="preserve"> </w:t>
+      </w:r>
+      <w:r>
+        <w:t xml:space="preserve">of the same order as its demand. On other installation types, gas export</w:t>
+      </w:r>
+      <w:r>
+        <w:t xml:space="preserve"> </w:t>
+      </w:r>
+      <w:r>
+        <w:t xml:space="preserve">compression, electric heating and the regeneration of glycol or other</w:t>
+      </w:r>
+      <w:r>
+        <w:t xml:space="preserve"> </w:t>
+      </w:r>
+      <w:r>
+        <w:t xml:space="preserve">process chemicals could be deferrable, but only where buffer storage such as</w:t>
+      </w:r>
+      <w:r>
+        <w:t xml:space="preserve"> </w:t>
+      </w:r>
+      <w:r>
+        <w:t xml:space="preserve">line pack or tank volume exists.</w:t>
       </w:r>
     </w:p>
     <w:bookmarkEnd w:id="69"/>
@@ -13628,67 +13554,55 @@
         <w:pStyle w:val="FirstParagraph"/>
       </w:pPr>
       <w:r>
-        <w:t xml:space="preserve">The size of the saving depends on assumptions that were not all varied, and</w:t>
-      </w:r>
-      <w:r>
-        <w:t xml:space="preserve"> </w:t>
-      </w:r>
-      <w:r>
-        <w:t xml:space="preserve">it is useful to consider how they act through the mechanism identified</w:t>
-      </w:r>
-      <w:r>
-        <w:t xml:space="preserve"> </w:t>
-      </w:r>
-      <w:r>
-        <w:t xml:space="preserve">above. The decisive quantity is the number of hours in which, with fixed</w:t>
-      </w:r>
-      <w:r>
-        <w:t xml:space="preserve"> </w:t>
-      </w:r>
-      <w:r>
-        <w:t xml:space="preserve">demand, the platform needs one GT more than its load requires. This number</w:t>
-      </w:r>
-      <w:r>
-        <w:t xml:space="preserve"> </w:t>
-      </w:r>
-      <w:r>
-        <w:t xml:space="preserve">grows with the reserve requirement, with the average demand relative to</w:t>
-      </w:r>
-      <w:r>
-        <w:t xml:space="preserve"> </w:t>
-      </w:r>
-      <w:r>
-        <w:t xml:space="preserve">the capacity of one GT, and with the time the wind spends just below the</w:t>
-      </w:r>
-      <w:r>
-        <w:t xml:space="preserve"> </w:t>
-      </w:r>
-      <w:r>
-        <w:t xml:space="preserve">demand. A larger reserve than the 5 MW used here, or a platform whose</w:t>
-      </w:r>
-      <w:r>
-        <w:t xml:space="preserve"> </w:t>
-      </w:r>
-      <w:r>
-        <w:t xml:space="preserve">demand lies closer to the rating of one GT, would therefore increase the</w:t>
-      </w:r>
-      <w:r>
-        <w:t xml:space="preserve"> </w:t>
-      </w:r>
-      <w:r>
-        <w:t xml:space="preserve">value of flexibility, while a platform with much spare GT capacity, or a</w:t>
-      </w:r>
-      <w:r>
-        <w:t xml:space="preserve"> </w:t>
-      </w:r>
-      <w:r>
-        <w:t xml:space="preserve">wind farm much larger than the demand, would reduce it, as the wind farm</w:t>
-      </w:r>
-      <w:r>
-        <w:t xml:space="preserve"> </w:t>
-      </w:r>
-      <w:r>
-        <w:t xml:space="preserve">sensitivity confirms.</w:t>
+        <w:t xml:space="preserve">Not every assumption was varied, so it helps to trace how the untested ones</w:t>
+      </w:r>
+      <w:r>
+        <w:t xml:space="preserve"> </w:t>
+      </w:r>
+      <w:r>
+        <w:t xml:space="preserve">act through the mechanism above. What decides the saving is the number of</w:t>
+      </w:r>
+      <w:r>
+        <w:t xml:space="preserve"> </w:t>
+      </w:r>
+      <w:r>
+        <w:t xml:space="preserve">hours in which, at fixed demand, the platform runs one GT more than its load</w:t>
+      </w:r>
+      <w:r>
+        <w:t xml:space="preserve"> </w:t>
+      </w:r>
+      <w:r>
+        <w:t xml:space="preserve">requires. That number rises with the reserve requirement, with the demand</w:t>
+      </w:r>
+      <w:r>
+        <w:t xml:space="preserve"> </w:t>
+      </w:r>
+      <w:r>
+        <w:t xml:space="preserve">relative to the capacity of one GT, and with the time the wind spends just</w:t>
+      </w:r>
+      <w:r>
+        <w:t xml:space="preserve"> </w:t>
+      </w:r>
+      <w:r>
+        <w:t xml:space="preserve">below the demand. A reserve larger than 5 MW, or a platform whose demand is</w:t>
+      </w:r>
+      <w:r>
+        <w:t xml:space="preserve"> </w:t>
+      </w:r>
+      <w:r>
+        <w:t xml:space="preserve">closer to one GT’s rating, should make flexibility more valuable. Much spare</w:t>
+      </w:r>
+      <w:r>
+        <w:t xml:space="preserve"> </w:t>
+      </w:r>
+      <w:r>
+        <w:t xml:space="preserve">GT capacity, or a wind farm far larger than the demand, should make it less</w:t>
+      </w:r>
+      <w:r>
+        <w:t xml:space="preserve"> </w:t>
+      </w:r>
+      <w:r>
+        <w:t xml:space="preserve">valuable; the wind farm sensitivity shows the latter.</w:t>
       </w:r>
     </w:p>
     <w:p>
@@ -13696,67 +13610,55 @@
         <w:pStyle w:val="BodyText"/>
       </w:pPr>
       <w:r>
-        <w:t xml:space="preserve">The flexible load itself matters less than its size suggests. Injection is</w:t>
-      </w:r>
-      <w:r>
-        <w:t xml:space="preserve"> </w:t>
-      </w:r>
-      <w:r>
-        <w:t xml:space="preserve">deferred by stopping whole pumps, so the assumed minimum flow of the pumps</w:t>
-      </w:r>
-      <w:r>
-        <w:t xml:space="preserve"> </w:t>
-      </w:r>
-      <w:r>
-        <w:t xml:space="preserve">affects the cost of running one pump at low rate but hardly the saving,</w:t>
-      </w:r>
-      <w:r>
-        <w:t xml:space="preserve"> </w:t>
-      </w:r>
-      <w:r>
-        <w:t xml:space="preserve">which comes from the hours in which injection is cut. A lower injection</w:t>
-      </w:r>
-      <w:r>
-        <w:t xml:space="preserve"> </w:t>
-      </w:r>
-      <w:r>
-        <w:t xml:space="preserve">target would leave more room above the target for catching up, and a higher</w:t>
-      </w:r>
-      <w:r>
-        <w:t xml:space="preserve"> </w:t>
-      </w:r>
-      <w:r>
-        <w:t xml:space="preserve">target less; at the extreme of a 100 % target, deferred injection could</w:t>
-      </w:r>
-      <w:r>
-        <w:t xml:space="preserve"> </w:t>
-      </w:r>
-      <w:r>
-        <w:t xml:space="preserve">never be caught up and flexibility would be lost. The heat balance was never</w:t>
-      </w:r>
-      <w:r>
-        <w:t xml:space="preserve"> </w:t>
-      </w:r>
-      <w:r>
-        <w:t xml:space="preserve">binding in the base cases: the electric heater was not used, because the</w:t>
-      </w:r>
-      <w:r>
-        <w:t xml:space="preserve"> </w:t>
-      </w:r>
-      <w:r>
-        <w:t xml:space="preserve">waste heat of the running GT always covered the 3 MW demand. Platforms with</w:t>
-      </w:r>
-      <w:r>
-        <w:t xml:space="preserve"> </w:t>
-      </w:r>
-      <w:r>
-        <w:t xml:space="preserve">a higher heat demand, or with heat supplied by the GTs that are to be</w:t>
-      </w:r>
-      <w:r>
-        <w:t xml:space="preserve"> </w:t>
-      </w:r>
-      <w:r>
-        <w:t xml:space="preserve">stopped, would see a smaller saving unless the heat can also be scheduled.</w:t>
+        <w:t xml:space="preserve">The flexible load matters less than its size suggests. Injection is cut by</w:t>
+      </w:r>
+      <w:r>
+        <w:t xml:space="preserve"> </w:t>
+      </w:r>
+      <w:r>
+        <w:t xml:space="preserve">stopping whole pumps, so the assumed minimum pump flow changes the cost of</w:t>
+      </w:r>
+      <w:r>
+        <w:t xml:space="preserve"> </w:t>
+      </w:r>
+      <w:r>
+        <w:t xml:space="preserve">running one pump at low rate but hardly the saving. The injection target</w:t>
+      </w:r>
+      <w:r>
+        <w:t xml:space="preserve"> </w:t>
+      </w:r>
+      <w:r>
+        <w:t xml:space="preserve">matters more. A lower target leaves more room for catching up; at a 100 %</w:t>
+      </w:r>
+      <w:r>
+        <w:t xml:space="preserve"> </w:t>
+      </w:r>
+      <w:r>
+        <w:t xml:space="preserve">target, deferred injection could never be caught up and the flexibility</w:t>
+      </w:r>
+      <w:r>
+        <w:t xml:space="preserve"> </w:t>
+      </w:r>
+      <w:r>
+        <w:t xml:space="preserve">would vanish. The heat balance never bound in the base cases, since the waste</w:t>
+      </w:r>
+      <w:r>
+        <w:t xml:space="preserve"> </w:t>
+      </w:r>
+      <w:r>
+        <w:t xml:space="preserve">heat of the running GT always covered the 3 MW demand. A platform with a</w:t>
+      </w:r>
+      <w:r>
+        <w:t xml:space="preserve"> </w:t>
+      </w:r>
+      <w:r>
+        <w:t xml:space="preserve">larger heat demand, or one that relies on the heat of the GTs to be stopped,</w:t>
+      </w:r>
+      <w:r>
+        <w:t xml:space="preserve"> </w:t>
+      </w:r>
+      <w:r>
+        <w:t xml:space="preserve">would save less unless its heat can be scheduled too.</w:t>
       </w:r>
     </w:p>
     <w:p>
@@ -13764,25 +13666,19 @@
         <w:pStyle w:val="BodyText"/>
       </w:pPr>
       <w:r>
-        <w:t xml:space="preserve">The conclusion that production should never be shed is robust. The value of</w:t>
-      </w:r>
-      <w:r>
-        <w:t xml:space="preserve"> </w:t>
-      </w:r>
-      <w:r>
-        <w:t xml:space="preserve">lost oil and gas exceeds the value of the fuel saved by about two orders of</w:t>
-      </w:r>
-      <w:r>
-        <w:t xml:space="preserve"> </w:t>
-      </w:r>
-      <w:r>
-        <w:t xml:space="preserve">magnitude, so even large changes in prices or efficiencies would not change</w:t>
-      </w:r>
-      <w:r>
-        <w:t xml:space="preserve"> </w:t>
-      </w:r>
-      <w:r>
-        <w:t xml:space="preserve">it.</w:t>
+        <w:t xml:space="preserve">That production should never be shed is the most robust result. Lost oil and</w:t>
+      </w:r>
+      <w:r>
+        <w:t xml:space="preserve"> </w:t>
+      </w:r>
+      <w:r>
+        <w:t xml:space="preserve">gas are worth about a hundred times more than the fuel saved; no plausible</w:t>
+      </w:r>
+      <w:r>
+        <w:t xml:space="preserve"> </w:t>
+      </w:r>
+      <w:r>
+        <w:t xml:space="preserve">change in prices or efficiencies reverses that.</w:t>
       </w:r>
     </w:p>
     <w:bookmarkEnd w:id="70"/>
@@ -13800,103 +13696,49 @@
         <w:pStyle w:val="FirstParagraph"/>
       </w:pPr>
       <w:r>
-        <w:t xml:space="preserve">The platform is generic. Its fluid composition, minimum-flow limits,</w:t>
-      </w:r>
-      <w:r>
-        <w:t xml:space="preserve"> </w:t>
-      </w:r>
-      <w:r>
-        <w:t xml:space="preserve">injection target and deficit limit are assumptions, although the</w:t>
-      </w:r>
-      <w:r>
-        <w:t xml:space="preserve"> </w:t>
-      </w:r>
-      <w:r>
-        <w:t xml:space="preserve">sensitivity analysis shows that the result is robust to the deficit limit,</w:t>
-      </w:r>
-      <w:r>
-        <w:t xml:space="preserve"> </w:t>
-      </w:r>
-      <w:r>
-        <w:t xml:space="preserve">the prices and the battery size. The process is represented by steady</w:t>
-      </w:r>
-      <w:r>
-        <w:t xml:space="preserve"> </w:t>
-      </w:r>
-      <w:r>
-        <w:t xml:space="preserve">states: transient compressor behaviour, the start-up times of pumps and GTs</w:t>
-      </w:r>
-      <w:r>
-        <w:t xml:space="preserve"> </w:t>
-      </w:r>
-      <w:r>
-        <w:t xml:space="preserve">beyond the start cost, and the reservoir response to deferred injection are</w:t>
-      </w:r>
-      <w:r>
-        <w:t xml:space="preserve"> </w:t>
-      </w:r>
-      <w:r>
-        <w:t xml:space="preserve">not modelled. The scheduler has perfect foresight of wind within each week,</w:t>
-      </w:r>
-      <w:r>
-        <w:t xml:space="preserve"> </w:t>
-      </w:r>
-      <w:r>
-        <w:t xml:space="preserve">so the savings are an upper bound for real operation with forecast errors;</w:t>
-      </w:r>
-      <w:r>
-        <w:t xml:space="preserve"> </w:t>
-      </w:r>
-      <w:r>
-        <w:t xml:space="preserve">because the deficit limit is rarely active, a forecast-based schedule with a</w:t>
-      </w:r>
-      <w:r>
-        <w:t xml:space="preserve"> </w:t>
-      </w:r>
-      <w:r>
-        <w:t xml:space="preserve">safety margin on the deficit is expected to retain most of the saving. The</w:t>
-      </w:r>
-      <w:r>
-        <w:t xml:space="preserve"> </w:t>
-      </w:r>
-      <w:r>
-        <w:t xml:space="preserve">analysis covers ten weather years at one site and a single platform without</w:t>
-      </w:r>
-      <w:r>
-        <w:t xml:space="preserve"> </w:t>
-      </w:r>
-      <w:r>
-        <w:t xml:space="preserve">power import or export. The economic indicators rest on the cost of one first-of-a-kind</w:t>
-      </w:r>
-      <w:r>
-        <w:t xml:space="preserve"> </w:t>
-      </w:r>
-      <w:r>
-        <w:t xml:space="preserve">floating wind farm and do not include the cost of implementing flexibility,</w:t>
-      </w:r>
-      <w:r>
-        <w:t xml:space="preserve"> </w:t>
-      </w:r>
-      <w:r>
-        <w:t xml:space="preserve">the battery or the small GT on an existing platform, for which break-even</w:t>
-      </w:r>
-      <w:r>
-        <w:t xml:space="preserve"> </w:t>
-      </w:r>
-      <w:r>
-        <w:t xml:space="preserve">values are given instead. Finally, the small GT</w:t>
-      </w:r>
-      <w:r>
-        <w:t xml:space="preserve"> </w:t>
-      </w:r>
-      <w:r>
-        <w:t xml:space="preserve">in the fleet sensitivity is given the same relative part-load curve as the</w:t>
-      </w:r>
-      <w:r>
-        <w:t xml:space="preserve"> </w:t>
-      </w:r>
-      <w:r>
-        <w:t xml:space="preserve">main units, because its manufacturer publishes only the full-load rating.</w:t>
+        <w:t xml:space="preserve">The platform is generic: fluid composition, minimum-flow limits, injection</w:t>
+      </w:r>
+      <w:r>
+        <w:t xml:space="preserve"> </w:t>
+      </w:r>
+      <w:r>
+        <w:t xml:space="preserve">target and deficit limit are assumed, although the result is insensitive to</w:t>
+      </w:r>
+      <w:r>
+        <w:t xml:space="preserve"> </w:t>
+      </w:r>
+      <w:r>
+        <w:t xml:space="preserve">the deficit limit, the prices and the battery size. The process is</w:t>
+      </w:r>
+      <w:r>
+        <w:t xml:space="preserve"> </w:t>
+      </w:r>
+      <w:r>
+        <w:t xml:space="preserve">represented by steady states. Transient compressor behaviour, start-up times</w:t>
+      </w:r>
+      <w:r>
+        <w:t xml:space="preserve"> </w:t>
+      </w:r>
+      <w:r>
+        <w:t xml:space="preserve">of pumps and GTs beyond a start cost, and the reservoir response to deferred</w:t>
+      </w:r>
+      <w:r>
+        <w:t xml:space="preserve"> </w:t>
+      </w:r>
+      <w:r>
+        <w:t xml:space="preserve">injection are not modelled. The GT part-load curve is a Willans line from</w:t>
+      </w:r>
+      <w:r>
+        <w:t xml:space="preserve"> </w:t>
+      </w:r>
+      <w:r>
+        <w:t xml:space="preserve">LEOGO; a real machine’s curve, including its emissions at very low load, may</w:t>
+      </w:r>
+      <w:r>
+        <w:t xml:space="preserve"> </w:t>
+      </w:r>
+      <w:r>
+        <w:t xml:space="preserve">differ.</w:t>
       </w:r>
     </w:p>
     <w:p>
@@ -13904,37 +13746,105 @@
         <w:pStyle w:val="BodyText"/>
       </w:pPr>
       <w:r>
-        <w:t xml:space="preserve">Future work should test the approach with wind forecast errors, add pump</w:t>
-      </w:r>
-      <w:r>
-        <w:t xml:space="preserve"> </w:t>
-      </w:r>
-      <w:r>
-        <w:t xml:space="preserve">start costs and a reservoir model for the injection</w:t>
-      </w:r>
-      <w:r>
-        <w:t xml:space="preserve"> </w:t>
-      </w:r>
-      <w:r>
-        <w:t xml:space="preserve">deficit, and apply it to real platform data. Combining load flexibility with</w:t>
-      </w:r>
-      <w:r>
-        <w:t xml:space="preserve"> </w:t>
-      </w:r>
-      <w:r>
-        <w:t xml:space="preserve">grid-forming storage, and evaluating the investment cost of the whole system,</w:t>
-      </w:r>
-      <w:r>
-        <w:t xml:space="preserve"> </w:t>
-      </w:r>
-      <w:r>
-        <w:t xml:space="preserve">would show how far an off-grid platform can be decarbonised before power from</w:t>
-      </w:r>
-      <w:r>
-        <w:t xml:space="preserve"> </w:t>
-      </w:r>
-      <w:r>
-        <w:t xml:space="preserve">shore becomes necessary.</w:t>
+        <w:t xml:space="preserve">The scheduler knows the wind a week ahead, so the savings are an upper bound.</w:t>
+      </w:r>
+      <w:r>
+        <w:t xml:space="preserve"> </w:t>
+      </w:r>
+      <w:r>
+        <w:t xml:space="preserve">Because the deficit limit is rarely reached, a forecast-based schedule that</w:t>
+      </w:r>
+      <w:r>
+        <w:t xml:space="preserve"> </w:t>
+      </w:r>
+      <w:r>
+        <w:t xml:space="preserve">keeps a margin on the deficit should retain most of them, but that remains</w:t>
+      </w:r>
+      <w:r>
+        <w:t xml:space="preserve"> </w:t>
+      </w:r>
+      <w:r>
+        <w:t xml:space="preserve">to be shown. The ten weather years cover one site and one platform, without</w:t>
+      </w:r>
+      <w:r>
+        <w:t xml:space="preserve"> </w:t>
+      </w:r>
+      <w:r>
+        <w:t xml:space="preserve">power import or export. The economic indicators rest on the cost of a single</w:t>
+      </w:r>
+      <w:r>
+        <w:t xml:space="preserve"> </w:t>
+      </w:r>
+      <w:r>
+        <w:t xml:space="preserve">first-of-a-kind floating wind farm and leave out the cost of implementing</w:t>
+      </w:r>
+      <w:r>
+        <w:t xml:space="preserve"> </w:t>
+      </w:r>
+      <w:r>
+        <w:t xml:space="preserve">flexibility, the battery or the small GT, for which only break-even values</w:t>
+      </w:r>
+      <w:r>
+        <w:t xml:space="preserve"> </w:t>
+      </w:r>
+      <w:r>
+        <w:t xml:space="preserve">are given. The small GT uses the main units’ relative part-load curve,</w:t>
+      </w:r>
+      <w:r>
+        <w:t xml:space="preserve"> </w:t>
+      </w:r>
+      <w:r>
+        <w:t xml:space="preserve">because its manufacturer publishes only the full-load rating.</w:t>
+      </w:r>
+    </w:p>
+    <w:p>
+      <w:pPr>
+        <w:pStyle w:val="BodyText"/>
+      </w:pPr>
+      <w:r>
+        <w:t xml:space="preserve">The next steps are concrete. Rolling schedules with forecast errors would</w:t>
+      </w:r>
+      <w:r>
+        <w:t xml:space="preserve"> </w:t>
+      </w:r>
+      <w:r>
+        <w:t xml:space="preserve">show how much of the saving survives without perfect foresight. Pump start</w:t>
+      </w:r>
+      <w:r>
+        <w:t xml:space="preserve"> </w:t>
+      </w:r>
+      <w:r>
+        <w:t xml:space="preserve">costs and a simple reservoir pressure model would test the injection</w:t>
+      </w:r>
+      <w:r>
+        <w:t xml:space="preserve"> </w:t>
+      </w:r>
+      <w:r>
+        <w:t xml:space="preserve">schedule against operational limits. Data from a platform with wind supply,</w:t>
+      </w:r>
+      <w:r>
+        <w:t xml:space="preserve"> </w:t>
+      </w:r>
+      <w:r>
+        <w:t xml:space="preserve">such as those served by Hywind Tampen, would allow the model to be</w:t>
+      </w:r>
+      <w:r>
+        <w:t xml:space="preserve"> </w:t>
+      </w:r>
+      <w:r>
+        <w:t xml:space="preserve">calibrated. Finally, combining load flexibility with grid-forming storage and</w:t>
+      </w:r>
+      <w:r>
+        <w:t xml:space="preserve"> </w:t>
+      </w:r>
+      <w:r>
+        <w:t xml:space="preserve">the investment cost of the whole system would show how far an off-grid</w:t>
+      </w:r>
+      <w:r>
+        <w:t xml:space="preserve"> </w:t>
+      </w:r>
+      <w:r>
+        <w:t xml:space="preserve">platform can be decarbonised before power from shore is needed.</w:t>
       </w:r>
     </w:p>
     <w:bookmarkEnd w:id="71"/>
@@ -13953,25 +13863,25 @@
         <w:pStyle w:val="FirstParagraph"/>
       </w:pPr>
       <w:r>
-        <w:t xml:space="preserve">This paper mapped the electric demand of a generic North Sea oil platform</w:t>
-      </w:r>
-      <w:r>
-        <w:t xml:space="preserve"> </w:t>
-      </w:r>
-      <w:r>
-        <w:t xml:space="preserve">from a process model, classified the consumers by flexibility, and scheduled</w:t>
-      </w:r>
-      <w:r>
-        <w:t xml:space="preserve"> </w:t>
-      </w:r>
-      <w:r>
-        <w:t xml:space="preserve">them together with the gas turbines and a wind farm at hourly resolution</w:t>
-      </w:r>
-      <w:r>
-        <w:t xml:space="preserve"> </w:t>
-      </w:r>
-      <w:r>
-        <w:t xml:space="preserve">for ten weather years. The main conclusions are:</w:t>
+        <w:t xml:space="preserve">The electric demand of a generic North Sea oil platform was mapped from a</w:t>
+      </w:r>
+      <w:r>
+        <w:t xml:space="preserve"> </w:t>
+      </w:r>
+      <w:r>
+        <w:t xml:space="preserve">process model, the consumers were classified by flexibility, and the</w:t>
+      </w:r>
+      <w:r>
+        <w:t xml:space="preserve"> </w:t>
+      </w:r>
+      <w:r>
+        <w:t xml:space="preserve">flexible ones were scheduled together with the gas turbines and a 30 MW wind</w:t>
+      </w:r>
+      <w:r>
+        <w:t xml:space="preserve"> </w:t>
+      </w:r>
+      <w:r>
+        <w:t xml:space="preserve">farm, hour by hour, for ten weather years. The main conclusions are:</w:t>
       </w:r>
     </w:p>
     <w:p>
@@ -13983,13 +13893,13 @@
         <w:pStyle w:val="Compact"/>
       </w:pPr>
       <w:r>
-        <w:t xml:space="preserve">A 30 MW wind farm halves the CO2 emissions of the 20 MW platform (−49 %)</w:t>
-      </w:r>
-      <w:r>
-        <w:t xml:space="preserve"> </w:t>
-      </w:r>
-      <w:r>
-        <w:t xml:space="preserve">with fixed demand.</w:t>
+        <w:t xml:space="preserve">With fixed demand, the wind farm halves the CO2 emissions of the 20 MW</w:t>
+      </w:r>
+      <w:r>
+        <w:t xml:space="preserve"> </w:t>
+      </w:r>
+      <w:r>
+        <w:t xml:space="preserve">platform (−49 %).</w:t>
       </w:r>
     </w:p>
     <w:p>
@@ -14001,25 +13911,25 @@
         <w:pStyle w:val="Compact"/>
       </w:pPr>
       <w:r>
-        <w:t xml:space="preserve">Scheduling flexible topside consumers reduces emissions by a further 11 %</w:t>
-      </w:r>
-      <w:r>
-        <w:t xml:space="preserve"> </w:t>
-      </w:r>
-      <w:r>
-        <w:t xml:space="preserve">(7.2 kt/yr) without lost production, and by 10.5–11.7 % in each of ten</w:t>
-      </w:r>
-      <w:r>
-        <w:t xml:space="preserve"> </w:t>
-      </w:r>
-      <w:r>
-        <w:t xml:space="preserve">weather years. GT low-load hours fall by 34 % and</w:t>
-      </w:r>
-      <w:r>
-        <w:t xml:space="preserve"> </w:t>
-      </w:r>
-      <w:r>
-        <w:t xml:space="preserve">GT starts nearly disappear.</w:t>
+        <w:t xml:space="preserve">Scheduling the flexible consumers cuts emissions by a further 11 %</w:t>
+      </w:r>
+      <w:r>
+        <w:t xml:space="preserve"> </w:t>
+      </w:r>
+      <w:r>
+        <w:t xml:space="preserve">(7.2 kt/yr), without lost production. Across the ten weather years the</w:t>
+      </w:r>
+      <w:r>
+        <w:t xml:space="preserve"> </w:t>
+      </w:r>
+      <w:r>
+        <w:t xml:space="preserve">saving stays between 10.5 % and 11.7 %. GT low-load hours fall by 34 %,</w:t>
+      </w:r>
+      <w:r>
+        <w:t xml:space="preserve"> </w:t>
+      </w:r>
+      <w:r>
+        <w:t xml:space="preserve">and GT starts nearly disappear.</w:t>
       </w:r>
     </w:p>
     <w:p>
@@ -14031,19 +13941,13 @@
         <w:pStyle w:val="Compact"/>
       </w:pPr>
       <w:r>
-        <w:t xml:space="preserve">Water injection provides all of the useful flexibility; shedding</w:t>
-      </w:r>
-      <w:r>
-        <w:t xml:space="preserve"> </w:t>
-      </w:r>
-      <w:r>
-        <w:t xml:space="preserve">production is never worthwhile. A deferral capacity of about 24 h of</w:t>
-      </w:r>
-      <w:r>
-        <w:t xml:space="preserve"> </w:t>
-      </w:r>
-      <w:r>
-        <w:t xml:space="preserve">injection is enough.</w:t>
+        <w:t xml:space="preserve">All of the useful flexibility comes from water injection. Shedding</w:t>
+      </w:r>
+      <w:r>
+        <w:t xml:space="preserve"> </w:t>
+      </w:r>
+      <w:r>
+        <w:t xml:space="preserve">production never pays, and about 24 h of deferral is enough.</w:t>
       </w:r>
     </w:p>
     <w:p>
@@ -14055,25 +13959,25 @@
         <w:pStyle w:val="Compact"/>
       </w:pPr>
       <w:r>
-        <w:t xml:space="preserve">The saving comes from avoiding a second running gas turbine, not from</w:t>
-      </w:r>
-      <w:r>
-        <w:t xml:space="preserve"> </w:t>
-      </w:r>
-      <w:r>
-        <w:t xml:space="preserve">shifting energy. It therefore depends on operating practice: keeping two</w:t>
-      </w:r>
-      <w:r>
-        <w:t xml:space="preserve"> </w:t>
-      </w:r>
-      <w:r>
-        <w:t xml:space="preserve">GTs online removes most of it, while allowing all GTs to stop, with a</w:t>
-      </w:r>
-      <w:r>
-        <w:t xml:space="preserve"> </w:t>
-      </w:r>
-      <w:r>
-        <w:t xml:space="preserve">battery providing reserve, would reduce emissions by a further third.</w:t>
+        <w:t xml:space="preserve">The saving comes from avoiding a second running GT, not from shifting</w:t>
+      </w:r>
+      <w:r>
+        <w:t xml:space="preserve"> </w:t>
+      </w:r>
+      <w:r>
+        <w:t xml:space="preserve">energy. Rules that keep two GTs online remove most of it; allowing all GTs</w:t>
+      </w:r>
+      <w:r>
+        <w:t xml:space="preserve"> </w:t>
+      </w:r>
+      <w:r>
+        <w:t xml:space="preserve">to stop, with a battery for reserve, would cut emissions by a further</w:t>
+      </w:r>
+      <w:r>
+        <w:t xml:space="preserve"> </w:t>
+      </w:r>
+      <w:r>
+        <w:t xml:space="preserve">third.</w:t>
       </w:r>
     </w:p>
     <w:p>
@@ -14085,19 +13989,13 @@
         <w:pStyle w:val="Compact"/>
       </w:pPr>
       <w:r>
-        <w:t xml:space="preserve">Replacing one main GT by a small unit (11.35 MW) saves a further 17 %,</w:t>
-      </w:r>
-      <w:r>
-        <w:t xml:space="preserve"> </w:t>
-      </w:r>
-      <w:r>
-        <w:t xml:space="preserve">and the saving of flexibility remains 11 % with the small unit installed;</w:t>
-      </w:r>
-      <w:r>
-        <w:t xml:space="preserve"> </w:t>
-      </w:r>
-      <w:r>
-        <w:t xml:space="preserve">the two measures are complementary.</w:t>
+        <w:t xml:space="preserve">A small GT (11.35 MW) replacing one main unit saves another 17 %, and</w:t>
+      </w:r>
+      <w:r>
+        <w:t xml:space="preserve"> </w:t>
+      </w:r>
+      <w:r>
+        <w:t xml:space="preserve">flexibility still saves 11 % with it installed.</w:t>
       </w:r>
     </w:p>
     <w:p>
@@ -14109,25 +14007,25 @@
         <w:pStyle w:val="Compact"/>
       </w:pPr>
       <w:r>
-        <w:t xml:space="preserve">Carbon price, gas price and battery size alone have little effect, and</w:t>
-      </w:r>
-      <w:r>
-        <w:t xml:space="preserve"> </w:t>
-      </w:r>
-      <w:r>
-        <w:t xml:space="preserve">the fuel saved pays for the measure without a carbon price: flexibility</w:t>
-      </w:r>
-      <w:r>
-        <w:t xml:space="preserve"> </w:t>
-      </w:r>
-      <w:r>
-        <w:t xml:space="preserve">breaks even for an implementation cost up to 137 MNOK, and it lowers the</w:t>
-      </w:r>
-      <w:r>
-        <w:t xml:space="preserve"> </w:t>
-      </w:r>
-      <w:r>
-        <w:t xml:space="preserve">abatement cost of the wind farm from 2,180–2,519 to 1,774–2,078 NOK/t.</w:t>
+        <w:t xml:space="preserve">Prices and battery size alone change little. Flexibility pays for itself</w:t>
+      </w:r>
+      <w:r>
+        <w:t xml:space="preserve"> </w:t>
+      </w:r>
+      <w:r>
+        <w:t xml:space="preserve">from fuel savings, breaks even for an implementation cost of up to</w:t>
+      </w:r>
+      <w:r>
+        <w:t xml:space="preserve"> </w:t>
+      </w:r>
+      <w:r>
+        <w:t xml:space="preserve">137 MNOK, and lowers the abatement cost of the wind farm from 2,180–2,519</w:t>
+      </w:r>
+      <w:r>
+        <w:t xml:space="preserve"> </w:t>
+      </w:r>
+      <w:r>
+        <w:t xml:space="preserve">to 1,774–2,078 NOK/t.</w:t>
       </w:r>
     </w:p>
     <w:p>
@@ -14153,19 +14051,25 @@
         <w:pStyle w:val="FirstParagraph"/>
       </w:pPr>
       <w:r>
-        <w:t xml:space="preserve">Load flexibility is thus a low-cost first step for reducing emissions from</w:t>
-      </w:r>
-      <w:r>
-        <w:t xml:space="preserve"> </w:t>
-      </w:r>
-      <w:r>
-        <w:t xml:space="preserve">wind-powered platforms, which can be implemented on existing installations</w:t>
-      </w:r>
-      <w:r>
-        <w:t xml:space="preserve"> </w:t>
-      </w:r>
-      <w:r>
-        <w:t xml:space="preserve">and which complements storage and grid-forming technologies.</w:t>
+        <w:t xml:space="preserve">Three questions remain open: how much of the saving survives realistic wind</w:t>
+      </w:r>
+      <w:r>
+        <w:t xml:space="preserve"> </w:t>
+      </w:r>
+      <w:r>
+        <w:t xml:space="preserve">forecasts, what limits pump starts and reservoir pressure place on the</w:t>
+      </w:r>
+      <w:r>
+        <w:t xml:space="preserve"> </w:t>
+      </w:r>
+      <w:r>
+        <w:t xml:space="preserve">injection schedule, and whether grid-forming storage can remove the last</w:t>
+      </w:r>
+      <w:r>
+        <w:t xml:space="preserve"> </w:t>
+      </w:r>
+      <w:r>
+        <w:t xml:space="preserve">running GT safely.</w:t>
       </w:r>
     </w:p>
     <w:bookmarkEnd w:id="73"/>

--- a/docs/paper/paper.docx
+++ b/docs/paper/paper.docx
@@ -195,115 +195,115 @@
         <w:t xml:space="preserve"> </w:t>
       </w:r>
       <w:r>
-        <w:t xml:space="preserve">emissions, and wind power integrated into these off-grid systems saves less</w:t>
-      </w:r>
-      <w:r>
-        <w:t xml:space="preserve"> </w:t>
-      </w:r>
-      <w:r>
-        <w:t xml:space="preserve">fuel than expected because the turbines must stay online at inefficient part</w:t>
-      </w:r>
-      <w:r>
-        <w:t xml:space="preserve"> </w:t>
-      </w:r>
-      <w:r>
-        <w:t xml:space="preserve">load. Studies of wind-powered platforms usually treat the topside load as</w:t>
-      </w:r>
-      <w:r>
-        <w:t xml:space="preserve"> </w:t>
-      </w:r>
-      <w:r>
-        <w:t xml:space="preserve">fixed. This paper maps the electric demand of a generic North Sea oil</w:t>
-      </w:r>
-      <w:r>
-        <w:t xml:space="preserve"> </w:t>
-      </w:r>
-      <w:r>
-        <w:t xml:space="preserve">platform from a process model, classifies each consumer as must-run,</w:t>
-      </w:r>
-      <w:r>
-        <w:t xml:space="preserve"> </w:t>
-      </w:r>
-      <w:r>
-        <w:t xml:space="preserve">flexible or sheddable, and schedules the flexible consumers together with</w:t>
-      </w:r>
-      <w:r>
-        <w:t xml:space="preserve"> </w:t>
-      </w:r>
-      <w:r>
-        <w:t xml:space="preserve">the gas turbines. A steady-state process model gives the power of each</w:t>
-      </w:r>
-      <w:r>
-        <w:t xml:space="preserve"> </w:t>
-      </w:r>
-      <w:r>
-        <w:t xml:space="preserve">consumer as a function of its operating lever. A mixed-integer linear</w:t>
-      </w:r>
-      <w:r>
-        <w:t xml:space="preserve"> </w:t>
-      </w:r>
-      <w:r>
-        <w:t xml:space="preserve">program then schedules production rate, water injection rate, gas turbine</w:t>
-      </w:r>
-      <w:r>
-        <w:t xml:space="preserve"> </w:t>
-      </w:r>
-      <w:r>
-        <w:t xml:space="preserve">commitment, wind use and an optional battery for one year hourly with ERA5</w:t>
-      </w:r>
-      <w:r>
-        <w:t xml:space="preserve"> </w:t>
-      </w:r>
-      <w:r>
-        <w:t xml:space="preserve">wind data, with postponed water injection as a virtual storage. For a 20.3 MW platform with a 30 MW wind farm, wind</w:t>
-      </w:r>
-      <w:r>
-        <w:t xml:space="preserve"> </w:t>
-      </w:r>
-      <w:r>
-        <w:t xml:space="preserve">with fixed demand reduces annual CO2 emissions by 49 %. Flexible scheduling</w:t>
-      </w:r>
-      <w:r>
-        <w:t xml:space="preserve"> </w:t>
-      </w:r>
-      <w:r>
-        <w:t xml:space="preserve">cuts them by a further 11 % (7.2 kt/yr) without lost production,</w:t>
-      </w:r>
-      <w:r>
-        <w:t xml:space="preserve"> </w:t>
-      </w:r>
-      <w:r>
-        <w:t xml:space="preserve">mainly because it avoids running a second gas turbine: the hours with two</w:t>
-      </w:r>
-      <w:r>
-        <w:t xml:space="preserve"> </w:t>
-      </w:r>
-      <w:r>
-        <w:t xml:space="preserve">turbines online fall from 1,702 to 28. Over ten weather years the benefit</w:t>
-      </w:r>
-      <w:r>
-        <w:t xml:space="preserve"> </w:t>
-      </w:r>
-      <w:r>
-        <w:t xml:space="preserve">is 10.5–11.7 %. About 24 h of deferrable injection captures it, and a</w:t>
-      </w:r>
-      <w:r>
-        <w:t xml:space="preserve"> </w:t>
-      </w:r>
-      <w:r>
-        <w:t xml:space="preserve">small added gas turbine is complementary. Operating</w:t>
-      </w:r>
-      <w:r>
-        <w:t xml:space="preserve"> </w:t>
-      </w:r>
-      <w:r>
-        <w:t xml:space="preserve">rules that keep two gas turbines online remove most of the gain. The model</w:t>
-      </w:r>
-      <w:r>
-        <w:t xml:space="preserve"> </w:t>
-      </w:r>
-      <w:r>
-        <w:t xml:space="preserve">reproduces Hywind Tampen’s reported CO2 avoided per MWh of wind within 2 %.</w:t>
+        <w:t xml:space="preserve">emissions, and the fuel saved by wind power integrated into these off-grid</w:t>
+      </w:r>
+      <w:r>
+        <w:t xml:space="preserve"> </w:t>
+      </w:r>
+      <w:r>
+        <w:t xml:space="preserve">systems is smaller than expected, since the turbines must remain online at</w:t>
+      </w:r>
+      <w:r>
+        <w:t xml:space="preserve"> </w:t>
+      </w:r>
+      <w:r>
+        <w:t xml:space="preserve">inefficient part load to provide reserve. Studies of wind-powered platforms</w:t>
+      </w:r>
+      <w:r>
+        <w:t xml:space="preserve"> </w:t>
+      </w:r>
+      <w:r>
+        <w:t xml:space="preserve">usually consider the topside load as fixed. In this study, the electric demand</w:t>
+      </w:r>
+      <w:r>
+        <w:t xml:space="preserve"> </w:t>
+      </w:r>
+      <w:r>
+        <w:t xml:space="preserve">of a generic North Sea oil platform was mapped with a steady-state process</w:t>
+      </w:r>
+      <w:r>
+        <w:t xml:space="preserve"> </w:t>
+      </w:r>
+      <w:r>
+        <w:t xml:space="preserve">model, and each consumer was classified as must-run, flexible or sheddable. A</w:t>
+      </w:r>
+      <w:r>
+        <w:t xml:space="preserve"> </w:t>
+      </w:r>
+      <w:r>
+        <w:t xml:space="preserve">mixed-integer linear program was then used to schedule production rate, water</w:t>
+      </w:r>
+      <w:r>
+        <w:t xml:space="preserve"> </w:t>
+      </w:r>
+      <w:r>
+        <w:t xml:space="preserve">injection rate, gas turbine commitment, wind use and an optional battery for</w:t>
+      </w:r>
+      <w:r>
+        <w:t xml:space="preserve"> </w:t>
+      </w:r>
+      <w:r>
+        <w:t xml:space="preserve">one year at hourly resolution with ERA5 wind data, with postponed water</w:t>
+      </w:r>
+      <w:r>
+        <w:t xml:space="preserve"> </w:t>
+      </w:r>
+      <w:r>
+        <w:t xml:space="preserve">injection represented as a virtual storage. For a 20.3 MW platform supplied by</w:t>
+      </w:r>
+      <w:r>
+        <w:t xml:space="preserve"> </w:t>
+      </w:r>
+      <w:r>
+        <w:t xml:space="preserve">a 30 MW wind farm, wind with fixed demand reduces the annual CO2 emissions by</w:t>
+      </w:r>
+      <w:r>
+        <w:t xml:space="preserve"> </w:t>
+      </w:r>
+      <w:r>
+        <w:t xml:space="preserve">49 %. Flexible scheduling cuts them by a further 11 % (7.2 kt/yr) without lost</w:t>
+      </w:r>
+      <w:r>
+        <w:t xml:space="preserve"> </w:t>
+      </w:r>
+      <w:r>
+        <w:t xml:space="preserve">production, mainly because the operation of a second gas turbine is avoided:</w:t>
+      </w:r>
+      <w:r>
+        <w:t xml:space="preserve"> </w:t>
+      </w:r>
+      <w:r>
+        <w:t xml:space="preserve">the hours with two turbines online fall from 1,702 to 28. Over ten weather</w:t>
+      </w:r>
+      <w:r>
+        <w:t xml:space="preserve"> </w:t>
+      </w:r>
+      <w:r>
+        <w:t xml:space="preserve">years the benefit ranges from 10.5 to 11.7 %. About 24 h of deferrable</w:t>
+      </w:r>
+      <w:r>
+        <w:t xml:space="preserve"> </w:t>
+      </w:r>
+      <w:r>
+        <w:t xml:space="preserve">injection captures it, and a small added gas turbine is complementary, whereas</w:t>
+      </w:r>
+      <w:r>
+        <w:t xml:space="preserve"> </w:t>
+      </w:r>
+      <w:r>
+        <w:t xml:space="preserve">operating rules that keep two gas turbines online remove most of the gain. The</w:t>
+      </w:r>
+      <w:r>
+        <w:t xml:space="preserve"> </w:t>
+      </w:r>
+      <w:r>
+        <w:t xml:space="preserve">model reproduces the CO2 avoided per MWh of wind reported for Hywind Tampen</w:t>
+      </w:r>
+      <w:r>
+        <w:t xml:space="preserve"> </w:t>
+      </w:r>
+      <w:r>
+        <w:t xml:space="preserve">within 2 %.</w:t>
       </w:r>
     </w:p>
     <w:p>
@@ -344,73 +344,85 @@
         <w:pStyle w:val="FirstParagraph"/>
       </w:pPr>
       <w:r>
-        <w:t xml:space="preserve">Petroleum activities account for about a quarter of Norway’s greenhouse gas</w:t>
-      </w:r>
-      <w:r>
-        <w:t xml:space="preserve"> </w:t>
-      </w:r>
-      <w:r>
-        <w:t xml:space="preserve">emissions (Offshore Norge 2024). Most of these emissions come from gas</w:t>
-      </w:r>
-      <w:r>
-        <w:t xml:space="preserve"> </w:t>
-      </w:r>
-      <w:r>
-        <w:t xml:space="preserve">turbines (GTs) that generate power and drive compressors offshore</w:t>
-      </w:r>
-      <w:r>
-        <w:t xml:space="preserve"> </w:t>
-      </w:r>
-      <w:r>
-        <w:t xml:space="preserve">(Norwegian Ministry of Energy and Norwegian Offshore Directorate n.d.). Power from shore removes them where a cable is</w:t>
-      </w:r>
-      <w:r>
-        <w:t xml:space="preserve"> </w:t>
-      </w:r>
-      <w:r>
-        <w:t xml:space="preserve">feasible; the electrification projects planned in 2020 had abatement costs</w:t>
-      </w:r>
-      <w:r>
-        <w:t xml:space="preserve"> </w:t>
-      </w:r>
-      <w:r>
-        <w:t xml:space="preserve">below NOK 1,500 per tonne of CO2 (Norwegian Petroleum Directorate et al. 2020), and the CO2 cost paid by</w:t>
-      </w:r>
-      <w:r>
-        <w:t xml:space="preserve"> </w:t>
-      </w:r>
-      <w:r>
-        <w:t xml:space="preserve">operators has since risen from about NOK 860 to NOK 1,860 per tonne</w:t>
-      </w:r>
-      <w:r>
-        <w:t xml:space="preserve"> </w:t>
-      </w:r>
-      <w:r>
-        <w:t xml:space="preserve">(Norwegian Offshore Directorate n.d.b). Many installations are too far from shore or too small for a</w:t>
-      </w:r>
-      <w:r>
-        <w:t xml:space="preserve"> </w:t>
-      </w:r>
-      <w:r>
-        <w:t xml:space="preserve">cable, however, or depend on onshore grid capacity that is needed elsewhere.</w:t>
-      </w:r>
-      <w:r>
-        <w:t xml:space="preserve"> </w:t>
-      </w:r>
-      <w:r>
-        <w:t xml:space="preserve">Operators have judged the alternatives to power from shore to be more costly</w:t>
-      </w:r>
-      <w:r>
-        <w:t xml:space="preserve"> </w:t>
-      </w:r>
-      <w:r>
-        <w:t xml:space="preserve">or less effective (Norwegian Offshore Directorate n.d.b). For those installations, the efficiency of</w:t>
-      </w:r>
-      <w:r>
-        <w:t xml:space="preserve"> </w:t>
-      </w:r>
-      <w:r>
-        <w:t xml:space="preserve">the offshore power plant still decides the emissions.</w:t>
+        <w:t xml:space="preserve">The oil and gas extraction sector accounts for about a quarter of the</w:t>
+      </w:r>
+      <w:r>
+        <w:t xml:space="preserve"> </w:t>
+      </w:r>
+      <w:r>
+        <w:t xml:space="preserve">greenhouse gas emissions of Norway (Offshore Norge 2024). Most of these</w:t>
+      </w:r>
+      <w:r>
+        <w:t xml:space="preserve"> </w:t>
+      </w:r>
+      <w:r>
+        <w:t xml:space="preserve">emissions originate from the gas turbines (GTs) that generate power and drive</w:t>
+      </w:r>
+      <w:r>
+        <w:t xml:space="preserve"> </w:t>
+      </w:r>
+      <w:r>
+        <w:t xml:space="preserve">compressors on the offshore installations (Norwegian Ministry of Energy and Norwegian Offshore Directorate n.d.). Power</w:t>
+      </w:r>
+      <w:r>
+        <w:t xml:space="preserve"> </w:t>
+      </w:r>
+      <w:r>
+        <w:t xml:space="preserve">from shore eliminates them where a cable connection is feasible: the</w:t>
+      </w:r>
+      <w:r>
+        <w:t xml:space="preserve"> </w:t>
+      </w:r>
+      <w:r>
+        <w:t xml:space="preserve">electrification projects planned in 2020 had abatement costs below NOK 1,500</w:t>
+      </w:r>
+      <w:r>
+        <w:t xml:space="preserve"> </w:t>
+      </w:r>
+      <w:r>
+        <w:t xml:space="preserve">per tonne of CO2 (Norwegian Petroleum Directorate et al. 2020), and the CO2 cost paid by the operators has</w:t>
+      </w:r>
+      <w:r>
+        <w:t xml:space="preserve"> </w:t>
+      </w:r>
+      <w:r>
+        <w:t xml:space="preserve">since increased from about NOK 860 to NOK 1,860 per tonne (Norwegian Offshore Directorate n.d.b).</w:t>
+      </w:r>
+      <w:r>
+        <w:t xml:space="preserve"> </w:t>
+      </w:r>
+      <w:r>
+        <w:t xml:space="preserve">However, many installations are located too far from shore or are too small to</w:t>
+      </w:r>
+      <w:r>
+        <w:t xml:space="preserve"> </w:t>
+      </w:r>
+      <w:r>
+        <w:t xml:space="preserve">justify a cable, or they depend on onshore grid capacity that is required by</w:t>
+      </w:r>
+      <w:r>
+        <w:t xml:space="preserve"> </w:t>
+      </w:r>
+      <w:r>
+        <w:t xml:space="preserve">other users, and the operators have judged the alternatives to power from</w:t>
+      </w:r>
+      <w:r>
+        <w:t xml:space="preserve"> </w:t>
+      </w:r>
+      <w:r>
+        <w:t xml:space="preserve">shore to be more costly or less effective (Norwegian Offshore Directorate n.d.b). For these</w:t>
+      </w:r>
+      <w:r>
+        <w:t xml:space="preserve"> </w:t>
+      </w:r>
+      <w:r>
+        <w:t xml:space="preserve">installations, the emissions are still determined by the efficiency of the</w:t>
+      </w:r>
+      <w:r>
+        <w:t xml:space="preserve"> </w:t>
+      </w:r>
+      <w:r>
+        <w:t xml:space="preserve">offshore power plant.</w:t>
       </w:r>
     </w:p>
     <w:p>
@@ -418,7 +430,7 @@
         <w:pStyle w:val="BodyText"/>
       </w:pPr>
       <w:r>
-        <w:t xml:space="preserve">Wind power connected directly to the platform grid has been studied for more</w:t>
+        <w:t xml:space="preserve">The integration of wind power into the platform grid has been studied for more</w:t>
       </w:r>
       <w:r>
         <w:t xml:space="preserve"> </w:t>
@@ -436,43 +448,49 @@
         <w:t xml:space="preserve"> </w:t>
       </w:r>
       <w:r>
-        <w:t xml:space="preserve">studied the transient stability of a cluster of North Sea installations with</w:t>
-      </w:r>
-      <w:r>
-        <w:t xml:space="preserve"> </w:t>
-      </w:r>
-      <w:r>
-        <w:t xml:space="preserve">an integrated wind farm. Riboldi and Nord (2018) optimised an</w:t>
-      </w:r>
-      <w:r>
-        <w:t xml:space="preserve"> </w:t>
-      </w:r>
-      <w:r>
-        <w:t xml:space="preserve">offshore combined-cycle plant with a wind farm and found that its economics</w:t>
-      </w:r>
-      <w:r>
-        <w:t xml:space="preserve"> </w:t>
-      </w:r>
-      <w:r>
-        <w:t xml:space="preserve">depend on gas and CO2 prices. Hywind Tampen, an 88 MW floating wind farm that</w:t>
-      </w:r>
-      <w:r>
-        <w:t xml:space="preserve"> </w:t>
-      </w:r>
-      <w:r>
-        <w:t xml:space="preserve">supplies five platforms, has operated since 2023; it is expected to cover</w:t>
-      </w:r>
-      <w:r>
-        <w:t xml:space="preserve"> </w:t>
-      </w:r>
-      <w:r>
-        <w:t xml:space="preserve">about 35 % of their electricity demand and to avoid about 200 kt of CO2 per</w:t>
-      </w:r>
-      <w:r>
-        <w:t xml:space="preserve"> </w:t>
-      </w:r>
-      <w:r>
-        <w:t xml:space="preserve">year (Equinor 2023).</w:t>
+        <w:t xml:space="preserve">studied the transient stability of a cluster of North Sea installations</w:t>
+      </w:r>
+      <w:r>
+        <w:t xml:space="preserve"> </w:t>
+      </w:r>
+      <w:r>
+        <w:t xml:space="preserve">connected to a wind farm. Riboldi and Nord (2018) optimised an</w:t>
+      </w:r>
+      <w:r>
+        <w:t xml:space="preserve"> </w:t>
+      </w:r>
+      <w:r>
+        <w:t xml:space="preserve">offshore combined-cycle plant integrating a wind farm and found that its</w:t>
+      </w:r>
+      <w:r>
+        <w:t xml:space="preserve"> </w:t>
+      </w:r>
+      <w:r>
+        <w:t xml:space="preserve">economic performance depends on the gas and CO2 prices. The first large</w:t>
+      </w:r>
+      <w:r>
+        <w:t xml:space="preserve"> </w:t>
+      </w:r>
+      <w:r>
+        <w:t xml:space="preserve">application is Hywind Tampen, an 88 MW floating wind farm that supplies five</w:t>
+      </w:r>
+      <w:r>
+        <w:t xml:space="preserve"> </w:t>
+      </w:r>
+      <w:r>
+        <w:t xml:space="preserve">platforms and has been in operation since 2023; it is expected to cover about</w:t>
+      </w:r>
+      <w:r>
+        <w:t xml:space="preserve"> </w:t>
+      </w:r>
+      <w:r>
+        <w:t xml:space="preserve">35 % of their electricity demand and to avoid about 200 kt of CO2 per year</w:t>
+      </w:r>
+      <w:r>
+        <w:t xml:space="preserve"> </w:t>
+      </w:r>
+      <w:r>
+        <w:t xml:space="preserve">(Equinor 2023).</w:t>
       </w:r>
     </w:p>
     <w:p>
@@ -480,55 +498,61 @@
         <w:pStyle w:val="BodyText"/>
       </w:pPr>
       <w:r>
-        <w:t xml:space="preserve">The fuel saved per MWh of wind is smaller on such a platform than on a large</w:t>
-      </w:r>
-      <w:r>
-        <w:t xml:space="preserve"> </w:t>
-      </w:r>
-      <w:r>
-        <w:t xml:space="preserve">grid. The wind turbines follow the grid frequency rather than set it, so at</w:t>
-      </w:r>
-      <w:r>
-        <w:t xml:space="preserve"> </w:t>
-      </w:r>
-      <w:r>
-        <w:t xml:space="preserve">least one GT must stay online, and the running GTs must hold enough spare</w:t>
-      </w:r>
-      <w:r>
-        <w:t xml:space="preserve"> </w:t>
-      </w:r>
-      <w:r>
-        <w:t xml:space="preserve">capacity to cover the loss of wind or of a generator. When wind supplies part</w:t>
-      </w:r>
-      <w:r>
-        <w:t xml:space="preserve"> </w:t>
-      </w:r>
-      <w:r>
-        <w:t xml:space="preserve">of the demand, the GTs run at part load. That is where they are least</w:t>
-      </w:r>
-      <w:r>
-        <w:t xml:space="preserve"> </w:t>
-      </w:r>
-      <w:r>
-        <w:t xml:space="preserve">efficient: the LEOGO reference turbine falls from about 35 % electric</w:t>
-      </w:r>
-      <w:r>
-        <w:t xml:space="preserve"> </w:t>
-      </w:r>
-      <w:r>
-        <w:t xml:space="preserve">efficiency at full load to below 20 % near its minimum stable load</w:t>
-      </w:r>
-      <w:r>
-        <w:t xml:space="preserve"> </w:t>
-      </w:r>
-      <w:r>
-        <w:t xml:space="preserve">(Svendsen et al. 2023). Exergy analyses of North Sea platforms attribute 62–65 % of</w:t>
-      </w:r>
-      <w:r>
-        <w:t xml:space="preserve"> </w:t>
-      </w:r>
-      <w:r>
-        <w:t xml:space="preserve">the exergy destroyed on a platform to the gas turbines (Nguyen et al. 2013).</w:t>
+        <w:t xml:space="preserve">The fuel saved per MWh of wind is, however, smaller on such a platform than in</w:t>
+      </w:r>
+      <w:r>
+        <w:t xml:space="preserve"> </w:t>
+      </w:r>
+      <w:r>
+        <w:t xml:space="preserve">a large grid. Since the wind turbines follow the grid frequency rather than</w:t>
+      </w:r>
+      <w:r>
+        <w:t xml:space="preserve"> </w:t>
+      </w:r>
+      <w:r>
+        <w:t xml:space="preserve">set it, at least one GT must remain online, and the running GTs must hold</w:t>
+      </w:r>
+      <w:r>
+        <w:t xml:space="preserve"> </w:t>
+      </w:r>
+      <w:r>
+        <w:t xml:space="preserve">sufficient spare capacity to cover the loss of the wind farm or of a</w:t>
+      </w:r>
+      <w:r>
+        <w:t xml:space="preserve"> </w:t>
+      </w:r>
+      <w:r>
+        <w:t xml:space="preserve">generator. When wind supplies part of the demand, the GTs therefore operate at</w:t>
+      </w:r>
+      <w:r>
+        <w:t xml:space="preserve"> </w:t>
+      </w:r>
+      <w:r>
+        <w:t xml:space="preserve">part load, where they are least efficient: the electric efficiency of the</w:t>
+      </w:r>
+      <w:r>
+        <w:t xml:space="preserve"> </w:t>
+      </w:r>
+      <w:r>
+        <w:t xml:space="preserve">LEOGO reference turbine decreases from about 35 % at full load to below 20 %</w:t>
+      </w:r>
+      <w:r>
+        <w:t xml:space="preserve"> </w:t>
+      </w:r>
+      <w:r>
+        <w:t xml:space="preserve">near its minimum stable load (Svendsen et al. 2023). Exergy analyses of North Sea</w:t>
+      </w:r>
+      <w:r>
+        <w:t xml:space="preserve"> </w:t>
+      </w:r>
+      <w:r>
+        <w:t xml:space="preserve">platforms attribute 62–65 % of the exergy destroyed on a platform to the gas</w:t>
+      </w:r>
+      <w:r>
+        <w:t xml:space="preserve"> </w:t>
+      </w:r>
+      <w:r>
+        <w:t xml:space="preserve">turbines (Nguyen et al. 2013).</w:t>
       </w:r>
     </w:p>
     <w:p>
@@ -536,61 +560,67 @@
         <w:pStyle w:val="BodyText"/>
       </w:pPr>
       <w:r>
-        <w:t xml:space="preserve">Operational optimisation recovers part of this loss. The open-source tool</w:t>
-      </w:r>
-      <w:r>
-        <w:t xml:space="preserve"> </w:t>
-      </w:r>
-      <w:r>
-        <w:t xml:space="preserve">Oogeso optimises GT commitment, wind use and storage; with a battery</w:t>
-      </w:r>
-      <w:r>
-        <w:t xml:space="preserve"> </w:t>
-      </w:r>
-      <w:r>
-        <w:t xml:space="preserve">providing reserve, one turbine can be switched off and the others run at</w:t>
-      </w:r>
-      <w:r>
-        <w:t xml:space="preserve"> </w:t>
-      </w:r>
-      <w:r>
-        <w:t xml:space="preserve">higher load (Svendsen 2022). The LEOGO reference platform gives a common data</w:t>
-      </w:r>
-      <w:r>
-        <w:t xml:space="preserve"> </w:t>
-      </w:r>
-      <w:r>
-        <w:t xml:space="preserve">set for such studies (Svendsen et al. 2023). Zhang et al. (2022) plan</w:t>
-      </w:r>
-      <w:r>
-        <w:t xml:space="preserve"> </w:t>
-      </w:r>
-      <w:r>
-        <w:t xml:space="preserve">investments in offshore energy hubs under emission targets, and Khan et al.</w:t>
-      </w:r>
-      <w:r>
-        <w:t xml:space="preserve"> </w:t>
-      </w:r>
-      <w:r>
-        <w:t xml:space="preserve">(2022) show that relaxing GT operating constraints lets a platform grid</w:t>
-      </w:r>
-      <w:r>
-        <w:t xml:space="preserve"> </w:t>
-      </w:r>
-      <w:r>
-        <w:t xml:space="preserve">absorb more wind. In all of these, the platform load is an input. Svendsen</w:t>
-      </w:r>
-      <w:r>
-        <w:t xml:space="preserve"> </w:t>
-      </w:r>
-      <w:r>
-        <w:t xml:space="preserve">(2022) names demand-side flexibility as a way to reduce the need for</w:t>
-      </w:r>
-      <w:r>
-        <w:t xml:space="preserve"> </w:t>
-      </w:r>
-      <w:r>
-        <w:t xml:space="preserve">storage but leaves it for future work.</w:t>
+        <w:t xml:space="preserve">Part of this loss can be recovered by operational optimisation. The</w:t>
+      </w:r>
+      <w:r>
+        <w:t xml:space="preserve"> </w:t>
+      </w:r>
+      <w:r>
+        <w:t xml:space="preserve">open-source tool Oogeso optimises the GT commitment, the wind use and the</w:t>
+      </w:r>
+      <w:r>
+        <w:t xml:space="preserve"> </w:t>
+      </w:r>
+      <w:r>
+        <w:t xml:space="preserve">storage; with a battery providing reserve, one turbine can be switched off and</w:t>
+      </w:r>
+      <w:r>
+        <w:t xml:space="preserve"> </w:t>
+      </w:r>
+      <w:r>
+        <w:t xml:space="preserve">the remaining ones operated at higher load (Svendsen 2022). The LEOGO</w:t>
+      </w:r>
+      <w:r>
+        <w:t xml:space="preserve"> </w:t>
+      </w:r>
+      <w:r>
+        <w:t xml:space="preserve">reference platform provides a common data set for such studies</w:t>
+      </w:r>
+      <w:r>
+        <w:t xml:space="preserve"> </w:t>
+      </w:r>
+      <w:r>
+        <w:t xml:space="preserve">(Svendsen et al. 2023). Zhang et al. (2022) planned investments in offshore</w:t>
+      </w:r>
+      <w:r>
+        <w:t xml:space="preserve"> </w:t>
+      </w:r>
+      <w:r>
+        <w:t xml:space="preserve">energy hubs under emission targets, and Khan et al. (2022) showed that</w:t>
+      </w:r>
+      <w:r>
+        <w:t xml:space="preserve"> </w:t>
+      </w:r>
+      <w:r>
+        <w:t xml:space="preserve">relaxing the GT operating constraints allows a platform grid to absorb more</w:t>
+      </w:r>
+      <w:r>
+        <w:t xml:space="preserve"> </w:t>
+      </w:r>
+      <w:r>
+        <w:t xml:space="preserve">wind power. In all of these studies the platform load is an input. Svendsen</w:t>
+      </w:r>
+      <w:r>
+        <w:t xml:space="preserve"> </w:t>
+      </w:r>
+      <w:r>
+        <w:t xml:space="preserve">(2022) pointed out demand-side flexibility as a means of reducing the</w:t>
+      </w:r>
+      <w:r>
+        <w:t xml:space="preserve"> </w:t>
+      </w:r>
+      <w:r>
+        <w:t xml:space="preserve">need for storage, but left it for future work.</w:t>
       </w:r>
     </w:p>
     <w:p>
@@ -598,49 +628,55 @@
         <w:pStyle w:val="BodyText"/>
       </w:pPr>
       <w:r>
-        <w:t xml:space="preserve">Onshore, moving industrial loads in time is an established subject. Zhang and</w:t>
-      </w:r>
-      <w:r>
-        <w:t xml:space="preserve"> </w:t>
-      </w:r>
-      <w:r>
-        <w:t xml:space="preserve">Grossmann (2016) review how energy-intensive production can</w:t>
-      </w:r>
-      <w:r>
-        <w:t xml:space="preserve"> </w:t>
-      </w:r>
-      <w:r>
-        <w:t xml:space="preserve">be scheduled around electricity prices, and Golmohamadi (2022)</w:t>
-      </w:r>
-      <w:r>
-        <w:t xml:space="preserve"> </w:t>
-      </w:r>
-      <w:r>
-        <w:t xml:space="preserve">reviews demand-side management in heavy industries such as cement and</w:t>
-      </w:r>
-      <w:r>
-        <w:t xml:space="preserve"> </w:t>
-      </w:r>
-      <w:r>
-        <w:t xml:space="preserve">aluminium. These studies respond to price signals in a large grid. An</w:t>
-      </w:r>
-      <w:r>
-        <w:t xml:space="preserve"> </w:t>
-      </w:r>
-      <w:r>
-        <w:t xml:space="preserve">off-grid platform has no price signal. Moving a load is worth something only</w:t>
-      </w:r>
-      <w:r>
-        <w:t xml:space="preserve"> </w:t>
-      </w:r>
-      <w:r>
-        <w:t xml:space="preserve">through the platform’s own power plant, and the value is highly non-linear:</w:t>
-      </w:r>
-      <w:r>
-        <w:t xml:space="preserve"> </w:t>
-      </w:r>
-      <w:r>
-        <w:t xml:space="preserve">it depends on whether the change lets a GT stop, or avoids starting one.</w:t>
+        <w:t xml:space="preserve">In onshore industry, the shifting of loads in time is an established subject.</w:t>
+      </w:r>
+      <w:r>
+        <w:t xml:space="preserve"> </w:t>
+      </w:r>
+      <w:r>
+        <w:t xml:space="preserve">Zhang and Grossmann (2016) reviewed how energy-intensive</w:t>
+      </w:r>
+      <w:r>
+        <w:t xml:space="preserve"> </w:t>
+      </w:r>
+      <w:r>
+        <w:t xml:space="preserve">production can be scheduled according to electricity prices, and Golmohamadi</w:t>
+      </w:r>
+      <w:r>
+        <w:t xml:space="preserve"> </w:t>
+      </w:r>
+      <w:r>
+        <w:t xml:space="preserve">(2022) reviewed demand-side management in heavy industries such as</w:t>
+      </w:r>
+      <w:r>
+        <w:t xml:space="preserve"> </w:t>
+      </w:r>
+      <w:r>
+        <w:t xml:space="preserve">cement and aluminium production. These studies consider the response to price</w:t>
+      </w:r>
+      <w:r>
+        <w:t xml:space="preserve"> </w:t>
+      </w:r>
+      <w:r>
+        <w:t xml:space="preserve">signals in a large grid. An off-grid platform has no such price signal: the</w:t>
+      </w:r>
+      <w:r>
+        <w:t xml:space="preserve"> </w:t>
+      </w:r>
+      <w:r>
+        <w:t xml:space="preserve">value of moving a load arises only through the platform’s own power plant, and</w:t>
+      </w:r>
+      <w:r>
+        <w:t xml:space="preserve"> </w:t>
+      </w:r>
+      <w:r>
+        <w:t xml:space="preserve">it is strongly non-linear, as it depends on whether the change allows a GT to</w:t>
+      </w:r>
+      <w:r>
+        <w:t xml:space="preserve"> </w:t>
+      </w:r>
+      <w:r>
+        <w:t xml:space="preserve">be stopped or avoids the start of one.</w:t>
       </w:r>
     </w:p>
     <w:p>
@@ -648,49 +684,55 @@
         <w:pStyle w:val="BodyText"/>
       </w:pPr>
       <w:r>
-        <w:t xml:space="preserve">Platform loads are not fixed either. Water injection is one of the largest</w:t>
-      </w:r>
-      <w:r>
-        <w:t xml:space="preserve"> </w:t>
-      </w:r>
-      <w:r>
-        <w:t xml:space="preserve">consumers; on the platforms studied by Nguyen et al. (2013) only gas</w:t>
-      </w:r>
-      <w:r>
-        <w:t xml:space="preserve"> </w:t>
-      </w:r>
-      <w:r>
-        <w:t xml:space="preserve">compression used more power. Injection can be postponed for hours as long as</w:t>
-      </w:r>
-      <w:r>
-        <w:t xml:space="preserve"> </w:t>
-      </w:r>
-      <w:r>
-        <w:t xml:space="preserve">the cumulative volume meets the reservoir’s needs, because reservoir pressure</w:t>
-      </w:r>
-      <w:r>
-        <w:t xml:space="preserve"> </w:t>
-      </w:r>
-      <w:r>
-        <w:t xml:space="preserve">responds slowly. Production can also be cut, but the lost revenue is large.</w:t>
-      </w:r>
-      <w:r>
-        <w:t xml:space="preserve"> </w:t>
-      </w:r>
-      <w:r>
-        <w:t xml:space="preserve">Utilities and safety systems must run at all times. How much of this</w:t>
-      </w:r>
-      <w:r>
-        <w:t xml:space="preserve"> </w:t>
-      </w:r>
-      <w:r>
-        <w:t xml:space="preserve">flexibility is usable depends on details that a fixed load profile hides:</w:t>
-      </w:r>
-      <w:r>
-        <w:t xml:space="preserve"> </w:t>
-      </w:r>
-      <w:r>
-        <w:t xml:space="preserve">parallel trains, minimum-flow recycle on compressors and pumps, ramp limits,</w:t>
+        <w:t xml:space="preserve">The platform loads are not fixed either. Water injection is one of the largest</w:t>
+      </w:r>
+      <w:r>
+        <w:t xml:space="preserve"> </w:t>
+      </w:r>
+      <w:r>
+        <w:t xml:space="preserve">consumers, and on the platforms studied by Nguyen et al. (2013) only</w:t>
+      </w:r>
+      <w:r>
+        <w:t xml:space="preserve"> </w:t>
+      </w:r>
+      <w:r>
+        <w:t xml:space="preserve">gas compression required more power. Injection can be postponed for hours as</w:t>
+      </w:r>
+      <w:r>
+        <w:t xml:space="preserve"> </w:t>
+      </w:r>
+      <w:r>
+        <w:t xml:space="preserve">long as the cumulative volume meets the requirements of the reservoir, since</w:t>
+      </w:r>
+      <w:r>
+        <w:t xml:space="preserve"> </w:t>
+      </w:r>
+      <w:r>
+        <w:t xml:space="preserve">the reservoir pressure responds slowly. Production can also be reduced,</w:t>
+      </w:r>
+      <w:r>
+        <w:t xml:space="preserve"> </w:t>
+      </w:r>
+      <w:r>
+        <w:t xml:space="preserve">although at a large loss of revenue, whereas utilities and safety systems must</w:t>
+      </w:r>
+      <w:r>
+        <w:t xml:space="preserve"> </w:t>
+      </w:r>
+      <w:r>
+        <w:t xml:space="preserve">run at all times. The share of this flexibility that can actually be used</w:t>
+      </w:r>
+      <w:r>
+        <w:t xml:space="preserve"> </w:t>
+      </w:r>
+      <w:r>
+        <w:t xml:space="preserve">depends on details that a fixed load profile does not capture, such as</w:t>
+      </w:r>
+      <w:r>
+        <w:t xml:space="preserve"> </w:t>
+      </w:r>
+      <w:r>
+        <w:t xml:space="preserve">parallel trains, minimum-flow recycle on compressors and pumps, ramp limits</w:t>
       </w:r>
       <w:r>
         <w:t xml:space="preserve"> </w:t>
@@ -704,19 +746,37 @@
         <w:pStyle w:val="BodyText"/>
       </w:pPr>
       <w:r>
-        <w:t xml:space="preserve">This paper asks how much fuel and CO2 a wind-powered oil platform can save by</w:t>
-      </w:r>
-      <w:r>
-        <w:t xml:space="preserve"> </w:t>
-      </w:r>
-      <w:r>
-        <w:t xml:space="preserve">scheduling these loads, which consumers provide the saving and through which</w:t>
-      </w:r>
-      <w:r>
-        <w:t xml:space="preserve"> </w:t>
-      </w:r>
-      <w:r>
-        <w:t xml:space="preserve">mechanism, and which assumptions decide its size. It contributes:</w:t>
+        <w:t xml:space="preserve">To the authors’ knowledge, no study of wind-powered platforms has scheduled</w:t>
+      </w:r>
+      <w:r>
+        <w:t xml:space="preserve"> </w:t>
+      </w:r>
+      <w:r>
+        <w:t xml:space="preserve">the topside consumers together with the power plant. The goal of this study is</w:t>
+      </w:r>
+      <w:r>
+        <w:t xml:space="preserve"> </w:t>
+      </w:r>
+      <w:r>
+        <w:t xml:space="preserve">to help address this gap, by quantifying how much fuel and CO2 a wind-powered</w:t>
+      </w:r>
+      <w:r>
+        <w:t xml:space="preserve"> </w:t>
+      </w:r>
+      <w:r>
+        <w:t xml:space="preserve">oil platform can save by scheduling its flexible loads, which consumers</w:t>
+      </w:r>
+      <w:r>
+        <w:t xml:space="preserve"> </w:t>
+      </w:r>
+      <w:r>
+        <w:t xml:space="preserve">provide the saving and through which mechanism, and which assumptions</w:t>
+      </w:r>
+      <w:r>
+        <w:t xml:space="preserve"> </w:t>
+      </w:r>
+      <w:r>
+        <w:t xml:space="preserve">determine its magnitude. Four main steps were followed in this study:</w:t>
       </w:r>
     </w:p>
     <w:p>
@@ -728,19 +788,19 @@
         <w:pStyle w:val="Compact"/>
       </w:pPr>
       <w:r>
-        <w:t xml:space="preserve">a demand map of a generic North Sea oil platform from a steady-state</w:t>
-      </w:r>
-      <w:r>
-        <w:t xml:space="preserve"> </w:t>
-      </w:r>
-      <w:r>
-        <w:t xml:space="preserve">process model, with the power of each consumer as a function of its</w:t>
-      </w:r>
-      <w:r>
-        <w:t xml:space="preserve"> </w:t>
-      </w:r>
-      <w:r>
-        <w:t xml:space="preserve">operating lever, including train switching and minimum-flow recycle;</w:t>
+        <w:t xml:space="preserve">development of a demand map of a generic North Sea oil platform with a</w:t>
+      </w:r>
+      <w:r>
+        <w:t xml:space="preserve"> </w:t>
+      </w:r>
+      <w:r>
+        <w:t xml:space="preserve">steady-state process model, giving the power of each consumer as a function</w:t>
+      </w:r>
+      <w:r>
+        <w:t xml:space="preserve"> </w:t>
+      </w:r>
+      <w:r>
+        <w:t xml:space="preserve">of its operating lever, including train switching and minimum-flow recycle;</w:t>
       </w:r>
     </w:p>
     <w:p>
@@ -752,19 +812,19 @@
         <w:pStyle w:val="Compact"/>
       </w:pPr>
       <w:r>
-        <w:t xml:space="preserve">a classification of the consumers as must-run, flexible (deferrable) or</w:t>
-      </w:r>
-      <w:r>
-        <w:t xml:space="preserve"> </w:t>
-      </w:r>
-      <w:r>
-        <w:t xml:space="preserve">sheddable, in which postponed water injection is a virtual storage that</w:t>
-      </w:r>
-      <w:r>
-        <w:t xml:space="preserve"> </w:t>
-      </w:r>
-      <w:r>
-        <w:t xml:space="preserve">must be emptied again;</w:t>
+        <w:t xml:space="preserve">classification of the consumers as must-run, flexible (deferrable) or</w:t>
+      </w:r>
+      <w:r>
+        <w:t xml:space="preserve"> </w:t>
+      </w:r>
+      <w:r>
+        <w:t xml:space="preserve">sheddable, with postponed water injection represented as a virtual storage</w:t>
+      </w:r>
+      <w:r>
+        <w:t xml:space="preserve"> </w:t>
+      </w:r>
+      <w:r>
+        <w:t xml:space="preserve">that must be emptied again;</w:t>
       </w:r>
     </w:p>
     <w:p>
@@ -776,19 +836,19 @@
         <w:pStyle w:val="Compact"/>
       </w:pPr>
       <w:r>
-        <w:t xml:space="preserve">a mixed-integer linear program that schedules the flexible consumers</w:t>
-      </w:r>
-      <w:r>
-        <w:t xml:space="preserve"> </w:t>
-      </w:r>
-      <w:r>
-        <w:t xml:space="preserve">together with GT commitment, wind use and an optional battery, hour by hour</w:t>
-      </w:r>
-      <w:r>
-        <w:t xml:space="preserve"> </w:t>
-      </w:r>
-      <w:r>
-        <w:t xml:space="preserve">over full years;</w:t>
+        <w:t xml:space="preserve">formulation of a mixed-integer linear program that schedules the flexible</w:t>
+      </w:r>
+      <w:r>
+        <w:t xml:space="preserve"> </w:t>
+      </w:r>
+      <w:r>
+        <w:t xml:space="preserve">consumers together with the GT commitment, the wind use and an optional</w:t>
+      </w:r>
+      <w:r>
+        <w:t xml:space="preserve"> </w:t>
+      </w:r>
+      <w:r>
+        <w:t xml:space="preserve">battery, hour by hour over full years;</w:t>
       </w:r>
     </w:p>
     <w:p>
@@ -800,7 +860,7 @@
         <w:pStyle w:val="Compact"/>
       </w:pPr>
       <w:r>
-        <w:t xml:space="preserve">results for four cases and ten weather years, with sensitivity analysis,</w:t>
+        <w:t xml:space="preserve">simulation of four cases and ten weather years, with sensitivity analysis,</w:t>
       </w:r>
       <w:r>
         <w:t xml:space="preserve"> </w:t>
@@ -814,25 +874,31 @@
         <w:pStyle w:val="FirstParagraph"/>
       </w:pPr>
       <w:r>
-        <w:t xml:space="preserve">Section 2 describes the platform, models and cases, and Section 3 the</w:t>
-      </w:r>
-      <w:r>
-        <w:t xml:space="preserve"> </w:t>
-      </w:r>
-      <w:r>
-        <w:t xml:space="preserve">results. Section 4 discusses the mechanism, its practical use and the</w:t>
-      </w:r>
-      <w:r>
-        <w:t xml:space="preserve"> </w:t>
-      </w:r>
-      <w:r>
-        <w:t xml:space="preserve">limitations, and Section 5 concludes. The code, input data and all</w:t>
-      </w:r>
-      <w:r>
-        <w:t xml:space="preserve"> </w:t>
-      </w:r>
-      <w:r>
-        <w:t xml:space="preserve">parameters with their sources are openly available (see Data availability).</w:t>
+        <w:t xml:space="preserve">The methodology and the models are described in Section 2. Section 3 reports</w:t>
+      </w:r>
+      <w:r>
+        <w:t xml:space="preserve"> </w:t>
+      </w:r>
+      <w:r>
+        <w:t xml:space="preserve">the results obtained for the four cases, which are discussed in Section 4.</w:t>
+      </w:r>
+      <w:r>
+        <w:t xml:space="preserve"> </w:t>
+      </w:r>
+      <w:r>
+        <w:t xml:space="preserve">Concluding remarks are outlined in Section 5. The code, the input data and all</w:t>
+      </w:r>
+      <w:r>
+        <w:t xml:space="preserve"> </w:t>
+      </w:r>
+      <w:r>
+        <w:t xml:space="preserve">parameters with their sources are openly available (see Data and Code</w:t>
+      </w:r>
+      <w:r>
+        <w:t xml:space="preserve"> </w:t>
+      </w:r>
+      <w:r>
+        <w:t xml:space="preserve">Availability).</w:t>
       </w:r>
     </w:p>
     <w:bookmarkEnd w:id="20"/>
@@ -859,43 +925,43 @@
         <w:pStyle w:val="FirstParagraph"/>
       </w:pPr>
       <w:r>
-        <w:t xml:space="preserve">The study models the electric power system of a generic oil platform in the</w:t>
-      </w:r>
-      <w:r>
-        <w:t xml:space="preserve"> </w:t>
-      </w:r>
-      <w:r>
-        <w:t xml:space="preserve">northern North Sea (Tampen area, 61.0° N, 2.0° E) for the year 2023 at</w:t>
-      </w:r>
-      <w:r>
-        <w:t xml:space="preserve"> </w:t>
-      </w:r>
-      <w:r>
-        <w:t xml:space="preserve">hourly resolution (Figure 1), with cases 1–4 repeated for the weather years</w:t>
-      </w:r>
-      <w:r>
-        <w:t xml:space="preserve"> </w:t>
-      </w:r>
-      <w:r>
-        <w:t xml:space="preserve">2014–2022. The platform produces oil with associated gas,</w:t>
-      </w:r>
-      <w:r>
-        <w:t xml:space="preserve"> </w:t>
-      </w:r>
-      <w:r>
-        <w:t xml:space="preserve">exports both, and injects water for pressure support. Power is supplied by</w:t>
-      </w:r>
-      <w:r>
-        <w:t xml:space="preserve"> </w:t>
-      </w:r>
-      <w:r>
-        <w:t xml:space="preserve">three GTs and, in the wind cases, by a nearby two-turbine offshore wind farm</w:t>
-      </w:r>
-      <w:r>
-        <w:t xml:space="preserve"> </w:t>
-      </w:r>
-      <w:r>
-        <w:t xml:space="preserve">connected to the platform’s AC system. Four cases are compared:</w:t>
+        <w:t xml:space="preserve">The electric power system of a generic oil platform in the northern North Sea</w:t>
+      </w:r>
+      <w:r>
+        <w:t xml:space="preserve"> </w:t>
+      </w:r>
+      <w:r>
+        <w:t xml:space="preserve">(Tampen area, 61.0° N, 2.0° E) was modelled for the year 2023 at hourly</w:t>
+      </w:r>
+      <w:r>
+        <w:t xml:space="preserve"> </w:t>
+      </w:r>
+      <w:r>
+        <w:t xml:space="preserve">resolution (Figure 1), and Cases 1–4 were repeated for the weather years</w:t>
+      </w:r>
+      <w:r>
+        <w:t xml:space="preserve"> </w:t>
+      </w:r>
+      <w:r>
+        <w:t xml:space="preserve">2014–2022. The platform produces oil with associated gas, exports both and</w:t>
+      </w:r>
+      <w:r>
+        <w:t xml:space="preserve"> </w:t>
+      </w:r>
+      <w:r>
+        <w:t xml:space="preserve">injects water for pressure support. Power is supplied by three GTs and, in the</w:t>
+      </w:r>
+      <w:r>
+        <w:t xml:space="preserve"> </w:t>
+      </w:r>
+      <w:r>
+        <w:t xml:space="preserve">wind cases, by a nearby offshore wind farm of two turbines connected to the AC</w:t>
+      </w:r>
+      <w:r>
+        <w:t xml:space="preserve"> </w:t>
+      </w:r>
+      <w:r>
+        <w:t xml:space="preserve">system of the platform. Four cases were compared:</w:t>
       </w:r>
     </w:p>
     <w:p>
@@ -1012,13 +1078,13 @@
         <w:t xml:space="preserve"> </w:t>
       </w:r>
       <w:r>
-        <w:t xml:space="preserve">but the load is unchanged. The difference between cases 2 and 3 isolates</w:t>
-      </w:r>
-      <w:r>
-        <w:t xml:space="preserve"> </w:t>
-      </w:r>
-      <w:r>
-        <w:t xml:space="preserve">the value of demand flexibility, and case 4 tests whether a small battery</w:t>
+        <w:t xml:space="preserve">but the load is unchanged. The difference between Cases 2 and 3 isolates</w:t>
+      </w:r>
+      <w:r>
+        <w:t xml:space="preserve"> </w:t>
+      </w:r>
+      <w:r>
+        <w:t xml:space="preserve">the value of demand flexibility, and Case 4 tests whether a small battery</w:t>
       </w:r>
       <w:r>
         <w:t xml:space="preserve"> </w:t>
@@ -6706,7 +6772,7 @@
         <w:pStyle w:val="FirstParagraph"/>
       </w:pPr>
       <w:r>
-        <w:t xml:space="preserve">To test whether 2023 is representative, cases 1–4 were also run for each</w:t>
+        <w:t xml:space="preserve">To test whether 2023 is representative, Cases 1–4 were also run for each</w:t>
       </w:r>
       <w:r>
         <w:t xml:space="preserve"> </w:t>
@@ -6732,7 +6798,7 @@
         <w:pStyle w:val="BodyText"/>
       </w:pPr>
       <w:r>
-        <w:t xml:space="preserve">For the base year 2023, cases 2–4 were rerun with one input changed at a</w:t>
+        <w:t xml:space="preserve">For the base year 2023, Cases 2–4 were rerun with one input changed at a</w:t>
       </w:r>
       <w:r>
         <w:t xml:space="preserve"> </w:t>
@@ -7116,7 +7182,7 @@
         <w:t xml:space="preserve"> </w:t>
       </w:r>
       <w:r>
-        <w:t xml:space="preserve">between case 1 and a wind case, divided by the wind energy used in that</w:t>
+        <w:t xml:space="preserve">between Case 1 and a wind case, divided by the wind energy used in that</w:t>
       </w:r>
       <w:r>
         <w:t xml:space="preserve"> </w:t>
@@ -7747,73 +7813,85 @@
         <w:pStyle w:val="FirstParagraph"/>
       </w:pPr>
       <w:r>
-        <w:t xml:space="preserve">Water injection is the largest consumer (9.2 MW, 45 % of the design</w:t>
-      </w:r>
-      <w:r>
-        <w:t xml:space="preserve"> </w:t>
-      </w:r>
-      <w:r>
-        <w:t xml:space="preserve">demand) and the only large deferrable one (Table 1, Figure 2). Stopping</w:t>
-      </w:r>
-      <w:r>
-        <w:t xml:space="preserve"> </w:t>
-      </w:r>
-      <w:r>
-        <w:t xml:space="preserve">injection at full production lowers the demand from 20.3 MW to 10.7 MW, a</w:t>
-      </w:r>
-      <w:r>
-        <w:t xml:space="preserve"> </w:t>
-      </w:r>
-      <w:r>
-        <w:t xml:space="preserve">swing of 9.6 MW that costs no production as long as the injection is caught</w:t>
-      </w:r>
-      <w:r>
-        <w:t xml:space="preserve"> </w:t>
-      </w:r>
-      <w:r>
-        <w:t xml:space="preserve">up. The sheddable consumers tied to production account for 7.2 MW and the</w:t>
-      </w:r>
-      <w:r>
-        <w:t xml:space="preserve"> </w:t>
-      </w:r>
-      <w:r>
-        <w:t xml:space="preserve">must-run base load for 3.5 MW. Both lever curves are far from proportional.</w:t>
-      </w:r>
-      <w:r>
-        <w:t xml:space="preserve"> </w:t>
-      </w:r>
-      <w:r>
-        <w:t xml:space="preserve">The injection lever jumps to 0.9 MW as soon as one pump runs, because the</w:t>
-      </w:r>
-      <w:r>
-        <w:t xml:space="preserve"> </w:t>
-      </w:r>
-      <w:r>
-        <w:t xml:space="preserve">pump recycles below 30 % of its flow, and rises linearly from there. The</w:t>
-      </w:r>
-      <w:r>
-        <w:t xml:space="preserve"> </w:t>
-      </w:r>
-      <w:r>
-        <w:t xml:space="preserve">production lever has a step just above 50 % rate, where the second export</w:t>
-      </w:r>
-      <w:r>
-        <w:t xml:space="preserve"> </w:t>
-      </w:r>
-      <w:r>
-        <w:t xml:space="preserve">compressor train must start at its surge limit and adds 0.75 MW. Reducing</w:t>
-      </w:r>
-      <w:r>
-        <w:t xml:space="preserve"> </w:t>
-      </w:r>
-      <w:r>
-        <w:t xml:space="preserve">production from 100 % to 50 % therefore saves only 3.2 MW, a third of what</w:t>
-      </w:r>
-      <w:r>
-        <w:t xml:space="preserve"> </w:t>
-      </w:r>
-      <w:r>
-        <w:t xml:space="preserve">the injection lever offers.</w:t>
+        <w:t xml:space="preserve">The process model was first used to obtain the electric power of each consumer</w:t>
+      </w:r>
+      <w:r>
+        <w:t xml:space="preserve"> </w:t>
+      </w:r>
+      <w:r>
+        <w:t xml:space="preserve">at the design point (Table 1) and its variation with the lever positions (Fig.</w:t>
+      </w:r>
+      <w:r>
+        <w:t xml:space="preserve"> </w:t>
+      </w:r>
+      <w:r>
+        <w:t xml:space="preserve">2). Water injection is the largest consumer, with 9.2 MW or 45 % of the design</w:t>
+      </w:r>
+      <w:r>
+        <w:t xml:space="preserve"> </w:t>
+      </w:r>
+      <w:r>
+        <w:t xml:space="preserve">demand, and the only large deferrable one. Stopping injection at full</w:t>
+      </w:r>
+      <w:r>
+        <w:t xml:space="preserve"> </w:t>
+      </w:r>
+      <w:r>
+        <w:t xml:space="preserve">production lowers the demand from 20.3 MW to 10.7 MW, a swing of 9.6 MW that</w:t>
+      </w:r>
+      <w:r>
+        <w:t xml:space="preserve"> </w:t>
+      </w:r>
+      <w:r>
+        <w:t xml:space="preserve">costs no production as long as the injection is caught up. The sheddable</w:t>
+      </w:r>
+      <w:r>
+        <w:t xml:space="preserve"> </w:t>
+      </w:r>
+      <w:r>
+        <w:t xml:space="preserve">consumers tied to production and the must-run base load account for 7.2 MW and</w:t>
+      </w:r>
+      <w:r>
+        <w:t xml:space="preserve"> </w:t>
+      </w:r>
+      <w:r>
+        <w:t xml:space="preserve">3.5 MW, respectively. Neither lever curve is proportional to the lever</w:t>
+      </w:r>
+      <w:r>
+        <w:t xml:space="preserve"> </w:t>
+      </w:r>
+      <w:r>
+        <w:t xml:space="preserve">position. The power of the injection lever jumps to 0.9 MW as soon as one pump</w:t>
+      </w:r>
+      <w:r>
+        <w:t xml:space="preserve"> </w:t>
+      </w:r>
+      <w:r>
+        <w:t xml:space="preserve">runs, since the pump recycles below 30 % of its flow, and increases linearly</w:t>
+      </w:r>
+      <w:r>
+        <w:t xml:space="preserve"> </w:t>
+      </w:r>
+      <w:r>
+        <w:t xml:space="preserve">from there. The production lever shows a step just above a rate of 50 %, where</w:t>
+      </w:r>
+      <w:r>
+        <w:t xml:space="preserve"> </w:t>
+      </w:r>
+      <w:r>
+        <w:t xml:space="preserve">the second export compressor train must start at its surge limit and adds 0.75</w:t>
+      </w:r>
+      <w:r>
+        <w:t xml:space="preserve"> </w:t>
+      </w:r>
+      <w:r>
+        <w:t xml:space="preserve">MW. Reducing production from 100 % to 50 % therefore saves only 3.2 MW, about</w:t>
+      </w:r>
+      <w:r>
+        <w:t xml:space="preserve"> </w:t>
+      </w:r>
+      <w:r>
+        <w:t xml:space="preserve">a third of the reduction offered by the injection lever.</w:t>
       </w:r>
     </w:p>
     <w:p>
@@ -7886,49 +7964,55 @@
         <w:pStyle w:val="BodyText"/>
       </w:pPr>
       <w:r>
-        <w:t xml:space="preserve">ERA5 gives a mean wind speed of 9.4 m/s at 100 m and 9.8 m/s at hub height,</w:t>
-      </w:r>
-      <w:r>
-        <w:t xml:space="preserve"> </w:t>
-      </w:r>
-      <w:r>
-        <w:t xml:space="preserve">and a capacity factor of 50.9 % for the 30 MW farm in 2023 (Figure S1). Output</w:t>
-      </w:r>
-      <w:r>
-        <w:t xml:space="preserve"> </w:t>
-      </w:r>
-      <w:r>
-        <w:t xml:space="preserve">is seasonal, with monthly capacity factors of 63–68 % in January and</w:t>
-      </w:r>
-      <w:r>
-        <w:t xml:space="preserve"> </w:t>
-      </w:r>
-      <w:r>
-        <w:t xml:space="preserve">February and 36–37 % from June to August. The farm delivers its maximum of</w:t>
-      </w:r>
-      <w:r>
-        <w:t xml:space="preserve"> </w:t>
-      </w:r>
-      <w:r>
-        <w:t xml:space="preserve">26.5 MW in 40 % of the hours and nothing in 9.6 % of the hours, mainly calm</w:t>
-      </w:r>
-      <w:r>
-        <w:t xml:space="preserve"> </w:t>
-      </w:r>
-      <w:r>
-        <w:t xml:space="preserve">periods, and available wind power exceeds the design demand of 20.3 MW in</w:t>
-      </w:r>
-      <w:r>
-        <w:t xml:space="preserve"> </w:t>
-      </w:r>
-      <w:r>
-        <w:t xml:space="preserve">4,017 h. The farm can cover the whole platform for long periods,</w:t>
-      </w:r>
-      <w:r>
-        <w:t xml:space="preserve"> </w:t>
-      </w:r>
-      <w:r>
-        <w:t xml:space="preserve">but it also leaves frequent and sometimes long gaps that the GTs must fill.</w:t>
+        <w:t xml:space="preserve">The ERA5 data give a mean wind speed of 9.4 m/s at 100 m and 9.8 m/s at hub</w:t>
+      </w:r>
+      <w:r>
+        <w:t xml:space="preserve"> </w:t>
+      </w:r>
+      <w:r>
+        <w:t xml:space="preserve">height, and a capacity factor of 50.9 % for the 30 MW farm in 2023 (Figure S1).</w:t>
+      </w:r>
+      <w:r>
+        <w:t xml:space="preserve"> </w:t>
+      </w:r>
+      <w:r>
+        <w:t xml:space="preserve">The output is seasonal, with monthly capacity factors of 63–68 % in January</w:t>
+      </w:r>
+      <w:r>
+        <w:t xml:space="preserve"> </w:t>
+      </w:r>
+      <w:r>
+        <w:t xml:space="preserve">and February and 36–37 % from June to August. The farm delivers its maximum of</w:t>
+      </w:r>
+      <w:r>
+        <w:t xml:space="preserve"> </w:t>
+      </w:r>
+      <w:r>
+        <w:t xml:space="preserve">26.5 MW in 40 % of the hours and nothing in 9.6 % of the hours, mainly during</w:t>
+      </w:r>
+      <w:r>
+        <w:t xml:space="preserve"> </w:t>
+      </w:r>
+      <w:r>
+        <w:t xml:space="preserve">calm periods, and the available wind power exceeds the design demand of 20.3</w:t>
+      </w:r>
+      <w:r>
+        <w:t xml:space="preserve"> </w:t>
+      </w:r>
+      <w:r>
+        <w:t xml:space="preserve">MW in 4,017 h. The farm can thus cover the whole platform demand for long</w:t>
+      </w:r>
+      <w:r>
+        <w:t xml:space="preserve"> </w:t>
+      </w:r>
+      <w:r>
+        <w:t xml:space="preserve">periods, but it also leaves frequent and sometimes long gaps that must be</w:t>
+      </w:r>
+      <w:r>
+        <w:t xml:space="preserve"> </w:t>
+      </w:r>
+      <w:r>
+        <w:t xml:space="preserve">filled by the GTs.</w:t>
       </w:r>
     </w:p>
     <w:bookmarkEnd w:id="36"/>
@@ -8179,7 +8263,7 @@
               <w:rPr>
                 <w:sz w:val="20"/>
               </w:rPr>
-              <w:t xml:space="preserve">Reduction vs case 1</w:t>
+              <w:t xml:space="preserve">Reduction vs Case 1</w:t>
             </w:r>
           </w:p>
         </w:tc>
@@ -8910,37 +8994,43 @@
         <w:pStyle w:val="BodyText"/>
       </w:pPr>
       <w:r>
-        <w:t xml:space="preserve">With GTs only (case 1), two turbines run in every hour to carry the 18.8 MW</w:t>
-      </w:r>
-      <w:r>
-        <w:t xml:space="preserve"> </w:t>
-      </w:r>
-      <w:r>
-        <w:t xml:space="preserve">average load and the 5 MW reserve, each at about 43 % load. The platform</w:t>
-      </w:r>
-      <w:r>
-        <w:t xml:space="preserve"> </w:t>
-      </w:r>
-      <w:r>
-        <w:t xml:space="preserve">burns 54.6 MSm³ of fuel gas and emits 127.7 kt CO2 per year (Table 2,</w:t>
-      </w:r>
-      <w:r>
-        <w:t xml:space="preserve"> </w:t>
-      </w:r>
-      <w:r>
-        <w:t xml:space="preserve">Figure 3), and all 17,520 GT unit-hours are low-load hours. This illustrates</w:t>
-      </w:r>
-      <w:r>
-        <w:t xml:space="preserve"> </w:t>
-      </w:r>
-      <w:r>
-        <w:t xml:space="preserve">the reserve problem of off-grid platforms: even without wind, the platform</w:t>
-      </w:r>
-      <w:r>
-        <w:t xml:space="preserve"> </w:t>
-      </w:r>
-      <w:r>
-        <w:t xml:space="preserve">operates its turbines far from their best efficiency.</w:t>
+        <w:t xml:space="preserve">The annual results of the four cases are summarised in Table 2 and Figure 3.</w:t>
+      </w:r>
+      <w:r>
+        <w:t xml:space="preserve"> </w:t>
+      </w:r>
+      <w:r>
+        <w:t xml:space="preserve">With GTs only (Case 1), two turbines run in every hour in order to carry the</w:t>
+      </w:r>
+      <w:r>
+        <w:t xml:space="preserve"> </w:t>
+      </w:r>
+      <w:r>
+        <w:t xml:space="preserve">average load of 18.8 MW and the reserve of 5 MW, each at about 43 % load. The</w:t>
+      </w:r>
+      <w:r>
+        <w:t xml:space="preserve"> </w:t>
+      </w:r>
+      <w:r>
+        <w:t xml:space="preserve">platform burns 54.6 MSm³ of fuel gas and emits 127.7 kt CO2 per year, and all</w:t>
+      </w:r>
+      <w:r>
+        <w:t xml:space="preserve"> </w:t>
+      </w:r>
+      <w:r>
+        <w:t xml:space="preserve">17,520 GT unit-hours are low-load hours. This result illustrates the reserve</w:t>
+      </w:r>
+      <w:r>
+        <w:t xml:space="preserve"> </w:t>
+      </w:r>
+      <w:r>
+        <w:t xml:space="preserve">problem of off-grid platforms: even without wind, the turbines are operated</w:t>
+      </w:r>
+      <w:r>
+        <w:t xml:space="preserve"> </w:t>
+      </w:r>
+      <w:r>
+        <w:t xml:space="preserve">far from their best efficiency.</w:t>
       </w:r>
     </w:p>
     <w:p>
@@ -8948,19 +9038,19 @@
         <w:pStyle w:val="BodyText"/>
       </w:pPr>
       <w:r>
-        <w:t xml:space="preserve">A 30 MW wind farm with fixed demand (case 2) halves the emissions to</w:t>
-      </w:r>
-      <w:r>
-        <w:t xml:space="preserve"> </w:t>
-      </w:r>
-      <w:r>
-        <w:t xml:space="preserve">64.7 kt (−49.4 %). Wind covers 54 % of the electricity demand, and one GT</w:t>
-      </w:r>
-      <w:r>
-        <w:t xml:space="preserve"> </w:t>
-      </w:r>
-      <w:r>
-        <w:t xml:space="preserve">suffices in 7,058 h. Because demand cannot follow the wind, 44.5 GWh, or</w:t>
+        <w:t xml:space="preserve">A 30 MW wind farm with fixed demand (Case 2) halves the emissions, to 64.7 kt</w:t>
+      </w:r>
+      <w:r>
+        <w:t xml:space="preserve"> </w:t>
+      </w:r>
+      <w:r>
+        <w:t xml:space="preserve">(−49.4 %). Wind covers 54 % of the electricity demand, and one GT is</w:t>
+      </w:r>
+      <w:r>
+        <w:t xml:space="preserve"> </w:t>
+      </w:r>
+      <w:r>
+        <w:t xml:space="preserve">sufficient in 7,058 h. Since the demand cannot follow the wind, 44.5 GWh, or</w:t>
       </w:r>
       <w:r>
         <w:t xml:space="preserve"> </w:t>
@@ -8972,13 +9062,13 @@
         <w:t xml:space="preserve"> </w:t>
       </w:r>
       <w:r>
-        <w:t xml:space="preserve">running GTs falls to 32 % of rating. A second GT is still needed in 1,702 h,</w:t>
-      </w:r>
-      <w:r>
-        <w:t xml:space="preserve"> </w:t>
-      </w:r>
-      <w:r>
-        <w:t xml:space="preserve">and it is started 149 times.</w:t>
+        <w:t xml:space="preserve">running GTs decreases to 32 % of rating. A second GT is still required in</w:t>
+      </w:r>
+      <w:r>
+        <w:t xml:space="preserve"> </w:t>
+      </w:r>
+      <w:r>
+        <w:t xml:space="preserve">1,702 h and is started 149 times.</w:t>
       </w:r>
     </w:p>
     <w:p>
@@ -8986,43 +9076,49 @@
         <w:pStyle w:val="BodyText"/>
       </w:pPr>
       <w:r>
-        <w:t xml:space="preserve">Flexible scheduling (case 3) reduces CO2 by a further 7.2 kt/yr, 11.1 %</w:t>
-      </w:r>
-      <w:r>
-        <w:t xml:space="preserve"> </w:t>
-      </w:r>
-      <w:r>
-        <w:t xml:space="preserve">relative to case 2, to 57.5 kt, without any loss of production. Fuel use</w:t>
-      </w:r>
-      <w:r>
-        <w:t xml:space="preserve"> </w:t>
-      </w:r>
-      <w:r>
-        <w:t xml:space="preserve">falls by the same 11 %. GT running hours fall from 10,462 to 8,788 unit-h,</w:t>
-      </w:r>
-      <w:r>
-        <w:t xml:space="preserve"> </w:t>
-      </w:r>
-      <w:r>
-        <w:t xml:space="preserve">the low-load unit-hours by 34 % and the GT starts from 149 to 3. Wind covers</w:t>
-      </w:r>
-      <w:r>
-        <w:t xml:space="preserve"> </w:t>
-      </w:r>
-      <w:r>
-        <w:t xml:space="preserve">57.6 % of the demand, curtailment falls by 13 % to 38.7 GWh, and the mean</w:t>
-      </w:r>
-      <w:r>
-        <w:t xml:space="preserve"> </w:t>
-      </w:r>
-      <w:r>
-        <w:t xml:space="preserve">load of the running GTs rises to 36 %. The combined fuel value and CO2 cost</w:t>
-      </w:r>
-      <w:r>
-        <w:t xml:space="preserve"> </w:t>
-      </w:r>
-      <w:r>
-        <w:t xml:space="preserve">falls by 27 MNOK/yr, of which 12.9 MNOK is the value of the fuel saved.</w:t>
+        <w:t xml:space="preserve">Flexible scheduling (Case 3) reduces the CO2 emissions by a further 7.2 kt/yr,</w:t>
+      </w:r>
+      <w:r>
+        <w:t xml:space="preserve"> </w:t>
+      </w:r>
+      <w:r>
+        <w:t xml:space="preserve">or 11.1 % relative to Case 2, to 57.5 kt, without any loss of production, and</w:t>
+      </w:r>
+      <w:r>
+        <w:t xml:space="preserve"> </w:t>
+      </w:r>
+      <w:r>
+        <w:t xml:space="preserve">the fuel use decreases by the same 11 %. The GT running hours fall from 10,462</w:t>
+      </w:r>
+      <w:r>
+        <w:t xml:space="preserve"> </w:t>
+      </w:r>
+      <w:r>
+        <w:t xml:space="preserve">to 8,788 unit-h, the low-load unit-hours by 34 % and the number of GT starts</w:t>
+      </w:r>
+      <w:r>
+        <w:t xml:space="preserve"> </w:t>
+      </w:r>
+      <w:r>
+        <w:t xml:space="preserve">from 149 to 3. Wind covers 57.6 % of the demand, the curtailment decreases by</w:t>
+      </w:r>
+      <w:r>
+        <w:t xml:space="preserve"> </w:t>
+      </w:r>
+      <w:r>
+        <w:t xml:space="preserve">13 % to 38.7 GWh, and the mean load of the running GTs increases to 36 %. The</w:t>
+      </w:r>
+      <w:r>
+        <w:t xml:space="preserve"> </w:t>
+      </w:r>
+      <w:r>
+        <w:t xml:space="preserve">combined fuel value and CO2 cost is reduced by 27 MNOK/yr, of which 12.9 MNOK</w:t>
+      </w:r>
+      <w:r>
+        <w:t xml:space="preserve"> </w:t>
+      </w:r>
+      <w:r>
+        <w:t xml:space="preserve">is the value of the fuel saved.</w:t>
       </w:r>
     </w:p>
     <w:p>
@@ -9030,37 +9126,43 @@
         <w:pStyle w:val="BodyText"/>
       </w:pPr>
       <w:r>
-        <w:t xml:space="preserve">A 4 MW / 4 MWh battery (case 4) adds only 0.3 kt (−0.6 % relative to</w:t>
-      </w:r>
-      <w:r>
-        <w:t xml:space="preserve"> </w:t>
-      </w:r>
-      <w:r>
-        <w:t xml:space="preserve">case 3). It removes the remaining starts and the last hours with a second</w:t>
-      </w:r>
-      <w:r>
-        <w:t xml:space="preserve"> </w:t>
-      </w:r>
-      <w:r>
-        <w:t xml:space="preserve">GT, but its annual throughput is only 0.8 GWh. With one GT always online it</w:t>
-      </w:r>
-      <w:r>
-        <w:t xml:space="preserve"> </w:t>
-      </w:r>
-      <w:r>
-        <w:t xml:space="preserve">cannot remove the main remaining loss, one turbine idling near minimum load</w:t>
-      </w:r>
-      <w:r>
-        <w:t xml:space="preserve"> </w:t>
-      </w:r>
-      <w:r>
-        <w:t xml:space="preserve">whenever the wind covers the demand, and the low-load unit-hours even rise</w:t>
-      </w:r>
-      <w:r>
-        <w:t xml:space="preserve"> </w:t>
-      </w:r>
-      <w:r>
-        <w:t xml:space="preserve">slightly (5,932 to 6,242).</w:t>
+        <w:t xml:space="preserve">The 4 MW / 4 MWh battery (Case 4) gives an additional reduction of only 0.3</w:t>
+      </w:r>
+      <w:r>
+        <w:t xml:space="preserve"> </w:t>
+      </w:r>
+      <w:r>
+        <w:t xml:space="preserve">kt, or 0.6 % relative to Case 3. It removes the remaining starts and the last</w:t>
+      </w:r>
+      <w:r>
+        <w:t xml:space="preserve"> </w:t>
+      </w:r>
+      <w:r>
+        <w:t xml:space="preserve">hours with a second GT, but its annual throughput is only 0.8 GWh. As one GT</w:t>
+      </w:r>
+      <w:r>
+        <w:t xml:space="preserve"> </w:t>
+      </w:r>
+      <w:r>
+        <w:t xml:space="preserve">must always be online, the battery cannot remove the main remaining loss,</w:t>
+      </w:r>
+      <w:r>
+        <w:t xml:space="preserve"> </w:t>
+      </w:r>
+      <w:r>
+        <w:t xml:space="preserve">which is one turbine idling near minimum load whenever the wind covers the</w:t>
+      </w:r>
+      <w:r>
+        <w:t xml:space="preserve"> </w:t>
+      </w:r>
+      <w:r>
+        <w:t xml:space="preserve">demand, and the low-load unit-hours even increase slightly, from 5,932 to</w:t>
+      </w:r>
+      <w:r>
+        <w:t xml:space="preserve"> </w:t>
+      </w:r>
+      <w:r>
+        <w:t xml:space="preserve">6,242.</w:t>
       </w:r>
     </w:p>
     <w:p>
@@ -9125,7 +9227,7 @@
         <w:t xml:space="preserve"> </w:t>
       </w:r>
       <w:r>
-        <w:t xml:space="preserve">Annual CO2, fuel gas, GT hours below 50 % load and lost production for cases 1–4.</w:t>
+        <w:t xml:space="preserve">Annual CO2, fuel gas, GT hours below 50 % load and lost production for Cases 1–4.</w:t>
       </w:r>
     </w:p>
     <w:bookmarkEnd w:id="40"/>
@@ -9143,55 +9245,55 @@
         <w:pStyle w:val="FirstParagraph"/>
       </w:pPr>
       <w:r>
-        <w:t xml:space="preserve">The saving comes almost entirely from avoiding a second GT. With fixed</w:t>
-      </w:r>
-      <w:r>
-        <w:t xml:space="preserve"> </w:t>
-      </w:r>
-      <w:r>
-        <w:t xml:space="preserve">demand, a second turbine must start whenever the wind drops and one GT</w:t>
-      </w:r>
-      <w:r>
-        <w:t xml:space="preserve"> </w:t>
-      </w:r>
-      <w:r>
-        <w:t xml:space="preserve">cannot carry the load while holding 5 MW in reserve, that is, whenever the</w:t>
-      </w:r>
-      <w:r>
-        <w:t xml:space="preserve"> </w:t>
-      </w:r>
-      <w:r>
-        <w:t xml:space="preserve">wind supplies less than about 2 MW at the average demand of 18.8 MW. Each</w:t>
-      </w:r>
-      <w:r>
-        <w:t xml:space="preserve"> </w:t>
-      </w:r>
-      <w:r>
-        <w:t xml:space="preserve">such hour costs the no-load fuel of a whole extra turbine, 18.4 % of its</w:t>
-      </w:r>
-      <w:r>
-        <w:t xml:space="preserve"> </w:t>
-      </w:r>
-      <w:r>
-        <w:t xml:space="preserve">full-load fuel. In case 3 the optimiser postpones water injection in</w:t>
-      </w:r>
-      <w:r>
-        <w:t xml:space="preserve"> </w:t>
-      </w:r>
-      <w:r>
-        <w:t xml:space="preserve">exactly these hours, so a second GT runs in only 28 h of the year instead</w:t>
-      </w:r>
-      <w:r>
-        <w:t xml:space="preserve"> </w:t>
-      </w:r>
-      <w:r>
-        <w:t xml:space="preserve">of 1,702 (Figure 4, Figure 5). The 1,674 avoided hours account for most of the</w:t>
-      </w:r>
-      <w:r>
-        <w:t xml:space="preserve"> </w:t>
-      </w:r>
-      <w:r>
-        <w:t xml:space="preserve">3.0 MSm³ of fuel saved.</w:t>
+        <w:t xml:space="preserve">Results indicate that the saving is obtained almost entirely by avoiding the</w:t>
+      </w:r>
+      <w:r>
+        <w:t xml:space="preserve"> </w:t>
+      </w:r>
+      <w:r>
+        <w:t xml:space="preserve">operation of a second GT. With fixed demand, a second turbine must be started</w:t>
+      </w:r>
+      <w:r>
+        <w:t xml:space="preserve"> </w:t>
+      </w:r>
+      <w:r>
+        <w:t xml:space="preserve">whenever the wind drops and one GT cannot carry the load while holding 5 MW in</w:t>
+      </w:r>
+      <w:r>
+        <w:t xml:space="preserve"> </w:t>
+      </w:r>
+      <w:r>
+        <w:t xml:space="preserve">reserve, i.e. whenever the wind supplies less than about 2 MW at the average</w:t>
+      </w:r>
+      <w:r>
+        <w:t xml:space="preserve"> </w:t>
+      </w:r>
+      <w:r>
+        <w:t xml:space="preserve">demand of 18.8 MW. Each such hour costs the no-load fuel of a whole additional</w:t>
+      </w:r>
+      <w:r>
+        <w:t xml:space="preserve"> </w:t>
+      </w:r>
+      <w:r>
+        <w:t xml:space="preserve">turbine, which amounts to 18.4 % of its full-load fuel. In Case 3 the</w:t>
+      </w:r>
+      <w:r>
+        <w:t xml:space="preserve"> </w:t>
+      </w:r>
+      <w:r>
+        <w:t xml:space="preserve">optimiser postpones water injection in exactly these hours, so that a second</w:t>
+      </w:r>
+      <w:r>
+        <w:t xml:space="preserve"> </w:t>
+      </w:r>
+      <w:r>
+        <w:t xml:space="preserve">GT runs in only 28 h of the year instead of 1,702 h (Figure 4, Figure 5). The</w:t>
+      </w:r>
+      <w:r>
+        <w:t xml:space="preserve"> </w:t>
+      </w:r>
+      <w:r>
+        <w:t xml:space="preserve">1,674 avoided hours account for most of the 3.0 MSm³ of fuel saved.</w:t>
       </w:r>
     </w:p>
     <w:p>
@@ -9256,7 +9358,7 @@
         <w:t xml:space="preserve"> </w:t>
       </w:r>
       <w:r>
-        <w:t xml:space="preserve">Week 3 (15–21 January 2023), the week with the median fuel saving. Top and middle: power supplied by GTs and wind with fixed (case 2) and flexible (case 3) demand. Bottom: production and injection rates.</w:t>
+        <w:t xml:space="preserve">Week 3 (15–21 January 2023), the week with the median fuel saving. Top and middle: power supplied by GTs and wind with fixed (Case 2) and flexible (Case 3) demand. Bottom: production and injection rates.</w:t>
       </w:r>
     </w:p>
     <w:p>
@@ -9329,61 +9431,61 @@
         <w:pStyle w:val="BodyText"/>
       </w:pPr>
       <w:r>
-        <w:t xml:space="preserve">The example week in Figure 4, the week with the median fuel saving, shows the</w:t>
-      </w:r>
-      <w:r>
-        <w:t xml:space="preserve"> </w:t>
-      </w:r>
-      <w:r>
-        <w:t xml:space="preserve">pattern. Whenever the wind drops, injection is cut, sometimes to zero, and</w:t>
-      </w:r>
-      <w:r>
-        <w:t xml:space="preserve"> </w:t>
-      </w:r>
-      <w:r>
-        <w:t xml:space="preserve">the demand follows the wind; when the wind returns, injection runs at full</w:t>
-      </w:r>
-      <w:r>
-        <w:t xml:space="preserve"> </w:t>
-      </w:r>
-      <w:r>
-        <w:t xml:space="preserve">rate to catch up. Over the year, injection follows the available wind</w:t>
-      </w:r>
-      <w:r>
-        <w:t xml:space="preserve"> </w:t>
-      </w:r>
-      <w:r>
-        <w:t xml:space="preserve">(Figure 6). Its mean rises from 57 % of capacity in the calmest hours to</w:t>
-      </w:r>
-      <w:r>
-        <w:t xml:space="preserve"> </w:t>
-      </w:r>
-      <w:r>
-        <w:t xml:space="preserve">98–100 % when more than 16 MW of wind is available, with a correlation</w:t>
-      </w:r>
-      <w:r>
-        <w:t xml:space="preserve"> </w:t>
-      </w:r>
-      <w:r>
-        <w:t xml:space="preserve">coefficient of 0.61 between injection rate and available wind. Injection is</w:t>
-      </w:r>
-      <w:r>
-        <w:t xml:space="preserve"> </w:t>
-      </w:r>
-      <w:r>
-        <w:t xml:space="preserve">below its 85 % target in 2,563 h, stopped completely in 187 h and above the</w:t>
-      </w:r>
-      <w:r>
-        <w:t xml:space="preserve"> </w:t>
-      </w:r>
-      <w:r>
-        <w:t xml:space="preserve">target in 6,129 h, and over the year it averages 84.9 % of capacity, so the</w:t>
-      </w:r>
-      <w:r>
-        <w:t xml:space="preserve"> </w:t>
-      </w:r>
-      <w:r>
-        <w:t xml:space="preserve">voidage target is met.</w:t>
+        <w:t xml:space="preserve">The pattern is illustrated by the example week in Figure 4, which is the week</w:t>
+      </w:r>
+      <w:r>
+        <w:t xml:space="preserve"> </w:t>
+      </w:r>
+      <w:r>
+        <w:t xml:space="preserve">with the median fuel saving. Whenever the wind drops, injection is reduced,</w:t>
+      </w:r>
+      <w:r>
+        <w:t xml:space="preserve"> </w:t>
+      </w:r>
+      <w:r>
+        <w:t xml:space="preserve">sometimes to zero, so that the demand follows the wind, and when the wind</w:t>
+      </w:r>
+      <w:r>
+        <w:t xml:space="preserve"> </w:t>
+      </w:r>
+      <w:r>
+        <w:t xml:space="preserve">returns, injection runs at full rate in order to catch up. Over the year, the</w:t>
+      </w:r>
+      <w:r>
+        <w:t xml:space="preserve"> </w:t>
+      </w:r>
+      <w:r>
+        <w:t xml:space="preserve">injection rate follows the available wind (Figure 6): its mean increases from 57</w:t>
+      </w:r>
+      <w:r>
+        <w:t xml:space="preserve"> </w:t>
+      </w:r>
+      <w:r>
+        <w:t xml:space="preserve">% of capacity in the calmest hours to 98–100 % when more than 16 MW of wind</w:t>
+      </w:r>
+      <w:r>
+        <w:t xml:space="preserve"> </w:t>
+      </w:r>
+      <w:r>
+        <w:t xml:space="preserve">power is available, and the correlation coefficient between injection rate and</w:t>
+      </w:r>
+      <w:r>
+        <w:t xml:space="preserve"> </w:t>
+      </w:r>
+      <w:r>
+        <w:t xml:space="preserve">available wind is 0.61. Injection is below its 85 % target in 2,563 h, stopped</w:t>
+      </w:r>
+      <w:r>
+        <w:t xml:space="preserve"> </w:t>
+      </w:r>
+      <w:r>
+        <w:t xml:space="preserve">completely in 187 h and above the target in 6,129 h. Over the year it averages</w:t>
+      </w:r>
+      <w:r>
+        <w:t xml:space="preserve"> </w:t>
+      </w:r>
+      <w:r>
+        <w:t xml:space="preserve">84.9 % of capacity, and the voidage target is thus met.</w:t>
       </w:r>
     </w:p>
     <w:p>
@@ -9403,31 +9505,37 @@
         <w:t xml:space="preserve"> </w:t>
       </w:r>
       <w:r>
-        <w:t xml:space="preserve">the year, well within the 72 h allowed. At the end of the year 8.2 h of</w:t>
-      </w:r>
-      <w:r>
-        <w:t xml:space="preserve"> </w:t>
-      </w:r>
-      <w:r>
-        <w:t xml:space="preserve">injection remain to be caught up, which corresponds to less than 1 % of the</w:t>
-      </w:r>
-      <w:r>
-        <w:t xml:space="preserve"> </w:t>
-      </w:r>
-      <w:r>
-        <w:t xml:space="preserve">annual saving. The short duration of the deficits reflects the mechanism:</w:t>
-      </w:r>
-      <w:r>
-        <w:t xml:space="preserve"> </w:t>
-      </w:r>
-      <w:r>
-        <w:t xml:space="preserve">the hours in which a second GT would be needed occur in spells of a few</w:t>
-      </w:r>
-      <w:r>
-        <w:t xml:space="preserve"> </w:t>
-      </w:r>
-      <w:r>
-        <w:t xml:space="preserve">hours to about a day, between periods of sufficient wind.</w:t>
+        <w:t xml:space="preserve">the year, which is well within the 72 h allowed. At the end of the year, 8.2 h</w:t>
+      </w:r>
+      <w:r>
+        <w:t xml:space="preserve"> </w:t>
+      </w:r>
+      <w:r>
+        <w:t xml:space="preserve">of injection remain to be caught up, corresponding to less than 1 % of the</w:t>
+      </w:r>
+      <w:r>
+        <w:t xml:space="preserve"> </w:t>
+      </w:r>
+      <w:r>
+        <w:t xml:space="preserve">annual saving. The short duration of the deficits is a consequence of the</w:t>
+      </w:r>
+      <w:r>
+        <w:t xml:space="preserve"> </w:t>
+      </w:r>
+      <w:r>
+        <w:t xml:space="preserve">mechanism described above, since the hours in which a second GT would be</w:t>
+      </w:r>
+      <w:r>
+        <w:t xml:space="preserve"> </w:t>
+      </w:r>
+      <w:r>
+        <w:t xml:space="preserve">required occur in spells of a few hours to about a day, between periods of</w:t>
+      </w:r>
+      <w:r>
+        <w:t xml:space="preserve"> </w:t>
+      </w:r>
+      <w:r>
+        <w:t xml:space="preserve">sufficient wind.</w:t>
       </w:r>
     </w:p>
     <w:p>
@@ -9435,37 +9543,43 @@
         <w:pStyle w:val="BodyText"/>
       </w:pPr>
       <w:r>
-        <w:t xml:space="preserve">Production is never reduced in any case. One hour at 50 % rate would lose</w:t>
-      </w:r>
-      <w:r>
-        <w:t xml:space="preserve"> </w:t>
-      </w:r>
-      <w:r>
-        <w:t xml:space="preserve">oil and gas worth about 1.5 MNOK, while the fuel and CO2 saved in that hour</w:t>
-      </w:r>
-      <w:r>
-        <w:t xml:space="preserve"> </w:t>
-      </w:r>
-      <w:r>
-        <w:t xml:space="preserve">are worth a few thousand NOK, so the optimiser always prefers to defer</w:t>
-      </w:r>
-      <w:r>
-        <w:t xml:space="preserve"> </w:t>
-      </w:r>
-      <w:r>
-        <w:t xml:space="preserve">injection. The saving from flexibility is present in every month, between</w:t>
-      </w:r>
-      <w:r>
-        <w:t xml:space="preserve"> </w:t>
-      </w:r>
-      <w:r>
-        <w:t xml:space="preserve">0.43 and 0.77 kt (Figure S3). It is largest in June, December and July, months</w:t>
-      </w:r>
-      <w:r>
-        <w:t xml:space="preserve"> </w:t>
-      </w:r>
-      <w:r>
-        <w:t xml:space="preserve">in which the wind often falls just below the demand.</w:t>
+        <w:t xml:space="preserve">Production is not reduced in any of the cases. One hour at a rate of 50 %</w:t>
+      </w:r>
+      <w:r>
+        <w:t xml:space="preserve"> </w:t>
+      </w:r>
+      <w:r>
+        <w:t xml:space="preserve">would lose oil and gas worth about 1.5 MNOK, whereas the fuel and CO2 saved in</w:t>
+      </w:r>
+      <w:r>
+        <w:t xml:space="preserve"> </w:t>
+      </w:r>
+      <w:r>
+        <w:t xml:space="preserve">that hour are worth a few thousand NOK, and the optimiser therefore always</w:t>
+      </w:r>
+      <w:r>
+        <w:t xml:space="preserve"> </w:t>
+      </w:r>
+      <w:r>
+        <w:t xml:space="preserve">prefers to defer injection. The saving from flexibility is obtained in every</w:t>
+      </w:r>
+      <w:r>
+        <w:t xml:space="preserve"> </w:t>
+      </w:r>
+      <w:r>
+        <w:t xml:space="preserve">month and ranges from 0.43 to 0.77 kt (Figure S3). It is largest in June,</w:t>
+      </w:r>
+      <w:r>
+        <w:t xml:space="preserve"> </w:t>
+      </w:r>
+      <w:r>
+        <w:t xml:space="preserve">December and July, which are the months in which the wind often falls just</w:t>
+      </w:r>
+      <w:r>
+        <w:t xml:space="preserve"> </w:t>
+      </w:r>
+      <w:r>
+        <w:t xml:space="preserve">below the demand.</w:t>
       </w:r>
     </w:p>
     <w:p>
@@ -9530,7 +9644,7 @@
         <w:t xml:space="preserve"> </w:t>
       </w:r>
       <w:r>
-        <w:t xml:space="preserve">Left: water injection rate against available wind in case 3 (mean and 10–90 % range of hours). Right: distribution of the injection deficit (dashed: 72 h limit).</w:t>
+        <w:t xml:space="preserve">Left: water injection rate against available wind in Case 3 (mean and 10–90 % range of hours). Right: distribution of the injection deficit (dashed: 72 h limit).</w:t>
       </w:r>
     </w:p>
     <w:bookmarkEnd w:id="50"/>
@@ -10271,37 +10385,43 @@
         <w:pStyle w:val="BodyText"/>
       </w:pPr>
       <w:r>
-        <w:t xml:space="preserve">Table 3 and Figure 7 show which inputs matter, and several do not. Across CO2</w:t>
-      </w:r>
-      <w:r>
-        <w:t xml:space="preserve"> </w:t>
-      </w:r>
-      <w:r>
-        <w:t xml:space="preserve">prices of 0.5–3 NOK/kg and gas prices of 2–8 NOK/Sm³, emissions change by less</w:t>
-      </w:r>
-      <w:r>
-        <w:t xml:space="preserve"> </w:t>
-      </w:r>
-      <w:r>
-        <w:t xml:space="preserve">than 0.1 %. Prices scale the cost of every option alike, so the cheapest</w:t>
-      </w:r>
-      <w:r>
-        <w:t xml:space="preserve"> </w:t>
-      </w:r>
-      <w:r>
-        <w:t xml:space="preserve">schedule stays the cheapest. Deferring injection saves fuel at any price, and</w:t>
-      </w:r>
-      <w:r>
-        <w:t xml:space="preserve"> </w:t>
-      </w:r>
-      <w:r>
-        <w:t xml:space="preserve">shedding production never pays: lost oil and gas are worth about a hundred</w:t>
-      </w:r>
-      <w:r>
-        <w:t xml:space="preserve"> </w:t>
-      </w:r>
-      <w:r>
-        <w:t xml:space="preserve">times more than the fuel saved.</w:t>
+        <w:t xml:space="preserve">The results of the sensitivity runs are given in Table 3 and Figure 7. Several</w:t>
+      </w:r>
+      <w:r>
+        <w:t xml:space="preserve"> </w:t>
+      </w:r>
+      <w:r>
+        <w:t xml:space="preserve">inputs have little effect. Across CO2 prices of 0.5–3 NOK/kg and gas prices of</w:t>
+      </w:r>
+      <w:r>
+        <w:t xml:space="preserve"> </w:t>
+      </w:r>
+      <w:r>
+        <w:t xml:space="preserve">2–8 NOK/Sm³, the emissions change by less than 0.1 %, since the prices scale</w:t>
+      </w:r>
+      <w:r>
+        <w:t xml:space="preserve"> </w:t>
+      </w:r>
+      <w:r>
+        <w:t xml:space="preserve">the cost of every option alike and the cheapest schedule remains the cheapest.</w:t>
+      </w:r>
+      <w:r>
+        <w:t xml:space="preserve"> </w:t>
+      </w:r>
+      <w:r>
+        <w:t xml:space="preserve">Deferring injection saves fuel at any price, and shedding production is never</w:t>
+      </w:r>
+      <w:r>
+        <w:t xml:space="preserve"> </w:t>
+      </w:r>
+      <w:r>
+        <w:t xml:space="preserve">profitable, as the lost oil and gas are worth about a hundred times more than</w:t>
+      </w:r>
+      <w:r>
+        <w:t xml:space="preserve"> </w:t>
+      </w:r>
+      <w:r>
+        <w:t xml:space="preserve">the fuel saved.</w:t>
       </w:r>
     </w:p>
     <w:p>
@@ -10309,25 +10429,31 @@
         <w:pStyle w:val="BodyText"/>
       </w:pPr>
       <w:r>
-        <w:t xml:space="preserve">The deferral capacity needed is small. With no deferral allowed, case 3 is</w:t>
-      </w:r>
-      <w:r>
-        <w:t xml:space="preserve"> </w:t>
-      </w:r>
-      <w:r>
-        <w:t xml:space="preserve">identical to case 2 (64.7 kt). A limit of 24 h already gives the full saving,</w:t>
-      </w:r>
-      <w:r>
-        <w:t xml:space="preserve"> </w:t>
-      </w:r>
-      <w:r>
-        <w:t xml:space="preserve">with 5 GT starts instead of 3; 168 h changes nothing. A conservative reservoir</w:t>
-      </w:r>
-      <w:r>
-        <w:t xml:space="preserve"> </w:t>
-      </w:r>
-      <w:r>
-        <w:t xml:space="preserve">constraint would still capture the benefit.</w:t>
+        <w:t xml:space="preserve">The deferral capacity required is small. With no deferral allowed, Case 3 is</w:t>
+      </w:r>
+      <w:r>
+        <w:t xml:space="preserve"> </w:t>
+      </w:r>
+      <w:r>
+        <w:t xml:space="preserve">identical to Case 2 (64.7 kt). A limit of 24 h already gives the full saving,</w:t>
+      </w:r>
+      <w:r>
+        <w:t xml:space="preserve"> </w:t>
+      </w:r>
+      <w:r>
+        <w:t xml:space="preserve">with 5 GT starts instead of 3, and a limit of 168 h changes nothing. The</w:t>
+      </w:r>
+      <w:r>
+        <w:t xml:space="preserve"> </w:t>
+      </w:r>
+      <w:r>
+        <w:t xml:space="preserve">benefit would thus still be captured under a conservative reservoir</w:t>
+      </w:r>
+      <w:r>
+        <w:t xml:space="preserve"> </w:t>
+      </w:r>
+      <w:r>
+        <w:t xml:space="preserve">constraint.</w:t>
       </w:r>
     </w:p>
     <w:p>
@@ -10335,49 +10461,49 @@
         <w:pStyle w:val="BodyText"/>
       </w:pPr>
       <w:r>
-        <w:t xml:space="preserve">A larger wind farm helps less than its size suggests. Doubling the farm from</w:t>
-      </w:r>
-      <w:r>
-        <w:t xml:space="preserve"> </w:t>
-      </w:r>
-      <w:r>
-        <w:t xml:space="preserve">30 to 60 MW lowers case 3 emissions only from 57.5 to 50.9 kt, while</w:t>
-      </w:r>
-      <w:r>
-        <w:t xml:space="preserve"> </w:t>
-      </w:r>
-      <w:r>
-        <w:t xml:space="preserve">curtailment grows from 39 to 160 GWh: one GT must stay online, and in windy</w:t>
-      </w:r>
-      <w:r>
-        <w:t xml:space="preserve"> </w:t>
-      </w:r>
-      <w:r>
-        <w:t xml:space="preserve">hours the platform cannot use more wind. The value of flexibility (case 2</w:t>
-      </w:r>
-      <w:r>
-        <w:t xml:space="preserve"> </w:t>
-      </w:r>
-      <w:r>
-        <w:t xml:space="preserve">minus case 3) peaks at the base-case size (7.2 kt). It is 5.6 kt for a 15 MW</w:t>
-      </w:r>
-      <w:r>
-        <w:t xml:space="preserve"> </w:t>
-      </w:r>
-      <w:r>
-        <w:t xml:space="preserve">farm, where the wind seldom covers the demand, and 6.7–6.8 kt for 45–60 MW.</w:t>
-      </w:r>
-      <w:r>
-        <w:t xml:space="preserve"> </w:t>
-      </w:r>
-      <w:r>
-        <w:t xml:space="preserve">Batteries add little as long as one GT must stay online. The largest one</w:t>
-      </w:r>
-      <w:r>
-        <w:t xml:space="preserve"> </w:t>
-      </w:r>
-      <w:r>
-        <w:t xml:space="preserve">tested, 8 MW / 16 MWh, saves 1.1 kt (2 %).</w:t>
+        <w:t xml:space="preserve">A larger wind farm gives a smaller improvement than its size suggests.</w:t>
+      </w:r>
+      <w:r>
+        <w:t xml:space="preserve"> </w:t>
+      </w:r>
+      <w:r>
+        <w:t xml:space="preserve">Doubling the farm from 30 to 60 MW reduces the Case 3 emissions only from 57.5</w:t>
+      </w:r>
+      <w:r>
+        <w:t xml:space="preserve"> </w:t>
+      </w:r>
+      <w:r>
+        <w:t xml:space="preserve">to 50.9 kt, while the curtailment increases from 39 to 160 GWh, since one GT</w:t>
+      </w:r>
+      <w:r>
+        <w:t xml:space="preserve"> </w:t>
+      </w:r>
+      <w:r>
+        <w:t xml:space="preserve">must remain online and the platform cannot use more wind in windy hours. The</w:t>
+      </w:r>
+      <w:r>
+        <w:t xml:space="preserve"> </w:t>
+      </w:r>
+      <w:r>
+        <w:t xml:space="preserve">value of flexibility (Case 2 minus Case 3) is highest at the base-case size</w:t>
+      </w:r>
+      <w:r>
+        <w:t xml:space="preserve"> </w:t>
+      </w:r>
+      <w:r>
+        <w:t xml:space="preserve">(7.2 kt). It is 5.6 kt for a 15 MW farm, where the wind seldom covers the</w:t>
+      </w:r>
+      <w:r>
+        <w:t xml:space="preserve"> </w:t>
+      </w:r>
+      <w:r>
+        <w:t xml:space="preserve">demand, and 6.7–6.8 kt for 45–60 MW. Batteries add little as long as one GT</w:t>
+      </w:r>
+      <w:r>
+        <w:t xml:space="preserve"> </w:t>
+      </w:r>
+      <w:r>
+        <w:t xml:space="preserve">must remain online; the largest one tested, 8 MW / 16 MWh, saves 1.1 kt (2 %).</w:t>
       </w:r>
     </w:p>
     <w:p>
@@ -10385,55 +10511,61 @@
         <w:pStyle w:val="BodyText"/>
       </w:pPr>
       <w:r>
-        <w:t xml:space="preserve">Two assumptions about GT operation matter more than any of these. If an</w:t>
-      </w:r>
-      <w:r>
-        <w:t xml:space="preserve"> </w:t>
-      </w:r>
-      <w:r>
-        <w:t xml:space="preserve">8 MW / 8 MWh battery could provide reserve and grid stability, so that all</w:t>
-      </w:r>
-      <w:r>
-        <w:t xml:space="preserve"> </w:t>
-      </w:r>
-      <w:r>
-        <w:t xml:space="preserve">GTs may stop, emissions would fall to 38.7 kt, 32 % below the same case with</w:t>
-      </w:r>
-      <w:r>
-        <w:t xml:space="preserve"> </w:t>
-      </w:r>
-      <w:r>
-        <w:t xml:space="preserve">one GT online. The GTs would then run only 3,798 unit-h and start 184 times a</w:t>
-      </w:r>
-      <w:r>
-        <w:t xml:space="preserve"> </w:t>
-      </w:r>
-      <w:r>
-        <w:t xml:space="preserve">year; only 11 GWh of wind would be curtailed, and the electric heater would</w:t>
-      </w:r>
-      <w:r>
-        <w:t xml:space="preserve"> </w:t>
-      </w:r>
-      <w:r>
-        <w:t xml:space="preserve">supply 15 GWh of heat in hours with no GT running. The opposite rule, two GTs</w:t>
-      </w:r>
-      <w:r>
-        <w:t xml:space="preserve"> </w:t>
-      </w:r>
-      <w:r>
-        <w:t xml:space="preserve">online whatever the wind, raises emissions to 90.7 kt in case 2 and 87.7 kt</w:t>
-      </w:r>
-      <w:r>
-        <w:t xml:space="preserve"> </w:t>
-      </w:r>
-      <w:r>
-        <w:t xml:space="preserve">in case 3. Flexibility then saves only 3.1 kt, all of it from lower</w:t>
-      </w:r>
-      <w:r>
-        <w:t xml:space="preserve"> </w:t>
-      </w:r>
-      <w:r>
-        <w:t xml:space="preserve">curtailment, because there is no second GT left to avoid.</w:t>
+        <w:t xml:space="preserve">Two assumptions on GT operation have a larger effect than any of these inputs.</w:t>
+      </w:r>
+      <w:r>
+        <w:t xml:space="preserve"> </w:t>
+      </w:r>
+      <w:r>
+        <w:t xml:space="preserve">If an 8 MW / 8 MWh battery could provide reserve and grid stability, so that</w:t>
+      </w:r>
+      <w:r>
+        <w:t xml:space="preserve"> </w:t>
+      </w:r>
+      <w:r>
+        <w:t xml:space="preserve">all GTs may be stopped, the emissions would decrease to 38.7 kt, which is 32 %</w:t>
+      </w:r>
+      <w:r>
+        <w:t xml:space="preserve"> </w:t>
+      </w:r>
+      <w:r>
+        <w:t xml:space="preserve">below the same case with one GT online. The GTs would then run only 3,798</w:t>
+      </w:r>
+      <w:r>
+        <w:t xml:space="preserve"> </w:t>
+      </w:r>
+      <w:r>
+        <w:t xml:space="preserve">unit-h and start 184 times a year, only 11 GWh of wind would be curtailed, and</w:t>
+      </w:r>
+      <w:r>
+        <w:t xml:space="preserve"> </w:t>
+      </w:r>
+      <w:r>
+        <w:t xml:space="preserve">the electric heater would supply 15 GWh of heat in the hours with no GT</w:t>
+      </w:r>
+      <w:r>
+        <w:t xml:space="preserve"> </w:t>
+      </w:r>
+      <w:r>
+        <w:t xml:space="preserve">running. The opposite rule, with two GTs online whatever the wind, increases</w:t>
+      </w:r>
+      <w:r>
+        <w:t xml:space="preserve"> </w:t>
+      </w:r>
+      <w:r>
+        <w:t xml:space="preserve">the emissions to 90.7 kt in Case 2 and 87.7 kt in Case 3. Flexibility then</w:t>
+      </w:r>
+      <w:r>
+        <w:t xml:space="preserve"> </w:t>
+      </w:r>
+      <w:r>
+        <w:t xml:space="preserve">saves only 3.1 kt, all of it from lower curtailment, since there is no second</w:t>
+      </w:r>
+      <w:r>
+        <w:t xml:space="preserve"> </w:t>
+      </w:r>
+      <w:r>
+        <w:t xml:space="preserve">GT left to avoid.</w:t>
       </w:r>
     </w:p>
     <w:p>
@@ -10441,55 +10573,61 @@
         <w:pStyle w:val="BodyText"/>
       </w:pPr>
       <w:r>
-        <w:t xml:space="preserve">The fleet itself matters too. Replacing one main unit by a Solar Mars 100</w:t>
-      </w:r>
-      <w:r>
-        <w:t xml:space="preserve"> </w:t>
-      </w:r>
-      <w:r>
-        <w:t xml:space="preserve">(11.35 MW) lowers emissions from 64.7 to 53.9 kt with fixed demand (−17 %)</w:t>
-      </w:r>
-      <w:r>
-        <w:t xml:space="preserve"> </w:t>
-      </w:r>
-      <w:r>
-        <w:t xml:space="preserve">and from 57.5 to 47.8 kt with flexible demand. In windy hours the small unit</w:t>
-      </w:r>
-      <w:r>
-        <w:t xml:space="preserve"> </w:t>
-      </w:r>
-      <w:r>
-        <w:t xml:space="preserve">runs alone. Its no-load fuel is about half that of a main unit, and it can</w:t>
-      </w:r>
-      <w:r>
-        <w:t xml:space="preserve"> </w:t>
-      </w:r>
-      <w:r>
-        <w:t xml:space="preserve">carry up to 6.35 MW while holding the 5 MW reserve. Flexibility still saves</w:t>
-      </w:r>
-      <w:r>
-        <w:t xml:space="preserve"> </w:t>
-      </w:r>
-      <w:r>
-        <w:t xml:space="preserve">6.1 kt (11.3 %) with the small unit installed, and it cuts the small unit’s</w:t>
-      </w:r>
-      <w:r>
-        <w:t xml:space="preserve"> </w:t>
-      </w:r>
-      <w:r>
-        <w:t xml:space="preserve">starts from 465 to 262 per year. Combined, the small unit and flexibility</w:t>
-      </w:r>
-      <w:r>
-        <w:t xml:space="preserve"> </w:t>
-      </w:r>
-      <w:r>
-        <w:t xml:space="preserve">reduce emissions by 26 % relative to case 2. Adding the small unit to all</w:t>
-      </w:r>
-      <w:r>
-        <w:t xml:space="preserve"> </w:t>
-      </w:r>
-      <w:r>
-        <w:t xml:space="preserve">three main units instead gives 47.7 kt; the third main unit is never used.</w:t>
+        <w:t xml:space="preserve">The composition of the GT fleet also matters. Replacing one main unit by a</w:t>
+      </w:r>
+      <w:r>
+        <w:t xml:space="preserve"> </w:t>
+      </w:r>
+      <w:r>
+        <w:t xml:space="preserve">Solar Mars 100 (11.35 MW) reduces the emissions from 64.7 to 53.9 kt with</w:t>
+      </w:r>
+      <w:r>
+        <w:t xml:space="preserve"> </w:t>
+      </w:r>
+      <w:r>
+        <w:t xml:space="preserve">fixed demand (−17 %) and from 57.5 to 47.8 kt with flexible demand. The small</w:t>
+      </w:r>
+      <w:r>
+        <w:t xml:space="preserve"> </w:t>
+      </w:r>
+      <w:r>
+        <w:t xml:space="preserve">unit runs alone in windy hours; its no-load fuel is about half that of a main</w:t>
+      </w:r>
+      <w:r>
+        <w:t xml:space="preserve"> </w:t>
+      </w:r>
+      <w:r>
+        <w:t xml:space="preserve">unit, and it can carry up to 6.35 MW while holding the 5 MW reserve.</w:t>
+      </w:r>
+      <w:r>
+        <w:t xml:space="preserve"> </w:t>
+      </w:r>
+      <w:r>
+        <w:t xml:space="preserve">Flexibility still saves 6.1 kt (11.3 %) with the small unit installed and</w:t>
+      </w:r>
+      <w:r>
+        <w:t xml:space="preserve"> </w:t>
+      </w:r>
+      <w:r>
+        <w:t xml:space="preserve">reduces the starts of the small unit from 465 to 262 per year. Combined, the</w:t>
+      </w:r>
+      <w:r>
+        <w:t xml:space="preserve"> </w:t>
+      </w:r>
+      <w:r>
+        <w:t xml:space="preserve">small unit and flexibility reduce the emissions by 26 % relative to Case 2.</w:t>
+      </w:r>
+      <w:r>
+        <w:t xml:space="preserve"> </w:t>
+      </w:r>
+      <w:r>
+        <w:t xml:space="preserve">When the small unit is instead added to the three main units, the emissions</w:t>
+      </w:r>
+      <w:r>
+        <w:t xml:space="preserve"> </w:t>
+      </w:r>
+      <w:r>
+        <w:t xml:space="preserve">are 47.7 kt, and the third main unit is never used.</w:t>
       </w:r>
     </w:p>
     <w:p>
@@ -11295,43 +11433,61 @@
         <w:pStyle w:val="BodyText"/>
       </w:pPr>
       <w:r>
-        <w:t xml:space="preserve">Platform power, wind resource and pump energy agree with the published</w:t>
-      </w:r>
-      <w:r>
-        <w:t xml:space="preserve"> </w:t>
-      </w:r>
-      <w:r>
-        <w:t xml:space="preserve">values (Table 4, Figure 8). The platform power lies within the processing-plant</w:t>
-      </w:r>
-      <w:r>
-        <w:t xml:space="preserve"> </w:t>
-      </w:r>
-      <w:r>
-        <w:t xml:space="preserve">power of three real oil platforms and within 20 % of the other references.</w:t>
-      </w:r>
-      <w:r>
-        <w:t xml:space="preserve"> </w:t>
-      </w:r>
-      <w:r>
-        <w:t xml:space="preserve">It is below the range of the six modelled platforms of Nguyen et al.</w:t>
-      </w:r>
-      <w:r>
-        <w:t xml:space="preserve"> </w:t>
-      </w:r>
-      <w:r>
-        <w:t xml:space="preserve">(2013), in which gas compression alone takes 42–56 % of a 22.6–31.1 MW</w:t>
-      </w:r>
-      <w:r>
-        <w:t xml:space="preserve"> </w:t>
-      </w:r>
-      <w:r>
-        <w:t xml:space="preserve">demand, compared with 28 % of 20.3 MW here. The ERA5 capacity factor is within 2 % of the 49.8 % expected for</w:t>
-      </w:r>
-      <w:r>
-        <w:t xml:space="preserve"> </w:t>
-      </w:r>
-      <w:r>
-        <w:t xml:space="preserve">Hywind Tampen, although that farm uses smaller floating turbines.</w:t>
+        <w:t xml:space="preserve">The model results are compared with the published benchmarks in Table 4 and</w:t>
+      </w:r>
+      <w:r>
+        <w:t xml:space="preserve"> </w:t>
+      </w:r>
+      <w:r>
+        <w:t xml:space="preserve">Figure 8. The platform power, the wind resource and the pump energy agree with</w:t>
+      </w:r>
+      <w:r>
+        <w:t xml:space="preserve"> </w:t>
+      </w:r>
+      <w:r>
+        <w:t xml:space="preserve">the published values. The platform power lies within the range of</w:t>
+      </w:r>
+      <w:r>
+        <w:t xml:space="preserve"> </w:t>
+      </w:r>
+      <w:r>
+        <w:t xml:space="preserve">processing-plant power of three real oil platforms and within 20 % of the</w:t>
+      </w:r>
+      <w:r>
+        <w:t xml:space="preserve"> </w:t>
+      </w:r>
+      <w:r>
+        <w:t xml:space="preserve">other references. It is, however, below the range of the six platforms</w:t>
+      </w:r>
+      <w:r>
+        <w:t xml:space="preserve"> </w:t>
+      </w:r>
+      <w:r>
+        <w:t xml:space="preserve">modelled by Nguyen et al. (2013), in which gas compression alone</w:t>
+      </w:r>
+      <w:r>
+        <w:t xml:space="preserve"> </w:t>
+      </w:r>
+      <w:r>
+        <w:t xml:space="preserve">accounts for 42–56 % of a demand of 22.6–31.1 MW, compared with 28 % of 20.3</w:t>
+      </w:r>
+      <w:r>
+        <w:t xml:space="preserve"> </w:t>
+      </w:r>
+      <w:r>
+        <w:t xml:space="preserve">MW in the present model. The capacity factor obtained with ERA5 is within 2 %</w:t>
+      </w:r>
+      <w:r>
+        <w:t xml:space="preserve"> </w:t>
+      </w:r>
+      <w:r>
+        <w:t xml:space="preserve">of the 49.8 % expected for Hywind Tampen, although that farm uses smaller</w:t>
+      </w:r>
+      <w:r>
+        <w:t xml:space="preserve"> </w:t>
+      </w:r>
+      <w:r>
+        <w:t xml:space="preserve">floating turbines.</w:t>
       </w:r>
     </w:p>
     <w:p>
@@ -11339,49 +11495,49 @@
         <w:pStyle w:val="BodyText"/>
       </w:pPr>
       <w:r>
-        <w:t xml:space="preserve">The strongest check is the CO2 avoided per MWh of wind, because it tests the</w:t>
-      </w:r>
-      <w:r>
-        <w:t xml:space="preserve"> </w:t>
-      </w:r>
-      <w:r>
-        <w:t xml:space="preserve">wind, the part-load fuel model, the CO2 factor and the scheduling together.</w:t>
-      </w:r>
-      <w:r>
-        <w:t xml:space="preserve"> </w:t>
-      </w:r>
-      <w:r>
-        <w:t xml:space="preserve">When the model keeps two GTs online and only lowers their load, as assumed</w:t>
-      </w:r>
-      <w:r>
-        <w:t xml:space="preserve"> </w:t>
-      </w:r>
-      <w:r>
-        <w:t xml:space="preserve">in the Hywind Tampen estimate, it avoids 0.51 t/MWh against the published</w:t>
-      </w:r>
-      <w:r>
-        <w:t xml:space="preserve"> </w:t>
-      </w:r>
-      <w:r>
-        <w:t xml:space="preserve">0.52 t/MWh. When a GT may stop in windy hours, as in case 2, it avoids</w:t>
-      </w:r>
-      <w:r>
-        <w:t xml:space="preserve"> </w:t>
-      </w:r>
-      <w:r>
-        <w:t xml:space="preserve">0.71 t/MWh, because the no-load fuel of the stopped unit is saved as well.</w:t>
-      </w:r>
-      <w:r>
-        <w:t xml:space="preserve"> </w:t>
-      </w:r>
-      <w:r>
-        <w:t xml:space="preserve">The difference shows how much of the benefit of wind depends on operating</w:t>
-      </w:r>
-      <w:r>
-        <w:t xml:space="preserve"> </w:t>
-      </w:r>
-      <w:r>
-        <w:t xml:space="preserve">practice rather than on the wind farm itself.</w:t>
+        <w:t xml:space="preserve">The CO2 avoided per MWh of wind is the most demanding check, as it tests the</w:t>
+      </w:r>
+      <w:r>
+        <w:t xml:space="preserve"> </w:t>
+      </w:r>
+      <w:r>
+        <w:t xml:space="preserve">wind model, the part-load fuel model, the CO2 factor and the scheduling</w:t>
+      </w:r>
+      <w:r>
+        <w:t xml:space="preserve"> </w:t>
+      </w:r>
+      <w:r>
+        <w:t xml:space="preserve">together. When the model keeps two GTs online and only reduces their load, as</w:t>
+      </w:r>
+      <w:r>
+        <w:t xml:space="preserve"> </w:t>
+      </w:r>
+      <w:r>
+        <w:t xml:space="preserve">assumed in the Hywind Tampen estimate, it avoids 0.51 t/MWh, against the</w:t>
+      </w:r>
+      <w:r>
+        <w:t xml:space="preserve"> </w:t>
+      </w:r>
+      <w:r>
+        <w:t xml:space="preserve">published value of 0.52 t/MWh. When a GT may be stopped in windy hours, as in</w:t>
+      </w:r>
+      <w:r>
+        <w:t xml:space="preserve"> </w:t>
+      </w:r>
+      <w:r>
+        <w:t xml:space="preserve">Case 2, it avoids 0.71 t/MWh, since the no-load fuel of the stopped unit is</w:t>
+      </w:r>
+      <w:r>
+        <w:t xml:space="preserve"> </w:t>
+      </w:r>
+      <w:r>
+        <w:t xml:space="preserve">saved as well. The difference shows to what extent the benefit of wind depends</w:t>
+      </w:r>
+      <w:r>
+        <w:t xml:space="preserve"> </w:t>
+      </w:r>
+      <w:r>
+        <w:t xml:space="preserve">on the operating practice rather than on the wind farm itself.</w:t>
       </w:r>
     </w:p>
     <w:p>
@@ -11395,91 +11551,91 @@
         <w:t xml:space="preserve"> </w:t>
       </w:r>
       <w:r>
-        <w:t xml:space="preserve">Gullfaks field centre emits 2.32–2.40 kg CO2 per Sm³ of fuel gas in</w:t>
-      </w:r>
-      <w:r>
-        <w:t xml:space="preserve"> </w:t>
-      </w:r>
-      <w:r>
-        <w:t xml:space="preserve">2021–2024, consistent with the 2.34 kg/Sm³ used here. After Hywind Tampen</w:t>
-      </w:r>
-      <w:r>
-        <w:t xml:space="preserve"> </w:t>
-      </w:r>
-      <w:r>
-        <w:t xml:space="preserve">started supplying power, fuel gas use fell by 30 % at Gullfaks (2021–2023)</w:t>
-      </w:r>
-      <w:r>
-        <w:t xml:space="preserve"> </w:t>
-      </w:r>
-      <w:r>
-        <w:t xml:space="preserve">and by 11 % at Snorre (2021–2024), and Snorre’s diesel use fell from 15.6 kt</w:t>
-      </w:r>
-      <w:r>
-        <w:t xml:space="preserve"> </w:t>
-      </w:r>
-      <w:r>
-        <w:t xml:space="preserve">to about 3 kt. At Statfjord, which receives no wind power, fuel use was</w:t>
-      </w:r>
-      <w:r>
-        <w:t xml:space="preserve"> </w:t>
-      </w:r>
-      <w:r>
-        <w:t xml:space="preserve">unchanged. Production also declined over the period, so not all of the</w:t>
-      </w:r>
-      <w:r>
-        <w:t xml:space="preserve"> </w:t>
-      </w:r>
-      <w:r>
-        <w:t xml:space="preserve">reduction can be attributed to the wind farm. The model’s CO2 intensity is</w:t>
-      </w:r>
-      <w:r>
-        <w:t xml:space="preserve"> </w:t>
-      </w:r>
-      <w:r>
-        <w:t xml:space="preserve">lower than the shelf average and the field values (9–14 kg/boe at Gullfaks</w:t>
-      </w:r>
-      <w:r>
-        <w:t xml:space="preserve"> </w:t>
-      </w:r>
-      <w:r>
-        <w:t xml:space="preserve">and Snorre, 55–78 kg/boe at late-life Statfjord), as expected from the</w:t>
-      </w:r>
-      <w:r>
-        <w:t xml:space="preserve"> </w:t>
-      </w:r>
-      <w:r>
-        <w:t xml:space="preserve">system boundary: the model covers only power generation on an efficient</w:t>
-      </w:r>
-      <w:r>
-        <w:t xml:space="preserve"> </w:t>
-      </w:r>
-      <w:r>
-        <w:t xml:space="preserve">platform at plateau rate, whereas the field values include flaring, diesel,</w:t>
-      </w:r>
-      <w:r>
-        <w:t xml:space="preserve"> </w:t>
-      </w:r>
-      <w:r>
-        <w:t xml:space="preserve">gas re-injection compression and the lower production of mature fields.</w:t>
-      </w:r>
-      <w:r>
-        <w:t xml:space="preserve"> </w:t>
-      </w:r>
-      <w:r>
-        <w:t xml:space="preserve">The like-for-like checks, the fuel gas factor and the CO2 avoided per MWh,</w:t>
-      </w:r>
-      <w:r>
-        <w:t xml:space="preserve"> </w:t>
-      </w:r>
-      <w:r>
-        <w:t xml:space="preserve">agree, which indicates that the difference stems from the boundary and not</w:t>
-      </w:r>
-      <w:r>
-        <w:t xml:space="preserve"> </w:t>
-      </w:r>
-      <w:r>
-        <w:t xml:space="preserve">from the power system model.</w:t>
+        <w:t xml:space="preserve">Gullfaks field centre emitted 2.32–2.40 kg CO2 per Sm³ of fuel gas in</w:t>
+      </w:r>
+      <w:r>
+        <w:t xml:space="preserve"> </w:t>
+      </w:r>
+      <w:r>
+        <w:t xml:space="preserve">2021–2024, which is consistent with the 2.34 kg/Sm³ used here. After Hywind</w:t>
+      </w:r>
+      <w:r>
+        <w:t xml:space="preserve"> </w:t>
+      </w:r>
+      <w:r>
+        <w:t xml:space="preserve">Tampen started supplying power, the fuel gas use decreased by 30 % at Gullfaks</w:t>
+      </w:r>
+      <w:r>
+        <w:t xml:space="preserve"> </w:t>
+      </w:r>
+      <w:r>
+        <w:t xml:space="preserve">(2021–2023) and by 11 % at Snorre (2021–2024), and the diesel use at Snorre</w:t>
+      </w:r>
+      <w:r>
+        <w:t xml:space="preserve"> </w:t>
+      </w:r>
+      <w:r>
+        <w:t xml:space="preserve">fell from 15.6 kt to about 3 kt, whereas the fuel use was unchanged at</w:t>
+      </w:r>
+      <w:r>
+        <w:t xml:space="preserve"> </w:t>
+      </w:r>
+      <w:r>
+        <w:t xml:space="preserve">Statfjord, which receives no wind power. Since production also declined over</w:t>
+      </w:r>
+      <w:r>
+        <w:t xml:space="preserve"> </w:t>
+      </w:r>
+      <w:r>
+        <w:t xml:space="preserve">the period, not all of the reduction can be attributed to the wind farm. The</w:t>
+      </w:r>
+      <w:r>
+        <w:t xml:space="preserve"> </w:t>
+      </w:r>
+      <w:r>
+        <w:t xml:space="preserve">CO2 intensity of the model is lower than the shelf average and the field</w:t>
+      </w:r>
+      <w:r>
+        <w:t xml:space="preserve"> </w:t>
+      </w:r>
+      <w:r>
+        <w:t xml:space="preserve">values (9–14 kg/boe at Gullfaks and Snorre, 55–78 kg/boe at the late-life</w:t>
+      </w:r>
+      <w:r>
+        <w:t xml:space="preserve"> </w:t>
+      </w:r>
+      <w:r>
+        <w:t xml:space="preserve">Statfjord), as expected from the system boundary: the model covers only power</w:t>
+      </w:r>
+      <w:r>
+        <w:t xml:space="preserve"> </w:t>
+      </w:r>
+      <w:r>
+        <w:t xml:space="preserve">generation on an efficient platform at plateau rate, whereas the field values</w:t>
+      </w:r>
+      <w:r>
+        <w:t xml:space="preserve"> </w:t>
+      </w:r>
+      <w:r>
+        <w:t xml:space="preserve">include flaring, diesel, gas re-injection compression and the lower production</w:t>
+      </w:r>
+      <w:r>
+        <w:t xml:space="preserve"> </w:t>
+      </w:r>
+      <w:r>
+        <w:t xml:space="preserve">of mature fields. The like-for-like checks, i.e. the fuel gas factor and the</w:t>
+      </w:r>
+      <w:r>
+        <w:t xml:space="preserve"> </w:t>
+      </w:r>
+      <w:r>
+        <w:t xml:space="preserve">CO2 avoided per MWh, agree, which indicates that the difference originates</w:t>
+      </w:r>
+      <w:r>
+        <w:t xml:space="preserve"> </w:t>
+      </w:r>
+      <w:r>
+        <w:t xml:space="preserve">from the boundary and not from the power system model.</w:t>
       </w:r>
     </w:p>
     <w:p>
@@ -11544,7 +11700,7 @@
         <w:t xml:space="preserve"> </w:t>
       </w:r>
       <w:r>
-        <w:t xml:space="preserve">Left: model results divided by published benchmarks (1 = equal; shaded: ±20 %; grey bars: published ranges). Right: CO2 intensity of the Gullfaks, Snorre and Statfjord field centres (grey: GT-powered; teal: receiving Hywind Tampen power) with the model case 1 value (dashed).</w:t>
+        <w:t xml:space="preserve">Left: model results divided by published benchmarks (1 = equal; shaded: ±20 %; grey bars: published ranges). Right: CO2 intensity of the Gullfaks, Snorre and Statfjord field centres (grey: GT-powered; teal: receiving Hywind Tampen power) with the model Case 1 value (dashed).</w:t>
       </w:r>
     </w:p>
     <w:bookmarkEnd w:id="58"/>
@@ -11726,7 +11882,7 @@
               <w:rPr>
                 <w:sz w:val="20"/>
               </w:rPr>
-              <w:t xml:space="preserve">Wind farm, fixed demand (case 2 vs 1)</w:t>
+              <w:t xml:space="preserve">Wind farm, fixed demand (Case 2 vs 1)</w:t>
             </w:r>
           </w:p>
         </w:tc>
@@ -11808,7 +11964,7 @@
               <w:rPr>
                 <w:sz w:val="20"/>
               </w:rPr>
-              <w:t xml:space="preserve">Wind farm with flexibility (case 3 vs 1)</w:t>
+              <w:t xml:space="preserve">Wind farm with flexibility (Case 3 vs 1)</w:t>
             </w:r>
           </w:p>
         </w:tc>
@@ -11890,7 +12046,7 @@
               <w:rPr>
                 <w:sz w:val="20"/>
               </w:rPr>
-              <w:t xml:space="preserve">Flexibility (case 3 vs 2)</w:t>
+              <w:t xml:space="preserve">Flexibility (Case 3 vs 2)</w:t>
             </w:r>
           </w:p>
         </w:tc>
@@ -11972,7 +12128,7 @@
               <w:rPr>
                 <w:sz w:val="20"/>
               </w:rPr>
-              <w:t xml:space="preserve">Battery 4 MW / 4 MWh (case 4 vs 3)</w:t>
+              <w:t xml:space="preserve">Battery 4 MW / 4 MWh (Case 4 vs 3)</w:t>
             </w:r>
           </w:p>
         </w:tc>
@@ -12129,55 +12285,61 @@
         <w:pStyle w:val="BodyText"/>
       </w:pPr>
       <w:r>
-        <w:t xml:space="preserve">With an investment of 2.5 billion NOK for 30 MW, the wind farm with fixed</w:t>
-      </w:r>
-      <w:r>
-        <w:t xml:space="preserve"> </w:t>
-      </w:r>
-      <w:r>
-        <w:t xml:space="preserve">demand avoids CO2 at 2,180–2,519 NOK/t at a 7 % discount rate and</w:t>
-      </w:r>
-      <w:r>
-        <w:t xml:space="preserve"> </w:t>
-      </w:r>
-      <w:r>
-        <w:t xml:space="preserve">1,347–1,686 NOK/t at 4 % (Table 5). This is of the same order as the</w:t>
-      </w:r>
-      <w:r>
-        <w:t xml:space="preserve"> </w:t>
-      </w:r>
-      <w:r>
-        <w:t xml:space="preserve">abatement cost of the power-from-shore projects most recently approved on</w:t>
-      </w:r>
-      <w:r>
-        <w:t xml:space="preserve"> </w:t>
-      </w:r>
-      <w:r>
-        <w:t xml:space="preserve">the Norwegian shelf, just under 2,000 NOK/t (Norwegian Offshore Directorate 2025), and close to the</w:t>
-      </w:r>
-      <w:r>
-        <w:t xml:space="preserve"> </w:t>
-      </w:r>
-      <w:r>
-        <w:t xml:space="preserve">2,000 NOK/t CO2 price targeted for 2030 (Norwegian Ministry of Climate and Environment 2021). Scheduling the</w:t>
-      </w:r>
-      <w:r>
-        <w:t xml:space="preserve"> </w:t>
-      </w:r>
-      <w:r>
-        <w:t xml:space="preserve">flexible loads lowers the abatement cost of the same wind farm by about</w:t>
-      </w:r>
-      <w:r>
-        <w:t xml:space="preserve"> </w:t>
-      </w:r>
-      <w:r>
-        <w:t xml:space="preserve">400 NOK/t, to 1,774–2,078 NOK/t at 7 %, because it avoids 11 % more CO2 and</w:t>
-      </w:r>
-      <w:r>
-        <w:t xml:space="preserve"> </w:t>
-      </w:r>
-      <w:r>
-        <w:t xml:space="preserve">saves 11 % more fuel for the same investment.</w:t>
+        <w:t xml:space="preserve">The economic indicators are given in Table 5. With an investment of 2.5</w:t>
+      </w:r>
+      <w:r>
+        <w:t xml:space="preserve"> </w:t>
+      </w:r>
+      <w:r>
+        <w:t xml:space="preserve">billion NOK for 30 MW, the wind farm with fixed demand avoids CO2 at</w:t>
+      </w:r>
+      <w:r>
+        <w:t xml:space="preserve"> </w:t>
+      </w:r>
+      <w:r>
+        <w:t xml:space="preserve">2,180–2,519 NOK/t at a 7 % discount rate and at 1,347–1,686 NOK/t at 4 %.</w:t>
+      </w:r>
+      <w:r>
+        <w:t xml:space="preserve"> </w:t>
+      </w:r>
+      <w:r>
+        <w:t xml:space="preserve">These values are of the same order as the abatement cost of the</w:t>
+      </w:r>
+      <w:r>
+        <w:t xml:space="preserve"> </w:t>
+      </w:r>
+      <w:r>
+        <w:t xml:space="preserve">power-from-shore projects most recently approved on the Norwegian shelf, just</w:t>
+      </w:r>
+      <w:r>
+        <w:t xml:space="preserve"> </w:t>
+      </w:r>
+      <w:r>
+        <w:t xml:space="preserve">under 2,000 NOK/t (Norwegian Offshore Directorate 2025), and close to the CO2 price of 2,000 NOK/t</w:t>
+      </w:r>
+      <w:r>
+        <w:t xml:space="preserve"> </w:t>
+      </w:r>
+      <w:r>
+        <w:t xml:space="preserve">targeted for 2030 (Norwegian Ministry of Climate and Environment 2021). Scheduling the flexible loads lowers the</w:t>
+      </w:r>
+      <w:r>
+        <w:t xml:space="preserve"> </w:t>
+      </w:r>
+      <w:r>
+        <w:t xml:space="preserve">abatement cost of the same wind farm by about 400 NOK/t, to 1,774–2,078 NOK/t</w:t>
+      </w:r>
+      <w:r>
+        <w:t xml:space="preserve"> </w:t>
+      </w:r>
+      <w:r>
+        <w:t xml:space="preserve">at 7 %, since 11 % more CO2 is avoided and 11 % more fuel is saved for the</w:t>
+      </w:r>
+      <w:r>
+        <w:t xml:space="preserve"> </w:t>
+      </w:r>
+      <w:r>
+        <w:t xml:space="preserve">same investment.</w:t>
       </w:r>
     </w:p>
     <w:p>
@@ -12185,49 +12347,49 @@
         <w:pStyle w:val="BodyText"/>
       </w:pPr>
       <w:r>
-        <w:t xml:space="preserve">Flexibility on its own saves money before any implementation cost: the fuel</w:t>
-      </w:r>
-      <w:r>
-        <w:t xml:space="preserve"> </w:t>
-      </w:r>
-      <w:r>
-        <w:t xml:space="preserve">saved is worth about 1,800 NOK per tonne of CO2 avoided. An operator could</w:t>
-      </w:r>
-      <w:r>
-        <w:t xml:space="preserve"> </w:t>
-      </w:r>
-      <w:r>
-        <w:t xml:space="preserve">spend up to 137 MNOK on control systems and process changes and still break</w:t>
-      </w:r>
-      <w:r>
-        <w:t xml:space="preserve"> </w:t>
-      </w:r>
-      <w:r>
-        <w:t xml:space="preserve">even on the fuel saved alone, or 288 MNOK when the avoided CO2 cost is</w:t>
-      </w:r>
-      <w:r>
-        <w:t xml:space="preserve"> </w:t>
-      </w:r>
-      <w:r>
-        <w:t xml:space="preserve">included. A 4 MW / 4 MWh battery breaks even only below 5–13 MNOK, which is</w:t>
-      </w:r>
-      <w:r>
-        <w:t xml:space="preserve"> </w:t>
-      </w:r>
-      <w:r>
-        <w:t xml:space="preserve">low for an offshore installation of that size. A small GT that replaces one</w:t>
-      </w:r>
-      <w:r>
-        <w:t xml:space="preserve"> </w:t>
-      </w:r>
-      <w:r>
-        <w:t xml:space="preserve">main GT breaks even below 184–391 MNOK, before its additional maintenance and</w:t>
-      </w:r>
-      <w:r>
-        <w:t xml:space="preserve"> </w:t>
-      </w:r>
-      <w:r>
-        <w:t xml:space="preserve">its 262 starts per year are accounted for.</w:t>
+        <w:t xml:space="preserve">Flexibility on its own gives a net saving before any implementation cost, as</w:t>
+      </w:r>
+      <w:r>
+        <w:t xml:space="preserve"> </w:t>
+      </w:r>
+      <w:r>
+        <w:t xml:space="preserve">the fuel saved is worth about 1,800 NOK per tonne of CO2 avoided. An operator</w:t>
+      </w:r>
+      <w:r>
+        <w:t xml:space="preserve"> </w:t>
+      </w:r>
+      <w:r>
+        <w:t xml:space="preserve">could spend up to 137 MNOK on control systems and process modifications and</w:t>
+      </w:r>
+      <w:r>
+        <w:t xml:space="preserve"> </w:t>
+      </w:r>
+      <w:r>
+        <w:t xml:space="preserve">still break even on the fuel saved alone, or up to 288 MNOK when the avoided</w:t>
+      </w:r>
+      <w:r>
+        <w:t xml:space="preserve"> </w:t>
+      </w:r>
+      <w:r>
+        <w:t xml:space="preserve">CO2 cost is included. The 4 MW / 4 MWh battery breaks even only at an</w:t>
+      </w:r>
+      <w:r>
+        <w:t xml:space="preserve"> </w:t>
+      </w:r>
+      <w:r>
+        <w:t xml:space="preserve">investment below 5–13 MNOK, which is low for an offshore installation of that</w:t>
+      </w:r>
+      <w:r>
+        <w:t xml:space="preserve"> </w:t>
+      </w:r>
+      <w:r>
+        <w:t xml:space="preserve">size. A small GT replacing one main GT breaks even below 184–391 MNOK, before</w:t>
+      </w:r>
+      <w:r>
+        <w:t xml:space="preserve"> </w:t>
+      </w:r>
+      <w:r>
+        <w:t xml:space="preserve">its additional maintenance and its 262 starts per year are taken into account.</w:t>
       </w:r>
     </w:p>
     <w:bookmarkEnd w:id="59"/>
@@ -12440,7 +12602,7 @@
               <w:rPr>
                 <w:sz w:val="20"/>
               </w:rPr>
-              <w:t xml:space="preserve">CO2 reduction, case 2 vs 1</w:t>
+              <w:t xml:space="preserve">CO2 reduction, Case 2 vs 1</w:t>
             </w:r>
           </w:p>
         </w:tc>
@@ -12506,7 +12668,7 @@
               <w:rPr>
                 <w:sz w:val="20"/>
               </w:rPr>
-              <w:t xml:space="preserve">CO2 reduction, case 3 vs 1</w:t>
+              <w:t xml:space="preserve">CO2 reduction, Case 3 vs 1</w:t>
             </w:r>
           </w:p>
         </w:tc>
@@ -12572,7 +12734,7 @@
               <w:rPr>
                 <w:sz w:val="20"/>
               </w:rPr>
-              <w:t xml:space="preserve">Flexibility benefit, case 2 − 3</w:t>
+              <w:t xml:space="preserve">Flexibility benefit, Case 2 − 3</w:t>
             </w:r>
           </w:p>
         </w:tc>
@@ -12638,7 +12800,7 @@
               <w:rPr>
                 <w:sz w:val="20"/>
               </w:rPr>
-              <w:t xml:space="preserve">Hours with two GTs, case 2 / case 3</w:t>
+              <w:t xml:space="preserve">Hours with two GTs, Case 2 / Case 3</w:t>
             </w:r>
           </w:p>
         </w:tc>
@@ -12698,7 +12860,7 @@
               <w:rPr>
                 <w:sz w:val="20"/>
               </w:rPr>
-              <w:t xml:space="preserve">Battery benefit, case 3 − 4</w:t>
+              <w:t xml:space="preserve">Battery benefit, Case 3 − 4</w:t>
             </w:r>
           </w:p>
         </w:tc>
@@ -12817,49 +12979,55 @@
         <w:pStyle w:val="BodyText"/>
       </w:pPr>
       <w:r>
-        <w:t xml:space="preserve">The weather year changes the benefit of wind more than the benefit of</w:t>
-      </w:r>
-      <w:r>
-        <w:t xml:space="preserve"> </w:t>
-      </w:r>
-      <w:r>
-        <w:t xml:space="preserve">flexibility (Table 6, Figure 9). Over the ten years the capacity factor of the</w:t>
-      </w:r>
-      <w:r>
-        <w:t xml:space="preserve"> </w:t>
-      </w:r>
-      <w:r>
-        <w:t xml:space="preserve">wind farm ranges from 50.3 % to 59.8 %, and 2023 is one of the calmer years.</w:t>
-      </w:r>
-      <w:r>
-        <w:t xml:space="preserve"> </w:t>
-      </w:r>
-      <w:r>
-        <w:t xml:space="preserve">The reduction with fixed demand (case 2) ranges from 48.5 % to 55.6 %. The</w:t>
-      </w:r>
-      <w:r>
-        <w:t xml:space="preserve"> </w:t>
-      </w:r>
-      <w:r>
-        <w:t xml:space="preserve">additional saving from flexibility is remarkably stable at 10.5–11.7 % of</w:t>
-      </w:r>
-      <w:r>
-        <w:t xml:space="preserve"> </w:t>
-      </w:r>
-      <w:r>
-        <w:t xml:space="preserve">case 2 emissions, or 5.9–7.7 kt/yr, and averages 11.0 %, almost exactly the</w:t>
-      </w:r>
-      <w:r>
-        <w:t xml:space="preserve"> </w:t>
-      </w:r>
-      <w:r>
-        <w:t xml:space="preserve">2023 value. In absolute terms it is largest in the calm years 2016, 2021 and</w:t>
-      </w:r>
-      <w:r>
-        <w:t xml:space="preserve"> </w:t>
-      </w:r>
-      <w:r>
-        <w:t xml:space="preserve">2023, in which a second GT is needed most often with fixed demand, and</w:t>
+        <w:t xml:space="preserve">The results for the ten weather years are summarised in Table 6 and Figure 9.</w:t>
+      </w:r>
+      <w:r>
+        <w:t xml:space="preserve"> </w:t>
+      </w:r>
+      <w:r>
+        <w:t xml:space="preserve">The weather year affects the benefit of wind more than the benefit of</w:t>
+      </w:r>
+      <w:r>
+        <w:t xml:space="preserve"> </w:t>
+      </w:r>
+      <w:r>
+        <w:t xml:space="preserve">flexibility. Over the ten years, the capacity factor of the wind farm ranges</w:t>
+      </w:r>
+      <w:r>
+        <w:t xml:space="preserve"> </w:t>
+      </w:r>
+      <w:r>
+        <w:t xml:space="preserve">from 50.3 % to 59.8 %, and 2023 is one of the calmer years. The reduction with</w:t>
+      </w:r>
+      <w:r>
+        <w:t xml:space="preserve"> </w:t>
+      </w:r>
+      <w:r>
+        <w:t xml:space="preserve">fixed demand (Case 2) ranges from 48.5 % to 55.6 %, whereas the additional</w:t>
+      </w:r>
+      <w:r>
+        <w:t xml:space="preserve"> </w:t>
+      </w:r>
+      <w:r>
+        <w:t xml:space="preserve">saving from flexibility is remarkably stable at 10.5–11.7 % of the Case 2</w:t>
+      </w:r>
+      <w:r>
+        <w:t xml:space="preserve"> </w:t>
+      </w:r>
+      <w:r>
+        <w:t xml:space="preserve">emissions, or 5.9–7.7 kt/yr, with a mean of 11.0 %, almost exactly the 2023</w:t>
+      </w:r>
+      <w:r>
+        <w:t xml:space="preserve"> </w:t>
+      </w:r>
+      <w:r>
+        <w:t xml:space="preserve">value. In absolute terms, the saving is largest in the calm years 2016, 2021</w:t>
+      </w:r>
+      <w:r>
+        <w:t xml:space="preserve"> </w:t>
+      </w:r>
+      <w:r>
+        <w:t xml:space="preserve">and 2023, in which a second GT is needed most often with fixed demand, and</w:t>
       </w:r>
       <w:r>
         <w:t xml:space="preserve"> </w:t>
@@ -12871,13 +13039,13 @@
         <w:t xml:space="preserve"> </w:t>
       </w:r>
       <w:r>
-        <w:t xml:space="preserve">with two GTs online in every year, and no year loses production or leaves</w:t>
-      </w:r>
-      <w:r>
-        <w:t xml:space="preserve"> </w:t>
-      </w:r>
-      <w:r>
-        <w:t xml:space="preserve">demand unmet.</w:t>
+        <w:t xml:space="preserve">with two GTs online in every year, and in no year is production lost or demand</w:t>
+      </w:r>
+      <w:r>
+        <w:t xml:space="preserve"> </w:t>
+      </w:r>
+      <w:r>
+        <w:t xml:space="preserve">left unmet.</w:t>
       </w:r>
     </w:p>
     <w:p>
@@ -12885,43 +13053,43 @@
         <w:pStyle w:val="BodyText"/>
       </w:pPr>
       <w:r>
-        <w:t xml:space="preserve">The injection deficit varies more between years than the saving does. Its</w:t>
-      </w:r>
-      <w:r>
-        <w:t xml:space="preserve"> </w:t>
-      </w:r>
-      <w:r>
-        <w:t xml:space="preserve">maximum ranges from 26 to 59 h, below the 72 h limit in every year, and up</w:t>
-      </w:r>
-      <w:r>
-        <w:t xml:space="preserve"> </w:t>
-      </w:r>
-      <w:r>
-        <w:t xml:space="preserve">to 28 h remain to be caught up at the end of a year. In 2016 and 2017, the</w:t>
-      </w:r>
-      <w:r>
-        <w:t xml:space="preserve"> </w:t>
-      </w:r>
-      <w:r>
-        <w:t xml:space="preserve">years with the largest deficits, a limit of 24 h still captures 98 % of the</w:t>
-      </w:r>
-      <w:r>
-        <w:t xml:space="preserve"> </w:t>
-      </w:r>
-      <w:r>
-        <w:t xml:space="preserve">saving obtained with 72 h (58.4 against 58.3 kt in 2016, 52.7 against</w:t>
-      </w:r>
-      <w:r>
-        <w:t xml:space="preserve"> </w:t>
-      </w:r>
-      <w:r>
-        <w:t xml:space="preserve">52.6 kt in 2017). The conclusion that about one day of deferral is enough</w:t>
-      </w:r>
-      <w:r>
-        <w:t xml:space="preserve"> </w:t>
-      </w:r>
-      <w:r>
-        <w:t xml:space="preserve">holds for all weather years tested.</w:t>
+        <w:t xml:space="preserve">The injection deficit varies more between the years than the saving does. Its</w:t>
+      </w:r>
+      <w:r>
+        <w:t xml:space="preserve"> </w:t>
+      </w:r>
+      <w:r>
+        <w:t xml:space="preserve">maximum ranges from 26 to 59 h, which is below the 72 h limit in every year,</w:t>
+      </w:r>
+      <w:r>
+        <w:t xml:space="preserve"> </w:t>
+      </w:r>
+      <w:r>
+        <w:t xml:space="preserve">and up to 28 h remain to be caught up at the end of a year. In 2016 and 2017,</w:t>
+      </w:r>
+      <w:r>
+        <w:t xml:space="preserve"> </w:t>
+      </w:r>
+      <w:r>
+        <w:t xml:space="preserve">the years with the largest deficits, a limit of 24 h still captures 98 % of</w:t>
+      </w:r>
+      <w:r>
+        <w:t xml:space="preserve"> </w:t>
+      </w:r>
+      <w:r>
+        <w:t xml:space="preserve">the saving obtained with 72 h (58.4 against 58.3 kt in 2016 and 52.7 against</w:t>
+      </w:r>
+      <w:r>
+        <w:t xml:space="preserve"> </w:t>
+      </w:r>
+      <w:r>
+        <w:t xml:space="preserve">52.6 kt in 2017). The conclusion that about one day of deferral is sufficient</w:t>
+      </w:r>
+      <w:r>
+        <w:t xml:space="preserve"> </w:t>
+      </w:r>
+      <w:r>
+        <w:t xml:space="preserve">thus holds for all the weather years tested.</w:t>
       </w:r>
     </w:p>
     <w:p>
@@ -12986,7 +13154,7 @@
         <w:t xml:space="preserve"> </w:t>
       </w:r>
       <w:r>
-        <w:t xml:space="preserve">Flexibility benefit (case 2 − case 3, bars) and wind capacity factor (line) for the weather years 2014–2023.</w:t>
+        <w:t xml:space="preserve">Flexibility benefit (Case 2 − Case 3, bars) and wind capacity factor (line) for the weather years 2014–2023.</w:t>
       </w:r>
     </w:p>
     <w:bookmarkEnd w:id="63"/>
@@ -13000,6 +13168,38 @@
         <w:t xml:space="preserve">4. Discussion</w:t>
       </w:r>
     </w:p>
+    <w:p>
+      <w:pPr>
+        <w:pStyle w:val="FirstParagraph"/>
+      </w:pPr>
+      <w:r>
+        <w:t xml:space="preserve">The results presented above show that the benefit of flexible scheduling is</w:t>
+      </w:r>
+      <w:r>
+        <w:t xml:space="preserve"> </w:t>
+      </w:r>
+      <w:r>
+        <w:t xml:space="preserve">obtained through the unit commitment of the GTs. This mechanism is discussed</w:t>
+      </w:r>
+      <w:r>
+        <w:t xml:space="preserve"> </w:t>
+      </w:r>
+      <w:r>
+        <w:t xml:space="preserve">in Section 4.1, and the results are compared with earlier studies in Section</w:t>
+      </w:r>
+      <w:r>
+        <w:t xml:space="preserve"> </w:t>
+      </w:r>
+      <w:r>
+        <w:t xml:space="preserve">4.2. The practical implementation, the robustness of the conclusions and the</w:t>
+      </w:r>
+      <w:r>
+        <w:t xml:space="preserve"> </w:t>
+      </w:r>
+      <w:r>
+        <w:t xml:space="preserve">limitations of the study are discussed in Sections 4.3–4.5.</w:t>
+      </w:r>
+    </w:p>
     <w:bookmarkStart w:id="65" w:name="why-load-flexibility-works"/>
     <w:p>
       <w:pPr>
@@ -13014,55 +13214,61 @@
         <w:pStyle w:val="FirstParagraph"/>
       </w:pPr>
       <w:r>
-        <w:t xml:space="preserve">Flexible demand saves fuel through unit commitment, not through energy</w:t>
-      </w:r>
-      <w:r>
-        <w:t xml:space="preserve"> </w:t>
-      </w:r>
-      <w:r>
-        <w:t xml:space="preserve">shifting. A GT held at low load for reserve still burns a large share of its</w:t>
-      </w:r>
-      <w:r>
-        <w:t xml:space="preserve"> </w:t>
-      </w:r>
-      <w:r>
-        <w:t xml:space="preserve">full-load fuel, so the costly hours are those in which the wind is just too</w:t>
-      </w:r>
-      <w:r>
-        <w:t xml:space="preserve"> </w:t>
-      </w:r>
-      <w:r>
-        <w:t xml:space="preserve">weak for one turbine to carry the load with 5 MW in reserve. Deferring</w:t>
-      </w:r>
-      <w:r>
-        <w:t xml:space="preserve"> </w:t>
-      </w:r>
-      <w:r>
-        <w:t xml:space="preserve">injection in those hours keeps the second turbine off. Three results of</w:t>
-      </w:r>
-      <w:r>
-        <w:t xml:space="preserve"> </w:t>
-      </w:r>
-      <w:r>
-        <w:t xml:space="preserve">Section 3 follow from this. Most of the saving comes from the 1,674 avoided</w:t>
-      </w:r>
-      <w:r>
-        <w:t xml:space="preserve"> </w:t>
-      </w:r>
-      <w:r>
-        <w:t xml:space="preserve">hours with two GTs online. About one day of deficit capacity captures almost</w:t>
-      </w:r>
-      <w:r>
-        <w:t xml:space="preserve"> </w:t>
-      </w:r>
-      <w:r>
-        <w:t xml:space="preserve">all of it, since these hours come in short spells between windy periods. And</w:t>
-      </w:r>
-      <w:r>
-        <w:t xml:space="preserve"> </w:t>
-      </w:r>
-      <w:r>
-        <w:t xml:space="preserve">the saving largely disappears under rules that keep two GTs online anyway.</w:t>
+        <w:t xml:space="preserve">Flexible demand saves fuel through the unit commitment of the GTs rather than</w:t>
+      </w:r>
+      <w:r>
+        <w:t xml:space="preserve"> </w:t>
+      </w:r>
+      <w:r>
+        <w:t xml:space="preserve">through energy shifting. A GT held at low load for reserve still burns a large</w:t>
+      </w:r>
+      <w:r>
+        <w:t xml:space="preserve"> </w:t>
+      </w:r>
+      <w:r>
+        <w:t xml:space="preserve">share of its full-load fuel, and the costly hours are therefore those in which</w:t>
+      </w:r>
+      <w:r>
+        <w:t xml:space="preserve"> </w:t>
+      </w:r>
+      <w:r>
+        <w:t xml:space="preserve">the wind is just too weak for one turbine to carry the load with 5 MW in</w:t>
+      </w:r>
+      <w:r>
+        <w:t xml:space="preserve"> </w:t>
+      </w:r>
+      <w:r>
+        <w:t xml:space="preserve">reserve. Deferring injection in these hours keeps the second turbine off.</w:t>
+      </w:r>
+      <w:r>
+        <w:t xml:space="preserve"> </w:t>
+      </w:r>
+      <w:r>
+        <w:t xml:space="preserve">Three of the results of Section 3 follow from this mechanism: most of the</w:t>
+      </w:r>
+      <w:r>
+        <w:t xml:space="preserve"> </w:t>
+      </w:r>
+      <w:r>
+        <w:t xml:space="preserve">saving comes from the 1,674 avoided hours with two GTs online; about one day</w:t>
+      </w:r>
+      <w:r>
+        <w:t xml:space="preserve"> </w:t>
+      </w:r>
+      <w:r>
+        <w:t xml:space="preserve">of deficit capacity captures almost all of it, since these hours occur in</w:t>
+      </w:r>
+      <w:r>
+        <w:t xml:space="preserve"> </w:t>
+      </w:r>
+      <w:r>
+        <w:t xml:space="preserve">short spells between windy periods; and the saving largely disappears under</w:t>
+      </w:r>
+      <w:r>
+        <w:t xml:space="preserve"> </w:t>
+      </w:r>
+      <w:r>
+        <w:t xml:space="preserve">operating rules that keep two GTs online in any case.</w:t>
       </w:r>
     </w:p>
     <w:p>
@@ -13070,49 +13276,55 @@
         <w:pStyle w:val="BodyText"/>
       </w:pPr>
       <w:r>
-        <w:t xml:space="preserve">Shifting energy alone does little. Curtailment falls by only 13 %: one GT</w:t>
-      </w:r>
-      <w:r>
-        <w:t xml:space="preserve"> </w:t>
-      </w:r>
-      <w:r>
-        <w:t xml:space="preserve">must stay online, and a 30 MW farm often produces more than the platform can</w:t>
-      </w:r>
-      <w:r>
-        <w:t xml:space="preserve"> </w:t>
-      </w:r>
-      <w:r>
-        <w:t xml:space="preserve">use even with injection at full rate. The same reason explains why the value</w:t>
-      </w:r>
-      <w:r>
-        <w:t xml:space="preserve"> </w:t>
-      </w:r>
-      <w:r>
-        <w:t xml:space="preserve">of flexibility does not grow with the wind farm. A larger farm covers the</w:t>
-      </w:r>
-      <w:r>
-        <w:t xml:space="preserve"> </w:t>
-      </w:r>
-      <w:r>
-        <w:t xml:space="preserve">demand more often, so a second GT is needed in fewer hours, and the extra</w:t>
-      </w:r>
-      <w:r>
-        <w:t xml:space="preserve"> </w:t>
-      </w:r>
-      <w:r>
-        <w:t xml:space="preserve">wind in windy hours cannot be absorbed. Flexibility is worth most when the</w:t>
-      </w:r>
-      <w:r>
-        <w:t xml:space="preserve"> </w:t>
-      </w:r>
-      <w:r>
-        <w:t xml:space="preserve">wind farm is of the same order as the platform demand, as in the base case</w:t>
-      </w:r>
-      <w:r>
-        <w:t xml:space="preserve"> </w:t>
-      </w:r>
-      <w:r>
-        <w:t xml:space="preserve">and at Hywind Tampen.</w:t>
+        <w:t xml:space="preserve">Energy shifting alone has a small effect. The curtailment decreases by only 13</w:t>
+      </w:r>
+      <w:r>
+        <w:t xml:space="preserve"> </w:t>
+      </w:r>
+      <w:r>
+        <w:t xml:space="preserve">%, since one GT must remain online and a 30 MW farm often produces more power</w:t>
+      </w:r>
+      <w:r>
+        <w:t xml:space="preserve"> </w:t>
+      </w:r>
+      <w:r>
+        <w:t xml:space="preserve">than the platform can use, even with injection at full rate. For the same</w:t>
+      </w:r>
+      <w:r>
+        <w:t xml:space="preserve"> </w:t>
+      </w:r>
+      <w:r>
+        <w:t xml:space="preserve">reason, the value of flexibility does not increase with the size of the wind</w:t>
+      </w:r>
+      <w:r>
+        <w:t xml:space="preserve"> </w:t>
+      </w:r>
+      <w:r>
+        <w:t xml:space="preserve">farm: a larger farm covers the demand more often, so that a second GT is</w:t>
+      </w:r>
+      <w:r>
+        <w:t xml:space="preserve"> </w:t>
+      </w:r>
+      <w:r>
+        <w:t xml:space="preserve">needed in fewer hours, and the additional wind in windy hours cannot be</w:t>
+      </w:r>
+      <w:r>
+        <w:t xml:space="preserve"> </w:t>
+      </w:r>
+      <w:r>
+        <w:t xml:space="preserve">absorbed. Flexibility is thus most valuable when the wind farm capacity is of</w:t>
+      </w:r>
+      <w:r>
+        <w:t xml:space="preserve"> </w:t>
+      </w:r>
+      <w:r>
+        <w:t xml:space="preserve">the same order as the platform demand, as in the base case and at Hywind</w:t>
+      </w:r>
+      <w:r>
+        <w:t xml:space="preserve"> </w:t>
+      </w:r>
+      <w:r>
+        <w:t xml:space="preserve">Tampen.</w:t>
       </w:r>
     </w:p>
     <w:p>
@@ -13120,49 +13332,49 @@
         <w:pStyle w:val="BodyText"/>
       </w:pPr>
       <w:r>
-        <w:t xml:space="preserve">The small effect of the battery in case 4 has the same cause. With one GT</w:t>
-      </w:r>
-      <w:r>
-        <w:t xml:space="preserve"> </w:t>
-      </w:r>
-      <w:r>
-        <w:t xml:space="preserve">always online, a battery cannot remove the main remaining loss, a turbine</w:t>
-      </w:r>
-      <w:r>
-        <w:t xml:space="preserve"> </w:t>
-      </w:r>
-      <w:r>
-        <w:t xml:space="preserve">idling near minimum load. The large saving (38.7 kt, −32 %) appears only</w:t>
-      </w:r>
-      <w:r>
-        <w:t xml:space="preserve"> </w:t>
-      </w:r>
-      <w:r>
-        <w:t xml:space="preserve">when the battery, or grid-forming wind turbines, can replace the last running</w:t>
-      </w:r>
-      <w:r>
-        <w:t xml:space="preserve"> </w:t>
-      </w:r>
-      <w:r>
-        <w:t xml:space="preserve">GT. Svendsen (2022) found the same for a battery that provides</w:t>
-      </w:r>
-      <w:r>
-        <w:t xml:space="preserve"> </w:t>
-      </w:r>
-      <w:r>
-        <w:t xml:space="preserve">reserve. What the present results add is that process flexibility gives much</w:t>
-      </w:r>
-      <w:r>
-        <w:t xml:space="preserve"> </w:t>
-      </w:r>
-      <w:r>
-        <w:t xml:space="preserve">of this benefit without new equipment, because both measures reduce the</w:t>
-      </w:r>
-      <w:r>
-        <w:t xml:space="preserve"> </w:t>
-      </w:r>
-      <w:r>
-        <w:t xml:space="preserve">number of GTs that must be online.</w:t>
+        <w:t xml:space="preserve">The small effect of the battery in Case 4 has the same cause. With one GT</w:t>
+      </w:r>
+      <w:r>
+        <w:t xml:space="preserve"> </w:t>
+      </w:r>
+      <w:r>
+        <w:t xml:space="preserve">always online, a battery cannot remove the main remaining loss, which is a</w:t>
+      </w:r>
+      <w:r>
+        <w:t xml:space="preserve"> </w:t>
+      </w:r>
+      <w:r>
+        <w:t xml:space="preserve">turbine idling near minimum load. The large saving (38.7 kt, −32 %) is</w:t>
+      </w:r>
+      <w:r>
+        <w:t xml:space="preserve"> </w:t>
+      </w:r>
+      <w:r>
+        <w:t xml:space="preserve">obtained only when the battery, or grid-forming wind turbines, can replace the</w:t>
+      </w:r>
+      <w:r>
+        <w:t xml:space="preserve"> </w:t>
+      </w:r>
+      <w:r>
+        <w:t xml:space="preserve">last running GT. Svendsen (2022) found the same for a battery</w:t>
+      </w:r>
+      <w:r>
+        <w:t xml:space="preserve"> </w:t>
+      </w:r>
+      <w:r>
+        <w:t xml:space="preserve">providing reserve. The present results show in addition that process</w:t>
+      </w:r>
+      <w:r>
+        <w:t xml:space="preserve"> </w:t>
+      </w:r>
+      <w:r>
+        <w:t xml:space="preserve">flexibility gives much of this benefit without new equipment, since both</w:t>
+      </w:r>
+      <w:r>
+        <w:t xml:space="preserve"> </w:t>
+      </w:r>
+      <w:r>
+        <w:t xml:space="preserve">measures reduce the number of GTs that must be online.</w:t>
       </w:r>
     </w:p>
     <w:p>
@@ -13170,43 +13382,43 @@
         <w:pStyle w:val="BodyText"/>
       </w:pPr>
       <w:r>
-        <w:t xml:space="preserve">A small GT works on a different part of the loss. It does not reduce the</w:t>
-      </w:r>
-      <w:r>
-        <w:t xml:space="preserve"> </w:t>
-      </w:r>
-      <w:r>
-        <w:t xml:space="preserve">number of running units; it reduces the no-load fuel of the one that runs.</w:t>
-      </w:r>
-      <w:r>
-        <w:t xml:space="preserve"> </w:t>
-      </w:r>
-      <w:r>
-        <w:t xml:space="preserve">That is why its saving adds almost fully to that of flexibility (Section 3.4).</w:t>
-      </w:r>
-      <w:r>
-        <w:t xml:space="preserve"> </w:t>
-      </w:r>
-      <w:r>
-        <w:t xml:space="preserve">A retrofit could proceed in stages: use the flexibility of the existing</w:t>
-      </w:r>
-      <w:r>
-        <w:t xml:space="preserve"> </w:t>
-      </w:r>
-      <w:r>
-        <w:t xml:space="preserve">process first, at no investment, and consider replacing one main GT by a</w:t>
-      </w:r>
-      <w:r>
-        <w:t xml:space="preserve"> </w:t>
-      </w:r>
-      <w:r>
-        <w:t xml:space="preserve">smaller unit at its next major overhaul, if the small unit tolerates about</w:t>
-      </w:r>
-      <w:r>
-        <w:t xml:space="preserve"> </w:t>
-      </w:r>
-      <w:r>
-        <w:t xml:space="preserve">260 starts a year.</w:t>
+        <w:t xml:space="preserve">A small GT acts on a different part of the loss: it does not reduce the number</w:t>
+      </w:r>
+      <w:r>
+        <w:t xml:space="preserve"> </w:t>
+      </w:r>
+      <w:r>
+        <w:t xml:space="preserve">of running units, but the no-load fuel of the unit that runs. Its saving</w:t>
+      </w:r>
+      <w:r>
+        <w:t xml:space="preserve"> </w:t>
+      </w:r>
+      <w:r>
+        <w:t xml:space="preserve">therefore adds almost fully to that of flexibility (Section 3.4). A retrofit</w:t>
+      </w:r>
+      <w:r>
+        <w:t xml:space="preserve"> </w:t>
+      </w:r>
+      <w:r>
+        <w:t xml:space="preserve">could thus proceed in stages, by first using the flexibility of the existing</w:t>
+      </w:r>
+      <w:r>
+        <w:t xml:space="preserve"> </w:t>
+      </w:r>
+      <w:r>
+        <w:t xml:space="preserve">process at no investment, and then considering the replacement of one main GT</w:t>
+      </w:r>
+      <w:r>
+        <w:t xml:space="preserve"> </w:t>
+      </w:r>
+      <w:r>
+        <w:t xml:space="preserve">by a smaller unit at its next major overhaul, provided that the small unit</w:t>
+      </w:r>
+      <w:r>
+        <w:t xml:space="preserve"> </w:t>
+      </w:r>
+      <w:r>
+        <w:t xml:space="preserve">tolerates about 260 starts a year.</w:t>
       </w:r>
     </w:p>
     <w:bookmarkEnd w:id="65"/>
@@ -13230,43 +13442,43 @@
         <w:t xml:space="preserve"> </w:t>
       </w:r>
       <w:r>
-        <w:t xml:space="preserve">demand, which is case 2 here. That understates what the same wind farm can</w:t>
-      </w:r>
-      <w:r>
-        <w:t xml:space="preserve"> </w:t>
-      </w:r>
-      <w:r>
-        <w:t xml:space="preserve">do: with fixed demand, emissions are 12 % higher than when the platform</w:t>
-      </w:r>
-      <w:r>
-        <w:t xml:space="preserve"> </w:t>
-      </w:r>
-      <w:r>
-        <w:t xml:space="preserve">schedules its flexible loads. The CO2 avoided per MWh of wind, the usual</w:t>
-      </w:r>
-      <w:r>
-        <w:t xml:space="preserve"> </w:t>
-      </w:r>
-      <w:r>
-        <w:t xml:space="preserve">metric for wind integration, is 0.71 t/MWh in case 2, 0.74 t/MWh in case 3,</w:t>
-      </w:r>
-      <w:r>
-        <w:t xml:space="preserve"> </w:t>
-      </w:r>
-      <w:r>
-        <w:t xml:space="preserve">and 0.51 t/MWh if two GTs are kept online. Values reported for different</w:t>
-      </w:r>
-      <w:r>
-        <w:t xml:space="preserve"> </w:t>
-      </w:r>
-      <w:r>
-        <w:t xml:space="preserve">platforms can only be compared if the GT operating practice behind them is</w:t>
-      </w:r>
-      <w:r>
-        <w:t xml:space="preserve"> </w:t>
-      </w:r>
-      <w:r>
-        <w:t xml:space="preserve">stated.</w:t>
+        <w:t xml:space="preserve">demand, which corresponds to Case 2 in the present study. This understates the</w:t>
+      </w:r>
+      <w:r>
+        <w:t xml:space="preserve"> </w:t>
+      </w:r>
+      <w:r>
+        <w:t xml:space="preserve">potential of the same wind farm, as the emissions with fixed demand are 12 %</w:t>
+      </w:r>
+      <w:r>
+        <w:t xml:space="preserve"> </w:t>
+      </w:r>
+      <w:r>
+        <w:t xml:space="preserve">higher than when the platform schedules its flexible loads. The CO2 avoided</w:t>
+      </w:r>
+      <w:r>
+        <w:t xml:space="preserve"> </w:t>
+      </w:r>
+      <w:r>
+        <w:t xml:space="preserve">per MWh of wind, which is the usual metric for wind integration, is 0.71 t/MWh</w:t>
+      </w:r>
+      <w:r>
+        <w:t xml:space="preserve"> </w:t>
+      </w:r>
+      <w:r>
+        <w:t xml:space="preserve">in Case 2, 0.74 t/MWh in Case 3 and 0.51 t/MWh if two GTs are kept online.</w:t>
+      </w:r>
+      <w:r>
+        <w:t xml:space="preserve"> </w:t>
+      </w:r>
+      <w:r>
+        <w:t xml:space="preserve">Values reported for different platforms can therefore only be compared if the</w:t>
+      </w:r>
+      <w:r>
+        <w:t xml:space="preserve"> </w:t>
+      </w:r>
+      <w:r>
+        <w:t xml:space="preserve">GT operating practice behind them is stated.</w:t>
       </w:r>
     </w:p>
     <w:p>
@@ -13274,55 +13486,67 @@
         <w:pStyle w:val="BodyText"/>
       </w:pPr>
       <w:r>
-        <w:t xml:space="preserve">The economics also differ from those of wind. Riboldi and Nord</w:t>
-      </w:r>
-      <w:r>
-        <w:t xml:space="preserve"> </w:t>
-      </w:r>
-      <w:r>
-        <w:t xml:space="preserve">(2018) found that integrating wind pays only with favourable gas and</w:t>
-      </w:r>
-      <w:r>
-        <w:t xml:space="preserve"> </w:t>
-      </w:r>
-      <w:r>
-        <w:t xml:space="preserve">CO2 prices. Flexibility needs no investment in power generation, its schedule</w:t>
-      </w:r>
-      <w:r>
-        <w:t xml:space="preserve"> </w:t>
-      </w:r>
-      <w:r>
-        <w:t xml:space="preserve">does not depend on prices, and the fuel it saves is worth about 1,800 NOK per</w:t>
-      </w:r>
-      <w:r>
-        <w:t xml:space="preserve"> </w:t>
-      </w:r>
-      <w:r>
-        <w:t xml:space="preserve">tonne of CO2 avoided at the base-case gas price alone. It pays without any</w:t>
-      </w:r>
-      <w:r>
-        <w:t xml:space="preserve"> </w:t>
-      </w:r>
-      <w:r>
-        <w:t xml:space="preserve">carbon price, which matters in regions where emissions are not priced. The</w:t>
-      </w:r>
-      <w:r>
-        <w:t xml:space="preserve"> </w:t>
-      </w:r>
-      <w:r>
-        <w:t xml:space="preserve">wind farm, by comparison, needs about 1,800–2,500 NOK/t at a 7 % discount</w:t>
-      </w:r>
-      <w:r>
-        <w:t xml:space="preserve"> </w:t>
-      </w:r>
-      <w:r>
-        <w:t xml:space="preserve">rate to break even, the same order as power from shore</w:t>
-      </w:r>
-      <w:r>
-        <w:t xml:space="preserve"> </w:t>
-      </w:r>
-      <w:r>
-        <w:t xml:space="preserve">(Norwegian Petroleum Directorate et al. 2020; Norwegian Offshore Directorate 2025); flexibility lowers this by about 400 NOK/t.</w:t>
+        <w:t xml:space="preserve">The economic performance of flexibility also differs from that of wind</w:t>
+      </w:r>
+      <w:r>
+        <w:t xml:space="preserve"> </w:t>
+      </w:r>
+      <w:r>
+        <w:t xml:space="preserve">integration. Riboldi and Nord (2018) found that integrating wind is</w:t>
+      </w:r>
+      <w:r>
+        <w:t xml:space="preserve"> </w:t>
+      </w:r>
+      <w:r>
+        <w:t xml:space="preserve">profitable only with favourable gas and CO2 prices. Flexibility, in contrast,</w:t>
+      </w:r>
+      <w:r>
+        <w:t xml:space="preserve"> </w:t>
+      </w:r>
+      <w:r>
+        <w:t xml:space="preserve">requires no investment in power generation, its schedule does not depend on</w:t>
+      </w:r>
+      <w:r>
+        <w:t xml:space="preserve"> </w:t>
+      </w:r>
+      <w:r>
+        <w:t xml:space="preserve">prices, and the fuel it saves is worth about 1,800 NOK per tonne of CO2</w:t>
+      </w:r>
+      <w:r>
+        <w:t xml:space="preserve"> </w:t>
+      </w:r>
+      <w:r>
+        <w:t xml:space="preserve">avoided at the base-case gas price alone. It is thus profitable without any</w:t>
+      </w:r>
+      <w:r>
+        <w:t xml:space="preserve"> </w:t>
+      </w:r>
+      <w:r>
+        <w:t xml:space="preserve">carbon price, which is relevant in regions where emissions are not priced. The</w:t>
+      </w:r>
+      <w:r>
+        <w:t xml:space="preserve"> </w:t>
+      </w:r>
+      <w:r>
+        <w:t xml:space="preserve">wind farm, by comparison, requires about 1,800–2,500 NOK/t at a 7 % discount</w:t>
+      </w:r>
+      <w:r>
+        <w:t xml:space="preserve"> </w:t>
+      </w:r>
+      <w:r>
+        <w:t xml:space="preserve">rate to break even, which is of the same order as power from shore</w:t>
+      </w:r>
+      <w:r>
+        <w:t xml:space="preserve"> </w:t>
+      </w:r>
+      <w:r>
+        <w:t xml:space="preserve">(Norwegian Petroleum Directorate et al. 2020; Norwegian Offshore Directorate 2025), and flexibility lowers this value by about 400</w:t>
+      </w:r>
+      <w:r>
+        <w:t xml:space="preserve"> </w:t>
+      </w:r>
+      <w:r>
+        <w:t xml:space="preserve">NOK/t.</w:t>
       </w:r>
     </w:p>
     <w:p>
@@ -13330,43 +13554,43 @@
         <w:pStyle w:val="BodyText"/>
       </w:pPr>
       <w:r>
-        <w:t xml:space="preserve">The comparison with onshore demand response is less direct than it may seem.</w:t>
-      </w:r>
-      <w:r>
-        <w:t xml:space="preserve"> </w:t>
-      </w:r>
-      <w:r>
-        <w:t xml:space="preserve">Industrial studies respond to electricity prices</w:t>
-      </w:r>
-      <w:r>
-        <w:t xml:space="preserve"> </w:t>
-      </w:r>
-      <w:r>
-        <w:t xml:space="preserve">(Zhang and Grossmann 2016; Golmohamadi 2022). On an off-grid platform the value of</w:t>
-      </w:r>
-      <w:r>
-        <w:t xml:space="preserve"> </w:t>
-      </w:r>
-      <w:r>
-        <w:t xml:space="preserve">a load shift comes from discrete decisions of the platform’s own power</w:t>
-      </w:r>
-      <w:r>
-        <w:t xml:space="preserve"> </w:t>
-      </w:r>
-      <w:r>
-        <w:t xml:space="preserve">plant, whether a GT must start or can stop. The value therefore depends on</w:t>
-      </w:r>
-      <w:r>
-        <w:t xml:space="preserve"> </w:t>
-      </w:r>
-      <w:r>
-        <w:t xml:space="preserve">the state of the system hour by hour, and a model of energy shifting alone,</w:t>
-      </w:r>
-      <w:r>
-        <w:t xml:space="preserve"> </w:t>
-      </w:r>
-      <w:r>
-        <w:t xml:space="preserve">without unit commitment, would miss most of it.</w:t>
+        <w:t xml:space="preserve">The comparison with onshore demand response is less direct than it may appear.</w:t>
+      </w:r>
+      <w:r>
+        <w:t xml:space="preserve"> </w:t>
+      </w:r>
+      <w:r>
+        <w:t xml:space="preserve">Industrial studies consider the response to electricity prices</w:t>
+      </w:r>
+      <w:r>
+        <w:t xml:space="preserve"> </w:t>
+      </w:r>
+      <w:r>
+        <w:t xml:space="preserve">(Zhang and Grossmann 2016; Golmohamadi 2022), whereas on an off-grid platform the</w:t>
+      </w:r>
+      <w:r>
+        <w:t xml:space="preserve"> </w:t>
+      </w:r>
+      <w:r>
+        <w:t xml:space="preserve">value of a load shift arises from discrete decisions of the platform’s own</w:t>
+      </w:r>
+      <w:r>
+        <w:t xml:space="preserve"> </w:t>
+      </w:r>
+      <w:r>
+        <w:t xml:space="preserve">power plant, i.e. whether a GT must be started or can be stopped. This value</w:t>
+      </w:r>
+      <w:r>
+        <w:t xml:space="preserve"> </w:t>
+      </w:r>
+      <w:r>
+        <w:t xml:space="preserve">depends on the state of the system hour by hour, and a model of energy</w:t>
+      </w:r>
+      <w:r>
+        <w:t xml:space="preserve"> </w:t>
+      </w:r>
+      <w:r>
+        <w:t xml:space="preserve">shifting alone, without unit commitment, would not capture most of it.</w:t>
       </w:r>
     </w:p>
     <w:bookmarkEnd w:id="66"/>
@@ -13384,25 +13608,25 @@
         <w:pStyle w:val="FirstParagraph"/>
       </w:pPr>
       <w:r>
-        <w:t xml:space="preserve">For operators, the first point is that this flexibility already exists on</w:t>
-      </w:r>
-      <w:r>
-        <w:t xml:space="preserve"> </w:t>
-      </w:r>
-      <w:r>
-        <w:t xml:space="preserve">most oil platforms with water injection. Using it needs no new equipment, but</w:t>
-      </w:r>
-      <w:r>
-        <w:t xml:space="preserve"> </w:t>
-      </w:r>
-      <w:r>
-        <w:t xml:space="preserve">it does need a power management system that coordinates injection with the</w:t>
-      </w:r>
-      <w:r>
-        <w:t xml:space="preserve"> </w:t>
-      </w:r>
-      <w:r>
-        <w:t xml:space="preserve">GTs and a wind forecast; today these are usually controlled separately.</w:t>
+        <w:t xml:space="preserve">This flexibility already exists on most oil platforms with water injection.</w:t>
+      </w:r>
+      <w:r>
+        <w:t xml:space="preserve"> </w:t>
+      </w:r>
+      <w:r>
+        <w:t xml:space="preserve">Its use requires no new equipment, but it requires a power management system</w:t>
+      </w:r>
+      <w:r>
+        <w:t xml:space="preserve"> </w:t>
+      </w:r>
+      <w:r>
+        <w:t xml:space="preserve">that coordinates the injection with the GTs and a wind forecast, whereas these</w:t>
+      </w:r>
+      <w:r>
+        <w:t xml:space="preserve"> </w:t>
+      </w:r>
+      <w:r>
+        <w:t xml:space="preserve">are usually controlled separately today.</w:t>
       </w:r>
     </w:p>
     <w:p>
@@ -13410,25 +13634,31 @@
         <w:pStyle w:val="BodyText"/>
       </w:pPr>
       <w:r>
-        <w:t xml:space="preserve">The reservoir requirement is modest. About 24 h of deferral, averaging 9.0 h,</w:t>
-      </w:r>
-      <w:r>
-        <w:t xml:space="preserve"> </w:t>
-      </w:r>
-      <w:r>
-        <w:t xml:space="preserve">is short compared with the months over which voidage replacement is normally</w:t>
-      </w:r>
-      <w:r>
-        <w:t xml:space="preserve"> </w:t>
-      </w:r>
-      <w:r>
-        <w:t xml:space="preserve">managed. It still has to be confirmed for each field. A reservoir close to</w:t>
-      </w:r>
-      <w:r>
-        <w:t xml:space="preserve"> </w:t>
-      </w:r>
-      <w:r>
-        <w:t xml:space="preserve">its bubble point, for example, may not accept even short pressure drops.</w:t>
+        <w:t xml:space="preserve">The requirement on the reservoir is modest. A deferral of about 24 h, with an</w:t>
+      </w:r>
+      <w:r>
+        <w:t xml:space="preserve"> </w:t>
+      </w:r>
+      <w:r>
+        <w:t xml:space="preserve">average of 9.0 h, is short compared with the months over which voidage</w:t>
+      </w:r>
+      <w:r>
+        <w:t xml:space="preserve"> </w:t>
+      </w:r>
+      <w:r>
+        <w:t xml:space="preserve">replacement is normally managed. It must nevertheless be confirmed for each</w:t>
+      </w:r>
+      <w:r>
+        <w:t xml:space="preserve"> </w:t>
+      </w:r>
+      <w:r>
+        <w:t xml:space="preserve">field, since a reservoir close to its bubble point, for example, may not</w:t>
+      </w:r>
+      <w:r>
+        <w:t xml:space="preserve"> </w:t>
+      </w:r>
+      <w:r>
+        <w:t xml:space="preserve">accept even short pressure drops.</w:t>
       </w:r>
     </w:p>
     <w:p>
@@ -13436,31 +13666,31 @@
         <w:pStyle w:val="BodyText"/>
       </w:pPr>
       <w:r>
-        <w:t xml:space="preserve">The schedule also changes the duty of the injection pumps. In case 3 the</w:t>
-      </w:r>
-      <w:r>
-        <w:t xml:space="preserve"> </w:t>
-      </w:r>
-      <w:r>
-        <w:t xml:space="preserve">number of running pumps changes about 730 times a year, roughly two starts</w:t>
-      </w:r>
-      <w:r>
-        <w:t xml:space="preserve"> </w:t>
-      </w:r>
-      <w:r>
-        <w:t xml:space="preserve">per day, and the model does not penalise this. A start cost or a minimum run</w:t>
-      </w:r>
-      <w:r>
-        <w:t xml:space="preserve"> </w:t>
-      </w:r>
-      <w:r>
-        <w:t xml:space="preserve">time would probably cost little of the saving, because the deficit limit is</w:t>
-      </w:r>
-      <w:r>
-        <w:t xml:space="preserve"> </w:t>
-      </w:r>
-      <w:r>
-        <w:t xml:space="preserve">rarely reached; this has not been tested.</w:t>
+        <w:t xml:space="preserve">The schedule also changes the duty of the injection pumps. In Case 3, the</w:t>
+      </w:r>
+      <w:r>
+        <w:t xml:space="preserve"> </w:t>
+      </w:r>
+      <w:r>
+        <w:t xml:space="preserve">number of running pumps changes about 730 times a year, i.e. roughly two</w:t>
+      </w:r>
+      <w:r>
+        <w:t xml:space="preserve"> </w:t>
+      </w:r>
+      <w:r>
+        <w:t xml:space="preserve">starts per day, and this is not penalised in the model. A start cost or a</w:t>
+      </w:r>
+      <w:r>
+        <w:t xml:space="preserve"> </w:t>
+      </w:r>
+      <w:r>
+        <w:t xml:space="preserve">minimum run time would probably reduce the saving only slightly, since the</w:t>
+      </w:r>
+      <w:r>
+        <w:t xml:space="preserve"> </w:t>
+      </w:r>
+      <w:r>
+        <w:t xml:space="preserve">deficit limit is rarely reached, but this has not been tested.</w:t>
       </w:r>
     </w:p>
     <w:p>
@@ -13468,55 +13698,55 @@
         <w:pStyle w:val="BodyText"/>
       </w:pPr>
       <w:r>
-        <w:t xml:space="preserve">Operating practice deserves at least as much attention as hardware. How many</w:t>
-      </w:r>
-      <w:r>
-        <w:t xml:space="preserve"> </w:t>
-      </w:r>
-      <w:r>
-        <w:t xml:space="preserve">GTs must be online, and what counts as reserve, affects emissions more than</w:t>
-      </w:r>
-      <w:r>
-        <w:t xml:space="preserve"> </w:t>
-      </w:r>
-      <w:r>
-        <w:t xml:space="preserve">any price or the battery size. Rules that keep two GTs online for redundancy</w:t>
-      </w:r>
-      <w:r>
-        <w:t xml:space="preserve"> </w:t>
-      </w:r>
-      <w:r>
-        <w:t xml:space="preserve">raise emissions by 40 % with fixed demand and by 53 % with flexible demand,</w:t>
-      </w:r>
-      <w:r>
-        <w:t xml:space="preserve"> </w:t>
-      </w:r>
-      <w:r>
-        <w:t xml:space="preserve">and they remove most of the value of flexibility. Such rules exist for good</w:t>
-      </w:r>
-      <w:r>
-        <w:t xml:space="preserve"> </w:t>
-      </w:r>
-      <w:r>
-        <w:t xml:space="preserve">reasons of safety and regularity. Changing them requires a technical case,</w:t>
-      </w:r>
-      <w:r>
-        <w:t xml:space="preserve"> </w:t>
-      </w:r>
-      <w:r>
-        <w:t xml:space="preserve">for instance grid-forming batteries that can provide reserve and stability</w:t>
-      </w:r>
-      <w:r>
-        <w:t xml:space="preserve"> </w:t>
-      </w:r>
-      <w:r>
-        <w:t xml:space="preserve">without a running GT, and that is the logical next step after demand</w:t>
-      </w:r>
-      <w:r>
-        <w:t xml:space="preserve"> </w:t>
-      </w:r>
-      <w:r>
-        <w:t xml:space="preserve">flexibility.</w:t>
+        <w:t xml:space="preserve">Operating practice deserves at least as much attention as hardware. The number</w:t>
+      </w:r>
+      <w:r>
+        <w:t xml:space="preserve"> </w:t>
+      </w:r>
+      <w:r>
+        <w:t xml:space="preserve">of GTs that must be online, and the definition of reserve, affect the</w:t>
+      </w:r>
+      <w:r>
+        <w:t xml:space="preserve"> </w:t>
+      </w:r>
+      <w:r>
+        <w:t xml:space="preserve">emissions more than any price or the battery size. Rules that keep two GTs</w:t>
+      </w:r>
+      <w:r>
+        <w:t xml:space="preserve"> </w:t>
+      </w:r>
+      <w:r>
+        <w:t xml:space="preserve">online for redundancy increase the emissions by 40 % with fixed demand and by</w:t>
+      </w:r>
+      <w:r>
+        <w:t xml:space="preserve"> </w:t>
+      </w:r>
+      <w:r>
+        <w:t xml:space="preserve">53 % with flexible demand, and they remove most of the value of flexibility.</w:t>
+      </w:r>
+      <w:r>
+        <w:t xml:space="preserve"> </w:t>
+      </w:r>
+      <w:r>
+        <w:t xml:space="preserve">Such rules exist for good reasons of safety and regularity, and changing them</w:t>
+      </w:r>
+      <w:r>
+        <w:t xml:space="preserve"> </w:t>
+      </w:r>
+      <w:r>
+        <w:t xml:space="preserve">requires a technical justification, for instance grid-forming batteries that</w:t>
+      </w:r>
+      <w:r>
+        <w:t xml:space="preserve"> </w:t>
+      </w:r>
+      <w:r>
+        <w:t xml:space="preserve">can provide reserve and stability without a running GT. This is the logical</w:t>
+      </w:r>
+      <w:r>
+        <w:t xml:space="preserve"> </w:t>
+      </w:r>
+      <w:r>
+        <w:t xml:space="preserve">next step after demand flexibility.</w:t>
       </w:r>
     </w:p>
     <w:p>
@@ -13524,43 +13754,43 @@
         <w:pStyle w:val="BodyText"/>
       </w:pPr>
       <w:r>
-        <w:t xml:space="preserve">The approach should transfer to other installations, with caveats. A</w:t>
-      </w:r>
-      <w:r>
-        <w:t xml:space="preserve"> </w:t>
-      </w:r>
-      <w:r>
-        <w:t xml:space="preserve">platform gains most when it has a large deferrable consumer, an average</w:t>
-      </w:r>
-      <w:r>
-        <w:t xml:space="preserve"> </w:t>
-      </w:r>
-      <w:r>
-        <w:t xml:space="preserve">demand close to the capacity of one GT minus the reserve, and a wind supply</w:t>
-      </w:r>
-      <w:r>
-        <w:t xml:space="preserve"> </w:t>
-      </w:r>
-      <w:r>
-        <w:t xml:space="preserve">of the same order as its demand. On other installation types, gas export</w:t>
-      </w:r>
-      <w:r>
-        <w:t xml:space="preserve"> </w:t>
-      </w:r>
-      <w:r>
-        <w:t xml:space="preserve">compression, electric heating and the regeneration of glycol or other</w:t>
-      </w:r>
-      <w:r>
-        <w:t xml:space="preserve"> </w:t>
-      </w:r>
-      <w:r>
-        <w:t xml:space="preserve">process chemicals could be deferrable, but only where buffer storage such as</w:t>
-      </w:r>
-      <w:r>
-        <w:t xml:space="preserve"> </w:t>
-      </w:r>
-      <w:r>
-        <w:t xml:space="preserve">line pack or tank volume exists.</w:t>
+        <w:t xml:space="preserve">The approach should be transferable to other installations, with some</w:t>
+      </w:r>
+      <w:r>
+        <w:t xml:space="preserve"> </w:t>
+      </w:r>
+      <w:r>
+        <w:t xml:space="preserve">reservations. A platform gains most when it has a large deferrable consumer,</w:t>
+      </w:r>
+      <w:r>
+        <w:t xml:space="preserve"> </w:t>
+      </w:r>
+      <w:r>
+        <w:t xml:space="preserve">an average demand close to the capacity of one GT minus the reserve, and a</w:t>
+      </w:r>
+      <w:r>
+        <w:t xml:space="preserve"> </w:t>
+      </w:r>
+      <w:r>
+        <w:t xml:space="preserve">wind supply of the same order as its demand. On other types of installations,</w:t>
+      </w:r>
+      <w:r>
+        <w:t xml:space="preserve"> </w:t>
+      </w:r>
+      <w:r>
+        <w:t xml:space="preserve">gas export compression, electric heating and the regeneration of glycol or</w:t>
+      </w:r>
+      <w:r>
+        <w:t xml:space="preserve"> </w:t>
+      </w:r>
+      <w:r>
+        <w:t xml:space="preserve">other process chemicals could be deferrable, but only where buffer storage</w:t>
+      </w:r>
+      <w:r>
+        <w:t xml:space="preserve"> </w:t>
+      </w:r>
+      <w:r>
+        <w:t xml:space="preserve">such as line pack or tank volume is available.</w:t>
       </w:r>
     </w:p>
     <w:bookmarkEnd w:id="67"/>
@@ -13578,55 +13808,61 @@
         <w:pStyle w:val="FirstParagraph"/>
       </w:pPr>
       <w:r>
-        <w:t xml:space="preserve">Not every assumption was varied, so it helps to trace how the untested ones</w:t>
-      </w:r>
-      <w:r>
-        <w:t xml:space="preserve"> </w:t>
-      </w:r>
-      <w:r>
-        <w:t xml:space="preserve">act through the mechanism above. What decides the saving is the number of</w:t>
-      </w:r>
-      <w:r>
-        <w:t xml:space="preserve"> </w:t>
-      </w:r>
-      <w:r>
-        <w:t xml:space="preserve">hours in which, at fixed demand, the platform runs one GT more than its load</w:t>
-      </w:r>
-      <w:r>
-        <w:t xml:space="preserve"> </w:t>
-      </w:r>
-      <w:r>
-        <w:t xml:space="preserve">requires. That number rises with the reserve requirement, with the demand</w:t>
-      </w:r>
-      <w:r>
-        <w:t xml:space="preserve"> </w:t>
-      </w:r>
-      <w:r>
-        <w:t xml:space="preserve">relative to the capacity of one GT, and with the time the wind spends just</w:t>
-      </w:r>
-      <w:r>
-        <w:t xml:space="preserve"> </w:t>
-      </w:r>
-      <w:r>
-        <w:t xml:space="preserve">below the demand. A reserve larger than 5 MW, or a platform whose demand is</w:t>
-      </w:r>
-      <w:r>
-        <w:t xml:space="preserve"> </w:t>
-      </w:r>
-      <w:r>
-        <w:t xml:space="preserve">closer to one GT’s rating, should make flexibility more valuable. Much spare</w:t>
-      </w:r>
-      <w:r>
-        <w:t xml:space="preserve"> </w:t>
-      </w:r>
-      <w:r>
-        <w:t xml:space="preserve">GT capacity, or a wind farm far larger than the demand, should make it less</w:t>
-      </w:r>
-      <w:r>
-        <w:t xml:space="preserve"> </w:t>
-      </w:r>
-      <w:r>
-        <w:t xml:space="preserve">valuable; the wind farm sensitivity shows the latter.</w:t>
+        <w:t xml:space="preserve">Not all assumptions were varied in the sensitivity analysis, and the effect of</w:t>
+      </w:r>
+      <w:r>
+        <w:t xml:space="preserve"> </w:t>
+      </w:r>
+      <w:r>
+        <w:t xml:space="preserve">the untested ones can be traced through the mechanism described above. The</w:t>
+      </w:r>
+      <w:r>
+        <w:t xml:space="preserve"> </w:t>
+      </w:r>
+      <w:r>
+        <w:t xml:space="preserve">saving is determined by the number of hours in which, at fixed demand, the</w:t>
+      </w:r>
+      <w:r>
+        <w:t xml:space="preserve"> </w:t>
+      </w:r>
+      <w:r>
+        <w:t xml:space="preserve">platform runs one GT more than its load requires. This number increases with</w:t>
+      </w:r>
+      <w:r>
+        <w:t xml:space="preserve"> </w:t>
+      </w:r>
+      <w:r>
+        <w:t xml:space="preserve">the reserve requirement, with the demand relative to the capacity of one GT</w:t>
+      </w:r>
+      <w:r>
+        <w:t xml:space="preserve"> </w:t>
+      </w:r>
+      <w:r>
+        <w:t xml:space="preserve">and with the time that the wind spends just below the demand. A reserve larger</w:t>
+      </w:r>
+      <w:r>
+        <w:t xml:space="preserve"> </w:t>
+      </w:r>
+      <w:r>
+        <w:t xml:space="preserve">than 5 MW, or a platform whose demand is closer to the rating of one GT,</w:t>
+      </w:r>
+      <w:r>
+        <w:t xml:space="preserve"> </w:t>
+      </w:r>
+      <w:r>
+        <w:t xml:space="preserve">should thus increase the value of flexibility. A large spare GT capacity, or a</w:t>
+      </w:r>
+      <w:r>
+        <w:t xml:space="preserve"> </w:t>
+      </w:r>
+      <w:r>
+        <w:t xml:space="preserve">wind farm much larger than the demand, should reduce it, as the wind farm</w:t>
+      </w:r>
+      <w:r>
+        <w:t xml:space="preserve"> </w:t>
+      </w:r>
+      <w:r>
+        <w:t xml:space="preserve">sensitivity shows for the latter.</w:t>
       </w:r>
     </w:p>
     <w:p>
@@ -13634,55 +13870,61 @@
         <w:pStyle w:val="BodyText"/>
       </w:pPr>
       <w:r>
-        <w:t xml:space="preserve">The flexible load matters less than its size suggests. Injection is cut by</w:t>
-      </w:r>
-      <w:r>
-        <w:t xml:space="preserve"> </w:t>
-      </w:r>
-      <w:r>
-        <w:t xml:space="preserve">stopping whole pumps, so the assumed minimum pump flow changes the cost of</w:t>
-      </w:r>
-      <w:r>
-        <w:t xml:space="preserve"> </w:t>
-      </w:r>
-      <w:r>
-        <w:t xml:space="preserve">running one pump at low rate but hardly the saving. The injection target</w:t>
-      </w:r>
-      <w:r>
-        <w:t xml:space="preserve"> </w:t>
-      </w:r>
-      <w:r>
-        <w:t xml:space="preserve">matters more. A lower target leaves more room for catching up; at a 100 %</w:t>
-      </w:r>
-      <w:r>
-        <w:t xml:space="preserve"> </w:t>
-      </w:r>
-      <w:r>
-        <w:t xml:space="preserve">target, deferred injection could never be caught up and the flexibility</w:t>
-      </w:r>
-      <w:r>
-        <w:t xml:space="preserve"> </w:t>
-      </w:r>
-      <w:r>
-        <w:t xml:space="preserve">would vanish. The heat balance never bound in the base cases, since the waste</w:t>
-      </w:r>
-      <w:r>
-        <w:t xml:space="preserve"> </w:t>
-      </w:r>
-      <w:r>
-        <w:t xml:space="preserve">heat of the running GT always covered the 3 MW demand. A platform with a</w:t>
-      </w:r>
-      <w:r>
-        <w:t xml:space="preserve"> </w:t>
-      </w:r>
-      <w:r>
-        <w:t xml:space="preserve">larger heat demand, or one that relies on the heat of the GTs to be stopped,</w:t>
-      </w:r>
-      <w:r>
-        <w:t xml:space="preserve"> </w:t>
-      </w:r>
-      <w:r>
-        <w:t xml:space="preserve">would save less unless its heat can be scheduled too.</w:t>
+        <w:t xml:space="preserve">The assumptions on the flexible load have less effect than might be expected.</w:t>
+      </w:r>
+      <w:r>
+        <w:t xml:space="preserve"> </w:t>
+      </w:r>
+      <w:r>
+        <w:t xml:space="preserve">Since injection is reduced by stopping whole pumps, the assumed minimum pump</w:t>
+      </w:r>
+      <w:r>
+        <w:t xml:space="preserve"> </w:t>
+      </w:r>
+      <w:r>
+        <w:t xml:space="preserve">flow changes the cost of running one pump at low rate but hardly affects the</w:t>
+      </w:r>
+      <w:r>
+        <w:t xml:space="preserve"> </w:t>
+      </w:r>
+      <w:r>
+        <w:t xml:space="preserve">saving. The injection target has a larger effect: a lower target leaves more</w:t>
+      </w:r>
+      <w:r>
+        <w:t xml:space="preserve"> </w:t>
+      </w:r>
+      <w:r>
+        <w:t xml:space="preserve">room for catching up, and at a target of 100 % deferred injection could never</w:t>
+      </w:r>
+      <w:r>
+        <w:t xml:space="preserve"> </w:t>
+      </w:r>
+      <w:r>
+        <w:t xml:space="preserve">be caught up and the flexibility would vanish. The heat balance was never</w:t>
+      </w:r>
+      <w:r>
+        <w:t xml:space="preserve"> </w:t>
+      </w:r>
+      <w:r>
+        <w:t xml:space="preserve">binding in the base cases, since the waste heat of the running GT always</w:t>
+      </w:r>
+      <w:r>
+        <w:t xml:space="preserve"> </w:t>
+      </w:r>
+      <w:r>
+        <w:t xml:space="preserve">covered the heat demand of 3 MW. A platform with a larger heat demand, or one</w:t>
+      </w:r>
+      <w:r>
+        <w:t xml:space="preserve"> </w:t>
+      </w:r>
+      <w:r>
+        <w:t xml:space="preserve">that relies on the heat of the GTs to be stopped, would save less unless its</w:t>
+      </w:r>
+      <w:r>
+        <w:t xml:space="preserve"> </w:t>
+      </w:r>
+      <w:r>
+        <w:t xml:space="preserve">heat demand can be scheduled as well.</w:t>
       </w:r>
     </w:p>
     <w:p>
@@ -13690,19 +13932,19 @@
         <w:pStyle w:val="BodyText"/>
       </w:pPr>
       <w:r>
-        <w:t xml:space="preserve">That production should never be shed is the most robust result. Lost oil and</w:t>
-      </w:r>
-      <w:r>
-        <w:t xml:space="preserve"> </w:t>
-      </w:r>
-      <w:r>
-        <w:t xml:space="preserve">gas are worth about a hundred times more than the fuel saved; no plausible</w:t>
-      </w:r>
-      <w:r>
-        <w:t xml:space="preserve"> </w:t>
-      </w:r>
-      <w:r>
-        <w:t xml:space="preserve">change in prices or efficiencies reverses that.</w:t>
+        <w:t xml:space="preserve">The result that production should never be shed is the most robust one, since</w:t>
+      </w:r>
+      <w:r>
+        <w:t xml:space="preserve"> </w:t>
+      </w:r>
+      <w:r>
+        <w:t xml:space="preserve">the lost oil and gas are worth about a hundred times more than the fuel saved,</w:t>
+      </w:r>
+      <w:r>
+        <w:t xml:space="preserve"> </w:t>
+      </w:r>
+      <w:r>
+        <w:t xml:space="preserve">and no plausible change in prices or efficiencies reverses this.</w:t>
       </w:r>
     </w:p>
     <w:bookmarkEnd w:id="68"/>
@@ -13720,49 +13962,49 @@
         <w:pStyle w:val="FirstParagraph"/>
       </w:pPr>
       <w:r>
-        <w:t xml:space="preserve">The platform is generic: fluid composition, minimum-flow limits, injection</w:t>
-      </w:r>
-      <w:r>
-        <w:t xml:space="preserve"> </w:t>
-      </w:r>
-      <w:r>
-        <w:t xml:space="preserve">target and deficit limit are assumed, although the result is insensitive to</w:t>
-      </w:r>
-      <w:r>
-        <w:t xml:space="preserve"> </w:t>
-      </w:r>
-      <w:r>
-        <w:t xml:space="preserve">the deficit limit, the prices and the battery size. The process is</w:t>
-      </w:r>
-      <w:r>
-        <w:t xml:space="preserve"> </w:t>
-      </w:r>
-      <w:r>
-        <w:t xml:space="preserve">represented by steady states. Transient compressor behaviour, start-up times</w:t>
-      </w:r>
-      <w:r>
-        <w:t xml:space="preserve"> </w:t>
-      </w:r>
-      <w:r>
-        <w:t xml:space="preserve">of pumps and GTs beyond a start cost, and the reservoir response to deferred</w:t>
-      </w:r>
-      <w:r>
-        <w:t xml:space="preserve"> </w:t>
-      </w:r>
-      <w:r>
-        <w:t xml:space="preserve">injection are not modelled. The GT part-load curve is a Willans line from</w:t>
-      </w:r>
-      <w:r>
-        <w:t xml:space="preserve"> </w:t>
-      </w:r>
-      <w:r>
-        <w:t xml:space="preserve">LEOGO; a real machine’s curve, including its emissions at very low load, may</w:t>
-      </w:r>
-      <w:r>
-        <w:t xml:space="preserve"> </w:t>
-      </w:r>
-      <w:r>
-        <w:t xml:space="preserve">differ.</w:t>
+        <w:t xml:space="preserve">The platform is generic, and the fluid composition, the minimum-flow limits,</w:t>
+      </w:r>
+      <w:r>
+        <w:t xml:space="preserve"> </w:t>
+      </w:r>
+      <w:r>
+        <w:t xml:space="preserve">the injection target and the deficit limit were assumed, although the results</w:t>
+      </w:r>
+      <w:r>
+        <w:t xml:space="preserve"> </w:t>
+      </w:r>
+      <w:r>
+        <w:t xml:space="preserve">are insensitive to the deficit limit, the prices and the battery size. The</w:t>
+      </w:r>
+      <w:r>
+        <w:t xml:space="preserve"> </w:t>
+      </w:r>
+      <w:r>
+        <w:t xml:space="preserve">process is represented by steady states, and the transient compressor</w:t>
+      </w:r>
+      <w:r>
+        <w:t xml:space="preserve"> </w:t>
+      </w:r>
+      <w:r>
+        <w:t xml:space="preserve">behaviour, the start-up times of pumps and GTs beyond a start cost, and the</w:t>
+      </w:r>
+      <w:r>
+        <w:t xml:space="preserve"> </w:t>
+      </w:r>
+      <w:r>
+        <w:t xml:space="preserve">reservoir response to deferred injection are not modelled. The GT part-load</w:t>
+      </w:r>
+      <w:r>
+        <w:t xml:space="preserve"> </w:t>
+      </w:r>
+      <w:r>
+        <w:t xml:space="preserve">curve is a Willans line derived from LEOGO, and the curve of a real machine,</w:t>
+      </w:r>
+      <w:r>
+        <w:t xml:space="preserve"> </w:t>
+      </w:r>
+      <w:r>
+        <w:t xml:space="preserve">including its emissions at very low load, may differ.</w:t>
       </w:r>
     </w:p>
     <w:p>
@@ -13770,55 +14012,55 @@
         <w:pStyle w:val="BodyText"/>
       </w:pPr>
       <w:r>
-        <w:t xml:space="preserve">The scheduler knows the wind a week ahead, so the savings are an upper bound.</w:t>
-      </w:r>
-      <w:r>
-        <w:t xml:space="preserve"> </w:t>
-      </w:r>
-      <w:r>
-        <w:t xml:space="preserve">Because the deficit limit is rarely reached, a forecast-based schedule that</w:t>
-      </w:r>
-      <w:r>
-        <w:t xml:space="preserve"> </w:t>
-      </w:r>
-      <w:r>
-        <w:t xml:space="preserve">keeps a margin on the deficit should retain most of them, but that remains</w:t>
-      </w:r>
-      <w:r>
-        <w:t xml:space="preserve"> </w:t>
-      </w:r>
-      <w:r>
-        <w:t xml:space="preserve">to be shown. The ten weather years cover one site and one platform, without</w:t>
-      </w:r>
-      <w:r>
-        <w:t xml:space="preserve"> </w:t>
-      </w:r>
-      <w:r>
-        <w:t xml:space="preserve">power import or export. The economic indicators rest on the cost of a single</w:t>
-      </w:r>
-      <w:r>
-        <w:t xml:space="preserve"> </w:t>
-      </w:r>
-      <w:r>
-        <w:t xml:space="preserve">first-of-a-kind floating wind farm and leave out the cost of implementing</w:t>
-      </w:r>
-      <w:r>
-        <w:t xml:space="preserve"> </w:t>
-      </w:r>
-      <w:r>
-        <w:t xml:space="preserve">flexibility, the battery or the small GT, for which only break-even values</w:t>
-      </w:r>
-      <w:r>
-        <w:t xml:space="preserve"> </w:t>
-      </w:r>
-      <w:r>
-        <w:t xml:space="preserve">are given. The small GT uses the main units’ relative part-load curve,</w:t>
-      </w:r>
-      <w:r>
-        <w:t xml:space="preserve"> </w:t>
-      </w:r>
-      <w:r>
-        <w:t xml:space="preserve">because its manufacturer publishes only the full-load rating.</w:t>
+        <w:t xml:space="preserve">The scheduler knows the wind one week ahead, and the savings are therefore an</w:t>
+      </w:r>
+      <w:r>
+        <w:t xml:space="preserve"> </w:t>
+      </w:r>
+      <w:r>
+        <w:t xml:space="preserve">upper bound. Since the deficit limit is rarely reached, a forecast-based</w:t>
+      </w:r>
+      <w:r>
+        <w:t xml:space="preserve"> </w:t>
+      </w:r>
+      <w:r>
+        <w:t xml:space="preserve">schedule that keeps a margin on the deficit should retain most of them, but</w:t>
+      </w:r>
+      <w:r>
+        <w:t xml:space="preserve"> </w:t>
+      </w:r>
+      <w:r>
+        <w:t xml:space="preserve">this remains to be demonstrated. The ten weather years cover one site and one</w:t>
+      </w:r>
+      <w:r>
+        <w:t xml:space="preserve"> </w:t>
+      </w:r>
+      <w:r>
+        <w:t xml:space="preserve">platform, without power import or export. The economic indicators are based on</w:t>
+      </w:r>
+      <w:r>
+        <w:t xml:space="preserve"> </w:t>
+      </w:r>
+      <w:r>
+        <w:t xml:space="preserve">the cost of a single first-of-a-kind floating wind farm and exclude the cost</w:t>
+      </w:r>
+      <w:r>
+        <w:t xml:space="preserve"> </w:t>
+      </w:r>
+      <w:r>
+        <w:t xml:space="preserve">of implementing flexibility, the battery or the small GT, for which only</w:t>
+      </w:r>
+      <w:r>
+        <w:t xml:space="preserve"> </w:t>
+      </w:r>
+      <w:r>
+        <w:t xml:space="preserve">break-even values are given. The small GT uses the relative part-load curve of</w:t>
+      </w:r>
+      <w:r>
+        <w:t xml:space="preserve"> </w:t>
+      </w:r>
+      <w:r>
+        <w:t xml:space="preserve">the main units, since its manufacturer publishes only the full-load rating.</w:t>
       </w:r>
     </w:p>
     <w:p>
@@ -13826,49 +14068,55 @@
         <w:pStyle w:val="BodyText"/>
       </w:pPr>
       <w:r>
-        <w:t xml:space="preserve">The next steps are concrete. Rolling schedules with forecast errors would</w:t>
-      </w:r>
-      <w:r>
-        <w:t xml:space="preserve"> </w:t>
-      </w:r>
-      <w:r>
-        <w:t xml:space="preserve">show how much of the saving survives without perfect foresight. Pump start</w:t>
-      </w:r>
-      <w:r>
-        <w:t xml:space="preserve"> </w:t>
-      </w:r>
-      <w:r>
-        <w:t xml:space="preserve">costs and a simple reservoir pressure model would test the injection</w:t>
-      </w:r>
-      <w:r>
-        <w:t xml:space="preserve"> </w:t>
-      </w:r>
-      <w:r>
-        <w:t xml:space="preserve">schedule against operational limits. Data from a platform with wind supply,</w:t>
-      </w:r>
-      <w:r>
-        <w:t xml:space="preserve"> </w:t>
-      </w:r>
-      <w:r>
-        <w:t xml:space="preserve">such as those served by Hywind Tampen, would allow the model to be</w:t>
-      </w:r>
-      <w:r>
-        <w:t xml:space="preserve"> </w:t>
-      </w:r>
-      <w:r>
-        <w:t xml:space="preserve">calibrated. Finally, combining load flexibility with grid-forming storage and</w:t>
-      </w:r>
-      <w:r>
-        <w:t xml:space="preserve"> </w:t>
-      </w:r>
-      <w:r>
-        <w:t xml:space="preserve">the investment cost of the whole system would show how far an off-grid</w:t>
-      </w:r>
-      <w:r>
-        <w:t xml:space="preserve"> </w:t>
-      </w:r>
-      <w:r>
-        <w:t xml:space="preserve">platform can be decarbonised before power from shore is needed.</w:t>
+        <w:t xml:space="preserve">Several directions for further work follow from these limitations. Rolling</w:t>
+      </w:r>
+      <w:r>
+        <w:t xml:space="preserve"> </w:t>
+      </w:r>
+      <w:r>
+        <w:t xml:space="preserve">schedules with forecast errors would show how much of the saving is retained</w:t>
+      </w:r>
+      <w:r>
+        <w:t xml:space="preserve"> </w:t>
+      </w:r>
+      <w:r>
+        <w:t xml:space="preserve">without perfect foresight. Pump start costs and a simple reservoir pressure</w:t>
+      </w:r>
+      <w:r>
+        <w:t xml:space="preserve"> </w:t>
+      </w:r>
+      <w:r>
+        <w:t xml:space="preserve">model would test the injection schedule against operational limits. Data from</w:t>
+      </w:r>
+      <w:r>
+        <w:t xml:space="preserve"> </w:t>
+      </w:r>
+      <w:r>
+        <w:t xml:space="preserve">a platform with wind supply, such as those served by Hywind Tampen, would</w:t>
+      </w:r>
+      <w:r>
+        <w:t xml:space="preserve"> </w:t>
+      </w:r>
+      <w:r>
+        <w:t xml:space="preserve">allow the model to be calibrated. Finally, combining load flexibility with</w:t>
+      </w:r>
+      <w:r>
+        <w:t xml:space="preserve"> </w:t>
+      </w:r>
+      <w:r>
+        <w:t xml:space="preserve">grid-forming storage and the investment cost of the whole system would show to</w:t>
+      </w:r>
+      <w:r>
+        <w:t xml:space="preserve"> </w:t>
+      </w:r>
+      <w:r>
+        <w:t xml:space="preserve">what extent an off-grid platform can be decarbonised before power from shore</w:t>
+      </w:r>
+      <w:r>
+        <w:t xml:space="preserve"> </w:t>
+      </w:r>
+      <w:r>
+        <w:t xml:space="preserve">is required.</w:t>
       </w:r>
     </w:p>
     <w:bookmarkEnd w:id="69"/>
@@ -13887,34 +14135,48 @@
         <w:pStyle w:val="FirstParagraph"/>
       </w:pPr>
       <w:r>
-        <w:t xml:space="preserve">The electric demand of a generic North Sea oil platform was mapped from a</w:t>
-      </w:r>
-      <w:r>
-        <w:t xml:space="preserve"> </w:t>
-      </w:r>
-      <w:r>
-        <w:t xml:space="preserve">process model, the consumers were classified by flexibility, and the</w:t>
-      </w:r>
-      <w:r>
-        <w:t xml:space="preserve"> </w:t>
-      </w:r>
-      <w:r>
-        <w:t xml:space="preserve">flexible ones were scheduled together with the gas turbines and a 30 MW wind</w:t>
-      </w:r>
-      <w:r>
-        <w:t xml:space="preserve"> </w:t>
-      </w:r>
-      <w:r>
-        <w:t xml:space="preserve">farm, hour by hour, for ten weather years. The main conclusions are:</w:t>
-      </w:r>
-    </w:p>
-    <w:p>
-      <w:pPr>
-        <w:numPr>
-          <w:ilvl w:val="0"/>
-          <w:numId w:val="1007"/>
-        </w:numPr>
-        <w:pStyle w:val="Compact"/>
+        <w:t xml:space="preserve">The electric demand of a generic North Sea oil platform was mapped with a</w:t>
+      </w:r>
+      <w:r>
+        <w:t xml:space="preserve"> </w:t>
+      </w:r>
+      <w:r>
+        <w:t xml:space="preserve">process model, the consumers were classified according to their flexibility,</w:t>
+      </w:r>
+      <w:r>
+        <w:t xml:space="preserve"> </w:t>
+      </w:r>
+      <w:r>
+        <w:t xml:space="preserve">and the flexible consumers were scheduled together with the gas turbines and a</w:t>
+      </w:r>
+      <w:r>
+        <w:t xml:space="preserve"> </w:t>
+      </w:r>
+      <w:r>
+        <w:t xml:space="preserve">30 MW wind farm, hour by hour, for ten weather years. Four cases were</w:t>
+      </w:r>
+      <w:r>
+        <w:t xml:space="preserve"> </w:t>
+      </w:r>
+      <w:r>
+        <w:t xml:space="preserve">investigated in order to separate the effect of the wind farm from that of</w:t>
+      </w:r>
+      <w:r>
+        <w:t xml:space="preserve"> </w:t>
+      </w:r>
+      <w:r>
+        <w:t xml:space="preserve">demand flexibility and of a battery, and the model was validated against</w:t>
+      </w:r>
+      <w:r>
+        <w:t xml:space="preserve"> </w:t>
+      </w:r>
+      <w:r>
+        <w:t xml:space="preserve">published data for Hywind Tampen and three North Sea field centres.</w:t>
+      </w:r>
+    </w:p>
+    <w:p>
+      <w:pPr>
+        <w:pStyle w:val="BodyText"/>
       </w:pPr>
       <w:r>
         <w:t xml:space="preserve">With fixed demand, the wind farm halves the CO2 emissions of the 20 MW</w:t>
@@ -13923,177 +14185,141 @@
         <w:t xml:space="preserve"> </w:t>
       </w:r>
       <w:r>
-        <w:t xml:space="preserve">platform (−49 %).</w:t>
-      </w:r>
-    </w:p>
-    <w:p>
-      <w:pPr>
-        <w:numPr>
-          <w:ilvl w:val="0"/>
-          <w:numId w:val="1007"/>
-        </w:numPr>
-        <w:pStyle w:val="Compact"/>
-      </w:pPr>
-      <w:r>
-        <w:t xml:space="preserve">Scheduling the flexible consumers cuts emissions by a further 11 %</w:t>
-      </w:r>
-      <w:r>
-        <w:t xml:space="preserve"> </w:t>
-      </w:r>
-      <w:r>
-        <w:t xml:space="preserve">(7.2 kt/yr), without lost production. Across the ten weather years the</w:t>
-      </w:r>
-      <w:r>
-        <w:t xml:space="preserve"> </w:t>
-      </w:r>
-      <w:r>
-        <w:t xml:space="preserve">saving stays between 10.5 % and 11.7 %. GT low-load hours fall by 34 %,</w:t>
-      </w:r>
-      <w:r>
-        <w:t xml:space="preserve"> </w:t>
-      </w:r>
-      <w:r>
-        <w:t xml:space="preserve">and GT starts nearly disappear.</w:t>
-      </w:r>
-    </w:p>
-    <w:p>
-      <w:pPr>
-        <w:numPr>
-          <w:ilvl w:val="0"/>
-          <w:numId w:val="1007"/>
-        </w:numPr>
-        <w:pStyle w:val="Compact"/>
-      </w:pPr>
-      <w:r>
-        <w:t xml:space="preserve">All of the useful flexibility comes from water injection. Shedding</w:t>
-      </w:r>
-      <w:r>
-        <w:t xml:space="preserve"> </w:t>
-      </w:r>
-      <w:r>
-        <w:t xml:space="preserve">production never pays, and about 24 h of deferral is enough.</w:t>
-      </w:r>
-    </w:p>
-    <w:p>
-      <w:pPr>
-        <w:numPr>
-          <w:ilvl w:val="0"/>
-          <w:numId w:val="1007"/>
-        </w:numPr>
-        <w:pStyle w:val="Compact"/>
-      </w:pPr>
-      <w:r>
-        <w:t xml:space="preserve">The saving comes from avoiding a second running GT, not from shifting</w:t>
-      </w:r>
-      <w:r>
-        <w:t xml:space="preserve"> </w:t>
-      </w:r>
-      <w:r>
-        <w:t xml:space="preserve">energy. Rules that keep two GTs online remove most of it; allowing all GTs</w:t>
-      </w:r>
-      <w:r>
-        <w:t xml:space="preserve"> </w:t>
-      </w:r>
-      <w:r>
-        <w:t xml:space="preserve">to stop, with a battery for reserve, would cut emissions by a further</w:t>
-      </w:r>
-      <w:r>
-        <w:t xml:space="preserve"> </w:t>
-      </w:r>
-      <w:r>
-        <w:t xml:space="preserve">third.</w:t>
-      </w:r>
-    </w:p>
-    <w:p>
-      <w:pPr>
-        <w:numPr>
-          <w:ilvl w:val="0"/>
-          <w:numId w:val="1007"/>
-        </w:numPr>
-        <w:pStyle w:val="Compact"/>
-      </w:pPr>
-      <w:r>
-        <w:t xml:space="preserve">A small GT (11.35 MW) replacing one main unit saves another 17 %, and</w:t>
-      </w:r>
-      <w:r>
-        <w:t xml:space="preserve"> </w:t>
-      </w:r>
-      <w:r>
-        <w:t xml:space="preserve">flexibility still saves 11 % with it installed.</w:t>
-      </w:r>
-    </w:p>
-    <w:p>
-      <w:pPr>
-        <w:numPr>
-          <w:ilvl w:val="0"/>
-          <w:numId w:val="1007"/>
-        </w:numPr>
-        <w:pStyle w:val="Compact"/>
-      </w:pPr>
-      <w:r>
-        <w:t xml:space="preserve">Prices and battery size alone change little. Flexibility pays for itself</w:t>
-      </w:r>
-      <w:r>
-        <w:t xml:space="preserve"> </w:t>
-      </w:r>
-      <w:r>
-        <w:t xml:space="preserve">from fuel savings, breaks even for an implementation cost of up to</w:t>
-      </w:r>
-      <w:r>
-        <w:t xml:space="preserve"> </w:t>
-      </w:r>
-      <w:r>
-        <w:t xml:space="preserve">137 MNOK, and lowers the abatement cost of the wind farm from 2,180–2,519</w:t>
-      </w:r>
-      <w:r>
-        <w:t xml:space="preserve"> </w:t>
-      </w:r>
-      <w:r>
-        <w:t xml:space="preserve">to 1,774–2,078 NOK/t.</w:t>
-      </w:r>
-    </w:p>
-    <w:p>
-      <w:pPr>
-        <w:numPr>
-          <w:ilvl w:val="0"/>
-          <w:numId w:val="1007"/>
-        </w:numPr>
-        <w:pStyle w:val="Compact"/>
-      </w:pPr>
-      <w:r>
-        <w:t xml:space="preserve">The model reproduces the CO2 avoided per MWh of wind reported for Hywind</w:t>
-      </w:r>
-      <w:r>
-        <w:t xml:space="preserve"> </w:t>
-      </w:r>
-      <w:r>
-        <w:t xml:space="preserve">Tampen within 2 %, and the fuel gas emission factor observed at Gullfaks.</w:t>
-      </w:r>
-    </w:p>
-    <w:p>
-      <w:pPr>
-        <w:pStyle w:val="FirstParagraph"/>
-      </w:pPr>
-      <w:r>
-        <w:t xml:space="preserve">Three questions remain open: how much of the saving survives realistic wind</w:t>
-      </w:r>
-      <w:r>
-        <w:t xml:space="preserve"> </w:t>
-      </w:r>
-      <w:r>
-        <w:t xml:space="preserve">forecasts, what limits pump starts and reservoir pressure place on the</w:t>
-      </w:r>
-      <w:r>
-        <w:t xml:space="preserve"> </w:t>
-      </w:r>
-      <w:r>
-        <w:t xml:space="preserve">injection schedule, and whether grid-forming storage can remove the last</w:t>
-      </w:r>
-      <w:r>
-        <w:t xml:space="preserve"> </w:t>
-      </w:r>
-      <w:r>
-        <w:t xml:space="preserve">running GT safely.</w:t>
+        <w:t xml:space="preserve">platform (−49 %). Scheduling the flexible consumers reduces the emissions by a</w:t>
+      </w:r>
+      <w:r>
+        <w:t xml:space="preserve"> </w:t>
+      </w:r>
+      <w:r>
+        <w:t xml:space="preserve">further 11 % (7.2 kt/yr) without lost production, and the saving remains</w:t>
+      </w:r>
+      <w:r>
+        <w:t xml:space="preserve"> </w:t>
+      </w:r>
+      <w:r>
+        <w:t xml:space="preserve">between 10.5 % and 11.7 % across the ten weather years. The GT low-load hours</w:t>
+      </w:r>
+      <w:r>
+        <w:t xml:space="preserve"> </w:t>
+      </w:r>
+      <w:r>
+        <w:t xml:space="preserve">decrease by 34 %, and the GT starts nearly disappear. All of the useful</w:t>
+      </w:r>
+      <w:r>
+        <w:t xml:space="preserve"> </w:t>
+      </w:r>
+      <w:r>
+        <w:t xml:space="preserve">flexibility is provided by water injection: shedding production is never</w:t>
+      </w:r>
+      <w:r>
+        <w:t xml:space="preserve"> </w:t>
+      </w:r>
+      <w:r>
+        <w:t xml:space="preserve">profitable, and a deferral of about 24 h is sufficient. The saving is obtained</w:t>
+      </w:r>
+      <w:r>
+        <w:t xml:space="preserve"> </w:t>
+      </w:r>
+      <w:r>
+        <w:t xml:space="preserve">by avoiding the operation of a second GT rather than by shifting energy.</w:t>
+      </w:r>
+      <w:r>
+        <w:t xml:space="preserve"> </w:t>
+      </w:r>
+      <w:r>
+        <w:t xml:space="preserve">Operating rules that keep two GTs online therefore remove most of it, whereas</w:t>
+      </w:r>
+      <w:r>
+        <w:t xml:space="preserve"> </w:t>
+      </w:r>
+      <w:r>
+        <w:t xml:space="preserve">allowing all GTs to stop, with a battery providing reserve, would reduce the</w:t>
+      </w:r>
+      <w:r>
+        <w:t xml:space="preserve"> </w:t>
+      </w:r>
+      <w:r>
+        <w:t xml:space="preserve">emissions by a further third. A small GT (11.35 MW) replacing one main unit</w:t>
+      </w:r>
+      <w:r>
+        <w:t xml:space="preserve"> </w:t>
+      </w:r>
+      <w:r>
+        <w:t xml:space="preserve">saves another 17 %, and flexibility still saves 11 % with this unit installed.</w:t>
+      </w:r>
+    </w:p>
+    <w:p>
+      <w:pPr>
+        <w:pStyle w:val="BodyText"/>
+      </w:pPr>
+      <w:r>
+        <w:t xml:space="preserve">Prices and battery size alone have little effect on the results. Flexibility</w:t>
+      </w:r>
+      <w:r>
+        <w:t xml:space="preserve"> </w:t>
+      </w:r>
+      <w:r>
+        <w:t xml:space="preserve">pays for itself through fuel savings, breaks even for an implementation cost</w:t>
+      </w:r>
+      <w:r>
+        <w:t xml:space="preserve"> </w:t>
+      </w:r>
+      <w:r>
+        <w:t xml:space="preserve">of up to 137 MNOK and lowers the abatement cost of the wind farm from</w:t>
+      </w:r>
+      <w:r>
+        <w:t xml:space="preserve"> </w:t>
+      </w:r>
+      <w:r>
+        <w:t xml:space="preserve">2,180–2,519 to 1,774–2,078 NOK/t. The model reproduces the CO2 avoided per MWh</w:t>
+      </w:r>
+      <w:r>
+        <w:t xml:space="preserve"> </w:t>
+      </w:r>
+      <w:r>
+        <w:t xml:space="preserve">of wind reported for Hywind Tampen within 2 %, as well as the fuel gas</w:t>
+      </w:r>
+      <w:r>
+        <w:t xml:space="preserve"> </w:t>
+      </w:r>
+      <w:r>
+        <w:t xml:space="preserve">emission factor observed at Gullfaks. Although the exact values would differ</w:t>
+      </w:r>
+      <w:r>
+        <w:t xml:space="preserve"> </w:t>
+      </w:r>
+      <w:r>
+        <w:t xml:space="preserve">from one platform to another, it is suggested that the scheduling of topside</w:t>
+      </w:r>
+      <w:r>
+        <w:t xml:space="preserve"> </w:t>
+      </w:r>
+      <w:r>
+        <w:t xml:space="preserve">loads is a low-cost measure that should be considered together with any</w:t>
+      </w:r>
+      <w:r>
+        <w:t xml:space="preserve"> </w:t>
+      </w:r>
+      <w:r>
+        <w:t xml:space="preserve">integration of wind power on off-grid platforms. Three questions remain open:</w:t>
+      </w:r>
+      <w:r>
+        <w:t xml:space="preserve"> </w:t>
+      </w:r>
+      <w:r>
+        <w:t xml:space="preserve">how much of the saving is retained with realistic wind forecasts, which limits</w:t>
+      </w:r>
+      <w:r>
+        <w:t xml:space="preserve"> </w:t>
+      </w:r>
+      <w:r>
+        <w:t xml:space="preserve">the pump starts and the reservoir pressure place on the injection schedule,</w:t>
+      </w:r>
+      <w:r>
+        <w:t xml:space="preserve"> </w:t>
+      </w:r>
+      <w:r>
+        <w:t xml:space="preserve">and whether grid-forming storage can safely remove the last running GT.</w:t>
       </w:r>
     </w:p>
     <w:bookmarkEnd w:id="71"/>
@@ -16998,36 +17224,6 @@
   </w:num>
   <w:num w:numId="1006">
     <w:abstractNumId w:val="991"/>
-  </w:num>
-  <w:num w:numId="1007">
-    <w:abstractNumId w:val="99411"/>
-    <w:lvlOverride w:ilvl="0">
-      <w:startOverride w:val="1"/>
-    </w:lvlOverride>
-    <w:lvlOverride w:ilvl="1">
-      <w:startOverride w:val="1"/>
-    </w:lvlOverride>
-    <w:lvlOverride w:ilvl="2">
-      <w:startOverride w:val="1"/>
-    </w:lvlOverride>
-    <w:lvlOverride w:ilvl="3">
-      <w:startOverride w:val="1"/>
-    </w:lvlOverride>
-    <w:lvlOverride w:ilvl="4">
-      <w:startOverride w:val="1"/>
-    </w:lvlOverride>
-    <w:lvlOverride w:ilvl="5">
-      <w:startOverride w:val="1"/>
-    </w:lvlOverride>
-    <w:lvlOverride w:ilvl="6">
-      <w:startOverride w:val="1"/>
-    </w:lvlOverride>
-    <w:lvlOverride w:ilvl="7">
-      <w:startOverride w:val="1"/>
-    </w:lvlOverride>
-    <w:lvlOverride w:ilvl="8">
-      <w:startOverride w:val="1"/>
-    </w:lvlOverride>
   </w:num>
 </w:numbering>
 </file>

--- a/docs/paper/paper.docx
+++ b/docs/paper/paper.docx
@@ -1236,7 +1236,7 @@
       <w:r>
         <w:drawing>
           <wp:inline>
-            <wp:extent cx="5399999" cy="2671337"/>
+            <wp:extent cx="5759999" cy="2849426"/>
             <wp:effectExtent b="0" l="0" r="0" t="0"/>
             <wp:docPr descr="" title="" id="22" name="Picture"/>
             <a:graphic>
@@ -1257,7 +1257,7 @@
                   <pic:spPr bwMode="auto">
                     <a:xfrm>
                       <a:off x="0" y="0"/>
-                      <a:ext cx="5399999" cy="2671337"/>
+                      <a:ext cx="5759999" cy="2849426"/>
                     </a:xfrm>
                     <a:prstGeom prst="rect">
                       <a:avLst/>
@@ -1379,7 +1379,7 @@
     <w:tbl>
       <w:tblPr>
         <w:tblW w:type="auto" w:w="0"/>
-        <w:tblLook w:firstColumn="1" w:firstRow="1" w:lastColumn="0" w:lastRow="0" w:noHBand="0" w:noVBand="1" w:val="04A0"/>
+        <w:tblLook w:firstColumn="0" w:firstRow="0" w:lastColumn="0" w:lastRow="0" w:noHBand="0" w:noVBand="1" w:val="0000"/>
         <w:tblBorders>
           <w:top w:val="nil" w:sz="4" w:space="0" w:color="000000"/>
           <w:left w:val="nil" w:sz="4" w:space="0" w:color="000000"/>
@@ -1390,20 +1390,32 @@
         </w:tblBorders>
       </w:tblPr>
       <w:tblGrid>
-        <w:gridCol w:w="3120"/>
-        <w:gridCol w:w="3120"/>
-        <w:gridCol w:w="3120"/>
+        <w:gridCol w:w="680"/>
+        <w:gridCol w:w="7540"/>
+        <w:gridCol w:w="850"/>
       </w:tblGrid>
       <w:tr>
         <w:tc>
           <w:tcPr>
             <w:tcW w:type="dxa" w:w="680"/>
+            <w:tcBorders>
+              <w:top w:val="nil" w:sz="4" w:space="0" w:color="000000"/>
+              <w:left w:val="nil" w:sz="4" w:space="0" w:color="000000"/>
+              <w:bottom w:val="nil" w:sz="4" w:space="0" w:color="000000"/>
+              <w:right w:val="nil" w:sz="4" w:space="0" w:color="000000"/>
+            </w:tcBorders>
           </w:tcPr>
           <w:p/>
         </w:tc>
         <w:tc>
           <w:tcPr>
             <w:tcW w:type="dxa" w:w="7540"/>
+            <w:tcBorders>
+              <w:top w:val="nil" w:sz="4" w:space="0" w:color="000000"/>
+              <w:left w:val="nil" w:sz="4" w:space="0" w:color="000000"/>
+              <w:bottom w:val="nil" w:sz="4" w:space="0" w:color="000000"/>
+              <w:right w:val="nil" w:sz="4" w:space="0" w:color="000000"/>
+            </w:tcBorders>
           </w:tcPr>
           <w:p>
             <w:pPr>
@@ -1543,6 +1555,12 @@
         <w:tc>
           <w:tcPr>
             <w:tcW w:type="dxa" w:w="850"/>
+            <w:tcBorders>
+              <w:top w:val="nil" w:sz="4" w:space="0" w:color="000000"/>
+              <w:left w:val="nil" w:sz="4" w:space="0" w:color="000000"/>
+              <w:bottom w:val="nil" w:sz="4" w:space="0" w:color="000000"/>
+              <w:right w:val="nil" w:sz="4" w:space="0" w:color="000000"/>
+            </w:tcBorders>
           </w:tcPr>
           <w:p>
             <w:pPr>
@@ -1648,7 +1666,7 @@
     <w:tbl>
       <w:tblPr>
         <w:tblW w:type="auto" w:w="0"/>
-        <w:tblLook w:firstColumn="1" w:firstRow="1" w:lastColumn="0" w:lastRow="0" w:noHBand="0" w:noVBand="1" w:val="04A0"/>
+        <w:tblLook w:firstColumn="0" w:firstRow="0" w:lastColumn="0" w:lastRow="0" w:noHBand="0" w:noVBand="1" w:val="0000"/>
         <w:tblBorders>
           <w:top w:val="nil" w:sz="4" w:space="0" w:color="000000"/>
           <w:left w:val="nil" w:sz="4" w:space="0" w:color="000000"/>
@@ -1659,20 +1677,32 @@
         </w:tblBorders>
       </w:tblPr>
       <w:tblGrid>
-        <w:gridCol w:w="3120"/>
-        <w:gridCol w:w="3120"/>
-        <w:gridCol w:w="3120"/>
+        <w:gridCol w:w="680"/>
+        <w:gridCol w:w="7540"/>
+        <w:gridCol w:w="850"/>
       </w:tblGrid>
       <w:tr>
         <w:tc>
           <w:tcPr>
             <w:tcW w:type="dxa" w:w="680"/>
+            <w:tcBorders>
+              <w:top w:val="nil" w:sz="4" w:space="0" w:color="000000"/>
+              <w:left w:val="nil" w:sz="4" w:space="0" w:color="000000"/>
+              <w:bottom w:val="nil" w:sz="4" w:space="0" w:color="000000"/>
+              <w:right w:val="nil" w:sz="4" w:space="0" w:color="000000"/>
+            </w:tcBorders>
           </w:tcPr>
           <w:p/>
         </w:tc>
         <w:tc>
           <w:tcPr>
             <w:tcW w:type="dxa" w:w="7540"/>
+            <w:tcBorders>
+              <w:top w:val="nil" w:sz="4" w:space="0" w:color="000000"/>
+              <w:left w:val="nil" w:sz="4" w:space="0" w:color="000000"/>
+              <w:bottom w:val="nil" w:sz="4" w:space="0" w:color="000000"/>
+              <w:right w:val="nil" w:sz="4" w:space="0" w:color="000000"/>
+            </w:tcBorders>
           </w:tcPr>
           <w:p>
             <w:pPr>
@@ -1900,6 +1930,12 @@
         <w:tc>
           <w:tcPr>
             <w:tcW w:type="dxa" w:w="850"/>
+            <w:tcBorders>
+              <w:top w:val="nil" w:sz="4" w:space="0" w:color="000000"/>
+              <w:left w:val="nil" w:sz="4" w:space="0" w:color="000000"/>
+              <w:bottom w:val="nil" w:sz="4" w:space="0" w:color="000000"/>
+              <w:right w:val="nil" w:sz="4" w:space="0" w:color="000000"/>
+            </w:tcBorders>
           </w:tcPr>
           <w:p>
             <w:pPr>
@@ -3046,6 +3082,7 @@
     <w:p>
       <w:pPr>
         <w:pStyle w:val="BodyText"/>
+        <w:spacing w:before="200"/>
       </w:pPr>
       <w:r>
         <w:t xml:space="preserve">At fixed pressures and efficiencies, steady-state power is proportional to</w:t>
@@ -3138,7 +3175,7 @@
     <w:tbl>
       <w:tblPr>
         <w:tblW w:type="auto" w:w="0"/>
-        <w:tblLook w:firstColumn="1" w:firstRow="1" w:lastColumn="0" w:lastRow="0" w:noHBand="0" w:noVBand="1" w:val="04A0"/>
+        <w:tblLook w:firstColumn="0" w:firstRow="0" w:lastColumn="0" w:lastRow="0" w:noHBand="0" w:noVBand="1" w:val="0000"/>
         <w:tblBorders>
           <w:top w:val="nil" w:sz="4" w:space="0" w:color="000000"/>
           <w:left w:val="nil" w:sz="4" w:space="0" w:color="000000"/>
@@ -3149,20 +3186,32 @@
         </w:tblBorders>
       </w:tblPr>
       <w:tblGrid>
-        <w:gridCol w:w="3120"/>
-        <w:gridCol w:w="3120"/>
-        <w:gridCol w:w="3120"/>
+        <w:gridCol w:w="680"/>
+        <w:gridCol w:w="7540"/>
+        <w:gridCol w:w="850"/>
       </w:tblGrid>
       <w:tr>
         <w:tc>
           <w:tcPr>
             <w:tcW w:type="dxa" w:w="680"/>
+            <w:tcBorders>
+              <w:top w:val="nil" w:sz="4" w:space="0" w:color="000000"/>
+              <w:left w:val="nil" w:sz="4" w:space="0" w:color="000000"/>
+              <w:bottom w:val="nil" w:sz="4" w:space="0" w:color="000000"/>
+              <w:right w:val="nil" w:sz="4" w:space="0" w:color="000000"/>
+            </w:tcBorders>
           </w:tcPr>
           <w:p/>
         </w:tc>
         <w:tc>
           <w:tcPr>
             <w:tcW w:type="dxa" w:w="7540"/>
+            <w:tcBorders>
+              <w:top w:val="nil" w:sz="4" w:space="0" w:color="000000"/>
+              <w:left w:val="nil" w:sz="4" w:space="0" w:color="000000"/>
+              <w:bottom w:val="nil" w:sz="4" w:space="0" w:color="000000"/>
+              <w:right w:val="nil" w:sz="4" w:space="0" w:color="000000"/>
+            </w:tcBorders>
           </w:tcPr>
           <w:p>
             <w:pPr>
@@ -3406,6 +3455,12 @@
         <w:tc>
           <w:tcPr>
             <w:tcW w:type="dxa" w:w="850"/>
+            <w:tcBorders>
+              <w:top w:val="nil" w:sz="4" w:space="0" w:color="000000"/>
+              <w:left w:val="nil" w:sz="4" w:space="0" w:color="000000"/>
+              <w:bottom w:val="nil" w:sz="4" w:space="0" w:color="000000"/>
+              <w:right w:val="nil" w:sz="4" w:space="0" w:color="000000"/>
+            </w:tcBorders>
           </w:tcPr>
           <w:p>
             <w:pPr>
@@ -3760,7 +3815,7 @@
     <w:tbl>
       <w:tblPr>
         <w:tblW w:type="auto" w:w="0"/>
-        <w:tblLook w:firstColumn="1" w:firstRow="1" w:lastColumn="0" w:lastRow="0" w:noHBand="0" w:noVBand="1" w:val="04A0"/>
+        <w:tblLook w:firstColumn="0" w:firstRow="0" w:lastColumn="0" w:lastRow="0" w:noHBand="0" w:noVBand="1" w:val="0000"/>
         <w:tblBorders>
           <w:top w:val="nil" w:sz="4" w:space="0" w:color="000000"/>
           <w:left w:val="nil" w:sz="4" w:space="0" w:color="000000"/>
@@ -3771,20 +3826,32 @@
         </w:tblBorders>
       </w:tblPr>
       <w:tblGrid>
-        <w:gridCol w:w="3120"/>
-        <w:gridCol w:w="3120"/>
-        <w:gridCol w:w="3120"/>
+        <w:gridCol w:w="680"/>
+        <w:gridCol w:w="7540"/>
+        <w:gridCol w:w="850"/>
       </w:tblGrid>
       <w:tr>
         <w:tc>
           <w:tcPr>
             <w:tcW w:type="dxa" w:w="680"/>
+            <w:tcBorders>
+              <w:top w:val="nil" w:sz="4" w:space="0" w:color="000000"/>
+              <w:left w:val="nil" w:sz="4" w:space="0" w:color="000000"/>
+              <w:bottom w:val="nil" w:sz="4" w:space="0" w:color="000000"/>
+              <w:right w:val="nil" w:sz="4" w:space="0" w:color="000000"/>
+            </w:tcBorders>
           </w:tcPr>
           <w:p/>
         </w:tc>
         <w:tc>
           <w:tcPr>
             <w:tcW w:type="dxa" w:w="7540"/>
+            <w:tcBorders>
+              <w:top w:val="nil" w:sz="4" w:space="0" w:color="000000"/>
+              <w:left w:val="nil" w:sz="4" w:space="0" w:color="000000"/>
+              <w:bottom w:val="nil" w:sz="4" w:space="0" w:color="000000"/>
+              <w:right w:val="nil" w:sz="4" w:space="0" w:color="000000"/>
+            </w:tcBorders>
           </w:tcPr>
           <w:p>
             <w:pPr>
@@ -3989,6 +4056,12 @@
         <w:tc>
           <w:tcPr>
             <w:tcW w:type="dxa" w:w="850"/>
+            <w:tcBorders>
+              <w:top w:val="nil" w:sz="4" w:space="0" w:color="000000"/>
+              <w:left w:val="nil" w:sz="4" w:space="0" w:color="000000"/>
+              <w:bottom w:val="nil" w:sz="4" w:space="0" w:color="000000"/>
+              <w:right w:val="nil" w:sz="4" w:space="0" w:color="000000"/>
+            </w:tcBorders>
           </w:tcPr>
           <w:p>
             <w:pPr>
@@ -4139,7 +4212,7 @@
     <w:tbl>
       <w:tblPr>
         <w:tblW w:type="auto" w:w="0"/>
-        <w:tblLook w:firstColumn="1" w:firstRow="1" w:lastColumn="0" w:lastRow="0" w:noHBand="0" w:noVBand="1" w:val="04A0"/>
+        <w:tblLook w:firstColumn="0" w:firstRow="0" w:lastColumn="0" w:lastRow="0" w:noHBand="0" w:noVBand="1" w:val="0000"/>
         <w:tblBorders>
           <w:top w:val="nil" w:sz="4" w:space="0" w:color="000000"/>
           <w:left w:val="nil" w:sz="4" w:space="0" w:color="000000"/>
@@ -4150,20 +4223,32 @@
         </w:tblBorders>
       </w:tblPr>
       <w:tblGrid>
-        <w:gridCol w:w="3120"/>
-        <w:gridCol w:w="3120"/>
-        <w:gridCol w:w="3120"/>
+        <w:gridCol w:w="680"/>
+        <w:gridCol w:w="7540"/>
+        <w:gridCol w:w="850"/>
       </w:tblGrid>
       <w:tr>
         <w:tc>
           <w:tcPr>
             <w:tcW w:type="dxa" w:w="680"/>
+            <w:tcBorders>
+              <w:top w:val="nil" w:sz="4" w:space="0" w:color="000000"/>
+              <w:left w:val="nil" w:sz="4" w:space="0" w:color="000000"/>
+              <w:bottom w:val="nil" w:sz="4" w:space="0" w:color="000000"/>
+              <w:right w:val="nil" w:sz="4" w:space="0" w:color="000000"/>
+            </w:tcBorders>
           </w:tcPr>
           <w:p/>
         </w:tc>
         <w:tc>
           <w:tcPr>
             <w:tcW w:type="dxa" w:w="7540"/>
+            <w:tcBorders>
+              <w:top w:val="nil" w:sz="4" w:space="0" w:color="000000"/>
+              <w:left w:val="nil" w:sz="4" w:space="0" w:color="000000"/>
+              <w:bottom w:val="nil" w:sz="4" w:space="0" w:color="000000"/>
+              <w:right w:val="nil" w:sz="4" w:space="0" w:color="000000"/>
+            </w:tcBorders>
           </w:tcPr>
           <w:p>
             <w:pPr>
@@ -4589,6 +4674,12 @@
         <w:tc>
           <w:tcPr>
             <w:tcW w:type="dxa" w:w="850"/>
+            <w:tcBorders>
+              <w:top w:val="nil" w:sz="4" w:space="0" w:color="000000"/>
+              <w:left w:val="nil" w:sz="4" w:space="0" w:color="000000"/>
+              <w:bottom w:val="nil" w:sz="4" w:space="0" w:color="000000"/>
+              <w:right w:val="nil" w:sz="4" w:space="0" w:color="000000"/>
+            </w:tcBorders>
           </w:tcPr>
           <w:p>
             <w:pPr>
@@ -4953,7 +5044,7 @@
     <w:tbl>
       <w:tblPr>
         <w:tblW w:type="auto" w:w="0"/>
-        <w:tblLook w:firstColumn="1" w:firstRow="1" w:lastColumn="0" w:lastRow="0" w:noHBand="0" w:noVBand="1" w:val="04A0"/>
+        <w:tblLook w:firstColumn="0" w:firstRow="0" w:lastColumn="0" w:lastRow="0" w:noHBand="0" w:noVBand="1" w:val="0000"/>
         <w:tblBorders>
           <w:top w:val="nil" w:sz="4" w:space="0" w:color="000000"/>
           <w:left w:val="nil" w:sz="4" w:space="0" w:color="000000"/>
@@ -4964,20 +5055,32 @@
         </w:tblBorders>
       </w:tblPr>
       <w:tblGrid>
-        <w:gridCol w:w="3120"/>
-        <w:gridCol w:w="3120"/>
-        <w:gridCol w:w="3120"/>
+        <w:gridCol w:w="680"/>
+        <w:gridCol w:w="7540"/>
+        <w:gridCol w:w="850"/>
       </w:tblGrid>
       <w:tr>
         <w:tc>
           <w:tcPr>
             <w:tcW w:type="dxa" w:w="680"/>
+            <w:tcBorders>
+              <w:top w:val="nil" w:sz="4" w:space="0" w:color="000000"/>
+              <w:left w:val="nil" w:sz="4" w:space="0" w:color="000000"/>
+              <w:bottom w:val="nil" w:sz="4" w:space="0" w:color="000000"/>
+              <w:right w:val="nil" w:sz="4" w:space="0" w:color="000000"/>
+            </w:tcBorders>
           </w:tcPr>
           <w:p/>
         </w:tc>
         <w:tc>
           <w:tcPr>
             <w:tcW w:type="dxa" w:w="7540"/>
+            <w:tcBorders>
+              <w:top w:val="nil" w:sz="4" w:space="0" w:color="000000"/>
+              <w:left w:val="nil" w:sz="4" w:space="0" w:color="000000"/>
+              <w:bottom w:val="nil" w:sz="4" w:space="0" w:color="000000"/>
+              <w:right w:val="nil" w:sz="4" w:space="0" w:color="000000"/>
+            </w:tcBorders>
           </w:tcPr>
           <w:p>
             <w:pPr>
@@ -5257,6 +5360,12 @@
         <w:tc>
           <w:tcPr>
             <w:tcW w:type="dxa" w:w="850"/>
+            <w:tcBorders>
+              <w:top w:val="nil" w:sz="4" w:space="0" w:color="000000"/>
+              <w:left w:val="nil" w:sz="4" w:space="0" w:color="000000"/>
+              <w:bottom w:val="nil" w:sz="4" w:space="0" w:color="000000"/>
+              <w:right w:val="nil" w:sz="4" w:space="0" w:color="000000"/>
+            </w:tcBorders>
           </w:tcPr>
           <w:p>
             <w:pPr>
@@ -5276,7 +5385,7 @@
     <w:tbl>
       <w:tblPr>
         <w:tblW w:type="auto" w:w="0"/>
-        <w:tblLook w:firstColumn="1" w:firstRow="1" w:lastColumn="0" w:lastRow="0" w:noHBand="0" w:noVBand="1" w:val="04A0"/>
+        <w:tblLook w:firstColumn="0" w:firstRow="0" w:lastColumn="0" w:lastRow="0" w:noHBand="0" w:noVBand="1" w:val="0000"/>
         <w:tblBorders>
           <w:top w:val="nil" w:sz="4" w:space="0" w:color="000000"/>
           <w:left w:val="nil" w:sz="4" w:space="0" w:color="000000"/>
@@ -5287,20 +5396,32 @@
         </w:tblBorders>
       </w:tblPr>
       <w:tblGrid>
-        <w:gridCol w:w="3120"/>
-        <w:gridCol w:w="3120"/>
-        <w:gridCol w:w="3120"/>
+        <w:gridCol w:w="680"/>
+        <w:gridCol w:w="7540"/>
+        <w:gridCol w:w="850"/>
       </w:tblGrid>
       <w:tr>
         <w:tc>
           <w:tcPr>
             <w:tcW w:type="dxa" w:w="680"/>
+            <w:tcBorders>
+              <w:top w:val="nil" w:sz="4" w:space="0" w:color="000000"/>
+              <w:left w:val="nil" w:sz="4" w:space="0" w:color="000000"/>
+              <w:bottom w:val="nil" w:sz="4" w:space="0" w:color="000000"/>
+              <w:right w:val="nil" w:sz="4" w:space="0" w:color="000000"/>
+            </w:tcBorders>
           </w:tcPr>
           <w:p/>
         </w:tc>
         <w:tc>
           <w:tcPr>
             <w:tcW w:type="dxa" w:w="7540"/>
+            <w:tcBorders>
+              <w:top w:val="nil" w:sz="4" w:space="0" w:color="000000"/>
+              <w:left w:val="nil" w:sz="4" w:space="0" w:color="000000"/>
+              <w:bottom w:val="nil" w:sz="4" w:space="0" w:color="000000"/>
+              <w:right w:val="nil" w:sz="4" w:space="0" w:color="000000"/>
+            </w:tcBorders>
           </w:tcPr>
           <w:p>
             <w:pPr>
@@ -5400,6 +5521,12 @@
         <w:tc>
           <w:tcPr>
             <w:tcW w:type="dxa" w:w="850"/>
+            <w:tcBorders>
+              <w:top w:val="nil" w:sz="4" w:space="0" w:color="000000"/>
+              <w:left w:val="nil" w:sz="4" w:space="0" w:color="000000"/>
+              <w:bottom w:val="nil" w:sz="4" w:space="0" w:color="000000"/>
+              <w:right w:val="nil" w:sz="4" w:space="0" w:color="000000"/>
+            </w:tcBorders>
           </w:tcPr>
           <w:p>
             <w:pPr>
@@ -5419,7 +5546,7 @@
     <w:tbl>
       <w:tblPr>
         <w:tblW w:type="auto" w:w="0"/>
-        <w:tblLook w:firstColumn="1" w:firstRow="1" w:lastColumn="0" w:lastRow="0" w:noHBand="0" w:noVBand="1" w:val="04A0"/>
+        <w:tblLook w:firstColumn="0" w:firstRow="0" w:lastColumn="0" w:lastRow="0" w:noHBand="0" w:noVBand="1" w:val="0000"/>
         <w:tblBorders>
           <w:top w:val="nil" w:sz="4" w:space="0" w:color="000000"/>
           <w:left w:val="nil" w:sz="4" w:space="0" w:color="000000"/>
@@ -5430,20 +5557,32 @@
         </w:tblBorders>
       </w:tblPr>
       <w:tblGrid>
-        <w:gridCol w:w="3120"/>
-        <w:gridCol w:w="3120"/>
-        <w:gridCol w:w="3120"/>
+        <w:gridCol w:w="680"/>
+        <w:gridCol w:w="7540"/>
+        <w:gridCol w:w="850"/>
       </w:tblGrid>
       <w:tr>
         <w:tc>
           <w:tcPr>
             <w:tcW w:type="dxa" w:w="680"/>
+            <w:tcBorders>
+              <w:top w:val="nil" w:sz="4" w:space="0" w:color="000000"/>
+              <w:left w:val="nil" w:sz="4" w:space="0" w:color="000000"/>
+              <w:bottom w:val="nil" w:sz="4" w:space="0" w:color="000000"/>
+              <w:right w:val="nil" w:sz="4" w:space="0" w:color="000000"/>
+            </w:tcBorders>
           </w:tcPr>
           <w:p/>
         </w:tc>
         <w:tc>
           <w:tcPr>
             <w:tcW w:type="dxa" w:w="7540"/>
+            <w:tcBorders>
+              <w:top w:val="nil" w:sz="4" w:space="0" w:color="000000"/>
+              <w:left w:val="nil" w:sz="4" w:space="0" w:color="000000"/>
+              <w:bottom w:val="nil" w:sz="4" w:space="0" w:color="000000"/>
+              <w:right w:val="nil" w:sz="4" w:space="0" w:color="000000"/>
+            </w:tcBorders>
           </w:tcPr>
           <w:p>
             <w:pPr>
@@ -5593,6 +5732,12 @@
         <w:tc>
           <w:tcPr>
             <w:tcW w:type="dxa" w:w="850"/>
+            <w:tcBorders>
+              <w:top w:val="nil" w:sz="4" w:space="0" w:color="000000"/>
+              <w:left w:val="nil" w:sz="4" w:space="0" w:color="000000"/>
+              <w:bottom w:val="nil" w:sz="4" w:space="0" w:color="000000"/>
+              <w:right w:val="nil" w:sz="4" w:space="0" w:color="000000"/>
+            </w:tcBorders>
           </w:tcPr>
           <w:p>
             <w:pPr>
@@ -5612,7 +5757,7 @@
     <w:tbl>
       <w:tblPr>
         <w:tblW w:type="auto" w:w="0"/>
-        <w:tblLook w:firstColumn="1" w:firstRow="1" w:lastColumn="0" w:lastRow="0" w:noHBand="0" w:noVBand="1" w:val="04A0"/>
+        <w:tblLook w:firstColumn="0" w:firstRow="0" w:lastColumn="0" w:lastRow="0" w:noHBand="0" w:noVBand="1" w:val="0000"/>
         <w:tblBorders>
           <w:top w:val="nil" w:sz="4" w:space="0" w:color="000000"/>
           <w:left w:val="nil" w:sz="4" w:space="0" w:color="000000"/>
@@ -5623,20 +5768,32 @@
         </w:tblBorders>
       </w:tblPr>
       <w:tblGrid>
-        <w:gridCol w:w="3120"/>
-        <w:gridCol w:w="3120"/>
-        <w:gridCol w:w="3120"/>
+        <w:gridCol w:w="680"/>
+        <w:gridCol w:w="7540"/>
+        <w:gridCol w:w="850"/>
       </w:tblGrid>
       <w:tr>
         <w:tc>
           <w:tcPr>
             <w:tcW w:type="dxa" w:w="680"/>
+            <w:tcBorders>
+              <w:top w:val="nil" w:sz="4" w:space="0" w:color="000000"/>
+              <w:left w:val="nil" w:sz="4" w:space="0" w:color="000000"/>
+              <w:bottom w:val="nil" w:sz="4" w:space="0" w:color="000000"/>
+              <w:right w:val="nil" w:sz="4" w:space="0" w:color="000000"/>
+            </w:tcBorders>
           </w:tcPr>
           <w:p/>
         </w:tc>
         <w:tc>
           <w:tcPr>
             <w:tcW w:type="dxa" w:w="7540"/>
+            <w:tcBorders>
+              <w:top w:val="nil" w:sz="4" w:space="0" w:color="000000"/>
+              <w:left w:val="nil" w:sz="4" w:space="0" w:color="000000"/>
+              <w:bottom w:val="nil" w:sz="4" w:space="0" w:color="000000"/>
+              <w:right w:val="nil" w:sz="4" w:space="0" w:color="000000"/>
+            </w:tcBorders>
           </w:tcPr>
           <w:p>
             <w:pPr>
@@ -5877,6 +6034,12 @@
         <w:tc>
           <w:tcPr>
             <w:tcW w:type="dxa" w:w="850"/>
+            <w:tcBorders>
+              <w:top w:val="nil" w:sz="4" w:space="0" w:color="000000"/>
+              <w:left w:val="nil" w:sz="4" w:space="0" w:color="000000"/>
+              <w:bottom w:val="nil" w:sz="4" w:space="0" w:color="000000"/>
+              <w:right w:val="nil" w:sz="4" w:space="0" w:color="000000"/>
+            </w:tcBorders>
           </w:tcPr>
           <w:p>
             <w:pPr>
@@ -5896,7 +6059,7 @@
     <w:tbl>
       <w:tblPr>
         <w:tblW w:type="auto" w:w="0"/>
-        <w:tblLook w:firstColumn="1" w:firstRow="1" w:lastColumn="0" w:lastRow="0" w:noHBand="0" w:noVBand="1" w:val="04A0"/>
+        <w:tblLook w:firstColumn="0" w:firstRow="0" w:lastColumn="0" w:lastRow="0" w:noHBand="0" w:noVBand="1" w:val="0000"/>
         <w:tblBorders>
           <w:top w:val="nil" w:sz="4" w:space="0" w:color="000000"/>
           <w:left w:val="nil" w:sz="4" w:space="0" w:color="000000"/>
@@ -5907,20 +6070,32 @@
         </w:tblBorders>
       </w:tblPr>
       <w:tblGrid>
-        <w:gridCol w:w="3120"/>
-        <w:gridCol w:w="3120"/>
-        <w:gridCol w:w="3120"/>
+        <w:gridCol w:w="680"/>
+        <w:gridCol w:w="7540"/>
+        <w:gridCol w:w="850"/>
       </w:tblGrid>
       <w:tr>
         <w:tc>
           <w:tcPr>
             <w:tcW w:type="dxa" w:w="680"/>
+            <w:tcBorders>
+              <w:top w:val="nil" w:sz="4" w:space="0" w:color="000000"/>
+              <w:left w:val="nil" w:sz="4" w:space="0" w:color="000000"/>
+              <w:bottom w:val="nil" w:sz="4" w:space="0" w:color="000000"/>
+              <w:right w:val="nil" w:sz="4" w:space="0" w:color="000000"/>
+            </w:tcBorders>
           </w:tcPr>
           <w:p/>
         </w:tc>
         <w:tc>
           <w:tcPr>
             <w:tcW w:type="dxa" w:w="7540"/>
+            <w:tcBorders>
+              <w:top w:val="nil" w:sz="4" w:space="0" w:color="000000"/>
+              <w:left w:val="nil" w:sz="4" w:space="0" w:color="000000"/>
+              <w:bottom w:val="nil" w:sz="4" w:space="0" w:color="000000"/>
+              <w:right w:val="nil" w:sz="4" w:space="0" w:color="000000"/>
+            </w:tcBorders>
           </w:tcPr>
           <w:p>
             <w:pPr>
@@ -6170,6 +6345,12 @@
         <w:tc>
           <w:tcPr>
             <w:tcW w:type="dxa" w:w="850"/>
+            <w:tcBorders>
+              <w:top w:val="nil" w:sz="4" w:space="0" w:color="000000"/>
+              <w:left w:val="nil" w:sz="4" w:space="0" w:color="000000"/>
+              <w:bottom w:val="nil" w:sz="4" w:space="0" w:color="000000"/>
+              <w:right w:val="nil" w:sz="4" w:space="0" w:color="000000"/>
+            </w:tcBorders>
           </w:tcPr>
           <w:p>
             <w:pPr>
@@ -6189,7 +6370,7 @@
     <w:tbl>
       <w:tblPr>
         <w:tblW w:type="auto" w:w="0"/>
-        <w:tblLook w:firstColumn="1" w:firstRow="1" w:lastColumn="0" w:lastRow="0" w:noHBand="0" w:noVBand="1" w:val="04A0"/>
+        <w:tblLook w:firstColumn="0" w:firstRow="0" w:lastColumn="0" w:lastRow="0" w:noHBand="0" w:noVBand="1" w:val="0000"/>
         <w:tblBorders>
           <w:top w:val="nil" w:sz="4" w:space="0" w:color="000000"/>
           <w:left w:val="nil" w:sz="4" w:space="0" w:color="000000"/>
@@ -6200,20 +6381,32 @@
         </w:tblBorders>
       </w:tblPr>
       <w:tblGrid>
-        <w:gridCol w:w="3120"/>
-        <w:gridCol w:w="3120"/>
-        <w:gridCol w:w="3120"/>
+        <w:gridCol w:w="680"/>
+        <w:gridCol w:w="7540"/>
+        <w:gridCol w:w="850"/>
       </w:tblGrid>
       <w:tr>
         <w:tc>
           <w:tcPr>
             <w:tcW w:type="dxa" w:w="680"/>
+            <w:tcBorders>
+              <w:top w:val="nil" w:sz="4" w:space="0" w:color="000000"/>
+              <w:left w:val="nil" w:sz="4" w:space="0" w:color="000000"/>
+              <w:bottom w:val="nil" w:sz="4" w:space="0" w:color="000000"/>
+              <w:right w:val="nil" w:sz="4" w:space="0" w:color="000000"/>
+            </w:tcBorders>
           </w:tcPr>
           <w:p/>
         </w:tc>
         <w:tc>
           <w:tcPr>
             <w:tcW w:type="dxa" w:w="7540"/>
+            <w:tcBorders>
+              <w:top w:val="nil" w:sz="4" w:space="0" w:color="000000"/>
+              <w:left w:val="nil" w:sz="4" w:space="0" w:color="000000"/>
+              <w:bottom w:val="nil" w:sz="4" w:space="0" w:color="000000"/>
+              <w:right w:val="nil" w:sz="4" w:space="0" w:color="000000"/>
+            </w:tcBorders>
           </w:tcPr>
           <w:p>
             <w:pPr>
@@ -6378,6 +6571,12 @@
         <w:tc>
           <w:tcPr>
             <w:tcW w:type="dxa" w:w="850"/>
+            <w:tcBorders>
+              <w:top w:val="nil" w:sz="4" w:space="0" w:color="000000"/>
+              <w:left w:val="nil" w:sz="4" w:space="0" w:color="000000"/>
+              <w:bottom w:val="nil" w:sz="4" w:space="0" w:color="000000"/>
+              <w:right w:val="nil" w:sz="4" w:space="0" w:color="000000"/>
+            </w:tcBorders>
           </w:tcPr>
           <w:p>
             <w:pPr>
@@ -7242,7 +7441,7 @@
     <w:tbl>
       <w:tblPr>
         <w:tblW w:type="auto" w:w="0"/>
-        <w:tblLook w:firstColumn="1" w:firstRow="1" w:lastColumn="0" w:lastRow="0" w:noHBand="0" w:noVBand="1" w:val="04A0"/>
+        <w:tblLook w:firstColumn="0" w:firstRow="0" w:lastColumn="0" w:lastRow="0" w:noHBand="0" w:noVBand="1" w:val="0000"/>
         <w:tblBorders>
           <w:top w:val="nil" w:sz="4" w:space="0" w:color="000000"/>
           <w:left w:val="nil" w:sz="4" w:space="0" w:color="000000"/>
@@ -7253,20 +7452,32 @@
         </w:tblBorders>
       </w:tblPr>
       <w:tblGrid>
-        <w:gridCol w:w="3120"/>
-        <w:gridCol w:w="3120"/>
-        <w:gridCol w:w="3120"/>
+        <w:gridCol w:w="680"/>
+        <w:gridCol w:w="7540"/>
+        <w:gridCol w:w="850"/>
       </w:tblGrid>
       <w:tr>
         <w:tc>
           <w:tcPr>
             <w:tcW w:type="dxa" w:w="680"/>
+            <w:tcBorders>
+              <w:top w:val="nil" w:sz="4" w:space="0" w:color="000000"/>
+              <w:left w:val="nil" w:sz="4" w:space="0" w:color="000000"/>
+              <w:bottom w:val="nil" w:sz="4" w:space="0" w:color="000000"/>
+              <w:right w:val="nil" w:sz="4" w:space="0" w:color="000000"/>
+            </w:tcBorders>
           </w:tcPr>
           <w:p/>
         </w:tc>
         <w:tc>
           <w:tcPr>
             <w:tcW w:type="dxa" w:w="7540"/>
+            <w:tcBorders>
+              <w:top w:val="nil" w:sz="4" w:space="0" w:color="000000"/>
+              <w:left w:val="nil" w:sz="4" w:space="0" w:color="000000"/>
+              <w:bottom w:val="nil" w:sz="4" w:space="0" w:color="000000"/>
+              <w:right w:val="nil" w:sz="4" w:space="0" w:color="000000"/>
+            </w:tcBorders>
           </w:tcPr>
           <w:p>
             <w:pPr>
@@ -7567,6 +7778,12 @@
         <w:tc>
           <w:tcPr>
             <w:tcW w:type="dxa" w:w="850"/>
+            <w:tcBorders>
+              <w:top w:val="nil" w:sz="4" w:space="0" w:color="000000"/>
+              <w:left w:val="nil" w:sz="4" w:space="0" w:color="000000"/>
+              <w:bottom w:val="nil" w:sz="4" w:space="0" w:color="000000"/>
+              <w:right w:val="nil" w:sz="4" w:space="0" w:color="000000"/>
+            </w:tcBorders>
           </w:tcPr>
           <w:p>
             <w:pPr>
@@ -7901,7 +8118,7 @@
       <w:r>
         <w:drawing>
           <wp:inline>
-            <wp:extent cx="5399999" cy="2218731"/>
+            <wp:extent cx="5759999" cy="2368386"/>
             <wp:effectExtent b="0" l="0" r="0" t="0"/>
             <wp:docPr descr="" title="" id="34" name="Picture"/>
             <a:graphic>
@@ -7922,7 +8139,7 @@
                   <pic:spPr bwMode="auto">
                     <a:xfrm>
                       <a:off x="0" y="0"/>
-                      <a:ext cx="5399999" cy="2218731"/>
+                      <a:ext cx="5759999" cy="2368386"/>
                     </a:xfrm>
                     <a:prstGeom prst="rect">
                       <a:avLst/>
@@ -8992,6 +9209,7 @@
     <w:p>
       <w:pPr>
         <w:pStyle w:val="BodyText"/>
+        <w:spacing w:before="200"/>
       </w:pPr>
       <w:r>
         <w:t xml:space="preserve">The annual results of the four cases are summarised in Table 2 and Figure 3.</w:t>
@@ -9172,7 +9390,7 @@
       <w:r>
         <w:drawing>
           <wp:inline>
-            <wp:extent cx="5399999" cy="4187138"/>
+            <wp:extent cx="5759999" cy="4442818"/>
             <wp:effectExtent b="0" l="0" r="0" t="0"/>
             <wp:docPr descr="" title="" id="38" name="Picture"/>
             <a:graphic>
@@ -9193,7 +9411,7 @@
                   <pic:spPr bwMode="auto">
                     <a:xfrm>
                       <a:off x="0" y="0"/>
-                      <a:ext cx="5399999" cy="4187138"/>
+                      <a:ext cx="5759999" cy="4442818"/>
                     </a:xfrm>
                     <a:prstGeom prst="rect">
                       <a:avLst/>
@@ -9303,7 +9521,7 @@
       <w:r>
         <w:drawing>
           <wp:inline>
-            <wp:extent cx="5399999" cy="4419516"/>
+            <wp:extent cx="5759999" cy="4715891"/>
             <wp:effectExtent b="0" l="0" r="0" t="0"/>
             <wp:docPr descr="" title="" id="42" name="Picture"/>
             <a:graphic>
@@ -9324,7 +9542,7 @@
                   <pic:spPr bwMode="auto">
                     <a:xfrm>
                       <a:off x="0" y="0"/>
-                      <a:ext cx="5399999" cy="4419516"/>
+                      <a:ext cx="5759999" cy="4715891"/>
                     </a:xfrm>
                     <a:prstGeom prst="rect">
                       <a:avLst/>
@@ -9368,7 +9586,7 @@
       <w:r>
         <w:drawing>
           <wp:inline>
-            <wp:extent cx="5399999" cy="2063122"/>
+            <wp:extent cx="5759999" cy="2200664"/>
             <wp:effectExtent b="0" l="0" r="0" t="0"/>
             <wp:docPr descr="" title="" id="45" name="Picture"/>
             <a:graphic>
@@ -9389,7 +9607,7 @@
                   <pic:spPr bwMode="auto">
                     <a:xfrm>
                       <a:off x="0" y="0"/>
-                      <a:ext cx="5399999" cy="2063122"/>
+                      <a:ext cx="5759999" cy="2200664"/>
                     </a:xfrm>
                     <a:prstGeom prst="rect">
                       <a:avLst/>
@@ -9589,7 +9807,7 @@
       <w:r>
         <w:drawing>
           <wp:inline>
-            <wp:extent cx="5399999" cy="2063122"/>
+            <wp:extent cx="5759999" cy="2200664"/>
             <wp:effectExtent b="0" l="0" r="0" t="0"/>
             <wp:docPr descr="" title="" id="48" name="Picture"/>
             <a:graphic>
@@ -9610,7 +9828,7 @@
                   <pic:spPr bwMode="auto">
                     <a:xfrm>
                       <a:off x="0" y="0"/>
-                      <a:ext cx="5399999" cy="2063122"/>
+                      <a:ext cx="5759999" cy="2200664"/>
                     </a:xfrm>
                     <a:prstGeom prst="rect">
                       <a:avLst/>
@@ -10383,6 +10601,7 @@
     <w:p>
       <w:pPr>
         <w:pStyle w:val="BodyText"/>
+        <w:spacing w:before="200"/>
       </w:pPr>
       <w:r>
         <w:t xml:space="preserve">The results of the sensitivity runs are given in Table 3 and Figure 7. Several</w:t>
@@ -10637,7 +10856,7 @@
       <w:r>
         <w:drawing>
           <wp:inline>
-            <wp:extent cx="5399999" cy="4548398"/>
+            <wp:extent cx="5759999" cy="4851625"/>
             <wp:effectExtent b="0" l="0" r="0" t="0"/>
             <wp:docPr descr="" title="" id="52" name="Picture"/>
             <a:graphic>
@@ -10658,7 +10877,7 @@
                   <pic:spPr bwMode="auto">
                     <a:xfrm>
                       <a:off x="0" y="0"/>
-                      <a:ext cx="5399999" cy="4548398"/>
+                      <a:ext cx="5759999" cy="4851625"/>
                     </a:xfrm>
                     <a:prstGeom prst="rect">
                       <a:avLst/>
@@ -11431,6 +11650,7 @@
     <w:p>
       <w:pPr>
         <w:pStyle w:val="BodyText"/>
+        <w:spacing w:before="200"/>
       </w:pPr>
       <w:r>
         <w:t xml:space="preserve">The model results are compared with the published benchmarks in Table 4 and</w:t>
@@ -11645,7 +11865,7 @@
       <w:r>
         <w:drawing>
           <wp:inline>
-            <wp:extent cx="5399999" cy="3121227"/>
+            <wp:extent cx="5759999" cy="4741971"/>
             <wp:effectExtent b="0" l="0" r="0" t="0"/>
             <wp:docPr descr="" title="" id="56" name="Picture"/>
             <a:graphic>
@@ -11666,7 +11886,7 @@
                   <pic:spPr bwMode="auto">
                     <a:xfrm>
                       <a:off x="0" y="0"/>
-                      <a:ext cx="5399999" cy="3121227"/>
+                      <a:ext cx="5759999" cy="4741971"/>
                     </a:xfrm>
                     <a:prstGeom prst="rect">
                       <a:avLst/>
@@ -12283,6 +12503,7 @@
     <w:p>
       <w:pPr>
         <w:pStyle w:val="BodyText"/>
+        <w:spacing w:before="200"/>
       </w:pPr>
       <w:r>
         <w:t xml:space="preserve">The economic indicators are given in Table 5. With an investment of 2.5</w:t>
@@ -12977,6 +13198,7 @@
     <w:p>
       <w:pPr>
         <w:pStyle w:val="BodyText"/>
+        <w:spacing w:before="200"/>
       </w:pPr>
       <w:r>
         <w:t xml:space="preserve">The results for the ten weather years are summarised in Table 6 and Figure 9.</w:t>
@@ -13099,7 +13321,7 @@
       <w:r>
         <w:drawing>
           <wp:inline>
-            <wp:extent cx="5399999" cy="2616494"/>
+            <wp:extent cx="5759999" cy="2790927"/>
             <wp:effectExtent b="0" l="0" r="0" t="0"/>
             <wp:docPr descr="" title="" id="61" name="Picture"/>
             <a:graphic>
@@ -13120,7 +13342,7 @@
                   <pic:spPr bwMode="auto">
                     <a:xfrm>
                       <a:off x="0" y="0"/>
-                      <a:ext cx="5399999" cy="2616494"/>
+                      <a:ext cx="5759999" cy="2790927"/>
                     </a:xfrm>
                     <a:prstGeom prst="rect">
                       <a:avLst/>

--- a/docs/paper/paper.docx
+++ b/docs/paper/paper.docx
@@ -7,13 +7,7 @@
         <w:pStyle w:val="Title"/>
       </w:pPr>
       <w:r>
-        <w:t xml:space="preserve">Scheduling</w:t>
-      </w:r>
-      <w:r>
-        <w:t xml:space="preserve"> </w:t>
-      </w:r>
-      <w:r>
-        <w:t xml:space="preserve">flexible</w:t>
+        <w:t xml:space="preserve">Flexible</w:t>
       </w:r>
       <w:r>
         <w:t xml:space="preserve"> </w:t>
@@ -25,19 +19,61 @@
         <w:t xml:space="preserve"> </w:t>
       </w:r>
       <w:r>
-        <w:t xml:space="preserve">loads</w:t>
-      </w:r>
-      <w:r>
-        <w:t xml:space="preserve"> </w:t>
-      </w:r>
-      <w:r>
-        <w:t xml:space="preserve">to</w:t>
-      </w:r>
-      <w:r>
-        <w:t xml:space="preserve"> </w:t>
-      </w:r>
-      <w:r>
-        <w:t xml:space="preserve">reduce</w:t>
+        <w:t xml:space="preserve">load</w:t>
+      </w:r>
+      <w:r>
+        <w:t xml:space="preserve"> </w:t>
+      </w:r>
+      <w:r>
+        <w:t xml:space="preserve">scheduling</w:t>
+      </w:r>
+      <w:r>
+        <w:t xml:space="preserve"> </w:t>
+      </w:r>
+      <w:r>
+        <w:t xml:space="preserve">on</w:t>
+      </w:r>
+      <w:r>
+        <w:t xml:space="preserve"> </w:t>
+      </w:r>
+      <w:r>
+        <w:t xml:space="preserve">a</w:t>
+      </w:r>
+      <w:r>
+        <w:t xml:space="preserve"> </w:t>
+      </w:r>
+      <w:r>
+        <w:t xml:space="preserve">wind-powered</w:t>
+      </w:r>
+      <w:r>
+        <w:t xml:space="preserve"> </w:t>
+      </w:r>
+      <w:r>
+        <w:t xml:space="preserve">offshore</w:t>
+      </w:r>
+      <w:r>
+        <w:t xml:space="preserve"> </w:t>
+      </w:r>
+      <w:r>
+        <w:t xml:space="preserve">oil</w:t>
+      </w:r>
+      <w:r>
+        <w:t xml:space="preserve"> </w:t>
+      </w:r>
+      <w:r>
+        <w:t xml:space="preserve">platform:</w:t>
+      </w:r>
+      <w:r>
+        <w:t xml:space="preserve"> </w:t>
+      </w:r>
+      <w:r>
+        <w:t xml:space="preserve">effects</w:t>
+      </w:r>
+      <w:r>
+        <w:t xml:space="preserve"> </w:t>
+      </w:r>
+      <w:r>
+        <w:t xml:space="preserve">on</w:t>
       </w:r>
       <w:r>
         <w:t xml:space="preserve"> </w:t>
@@ -55,50 +91,31 @@
         <w:t xml:space="preserve"> </w:t>
       </w:r>
       <w:r>
+        <w:t xml:space="preserve">fuel</w:t>
+      </w:r>
+      <w:r>
+        <w:t xml:space="preserve"> </w:t>
+      </w:r>
+      <w:r>
+        <w:t xml:space="preserve">use</w:t>
+      </w:r>
+      <w:r>
+        <w:t xml:space="preserve"> </w:t>
+      </w:r>
+      <w:r>
+        <w:t xml:space="preserve">and</w:t>
+      </w:r>
+      <w:r>
+        <w:t xml:space="preserve"> </w:t>
+      </w:r>
+      <w:r>
+        <w:t xml:space="preserve">CO2</w:t>
+      </w:r>
+      <w:r>
+        <w:t xml:space="preserve"> </w:t>
+      </w:r>
+      <w:r>
         <w:t xml:space="preserve">emissions</w:t>
-      </w:r>
-      <w:r>
-        <w:t xml:space="preserve"> </w:t>
-      </w:r>
-      <w:r>
-        <w:t xml:space="preserve">on</w:t>
-      </w:r>
-      <w:r>
-        <w:t xml:space="preserve"> </w:t>
-      </w:r>
-      <w:r>
-        <w:t xml:space="preserve">a</w:t>
-      </w:r>
-      <w:r>
-        <w:t xml:space="preserve"> </w:t>
-      </w:r>
-      <w:r>
-        <w:t xml:space="preserve">wind-powered</w:t>
-      </w:r>
-      <w:r>
-        <w:t xml:space="preserve"> </w:t>
-      </w:r>
-      <w:r>
-        <w:t xml:space="preserve">offshore</w:t>
-      </w:r>
-      <w:r>
-        <w:t xml:space="preserve"> </w:t>
-      </w:r>
-      <w:r>
-        <w:t xml:space="preserve">oil</w:t>
-      </w:r>
-      <w:r>
-        <w:t xml:space="preserve"> </w:t>
-      </w:r>
-      <w:r>
-        <w:t xml:space="preserve">platform</w:t>
-      </w:r>
-    </w:p>
-    <w:p>
-      <w:r>
-        <w:pict>
-          <v:rect style="width:0;height:1.5pt" o:hralign="center" o:hrstd="t" o:hr="t"/>
-        </w:pict>
       </w:r>
     </w:p>
     <w:p>

--- a/docs/paper/paper.docx
+++ b/docs/paper/paper.docx
@@ -9658,7 +9658,7 @@
         <w:t xml:space="preserve"> </w:t>
       </w:r>
       <w:r>
-        <w:t xml:space="preserve">Duration curves of GT load per running unit (left; shaded: below 50 %) and of the number of GTs running (right).</w:t>
+        <w:t xml:space="preserve">Left: duration curves of GT load per running unit (shaded: below 50 %). Right: hours per year with one and with two GTs running.</w:t>
       </w:r>
     </w:p>
     <w:p>

--- a/docs/paper/paper.docx
+++ b/docs/paper/paper.docx
@@ -9603,7 +9603,7 @@
       <w:r>
         <w:drawing>
           <wp:inline>
-            <wp:extent cx="5759999" cy="2200664"/>
+            <wp:extent cx="5759999" cy="2202578"/>
             <wp:effectExtent b="0" l="0" r="0" t="0"/>
             <wp:docPr descr="" title="" id="45" name="Picture"/>
             <a:graphic>
@@ -9624,7 +9624,7 @@
                   <pic:spPr bwMode="auto">
                     <a:xfrm>
                       <a:off x="0" y="0"/>
-                      <a:ext cx="5759999" cy="2200664"/>
+                      <a:ext cx="5759999" cy="2202578"/>
                     </a:xfrm>
                     <a:prstGeom prst="rect">
                       <a:avLst/>
@@ -9658,7 +9658,7 @@
         <w:t xml:space="preserve"> </w:t>
       </w:r>
       <w:r>
-        <w:t xml:space="preserve">Left: duration curves of GT load per running unit (shaded: below 50 %). Right: hours per year with one and with two GTs running.</w:t>
+        <w:t xml:space="preserve">Left: duration curves of GT load per running unit (shaded: below 50 %). Right: hours per year with two and with one GT running.</w:t>
       </w:r>
     </w:p>
     <w:p>

--- a/docs/paper/paper.docx
+++ b/docs/paper/paper.docx
@@ -13,7 +13,7 @@
         <w:t xml:space="preserve"> </w:t>
       </w:r>
       <w:r>
-        <w:t xml:space="preserve">topside</w:t>
+        <w:t xml:space="preserve">top-side</w:t>
       </w:r>
       <w:r>
         <w:t xml:space="preserve"> </w:t>
@@ -109,7 +109,13 @@
         <w:t xml:space="preserve"> </w:t>
       </w:r>
       <w:r>
-        <w:t xml:space="preserve">CO2</w:t>
+        <w:t xml:space="preserve">CO</w:t>
+      </w:r>
+      <w:r>
+        <w:rPr>
+          <w:vertAlign w:val="subscript"/>
+        </w:rPr>
+        <w:t xml:space="preserve">2</w:t>
       </w:r>
       <w:r>
         <w:t xml:space="preserve"> </w:t>
@@ -123,8 +129,19 @@
         <w:pStyle w:val="Author"/>
       </w:pPr>
       <w:r>
-        <w:t xml:space="preserve">[Author 1]</w:t>
-      </w:r>
+        <w:t xml:space="preserve">Abubakar Juma Chilala</w:t>
+      </w:r>
+      <w:r>
+        <w:rPr>
+          <w:vertAlign w:val="superscript"/>
+        </w:rPr>
+        <w:t xml:space="preserve">a,b</w:t>
+      </w:r>
+    </w:p>
+    <w:p>
+      <w:pPr>
+        <w:pStyle w:val="Affiliation"/>
+      </w:pPr>
       <w:r>
         <w:rPr>
           <w:vertAlign w:val="superscript"/>
@@ -132,8 +149,20 @@
         <w:t xml:space="preserve">a</w:t>
       </w:r>
       <w:r>
-        <w:t xml:space="preserve">, [Author 2]</w:t>
-      </w:r>
+        <w:t xml:space="preserve"> </w:t>
+      </w:r>
+      <w:r>
+        <w:rPr>
+          <w:iCs/>
+          <w:i/>
+        </w:rPr>
+        <w:t xml:space="preserve">College of Engineering, Carnegie Mellon University Africa, Carnegie Mellon University, Pittsburgh, PA, 15213, USA</w:t>
+      </w:r>
+    </w:p>
+    <w:p>
+      <w:pPr>
+        <w:pStyle w:val="Affiliation"/>
+      </w:pPr>
       <w:r>
         <w:rPr>
           <w:vertAlign w:val="superscript"/>
@@ -143,52 +172,10 @@
     </w:p>
     <w:p>
       <w:pPr>
-        <w:pStyle w:val="Affiliation"/>
-      </w:pPr>
-      <w:r>
-        <w:rPr>
-          <w:vertAlign w:val="superscript"/>
-        </w:rPr>
-        <w:t xml:space="preserve">a</w:t>
-      </w:r>
-      <w:r>
-        <w:t xml:space="preserve"> </w:t>
-      </w:r>
-      <w:r>
-        <w:rPr>
-          <w:iCs/>
-          <w:i/>
-        </w:rPr>
-        <w:t xml:space="preserve">[Affiliation a]</w:t>
-      </w:r>
-    </w:p>
-    <w:p>
-      <w:pPr>
-        <w:pStyle w:val="Affiliation"/>
-      </w:pPr>
-      <w:r>
-        <w:rPr>
-          <w:vertAlign w:val="superscript"/>
-        </w:rPr>
-        <w:t xml:space="preserve">b</w:t>
-      </w:r>
-      <w:r>
-        <w:t xml:space="preserve"> </w:t>
-      </w:r>
-      <w:r>
-        <w:rPr>
-          <w:iCs/>
-          <w:i/>
-        </w:rPr>
-        <w:t xml:space="preserve">[Affiliation b]</w:t>
-      </w:r>
-    </w:p>
-    <w:p>
-      <w:pPr>
         <w:pStyle w:val="BodyText"/>
       </w:pPr>
       <w:r>
-        <w:t xml:space="preserve">Corresponding author: [name, e-mail]</w:t>
+        <w:t xml:space="preserve">Corresponding author: achilala@andrew.cmu.edu</w:t>
       </w:r>
     </w:p>
     <w:p>
@@ -206,7 +193,13 @@
         <w:t xml:space="preserve"> </w:t>
       </w:r>
       <w:r>
-        <w:t xml:space="preserve">Gas turbines on offshore oil and gas platforms are a major source of CO2</w:t>
+        <w:t xml:space="preserve">Gas turbines on offshore oil and gas platforms are a major source of CO</w:t>
+      </w:r>
+      <w:r>
+        <w:rPr>
+          <w:vertAlign w:val="subscript"/>
+        </w:rPr>
+        <w:t xml:space="preserve">2</w:t>
       </w:r>
       <w:r>
         <w:t xml:space="preserve"> </w:t>
@@ -272,7 +265,19 @@
         <w:t xml:space="preserve"> </w:t>
       </w:r>
       <w:r>
-        <w:t xml:space="preserve">a 30 MW wind farm, wind with fixed demand reduces the annual CO2 emissions by</w:t>
+        <w:t xml:space="preserve">a 30 MW wind farm, wind with fixed demand reduces the annual CO</w:t>
+      </w:r>
+      <w:r>
+        <w:rPr>
+          <w:vertAlign w:val="subscript"/>
+        </w:rPr>
+        <w:t xml:space="preserve">2</w:t>
+      </w:r>
+      <w:r>
+        <w:t xml:space="preserve"> </w:t>
+      </w:r>
+      <w:r>
+        <w:t xml:space="preserve">emissions by</w:t>
       </w:r>
       <w:r>
         <w:t xml:space="preserve"> </w:t>
@@ -314,7 +319,19 @@
         <w:t xml:space="preserve"> </w:t>
       </w:r>
       <w:r>
-        <w:t xml:space="preserve">model reproduces the CO2 avoided per MWh of wind reported for Hywind Tampen</w:t>
+        <w:t xml:space="preserve">model reproduces the CO</w:t>
+      </w:r>
+      <w:r>
+        <w:rPr>
+          <w:vertAlign w:val="subscript"/>
+        </w:rPr>
+        <w:t xml:space="preserve">2</w:t>
+      </w:r>
+      <w:r>
+        <w:t xml:space="preserve"> </w:t>
+      </w:r>
+      <w:r>
+        <w:t xml:space="preserve">avoided per MWh of wind reported for Hywind Tampen</w:t>
       </w:r>
       <w:r>
         <w:t xml:space="preserve"> </w:t>
@@ -397,7 +414,31 @@
         <w:t xml:space="preserve"> </w:t>
       </w:r>
       <w:r>
-        <w:t xml:space="preserve">per tonne of CO2 (Norwegian Petroleum Directorate et al. 2020), and the CO2 cost paid by the operators has</w:t>
+        <w:t xml:space="preserve">per tonne of CO</w:t>
+      </w:r>
+      <w:r>
+        <w:rPr>
+          <w:vertAlign w:val="subscript"/>
+        </w:rPr>
+        <w:t xml:space="preserve">2</w:t>
+      </w:r>
+      <w:r>
+        <w:t xml:space="preserve"> </w:t>
+      </w:r>
+      <w:r>
+        <w:t xml:space="preserve">(Norwegian Petroleum Directorate et al. 2020), and the CO</w:t>
+      </w:r>
+      <w:r>
+        <w:rPr>
+          <w:vertAlign w:val="subscript"/>
+        </w:rPr>
+        <w:t xml:space="preserve">2</w:t>
+      </w:r>
+      <w:r>
+        <w:t xml:space="preserve"> </w:t>
+      </w:r>
+      <w:r>
+        <w:t xml:space="preserve">cost paid by the operators has</w:t>
       </w:r>
       <w:r>
         <w:t xml:space="preserve"> </w:t>
@@ -483,7 +524,19 @@
         <w:t xml:space="preserve"> </w:t>
       </w:r>
       <w:r>
-        <w:t xml:space="preserve">economic performance depends on the gas and CO2 prices. The first large</w:t>
+        <w:t xml:space="preserve">economic performance depends on the gas and CO</w:t>
+      </w:r>
+      <w:r>
+        <w:rPr>
+          <w:vertAlign w:val="subscript"/>
+        </w:rPr>
+        <w:t xml:space="preserve">2</w:t>
+      </w:r>
+      <w:r>
+        <w:t xml:space="preserve"> </w:t>
+      </w:r>
+      <w:r>
+        <w:t xml:space="preserve">prices. The first large</w:t>
       </w:r>
       <w:r>
         <w:t xml:space="preserve"> </w:t>
@@ -501,7 +554,19 @@
         <w:t xml:space="preserve"> </w:t>
       </w:r>
       <w:r>
-        <w:t xml:space="preserve">35 % of their electricity demand and to avoid about 200 kt of CO2 per year</w:t>
+        <w:t xml:space="preserve">35 % of their electricity demand and to avoid about 200 kt of CO</w:t>
+      </w:r>
+      <w:r>
+        <w:rPr>
+          <w:vertAlign w:val="subscript"/>
+        </w:rPr>
+        <w:t xml:space="preserve">2</w:t>
+      </w:r>
+      <w:r>
+        <w:t xml:space="preserve"> </w:t>
+      </w:r>
+      <w:r>
+        <w:t xml:space="preserve">per year</w:t>
       </w:r>
       <w:r>
         <w:t xml:space="preserve"> </w:t>
@@ -775,7 +840,19 @@
         <w:t xml:space="preserve"> </w:t>
       </w:r>
       <w:r>
-        <w:t xml:space="preserve">to help address this gap, by quantifying how much fuel and CO2 a wind-powered</w:t>
+        <w:t xml:space="preserve">to help address this gap, by quantifying how much fuel and CO</w:t>
+      </w:r>
+      <w:r>
+        <w:rPr>
+          <w:vertAlign w:val="subscript"/>
+        </w:rPr>
+        <w:t xml:space="preserve">2</w:t>
+      </w:r>
+      <w:r>
+        <w:t xml:space="preserve"> </w:t>
+      </w:r>
+      <w:r>
+        <w:t xml:space="preserve">a wind-powered</w:t>
       </w:r>
       <w:r>
         <w:t xml:space="preserve"> </w:t>
@@ -2097,7 +2174,19 @@
         <w:t xml:space="preserve"> </w:t>
       </w:r>
       <w:r>
-        <w:t xml:space="preserve">17.7 % at minimum load, and the CO2 emitted per MWh of electricity rises from</w:t>
+        <w:t xml:space="preserve">17.7 % at minimum load, and the CO</w:t>
+      </w:r>
+      <w:r>
+        <w:rPr>
+          <w:vertAlign w:val="subscript"/>
+        </w:rPr>
+        <w:t xml:space="preserve">2</w:t>
+      </w:r>
+      <w:r>
+        <w:t xml:space="preserve"> </w:t>
+      </w:r>
+      <w:r>
+        <w:t xml:space="preserve">emitted per MWh of electricity rises from</w:t>
       </w:r>
       <w:r>
         <w:t xml:space="preserve"> </w:t>
@@ -2152,7 +2241,19 @@
         <w:t xml:space="preserve"> </w:t>
       </w:r>
       <w:r>
-        <w:t xml:space="preserve">composition. CO2 emissions use the Norwegian standard factor of</w:t>
+        <w:t xml:space="preserve">composition. CO</w:t>
+      </w:r>
+      <w:r>
+        <w:rPr>
+          <w:vertAlign w:val="subscript"/>
+        </w:rPr>
+        <w:t xml:space="preserve">2</w:t>
+      </w:r>
+      <w:r>
+        <w:t xml:space="preserve"> </w:t>
+      </w:r>
+      <w:r>
+        <w:t xml:space="preserve">emissions use the Norwegian standard factor of</w:t>
       </w:r>
       <w:r>
         <w:t xml:space="preserve"> </w:t>
@@ -2406,7 +2507,7 @@
     <w:tbl>
       <w:tblPr>
         <w:tblStyle w:val="Table"/>
-        <w:tblW w:type="auto" w:w="0"/>
+        <w:tblW w:type="pct" w:w="5000"/>
         <w:tblLook w:firstRow="1" w:lastRow="0" w:firstColumn="0" w:lastColumn="0" w:noHBand="0" w:noVBand="0" w:val="0020"/>
         <w:jc w:val="start"/>
         <w:tblBorders>
@@ -2419,11 +2520,11 @@
         </w:tblBorders>
       </w:tblPr>
       <w:tblGrid>
-        <w:gridCol w:w="1584"/>
-        <w:gridCol w:w="1584"/>
-        <w:gridCol w:w="1584"/>
-        <w:gridCol w:w="1584"/>
-        <w:gridCol w:w="1584"/>
+        <w:gridCol w:w="3844"/>
+        <w:gridCol w:w="1504"/>
+        <w:gridCol w:w="1504"/>
+        <w:gridCol w:w="1671"/>
+        <w:gridCol w:w="835"/>
       </w:tblGrid>
       <w:tr>
         <w:trPr>
@@ -2431,6 +2532,7 @@
         </w:trPr>
         <w:tc>
           <w:tcPr>
+            <w:tcW w:type="dxa" w:w="3844"/>
             <w:tcBorders>
               <w:bottom w:val="single" w:sz="4" w:space="0" w:color="000000"/>
             </w:tcBorders>
@@ -2452,6 +2554,7 @@
         </w:tc>
         <w:tc>
           <w:tcPr>
+            <w:tcW w:type="dxa" w:w="1504"/>
             <w:tcBorders>
               <w:bottom w:val="single" w:sz="4" w:space="0" w:color="000000"/>
             </w:tcBorders>
@@ -2473,6 +2576,7 @@
         </w:tc>
         <w:tc>
           <w:tcPr>
+            <w:tcW w:type="dxa" w:w="1504"/>
             <w:tcBorders>
               <w:bottom w:val="single" w:sz="4" w:space="0" w:color="000000"/>
             </w:tcBorders>
@@ -2494,6 +2598,7 @@
         </w:tc>
         <w:tc>
           <w:tcPr>
+            <w:tcW w:type="dxa" w:w="1671"/>
             <w:tcBorders>
               <w:bottom w:val="single" w:sz="4" w:space="0" w:color="000000"/>
             </w:tcBorders>
@@ -2515,6 +2620,7 @@
         </w:tc>
         <w:tc>
           <w:tcPr>
+            <w:tcW w:type="dxa" w:w="835"/>
             <w:tcBorders>
               <w:bottom w:val="single" w:sz="4" w:space="0" w:color="000000"/>
             </w:tcBorders>
@@ -2537,7 +2643,9 @@
       </w:tr>
       <w:tr>
         <w:tc>
-          <w:tcPr/>
+          <w:tcPr>
+            <w:tcW w:type="dxa" w:w="3844"/>
+          </w:tcPr>
           <w:p>
             <w:pPr>
               <w:pStyle w:val="Compact"/>
@@ -2553,7 +2661,9 @@
           </w:p>
         </w:tc>
         <w:tc>
-          <w:tcPr/>
+          <w:tcPr>
+            <w:tcW w:type="dxa" w:w="1504"/>
+          </w:tcPr>
           <w:p>
             <w:pPr>
               <w:pStyle w:val="Compact"/>
@@ -2569,7 +2679,9 @@
           </w:p>
         </w:tc>
         <w:tc>
-          <w:tcPr/>
+          <w:tcPr>
+            <w:tcW w:type="dxa" w:w="1504"/>
+          </w:tcPr>
           <w:p>
             <w:pPr>
               <w:pStyle w:val="Compact"/>
@@ -2585,7 +2697,9 @@
           </w:p>
         </w:tc>
         <w:tc>
-          <w:tcPr/>
+          <w:tcPr>
+            <w:tcW w:type="dxa" w:w="1671"/>
+          </w:tcPr>
           <w:p>
             <w:pPr>
               <w:pStyle w:val="Compact"/>
@@ -2601,7 +2715,9 @@
           </w:p>
         </w:tc>
         <w:tc>
-          <w:tcPr/>
+          <w:tcPr>
+            <w:tcW w:type="dxa" w:w="835"/>
+          </w:tcPr>
           <w:p>
             <w:pPr>
               <w:pStyle w:val="Compact"/>
@@ -2619,7 +2735,9 @@
       </w:tr>
       <w:tr>
         <w:tc>
-          <w:tcPr/>
+          <w:tcPr>
+            <w:tcW w:type="dxa" w:w="3844"/>
+          </w:tcPr>
           <w:p>
             <w:pPr>
               <w:pStyle w:val="Compact"/>
@@ -2635,7 +2753,9 @@
           </w:p>
         </w:tc>
         <w:tc>
-          <w:tcPr/>
+          <w:tcPr>
+            <w:tcW w:type="dxa" w:w="1504"/>
+          </w:tcPr>
           <w:p>
             <w:pPr>
               <w:pStyle w:val="Compact"/>
@@ -2651,7 +2771,9 @@
           </w:p>
         </w:tc>
         <w:tc>
-          <w:tcPr/>
+          <w:tcPr>
+            <w:tcW w:type="dxa" w:w="1504"/>
+          </w:tcPr>
           <w:p>
             <w:pPr>
               <w:pStyle w:val="Compact"/>
@@ -2667,7 +2789,9 @@
           </w:p>
         </w:tc>
         <w:tc>
-          <w:tcPr/>
+          <w:tcPr>
+            <w:tcW w:type="dxa" w:w="1671"/>
+          </w:tcPr>
           <w:p>
             <w:pPr>
               <w:pStyle w:val="Compact"/>
@@ -2683,7 +2807,9 @@
           </w:p>
         </w:tc>
         <w:tc>
-          <w:tcPr/>
+          <w:tcPr>
+            <w:tcW w:type="dxa" w:w="835"/>
+          </w:tcPr>
           <w:p>
             <w:pPr>
               <w:pStyle w:val="Compact"/>
@@ -2701,7 +2827,9 @@
       </w:tr>
       <w:tr>
         <w:tc>
-          <w:tcPr/>
+          <w:tcPr>
+            <w:tcW w:type="dxa" w:w="3844"/>
+          </w:tcPr>
           <w:p>
             <w:pPr>
               <w:pStyle w:val="Compact"/>
@@ -2717,7 +2845,9 @@
           </w:p>
         </w:tc>
         <w:tc>
-          <w:tcPr/>
+          <w:tcPr>
+            <w:tcW w:type="dxa" w:w="1504"/>
+          </w:tcPr>
           <w:p>
             <w:pPr>
               <w:pStyle w:val="Compact"/>
@@ -2733,7 +2863,9 @@
           </w:p>
         </w:tc>
         <w:tc>
-          <w:tcPr/>
+          <w:tcPr>
+            <w:tcW w:type="dxa" w:w="1504"/>
+          </w:tcPr>
           <w:p>
             <w:pPr>
               <w:pStyle w:val="Compact"/>
@@ -2749,7 +2881,9 @@
           </w:p>
         </w:tc>
         <w:tc>
-          <w:tcPr/>
+          <w:tcPr>
+            <w:tcW w:type="dxa" w:w="1671"/>
+          </w:tcPr>
           <w:p>
             <w:pPr>
               <w:pStyle w:val="Compact"/>
@@ -2765,7 +2899,9 @@
           </w:p>
         </w:tc>
         <w:tc>
-          <w:tcPr/>
+          <w:tcPr>
+            <w:tcW w:type="dxa" w:w="835"/>
+          </w:tcPr>
           <w:p>
             <w:pPr>
               <w:pStyle w:val="Compact"/>
@@ -2783,7 +2919,9 @@
       </w:tr>
       <w:tr>
         <w:tc>
-          <w:tcPr/>
+          <w:tcPr>
+            <w:tcW w:type="dxa" w:w="3844"/>
+          </w:tcPr>
           <w:p>
             <w:pPr>
               <w:pStyle w:val="Compact"/>
@@ -2799,7 +2937,9 @@
           </w:p>
         </w:tc>
         <w:tc>
-          <w:tcPr/>
+          <w:tcPr>
+            <w:tcW w:type="dxa" w:w="1504"/>
+          </w:tcPr>
           <w:p>
             <w:pPr>
               <w:pStyle w:val="Compact"/>
@@ -2815,7 +2955,9 @@
           </w:p>
         </w:tc>
         <w:tc>
-          <w:tcPr/>
+          <w:tcPr>
+            <w:tcW w:type="dxa" w:w="1504"/>
+          </w:tcPr>
           <w:p>
             <w:pPr>
               <w:pStyle w:val="Compact"/>
@@ -2831,7 +2973,9 @@
           </w:p>
         </w:tc>
         <w:tc>
-          <w:tcPr/>
+          <w:tcPr>
+            <w:tcW w:type="dxa" w:w="1671"/>
+          </w:tcPr>
           <w:p>
             <w:pPr>
               <w:pStyle w:val="Compact"/>
@@ -2847,7 +2991,9 @@
           </w:p>
         </w:tc>
         <w:tc>
-          <w:tcPr/>
+          <w:tcPr>
+            <w:tcW w:type="dxa" w:w="835"/>
+          </w:tcPr>
           <w:p>
             <w:pPr>
               <w:pStyle w:val="Compact"/>
@@ -2865,7 +3011,9 @@
       </w:tr>
       <w:tr>
         <w:tc>
-          <w:tcPr/>
+          <w:tcPr>
+            <w:tcW w:type="dxa" w:w="3844"/>
+          </w:tcPr>
           <w:p>
             <w:pPr>
               <w:pStyle w:val="Compact"/>
@@ -2881,7 +3029,9 @@
           </w:p>
         </w:tc>
         <w:tc>
-          <w:tcPr/>
+          <w:tcPr>
+            <w:tcW w:type="dxa" w:w="1504"/>
+          </w:tcPr>
           <w:p>
             <w:pPr>
               <w:pStyle w:val="Compact"/>
@@ -2897,7 +3047,9 @@
           </w:p>
         </w:tc>
         <w:tc>
-          <w:tcPr/>
+          <w:tcPr>
+            <w:tcW w:type="dxa" w:w="1504"/>
+          </w:tcPr>
           <w:p>
             <w:pPr>
               <w:pStyle w:val="Compact"/>
@@ -2913,7 +3065,9 @@
           </w:p>
         </w:tc>
         <w:tc>
-          <w:tcPr/>
+          <w:tcPr>
+            <w:tcW w:type="dxa" w:w="1671"/>
+          </w:tcPr>
           <w:p>
             <w:pPr>
               <w:pStyle w:val="Compact"/>
@@ -2929,7 +3083,9 @@
           </w:p>
         </w:tc>
         <w:tc>
-          <w:tcPr/>
+          <w:tcPr>
+            <w:tcW w:type="dxa" w:w="835"/>
+          </w:tcPr>
           <w:p>
             <w:pPr>
               <w:pStyle w:val="Compact"/>
@@ -2947,7 +3103,9 @@
       </w:tr>
       <w:tr>
         <w:tc>
-          <w:tcPr/>
+          <w:tcPr>
+            <w:tcW w:type="dxa" w:w="3844"/>
+          </w:tcPr>
           <w:p>
             <w:pPr>
               <w:pStyle w:val="Compact"/>
@@ -2963,7 +3121,9 @@
           </w:p>
         </w:tc>
         <w:tc>
-          <w:tcPr/>
+          <w:tcPr>
+            <w:tcW w:type="dxa" w:w="1504"/>
+          </w:tcPr>
           <w:p>
             <w:pPr>
               <w:pStyle w:val="Compact"/>
@@ -2979,7 +3139,9 @@
           </w:p>
         </w:tc>
         <w:tc>
-          <w:tcPr/>
+          <w:tcPr>
+            <w:tcW w:type="dxa" w:w="1504"/>
+          </w:tcPr>
           <w:p>
             <w:pPr>
               <w:pStyle w:val="Compact"/>
@@ -2995,7 +3157,9 @@
           </w:p>
         </w:tc>
         <w:tc>
-          <w:tcPr/>
+          <w:tcPr>
+            <w:tcW w:type="dxa" w:w="1671"/>
+          </w:tcPr>
           <w:p>
             <w:pPr>
               <w:pStyle w:val="Compact"/>
@@ -3011,7 +3175,9 @@
           </w:p>
         </w:tc>
         <w:tc>
-          <w:tcPr/>
+          <w:tcPr>
+            <w:tcW w:type="dxa" w:w="835"/>
+          </w:tcPr>
           <w:p>
             <w:pPr>
               <w:pStyle w:val="Compact"/>
@@ -3029,7 +3195,9 @@
       </w:tr>
       <w:tr>
         <w:tc>
-          <w:tcPr/>
+          <w:tcPr>
+            <w:tcW w:type="dxa" w:w="3844"/>
+          </w:tcPr>
           <w:p>
             <w:pPr>
               <w:pStyle w:val="Compact"/>
@@ -3047,27 +3215,33 @@
           </w:p>
         </w:tc>
         <w:tc>
-          <w:tcPr/>
-          <w:p>
-            <w:pPr>
-              <w:pStyle w:val="Compact"/>
-              <w:spacing w:line="240" w:lineRule="auto" w:after="20"/>
-              <w:jc w:val="left"/>
-            </w:pPr>
-          </w:p>
-        </w:tc>
-        <w:tc>
-          <w:tcPr/>
-          <w:p>
-            <w:pPr>
-              <w:pStyle w:val="Compact"/>
-              <w:spacing w:line="240" w:lineRule="auto" w:after="20"/>
-              <w:jc w:val="left"/>
-            </w:pPr>
-          </w:p>
-        </w:tc>
-        <w:tc>
-          <w:tcPr/>
+          <w:tcPr>
+            <w:tcW w:type="dxa" w:w="1504"/>
+          </w:tcPr>
+          <w:p>
+            <w:pPr>
+              <w:pStyle w:val="Compact"/>
+              <w:spacing w:line="240" w:lineRule="auto" w:after="20"/>
+              <w:jc w:val="left"/>
+            </w:pPr>
+          </w:p>
+        </w:tc>
+        <w:tc>
+          <w:tcPr>
+            <w:tcW w:type="dxa" w:w="1504"/>
+          </w:tcPr>
+          <w:p>
+            <w:pPr>
+              <w:pStyle w:val="Compact"/>
+              <w:spacing w:line="240" w:lineRule="auto" w:after="20"/>
+              <w:jc w:val="left"/>
+            </w:pPr>
+          </w:p>
+        </w:tc>
+        <w:tc>
+          <w:tcPr>
+            <w:tcW w:type="dxa" w:w="1671"/>
+          </w:tcPr>
           <w:p>
             <w:pPr>
               <w:pStyle w:val="Compact"/>
@@ -3085,7 +3259,9 @@
           </w:p>
         </w:tc>
         <w:tc>
-          <w:tcPr/>
+          <w:tcPr>
+            <w:tcW w:type="dxa" w:w="835"/>
+          </w:tcPr>
           <w:p>
             <w:pPr>
               <w:pStyle w:val="Compact"/>
@@ -4806,7 +4982,19 @@
         <w:t xml:space="preserve"> </w:t>
       </w:r>
       <w:r>
-        <w:t xml:space="preserve">total CO2 price in 2030 (Norwegian Ministry of Climate and Environment 2021),</w:t>
+        <w:t xml:space="preserve">total CO</w:t>
+      </w:r>
+      <w:r>
+        <w:rPr>
+          <w:vertAlign w:val="subscript"/>
+        </w:rPr>
+        <w:t xml:space="preserve">2</w:t>
+      </w:r>
+      <w:r>
+        <w:t xml:space="preserve"> </w:t>
+      </w:r>
+      <w:r>
+        <w:t xml:space="preserve">price in 2030 (Norwegian Ministry of Climate and Environment 2021),</w:t>
       </w:r>
       <w:r>
         <w:t xml:space="preserve"> </w:t>
@@ -7044,7 +7232,19 @@
         <w:pStyle w:val="Compact"/>
       </w:pPr>
       <w:r>
-        <w:t xml:space="preserve">CO2 price (0.5–3.0 NOK/kg) and gas price (2–8 NOK/Sm³);</w:t>
+        <w:t xml:space="preserve">CO</w:t>
+      </w:r>
+      <w:r>
+        <w:rPr>
+          <w:vertAlign w:val="subscript"/>
+        </w:rPr>
+        <w:t xml:space="preserve">2</w:t>
+      </w:r>
+      <w:r>
+        <w:t xml:space="preserve"> </w:t>
+      </w:r>
+      <w:r>
+        <w:t xml:space="preserve">price (0.5–3.0 NOK/kg) and gas price (2–8 NOK/Sm³);</w:t>
       </w:r>
     </w:p>
     <w:p>
@@ -7220,7 +7420,29 @@
           <w:bCs/>
           <w:b/>
         </w:rPr>
-        <w:t xml:space="preserve">CO2 avoided per MWh of wind:</w:t>
+        <w:t xml:space="preserve">CO</w:t>
+      </w:r>
+      <w:r>
+        <w:rPr>
+          <w:vertAlign w:val="subscript"/>
+          <w:bCs/>
+          <w:b/>
+        </w:rPr>
+        <w:t xml:space="preserve">2</w:t>
+      </w:r>
+      <w:r>
+        <w:rPr>
+          <w:bCs/>
+          <w:b/>
+        </w:rPr>
+        <w:t xml:space="preserve"> </w:t>
+      </w:r>
+      <w:r>
+        <w:rPr>
+          <w:bCs/>
+          <w:b/>
+        </w:rPr>
+        <w:t xml:space="preserve">avoided per MWh of wind:</w:t>
       </w:r>
       <w:r>
         <w:t xml:space="preserve"> </w:t>
@@ -7264,7 +7486,29 @@
           <w:bCs/>
           <w:b/>
         </w:rPr>
-        <w:t xml:space="preserve">CO2 intensity:</w:t>
+        <w:t xml:space="preserve">CO</w:t>
+      </w:r>
+      <w:r>
+        <w:rPr>
+          <w:vertAlign w:val="subscript"/>
+          <w:bCs/>
+          <w:b/>
+        </w:rPr>
+        <w:t xml:space="preserve">2</w:t>
+      </w:r>
+      <w:r>
+        <w:rPr>
+          <w:bCs/>
+          <w:b/>
+        </w:rPr>
+        <w:t xml:space="preserve"> </w:t>
+      </w:r>
+      <w:r>
+        <w:rPr>
+          <w:bCs/>
+          <w:b/>
+        </w:rPr>
+        <w:t xml:space="preserve">intensity:</w:t>
       </w:r>
       <w:r>
         <w:t xml:space="preserve"> </w:t>
@@ -7304,7 +7548,19 @@
         <w:t xml:space="preserve"> </w:t>
       </w:r>
       <w:r>
-        <w:t xml:space="preserve">2021–2024: CO2 to air, fuel gas and diesel use from Norskeutslipp</w:t>
+        <w:t xml:space="preserve">2021–2024: CO</w:t>
+      </w:r>
+      <w:r>
+        <w:rPr>
+          <w:vertAlign w:val="subscript"/>
+        </w:rPr>
+        <w:t xml:space="preserve">2</w:t>
+      </w:r>
+      <w:r>
+        <w:t xml:space="preserve"> </w:t>
+      </w:r>
+      <w:r>
+        <w:t xml:space="preserve">to air, fuel gas and diesel use from Norskeutslipp</w:t>
       </w:r>
       <w:r>
         <w:t xml:space="preserve"> </w:t>
@@ -7392,7 +7648,25 @@
         <w:pStyle w:val="BodyText"/>
       </w:pPr>
       <w:r>
-        <w:t xml:space="preserve">The CO2 avoided per MWh of wind is computed as the difference in annual CO2</w:t>
+        <w:t xml:space="preserve">The CO</w:t>
+      </w:r>
+      <w:r>
+        <w:rPr>
+          <w:vertAlign w:val="subscript"/>
+        </w:rPr>
+        <w:t xml:space="preserve">2</w:t>
+      </w:r>
+      <w:r>
+        <w:t xml:space="preserve"> </w:t>
+      </w:r>
+      <w:r>
+        <w:t xml:space="preserve">avoided per MWh of wind is computed as the difference in annual CO</w:t>
+      </w:r>
+      <w:r>
+        <w:rPr>
+          <w:vertAlign w:val="subscript"/>
+        </w:rPr>
+        <w:t xml:space="preserve">2</w:t>
       </w:r>
       <w:r>
         <w:t xml:space="preserve"> </w:t>
@@ -7941,13 +8215,49 @@
         <w:t xml:space="preserve"> </w:t>
       </w:r>
       <w:r>
-        <w:t xml:space="preserve">the CO2 avoided per year. The CO2 price is not counted as a</w:t>
-      </w:r>
-      <w:r>
-        <w:t xml:space="preserve"> </w:t>
-      </w:r>
-      <w:r>
-        <w:t xml:space="preserve">saving, because the abatement cost is what is compared with the CO2 price.</w:t>
+        <w:t xml:space="preserve">the CO</w:t>
+      </w:r>
+      <w:r>
+        <w:rPr>
+          <w:vertAlign w:val="subscript"/>
+        </w:rPr>
+        <w:t xml:space="preserve">2</w:t>
+      </w:r>
+      <w:r>
+        <w:t xml:space="preserve"> </w:t>
+      </w:r>
+      <w:r>
+        <w:t xml:space="preserve">avoided per year. The CO</w:t>
+      </w:r>
+      <w:r>
+        <w:rPr>
+          <w:vertAlign w:val="subscript"/>
+        </w:rPr>
+        <w:t xml:space="preserve">2</w:t>
+      </w:r>
+      <w:r>
+        <w:t xml:space="preserve"> </w:t>
+      </w:r>
+      <w:r>
+        <w:t xml:space="preserve">price is not counted as a</w:t>
+      </w:r>
+      <w:r>
+        <w:t xml:space="preserve"> </w:t>
+      </w:r>
+      <w:r>
+        <w:t xml:space="preserve">saving, because the abatement cost is what is compared with the CO</w:t>
+      </w:r>
+      <w:r>
+        <w:rPr>
+          <w:vertAlign w:val="subscript"/>
+        </w:rPr>
+        <w:t xml:space="preserve">2</w:t>
+      </w:r>
+      <w:r>
+        <w:t xml:space="preserve"> </w:t>
+      </w:r>
+      <w:r>
+        <w:t xml:space="preserve">price.</w:t>
       </w:r>
       <w:r>
         <w:t xml:space="preserve"> </w:t>
@@ -8013,7 +8323,13 @@
         <w:t xml:space="preserve"> </w:t>
       </w:r>
       <w:r>
-        <w:t xml:space="preserve">years of the annual saving, for the fuel saved alone and for fuel plus CO2</w:t>
+        <w:t xml:space="preserve">years of the annual saving, for the fuel saved alone and for fuel plus CO</w:t>
+      </w:r>
+      <w:r>
+        <w:rPr>
+          <w:vertAlign w:val="subscript"/>
+        </w:rPr>
+        <w:t xml:space="preserve">2</w:t>
       </w:r>
       <w:r>
         <w:t xml:space="preserve"> </w:t>
@@ -8293,11 +8609,11 @@
         </w:tblBorders>
       </w:tblPr>
       <w:tblGrid>
-        <w:gridCol w:w="1584"/>
-        <w:gridCol w:w="1584"/>
-        <w:gridCol w:w="1584"/>
-        <w:gridCol w:w="1584"/>
-        <w:gridCol w:w="1584"/>
+        <w:gridCol w:w="3224"/>
+        <w:gridCol w:w="1040"/>
+        <w:gridCol w:w="1351"/>
+        <w:gridCol w:w="1664"/>
+        <w:gridCol w:w="2080"/>
       </w:tblGrid>
       <w:tr>
         <w:trPr>
@@ -8305,6 +8621,7 @@
         </w:trPr>
         <w:tc>
           <w:tcPr>
+            <w:tcW w:type="dxa" w:w="3224"/>
             <w:tcBorders>
               <w:bottom w:val="single" w:sz="4" w:space="0" w:color="000000"/>
             </w:tcBorders>
@@ -8319,6 +8636,7 @@
         </w:tc>
         <w:tc>
           <w:tcPr>
+            <w:tcW w:type="dxa" w:w="1040"/>
             <w:tcBorders>
               <w:bottom w:val="single" w:sz="4" w:space="0" w:color="000000"/>
             </w:tcBorders>
@@ -8340,6 +8658,7 @@
         </w:tc>
         <w:tc>
           <w:tcPr>
+            <w:tcW w:type="dxa" w:w="1351"/>
             <w:tcBorders>
               <w:bottom w:val="single" w:sz="4" w:space="0" w:color="000000"/>
             </w:tcBorders>
@@ -8361,6 +8680,7 @@
         </w:tc>
         <w:tc>
           <w:tcPr>
+            <w:tcW w:type="dxa" w:w="1664"/>
             <w:tcBorders>
               <w:bottom w:val="single" w:sz="4" w:space="0" w:color="000000"/>
             </w:tcBorders>
@@ -8382,6 +8702,7 @@
         </w:tc>
         <w:tc>
           <w:tcPr>
+            <w:tcW w:type="dxa" w:w="2080"/>
             <w:tcBorders>
               <w:bottom w:val="single" w:sz="4" w:space="0" w:color="000000"/>
             </w:tcBorders>
@@ -8404,23 +8725,46 @@
       </w:tr>
       <w:tr>
         <w:tc>
-          <w:tcPr/>
-          <w:p>
-            <w:pPr>
-              <w:pStyle w:val="Compact"/>
-              <w:spacing w:line="240" w:lineRule="auto" w:after="20"/>
-              <w:jc w:val="left"/>
-            </w:pPr>
-            <w:r>
-              <w:rPr>
-                <w:sz w:val="20"/>
-              </w:rPr>
-              <w:t xml:space="preserve">CO2 [kt/yr]</w:t>
-            </w:r>
-          </w:p>
-        </w:tc>
-        <w:tc>
-          <w:tcPr/>
+          <w:tcPr>
+            <w:tcW w:type="dxa" w:w="3224"/>
+          </w:tcPr>
+          <w:p>
+            <w:pPr>
+              <w:pStyle w:val="Compact"/>
+              <w:spacing w:line="240" w:lineRule="auto" w:after="20"/>
+              <w:jc w:val="left"/>
+            </w:pPr>
+            <w:r>
+              <w:rPr>
+                <w:sz w:val="20"/>
+              </w:rPr>
+              <w:t xml:space="preserve">CO</w:t>
+            </w:r>
+            <w:r>
+              <w:rPr>
+                <w:sz w:val="20"/>
+                <w:vertAlign w:val="subscript"/>
+              </w:rPr>
+              <w:t xml:space="preserve">2</w:t>
+            </w:r>
+            <w:r>
+              <w:rPr>
+                <w:sz w:val="20"/>
+              </w:rPr>
+              <w:t xml:space="preserve"> </w:t>
+            </w:r>
+            <w:r>
+              <w:rPr>
+                <w:sz w:val="20"/>
+              </w:rPr>
+              <w:t xml:space="preserve">[kt/yr]</w:t>
+            </w:r>
+          </w:p>
+        </w:tc>
+        <w:tc>
+          <w:tcPr>
+            <w:tcW w:type="dxa" w:w="1040"/>
+          </w:tcPr>
           <w:p>
             <w:pPr>
               <w:pStyle w:val="Compact"/>
@@ -8436,7 +8780,9 @@
           </w:p>
         </w:tc>
         <w:tc>
-          <w:tcPr/>
+          <w:tcPr>
+            <w:tcW w:type="dxa" w:w="1351"/>
+          </w:tcPr>
           <w:p>
             <w:pPr>
               <w:pStyle w:val="Compact"/>
@@ -8452,7 +8798,9 @@
           </w:p>
         </w:tc>
         <w:tc>
-          <w:tcPr/>
+          <w:tcPr>
+            <w:tcW w:type="dxa" w:w="1664"/>
+          </w:tcPr>
           <w:p>
             <w:pPr>
               <w:pStyle w:val="Compact"/>
@@ -8468,7 +8816,9 @@
           </w:p>
         </w:tc>
         <w:tc>
-          <w:tcPr/>
+          <w:tcPr>
+            <w:tcW w:type="dxa" w:w="2080"/>
+          </w:tcPr>
           <w:p>
             <w:pPr>
               <w:pStyle w:val="Compact"/>
@@ -8486,7 +8836,9 @@
       </w:tr>
       <w:tr>
         <w:tc>
-          <w:tcPr/>
+          <w:tcPr>
+            <w:tcW w:type="dxa" w:w="3224"/>
+          </w:tcPr>
           <w:p>
             <w:pPr>
               <w:pStyle w:val="Compact"/>
@@ -8502,7 +8854,9 @@
           </w:p>
         </w:tc>
         <w:tc>
-          <w:tcPr/>
+          <w:tcPr>
+            <w:tcW w:type="dxa" w:w="1040"/>
+          </w:tcPr>
           <w:p>
             <w:pPr>
               <w:pStyle w:val="Compact"/>
@@ -8518,7 +8872,9 @@
           </w:p>
         </w:tc>
         <w:tc>
-          <w:tcPr/>
+          <w:tcPr>
+            <w:tcW w:type="dxa" w:w="1351"/>
+          </w:tcPr>
           <w:p>
             <w:pPr>
               <w:pStyle w:val="Compact"/>
@@ -8534,7 +8890,9 @@
           </w:p>
         </w:tc>
         <w:tc>
-          <w:tcPr/>
+          <w:tcPr>
+            <w:tcW w:type="dxa" w:w="1664"/>
+          </w:tcPr>
           <w:p>
             <w:pPr>
               <w:pStyle w:val="Compact"/>
@@ -8550,7 +8908,9 @@
           </w:p>
         </w:tc>
         <w:tc>
-          <w:tcPr/>
+          <w:tcPr>
+            <w:tcW w:type="dxa" w:w="2080"/>
+          </w:tcPr>
           <w:p>
             <w:pPr>
               <w:pStyle w:val="Compact"/>
@@ -8568,7 +8928,9 @@
       </w:tr>
       <w:tr>
         <w:tc>
-          <w:tcPr/>
+          <w:tcPr>
+            <w:tcW w:type="dxa" w:w="3224"/>
+          </w:tcPr>
           <w:p>
             <w:pPr>
               <w:pStyle w:val="Compact"/>
@@ -8584,7 +8946,9 @@
           </w:p>
         </w:tc>
         <w:tc>
-          <w:tcPr/>
+          <w:tcPr>
+            <w:tcW w:type="dxa" w:w="1040"/>
+          </w:tcPr>
           <w:p>
             <w:pPr>
               <w:pStyle w:val="Compact"/>
@@ -8600,7 +8964,9 @@
           </w:p>
         </w:tc>
         <w:tc>
-          <w:tcPr/>
+          <w:tcPr>
+            <w:tcW w:type="dxa" w:w="1351"/>
+          </w:tcPr>
           <w:p>
             <w:pPr>
               <w:pStyle w:val="Compact"/>
@@ -8616,7 +8982,9 @@
           </w:p>
         </w:tc>
         <w:tc>
-          <w:tcPr/>
+          <w:tcPr>
+            <w:tcW w:type="dxa" w:w="1664"/>
+          </w:tcPr>
           <w:p>
             <w:pPr>
               <w:pStyle w:val="Compact"/>
@@ -8632,7 +9000,9 @@
           </w:p>
         </w:tc>
         <w:tc>
-          <w:tcPr/>
+          <w:tcPr>
+            <w:tcW w:type="dxa" w:w="2080"/>
+          </w:tcPr>
           <w:p>
             <w:pPr>
               <w:pStyle w:val="Compact"/>
@@ -8650,7 +9020,9 @@
       </w:tr>
       <w:tr>
         <w:tc>
-          <w:tcPr/>
+          <w:tcPr>
+            <w:tcW w:type="dxa" w:w="3224"/>
+          </w:tcPr>
           <w:p>
             <w:pPr>
               <w:pStyle w:val="Compact"/>
@@ -8666,7 +9038,9 @@
           </w:p>
         </w:tc>
         <w:tc>
-          <w:tcPr/>
+          <w:tcPr>
+            <w:tcW w:type="dxa" w:w="1040"/>
+          </w:tcPr>
           <w:p>
             <w:pPr>
               <w:pStyle w:val="Compact"/>
@@ -8682,7 +9056,9 @@
           </w:p>
         </w:tc>
         <w:tc>
-          <w:tcPr/>
+          <w:tcPr>
+            <w:tcW w:type="dxa" w:w="1351"/>
+          </w:tcPr>
           <w:p>
             <w:pPr>
               <w:pStyle w:val="Compact"/>
@@ -8698,7 +9074,9 @@
           </w:p>
         </w:tc>
         <w:tc>
-          <w:tcPr/>
+          <w:tcPr>
+            <w:tcW w:type="dxa" w:w="1664"/>
+          </w:tcPr>
           <w:p>
             <w:pPr>
               <w:pStyle w:val="Compact"/>
@@ -8714,7 +9092,9 @@
           </w:p>
         </w:tc>
         <w:tc>
-          <w:tcPr/>
+          <w:tcPr>
+            <w:tcW w:type="dxa" w:w="2080"/>
+          </w:tcPr>
           <w:p>
             <w:pPr>
               <w:pStyle w:val="Compact"/>
@@ -8732,7 +9112,9 @@
       </w:tr>
       <w:tr>
         <w:tc>
-          <w:tcPr/>
+          <w:tcPr>
+            <w:tcW w:type="dxa" w:w="3224"/>
+          </w:tcPr>
           <w:p>
             <w:pPr>
               <w:pStyle w:val="Compact"/>
@@ -8748,7 +9130,9 @@
           </w:p>
         </w:tc>
         <w:tc>
-          <w:tcPr/>
+          <w:tcPr>
+            <w:tcW w:type="dxa" w:w="1040"/>
+          </w:tcPr>
           <w:p>
             <w:pPr>
               <w:pStyle w:val="Compact"/>
@@ -8764,7 +9148,9 @@
           </w:p>
         </w:tc>
         <w:tc>
-          <w:tcPr/>
+          <w:tcPr>
+            <w:tcW w:type="dxa" w:w="1351"/>
+          </w:tcPr>
           <w:p>
             <w:pPr>
               <w:pStyle w:val="Compact"/>
@@ -8780,7 +9166,9 @@
           </w:p>
         </w:tc>
         <w:tc>
-          <w:tcPr/>
+          <w:tcPr>
+            <w:tcW w:type="dxa" w:w="1664"/>
+          </w:tcPr>
           <w:p>
             <w:pPr>
               <w:pStyle w:val="Compact"/>
@@ -8796,7 +9184,9 @@
           </w:p>
         </w:tc>
         <w:tc>
-          <w:tcPr/>
+          <w:tcPr>
+            <w:tcW w:type="dxa" w:w="2080"/>
+          </w:tcPr>
           <w:p>
             <w:pPr>
               <w:pStyle w:val="Compact"/>
@@ -8814,7 +9204,9 @@
       </w:tr>
       <w:tr>
         <w:tc>
-          <w:tcPr/>
+          <w:tcPr>
+            <w:tcW w:type="dxa" w:w="3224"/>
+          </w:tcPr>
           <w:p>
             <w:pPr>
               <w:pStyle w:val="Compact"/>
@@ -8830,7 +9222,9 @@
           </w:p>
         </w:tc>
         <w:tc>
-          <w:tcPr/>
+          <w:tcPr>
+            <w:tcW w:type="dxa" w:w="1040"/>
+          </w:tcPr>
           <w:p>
             <w:pPr>
               <w:pStyle w:val="Compact"/>
@@ -8846,7 +9240,9 @@
           </w:p>
         </w:tc>
         <w:tc>
-          <w:tcPr/>
+          <w:tcPr>
+            <w:tcW w:type="dxa" w:w="1351"/>
+          </w:tcPr>
           <w:p>
             <w:pPr>
               <w:pStyle w:val="Compact"/>
@@ -8862,7 +9258,9 @@
           </w:p>
         </w:tc>
         <w:tc>
-          <w:tcPr/>
+          <w:tcPr>
+            <w:tcW w:type="dxa" w:w="1664"/>
+          </w:tcPr>
           <w:p>
             <w:pPr>
               <w:pStyle w:val="Compact"/>
@@ -8878,7 +9276,9 @@
           </w:p>
         </w:tc>
         <w:tc>
-          <w:tcPr/>
+          <w:tcPr>
+            <w:tcW w:type="dxa" w:w="2080"/>
+          </w:tcPr>
           <w:p>
             <w:pPr>
               <w:pStyle w:val="Compact"/>
@@ -8896,7 +9296,9 @@
       </w:tr>
       <w:tr>
         <w:tc>
-          <w:tcPr/>
+          <w:tcPr>
+            <w:tcW w:type="dxa" w:w="3224"/>
+          </w:tcPr>
           <w:p>
             <w:pPr>
               <w:pStyle w:val="Compact"/>
@@ -8912,7 +9314,9 @@
           </w:p>
         </w:tc>
         <w:tc>
-          <w:tcPr/>
+          <w:tcPr>
+            <w:tcW w:type="dxa" w:w="1040"/>
+          </w:tcPr>
           <w:p>
             <w:pPr>
               <w:pStyle w:val="Compact"/>
@@ -8928,7 +9332,9 @@
           </w:p>
         </w:tc>
         <w:tc>
-          <w:tcPr/>
+          <w:tcPr>
+            <w:tcW w:type="dxa" w:w="1351"/>
+          </w:tcPr>
           <w:p>
             <w:pPr>
               <w:pStyle w:val="Compact"/>
@@ -8944,7 +9350,9 @@
           </w:p>
         </w:tc>
         <w:tc>
-          <w:tcPr/>
+          <w:tcPr>
+            <w:tcW w:type="dxa" w:w="1664"/>
+          </w:tcPr>
           <w:p>
             <w:pPr>
               <w:pStyle w:val="Compact"/>
@@ -8960,7 +9368,9 @@
           </w:p>
         </w:tc>
         <w:tc>
-          <w:tcPr/>
+          <w:tcPr>
+            <w:tcW w:type="dxa" w:w="2080"/>
+          </w:tcPr>
           <w:p>
             <w:pPr>
               <w:pStyle w:val="Compact"/>
@@ -8978,7 +9388,9 @@
       </w:tr>
       <w:tr>
         <w:tc>
-          <w:tcPr/>
+          <w:tcPr>
+            <w:tcW w:type="dxa" w:w="3224"/>
+          </w:tcPr>
           <w:p>
             <w:pPr>
               <w:pStyle w:val="Compact"/>
@@ -8994,7 +9406,9 @@
           </w:p>
         </w:tc>
         <w:tc>
-          <w:tcPr/>
+          <w:tcPr>
+            <w:tcW w:type="dxa" w:w="1040"/>
+          </w:tcPr>
           <w:p>
             <w:pPr>
               <w:pStyle w:val="Compact"/>
@@ -9010,7 +9424,9 @@
           </w:p>
         </w:tc>
         <w:tc>
-          <w:tcPr/>
+          <w:tcPr>
+            <w:tcW w:type="dxa" w:w="1351"/>
+          </w:tcPr>
           <w:p>
             <w:pPr>
               <w:pStyle w:val="Compact"/>
@@ -9026,7 +9442,9 @@
           </w:p>
         </w:tc>
         <w:tc>
-          <w:tcPr/>
+          <w:tcPr>
+            <w:tcW w:type="dxa" w:w="1664"/>
+          </w:tcPr>
           <w:p>
             <w:pPr>
               <w:pStyle w:val="Compact"/>
@@ -9042,7 +9460,9 @@
           </w:p>
         </w:tc>
         <w:tc>
-          <w:tcPr/>
+          <w:tcPr>
+            <w:tcW w:type="dxa" w:w="2080"/>
+          </w:tcPr>
           <w:p>
             <w:pPr>
               <w:pStyle w:val="Compact"/>
@@ -9060,7 +9480,9 @@
       </w:tr>
       <w:tr>
         <w:tc>
-          <w:tcPr/>
+          <w:tcPr>
+            <w:tcW w:type="dxa" w:w="3224"/>
+          </w:tcPr>
           <w:p>
             <w:pPr>
               <w:pStyle w:val="Compact"/>
@@ -9076,7 +9498,9 @@
           </w:p>
         </w:tc>
         <w:tc>
-          <w:tcPr/>
+          <w:tcPr>
+            <w:tcW w:type="dxa" w:w="1040"/>
+          </w:tcPr>
           <w:p>
             <w:pPr>
               <w:pStyle w:val="Compact"/>
@@ -9092,7 +9516,9 @@
           </w:p>
         </w:tc>
         <w:tc>
-          <w:tcPr/>
+          <w:tcPr>
+            <w:tcW w:type="dxa" w:w="1351"/>
+          </w:tcPr>
           <w:p>
             <w:pPr>
               <w:pStyle w:val="Compact"/>
@@ -9108,7 +9534,9 @@
           </w:p>
         </w:tc>
         <w:tc>
-          <w:tcPr/>
+          <w:tcPr>
+            <w:tcW w:type="dxa" w:w="1664"/>
+          </w:tcPr>
           <w:p>
             <w:pPr>
               <w:pStyle w:val="Compact"/>
@@ -9124,7 +9552,9 @@
           </w:p>
         </w:tc>
         <w:tc>
-          <w:tcPr/>
+          <w:tcPr>
+            <w:tcW w:type="dxa" w:w="2080"/>
+          </w:tcPr>
           <w:p>
             <w:pPr>
               <w:pStyle w:val="Compact"/>
@@ -9142,23 +9572,46 @@
       </w:tr>
       <w:tr>
         <w:tc>
-          <w:tcPr/>
-          <w:p>
-            <w:pPr>
-              <w:pStyle w:val="Compact"/>
-              <w:spacing w:line="240" w:lineRule="auto" w:after="20"/>
-              <w:jc w:val="left"/>
-            </w:pPr>
-            <w:r>
-              <w:rPr>
-                <w:sz w:val="20"/>
-              </w:rPr>
-              <w:t xml:space="preserve">Fuel value + CO2 cost [MNOK/yr]</w:t>
-            </w:r>
-          </w:p>
-        </w:tc>
-        <w:tc>
-          <w:tcPr/>
+          <w:tcPr>
+            <w:tcW w:type="dxa" w:w="3224"/>
+          </w:tcPr>
+          <w:p>
+            <w:pPr>
+              <w:pStyle w:val="Compact"/>
+              <w:spacing w:line="240" w:lineRule="auto" w:after="20"/>
+              <w:jc w:val="left"/>
+            </w:pPr>
+            <w:r>
+              <w:rPr>
+                <w:sz w:val="20"/>
+              </w:rPr>
+              <w:t xml:space="preserve">Fuel value + CO</w:t>
+            </w:r>
+            <w:r>
+              <w:rPr>
+                <w:sz w:val="20"/>
+                <w:vertAlign w:val="subscript"/>
+              </w:rPr>
+              <w:t xml:space="preserve">2</w:t>
+            </w:r>
+            <w:r>
+              <w:rPr>
+                <w:sz w:val="20"/>
+              </w:rPr>
+              <w:t xml:space="preserve"> </w:t>
+            </w:r>
+            <w:r>
+              <w:rPr>
+                <w:sz w:val="20"/>
+              </w:rPr>
+              <w:t xml:space="preserve">cost [MNOK/yr]</w:t>
+            </w:r>
+          </w:p>
+        </w:tc>
+        <w:tc>
+          <w:tcPr>
+            <w:tcW w:type="dxa" w:w="1040"/>
+          </w:tcPr>
           <w:p>
             <w:pPr>
               <w:pStyle w:val="Compact"/>
@@ -9174,7 +9627,9 @@
           </w:p>
         </w:tc>
         <w:tc>
-          <w:tcPr/>
+          <w:tcPr>
+            <w:tcW w:type="dxa" w:w="1351"/>
+          </w:tcPr>
           <w:p>
             <w:pPr>
               <w:pStyle w:val="Compact"/>
@@ -9190,7 +9645,9 @@
           </w:p>
         </w:tc>
         <w:tc>
-          <w:tcPr/>
+          <w:tcPr>
+            <w:tcW w:type="dxa" w:w="1664"/>
+          </w:tcPr>
           <w:p>
             <w:pPr>
               <w:pStyle w:val="Compact"/>
@@ -9206,7 +9663,9 @@
           </w:p>
         </w:tc>
         <w:tc>
-          <w:tcPr/>
+          <w:tcPr>
+            <w:tcW w:type="dxa" w:w="2080"/>
+          </w:tcPr>
           <w:p>
             <w:pPr>
               <w:pStyle w:val="Compact"/>
@@ -9247,7 +9706,19 @@
         <w:t xml:space="preserve"> </w:t>
       </w:r>
       <w:r>
-        <w:t xml:space="preserve">platform burns 54.6 MSm³ of fuel gas and emits 127.7 kt CO2 per year, and all</w:t>
+        <w:t xml:space="preserve">platform burns 54.6 MSm³ of fuel gas and emits 127.7 kt CO</w:t>
+      </w:r>
+      <w:r>
+        <w:rPr>
+          <w:vertAlign w:val="subscript"/>
+        </w:rPr>
+        <w:t xml:space="preserve">2</w:t>
+      </w:r>
+      <w:r>
+        <w:t xml:space="preserve"> </w:t>
+      </w:r>
+      <w:r>
+        <w:t xml:space="preserve">per year, and all</w:t>
       </w:r>
       <w:r>
         <w:t xml:space="preserve"> </w:t>
@@ -9311,7 +9782,19 @@
         <w:pStyle w:val="BodyText"/>
       </w:pPr>
       <w:r>
-        <w:t xml:space="preserve">Flexible scheduling (Case 3) reduces the CO2 emissions by a further 7.2 kt/yr,</w:t>
+        <w:t xml:space="preserve">Flexible scheduling (Case 3) reduces the CO</w:t>
+      </w:r>
+      <w:r>
+        <w:rPr>
+          <w:vertAlign w:val="subscript"/>
+        </w:rPr>
+        <w:t xml:space="preserve">2</w:t>
+      </w:r>
+      <w:r>
+        <w:t xml:space="preserve"> </w:t>
+      </w:r>
+      <w:r>
+        <w:t xml:space="preserve">emissions by a further 7.2 kt/yr,</w:t>
       </w:r>
       <w:r>
         <w:t xml:space="preserve"> </w:t>
@@ -9347,7 +9830,19 @@
         <w:t xml:space="preserve"> </w:t>
       </w:r>
       <w:r>
-        <w:t xml:space="preserve">combined fuel value and CO2 cost is reduced by 27 MNOK/yr, of which 12.9 MNOK</w:t>
+        <w:t xml:space="preserve">combined fuel value and CO</w:t>
+      </w:r>
+      <w:r>
+        <w:rPr>
+          <w:vertAlign w:val="subscript"/>
+        </w:rPr>
+        <w:t xml:space="preserve">2</w:t>
+      </w:r>
+      <w:r>
+        <w:t xml:space="preserve"> </w:t>
+      </w:r>
+      <w:r>
+        <w:t xml:space="preserve">cost is reduced by 27 MNOK/yr, of which 12.9 MNOK</w:t>
       </w:r>
       <w:r>
         <w:t xml:space="preserve"> </w:t>
@@ -9462,7 +9957,16 @@
         <w:t xml:space="preserve"> </w:t>
       </w:r>
       <w:r>
-        <w:t xml:space="preserve">Annual CO2, fuel gas, GT hours below 50 % load and lost production for Cases 1–4.</w:t>
+        <w:t xml:space="preserve">Annual CO</w:t>
+      </w:r>
+      <w:r>
+        <w:rPr>
+          <w:vertAlign w:val="subscript"/>
+        </w:rPr>
+        <w:t xml:space="preserve">2</w:t>
+      </w:r>
+      <w:r>
+        <w:t xml:space="preserve">, fuel gas, GT hours below 50 % load and lost production for Cases 1–4.</w:t>
       </w:r>
     </w:p>
     <w:bookmarkEnd w:id="40"/>
@@ -9784,7 +10288,19 @@
         <w:t xml:space="preserve"> </w:t>
       </w:r>
       <w:r>
-        <w:t xml:space="preserve">would lose oil and gas worth about 1.5 MNOK, whereas the fuel and CO2 saved in</w:t>
+        <w:t xml:space="preserve">would lose oil and gas worth about 1.5 MNOK, whereas the fuel and CO</w:t>
+      </w:r>
+      <w:r>
+        <w:rPr>
+          <w:vertAlign w:val="subscript"/>
+        </w:rPr>
+        <w:t xml:space="preserve">2</w:t>
+      </w:r>
+      <w:r>
+        <w:t xml:space="preserve"> </w:t>
+      </w:r>
+      <w:r>
+        <w:t xml:space="preserve">saved in</w:t>
       </w:r>
       <w:r>
         <w:t xml:space="preserve"> </w:t>
@@ -9907,7 +10423,19 @@
         <w:t xml:space="preserve"> </w:t>
       </w:r>
       <w:r>
-        <w:t xml:space="preserve">Annual CO2 [kt/yr] in the sensitivity runs.</w:t>
+        <w:t xml:space="preserve">Annual CO</w:t>
+      </w:r>
+      <w:r>
+        <w:rPr>
+          <w:vertAlign w:val="subscript"/>
+        </w:rPr>
+        <w:t xml:space="preserve">2</w:t>
+      </w:r>
+      <w:r>
+        <w:t xml:space="preserve"> </w:t>
+      </w:r>
+      <w:r>
+        <w:t xml:space="preserve">[kt/yr] in the sensitivity runs.</w:t>
       </w:r>
     </w:p>
     <w:tbl>
@@ -9926,11 +10454,11 @@
         </w:tblBorders>
       </w:tblPr>
       <w:tblGrid>
-        <w:gridCol w:w="1584"/>
-        <w:gridCol w:w="1584"/>
-        <w:gridCol w:w="1584"/>
-        <w:gridCol w:w="1584"/>
-        <w:gridCol w:w="1584"/>
+        <w:gridCol w:w="1847"/>
+        <w:gridCol w:w="2463"/>
+        <w:gridCol w:w="1539"/>
+        <w:gridCol w:w="1539"/>
+        <w:gridCol w:w="1970"/>
       </w:tblGrid>
       <w:tr>
         <w:trPr>
@@ -9938,6 +10466,7 @@
         </w:trPr>
         <w:tc>
           <w:tcPr>
+            <w:tcW w:type="dxa" w:w="1847"/>
             <w:tcBorders>
               <w:bottom w:val="single" w:sz="4" w:space="0" w:color="000000"/>
             </w:tcBorders>
@@ -9959,6 +10488,7 @@
         </w:tc>
         <w:tc>
           <w:tcPr>
+            <w:tcW w:type="dxa" w:w="2463"/>
             <w:tcBorders>
               <w:bottom w:val="single" w:sz="4" w:space="0" w:color="000000"/>
             </w:tcBorders>
@@ -9980,6 +10510,7 @@
         </w:tc>
         <w:tc>
           <w:tcPr>
+            <w:tcW w:type="dxa" w:w="1539"/>
             <w:tcBorders>
               <w:bottom w:val="single" w:sz="4" w:space="0" w:color="000000"/>
             </w:tcBorders>
@@ -10001,6 +10532,7 @@
         </w:tc>
         <w:tc>
           <w:tcPr>
+            <w:tcW w:type="dxa" w:w="1539"/>
             <w:tcBorders>
               <w:bottom w:val="single" w:sz="4" w:space="0" w:color="000000"/>
             </w:tcBorders>
@@ -10022,6 +10554,7 @@
         </w:tc>
         <w:tc>
           <w:tcPr>
+            <w:tcW w:type="dxa" w:w="1970"/>
             <w:tcBorders>
               <w:bottom w:val="single" w:sz="4" w:space="0" w:color="000000"/>
             </w:tcBorders>
@@ -10044,7 +10577,9 @@
       </w:tr>
       <w:tr>
         <w:tc>
-          <w:tcPr/>
+          <w:tcPr>
+            <w:tcW w:type="dxa" w:w="1847"/>
+          </w:tcPr>
           <w:p>
             <w:pPr>
               <w:pStyle w:val="Compact"/>
@@ -10060,7 +10595,9 @@
           </w:p>
         </w:tc>
         <w:tc>
-          <w:tcPr/>
+          <w:tcPr>
+            <w:tcW w:type="dxa" w:w="2463"/>
+          </w:tcPr>
           <w:p>
             <w:pPr>
               <w:pStyle w:val="Compact"/>
@@ -10076,7 +10613,9 @@
           </w:p>
         </w:tc>
         <w:tc>
-          <w:tcPr/>
+          <w:tcPr>
+            <w:tcW w:type="dxa" w:w="1539"/>
+          </w:tcPr>
           <w:p>
             <w:pPr>
               <w:pStyle w:val="Compact"/>
@@ -10092,7 +10631,9 @@
           </w:p>
         </w:tc>
         <w:tc>
-          <w:tcPr/>
+          <w:tcPr>
+            <w:tcW w:type="dxa" w:w="1539"/>
+          </w:tcPr>
           <w:p>
             <w:pPr>
               <w:pStyle w:val="Compact"/>
@@ -10108,7 +10649,9 @@
           </w:p>
         </w:tc>
         <w:tc>
-          <w:tcPr/>
+          <w:tcPr>
+            <w:tcW w:type="dxa" w:w="1970"/>
+          </w:tcPr>
           <w:p>
             <w:pPr>
               <w:pStyle w:val="Compact"/>
@@ -10120,23 +10663,46 @@
       </w:tr>
       <w:tr>
         <w:tc>
-          <w:tcPr/>
-          <w:p>
-            <w:pPr>
-              <w:pStyle w:val="Compact"/>
-              <w:spacing w:line="240" w:lineRule="auto" w:after="20"/>
-              <w:jc w:val="left"/>
-            </w:pPr>
-            <w:r>
-              <w:rPr>
-                <w:sz w:val="20"/>
-              </w:rPr>
-              <w:t xml:space="preserve">CO2 price [NOK/kg]</w:t>
-            </w:r>
-          </w:p>
-        </w:tc>
-        <w:tc>
-          <w:tcPr/>
+          <w:tcPr>
+            <w:tcW w:type="dxa" w:w="1847"/>
+          </w:tcPr>
+          <w:p>
+            <w:pPr>
+              <w:pStyle w:val="Compact"/>
+              <w:spacing w:line="240" w:lineRule="auto" w:after="20"/>
+              <w:jc w:val="left"/>
+            </w:pPr>
+            <w:r>
+              <w:rPr>
+                <w:sz w:val="20"/>
+              </w:rPr>
+              <w:t xml:space="preserve">CO</w:t>
+            </w:r>
+            <w:r>
+              <w:rPr>
+                <w:sz w:val="20"/>
+                <w:vertAlign w:val="subscript"/>
+              </w:rPr>
+              <w:t xml:space="preserve">2</w:t>
+            </w:r>
+            <w:r>
+              <w:rPr>
+                <w:sz w:val="20"/>
+              </w:rPr>
+              <w:t xml:space="preserve"> </w:t>
+            </w:r>
+            <w:r>
+              <w:rPr>
+                <w:sz w:val="20"/>
+              </w:rPr>
+              <w:t xml:space="preserve">price [NOK/kg]</w:t>
+            </w:r>
+          </w:p>
+        </w:tc>
+        <w:tc>
+          <w:tcPr>
+            <w:tcW w:type="dxa" w:w="2463"/>
+          </w:tcPr>
           <w:p>
             <w:pPr>
               <w:pStyle w:val="Compact"/>
@@ -10152,17 +10718,21 @@
           </w:p>
         </w:tc>
         <w:tc>
-          <w:tcPr/>
-          <w:p>
-            <w:pPr>
-              <w:pStyle w:val="Compact"/>
-              <w:spacing w:line="240" w:lineRule="auto" w:after="20"/>
-              <w:jc w:val="left"/>
-            </w:pPr>
-          </w:p>
-        </w:tc>
-        <w:tc>
-          <w:tcPr/>
+          <w:tcPr>
+            <w:tcW w:type="dxa" w:w="1539"/>
+          </w:tcPr>
+          <w:p>
+            <w:pPr>
+              <w:pStyle w:val="Compact"/>
+              <w:spacing w:line="240" w:lineRule="auto" w:after="20"/>
+              <w:jc w:val="left"/>
+            </w:pPr>
+          </w:p>
+        </w:tc>
+        <w:tc>
+          <w:tcPr>
+            <w:tcW w:type="dxa" w:w="1539"/>
+          </w:tcPr>
           <w:p>
             <w:pPr>
               <w:pStyle w:val="Compact"/>
@@ -10178,7 +10748,9 @@
           </w:p>
         </w:tc>
         <w:tc>
-          <w:tcPr/>
+          <w:tcPr>
+            <w:tcW w:type="dxa" w:w="1970"/>
+          </w:tcPr>
           <w:p>
             <w:pPr>
               <w:pStyle w:val="Compact"/>
@@ -10190,7 +10762,9 @@
       </w:tr>
       <w:tr>
         <w:tc>
-          <w:tcPr/>
+          <w:tcPr>
+            <w:tcW w:type="dxa" w:w="1847"/>
+          </w:tcPr>
           <w:p>
             <w:pPr>
               <w:pStyle w:val="Compact"/>
@@ -10206,7 +10780,9 @@
           </w:p>
         </w:tc>
         <w:tc>
-          <w:tcPr/>
+          <w:tcPr>
+            <w:tcW w:type="dxa" w:w="2463"/>
+          </w:tcPr>
           <w:p>
             <w:pPr>
               <w:pStyle w:val="Compact"/>
@@ -10222,17 +10798,21 @@
           </w:p>
         </w:tc>
         <w:tc>
-          <w:tcPr/>
-          <w:p>
-            <w:pPr>
-              <w:pStyle w:val="Compact"/>
-              <w:spacing w:line="240" w:lineRule="auto" w:after="20"/>
-              <w:jc w:val="left"/>
-            </w:pPr>
-          </w:p>
-        </w:tc>
-        <w:tc>
-          <w:tcPr/>
+          <w:tcPr>
+            <w:tcW w:type="dxa" w:w="1539"/>
+          </w:tcPr>
+          <w:p>
+            <w:pPr>
+              <w:pStyle w:val="Compact"/>
+              <w:spacing w:line="240" w:lineRule="auto" w:after="20"/>
+              <w:jc w:val="left"/>
+            </w:pPr>
+          </w:p>
+        </w:tc>
+        <w:tc>
+          <w:tcPr>
+            <w:tcW w:type="dxa" w:w="1539"/>
+          </w:tcPr>
           <w:p>
             <w:pPr>
               <w:pStyle w:val="Compact"/>
@@ -10248,7 +10828,9 @@
           </w:p>
         </w:tc>
         <w:tc>
-          <w:tcPr/>
+          <w:tcPr>
+            <w:tcW w:type="dxa" w:w="1970"/>
+          </w:tcPr>
           <w:p>
             <w:pPr>
               <w:pStyle w:val="Compact"/>
@@ -10260,7 +10842,9 @@
       </w:tr>
       <w:tr>
         <w:tc>
-          <w:tcPr/>
+          <w:tcPr>
+            <w:tcW w:type="dxa" w:w="1847"/>
+          </w:tcPr>
           <w:p>
             <w:pPr>
               <w:pStyle w:val="Compact"/>
@@ -10276,7 +10860,9 @@
           </w:p>
         </w:tc>
         <w:tc>
-          <w:tcPr/>
+          <w:tcPr>
+            <w:tcW w:type="dxa" w:w="2463"/>
+          </w:tcPr>
           <w:p>
             <w:pPr>
               <w:pStyle w:val="Compact"/>
@@ -10292,27 +10878,33 @@
           </w:p>
         </w:tc>
         <w:tc>
-          <w:tcPr/>
-          <w:p>
-            <w:pPr>
-              <w:pStyle w:val="Compact"/>
-              <w:spacing w:line="240" w:lineRule="auto" w:after="20"/>
-              <w:jc w:val="left"/>
-            </w:pPr>
-          </w:p>
-        </w:tc>
-        <w:tc>
-          <w:tcPr/>
-          <w:p>
-            <w:pPr>
-              <w:pStyle w:val="Compact"/>
-              <w:spacing w:line="240" w:lineRule="auto" w:after="20"/>
-              <w:jc w:val="left"/>
-            </w:pPr>
-          </w:p>
-        </w:tc>
-        <w:tc>
-          <w:tcPr/>
+          <w:tcPr>
+            <w:tcW w:type="dxa" w:w="1539"/>
+          </w:tcPr>
+          <w:p>
+            <w:pPr>
+              <w:pStyle w:val="Compact"/>
+              <w:spacing w:line="240" w:lineRule="auto" w:after="20"/>
+              <w:jc w:val="left"/>
+            </w:pPr>
+          </w:p>
+        </w:tc>
+        <w:tc>
+          <w:tcPr>
+            <w:tcW w:type="dxa" w:w="1539"/>
+          </w:tcPr>
+          <w:p>
+            <w:pPr>
+              <w:pStyle w:val="Compact"/>
+              <w:spacing w:line="240" w:lineRule="auto" w:after="20"/>
+              <w:jc w:val="left"/>
+            </w:pPr>
+          </w:p>
+        </w:tc>
+        <w:tc>
+          <w:tcPr>
+            <w:tcW w:type="dxa" w:w="1970"/>
+          </w:tcPr>
           <w:p>
             <w:pPr>
               <w:pStyle w:val="Compact"/>
@@ -10330,7 +10922,9 @@
       </w:tr>
       <w:tr>
         <w:tc>
-          <w:tcPr/>
+          <w:tcPr>
+            <w:tcW w:type="dxa" w:w="1847"/>
+          </w:tcPr>
           <w:p>
             <w:pPr>
               <w:pStyle w:val="Compact"/>
@@ -10346,7 +10940,9 @@
           </w:p>
         </w:tc>
         <w:tc>
-          <w:tcPr/>
+          <w:tcPr>
+            <w:tcW w:type="dxa" w:w="2463"/>
+          </w:tcPr>
           <w:p>
             <w:pPr>
               <w:pStyle w:val="Compact"/>
@@ -10362,17 +10958,21 @@
           </w:p>
         </w:tc>
         <w:tc>
-          <w:tcPr/>
-          <w:p>
-            <w:pPr>
-              <w:pStyle w:val="Compact"/>
-              <w:spacing w:line="240" w:lineRule="auto" w:after="20"/>
-              <w:jc w:val="left"/>
-            </w:pPr>
-          </w:p>
-        </w:tc>
-        <w:tc>
-          <w:tcPr/>
+          <w:tcPr>
+            <w:tcW w:type="dxa" w:w="1539"/>
+          </w:tcPr>
+          <w:p>
+            <w:pPr>
+              <w:pStyle w:val="Compact"/>
+              <w:spacing w:line="240" w:lineRule="auto" w:after="20"/>
+              <w:jc w:val="left"/>
+            </w:pPr>
+          </w:p>
+        </w:tc>
+        <w:tc>
+          <w:tcPr>
+            <w:tcW w:type="dxa" w:w="1539"/>
+          </w:tcPr>
           <w:p>
             <w:pPr>
               <w:pStyle w:val="Compact"/>
@@ -10388,7 +10988,9 @@
           </w:p>
         </w:tc>
         <w:tc>
-          <w:tcPr/>
+          <w:tcPr>
+            <w:tcW w:type="dxa" w:w="1970"/>
+          </w:tcPr>
           <w:p>
             <w:pPr>
               <w:pStyle w:val="Compact"/>
@@ -10400,7 +11002,9 @@
       </w:tr>
       <w:tr>
         <w:tc>
-          <w:tcPr/>
+          <w:tcPr>
+            <w:tcW w:type="dxa" w:w="1847"/>
+          </w:tcPr>
           <w:p>
             <w:pPr>
               <w:pStyle w:val="Compact"/>
@@ -10416,7 +11020,9 @@
           </w:p>
         </w:tc>
         <w:tc>
-          <w:tcPr/>
+          <w:tcPr>
+            <w:tcW w:type="dxa" w:w="2463"/>
+          </w:tcPr>
           <w:p>
             <w:pPr>
               <w:pStyle w:val="Compact"/>
@@ -10432,27 +11038,33 @@
           </w:p>
         </w:tc>
         <w:tc>
-          <w:tcPr/>
-          <w:p>
-            <w:pPr>
-              <w:pStyle w:val="Compact"/>
-              <w:spacing w:line="240" w:lineRule="auto" w:after="20"/>
-              <w:jc w:val="left"/>
-            </w:pPr>
-          </w:p>
-        </w:tc>
-        <w:tc>
-          <w:tcPr/>
-          <w:p>
-            <w:pPr>
-              <w:pStyle w:val="Compact"/>
-              <w:spacing w:line="240" w:lineRule="auto" w:after="20"/>
-              <w:jc w:val="left"/>
-            </w:pPr>
-          </w:p>
-        </w:tc>
-        <w:tc>
-          <w:tcPr/>
+          <w:tcPr>
+            <w:tcW w:type="dxa" w:w="1539"/>
+          </w:tcPr>
+          <w:p>
+            <w:pPr>
+              <w:pStyle w:val="Compact"/>
+              <w:spacing w:line="240" w:lineRule="auto" w:after="20"/>
+              <w:jc w:val="left"/>
+            </w:pPr>
+          </w:p>
+        </w:tc>
+        <w:tc>
+          <w:tcPr>
+            <w:tcW w:type="dxa" w:w="1539"/>
+          </w:tcPr>
+          <w:p>
+            <w:pPr>
+              <w:pStyle w:val="Compact"/>
+              <w:spacing w:line="240" w:lineRule="auto" w:after="20"/>
+              <w:jc w:val="left"/>
+            </w:pPr>
+          </w:p>
+        </w:tc>
+        <w:tc>
+          <w:tcPr>
+            <w:tcW w:type="dxa" w:w="1970"/>
+          </w:tcPr>
           <w:p>
             <w:pPr>
               <w:pStyle w:val="Compact"/>
@@ -10470,7 +11082,9 @@
       </w:tr>
       <w:tr>
         <w:tc>
-          <w:tcPr/>
+          <w:tcPr>
+            <w:tcW w:type="dxa" w:w="1847"/>
+          </w:tcPr>
           <w:p>
             <w:pPr>
               <w:pStyle w:val="Compact"/>
@@ -10486,7 +11100,9 @@
           </w:p>
         </w:tc>
         <w:tc>
-          <w:tcPr/>
+          <w:tcPr>
+            <w:tcW w:type="dxa" w:w="2463"/>
+          </w:tcPr>
           <w:p>
             <w:pPr>
               <w:pStyle w:val="Compact"/>
@@ -10502,7 +11118,9 @@
           </w:p>
         </w:tc>
         <w:tc>
-          <w:tcPr/>
+          <w:tcPr>
+            <w:tcW w:type="dxa" w:w="1539"/>
+          </w:tcPr>
           <w:p>
             <w:pPr>
               <w:pStyle w:val="Compact"/>
@@ -10518,7 +11136,9 @@
           </w:p>
         </w:tc>
         <w:tc>
-          <w:tcPr/>
+          <w:tcPr>
+            <w:tcW w:type="dxa" w:w="1539"/>
+          </w:tcPr>
           <w:p>
             <w:pPr>
               <w:pStyle w:val="Compact"/>
@@ -10534,7 +11154,9 @@
           </w:p>
         </w:tc>
         <w:tc>
-          <w:tcPr/>
+          <w:tcPr>
+            <w:tcW w:type="dxa" w:w="1970"/>
+          </w:tcPr>
           <w:p>
             <w:pPr>
               <w:pStyle w:val="Compact"/>
@@ -10546,7 +11168,9 @@
       </w:tr>
       <w:tr>
         <w:tc>
-          <w:tcPr/>
+          <w:tcPr>
+            <w:tcW w:type="dxa" w:w="1847"/>
+          </w:tcPr>
           <w:p>
             <w:pPr>
               <w:pStyle w:val="Compact"/>
@@ -10562,17 +11186,21 @@
           </w:p>
         </w:tc>
         <w:tc>
-          <w:tcPr/>
-          <w:p>
-            <w:pPr>
-              <w:pStyle w:val="Compact"/>
-              <w:spacing w:line="240" w:lineRule="auto" w:after="20"/>
-              <w:jc w:val="left"/>
-            </w:pPr>
-          </w:p>
-        </w:tc>
-        <w:tc>
-          <w:tcPr/>
+          <w:tcPr>
+            <w:tcW w:type="dxa" w:w="2463"/>
+          </w:tcPr>
+          <w:p>
+            <w:pPr>
+              <w:pStyle w:val="Compact"/>
+              <w:spacing w:line="240" w:lineRule="auto" w:after="20"/>
+              <w:jc w:val="left"/>
+            </w:pPr>
+          </w:p>
+        </w:tc>
+        <w:tc>
+          <w:tcPr>
+            <w:tcW w:type="dxa" w:w="1539"/>
+          </w:tcPr>
           <w:p>
             <w:pPr>
               <w:pStyle w:val="Compact"/>
@@ -10588,7 +11216,9 @@
           </w:p>
         </w:tc>
         <w:tc>
-          <w:tcPr/>
+          <w:tcPr>
+            <w:tcW w:type="dxa" w:w="1539"/>
+          </w:tcPr>
           <w:p>
             <w:pPr>
               <w:pStyle w:val="Compact"/>
@@ -10604,7 +11234,9 @@
           </w:p>
         </w:tc>
         <w:tc>
-          <w:tcPr/>
+          <w:tcPr>
+            <w:tcW w:type="dxa" w:w="1970"/>
+          </w:tcPr>
           <w:p>
             <w:pPr>
               <w:pStyle w:val="Compact"/>
@@ -10627,7 +11259,19 @@
         <w:t xml:space="preserve"> </w:t>
       </w:r>
       <w:r>
-        <w:t xml:space="preserve">inputs have little effect. Across CO2 prices of 0.5–3 NOK/kg and gas prices of</w:t>
+        <w:t xml:space="preserve">inputs have little effect. Across CO</w:t>
+      </w:r>
+      <w:r>
+        <w:rPr>
+          <w:vertAlign w:val="subscript"/>
+        </w:rPr>
+        <w:t xml:space="preserve">2</w:t>
+      </w:r>
+      <w:r>
+        <w:t xml:space="preserve"> </w:t>
+      </w:r>
+      <w:r>
+        <w:t xml:space="preserve">prices of 0.5–3 NOK/kg and gas prices of</w:t>
       </w:r>
       <w:r>
         <w:t xml:space="preserve"> </w:t>
@@ -10928,7 +11572,31 @@
         <w:t xml:space="preserve"> </w:t>
       </w:r>
       <w:r>
-        <w:t xml:space="preserve">Sensitivity of annual CO2 emissions to wind farm size, CO2 and gas price, battery size, injection deficit limit, minimum number of GTs online, GT fleet and operating practice.</w:t>
+        <w:t xml:space="preserve">Sensitivity of annual CO</w:t>
+      </w:r>
+      <w:r>
+        <w:rPr>
+          <w:vertAlign w:val="subscript"/>
+        </w:rPr>
+        <w:t xml:space="preserve">2</w:t>
+      </w:r>
+      <w:r>
+        <w:t xml:space="preserve"> </w:t>
+      </w:r>
+      <w:r>
+        <w:t xml:space="preserve">emissions to wind farm size, CO</w:t>
+      </w:r>
+      <w:r>
+        <w:rPr>
+          <w:vertAlign w:val="subscript"/>
+        </w:rPr>
+        <w:t xml:space="preserve">2</w:t>
+      </w:r>
+      <w:r>
+        <w:t xml:space="preserve"> </w:t>
+      </w:r>
+      <w:r>
+        <w:t xml:space="preserve">and gas price, battery size, injection deficit limit, minimum number of GTs online, GT fleet and operating practice.</w:t>
       </w:r>
     </w:p>
     <w:bookmarkEnd w:id="54"/>
@@ -10975,10 +11643,10 @@
         </w:tblBorders>
       </w:tblPr>
       <w:tblGrid>
-        <w:gridCol w:w="1980"/>
-        <w:gridCol w:w="1980"/>
-        <w:gridCol w:w="1980"/>
-        <w:gridCol w:w="1980"/>
+        <w:gridCol w:w="4926"/>
+        <w:gridCol w:w="1231"/>
+        <w:gridCol w:w="1847"/>
+        <w:gridCol w:w="1354"/>
       </w:tblGrid>
       <w:tr>
         <w:trPr>
@@ -10986,6 +11654,7 @@
         </w:trPr>
         <w:tc>
           <w:tcPr>
+            <w:tcW w:type="dxa" w:w="4926"/>
             <w:tcBorders>
               <w:bottom w:val="single" w:sz="4" w:space="0" w:color="000000"/>
             </w:tcBorders>
@@ -11007,6 +11676,7 @@
         </w:tc>
         <w:tc>
           <w:tcPr>
+            <w:tcW w:type="dxa" w:w="1231"/>
             <w:tcBorders>
               <w:bottom w:val="single" w:sz="4" w:space="0" w:color="000000"/>
             </w:tcBorders>
@@ -11028,6 +11698,7 @@
         </w:tc>
         <w:tc>
           <w:tcPr>
+            <w:tcW w:type="dxa" w:w="1847"/>
             <w:tcBorders>
               <w:bottom w:val="single" w:sz="4" w:space="0" w:color="000000"/>
             </w:tcBorders>
@@ -11049,6 +11720,7 @@
         </w:tc>
         <w:tc>
           <w:tcPr>
+            <w:tcW w:type="dxa" w:w="1354"/>
             <w:tcBorders>
               <w:bottom w:val="single" w:sz="4" w:space="0" w:color="000000"/>
             </w:tcBorders>
@@ -11071,7 +11743,9 @@
       </w:tr>
       <w:tr>
         <w:tc>
-          <w:tcPr/>
+          <w:tcPr>
+            <w:tcW w:type="dxa" w:w="4926"/>
+          </w:tcPr>
           <w:p>
             <w:pPr>
               <w:pStyle w:val="Compact"/>
@@ -11087,7 +11761,9 @@
           </w:p>
         </w:tc>
         <w:tc>
-          <w:tcPr/>
+          <w:tcPr>
+            <w:tcW w:type="dxa" w:w="1231"/>
+          </w:tcPr>
           <w:p>
             <w:pPr>
               <w:pStyle w:val="Compact"/>
@@ -11103,7 +11779,9 @@
           </w:p>
         </w:tc>
         <w:tc>
-          <w:tcPr/>
+          <w:tcPr>
+            <w:tcW w:type="dxa" w:w="1847"/>
+          </w:tcPr>
           <w:p>
             <w:pPr>
               <w:pStyle w:val="Compact"/>
@@ -11119,7 +11797,9 @@
           </w:p>
         </w:tc>
         <w:tc>
-          <w:tcPr/>
+          <w:tcPr>
+            <w:tcW w:type="dxa" w:w="1354"/>
+          </w:tcPr>
           <w:p>
             <w:pPr>
               <w:pStyle w:val="Compact"/>
@@ -11137,7 +11817,9 @@
       </w:tr>
       <w:tr>
         <w:tc>
-          <w:tcPr/>
+          <w:tcPr>
+            <w:tcW w:type="dxa" w:w="4926"/>
+          </w:tcPr>
           <w:p>
             <w:pPr>
               <w:pStyle w:val="Compact"/>
@@ -11153,7 +11835,9 @@
           </w:p>
         </w:tc>
         <w:tc>
-          <w:tcPr/>
+          <w:tcPr>
+            <w:tcW w:type="dxa" w:w="1231"/>
+          </w:tcPr>
           <w:p>
             <w:pPr>
               <w:pStyle w:val="Compact"/>
@@ -11169,7 +11853,9 @@
           </w:p>
         </w:tc>
         <w:tc>
-          <w:tcPr/>
+          <w:tcPr>
+            <w:tcW w:type="dxa" w:w="1847"/>
+          </w:tcPr>
           <w:p>
             <w:pPr>
               <w:pStyle w:val="Compact"/>
@@ -11185,7 +11871,9 @@
           </w:p>
         </w:tc>
         <w:tc>
-          <w:tcPr/>
+          <w:tcPr>
+            <w:tcW w:type="dxa" w:w="1354"/>
+          </w:tcPr>
           <w:p>
             <w:pPr>
               <w:pStyle w:val="Compact"/>
@@ -11203,7 +11891,9 @@
       </w:tr>
       <w:tr>
         <w:tc>
-          <w:tcPr/>
+          <w:tcPr>
+            <w:tcW w:type="dxa" w:w="4926"/>
+          </w:tcPr>
           <w:p>
             <w:pPr>
               <w:pStyle w:val="Compact"/>
@@ -11219,7 +11909,9 @@
           </w:p>
         </w:tc>
         <w:tc>
-          <w:tcPr/>
+          <w:tcPr>
+            <w:tcW w:type="dxa" w:w="1231"/>
+          </w:tcPr>
           <w:p>
             <w:pPr>
               <w:pStyle w:val="Compact"/>
@@ -11235,7 +11927,9 @@
           </w:p>
         </w:tc>
         <w:tc>
-          <w:tcPr/>
+          <w:tcPr>
+            <w:tcW w:type="dxa" w:w="1847"/>
+          </w:tcPr>
           <w:p>
             <w:pPr>
               <w:pStyle w:val="Compact"/>
@@ -11251,7 +11945,9 @@
           </w:p>
         </w:tc>
         <w:tc>
-          <w:tcPr/>
+          <w:tcPr>
+            <w:tcW w:type="dxa" w:w="1354"/>
+          </w:tcPr>
           <w:p>
             <w:pPr>
               <w:pStyle w:val="Compact"/>
@@ -11269,7 +11965,9 @@
       </w:tr>
       <w:tr>
         <w:tc>
-          <w:tcPr/>
+          <w:tcPr>
+            <w:tcW w:type="dxa" w:w="4926"/>
+          </w:tcPr>
           <w:p>
             <w:pPr>
               <w:pStyle w:val="Compact"/>
@@ -11285,7 +11983,9 @@
           </w:p>
         </w:tc>
         <w:tc>
-          <w:tcPr/>
+          <w:tcPr>
+            <w:tcW w:type="dxa" w:w="1231"/>
+          </w:tcPr>
           <w:p>
             <w:pPr>
               <w:pStyle w:val="Compact"/>
@@ -11301,7 +12001,9 @@
           </w:p>
         </w:tc>
         <w:tc>
-          <w:tcPr/>
+          <w:tcPr>
+            <w:tcW w:type="dxa" w:w="1847"/>
+          </w:tcPr>
           <w:p>
             <w:pPr>
               <w:pStyle w:val="Compact"/>
@@ -11317,7 +12019,9 @@
           </w:p>
         </w:tc>
         <w:tc>
-          <w:tcPr/>
+          <w:tcPr>
+            <w:tcW w:type="dxa" w:w="1354"/>
+          </w:tcPr>
           <w:p>
             <w:pPr>
               <w:pStyle w:val="Compact"/>
@@ -11335,7 +12039,9 @@
       </w:tr>
       <w:tr>
         <w:tc>
-          <w:tcPr/>
+          <w:tcPr>
+            <w:tcW w:type="dxa" w:w="4926"/>
+          </w:tcPr>
           <w:p>
             <w:pPr>
               <w:pStyle w:val="Compact"/>
@@ -11351,7 +12057,9 @@
           </w:p>
         </w:tc>
         <w:tc>
-          <w:tcPr/>
+          <w:tcPr>
+            <w:tcW w:type="dxa" w:w="1231"/>
+          </w:tcPr>
           <w:p>
             <w:pPr>
               <w:pStyle w:val="Compact"/>
@@ -11367,7 +12075,9 @@
           </w:p>
         </w:tc>
         <w:tc>
-          <w:tcPr/>
+          <w:tcPr>
+            <w:tcW w:type="dxa" w:w="1847"/>
+          </w:tcPr>
           <w:p>
             <w:pPr>
               <w:pStyle w:val="Compact"/>
@@ -11383,7 +12093,9 @@
           </w:p>
         </w:tc>
         <w:tc>
-          <w:tcPr/>
+          <w:tcPr>
+            <w:tcW w:type="dxa" w:w="1354"/>
+          </w:tcPr>
           <w:p>
             <w:pPr>
               <w:pStyle w:val="Compact"/>
@@ -11401,7 +12113,9 @@
       </w:tr>
       <w:tr>
         <w:tc>
-          <w:tcPr/>
+          <w:tcPr>
+            <w:tcW w:type="dxa" w:w="4926"/>
+          </w:tcPr>
           <w:p>
             <w:pPr>
               <w:pStyle w:val="Compact"/>
@@ -11417,7 +12131,9 @@
           </w:p>
         </w:tc>
         <w:tc>
-          <w:tcPr/>
+          <w:tcPr>
+            <w:tcW w:type="dxa" w:w="1231"/>
+          </w:tcPr>
           <w:p>
             <w:pPr>
               <w:pStyle w:val="Compact"/>
@@ -11433,7 +12149,9 @@
           </w:p>
         </w:tc>
         <w:tc>
-          <w:tcPr/>
+          <w:tcPr>
+            <w:tcW w:type="dxa" w:w="1847"/>
+          </w:tcPr>
           <w:p>
             <w:pPr>
               <w:pStyle w:val="Compact"/>
@@ -11449,7 +12167,9 @@
           </w:p>
         </w:tc>
         <w:tc>
-          <w:tcPr/>
+          <w:tcPr>
+            <w:tcW w:type="dxa" w:w="1354"/>
+          </w:tcPr>
           <w:p>
             <w:pPr>
               <w:pStyle w:val="Compact"/>
@@ -11467,23 +12187,46 @@
       </w:tr>
       <w:tr>
         <w:tc>
-          <w:tcPr/>
-          <w:p>
-            <w:pPr>
-              <w:pStyle w:val="Compact"/>
-              <w:spacing w:line="240" w:lineRule="auto" w:after="20"/>
-              <w:jc w:val="left"/>
-            </w:pPr>
-            <w:r>
-              <w:rPr>
-                <w:sz w:val="20"/>
-              </w:rPr>
-              <w:t xml:space="preserve">CO2 avoided per MWh wind, two GTs kept online (Equinor 2023)</w:t>
-            </w:r>
-          </w:p>
-        </w:tc>
-        <w:tc>
-          <w:tcPr/>
+          <w:tcPr>
+            <w:tcW w:type="dxa" w:w="4926"/>
+          </w:tcPr>
+          <w:p>
+            <w:pPr>
+              <w:pStyle w:val="Compact"/>
+              <w:spacing w:line="240" w:lineRule="auto" w:after="20"/>
+              <w:jc w:val="left"/>
+            </w:pPr>
+            <w:r>
+              <w:rPr>
+                <w:sz w:val="20"/>
+              </w:rPr>
+              <w:t xml:space="preserve">CO</w:t>
+            </w:r>
+            <w:r>
+              <w:rPr>
+                <w:sz w:val="20"/>
+                <w:vertAlign w:val="subscript"/>
+              </w:rPr>
+              <w:t xml:space="preserve">2</w:t>
+            </w:r>
+            <w:r>
+              <w:rPr>
+                <w:sz w:val="20"/>
+              </w:rPr>
+              <w:t xml:space="preserve"> </w:t>
+            </w:r>
+            <w:r>
+              <w:rPr>
+                <w:sz w:val="20"/>
+              </w:rPr>
+              <w:t xml:space="preserve">avoided per MWh wind, two GTs kept online (Equinor 2023)</w:t>
+            </w:r>
+          </w:p>
+        </w:tc>
+        <w:tc>
+          <w:tcPr>
+            <w:tcW w:type="dxa" w:w="1231"/>
+          </w:tcPr>
           <w:p>
             <w:pPr>
               <w:pStyle w:val="Compact"/>
@@ -11499,7 +12242,9 @@
           </w:p>
         </w:tc>
         <w:tc>
-          <w:tcPr/>
+          <w:tcPr>
+            <w:tcW w:type="dxa" w:w="1847"/>
+          </w:tcPr>
           <w:p>
             <w:pPr>
               <w:pStyle w:val="Compact"/>
@@ -11515,7 +12260,9 @@
           </w:p>
         </w:tc>
         <w:tc>
-          <w:tcPr/>
+          <w:tcPr>
+            <w:tcW w:type="dxa" w:w="1354"/>
+          </w:tcPr>
           <w:p>
             <w:pPr>
               <w:pStyle w:val="Compact"/>
@@ -11533,7 +12280,9 @@
       </w:tr>
       <w:tr>
         <w:tc>
-          <w:tcPr/>
+          <w:tcPr>
+            <w:tcW w:type="dxa" w:w="4926"/>
+          </w:tcPr>
           <w:p>
             <w:pPr>
               <w:pStyle w:val="Compact"/>
@@ -11549,7 +12298,9 @@
           </w:p>
         </w:tc>
         <w:tc>
-          <w:tcPr/>
+          <w:tcPr>
+            <w:tcW w:type="dxa" w:w="1231"/>
+          </w:tcPr>
           <w:p>
             <w:pPr>
               <w:pStyle w:val="Compact"/>
@@ -11565,7 +12316,9 @@
           </w:p>
         </w:tc>
         <w:tc>
-          <w:tcPr/>
+          <w:tcPr>
+            <w:tcW w:type="dxa" w:w="1847"/>
+          </w:tcPr>
           <w:p>
             <w:pPr>
               <w:pStyle w:val="Compact"/>
@@ -11581,7 +12334,9 @@
           </w:p>
         </w:tc>
         <w:tc>
-          <w:tcPr/>
+          <w:tcPr>
+            <w:tcW w:type="dxa" w:w="1354"/>
+          </w:tcPr>
           <w:p>
             <w:pPr>
               <w:pStyle w:val="Compact"/>
@@ -11599,23 +12354,46 @@
       </w:tr>
       <w:tr>
         <w:tc>
-          <w:tcPr/>
-          <w:p>
-            <w:pPr>
-              <w:pStyle w:val="Compact"/>
-              <w:spacing w:line="240" w:lineRule="auto" w:after="20"/>
-              <w:jc w:val="left"/>
-            </w:pPr>
-            <w:r>
-              <w:rPr>
-                <w:sz w:val="20"/>
-              </w:rPr>
-              <w:t xml:space="preserve">CO2 intensity, Norwegian shelf 2023 (Offshore Norge 2024)</w:t>
-            </w:r>
-          </w:p>
-        </w:tc>
-        <w:tc>
-          <w:tcPr/>
+          <w:tcPr>
+            <w:tcW w:type="dxa" w:w="4926"/>
+          </w:tcPr>
+          <w:p>
+            <w:pPr>
+              <w:pStyle w:val="Compact"/>
+              <w:spacing w:line="240" w:lineRule="auto" w:after="20"/>
+              <w:jc w:val="left"/>
+            </w:pPr>
+            <w:r>
+              <w:rPr>
+                <w:sz w:val="20"/>
+              </w:rPr>
+              <w:t xml:space="preserve">CO</w:t>
+            </w:r>
+            <w:r>
+              <w:rPr>
+                <w:sz w:val="20"/>
+                <w:vertAlign w:val="subscript"/>
+              </w:rPr>
+              <w:t xml:space="preserve">2</w:t>
+            </w:r>
+            <w:r>
+              <w:rPr>
+                <w:sz w:val="20"/>
+              </w:rPr>
+              <w:t xml:space="preserve"> </w:t>
+            </w:r>
+            <w:r>
+              <w:rPr>
+                <w:sz w:val="20"/>
+              </w:rPr>
+              <w:t xml:space="preserve">intensity, Norwegian shelf 2023 (Offshore Norge 2024)</w:t>
+            </w:r>
+          </w:p>
+        </w:tc>
+        <w:tc>
+          <w:tcPr>
+            <w:tcW w:type="dxa" w:w="1231"/>
+          </w:tcPr>
           <w:p>
             <w:pPr>
               <w:pStyle w:val="Compact"/>
@@ -11631,7 +12409,9 @@
           </w:p>
         </w:tc>
         <w:tc>
-          <w:tcPr/>
+          <w:tcPr>
+            <w:tcW w:type="dxa" w:w="1847"/>
+          </w:tcPr>
           <w:p>
             <w:pPr>
               <w:pStyle w:val="Compact"/>
@@ -11647,7 +12427,9 @@
           </w:p>
         </w:tc>
         <w:tc>
-          <w:tcPr/>
+          <w:tcPr>
+            <w:tcW w:type="dxa" w:w="1354"/>
+          </w:tcPr>
           <w:p>
             <w:pPr>
               <w:pStyle w:val="Compact"/>
@@ -11732,13 +12514,37 @@
         <w:pStyle w:val="BodyText"/>
       </w:pPr>
       <w:r>
-        <w:t xml:space="preserve">The CO2 avoided per MWh of wind is the most demanding check, as it tests the</w:t>
-      </w:r>
-      <w:r>
-        <w:t xml:space="preserve"> </w:t>
-      </w:r>
-      <w:r>
-        <w:t xml:space="preserve">wind model, the part-load fuel model, the CO2 factor and the scheduling</w:t>
+        <w:t xml:space="preserve">The CO</w:t>
+      </w:r>
+      <w:r>
+        <w:rPr>
+          <w:vertAlign w:val="subscript"/>
+        </w:rPr>
+        <w:t xml:space="preserve">2</w:t>
+      </w:r>
+      <w:r>
+        <w:t xml:space="preserve"> </w:t>
+      </w:r>
+      <w:r>
+        <w:t xml:space="preserve">avoided per MWh of wind is the most demanding check, as it tests the</w:t>
+      </w:r>
+      <w:r>
+        <w:t xml:space="preserve"> </w:t>
+      </w:r>
+      <w:r>
+        <w:t xml:space="preserve">wind model, the part-load fuel model, the CO</w:t>
+      </w:r>
+      <w:r>
+        <w:rPr>
+          <w:vertAlign w:val="subscript"/>
+        </w:rPr>
+        <w:t xml:space="preserve">2</w:t>
+      </w:r>
+      <w:r>
+        <w:t xml:space="preserve"> </w:t>
+      </w:r>
+      <w:r>
+        <w:t xml:space="preserve">factor and the scheduling</w:t>
       </w:r>
       <w:r>
         <w:t xml:space="preserve"> </w:t>
@@ -11788,7 +12594,19 @@
         <w:t xml:space="preserve"> </w:t>
       </w:r>
       <w:r>
-        <w:t xml:space="preserve">Gullfaks field centre emitted 2.32–2.40 kg CO2 per Sm³ of fuel gas in</w:t>
+        <w:t xml:space="preserve">Gullfaks field centre emitted 2.32–2.40 kg CO</w:t>
+      </w:r>
+      <w:r>
+        <w:rPr>
+          <w:vertAlign w:val="subscript"/>
+        </w:rPr>
+        <w:t xml:space="preserve">2</w:t>
+      </w:r>
+      <w:r>
+        <w:t xml:space="preserve"> </w:t>
+      </w:r>
+      <w:r>
+        <w:t xml:space="preserve">per Sm³ of fuel gas in</w:t>
       </w:r>
       <w:r>
         <w:t xml:space="preserve"> </w:t>
@@ -11830,7 +12648,19 @@
         <w:t xml:space="preserve"> </w:t>
       </w:r>
       <w:r>
-        <w:t xml:space="preserve">CO2 intensity of the model is lower than the shelf average and the field</w:t>
+        <w:t xml:space="preserve">CO</w:t>
+      </w:r>
+      <w:r>
+        <w:rPr>
+          <w:vertAlign w:val="subscript"/>
+        </w:rPr>
+        <w:t xml:space="preserve">2</w:t>
+      </w:r>
+      <w:r>
+        <w:t xml:space="preserve"> </w:t>
+      </w:r>
+      <w:r>
+        <w:t xml:space="preserve">intensity of the model is lower than the shelf average and the field</w:t>
       </w:r>
       <w:r>
         <w:t xml:space="preserve"> </w:t>
@@ -11866,7 +12696,19 @@
         <w:t xml:space="preserve"> </w:t>
       </w:r>
       <w:r>
-        <w:t xml:space="preserve">CO2 avoided per MWh, agree, which indicates that the difference originates</w:t>
+        <w:t xml:space="preserve">CO</w:t>
+      </w:r>
+      <w:r>
+        <w:rPr>
+          <w:vertAlign w:val="subscript"/>
+        </w:rPr>
+        <w:t xml:space="preserve">2</w:t>
+      </w:r>
+      <w:r>
+        <w:t xml:space="preserve"> </w:t>
+      </w:r>
+      <w:r>
+        <w:t xml:space="preserve">avoided per MWh, agree, which indicates that the difference originates</w:t>
       </w:r>
       <w:r>
         <w:t xml:space="preserve"> </w:t>
@@ -11937,7 +12779,19 @@
         <w:t xml:space="preserve"> </w:t>
       </w:r>
       <w:r>
-        <w:t xml:space="preserve">Left: model results divided by published benchmarks (1 = equal; shaded: ±20 %; grey bars: published ranges). Right: CO2 intensity of the Gullfaks, Snorre and Statfjord field centres (grey: GT-powered; teal: receiving Hywind Tampen power) with the model Case 1 value (dashed).</w:t>
+        <w:t xml:space="preserve">Left: model results divided by published benchmarks (1 = equal; shaded: ±20 %; grey bars: published ranges). Right: CO</w:t>
+      </w:r>
+      <w:r>
+        <w:rPr>
+          <w:vertAlign w:val="subscript"/>
+        </w:rPr>
+        <w:t xml:space="preserve">2</w:t>
+      </w:r>
+      <w:r>
+        <w:t xml:space="preserve"> </w:t>
+      </w:r>
+      <w:r>
+        <w:t xml:space="preserve">intensity of the Gullfaks, Snorre and Statfjord field centres (grey: GT-powered; teal: receiving Hywind Tampen power) with the model Case 1 value (dashed).</w:t>
       </w:r>
     </w:p>
     <w:bookmarkEnd w:id="58"/>
@@ -11990,11 +12844,11 @@
         </w:tblBorders>
       </w:tblPr>
       <w:tblGrid>
-        <w:gridCol w:w="1584"/>
-        <w:gridCol w:w="1584"/>
-        <w:gridCol w:w="1584"/>
-        <w:gridCol w:w="1584"/>
-        <w:gridCol w:w="1584"/>
+        <w:gridCol w:w="2369"/>
+        <w:gridCol w:w="1125"/>
+        <w:gridCol w:w="1540"/>
+        <w:gridCol w:w="1954"/>
+        <w:gridCol w:w="2369"/>
       </w:tblGrid>
       <w:tr>
         <w:trPr>
@@ -12002,6 +12856,7 @@
         </w:trPr>
         <w:tc>
           <w:tcPr>
+            <w:tcW w:type="dxa" w:w="2369"/>
             <w:tcBorders>
               <w:bottom w:val="single" w:sz="4" w:space="0" w:color="000000"/>
             </w:tcBorders>
@@ -12023,6 +12878,7 @@
         </w:tc>
         <w:tc>
           <w:tcPr>
+            <w:tcW w:type="dxa" w:w="1125"/>
             <w:tcBorders>
               <w:bottom w:val="single" w:sz="4" w:space="0" w:color="000000"/>
             </w:tcBorders>
@@ -12038,12 +12894,35 @@
                 <w:b/>
                 <w:sz w:val="20"/>
               </w:rPr>
-              <w:t xml:space="preserve">CO2 avoided [kt/yr]</w:t>
-            </w:r>
-          </w:p>
-        </w:tc>
-        <w:tc>
-          <w:tcPr>
+              <w:t xml:space="preserve">CO</w:t>
+            </w:r>
+            <w:r>
+              <w:rPr>
+                <w:b/>
+                <w:sz w:val="20"/>
+                <w:vertAlign w:val="subscript"/>
+              </w:rPr>
+              <w:t xml:space="preserve">2</w:t>
+            </w:r>
+            <w:r>
+              <w:rPr>
+                <w:b/>
+                <w:sz w:val="20"/>
+              </w:rPr>
+              <w:t xml:space="preserve"> </w:t>
+            </w:r>
+            <w:r>
+              <w:rPr>
+                <w:b/>
+                <w:sz w:val="20"/>
+              </w:rPr>
+              <w:t xml:space="preserve">avoided [kt/yr]</w:t>
+            </w:r>
+          </w:p>
+        </w:tc>
+        <w:tc>
+          <w:tcPr>
+            <w:tcW w:type="dxa" w:w="1540"/>
             <w:tcBorders>
               <w:bottom w:val="single" w:sz="4" w:space="0" w:color="000000"/>
             </w:tcBorders>
@@ -12065,6 +12944,7 @@
         </w:tc>
         <w:tc>
           <w:tcPr>
+            <w:tcW w:type="dxa" w:w="1954"/>
             <w:tcBorders>
               <w:bottom w:val="single" w:sz="4" w:space="0" w:color="000000"/>
             </w:tcBorders>
@@ -12086,6 +12966,7 @@
         </w:tc>
         <w:tc>
           <w:tcPr>
+            <w:tcW w:type="dxa" w:w="2369"/>
             <w:tcBorders>
               <w:bottom w:val="single" w:sz="4" w:space="0" w:color="000000"/>
             </w:tcBorders>
@@ -12101,14 +12982,24 @@
                 <w:b/>
                 <w:sz w:val="20"/>
               </w:rPr>
-              <w:t xml:space="preserve">Break-even investment [MNOK], fuel / fuel + CO2</w:t>
+              <w:t xml:space="preserve">Break-even investment [MNOK], fuel / fuel + CO</w:t>
+            </w:r>
+            <w:r>
+              <w:rPr>
+                <w:b/>
+                <w:sz w:val="20"/>
+                <w:vertAlign w:val="subscript"/>
+              </w:rPr>
+              <w:t xml:space="preserve">2</w:t>
             </w:r>
           </w:p>
         </w:tc>
       </w:tr>
       <w:tr>
         <w:tc>
-          <w:tcPr/>
+          <w:tcPr>
+            <w:tcW w:type="dxa" w:w="2369"/>
+          </w:tcPr>
           <w:p>
             <w:pPr>
               <w:pStyle w:val="Compact"/>
@@ -12124,7 +13015,9 @@
           </w:p>
         </w:tc>
         <w:tc>
-          <w:tcPr/>
+          <w:tcPr>
+            <w:tcW w:type="dxa" w:w="1125"/>
+          </w:tcPr>
           <w:p>
             <w:pPr>
               <w:pStyle w:val="Compact"/>
@@ -12140,7 +13033,9 @@
           </w:p>
         </w:tc>
         <w:tc>
-          <w:tcPr/>
+          <w:tcPr>
+            <w:tcW w:type="dxa" w:w="1540"/>
+          </w:tcPr>
           <w:p>
             <w:pPr>
               <w:pStyle w:val="Compact"/>
@@ -12156,7 +13051,9 @@
           </w:p>
         </w:tc>
         <w:tc>
-          <w:tcPr/>
+          <w:tcPr>
+            <w:tcW w:type="dxa" w:w="1954"/>
+          </w:tcPr>
           <w:p>
             <w:pPr>
               <w:pStyle w:val="Compact"/>
@@ -12172,7 +13069,9 @@
           </w:p>
         </w:tc>
         <w:tc>
-          <w:tcPr/>
+          <w:tcPr>
+            <w:tcW w:type="dxa" w:w="2369"/>
+          </w:tcPr>
           <w:p>
             <w:pPr>
               <w:pStyle w:val="Compact"/>
@@ -12190,7 +13089,9 @@
       </w:tr>
       <w:tr>
         <w:tc>
-          <w:tcPr/>
+          <w:tcPr>
+            <w:tcW w:type="dxa" w:w="2369"/>
+          </w:tcPr>
           <w:p>
             <w:pPr>
               <w:pStyle w:val="Compact"/>
@@ -12206,7 +13107,9 @@
           </w:p>
         </w:tc>
         <w:tc>
-          <w:tcPr/>
+          <w:tcPr>
+            <w:tcW w:type="dxa" w:w="1125"/>
+          </w:tcPr>
           <w:p>
             <w:pPr>
               <w:pStyle w:val="Compact"/>
@@ -12222,7 +13125,9 @@
           </w:p>
         </w:tc>
         <w:tc>
-          <w:tcPr/>
+          <w:tcPr>
+            <w:tcW w:type="dxa" w:w="1540"/>
+          </w:tcPr>
           <w:p>
             <w:pPr>
               <w:pStyle w:val="Compact"/>
@@ -12238,7 +13143,9 @@
           </w:p>
         </w:tc>
         <w:tc>
-          <w:tcPr/>
+          <w:tcPr>
+            <w:tcW w:type="dxa" w:w="1954"/>
+          </w:tcPr>
           <w:p>
             <w:pPr>
               <w:pStyle w:val="Compact"/>
@@ -12254,7 +13161,9 @@
           </w:p>
         </w:tc>
         <w:tc>
-          <w:tcPr/>
+          <w:tcPr>
+            <w:tcW w:type="dxa" w:w="2369"/>
+          </w:tcPr>
           <w:p>
             <w:pPr>
               <w:pStyle w:val="Compact"/>
@@ -12272,7 +13181,9 @@
       </w:tr>
       <w:tr>
         <w:tc>
-          <w:tcPr/>
+          <w:tcPr>
+            <w:tcW w:type="dxa" w:w="2369"/>
+          </w:tcPr>
           <w:p>
             <w:pPr>
               <w:pStyle w:val="Compact"/>
@@ -12288,7 +13199,9 @@
           </w:p>
         </w:tc>
         <w:tc>
-          <w:tcPr/>
+          <w:tcPr>
+            <w:tcW w:type="dxa" w:w="1125"/>
+          </w:tcPr>
           <w:p>
             <w:pPr>
               <w:pStyle w:val="Compact"/>
@@ -12304,7 +13217,9 @@
           </w:p>
         </w:tc>
         <w:tc>
-          <w:tcPr/>
+          <w:tcPr>
+            <w:tcW w:type="dxa" w:w="1540"/>
+          </w:tcPr>
           <w:p>
             <w:pPr>
               <w:pStyle w:val="Compact"/>
@@ -12320,7 +13235,9 @@
           </w:p>
         </w:tc>
         <w:tc>
-          <w:tcPr/>
+          <w:tcPr>
+            <w:tcW w:type="dxa" w:w="1954"/>
+          </w:tcPr>
           <w:p>
             <w:pPr>
               <w:pStyle w:val="Compact"/>
@@ -12336,7 +13253,9 @@
           </w:p>
         </w:tc>
         <w:tc>
-          <w:tcPr/>
+          <w:tcPr>
+            <w:tcW w:type="dxa" w:w="2369"/>
+          </w:tcPr>
           <w:p>
             <w:pPr>
               <w:pStyle w:val="Compact"/>
@@ -12354,7 +13273,9 @@
       </w:tr>
       <w:tr>
         <w:tc>
-          <w:tcPr/>
+          <w:tcPr>
+            <w:tcW w:type="dxa" w:w="2369"/>
+          </w:tcPr>
           <w:p>
             <w:pPr>
               <w:pStyle w:val="Compact"/>
@@ -12370,7 +13291,9 @@
           </w:p>
         </w:tc>
         <w:tc>
-          <w:tcPr/>
+          <w:tcPr>
+            <w:tcW w:type="dxa" w:w="1125"/>
+          </w:tcPr>
           <w:p>
             <w:pPr>
               <w:pStyle w:val="Compact"/>
@@ -12386,7 +13309,9 @@
           </w:p>
         </w:tc>
         <w:tc>
-          <w:tcPr/>
+          <w:tcPr>
+            <w:tcW w:type="dxa" w:w="1540"/>
+          </w:tcPr>
           <w:p>
             <w:pPr>
               <w:pStyle w:val="Compact"/>
@@ -12402,7 +13327,9 @@
           </w:p>
         </w:tc>
         <w:tc>
-          <w:tcPr/>
+          <w:tcPr>
+            <w:tcW w:type="dxa" w:w="1954"/>
+          </w:tcPr>
           <w:p>
             <w:pPr>
               <w:pStyle w:val="Compact"/>
@@ -12418,7 +13345,9 @@
           </w:p>
         </w:tc>
         <w:tc>
-          <w:tcPr/>
+          <w:tcPr>
+            <w:tcW w:type="dxa" w:w="2369"/>
+          </w:tcPr>
           <w:p>
             <w:pPr>
               <w:pStyle w:val="Compact"/>
@@ -12436,7 +13365,9 @@
       </w:tr>
       <w:tr>
         <w:tc>
-          <w:tcPr/>
+          <w:tcPr>
+            <w:tcW w:type="dxa" w:w="2369"/>
+          </w:tcPr>
           <w:p>
             <w:pPr>
               <w:pStyle w:val="Compact"/>
@@ -12452,7 +13383,9 @@
           </w:p>
         </w:tc>
         <w:tc>
-          <w:tcPr/>
+          <w:tcPr>
+            <w:tcW w:type="dxa" w:w="1125"/>
+          </w:tcPr>
           <w:p>
             <w:pPr>
               <w:pStyle w:val="Compact"/>
@@ -12468,7 +13401,9 @@
           </w:p>
         </w:tc>
         <w:tc>
-          <w:tcPr/>
+          <w:tcPr>
+            <w:tcW w:type="dxa" w:w="1540"/>
+          </w:tcPr>
           <w:p>
             <w:pPr>
               <w:pStyle w:val="Compact"/>
@@ -12484,7 +13419,9 @@
           </w:p>
         </w:tc>
         <w:tc>
-          <w:tcPr/>
+          <w:tcPr>
+            <w:tcW w:type="dxa" w:w="1954"/>
+          </w:tcPr>
           <w:p>
             <w:pPr>
               <w:pStyle w:val="Compact"/>
@@ -12500,7 +13437,9 @@
           </w:p>
         </w:tc>
         <w:tc>
-          <w:tcPr/>
+          <w:tcPr>
+            <w:tcW w:type="dxa" w:w="2369"/>
+          </w:tcPr>
           <w:p>
             <w:pPr>
               <w:pStyle w:val="Compact"/>
@@ -12529,7 +13468,19 @@
         <w:t xml:space="preserve"> </w:t>
       </w:r>
       <w:r>
-        <w:t xml:space="preserve">billion NOK for 30 MW, the wind farm with fixed demand avoids CO2 at</w:t>
+        <w:t xml:space="preserve">billion NOK for 30 MW, the wind farm with fixed demand avoids CO</w:t>
+      </w:r>
+      <w:r>
+        <w:rPr>
+          <w:vertAlign w:val="subscript"/>
+        </w:rPr>
+        <w:t xml:space="preserve">2</w:t>
+      </w:r>
+      <w:r>
+        <w:t xml:space="preserve"> </w:t>
+      </w:r>
+      <w:r>
+        <w:t xml:space="preserve">at</w:t>
       </w:r>
       <w:r>
         <w:t xml:space="preserve"> </w:t>
@@ -12553,7 +13504,19 @@
         <w:t xml:space="preserve"> </w:t>
       </w:r>
       <w:r>
-        <w:t xml:space="preserve">under 2,000 NOK/t (Norwegian Offshore Directorate 2025), and close to the CO2 price of 2,000 NOK/t</w:t>
+        <w:t xml:space="preserve">under 2,000 NOK/t (Norwegian Offshore Directorate 2025), and close to the CO</w:t>
+      </w:r>
+      <w:r>
+        <w:rPr>
+          <w:vertAlign w:val="subscript"/>
+        </w:rPr>
+        <w:t xml:space="preserve">2</w:t>
+      </w:r>
+      <w:r>
+        <w:t xml:space="preserve"> </w:t>
+      </w:r>
+      <w:r>
+        <w:t xml:space="preserve">price of 2,000 NOK/t</w:t>
       </w:r>
       <w:r>
         <w:t xml:space="preserve"> </w:t>
@@ -12571,7 +13534,19 @@
         <w:t xml:space="preserve"> </w:t>
       </w:r>
       <w:r>
-        <w:t xml:space="preserve">at 7 %, since 11 % more CO2 is avoided and 11 % more fuel is saved for the</w:t>
+        <w:t xml:space="preserve">at 7 %, since 11 % more CO</w:t>
+      </w:r>
+      <w:r>
+        <w:rPr>
+          <w:vertAlign w:val="subscript"/>
+        </w:rPr>
+        <w:t xml:space="preserve">2</w:t>
+      </w:r>
+      <w:r>
+        <w:t xml:space="preserve"> </w:t>
+      </w:r>
+      <w:r>
+        <w:t xml:space="preserve">is avoided and 11 % more fuel is saved for the</w:t>
       </w:r>
       <w:r>
         <w:t xml:space="preserve"> </w:t>
@@ -12591,7 +13566,19 @@
         <w:t xml:space="preserve"> </w:t>
       </w:r>
       <w:r>
-        <w:t xml:space="preserve">the fuel saved is worth about 1,800 NOK per tonne of CO2 avoided. An operator</w:t>
+        <w:t xml:space="preserve">the fuel saved is worth about 1,800 NOK per tonne of CO</w:t>
+      </w:r>
+      <w:r>
+        <w:rPr>
+          <w:vertAlign w:val="subscript"/>
+        </w:rPr>
+        <w:t xml:space="preserve">2</w:t>
+      </w:r>
+      <w:r>
+        <w:t xml:space="preserve"> </w:t>
+      </w:r>
+      <w:r>
+        <w:t xml:space="preserve">avoided. An operator</w:t>
       </w:r>
       <w:r>
         <w:t xml:space="preserve"> </w:t>
@@ -12609,7 +13596,19 @@
         <w:t xml:space="preserve"> </w:t>
       </w:r>
       <w:r>
-        <w:t xml:space="preserve">CO2 cost is included. The 4 MW / 4 MWh battery breaks even only at an</w:t>
+        <w:t xml:space="preserve">CO</w:t>
+      </w:r>
+      <w:r>
+        <w:rPr>
+          <w:vertAlign w:val="subscript"/>
+        </w:rPr>
+        <w:t xml:space="preserve">2</w:t>
+      </w:r>
+      <w:r>
+        <w:t xml:space="preserve"> </w:t>
+      </w:r>
+      <w:r>
+        <w:t xml:space="preserve">cost is included. The 4 MW / 4 MWh battery breaks even only at an</w:t>
       </w:r>
       <w:r>
         <w:t xml:space="preserve"> </w:t>
@@ -12674,10 +13673,10 @@
         </w:tblBorders>
       </w:tblPr>
       <w:tblGrid>
-        <w:gridCol w:w="1980"/>
-        <w:gridCol w:w="1980"/>
-        <w:gridCol w:w="1980"/>
-        <w:gridCol w:w="1980"/>
+        <w:gridCol w:w="3680"/>
+        <w:gridCol w:w="1577"/>
+        <w:gridCol w:w="2524"/>
+        <w:gridCol w:w="1577"/>
       </w:tblGrid>
       <w:tr>
         <w:trPr>
@@ -12685,6 +13684,7 @@
         </w:trPr>
         <w:tc>
           <w:tcPr>
+            <w:tcW w:type="dxa" w:w="3680"/>
             <w:tcBorders>
               <w:bottom w:val="single" w:sz="4" w:space="0" w:color="000000"/>
             </w:tcBorders>
@@ -12699,6 +13699,7 @@
         </w:tc>
         <w:tc>
           <w:tcPr>
+            <w:tcW w:type="dxa" w:w="1577"/>
             <w:tcBorders>
               <w:bottom w:val="single" w:sz="4" w:space="0" w:color="000000"/>
             </w:tcBorders>
@@ -12720,6 +13721,7 @@
         </w:tc>
         <w:tc>
           <w:tcPr>
+            <w:tcW w:type="dxa" w:w="2524"/>
             <w:tcBorders>
               <w:bottom w:val="single" w:sz="4" w:space="0" w:color="000000"/>
             </w:tcBorders>
@@ -12741,6 +13743,7 @@
         </w:tc>
         <w:tc>
           <w:tcPr>
+            <w:tcW w:type="dxa" w:w="1577"/>
             <w:tcBorders>
               <w:bottom w:val="single" w:sz="4" w:space="0" w:color="000000"/>
             </w:tcBorders>
@@ -12763,7 +13766,9 @@
       </w:tr>
       <w:tr>
         <w:tc>
-          <w:tcPr/>
+          <w:tcPr>
+            <w:tcW w:type="dxa" w:w="3680"/>
+          </w:tcPr>
           <w:p>
             <w:pPr>
               <w:pStyle w:val="Compact"/>
@@ -12779,7 +13784,9 @@
           </w:p>
         </w:tc>
         <w:tc>
-          <w:tcPr/>
+          <w:tcPr>
+            <w:tcW w:type="dxa" w:w="1577"/>
+          </w:tcPr>
           <w:p>
             <w:pPr>
               <w:pStyle w:val="Compact"/>
@@ -12795,7 +13802,9 @@
           </w:p>
         </w:tc>
         <w:tc>
-          <w:tcPr/>
+          <w:tcPr>
+            <w:tcW w:type="dxa" w:w="2524"/>
+          </w:tcPr>
           <w:p>
             <w:pPr>
               <w:pStyle w:val="Compact"/>
@@ -12811,7 +13820,9 @@
           </w:p>
         </w:tc>
         <w:tc>
-          <w:tcPr/>
+          <w:tcPr>
+            <w:tcW w:type="dxa" w:w="1577"/>
+          </w:tcPr>
           <w:p>
             <w:pPr>
               <w:pStyle w:val="Compact"/>
@@ -12829,23 +13840,46 @@
       </w:tr>
       <w:tr>
         <w:tc>
-          <w:tcPr/>
-          <w:p>
-            <w:pPr>
-              <w:pStyle w:val="Compact"/>
-              <w:spacing w:line="240" w:lineRule="auto" w:after="20"/>
-              <w:jc w:val="left"/>
-            </w:pPr>
-            <w:r>
-              <w:rPr>
-                <w:sz w:val="20"/>
-              </w:rPr>
-              <w:t xml:space="preserve">CO2 reduction, Case 2 vs 1</w:t>
-            </w:r>
-          </w:p>
-        </w:tc>
-        <w:tc>
-          <w:tcPr/>
+          <w:tcPr>
+            <w:tcW w:type="dxa" w:w="3680"/>
+          </w:tcPr>
+          <w:p>
+            <w:pPr>
+              <w:pStyle w:val="Compact"/>
+              <w:spacing w:line="240" w:lineRule="auto" w:after="20"/>
+              <w:jc w:val="left"/>
+            </w:pPr>
+            <w:r>
+              <w:rPr>
+                <w:sz w:val="20"/>
+              </w:rPr>
+              <w:t xml:space="preserve">CO</w:t>
+            </w:r>
+            <w:r>
+              <w:rPr>
+                <w:sz w:val="20"/>
+                <w:vertAlign w:val="subscript"/>
+              </w:rPr>
+              <w:t xml:space="preserve">2</w:t>
+            </w:r>
+            <w:r>
+              <w:rPr>
+                <w:sz w:val="20"/>
+              </w:rPr>
+              <w:t xml:space="preserve"> </w:t>
+            </w:r>
+            <w:r>
+              <w:rPr>
+                <w:sz w:val="20"/>
+              </w:rPr>
+              <w:t xml:space="preserve">reduction, Case 2 vs 1</w:t>
+            </w:r>
+          </w:p>
+        </w:tc>
+        <w:tc>
+          <w:tcPr>
+            <w:tcW w:type="dxa" w:w="1577"/>
+          </w:tcPr>
           <w:p>
             <w:pPr>
               <w:pStyle w:val="Compact"/>
@@ -12861,7 +13895,9 @@
           </w:p>
         </w:tc>
         <w:tc>
-          <w:tcPr/>
+          <w:tcPr>
+            <w:tcW w:type="dxa" w:w="2524"/>
+          </w:tcPr>
           <w:p>
             <w:pPr>
               <w:pStyle w:val="Compact"/>
@@ -12877,7 +13913,9 @@
           </w:p>
         </w:tc>
         <w:tc>
-          <w:tcPr/>
+          <w:tcPr>
+            <w:tcW w:type="dxa" w:w="1577"/>
+          </w:tcPr>
           <w:p>
             <w:pPr>
               <w:pStyle w:val="Compact"/>
@@ -12895,23 +13933,46 @@
       </w:tr>
       <w:tr>
         <w:tc>
-          <w:tcPr/>
-          <w:p>
-            <w:pPr>
-              <w:pStyle w:val="Compact"/>
-              <w:spacing w:line="240" w:lineRule="auto" w:after="20"/>
-              <w:jc w:val="left"/>
-            </w:pPr>
-            <w:r>
-              <w:rPr>
-                <w:sz w:val="20"/>
-              </w:rPr>
-              <w:t xml:space="preserve">CO2 reduction, Case 3 vs 1</w:t>
-            </w:r>
-          </w:p>
-        </w:tc>
-        <w:tc>
-          <w:tcPr/>
+          <w:tcPr>
+            <w:tcW w:type="dxa" w:w="3680"/>
+          </w:tcPr>
+          <w:p>
+            <w:pPr>
+              <w:pStyle w:val="Compact"/>
+              <w:spacing w:line="240" w:lineRule="auto" w:after="20"/>
+              <w:jc w:val="left"/>
+            </w:pPr>
+            <w:r>
+              <w:rPr>
+                <w:sz w:val="20"/>
+              </w:rPr>
+              <w:t xml:space="preserve">CO</w:t>
+            </w:r>
+            <w:r>
+              <w:rPr>
+                <w:sz w:val="20"/>
+                <w:vertAlign w:val="subscript"/>
+              </w:rPr>
+              <w:t xml:space="preserve">2</w:t>
+            </w:r>
+            <w:r>
+              <w:rPr>
+                <w:sz w:val="20"/>
+              </w:rPr>
+              <w:t xml:space="preserve"> </w:t>
+            </w:r>
+            <w:r>
+              <w:rPr>
+                <w:sz w:val="20"/>
+              </w:rPr>
+              <w:t xml:space="preserve">reduction, Case 3 vs 1</w:t>
+            </w:r>
+          </w:p>
+        </w:tc>
+        <w:tc>
+          <w:tcPr>
+            <w:tcW w:type="dxa" w:w="1577"/>
+          </w:tcPr>
           <w:p>
             <w:pPr>
               <w:pStyle w:val="Compact"/>
@@ -12927,7 +13988,9 @@
           </w:p>
         </w:tc>
         <w:tc>
-          <w:tcPr/>
+          <w:tcPr>
+            <w:tcW w:type="dxa" w:w="2524"/>
+          </w:tcPr>
           <w:p>
             <w:pPr>
               <w:pStyle w:val="Compact"/>
@@ -12943,7 +14006,9 @@
           </w:p>
         </w:tc>
         <w:tc>
-          <w:tcPr/>
+          <w:tcPr>
+            <w:tcW w:type="dxa" w:w="1577"/>
+          </w:tcPr>
           <w:p>
             <w:pPr>
               <w:pStyle w:val="Compact"/>
@@ -12961,7 +14026,9 @@
       </w:tr>
       <w:tr>
         <w:tc>
-          <w:tcPr/>
+          <w:tcPr>
+            <w:tcW w:type="dxa" w:w="3680"/>
+          </w:tcPr>
           <w:p>
             <w:pPr>
               <w:pStyle w:val="Compact"/>
@@ -12977,7 +14044,9 @@
           </w:p>
         </w:tc>
         <w:tc>
-          <w:tcPr/>
+          <w:tcPr>
+            <w:tcW w:type="dxa" w:w="1577"/>
+          </w:tcPr>
           <w:p>
             <w:pPr>
               <w:pStyle w:val="Compact"/>
@@ -12993,7 +14062,9 @@
           </w:p>
         </w:tc>
         <w:tc>
-          <w:tcPr/>
+          <w:tcPr>
+            <w:tcW w:type="dxa" w:w="2524"/>
+          </w:tcPr>
           <w:p>
             <w:pPr>
               <w:pStyle w:val="Compact"/>
@@ -13009,7 +14080,9 @@
           </w:p>
         </w:tc>
         <w:tc>
-          <w:tcPr/>
+          <w:tcPr>
+            <w:tcW w:type="dxa" w:w="1577"/>
+          </w:tcPr>
           <w:p>
             <w:pPr>
               <w:pStyle w:val="Compact"/>
@@ -13027,7 +14100,9 @@
       </w:tr>
       <w:tr>
         <w:tc>
-          <w:tcPr/>
+          <w:tcPr>
+            <w:tcW w:type="dxa" w:w="3680"/>
+          </w:tcPr>
           <w:p>
             <w:pPr>
               <w:pStyle w:val="Compact"/>
@@ -13043,17 +14118,21 @@
           </w:p>
         </w:tc>
         <w:tc>
-          <w:tcPr/>
-          <w:p>
-            <w:pPr>
-              <w:pStyle w:val="Compact"/>
-              <w:spacing w:line="240" w:lineRule="auto" w:after="20"/>
-              <w:jc w:val="left"/>
-            </w:pPr>
-          </w:p>
-        </w:tc>
-        <w:tc>
-          <w:tcPr/>
+          <w:tcPr>
+            <w:tcW w:type="dxa" w:w="1577"/>
+          </w:tcPr>
+          <w:p>
+            <w:pPr>
+              <w:pStyle w:val="Compact"/>
+              <w:spacing w:line="240" w:lineRule="auto" w:after="20"/>
+              <w:jc w:val="left"/>
+            </w:pPr>
+          </w:p>
+        </w:tc>
+        <w:tc>
+          <w:tcPr>
+            <w:tcW w:type="dxa" w:w="2524"/>
+          </w:tcPr>
           <w:p>
             <w:pPr>
               <w:pStyle w:val="Compact"/>
@@ -13069,7 +14148,9 @@
           </w:p>
         </w:tc>
         <w:tc>
-          <w:tcPr/>
+          <w:tcPr>
+            <w:tcW w:type="dxa" w:w="1577"/>
+          </w:tcPr>
           <w:p>
             <w:pPr>
               <w:pStyle w:val="Compact"/>
@@ -13087,7 +14168,9 @@
       </w:tr>
       <w:tr>
         <w:tc>
-          <w:tcPr/>
+          <w:tcPr>
+            <w:tcW w:type="dxa" w:w="3680"/>
+          </w:tcPr>
           <w:p>
             <w:pPr>
               <w:pStyle w:val="Compact"/>
@@ -13103,7 +14186,9 @@
           </w:p>
         </w:tc>
         <w:tc>
-          <w:tcPr/>
+          <w:tcPr>
+            <w:tcW w:type="dxa" w:w="1577"/>
+          </w:tcPr>
           <w:p>
             <w:pPr>
               <w:pStyle w:val="Compact"/>
@@ -13119,7 +14204,9 @@
           </w:p>
         </w:tc>
         <w:tc>
-          <w:tcPr/>
+          <w:tcPr>
+            <w:tcW w:type="dxa" w:w="2524"/>
+          </w:tcPr>
           <w:p>
             <w:pPr>
               <w:pStyle w:val="Compact"/>
@@ -13135,7 +14222,9 @@
           </w:p>
         </w:tc>
         <w:tc>
-          <w:tcPr/>
+          <w:tcPr>
+            <w:tcW w:type="dxa" w:w="1577"/>
+          </w:tcPr>
           <w:p>
             <w:pPr>
               <w:pStyle w:val="Compact"/>
@@ -13153,7 +14242,9 @@
       </w:tr>
       <w:tr>
         <w:tc>
-          <w:tcPr/>
+          <w:tcPr>
+            <w:tcW w:type="dxa" w:w="3680"/>
+          </w:tcPr>
           <w:p>
             <w:pPr>
               <w:pStyle w:val="Compact"/>
@@ -13169,17 +14260,21 @@
           </w:p>
         </w:tc>
         <w:tc>
-          <w:tcPr/>
-          <w:p>
-            <w:pPr>
-              <w:pStyle w:val="Compact"/>
-              <w:spacing w:line="240" w:lineRule="auto" w:after="20"/>
-              <w:jc w:val="left"/>
-            </w:pPr>
-          </w:p>
-        </w:tc>
-        <w:tc>
-          <w:tcPr/>
+          <w:tcPr>
+            <w:tcW w:type="dxa" w:w="1577"/>
+          </w:tcPr>
+          <w:p>
+            <w:pPr>
+              <w:pStyle w:val="Compact"/>
+              <w:spacing w:line="240" w:lineRule="auto" w:after="20"/>
+              <w:jc w:val="left"/>
+            </w:pPr>
+          </w:p>
+        </w:tc>
+        <w:tc>
+          <w:tcPr>
+            <w:tcW w:type="dxa" w:w="2524"/>
+          </w:tcPr>
           <w:p>
             <w:pPr>
               <w:pStyle w:val="Compact"/>
@@ -13195,7 +14290,9 @@
           </w:p>
         </w:tc>
         <w:tc>
-          <w:tcPr/>
+          <w:tcPr>
+            <w:tcW w:type="dxa" w:w="1577"/>
+          </w:tcPr>
           <w:p>
             <w:pPr>
               <w:pStyle w:val="Compact"/>
@@ -13693,7 +14790,19 @@
         <w:t xml:space="preserve"> </w:t>
       </w:r>
       <w:r>
-        <w:t xml:space="preserve">higher than when the platform schedules its flexible loads. The CO2 avoided</w:t>
+        <w:t xml:space="preserve">higher than when the platform schedules its flexible loads. The CO</w:t>
+      </w:r>
+      <w:r>
+        <w:rPr>
+          <w:vertAlign w:val="subscript"/>
+        </w:rPr>
+        <w:t xml:space="preserve">2</w:t>
+      </w:r>
+      <w:r>
+        <w:t xml:space="preserve"> </w:t>
+      </w:r>
+      <w:r>
+        <w:t xml:space="preserve">avoided</w:t>
       </w:r>
       <w:r>
         <w:t xml:space="preserve"> </w:t>
@@ -13737,7 +14846,19 @@
         <w:t xml:space="preserve"> </w:t>
       </w:r>
       <w:r>
-        <w:t xml:space="preserve">profitable only with favourable gas and CO2 prices. Flexibility, in contrast,</w:t>
+        <w:t xml:space="preserve">profitable only with favourable gas and CO</w:t>
+      </w:r>
+      <w:r>
+        <w:rPr>
+          <w:vertAlign w:val="subscript"/>
+        </w:rPr>
+        <w:t xml:space="preserve">2</w:t>
+      </w:r>
+      <w:r>
+        <w:t xml:space="preserve"> </w:t>
+      </w:r>
+      <w:r>
+        <w:t xml:space="preserve">prices. Flexibility, in contrast,</w:t>
       </w:r>
       <w:r>
         <w:t xml:space="preserve"> </w:t>
@@ -13749,7 +14870,13 @@
         <w:t xml:space="preserve"> </w:t>
       </w:r>
       <w:r>
-        <w:t xml:space="preserve">prices, and the fuel it saves is worth about 1,800 NOK per tonne of CO2</w:t>
+        <w:t xml:space="preserve">prices, and the fuel it saves is worth about 1,800 NOK per tonne of CO</w:t>
+      </w:r>
+      <w:r>
+        <w:rPr>
+          <w:vertAlign w:val="subscript"/>
+        </w:rPr>
+        <w:t xml:space="preserve">2</w:t>
       </w:r>
       <w:r>
         <w:t xml:space="preserve"> </w:t>
@@ -14418,7 +15545,19 @@
         <w:pStyle w:val="BodyText"/>
       </w:pPr>
       <w:r>
-        <w:t xml:space="preserve">With fixed demand, the wind farm halves the CO2 emissions of the 20 MW</w:t>
+        <w:t xml:space="preserve">With fixed demand, the wind farm halves the CO</w:t>
+      </w:r>
+      <w:r>
+        <w:rPr>
+          <w:vertAlign w:val="subscript"/>
+        </w:rPr>
+        <w:t xml:space="preserve">2</w:t>
+      </w:r>
+      <w:r>
+        <w:t xml:space="preserve"> </w:t>
+      </w:r>
+      <w:r>
+        <w:t xml:space="preserve">emissions of the 20 MW</w:t>
       </w:r>
       <w:r>
         <w:t xml:space="preserve"> </w:t>
@@ -14510,7 +15649,19 @@
         <w:t xml:space="preserve"> </w:t>
       </w:r>
       <w:r>
-        <w:t xml:space="preserve">2,180–2,519 to 1,774–2,078 NOK/t. The model reproduces the CO2 avoided per MWh</w:t>
+        <w:t xml:space="preserve">2,180–2,519 to 1,774–2,078 NOK/t. The model reproduces the CO</w:t>
+      </w:r>
+      <w:r>
+        <w:rPr>
+          <w:vertAlign w:val="subscript"/>
+        </w:rPr>
+        <w:t xml:space="preserve">2</w:t>
+      </w:r>
+      <w:r>
+        <w:t xml:space="preserve"> </w:t>
+      </w:r>
+      <w:r>
+        <w:t xml:space="preserve">avoided per MWh</w:t>
       </w:r>
       <w:r>
         <w:t xml:space="preserve"> </w:t>
@@ -14587,9 +15738,9 @@
         </w:tblBorders>
       </w:tblPr>
       <w:tblGrid>
-        <w:gridCol w:w="2640"/>
-        <w:gridCol w:w="2640"/>
-        <w:gridCol w:w="2640"/>
+        <w:gridCol w:w="1872"/>
+        <w:gridCol w:w="4680"/>
+        <w:gridCol w:w="2808"/>
       </w:tblGrid>
       <w:tr>
         <w:trPr>
@@ -14597,6 +15748,7 @@
         </w:trPr>
         <w:tc>
           <w:tcPr>
+            <w:tcW w:type="dxa" w:w="1872"/>
             <w:tcBorders>
               <w:bottom w:val="single" w:sz="4" w:space="0" w:color="000000"/>
             </w:tcBorders>
@@ -14618,6 +15770,7 @@
         </w:tc>
         <w:tc>
           <w:tcPr>
+            <w:tcW w:type="dxa" w:w="4680"/>
             <w:tcBorders>
               <w:bottom w:val="single" w:sz="4" w:space="0" w:color="000000"/>
             </w:tcBorders>
@@ -14639,6 +15792,7 @@
         </w:tc>
         <w:tc>
           <w:tcPr>
+            <w:tcW w:type="dxa" w:w="2808"/>
             <w:tcBorders>
               <w:bottom w:val="single" w:sz="4" w:space="0" w:color="000000"/>
             </w:tcBorders>
@@ -14661,7 +15815,9 @@
       </w:tr>
       <w:tr>
         <w:tc>
-          <w:tcPr/>
+          <w:tcPr>
+            <w:tcW w:type="dxa" w:w="1872"/>
+          </w:tcPr>
           <w:p>
             <w:pPr>
               <w:pStyle w:val="Compact"/>
@@ -14679,17 +15835,21 @@
           </w:p>
         </w:tc>
         <w:tc>
-          <w:tcPr/>
-          <w:p>
-            <w:pPr>
-              <w:pStyle w:val="Compact"/>
-              <w:spacing w:line="240" w:lineRule="auto" w:after="20"/>
-              <w:jc w:val="left"/>
-            </w:pPr>
-          </w:p>
-        </w:tc>
-        <w:tc>
-          <w:tcPr/>
+          <w:tcPr>
+            <w:tcW w:type="dxa" w:w="4680"/>
+          </w:tcPr>
+          <w:p>
+            <w:pPr>
+              <w:pStyle w:val="Compact"/>
+              <w:spacing w:line="240" w:lineRule="auto" w:after="20"/>
+              <w:jc w:val="left"/>
+            </w:pPr>
+          </w:p>
+        </w:tc>
+        <w:tc>
+          <w:tcPr>
+            <w:tcW w:type="dxa" w:w="2808"/>
+          </w:tcPr>
           <w:p>
             <w:pPr>
               <w:pStyle w:val="Compact"/>
@@ -14701,7 +15861,9 @@
       </w:tr>
       <w:tr>
         <w:tc>
-          <w:tcPr/>
+          <w:tcPr>
+            <w:tcW w:type="dxa" w:w="1872"/>
+          </w:tcPr>
           <w:p>
             <w:pPr>
               <w:pStyle w:val="Compact"/>
@@ -14725,7 +15887,9 @@
           </w:p>
         </w:tc>
         <w:tc>
-          <w:tcPr/>
+          <w:tcPr>
+            <w:tcW w:type="dxa" w:w="4680"/>
+          </w:tcPr>
           <w:p>
             <w:pPr>
               <w:pStyle w:val="Compact"/>
@@ -14741,7 +15905,9 @@
           </w:p>
         </w:tc>
         <w:tc>
-          <w:tcPr/>
+          <w:tcPr>
+            <w:tcW w:type="dxa" w:w="2808"/>
+          </w:tcPr>
           <w:p>
             <w:pPr>
               <w:pStyle w:val="Compact"/>
@@ -14759,7 +15925,9 @@
       </w:tr>
       <w:tr>
         <w:tc>
-          <w:tcPr/>
+          <w:tcPr>
+            <w:tcW w:type="dxa" w:w="1872"/>
+          </w:tcPr>
           <w:p>
             <w:pPr>
               <w:pStyle w:val="Compact"/>
@@ -14783,7 +15951,9 @@
           </w:p>
         </w:tc>
         <w:tc>
-          <w:tcPr/>
+          <w:tcPr>
+            <w:tcW w:type="dxa" w:w="4680"/>
+          </w:tcPr>
           <w:p>
             <w:pPr>
               <w:pStyle w:val="Compact"/>
@@ -14799,7 +15969,9 @@
           </w:p>
         </w:tc>
         <w:tc>
-          <w:tcPr/>
+          <w:tcPr>
+            <w:tcW w:type="dxa" w:w="2808"/>
+          </w:tcPr>
           <w:p>
             <w:pPr>
               <w:pStyle w:val="Compact"/>
@@ -14817,7 +15989,9 @@
       </w:tr>
       <w:tr>
         <w:tc>
-          <w:tcPr/>
+          <w:tcPr>
+            <w:tcW w:type="dxa" w:w="1872"/>
+          </w:tcPr>
           <w:p>
             <w:pPr>
               <w:pStyle w:val="Compact"/>
@@ -14835,17 +16009,21 @@
           </w:p>
         </w:tc>
         <w:tc>
-          <w:tcPr/>
-          <w:p>
-            <w:pPr>
-              <w:pStyle w:val="Compact"/>
-              <w:spacing w:line="240" w:lineRule="auto" w:after="20"/>
-              <w:jc w:val="left"/>
-            </w:pPr>
-          </w:p>
-        </w:tc>
-        <w:tc>
-          <w:tcPr/>
+          <w:tcPr>
+            <w:tcW w:type="dxa" w:w="4680"/>
+          </w:tcPr>
+          <w:p>
+            <w:pPr>
+              <w:pStyle w:val="Compact"/>
+              <w:spacing w:line="240" w:lineRule="auto" w:after="20"/>
+              <w:jc w:val="left"/>
+            </w:pPr>
+          </w:p>
+        </w:tc>
+        <w:tc>
+          <w:tcPr>
+            <w:tcW w:type="dxa" w:w="2808"/>
+          </w:tcPr>
           <w:p>
             <w:pPr>
               <w:pStyle w:val="Compact"/>
@@ -14857,7 +16035,9 @@
       </w:tr>
       <w:tr>
         <w:tc>
-          <w:tcPr/>
+          <w:tcPr>
+            <w:tcW w:type="dxa" w:w="1872"/>
+          </w:tcPr>
           <w:p>
             <w:pPr>
               <w:pStyle w:val="Compact"/>
@@ -14890,7 +16070,9 @@
           </w:p>
         </w:tc>
         <w:tc>
-          <w:tcPr/>
+          <w:tcPr>
+            <w:tcW w:type="dxa" w:w="4680"/>
+          </w:tcPr>
           <w:p>
             <w:pPr>
               <w:pStyle w:val="Compact"/>
@@ -14906,7 +16088,9 @@
           </w:p>
         </w:tc>
         <w:tc>
-          <w:tcPr/>
+          <w:tcPr>
+            <w:tcW w:type="dxa" w:w="2808"/>
+          </w:tcPr>
           <w:p>
             <w:pPr>
               <w:pStyle w:val="Compact"/>
@@ -14924,7 +16108,9 @@
       </w:tr>
       <w:tr>
         <w:tc>
-          <w:tcPr/>
+          <w:tcPr>
+            <w:tcW w:type="dxa" w:w="1872"/>
+          </w:tcPr>
           <w:p>
             <w:pPr>
               <w:pStyle w:val="Compact"/>
@@ -14960,7 +16146,9 @@
           </w:p>
         </w:tc>
         <w:tc>
-          <w:tcPr/>
+          <w:tcPr>
+            <w:tcW w:type="dxa" w:w="4680"/>
+          </w:tcPr>
           <w:p>
             <w:pPr>
               <w:pStyle w:val="Compact"/>
@@ -14976,7 +16164,9 @@
           </w:p>
         </w:tc>
         <w:tc>
-          <w:tcPr/>
+          <w:tcPr>
+            <w:tcW w:type="dxa" w:w="2808"/>
+          </w:tcPr>
           <w:p>
             <w:pPr>
               <w:pStyle w:val="Compact"/>
@@ -14994,7 +16184,9 @@
       </w:tr>
       <w:tr>
         <w:tc>
-          <w:tcPr/>
+          <w:tcPr>
+            <w:tcW w:type="dxa" w:w="1872"/>
+          </w:tcPr>
           <w:p>
             <w:pPr>
               <w:pStyle w:val="Compact"/>
@@ -15018,7 +16210,9 @@
           </w:p>
         </w:tc>
         <w:tc>
-          <w:tcPr/>
+          <w:tcPr>
+            <w:tcW w:type="dxa" w:w="4680"/>
+          </w:tcPr>
           <w:p>
             <w:pPr>
               <w:pStyle w:val="Compact"/>
@@ -15034,7 +16228,9 @@
           </w:p>
         </w:tc>
         <w:tc>
-          <w:tcPr/>
+          <w:tcPr>
+            <w:tcW w:type="dxa" w:w="2808"/>
+          </w:tcPr>
           <w:p>
             <w:pPr>
               <w:pStyle w:val="Compact"/>
@@ -15052,7 +16248,9 @@
       </w:tr>
       <w:tr>
         <w:tc>
-          <w:tcPr/>
+          <w:tcPr>
+            <w:tcW w:type="dxa" w:w="1872"/>
+          </w:tcPr>
           <w:p>
             <w:pPr>
               <w:pStyle w:val="Compact"/>
@@ -15085,7 +16283,9 @@
           </w:p>
         </w:tc>
         <w:tc>
-          <w:tcPr/>
+          <w:tcPr>
+            <w:tcW w:type="dxa" w:w="4680"/>
+          </w:tcPr>
           <w:p>
             <w:pPr>
               <w:pStyle w:val="Compact"/>
@@ -15112,7 +16312,9 @@
           </w:p>
         </w:tc>
         <w:tc>
-          <w:tcPr/>
+          <w:tcPr>
+            <w:tcW w:type="dxa" w:w="2808"/>
+          </w:tcPr>
           <w:p>
             <w:pPr>
               <w:pStyle w:val="Compact"/>
@@ -15130,7 +16332,9 @@
       </w:tr>
       <w:tr>
         <w:tc>
-          <w:tcPr/>
+          <w:tcPr>
+            <w:tcW w:type="dxa" w:w="1872"/>
+          </w:tcPr>
           <w:p>
             <w:pPr>
               <w:pStyle w:val="Compact"/>
@@ -15163,7 +16367,9 @@
           </w:p>
         </w:tc>
         <w:tc>
-          <w:tcPr/>
+          <w:tcPr>
+            <w:tcW w:type="dxa" w:w="4680"/>
+          </w:tcPr>
           <w:p>
             <w:pPr>
               <w:pStyle w:val="Compact"/>
@@ -15190,7 +16396,9 @@
           </w:p>
         </w:tc>
         <w:tc>
-          <w:tcPr/>
+          <w:tcPr>
+            <w:tcW w:type="dxa" w:w="2808"/>
+          </w:tcPr>
           <w:p>
             <w:pPr>
               <w:pStyle w:val="Compact"/>
@@ -15208,7 +16416,9 @@
       </w:tr>
       <w:tr>
         <w:tc>
-          <w:tcPr/>
+          <w:tcPr>
+            <w:tcW w:type="dxa" w:w="1872"/>
+          </w:tcPr>
           <w:p>
             <w:pPr>
               <w:pStyle w:val="Compact"/>
@@ -15241,7 +16451,9 @@
           </w:p>
         </w:tc>
         <w:tc>
-          <w:tcPr/>
+          <w:tcPr>
+            <w:tcW w:type="dxa" w:w="4680"/>
+          </w:tcPr>
           <w:p>
             <w:pPr>
               <w:pStyle w:val="Compact"/>
@@ -15268,7 +16480,9 @@
           </w:p>
         </w:tc>
         <w:tc>
-          <w:tcPr/>
+          <w:tcPr>
+            <w:tcW w:type="dxa" w:w="2808"/>
+          </w:tcPr>
           <w:p>
             <w:pPr>
               <w:pStyle w:val="Compact"/>
@@ -15286,7 +16500,9 @@
       </w:tr>
       <w:tr>
         <w:tc>
-          <w:tcPr/>
+          <w:tcPr>
+            <w:tcW w:type="dxa" w:w="1872"/>
+          </w:tcPr>
           <w:p>
             <w:pPr>
               <w:pStyle w:val="Compact"/>
@@ -15319,7 +16535,9 @@
           </w:p>
         </w:tc>
         <w:tc>
-          <w:tcPr/>
+          <w:tcPr>
+            <w:tcW w:type="dxa" w:w="4680"/>
+          </w:tcPr>
           <w:p>
             <w:pPr>
               <w:pStyle w:val="Compact"/>
@@ -15358,7 +16576,9 @@
           </w:p>
         </w:tc>
         <w:tc>
-          <w:tcPr/>
+          <w:tcPr>
+            <w:tcW w:type="dxa" w:w="2808"/>
+          </w:tcPr>
           <w:p>
             <w:pPr>
               <w:pStyle w:val="Compact"/>
@@ -15376,7 +16596,9 @@
       </w:tr>
       <w:tr>
         <w:tc>
-          <w:tcPr/>
+          <w:tcPr>
+            <w:tcW w:type="dxa" w:w="1872"/>
+          </w:tcPr>
           <w:p>
             <w:pPr>
               <w:pStyle w:val="Compact"/>
@@ -15436,7 +16658,9 @@
           </w:p>
         </w:tc>
         <w:tc>
-          <w:tcPr/>
+          <w:tcPr>
+            <w:tcW w:type="dxa" w:w="4680"/>
+          </w:tcPr>
           <w:p>
             <w:pPr>
               <w:pStyle w:val="Compact"/>
@@ -15452,7 +16676,9 @@
           </w:p>
         </w:tc>
         <w:tc>
-          <w:tcPr/>
+          <w:tcPr>
+            <w:tcW w:type="dxa" w:w="2808"/>
+          </w:tcPr>
           <w:p>
             <w:pPr>
               <w:pStyle w:val="Compact"/>
@@ -15470,7 +16696,9 @@
       </w:tr>
       <w:tr>
         <w:tc>
-          <w:tcPr/>
+          <w:tcPr>
+            <w:tcW w:type="dxa" w:w="1872"/>
+          </w:tcPr>
           <w:p>
             <w:pPr>
               <w:pStyle w:val="Compact"/>
@@ -15499,7 +16727,9 @@
           </w:p>
         </w:tc>
         <w:tc>
-          <w:tcPr/>
+          <w:tcPr>
+            <w:tcW w:type="dxa" w:w="4680"/>
+          </w:tcPr>
           <w:p>
             <w:pPr>
               <w:pStyle w:val="Compact"/>
@@ -15515,7 +16745,9 @@
           </w:p>
         </w:tc>
         <w:tc>
-          <w:tcPr/>
+          <w:tcPr>
+            <w:tcW w:type="dxa" w:w="2808"/>
+          </w:tcPr>
           <w:p>
             <w:pPr>
               <w:pStyle w:val="Compact"/>
@@ -15533,7 +16765,9 @@
       </w:tr>
       <w:tr>
         <w:tc>
-          <w:tcPr/>
+          <w:tcPr>
+            <w:tcW w:type="dxa" w:w="1872"/>
+          </w:tcPr>
           <w:p>
             <w:pPr>
               <w:pStyle w:val="Compact"/>
@@ -15628,7 +16862,9 @@
           </w:p>
         </w:tc>
         <w:tc>
-          <w:tcPr/>
+          <w:tcPr>
+            <w:tcW w:type="dxa" w:w="4680"/>
+          </w:tcPr>
           <w:p>
             <w:pPr>
               <w:pStyle w:val="Compact"/>
@@ -15644,7 +16880,9 @@
           </w:p>
         </w:tc>
         <w:tc>
-          <w:tcPr/>
+          <w:tcPr>
+            <w:tcW w:type="dxa" w:w="2808"/>
+          </w:tcPr>
           <w:p>
             <w:pPr>
               <w:pStyle w:val="Compact"/>
@@ -15662,7 +16900,9 @@
       </w:tr>
       <w:tr>
         <w:tc>
-          <w:tcPr/>
+          <w:tcPr>
+            <w:tcW w:type="dxa" w:w="1872"/>
+          </w:tcPr>
           <w:p>
             <w:pPr>
               <w:pStyle w:val="Compact"/>
@@ -15697,7 +16937,9 @@
           </w:p>
         </w:tc>
         <w:tc>
-          <w:tcPr/>
+          <w:tcPr>
+            <w:tcW w:type="dxa" w:w="4680"/>
+          </w:tcPr>
           <w:p>
             <w:pPr>
               <w:pStyle w:val="Compact"/>
@@ -15713,7 +16955,9 @@
           </w:p>
         </w:tc>
         <w:tc>
-          <w:tcPr/>
+          <w:tcPr>
+            <w:tcW w:type="dxa" w:w="2808"/>
+          </w:tcPr>
           <w:p>
             <w:pPr>
               <w:pStyle w:val="Compact"/>
@@ -15731,7 +16975,9 @@
       </w:tr>
       <w:tr>
         <w:tc>
-          <w:tcPr/>
+          <w:tcPr>
+            <w:tcW w:type="dxa" w:w="1872"/>
+          </w:tcPr>
           <w:p>
             <w:pPr>
               <w:pStyle w:val="Compact"/>
@@ -15749,17 +16995,21 @@
           </w:p>
         </w:tc>
         <w:tc>
-          <w:tcPr/>
-          <w:p>
-            <w:pPr>
-              <w:pStyle w:val="Compact"/>
-              <w:spacing w:line="240" w:lineRule="auto" w:after="20"/>
-              <w:jc w:val="left"/>
-            </w:pPr>
-          </w:p>
-        </w:tc>
-        <w:tc>
-          <w:tcPr/>
+          <w:tcPr>
+            <w:tcW w:type="dxa" w:w="4680"/>
+          </w:tcPr>
+          <w:p>
+            <w:pPr>
+              <w:pStyle w:val="Compact"/>
+              <w:spacing w:line="240" w:lineRule="auto" w:after="20"/>
+              <w:jc w:val="left"/>
+            </w:pPr>
+          </w:p>
+        </w:tc>
+        <w:tc>
+          <w:tcPr>
+            <w:tcW w:type="dxa" w:w="2808"/>
+          </w:tcPr>
           <w:p>
             <w:pPr>
               <w:pStyle w:val="Compact"/>
@@ -15771,7 +17021,9 @@
       </w:tr>
       <w:tr>
         <w:tc>
-          <w:tcPr/>
+          <w:tcPr>
+            <w:tcW w:type="dxa" w:w="1872"/>
+          </w:tcPr>
           <w:p>
             <w:pPr>
               <w:pStyle w:val="Compact"/>
@@ -15812,7 +17064,9 @@
           </w:p>
         </w:tc>
         <w:tc>
-          <w:tcPr/>
+          <w:tcPr>
+            <w:tcW w:type="dxa" w:w="4680"/>
+          </w:tcPr>
           <w:p>
             <w:pPr>
               <w:pStyle w:val="Compact"/>
@@ -15828,7 +17082,9 @@
           </w:p>
         </w:tc>
         <w:tc>
-          <w:tcPr/>
+          <w:tcPr>
+            <w:tcW w:type="dxa" w:w="2808"/>
+          </w:tcPr>
           <w:p>
             <w:pPr>
               <w:pStyle w:val="Compact"/>
@@ -15846,7 +17102,9 @@
       </w:tr>
       <w:tr>
         <w:tc>
-          <w:tcPr/>
+          <w:tcPr>
+            <w:tcW w:type="dxa" w:w="1872"/>
+          </w:tcPr>
           <w:p>
             <w:pPr>
               <w:pStyle w:val="Compact"/>
@@ -15914,7 +17172,9 @@
           </w:p>
         </w:tc>
         <w:tc>
-          <w:tcPr/>
+          <w:tcPr>
+            <w:tcW w:type="dxa" w:w="4680"/>
+          </w:tcPr>
           <w:p>
             <w:pPr>
               <w:pStyle w:val="Compact"/>
@@ -15930,7 +17190,9 @@
           </w:p>
         </w:tc>
         <w:tc>
-          <w:tcPr/>
+          <w:tcPr>
+            <w:tcW w:type="dxa" w:w="2808"/>
+          </w:tcPr>
           <w:p>
             <w:pPr>
               <w:pStyle w:val="Compact"/>
@@ -15948,7 +17210,9 @@
       </w:tr>
       <w:tr>
         <w:tc>
-          <w:tcPr/>
+          <w:tcPr>
+            <w:tcW w:type="dxa" w:w="1872"/>
+          </w:tcPr>
           <w:p>
             <w:pPr>
               <w:pStyle w:val="Compact"/>
@@ -15984,7 +17248,9 @@
           </w:p>
         </w:tc>
         <w:tc>
-          <w:tcPr/>
+          <w:tcPr>
+            <w:tcW w:type="dxa" w:w="4680"/>
+          </w:tcPr>
           <w:p>
             <w:pPr>
               <w:pStyle w:val="Compact"/>
@@ -16000,7 +17266,9 @@
           </w:p>
         </w:tc>
         <w:tc>
-          <w:tcPr/>
+          <w:tcPr>
+            <w:tcW w:type="dxa" w:w="2808"/>
+          </w:tcPr>
           <w:p>
             <w:pPr>
               <w:pStyle w:val="Compact"/>
@@ -16018,7 +17286,9 @@
       </w:tr>
       <w:tr>
         <w:tc>
-          <w:tcPr/>
+          <w:tcPr>
+            <w:tcW w:type="dxa" w:w="1872"/>
+          </w:tcPr>
           <w:p>
             <w:pPr>
               <w:pStyle w:val="Compact"/>
@@ -16033,7 +17303,9 @@
           </w:p>
         </w:tc>
         <w:tc>
-          <w:tcPr/>
+          <w:tcPr>
+            <w:tcW w:type="dxa" w:w="4680"/>
+          </w:tcPr>
           <w:p>
             <w:pPr>
               <w:pStyle w:val="Compact"/>
@@ -16049,7 +17321,9 @@
           </w:p>
         </w:tc>
         <w:tc>
-          <w:tcPr/>
+          <w:tcPr>
+            <w:tcW w:type="dxa" w:w="2808"/>
+          </w:tcPr>
           <w:p>
             <w:pPr>
               <w:pStyle w:val="Compact"/>
@@ -16067,7 +17341,9 @@
       </w:tr>
       <w:tr>
         <w:tc>
-          <w:tcPr/>
+          <w:tcPr>
+            <w:tcW w:type="dxa" w:w="1872"/>
+          </w:tcPr>
           <w:p>
             <w:pPr>
               <w:pStyle w:val="Compact"/>
@@ -16082,7 +17358,9 @@
           </w:p>
         </w:tc>
         <w:tc>
-          <w:tcPr/>
+          <w:tcPr>
+            <w:tcW w:type="dxa" w:w="4680"/>
+          </w:tcPr>
           <w:p>
             <w:pPr>
               <w:pStyle w:val="Compact"/>
@@ -16098,7 +17376,9 @@
           </w:p>
         </w:tc>
         <w:tc>
-          <w:tcPr/>
+          <w:tcPr>
+            <w:tcW w:type="dxa" w:w="2808"/>
+          </w:tcPr>
           <w:p>
             <w:pPr>
               <w:pStyle w:val="Compact"/>
@@ -16116,7 +17396,9 @@
       </w:tr>
       <w:tr>
         <w:tc>
-          <w:tcPr/>
+          <w:tcPr>
+            <w:tcW w:type="dxa" w:w="1872"/>
+          </w:tcPr>
           <w:p>
             <w:pPr>
               <w:pStyle w:val="Compact"/>
@@ -16163,7 +17445,9 @@
           </w:p>
         </w:tc>
         <w:tc>
-          <w:tcPr/>
+          <w:tcPr>
+            <w:tcW w:type="dxa" w:w="4680"/>
+          </w:tcPr>
           <w:p>
             <w:pPr>
               <w:pStyle w:val="Compact"/>
@@ -16202,7 +17486,9 @@
           </w:p>
         </w:tc>
         <w:tc>
-          <w:tcPr/>
+          <w:tcPr>
+            <w:tcW w:type="dxa" w:w="2808"/>
+          </w:tcPr>
           <w:p>
             <w:pPr>
               <w:pStyle w:val="Compact"/>
@@ -16220,7 +17506,9 @@
       </w:tr>
       <w:tr>
         <w:tc>
-          <w:tcPr/>
+          <w:tcPr>
+            <w:tcW w:type="dxa" w:w="1872"/>
+          </w:tcPr>
           <w:p>
             <w:pPr>
               <w:pStyle w:val="Compact"/>
@@ -16250,7 +17538,9 @@
           </w:p>
         </w:tc>
         <w:tc>
-          <w:tcPr/>
+          <w:tcPr>
+            <w:tcW w:type="dxa" w:w="4680"/>
+          </w:tcPr>
           <w:p>
             <w:pPr>
               <w:pStyle w:val="Compact"/>
@@ -16266,7 +17556,9 @@
           </w:p>
         </w:tc>
         <w:tc>
-          <w:tcPr/>
+          <w:tcPr>
+            <w:tcW w:type="dxa" w:w="2808"/>
+          </w:tcPr>
           <w:p>
             <w:pPr>
               <w:pStyle w:val="Compact"/>
@@ -16284,7 +17576,9 @@
       </w:tr>
       <w:tr>
         <w:tc>
-          <w:tcPr/>
+          <w:tcPr>
+            <w:tcW w:type="dxa" w:w="1872"/>
+          </w:tcPr>
           <w:p>
             <w:pPr>
               <w:pStyle w:val="Compact"/>
@@ -16299,7 +17593,9 @@
           </w:p>
         </w:tc>
         <w:tc>
-          <w:tcPr/>
+          <w:tcPr>
+            <w:tcW w:type="dxa" w:w="4680"/>
+          </w:tcPr>
           <w:p>
             <w:pPr>
               <w:pStyle w:val="Compact"/>
@@ -16315,7 +17611,9 @@
           </w:p>
         </w:tc>
         <w:tc>
-          <w:tcPr/>
+          <w:tcPr>
+            <w:tcW w:type="dxa" w:w="2808"/>
+          </w:tcPr>
           <w:p>
             <w:pPr>
               <w:pStyle w:val="Compact"/>
@@ -16333,7 +17631,9 @@
       </w:tr>
       <w:tr>
         <w:tc>
-          <w:tcPr/>
+          <w:tcPr>
+            <w:tcW w:type="dxa" w:w="1872"/>
+          </w:tcPr>
           <w:p>
             <w:pPr>
               <w:pStyle w:val="Compact"/>
@@ -16348,7 +17648,9 @@
           </w:p>
         </w:tc>
         <w:tc>
-          <w:tcPr/>
+          <w:tcPr>
+            <w:tcW w:type="dxa" w:w="4680"/>
+          </w:tcPr>
           <w:p>
             <w:pPr>
               <w:pStyle w:val="Compact"/>
@@ -16364,7 +17666,9 @@
           </w:p>
         </w:tc>
         <w:tc>
-          <w:tcPr/>
+          <w:tcPr>
+            <w:tcW w:type="dxa" w:w="2808"/>
+          </w:tcPr>
           <w:p>
             <w:pPr>
               <w:pStyle w:val="Compact"/>
@@ -16382,7 +17686,9 @@
       </w:tr>
       <w:tr>
         <w:tc>
-          <w:tcPr/>
+          <w:tcPr>
+            <w:tcW w:type="dxa" w:w="1872"/>
+          </w:tcPr>
           <w:p>
             <w:pPr>
               <w:pStyle w:val="Compact"/>
@@ -16438,7 +17744,9 @@
           </w:p>
         </w:tc>
         <w:tc>
-          <w:tcPr/>
+          <w:tcPr>
+            <w:tcW w:type="dxa" w:w="4680"/>
+          </w:tcPr>
           <w:p>
             <w:pPr>
               <w:pStyle w:val="Compact"/>
@@ -16454,7 +17762,9 @@
           </w:p>
         </w:tc>
         <w:tc>
-          <w:tcPr/>
+          <w:tcPr>
+            <w:tcW w:type="dxa" w:w="2808"/>
+          </w:tcPr>
           <w:p>
             <w:pPr>
               <w:pStyle w:val="Compact"/>
@@ -16472,7 +17782,9 @@
       </w:tr>
       <w:tr>
         <w:tc>
-          <w:tcPr/>
+          <w:tcPr>
+            <w:tcW w:type="dxa" w:w="1872"/>
+          </w:tcPr>
           <w:p>
             <w:pPr>
               <w:pStyle w:val="Compact"/>
@@ -16487,7 +17799,9 @@
           </w:p>
         </w:tc>
         <w:tc>
-          <w:tcPr/>
+          <w:tcPr>
+            <w:tcW w:type="dxa" w:w="4680"/>
+          </w:tcPr>
           <w:p>
             <w:pPr>
               <w:pStyle w:val="Compact"/>
@@ -16503,7 +17817,9 @@
           </w:p>
         </w:tc>
         <w:tc>
-          <w:tcPr/>
+          <w:tcPr>
+            <w:tcW w:type="dxa" w:w="2808"/>
+          </w:tcPr>
           <w:p>
             <w:pPr>
               <w:pStyle w:val="Compact"/>
@@ -16533,7 +17849,7 @@
     <w:tbl>
       <w:tblPr>
         <w:tblStyle w:val="Table"/>
-        <w:tblW w:type="auto" w:w="0"/>
+        <w:tblW w:type="pct" w:w="5000"/>
         <w:tblLook w:firstRow="1" w:lastRow="0" w:firstColumn="0" w:lastColumn="0" w:noHBand="0" w:noVBand="0" w:val="0020"/>
         <w:jc w:val="start"/>
         <w:tblBorders>
@@ -16546,8 +17862,8 @@
         </w:tblBorders>
       </w:tblPr>
       <w:tblGrid>
-        <w:gridCol w:w="3960"/>
-        <w:gridCol w:w="3960"/>
+        <w:gridCol w:w="1872"/>
+        <w:gridCol w:w="7488"/>
       </w:tblGrid>
       <w:tr>
         <w:trPr>
@@ -16555,6 +17871,7 @@
         </w:trPr>
         <w:tc>
           <w:tcPr>
+            <w:tcW w:type="dxa" w:w="1872"/>
             <w:tcBorders>
               <w:bottom w:val="single" w:sz="4" w:space="0" w:color="000000"/>
             </w:tcBorders>
@@ -16576,6 +17893,7 @@
         </w:tc>
         <w:tc>
           <w:tcPr>
+            <w:tcW w:type="dxa" w:w="7488"/>
             <w:tcBorders>
               <w:bottom w:val="single" w:sz="4" w:space="0" w:color="000000"/>
             </w:tcBorders>
@@ -16598,7 +17916,9 @@
       </w:tr>
       <w:tr>
         <w:tc>
-          <w:tcPr/>
+          <w:tcPr>
+            <w:tcW w:type="dxa" w:w="1872"/>
+          </w:tcPr>
           <w:p>
             <w:pPr>
               <w:pStyle w:val="Compact"/>
@@ -16614,7 +17934,9 @@
           </w:p>
         </w:tc>
         <w:tc>
-          <w:tcPr/>
+          <w:tcPr>
+            <w:tcW w:type="dxa" w:w="7488"/>
+          </w:tcPr>
           <w:p>
             <w:pPr>
               <w:pStyle w:val="Compact"/>
@@ -16632,7 +17954,9 @@
       </w:tr>
       <w:tr>
         <w:tc>
-          <w:tcPr/>
+          <w:tcPr>
+            <w:tcW w:type="dxa" w:w="1872"/>
+          </w:tcPr>
           <w:p>
             <w:pPr>
               <w:pStyle w:val="Compact"/>
@@ -16648,7 +17972,9 @@
           </w:p>
         </w:tc>
         <w:tc>
-          <w:tcPr/>
+          <w:tcPr>
+            <w:tcW w:type="dxa" w:w="7488"/>
+          </w:tcPr>
           <w:p>
             <w:pPr>
               <w:pStyle w:val="Compact"/>
@@ -16666,7 +17992,9 @@
       </w:tr>
       <w:tr>
         <w:tc>
-          <w:tcPr/>
+          <w:tcPr>
+            <w:tcW w:type="dxa" w:w="1872"/>
+          </w:tcPr>
           <w:p>
             <w:pPr>
               <w:pStyle w:val="Compact"/>
@@ -16682,7 +18010,9 @@
           </w:p>
         </w:tc>
         <w:tc>
-          <w:tcPr/>
+          <w:tcPr>
+            <w:tcW w:type="dxa" w:w="7488"/>
+          </w:tcPr>
           <w:p>
             <w:pPr>
               <w:pStyle w:val="Compact"/>

--- a/docs/paper/paper.docx
+++ b/docs/paper/paper.docx
@@ -223,19 +223,19 @@
         <w:t xml:space="preserve"> </w:t>
       </w:r>
       <w:r>
-        <w:t xml:space="preserve">usually consider the topside load as fixed. In this study, the electric demand</w:t>
-      </w:r>
-      <w:r>
-        <w:t xml:space="preserve"> </w:t>
-      </w:r>
-      <w:r>
-        <w:t xml:space="preserve">of a generic North Sea oil platform was mapped with a steady-state process</w:t>
-      </w:r>
-      <w:r>
-        <w:t xml:space="preserve"> </w:t>
-      </w:r>
-      <w:r>
-        <w:t xml:space="preserve">model, and each consumer was classified as must-run, flexible or sheddable. A</w:t>
+        <w:t xml:space="preserve">usually consider the topside load as fixed. Here, the electric demand of a</w:t>
+      </w:r>
+      <w:r>
+        <w:t xml:space="preserve"> </w:t>
+      </w:r>
+      <w:r>
+        <w:t xml:space="preserve">generic North Sea oil platform was mapped with a steady-state process model,</w:t>
+      </w:r>
+      <w:r>
+        <w:t xml:space="preserve"> </w:t>
+      </w:r>
+      <w:r>
+        <w:t xml:space="preserve">and each consumer was classified as must-run, flexible or sheddable. A</w:t>
       </w:r>
       <w:r>
         <w:t xml:space="preserve"> </w:t>
@@ -277,49 +277,49 @@
         <w:t xml:space="preserve"> </w:t>
       </w:r>
       <w:r>
-        <w:t xml:space="preserve">emissions by</w:t>
-      </w:r>
-      <w:r>
-        <w:t xml:space="preserve"> </w:t>
-      </w:r>
-      <w:r>
-        <w:t xml:space="preserve">49 %. Flexible scheduling cuts them by a further 11 % (7.2 kt/yr) without lost</w:t>
-      </w:r>
-      <w:r>
-        <w:t xml:space="preserve"> </w:t>
-      </w:r>
-      <w:r>
-        <w:t xml:space="preserve">production, mainly because the operation of a second gas turbine is avoided:</w:t>
-      </w:r>
-      <w:r>
-        <w:t xml:space="preserve"> </w:t>
-      </w:r>
-      <w:r>
-        <w:t xml:space="preserve">the hours with two turbines online fall from 1,702 to 28. Over ten weather</w:t>
-      </w:r>
-      <w:r>
-        <w:t xml:space="preserve"> </w:t>
-      </w:r>
-      <w:r>
-        <w:t xml:space="preserve">years the benefit ranges from 10.5 to 11.7 %. About 24 h of deferrable</w:t>
-      </w:r>
-      <w:r>
-        <w:t xml:space="preserve"> </w:t>
-      </w:r>
-      <w:r>
-        <w:t xml:space="preserve">injection captures it, and a small added gas turbine is complementary, whereas</w:t>
-      </w:r>
-      <w:r>
-        <w:t xml:space="preserve"> </w:t>
-      </w:r>
-      <w:r>
-        <w:t xml:space="preserve">operating rules that keep two gas turbines online remove most of the gain. The</w:t>
-      </w:r>
-      <w:r>
-        <w:t xml:space="preserve"> </w:t>
-      </w:r>
-      <w:r>
-        <w:t xml:space="preserve">model reproduces the CO</w:t>
+        <w:t xml:space="preserve">emissions</w:t>
+      </w:r>
+      <w:r>
+        <w:t xml:space="preserve"> </w:t>
+      </w:r>
+      <w:r>
+        <w:t xml:space="preserve">by 49 %. Flexible scheduling cuts them by a further 11 % (7.2 kt/yr) without</w:t>
+      </w:r>
+      <w:r>
+        <w:t xml:space="preserve"> </w:t>
+      </w:r>
+      <w:r>
+        <w:t xml:space="preserve">lost production, mostly because a second gas turbine is avoided: the hours</w:t>
+      </w:r>
+      <w:r>
+        <w:t xml:space="preserve"> </w:t>
+      </w:r>
+      <w:r>
+        <w:t xml:space="preserve">with two turbines online fall from 1,702 to 28. Over ten weather years it</w:t>
+      </w:r>
+      <w:r>
+        <w:t xml:space="preserve"> </w:t>
+      </w:r>
+      <w:r>
+        <w:t xml:space="preserve">ranges from 10.5 to 11.7 %. About 24 h of deferrable injection captures it,</w:t>
+      </w:r>
+      <w:r>
+        <w:t xml:space="preserve"> </w:t>
+      </w:r>
+      <w:r>
+        <w:t xml:space="preserve">and a small added gas turbine is complementary, whereas operating rules that</w:t>
+      </w:r>
+      <w:r>
+        <w:t xml:space="preserve"> </w:t>
+      </w:r>
+      <w:r>
+        <w:t xml:space="preserve">keep two gas turbines online remove most of the gain. With two gas turbines</w:t>
+      </w:r>
+      <w:r>
+        <w:t xml:space="preserve"> </w:t>
+      </w:r>
+      <w:r>
+        <w:t xml:space="preserve">online, as the operator’s estimate assumes, the model matches the CO</w:t>
       </w:r>
       <w:r>
         <w:rPr>
@@ -331,13 +331,7 @@
         <w:t xml:space="preserve"> </w:t>
       </w:r>
       <w:r>
-        <w:t xml:space="preserve">avoided per MWh of wind reported for Hywind Tampen</w:t>
-      </w:r>
-      <w:r>
-        <w:t xml:space="preserve"> </w:t>
-      </w:r>
-      <w:r>
-        <w:t xml:space="preserve">within 2 %.</w:t>
+        <w:t xml:space="preserve">avoided per MWh of wind expected for Hywind Tampen.</w:t>
       </w:r>
     </w:p>
     <w:p>
@@ -512,7 +506,7 @@
         <w:t xml:space="preserve"> </w:t>
       </w:r>
       <w:r>
-        <w:t xml:space="preserve">connected to a wind farm. Riboldi and Nord (2018) optimised an</w:t>
+        <w:t xml:space="preserve">connected to a wind farm. Riboldi and Nord (2018) optimized an</w:t>
       </w:r>
       <w:r>
         <w:t xml:space="preserve"> </w:t>
@@ -642,13 +636,13 @@
         <w:pStyle w:val="BodyText"/>
       </w:pPr>
       <w:r>
-        <w:t xml:space="preserve">Part of this loss can be recovered by operational optimisation. The</w:t>
-      </w:r>
-      <w:r>
-        <w:t xml:space="preserve"> </w:t>
-      </w:r>
-      <w:r>
-        <w:t xml:space="preserve">open-source tool Oogeso optimises the GT commitment, the wind use and the</w:t>
+        <w:t xml:space="preserve">Part of this loss can be recovered by operational optimization. The</w:t>
+      </w:r>
+      <w:r>
+        <w:t xml:space="preserve"> </w:t>
+      </w:r>
+      <w:r>
+        <w:t xml:space="preserve">open-source tool Oogeso optimizes the GT commitment, the wind use and the</w:t>
       </w:r>
       <w:r>
         <w:t xml:space="preserve"> </w:t>
@@ -734,7 +728,7 @@
         <w:t xml:space="preserve"> </w:t>
       </w:r>
       <w:r>
-        <w:t xml:space="preserve">cement and aluminium production. These studies consider the response to price</w:t>
+        <w:t xml:space="preserve">cement and aluminum production. These studies consider the response to price</w:t>
       </w:r>
       <w:r>
         <w:t xml:space="preserve"> </w:t>
@@ -828,19 +822,99 @@
         <w:pStyle w:val="BodyText"/>
       </w:pPr>
       <w:r>
-        <w:t xml:space="preserve">To the authors’ knowledge, no study of wind-powered platforms has scheduled</w:t>
-      </w:r>
-      <w:r>
-        <w:t xml:space="preserve"> </w:t>
-      </w:r>
-      <w:r>
-        <w:t xml:space="preserve">the topside consumers together with the power plant. The goal of this study is</w:t>
-      </w:r>
-      <w:r>
-        <w:t xml:space="preserve"> </w:t>
-      </w:r>
-      <w:r>
-        <w:t xml:space="preserve">to help address this gap, by quantifying how much fuel and CO</w:t>
+        <w:t xml:space="preserve">Water injection has already been proposed as a controllable load for</w:t>
+      </w:r>
+      <w:r>
+        <w:t xml:space="preserve"> </w:t>
+      </w:r>
+      <w:r>
+        <w:t xml:space="preserve">wind-powered platforms. Sanchez et al. (2017) used variable-speed</w:t>
+      </w:r>
+      <w:r>
+        <w:t xml:space="preserve"> </w:t>
+      </w:r>
+      <w:r>
+        <w:t xml:space="preserve">injection pumps to smooth short-term wind power fluctuations and to damp</w:t>
+      </w:r>
+      <w:r>
+        <w:t xml:space="preserve"> </w:t>
+      </w:r>
+      <w:r>
+        <w:t xml:space="preserve">low-frequency oscillations of the platform grid, and Alves et al. (2019)</w:t>
+      </w:r>
+      <w:r>
+        <w:t xml:space="preserve"> </w:t>
+      </w:r>
+      <w:r>
+        <w:t xml:space="preserve">combined such load management with energy storage to improve power quality.</w:t>
+      </w:r>
+      <w:r>
+        <w:t xml:space="preserve"> </w:t>
+      </w:r>
+      <w:r>
+        <w:t xml:space="preserve">The WIN WIN joint industry project found a stand-alone floating wind turbine</w:t>
+      </w:r>
+      <w:r>
+        <w:t xml:space="preserve"> </w:t>
+      </w:r>
+      <w:r>
+        <w:t xml:space="preserve">that drives water injection directly to be technically feasible (DNV 2016).</w:t>
+      </w:r>
+      <w:r>
+        <w:t xml:space="preserve"> </w:t>
+      </w:r>
+      <w:r>
+        <w:t xml:space="preserve">On the reservoir side, Nilsen et al. (Nilsen et al. 2025b, 2025a) optimized</w:t>
+      </w:r>
+      <w:r>
+        <w:t xml:space="preserve"> </w:t>
+      </w:r>
+      <w:r>
+        <w:t xml:space="preserve">the well controls of a field supplied by offshore wind, so that the power</w:t>
+      </w:r>
+      <w:r>
+        <w:t xml:space="preserve"> </w:t>
+      </w:r>
+      <w:r>
+        <w:t xml:space="preserve">demand follows the wind, and studied the trade-off between profit and</w:t>
+      </w:r>
+      <w:r>
+        <w:t xml:space="preserve"> </w:t>
+      </w:r>
+      <w:r>
+        <w:t xml:space="preserve">emissions. These studies address either the dynamics of the electrical system</w:t>
+      </w:r>
+      <w:r>
+        <w:t xml:space="preserve"> </w:t>
+      </w:r>
+      <w:r>
+        <w:t xml:space="preserve">over seconds to minutes or the response of the reservoir over months to years.</w:t>
+      </w:r>
+      <w:r>
+        <w:t xml:space="preserve"> </w:t>
+      </w:r>
+      <w:r>
+        <w:t xml:space="preserve">The hour-by-hour interaction between deferrable topside loads and the</w:t>
+      </w:r>
+      <w:r>
+        <w:t xml:space="preserve"> </w:t>
+      </w:r>
+      <w:r>
+        <w:t xml:space="preserve">commitment of the gas turbines, which determines how much fuel is actually</w:t>
+      </w:r>
+      <w:r>
+        <w:t xml:space="preserve"> </w:t>
+      </w:r>
+      <w:r>
+        <w:t xml:space="preserve">saved, has not been quantified over full years.</w:t>
+      </w:r>
+    </w:p>
+    <w:p>
+      <w:pPr>
+        <w:pStyle w:val="BodyText"/>
+      </w:pPr>
+      <w:r>
+        <w:t xml:space="preserve">The goal of this study is to quantify this interaction: how much fuel and CO</w:t>
       </w:r>
       <w:r>
         <w:rPr>
@@ -852,25 +926,37 @@
         <w:t xml:space="preserve"> </w:t>
       </w:r>
       <w:r>
-        <w:t xml:space="preserve">a wind-powered</w:t>
-      </w:r>
-      <w:r>
-        <w:t xml:space="preserve"> </w:t>
-      </w:r>
-      <w:r>
-        <w:t xml:space="preserve">oil platform can save by scheduling its flexible loads, which consumers</w:t>
-      </w:r>
-      <w:r>
-        <w:t xml:space="preserve"> </w:t>
-      </w:r>
-      <w:r>
-        <w:t xml:space="preserve">provide the saving and through which mechanism, and which assumptions</w:t>
-      </w:r>
-      <w:r>
-        <w:t xml:space="preserve"> </w:t>
-      </w:r>
-      <w:r>
-        <w:t xml:space="preserve">determine its magnitude. Four main steps were followed in this study:</w:t>
+        <w:t xml:space="preserve">a wind-powered oil platform can save by scheduling its flexible loads, which</w:t>
+      </w:r>
+      <w:r>
+        <w:t xml:space="preserve"> </w:t>
+      </w:r>
+      <w:r>
+        <w:t xml:space="preserve">consumers provide the saving and through which mechanism, and which</w:t>
+      </w:r>
+      <w:r>
+        <w:t xml:space="preserve"> </w:t>
+      </w:r>
+      <w:r>
+        <w:t xml:space="preserve">assumptions determine its magnitude. To the authors’ knowledge, it is the</w:t>
+      </w:r>
+      <w:r>
+        <w:t xml:space="preserve"> </w:t>
+      </w:r>
+      <w:r>
+        <w:t xml:space="preserve">first study that schedules deferrable topside loads together with gas turbine</w:t>
+      </w:r>
+      <w:r>
+        <w:t xml:space="preserve"> </w:t>
+      </w:r>
+      <w:r>
+        <w:t xml:space="preserve">unit commitment over full years at hourly resolution, with consumer power</w:t>
+      </w:r>
+      <w:r>
+        <w:t xml:space="preserve"> </w:t>
+      </w:r>
+      <w:r>
+        <w:t xml:space="preserve">curves derived from a process model. Four main steps were followed in this study:</w:t>
       </w:r>
     </w:p>
     <w:p>
@@ -960,7 +1046,13 @@
         <w:t xml:space="preserve"> </w:t>
       </w:r>
       <w:r>
-        <w:t xml:space="preserve">validation against Hywind Tampen and field data, and economic indicators.</w:t>
+        <w:t xml:space="preserve">benchmark checks against Hywind Tampen and field data, and economic</w:t>
+      </w:r>
+      <w:r>
+        <w:t xml:space="preserve"> </w:t>
+      </w:r>
+      <w:r>
+        <w:t xml:space="preserve">indicators.</w:t>
       </w:r>
     </w:p>
     <w:p>
@@ -1025,7 +1117,7 @@
         <w:t xml:space="preserve"> </w:t>
       </w:r>
       <w:r>
-        <w:t xml:space="preserve">(Tampen area, 61.0° N, 2.0° E) was modelled for the year 2023 at hourly</w:t>
+        <w:t xml:space="preserve">(Tampen area, 61.0° N, 2.0° E) was modeled for the year 2023 at hourly</w:t>
       </w:r>
       <w:r>
         <w:t xml:space="preserve"> </w:t>
@@ -1160,7 +1252,7 @@
         <w:t xml:space="preserve"> </w:t>
       </w:r>
       <w:r>
-        <w:t xml:space="preserve">optimiser decides how many run in each hour. Case 2 corresponds to the</w:t>
+        <w:t xml:space="preserve">optimizer decides how many run in each hour. Case 2 corresponds to the</w:t>
       </w:r>
       <w:r>
         <w:t xml:space="preserve"> </w:t>
@@ -1272,7 +1364,7 @@
         <w:pStyle w:val="BodyText"/>
       </w:pPr>
       <w:r>
-        <w:t xml:space="preserve">Process behaviour is represented by steady-state operating points with ramp</w:t>
+        <w:t xml:space="preserve">Process behavior is represented by steady-state operating points with ramp</w:t>
       </w:r>
       <w:r>
         <w:t xml:space="preserve"> </w:t>
@@ -1290,7 +1382,7 @@
         <w:t xml:space="preserve"> </w:t>
       </w:r>
       <w:r>
-        <w:t xml:space="preserve">(Solbraa n.d.) and Pyomo with the HiGHS solver for optimisation</w:t>
+        <w:t xml:space="preserve">(Solbraa n.d.) and Pyomo with the HiGHS solver for optimization</w:t>
       </w:r>
       <w:r>
         <w:t xml:space="preserve"> </w:t>
@@ -1385,7 +1477,7 @@
         <w:t xml:space="preserve"> </w:t>
       </w:r>
       <w:r>
-        <w:t xml:space="preserve">The platform power system. Supply (left) and topside consumers coloured by flexibility class (middle) are connected to one AC bus. The scheduler sets the production rate</w:t>
+        <w:t xml:space="preserve">The platform power system. Supply (left) and topside consumers colored by flexibility class (middle) are connected to one AC bus. The scheduler sets the production rate</w:t>
       </w:r>
       <w:r>
         <w:t xml:space="preserve"> </w:t>
@@ -2265,7 +2357,7 @@
         <w:t xml:space="preserve"> </w:t>
       </w:r>
       <w:r>
-        <w:t xml:space="preserve">gives 2.27 kg/Sm³, and the factor reported for the Gullfaks field centre lies</w:t>
+        <w:t xml:space="preserve">gives 2.27 kg/Sm³, and the factor reported for the Gullfaks field center lies</w:t>
       </w:r>
       <w:r>
         <w:t xml:space="preserve"> </w:t>
@@ -2289,7 +2381,7 @@
         <w:pStyle w:val="FirstParagraph"/>
       </w:pPr>
       <w:r>
-        <w:t xml:space="preserve">The topside process was modelled in NeqSim with the Peng–Robinson equation</w:t>
+        <w:t xml:space="preserve">The topside process was modeled in NeqSim with the Peng–Robinson equation</w:t>
       </w:r>
       <w:r>
         <w:t xml:space="preserve"> </w:t>
@@ -3996,7 +4088,7 @@
         <w:t xml:space="preserve"> </w:t>
       </w:r>
       <w:r>
-        <w:t xml:space="preserve">85 % of capacity. This is modelled as a virtual storage: postponing</w:t>
+        <w:t xml:space="preserve">85 % of capacity. This is modeled as a virtual storage: postponing</w:t>
       </w:r>
       <w:r>
         <w:t xml:space="preserve"> </w:t>
@@ -4399,7 +4491,7 @@
         </m:r>
       </m:oMath>
       <w:r>
-        <w:t xml:space="preserve">. The objective minimises the operating cost in NOK,</w:t>
+        <w:t xml:space="preserve">. The objective minimizes the operating cost in NOK,</w:t>
       </w:r>
     </w:p>
     <w:tbl>
@@ -7102,7 +7194,7 @@
         <w:t xml:space="preserve"> </w:t>
       </w:r>
       <w:r>
-        <w:t xml:space="preserve">start of the window, which prevents the optimiser from emptying the virtual</w:t>
+        <w:t xml:space="preserve">start of the window, which prevents the optimizer from emptying the virtual</w:t>
       </w:r>
       <w:r>
         <w:t xml:space="preserve"> </w:t>
@@ -7162,13 +7254,13 @@
       </w:r>
     </w:p>
     <w:bookmarkEnd w:id="29"/>
-    <w:bookmarkStart w:id="30" w:name="X32654d3cd445301b7caaa64f301babd56c5bfd2"/>
+    <w:bookmarkStart w:id="30" w:name="Xaa908d93524e5850992bde4ff5ab044ac0fa324"/>
     <w:p>
       <w:pPr>
         <w:pStyle w:val="Heading2"/>
       </w:pPr>
       <w:r>
-        <w:t xml:space="preserve">2.7 Weather years, sensitivity analysis and validation</w:t>
+        <w:t xml:space="preserve">2.7 Weather years, sensitivity analysis and benchmark checks</w:t>
       </w:r>
     </w:p>
     <w:p>
@@ -7370,7 +7462,7 @@
         <w:t xml:space="preserve"> </w:t>
       </w:r>
       <w:r>
-        <w:t xml:space="preserve">(Voldsund et al. 2013, 2014), six modelled platforms (Nguyen et al. 2013), the</w:t>
+        <w:t xml:space="preserve">(Voldsund et al. 2013, 2014), six modeled platforms (Nguyen et al. 2013), the</w:t>
       </w:r>
       <w:r>
         <w:t xml:space="preserve"> </w:t>
@@ -7542,7 +7634,7 @@
         <w:t xml:space="preserve"> </w:t>
       </w:r>
       <w:r>
-        <w:t xml:space="preserve">for the Gullfaks, Snorre and Statfjord field centres,</w:t>
+        <w:t xml:space="preserve">for the Gullfaks, Snorre and Statfjord field centers,</w:t>
       </w:r>
       <w:r>
         <w:t xml:space="preserve"> </w:t>
@@ -7578,7 +7670,7 @@
         <w:t xml:space="preserve"> </w:t>
       </w:r>
       <w:r>
-        <w:t xml:space="preserve">centre.</w:t>
+        <w:t xml:space="preserve">center.</w:t>
       </w:r>
     </w:p>
     <w:p>
@@ -7684,13 +7776,13 @@
         <w:t xml:space="preserve"> </w:t>
       </w:r>
       <w:r>
-        <w:t xml:space="preserve">reported oil volumes of the fields assigned to each centre with the</w:t>
-      </w:r>
-      <w:r>
-        <w:t xml:space="preserve"> </w:t>
-      </w:r>
-      <w:r>
-        <w:t xml:space="preserve">centre’s processing; they agree within 2 %. A single published value counts</w:t>
+        <w:t xml:space="preserve">reported oil volumes of the fields assigned to each center with the</w:t>
+      </w:r>
+      <w:r>
+        <w:t xml:space="preserve"> </w:t>
+      </w:r>
+      <w:r>
+        <w:t xml:space="preserve">center’s processing; they agree within 2 %. A single published value counts</w:t>
       </w:r>
       <w:r>
         <w:t xml:space="preserve"> </w:t>
@@ -8287,7 +8379,7 @@
         <w:t xml:space="preserve"> </w:t>
       </w:r>
       <w:r>
-        <w:t xml:space="preserve">strategy modelled for floating wind farms (Dighe et al. 2024). The real discount</w:t>
+        <w:t xml:space="preserve">strategy modeled for floating wind farms (Dighe et al. 2024). The real discount</w:t>
       </w:r>
       <w:r>
         <w:t xml:space="preserve"> </w:t>
@@ -8506,7 +8598,7 @@
         <w:t xml:space="preserve"> </w:t>
       </w:r>
       <w:r>
-        <w:t xml:space="preserve">Demand map. Left: electric power at design by consumer, coloured by flexibility class. Right: power of the production (sheddable) and injection (flexible) levers against lever position.</w:t>
+        <w:t xml:space="preserve">Demand map. Left: electric power at design by consumer, colored by flexibility class. Right: power of the production (sheddable) and injection (flexible) levers against lever position.</w:t>
       </w:r>
     </w:p>
     <w:p>
@@ -9688,7 +9780,7 @@
         <w:spacing w:before="200"/>
       </w:pPr>
       <w:r>
-        <w:t xml:space="preserve">The annual results of the four cases are summarised in Table 2 and Figure 3.</w:t>
+        <w:t xml:space="preserve">The annual results of the four cases are summarized in Table 2 and Figure 3.</w:t>
       </w:r>
       <w:r>
         <w:t xml:space="preserve"> </w:t>
@@ -9984,60 +10076,450 @@
         <w:pStyle w:val="FirstParagraph"/>
       </w:pPr>
       <w:r>
-        <w:t xml:space="preserve">Results indicate that the saving is obtained almost entirely by avoiding the</w:t>
-      </w:r>
-      <w:r>
-        <w:t xml:space="preserve"> </w:t>
-      </w:r>
-      <w:r>
-        <w:t xml:space="preserve">operation of a second GT. With fixed demand, a second turbine must be started</w:t>
-      </w:r>
-      <w:r>
-        <w:t xml:space="preserve"> </w:t>
-      </w:r>
-      <w:r>
-        <w:t xml:space="preserve">whenever the wind drops and one GT cannot carry the load while holding 5 MW in</w:t>
-      </w:r>
-      <w:r>
-        <w:t xml:space="preserve"> </w:t>
-      </w:r>
-      <w:r>
-        <w:t xml:space="preserve">reserve, i.e. whenever the wind supplies less than about 2 MW at the average</w:t>
-      </w:r>
-      <w:r>
-        <w:t xml:space="preserve"> </w:t>
-      </w:r>
-      <w:r>
-        <w:t xml:space="preserve">demand of 18.8 MW. Each such hour costs the no-load fuel of a whole additional</w:t>
-      </w:r>
-      <w:r>
-        <w:t xml:space="preserve"> </w:t>
-      </w:r>
-      <w:r>
-        <w:t xml:space="preserve">turbine, which amounts to 18.4 % of its full-load fuel. In Case 3 the</w:t>
-      </w:r>
-      <w:r>
-        <w:t xml:space="preserve"> </w:t>
-      </w:r>
-      <w:r>
-        <w:t xml:space="preserve">optimiser postpones water injection in exactly these hours, so that a second</w:t>
-      </w:r>
-      <w:r>
-        <w:t xml:space="preserve"> </w:t>
-      </w:r>
-      <w:r>
-        <w:t xml:space="preserve">GT runs in only 28 h of the year instead of 1,702 h (Figure 4, Figure 5). The</w:t>
-      </w:r>
-      <w:r>
-        <w:t xml:space="preserve"> </w:t>
-      </w:r>
-      <w:r>
-        <w:t xml:space="preserve">1,674 avoided hours account for most of the 3.0 MSm³ of fuel saved.</w:t>
-      </w:r>
-    </w:p>
+        <w:t xml:space="preserve">The saving is obtained by deferring water injection out of the hours in which</w:t>
+      </w:r>
+      <w:r>
+        <w:t xml:space="preserve"> </w:t>
+      </w:r>
+      <w:r>
+        <w:t xml:space="preserve">a second GT would otherwise be needed. With fixed demand, a second turbine</w:t>
+      </w:r>
+      <w:r>
+        <w:t xml:space="preserve"> </w:t>
+      </w:r>
+      <w:r>
+        <w:t xml:space="preserve">must be started whenever the wind drops and one GT cannot carry the load while</w:t>
+      </w:r>
+      <w:r>
+        <w:t xml:space="preserve"> </w:t>
+      </w:r>
+      <w:r>
+        <w:t xml:space="preserve">holding 5 MW in reserve, i.e. whenever the wind supplies less than about 2 MW</w:t>
+      </w:r>
+      <w:r>
+        <w:t xml:space="preserve"> </w:t>
+      </w:r>
+      <w:r>
+        <w:t xml:space="preserve">at the average demand of 18.8 MW. Each such hour costs the no-load fuel of a</w:t>
+      </w:r>
+      <w:r>
+        <w:t xml:space="preserve"> </w:t>
+      </w:r>
+      <w:r>
+        <w:t xml:space="preserve">whole additional turbine, which amounts to 18.4 % of its full-load fuel. In</w:t>
+      </w:r>
+      <w:r>
+        <w:t xml:space="preserve"> </w:t>
+      </w:r>
+      <w:r>
+        <w:t xml:space="preserve">Case 3 the optimizer postpones water injection in exactly these hours, so that</w:t>
+      </w:r>
+      <w:r>
+        <w:t xml:space="preserve"> </w:t>
+      </w:r>
+      <w:r>
+        <w:t xml:space="preserve">a second GT runs in only 28 h of the year instead of 1,702 h (Figure 4, Figure 5).</w:t>
+      </w:r>
+      <w:r>
+        <w:t xml:space="preserve"> </w:t>
+      </w:r>
+      <w:r>
+        <w:t xml:space="preserve">Since fuel is linear in GT power, the saving splits exactly into two parts</w:t>
+      </w:r>
+      <w:r>
+        <w:t xml:space="preserve"> </w:t>
+      </w:r>
+      <w:r>
+        <w:t xml:space="preserve">(Table 3). The 1,674 avoided GT unit-hours, at a no-load fuel of 1,068 Sm³ per</w:t>
+      </w:r>
+      <w:r>
+        <w:t xml:space="preserve"> </w:t>
+      </w:r>
+      <w:r>
+        <w:t xml:space="preserve">unit-hour, save 1.79 MSm³ (58 % of the 3.07 MSm³ saved). The injection that is</w:t>
+      </w:r>
+      <w:r>
+        <w:t xml:space="preserve"> </w:t>
+      </w:r>
+      <w:r>
+        <w:t xml:space="preserve">moved out of these hours, 5.4 GWh, is caught up in windy hours and absorbs 5.8</w:t>
+      </w:r>
+      <w:r>
+        <w:t xml:space="preserve"> </w:t>
+      </w:r>
+      <w:r>
+        <w:t xml:space="preserve">GWh of wind that would otherwise be curtailed; at the marginal fuel use of 217</w:t>
+      </w:r>
+      <w:r>
+        <w:t xml:space="preserve"> </w:t>
+      </w:r>
+      <w:r>
+        <w:t xml:space="preserve">Sm³/MWh this saves the remaining 1.28 MSm³ (42 %). Both parts therefore result</w:t>
+      </w:r>
+      <w:r>
+        <w:t xml:space="preserve"> </w:t>
+      </w:r>
+      <w:r>
+        <w:t xml:space="preserve">from the same deferral of injection: the commitment part from the hours it</w:t>
+      </w:r>
+      <w:r>
+        <w:t xml:space="preserve"> </w:t>
+      </w:r>
+      <w:r>
+        <w:t xml:space="preserve">leaves, and the energy part from the hours it moves to.</w:t>
+      </w:r>
+    </w:p>
+    <w:p>
+      <w:pPr>
+        <w:pStyle w:val="BodyText"/>
+      </w:pPr>
+      <w:r>
+        <w:rPr>
+          <w:bCs/>
+          <w:b/>
+        </w:rPr>
+        <w:t xml:space="preserve">Table 3.</w:t>
+      </w:r>
+      <w:r>
+        <w:t xml:space="preserve"> </w:t>
+      </w:r>
+      <w:r>
+        <w:t xml:space="preserve">Split of the fuel saved by flexible scheduling (Case 2 to Case 3, 2023).</w:t>
+      </w:r>
+    </w:p>
+    <w:tbl>
+      <w:tblPr>
+        <w:tblStyle w:val="Table"/>
+        <w:tblW w:type="pct" w:w="5000"/>
+        <w:tblLook w:firstRow="1" w:lastRow="0" w:firstColumn="0" w:lastColumn="0" w:noHBand="0" w:noVBand="0" w:val="0020"/>
+        <w:jc w:val="start"/>
+        <w:tblBorders>
+          <w:top w:val="single" w:sz="4" w:space="0" w:color="000000"/>
+          <w:bottom w:val="single" w:sz="4" w:space="0" w:color="000000"/>
+          <w:left w:val="nil" w:sz="4" w:space="0" w:color="000000"/>
+          <w:right w:val="nil" w:sz="4" w:space="0" w:color="000000"/>
+          <w:insideH w:val="nil" w:sz="4" w:space="0" w:color="000000"/>
+          <w:insideV w:val="nil" w:sz="4" w:space="0" w:color="000000"/>
+        </w:tblBorders>
+      </w:tblPr>
+      <w:tblGrid>
+        <w:gridCol w:w="1724"/>
+        <w:gridCol w:w="4599"/>
+        <w:gridCol w:w="2299"/>
+        <w:gridCol w:w="735"/>
+      </w:tblGrid>
+      <w:tr>
+        <w:trPr>
+          <w:tblHeader w:val="true"/>
+        </w:trPr>
+        <w:tc>
+          <w:tcPr>
+            <w:tcW w:type="dxa" w:w="1724"/>
+            <w:tcBorders>
+              <w:bottom w:val="single" w:sz="4" w:space="0" w:color="000000"/>
+            </w:tcBorders>
+          </w:tcPr>
+          <w:p>
+            <w:pPr>
+              <w:pStyle w:val="Compact"/>
+              <w:spacing w:line="240" w:lineRule="auto" w:after="20"/>
+              <w:jc w:val="left"/>
+            </w:pPr>
+            <w:r>
+              <w:rPr>
+                <w:b/>
+                <w:sz w:val="20"/>
+              </w:rPr>
+              <w:t xml:space="preserve">Part</w:t>
+            </w:r>
+          </w:p>
+        </w:tc>
+        <w:tc>
+          <w:tcPr>
+            <w:tcW w:type="dxa" w:w="4599"/>
+            <w:tcBorders>
+              <w:bottom w:val="single" w:sz="4" w:space="0" w:color="000000"/>
+            </w:tcBorders>
+          </w:tcPr>
+          <w:p>
+            <w:pPr>
+              <w:pStyle w:val="Compact"/>
+              <w:spacing w:line="240" w:lineRule="auto" w:after="20"/>
+              <w:jc w:val="left"/>
+            </w:pPr>
+            <w:r>
+              <w:rPr>
+                <w:b/>
+                <w:sz w:val="20"/>
+              </w:rPr>
+              <w:t xml:space="preserve">Driver</w:t>
+            </w:r>
+          </w:p>
+        </w:tc>
+        <w:tc>
+          <w:tcPr>
+            <w:tcW w:type="dxa" w:w="2299"/>
+            <w:tcBorders>
+              <w:bottom w:val="single" w:sz="4" w:space="0" w:color="000000"/>
+            </w:tcBorders>
+          </w:tcPr>
+          <w:p>
+            <w:pPr>
+              <w:pStyle w:val="Compact"/>
+              <w:spacing w:line="240" w:lineRule="auto" w:after="20"/>
+              <w:jc w:val="left"/>
+            </w:pPr>
+            <w:r>
+              <w:rPr>
+                <w:b/>
+                <w:sz w:val="20"/>
+              </w:rPr>
+              <w:t xml:space="preserve">Fuel saved [MSm³/yr]</w:t>
+            </w:r>
+          </w:p>
+        </w:tc>
+        <w:tc>
+          <w:tcPr>
+            <w:tcW w:type="dxa" w:w="735"/>
+            <w:tcBorders>
+              <w:bottom w:val="single" w:sz="4" w:space="0" w:color="000000"/>
+            </w:tcBorders>
+          </w:tcPr>
+          <w:p>
+            <w:pPr>
+              <w:pStyle w:val="Compact"/>
+              <w:spacing w:line="240" w:lineRule="auto" w:after="20"/>
+              <w:jc w:val="left"/>
+            </w:pPr>
+            <w:r>
+              <w:rPr>
+                <w:b/>
+                <w:sz w:val="20"/>
+              </w:rPr>
+              <w:t xml:space="preserve">Share</w:t>
+            </w:r>
+          </w:p>
+        </w:tc>
+      </w:tr>
+      <w:tr>
+        <w:tc>
+          <w:tcPr>
+            <w:tcW w:type="dxa" w:w="1724"/>
+          </w:tcPr>
+          <w:p>
+            <w:pPr>
+              <w:pStyle w:val="Compact"/>
+              <w:spacing w:line="240" w:lineRule="auto" w:after="20"/>
+              <w:jc w:val="left"/>
+            </w:pPr>
+            <w:r>
+              <w:rPr>
+                <w:sz w:val="20"/>
+              </w:rPr>
+              <w:t xml:space="preserve">Commitment</w:t>
+            </w:r>
+          </w:p>
+        </w:tc>
+        <w:tc>
+          <w:tcPr>
+            <w:tcW w:type="dxa" w:w="4599"/>
+          </w:tcPr>
+          <w:p>
+            <w:pPr>
+              <w:pStyle w:val="Compact"/>
+              <w:spacing w:line="240" w:lineRule="auto" w:after="20"/>
+              <w:jc w:val="left"/>
+            </w:pPr>
+            <w:r>
+              <w:rPr>
+                <w:sz w:val="20"/>
+              </w:rPr>
+              <w:t xml:space="preserve">1,674 GT unit-hours avoided × 1,068 Sm³ no-load fuel</w:t>
+            </w:r>
+          </w:p>
+        </w:tc>
+        <w:tc>
+          <w:tcPr>
+            <w:tcW w:type="dxa" w:w="2299"/>
+          </w:tcPr>
+          <w:p>
+            <w:pPr>
+              <w:pStyle w:val="Compact"/>
+              <w:spacing w:line="240" w:lineRule="auto" w:after="20"/>
+              <w:jc w:val="left"/>
+            </w:pPr>
+            <w:r>
+              <w:rPr>
+                <w:sz w:val="20"/>
+              </w:rPr>
+              <w:t xml:space="preserve">1.79</w:t>
+            </w:r>
+          </w:p>
+        </w:tc>
+        <w:tc>
+          <w:tcPr>
+            <w:tcW w:type="dxa" w:w="735"/>
+          </w:tcPr>
+          <w:p>
+            <w:pPr>
+              <w:pStyle w:val="Compact"/>
+              <w:spacing w:line="240" w:lineRule="auto" w:after="20"/>
+              <w:jc w:val="left"/>
+            </w:pPr>
+            <w:r>
+              <w:rPr>
+                <w:sz w:val="20"/>
+              </w:rPr>
+              <w:t xml:space="preserve">58 %</w:t>
+            </w:r>
+          </w:p>
+        </w:tc>
+      </w:tr>
+      <w:tr>
+        <w:tc>
+          <w:tcPr>
+            <w:tcW w:type="dxa" w:w="1724"/>
+          </w:tcPr>
+          <w:p>
+            <w:pPr>
+              <w:pStyle w:val="Compact"/>
+              <w:spacing w:line="240" w:lineRule="auto" w:after="20"/>
+              <w:jc w:val="left"/>
+            </w:pPr>
+            <w:r>
+              <w:rPr>
+                <w:sz w:val="20"/>
+              </w:rPr>
+              <w:t xml:space="preserve">Energy shifting</w:t>
+            </w:r>
+          </w:p>
+        </w:tc>
+        <w:tc>
+          <w:tcPr>
+            <w:tcW w:type="dxa" w:w="4599"/>
+          </w:tcPr>
+          <w:p>
+            <w:pPr>
+              <w:pStyle w:val="Compact"/>
+              <w:spacing w:line="240" w:lineRule="auto" w:after="20"/>
+              <w:jc w:val="left"/>
+            </w:pPr>
+            <w:r>
+              <w:rPr>
+                <w:sz w:val="20"/>
+              </w:rPr>
+              <w:t xml:space="preserve">5.8 GWh more wind used × 217 Sm³/MWh marginal fuel</w:t>
+            </w:r>
+          </w:p>
+        </w:tc>
+        <w:tc>
+          <w:tcPr>
+            <w:tcW w:type="dxa" w:w="2299"/>
+          </w:tcPr>
+          <w:p>
+            <w:pPr>
+              <w:pStyle w:val="Compact"/>
+              <w:spacing w:line="240" w:lineRule="auto" w:after="20"/>
+              <w:jc w:val="left"/>
+            </w:pPr>
+            <w:r>
+              <w:rPr>
+                <w:sz w:val="20"/>
+              </w:rPr>
+              <w:t xml:space="preserve">1.28</w:t>
+            </w:r>
+          </w:p>
+        </w:tc>
+        <w:tc>
+          <w:tcPr>
+            <w:tcW w:type="dxa" w:w="735"/>
+          </w:tcPr>
+          <w:p>
+            <w:pPr>
+              <w:pStyle w:val="Compact"/>
+              <w:spacing w:line="240" w:lineRule="auto" w:after="20"/>
+              <w:jc w:val="left"/>
+            </w:pPr>
+            <w:r>
+              <w:rPr>
+                <w:sz w:val="20"/>
+              </w:rPr>
+              <w:t xml:space="preserve">42 %</w:t>
+            </w:r>
+          </w:p>
+        </w:tc>
+      </w:tr>
+      <w:tr>
+        <w:tc>
+          <w:tcPr>
+            <w:tcW w:type="dxa" w:w="1724"/>
+          </w:tcPr>
+          <w:p>
+            <w:pPr>
+              <w:pStyle w:val="Compact"/>
+              <w:spacing w:line="240" w:lineRule="auto" w:after="20"/>
+              <w:jc w:val="left"/>
+            </w:pPr>
+            <w:r>
+              <w:rPr>
+                <w:bCs/>
+                <w:b/>
+                <w:sz w:val="20"/>
+              </w:rPr>
+              <w:t xml:space="preserve">Total</w:t>
+            </w:r>
+          </w:p>
+        </w:tc>
+        <w:tc>
+          <w:tcPr>
+            <w:tcW w:type="dxa" w:w="4599"/>
+          </w:tcPr>
+          <w:p>
+            <w:pPr>
+              <w:pStyle w:val="Compact"/>
+              <w:spacing w:line="240" w:lineRule="auto" w:after="20"/>
+              <w:jc w:val="left"/>
+            </w:pPr>
+          </w:p>
+        </w:tc>
+        <w:tc>
+          <w:tcPr>
+            <w:tcW w:type="dxa" w:w="2299"/>
+          </w:tcPr>
+          <w:p>
+            <w:pPr>
+              <w:pStyle w:val="Compact"/>
+              <w:spacing w:line="240" w:lineRule="auto" w:after="20"/>
+              <w:jc w:val="left"/>
+            </w:pPr>
+            <w:r>
+              <w:rPr>
+                <w:bCs/>
+                <w:b/>
+                <w:sz w:val="20"/>
+              </w:rPr>
+              <w:t xml:space="preserve">3.07</w:t>
+            </w:r>
+          </w:p>
+        </w:tc>
+        <w:tc>
+          <w:tcPr>
+            <w:tcW w:type="dxa" w:w="735"/>
+          </w:tcPr>
+          <w:p>
+            <w:pPr>
+              <w:pStyle w:val="Compact"/>
+              <w:spacing w:line="240" w:lineRule="auto" w:after="20"/>
+              <w:jc w:val="left"/>
+            </w:pPr>
+          </w:p>
+        </w:tc>
+      </w:tr>
+    </w:tbl>
     <w:p>
       <w:pPr>
         <w:pStyle w:val="Figure"/>
+        <w:spacing w:before="200"/>
       </w:pPr>
       <w:r>
         <w:drawing>
@@ -10306,7 +10788,7 @@
         <w:t xml:space="preserve"> </w:t>
       </w:r>
       <w:r>
-        <w:t xml:space="preserve">that hour are worth a few thousand NOK, and the optimiser therefore always</w:t>
+        <w:t xml:space="preserve">that hour are worth a few thousand NOK, and the optimizer therefore always</w:t>
       </w:r>
       <w:r>
         <w:t xml:space="preserve"> </w:t>
@@ -10417,7 +10899,7 @@
           <w:bCs/>
           <w:b/>
         </w:rPr>
-        <w:t xml:space="preserve">Table 3.</w:t>
+        <w:t xml:space="preserve">Table 4.</w:t>
       </w:r>
       <w:r>
         <w:t xml:space="preserve"> </w:t>
@@ -11253,7 +11735,7 @@
         <w:spacing w:before="200"/>
       </w:pPr>
       <w:r>
-        <w:t xml:space="preserve">The results of the sensitivity runs are given in Table 3 and Figure 7. Several</w:t>
+        <w:t xml:space="preserve">The results of the sensitivity runs are given in Table 4 and Figure 7. Several</w:t>
       </w:r>
       <w:r>
         <w:t xml:space="preserve"> </w:t>
@@ -11600,13 +12082,13 @@
       </w:r>
     </w:p>
     <w:bookmarkEnd w:id="54"/>
-    <w:bookmarkStart w:id="58" w:name="validation"/>
+    <w:bookmarkStart w:id="58" w:name="benchmark-checks"/>
     <w:p>
       <w:pPr>
         <w:pStyle w:val="Heading2"/>
       </w:pPr>
       <w:r>
-        <w:t xml:space="preserve">3.5 Validation</w:t>
+        <w:t xml:space="preserve">3.5 Benchmark checks</w:t>
       </w:r>
     </w:p>
     <w:p>
@@ -11618,7 +12100,7 @@
           <w:bCs/>
           <w:b/>
         </w:rPr>
-        <w:t xml:space="preserve">Table 4.</w:t>
+        <w:t xml:space="preserve">Table 5.</w:t>
       </w:r>
       <w:r>
         <w:t xml:space="preserve"> </w:t>
@@ -11830,7 +12312,7 @@
               <w:rPr>
                 <w:sz w:val="20"/>
               </w:rPr>
-              <w:t xml:space="preserve">Platform power, six modelled platforms (Nguyen et al. 2013)</w:t>
+              <w:t xml:space="preserve">Platform power, six modeled platforms (Nguyen et al. 2013)</w:t>
             </w:r>
           </w:p>
         </w:tc>
@@ -12452,7 +12934,7 @@
         <w:spacing w:before="200"/>
       </w:pPr>
       <w:r>
-        <w:t xml:space="preserve">The model results are compared with the published benchmarks in Table 4 and</w:t>
+        <w:t xml:space="preserve">The model results are compared with the published benchmarks in Table 5 and</w:t>
       </w:r>
       <w:r>
         <w:t xml:space="preserve"> </w:t>
@@ -12482,7 +12964,7 @@
         <w:t xml:space="preserve"> </w:t>
       </w:r>
       <w:r>
-        <w:t xml:space="preserve">modelled by Nguyen et al. (2013), in which gas compression alone</w:t>
+        <w:t xml:space="preserve">modeled by Nguyen et al. (2013), in which gas compression alone</w:t>
       </w:r>
       <w:r>
         <w:t xml:space="preserve"> </w:t>
@@ -12574,13 +13056,55 @@
         <w:t xml:space="preserve"> </w:t>
       </w:r>
       <w:r>
-        <w:t xml:space="preserve">saved as well. The difference shows to what extent the benefit of wind depends</w:t>
-      </w:r>
-      <w:r>
-        <w:t xml:space="preserve"> </w:t>
-      </w:r>
-      <w:r>
-        <w:t xml:space="preserve">on the operating practice rather than on the wind farm itself.</w:t>
+        <w:t xml:space="preserve">saved as well. The published value is derived from the expected annual figures of the wind</w:t>
+      </w:r>
+      <w:r>
+        <w:t xml:space="preserve"> </w:t>
+      </w:r>
+      <w:r>
+        <w:t xml:space="preserve">farm, about 200 kt of CO</w:t>
+      </w:r>
+      <w:r>
+        <w:rPr>
+          <w:vertAlign w:val="subscript"/>
+        </w:rPr>
+        <w:t xml:space="preserve">2</w:t>
+      </w:r>
+      <w:r>
+        <w:t xml:space="preserve"> </w:t>
+      </w:r>
+      <w:r>
+        <w:t xml:space="preserve">avoided per year (Equinor 2023), and not from</w:t>
+      </w:r>
+      <w:r>
+        <w:t xml:space="preserve"> </w:t>
+      </w:r>
+      <w:r>
+        <w:t xml:space="preserve">measurements, so this comparison is a check of consistency rather than a</w:t>
+      </w:r>
+      <w:r>
+        <w:t xml:space="preserve"> </w:t>
+      </w:r>
+      <w:r>
+        <w:t xml:space="preserve">validation. The model agrees with it only when it is operated as assumed in</w:t>
+      </w:r>
+      <w:r>
+        <w:t xml:space="preserve"> </w:t>
+      </w:r>
+      <w:r>
+        <w:t xml:space="preserve">that estimate; with a GT allowed to stop, as in Case 2, the model value is 36</w:t>
+      </w:r>
+      <w:r>
+        <w:t xml:space="preserve"> </w:t>
+      </w:r>
+      <w:r>
+        <w:t xml:space="preserve">% higher. The difference shows to what extent the benefit of wind depends on</w:t>
+      </w:r>
+      <w:r>
+        <w:t xml:space="preserve"> </w:t>
+      </w:r>
+      <w:r>
+        <w:t xml:space="preserve">the operating practice rather than on the wind farm itself.</w:t>
       </w:r>
     </w:p>
     <w:p>
@@ -12594,7 +13118,7 @@
         <w:t xml:space="preserve"> </w:t>
       </w:r>
       <w:r>
-        <w:t xml:space="preserve">Gullfaks field centre emitted 2.32–2.40 kg CO</w:t>
+        <w:t xml:space="preserve">Gullfaks field center emitted 2.32–2.40 kg CO</w:t>
       </w:r>
       <w:r>
         <w:rPr>
@@ -12779,7 +13303,7 @@
         <w:t xml:space="preserve"> </w:t>
       </w:r>
       <w:r>
-        <w:t xml:space="preserve">Left: model results divided by published benchmarks (1 = equal; shaded: ±20 %; grey bars: published ranges). Right: CO</w:t>
+        <w:t xml:space="preserve">Left: model results divided by published benchmarks (1 = equal; shaded: ±20 %; gray bars: published ranges). Right: CO</w:t>
       </w:r>
       <w:r>
         <w:rPr>
@@ -12791,7 +13315,7 @@
         <w:t xml:space="preserve"> </w:t>
       </w:r>
       <w:r>
-        <w:t xml:space="preserve">intensity of the Gullfaks, Snorre and Statfjord field centres (grey: GT-powered; teal: receiving Hywind Tampen power) with the model Case 1 value (dashed).</w:t>
+        <w:t xml:space="preserve">intensity of the Gullfaks, Snorre and Statfjord field centers (gray: GT-powered; teal: receiving Hywind Tampen power) with the model Case 1 value (dashed).</w:t>
       </w:r>
     </w:p>
     <w:bookmarkEnd w:id="58"/>
@@ -12813,7 +13337,7 @@
           <w:bCs/>
           <w:b/>
         </w:rPr>
-        <w:t xml:space="preserve">Table 5.</w:t>
+        <w:t xml:space="preserve">Table 6.</w:t>
       </w:r>
       <w:r>
         <w:t xml:space="preserve"> </w:t>
@@ -13462,7 +13986,7 @@
         <w:spacing w:before="200"/>
       </w:pPr>
       <w:r>
-        <w:t xml:space="preserve">The economic indicators are given in Table 5. With an investment of 2.5</w:t>
+        <w:t xml:space="preserve">The economic indicators are given in Table 6. With an investment of 2.5</w:t>
       </w:r>
       <w:r>
         <w:t xml:space="preserve"> </w:t>
@@ -13648,7 +14172,7 @@
           <w:bCs/>
           <w:b/>
         </w:rPr>
-        <w:t xml:space="preserve">Table 6.</w:t>
+        <w:t xml:space="preserve">Table 7.</w:t>
       </w:r>
       <w:r>
         <w:t xml:space="preserve"> </w:t>
@@ -14315,7 +14839,7 @@
         <w:spacing w:before="200"/>
       </w:pPr>
       <w:r>
-        <w:t xml:space="preserve">The results for the ten weather years are summarised in Table 6 and Figure 9.</w:t>
+        <w:t xml:space="preserve">The results for the ten weather years are summarized in Table 7 and Figure 9.</w:t>
       </w:r>
       <w:r>
         <w:t xml:space="preserve"> </w:t>
@@ -14550,61 +15074,61 @@
         <w:pStyle w:val="FirstParagraph"/>
       </w:pPr>
       <w:r>
-        <w:t xml:space="preserve">Flexible demand saves fuel through the unit commitment of the GTs rather than</w:t>
-      </w:r>
-      <w:r>
-        <w:t xml:space="preserve"> </w:t>
-      </w:r>
-      <w:r>
-        <w:t xml:space="preserve">through energy shifting. A GT held at low load for reserve still burns a large</w:t>
-      </w:r>
-      <w:r>
-        <w:t xml:space="preserve"> </w:t>
-      </w:r>
-      <w:r>
-        <w:t xml:space="preserve">share of its full-load fuel, and the costly hours are therefore those in which</w:t>
-      </w:r>
-      <w:r>
-        <w:t xml:space="preserve"> </w:t>
-      </w:r>
-      <w:r>
-        <w:t xml:space="preserve">the wind is just too weak for one turbine to carry the load with 5 MW in</w:t>
-      </w:r>
-      <w:r>
-        <w:t xml:space="preserve"> </w:t>
-      </w:r>
-      <w:r>
-        <w:t xml:space="preserve">reserve. Deferring injection in these hours keeps the second turbine off.</w:t>
-      </w:r>
-      <w:r>
-        <w:t xml:space="preserve"> </w:t>
-      </w:r>
-      <w:r>
-        <w:t xml:space="preserve">Three of the results of Section 3 follow from this mechanism: most of the</w:t>
-      </w:r>
-      <w:r>
-        <w:t xml:space="preserve"> </w:t>
-      </w:r>
-      <w:r>
-        <w:t xml:space="preserve">saving comes from the 1,674 avoided hours with two GTs online; about one day</w:t>
-      </w:r>
-      <w:r>
-        <w:t xml:space="preserve"> </w:t>
-      </w:r>
-      <w:r>
-        <w:t xml:space="preserve">of deficit capacity captures almost all of it, since these hours occur in</w:t>
-      </w:r>
-      <w:r>
-        <w:t xml:space="preserve"> </w:t>
-      </w:r>
-      <w:r>
-        <w:t xml:space="preserve">short spells between windy periods; and the saving largely disappears under</w:t>
-      </w:r>
-      <w:r>
-        <w:t xml:space="preserve"> </w:t>
-      </w:r>
-      <w:r>
-        <w:t xml:space="preserve">operating rules that keep two GTs online in any case.</w:t>
+        <w:t xml:space="preserve">Flexible demand saves fuel through two linked effects. Deferring injection in</w:t>
+      </w:r>
+      <w:r>
+        <w:t xml:space="preserve"> </w:t>
+      </w:r>
+      <w:r>
+        <w:t xml:space="preserve">the hours in which the wind is just too weak for one turbine to carry the load</w:t>
+      </w:r>
+      <w:r>
+        <w:t xml:space="preserve"> </w:t>
+      </w:r>
+      <w:r>
+        <w:t xml:space="preserve">with 5 MW in reserve keeps the second turbine off, which saves its no-load</w:t>
+      </w:r>
+      <w:r>
+        <w:t xml:space="preserve"> </w:t>
+      </w:r>
+      <w:r>
+        <w:t xml:space="preserve">fuel, and the deferred injection then uses wind that would otherwise be</w:t>
+      </w:r>
+      <w:r>
+        <w:t xml:space="preserve"> </w:t>
+      </w:r>
+      <w:r>
+        <w:t xml:space="preserve">curtailed. The commitment effect is the larger one (58 % of the saving), and</w:t>
+      </w:r>
+      <w:r>
+        <w:t xml:space="preserve"> </w:t>
+      </w:r>
+      <w:r>
+        <w:t xml:space="preserve">it explains three of the results of Section 3: almost all of the 1,702 hours</w:t>
+      </w:r>
+      <w:r>
+        <w:t xml:space="preserve"> </w:t>
+      </w:r>
+      <w:r>
+        <w:t xml:space="preserve">with two GTs online are avoided; about one day of deficit capacity is</w:t>
+      </w:r>
+      <w:r>
+        <w:t xml:space="preserve"> </w:t>
+      </w:r>
+      <w:r>
+        <w:t xml:space="preserve">sufficient, since these hours occur in short spells between windy periods; and</w:t>
+      </w:r>
+      <w:r>
+        <w:t xml:space="preserve"> </w:t>
+      </w:r>
+      <w:r>
+        <w:t xml:space="preserve">the saving is reduced to the energy part alone under operating rules that keep</w:t>
+      </w:r>
+      <w:r>
+        <w:t xml:space="preserve"> </w:t>
+      </w:r>
+      <w:r>
+        <w:t xml:space="preserve">two GTs online in any case (3.1 kt instead of 7.2 kt).</w:t>
       </w:r>
     </w:p>
     <w:p>
@@ -14612,55 +15136,55 @@
         <w:pStyle w:val="BodyText"/>
       </w:pPr>
       <w:r>
-        <w:t xml:space="preserve">Energy shifting alone has a small effect. The curtailment decreases by only 13</w:t>
-      </w:r>
-      <w:r>
-        <w:t xml:space="preserve"> </w:t>
-      </w:r>
-      <w:r>
-        <w:t xml:space="preserve">%, since one GT must remain online and a 30 MW farm often produces more power</w:t>
-      </w:r>
-      <w:r>
-        <w:t xml:space="preserve"> </w:t>
-      </w:r>
-      <w:r>
-        <w:t xml:space="preserve">than the platform can use, even with injection at full rate. For the same</w:t>
-      </w:r>
-      <w:r>
-        <w:t xml:space="preserve"> </w:t>
-      </w:r>
-      <w:r>
-        <w:t xml:space="preserve">reason, the value of flexibility does not increase with the size of the wind</w:t>
-      </w:r>
-      <w:r>
-        <w:t xml:space="preserve"> </w:t>
-      </w:r>
-      <w:r>
-        <w:t xml:space="preserve">farm: a larger farm covers the demand more often, so that a second GT is</w:t>
-      </w:r>
-      <w:r>
-        <w:t xml:space="preserve"> </w:t>
-      </w:r>
-      <w:r>
-        <w:t xml:space="preserve">needed in fewer hours, and the additional wind in windy hours cannot be</w:t>
-      </w:r>
-      <w:r>
-        <w:t xml:space="preserve"> </w:t>
-      </w:r>
-      <w:r>
-        <w:t xml:space="preserve">absorbed. Flexibility is thus most valuable when the wind farm capacity is of</w:t>
-      </w:r>
-      <w:r>
-        <w:t xml:space="preserve"> </w:t>
-      </w:r>
-      <w:r>
-        <w:t xml:space="preserve">the same order as the platform demand, as in the base case and at Hywind</w:t>
-      </w:r>
-      <w:r>
-        <w:t xml:space="preserve"> </w:t>
-      </w:r>
-      <w:r>
-        <w:t xml:space="preserve">Tampen.</w:t>
+        <w:t xml:space="preserve">The energy-shifting part is limited by the wind that can be absorbed. The</w:t>
+      </w:r>
+      <w:r>
+        <w:t xml:space="preserve"> </w:t>
+      </w:r>
+      <w:r>
+        <w:t xml:space="preserve">curtailment decreases by only 13 %, since one GT must remain online and a 30</w:t>
+      </w:r>
+      <w:r>
+        <w:t xml:space="preserve"> </w:t>
+      </w:r>
+      <w:r>
+        <w:t xml:space="preserve">MW farm often produces more power than the platform can use, even with</w:t>
+      </w:r>
+      <w:r>
+        <w:t xml:space="preserve"> </w:t>
+      </w:r>
+      <w:r>
+        <w:t xml:space="preserve">injection at full rate. For the same reason, the value of flexibility does not</w:t>
+      </w:r>
+      <w:r>
+        <w:t xml:space="preserve"> </w:t>
+      </w:r>
+      <w:r>
+        <w:t xml:space="preserve">increase with the size of the wind farm: a larger farm covers the demand more</w:t>
+      </w:r>
+      <w:r>
+        <w:t xml:space="preserve"> </w:t>
+      </w:r>
+      <w:r>
+        <w:t xml:space="preserve">often, so that a second GT is needed in fewer hours, and the additional wind</w:t>
+      </w:r>
+      <w:r>
+        <w:t xml:space="preserve"> </w:t>
+      </w:r>
+      <w:r>
+        <w:t xml:space="preserve">in windy hours cannot be absorbed. Flexibility is thus most valuable when the</w:t>
+      </w:r>
+      <w:r>
+        <w:t xml:space="preserve"> </w:t>
+      </w:r>
+      <w:r>
+        <w:t xml:space="preserve">wind farm capacity is of the same order as the platform demand, as in the base</w:t>
+      </w:r>
+      <w:r>
+        <w:t xml:space="preserve"> </w:t>
+      </w:r>
+      <w:r>
+        <w:t xml:space="preserve">case and at Hywind Tampen.</w:t>
       </w:r>
     </w:p>
     <w:p>
@@ -14846,7 +15370,7 @@
         <w:t xml:space="preserve"> </w:t>
       </w:r>
       <w:r>
-        <w:t xml:space="preserve">profitable only with favourable gas and CO</w:t>
+        <w:t xml:space="preserve">profitable only with favorable gas and CO</w:t>
       </w:r>
       <w:r>
         <w:rPr>
@@ -15044,7 +15568,7 @@
         <w:t xml:space="preserve"> </w:t>
       </w:r>
       <w:r>
-        <w:t xml:space="preserve">starts per day, and this is not penalised in the model. A start cost or a</w:t>
+        <w:t xml:space="preserve">starts per day, and this is not penalized in the model. A start cost or a</w:t>
       </w:r>
       <w:r>
         <w:t xml:space="preserve"> </w:t>
@@ -15352,13 +15876,13 @@
         <w:t xml:space="preserve"> </w:t>
       </w:r>
       <w:r>
-        <w:t xml:space="preserve">behaviour, the start-up times of pumps and GTs beyond a start cost, and the</w:t>
-      </w:r>
-      <w:r>
-        <w:t xml:space="preserve"> </w:t>
-      </w:r>
-      <w:r>
-        <w:t xml:space="preserve">reservoir response to deferred injection are not modelled. The GT part-load</w:t>
+        <w:t xml:space="preserve">behavior, the start-up times of pumps and GTs beyond a start cost, and the</w:t>
+      </w:r>
+      <w:r>
+        <w:t xml:space="preserve"> </w:t>
+      </w:r>
+      <w:r>
+        <w:t xml:space="preserve">reservoir response to deferred injection are not modeled. The GT part-load</w:t>
       </w:r>
       <w:r>
         <w:t xml:space="preserve"> </w:t>
@@ -15476,7 +16000,7 @@
         <w:t xml:space="preserve"> </w:t>
       </w:r>
       <w:r>
-        <w:t xml:space="preserve">what extent an off-grid platform can be decarbonised before power from shore</w:t>
+        <w:t xml:space="preserve">what extent an off-grid platform can be decarbonized before power from shore</w:t>
       </w:r>
       <w:r>
         <w:t xml:space="preserve"> </w:t>
@@ -15531,13 +16055,13 @@
         <w:t xml:space="preserve"> </w:t>
       </w:r>
       <w:r>
-        <w:t xml:space="preserve">demand flexibility and of a battery, and the model was validated against</w:t>
-      </w:r>
-      <w:r>
-        <w:t xml:space="preserve"> </w:t>
-      </w:r>
-      <w:r>
-        <w:t xml:space="preserve">published data for Hywind Tampen and three North Sea field centres.</w:t>
+        <w:t xml:space="preserve">demand flexibility and of a battery, and the model was checked against published data for Hywind Tampen and three</w:t>
+      </w:r>
+      <w:r>
+        <w:t xml:space="preserve"> </w:t>
+      </w:r>
+      <w:r>
+        <w:t xml:space="preserve">North Sea field centers.</w:t>
       </w:r>
     </w:p>
     <w:p>
@@ -15649,7 +16173,13 @@
         <w:t xml:space="preserve"> </w:t>
       </w:r>
       <w:r>
-        <w:t xml:space="preserve">2,180–2,519 to 1,774–2,078 NOK/t. The model reproduces the CO</w:t>
+        <w:t xml:space="preserve">2,180–2,519 to 1,774–2,078 NOK/t. With two GTs kept online, as assumed in the operator’s estimate, the model</w:t>
+      </w:r>
+      <w:r>
+        <w:t xml:space="preserve"> </w:t>
+      </w:r>
+      <w:r>
+        <w:t xml:space="preserve">agrees with the CO</w:t>
       </w:r>
       <w:r>
         <w:rPr>
@@ -15661,19 +16191,13 @@
         <w:t xml:space="preserve"> </w:t>
       </w:r>
       <w:r>
-        <w:t xml:space="preserve">avoided per MWh</w:t>
-      </w:r>
-      <w:r>
-        <w:t xml:space="preserve"> </w:t>
-      </w:r>
-      <w:r>
-        <w:t xml:space="preserve">of wind reported for Hywind Tampen within 2 %, as well as the fuel gas</w:t>
-      </w:r>
-      <w:r>
-        <w:t xml:space="preserve"> </w:t>
-      </w:r>
-      <w:r>
-        <w:t xml:space="preserve">emission factor observed at Gullfaks. Although the exact values would differ</w:t>
+        <w:t xml:space="preserve">avoided per MWh of wind expected for Hywind Tampen, and</w:t>
+      </w:r>
+      <w:r>
+        <w:t xml:space="preserve"> </w:t>
+      </w:r>
+      <w:r>
+        <w:t xml:space="preserve">it reproduces the fuel gas emission factor observed at Gullfaks. Although the exact values would differ</w:t>
       </w:r>
       <w:r>
         <w:t xml:space="preserve"> </w:t>
@@ -18152,6 +18676,14 @@
         <w:pStyle w:val="Bibliography"/>
       </w:pPr>
       <w:r>
+        <w:t xml:space="preserve">Alves EF, Sanchez S, Brandão DI, Tedeschi E (2019) Smart load management with energy storage for power quality enhancement in wind-powered oil and gas applications. Energies 12(15):2985. https://doi.org/10.3390/en12152985.</w:t>
+      </w:r>
+    </w:p>
+    <w:p>
+      <w:pPr>
+        <w:pStyle w:val="Bibliography"/>
+      </w:pPr>
+      <w:r>
         <w:t xml:space="preserve">Bynum ML, Hackebeil GA, Hart WE, Laird CD, Nicholson BL, Siirola JD, et al. (2021) Pyomo – optimization modeling in Python. 3rd ed. Cham: Springer.</w:t>
       </w:r>
     </w:p>
@@ -18168,6 +18700,14 @@
         <w:pStyle w:val="Bibliography"/>
       </w:pPr>
       <w:r>
+        <w:t xml:space="preserve">DNV GL (2016) WIN WIN – wind-powered water injection: joint industry project, phase 1 results [news release, Offshore Technology Conference].</w:t>
+      </w:r>
+    </w:p>
+    <w:p>
+      <w:pPr>
+        <w:pStyle w:val="Bibliography"/>
+      </w:pPr>
+      <w:r>
         <w:t xml:space="preserve">Equinor (2023) The world’s largest floating offshore wind farm officially opened [press release]. 23 August 2023. https://www.equinor.com/news/20230823-hywind-tampen-officially-opened.</w:t>
       </w:r>
     </w:p>
@@ -18256,6 +18796,22 @@
         <w:pStyle w:val="Bibliography"/>
       </w:pPr>
       <w:r>
+        <w:t xml:space="preserve">Nilsen MM, Lorentzen RJ, Leeuwenburgh O, Stordal AS, Barros E (2025a) Closed-loop workflow for short-term optimization of wind-powered reservoir management. Clean Energy Syst 12:100213.</w:t>
+      </w:r>
+    </w:p>
+    <w:p>
+      <w:pPr>
+        <w:pStyle w:val="Bibliography"/>
+      </w:pPr>
+      <w:r>
+        <w:t xml:space="preserve">Nilsen MM, Lorentzen RJ, Stordal AS, Leeuwenburgh O, Barros E (2025b) Wind-powered reservoir management with application to robust multi-objective optimization. Comput Geosci 29:29. https://doi.org/10.1007/s10596-025-10370-w.</w:t>
+      </w:r>
+    </w:p>
+    <w:p>
+      <w:pPr>
+        <w:pStyle w:val="Bibliography"/>
+      </w:pPr>
+      <w:r>
         <w:t xml:space="preserve">Norwegian Environment Agency (n.d.) Norskeutslipp – emissions from Gullfaks, Snorre and Statfjord, 2021–2024. https://www.norskeutslipp.no [accessed DATE].</w:t>
       </w:r>
     </w:p>
@@ -18337,6 +18893,14 @@
       </w:pPr>
       <w:r>
         <w:t xml:space="preserve">Riboldi L, Nord LO (2018) Offshore power plants integrating a wind farm: design optimisation and techno-economic assessment based on surrogate modelling. Processes 6(12):249. https://doi.org/10.3390/pr6120249.</w:t>
+      </w:r>
+    </w:p>
+    <w:p>
+      <w:pPr>
+        <w:pStyle w:val="Bibliography"/>
+      </w:pPr>
+      <w:r>
+        <w:t xml:space="preserve">Sanchez S, Tedeschi E, Silva J, Jafar M, Marichalar A (2017) Smart load management of water injection systems in offshore oil and gas platforms integrating wind power. IET Renew Power Gener 11(9):1153–62. https://doi.org/10.1049/iet-rpg.2016.0989.</w:t>
       </w:r>
     </w:p>
     <w:p>

--- a/docs/paper/paper.docx
+++ b/docs/paper/paper.docx
@@ -2363,7 +2363,7 @@
         <w:t xml:space="preserve"> </w:t>
       </w:r>
       <w:r>
-        <w:t xml:space="preserve">between 2.32 and 2.40 kg/Sm³ (Section 3.5).</w:t>
+        <w:t xml:space="preserve">between 2.32 and 2.40 kg/Sm³ (Section 3.6).</w:t>
       </w:r>
     </w:p>
     <w:bookmarkEnd w:id="26"/>
@@ -7426,12 +7426,278 @@
         <w:t xml:space="preserve"> </w:t>
       </w:r>
       <w:r>
-        <w:t xml:space="preserve">some operators require for redundancy.</w:t>
+        <w:t xml:space="preserve">some operators require for redundancy;</w:t>
+      </w:r>
+    </w:p>
+    <w:p>
+      <w:pPr>
+        <w:numPr>
+          <w:ilvl w:val="0"/>
+          <w:numId w:val="1005"/>
+        </w:numPr>
+        <w:pStyle w:val="Compact"/>
+      </w:pPr>
+      <w:r>
+        <w:t xml:space="preserve">GT minimum stable load (16, 30, 40 and 50 % of rating), since dry low-NOx</w:t>
+      </w:r>
+      <w:r>
+        <w:t xml:space="preserve"> </w:t>
+      </w:r>
+      <w:r>
+        <w:t xml:space="preserve">combustors often cannot keep their emissions within limits far below about</w:t>
+      </w:r>
+      <w:r>
+        <w:t xml:space="preserve"> </w:t>
+      </w:r>
+      <w:r>
+        <w:t xml:space="preserve">40–50 % load;</w:t>
+      </w:r>
+    </w:p>
+    <w:p>
+      <w:pPr>
+        <w:numPr>
+          <w:ilvl w:val="0"/>
+          <w:numId w:val="1005"/>
+        </w:numPr>
+        <w:pStyle w:val="Compact"/>
+      </w:pPr>
+      <w:r>
+        <w:t xml:space="preserve">a cost per injection pump start (0–20,000 NOK), with the number of running</w:t>
+      </w:r>
+      <w:r>
+        <w:t xml:space="preserve"> </w:t>
+      </w:r>
+      <w:r>
+        <w:t xml:space="preserve">pumps</w:t>
+      </w:r>
+      <w:r>
+        <w:t xml:space="preserve"> </w:t>
+      </w:r>
+      <m:oMath>
+        <m:sSub>
+          <m:e>
+            <m:r>
+              <m:t>n</m:t>
+            </m:r>
+          </m:e>
+          <m:sub>
+            <m:r>
+              <m:t>r</m:t>
+            </m:r>
+            <m:r>
+              <m:t>u</m:t>
+            </m:r>
+            <m:r>
+              <m:t>n</m:t>
+            </m:r>
+          </m:sub>
+        </m:sSub>
+        <m:r>
+          <m:rPr>
+            <m:sty m:val="p"/>
+          </m:rPr>
+          <m:t>=</m:t>
+        </m:r>
+        <m:r>
+          <m:rPr>
+            <m:sty m:val="p"/>
+          </m:rPr>
+          <m:t>⌈</m:t>
+        </m:r>
+        <m:sSub>
+          <m:e>
+            <m:r>
+              <m:t>f</m:t>
+            </m:r>
+          </m:e>
+          <m:sub>
+            <m:r>
+              <m:t>w</m:t>
+            </m:r>
+            <m:r>
+              <m:t>i</m:t>
+            </m:r>
+          </m:sub>
+        </m:sSub>
+        <m:r>
+          <m:t> </m:t>
+        </m:r>
+        <m:r>
+          <m:t>n</m:t>
+        </m:r>
+        <m:r>
+          <m:rPr>
+            <m:sty m:val="p"/>
+          </m:rPr>
+          <m:t>⌉</m:t>
+        </m:r>
+      </m:oMath>
+      <w:r>
+        <w:t xml:space="preserve"> </w:t>
+      </w:r>
+      <w:r>
+        <w:t xml:space="preserve">of Section 2.4 as an integer</w:t>
+      </w:r>
+      <w:r>
+        <w:t xml:space="preserve"> </w:t>
+      </w:r>
+      <w:r>
+        <w:t xml:space="preserve">variable;</w:t>
+      </w:r>
+    </w:p>
+    <w:p>
+      <w:pPr>
+        <w:numPr>
+          <w:ilvl w:val="0"/>
+          <w:numId w:val="1005"/>
+        </w:numPr>
+        <w:pStyle w:val="Compact"/>
+      </w:pPr>
+      <w:r>
+        <w:t xml:space="preserve">the reserve definition: a requirement that also covers 50 % or 100 % of the</w:t>
+      </w:r>
+      <w:r>
+        <w:t xml:space="preserve"> </w:t>
+      </w:r>
+      <w:r>
+        <w:t xml:space="preserve">wind power used,</w:t>
+      </w:r>
+      <w:r>
+        <w:t xml:space="preserve"> </w:t>
+      </w:r>
+      <m:oMath>
+        <m:sSub>
+          <m:e>
+            <m:r>
+              <m:t>R</m:t>
+            </m:r>
+          </m:e>
+          <m:sub>
+            <m:r>
+              <m:t>t</m:t>
+            </m:r>
+          </m:sub>
+        </m:sSub>
+        <m:r>
+          <m:rPr>
+            <m:sty m:val="p"/>
+          </m:rPr>
+          <m:t>=</m:t>
+        </m:r>
+        <m:r>
+          <m:t>R</m:t>
+        </m:r>
+        <m:r>
+          <m:rPr>
+            <m:sty m:val="p"/>
+          </m:rPr>
+          <m:t>+</m:t>
+        </m:r>
+        <m:r>
+          <m:t>k</m:t>
+        </m:r>
+        <m:r>
+          <m:t> </m:t>
+        </m:r>
+        <m:sSubSup>
+          <m:e>
+            <m:r>
+              <m:t>P</m:t>
+            </m:r>
+          </m:e>
+          <m:sub>
+            <m:r>
+              <m:t>t</m:t>
+            </m:r>
+          </m:sub>
+          <m:sup>
+            <m:r>
+              <m:t>w</m:t>
+            </m:r>
+          </m:sup>
+        </m:sSubSup>
+      </m:oMath>
+      <w:r>
+        <w:t xml:space="preserve">, and running injection pumps counted</w:t>
+      </w:r>
+      <w:r>
+        <w:t xml:space="preserve"> </w:t>
+      </w:r>
+      <w:r>
+        <w:t xml:space="preserve">as reserve because they can be tripped within seconds;</w:t>
+      </w:r>
+    </w:p>
+    <w:p>
+      <w:pPr>
+        <w:numPr>
+          <w:ilvl w:val="0"/>
+          <w:numId w:val="1005"/>
+        </w:numPr>
+        <w:pStyle w:val="Compact"/>
+      </w:pPr>
+      <w:r>
+        <w:t xml:space="preserve">the solver gap (0.1 % instead of 0.5 %), to check that the small battery</w:t>
+      </w:r>
+      <w:r>
+        <w:t xml:space="preserve"> </w:t>
+      </w:r>
+      <w:r>
+        <w:t xml:space="preserve">effect is not an artefact of the solver tolerance.</w:t>
       </w:r>
     </w:p>
     <w:p>
       <w:pPr>
         <w:pStyle w:val="FirstParagraph"/>
+      </w:pPr>
+      <w:r>
+        <w:t xml:space="preserve">To test how far the results carry over to other platforms, Cases 2 and 3 were</w:t>
+      </w:r>
+      <w:r>
+        <w:t xml:space="preserve"> </w:t>
+      </w:r>
+      <w:r>
+        <w:t xml:space="preserve">also run with every electric consumer scaled by 0.6–1.2 (mean demand 11.3–22.6</w:t>
+      </w:r>
+      <w:r>
+        <w:t xml:space="preserve"> </w:t>
+      </w:r>
+      <w:r>
+        <w:t xml:space="preserve">MW), combined with a spinning reserve of 3, 5, 7 and 9 MW, 28 platforms in</w:t>
+      </w:r>
+      <w:r>
+        <w:t xml:space="preserve"> </w:t>
+      </w:r>
+      <w:r>
+        <w:t xml:space="preserve">total. Finally, the assumption of perfect wind foresight within each window</w:t>
+      </w:r>
+      <w:r>
+        <w:t xml:space="preserve"> </w:t>
+      </w:r>
+      <w:r>
+        <w:t xml:space="preserve">was tested with a schedule that is re-planned every hour over the next 24 h.</w:t>
+      </w:r>
+      <w:r>
+        <w:t xml:space="preserve"> </w:t>
+      </w:r>
+      <w:r>
+        <w:t xml:space="preserve">Only the wind of the current hour is known; every later hour is assumed equal</w:t>
+      </w:r>
+      <w:r>
+        <w:t xml:space="preserve"> </w:t>
+      </w:r>
+      <w:r>
+        <w:t xml:space="preserve">to it (persistence forecast). The same hourly re-planning with the actual wind</w:t>
+      </w:r>
+      <w:r>
+        <w:t xml:space="preserve"> </w:t>
+      </w:r>
+      <w:r>
+        <w:t xml:space="preserve">isolates the effect of the forecast from that of the shorter horizon.</w:t>
+      </w:r>
+    </w:p>
+    <w:p>
+      <w:pPr>
+        <w:pStyle w:val="BodyText"/>
       </w:pPr>
       <w:r>
         <w:t xml:space="preserve">The results were compared with independent values:</w:t>
@@ -8432,7 +8698,7 @@
     </w:p>
     <w:bookmarkEnd w:id="31"/>
     <w:bookmarkEnd w:id="32"/>
-    <w:bookmarkStart w:id="64" w:name="results"/>
+    <w:bookmarkStart w:id="68" w:name="results"/>
     <w:p>
       <w:pPr>
         <w:pStyle w:val="Heading1"/>
@@ -10917,7 +11183,7 @@
         <w:t xml:space="preserve"> </w:t>
       </w:r>
       <w:r>
-        <w:t xml:space="preserve">[kt/yr] in the sensitivity runs.</w:t>
+        <w:t xml:space="preserve">[kt/yr] in the sensitivity runs (2023).</w:t>
       </w:r>
     </w:p>
     <w:tbl>
@@ -11158,26 +11424,7 @@
               <w:rPr>
                 <w:sz w:val="20"/>
               </w:rPr>
-              <w:t xml:space="preserve">CO</w:t>
-            </w:r>
-            <w:r>
-              <w:rPr>
-                <w:sz w:val="20"/>
-                <w:vertAlign w:val="subscript"/>
-              </w:rPr>
-              <w:t xml:space="preserve">2</w:t>
-            </w:r>
-            <w:r>
-              <w:rPr>
-                <w:sz w:val="20"/>
-              </w:rPr>
-              <w:t xml:space="preserve"> </w:t>
-            </w:r>
-            <w:r>
-              <w:rPr>
-                <w:sz w:val="20"/>
-              </w:rPr>
-              <w:t xml:space="preserve">price [NOK/kg]</w:t>
+              <w:t xml:space="preserve">Battery [MW / MWh]</w:t>
             </w:r>
           </w:p>
         </w:tc>
@@ -11195,7 +11442,7 @@
               <w:rPr>
                 <w:sz w:val="20"/>
               </w:rPr>
-              <w:t xml:space="preserve">0.5 / 1 / 2 / 3</w:t>
+              <w:t xml:space="preserve">0 / 2/2 / 4/4 / 8/8 / 8/16</w:t>
             </w:r>
           </w:p>
         </w:tc>
@@ -11221,12 +11468,6 @@
               <w:spacing w:line="240" w:lineRule="auto" w:after="20"/>
               <w:jc w:val="left"/>
             </w:pPr>
-            <w:r>
-              <w:rPr>
-                <w:sz w:val="20"/>
-              </w:rPr>
-              <w:t xml:space="preserve">57.5 / 57.5 / 57.5 / 57.6</w:t>
-            </w:r>
           </w:p>
         </w:tc>
         <w:tc>
@@ -11239,6 +11480,12 @@
               <w:spacing w:line="240" w:lineRule="auto" w:after="20"/>
               <w:jc w:val="left"/>
             </w:pPr>
+            <w:r>
+              <w:rPr>
+                <w:sz w:val="20"/>
+              </w:rPr>
+              <w:t xml:space="preserve">57.5 / 57.3 / 57.2 / 56.9 / 56.4</w:t>
+            </w:r>
           </w:p>
         </w:tc>
       </w:tr>
@@ -11257,7 +11504,7 @@
               <w:rPr>
                 <w:sz w:val="20"/>
               </w:rPr>
-              <w:t xml:space="preserve">Gas price [NOK/Sm³]</w:t>
+              <w:t xml:space="preserve">Solver gap 0.1 %</w:t>
             </w:r>
           </w:p>
         </w:tc>
@@ -11271,12 +11518,6 @@
               <w:spacing w:line="240" w:lineRule="auto" w:after="20"/>
               <w:jc w:val="left"/>
             </w:pPr>
-            <w:r>
-              <w:rPr>
-                <w:sz w:val="20"/>
-              </w:rPr>
-              <w:t xml:space="preserve">2 / 4.19 / 8</w:t>
-            </w:r>
           </w:p>
         </w:tc>
         <w:tc>
@@ -11305,7 +11546,7 @@
               <w:rPr>
                 <w:sz w:val="20"/>
               </w:rPr>
-              <w:t xml:space="preserve">57.5 / 57.5 / 57.5</w:t>
+              <w:t xml:space="preserve">57.5</w:t>
             </w:r>
           </w:p>
         </w:tc>
@@ -11319,6 +11560,12 @@
               <w:spacing w:line="240" w:lineRule="auto" w:after="20"/>
               <w:jc w:val="left"/>
             </w:pPr>
+            <w:r>
+              <w:rPr>
+                <w:sz w:val="20"/>
+              </w:rPr>
+              <w:t xml:space="preserve">57.1</w:t>
+            </w:r>
           </w:p>
         </w:tc>
       </w:tr>
@@ -11337,7 +11584,7 @@
               <w:rPr>
                 <w:sz w:val="20"/>
               </w:rPr>
-              <w:t xml:space="preserve">Battery [MW / MWh]</w:t>
+              <w:t xml:space="preserve">Injection deficit limit [h]</w:t>
             </w:r>
           </w:p>
         </w:tc>
@@ -11355,7 +11602,7 @@
               <w:rPr>
                 <w:sz w:val="20"/>
               </w:rPr>
-              <w:t xml:space="preserve">0 / 2/2 / 4/4 / 8/8 / 8/16</w:t>
+              <w:t xml:space="preserve">0 / 24 / 72 / 168</w:t>
             </w:r>
           </w:p>
         </w:tc>
@@ -11381,6 +11628,12 @@
               <w:spacing w:line="240" w:lineRule="auto" w:after="20"/>
               <w:jc w:val="left"/>
             </w:pPr>
+            <w:r>
+              <w:rPr>
+                <w:sz w:val="20"/>
+              </w:rPr>
+              <w:t xml:space="preserve">64.7 / 57.5 / 57.5 / 57.5</w:t>
+            </w:r>
           </w:p>
         </w:tc>
         <w:tc>
@@ -11393,12 +11646,6 @@
               <w:spacing w:line="240" w:lineRule="auto" w:after="20"/>
               <w:jc w:val="left"/>
             </w:pPr>
-            <w:r>
-              <w:rPr>
-                <w:sz w:val="20"/>
-              </w:rPr>
-              <w:t xml:space="preserve">57.5 / 57.3 / 57.2 / 56.9 / 56.4</w:t>
-            </w:r>
           </w:p>
         </w:tc>
       </w:tr>
@@ -11417,7 +11664,7 @@
               <w:rPr>
                 <w:sz w:val="20"/>
               </w:rPr>
-              <w:t xml:space="preserve">Injection deficit limit [h]</w:t>
+              <w:t xml:space="preserve">Min. GTs online (8 MW battery)</w:t>
             </w:r>
           </w:p>
         </w:tc>
@@ -11435,7 +11682,7 @@
               <w:rPr>
                 <w:sz w:val="20"/>
               </w:rPr>
-              <w:t xml:space="preserve">0 / 24 / 72 / 168</w:t>
+              <w:t xml:space="preserve">1 / 0</w:t>
             </w:r>
           </w:p>
         </w:tc>
@@ -11461,12 +11708,6 @@
               <w:spacing w:line="240" w:lineRule="auto" w:after="20"/>
               <w:jc w:val="left"/>
             </w:pPr>
-            <w:r>
-              <w:rPr>
-                <w:sz w:val="20"/>
-              </w:rPr>
-              <w:t xml:space="preserve">64.7 / 57.5 / 57.5 / 57.5</w:t>
-            </w:r>
           </w:p>
         </w:tc>
         <w:tc>
@@ -11479,6 +11720,12 @@
               <w:spacing w:line="240" w:lineRule="auto" w:after="20"/>
               <w:jc w:val="left"/>
             </w:pPr>
+            <w:r>
+              <w:rPr>
+                <w:sz w:val="20"/>
+              </w:rPr>
+              <w:t xml:space="preserve">56.9 / 38.7</w:t>
+            </w:r>
           </w:p>
         </w:tc>
       </w:tr>
@@ -11497,7 +11744,7 @@
               <w:rPr>
                 <w:sz w:val="20"/>
               </w:rPr>
-              <w:t xml:space="preserve">Min. GTs online (8 MW battery)</w:t>
+              <w:t xml:space="preserve">GT fleet</w:t>
             </w:r>
           </w:p>
         </w:tc>
@@ -11515,7 +11762,7 @@
               <w:rPr>
                 <w:sz w:val="20"/>
               </w:rPr>
-              <w:t xml:space="preserve">1 / 0</w:t>
+              <w:t xml:space="preserve">3 main / 2 main + 1 small / 3 main + 1 small</w:t>
             </w:r>
           </w:p>
         </w:tc>
@@ -11529,6 +11776,12 @@
               <w:spacing w:line="240" w:lineRule="auto" w:after="20"/>
               <w:jc w:val="left"/>
             </w:pPr>
+            <w:r>
+              <w:rPr>
+                <w:sz w:val="20"/>
+              </w:rPr>
+              <w:t xml:space="preserve">64.7 / 53.9 / 53.9</w:t>
+            </w:r>
           </w:p>
         </w:tc>
         <w:tc>
@@ -11541,6 +11794,12 @@
               <w:spacing w:line="240" w:lineRule="auto" w:after="20"/>
               <w:jc w:val="left"/>
             </w:pPr>
+            <w:r>
+              <w:rPr>
+                <w:sz w:val="20"/>
+              </w:rPr>
+              <w:t xml:space="preserve">57.5 / 47.8 / 47.7</w:t>
+            </w:r>
           </w:p>
         </w:tc>
         <w:tc>
@@ -11553,12 +11812,6 @@
               <w:spacing w:line="240" w:lineRule="auto" w:after="20"/>
               <w:jc w:val="left"/>
             </w:pPr>
-            <w:r>
-              <w:rPr>
-                <w:sz w:val="20"/>
-              </w:rPr>
-              <w:t xml:space="preserve">56.9 / 38.7</w:t>
-            </w:r>
           </w:p>
         </w:tc>
       </w:tr>
@@ -11577,7 +11830,7 @@
               <w:rPr>
                 <w:sz w:val="20"/>
               </w:rPr>
-              <w:t xml:space="preserve">GT fleet</w:t>
+              <w:t xml:space="preserve">Keep two GTs online</w:t>
             </w:r>
           </w:p>
         </w:tc>
@@ -11591,12 +11844,6 @@
               <w:spacing w:line="240" w:lineRule="auto" w:after="20"/>
               <w:jc w:val="left"/>
             </w:pPr>
-            <w:r>
-              <w:rPr>
-                <w:sz w:val="20"/>
-              </w:rPr>
-              <w:t xml:space="preserve">3 main / 2 main + 1 small / 3 main + 1 small</w:t>
-            </w:r>
           </w:p>
         </w:tc>
         <w:tc>
@@ -11613,7 +11860,7 @@
               <w:rPr>
                 <w:sz w:val="20"/>
               </w:rPr>
-              <w:t xml:space="preserve">64.7 / 53.9 / 53.9</w:t>
+              <w:t xml:space="preserve">90.7</w:t>
             </w:r>
           </w:p>
         </w:tc>
@@ -11631,7 +11878,7 @@
               <w:rPr>
                 <w:sz w:val="20"/>
               </w:rPr>
-              <w:t xml:space="preserve">57.5 / 47.8 / 47.7</w:t>
+              <w:t xml:space="preserve">87.7</w:t>
             </w:r>
           </w:p>
         </w:tc>
@@ -11663,7 +11910,7 @@
               <w:rPr>
                 <w:sz w:val="20"/>
               </w:rPr>
-              <w:t xml:space="preserve">Keep two GTs online</w:t>
+              <w:t xml:space="preserve">GT minimum load [% of rating]</w:t>
             </w:r>
           </w:p>
         </w:tc>
@@ -11677,6 +11924,12 @@
               <w:spacing w:line="240" w:lineRule="auto" w:after="20"/>
               <w:jc w:val="left"/>
             </w:pPr>
+            <w:r>
+              <w:rPr>
+                <w:sz w:val="20"/>
+              </w:rPr>
+              <w:t xml:space="preserve">16 / 30 / 40 / 50</w:t>
+            </w:r>
           </w:p>
         </w:tc>
         <w:tc>
@@ -11693,7 +11946,7 @@
               <w:rPr>
                 <w:sz w:val="20"/>
               </w:rPr>
-              <w:t xml:space="preserve">90.7</w:t>
+              <w:t xml:space="preserve">64.7 / 71.9 / 77.5 / 86.4</w:t>
             </w:r>
           </w:p>
         </w:tc>
@@ -11711,7 +11964,253 @@
               <w:rPr>
                 <w:sz w:val="20"/>
               </w:rPr>
-              <w:t xml:space="preserve">87.7</w:t>
+              <w:t xml:space="preserve">57.5 / 64.6 / 70.2 / 76.2</w:t>
+            </w:r>
+          </w:p>
+        </w:tc>
+        <w:tc>
+          <w:tcPr>
+            <w:tcW w:type="dxa" w:w="1970"/>
+          </w:tcPr>
+          <w:p>
+            <w:pPr>
+              <w:pStyle w:val="Compact"/>
+              <w:spacing w:line="240" w:lineRule="auto" w:after="20"/>
+              <w:jc w:val="left"/>
+            </w:pPr>
+          </w:p>
+        </w:tc>
+      </w:tr>
+      <w:tr>
+        <w:tc>
+          <w:tcPr>
+            <w:tcW w:type="dxa" w:w="1847"/>
+          </w:tcPr>
+          <w:p>
+            <w:pPr>
+              <w:pStyle w:val="Compact"/>
+              <w:spacing w:line="240" w:lineRule="auto" w:after="20"/>
+              <w:jc w:val="left"/>
+            </w:pPr>
+            <w:r>
+              <w:rPr>
+                <w:sz w:val="20"/>
+              </w:rPr>
+              <w:t xml:space="preserve">Pump start cost [kNOK]</w:t>
+            </w:r>
+          </w:p>
+        </w:tc>
+        <w:tc>
+          <w:tcPr>
+            <w:tcW w:type="dxa" w:w="2463"/>
+          </w:tcPr>
+          <w:p>
+            <w:pPr>
+              <w:pStyle w:val="Compact"/>
+              <w:spacing w:line="240" w:lineRule="auto" w:after="20"/>
+              <w:jc w:val="left"/>
+            </w:pPr>
+            <w:r>
+              <w:rPr>
+                <w:sz w:val="20"/>
+              </w:rPr>
+              <w:t xml:space="preserve">0 / 1 / 5 / 20</w:t>
+            </w:r>
+          </w:p>
+        </w:tc>
+        <w:tc>
+          <w:tcPr>
+            <w:tcW w:type="dxa" w:w="1539"/>
+          </w:tcPr>
+          <w:p>
+            <w:pPr>
+              <w:pStyle w:val="Compact"/>
+              <w:spacing w:line="240" w:lineRule="auto" w:after="20"/>
+              <w:jc w:val="left"/>
+            </w:pPr>
+          </w:p>
+        </w:tc>
+        <w:tc>
+          <w:tcPr>
+            <w:tcW w:type="dxa" w:w="1539"/>
+          </w:tcPr>
+          <w:p>
+            <w:pPr>
+              <w:pStyle w:val="Compact"/>
+              <w:spacing w:line="240" w:lineRule="auto" w:after="20"/>
+              <w:jc w:val="left"/>
+            </w:pPr>
+            <w:r>
+              <w:rPr>
+                <w:sz w:val="20"/>
+              </w:rPr>
+              <w:t xml:space="preserve">57.5 / 57.6 / 57.6 / 57.6</w:t>
+            </w:r>
+          </w:p>
+        </w:tc>
+        <w:tc>
+          <w:tcPr>
+            <w:tcW w:type="dxa" w:w="1970"/>
+          </w:tcPr>
+          <w:p>
+            <w:pPr>
+              <w:pStyle w:val="Compact"/>
+              <w:spacing w:line="240" w:lineRule="auto" w:after="20"/>
+              <w:jc w:val="left"/>
+            </w:pPr>
+          </w:p>
+        </w:tc>
+      </w:tr>
+      <w:tr>
+        <w:tc>
+          <w:tcPr>
+            <w:tcW w:type="dxa" w:w="1847"/>
+          </w:tcPr>
+          <w:p>
+            <w:pPr>
+              <w:pStyle w:val="Compact"/>
+              <w:spacing w:line="240" w:lineRule="auto" w:after="20"/>
+              <w:jc w:val="left"/>
+            </w:pPr>
+            <w:r>
+              <w:rPr>
+                <w:sz w:val="20"/>
+              </w:rPr>
+              <w:t xml:space="preserve">Reserve covers wind used [%]</w:t>
+            </w:r>
+          </w:p>
+        </w:tc>
+        <w:tc>
+          <w:tcPr>
+            <w:tcW w:type="dxa" w:w="2463"/>
+          </w:tcPr>
+          <w:p>
+            <w:pPr>
+              <w:pStyle w:val="Compact"/>
+              <w:spacing w:line="240" w:lineRule="auto" w:after="20"/>
+              <w:jc w:val="left"/>
+            </w:pPr>
+            <w:r>
+              <w:rPr>
+                <w:sz w:val="20"/>
+              </w:rPr>
+              <w:t xml:space="preserve">0 / 50 / 100</w:t>
+            </w:r>
+          </w:p>
+        </w:tc>
+        <w:tc>
+          <w:tcPr>
+            <w:tcW w:type="dxa" w:w="1539"/>
+          </w:tcPr>
+          <w:p>
+            <w:pPr>
+              <w:pStyle w:val="Compact"/>
+              <w:spacing w:line="240" w:lineRule="auto" w:after="20"/>
+              <w:jc w:val="left"/>
+            </w:pPr>
+            <w:r>
+              <w:rPr>
+                <w:sz w:val="20"/>
+              </w:rPr>
+              <w:t xml:space="preserve">64.7 / 66.2 / 90.7</w:t>
+            </w:r>
+          </w:p>
+        </w:tc>
+        <w:tc>
+          <w:tcPr>
+            <w:tcW w:type="dxa" w:w="1539"/>
+          </w:tcPr>
+          <w:p>
+            <w:pPr>
+              <w:pStyle w:val="Compact"/>
+              <w:spacing w:line="240" w:lineRule="auto" w:after="20"/>
+              <w:jc w:val="left"/>
+            </w:pPr>
+            <w:r>
+              <w:rPr>
+                <w:sz w:val="20"/>
+              </w:rPr>
+              <w:t xml:space="preserve">57.5 / 57.7 / 78.2</w:t>
+            </w:r>
+          </w:p>
+        </w:tc>
+        <w:tc>
+          <w:tcPr>
+            <w:tcW w:type="dxa" w:w="1970"/>
+          </w:tcPr>
+          <w:p>
+            <w:pPr>
+              <w:pStyle w:val="Compact"/>
+              <w:spacing w:line="240" w:lineRule="auto" w:after="20"/>
+              <w:jc w:val="left"/>
+            </w:pPr>
+          </w:p>
+        </w:tc>
+      </w:tr>
+      <w:tr>
+        <w:tc>
+          <w:tcPr>
+            <w:tcW w:type="dxa" w:w="1847"/>
+          </w:tcPr>
+          <w:p>
+            <w:pPr>
+              <w:pStyle w:val="Compact"/>
+              <w:spacing w:line="240" w:lineRule="auto" w:after="20"/>
+              <w:jc w:val="left"/>
+            </w:pPr>
+            <w:r>
+              <w:rPr>
+                <w:sz w:val="20"/>
+              </w:rPr>
+              <w:t xml:space="preserve">Injection pumps as reserve</w:t>
+            </w:r>
+          </w:p>
+        </w:tc>
+        <w:tc>
+          <w:tcPr>
+            <w:tcW w:type="dxa" w:w="2463"/>
+          </w:tcPr>
+          <w:p>
+            <w:pPr>
+              <w:pStyle w:val="Compact"/>
+              <w:spacing w:line="240" w:lineRule="auto" w:after="20"/>
+              <w:jc w:val="left"/>
+            </w:pPr>
+          </w:p>
+        </w:tc>
+        <w:tc>
+          <w:tcPr>
+            <w:tcW w:type="dxa" w:w="1539"/>
+          </w:tcPr>
+          <w:p>
+            <w:pPr>
+              <w:pStyle w:val="Compact"/>
+              <w:spacing w:line="240" w:lineRule="auto" w:after="20"/>
+              <w:jc w:val="left"/>
+            </w:pPr>
+            <w:r>
+              <w:rPr>
+                <w:sz w:val="20"/>
+              </w:rPr>
+              <w:t xml:space="preserve">60.4</w:t>
+            </w:r>
+          </w:p>
+        </w:tc>
+        <w:tc>
+          <w:tcPr>
+            <w:tcW w:type="dxa" w:w="1539"/>
+          </w:tcPr>
+          <w:p>
+            <w:pPr>
+              <w:pStyle w:val="Compact"/>
+              <w:spacing w:line="240" w:lineRule="auto" w:after="20"/>
+              <w:jc w:val="left"/>
+            </w:pPr>
+            <w:r>
+              <w:rPr>
+                <w:sz w:val="20"/>
+              </w:rPr>
+              <w:t xml:space="preserve">57.6</w:t>
             </w:r>
           </w:p>
         </w:tc>
@@ -11735,13 +12234,7 @@
         <w:spacing w:before="200"/>
       </w:pPr>
       <w:r>
-        <w:t xml:space="preserve">The results of the sensitivity runs are given in Table 4 and Figure 7. Several</w:t>
-      </w:r>
-      <w:r>
-        <w:t xml:space="preserve"> </w:t>
-      </w:r>
-      <w:r>
-        <w:t xml:space="preserve">inputs have little effect. Across CO</w:t>
+        <w:t xml:space="preserve">The results of the sensitivity runs are given in Table 4 and Figure 7. The CO</w:t>
       </w:r>
       <w:r>
         <w:rPr>
@@ -11753,37 +12246,55 @@
         <w:t xml:space="preserve"> </w:t>
       </w:r>
       <w:r>
-        <w:t xml:space="preserve">prices of 0.5–3 NOK/kg and gas prices of</w:t>
-      </w:r>
-      <w:r>
-        <w:t xml:space="preserve"> </w:t>
-      </w:r>
-      <w:r>
-        <w:t xml:space="preserve">2–8 NOK/Sm³, the emissions change by less than 0.1 %, since the prices scale</w:t>
-      </w:r>
-      <w:r>
-        <w:t xml:space="preserve"> </w:t>
-      </w:r>
-      <w:r>
-        <w:t xml:space="preserve">the cost of every option alike and the cheapest schedule remains the cheapest.</w:t>
-      </w:r>
-      <w:r>
-        <w:t xml:space="preserve"> </w:t>
-      </w:r>
-      <w:r>
-        <w:t xml:space="preserve">Deferring injection saves fuel at any price, and shedding production is never</w:t>
-      </w:r>
-      <w:r>
-        <w:t xml:space="preserve"> </w:t>
-      </w:r>
-      <w:r>
-        <w:t xml:space="preserve">profitable, as the lost oil and gas are worth about a hundred times more than</w:t>
-      </w:r>
-      <w:r>
-        <w:t xml:space="preserve"> </w:t>
-      </w:r>
-      <w:r>
-        <w:t xml:space="preserve">the fuel saved.</w:t>
+        <w:t xml:space="preserve">and gas prices have almost no effect: across CO</w:t>
+      </w:r>
+      <w:r>
+        <w:rPr>
+          <w:vertAlign w:val="subscript"/>
+        </w:rPr>
+        <w:t xml:space="preserve">2</w:t>
+      </w:r>
+      <w:r>
+        <w:t xml:space="preserve"> </w:t>
+      </w:r>
+      <w:r>
+        <w:t xml:space="preserve">prices of 0.5–3 NOK/kg and</w:t>
+      </w:r>
+      <w:r>
+        <w:t xml:space="preserve"> </w:t>
+      </w:r>
+      <w:r>
+        <w:t xml:space="preserve">gas prices of 2–8 NOK/Sm³, the emissions change by less than 0.1 %. This is</w:t>
+      </w:r>
+      <w:r>
+        <w:t xml:space="preserve"> </w:t>
+      </w:r>
+      <w:r>
+        <w:t xml:space="preserve">expected, since the objective is dominated by fuel multiplied by a price, so</w:t>
+      </w:r>
+      <w:r>
+        <w:t xml:space="preserve"> </w:t>
+      </w:r>
+      <w:r>
+        <w:t xml:space="preserve">the prices scale the cost of every option alike and the cheapest schedule</w:t>
+      </w:r>
+      <w:r>
+        <w:t xml:space="preserve"> </w:t>
+      </w:r>
+      <w:r>
+        <w:t xml:space="preserve">remains the cheapest. Deferring injection saves fuel at any price, and</w:t>
+      </w:r>
+      <w:r>
+        <w:t xml:space="preserve"> </w:t>
+      </w:r>
+      <w:r>
+        <w:t xml:space="preserve">shedding production is never profitable, as the lost oil and gas are worth</w:t>
+      </w:r>
+      <w:r>
+        <w:t xml:space="preserve"> </w:t>
+      </w:r>
+      <w:r>
+        <w:t xml:space="preserve">about a hundred times more than the fuel saved.</w:t>
       </w:r>
     </w:p>
     <w:p>
@@ -11867,6 +12378,24 @@
       <w:r>
         <w:t xml:space="preserve">must remain online; the largest one tested, 8 MW / 16 MWh, saves 1.1 kt (2 %).</w:t>
       </w:r>
+      <w:r>
+        <w:t xml:space="preserve"> </w:t>
+      </w:r>
+      <w:r>
+        <w:t xml:space="preserve">The effect of the 4 MW / 4 MWh battery, 0.3 kt or 0.5 %, is of the order of</w:t>
+      </w:r>
+      <w:r>
+        <w:t xml:space="preserve"> </w:t>
+      </w:r>
+      <w:r>
+        <w:t xml:space="preserve">the 0.5 % solver gap. With a gap of 0.1 % it is 0.4 kt (0.7 %), so it is small</w:t>
+      </w:r>
+      <w:r>
+        <w:t xml:space="preserve"> </w:t>
+      </w:r>
+      <w:r>
+        <w:t xml:space="preserve">but real.</w:t>
+      </w:r>
     </w:p>
     <w:p>
       <w:pPr>
@@ -11990,6 +12519,148 @@
       </w:r>
       <w:r>
         <w:t xml:space="preserve">are 47.7 kt, and the third main unit is never used.</w:t>
+      </w:r>
+    </w:p>
+    <w:p>
+      <w:pPr>
+        <w:pStyle w:val="BodyText"/>
+      </w:pPr>
+      <w:r>
+        <w:t xml:space="preserve">The flexibility benefit is robust to the GT and pump assumptions. A higher GT</w:t>
+      </w:r>
+      <w:r>
+        <w:t xml:space="preserve"> </w:t>
+      </w:r>
+      <w:r>
+        <w:t xml:space="preserve">minimum load raises the emissions of both cases, by 34 % in Case 2 at 50 %</w:t>
+      </w:r>
+      <w:r>
+        <w:t xml:space="preserve"> </w:t>
+      </w:r>
+      <w:r>
+        <w:t xml:space="preserve">minimum load, because the running GT must then produce more power and more</w:t>
+      </w:r>
+      <w:r>
+        <w:t xml:space="preserve"> </w:t>
+      </w:r>
+      <w:r>
+        <w:t xml:space="preserve">wind is curtailed. The saving from flexibility stays between 7.2 and 10.2 kt,</w:t>
+      </w:r>
+      <w:r>
+        <w:t xml:space="preserve"> </w:t>
+      </w:r>
+      <w:r>
+        <w:t xml:space="preserve">or 9.5–11.8 %, and is largest at 50 % minimum load. In the base case the</w:t>
+      </w:r>
+      <w:r>
+        <w:t xml:space="preserve"> </w:t>
+      </w:r>
+      <w:r>
+        <w:t xml:space="preserve">injection pumps start 731 times a year, about twice a day, at no cost. A start</w:t>
+      </w:r>
+      <w:r>
+        <w:t xml:space="preserve"> </w:t>
+      </w:r>
+      <w:r>
+        <w:t xml:space="preserve">cost of only 1,000 NOK reduces this to 163 starts a year and the saving by</w:t>
+      </w:r>
+      <w:r>
+        <w:t xml:space="preserve"> </w:t>
+      </w:r>
+      <w:r>
+        <w:t xml:space="preserve">0.08 kt; at 20,000 NOK per start, 103 starts remain and 0.14 kt of the 7.2 kt</w:t>
+      </w:r>
+      <w:r>
+        <w:t xml:space="preserve"> </w:t>
+      </w:r>
+      <w:r>
+        <w:t xml:space="preserve">is lost. The optimizer then keeps injection at fixed pump steps for longer and</w:t>
+      </w:r>
+      <w:r>
+        <w:t xml:space="preserve"> </w:t>
+      </w:r>
+      <w:r>
+        <w:t xml:space="preserve">uses the deficit mainly in the spells that avoid a second GT.</w:t>
+      </w:r>
+    </w:p>
+    <w:p>
+      <w:pPr>
+        <w:pStyle w:val="BodyText"/>
+      </w:pPr>
+      <w:r>
+        <w:t xml:space="preserve">The reserve definition has a larger effect. A reserve that must also cover</w:t>
+      </w:r>
+      <w:r>
+        <w:t xml:space="preserve"> </w:t>
+      </w:r>
+      <w:r>
+        <w:t xml:space="preserve">half of the wind power used changes Case 3 only slightly (57.7 kt), but raises</w:t>
+      </w:r>
+      <w:r>
+        <w:t xml:space="preserve"> </w:t>
+      </w:r>
+      <w:r>
+        <w:t xml:space="preserve">Case 2 to 66.2 kt, so that the benefit of flexibility increases to 8.5 kt</w:t>
+      </w:r>
+      <w:r>
+        <w:t xml:space="preserve"> </w:t>
+      </w:r>
+      <w:r>
+        <w:t xml:space="preserve">(12.8 %). If the reserve must cover the loss of all wind used, two GTs run in</w:t>
+      </w:r>
+      <w:r>
+        <w:t xml:space="preserve"> </w:t>
+      </w:r>
+      <w:r>
+        <w:t xml:space="preserve">every hour of Case 2 (90.7 kt), whereas flexible scheduling still avoids the</w:t>
+      </w:r>
+      <w:r>
+        <w:t xml:space="preserve"> </w:t>
+      </w:r>
+      <w:r>
+        <w:t xml:space="preserve">second GT in about 3,600 h and saves 12.5 kt (13.8 %). The opposite</w:t>
+      </w:r>
+      <w:r>
+        <w:t xml:space="preserve"> </w:t>
+      </w:r>
+      <w:r>
+        <w:t xml:space="preserve">assumption, that the running injection pumps count as reserve because they can</w:t>
+      </w:r>
+      <w:r>
+        <w:t xml:space="preserve"> </w:t>
+      </w:r>
+      <w:r>
+        <w:t xml:space="preserve">be tripped within seconds, reduces the emissions of Case 2 to 60.4 kt without</w:t>
+      </w:r>
+      <w:r>
+        <w:t xml:space="preserve"> </w:t>
+      </w:r>
+      <w:r>
+        <w:t xml:space="preserve">any scheduling. This captures about 60 % of the benefit of flexibility, since</w:t>
+      </w:r>
+      <w:r>
+        <w:t xml:space="preserve"> </w:t>
+      </w:r>
+      <w:r>
+        <w:t xml:space="preserve">a second GT is then never needed, and scheduling adds a further 2.8 kt (4.7</w:t>
+      </w:r>
+      <w:r>
+        <w:t xml:space="preserve"> </w:t>
+      </w:r>
+      <w:r>
+        <w:t xml:space="preserve">%), close to the energy part of the saving. Load shedding as reserve and load</w:t>
+      </w:r>
+      <w:r>
+        <w:t xml:space="preserve"> </w:t>
+      </w:r>
+      <w:r>
+        <w:t xml:space="preserve">scheduling are thus two routes to the same mechanism, and they do not add up:</w:t>
+      </w:r>
+      <w:r>
+        <w:t xml:space="preserve"> </w:t>
+      </w:r>
+      <w:r>
+        <w:t xml:space="preserve">with both, Case 3 emits 57.6 kt, as without tripping.</w:t>
       </w:r>
     </w:p>
     <w:p>
@@ -12066,7 +12737,194 @@
         <w:t xml:space="preserve"> </w:t>
       </w:r>
       <w:r>
-        <w:t xml:space="preserve">emissions to wind farm size, CO</w:t>
+        <w:t xml:space="preserve">emissions to wind farm size, battery size, injection deficit limit, minimum number of GTs online, GT fleet, operating practice, GT minimum load, pump start cost and reserve definition.</w:t>
+      </w:r>
+    </w:p>
+    <w:bookmarkEnd w:id="54"/>
+    <w:bookmarkStart w:id="58" w:name="platform-demand-and-reserve"/>
+    <w:p>
+      <w:pPr>
+        <w:pStyle w:val="Heading2"/>
+      </w:pPr>
+      <w:r>
+        <w:t xml:space="preserve">3.5 Platform demand and reserve</w:t>
+      </w:r>
+    </w:p>
+    <w:p>
+      <w:pPr>
+        <w:pStyle w:val="FirstParagraph"/>
+      </w:pPr>
+      <w:r>
+        <w:t xml:space="preserve">The base platform has a mean demand of 18.8 MW, just above what one GT can</w:t>
+      </w:r>
+      <w:r>
+        <w:t xml:space="preserve"> </w:t>
+      </w:r>
+      <w:r>
+        <w:t xml:space="preserve">carry while holding the reserve, 21.8 − 5 = 16.8 MW. The demand and reserve</w:t>
+      </w:r>
+      <w:r>
+        <w:t xml:space="preserve"> </w:t>
+      </w:r>
+      <w:r>
+        <w:t xml:space="preserve">map (Figure 8) shows that this margin decides the size of the benefit. When one</w:t>
+      </w:r>
+      <w:r>
+        <w:t xml:space="preserve"> </w:t>
+      </w:r>
+      <w:r>
+        <w:t xml:space="preserve">GT can carry the mean demand plus the reserve (a positive margin), a second GT</w:t>
+      </w:r>
+      <w:r>
+        <w:t xml:space="preserve"> </w:t>
+      </w:r>
+      <w:r>
+        <w:t xml:space="preserve">is rarely needed even with fixed demand, and flexibility saves 4.4–4.8 % of</w:t>
+      </w:r>
+      <w:r>
+        <w:t xml:space="preserve"> </w:t>
+      </w:r>
+      <w:r>
+        <w:t xml:space="preserve">the Case 2 emissions, about the energy part alone. When the mean demand</w:t>
+      </w:r>
+      <w:r>
+        <w:t xml:space="preserve"> </w:t>
+      </w:r>
+      <w:r>
+        <w:t xml:space="preserve">exceeds the rating of one GT minus the reserve, the saving roughly doubles, to</w:t>
+      </w:r>
+      <w:r>
+        <w:t xml:space="preserve"> </w:t>
+      </w:r>
+      <w:r>
+        <w:t xml:space="preserve">8–12 %, because deferring injection then avoids the second GT in many hours.</w:t>
+      </w:r>
+      <w:r>
+        <w:t xml:space="preserve"> </w:t>
+      </w:r>
+      <w:r>
+        <w:t xml:space="preserve">The transition is sharp and occurs at a margin of about zero for all four</w:t>
+      </w:r>
+      <w:r>
+        <w:t xml:space="preserve"> </w:t>
+      </w:r>
+      <w:r>
+        <w:t xml:space="preserve">reserve sizes, so that the curves of Figure 8 (right) nearly coincide when they</w:t>
+      </w:r>
+      <w:r>
+        <w:t xml:space="preserve"> </w:t>
+      </w:r>
+      <w:r>
+        <w:t xml:space="preserve">are plotted against the margin instead of the demand. Further above the</w:t>
+      </w:r>
+      <w:r>
+        <w:t xml:space="preserve"> </w:t>
+      </w:r>
+      <w:r>
+        <w:t xml:space="preserve">margin, the saving decreases slowly, to 10 % at 22.6 MW, since the deferrable</w:t>
+      </w:r>
+      <w:r>
+        <w:t xml:space="preserve"> </w:t>
+      </w:r>
+      <w:r>
+        <w:t xml:space="preserve">load is then more often too small to keep the second GT off.</w:t>
+      </w:r>
+    </w:p>
+    <w:p>
+      <w:pPr>
+        <w:pStyle w:val="BodyText"/>
+      </w:pPr>
+      <w:r>
+        <w:t xml:space="preserve">The margin of one GT is therefore a simple screening criterion. With the LEOGO</w:t>
+      </w:r>
+      <w:r>
+        <w:t xml:space="preserve"> </w:t>
+      </w:r>
+      <w:r>
+        <w:t xml:space="preserve">turbines and a 30 MW wind farm, a platform whose mean demand lies about 2–8 MW</w:t>
+      </w:r>
+      <w:r>
+        <w:t xml:space="preserve"> </w:t>
+      </w:r>
+      <w:r>
+        <w:t xml:space="preserve">above the rating of one GT minus its reserve can expect about 10–12 % lower</w:t>
+      </w:r>
+      <w:r>
+        <w:t xml:space="preserve"> </w:t>
+      </w:r>
+      <w:r>
+        <w:t xml:space="preserve">emissions from scheduling its deferrable loads, and a platform with a positive</w:t>
+      </w:r>
+      <w:r>
+        <w:t xml:space="preserve"> </w:t>
+      </w:r>
+      <w:r>
+        <w:t xml:space="preserve">margin about 4–5 %.</w:t>
+      </w:r>
+    </w:p>
+    <w:p>
+      <w:pPr>
+        <w:pStyle w:val="Figure"/>
+      </w:pPr>
+      <w:r>
+        <w:drawing>
+          <wp:inline>
+            <wp:extent cx="5759999" cy="2192387"/>
+            <wp:effectExtent b="0" l="0" r="0" t="0"/>
+            <wp:docPr descr="" title="" id="56" name="Picture"/>
+            <a:graphic>
+              <a:graphicData uri="http://schemas.openxmlformats.org/drawingml/2006/picture">
+                <pic:pic>
+                  <pic:nvPicPr>
+                    <pic:cNvPr descr="results/paper/fig12_demand_reserve_map.png" id="57" name="Picture"/>
+                    <pic:cNvPicPr>
+                      <a:picLocks noChangeArrowheads="1" noChangeAspect="1"/>
+                    </pic:cNvPicPr>
+                  </pic:nvPicPr>
+                  <pic:blipFill>
+                    <a:blip r:embed="rId55"/>
+                    <a:stretch>
+                      <a:fillRect/>
+                    </a:stretch>
+                  </pic:blipFill>
+                  <pic:spPr bwMode="auto">
+                    <a:xfrm>
+                      <a:off x="0" y="0"/>
+                      <a:ext cx="5759999" cy="2192387"/>
+                    </a:xfrm>
+                    <a:prstGeom prst="rect">
+                      <a:avLst/>
+                    </a:prstGeom>
+                    <a:noFill/>
+                    <a:ln w="9525">
+                      <a:noFill/>
+                      <a:headEnd/>
+                      <a:tailEnd/>
+                    </a:ln>
+                  </pic:spPr>
+                </pic:pic>
+              </a:graphicData>
+            </a:graphic>
+          </wp:inline>
+        </w:drawing>
+      </w:r>
+    </w:p>
+    <w:p>
+      <w:pPr>
+        <w:pStyle w:val="FigureCaption"/>
+      </w:pPr>
+      <w:r>
+        <w:rPr>
+          <w:bCs/>
+          <w:b/>
+        </w:rPr>
+        <w:t xml:space="preserve">Figure 8.</w:t>
+      </w:r>
+      <w:r>
+        <w:t xml:space="preserve"> </w:t>
+      </w:r>
+      <w:r>
+        <w:t xml:space="preserve">Flexibility benefit (Case 2 − Case 3, % of Case 2 CO</w:t>
       </w:r>
       <w:r>
         <w:rPr>
@@ -12075,20 +12933,17 @@
         <w:t xml:space="preserve">2</w:t>
       </w:r>
       <w:r>
-        <w:t xml:space="preserve"> </w:t>
-      </w:r>
-      <w:r>
-        <w:t xml:space="preserve">and gas price, battery size, injection deficit limit, minimum number of GTs online, GT fleet and operating practice.</w:t>
-      </w:r>
-    </w:p>
-    <w:bookmarkEnd w:id="54"/>
-    <w:bookmarkStart w:id="58" w:name="benchmark-checks"/>
+        <w:t xml:space="preserve">) for 28 platforms with all electric consumers scaled by 0.6–1.2 and a spinning reserve of 3–9 MW. Left: by mean demand and reserve. Right: the same points against the margin of one GT, its rating minus the reserve minus the mean demand.</w:t>
+      </w:r>
+    </w:p>
+    <w:bookmarkEnd w:id="58"/>
+    <w:bookmarkStart w:id="62" w:name="benchmark-checks"/>
     <w:p>
       <w:pPr>
         <w:pStyle w:val="Heading2"/>
       </w:pPr>
       <w:r>
-        <w:t xml:space="preserve">3.5 Benchmark checks</w:t>
+        <w:t xml:space="preserve">3.6 Benchmark checks</w:t>
       </w:r>
     </w:p>
     <w:p>
@@ -12940,7 +13795,7 @@
         <w:t xml:space="preserve"> </w:t>
       </w:r>
       <w:r>
-        <w:t xml:space="preserve">Figure 8. The platform power, the wind resource and the pump energy agree with</w:t>
+        <w:t xml:space="preserve">Figure 9. The platform power, the wind resource and the pump energy agree with</w:t>
       </w:r>
       <w:r>
         <w:t xml:space="preserve"> </w:t>
@@ -13112,7 +13967,7 @@
         <w:pStyle w:val="BodyText"/>
       </w:pPr>
       <w:r>
-        <w:t xml:space="preserve">The field data support the fuel and emission model (Figure 8, right). The</w:t>
+        <w:t xml:space="preserve">The field data support the fuel and emission model (Figure 9, right). The</w:t>
       </w:r>
       <w:r>
         <w:t xml:space="preserve"> </w:t>
@@ -13250,18 +14105,18 @@
           <wp:inline>
             <wp:extent cx="5759999" cy="4741971"/>
             <wp:effectExtent b="0" l="0" r="0" t="0"/>
-            <wp:docPr descr="" title="" id="56" name="Picture"/>
+            <wp:docPr descr="" title="" id="60" name="Picture"/>
             <a:graphic>
               <a:graphicData uri="http://schemas.openxmlformats.org/drawingml/2006/picture">
                 <pic:pic>
                   <pic:nvPicPr>
-                    <pic:cNvPr descr="results/paper/fig10_validation.png" id="57" name="Picture"/>
+                    <pic:cNvPr descr="results/paper/fig10_validation.png" id="61" name="Picture"/>
                     <pic:cNvPicPr>
                       <a:picLocks noChangeArrowheads="1" noChangeAspect="1"/>
                     </pic:cNvPicPr>
                   </pic:nvPicPr>
                   <pic:blipFill>
-                    <a:blip r:embed="rId55"/>
+                    <a:blip r:embed="rId59"/>
                     <a:stretch>
                       <a:fillRect/>
                     </a:stretch>
@@ -13297,7 +14152,7 @@
           <w:bCs/>
           <w:b/>
         </w:rPr>
-        <w:t xml:space="preserve">Figure 8.</w:t>
+        <w:t xml:space="preserve">Figure 9.</w:t>
       </w:r>
       <w:r>
         <w:t xml:space="preserve"> </w:t>
@@ -13318,14 +14173,14 @@
         <w:t xml:space="preserve">intensity of the Gullfaks, Snorre and Statfjord field centers (gray: GT-powered; teal: receiving Hywind Tampen power) with the model Case 1 value (dashed).</w:t>
       </w:r>
     </w:p>
-    <w:bookmarkEnd w:id="58"/>
-    <w:bookmarkStart w:id="59" w:name="economic-indicators-1"/>
+    <w:bookmarkEnd w:id="62"/>
+    <w:bookmarkStart w:id="63" w:name="economic-indicators-1"/>
     <w:p>
       <w:pPr>
         <w:pStyle w:val="Heading2"/>
       </w:pPr>
       <w:r>
-        <w:t xml:space="preserve">3.6 Economic indicators</w:t>
+        <w:t xml:space="preserve">3.7 Economic indicators</w:t>
       </w:r>
     </w:p>
     <w:p>
@@ -14153,14 +15008,14 @@
         <w:t xml:space="preserve">its additional maintenance and its 262 starts per year are taken into account.</w:t>
       </w:r>
     </w:p>
-    <w:bookmarkEnd w:id="59"/>
-    <w:bookmarkStart w:id="63" w:name="weather-years"/>
+    <w:bookmarkEnd w:id="63"/>
+    <w:bookmarkStart w:id="67" w:name="weather-years"/>
     <w:p>
       <w:pPr>
         <w:pStyle w:val="Heading2"/>
       </w:pPr>
       <w:r>
-        <w:t xml:space="preserve">3.7 Weather years</w:t>
+        <w:t xml:space="preserve">3.8 Weather years</w:t>
       </w:r>
     </w:p>
     <w:p>
@@ -14839,7 +15694,7 @@
         <w:spacing w:before="200"/>
       </w:pPr>
       <w:r>
-        <w:t xml:space="preserve">The results for the ten weather years are summarized in Table 7 and Figure 9.</w:t>
+        <w:t xml:space="preserve">The results for the ten weather years are summarized in Table 7 and Figure 10.</w:t>
       </w:r>
       <w:r>
         <w:t xml:space="preserve"> </w:t>
@@ -14961,18 +15816,18 @@
           <wp:inline>
             <wp:extent cx="5759999" cy="2790927"/>
             <wp:effectExtent b="0" l="0" r="0" t="0"/>
-            <wp:docPr descr="" title="" id="61" name="Picture"/>
+            <wp:docPr descr="" title="" id="65" name="Picture"/>
             <a:graphic>
               <a:graphicData uri="http://schemas.openxmlformats.org/drawingml/2006/picture">
                 <pic:pic>
                   <pic:nvPicPr>
-                    <pic:cNvPr descr="results/paper/fig11_multi_year.png" id="62" name="Picture"/>
+                    <pic:cNvPr descr="results/paper/fig11_multi_year.png" id="66" name="Picture"/>
                     <pic:cNvPicPr>
                       <a:picLocks noChangeArrowheads="1" noChangeAspect="1"/>
                     </pic:cNvPicPr>
                   </pic:nvPicPr>
                   <pic:blipFill>
-                    <a:blip r:embed="rId60"/>
+                    <a:blip r:embed="rId64"/>
                     <a:stretch>
                       <a:fillRect/>
                     </a:stretch>
@@ -15008,7 +15863,7 @@
           <w:bCs/>
           <w:b/>
         </w:rPr>
-        <w:t xml:space="preserve">Figure 9.</w:t>
+        <w:t xml:space="preserve">Figure 10.</w:t>
       </w:r>
       <w:r>
         <w:t xml:space="preserve"> </w:t>
@@ -15017,9 +15872,9 @@
         <w:t xml:space="preserve">Flexibility benefit (Case 2 − Case 3, bars) and wind capacity factor (line) for the weather years 2014–2023.</w:t>
       </w:r>
     </w:p>
-    <w:bookmarkEnd w:id="63"/>
-    <w:bookmarkEnd w:id="64"/>
-    <w:bookmarkStart w:id="70" w:name="discussion"/>
+    <w:bookmarkEnd w:id="67"/>
+    <w:bookmarkEnd w:id="68"/>
+    <w:bookmarkStart w:id="74" w:name="discussion"/>
     <w:p>
       <w:pPr>
         <w:pStyle w:val="Heading1"/>
@@ -15060,7 +15915,7 @@
         <w:t xml:space="preserve">limitations of the study are discussed in Sections 4.3–4.5.</w:t>
       </w:r>
     </w:p>
-    <w:bookmarkStart w:id="65" w:name="why-load-flexibility-works"/>
+    <w:bookmarkStart w:id="69" w:name="why-load-flexibility-works"/>
     <w:p>
       <w:pPr>
         <w:pStyle w:val="Heading2"/>
@@ -15281,8 +16136,8 @@
         <w:t xml:space="preserve">tolerates about 260 starts a year.</w:t>
       </w:r>
     </w:p>
-    <w:bookmarkEnd w:id="65"/>
-    <w:bookmarkStart w:id="66" w:name="comparison-with-earlier-studies"/>
+    <w:bookmarkEnd w:id="69"/>
+    <w:bookmarkStart w:id="70" w:name="comparison-with-earlier-studies"/>
     <w:p>
       <w:pPr>
         <w:pStyle w:val="Heading2"/>
@@ -15483,8 +16338,8 @@
         <w:t xml:space="preserve">shifting alone, without unit commitment, would not capture most of it.</w:t>
       </w:r>
     </w:p>
-    <w:bookmarkEnd w:id="66"/>
-    <w:bookmarkStart w:id="67" w:name="practical-implementation"/>
+    <w:bookmarkEnd w:id="70"/>
+    <w:bookmarkStart w:id="71" w:name="practical-implementation"/>
     <w:p>
       <w:pPr>
         <w:pStyle w:val="Heading2"/>
@@ -15683,8 +16538,8 @@
         <w:t xml:space="preserve">such as line pack or tank volume is available.</w:t>
       </w:r>
     </w:p>
-    <w:bookmarkEnd w:id="67"/>
-    <w:bookmarkStart w:id="68" w:name="robustness-of-the-conclusions"/>
+    <w:bookmarkEnd w:id="71"/>
+    <w:bookmarkStart w:id="72" w:name="robustness-of-the-conclusions"/>
     <w:p>
       <w:pPr>
         <w:pStyle w:val="Heading2"/>
@@ -15837,8 +16692,8 @@
         <w:t xml:space="preserve">and no plausible change in prices or efficiencies reverses this.</w:t>
       </w:r>
     </w:p>
-    <w:bookmarkEnd w:id="68"/>
-    <w:bookmarkStart w:id="69" w:name="limitations-and-future-work"/>
+    <w:bookmarkEnd w:id="72"/>
+    <w:bookmarkStart w:id="73" w:name="limitations-and-future-work"/>
     <w:p>
       <w:pPr>
         <w:pStyle w:val="Heading2"/>
@@ -16009,9 +16864,9 @@
         <w:t xml:space="preserve">is required.</w:t>
       </w:r>
     </w:p>
-    <w:bookmarkEnd w:id="69"/>
-    <w:bookmarkEnd w:id="70"/>
-    <w:bookmarkStart w:id="71" w:name="conclusions"/>
+    <w:bookmarkEnd w:id="73"/>
+    <w:bookmarkEnd w:id="74"/>
+    <w:bookmarkStart w:id="75" w:name="conclusions"/>
     <w:p>
       <w:pPr>
         <w:pStyle w:val="Heading1"/>
@@ -16236,8 +17091,8 @@
         <w:t xml:space="preserve">and whether grid-forming storage can safely remove the last running GT.</w:t>
       </w:r>
     </w:p>
-    <w:bookmarkEnd w:id="71"/>
-    <w:bookmarkStart w:id="72" w:name="nomenclature"/>
+    <w:bookmarkEnd w:id="75"/>
+    <w:bookmarkStart w:id="76" w:name="nomenclature"/>
     <w:p>
       <w:pPr>
         <w:pStyle w:val="Heading1"/>
@@ -18360,8 +19215,8 @@
         </w:tc>
       </w:tr>
     </w:tbl>
-    <w:bookmarkEnd w:id="72"/>
-    <w:bookmarkStart w:id="73" w:name="list-of-acronyms"/>
+    <w:bookmarkEnd w:id="76"/>
+    <w:bookmarkStart w:id="77" w:name="list-of-acronyms"/>
     <w:p>
       <w:pPr>
         <w:pStyle w:val="Heading1"/>
@@ -18553,8 +19408,8 @@
         </w:tc>
       </w:tr>
     </w:tbl>
-    <w:bookmarkEnd w:id="73"/>
-    <w:bookmarkStart w:id="74" w:name="funding"/>
+    <w:bookmarkEnd w:id="77"/>
+    <w:bookmarkStart w:id="78" w:name="funding"/>
     <w:p>
       <w:pPr>
         <w:pStyle w:val="Heading1"/>
@@ -18571,8 +19426,8 @@
         <w:t xml:space="preserve">[Funding.]</w:t>
       </w:r>
     </w:p>
-    <w:bookmarkEnd w:id="74"/>
-    <w:bookmarkStart w:id="75" w:name="acknowledgements"/>
+    <w:bookmarkEnd w:id="78"/>
+    <w:bookmarkStart w:id="79" w:name="acknowledgements"/>
     <w:p>
       <w:pPr>
         <w:pStyle w:val="Heading1"/>
@@ -18589,8 +19444,8 @@
         <w:t xml:space="preserve">This work contains modified Copernicus Climate Change Service information (2014–2023).</w:t>
       </w:r>
     </w:p>
-    <w:bookmarkEnd w:id="75"/>
-    <w:bookmarkStart w:id="76" w:name="declaration-of-generative-ai-use"/>
+    <w:bookmarkEnd w:id="79"/>
+    <w:bookmarkStart w:id="80" w:name="declaration-of-generative-ai-use"/>
     <w:p>
       <w:pPr>
         <w:pStyle w:val="Heading1"/>
@@ -18607,8 +19462,8 @@
         <w:t xml:space="preserve">During the preparation of this work the author(s) used [tool name] in order to [purpose]. After using this tool, the author(s) reviewed and edited the content as needed and take(s) full responsibility for the content of the published article.</w:t>
       </w:r>
     </w:p>
-    <w:bookmarkEnd w:id="76"/>
-    <w:bookmarkStart w:id="77" w:name="data-and-code-availability"/>
+    <w:bookmarkEnd w:id="80"/>
+    <w:bookmarkStart w:id="81" w:name="data-and-code-availability"/>
     <w:p>
       <w:pPr>
         <w:pStyle w:val="Heading1"/>
@@ -18625,8 +19480,8 @@
         <w:t xml:space="preserve">The model code, configuration with all parameters and sources, and the processed results are available at [repository URL]. ERA5 data are available from the Copernicus Climate Change Service.</w:t>
       </w:r>
     </w:p>
-    <w:bookmarkEnd w:id="77"/>
-    <w:bookmarkStart w:id="78" w:name="conflict-of-interest"/>
+    <w:bookmarkEnd w:id="81"/>
+    <w:bookmarkStart w:id="82" w:name="conflict-of-interest"/>
     <w:p>
       <w:pPr>
         <w:pStyle w:val="Heading1"/>
@@ -18643,8 +19498,8 @@
         <w:t xml:space="preserve">The authors declare that they have no known competing financial interests or personal relationships that could have appeared to influence the work reported in this paper.</w:t>
       </w:r>
     </w:p>
-    <w:bookmarkEnd w:id="78"/>
-    <w:bookmarkStart w:id="79" w:name="credit-authorship-contribution-statement"/>
+    <w:bookmarkEnd w:id="82"/>
+    <w:bookmarkStart w:id="83" w:name="credit-authorship-contribution-statement"/>
     <w:p>
       <w:pPr>
         <w:pStyle w:val="Heading1"/>
@@ -18661,8 +19516,8 @@
         <w:t xml:space="preserve">[Author 1]: Conceptualization, Methodology, Software, Formal analysis, Writing – original draft. [Author 2]: Supervision, Writing – review &amp; editing.</w:t>
       </w:r>
     </w:p>
-    <w:bookmarkEnd w:id="79"/>
-    <w:bookmarkStart w:id="80" w:name="references"/>
+    <w:bookmarkEnd w:id="83"/>
+    <w:bookmarkStart w:id="84" w:name="references"/>
     <w:p>
       <w:pPr>
         <w:pStyle w:val="Heading1"/>
@@ -18991,7 +19846,7 @@
         <w:t xml:space="preserve">Zhang Q, Grossmann IE (2016) Enterprise-wide optimization for industrial demand side management: fundamentals, advances, and perspectives. Chem Eng Res Des 116:114–31.</w:t>
       </w:r>
     </w:p>
-    <w:bookmarkEnd w:id="80"/>
+    <w:bookmarkEnd w:id="84"/>
     <w:sectPr>
       <w:footerReference r:id="rId9" w:type="default"/>
       <w:pgSz w:h="15840" w:w="12240"/>

--- a/docs/paper/paper.docx
+++ b/docs/paper/paper.docx
@@ -1284,79 +1284,49 @@
         <w:pStyle w:val="BodyText"/>
       </w:pPr>
       <w:r>
-        <w:t xml:space="preserve">The base case uses the existing main turbines rather than a new, smaller</w:t>
-      </w:r>
-      <w:r>
-        <w:t xml:space="preserve"> </w:t>
-      </w:r>
-      <w:r>
-        <w:t xml:space="preserve">GT, for three reasons. First, wind is being added to existing platforms that</w:t>
-      </w:r>
-      <w:r>
-        <w:t xml:space="preserve"> </w:t>
-      </w:r>
-      <w:r>
-        <w:t xml:space="preserve">keep their installed turbines; the five platforms supplied by Hywind Tampen</w:t>
-      </w:r>
-      <w:r>
-        <w:t xml:space="preserve"> </w:t>
-      </w:r>
-      <w:r>
-        <w:t xml:space="preserve">are an example (Equinor 2023). Second, load flexibility is an operational</w:t>
-      </w:r>
-      <w:r>
-        <w:t xml:space="preserve"> </w:t>
-      </w:r>
-      <w:r>
-        <w:t xml:space="preserve">measure, whereas a new GT is an investment; keeping the fleet fixed isolates</w:t>
-      </w:r>
-      <w:r>
-        <w:t xml:space="preserve"> </w:t>
-      </w:r>
-      <w:r>
-        <w:t xml:space="preserve">the value of flexibility. The effect of a smaller unit is quantified</w:t>
-      </w:r>
-      <w:r>
-        <w:t xml:space="preserve"> </w:t>
-      </w:r>
-      <w:r>
-        <w:t xml:space="preserve">separately in the sensitivity analysis with an 11.35 MW Solar Turbines</w:t>
-      </w:r>
-      <w:r>
-        <w:t xml:space="preserve"> </w:t>
-      </w:r>
-      <w:r>
-        <w:t xml:space="preserve">Mars 100 (Solar Turbines n.d.), either replacing one main unit or added to the</w:t>
-      </w:r>
-      <w:r>
-        <w:t xml:space="preserve"> </w:t>
-      </w:r>
-      <w:r>
-        <w:t xml:space="preserve">three, with both fixed and flexible demand. Third, the main turbine is a published reference machine with</w:t>
-      </w:r>
-      <w:r>
-        <w:t xml:space="preserve"> </w:t>
-      </w:r>
-      <w:r>
-        <w:t xml:space="preserve">a documented part-load curve (Svendsen et al. 2023), whereas manufacturers publish</w:t>
-      </w:r>
-      <w:r>
-        <w:t xml:space="preserve"> </w:t>
-      </w:r>
-      <w:r>
-        <w:t xml:space="preserve">only full-load ratings for small units. A small unit alone could not carry</w:t>
-      </w:r>
-      <w:r>
-        <w:t xml:space="preserve"> </w:t>
-      </w:r>
-      <w:r>
-        <w:t xml:space="preserve">the 20 MW platform with 5 MW of reserve in calm periods, so it is meaningful</w:t>
-      </w:r>
-      <w:r>
-        <w:t xml:space="preserve"> </w:t>
-      </w:r>
-      <w:r>
-        <w:t xml:space="preserve">only as part of a mixed fleet.</w:t>
+        <w:t xml:space="preserve">The base case keeps the existing main turbines, as on the five platforms</w:t>
+      </w:r>
+      <w:r>
+        <w:t xml:space="preserve"> </w:t>
+      </w:r>
+      <w:r>
+        <w:t xml:space="preserve">supplied by Hywind Tampen (Equinor 2023), for two reasons: load flexibility is</w:t>
+      </w:r>
+      <w:r>
+        <w:t xml:space="preserve"> </w:t>
+      </w:r>
+      <w:r>
+        <w:t xml:space="preserve">an operational measure, whereas a new GT is an investment, so a fixed fleet</w:t>
+      </w:r>
+      <w:r>
+        <w:t xml:space="preserve"> </w:t>
+      </w:r>
+      <w:r>
+        <w:t xml:space="preserve">isolates the value of flexibility; and the main turbine is a published</w:t>
+      </w:r>
+      <w:r>
+        <w:t xml:space="preserve"> </w:t>
+      </w:r>
+      <w:r>
+        <w:t xml:space="preserve">reference machine with a documented part-load curve (Svendsen et al. 2023). A smaller</w:t>
+      </w:r>
+      <w:r>
+        <w:t xml:space="preserve"> </w:t>
+      </w:r>
+      <w:r>
+        <w:t xml:space="preserve">unit, an 11.35 MW Solar Turbines Mars 100 (Solar Turbines n.d.), is tested in the</w:t>
+      </w:r>
+      <w:r>
+        <w:t xml:space="preserve"> </w:t>
+      </w:r>
+      <w:r>
+        <w:t xml:space="preserve">sensitivity analysis, replacing one main unit or added to the three. Alone it</w:t>
+      </w:r>
+      <w:r>
+        <w:t xml:space="preserve"> </w:t>
+      </w:r>
+      <w:r>
+        <w:t xml:space="preserve">could not carry the 20 MW platform with 5 MW of reserve in calm periods.</w:t>
       </w:r>
     </w:p>
     <w:p>
@@ -1400,19 +1370,7 @@
         <w:t xml:space="preserve"> </w:t>
       </w:r>
       <w:r>
-        <w:t xml:space="preserve">as assumptions because no published value could be found (Table S1). An</w:t>
-      </w:r>
-      <w:r>
-        <w:t xml:space="preserve"> </w:t>
-      </w:r>
-      <w:r>
-        <w:t xml:space="preserve">automated test suite checks each model component against hand calculations</w:t>
-      </w:r>
-      <w:r>
-        <w:t xml:space="preserve"> </w:t>
-      </w:r>
-      <w:r>
-        <w:t xml:space="preserve">and published values.</w:t>
+        <w:t xml:space="preserve">as assumptions because no published value could be found (Table S1).</w:t>
       </w:r>
     </w:p>
     <w:p>
@@ -7944,61 +7902,13 @@
         <w:pStyle w:val="FirstParagraph"/>
       </w:pPr>
       <w:r>
-        <w:t xml:space="preserve">The model components were verified by automated tests before the case</w:t>
-      </w:r>
-      <w:r>
-        <w:t xml:space="preserve"> </w:t>
-      </w:r>
-      <w:r>
-        <w:t xml:space="preserve">runs. The water injection pump power from NeqSim matches a hand calculation</w:t>
-      </w:r>
-      <w:r>
-        <w:t xml:space="preserve"> </w:t>
-      </w:r>
-      <w:r>
-        <w:t xml:space="preserve">of hydraulic power, the fuel model reproduces the LEOGO fuel coefficients,</w:t>
-      </w:r>
-      <w:r>
-        <w:t xml:space="preserve"> </w:t>
-      </w:r>
-      <w:r>
-        <w:t xml:space="preserve">and the piecewise-linear lever curves used by the scheduler match the</w:t>
-      </w:r>
-      <w:r>
-        <w:t xml:space="preserve"> </w:t>
-      </w:r>
-      <w:r>
-        <w:t xml:space="preserve">process model at every breakpoint. For the scheduler, the tests check on</w:t>
-      </w:r>
-      <w:r>
-        <w:t xml:space="preserve"> </w:t>
-      </w:r>
-      <w:r>
-        <w:t xml:space="preserve">short synthetic wind series that the power and heat balances close in every</w:t>
-      </w:r>
-      <w:r>
-        <w:t xml:space="preserve"> </w:t>
-      </w:r>
-      <w:r>
-        <w:t xml:space="preserve">hour, that the consumer limits and ramp rates are respected, that the fuel</w:t>
-      </w:r>
-      <w:r>
-        <w:t xml:space="preserve"> </w:t>
-      </w:r>
-      <w:r>
-        <w:t xml:space="preserve">reported equals the GT model applied to the scheduled loads, that a zero</w:t>
-      </w:r>
-      <w:r>
-        <w:t xml:space="preserve"> </w:t>
-      </w:r>
-      <w:r>
-        <w:t xml:space="preserve">deficit limit reproduces fixed injection, and that neither flexibility nor</w:t>
-      </w:r>
-      <w:r>
-        <w:t xml:space="preserve"> </w:t>
-      </w:r>
-      <w:r>
-        <w:t xml:space="preserve">a battery ever increases fuel use compared with fixed demand.</w:t>
+        <w:t xml:space="preserve">The model components were verified by automated tests against hand</w:t>
+      </w:r>
+      <w:r>
+        <w:t xml:space="preserve"> </w:t>
+      </w:r>
+      <w:r>
+        <w:t xml:space="preserve">calculations and published values (Supplementary material, S5).</w:t>
       </w:r>
     </w:p>
     <w:p>
@@ -10052,19 +9962,59 @@
         <w:t xml:space="preserve"> </w:t>
       </w:r>
       <w:r>
-        <w:t xml:space="preserve">With GTs only (Case 1), two turbines run in every hour in order to carry the</w:t>
-      </w:r>
-      <w:r>
-        <w:t xml:space="preserve"> </w:t>
-      </w:r>
-      <w:r>
-        <w:t xml:space="preserve">average load of 18.8 MW and the reserve of 5 MW, each at about 43 % load. The</w:t>
-      </w:r>
-      <w:r>
-        <w:t xml:space="preserve"> </w:t>
-      </w:r>
-      <w:r>
-        <w:t xml:space="preserve">platform burns 54.6 MSm³ of fuel gas and emits 127.7 kt CO</w:t>
+        <w:t xml:space="preserve">With GTs only (Case 1), two turbines run in every hour to carry the average</w:t>
+      </w:r>
+      <w:r>
+        <w:t xml:space="preserve"> </w:t>
+      </w:r>
+      <w:r>
+        <w:t xml:space="preserve">load of 18.8 MW and the 5 MW reserve, each at about 43 % load, so all 17,520</w:t>
+      </w:r>
+      <w:r>
+        <w:t xml:space="preserve"> </w:t>
+      </w:r>
+      <w:r>
+        <w:t xml:space="preserve">GT unit-hours are low-load hours. Even without wind, the reserve keeps the</w:t>
+      </w:r>
+      <w:r>
+        <w:t xml:space="preserve"> </w:t>
+      </w:r>
+      <w:r>
+        <w:t xml:space="preserve">turbines far from their best efficiency.</w:t>
+      </w:r>
+    </w:p>
+    <w:p>
+      <w:pPr>
+        <w:pStyle w:val="BodyText"/>
+      </w:pPr>
+      <w:r>
+        <w:t xml:space="preserve">A 30 MW wind farm with fixed demand (Case 2) halves the emissions, to 64.7 kt</w:t>
+      </w:r>
+      <w:r>
+        <w:t xml:space="preserve"> </w:t>
+      </w:r>
+      <w:r>
+        <w:t xml:space="preserve">(−49.4 %). Wind covers 54 % of the demand, and one GT is sufficient in 7,058</w:t>
+      </w:r>
+      <w:r>
+        <w:t xml:space="preserve"> </w:t>
+      </w:r>
+      <w:r>
+        <w:t xml:space="preserve">h. Since the demand cannot follow the wind, 33 % of the available wind energy</w:t>
+      </w:r>
+      <w:r>
+        <w:t xml:space="preserve"> </w:t>
+      </w:r>
+      <w:r>
+        <w:t xml:space="preserve">is curtailed, and a second GT is still required in 1,702 h.</w:t>
+      </w:r>
+    </w:p>
+    <w:p>
+      <w:pPr>
+        <w:pStyle w:val="BodyText"/>
+      </w:pPr>
+      <w:r>
+        <w:t xml:space="preserve">Flexible scheduling (Case 3) reduces the CO</w:t>
       </w:r>
       <w:r>
         <w:rPr>
@@ -10076,71 +10026,31 @@
         <w:t xml:space="preserve"> </w:t>
       </w:r>
       <w:r>
-        <w:t xml:space="preserve">per year, and all</w:t>
-      </w:r>
-      <w:r>
-        <w:t xml:space="preserve"> </w:t>
-      </w:r>
-      <w:r>
-        <w:t xml:space="preserve">17,520 GT unit-hours are low-load hours. This result illustrates the reserve</w:t>
-      </w:r>
-      <w:r>
-        <w:t xml:space="preserve"> </w:t>
-      </w:r>
-      <w:r>
-        <w:t xml:space="preserve">problem of off-grid platforms: even without wind, the turbines are operated</w:t>
-      </w:r>
-      <w:r>
-        <w:t xml:space="preserve"> </w:t>
-      </w:r>
-      <w:r>
-        <w:t xml:space="preserve">far from their best efficiency.</w:t>
-      </w:r>
-    </w:p>
-    <w:p>
-      <w:pPr>
-        <w:pStyle w:val="BodyText"/>
-      </w:pPr>
-      <w:r>
-        <w:t xml:space="preserve">A 30 MW wind farm with fixed demand (Case 2) halves the emissions, to 64.7 kt</w:t>
-      </w:r>
-      <w:r>
-        <w:t xml:space="preserve"> </w:t>
-      </w:r>
-      <w:r>
-        <w:t xml:space="preserve">(−49.4 %). Wind covers 54 % of the electricity demand, and one GT is</w:t>
-      </w:r>
-      <w:r>
-        <w:t xml:space="preserve"> </w:t>
-      </w:r>
-      <w:r>
-        <w:t xml:space="preserve">sufficient in 7,058 h. Since the demand cannot follow the wind, 44.5 GWh, or</w:t>
-      </w:r>
-      <w:r>
-        <w:t xml:space="preserve"> </w:t>
-      </w:r>
-      <w:r>
-        <w:t xml:space="preserve">33 % of the available wind energy, is curtailed, and the mean load of the</w:t>
-      </w:r>
-      <w:r>
-        <w:t xml:space="preserve"> </w:t>
-      </w:r>
-      <w:r>
-        <w:t xml:space="preserve">running GTs decreases to 32 % of rating. A second GT is still required in</w:t>
-      </w:r>
-      <w:r>
-        <w:t xml:space="preserve"> </w:t>
-      </w:r>
-      <w:r>
-        <w:t xml:space="preserve">1,702 h and is started 149 times.</w:t>
-      </w:r>
-    </w:p>
-    <w:p>
-      <w:pPr>
-        <w:pStyle w:val="BodyText"/>
-      </w:pPr>
-      <w:r>
-        <w:t xml:space="preserve">Flexible scheduling (Case 3) reduces the CO</w:t>
+        <w:t xml:space="preserve">emissions by a further 7.2</w:t>
+      </w:r>
+      <w:r>
+        <w:t xml:space="preserve"> </w:t>
+      </w:r>
+      <w:r>
+        <w:t xml:space="preserve">kt/yr, or 11.1 % relative to Case 2, without any loss of production. The GT</w:t>
+      </w:r>
+      <w:r>
+        <w:t xml:space="preserve"> </w:t>
+      </w:r>
+      <w:r>
+        <w:t xml:space="preserve">running hours fall from 10,462 to 8,788 unit-h, the low-load unit-hours by 34</w:t>
+      </w:r>
+      <w:r>
+        <w:t xml:space="preserve"> </w:t>
+      </w:r>
+      <w:r>
+        <w:t xml:space="preserve">% and the GT starts from 149 to 3, and the curtailment decreases by 13 %. The</w:t>
+      </w:r>
+      <w:r>
+        <w:t xml:space="preserve"> </w:t>
+      </w:r>
+      <w:r>
+        <w:t xml:space="preserve">combined fuel value and CO</w:t>
       </w:r>
       <w:r>
         <w:rPr>
@@ -10152,61 +10062,13 @@
         <w:t xml:space="preserve"> </w:t>
       </w:r>
       <w:r>
-        <w:t xml:space="preserve">emissions by a further 7.2 kt/yr,</w:t>
-      </w:r>
-      <w:r>
-        <w:t xml:space="preserve"> </w:t>
-      </w:r>
-      <w:r>
-        <w:t xml:space="preserve">or 11.1 % relative to Case 2, to 57.5 kt, without any loss of production, and</w:t>
-      </w:r>
-      <w:r>
-        <w:t xml:space="preserve"> </w:t>
-      </w:r>
-      <w:r>
-        <w:t xml:space="preserve">the fuel use decreases by the same 11 %. The GT running hours fall from 10,462</w:t>
-      </w:r>
-      <w:r>
-        <w:t xml:space="preserve"> </w:t>
-      </w:r>
-      <w:r>
-        <w:t xml:space="preserve">to 8,788 unit-h, the low-load unit-hours by 34 % and the number of GT starts</w:t>
-      </w:r>
-      <w:r>
-        <w:t xml:space="preserve"> </w:t>
-      </w:r>
-      <w:r>
-        <w:t xml:space="preserve">from 149 to 3. Wind covers 57.6 % of the demand, the curtailment decreases by</w:t>
-      </w:r>
-      <w:r>
-        <w:t xml:space="preserve"> </w:t>
-      </w:r>
-      <w:r>
-        <w:t xml:space="preserve">13 % to 38.7 GWh, and the mean load of the running GTs increases to 36 %. The</w:t>
-      </w:r>
-      <w:r>
-        <w:t xml:space="preserve"> </w:t>
-      </w:r>
-      <w:r>
-        <w:t xml:space="preserve">combined fuel value and CO</w:t>
-      </w:r>
-      <w:r>
-        <w:rPr>
-          <w:vertAlign w:val="subscript"/>
-        </w:rPr>
-        <w:t xml:space="preserve">2</w:t>
-      </w:r>
-      <w:r>
-        <w:t xml:space="preserve"> </w:t>
-      </w:r>
-      <w:r>
-        <w:t xml:space="preserve">cost is reduced by 27 MNOK/yr, of which 12.9 MNOK</w:t>
-      </w:r>
-      <w:r>
-        <w:t xml:space="preserve"> </w:t>
-      </w:r>
-      <w:r>
-        <w:t xml:space="preserve">is the value of the fuel saved.</w:t>
+        <w:t xml:space="preserve">cost is reduced by 27 MNOK/yr, of which 12.9</w:t>
+      </w:r>
+      <w:r>
+        <w:t xml:space="preserve"> </w:t>
+      </w:r>
+      <w:r>
+        <w:t xml:space="preserve">MNOK is the value of the fuel saved.</w:t>
       </w:r>
     </w:p>
     <w:p>
@@ -10214,43 +10076,25 @@
         <w:pStyle w:val="BodyText"/>
       </w:pPr>
       <w:r>
-        <w:t xml:space="preserve">The 4 MW / 4 MWh battery (Case 4) gives an additional reduction of only 0.3</w:t>
-      </w:r>
-      <w:r>
-        <w:t xml:space="preserve"> </w:t>
-      </w:r>
-      <w:r>
-        <w:t xml:space="preserve">kt, or 0.6 % relative to Case 3. It removes the remaining starts and the last</w:t>
-      </w:r>
-      <w:r>
-        <w:t xml:space="preserve"> </w:t>
-      </w:r>
-      <w:r>
-        <w:t xml:space="preserve">hours with a second GT, but its annual throughput is only 0.8 GWh. As one GT</w:t>
-      </w:r>
-      <w:r>
-        <w:t xml:space="preserve"> </w:t>
-      </w:r>
-      <w:r>
-        <w:t xml:space="preserve">must always be online, the battery cannot remove the main remaining loss,</w:t>
-      </w:r>
-      <w:r>
-        <w:t xml:space="preserve"> </w:t>
-      </w:r>
-      <w:r>
-        <w:t xml:space="preserve">which is one turbine idling near minimum load whenever the wind covers the</w:t>
-      </w:r>
-      <w:r>
-        <w:t xml:space="preserve"> </w:t>
-      </w:r>
-      <w:r>
-        <w:t xml:space="preserve">demand, and the low-load unit-hours even increase slightly, from 5,932 to</w:t>
-      </w:r>
-      <w:r>
-        <w:t xml:space="preserve"> </w:t>
-      </w:r>
-      <w:r>
-        <w:t xml:space="preserve">6,242.</w:t>
+        <w:t xml:space="preserve">The 4 MW / 4 MWh battery (Case 4) adds only 0.3 kt (0.6 %). It removes the</w:t>
+      </w:r>
+      <w:r>
+        <w:t xml:space="preserve"> </w:t>
+      </w:r>
+      <w:r>
+        <w:t xml:space="preserve">last starts and hours with a second GT, but with one GT always online it</w:t>
+      </w:r>
+      <w:r>
+        <w:t xml:space="preserve"> </w:t>
+      </w:r>
+      <w:r>
+        <w:t xml:space="preserve">cannot remove the main remaining loss, one turbine idling near minimum load</w:t>
+      </w:r>
+      <w:r>
+        <w:t xml:space="preserve"> </w:t>
+      </w:r>
+      <w:r>
+        <w:t xml:space="preserve">whenever the wind covers the demand.</w:t>
       </w:r>
     </w:p>
     <w:p>
@@ -16411,31 +16255,31 @@
         <w:pStyle w:val="BodyText"/>
       </w:pPr>
       <w:r>
-        <w:t xml:space="preserve">The schedule also changes the duty of the injection pumps. In Case 3, the</w:t>
-      </w:r>
-      <w:r>
-        <w:t xml:space="preserve"> </w:t>
-      </w:r>
-      <w:r>
-        <w:t xml:space="preserve">number of running pumps changes about 730 times a year, i.e. roughly two</w:t>
-      </w:r>
-      <w:r>
-        <w:t xml:space="preserve"> </w:t>
-      </w:r>
-      <w:r>
-        <w:t xml:space="preserve">starts per day, and this is not penalized in the model. A start cost or a</w:t>
-      </w:r>
-      <w:r>
-        <w:t xml:space="preserve"> </w:t>
-      </w:r>
-      <w:r>
-        <w:t xml:space="preserve">minimum run time would probably reduce the saving only slightly, since the</w:t>
-      </w:r>
-      <w:r>
-        <w:t xml:space="preserve"> </w:t>
-      </w:r>
-      <w:r>
-        <w:t xml:space="preserve">deficit limit is rarely reached, but this has not been tested.</w:t>
+        <w:t xml:space="preserve">The schedule also changes the duty of the injection pumps. Without a cost,</w:t>
+      </w:r>
+      <w:r>
+        <w:t xml:space="preserve"> </w:t>
+      </w:r>
+      <w:r>
+        <w:t xml:space="preserve">they start 731 times a year in Case 3, about twice a day. A modest start cost</w:t>
+      </w:r>
+      <w:r>
+        <w:t xml:space="preserve"> </w:t>
+      </w:r>
+      <w:r>
+        <w:t xml:space="preserve">reduces this to 100–160 starts a year at a loss of only 1–2 % of the saving</w:t>
+      </w:r>
+      <w:r>
+        <w:t xml:space="preserve"> </w:t>
+      </w:r>
+      <w:r>
+        <w:t xml:space="preserve">(Section 3.4), so pump wear is not an obstacle; an operator can choose the</w:t>
+      </w:r>
+      <w:r>
+        <w:t xml:space="preserve"> </w:t>
+      </w:r>
+      <w:r>
+        <w:t xml:space="preserve">start frequency it accepts.</w:t>
       </w:r>
     </w:p>
     <w:p>
@@ -16467,31 +16311,43 @@
         <w:t xml:space="preserve"> </w:t>
       </w:r>
       <w:r>
-        <w:t xml:space="preserve">53 % with flexible demand, and they remove most of the value of flexibility.</w:t>
-      </w:r>
-      <w:r>
-        <w:t xml:space="preserve"> </w:t>
-      </w:r>
-      <w:r>
-        <w:t xml:space="preserve">Such rules exist for good reasons of safety and regularity, and changing them</w:t>
-      </w:r>
-      <w:r>
-        <w:t xml:space="preserve"> </w:t>
-      </w:r>
-      <w:r>
-        <w:t xml:space="preserve">requires a technical justification, for instance grid-forming batteries that</w:t>
-      </w:r>
-      <w:r>
-        <w:t xml:space="preserve"> </w:t>
-      </w:r>
-      <w:r>
-        <w:t xml:space="preserve">can provide reserve and stability without a running GT. This is the logical</w:t>
-      </w:r>
-      <w:r>
-        <w:t xml:space="preserve"> </w:t>
-      </w:r>
-      <w:r>
-        <w:t xml:space="preserve">next step after demand flexibility.</w:t>
+        <w:t xml:space="preserve">53 % with flexible demand and remove most of the value of flexibility. Such</w:t>
+      </w:r>
+      <w:r>
+        <w:t xml:space="preserve"> </w:t>
+      </w:r>
+      <w:r>
+        <w:t xml:space="preserve">rules exist for good reasons of safety and regularity. Two measures can relax</w:t>
+      </w:r>
+      <w:r>
+        <w:t xml:space="preserve"> </w:t>
+      </w:r>
+      <w:r>
+        <w:t xml:space="preserve">them without new generation. Running injection pumps can serve as reserve,</w:t>
+      </w:r>
+      <w:r>
+        <w:t xml:space="preserve"> </w:t>
+      </w:r>
+      <w:r>
+        <w:t xml:space="preserve">since tripping them is fast and costs no production; this alone captures about</w:t>
+      </w:r>
+      <w:r>
+        <w:t xml:space="preserve"> </w:t>
+      </w:r>
+      <w:r>
+        <w:t xml:space="preserve">60 % of the benefit of flexibility. Grid-forming batteries that provide</w:t>
+      </w:r>
+      <w:r>
+        <w:t xml:space="preserve"> </w:t>
+      </w:r>
+      <w:r>
+        <w:t xml:space="preserve">reserve and stability without a running GT would go further and are the</w:t>
+      </w:r>
+      <w:r>
+        <w:t xml:space="preserve"> </w:t>
+      </w:r>
+      <w:r>
+        <w:t xml:space="preserve">logical next step after demand flexibility.</w:t>
       </w:r>
     </w:p>
     <w:p>
@@ -16499,43 +16355,49 @@
         <w:pStyle w:val="BodyText"/>
       </w:pPr>
       <w:r>
-        <w:t xml:space="preserve">The approach should be transferable to other installations, with some</w:t>
-      </w:r>
-      <w:r>
-        <w:t xml:space="preserve"> </w:t>
-      </w:r>
-      <w:r>
-        <w:t xml:space="preserve">reservations. A platform gains most when it has a large deferrable consumer,</w:t>
-      </w:r>
-      <w:r>
-        <w:t xml:space="preserve"> </w:t>
-      </w:r>
-      <w:r>
-        <w:t xml:space="preserve">an average demand close to the capacity of one GT minus the reserve, and a</w:t>
-      </w:r>
-      <w:r>
-        <w:t xml:space="preserve"> </w:t>
-      </w:r>
-      <w:r>
-        <w:t xml:space="preserve">wind supply of the same order as its demand. On other types of installations,</w:t>
-      </w:r>
-      <w:r>
-        <w:t xml:space="preserve"> </w:t>
-      </w:r>
-      <w:r>
-        <w:t xml:space="preserve">gas export compression, electric heating and the regeneration of glycol or</w:t>
-      </w:r>
-      <w:r>
-        <w:t xml:space="preserve"> </w:t>
-      </w:r>
-      <w:r>
-        <w:t xml:space="preserve">other process chemicals could be deferrable, but only where buffer storage</w:t>
-      </w:r>
-      <w:r>
-        <w:t xml:space="preserve"> </w:t>
-      </w:r>
-      <w:r>
-        <w:t xml:space="preserve">such as line pack or tank volume is available.</w:t>
+        <w:t xml:space="preserve">The approach should be transferable to other installations. The demand and</w:t>
+      </w:r>
+      <w:r>
+        <w:t xml:space="preserve"> </w:t>
+      </w:r>
+      <w:r>
+        <w:t xml:space="preserve">reserve map (Section 3.5) gives a simple screening rule: a platform gains</w:t>
+      </w:r>
+      <w:r>
+        <w:t xml:space="preserve"> </w:t>
+      </w:r>
+      <w:r>
+        <w:t xml:space="preserve">most, about 10–12 %, when its mean demand exceeds the rating of one GT minus</w:t>
+      </w:r>
+      <w:r>
+        <w:t xml:space="preserve"> </w:t>
+      </w:r>
+      <w:r>
+        <w:t xml:space="preserve">the reserve, and about 4–5 % otherwise, provided it has a large deferrable</w:t>
+      </w:r>
+      <w:r>
+        <w:t xml:space="preserve"> </w:t>
+      </w:r>
+      <w:r>
+        <w:t xml:space="preserve">consumer and a wind supply of the same order as its demand. On other types of</w:t>
+      </w:r>
+      <w:r>
+        <w:t xml:space="preserve"> </w:t>
+      </w:r>
+      <w:r>
+        <w:t xml:space="preserve">installations, gas export compression, electric heating and the regeneration</w:t>
+      </w:r>
+      <w:r>
+        <w:t xml:space="preserve"> </w:t>
+      </w:r>
+      <w:r>
+        <w:t xml:space="preserve">of glycol or other process chemicals could be deferrable, but only where</w:t>
+      </w:r>
+      <w:r>
+        <w:t xml:space="preserve"> </w:t>
+      </w:r>
+      <w:r>
+        <w:t xml:space="preserve">buffer storage such as line pack or tank volume is available.</w:t>
       </w:r>
     </w:p>
     <w:bookmarkEnd w:id="71"/>
@@ -16553,61 +16415,43 @@
         <w:pStyle w:val="FirstParagraph"/>
       </w:pPr>
       <w:r>
-        <w:t xml:space="preserve">Not all assumptions were varied in the sensitivity analysis, and the effect of</w:t>
-      </w:r>
-      <w:r>
-        <w:t xml:space="preserve"> </w:t>
-      </w:r>
-      <w:r>
-        <w:t xml:space="preserve">the untested ones can be traced through the mechanism described above. The</w:t>
-      </w:r>
-      <w:r>
-        <w:t xml:space="preserve"> </w:t>
-      </w:r>
-      <w:r>
-        <w:t xml:space="preserve">saving is determined by the number of hours in which, at fixed demand, the</w:t>
-      </w:r>
-      <w:r>
-        <w:t xml:space="preserve"> </w:t>
-      </w:r>
-      <w:r>
-        <w:t xml:space="preserve">platform runs one GT more than its load requires. This number increases with</w:t>
-      </w:r>
-      <w:r>
-        <w:t xml:space="preserve"> </w:t>
-      </w:r>
-      <w:r>
-        <w:t xml:space="preserve">the reserve requirement, with the demand relative to the capacity of one GT</w:t>
-      </w:r>
-      <w:r>
-        <w:t xml:space="preserve"> </w:t>
-      </w:r>
-      <w:r>
-        <w:t xml:space="preserve">and with the time that the wind spends just below the demand. A reserve larger</w:t>
-      </w:r>
-      <w:r>
-        <w:t xml:space="preserve"> </w:t>
-      </w:r>
-      <w:r>
-        <w:t xml:space="preserve">than 5 MW, or a platform whose demand is closer to the rating of one GT,</w:t>
-      </w:r>
-      <w:r>
-        <w:t xml:space="preserve"> </w:t>
-      </w:r>
-      <w:r>
-        <w:t xml:space="preserve">should thus increase the value of flexibility. A large spare GT capacity, or a</w:t>
-      </w:r>
-      <w:r>
-        <w:t xml:space="preserve"> </w:t>
-      </w:r>
-      <w:r>
-        <w:t xml:space="preserve">wind farm much larger than the demand, should reduce it, as the wind farm</w:t>
-      </w:r>
-      <w:r>
-        <w:t xml:space="preserve"> </w:t>
-      </w:r>
-      <w:r>
-        <w:t xml:space="preserve">sensitivity shows for the latter.</w:t>
+        <w:t xml:space="preserve">The saving is determined by the number of hours in which, at fixed demand, the</w:t>
+      </w:r>
+      <w:r>
+        <w:t xml:space="preserve"> </w:t>
+      </w:r>
+      <w:r>
+        <w:t xml:space="preserve">platform runs one GT more than its load requires. The sensitivity runs confirm</w:t>
+      </w:r>
+      <w:r>
+        <w:t xml:space="preserve"> </w:t>
+      </w:r>
+      <w:r>
+        <w:t xml:space="preserve">the expected direction of the main assumptions: a larger reserve, a reserve</w:t>
+      </w:r>
+      <w:r>
+        <w:t xml:space="preserve"> </w:t>
+      </w:r>
+      <w:r>
+        <w:t xml:space="preserve">that covers the wind, a higher GT minimum load and a demand above the margin</w:t>
+      </w:r>
+      <w:r>
+        <w:t xml:space="preserve"> </w:t>
+      </w:r>
+      <w:r>
+        <w:t xml:space="preserve">of one GT all increase the value of flexibility, whereas a wind farm much</w:t>
+      </w:r>
+      <w:r>
+        <w:t xml:space="preserve"> </w:t>
+      </w:r>
+      <w:r>
+        <w:t xml:space="preserve">larger than the demand, or injection pumps that already count as reserve,</w:t>
+      </w:r>
+      <w:r>
+        <w:t xml:space="preserve"> </w:t>
+      </w:r>
+      <w:r>
+        <w:t xml:space="preserve">reduce it.</w:t>
       </w:r>
     </w:p>
     <w:p>

--- a/docs/paper/paper.docx
+++ b/docs/paper/paper.docx
@@ -193,7 +193,7 @@
         <w:t xml:space="preserve"> </w:t>
       </w:r>
       <w:r>
-        <w:t xml:space="preserve">Gas turbines on offshore oil and gas platforms are a major source of CO</w:t>
+        <w:t xml:space="preserve">Gas turbines are a major source of CO</w:t>
       </w:r>
       <w:r>
         <w:rPr>
@@ -205,67 +205,55 @@
         <w:t xml:space="preserve"> </w:t>
       </w:r>
       <w:r>
-        <w:t xml:space="preserve">emissions, and the fuel saved by wind power integrated into these off-grid</w:t>
-      </w:r>
-      <w:r>
-        <w:t xml:space="preserve"> </w:t>
-      </w:r>
-      <w:r>
-        <w:t xml:space="preserve">systems is smaller than expected, since the turbines must remain online at</w:t>
-      </w:r>
-      <w:r>
-        <w:t xml:space="preserve"> </w:t>
-      </w:r>
-      <w:r>
-        <w:t xml:space="preserve">inefficient part load to provide reserve. Studies of wind-powered platforms</w:t>
-      </w:r>
-      <w:r>
-        <w:t xml:space="preserve"> </w:t>
-      </w:r>
-      <w:r>
-        <w:t xml:space="preserve">usually consider the topside load as fixed. Here, the electric demand of a</w:t>
-      </w:r>
-      <w:r>
-        <w:t xml:space="preserve"> </w:t>
-      </w:r>
-      <w:r>
-        <w:t xml:space="preserve">generic North Sea oil platform was mapped with a steady-state process model,</w:t>
-      </w:r>
-      <w:r>
-        <w:t xml:space="preserve"> </w:t>
-      </w:r>
-      <w:r>
-        <w:t xml:space="preserve">and each consumer was classified as must-run, flexible or sheddable. A</w:t>
-      </w:r>
-      <w:r>
-        <w:t xml:space="preserve"> </w:t>
-      </w:r>
-      <w:r>
-        <w:t xml:space="preserve">mixed-integer linear program was then used to schedule production rate, water</w:t>
-      </w:r>
-      <w:r>
-        <w:t xml:space="preserve"> </w:t>
-      </w:r>
-      <w:r>
-        <w:t xml:space="preserve">injection rate, gas turbine commitment, wind use and an optional battery for</w:t>
-      </w:r>
-      <w:r>
-        <w:t xml:space="preserve"> </w:t>
-      </w:r>
-      <w:r>
-        <w:t xml:space="preserve">one year at hourly resolution with ERA5 wind data, with postponed water</w:t>
-      </w:r>
-      <w:r>
-        <w:t xml:space="preserve"> </w:t>
-      </w:r>
-      <w:r>
-        <w:t xml:space="preserve">injection represented as a virtual storage. For a 20.3 MW platform supplied by</w:t>
-      </w:r>
-      <w:r>
-        <w:t xml:space="preserve"> </w:t>
-      </w:r>
-      <w:r>
-        <w:t xml:space="preserve">a 30 MW wind farm, wind with fixed demand reduces the annual CO</w:t>
+        <w:t xml:space="preserve">emissions on offshore oil and gas platforms, and wind power integrated into these off-grid systems saves less</w:t>
+      </w:r>
+      <w:r>
+        <w:t xml:space="preserve"> </w:t>
+      </w:r>
+      <w:r>
+        <w:t xml:space="preserve">fuel than expected, since the turbines must remain online at inefficient part</w:t>
+      </w:r>
+      <w:r>
+        <w:t xml:space="preserve"> </w:t>
+      </w:r>
+      <w:r>
+        <w:t xml:space="preserve">load to provide reserve. Studies usually treat the topside load as fixed. Here, the electric demand of a generic North Sea</w:t>
+      </w:r>
+      <w:r>
+        <w:t xml:space="preserve"> </w:t>
+      </w:r>
+      <w:r>
+        <w:t xml:space="preserve">oil platform was mapped with a steady-state process model, each consumer was</w:t>
+      </w:r>
+      <w:r>
+        <w:t xml:space="preserve"> </w:t>
+      </w:r>
+      <w:r>
+        <w:t xml:space="preserve">classified as must-run, flexible or sheddable, and a mixed-integer linear</w:t>
+      </w:r>
+      <w:r>
+        <w:t xml:space="preserve"> </w:t>
+      </w:r>
+      <w:r>
+        <w:t xml:space="preserve">program scheduled production, water injection, gas turbine commitment, wind</w:t>
+      </w:r>
+      <w:r>
+        <w:t xml:space="preserve"> </w:t>
+      </w:r>
+      <w:r>
+        <w:t xml:space="preserve">use and an optional battery hourly over ten ERA5 weather years, with postponed</w:t>
+      </w:r>
+      <w:r>
+        <w:t xml:space="preserve"> </w:t>
+      </w:r>
+      <w:r>
+        <w:t xml:space="preserve">injection as a virtual storage. For a 20.3 MW platform with a 30 MW wind farm,</w:t>
+      </w:r>
+      <w:r>
+        <w:t xml:space="preserve"> </w:t>
+      </w:r>
+      <w:r>
+        <w:t xml:space="preserve">wind with fixed demand reduces CO</w:t>
       </w:r>
       <w:r>
         <w:rPr>
@@ -277,49 +265,49 @@
         <w:t xml:space="preserve"> </w:t>
       </w:r>
       <w:r>
-        <w:t xml:space="preserve">emissions</w:t>
-      </w:r>
-      <w:r>
-        <w:t xml:space="preserve"> </w:t>
-      </w:r>
-      <w:r>
-        <w:t xml:space="preserve">by 49 %. Flexible scheduling cuts them by a further 11 % (7.2 kt/yr) without</w:t>
-      </w:r>
-      <w:r>
-        <w:t xml:space="preserve"> </w:t>
-      </w:r>
-      <w:r>
-        <w:t xml:space="preserve">lost production, mostly because a second gas turbine is avoided: the hours</w:t>
-      </w:r>
-      <w:r>
-        <w:t xml:space="preserve"> </w:t>
-      </w:r>
-      <w:r>
-        <w:t xml:space="preserve">with two turbines online fall from 1,702 to 28. Over ten weather years it</w:t>
-      </w:r>
-      <w:r>
-        <w:t xml:space="preserve"> </w:t>
-      </w:r>
-      <w:r>
-        <w:t xml:space="preserve">ranges from 10.5 to 11.7 %. About 24 h of deferrable injection captures it,</w:t>
-      </w:r>
-      <w:r>
-        <w:t xml:space="preserve"> </w:t>
-      </w:r>
-      <w:r>
-        <w:t xml:space="preserve">and a small added gas turbine is complementary, whereas operating rules that</w:t>
-      </w:r>
-      <w:r>
-        <w:t xml:space="preserve"> </w:t>
-      </w:r>
-      <w:r>
-        <w:t xml:space="preserve">keep two gas turbines online remove most of the gain. With two gas turbines</w:t>
-      </w:r>
-      <w:r>
-        <w:t xml:space="preserve"> </w:t>
-      </w:r>
-      <w:r>
-        <w:t xml:space="preserve">online, as the operator’s estimate assumes, the model matches the CO</w:t>
+        <w:t xml:space="preserve">emissions by 49 %. Flexible scheduling</w:t>
+      </w:r>
+      <w:r>
+        <w:t xml:space="preserve"> </w:t>
+      </w:r>
+      <w:r>
+        <w:t xml:space="preserve">cuts them by a further 11 % (7.2 kt/yr, 10.5–11.7 % across weather years)</w:t>
+      </w:r>
+      <w:r>
+        <w:t xml:space="preserve"> </w:t>
+      </w:r>
+      <w:r>
+        <w:t xml:space="preserve">without lost production. Of this saving, 58 % comes from avoiding a second running gas turbine and 42 % from catching up injection with otherwise curtailed wind. A 24 h deferral suffices. The benefit roughly</w:t>
+      </w:r>
+      <w:r>
+        <w:t xml:space="preserve"> </w:t>
+      </w:r>
+      <w:r>
+        <w:t xml:space="preserve">doubles, from 4–5 % to 8–12 %, once mean demand exceeds one turbine’s rating</w:t>
+      </w:r>
+      <w:r>
+        <w:t xml:space="preserve"> </w:t>
+      </w:r>
+      <w:r>
+        <w:t xml:space="preserve">minus the reserve, and a persistence wind forecast retains 94 % of it.</w:t>
+      </w:r>
+      <w:r>
+        <w:t xml:space="preserve"> </w:t>
+      </w:r>
+      <w:r>
+        <w:t xml:space="preserve">Operating rules that keep two gas turbines online remove most of the gain,</w:t>
+      </w:r>
+      <w:r>
+        <w:t xml:space="preserve"> </w:t>
+      </w:r>
+      <w:r>
+        <w:t xml:space="preserve">whereas counting injection pumps as trippable reserve captures about 60 %</w:t>
+      </w:r>
+      <w:r>
+        <w:t xml:space="preserve"> </w:t>
+      </w:r>
+      <w:r>
+        <w:t xml:space="preserve">without scheduling. With two turbines online, as the operator assumes, the model matches the CO</w:t>
       </w:r>
       <w:r>
         <w:rPr>
@@ -331,7 +319,7 @@
         <w:t xml:space="preserve"> </w:t>
       </w:r>
       <w:r>
-        <w:t xml:space="preserve">avoided per MWh of wind expected for Hywind Tampen.</w:t>
+        <w:t xml:space="preserve">avoided per MWh of wind expected at Hywind Tampen.</w:t>
       </w:r>
     </w:p>
     <w:p>
@@ -7644,13 +7632,7 @@
         <w:t xml:space="preserve"> </w:t>
       </w:r>
       <w:r>
-        <w:t xml:space="preserve">to it (persistence forecast). The same hourly re-planning with the actual wind</w:t>
-      </w:r>
-      <w:r>
-        <w:t xml:space="preserve"> </w:t>
-      </w:r>
-      <w:r>
-        <w:t xml:space="preserve">isolates the effect of the forecast from that of the shorter horizon.</w:t>
+        <w:t xml:space="preserve">to it (persistence forecast). The same hourly re-planning with the actual wind isolates the effect of the forecast from that of the shorter horizon. Two rules for the injection deficit were compared: each plan must end with no more deficit than it started with, as in the weekly windows, or the deficit left at the end of the plan is valued at 25 % or 50 % of the GT fuel needed to catch it up later, 2,082 Sm³ per hour of full-rate injection. Deficit left at the end of the year is added to the fuel use at the full rate.</w:t>
       </w:r>
     </w:p>
     <w:p>
@@ -11027,7 +11009,19 @@
         <w:t xml:space="preserve"> </w:t>
       </w:r>
       <w:r>
-        <w:t xml:space="preserve">[kt/yr] in the sensitivity runs (2023).</w:t>
+        <w:t xml:space="preserve">[kt/yr] in the sensitivity runs (2023). Re-planning</w:t>
+      </w:r>
+      <w:r>
+        <w:t xml:space="preserve"> </w:t>
+      </w:r>
+      <w:r>
+        <w:t xml:space="preserve">runs include the fuel to catch up the injection deficit left at the end of the</w:t>
+      </w:r>
+      <w:r>
+        <w:t xml:space="preserve"> </w:t>
+      </w:r>
+      <w:r>
+        <w:t xml:space="preserve">year.</w:t>
       </w:r>
     </w:p>
     <w:tbl>
@@ -11046,11 +11040,11 @@
         </w:tblBorders>
       </w:tblPr>
       <w:tblGrid>
-        <w:gridCol w:w="1847"/>
-        <w:gridCol w:w="2463"/>
-        <w:gridCol w:w="1539"/>
-        <w:gridCol w:w="1539"/>
-        <w:gridCol w:w="1970"/>
+        <w:gridCol w:w="2311"/>
+        <w:gridCol w:w="2311"/>
+        <w:gridCol w:w="1444"/>
+        <w:gridCol w:w="1444"/>
+        <w:gridCol w:w="1848"/>
       </w:tblGrid>
       <w:tr>
         <w:trPr>
@@ -11058,7 +11052,7 @@
         </w:trPr>
         <w:tc>
           <w:tcPr>
-            <w:tcW w:type="dxa" w:w="1847"/>
+            <w:tcW w:type="dxa" w:w="2311"/>
             <w:tcBorders>
               <w:bottom w:val="single" w:sz="4" w:space="0" w:color="000000"/>
             </w:tcBorders>
@@ -11080,7 +11074,7 @@
         </w:tc>
         <w:tc>
           <w:tcPr>
-            <w:tcW w:type="dxa" w:w="2463"/>
+            <w:tcW w:type="dxa" w:w="2311"/>
             <w:tcBorders>
               <w:bottom w:val="single" w:sz="4" w:space="0" w:color="000000"/>
             </w:tcBorders>
@@ -11102,7 +11096,7 @@
         </w:tc>
         <w:tc>
           <w:tcPr>
-            <w:tcW w:type="dxa" w:w="1539"/>
+            <w:tcW w:type="dxa" w:w="1444"/>
             <w:tcBorders>
               <w:bottom w:val="single" w:sz="4" w:space="0" w:color="000000"/>
             </w:tcBorders>
@@ -11124,7 +11118,7 @@
         </w:tc>
         <w:tc>
           <w:tcPr>
-            <w:tcW w:type="dxa" w:w="1539"/>
+            <w:tcW w:type="dxa" w:w="1444"/>
             <w:tcBorders>
               <w:bottom w:val="single" w:sz="4" w:space="0" w:color="000000"/>
             </w:tcBorders>
@@ -11146,7 +11140,7 @@
         </w:tc>
         <w:tc>
           <w:tcPr>
-            <w:tcW w:type="dxa" w:w="1970"/>
+            <w:tcW w:type="dxa" w:w="1848"/>
             <w:tcBorders>
               <w:bottom w:val="single" w:sz="4" w:space="0" w:color="000000"/>
             </w:tcBorders>
@@ -11170,7 +11164,7 @@
       <w:tr>
         <w:tc>
           <w:tcPr>
-            <w:tcW w:type="dxa" w:w="1847"/>
+            <w:tcW w:type="dxa" w:w="2311"/>
           </w:tcPr>
           <w:p>
             <w:pPr>
@@ -11188,7 +11182,7 @@
         </w:tc>
         <w:tc>
           <w:tcPr>
-            <w:tcW w:type="dxa" w:w="2463"/>
+            <w:tcW w:type="dxa" w:w="2311"/>
           </w:tcPr>
           <w:p>
             <w:pPr>
@@ -11206,7 +11200,7 @@
         </w:tc>
         <w:tc>
           <w:tcPr>
-            <w:tcW w:type="dxa" w:w="1539"/>
+            <w:tcW w:type="dxa" w:w="1444"/>
           </w:tcPr>
           <w:p>
             <w:pPr>
@@ -11224,7 +11218,7 @@
         </w:tc>
         <w:tc>
           <w:tcPr>
-            <w:tcW w:type="dxa" w:w="1539"/>
+            <w:tcW w:type="dxa" w:w="1444"/>
           </w:tcPr>
           <w:p>
             <w:pPr>
@@ -11242,7 +11236,7 @@
         </w:tc>
         <w:tc>
           <w:tcPr>
-            <w:tcW w:type="dxa" w:w="1970"/>
+            <w:tcW w:type="dxa" w:w="1848"/>
           </w:tcPr>
           <w:p>
             <w:pPr>
@@ -11256,7 +11250,7 @@
       <w:tr>
         <w:tc>
           <w:tcPr>
-            <w:tcW w:type="dxa" w:w="1847"/>
+            <w:tcW w:type="dxa" w:w="2311"/>
           </w:tcPr>
           <w:p>
             <w:pPr>
@@ -11274,7 +11268,7 @@
         </w:tc>
         <w:tc>
           <w:tcPr>
-            <w:tcW w:type="dxa" w:w="2463"/>
+            <w:tcW w:type="dxa" w:w="2311"/>
           </w:tcPr>
           <w:p>
             <w:pPr>
@@ -11292,31 +11286,31 @@
         </w:tc>
         <w:tc>
           <w:tcPr>
-            <w:tcW w:type="dxa" w:w="1539"/>
-          </w:tcPr>
-          <w:p>
-            <w:pPr>
-              <w:pStyle w:val="Compact"/>
-              <w:spacing w:line="240" w:lineRule="auto" w:after="20"/>
-              <w:jc w:val="left"/>
-            </w:pPr>
-          </w:p>
-        </w:tc>
-        <w:tc>
-          <w:tcPr>
-            <w:tcW w:type="dxa" w:w="1539"/>
-          </w:tcPr>
-          <w:p>
-            <w:pPr>
-              <w:pStyle w:val="Compact"/>
-              <w:spacing w:line="240" w:lineRule="auto" w:after="20"/>
-              <w:jc w:val="left"/>
-            </w:pPr>
-          </w:p>
-        </w:tc>
-        <w:tc>
-          <w:tcPr>
-            <w:tcW w:type="dxa" w:w="1970"/>
+            <w:tcW w:type="dxa" w:w="1444"/>
+          </w:tcPr>
+          <w:p>
+            <w:pPr>
+              <w:pStyle w:val="Compact"/>
+              <w:spacing w:line="240" w:lineRule="auto" w:after="20"/>
+              <w:jc w:val="left"/>
+            </w:pPr>
+          </w:p>
+        </w:tc>
+        <w:tc>
+          <w:tcPr>
+            <w:tcW w:type="dxa" w:w="1444"/>
+          </w:tcPr>
+          <w:p>
+            <w:pPr>
+              <w:pStyle w:val="Compact"/>
+              <w:spacing w:line="240" w:lineRule="auto" w:after="20"/>
+              <w:jc w:val="left"/>
+            </w:pPr>
+          </w:p>
+        </w:tc>
+        <w:tc>
+          <w:tcPr>
+            <w:tcW w:type="dxa" w:w="1848"/>
           </w:tcPr>
           <w:p>
             <w:pPr>
@@ -11336,7 +11330,7 @@
       <w:tr>
         <w:tc>
           <w:tcPr>
-            <w:tcW w:type="dxa" w:w="1847"/>
+            <w:tcW w:type="dxa" w:w="2311"/>
           </w:tcPr>
           <w:p>
             <w:pPr>
@@ -11354,31 +11348,31 @@
         </w:tc>
         <w:tc>
           <w:tcPr>
-            <w:tcW w:type="dxa" w:w="2463"/>
-          </w:tcPr>
-          <w:p>
-            <w:pPr>
-              <w:pStyle w:val="Compact"/>
-              <w:spacing w:line="240" w:lineRule="auto" w:after="20"/>
-              <w:jc w:val="left"/>
-            </w:pPr>
-          </w:p>
-        </w:tc>
-        <w:tc>
-          <w:tcPr>
-            <w:tcW w:type="dxa" w:w="1539"/>
-          </w:tcPr>
-          <w:p>
-            <w:pPr>
-              <w:pStyle w:val="Compact"/>
-              <w:spacing w:line="240" w:lineRule="auto" w:after="20"/>
-              <w:jc w:val="left"/>
-            </w:pPr>
-          </w:p>
-        </w:tc>
-        <w:tc>
-          <w:tcPr>
-            <w:tcW w:type="dxa" w:w="1539"/>
+            <w:tcW w:type="dxa" w:w="2311"/>
+          </w:tcPr>
+          <w:p>
+            <w:pPr>
+              <w:pStyle w:val="Compact"/>
+              <w:spacing w:line="240" w:lineRule="auto" w:after="20"/>
+              <w:jc w:val="left"/>
+            </w:pPr>
+          </w:p>
+        </w:tc>
+        <w:tc>
+          <w:tcPr>
+            <w:tcW w:type="dxa" w:w="1444"/>
+          </w:tcPr>
+          <w:p>
+            <w:pPr>
+              <w:pStyle w:val="Compact"/>
+              <w:spacing w:line="240" w:lineRule="auto" w:after="20"/>
+              <w:jc w:val="left"/>
+            </w:pPr>
+          </w:p>
+        </w:tc>
+        <w:tc>
+          <w:tcPr>
+            <w:tcW w:type="dxa" w:w="1444"/>
           </w:tcPr>
           <w:p>
             <w:pPr>
@@ -11396,7 +11390,7 @@
         </w:tc>
         <w:tc>
           <w:tcPr>
-            <w:tcW w:type="dxa" w:w="1970"/>
+            <w:tcW w:type="dxa" w:w="1848"/>
           </w:tcPr>
           <w:p>
             <w:pPr>
@@ -11416,7 +11410,7 @@
       <w:tr>
         <w:tc>
           <w:tcPr>
-            <w:tcW w:type="dxa" w:w="1847"/>
+            <w:tcW w:type="dxa" w:w="2311"/>
           </w:tcPr>
           <w:p>
             <w:pPr>
@@ -11434,7 +11428,7 @@
         </w:tc>
         <w:tc>
           <w:tcPr>
-            <w:tcW w:type="dxa" w:w="2463"/>
+            <w:tcW w:type="dxa" w:w="2311"/>
           </w:tcPr>
           <w:p>
             <w:pPr>
@@ -11452,19 +11446,19 @@
         </w:tc>
         <w:tc>
           <w:tcPr>
-            <w:tcW w:type="dxa" w:w="1539"/>
-          </w:tcPr>
-          <w:p>
-            <w:pPr>
-              <w:pStyle w:val="Compact"/>
-              <w:spacing w:line="240" w:lineRule="auto" w:after="20"/>
-              <w:jc w:val="left"/>
-            </w:pPr>
-          </w:p>
-        </w:tc>
-        <w:tc>
-          <w:tcPr>
-            <w:tcW w:type="dxa" w:w="1539"/>
+            <w:tcW w:type="dxa" w:w="1444"/>
+          </w:tcPr>
+          <w:p>
+            <w:pPr>
+              <w:pStyle w:val="Compact"/>
+              <w:spacing w:line="240" w:lineRule="auto" w:after="20"/>
+              <w:jc w:val="left"/>
+            </w:pPr>
+          </w:p>
+        </w:tc>
+        <w:tc>
+          <w:tcPr>
+            <w:tcW w:type="dxa" w:w="1444"/>
           </w:tcPr>
           <w:p>
             <w:pPr>
@@ -11482,7 +11476,7 @@
         </w:tc>
         <w:tc>
           <w:tcPr>
-            <w:tcW w:type="dxa" w:w="1970"/>
+            <w:tcW w:type="dxa" w:w="1848"/>
           </w:tcPr>
           <w:p>
             <w:pPr>
@@ -11496,7 +11490,7 @@
       <w:tr>
         <w:tc>
           <w:tcPr>
-            <w:tcW w:type="dxa" w:w="1847"/>
+            <w:tcW w:type="dxa" w:w="2311"/>
           </w:tcPr>
           <w:p>
             <w:pPr>
@@ -11514,7 +11508,7 @@
         </w:tc>
         <w:tc>
           <w:tcPr>
-            <w:tcW w:type="dxa" w:w="2463"/>
+            <w:tcW w:type="dxa" w:w="2311"/>
           </w:tcPr>
           <w:p>
             <w:pPr>
@@ -11532,31 +11526,31 @@
         </w:tc>
         <w:tc>
           <w:tcPr>
-            <w:tcW w:type="dxa" w:w="1539"/>
-          </w:tcPr>
-          <w:p>
-            <w:pPr>
-              <w:pStyle w:val="Compact"/>
-              <w:spacing w:line="240" w:lineRule="auto" w:after="20"/>
-              <w:jc w:val="left"/>
-            </w:pPr>
-          </w:p>
-        </w:tc>
-        <w:tc>
-          <w:tcPr>
-            <w:tcW w:type="dxa" w:w="1539"/>
-          </w:tcPr>
-          <w:p>
-            <w:pPr>
-              <w:pStyle w:val="Compact"/>
-              <w:spacing w:line="240" w:lineRule="auto" w:after="20"/>
-              <w:jc w:val="left"/>
-            </w:pPr>
-          </w:p>
-        </w:tc>
-        <w:tc>
-          <w:tcPr>
-            <w:tcW w:type="dxa" w:w="1970"/>
+            <w:tcW w:type="dxa" w:w="1444"/>
+          </w:tcPr>
+          <w:p>
+            <w:pPr>
+              <w:pStyle w:val="Compact"/>
+              <w:spacing w:line="240" w:lineRule="auto" w:after="20"/>
+              <w:jc w:val="left"/>
+            </w:pPr>
+          </w:p>
+        </w:tc>
+        <w:tc>
+          <w:tcPr>
+            <w:tcW w:type="dxa" w:w="1444"/>
+          </w:tcPr>
+          <w:p>
+            <w:pPr>
+              <w:pStyle w:val="Compact"/>
+              <w:spacing w:line="240" w:lineRule="auto" w:after="20"/>
+              <w:jc w:val="left"/>
+            </w:pPr>
+          </w:p>
+        </w:tc>
+        <w:tc>
+          <w:tcPr>
+            <w:tcW w:type="dxa" w:w="1848"/>
           </w:tcPr>
           <w:p>
             <w:pPr>
@@ -11576,7 +11570,7 @@
       <w:tr>
         <w:tc>
           <w:tcPr>
-            <w:tcW w:type="dxa" w:w="1847"/>
+            <w:tcW w:type="dxa" w:w="2311"/>
           </w:tcPr>
           <w:p>
             <w:pPr>
@@ -11594,7 +11588,7 @@
         </w:tc>
         <w:tc>
           <w:tcPr>
-            <w:tcW w:type="dxa" w:w="2463"/>
+            <w:tcW w:type="dxa" w:w="2311"/>
           </w:tcPr>
           <w:p>
             <w:pPr>
@@ -11612,7 +11606,7 @@
         </w:tc>
         <w:tc>
           <w:tcPr>
-            <w:tcW w:type="dxa" w:w="1539"/>
+            <w:tcW w:type="dxa" w:w="1444"/>
           </w:tcPr>
           <w:p>
             <w:pPr>
@@ -11630,7 +11624,7 @@
         </w:tc>
         <w:tc>
           <w:tcPr>
-            <w:tcW w:type="dxa" w:w="1539"/>
+            <w:tcW w:type="dxa" w:w="1444"/>
           </w:tcPr>
           <w:p>
             <w:pPr>
@@ -11648,7 +11642,7 @@
         </w:tc>
         <w:tc>
           <w:tcPr>
-            <w:tcW w:type="dxa" w:w="1970"/>
+            <w:tcW w:type="dxa" w:w="1848"/>
           </w:tcPr>
           <w:p>
             <w:pPr>
@@ -11662,7 +11656,7 @@
       <w:tr>
         <w:tc>
           <w:tcPr>
-            <w:tcW w:type="dxa" w:w="1847"/>
+            <w:tcW w:type="dxa" w:w="2311"/>
           </w:tcPr>
           <w:p>
             <w:pPr>
@@ -11680,19 +11674,19 @@
         </w:tc>
         <w:tc>
           <w:tcPr>
-            <w:tcW w:type="dxa" w:w="2463"/>
-          </w:tcPr>
-          <w:p>
-            <w:pPr>
-              <w:pStyle w:val="Compact"/>
-              <w:spacing w:line="240" w:lineRule="auto" w:after="20"/>
-              <w:jc w:val="left"/>
-            </w:pPr>
-          </w:p>
-        </w:tc>
-        <w:tc>
-          <w:tcPr>
-            <w:tcW w:type="dxa" w:w="1539"/>
+            <w:tcW w:type="dxa" w:w="2311"/>
+          </w:tcPr>
+          <w:p>
+            <w:pPr>
+              <w:pStyle w:val="Compact"/>
+              <w:spacing w:line="240" w:lineRule="auto" w:after="20"/>
+              <w:jc w:val="left"/>
+            </w:pPr>
+          </w:p>
+        </w:tc>
+        <w:tc>
+          <w:tcPr>
+            <w:tcW w:type="dxa" w:w="1444"/>
           </w:tcPr>
           <w:p>
             <w:pPr>
@@ -11710,7 +11704,7 @@
         </w:tc>
         <w:tc>
           <w:tcPr>
-            <w:tcW w:type="dxa" w:w="1539"/>
+            <w:tcW w:type="dxa" w:w="1444"/>
           </w:tcPr>
           <w:p>
             <w:pPr>
@@ -11728,7 +11722,7 @@
         </w:tc>
         <w:tc>
           <w:tcPr>
-            <w:tcW w:type="dxa" w:w="1970"/>
+            <w:tcW w:type="dxa" w:w="1848"/>
           </w:tcPr>
           <w:p>
             <w:pPr>
@@ -11742,7 +11736,7 @@
       <w:tr>
         <w:tc>
           <w:tcPr>
-            <w:tcW w:type="dxa" w:w="1847"/>
+            <w:tcW w:type="dxa" w:w="2311"/>
           </w:tcPr>
           <w:p>
             <w:pPr>
@@ -11760,7 +11754,7 @@
         </w:tc>
         <w:tc>
           <w:tcPr>
-            <w:tcW w:type="dxa" w:w="2463"/>
+            <w:tcW w:type="dxa" w:w="2311"/>
           </w:tcPr>
           <w:p>
             <w:pPr>
@@ -11778,7 +11772,7 @@
         </w:tc>
         <w:tc>
           <w:tcPr>
-            <w:tcW w:type="dxa" w:w="1539"/>
+            <w:tcW w:type="dxa" w:w="1444"/>
           </w:tcPr>
           <w:p>
             <w:pPr>
@@ -11796,7 +11790,7 @@
         </w:tc>
         <w:tc>
           <w:tcPr>
-            <w:tcW w:type="dxa" w:w="1539"/>
+            <w:tcW w:type="dxa" w:w="1444"/>
           </w:tcPr>
           <w:p>
             <w:pPr>
@@ -11814,7 +11808,7 @@
         </w:tc>
         <w:tc>
           <w:tcPr>
-            <w:tcW w:type="dxa" w:w="1970"/>
+            <w:tcW w:type="dxa" w:w="1848"/>
           </w:tcPr>
           <w:p>
             <w:pPr>
@@ -11828,7 +11822,7 @@
       <w:tr>
         <w:tc>
           <w:tcPr>
-            <w:tcW w:type="dxa" w:w="1847"/>
+            <w:tcW w:type="dxa" w:w="2311"/>
           </w:tcPr>
           <w:p>
             <w:pPr>
@@ -11846,7 +11840,7 @@
         </w:tc>
         <w:tc>
           <w:tcPr>
-            <w:tcW w:type="dxa" w:w="2463"/>
+            <w:tcW w:type="dxa" w:w="2311"/>
           </w:tcPr>
           <w:p>
             <w:pPr>
@@ -11864,19 +11858,19 @@
         </w:tc>
         <w:tc>
           <w:tcPr>
-            <w:tcW w:type="dxa" w:w="1539"/>
-          </w:tcPr>
-          <w:p>
-            <w:pPr>
-              <w:pStyle w:val="Compact"/>
-              <w:spacing w:line="240" w:lineRule="auto" w:after="20"/>
-              <w:jc w:val="left"/>
-            </w:pPr>
-          </w:p>
-        </w:tc>
-        <w:tc>
-          <w:tcPr>
-            <w:tcW w:type="dxa" w:w="1539"/>
+            <w:tcW w:type="dxa" w:w="1444"/>
+          </w:tcPr>
+          <w:p>
+            <w:pPr>
+              <w:pStyle w:val="Compact"/>
+              <w:spacing w:line="240" w:lineRule="auto" w:after="20"/>
+              <w:jc w:val="left"/>
+            </w:pPr>
+          </w:p>
+        </w:tc>
+        <w:tc>
+          <w:tcPr>
+            <w:tcW w:type="dxa" w:w="1444"/>
           </w:tcPr>
           <w:p>
             <w:pPr>
@@ -11894,7 +11888,7 @@
         </w:tc>
         <w:tc>
           <w:tcPr>
-            <w:tcW w:type="dxa" w:w="1970"/>
+            <w:tcW w:type="dxa" w:w="1848"/>
           </w:tcPr>
           <w:p>
             <w:pPr>
@@ -11908,7 +11902,7 @@
       <w:tr>
         <w:tc>
           <w:tcPr>
-            <w:tcW w:type="dxa" w:w="1847"/>
+            <w:tcW w:type="dxa" w:w="2311"/>
           </w:tcPr>
           <w:p>
             <w:pPr>
@@ -11926,7 +11920,7 @@
         </w:tc>
         <w:tc>
           <w:tcPr>
-            <w:tcW w:type="dxa" w:w="2463"/>
+            <w:tcW w:type="dxa" w:w="2311"/>
           </w:tcPr>
           <w:p>
             <w:pPr>
@@ -11944,7 +11938,7 @@
         </w:tc>
         <w:tc>
           <w:tcPr>
-            <w:tcW w:type="dxa" w:w="1539"/>
+            <w:tcW w:type="dxa" w:w="1444"/>
           </w:tcPr>
           <w:p>
             <w:pPr>
@@ -11962,7 +11956,7 @@
         </w:tc>
         <w:tc>
           <w:tcPr>
-            <w:tcW w:type="dxa" w:w="1539"/>
+            <w:tcW w:type="dxa" w:w="1444"/>
           </w:tcPr>
           <w:p>
             <w:pPr>
@@ -11980,7 +11974,7 @@
         </w:tc>
         <w:tc>
           <w:tcPr>
-            <w:tcW w:type="dxa" w:w="1970"/>
+            <w:tcW w:type="dxa" w:w="1848"/>
           </w:tcPr>
           <w:p>
             <w:pPr>
@@ -11994,7 +11988,7 @@
       <w:tr>
         <w:tc>
           <w:tcPr>
-            <w:tcW w:type="dxa" w:w="1847"/>
+            <w:tcW w:type="dxa" w:w="2311"/>
           </w:tcPr>
           <w:p>
             <w:pPr>
@@ -12012,19 +12006,19 @@
         </w:tc>
         <w:tc>
           <w:tcPr>
-            <w:tcW w:type="dxa" w:w="2463"/>
-          </w:tcPr>
-          <w:p>
-            <w:pPr>
-              <w:pStyle w:val="Compact"/>
-              <w:spacing w:line="240" w:lineRule="auto" w:after="20"/>
-              <w:jc w:val="left"/>
-            </w:pPr>
-          </w:p>
-        </w:tc>
-        <w:tc>
-          <w:tcPr>
-            <w:tcW w:type="dxa" w:w="1539"/>
+            <w:tcW w:type="dxa" w:w="2311"/>
+          </w:tcPr>
+          <w:p>
+            <w:pPr>
+              <w:pStyle w:val="Compact"/>
+              <w:spacing w:line="240" w:lineRule="auto" w:after="20"/>
+              <w:jc w:val="left"/>
+            </w:pPr>
+          </w:p>
+        </w:tc>
+        <w:tc>
+          <w:tcPr>
+            <w:tcW w:type="dxa" w:w="1444"/>
           </w:tcPr>
           <w:p>
             <w:pPr>
@@ -12042,7 +12036,7 @@
         </w:tc>
         <w:tc>
           <w:tcPr>
-            <w:tcW w:type="dxa" w:w="1539"/>
+            <w:tcW w:type="dxa" w:w="1444"/>
           </w:tcPr>
           <w:p>
             <w:pPr>
@@ -12060,7 +12054,161 @@
         </w:tc>
         <w:tc>
           <w:tcPr>
-            <w:tcW w:type="dxa" w:w="1970"/>
+            <w:tcW w:type="dxa" w:w="1848"/>
+          </w:tcPr>
+          <w:p>
+            <w:pPr>
+              <w:pStyle w:val="Compact"/>
+              <w:spacing w:line="240" w:lineRule="auto" w:after="20"/>
+              <w:jc w:val="left"/>
+            </w:pPr>
+          </w:p>
+        </w:tc>
+      </w:tr>
+      <w:tr>
+        <w:tc>
+          <w:tcPr>
+            <w:tcW w:type="dxa" w:w="2311"/>
+          </w:tcPr>
+          <w:p>
+            <w:pPr>
+              <w:pStyle w:val="Compact"/>
+              <w:spacing w:line="240" w:lineRule="auto" w:after="20"/>
+              <w:jc w:val="left"/>
+            </w:pPr>
+            <w:r>
+              <w:rPr>
+                <w:sz w:val="20"/>
+              </w:rPr>
+              <w:t xml:space="preserve">Hourly re-planning, deficit repaid in each plan: perfect / persistence wind</w:t>
+            </w:r>
+          </w:p>
+        </w:tc>
+        <w:tc>
+          <w:tcPr>
+            <w:tcW w:type="dxa" w:w="2311"/>
+          </w:tcPr>
+          <w:p>
+            <w:pPr>
+              <w:pStyle w:val="Compact"/>
+              <w:spacing w:line="240" w:lineRule="auto" w:after="20"/>
+              <w:jc w:val="left"/>
+            </w:pPr>
+          </w:p>
+        </w:tc>
+        <w:tc>
+          <w:tcPr>
+            <w:tcW w:type="dxa" w:w="1444"/>
+          </w:tcPr>
+          <w:p>
+            <w:pPr>
+              <w:pStyle w:val="Compact"/>
+              <w:spacing w:line="240" w:lineRule="auto" w:after="20"/>
+              <w:jc w:val="left"/>
+            </w:pPr>
+            <w:r>
+              <w:rPr>
+                <w:sz w:val="20"/>
+              </w:rPr>
+              <w:t xml:space="preserve">64.7 / 64.7</w:t>
+            </w:r>
+          </w:p>
+        </w:tc>
+        <w:tc>
+          <w:tcPr>
+            <w:tcW w:type="dxa" w:w="1444"/>
+          </w:tcPr>
+          <w:p>
+            <w:pPr>
+              <w:pStyle w:val="Compact"/>
+              <w:spacing w:line="240" w:lineRule="auto" w:after="20"/>
+              <w:jc w:val="left"/>
+            </w:pPr>
+            <w:r>
+              <w:rPr>
+                <w:sz w:val="20"/>
+              </w:rPr>
+              <w:t xml:space="preserve">59.2 / 64.2</w:t>
+            </w:r>
+          </w:p>
+        </w:tc>
+        <w:tc>
+          <w:tcPr>
+            <w:tcW w:type="dxa" w:w="1848"/>
+          </w:tcPr>
+          <w:p>
+            <w:pPr>
+              <w:pStyle w:val="Compact"/>
+              <w:spacing w:line="240" w:lineRule="auto" w:after="20"/>
+              <w:jc w:val="left"/>
+            </w:pPr>
+          </w:p>
+        </w:tc>
+      </w:tr>
+      <w:tr>
+        <w:tc>
+          <w:tcPr>
+            <w:tcW w:type="dxa" w:w="2311"/>
+          </w:tcPr>
+          <w:p>
+            <w:pPr>
+              <w:pStyle w:val="Compact"/>
+              <w:spacing w:line="240" w:lineRule="auto" w:after="20"/>
+              <w:jc w:val="left"/>
+            </w:pPr>
+            <w:r>
+              <w:rPr>
+                <w:sz w:val="20"/>
+              </w:rPr>
+              <w:t xml:space="preserve">Hourly re-planning, deficit valued at 25 / 50 %: persistence wind</w:t>
+            </w:r>
+          </w:p>
+        </w:tc>
+        <w:tc>
+          <w:tcPr>
+            <w:tcW w:type="dxa" w:w="2311"/>
+          </w:tcPr>
+          <w:p>
+            <w:pPr>
+              <w:pStyle w:val="Compact"/>
+              <w:spacing w:line="240" w:lineRule="auto" w:after="20"/>
+              <w:jc w:val="left"/>
+            </w:pPr>
+          </w:p>
+        </w:tc>
+        <w:tc>
+          <w:tcPr>
+            <w:tcW w:type="dxa" w:w="1444"/>
+          </w:tcPr>
+          <w:p>
+            <w:pPr>
+              <w:pStyle w:val="Compact"/>
+              <w:spacing w:line="240" w:lineRule="auto" w:after="20"/>
+              <w:jc w:val="left"/>
+            </w:pPr>
+          </w:p>
+        </w:tc>
+        <w:tc>
+          <w:tcPr>
+            <w:tcW w:type="dxa" w:w="1444"/>
+          </w:tcPr>
+          <w:p>
+            <w:pPr>
+              <w:pStyle w:val="Compact"/>
+              <w:spacing w:line="240" w:lineRule="auto" w:after="20"/>
+              <w:jc w:val="left"/>
+            </w:pPr>
+            <w:r>
+              <w:rPr>
+                <w:sz w:val="20"/>
+              </w:rPr>
+              <w:t xml:space="preserve">57.9 / 58.0</w:t>
+            </w:r>
+          </w:p>
+        </w:tc>
+        <w:tc>
+          <w:tcPr>
+            <w:tcW w:type="dxa" w:w="1848"/>
           </w:tcPr>
           <w:p>
             <w:pPr>
@@ -12505,6 +12653,92 @@
       </w:r>
       <w:r>
         <w:t xml:space="preserve">with both, Case 3 emits 57.6 kt, as without tripping.</w:t>
+      </w:r>
+    </w:p>
+    <w:p>
+      <w:pPr>
+        <w:pStyle w:val="BodyText"/>
+      </w:pPr>
+      <w:r>
+        <w:t xml:space="preserve">The weekly windows assume that the wind is known a week ahead. With hourly</w:t>
+      </w:r>
+      <w:r>
+        <w:t xml:space="preserve"> </w:t>
+      </w:r>
+      <w:r>
+        <w:t xml:space="preserve">re-planning over 24 h and the actual wind, the saving falls from 7.2 to 5.5 kt</w:t>
+      </w:r>
+      <w:r>
+        <w:t xml:space="preserve"> </w:t>
+      </w:r>
+      <w:r>
+        <w:t xml:space="preserve">once the 57 h of injection still owed at the end of the year are caught up</w:t>
+      </w:r>
+      <w:r>
+        <w:t xml:space="preserve"> </w:t>
+      </w:r>
+      <w:r>
+        <w:t xml:space="preserve">with GT power; this loss is caused by the shorter horizon, not by the</w:t>
+      </w:r>
+      <w:r>
+        <w:t xml:space="preserve"> </w:t>
+      </w:r>
+      <w:r>
+        <w:t xml:space="preserve">forecast. With a persistence forecast and the rule that every plan must repay</w:t>
+      </w:r>
+      <w:r>
+        <w:t xml:space="preserve"> </w:t>
+      </w:r>
+      <w:r>
+        <w:t xml:space="preserve">its deficit within 24 h, only 0.5 kt is saved. In a calm hour the planner then</w:t>
+      </w:r>
+      <w:r>
+        <w:t xml:space="preserve"> </w:t>
+      </w:r>
+      <w:r>
+        <w:t xml:space="preserve">expects calm for the whole day, sees no chance to catch up, and does not defer</w:t>
+      </w:r>
+      <w:r>
+        <w:t xml:space="preserve"> </w:t>
+      </w:r>
+      <w:r>
+        <w:t xml:space="preserve">injection. If instead the deficit left at the end of the plan is valued at</w:t>
+      </w:r>
+      <w:r>
+        <w:t xml:space="preserve"> </w:t>
+      </w:r>
+      <w:r>
+        <w:t xml:space="preserve">25–50 % of the GT fuel needed to catch it up, persistence planning saves 6.7</w:t>
+      </w:r>
+      <w:r>
+        <w:t xml:space="preserve"> </w:t>
+      </w:r>
+      <w:r>
+        <w:t xml:space="preserve">kt, or 94 % of the perfect-foresight saving, including the 44–46 h of</w:t>
+      </w:r>
+      <w:r>
+        <w:t xml:space="preserve"> </w:t>
+      </w:r>
+      <w:r>
+        <w:t xml:space="preserve">injection left at the end of the year. The rule for the deficit thus matters</w:t>
+      </w:r>
+      <w:r>
+        <w:t xml:space="preserve"> </w:t>
+      </w:r>
+      <w:r>
+        <w:t xml:space="preserve">far more than the quality of the forecast: a planner that may carry the</w:t>
+      </w:r>
+      <w:r>
+        <w:t xml:space="preserve"> </w:t>
+      </w:r>
+      <w:r>
+        <w:t xml:space="preserve">deficit over captures nearly all of the benefit with the simplest possible</w:t>
+      </w:r>
+      <w:r>
+        <w:t xml:space="preserve"> </w:t>
+      </w:r>
+      <w:r>
+        <w:t xml:space="preserve">forecast.</w:t>
       </w:r>
     </w:p>
     <w:p>
@@ -16601,55 +16835,61 @@
         <w:pStyle w:val="BodyText"/>
       </w:pPr>
       <w:r>
-        <w:t xml:space="preserve">The scheduler knows the wind one week ahead, and the savings are therefore an</w:t>
-      </w:r>
-      <w:r>
-        <w:t xml:space="preserve"> </w:t>
-      </w:r>
-      <w:r>
-        <w:t xml:space="preserve">upper bound. Since the deficit limit is rarely reached, a forecast-based</w:t>
-      </w:r>
-      <w:r>
-        <w:t xml:space="preserve"> </w:t>
-      </w:r>
-      <w:r>
-        <w:t xml:space="preserve">schedule that keeps a margin on the deficit should retain most of them, but</w:t>
-      </w:r>
-      <w:r>
-        <w:t xml:space="preserve"> </w:t>
-      </w:r>
-      <w:r>
-        <w:t xml:space="preserve">this remains to be demonstrated. The ten weather years cover one site and one</w:t>
-      </w:r>
-      <w:r>
-        <w:t xml:space="preserve"> </w:t>
-      </w:r>
-      <w:r>
-        <w:t xml:space="preserve">platform, without power import or export. The economic indicators are based on</w:t>
-      </w:r>
-      <w:r>
-        <w:t xml:space="preserve"> </w:t>
-      </w:r>
-      <w:r>
-        <w:t xml:space="preserve">the cost of a single first-of-a-kind floating wind farm and exclude the cost</w:t>
-      </w:r>
-      <w:r>
-        <w:t xml:space="preserve"> </w:t>
-      </w:r>
-      <w:r>
-        <w:t xml:space="preserve">of implementing flexibility, the battery or the small GT, for which only</w:t>
-      </w:r>
-      <w:r>
-        <w:t xml:space="preserve"> </w:t>
-      </w:r>
-      <w:r>
-        <w:t xml:space="preserve">break-even values are given. The small GT uses the relative part-load curve of</w:t>
-      </w:r>
-      <w:r>
-        <w:t xml:space="preserve"> </w:t>
-      </w:r>
-      <w:r>
-        <w:t xml:space="preserve">the main units, since its manufacturer publishes only the full-load rating.</w:t>
+        <w:t xml:space="preserve">The weekly schedules assume perfect wind foresight, but hourly re-planning</w:t>
+      </w:r>
+      <w:r>
+        <w:t xml:space="preserve"> </w:t>
+      </w:r>
+      <w:r>
+        <w:t xml:space="preserve">with a persistence forecast retains 94 % of the saving when the injection</w:t>
+      </w:r>
+      <w:r>
+        <w:t xml:space="preserve"> </w:t>
+      </w:r>
+      <w:r>
+        <w:t xml:space="preserve">deficit may be carried over (Section 3.4). The hourly model does not resolve</w:t>
+      </w:r>
+      <w:r>
+        <w:t xml:space="preserve"> </w:t>
+      </w:r>
+      <w:r>
+        <w:t xml:space="preserve">forecast errors within the hour, which decide whether a GT must be started at</w:t>
+      </w:r>
+      <w:r>
+        <w:t xml:space="preserve"> </w:t>
+      </w:r>
+      <w:r>
+        <w:t xml:space="preserve">short notice. The ten weather years cover one site and one platform, without</w:t>
+      </w:r>
+      <w:r>
+        <w:t xml:space="preserve"> </w:t>
+      </w:r>
+      <w:r>
+        <w:t xml:space="preserve">power import or export. The economic indicators are based on the cost of a</w:t>
+      </w:r>
+      <w:r>
+        <w:t xml:space="preserve"> </w:t>
+      </w:r>
+      <w:r>
+        <w:t xml:space="preserve">single first-of-a-kind floating wind farm and exclude the cost of implementing</w:t>
+      </w:r>
+      <w:r>
+        <w:t xml:space="preserve"> </w:t>
+      </w:r>
+      <w:r>
+        <w:t xml:space="preserve">flexibility, the battery or the small GT, for which only break-even values are</w:t>
+      </w:r>
+      <w:r>
+        <w:t xml:space="preserve"> </w:t>
+      </w:r>
+      <w:r>
+        <w:t xml:space="preserve">given. The small GT uses the relative part-load curve of the main units, since</w:t>
+      </w:r>
+      <w:r>
+        <w:t xml:space="preserve"> </w:t>
+      </w:r>
+      <w:r>
+        <w:t xml:space="preserve">its manufacturer publishes only the full-load rating.</w:t>
       </w:r>
     </w:p>
     <w:p>
@@ -16657,55 +16897,49 @@
         <w:pStyle w:val="BodyText"/>
       </w:pPr>
       <w:r>
-        <w:t xml:space="preserve">Several directions for further work follow from these limitations. Rolling</w:t>
-      </w:r>
-      <w:r>
-        <w:t xml:space="preserve"> </w:t>
-      </w:r>
-      <w:r>
-        <w:t xml:space="preserve">schedules with forecast errors would show how much of the saving is retained</w:t>
-      </w:r>
-      <w:r>
-        <w:t xml:space="preserve"> </w:t>
-      </w:r>
-      <w:r>
-        <w:t xml:space="preserve">without perfect foresight. Pump start costs and a simple reservoir pressure</w:t>
-      </w:r>
-      <w:r>
-        <w:t xml:space="preserve"> </w:t>
-      </w:r>
-      <w:r>
-        <w:t xml:space="preserve">model would test the injection schedule against operational limits. Data from</w:t>
-      </w:r>
-      <w:r>
-        <w:t xml:space="preserve"> </w:t>
-      </w:r>
-      <w:r>
-        <w:t xml:space="preserve">a platform with wind supply, such as those served by Hywind Tampen, would</w:t>
-      </w:r>
-      <w:r>
-        <w:t xml:space="preserve"> </w:t>
-      </w:r>
-      <w:r>
-        <w:t xml:space="preserve">allow the model to be calibrated. Finally, combining load flexibility with</w:t>
-      </w:r>
-      <w:r>
-        <w:t xml:space="preserve"> </w:t>
-      </w:r>
-      <w:r>
-        <w:t xml:space="preserve">grid-forming storage and the investment cost of the whole system would show to</w:t>
-      </w:r>
-      <w:r>
-        <w:t xml:space="preserve"> </w:t>
-      </w:r>
-      <w:r>
-        <w:t xml:space="preserve">what extent an off-grid platform can be decarbonized before power from shore</w:t>
-      </w:r>
-      <w:r>
-        <w:t xml:space="preserve"> </w:t>
-      </w:r>
-      <w:r>
-        <w:t xml:space="preserve">is required.</w:t>
+        <w:t xml:space="preserve">Several directions for further work follow from these limitations. A simple</w:t>
+      </w:r>
+      <w:r>
+        <w:t xml:space="preserve"> </w:t>
+      </w:r>
+      <w:r>
+        <w:t xml:space="preserve">reservoir pressure model would test the injection schedule against reservoir</w:t>
+      </w:r>
+      <w:r>
+        <w:t xml:space="preserve"> </w:t>
+      </w:r>
+      <w:r>
+        <w:t xml:space="preserve">limits, and a sub-hourly model of the power system would test the use of</w:t>
+      </w:r>
+      <w:r>
+        <w:t xml:space="preserve"> </w:t>
+      </w:r>
+      <w:r>
+        <w:t xml:space="preserve">injection pumps as fast reserve. Data from a platform with wind supply, such</w:t>
+      </w:r>
+      <w:r>
+        <w:t xml:space="preserve"> </w:t>
+      </w:r>
+      <w:r>
+        <w:t xml:space="preserve">as those served by Hywind Tampen, would allow the model to be calibrated.</w:t>
+      </w:r>
+      <w:r>
+        <w:t xml:space="preserve"> </w:t>
+      </w:r>
+      <w:r>
+        <w:t xml:space="preserve">Finally, combining load flexibility with grid-forming storage and the</w:t>
+      </w:r>
+      <w:r>
+        <w:t xml:space="preserve"> </w:t>
+      </w:r>
+      <w:r>
+        <w:t xml:space="preserve">investment cost of the whole system would show to what extent an off-grid</w:t>
+      </w:r>
+      <w:r>
+        <w:t xml:space="preserve"> </w:t>
+      </w:r>
+      <w:r>
+        <w:t xml:space="preserve">platform can be decarbonized before power from shore is required.</w:t>
       </w:r>
     </w:p>
     <w:bookmarkEnd w:id="73"/>
@@ -16754,13 +16988,13 @@
         <w:t xml:space="preserve"> </w:t>
       </w:r>
       <w:r>
-        <w:t xml:space="preserve">demand flexibility and of a battery, and the model was checked against published data for Hywind Tampen and three</w:t>
-      </w:r>
-      <w:r>
-        <w:t xml:space="preserve"> </w:t>
-      </w:r>
-      <w:r>
-        <w:t xml:space="preserve">North Sea field centers.</w:t>
+        <w:t xml:space="preserve">demand flexibility and of a battery, and the model was checked against</w:t>
+      </w:r>
+      <w:r>
+        <w:t xml:space="preserve"> </w:t>
+      </w:r>
+      <w:r>
+        <w:t xml:space="preserve">published data for Hywind Tampen and three North Sea field centers.</w:t>
       </w:r>
     </w:p>
     <w:p>
@@ -16798,13 +17032,7 @@
         <w:t xml:space="preserve"> </w:t>
       </w:r>
       <w:r>
-        <w:t xml:space="preserve">between 10.5 % and 11.7 % across the ten weather years. The GT low-load hours</w:t>
-      </w:r>
-      <w:r>
-        <w:t xml:space="preserve"> </w:t>
-      </w:r>
-      <w:r>
-        <w:t xml:space="preserve">decrease by 34 %, and the GT starts nearly disappear. All of the useful</w:t>
+        <w:t xml:space="preserve">between 10.5 % and 11.7 % across the ten weather years. All of the useful</w:t>
       </w:r>
       <w:r>
         <w:t xml:space="preserve"> </w:t>
@@ -16816,37 +17044,37 @@
         <w:t xml:space="preserve"> </w:t>
       </w:r>
       <w:r>
-        <w:t xml:space="preserve">profitable, and a deferral of about 24 h is sufficient. The saving is obtained</w:t>
-      </w:r>
-      <w:r>
-        <w:t xml:space="preserve"> </w:t>
-      </w:r>
-      <w:r>
-        <w:t xml:space="preserve">by avoiding the operation of a second GT rather than by shifting energy.</w:t>
-      </w:r>
-      <w:r>
-        <w:t xml:space="preserve"> </w:t>
-      </w:r>
-      <w:r>
-        <w:t xml:space="preserve">Operating rules that keep two GTs online therefore remove most of it, whereas</w:t>
-      </w:r>
-      <w:r>
-        <w:t xml:space="preserve"> </w:t>
-      </w:r>
-      <w:r>
-        <w:t xml:space="preserve">allowing all GTs to stop, with a battery providing reserve, would reduce the</w:t>
-      </w:r>
-      <w:r>
-        <w:t xml:space="preserve"> </w:t>
-      </w:r>
-      <w:r>
-        <w:t xml:space="preserve">emissions by a further third. A small GT (11.35 MW) replacing one main unit</w:t>
-      </w:r>
-      <w:r>
-        <w:t xml:space="preserve"> </w:t>
-      </w:r>
-      <w:r>
-        <w:t xml:space="preserve">saves another 17 %, and flexibility still saves 11 % with this unit installed.</w:t>
+        <w:t xml:space="preserve">profitable, and a deferral of about 24 h is sufficient. Deferring injection</w:t>
+      </w:r>
+      <w:r>
+        <w:t xml:space="preserve"> </w:t>
+      </w:r>
+      <w:r>
+        <w:t xml:space="preserve">out of the hours that would need a second GT saves the no-load fuel of that</w:t>
+      </w:r>
+      <w:r>
+        <w:t xml:space="preserve"> </w:t>
+      </w:r>
+      <w:r>
+        <w:t xml:space="preserve">unit (58 % of the saving), and catching it up in windy hours uses wind that</w:t>
+      </w:r>
+      <w:r>
+        <w:t xml:space="preserve"> </w:t>
+      </w:r>
+      <w:r>
+        <w:t xml:space="preserve">would otherwise be curtailed (42 %). Operating rules that keep two GTs online</w:t>
+      </w:r>
+      <w:r>
+        <w:t xml:space="preserve"> </w:t>
+      </w:r>
+      <w:r>
+        <w:t xml:space="preserve">therefore remove most of the saving, whereas counting the injection pumps as</w:t>
+      </w:r>
+      <w:r>
+        <w:t xml:space="preserve"> </w:t>
+      </w:r>
+      <w:r>
+        <w:t xml:space="preserve">trippable reserve captures about 60 % of it without any scheduling.</w:t>
       </w:r>
     </w:p>
     <w:p>
@@ -16854,85 +17082,91 @@
         <w:pStyle w:val="BodyText"/>
       </w:pPr>
       <w:r>
-        <w:t xml:space="preserve">Prices and battery size alone have little effect on the results. Flexibility</w:t>
-      </w:r>
-      <w:r>
-        <w:t xml:space="preserve"> </w:t>
-      </w:r>
-      <w:r>
-        <w:t xml:space="preserve">pays for itself through fuel savings, breaks even for an implementation cost</w:t>
-      </w:r>
-      <w:r>
-        <w:t xml:space="preserve"> </w:t>
-      </w:r>
-      <w:r>
-        <w:t xml:space="preserve">of up to 137 MNOK and lowers the abatement cost of the wind farm from</w:t>
-      </w:r>
-      <w:r>
-        <w:t xml:space="preserve"> </w:t>
-      </w:r>
-      <w:r>
-        <w:t xml:space="preserve">2,180–2,519 to 1,774–2,078 NOK/t. With two GTs kept online, as assumed in the operator’s estimate, the model</w:t>
-      </w:r>
-      <w:r>
-        <w:t xml:space="preserve"> </w:t>
-      </w:r>
-      <w:r>
-        <w:t xml:space="preserve">agrees with the CO</w:t>
-      </w:r>
-      <w:r>
-        <w:rPr>
-          <w:vertAlign w:val="subscript"/>
-        </w:rPr>
-        <w:t xml:space="preserve">2</w:t>
-      </w:r>
-      <w:r>
-        <w:t xml:space="preserve"> </w:t>
-      </w:r>
-      <w:r>
-        <w:t xml:space="preserve">avoided per MWh of wind expected for Hywind Tampen, and</w:t>
-      </w:r>
-      <w:r>
-        <w:t xml:space="preserve"> </w:t>
-      </w:r>
-      <w:r>
-        <w:t xml:space="preserve">it reproduces the fuel gas emission factor observed at Gullfaks. Although the exact values would differ</w:t>
-      </w:r>
-      <w:r>
-        <w:t xml:space="preserve"> </w:t>
-      </w:r>
-      <w:r>
-        <w:t xml:space="preserve">from one platform to another, it is suggested that the scheduling of topside</w:t>
-      </w:r>
-      <w:r>
-        <w:t xml:space="preserve"> </w:t>
-      </w:r>
-      <w:r>
-        <w:t xml:space="preserve">loads is a low-cost measure that should be considered together with any</w:t>
-      </w:r>
-      <w:r>
-        <w:t xml:space="preserve"> </w:t>
-      </w:r>
-      <w:r>
-        <w:t xml:space="preserve">integration of wind power on off-grid platforms. Three questions remain open:</w:t>
-      </w:r>
-      <w:r>
-        <w:t xml:space="preserve"> </w:t>
-      </w:r>
-      <w:r>
-        <w:t xml:space="preserve">how much of the saving is retained with realistic wind forecasts, which limits</w:t>
-      </w:r>
-      <w:r>
-        <w:t xml:space="preserve"> </w:t>
-      </w:r>
-      <w:r>
-        <w:t xml:space="preserve">the pump starts and the reservoir pressure place on the injection schedule,</w:t>
-      </w:r>
-      <w:r>
-        <w:t xml:space="preserve"> </w:t>
-      </w:r>
-      <w:r>
-        <w:t xml:space="preserve">and whether grid-forming storage can safely remove the last running GT.</w:t>
+        <w:t xml:space="preserve">The benefit depends on one simple quantity, the margin of one GT: it is about</w:t>
+      </w:r>
+      <w:r>
+        <w:t xml:space="preserve"> </w:t>
+      </w:r>
+      <w:r>
+        <w:t xml:space="preserve">4–5 % when one GT can carry the mean demand plus the reserve, and 8–12 % when</w:t>
+      </w:r>
+      <w:r>
+        <w:t xml:space="preserve"> </w:t>
+      </w:r>
+      <w:r>
+        <w:t xml:space="preserve">the mean demand exceeds its rating minus the reserve. It is robust to the GT</w:t>
+      </w:r>
+      <w:r>
+        <w:t xml:space="preserve"> </w:t>
+      </w:r>
+      <w:r>
+        <w:t xml:space="preserve">minimum load, a reserve that covers the wind, pump start costs and the solver</w:t>
+      </w:r>
+      <w:r>
+        <w:t xml:space="preserve"> </w:t>
+      </w:r>
+      <w:r>
+        <w:t xml:space="preserve">tolerance, and a persistence wind forecast retains 94 % of it when the</w:t>
+      </w:r>
+      <w:r>
+        <w:t xml:space="preserve"> </w:t>
+      </w:r>
+      <w:r>
+        <w:t xml:space="preserve">injection deficit may be carried over from one plan to the next. Prices and</w:t>
+      </w:r>
+      <w:r>
+        <w:t xml:space="preserve"> </w:t>
+      </w:r>
+      <w:r>
+        <w:t xml:space="preserve">battery size alone have little effect. Flexibility pays for itself through</w:t>
+      </w:r>
+      <w:r>
+        <w:t xml:space="preserve"> </w:t>
+      </w:r>
+      <w:r>
+        <w:t xml:space="preserve">fuel savings, breaks even for an implementation cost of up to 137 MNOK and</w:t>
+      </w:r>
+      <w:r>
+        <w:t xml:space="preserve"> </w:t>
+      </w:r>
+      <w:r>
+        <w:t xml:space="preserve">lowers the abatement cost of the wind farm from 2,180–2,519 to 1,774–2,078</w:t>
+      </w:r>
+      <w:r>
+        <w:t xml:space="preserve"> </w:t>
+      </w:r>
+      <w:r>
+        <w:t xml:space="preserve">NOK/t. Although the exact values would differ from one platform to another,</w:t>
+      </w:r>
+      <w:r>
+        <w:t xml:space="preserve"> </w:t>
+      </w:r>
+      <w:r>
+        <w:t xml:space="preserve">the scheduling of topside loads is a low-cost measure that should be</w:t>
+      </w:r>
+      <w:r>
+        <w:t xml:space="preserve"> </w:t>
+      </w:r>
+      <w:r>
+        <w:t xml:space="preserve">considered together with any integration of wind power on off-grid platforms.</w:t>
+      </w:r>
+      <w:r>
+        <w:t xml:space="preserve"> </w:t>
+      </w:r>
+      <w:r>
+        <w:t xml:space="preserve">Two questions remain open: which limits the reservoir pressure places on the</w:t>
+      </w:r>
+      <w:r>
+        <w:t xml:space="preserve"> </w:t>
+      </w:r>
+      <w:r>
+        <w:t xml:space="preserve">injection schedule, and whether grid-forming storage can safely remove the</w:t>
+      </w:r>
+      <w:r>
+        <w:t xml:space="preserve"> </w:t>
+      </w:r>
+      <w:r>
+        <w:t xml:space="preserve">last running GT.</w:t>
       </w:r>
     </w:p>
     <w:bookmarkEnd w:id="75"/>

--- a/docs/paper/paper.docx
+++ b/docs/paper/paper.docx
@@ -19555,7 +19555,7 @@
         <w:pStyle w:val="FirstParagraph"/>
       </w:pPr>
       <w:r>
-        <w:t xml:space="preserve">The model code, configuration with all parameters and sources, and the processed results are available at [repository URL]. ERA5 data are available from the Copernicus Climate Change Service.</w:t>
+        <w:t xml:space="preserve">The model code, configuration with all parameters and sources, and the processed results are available at https://github.com/chilalaabubakar/fallresearch. ERA5 data are available from the Copernicus Climate Change Service.</w:t>
       </w:r>
     </w:p>
     <w:bookmarkEnd w:id="81"/>

--- a/docs/paper/paper.docx
+++ b/docs/paper/paper.docx
@@ -2527,6 +2527,7 @@
     <w:p>
       <w:pPr>
         <w:pStyle w:val="BodyText"/>
+        <w:keepNext/>
       </w:pPr>
       <w:r>
         <w:rPr>
@@ -2558,19 +2559,20 @@
         </w:tblBorders>
       </w:tblPr>
       <w:tblGrid>
-        <w:gridCol w:w="3844"/>
-        <w:gridCol w:w="1504"/>
-        <w:gridCol w:w="1504"/>
-        <w:gridCol w:w="1671"/>
-        <w:gridCol w:w="835"/>
+        <w:gridCol w:w="3766"/>
+        <w:gridCol w:w="1473"/>
+        <w:gridCol w:w="1473"/>
+        <w:gridCol w:w="1637"/>
+        <w:gridCol w:w="1008"/>
       </w:tblGrid>
       <w:tr>
         <w:trPr>
           <w:tblHeader w:val="true"/>
+          <w:tblHeader/>
         </w:trPr>
         <w:tc>
           <w:tcPr>
-            <w:tcW w:type="dxa" w:w="3844"/>
+            <w:tcW w:type="dxa" w:w="3766"/>
             <w:tcBorders>
               <w:bottom w:val="single" w:sz="4" w:space="0" w:color="000000"/>
             </w:tcBorders>
@@ -2592,7 +2594,7 @@
         </w:tc>
         <w:tc>
           <w:tcPr>
-            <w:tcW w:type="dxa" w:w="1504"/>
+            <w:tcW w:type="dxa" w:w="1473"/>
             <w:tcBorders>
               <w:bottom w:val="single" w:sz="4" w:space="0" w:color="000000"/>
             </w:tcBorders>
@@ -2614,7 +2616,7 @@
         </w:tc>
         <w:tc>
           <w:tcPr>
-            <w:tcW w:type="dxa" w:w="1504"/>
+            <w:tcW w:type="dxa" w:w="1473"/>
             <w:tcBorders>
               <w:bottom w:val="single" w:sz="4" w:space="0" w:color="000000"/>
             </w:tcBorders>
@@ -2636,7 +2638,7 @@
         </w:tc>
         <w:tc>
           <w:tcPr>
-            <w:tcW w:type="dxa" w:w="1671"/>
+            <w:tcW w:type="dxa" w:w="1637"/>
             <w:tcBorders>
               <w:bottom w:val="single" w:sz="4" w:space="0" w:color="000000"/>
             </w:tcBorders>
@@ -2658,7 +2660,7 @@
         </w:tc>
         <w:tc>
           <w:tcPr>
-            <w:tcW w:type="dxa" w:w="835"/>
+            <w:tcW w:type="dxa" w:w="1008"/>
             <w:tcBorders>
               <w:bottom w:val="single" w:sz="4" w:space="0" w:color="000000"/>
             </w:tcBorders>
@@ -2682,7 +2684,7 @@
       <w:tr>
         <w:tc>
           <w:tcPr>
-            <w:tcW w:type="dxa" w:w="3844"/>
+            <w:tcW w:type="dxa" w:w="3766"/>
           </w:tcPr>
           <w:p>
             <w:pPr>
@@ -2700,7 +2702,7 @@
         </w:tc>
         <w:tc>
           <w:tcPr>
-            <w:tcW w:type="dxa" w:w="1504"/>
+            <w:tcW w:type="dxa" w:w="1473"/>
           </w:tcPr>
           <w:p>
             <w:pPr>
@@ -2718,7 +2720,7 @@
         </w:tc>
         <w:tc>
           <w:tcPr>
-            <w:tcW w:type="dxa" w:w="1504"/>
+            <w:tcW w:type="dxa" w:w="1473"/>
           </w:tcPr>
           <w:p>
             <w:pPr>
@@ -2736,7 +2738,7 @@
         </w:tc>
         <w:tc>
           <w:tcPr>
-            <w:tcW w:type="dxa" w:w="1671"/>
+            <w:tcW w:type="dxa" w:w="1637"/>
           </w:tcPr>
           <w:p>
             <w:pPr>
@@ -2754,7 +2756,7 @@
         </w:tc>
         <w:tc>
           <w:tcPr>
-            <w:tcW w:type="dxa" w:w="835"/>
+            <w:tcW w:type="dxa" w:w="1008"/>
           </w:tcPr>
           <w:p>
             <w:pPr>
@@ -2774,7 +2776,7 @@
       <w:tr>
         <w:tc>
           <w:tcPr>
-            <w:tcW w:type="dxa" w:w="3844"/>
+            <w:tcW w:type="dxa" w:w="3766"/>
           </w:tcPr>
           <w:p>
             <w:pPr>
@@ -2792,7 +2794,7 @@
         </w:tc>
         <w:tc>
           <w:tcPr>
-            <w:tcW w:type="dxa" w:w="1504"/>
+            <w:tcW w:type="dxa" w:w="1473"/>
           </w:tcPr>
           <w:p>
             <w:pPr>
@@ -2810,7 +2812,7 @@
         </w:tc>
         <w:tc>
           <w:tcPr>
-            <w:tcW w:type="dxa" w:w="1504"/>
+            <w:tcW w:type="dxa" w:w="1473"/>
           </w:tcPr>
           <w:p>
             <w:pPr>
@@ -2828,7 +2830,7 @@
         </w:tc>
         <w:tc>
           <w:tcPr>
-            <w:tcW w:type="dxa" w:w="1671"/>
+            <w:tcW w:type="dxa" w:w="1637"/>
           </w:tcPr>
           <w:p>
             <w:pPr>
@@ -2846,7 +2848,7 @@
         </w:tc>
         <w:tc>
           <w:tcPr>
-            <w:tcW w:type="dxa" w:w="835"/>
+            <w:tcW w:type="dxa" w:w="1008"/>
           </w:tcPr>
           <w:p>
             <w:pPr>
@@ -2866,7 +2868,7 @@
       <w:tr>
         <w:tc>
           <w:tcPr>
-            <w:tcW w:type="dxa" w:w="3844"/>
+            <w:tcW w:type="dxa" w:w="3766"/>
           </w:tcPr>
           <w:p>
             <w:pPr>
@@ -2884,7 +2886,7 @@
         </w:tc>
         <w:tc>
           <w:tcPr>
-            <w:tcW w:type="dxa" w:w="1504"/>
+            <w:tcW w:type="dxa" w:w="1473"/>
           </w:tcPr>
           <w:p>
             <w:pPr>
@@ -2902,7 +2904,7 @@
         </w:tc>
         <w:tc>
           <w:tcPr>
-            <w:tcW w:type="dxa" w:w="1504"/>
+            <w:tcW w:type="dxa" w:w="1473"/>
           </w:tcPr>
           <w:p>
             <w:pPr>
@@ -2920,7 +2922,7 @@
         </w:tc>
         <w:tc>
           <w:tcPr>
-            <w:tcW w:type="dxa" w:w="1671"/>
+            <w:tcW w:type="dxa" w:w="1637"/>
           </w:tcPr>
           <w:p>
             <w:pPr>
@@ -2938,7 +2940,7 @@
         </w:tc>
         <w:tc>
           <w:tcPr>
-            <w:tcW w:type="dxa" w:w="835"/>
+            <w:tcW w:type="dxa" w:w="1008"/>
           </w:tcPr>
           <w:p>
             <w:pPr>
@@ -2958,7 +2960,7 @@
       <w:tr>
         <w:tc>
           <w:tcPr>
-            <w:tcW w:type="dxa" w:w="3844"/>
+            <w:tcW w:type="dxa" w:w="3766"/>
           </w:tcPr>
           <w:p>
             <w:pPr>
@@ -2976,7 +2978,7 @@
         </w:tc>
         <w:tc>
           <w:tcPr>
-            <w:tcW w:type="dxa" w:w="1504"/>
+            <w:tcW w:type="dxa" w:w="1473"/>
           </w:tcPr>
           <w:p>
             <w:pPr>
@@ -2994,7 +2996,7 @@
         </w:tc>
         <w:tc>
           <w:tcPr>
-            <w:tcW w:type="dxa" w:w="1504"/>
+            <w:tcW w:type="dxa" w:w="1473"/>
           </w:tcPr>
           <w:p>
             <w:pPr>
@@ -3012,7 +3014,7 @@
         </w:tc>
         <w:tc>
           <w:tcPr>
-            <w:tcW w:type="dxa" w:w="1671"/>
+            <w:tcW w:type="dxa" w:w="1637"/>
           </w:tcPr>
           <w:p>
             <w:pPr>
@@ -3030,7 +3032,7 @@
         </w:tc>
         <w:tc>
           <w:tcPr>
-            <w:tcW w:type="dxa" w:w="835"/>
+            <w:tcW w:type="dxa" w:w="1008"/>
           </w:tcPr>
           <w:p>
             <w:pPr>
@@ -3050,7 +3052,7 @@
       <w:tr>
         <w:tc>
           <w:tcPr>
-            <w:tcW w:type="dxa" w:w="3844"/>
+            <w:tcW w:type="dxa" w:w="3766"/>
           </w:tcPr>
           <w:p>
             <w:pPr>
@@ -3068,7 +3070,7 @@
         </w:tc>
         <w:tc>
           <w:tcPr>
-            <w:tcW w:type="dxa" w:w="1504"/>
+            <w:tcW w:type="dxa" w:w="1473"/>
           </w:tcPr>
           <w:p>
             <w:pPr>
@@ -3086,7 +3088,7 @@
         </w:tc>
         <w:tc>
           <w:tcPr>
-            <w:tcW w:type="dxa" w:w="1504"/>
+            <w:tcW w:type="dxa" w:w="1473"/>
           </w:tcPr>
           <w:p>
             <w:pPr>
@@ -3104,7 +3106,7 @@
         </w:tc>
         <w:tc>
           <w:tcPr>
-            <w:tcW w:type="dxa" w:w="1671"/>
+            <w:tcW w:type="dxa" w:w="1637"/>
           </w:tcPr>
           <w:p>
             <w:pPr>
@@ -3122,7 +3124,7 @@
         </w:tc>
         <w:tc>
           <w:tcPr>
-            <w:tcW w:type="dxa" w:w="835"/>
+            <w:tcW w:type="dxa" w:w="1008"/>
           </w:tcPr>
           <w:p>
             <w:pPr>
@@ -3142,7 +3144,7 @@
       <w:tr>
         <w:tc>
           <w:tcPr>
-            <w:tcW w:type="dxa" w:w="3844"/>
+            <w:tcW w:type="dxa" w:w="3766"/>
           </w:tcPr>
           <w:p>
             <w:pPr>
@@ -3160,7 +3162,7 @@
         </w:tc>
         <w:tc>
           <w:tcPr>
-            <w:tcW w:type="dxa" w:w="1504"/>
+            <w:tcW w:type="dxa" w:w="1473"/>
           </w:tcPr>
           <w:p>
             <w:pPr>
@@ -3178,7 +3180,7 @@
         </w:tc>
         <w:tc>
           <w:tcPr>
-            <w:tcW w:type="dxa" w:w="1504"/>
+            <w:tcW w:type="dxa" w:w="1473"/>
           </w:tcPr>
           <w:p>
             <w:pPr>
@@ -3196,7 +3198,7 @@
         </w:tc>
         <w:tc>
           <w:tcPr>
-            <w:tcW w:type="dxa" w:w="1671"/>
+            <w:tcW w:type="dxa" w:w="1637"/>
           </w:tcPr>
           <w:p>
             <w:pPr>
@@ -3214,7 +3216,7 @@
         </w:tc>
         <w:tc>
           <w:tcPr>
-            <w:tcW w:type="dxa" w:w="835"/>
+            <w:tcW w:type="dxa" w:w="1008"/>
           </w:tcPr>
           <w:p>
             <w:pPr>
@@ -3234,7 +3236,7 @@
       <w:tr>
         <w:tc>
           <w:tcPr>
-            <w:tcW w:type="dxa" w:w="3844"/>
+            <w:tcW w:type="dxa" w:w="3766"/>
           </w:tcPr>
           <w:p>
             <w:pPr>
@@ -3254,31 +3256,31 @@
         </w:tc>
         <w:tc>
           <w:tcPr>
-            <w:tcW w:type="dxa" w:w="1504"/>
-          </w:tcPr>
-          <w:p>
-            <w:pPr>
-              <w:pStyle w:val="Compact"/>
-              <w:spacing w:line="240" w:lineRule="auto" w:after="20"/>
-              <w:jc w:val="left"/>
-            </w:pPr>
-          </w:p>
-        </w:tc>
-        <w:tc>
-          <w:tcPr>
-            <w:tcW w:type="dxa" w:w="1504"/>
-          </w:tcPr>
-          <w:p>
-            <w:pPr>
-              <w:pStyle w:val="Compact"/>
-              <w:spacing w:line="240" w:lineRule="auto" w:after="20"/>
-              <w:jc w:val="left"/>
-            </w:pPr>
-          </w:p>
-        </w:tc>
-        <w:tc>
-          <w:tcPr>
-            <w:tcW w:type="dxa" w:w="1671"/>
+            <w:tcW w:type="dxa" w:w="1473"/>
+          </w:tcPr>
+          <w:p>
+            <w:pPr>
+              <w:pStyle w:val="Compact"/>
+              <w:spacing w:line="240" w:lineRule="auto" w:after="20"/>
+              <w:jc w:val="left"/>
+            </w:pPr>
+          </w:p>
+        </w:tc>
+        <w:tc>
+          <w:tcPr>
+            <w:tcW w:type="dxa" w:w="1473"/>
+          </w:tcPr>
+          <w:p>
+            <w:pPr>
+              <w:pStyle w:val="Compact"/>
+              <w:spacing w:line="240" w:lineRule="auto" w:after="20"/>
+              <w:jc w:val="left"/>
+            </w:pPr>
+          </w:p>
+        </w:tc>
+        <w:tc>
+          <w:tcPr>
+            <w:tcW w:type="dxa" w:w="1637"/>
           </w:tcPr>
           <w:p>
             <w:pPr>
@@ -3298,7 +3300,7 @@
         </w:tc>
         <w:tc>
           <w:tcPr>
-            <w:tcW w:type="dxa" w:w="835"/>
+            <w:tcW w:type="dxa" w:w="1008"/>
           </w:tcPr>
           <w:p>
             <w:pPr>
@@ -8828,6 +8830,7 @@
     <w:p>
       <w:pPr>
         <w:pStyle w:val="FirstParagraph"/>
+        <w:keepNext/>
       </w:pPr>
       <w:r>
         <w:rPr>
@@ -8868,6 +8871,7 @@
       <w:tr>
         <w:trPr>
           <w:tblHeader w:val="true"/>
+          <w:tblHeader/>
         </w:trPr>
         <w:tc>
           <w:tcPr>
@@ -10264,6 +10268,7 @@
     <w:p>
       <w:pPr>
         <w:pStyle w:val="BodyText"/>
+        <w:keepNext/>
       </w:pPr>
       <w:r>
         <w:rPr>
@@ -10295,18 +10300,19 @@
         </w:tblBorders>
       </w:tblPr>
       <w:tblGrid>
-        <w:gridCol w:w="1724"/>
-        <w:gridCol w:w="4599"/>
-        <w:gridCol w:w="2299"/>
-        <w:gridCol w:w="735"/>
+        <w:gridCol w:w="1675"/>
+        <w:gridCol w:w="4467"/>
+        <w:gridCol w:w="2233"/>
+        <w:gridCol w:w="982"/>
       </w:tblGrid>
       <w:tr>
         <w:trPr>
           <w:tblHeader w:val="true"/>
+          <w:tblHeader/>
         </w:trPr>
         <w:tc>
           <w:tcPr>
-            <w:tcW w:type="dxa" w:w="1724"/>
+            <w:tcW w:type="dxa" w:w="1675"/>
             <w:tcBorders>
               <w:bottom w:val="single" w:sz="4" w:space="0" w:color="000000"/>
             </w:tcBorders>
@@ -10328,7 +10334,7 @@
         </w:tc>
         <w:tc>
           <w:tcPr>
-            <w:tcW w:type="dxa" w:w="4599"/>
+            <w:tcW w:type="dxa" w:w="4467"/>
             <w:tcBorders>
               <w:bottom w:val="single" w:sz="4" w:space="0" w:color="000000"/>
             </w:tcBorders>
@@ -10350,7 +10356,7 @@
         </w:tc>
         <w:tc>
           <w:tcPr>
-            <w:tcW w:type="dxa" w:w="2299"/>
+            <w:tcW w:type="dxa" w:w="2233"/>
             <w:tcBorders>
               <w:bottom w:val="single" w:sz="4" w:space="0" w:color="000000"/>
             </w:tcBorders>
@@ -10372,7 +10378,7 @@
         </w:tc>
         <w:tc>
           <w:tcPr>
-            <w:tcW w:type="dxa" w:w="735"/>
+            <w:tcW w:type="dxa" w:w="982"/>
             <w:tcBorders>
               <w:bottom w:val="single" w:sz="4" w:space="0" w:color="000000"/>
             </w:tcBorders>
@@ -10396,7 +10402,7 @@
       <w:tr>
         <w:tc>
           <w:tcPr>
-            <w:tcW w:type="dxa" w:w="1724"/>
+            <w:tcW w:type="dxa" w:w="1675"/>
           </w:tcPr>
           <w:p>
             <w:pPr>
@@ -10414,7 +10420,7 @@
         </w:tc>
         <w:tc>
           <w:tcPr>
-            <w:tcW w:type="dxa" w:w="4599"/>
+            <w:tcW w:type="dxa" w:w="4467"/>
           </w:tcPr>
           <w:p>
             <w:pPr>
@@ -10432,7 +10438,7 @@
         </w:tc>
         <w:tc>
           <w:tcPr>
-            <w:tcW w:type="dxa" w:w="2299"/>
+            <w:tcW w:type="dxa" w:w="2233"/>
           </w:tcPr>
           <w:p>
             <w:pPr>
@@ -10450,7 +10456,7 @@
         </w:tc>
         <w:tc>
           <w:tcPr>
-            <w:tcW w:type="dxa" w:w="735"/>
+            <w:tcW w:type="dxa" w:w="982"/>
           </w:tcPr>
           <w:p>
             <w:pPr>
@@ -10470,7 +10476,7 @@
       <w:tr>
         <w:tc>
           <w:tcPr>
-            <w:tcW w:type="dxa" w:w="1724"/>
+            <w:tcW w:type="dxa" w:w="1675"/>
           </w:tcPr>
           <w:p>
             <w:pPr>
@@ -10488,7 +10494,7 @@
         </w:tc>
         <w:tc>
           <w:tcPr>
-            <w:tcW w:type="dxa" w:w="4599"/>
+            <w:tcW w:type="dxa" w:w="4467"/>
           </w:tcPr>
           <w:p>
             <w:pPr>
@@ -10506,7 +10512,7 @@
         </w:tc>
         <w:tc>
           <w:tcPr>
-            <w:tcW w:type="dxa" w:w="2299"/>
+            <w:tcW w:type="dxa" w:w="2233"/>
           </w:tcPr>
           <w:p>
             <w:pPr>
@@ -10524,7 +10530,7 @@
         </w:tc>
         <w:tc>
           <w:tcPr>
-            <w:tcW w:type="dxa" w:w="735"/>
+            <w:tcW w:type="dxa" w:w="982"/>
           </w:tcPr>
           <w:p>
             <w:pPr>
@@ -10544,7 +10550,7 @@
       <w:tr>
         <w:tc>
           <w:tcPr>
-            <w:tcW w:type="dxa" w:w="1724"/>
+            <w:tcW w:type="dxa" w:w="1675"/>
           </w:tcPr>
           <w:p>
             <w:pPr>
@@ -10564,19 +10570,19 @@
         </w:tc>
         <w:tc>
           <w:tcPr>
-            <w:tcW w:type="dxa" w:w="4599"/>
-          </w:tcPr>
-          <w:p>
-            <w:pPr>
-              <w:pStyle w:val="Compact"/>
-              <w:spacing w:line="240" w:lineRule="auto" w:after="20"/>
-              <w:jc w:val="left"/>
-            </w:pPr>
-          </w:p>
-        </w:tc>
-        <w:tc>
-          <w:tcPr>
-            <w:tcW w:type="dxa" w:w="2299"/>
+            <w:tcW w:type="dxa" w:w="4467"/>
+          </w:tcPr>
+          <w:p>
+            <w:pPr>
+              <w:pStyle w:val="Compact"/>
+              <w:spacing w:line="240" w:lineRule="auto" w:after="20"/>
+              <w:jc w:val="left"/>
+            </w:pPr>
+          </w:p>
+        </w:tc>
+        <w:tc>
+          <w:tcPr>
+            <w:tcW w:type="dxa" w:w="2233"/>
           </w:tcPr>
           <w:p>
             <w:pPr>
@@ -10596,7 +10602,7 @@
         </w:tc>
         <w:tc>
           <w:tcPr>
-            <w:tcW w:type="dxa" w:w="735"/>
+            <w:tcW w:type="dxa" w:w="982"/>
           </w:tcPr>
           <w:p>
             <w:pPr>
@@ -10985,6 +10991,7 @@
     <w:p>
       <w:pPr>
         <w:pStyle w:val="FirstParagraph"/>
+        <w:keepNext/>
       </w:pPr>
       <w:r>
         <w:rPr>
@@ -11009,19 +11016,37 @@
         <w:t xml:space="preserve"> </w:t>
       </w:r>
       <w:r>
-        <w:t xml:space="preserve">[kt/yr] in the sensitivity runs (2023). Re-planning</w:t>
-      </w:r>
-      <w:r>
-        <w:t xml:space="preserve"> </w:t>
-      </w:r>
-      <w:r>
-        <w:t xml:space="preserve">runs include the fuel to catch up the injection deficit left at the end of the</w:t>
-      </w:r>
-      <w:r>
-        <w:t xml:space="preserve"> </w:t>
-      </w:r>
-      <w:r>
-        <w:t xml:space="preserve">year.</w:t>
+        <w:t xml:space="preserve">with fixed (Case 2) and flexible (Case 3) demand in the</w:t>
+      </w:r>
+      <w:r>
+        <w:t xml:space="preserve"> </w:t>
+      </w:r>
+      <w:r>
+        <w:t xml:space="preserve">sensitivity runs (2023), and the saving from flexibility. Case 2 does not depend on the</w:t>
+      </w:r>
+      <w:r>
+        <w:t xml:space="preserve"> </w:t>
+      </w:r>
+      <w:r>
+        <w:t xml:space="preserve">injection, pump and forecast settings. Forecast</w:t>
+      </w:r>
+      <w:r>
+        <w:t xml:space="preserve"> </w:t>
+      </w:r>
+      <w:r>
+        <w:t xml:space="preserve">runs include the CO</w:t>
+      </w:r>
+      <w:r>
+        <w:rPr>
+          <w:vertAlign w:val="subscript"/>
+        </w:rPr>
+        <w:t xml:space="preserve">2</w:t>
+      </w:r>
+      <w:r>
+        <w:t xml:space="preserve"> </w:t>
+      </w:r>
+      <w:r>
+        <w:t xml:space="preserve">of catching up the injection deficit left at the end of the year.</w:t>
       </w:r>
     </w:p>
     <w:tbl>
@@ -11040,19 +11065,21 @@
         </w:tblBorders>
       </w:tblPr>
       <w:tblGrid>
-        <w:gridCol w:w="2311"/>
-        <w:gridCol w:w="2311"/>
-        <w:gridCol w:w="1444"/>
-        <w:gridCol w:w="1444"/>
-        <w:gridCol w:w="1848"/>
+        <w:gridCol w:w="2450"/>
+        <w:gridCol w:w="2883"/>
+        <w:gridCol w:w="1009"/>
+        <w:gridCol w:w="1009"/>
+        <w:gridCol w:w="1009"/>
+        <w:gridCol w:w="998"/>
       </w:tblGrid>
       <w:tr>
         <w:trPr>
           <w:tblHeader w:val="true"/>
+          <w:tblHeader/>
         </w:trPr>
         <w:tc>
           <w:tcPr>
-            <w:tcW w:type="dxa" w:w="2311"/>
+            <w:tcW w:type="dxa" w:w="2450"/>
             <w:tcBorders>
               <w:bottom w:val="single" w:sz="4" w:space="0" w:color="000000"/>
             </w:tcBorders>
@@ -11074,7 +11101,7 @@
         </w:tc>
         <w:tc>
           <w:tcPr>
-            <w:tcW w:type="dxa" w:w="2311"/>
+            <w:tcW w:type="dxa" w:w="2883"/>
             <w:tcBorders>
               <w:bottom w:val="single" w:sz="4" w:space="0" w:color="000000"/>
             </w:tcBorders>
@@ -11090,13 +11117,13 @@
                 <w:b/>
                 <w:sz w:val="20"/>
               </w:rPr>
-              <w:t xml:space="preserve">Values</w:t>
-            </w:r>
-          </w:p>
-        </w:tc>
-        <w:tc>
-          <w:tcPr>
-            <w:tcW w:type="dxa" w:w="1444"/>
+              <w:t xml:space="preserve">Setting</w:t>
+            </w:r>
+          </w:p>
+        </w:tc>
+        <w:tc>
+          <w:tcPr>
+            <w:tcW w:type="dxa" w:w="1009"/>
             <w:tcBorders>
               <w:bottom w:val="single" w:sz="4" w:space="0" w:color="000000"/>
             </w:tcBorders>
@@ -11112,13 +11139,13 @@
                 <w:b/>
                 <w:sz w:val="20"/>
               </w:rPr>
-              <w:t xml:space="preserve">Case 2</w:t>
-            </w:r>
-          </w:p>
-        </w:tc>
-        <w:tc>
-          <w:tcPr>
-            <w:tcW w:type="dxa" w:w="1444"/>
+              <w:t xml:space="preserve">Case 2 [kt/yr]</w:t>
+            </w:r>
+          </w:p>
+        </w:tc>
+        <w:tc>
+          <w:tcPr>
+            <w:tcW w:type="dxa" w:w="1009"/>
             <w:tcBorders>
               <w:bottom w:val="single" w:sz="4" w:space="0" w:color="000000"/>
             </w:tcBorders>
@@ -11134,13 +11161,13 @@
                 <w:b/>
                 <w:sz w:val="20"/>
               </w:rPr>
-              <w:t xml:space="preserve">Case 3</w:t>
-            </w:r>
-          </w:p>
-        </w:tc>
-        <w:tc>
-          <w:tcPr>
-            <w:tcW w:type="dxa" w:w="1848"/>
+              <w:t xml:space="preserve">Case 3 [kt/yr]</w:t>
+            </w:r>
+          </w:p>
+        </w:tc>
+        <w:tc>
+          <w:tcPr>
+            <w:tcW w:type="dxa" w:w="1009"/>
             <w:tcBorders>
               <w:bottom w:val="single" w:sz="4" w:space="0" w:color="000000"/>
             </w:tcBorders>
@@ -11156,7 +11183,29 @@
                 <w:b/>
                 <w:sz w:val="20"/>
               </w:rPr>
-              <w:t xml:space="preserve">Case 4</w:t>
+              <w:t xml:space="preserve">Saving [kt/yr]</w:t>
+            </w:r>
+          </w:p>
+        </w:tc>
+        <w:tc>
+          <w:tcPr>
+            <w:tcW w:type="dxa" w:w="998"/>
+            <w:tcBorders>
+              <w:bottom w:val="single" w:sz="4" w:space="0" w:color="000000"/>
+            </w:tcBorders>
+          </w:tcPr>
+          <w:p>
+            <w:pPr>
+              <w:pStyle w:val="Compact"/>
+              <w:spacing w:line="240" w:lineRule="auto" w:after="20"/>
+              <w:jc w:val="left"/>
+            </w:pPr>
+            <w:r>
+              <w:rPr>
+                <w:b/>
+                <w:sz w:val="20"/>
+              </w:rPr>
+              <w:t xml:space="preserve">Saving [%]</w:t>
             </w:r>
           </w:p>
         </w:tc>
@@ -11164,165 +11213,227 @@
       <w:tr>
         <w:tc>
           <w:tcPr>
-            <w:tcW w:type="dxa" w:w="2311"/>
-          </w:tcPr>
-          <w:p>
-            <w:pPr>
-              <w:pStyle w:val="Compact"/>
-              <w:spacing w:line="240" w:lineRule="auto" w:after="20"/>
-              <w:jc w:val="left"/>
-            </w:pPr>
-            <w:r>
-              <w:rPr>
-                <w:sz w:val="20"/>
-              </w:rPr>
-              <w:t xml:space="preserve">Wind farm size [turbines]</w:t>
-            </w:r>
-          </w:p>
-        </w:tc>
-        <w:tc>
-          <w:tcPr>
-            <w:tcW w:type="dxa" w:w="2311"/>
-          </w:tcPr>
-          <w:p>
-            <w:pPr>
-              <w:pStyle w:val="Compact"/>
-              <w:spacing w:line="240" w:lineRule="auto" w:after="20"/>
-              <w:jc w:val="left"/>
-            </w:pPr>
-            <w:r>
-              <w:rPr>
-                <w:sz w:val="20"/>
-              </w:rPr>
-              <w:t xml:space="preserve">1 / 2 / 3 / 4</w:t>
-            </w:r>
-          </w:p>
-        </w:tc>
-        <w:tc>
-          <w:tcPr>
-            <w:tcW w:type="dxa" w:w="1444"/>
-          </w:tcPr>
-          <w:p>
-            <w:pPr>
-              <w:pStyle w:val="Compact"/>
-              <w:spacing w:line="240" w:lineRule="auto" w:after="20"/>
-              <w:jc w:val="left"/>
-            </w:pPr>
-            <w:r>
-              <w:rPr>
-                <w:sz w:val="20"/>
-              </w:rPr>
-              <w:t xml:space="preserve">77.6 / 64.7 / 60.2 / 57.6</w:t>
-            </w:r>
-          </w:p>
-        </w:tc>
-        <w:tc>
-          <w:tcPr>
-            <w:tcW w:type="dxa" w:w="1444"/>
-          </w:tcPr>
-          <w:p>
-            <w:pPr>
-              <w:pStyle w:val="Compact"/>
-              <w:spacing w:line="240" w:lineRule="auto" w:after="20"/>
-              <w:jc w:val="left"/>
-            </w:pPr>
-            <w:r>
-              <w:rPr>
-                <w:sz w:val="20"/>
-              </w:rPr>
-              <w:t xml:space="preserve">71.9 / 57.5 / 53.4 / 50.9</w:t>
-            </w:r>
-          </w:p>
-        </w:tc>
-        <w:tc>
-          <w:tcPr>
-            <w:tcW w:type="dxa" w:w="1848"/>
-          </w:tcPr>
-          <w:p>
-            <w:pPr>
-              <w:pStyle w:val="Compact"/>
-              <w:spacing w:line="240" w:lineRule="auto" w:after="20"/>
-              <w:jc w:val="left"/>
-            </w:pPr>
+            <w:tcW w:type="dxa" w:w="2450"/>
+          </w:tcPr>
+          <w:p>
+            <w:pPr>
+              <w:pStyle w:val="Compact"/>
+              <w:spacing w:line="240" w:lineRule="auto" w:after="20"/>
+              <w:jc w:val="left"/>
+            </w:pPr>
+            <w:r>
+              <w:rPr>
+                <w:sz w:val="20"/>
+              </w:rPr>
+              <w:t xml:space="preserve">Wind farm size</w:t>
+            </w:r>
+          </w:p>
+        </w:tc>
+        <w:tc>
+          <w:tcPr>
+            <w:tcW w:type="dxa" w:w="2883"/>
+          </w:tcPr>
+          <w:p>
+            <w:pPr>
+              <w:pStyle w:val="Compact"/>
+              <w:spacing w:line="240" w:lineRule="auto" w:after="20"/>
+              <w:jc w:val="left"/>
+            </w:pPr>
+            <w:r>
+              <w:rPr>
+                <w:sz w:val="20"/>
+              </w:rPr>
+              <w:t xml:space="preserve">15 MW</w:t>
+            </w:r>
+          </w:p>
+        </w:tc>
+        <w:tc>
+          <w:tcPr>
+            <w:tcW w:type="dxa" w:w="1009"/>
+          </w:tcPr>
+          <w:p>
+            <w:pPr>
+              <w:pStyle w:val="Compact"/>
+              <w:spacing w:line="240" w:lineRule="auto" w:after="20"/>
+              <w:jc w:val="left"/>
+            </w:pPr>
+            <w:r>
+              <w:rPr>
+                <w:sz w:val="20"/>
+              </w:rPr>
+              <w:t xml:space="preserve">77.5</w:t>
+            </w:r>
+          </w:p>
+        </w:tc>
+        <w:tc>
+          <w:tcPr>
+            <w:tcW w:type="dxa" w:w="1009"/>
+          </w:tcPr>
+          <w:p>
+            <w:pPr>
+              <w:pStyle w:val="Compact"/>
+              <w:spacing w:line="240" w:lineRule="auto" w:after="20"/>
+              <w:jc w:val="left"/>
+            </w:pPr>
+            <w:r>
+              <w:rPr>
+                <w:sz w:val="20"/>
+              </w:rPr>
+              <w:t xml:space="preserve">71.9</w:t>
+            </w:r>
+          </w:p>
+        </w:tc>
+        <w:tc>
+          <w:tcPr>
+            <w:tcW w:type="dxa" w:w="1009"/>
+          </w:tcPr>
+          <w:p>
+            <w:pPr>
+              <w:pStyle w:val="Compact"/>
+              <w:spacing w:line="240" w:lineRule="auto" w:after="20"/>
+              <w:jc w:val="left"/>
+            </w:pPr>
+            <w:r>
+              <w:rPr>
+                <w:sz w:val="20"/>
+              </w:rPr>
+              <w:t xml:space="preserve">5.6</w:t>
+            </w:r>
+          </w:p>
+        </w:tc>
+        <w:tc>
+          <w:tcPr>
+            <w:tcW w:type="dxa" w:w="998"/>
+          </w:tcPr>
+          <w:p>
+            <w:pPr>
+              <w:pStyle w:val="Compact"/>
+              <w:spacing w:line="240" w:lineRule="auto" w:after="20"/>
+              <w:jc w:val="left"/>
+            </w:pPr>
+            <w:r>
+              <w:rPr>
+                <w:sz w:val="20"/>
+              </w:rPr>
+              <w:t xml:space="preserve">7.2</w:t>
+            </w:r>
           </w:p>
         </w:tc>
       </w:tr>
       <w:tr>
         <w:tc>
           <w:tcPr>
-            <w:tcW w:type="dxa" w:w="2311"/>
-          </w:tcPr>
-          <w:p>
-            <w:pPr>
-              <w:pStyle w:val="Compact"/>
-              <w:spacing w:line="240" w:lineRule="auto" w:after="20"/>
-              <w:jc w:val="left"/>
-            </w:pPr>
-            <w:r>
-              <w:rPr>
-                <w:sz w:val="20"/>
-              </w:rPr>
-              <w:t xml:space="preserve">Battery [MW / MWh]</w:t>
-            </w:r>
-          </w:p>
-        </w:tc>
-        <w:tc>
-          <w:tcPr>
-            <w:tcW w:type="dxa" w:w="2311"/>
-          </w:tcPr>
-          <w:p>
-            <w:pPr>
-              <w:pStyle w:val="Compact"/>
-              <w:spacing w:line="240" w:lineRule="auto" w:after="20"/>
-              <w:jc w:val="left"/>
-            </w:pPr>
-            <w:r>
-              <w:rPr>
-                <w:sz w:val="20"/>
-              </w:rPr>
-              <w:t xml:space="preserve">0 / 2/2 / 4/4 / 8/8 / 8/16</w:t>
-            </w:r>
-          </w:p>
-        </w:tc>
-        <w:tc>
-          <w:tcPr>
-            <w:tcW w:type="dxa" w:w="1444"/>
-          </w:tcPr>
-          <w:p>
-            <w:pPr>
-              <w:pStyle w:val="Compact"/>
-              <w:spacing w:line="240" w:lineRule="auto" w:after="20"/>
-              <w:jc w:val="left"/>
-            </w:pPr>
-          </w:p>
-        </w:tc>
-        <w:tc>
-          <w:tcPr>
-            <w:tcW w:type="dxa" w:w="1444"/>
-          </w:tcPr>
-          <w:p>
-            <w:pPr>
-              <w:pStyle w:val="Compact"/>
-              <w:spacing w:line="240" w:lineRule="auto" w:after="20"/>
-              <w:jc w:val="left"/>
-            </w:pPr>
-          </w:p>
-        </w:tc>
-        <w:tc>
-          <w:tcPr>
-            <w:tcW w:type="dxa" w:w="1848"/>
-          </w:tcPr>
-          <w:p>
-            <w:pPr>
-              <w:pStyle w:val="Compact"/>
-              <w:spacing w:line="240" w:lineRule="auto" w:after="20"/>
-              <w:jc w:val="left"/>
-            </w:pPr>
-            <w:r>
-              <w:rPr>
-                <w:sz w:val="20"/>
-              </w:rPr>
-              <w:t xml:space="preserve">57.5 / 57.3 / 57.2 / 56.9 / 56.4</w:t>
+            <w:tcW w:type="dxa" w:w="2450"/>
+          </w:tcPr>
+          <w:p>
+            <w:pPr>
+              <w:pStyle w:val="Compact"/>
+              <w:spacing w:line="240" w:lineRule="auto" w:after="20"/>
+              <w:jc w:val="left"/>
+            </w:pPr>
+          </w:p>
+        </w:tc>
+        <w:tc>
+          <w:tcPr>
+            <w:tcW w:type="dxa" w:w="2883"/>
+          </w:tcPr>
+          <w:p>
+            <w:pPr>
+              <w:pStyle w:val="Compact"/>
+              <w:spacing w:line="240" w:lineRule="auto" w:after="20"/>
+              <w:jc w:val="left"/>
+            </w:pPr>
+            <w:r>
+              <w:rPr>
+                <w:sz w:val="20"/>
+              </w:rPr>
+              <w:t xml:space="preserve">30 MW</w:t>
+            </w:r>
+            <w:r>
+              <w:rPr>
+                <w:sz w:val="20"/>
+              </w:rPr>
+              <w:t xml:space="preserve"> </w:t>
+            </w:r>
+            <w:r>
+              <w:rPr>
+                <w:bCs/>
+                <w:b/>
+                <w:sz w:val="20"/>
+              </w:rPr>
+              <w:t xml:space="preserve">(base)</w:t>
+            </w:r>
+          </w:p>
+        </w:tc>
+        <w:tc>
+          <w:tcPr>
+            <w:tcW w:type="dxa" w:w="1009"/>
+          </w:tcPr>
+          <w:p>
+            <w:pPr>
+              <w:pStyle w:val="Compact"/>
+              <w:spacing w:line="240" w:lineRule="auto" w:after="20"/>
+              <w:jc w:val="left"/>
+            </w:pPr>
+            <w:r>
+              <w:rPr>
+                <w:sz w:val="20"/>
+              </w:rPr>
+              <w:t xml:space="preserve">64.7</w:t>
+            </w:r>
+          </w:p>
+        </w:tc>
+        <w:tc>
+          <w:tcPr>
+            <w:tcW w:type="dxa" w:w="1009"/>
+          </w:tcPr>
+          <w:p>
+            <w:pPr>
+              <w:pStyle w:val="Compact"/>
+              <w:spacing w:line="240" w:lineRule="auto" w:after="20"/>
+              <w:jc w:val="left"/>
+            </w:pPr>
+            <w:r>
+              <w:rPr>
+                <w:sz w:val="20"/>
+              </w:rPr>
+              <w:t xml:space="preserve">57.5</w:t>
+            </w:r>
+          </w:p>
+        </w:tc>
+        <w:tc>
+          <w:tcPr>
+            <w:tcW w:type="dxa" w:w="1009"/>
+          </w:tcPr>
+          <w:p>
+            <w:pPr>
+              <w:pStyle w:val="Compact"/>
+              <w:spacing w:line="240" w:lineRule="auto" w:after="20"/>
+              <w:jc w:val="left"/>
+            </w:pPr>
+            <w:r>
+              <w:rPr>
+                <w:sz w:val="20"/>
+              </w:rPr>
+              <w:t xml:space="preserve">7.2</w:t>
+            </w:r>
+          </w:p>
+        </w:tc>
+        <w:tc>
+          <w:tcPr>
+            <w:tcW w:type="dxa" w:w="998"/>
+          </w:tcPr>
+          <w:p>
+            <w:pPr>
+              <w:pStyle w:val="Compact"/>
+              <w:spacing w:line="240" w:lineRule="auto" w:after="20"/>
+              <w:jc w:val="left"/>
+            </w:pPr>
+            <w:r>
+              <w:rPr>
+                <w:sz w:val="20"/>
+              </w:rPr>
+              <w:t xml:space="preserve">11.1</w:t>
             </w:r>
           </w:p>
         </w:tc>
@@ -11330,79 +11441,103 @@
       <w:tr>
         <w:tc>
           <w:tcPr>
-            <w:tcW w:type="dxa" w:w="2311"/>
-          </w:tcPr>
-          <w:p>
-            <w:pPr>
-              <w:pStyle w:val="Compact"/>
-              <w:spacing w:line="240" w:lineRule="auto" w:after="20"/>
-              <w:jc w:val="left"/>
-            </w:pPr>
-            <w:r>
-              <w:rPr>
-                <w:sz w:val="20"/>
-              </w:rPr>
-              <w:t xml:space="preserve">Solver gap 0.1 %</w:t>
-            </w:r>
-          </w:p>
-        </w:tc>
-        <w:tc>
-          <w:tcPr>
-            <w:tcW w:type="dxa" w:w="2311"/>
-          </w:tcPr>
-          <w:p>
-            <w:pPr>
-              <w:pStyle w:val="Compact"/>
-              <w:spacing w:line="240" w:lineRule="auto" w:after="20"/>
-              <w:jc w:val="left"/>
-            </w:pPr>
-          </w:p>
-        </w:tc>
-        <w:tc>
-          <w:tcPr>
-            <w:tcW w:type="dxa" w:w="1444"/>
-          </w:tcPr>
-          <w:p>
-            <w:pPr>
-              <w:pStyle w:val="Compact"/>
-              <w:spacing w:line="240" w:lineRule="auto" w:after="20"/>
-              <w:jc w:val="left"/>
-            </w:pPr>
-          </w:p>
-        </w:tc>
-        <w:tc>
-          <w:tcPr>
-            <w:tcW w:type="dxa" w:w="1444"/>
-          </w:tcPr>
-          <w:p>
-            <w:pPr>
-              <w:pStyle w:val="Compact"/>
-              <w:spacing w:line="240" w:lineRule="auto" w:after="20"/>
-              <w:jc w:val="left"/>
-            </w:pPr>
-            <w:r>
-              <w:rPr>
-                <w:sz w:val="20"/>
-              </w:rPr>
-              <w:t xml:space="preserve">57.5</w:t>
-            </w:r>
-          </w:p>
-        </w:tc>
-        <w:tc>
-          <w:tcPr>
-            <w:tcW w:type="dxa" w:w="1848"/>
-          </w:tcPr>
-          <w:p>
-            <w:pPr>
-              <w:pStyle w:val="Compact"/>
-              <w:spacing w:line="240" w:lineRule="auto" w:after="20"/>
-              <w:jc w:val="left"/>
-            </w:pPr>
-            <w:r>
-              <w:rPr>
-                <w:sz w:val="20"/>
-              </w:rPr>
-              <w:t xml:space="preserve">57.1</w:t>
+            <w:tcW w:type="dxa" w:w="2450"/>
+          </w:tcPr>
+          <w:p>
+            <w:pPr>
+              <w:pStyle w:val="Compact"/>
+              <w:spacing w:line="240" w:lineRule="auto" w:after="20"/>
+              <w:jc w:val="left"/>
+            </w:pPr>
+          </w:p>
+        </w:tc>
+        <w:tc>
+          <w:tcPr>
+            <w:tcW w:type="dxa" w:w="2883"/>
+          </w:tcPr>
+          <w:p>
+            <w:pPr>
+              <w:pStyle w:val="Compact"/>
+              <w:spacing w:line="240" w:lineRule="auto" w:after="20"/>
+              <w:jc w:val="left"/>
+            </w:pPr>
+            <w:r>
+              <w:rPr>
+                <w:sz w:val="20"/>
+              </w:rPr>
+              <w:t xml:space="preserve">45 MW</w:t>
+            </w:r>
+          </w:p>
+        </w:tc>
+        <w:tc>
+          <w:tcPr>
+            <w:tcW w:type="dxa" w:w="1009"/>
+          </w:tcPr>
+          <w:p>
+            <w:pPr>
+              <w:pStyle w:val="Compact"/>
+              <w:spacing w:line="240" w:lineRule="auto" w:after="20"/>
+              <w:jc w:val="left"/>
+            </w:pPr>
+            <w:r>
+              <w:rPr>
+                <w:sz w:val="20"/>
+              </w:rPr>
+              <w:t xml:space="preserve">60.2</w:t>
+            </w:r>
+          </w:p>
+        </w:tc>
+        <w:tc>
+          <w:tcPr>
+            <w:tcW w:type="dxa" w:w="1009"/>
+          </w:tcPr>
+          <w:p>
+            <w:pPr>
+              <w:pStyle w:val="Compact"/>
+              <w:spacing w:line="240" w:lineRule="auto" w:after="20"/>
+              <w:jc w:val="left"/>
+            </w:pPr>
+            <w:r>
+              <w:rPr>
+                <w:sz w:val="20"/>
+              </w:rPr>
+              <w:t xml:space="preserve">53.4</w:t>
+            </w:r>
+          </w:p>
+        </w:tc>
+        <w:tc>
+          <w:tcPr>
+            <w:tcW w:type="dxa" w:w="1009"/>
+          </w:tcPr>
+          <w:p>
+            <w:pPr>
+              <w:pStyle w:val="Compact"/>
+              <w:spacing w:line="240" w:lineRule="auto" w:after="20"/>
+              <w:jc w:val="left"/>
+            </w:pPr>
+            <w:r>
+              <w:rPr>
+                <w:sz w:val="20"/>
+              </w:rPr>
+              <w:t xml:space="preserve">6.8</w:t>
+            </w:r>
+          </w:p>
+        </w:tc>
+        <w:tc>
+          <w:tcPr>
+            <w:tcW w:type="dxa" w:w="998"/>
+          </w:tcPr>
+          <w:p>
+            <w:pPr>
+              <w:pStyle w:val="Compact"/>
+              <w:spacing w:line="240" w:lineRule="auto" w:after="20"/>
+              <w:jc w:val="left"/>
+            </w:pPr>
+            <w:r>
+              <w:rPr>
+                <w:sz w:val="20"/>
+              </w:rPr>
+              <w:t xml:space="preserve">11.3</w:t>
             </w:r>
           </w:p>
         </w:tc>
@@ -11410,159 +11545,213 @@
       <w:tr>
         <w:tc>
           <w:tcPr>
-            <w:tcW w:type="dxa" w:w="2311"/>
-          </w:tcPr>
-          <w:p>
-            <w:pPr>
-              <w:pStyle w:val="Compact"/>
-              <w:spacing w:line="240" w:lineRule="auto" w:after="20"/>
-              <w:jc w:val="left"/>
-            </w:pPr>
-            <w:r>
-              <w:rPr>
-                <w:sz w:val="20"/>
-              </w:rPr>
-              <w:t xml:space="preserve">Injection deficit limit [h]</w:t>
-            </w:r>
-          </w:p>
-        </w:tc>
-        <w:tc>
-          <w:tcPr>
-            <w:tcW w:type="dxa" w:w="2311"/>
-          </w:tcPr>
-          <w:p>
-            <w:pPr>
-              <w:pStyle w:val="Compact"/>
-              <w:spacing w:line="240" w:lineRule="auto" w:after="20"/>
-              <w:jc w:val="left"/>
-            </w:pPr>
-            <w:r>
-              <w:rPr>
-                <w:sz w:val="20"/>
-              </w:rPr>
-              <w:t xml:space="preserve">0 / 24 / 72 / 168</w:t>
-            </w:r>
-          </w:p>
-        </w:tc>
-        <w:tc>
-          <w:tcPr>
-            <w:tcW w:type="dxa" w:w="1444"/>
-          </w:tcPr>
-          <w:p>
-            <w:pPr>
-              <w:pStyle w:val="Compact"/>
-              <w:spacing w:line="240" w:lineRule="auto" w:after="20"/>
-              <w:jc w:val="left"/>
-            </w:pPr>
-          </w:p>
-        </w:tc>
-        <w:tc>
-          <w:tcPr>
-            <w:tcW w:type="dxa" w:w="1444"/>
-          </w:tcPr>
-          <w:p>
-            <w:pPr>
-              <w:pStyle w:val="Compact"/>
-              <w:spacing w:line="240" w:lineRule="auto" w:after="20"/>
-              <w:jc w:val="left"/>
-            </w:pPr>
-            <w:r>
-              <w:rPr>
-                <w:sz w:val="20"/>
-              </w:rPr>
-              <w:t xml:space="preserve">64.7 / 57.5 / 57.5 / 57.5</w:t>
-            </w:r>
-          </w:p>
-        </w:tc>
-        <w:tc>
-          <w:tcPr>
-            <w:tcW w:type="dxa" w:w="1848"/>
-          </w:tcPr>
-          <w:p>
-            <w:pPr>
-              <w:pStyle w:val="Compact"/>
-              <w:spacing w:line="240" w:lineRule="auto" w:after="20"/>
-              <w:jc w:val="left"/>
-            </w:pPr>
+            <w:tcW w:type="dxa" w:w="2450"/>
+          </w:tcPr>
+          <w:p>
+            <w:pPr>
+              <w:pStyle w:val="Compact"/>
+              <w:spacing w:line="240" w:lineRule="auto" w:after="20"/>
+              <w:jc w:val="left"/>
+            </w:pPr>
+          </w:p>
+        </w:tc>
+        <w:tc>
+          <w:tcPr>
+            <w:tcW w:type="dxa" w:w="2883"/>
+          </w:tcPr>
+          <w:p>
+            <w:pPr>
+              <w:pStyle w:val="Compact"/>
+              <w:spacing w:line="240" w:lineRule="auto" w:after="20"/>
+              <w:jc w:val="left"/>
+            </w:pPr>
+            <w:r>
+              <w:rPr>
+                <w:sz w:val="20"/>
+              </w:rPr>
+              <w:t xml:space="preserve">60 MW</w:t>
+            </w:r>
+          </w:p>
+        </w:tc>
+        <w:tc>
+          <w:tcPr>
+            <w:tcW w:type="dxa" w:w="1009"/>
+          </w:tcPr>
+          <w:p>
+            <w:pPr>
+              <w:pStyle w:val="Compact"/>
+              <w:spacing w:line="240" w:lineRule="auto" w:after="20"/>
+              <w:jc w:val="left"/>
+            </w:pPr>
+            <w:r>
+              <w:rPr>
+                <w:sz w:val="20"/>
+              </w:rPr>
+              <w:t xml:space="preserve">57.6</w:t>
+            </w:r>
+          </w:p>
+        </w:tc>
+        <w:tc>
+          <w:tcPr>
+            <w:tcW w:type="dxa" w:w="1009"/>
+          </w:tcPr>
+          <w:p>
+            <w:pPr>
+              <w:pStyle w:val="Compact"/>
+              <w:spacing w:line="240" w:lineRule="auto" w:after="20"/>
+              <w:jc w:val="left"/>
+            </w:pPr>
+            <w:r>
+              <w:rPr>
+                <w:sz w:val="20"/>
+              </w:rPr>
+              <w:t xml:space="preserve">50.9</w:t>
+            </w:r>
+          </w:p>
+        </w:tc>
+        <w:tc>
+          <w:tcPr>
+            <w:tcW w:type="dxa" w:w="1009"/>
+          </w:tcPr>
+          <w:p>
+            <w:pPr>
+              <w:pStyle w:val="Compact"/>
+              <w:spacing w:line="240" w:lineRule="auto" w:after="20"/>
+              <w:jc w:val="left"/>
+            </w:pPr>
+            <w:r>
+              <w:rPr>
+                <w:sz w:val="20"/>
+              </w:rPr>
+              <w:t xml:space="preserve">6.7</w:t>
+            </w:r>
+          </w:p>
+        </w:tc>
+        <w:tc>
+          <w:tcPr>
+            <w:tcW w:type="dxa" w:w="998"/>
+          </w:tcPr>
+          <w:p>
+            <w:pPr>
+              <w:pStyle w:val="Compact"/>
+              <w:spacing w:line="240" w:lineRule="auto" w:after="20"/>
+              <w:jc w:val="left"/>
+            </w:pPr>
+            <w:r>
+              <w:rPr>
+                <w:sz w:val="20"/>
+              </w:rPr>
+              <w:t xml:space="preserve">11.6</w:t>
+            </w:r>
           </w:p>
         </w:tc>
       </w:tr>
       <w:tr>
         <w:tc>
           <w:tcPr>
-            <w:tcW w:type="dxa" w:w="2311"/>
-          </w:tcPr>
-          <w:p>
-            <w:pPr>
-              <w:pStyle w:val="Compact"/>
-              <w:spacing w:line="240" w:lineRule="auto" w:after="20"/>
-              <w:jc w:val="left"/>
-            </w:pPr>
-            <w:r>
-              <w:rPr>
-                <w:sz w:val="20"/>
-              </w:rPr>
-              <w:t xml:space="preserve">Min. GTs online (8 MW battery)</w:t>
-            </w:r>
-          </w:p>
-        </w:tc>
-        <w:tc>
-          <w:tcPr>
-            <w:tcW w:type="dxa" w:w="2311"/>
-          </w:tcPr>
-          <w:p>
-            <w:pPr>
-              <w:pStyle w:val="Compact"/>
-              <w:spacing w:line="240" w:lineRule="auto" w:after="20"/>
-              <w:jc w:val="left"/>
-            </w:pPr>
-            <w:r>
-              <w:rPr>
-                <w:sz w:val="20"/>
-              </w:rPr>
-              <w:t xml:space="preserve">1 / 0</w:t>
-            </w:r>
-          </w:p>
-        </w:tc>
-        <w:tc>
-          <w:tcPr>
-            <w:tcW w:type="dxa" w:w="1444"/>
-          </w:tcPr>
-          <w:p>
-            <w:pPr>
-              <w:pStyle w:val="Compact"/>
-              <w:spacing w:line="240" w:lineRule="auto" w:after="20"/>
-              <w:jc w:val="left"/>
-            </w:pPr>
-          </w:p>
-        </w:tc>
-        <w:tc>
-          <w:tcPr>
-            <w:tcW w:type="dxa" w:w="1444"/>
-          </w:tcPr>
-          <w:p>
-            <w:pPr>
-              <w:pStyle w:val="Compact"/>
-              <w:spacing w:line="240" w:lineRule="auto" w:after="20"/>
-              <w:jc w:val="left"/>
-            </w:pPr>
-          </w:p>
-        </w:tc>
-        <w:tc>
-          <w:tcPr>
-            <w:tcW w:type="dxa" w:w="1848"/>
-          </w:tcPr>
-          <w:p>
-            <w:pPr>
-              <w:pStyle w:val="Compact"/>
-              <w:spacing w:line="240" w:lineRule="auto" w:after="20"/>
-              <w:jc w:val="left"/>
-            </w:pPr>
-            <w:r>
-              <w:rPr>
-                <w:sz w:val="20"/>
-              </w:rPr>
-              <w:t xml:space="preserve">56.9 / 38.7</w:t>
+            <w:tcW w:type="dxa" w:w="2450"/>
+          </w:tcPr>
+          <w:p>
+            <w:pPr>
+              <w:pStyle w:val="Compact"/>
+              <w:spacing w:line="240" w:lineRule="auto" w:after="20"/>
+              <w:jc w:val="left"/>
+            </w:pPr>
+            <w:r>
+              <w:rPr>
+                <w:sz w:val="20"/>
+              </w:rPr>
+              <w:t xml:space="preserve">Injection deficit limit</w:t>
+            </w:r>
+          </w:p>
+        </w:tc>
+        <w:tc>
+          <w:tcPr>
+            <w:tcW w:type="dxa" w:w="2883"/>
+          </w:tcPr>
+          <w:p>
+            <w:pPr>
+              <w:pStyle w:val="Compact"/>
+              <w:spacing w:line="240" w:lineRule="auto" w:after="20"/>
+              <w:jc w:val="left"/>
+            </w:pPr>
+            <w:r>
+              <w:rPr>
+                <w:sz w:val="20"/>
+              </w:rPr>
+              <w:t xml:space="preserve">0 h</w:t>
+            </w:r>
+          </w:p>
+        </w:tc>
+        <w:tc>
+          <w:tcPr>
+            <w:tcW w:type="dxa" w:w="1009"/>
+          </w:tcPr>
+          <w:p>
+            <w:pPr>
+              <w:pStyle w:val="Compact"/>
+              <w:spacing w:line="240" w:lineRule="auto" w:after="20"/>
+              <w:jc w:val="left"/>
+            </w:pPr>
+            <w:r>
+              <w:rPr>
+                <w:sz w:val="20"/>
+              </w:rPr>
+              <w:t xml:space="preserve">64.7</w:t>
+            </w:r>
+          </w:p>
+        </w:tc>
+        <w:tc>
+          <w:tcPr>
+            <w:tcW w:type="dxa" w:w="1009"/>
+          </w:tcPr>
+          <w:p>
+            <w:pPr>
+              <w:pStyle w:val="Compact"/>
+              <w:spacing w:line="240" w:lineRule="auto" w:after="20"/>
+              <w:jc w:val="left"/>
+            </w:pPr>
+            <w:r>
+              <w:rPr>
+                <w:sz w:val="20"/>
+              </w:rPr>
+              <w:t xml:space="preserve">64.7</w:t>
+            </w:r>
+          </w:p>
+        </w:tc>
+        <w:tc>
+          <w:tcPr>
+            <w:tcW w:type="dxa" w:w="1009"/>
+          </w:tcPr>
+          <w:p>
+            <w:pPr>
+              <w:pStyle w:val="Compact"/>
+              <w:spacing w:line="240" w:lineRule="auto" w:after="20"/>
+              <w:jc w:val="left"/>
+            </w:pPr>
+            <w:r>
+              <w:rPr>
+                <w:sz w:val="20"/>
+              </w:rPr>
+              <w:t xml:space="preserve">0.0</w:t>
+            </w:r>
+          </w:p>
+        </w:tc>
+        <w:tc>
+          <w:tcPr>
+            <w:tcW w:type="dxa" w:w="998"/>
+          </w:tcPr>
+          <w:p>
+            <w:pPr>
+              <w:pStyle w:val="Compact"/>
+              <w:spacing w:line="240" w:lineRule="auto" w:after="20"/>
+              <w:jc w:val="left"/>
+            </w:pPr>
+            <w:r>
+              <w:rPr>
+                <w:sz w:val="20"/>
+              </w:rPr>
+              <w:t xml:space="preserve">0.0</w:t>
             </w:r>
           </w:p>
         </w:tc>
@@ -11570,652 +11759,2616 @@
       <w:tr>
         <w:tc>
           <w:tcPr>
-            <w:tcW w:type="dxa" w:w="2311"/>
-          </w:tcPr>
-          <w:p>
-            <w:pPr>
-              <w:pStyle w:val="Compact"/>
-              <w:spacing w:line="240" w:lineRule="auto" w:after="20"/>
-              <w:jc w:val="left"/>
-            </w:pPr>
-            <w:r>
-              <w:rPr>
-                <w:sz w:val="20"/>
-              </w:rPr>
-              <w:t xml:space="preserve">GT fleet</w:t>
-            </w:r>
-          </w:p>
-        </w:tc>
-        <w:tc>
-          <w:tcPr>
-            <w:tcW w:type="dxa" w:w="2311"/>
-          </w:tcPr>
-          <w:p>
-            <w:pPr>
-              <w:pStyle w:val="Compact"/>
-              <w:spacing w:line="240" w:lineRule="auto" w:after="20"/>
-              <w:jc w:val="left"/>
-            </w:pPr>
-            <w:r>
-              <w:rPr>
-                <w:sz w:val="20"/>
-              </w:rPr>
-              <w:t xml:space="preserve">3 main / 2 main + 1 small / 3 main + 1 small</w:t>
-            </w:r>
-          </w:p>
-        </w:tc>
-        <w:tc>
-          <w:tcPr>
-            <w:tcW w:type="dxa" w:w="1444"/>
-          </w:tcPr>
-          <w:p>
-            <w:pPr>
-              <w:pStyle w:val="Compact"/>
-              <w:spacing w:line="240" w:lineRule="auto" w:after="20"/>
-              <w:jc w:val="left"/>
-            </w:pPr>
-            <w:r>
-              <w:rPr>
-                <w:sz w:val="20"/>
-              </w:rPr>
-              <w:t xml:space="preserve">64.7 / 53.9 / 53.9</w:t>
-            </w:r>
-          </w:p>
-        </w:tc>
-        <w:tc>
-          <w:tcPr>
-            <w:tcW w:type="dxa" w:w="1444"/>
-          </w:tcPr>
-          <w:p>
-            <w:pPr>
-              <w:pStyle w:val="Compact"/>
-              <w:spacing w:line="240" w:lineRule="auto" w:after="20"/>
-              <w:jc w:val="left"/>
-            </w:pPr>
-            <w:r>
-              <w:rPr>
-                <w:sz w:val="20"/>
-              </w:rPr>
-              <w:t xml:space="preserve">57.5 / 47.8 / 47.7</w:t>
-            </w:r>
-          </w:p>
-        </w:tc>
-        <w:tc>
-          <w:tcPr>
-            <w:tcW w:type="dxa" w:w="1848"/>
-          </w:tcPr>
-          <w:p>
-            <w:pPr>
-              <w:pStyle w:val="Compact"/>
-              <w:spacing w:line="240" w:lineRule="auto" w:after="20"/>
-              <w:jc w:val="left"/>
-            </w:pPr>
+            <w:tcW w:type="dxa" w:w="2450"/>
+          </w:tcPr>
+          <w:p>
+            <w:pPr>
+              <w:pStyle w:val="Compact"/>
+              <w:spacing w:line="240" w:lineRule="auto" w:after="20"/>
+              <w:jc w:val="left"/>
+            </w:pPr>
+          </w:p>
+        </w:tc>
+        <w:tc>
+          <w:tcPr>
+            <w:tcW w:type="dxa" w:w="2883"/>
+          </w:tcPr>
+          <w:p>
+            <w:pPr>
+              <w:pStyle w:val="Compact"/>
+              <w:spacing w:line="240" w:lineRule="auto" w:after="20"/>
+              <w:jc w:val="left"/>
+            </w:pPr>
+            <w:r>
+              <w:rPr>
+                <w:sz w:val="20"/>
+              </w:rPr>
+              <w:t xml:space="preserve">24 h</w:t>
+            </w:r>
+          </w:p>
+        </w:tc>
+        <w:tc>
+          <w:tcPr>
+            <w:tcW w:type="dxa" w:w="1009"/>
+          </w:tcPr>
+          <w:p>
+            <w:pPr>
+              <w:pStyle w:val="Compact"/>
+              <w:spacing w:line="240" w:lineRule="auto" w:after="20"/>
+              <w:jc w:val="left"/>
+            </w:pPr>
+            <w:r>
+              <w:rPr>
+                <w:sz w:val="20"/>
+              </w:rPr>
+              <w:t xml:space="preserve">64.7</w:t>
+            </w:r>
+          </w:p>
+        </w:tc>
+        <w:tc>
+          <w:tcPr>
+            <w:tcW w:type="dxa" w:w="1009"/>
+          </w:tcPr>
+          <w:p>
+            <w:pPr>
+              <w:pStyle w:val="Compact"/>
+              <w:spacing w:line="240" w:lineRule="auto" w:after="20"/>
+              <w:jc w:val="left"/>
+            </w:pPr>
+            <w:r>
+              <w:rPr>
+                <w:sz w:val="20"/>
+              </w:rPr>
+              <w:t xml:space="preserve">57.5</w:t>
+            </w:r>
+          </w:p>
+        </w:tc>
+        <w:tc>
+          <w:tcPr>
+            <w:tcW w:type="dxa" w:w="1009"/>
+          </w:tcPr>
+          <w:p>
+            <w:pPr>
+              <w:pStyle w:val="Compact"/>
+              <w:spacing w:line="240" w:lineRule="auto" w:after="20"/>
+              <w:jc w:val="left"/>
+            </w:pPr>
+            <w:r>
+              <w:rPr>
+                <w:sz w:val="20"/>
+              </w:rPr>
+              <w:t xml:space="preserve">7.1</w:t>
+            </w:r>
+          </w:p>
+        </w:tc>
+        <w:tc>
+          <w:tcPr>
+            <w:tcW w:type="dxa" w:w="998"/>
+          </w:tcPr>
+          <w:p>
+            <w:pPr>
+              <w:pStyle w:val="Compact"/>
+              <w:spacing w:line="240" w:lineRule="auto" w:after="20"/>
+              <w:jc w:val="left"/>
+            </w:pPr>
+            <w:r>
+              <w:rPr>
+                <w:sz w:val="20"/>
+              </w:rPr>
+              <w:t xml:space="preserve">11.0</w:t>
+            </w:r>
           </w:p>
         </w:tc>
       </w:tr>
       <w:tr>
         <w:tc>
           <w:tcPr>
-            <w:tcW w:type="dxa" w:w="2311"/>
-          </w:tcPr>
-          <w:p>
-            <w:pPr>
-              <w:pStyle w:val="Compact"/>
-              <w:spacing w:line="240" w:lineRule="auto" w:after="20"/>
-              <w:jc w:val="left"/>
-            </w:pPr>
-            <w:r>
-              <w:rPr>
-                <w:sz w:val="20"/>
-              </w:rPr>
-              <w:t xml:space="preserve">Keep two GTs online</w:t>
-            </w:r>
-          </w:p>
-        </w:tc>
-        <w:tc>
-          <w:tcPr>
-            <w:tcW w:type="dxa" w:w="2311"/>
-          </w:tcPr>
-          <w:p>
-            <w:pPr>
-              <w:pStyle w:val="Compact"/>
-              <w:spacing w:line="240" w:lineRule="auto" w:after="20"/>
-              <w:jc w:val="left"/>
-            </w:pPr>
-          </w:p>
-        </w:tc>
-        <w:tc>
-          <w:tcPr>
-            <w:tcW w:type="dxa" w:w="1444"/>
-          </w:tcPr>
-          <w:p>
-            <w:pPr>
-              <w:pStyle w:val="Compact"/>
-              <w:spacing w:line="240" w:lineRule="auto" w:after="20"/>
-              <w:jc w:val="left"/>
-            </w:pPr>
-            <w:r>
-              <w:rPr>
-                <w:sz w:val="20"/>
-              </w:rPr>
-              <w:t xml:space="preserve">90.7</w:t>
-            </w:r>
-          </w:p>
-        </w:tc>
-        <w:tc>
-          <w:tcPr>
-            <w:tcW w:type="dxa" w:w="1444"/>
-          </w:tcPr>
-          <w:p>
-            <w:pPr>
-              <w:pStyle w:val="Compact"/>
-              <w:spacing w:line="240" w:lineRule="auto" w:after="20"/>
-              <w:jc w:val="left"/>
-            </w:pPr>
-            <w:r>
-              <w:rPr>
-                <w:sz w:val="20"/>
-              </w:rPr>
-              <w:t xml:space="preserve">87.7</w:t>
-            </w:r>
-          </w:p>
-        </w:tc>
-        <w:tc>
-          <w:tcPr>
-            <w:tcW w:type="dxa" w:w="1848"/>
-          </w:tcPr>
-          <w:p>
-            <w:pPr>
-              <w:pStyle w:val="Compact"/>
-              <w:spacing w:line="240" w:lineRule="auto" w:after="20"/>
-              <w:jc w:val="left"/>
-            </w:pPr>
+            <w:tcW w:type="dxa" w:w="2450"/>
+          </w:tcPr>
+          <w:p>
+            <w:pPr>
+              <w:pStyle w:val="Compact"/>
+              <w:spacing w:line="240" w:lineRule="auto" w:after="20"/>
+              <w:jc w:val="left"/>
+            </w:pPr>
+          </w:p>
+        </w:tc>
+        <w:tc>
+          <w:tcPr>
+            <w:tcW w:type="dxa" w:w="2883"/>
+          </w:tcPr>
+          <w:p>
+            <w:pPr>
+              <w:pStyle w:val="Compact"/>
+              <w:spacing w:line="240" w:lineRule="auto" w:after="20"/>
+              <w:jc w:val="left"/>
+            </w:pPr>
+            <w:r>
+              <w:rPr>
+                <w:sz w:val="20"/>
+              </w:rPr>
+              <w:t xml:space="preserve">72 h</w:t>
+            </w:r>
+            <w:r>
+              <w:rPr>
+                <w:sz w:val="20"/>
+              </w:rPr>
+              <w:t xml:space="preserve"> </w:t>
+            </w:r>
+            <w:r>
+              <w:rPr>
+                <w:bCs/>
+                <w:b/>
+                <w:sz w:val="20"/>
+              </w:rPr>
+              <w:t xml:space="preserve">(base)</w:t>
+            </w:r>
+          </w:p>
+        </w:tc>
+        <w:tc>
+          <w:tcPr>
+            <w:tcW w:type="dxa" w:w="1009"/>
+          </w:tcPr>
+          <w:p>
+            <w:pPr>
+              <w:pStyle w:val="Compact"/>
+              <w:spacing w:line="240" w:lineRule="auto" w:after="20"/>
+              <w:jc w:val="left"/>
+            </w:pPr>
+            <w:r>
+              <w:rPr>
+                <w:sz w:val="20"/>
+              </w:rPr>
+              <w:t xml:space="preserve">64.7</w:t>
+            </w:r>
+          </w:p>
+        </w:tc>
+        <w:tc>
+          <w:tcPr>
+            <w:tcW w:type="dxa" w:w="1009"/>
+          </w:tcPr>
+          <w:p>
+            <w:pPr>
+              <w:pStyle w:val="Compact"/>
+              <w:spacing w:line="240" w:lineRule="auto" w:after="20"/>
+              <w:jc w:val="left"/>
+            </w:pPr>
+            <w:r>
+              <w:rPr>
+                <w:sz w:val="20"/>
+              </w:rPr>
+              <w:t xml:space="preserve">57.5</w:t>
+            </w:r>
+          </w:p>
+        </w:tc>
+        <w:tc>
+          <w:tcPr>
+            <w:tcW w:type="dxa" w:w="1009"/>
+          </w:tcPr>
+          <w:p>
+            <w:pPr>
+              <w:pStyle w:val="Compact"/>
+              <w:spacing w:line="240" w:lineRule="auto" w:after="20"/>
+              <w:jc w:val="left"/>
+            </w:pPr>
+            <w:r>
+              <w:rPr>
+                <w:sz w:val="20"/>
+              </w:rPr>
+              <w:t xml:space="preserve">7.2</w:t>
+            </w:r>
+          </w:p>
+        </w:tc>
+        <w:tc>
+          <w:tcPr>
+            <w:tcW w:type="dxa" w:w="998"/>
+          </w:tcPr>
+          <w:p>
+            <w:pPr>
+              <w:pStyle w:val="Compact"/>
+              <w:spacing w:line="240" w:lineRule="auto" w:after="20"/>
+              <w:jc w:val="left"/>
+            </w:pPr>
+            <w:r>
+              <w:rPr>
+                <w:sz w:val="20"/>
+              </w:rPr>
+              <w:t xml:space="preserve">11.1</w:t>
+            </w:r>
           </w:p>
         </w:tc>
       </w:tr>
       <w:tr>
         <w:tc>
           <w:tcPr>
-            <w:tcW w:type="dxa" w:w="2311"/>
-          </w:tcPr>
-          <w:p>
-            <w:pPr>
-              <w:pStyle w:val="Compact"/>
-              <w:spacing w:line="240" w:lineRule="auto" w:after="20"/>
-              <w:jc w:val="left"/>
-            </w:pPr>
-            <w:r>
-              <w:rPr>
-                <w:sz w:val="20"/>
-              </w:rPr>
-              <w:t xml:space="preserve">GT minimum load [% of rating]</w:t>
-            </w:r>
-          </w:p>
-        </w:tc>
-        <w:tc>
-          <w:tcPr>
-            <w:tcW w:type="dxa" w:w="2311"/>
-          </w:tcPr>
-          <w:p>
-            <w:pPr>
-              <w:pStyle w:val="Compact"/>
-              <w:spacing w:line="240" w:lineRule="auto" w:after="20"/>
-              <w:jc w:val="left"/>
-            </w:pPr>
-            <w:r>
-              <w:rPr>
-                <w:sz w:val="20"/>
-              </w:rPr>
-              <w:t xml:space="preserve">16 / 30 / 40 / 50</w:t>
-            </w:r>
-          </w:p>
-        </w:tc>
-        <w:tc>
-          <w:tcPr>
-            <w:tcW w:type="dxa" w:w="1444"/>
-          </w:tcPr>
-          <w:p>
-            <w:pPr>
-              <w:pStyle w:val="Compact"/>
-              <w:spacing w:line="240" w:lineRule="auto" w:after="20"/>
-              <w:jc w:val="left"/>
-            </w:pPr>
-            <w:r>
-              <w:rPr>
-                <w:sz w:val="20"/>
-              </w:rPr>
-              <w:t xml:space="preserve">64.7 / 71.9 / 77.5 / 86.4</w:t>
-            </w:r>
-          </w:p>
-        </w:tc>
-        <w:tc>
-          <w:tcPr>
-            <w:tcW w:type="dxa" w:w="1444"/>
-          </w:tcPr>
-          <w:p>
-            <w:pPr>
-              <w:pStyle w:val="Compact"/>
-              <w:spacing w:line="240" w:lineRule="auto" w:after="20"/>
-              <w:jc w:val="left"/>
-            </w:pPr>
-            <w:r>
-              <w:rPr>
-                <w:sz w:val="20"/>
-              </w:rPr>
-              <w:t xml:space="preserve">57.5 / 64.6 / 70.2 / 76.2</w:t>
-            </w:r>
-          </w:p>
-        </w:tc>
-        <w:tc>
-          <w:tcPr>
-            <w:tcW w:type="dxa" w:w="1848"/>
-          </w:tcPr>
-          <w:p>
-            <w:pPr>
-              <w:pStyle w:val="Compact"/>
-              <w:spacing w:line="240" w:lineRule="auto" w:after="20"/>
-              <w:jc w:val="left"/>
-            </w:pPr>
+            <w:tcW w:type="dxa" w:w="2450"/>
+          </w:tcPr>
+          <w:p>
+            <w:pPr>
+              <w:pStyle w:val="Compact"/>
+              <w:spacing w:line="240" w:lineRule="auto" w:after="20"/>
+              <w:jc w:val="left"/>
+            </w:pPr>
+          </w:p>
+        </w:tc>
+        <w:tc>
+          <w:tcPr>
+            <w:tcW w:type="dxa" w:w="2883"/>
+          </w:tcPr>
+          <w:p>
+            <w:pPr>
+              <w:pStyle w:val="Compact"/>
+              <w:spacing w:line="240" w:lineRule="auto" w:after="20"/>
+              <w:jc w:val="left"/>
+            </w:pPr>
+            <w:r>
+              <w:rPr>
+                <w:sz w:val="20"/>
+              </w:rPr>
+              <w:t xml:space="preserve">168 h</w:t>
+            </w:r>
+          </w:p>
+        </w:tc>
+        <w:tc>
+          <w:tcPr>
+            <w:tcW w:type="dxa" w:w="1009"/>
+          </w:tcPr>
+          <w:p>
+            <w:pPr>
+              <w:pStyle w:val="Compact"/>
+              <w:spacing w:line="240" w:lineRule="auto" w:after="20"/>
+              <w:jc w:val="left"/>
+            </w:pPr>
+            <w:r>
+              <w:rPr>
+                <w:sz w:val="20"/>
+              </w:rPr>
+              <w:t xml:space="preserve">64.7</w:t>
+            </w:r>
+          </w:p>
+        </w:tc>
+        <w:tc>
+          <w:tcPr>
+            <w:tcW w:type="dxa" w:w="1009"/>
+          </w:tcPr>
+          <w:p>
+            <w:pPr>
+              <w:pStyle w:val="Compact"/>
+              <w:spacing w:line="240" w:lineRule="auto" w:after="20"/>
+              <w:jc w:val="left"/>
+            </w:pPr>
+            <w:r>
+              <w:rPr>
+                <w:sz w:val="20"/>
+              </w:rPr>
+              <w:t xml:space="preserve">57.5</w:t>
+            </w:r>
+          </w:p>
+        </w:tc>
+        <w:tc>
+          <w:tcPr>
+            <w:tcW w:type="dxa" w:w="1009"/>
+          </w:tcPr>
+          <w:p>
+            <w:pPr>
+              <w:pStyle w:val="Compact"/>
+              <w:spacing w:line="240" w:lineRule="auto" w:after="20"/>
+              <w:jc w:val="left"/>
+            </w:pPr>
+            <w:r>
+              <w:rPr>
+                <w:sz w:val="20"/>
+              </w:rPr>
+              <w:t xml:space="preserve">7.1</w:t>
+            </w:r>
+          </w:p>
+        </w:tc>
+        <w:tc>
+          <w:tcPr>
+            <w:tcW w:type="dxa" w:w="998"/>
+          </w:tcPr>
+          <w:p>
+            <w:pPr>
+              <w:pStyle w:val="Compact"/>
+              <w:spacing w:line="240" w:lineRule="auto" w:after="20"/>
+              <w:jc w:val="left"/>
+            </w:pPr>
+            <w:r>
+              <w:rPr>
+                <w:sz w:val="20"/>
+              </w:rPr>
+              <w:t xml:space="preserve">11.0</w:t>
+            </w:r>
           </w:p>
         </w:tc>
       </w:tr>
       <w:tr>
         <w:tc>
           <w:tcPr>
-            <w:tcW w:type="dxa" w:w="2311"/>
-          </w:tcPr>
-          <w:p>
-            <w:pPr>
-              <w:pStyle w:val="Compact"/>
-              <w:spacing w:line="240" w:lineRule="auto" w:after="20"/>
-              <w:jc w:val="left"/>
-            </w:pPr>
-            <w:r>
-              <w:rPr>
-                <w:sz w:val="20"/>
-              </w:rPr>
-              <w:t xml:space="preserve">Pump start cost [kNOK]</w:t>
-            </w:r>
-          </w:p>
-        </w:tc>
-        <w:tc>
-          <w:tcPr>
-            <w:tcW w:type="dxa" w:w="2311"/>
-          </w:tcPr>
-          <w:p>
-            <w:pPr>
-              <w:pStyle w:val="Compact"/>
-              <w:spacing w:line="240" w:lineRule="auto" w:after="20"/>
-              <w:jc w:val="left"/>
-            </w:pPr>
-            <w:r>
-              <w:rPr>
-                <w:sz w:val="20"/>
-              </w:rPr>
-              <w:t xml:space="preserve">0 / 1 / 5 / 20</w:t>
-            </w:r>
-          </w:p>
-        </w:tc>
-        <w:tc>
-          <w:tcPr>
-            <w:tcW w:type="dxa" w:w="1444"/>
-          </w:tcPr>
-          <w:p>
-            <w:pPr>
-              <w:pStyle w:val="Compact"/>
-              <w:spacing w:line="240" w:lineRule="auto" w:after="20"/>
-              <w:jc w:val="left"/>
-            </w:pPr>
-          </w:p>
-        </w:tc>
-        <w:tc>
-          <w:tcPr>
-            <w:tcW w:type="dxa" w:w="1444"/>
-          </w:tcPr>
-          <w:p>
-            <w:pPr>
-              <w:pStyle w:val="Compact"/>
-              <w:spacing w:line="240" w:lineRule="auto" w:after="20"/>
-              <w:jc w:val="left"/>
-            </w:pPr>
-            <w:r>
-              <w:rPr>
-                <w:sz w:val="20"/>
-              </w:rPr>
-              <w:t xml:space="preserve">57.5 / 57.6 / 57.6 / 57.6</w:t>
-            </w:r>
-          </w:p>
-        </w:tc>
-        <w:tc>
-          <w:tcPr>
-            <w:tcW w:type="dxa" w:w="1848"/>
-          </w:tcPr>
-          <w:p>
-            <w:pPr>
-              <w:pStyle w:val="Compact"/>
-              <w:spacing w:line="240" w:lineRule="auto" w:after="20"/>
-              <w:jc w:val="left"/>
-            </w:pPr>
+            <w:tcW w:type="dxa" w:w="2450"/>
+          </w:tcPr>
+          <w:p>
+            <w:pPr>
+              <w:pStyle w:val="Compact"/>
+              <w:spacing w:line="240" w:lineRule="auto" w:after="20"/>
+              <w:jc w:val="left"/>
+            </w:pPr>
+            <w:r>
+              <w:rPr>
+                <w:sz w:val="20"/>
+              </w:rPr>
+              <w:t xml:space="preserve">GT fleet</w:t>
+            </w:r>
+          </w:p>
+        </w:tc>
+        <w:tc>
+          <w:tcPr>
+            <w:tcW w:type="dxa" w:w="2883"/>
+          </w:tcPr>
+          <w:p>
+            <w:pPr>
+              <w:pStyle w:val="Compact"/>
+              <w:spacing w:line="240" w:lineRule="auto" w:after="20"/>
+              <w:jc w:val="left"/>
+            </w:pPr>
+            <w:r>
+              <w:rPr>
+                <w:sz w:val="20"/>
+              </w:rPr>
+              <w:t xml:space="preserve">3 main</w:t>
+            </w:r>
+            <w:r>
+              <w:rPr>
+                <w:sz w:val="20"/>
+              </w:rPr>
+              <w:t xml:space="preserve"> </w:t>
+            </w:r>
+            <w:r>
+              <w:rPr>
+                <w:bCs/>
+                <w:b/>
+                <w:sz w:val="20"/>
+              </w:rPr>
+              <w:t xml:space="preserve">(base)</w:t>
+            </w:r>
+          </w:p>
+        </w:tc>
+        <w:tc>
+          <w:tcPr>
+            <w:tcW w:type="dxa" w:w="1009"/>
+          </w:tcPr>
+          <w:p>
+            <w:pPr>
+              <w:pStyle w:val="Compact"/>
+              <w:spacing w:line="240" w:lineRule="auto" w:after="20"/>
+              <w:jc w:val="left"/>
+            </w:pPr>
+            <w:r>
+              <w:rPr>
+                <w:sz w:val="20"/>
+              </w:rPr>
+              <w:t xml:space="preserve">64.7</w:t>
+            </w:r>
+          </w:p>
+        </w:tc>
+        <w:tc>
+          <w:tcPr>
+            <w:tcW w:type="dxa" w:w="1009"/>
+          </w:tcPr>
+          <w:p>
+            <w:pPr>
+              <w:pStyle w:val="Compact"/>
+              <w:spacing w:line="240" w:lineRule="auto" w:after="20"/>
+              <w:jc w:val="left"/>
+            </w:pPr>
+            <w:r>
+              <w:rPr>
+                <w:sz w:val="20"/>
+              </w:rPr>
+              <w:t xml:space="preserve">57.5</w:t>
+            </w:r>
+          </w:p>
+        </w:tc>
+        <w:tc>
+          <w:tcPr>
+            <w:tcW w:type="dxa" w:w="1009"/>
+          </w:tcPr>
+          <w:p>
+            <w:pPr>
+              <w:pStyle w:val="Compact"/>
+              <w:spacing w:line="240" w:lineRule="auto" w:after="20"/>
+              <w:jc w:val="left"/>
+            </w:pPr>
+            <w:r>
+              <w:rPr>
+                <w:sz w:val="20"/>
+              </w:rPr>
+              <w:t xml:space="preserve">7.2</w:t>
+            </w:r>
+          </w:p>
+        </w:tc>
+        <w:tc>
+          <w:tcPr>
+            <w:tcW w:type="dxa" w:w="998"/>
+          </w:tcPr>
+          <w:p>
+            <w:pPr>
+              <w:pStyle w:val="Compact"/>
+              <w:spacing w:line="240" w:lineRule="auto" w:after="20"/>
+              <w:jc w:val="left"/>
+            </w:pPr>
+            <w:r>
+              <w:rPr>
+                <w:sz w:val="20"/>
+              </w:rPr>
+              <w:t xml:space="preserve">11.1</w:t>
+            </w:r>
           </w:p>
         </w:tc>
       </w:tr>
       <w:tr>
         <w:tc>
           <w:tcPr>
-            <w:tcW w:type="dxa" w:w="2311"/>
-          </w:tcPr>
-          <w:p>
-            <w:pPr>
-              <w:pStyle w:val="Compact"/>
-              <w:spacing w:line="240" w:lineRule="auto" w:after="20"/>
-              <w:jc w:val="left"/>
-            </w:pPr>
-            <w:r>
-              <w:rPr>
-                <w:sz w:val="20"/>
-              </w:rPr>
-              <w:t xml:space="preserve">Reserve covers wind used [%]</w:t>
-            </w:r>
-          </w:p>
-        </w:tc>
-        <w:tc>
-          <w:tcPr>
-            <w:tcW w:type="dxa" w:w="2311"/>
-          </w:tcPr>
-          <w:p>
-            <w:pPr>
-              <w:pStyle w:val="Compact"/>
-              <w:spacing w:line="240" w:lineRule="auto" w:after="20"/>
-              <w:jc w:val="left"/>
-            </w:pPr>
-            <w:r>
-              <w:rPr>
-                <w:sz w:val="20"/>
-              </w:rPr>
-              <w:t xml:space="preserve">0 / 50 / 100</w:t>
-            </w:r>
-          </w:p>
-        </w:tc>
-        <w:tc>
-          <w:tcPr>
-            <w:tcW w:type="dxa" w:w="1444"/>
-          </w:tcPr>
-          <w:p>
-            <w:pPr>
-              <w:pStyle w:val="Compact"/>
-              <w:spacing w:line="240" w:lineRule="auto" w:after="20"/>
-              <w:jc w:val="left"/>
-            </w:pPr>
-            <w:r>
-              <w:rPr>
-                <w:sz w:val="20"/>
-              </w:rPr>
-              <w:t xml:space="preserve">64.7 / 66.2 / 90.7</w:t>
-            </w:r>
-          </w:p>
-        </w:tc>
-        <w:tc>
-          <w:tcPr>
-            <w:tcW w:type="dxa" w:w="1444"/>
-          </w:tcPr>
-          <w:p>
-            <w:pPr>
-              <w:pStyle w:val="Compact"/>
-              <w:spacing w:line="240" w:lineRule="auto" w:after="20"/>
-              <w:jc w:val="left"/>
-            </w:pPr>
-            <w:r>
-              <w:rPr>
-                <w:sz w:val="20"/>
-              </w:rPr>
-              <w:t xml:space="preserve">57.5 / 57.7 / 78.2</w:t>
-            </w:r>
-          </w:p>
-        </w:tc>
-        <w:tc>
-          <w:tcPr>
-            <w:tcW w:type="dxa" w:w="1848"/>
-          </w:tcPr>
-          <w:p>
-            <w:pPr>
-              <w:pStyle w:val="Compact"/>
-              <w:spacing w:line="240" w:lineRule="auto" w:after="20"/>
-              <w:jc w:val="left"/>
-            </w:pPr>
+            <w:tcW w:type="dxa" w:w="2450"/>
+          </w:tcPr>
+          <w:p>
+            <w:pPr>
+              <w:pStyle w:val="Compact"/>
+              <w:spacing w:line="240" w:lineRule="auto" w:after="20"/>
+              <w:jc w:val="left"/>
+            </w:pPr>
+          </w:p>
+        </w:tc>
+        <w:tc>
+          <w:tcPr>
+            <w:tcW w:type="dxa" w:w="2883"/>
+          </w:tcPr>
+          <w:p>
+            <w:pPr>
+              <w:pStyle w:val="Compact"/>
+              <w:spacing w:line="240" w:lineRule="auto" w:after="20"/>
+              <w:jc w:val="left"/>
+            </w:pPr>
+            <w:r>
+              <w:rPr>
+                <w:sz w:val="20"/>
+              </w:rPr>
+              <w:t xml:space="preserve">2 main + 1 small</w:t>
+            </w:r>
+          </w:p>
+        </w:tc>
+        <w:tc>
+          <w:tcPr>
+            <w:tcW w:type="dxa" w:w="1009"/>
+          </w:tcPr>
+          <w:p>
+            <w:pPr>
+              <w:pStyle w:val="Compact"/>
+              <w:spacing w:line="240" w:lineRule="auto" w:after="20"/>
+              <w:jc w:val="left"/>
+            </w:pPr>
+            <w:r>
+              <w:rPr>
+                <w:sz w:val="20"/>
+              </w:rPr>
+              <w:t xml:space="preserve">53.9</w:t>
+            </w:r>
+          </w:p>
+        </w:tc>
+        <w:tc>
+          <w:tcPr>
+            <w:tcW w:type="dxa" w:w="1009"/>
+          </w:tcPr>
+          <w:p>
+            <w:pPr>
+              <w:pStyle w:val="Compact"/>
+              <w:spacing w:line="240" w:lineRule="auto" w:after="20"/>
+              <w:jc w:val="left"/>
+            </w:pPr>
+            <w:r>
+              <w:rPr>
+                <w:sz w:val="20"/>
+              </w:rPr>
+              <w:t xml:space="preserve">47.8</w:t>
+            </w:r>
+          </w:p>
+        </w:tc>
+        <w:tc>
+          <w:tcPr>
+            <w:tcW w:type="dxa" w:w="1009"/>
+          </w:tcPr>
+          <w:p>
+            <w:pPr>
+              <w:pStyle w:val="Compact"/>
+              <w:spacing w:line="240" w:lineRule="auto" w:after="20"/>
+              <w:jc w:val="left"/>
+            </w:pPr>
+            <w:r>
+              <w:rPr>
+                <w:sz w:val="20"/>
+              </w:rPr>
+              <w:t xml:space="preserve">6.1</w:t>
+            </w:r>
+          </w:p>
+        </w:tc>
+        <w:tc>
+          <w:tcPr>
+            <w:tcW w:type="dxa" w:w="998"/>
+          </w:tcPr>
+          <w:p>
+            <w:pPr>
+              <w:pStyle w:val="Compact"/>
+              <w:spacing w:line="240" w:lineRule="auto" w:after="20"/>
+              <w:jc w:val="left"/>
+            </w:pPr>
+            <w:r>
+              <w:rPr>
+                <w:sz w:val="20"/>
+              </w:rPr>
+              <w:t xml:space="preserve">11.3</w:t>
+            </w:r>
           </w:p>
         </w:tc>
       </w:tr>
       <w:tr>
         <w:tc>
           <w:tcPr>
-            <w:tcW w:type="dxa" w:w="2311"/>
-          </w:tcPr>
-          <w:p>
-            <w:pPr>
-              <w:pStyle w:val="Compact"/>
-              <w:spacing w:line="240" w:lineRule="auto" w:after="20"/>
-              <w:jc w:val="left"/>
-            </w:pPr>
-            <w:r>
-              <w:rPr>
-                <w:sz w:val="20"/>
-              </w:rPr>
-              <w:t xml:space="preserve">Injection pumps as reserve</w:t>
-            </w:r>
-          </w:p>
-        </w:tc>
-        <w:tc>
-          <w:tcPr>
-            <w:tcW w:type="dxa" w:w="2311"/>
-          </w:tcPr>
-          <w:p>
-            <w:pPr>
-              <w:pStyle w:val="Compact"/>
-              <w:spacing w:line="240" w:lineRule="auto" w:after="20"/>
-              <w:jc w:val="left"/>
-            </w:pPr>
-          </w:p>
-        </w:tc>
-        <w:tc>
-          <w:tcPr>
-            <w:tcW w:type="dxa" w:w="1444"/>
-          </w:tcPr>
-          <w:p>
-            <w:pPr>
-              <w:pStyle w:val="Compact"/>
-              <w:spacing w:line="240" w:lineRule="auto" w:after="20"/>
-              <w:jc w:val="left"/>
-            </w:pPr>
-            <w:r>
-              <w:rPr>
-                <w:sz w:val="20"/>
-              </w:rPr>
-              <w:t xml:space="preserve">60.4</w:t>
-            </w:r>
-          </w:p>
-        </w:tc>
-        <w:tc>
-          <w:tcPr>
-            <w:tcW w:type="dxa" w:w="1444"/>
-          </w:tcPr>
-          <w:p>
-            <w:pPr>
-              <w:pStyle w:val="Compact"/>
-              <w:spacing w:line="240" w:lineRule="auto" w:after="20"/>
-              <w:jc w:val="left"/>
-            </w:pPr>
-            <w:r>
-              <w:rPr>
-                <w:sz w:val="20"/>
-              </w:rPr>
-              <w:t xml:space="preserve">57.6</w:t>
-            </w:r>
-          </w:p>
-        </w:tc>
-        <w:tc>
-          <w:tcPr>
-            <w:tcW w:type="dxa" w:w="1848"/>
-          </w:tcPr>
-          <w:p>
-            <w:pPr>
-              <w:pStyle w:val="Compact"/>
-              <w:spacing w:line="240" w:lineRule="auto" w:after="20"/>
-              <w:jc w:val="left"/>
-            </w:pPr>
+            <w:tcW w:type="dxa" w:w="2450"/>
+          </w:tcPr>
+          <w:p>
+            <w:pPr>
+              <w:pStyle w:val="Compact"/>
+              <w:spacing w:line="240" w:lineRule="auto" w:after="20"/>
+              <w:jc w:val="left"/>
+            </w:pPr>
+          </w:p>
+        </w:tc>
+        <w:tc>
+          <w:tcPr>
+            <w:tcW w:type="dxa" w:w="2883"/>
+          </w:tcPr>
+          <w:p>
+            <w:pPr>
+              <w:pStyle w:val="Compact"/>
+              <w:spacing w:line="240" w:lineRule="auto" w:after="20"/>
+              <w:jc w:val="left"/>
+            </w:pPr>
+            <w:r>
+              <w:rPr>
+                <w:sz w:val="20"/>
+              </w:rPr>
+              <w:t xml:space="preserve">3 main + 1 small</w:t>
+            </w:r>
+          </w:p>
+        </w:tc>
+        <w:tc>
+          <w:tcPr>
+            <w:tcW w:type="dxa" w:w="1009"/>
+          </w:tcPr>
+          <w:p>
+            <w:pPr>
+              <w:pStyle w:val="Compact"/>
+              <w:spacing w:line="240" w:lineRule="auto" w:after="20"/>
+              <w:jc w:val="left"/>
+            </w:pPr>
+            <w:r>
+              <w:rPr>
+                <w:sz w:val="20"/>
+              </w:rPr>
+              <w:t xml:space="preserve">53.9</w:t>
+            </w:r>
+          </w:p>
+        </w:tc>
+        <w:tc>
+          <w:tcPr>
+            <w:tcW w:type="dxa" w:w="1009"/>
+          </w:tcPr>
+          <w:p>
+            <w:pPr>
+              <w:pStyle w:val="Compact"/>
+              <w:spacing w:line="240" w:lineRule="auto" w:after="20"/>
+              <w:jc w:val="left"/>
+            </w:pPr>
+            <w:r>
+              <w:rPr>
+                <w:sz w:val="20"/>
+              </w:rPr>
+              <w:t xml:space="preserve">47.7</w:t>
+            </w:r>
+          </w:p>
+        </w:tc>
+        <w:tc>
+          <w:tcPr>
+            <w:tcW w:type="dxa" w:w="1009"/>
+          </w:tcPr>
+          <w:p>
+            <w:pPr>
+              <w:pStyle w:val="Compact"/>
+              <w:spacing w:line="240" w:lineRule="auto" w:after="20"/>
+              <w:jc w:val="left"/>
+            </w:pPr>
+            <w:r>
+              <w:rPr>
+                <w:sz w:val="20"/>
+              </w:rPr>
+              <w:t xml:space="preserve">6.2</w:t>
+            </w:r>
+          </w:p>
+        </w:tc>
+        <w:tc>
+          <w:tcPr>
+            <w:tcW w:type="dxa" w:w="998"/>
+          </w:tcPr>
+          <w:p>
+            <w:pPr>
+              <w:pStyle w:val="Compact"/>
+              <w:spacing w:line="240" w:lineRule="auto" w:after="20"/>
+              <w:jc w:val="left"/>
+            </w:pPr>
+            <w:r>
+              <w:rPr>
+                <w:sz w:val="20"/>
+              </w:rPr>
+              <w:t xml:space="preserve">11.5</w:t>
+            </w:r>
           </w:p>
         </w:tc>
       </w:tr>
       <w:tr>
         <w:tc>
           <w:tcPr>
-            <w:tcW w:type="dxa" w:w="2311"/>
-          </w:tcPr>
-          <w:p>
-            <w:pPr>
-              <w:pStyle w:val="Compact"/>
-              <w:spacing w:line="240" w:lineRule="auto" w:after="20"/>
-              <w:jc w:val="left"/>
-            </w:pPr>
-            <w:r>
-              <w:rPr>
-                <w:sz w:val="20"/>
-              </w:rPr>
-              <w:t xml:space="preserve">Hourly re-planning, deficit repaid in each plan: perfect / persistence wind</w:t>
-            </w:r>
-          </w:p>
-        </w:tc>
-        <w:tc>
-          <w:tcPr>
-            <w:tcW w:type="dxa" w:w="2311"/>
-          </w:tcPr>
-          <w:p>
-            <w:pPr>
-              <w:pStyle w:val="Compact"/>
-              <w:spacing w:line="240" w:lineRule="auto" w:after="20"/>
-              <w:jc w:val="left"/>
-            </w:pPr>
-          </w:p>
-        </w:tc>
-        <w:tc>
-          <w:tcPr>
-            <w:tcW w:type="dxa" w:w="1444"/>
-          </w:tcPr>
-          <w:p>
-            <w:pPr>
-              <w:pStyle w:val="Compact"/>
-              <w:spacing w:line="240" w:lineRule="auto" w:after="20"/>
-              <w:jc w:val="left"/>
-            </w:pPr>
-            <w:r>
-              <w:rPr>
-                <w:sz w:val="20"/>
-              </w:rPr>
-              <w:t xml:space="preserve">64.7 / 64.7</w:t>
-            </w:r>
-          </w:p>
-        </w:tc>
-        <w:tc>
-          <w:tcPr>
-            <w:tcW w:type="dxa" w:w="1444"/>
-          </w:tcPr>
-          <w:p>
-            <w:pPr>
-              <w:pStyle w:val="Compact"/>
-              <w:spacing w:line="240" w:lineRule="auto" w:after="20"/>
-              <w:jc w:val="left"/>
-            </w:pPr>
-            <w:r>
-              <w:rPr>
-                <w:sz w:val="20"/>
-              </w:rPr>
-              <w:t xml:space="preserve">59.2 / 64.2</w:t>
-            </w:r>
-          </w:p>
-        </w:tc>
-        <w:tc>
-          <w:tcPr>
-            <w:tcW w:type="dxa" w:w="1848"/>
-          </w:tcPr>
-          <w:p>
-            <w:pPr>
-              <w:pStyle w:val="Compact"/>
-              <w:spacing w:line="240" w:lineRule="auto" w:after="20"/>
-              <w:jc w:val="left"/>
-            </w:pPr>
+            <w:tcW w:type="dxa" w:w="2450"/>
+          </w:tcPr>
+          <w:p>
+            <w:pPr>
+              <w:pStyle w:val="Compact"/>
+              <w:spacing w:line="240" w:lineRule="auto" w:after="20"/>
+              <w:jc w:val="left"/>
+            </w:pPr>
+            <w:r>
+              <w:rPr>
+                <w:sz w:val="20"/>
+              </w:rPr>
+              <w:t xml:space="preserve">GT operating practice</w:t>
+            </w:r>
+          </w:p>
+        </w:tc>
+        <w:tc>
+          <w:tcPr>
+            <w:tcW w:type="dxa" w:w="2883"/>
+          </w:tcPr>
+          <w:p>
+            <w:pPr>
+              <w:pStyle w:val="Compact"/>
+              <w:spacing w:line="240" w:lineRule="auto" w:after="20"/>
+              <w:jc w:val="left"/>
+            </w:pPr>
+            <w:r>
+              <w:rPr>
+                <w:sz w:val="20"/>
+              </w:rPr>
+              <w:t xml:space="preserve">at least 1 GT online</w:t>
+            </w:r>
+            <w:r>
+              <w:rPr>
+                <w:sz w:val="20"/>
+              </w:rPr>
+              <w:t xml:space="preserve"> </w:t>
+            </w:r>
+            <w:r>
+              <w:rPr>
+                <w:bCs/>
+                <w:b/>
+                <w:sz w:val="20"/>
+              </w:rPr>
+              <w:t xml:space="preserve">(base)</w:t>
+            </w:r>
+          </w:p>
+        </w:tc>
+        <w:tc>
+          <w:tcPr>
+            <w:tcW w:type="dxa" w:w="1009"/>
+          </w:tcPr>
+          <w:p>
+            <w:pPr>
+              <w:pStyle w:val="Compact"/>
+              <w:spacing w:line="240" w:lineRule="auto" w:after="20"/>
+              <w:jc w:val="left"/>
+            </w:pPr>
+            <w:r>
+              <w:rPr>
+                <w:sz w:val="20"/>
+              </w:rPr>
+              <w:t xml:space="preserve">64.7</w:t>
+            </w:r>
+          </w:p>
+        </w:tc>
+        <w:tc>
+          <w:tcPr>
+            <w:tcW w:type="dxa" w:w="1009"/>
+          </w:tcPr>
+          <w:p>
+            <w:pPr>
+              <w:pStyle w:val="Compact"/>
+              <w:spacing w:line="240" w:lineRule="auto" w:after="20"/>
+              <w:jc w:val="left"/>
+            </w:pPr>
+            <w:r>
+              <w:rPr>
+                <w:sz w:val="20"/>
+              </w:rPr>
+              <w:t xml:space="preserve">57.5</w:t>
+            </w:r>
+          </w:p>
+        </w:tc>
+        <w:tc>
+          <w:tcPr>
+            <w:tcW w:type="dxa" w:w="1009"/>
+          </w:tcPr>
+          <w:p>
+            <w:pPr>
+              <w:pStyle w:val="Compact"/>
+              <w:spacing w:line="240" w:lineRule="auto" w:after="20"/>
+              <w:jc w:val="left"/>
+            </w:pPr>
+            <w:r>
+              <w:rPr>
+                <w:sz w:val="20"/>
+              </w:rPr>
+              <w:t xml:space="preserve">7.2</w:t>
+            </w:r>
+          </w:p>
+        </w:tc>
+        <w:tc>
+          <w:tcPr>
+            <w:tcW w:type="dxa" w:w="998"/>
+          </w:tcPr>
+          <w:p>
+            <w:pPr>
+              <w:pStyle w:val="Compact"/>
+              <w:spacing w:line="240" w:lineRule="auto" w:after="20"/>
+              <w:jc w:val="left"/>
+            </w:pPr>
+            <w:r>
+              <w:rPr>
+                <w:sz w:val="20"/>
+              </w:rPr>
+              <w:t xml:space="preserve">11.1</w:t>
+            </w:r>
           </w:p>
         </w:tc>
       </w:tr>
       <w:tr>
         <w:tc>
           <w:tcPr>
-            <w:tcW w:type="dxa" w:w="2311"/>
-          </w:tcPr>
-          <w:p>
-            <w:pPr>
-              <w:pStyle w:val="Compact"/>
-              <w:spacing w:line="240" w:lineRule="auto" w:after="20"/>
-              <w:jc w:val="left"/>
-            </w:pPr>
-            <w:r>
-              <w:rPr>
-                <w:sz w:val="20"/>
-              </w:rPr>
-              <w:t xml:space="preserve">Hourly re-planning, deficit valued at 25 / 50 %: persistence wind</w:t>
-            </w:r>
-          </w:p>
-        </w:tc>
-        <w:tc>
-          <w:tcPr>
-            <w:tcW w:type="dxa" w:w="2311"/>
-          </w:tcPr>
-          <w:p>
-            <w:pPr>
-              <w:pStyle w:val="Compact"/>
-              <w:spacing w:line="240" w:lineRule="auto" w:after="20"/>
-              <w:jc w:val="left"/>
-            </w:pPr>
-          </w:p>
-        </w:tc>
-        <w:tc>
-          <w:tcPr>
-            <w:tcW w:type="dxa" w:w="1444"/>
-          </w:tcPr>
-          <w:p>
-            <w:pPr>
-              <w:pStyle w:val="Compact"/>
-              <w:spacing w:line="240" w:lineRule="auto" w:after="20"/>
-              <w:jc w:val="left"/>
-            </w:pPr>
-          </w:p>
-        </w:tc>
-        <w:tc>
-          <w:tcPr>
-            <w:tcW w:type="dxa" w:w="1444"/>
-          </w:tcPr>
-          <w:p>
-            <w:pPr>
-              <w:pStyle w:val="Compact"/>
-              <w:spacing w:line="240" w:lineRule="auto" w:after="20"/>
-              <w:jc w:val="left"/>
-            </w:pPr>
-            <w:r>
-              <w:rPr>
-                <w:sz w:val="20"/>
-              </w:rPr>
-              <w:t xml:space="preserve">57.9 / 58.0</w:t>
-            </w:r>
-          </w:p>
-        </w:tc>
-        <w:tc>
-          <w:tcPr>
-            <w:tcW w:type="dxa" w:w="1848"/>
-          </w:tcPr>
-          <w:p>
-            <w:pPr>
-              <w:pStyle w:val="Compact"/>
-              <w:spacing w:line="240" w:lineRule="auto" w:after="20"/>
-              <w:jc w:val="left"/>
-            </w:pPr>
+            <w:tcW w:type="dxa" w:w="2450"/>
+          </w:tcPr>
+          <w:p>
+            <w:pPr>
+              <w:pStyle w:val="Compact"/>
+              <w:spacing w:line="240" w:lineRule="auto" w:after="20"/>
+              <w:jc w:val="left"/>
+            </w:pPr>
+          </w:p>
+        </w:tc>
+        <w:tc>
+          <w:tcPr>
+            <w:tcW w:type="dxa" w:w="2883"/>
+          </w:tcPr>
+          <w:p>
+            <w:pPr>
+              <w:pStyle w:val="Compact"/>
+              <w:spacing w:line="240" w:lineRule="auto" w:after="20"/>
+              <w:jc w:val="left"/>
+            </w:pPr>
+            <w:r>
+              <w:rPr>
+                <w:sz w:val="20"/>
+              </w:rPr>
+              <w:t xml:space="preserve">2 GTs always online</w:t>
+            </w:r>
+          </w:p>
+        </w:tc>
+        <w:tc>
+          <w:tcPr>
+            <w:tcW w:type="dxa" w:w="1009"/>
+          </w:tcPr>
+          <w:p>
+            <w:pPr>
+              <w:pStyle w:val="Compact"/>
+              <w:spacing w:line="240" w:lineRule="auto" w:after="20"/>
+              <w:jc w:val="left"/>
+            </w:pPr>
+            <w:r>
+              <w:rPr>
+                <w:sz w:val="20"/>
+              </w:rPr>
+              <w:t xml:space="preserve">90.7</w:t>
+            </w:r>
+          </w:p>
+        </w:tc>
+        <w:tc>
+          <w:tcPr>
+            <w:tcW w:type="dxa" w:w="1009"/>
+          </w:tcPr>
+          <w:p>
+            <w:pPr>
+              <w:pStyle w:val="Compact"/>
+              <w:spacing w:line="240" w:lineRule="auto" w:after="20"/>
+              <w:jc w:val="left"/>
+            </w:pPr>
+            <w:r>
+              <w:rPr>
+                <w:sz w:val="20"/>
+              </w:rPr>
+              <w:t xml:space="preserve">87.7</w:t>
+            </w:r>
+          </w:p>
+        </w:tc>
+        <w:tc>
+          <w:tcPr>
+            <w:tcW w:type="dxa" w:w="1009"/>
+          </w:tcPr>
+          <w:p>
+            <w:pPr>
+              <w:pStyle w:val="Compact"/>
+              <w:spacing w:line="240" w:lineRule="auto" w:after="20"/>
+              <w:jc w:val="left"/>
+            </w:pPr>
+            <w:r>
+              <w:rPr>
+                <w:sz w:val="20"/>
+              </w:rPr>
+              <w:t xml:space="preserve">3.1</w:t>
+            </w:r>
+          </w:p>
+        </w:tc>
+        <w:tc>
+          <w:tcPr>
+            <w:tcW w:type="dxa" w:w="998"/>
+          </w:tcPr>
+          <w:p>
+            <w:pPr>
+              <w:pStyle w:val="Compact"/>
+              <w:spacing w:line="240" w:lineRule="auto" w:after="20"/>
+              <w:jc w:val="left"/>
+            </w:pPr>
+            <w:r>
+              <w:rPr>
+                <w:sz w:val="20"/>
+              </w:rPr>
+              <w:t xml:space="preserve">3.4</w:t>
+            </w:r>
+          </w:p>
+        </w:tc>
+      </w:tr>
+      <w:tr>
+        <w:tc>
+          <w:tcPr>
+            <w:tcW w:type="dxa" w:w="2450"/>
+          </w:tcPr>
+          <w:p>
+            <w:pPr>
+              <w:pStyle w:val="Compact"/>
+              <w:spacing w:line="240" w:lineRule="auto" w:after="20"/>
+              <w:jc w:val="left"/>
+            </w:pPr>
+            <w:r>
+              <w:rPr>
+                <w:sz w:val="20"/>
+              </w:rPr>
+              <w:t xml:space="preserve">GT minimum load</w:t>
+            </w:r>
+          </w:p>
+        </w:tc>
+        <w:tc>
+          <w:tcPr>
+            <w:tcW w:type="dxa" w:w="2883"/>
+          </w:tcPr>
+          <w:p>
+            <w:pPr>
+              <w:pStyle w:val="Compact"/>
+              <w:spacing w:line="240" w:lineRule="auto" w:after="20"/>
+              <w:jc w:val="left"/>
+            </w:pPr>
+            <w:r>
+              <w:rPr>
+                <w:sz w:val="20"/>
+              </w:rPr>
+              <w:t xml:space="preserve">16 %</w:t>
+            </w:r>
+            <w:r>
+              <w:rPr>
+                <w:sz w:val="20"/>
+              </w:rPr>
+              <w:t xml:space="preserve"> </w:t>
+            </w:r>
+            <w:r>
+              <w:rPr>
+                <w:bCs/>
+                <w:b/>
+                <w:sz w:val="20"/>
+              </w:rPr>
+              <w:t xml:space="preserve">(base)</w:t>
+            </w:r>
+          </w:p>
+        </w:tc>
+        <w:tc>
+          <w:tcPr>
+            <w:tcW w:type="dxa" w:w="1009"/>
+          </w:tcPr>
+          <w:p>
+            <w:pPr>
+              <w:pStyle w:val="Compact"/>
+              <w:spacing w:line="240" w:lineRule="auto" w:after="20"/>
+              <w:jc w:val="left"/>
+            </w:pPr>
+            <w:r>
+              <w:rPr>
+                <w:sz w:val="20"/>
+              </w:rPr>
+              <w:t xml:space="preserve">64.7</w:t>
+            </w:r>
+          </w:p>
+        </w:tc>
+        <w:tc>
+          <w:tcPr>
+            <w:tcW w:type="dxa" w:w="1009"/>
+          </w:tcPr>
+          <w:p>
+            <w:pPr>
+              <w:pStyle w:val="Compact"/>
+              <w:spacing w:line="240" w:lineRule="auto" w:after="20"/>
+              <w:jc w:val="left"/>
+            </w:pPr>
+            <w:r>
+              <w:rPr>
+                <w:sz w:val="20"/>
+              </w:rPr>
+              <w:t xml:space="preserve">57.5</w:t>
+            </w:r>
+          </w:p>
+        </w:tc>
+        <w:tc>
+          <w:tcPr>
+            <w:tcW w:type="dxa" w:w="1009"/>
+          </w:tcPr>
+          <w:p>
+            <w:pPr>
+              <w:pStyle w:val="Compact"/>
+              <w:spacing w:line="240" w:lineRule="auto" w:after="20"/>
+              <w:jc w:val="left"/>
+            </w:pPr>
+            <w:r>
+              <w:rPr>
+                <w:sz w:val="20"/>
+              </w:rPr>
+              <w:t xml:space="preserve">7.2</w:t>
+            </w:r>
+          </w:p>
+        </w:tc>
+        <w:tc>
+          <w:tcPr>
+            <w:tcW w:type="dxa" w:w="998"/>
+          </w:tcPr>
+          <w:p>
+            <w:pPr>
+              <w:pStyle w:val="Compact"/>
+              <w:spacing w:line="240" w:lineRule="auto" w:after="20"/>
+              <w:jc w:val="left"/>
+            </w:pPr>
+            <w:r>
+              <w:rPr>
+                <w:sz w:val="20"/>
+              </w:rPr>
+              <w:t xml:space="preserve">11.1</w:t>
+            </w:r>
+          </w:p>
+        </w:tc>
+      </w:tr>
+      <w:tr>
+        <w:tc>
+          <w:tcPr>
+            <w:tcW w:type="dxa" w:w="2450"/>
+          </w:tcPr>
+          <w:p>
+            <w:pPr>
+              <w:pStyle w:val="Compact"/>
+              <w:spacing w:line="240" w:lineRule="auto" w:after="20"/>
+              <w:jc w:val="left"/>
+            </w:pPr>
+          </w:p>
+        </w:tc>
+        <w:tc>
+          <w:tcPr>
+            <w:tcW w:type="dxa" w:w="2883"/>
+          </w:tcPr>
+          <w:p>
+            <w:pPr>
+              <w:pStyle w:val="Compact"/>
+              <w:spacing w:line="240" w:lineRule="auto" w:after="20"/>
+              <w:jc w:val="left"/>
+            </w:pPr>
+            <w:r>
+              <w:rPr>
+                <w:sz w:val="20"/>
+              </w:rPr>
+              <w:t xml:space="preserve">30 %</w:t>
+            </w:r>
+          </w:p>
+        </w:tc>
+        <w:tc>
+          <w:tcPr>
+            <w:tcW w:type="dxa" w:w="1009"/>
+          </w:tcPr>
+          <w:p>
+            <w:pPr>
+              <w:pStyle w:val="Compact"/>
+              <w:spacing w:line="240" w:lineRule="auto" w:after="20"/>
+              <w:jc w:val="left"/>
+            </w:pPr>
+            <w:r>
+              <w:rPr>
+                <w:sz w:val="20"/>
+              </w:rPr>
+              <w:t xml:space="preserve">71.9</w:t>
+            </w:r>
+          </w:p>
+        </w:tc>
+        <w:tc>
+          <w:tcPr>
+            <w:tcW w:type="dxa" w:w="1009"/>
+          </w:tcPr>
+          <w:p>
+            <w:pPr>
+              <w:pStyle w:val="Compact"/>
+              <w:spacing w:line="240" w:lineRule="auto" w:after="20"/>
+              <w:jc w:val="left"/>
+            </w:pPr>
+            <w:r>
+              <w:rPr>
+                <w:sz w:val="20"/>
+              </w:rPr>
+              <w:t xml:space="preserve">64.6</w:t>
+            </w:r>
+          </w:p>
+        </w:tc>
+        <w:tc>
+          <w:tcPr>
+            <w:tcW w:type="dxa" w:w="1009"/>
+          </w:tcPr>
+          <w:p>
+            <w:pPr>
+              <w:pStyle w:val="Compact"/>
+              <w:spacing w:line="240" w:lineRule="auto" w:after="20"/>
+              <w:jc w:val="left"/>
+            </w:pPr>
+            <w:r>
+              <w:rPr>
+                <w:sz w:val="20"/>
+              </w:rPr>
+              <w:t xml:space="preserve">7.3</w:t>
+            </w:r>
+          </w:p>
+        </w:tc>
+        <w:tc>
+          <w:tcPr>
+            <w:tcW w:type="dxa" w:w="998"/>
+          </w:tcPr>
+          <w:p>
+            <w:pPr>
+              <w:pStyle w:val="Compact"/>
+              <w:spacing w:line="240" w:lineRule="auto" w:after="20"/>
+              <w:jc w:val="left"/>
+            </w:pPr>
+            <w:r>
+              <w:rPr>
+                <w:sz w:val="20"/>
+              </w:rPr>
+              <w:t xml:space="preserve">10.1</w:t>
+            </w:r>
+          </w:p>
+        </w:tc>
+      </w:tr>
+      <w:tr>
+        <w:tc>
+          <w:tcPr>
+            <w:tcW w:type="dxa" w:w="2450"/>
+          </w:tcPr>
+          <w:p>
+            <w:pPr>
+              <w:pStyle w:val="Compact"/>
+              <w:spacing w:line="240" w:lineRule="auto" w:after="20"/>
+              <w:jc w:val="left"/>
+            </w:pPr>
+          </w:p>
+        </w:tc>
+        <w:tc>
+          <w:tcPr>
+            <w:tcW w:type="dxa" w:w="2883"/>
+          </w:tcPr>
+          <w:p>
+            <w:pPr>
+              <w:pStyle w:val="Compact"/>
+              <w:spacing w:line="240" w:lineRule="auto" w:after="20"/>
+              <w:jc w:val="left"/>
+            </w:pPr>
+            <w:r>
+              <w:rPr>
+                <w:sz w:val="20"/>
+              </w:rPr>
+              <w:t xml:space="preserve">40 %</w:t>
+            </w:r>
+          </w:p>
+        </w:tc>
+        <w:tc>
+          <w:tcPr>
+            <w:tcW w:type="dxa" w:w="1009"/>
+          </w:tcPr>
+          <w:p>
+            <w:pPr>
+              <w:pStyle w:val="Compact"/>
+              <w:spacing w:line="240" w:lineRule="auto" w:after="20"/>
+              <w:jc w:val="left"/>
+            </w:pPr>
+            <w:r>
+              <w:rPr>
+                <w:sz w:val="20"/>
+              </w:rPr>
+              <w:t xml:space="preserve">77.5</w:t>
+            </w:r>
+          </w:p>
+        </w:tc>
+        <w:tc>
+          <w:tcPr>
+            <w:tcW w:type="dxa" w:w="1009"/>
+          </w:tcPr>
+          <w:p>
+            <w:pPr>
+              <w:pStyle w:val="Compact"/>
+              <w:spacing w:line="240" w:lineRule="auto" w:after="20"/>
+              <w:jc w:val="left"/>
+            </w:pPr>
+            <w:r>
+              <w:rPr>
+                <w:sz w:val="20"/>
+              </w:rPr>
+              <w:t xml:space="preserve">70.2</w:t>
+            </w:r>
+          </w:p>
+        </w:tc>
+        <w:tc>
+          <w:tcPr>
+            <w:tcW w:type="dxa" w:w="1009"/>
+          </w:tcPr>
+          <w:p>
+            <w:pPr>
+              <w:pStyle w:val="Compact"/>
+              <w:spacing w:line="240" w:lineRule="auto" w:after="20"/>
+              <w:jc w:val="left"/>
+            </w:pPr>
+            <w:r>
+              <w:rPr>
+                <w:sz w:val="20"/>
+              </w:rPr>
+              <w:t xml:space="preserve">7.3</w:t>
+            </w:r>
+          </w:p>
+        </w:tc>
+        <w:tc>
+          <w:tcPr>
+            <w:tcW w:type="dxa" w:w="998"/>
+          </w:tcPr>
+          <w:p>
+            <w:pPr>
+              <w:pStyle w:val="Compact"/>
+              <w:spacing w:line="240" w:lineRule="auto" w:after="20"/>
+              <w:jc w:val="left"/>
+            </w:pPr>
+            <w:r>
+              <w:rPr>
+                <w:sz w:val="20"/>
+              </w:rPr>
+              <w:t xml:space="preserve">9.5</w:t>
+            </w:r>
+          </w:p>
+        </w:tc>
+      </w:tr>
+      <w:tr>
+        <w:tc>
+          <w:tcPr>
+            <w:tcW w:type="dxa" w:w="2450"/>
+          </w:tcPr>
+          <w:p>
+            <w:pPr>
+              <w:pStyle w:val="Compact"/>
+              <w:spacing w:line="240" w:lineRule="auto" w:after="20"/>
+              <w:jc w:val="left"/>
+            </w:pPr>
+          </w:p>
+        </w:tc>
+        <w:tc>
+          <w:tcPr>
+            <w:tcW w:type="dxa" w:w="2883"/>
+          </w:tcPr>
+          <w:p>
+            <w:pPr>
+              <w:pStyle w:val="Compact"/>
+              <w:spacing w:line="240" w:lineRule="auto" w:after="20"/>
+              <w:jc w:val="left"/>
+            </w:pPr>
+            <w:r>
+              <w:rPr>
+                <w:sz w:val="20"/>
+              </w:rPr>
+              <w:t xml:space="preserve">50 %</w:t>
+            </w:r>
+          </w:p>
+        </w:tc>
+        <w:tc>
+          <w:tcPr>
+            <w:tcW w:type="dxa" w:w="1009"/>
+          </w:tcPr>
+          <w:p>
+            <w:pPr>
+              <w:pStyle w:val="Compact"/>
+              <w:spacing w:line="240" w:lineRule="auto" w:after="20"/>
+              <w:jc w:val="left"/>
+            </w:pPr>
+            <w:r>
+              <w:rPr>
+                <w:sz w:val="20"/>
+              </w:rPr>
+              <w:t xml:space="preserve">86.4</w:t>
+            </w:r>
+          </w:p>
+        </w:tc>
+        <w:tc>
+          <w:tcPr>
+            <w:tcW w:type="dxa" w:w="1009"/>
+          </w:tcPr>
+          <w:p>
+            <w:pPr>
+              <w:pStyle w:val="Compact"/>
+              <w:spacing w:line="240" w:lineRule="auto" w:after="20"/>
+              <w:jc w:val="left"/>
+            </w:pPr>
+            <w:r>
+              <w:rPr>
+                <w:sz w:val="20"/>
+              </w:rPr>
+              <w:t xml:space="preserve">76.2</w:t>
+            </w:r>
+          </w:p>
+        </w:tc>
+        <w:tc>
+          <w:tcPr>
+            <w:tcW w:type="dxa" w:w="1009"/>
+          </w:tcPr>
+          <w:p>
+            <w:pPr>
+              <w:pStyle w:val="Compact"/>
+              <w:spacing w:line="240" w:lineRule="auto" w:after="20"/>
+              <w:jc w:val="left"/>
+            </w:pPr>
+            <w:r>
+              <w:rPr>
+                <w:sz w:val="20"/>
+              </w:rPr>
+              <w:t xml:space="preserve">10.2</w:t>
+            </w:r>
+          </w:p>
+        </w:tc>
+        <w:tc>
+          <w:tcPr>
+            <w:tcW w:type="dxa" w:w="998"/>
+          </w:tcPr>
+          <w:p>
+            <w:pPr>
+              <w:pStyle w:val="Compact"/>
+              <w:spacing w:line="240" w:lineRule="auto" w:after="20"/>
+              <w:jc w:val="left"/>
+            </w:pPr>
+            <w:r>
+              <w:rPr>
+                <w:sz w:val="20"/>
+              </w:rPr>
+              <w:t xml:space="preserve">11.8</w:t>
+            </w:r>
+          </w:p>
+        </w:tc>
+      </w:tr>
+      <w:tr>
+        <w:tc>
+          <w:tcPr>
+            <w:tcW w:type="dxa" w:w="2450"/>
+          </w:tcPr>
+          <w:p>
+            <w:pPr>
+              <w:pStyle w:val="Compact"/>
+              <w:spacing w:line="240" w:lineRule="auto" w:after="20"/>
+              <w:jc w:val="left"/>
+            </w:pPr>
+            <w:r>
+              <w:rPr>
+                <w:sz w:val="20"/>
+              </w:rPr>
+              <w:t xml:space="preserve">Pump start cost</w:t>
+            </w:r>
+          </w:p>
+        </w:tc>
+        <w:tc>
+          <w:tcPr>
+            <w:tcW w:type="dxa" w:w="2883"/>
+          </w:tcPr>
+          <w:p>
+            <w:pPr>
+              <w:pStyle w:val="Compact"/>
+              <w:spacing w:line="240" w:lineRule="auto" w:after="20"/>
+              <w:jc w:val="left"/>
+            </w:pPr>
+            <w:r>
+              <w:rPr>
+                <w:sz w:val="20"/>
+              </w:rPr>
+              <w:t xml:space="preserve">0 NOK</w:t>
+            </w:r>
+            <w:r>
+              <w:rPr>
+                <w:sz w:val="20"/>
+              </w:rPr>
+              <w:t xml:space="preserve"> </w:t>
+            </w:r>
+            <w:r>
+              <w:rPr>
+                <w:bCs/>
+                <w:b/>
+                <w:sz w:val="20"/>
+              </w:rPr>
+              <w:t xml:space="preserve">(base)</w:t>
+            </w:r>
+          </w:p>
+        </w:tc>
+        <w:tc>
+          <w:tcPr>
+            <w:tcW w:type="dxa" w:w="1009"/>
+          </w:tcPr>
+          <w:p>
+            <w:pPr>
+              <w:pStyle w:val="Compact"/>
+              <w:spacing w:line="240" w:lineRule="auto" w:after="20"/>
+              <w:jc w:val="left"/>
+            </w:pPr>
+            <w:r>
+              <w:rPr>
+                <w:sz w:val="20"/>
+              </w:rPr>
+              <w:t xml:space="preserve">64.7</w:t>
+            </w:r>
+          </w:p>
+        </w:tc>
+        <w:tc>
+          <w:tcPr>
+            <w:tcW w:type="dxa" w:w="1009"/>
+          </w:tcPr>
+          <w:p>
+            <w:pPr>
+              <w:pStyle w:val="Compact"/>
+              <w:spacing w:line="240" w:lineRule="auto" w:after="20"/>
+              <w:jc w:val="left"/>
+            </w:pPr>
+            <w:r>
+              <w:rPr>
+                <w:sz w:val="20"/>
+              </w:rPr>
+              <w:t xml:space="preserve">57.5</w:t>
+            </w:r>
+          </w:p>
+        </w:tc>
+        <w:tc>
+          <w:tcPr>
+            <w:tcW w:type="dxa" w:w="1009"/>
+          </w:tcPr>
+          <w:p>
+            <w:pPr>
+              <w:pStyle w:val="Compact"/>
+              <w:spacing w:line="240" w:lineRule="auto" w:after="20"/>
+              <w:jc w:val="left"/>
+            </w:pPr>
+            <w:r>
+              <w:rPr>
+                <w:sz w:val="20"/>
+              </w:rPr>
+              <w:t xml:space="preserve">7.2</w:t>
+            </w:r>
+          </w:p>
+        </w:tc>
+        <w:tc>
+          <w:tcPr>
+            <w:tcW w:type="dxa" w:w="998"/>
+          </w:tcPr>
+          <w:p>
+            <w:pPr>
+              <w:pStyle w:val="Compact"/>
+              <w:spacing w:line="240" w:lineRule="auto" w:after="20"/>
+              <w:jc w:val="left"/>
+            </w:pPr>
+            <w:r>
+              <w:rPr>
+                <w:sz w:val="20"/>
+              </w:rPr>
+              <w:t xml:space="preserve">11.1</w:t>
+            </w:r>
+          </w:p>
+        </w:tc>
+      </w:tr>
+      <w:tr>
+        <w:tc>
+          <w:tcPr>
+            <w:tcW w:type="dxa" w:w="2450"/>
+          </w:tcPr>
+          <w:p>
+            <w:pPr>
+              <w:pStyle w:val="Compact"/>
+              <w:spacing w:line="240" w:lineRule="auto" w:after="20"/>
+              <w:jc w:val="left"/>
+            </w:pPr>
+          </w:p>
+        </w:tc>
+        <w:tc>
+          <w:tcPr>
+            <w:tcW w:type="dxa" w:w="2883"/>
+          </w:tcPr>
+          <w:p>
+            <w:pPr>
+              <w:pStyle w:val="Compact"/>
+              <w:spacing w:line="240" w:lineRule="auto" w:after="20"/>
+              <w:jc w:val="left"/>
+            </w:pPr>
+            <w:r>
+              <w:rPr>
+                <w:sz w:val="20"/>
+              </w:rPr>
+              <w:t xml:space="preserve">1,000 NOK</w:t>
+            </w:r>
+          </w:p>
+        </w:tc>
+        <w:tc>
+          <w:tcPr>
+            <w:tcW w:type="dxa" w:w="1009"/>
+          </w:tcPr>
+          <w:p>
+            <w:pPr>
+              <w:pStyle w:val="Compact"/>
+              <w:spacing w:line="240" w:lineRule="auto" w:after="20"/>
+              <w:jc w:val="left"/>
+            </w:pPr>
+            <w:r>
+              <w:rPr>
+                <w:sz w:val="20"/>
+              </w:rPr>
+              <w:t xml:space="preserve">64.7</w:t>
+            </w:r>
+          </w:p>
+        </w:tc>
+        <w:tc>
+          <w:tcPr>
+            <w:tcW w:type="dxa" w:w="1009"/>
+          </w:tcPr>
+          <w:p>
+            <w:pPr>
+              <w:pStyle w:val="Compact"/>
+              <w:spacing w:line="240" w:lineRule="auto" w:after="20"/>
+              <w:jc w:val="left"/>
+            </w:pPr>
+            <w:r>
+              <w:rPr>
+                <w:sz w:val="20"/>
+              </w:rPr>
+              <w:t xml:space="preserve">57.6</w:t>
+            </w:r>
+          </w:p>
+        </w:tc>
+        <w:tc>
+          <w:tcPr>
+            <w:tcW w:type="dxa" w:w="1009"/>
+          </w:tcPr>
+          <w:p>
+            <w:pPr>
+              <w:pStyle w:val="Compact"/>
+              <w:spacing w:line="240" w:lineRule="auto" w:after="20"/>
+              <w:jc w:val="left"/>
+            </w:pPr>
+            <w:r>
+              <w:rPr>
+                <w:sz w:val="20"/>
+              </w:rPr>
+              <w:t xml:space="preserve">7.1</w:t>
+            </w:r>
+          </w:p>
+        </w:tc>
+        <w:tc>
+          <w:tcPr>
+            <w:tcW w:type="dxa" w:w="998"/>
+          </w:tcPr>
+          <w:p>
+            <w:pPr>
+              <w:pStyle w:val="Compact"/>
+              <w:spacing w:line="240" w:lineRule="auto" w:after="20"/>
+              <w:jc w:val="left"/>
+            </w:pPr>
+            <w:r>
+              <w:rPr>
+                <w:sz w:val="20"/>
+              </w:rPr>
+              <w:t xml:space="preserve">11.0</w:t>
+            </w:r>
+          </w:p>
+        </w:tc>
+      </w:tr>
+      <w:tr>
+        <w:tc>
+          <w:tcPr>
+            <w:tcW w:type="dxa" w:w="2450"/>
+          </w:tcPr>
+          <w:p>
+            <w:pPr>
+              <w:pStyle w:val="Compact"/>
+              <w:spacing w:line="240" w:lineRule="auto" w:after="20"/>
+              <w:jc w:val="left"/>
+            </w:pPr>
+          </w:p>
+        </w:tc>
+        <w:tc>
+          <w:tcPr>
+            <w:tcW w:type="dxa" w:w="2883"/>
+          </w:tcPr>
+          <w:p>
+            <w:pPr>
+              <w:pStyle w:val="Compact"/>
+              <w:spacing w:line="240" w:lineRule="auto" w:after="20"/>
+              <w:jc w:val="left"/>
+            </w:pPr>
+            <w:r>
+              <w:rPr>
+                <w:sz w:val="20"/>
+              </w:rPr>
+              <w:t xml:space="preserve">5,000 NOK</w:t>
+            </w:r>
+          </w:p>
+        </w:tc>
+        <w:tc>
+          <w:tcPr>
+            <w:tcW w:type="dxa" w:w="1009"/>
+          </w:tcPr>
+          <w:p>
+            <w:pPr>
+              <w:pStyle w:val="Compact"/>
+              <w:spacing w:line="240" w:lineRule="auto" w:after="20"/>
+              <w:jc w:val="left"/>
+            </w:pPr>
+            <w:r>
+              <w:rPr>
+                <w:sz w:val="20"/>
+              </w:rPr>
+              <w:t xml:space="preserve">64.7</w:t>
+            </w:r>
+          </w:p>
+        </w:tc>
+        <w:tc>
+          <w:tcPr>
+            <w:tcW w:type="dxa" w:w="1009"/>
+          </w:tcPr>
+          <w:p>
+            <w:pPr>
+              <w:pStyle w:val="Compact"/>
+              <w:spacing w:line="240" w:lineRule="auto" w:after="20"/>
+              <w:jc w:val="left"/>
+            </w:pPr>
+            <w:r>
+              <w:rPr>
+                <w:sz w:val="20"/>
+              </w:rPr>
+              <w:t xml:space="preserve">57.6</w:t>
+            </w:r>
+          </w:p>
+        </w:tc>
+        <w:tc>
+          <w:tcPr>
+            <w:tcW w:type="dxa" w:w="1009"/>
+          </w:tcPr>
+          <w:p>
+            <w:pPr>
+              <w:pStyle w:val="Compact"/>
+              <w:spacing w:line="240" w:lineRule="auto" w:after="20"/>
+              <w:jc w:val="left"/>
+            </w:pPr>
+            <w:r>
+              <w:rPr>
+                <w:sz w:val="20"/>
+              </w:rPr>
+              <w:t xml:space="preserve">7.1</w:t>
+            </w:r>
+          </w:p>
+        </w:tc>
+        <w:tc>
+          <w:tcPr>
+            <w:tcW w:type="dxa" w:w="998"/>
+          </w:tcPr>
+          <w:p>
+            <w:pPr>
+              <w:pStyle w:val="Compact"/>
+              <w:spacing w:line="240" w:lineRule="auto" w:after="20"/>
+              <w:jc w:val="left"/>
+            </w:pPr>
+            <w:r>
+              <w:rPr>
+                <w:sz w:val="20"/>
+              </w:rPr>
+              <w:t xml:space="preserve">10.9</w:t>
+            </w:r>
+          </w:p>
+        </w:tc>
+      </w:tr>
+      <w:tr>
+        <w:tc>
+          <w:tcPr>
+            <w:tcW w:type="dxa" w:w="2450"/>
+          </w:tcPr>
+          <w:p>
+            <w:pPr>
+              <w:pStyle w:val="Compact"/>
+              <w:spacing w:line="240" w:lineRule="auto" w:after="20"/>
+              <w:jc w:val="left"/>
+            </w:pPr>
+          </w:p>
+        </w:tc>
+        <w:tc>
+          <w:tcPr>
+            <w:tcW w:type="dxa" w:w="2883"/>
+          </w:tcPr>
+          <w:p>
+            <w:pPr>
+              <w:pStyle w:val="Compact"/>
+              <w:spacing w:line="240" w:lineRule="auto" w:after="20"/>
+              <w:jc w:val="left"/>
+            </w:pPr>
+            <w:r>
+              <w:rPr>
+                <w:sz w:val="20"/>
+              </w:rPr>
+              <w:t xml:space="preserve">20,000 NOK</w:t>
+            </w:r>
+          </w:p>
+        </w:tc>
+        <w:tc>
+          <w:tcPr>
+            <w:tcW w:type="dxa" w:w="1009"/>
+          </w:tcPr>
+          <w:p>
+            <w:pPr>
+              <w:pStyle w:val="Compact"/>
+              <w:spacing w:line="240" w:lineRule="auto" w:after="20"/>
+              <w:jc w:val="left"/>
+            </w:pPr>
+            <w:r>
+              <w:rPr>
+                <w:sz w:val="20"/>
+              </w:rPr>
+              <w:t xml:space="preserve">64.7</w:t>
+            </w:r>
+          </w:p>
+        </w:tc>
+        <w:tc>
+          <w:tcPr>
+            <w:tcW w:type="dxa" w:w="1009"/>
+          </w:tcPr>
+          <w:p>
+            <w:pPr>
+              <w:pStyle w:val="Compact"/>
+              <w:spacing w:line="240" w:lineRule="auto" w:after="20"/>
+              <w:jc w:val="left"/>
+            </w:pPr>
+            <w:r>
+              <w:rPr>
+                <w:sz w:val="20"/>
+              </w:rPr>
+              <w:t xml:space="preserve">57.6</w:t>
+            </w:r>
+          </w:p>
+        </w:tc>
+        <w:tc>
+          <w:tcPr>
+            <w:tcW w:type="dxa" w:w="1009"/>
+          </w:tcPr>
+          <w:p>
+            <w:pPr>
+              <w:pStyle w:val="Compact"/>
+              <w:spacing w:line="240" w:lineRule="auto" w:after="20"/>
+              <w:jc w:val="left"/>
+            </w:pPr>
+            <w:r>
+              <w:rPr>
+                <w:sz w:val="20"/>
+              </w:rPr>
+              <w:t xml:space="preserve">7.0</w:t>
+            </w:r>
+          </w:p>
+        </w:tc>
+        <w:tc>
+          <w:tcPr>
+            <w:tcW w:type="dxa" w:w="998"/>
+          </w:tcPr>
+          <w:p>
+            <w:pPr>
+              <w:pStyle w:val="Compact"/>
+              <w:spacing w:line="240" w:lineRule="auto" w:after="20"/>
+              <w:jc w:val="left"/>
+            </w:pPr>
+            <w:r>
+              <w:rPr>
+                <w:sz w:val="20"/>
+              </w:rPr>
+              <w:t xml:space="preserve">10.9</w:t>
+            </w:r>
+          </w:p>
+        </w:tc>
+      </w:tr>
+      <w:tr>
+        <w:tc>
+          <w:tcPr>
+            <w:tcW w:type="dxa" w:w="2450"/>
+          </w:tcPr>
+          <w:p>
+            <w:pPr>
+              <w:pStyle w:val="Compact"/>
+              <w:spacing w:line="240" w:lineRule="auto" w:after="20"/>
+              <w:jc w:val="left"/>
+            </w:pPr>
+            <w:r>
+              <w:rPr>
+                <w:sz w:val="20"/>
+              </w:rPr>
+              <w:t xml:space="preserve">Reserve definition</w:t>
+            </w:r>
+          </w:p>
+        </w:tc>
+        <w:tc>
+          <w:tcPr>
+            <w:tcW w:type="dxa" w:w="2883"/>
+          </w:tcPr>
+          <w:p>
+            <w:pPr>
+              <w:pStyle w:val="Compact"/>
+              <w:spacing w:line="240" w:lineRule="auto" w:after="20"/>
+              <w:jc w:val="left"/>
+            </w:pPr>
+            <w:r>
+              <w:rPr>
+                <w:sz w:val="20"/>
+              </w:rPr>
+              <w:t xml:space="preserve">5 MW</w:t>
+            </w:r>
+            <w:r>
+              <w:rPr>
+                <w:sz w:val="20"/>
+              </w:rPr>
+              <w:t xml:space="preserve"> </w:t>
+            </w:r>
+            <w:r>
+              <w:rPr>
+                <w:bCs/>
+                <w:b/>
+                <w:sz w:val="20"/>
+              </w:rPr>
+              <w:t xml:space="preserve">(base)</w:t>
+            </w:r>
+          </w:p>
+        </w:tc>
+        <w:tc>
+          <w:tcPr>
+            <w:tcW w:type="dxa" w:w="1009"/>
+          </w:tcPr>
+          <w:p>
+            <w:pPr>
+              <w:pStyle w:val="Compact"/>
+              <w:spacing w:line="240" w:lineRule="auto" w:after="20"/>
+              <w:jc w:val="left"/>
+            </w:pPr>
+            <w:r>
+              <w:rPr>
+                <w:sz w:val="20"/>
+              </w:rPr>
+              <w:t xml:space="preserve">64.7</w:t>
+            </w:r>
+          </w:p>
+        </w:tc>
+        <w:tc>
+          <w:tcPr>
+            <w:tcW w:type="dxa" w:w="1009"/>
+          </w:tcPr>
+          <w:p>
+            <w:pPr>
+              <w:pStyle w:val="Compact"/>
+              <w:spacing w:line="240" w:lineRule="auto" w:after="20"/>
+              <w:jc w:val="left"/>
+            </w:pPr>
+            <w:r>
+              <w:rPr>
+                <w:sz w:val="20"/>
+              </w:rPr>
+              <w:t xml:space="preserve">57.5</w:t>
+            </w:r>
+          </w:p>
+        </w:tc>
+        <w:tc>
+          <w:tcPr>
+            <w:tcW w:type="dxa" w:w="1009"/>
+          </w:tcPr>
+          <w:p>
+            <w:pPr>
+              <w:pStyle w:val="Compact"/>
+              <w:spacing w:line="240" w:lineRule="auto" w:after="20"/>
+              <w:jc w:val="left"/>
+            </w:pPr>
+            <w:r>
+              <w:rPr>
+                <w:sz w:val="20"/>
+              </w:rPr>
+              <w:t xml:space="preserve">7.2</w:t>
+            </w:r>
+          </w:p>
+        </w:tc>
+        <w:tc>
+          <w:tcPr>
+            <w:tcW w:type="dxa" w:w="998"/>
+          </w:tcPr>
+          <w:p>
+            <w:pPr>
+              <w:pStyle w:val="Compact"/>
+              <w:spacing w:line="240" w:lineRule="auto" w:after="20"/>
+              <w:jc w:val="left"/>
+            </w:pPr>
+            <w:r>
+              <w:rPr>
+                <w:sz w:val="20"/>
+              </w:rPr>
+              <w:t xml:space="preserve">11.1</w:t>
+            </w:r>
+          </w:p>
+        </w:tc>
+      </w:tr>
+      <w:tr>
+        <w:tc>
+          <w:tcPr>
+            <w:tcW w:type="dxa" w:w="2450"/>
+          </w:tcPr>
+          <w:p>
+            <w:pPr>
+              <w:pStyle w:val="Compact"/>
+              <w:spacing w:line="240" w:lineRule="auto" w:after="20"/>
+              <w:jc w:val="left"/>
+            </w:pPr>
+          </w:p>
+        </w:tc>
+        <w:tc>
+          <w:tcPr>
+            <w:tcW w:type="dxa" w:w="2883"/>
+          </w:tcPr>
+          <w:p>
+            <w:pPr>
+              <w:pStyle w:val="Compact"/>
+              <w:spacing w:line="240" w:lineRule="auto" w:after="20"/>
+              <w:jc w:val="left"/>
+            </w:pPr>
+            <w:r>
+              <w:rPr>
+                <w:sz w:val="20"/>
+              </w:rPr>
+              <w:t xml:space="preserve">5 MW + 50 % of wind used</w:t>
+            </w:r>
+          </w:p>
+        </w:tc>
+        <w:tc>
+          <w:tcPr>
+            <w:tcW w:type="dxa" w:w="1009"/>
+          </w:tcPr>
+          <w:p>
+            <w:pPr>
+              <w:pStyle w:val="Compact"/>
+              <w:spacing w:line="240" w:lineRule="auto" w:after="20"/>
+              <w:jc w:val="left"/>
+            </w:pPr>
+            <w:r>
+              <w:rPr>
+                <w:sz w:val="20"/>
+              </w:rPr>
+              <w:t xml:space="preserve">66.2</w:t>
+            </w:r>
+          </w:p>
+        </w:tc>
+        <w:tc>
+          <w:tcPr>
+            <w:tcW w:type="dxa" w:w="1009"/>
+          </w:tcPr>
+          <w:p>
+            <w:pPr>
+              <w:pStyle w:val="Compact"/>
+              <w:spacing w:line="240" w:lineRule="auto" w:after="20"/>
+              <w:jc w:val="left"/>
+            </w:pPr>
+            <w:r>
+              <w:rPr>
+                <w:sz w:val="20"/>
+              </w:rPr>
+              <w:t xml:space="preserve">57.7</w:t>
+            </w:r>
+          </w:p>
+        </w:tc>
+        <w:tc>
+          <w:tcPr>
+            <w:tcW w:type="dxa" w:w="1009"/>
+          </w:tcPr>
+          <w:p>
+            <w:pPr>
+              <w:pStyle w:val="Compact"/>
+              <w:spacing w:line="240" w:lineRule="auto" w:after="20"/>
+              <w:jc w:val="left"/>
+            </w:pPr>
+            <w:r>
+              <w:rPr>
+                <w:sz w:val="20"/>
+              </w:rPr>
+              <w:t xml:space="preserve">8.5</w:t>
+            </w:r>
+          </w:p>
+        </w:tc>
+        <w:tc>
+          <w:tcPr>
+            <w:tcW w:type="dxa" w:w="998"/>
+          </w:tcPr>
+          <w:p>
+            <w:pPr>
+              <w:pStyle w:val="Compact"/>
+              <w:spacing w:line="240" w:lineRule="auto" w:after="20"/>
+              <w:jc w:val="left"/>
+            </w:pPr>
+            <w:r>
+              <w:rPr>
+                <w:sz w:val="20"/>
+              </w:rPr>
+              <w:t xml:space="preserve">12.8</w:t>
+            </w:r>
+          </w:p>
+        </w:tc>
+      </w:tr>
+      <w:tr>
+        <w:tc>
+          <w:tcPr>
+            <w:tcW w:type="dxa" w:w="2450"/>
+          </w:tcPr>
+          <w:p>
+            <w:pPr>
+              <w:pStyle w:val="Compact"/>
+              <w:spacing w:line="240" w:lineRule="auto" w:after="20"/>
+              <w:jc w:val="left"/>
+            </w:pPr>
+          </w:p>
+        </w:tc>
+        <w:tc>
+          <w:tcPr>
+            <w:tcW w:type="dxa" w:w="2883"/>
+          </w:tcPr>
+          <w:p>
+            <w:pPr>
+              <w:pStyle w:val="Compact"/>
+              <w:spacing w:line="240" w:lineRule="auto" w:after="20"/>
+              <w:jc w:val="left"/>
+            </w:pPr>
+            <w:r>
+              <w:rPr>
+                <w:sz w:val="20"/>
+              </w:rPr>
+              <w:t xml:space="preserve">5 MW + 100 % of wind used</w:t>
+            </w:r>
+          </w:p>
+        </w:tc>
+        <w:tc>
+          <w:tcPr>
+            <w:tcW w:type="dxa" w:w="1009"/>
+          </w:tcPr>
+          <w:p>
+            <w:pPr>
+              <w:pStyle w:val="Compact"/>
+              <w:spacing w:line="240" w:lineRule="auto" w:after="20"/>
+              <w:jc w:val="left"/>
+            </w:pPr>
+            <w:r>
+              <w:rPr>
+                <w:sz w:val="20"/>
+              </w:rPr>
+              <w:t xml:space="preserve">90.7</w:t>
+            </w:r>
+          </w:p>
+        </w:tc>
+        <w:tc>
+          <w:tcPr>
+            <w:tcW w:type="dxa" w:w="1009"/>
+          </w:tcPr>
+          <w:p>
+            <w:pPr>
+              <w:pStyle w:val="Compact"/>
+              <w:spacing w:line="240" w:lineRule="auto" w:after="20"/>
+              <w:jc w:val="left"/>
+            </w:pPr>
+            <w:r>
+              <w:rPr>
+                <w:sz w:val="20"/>
+              </w:rPr>
+              <w:t xml:space="preserve">78.2</w:t>
+            </w:r>
+          </w:p>
+        </w:tc>
+        <w:tc>
+          <w:tcPr>
+            <w:tcW w:type="dxa" w:w="1009"/>
+          </w:tcPr>
+          <w:p>
+            <w:pPr>
+              <w:pStyle w:val="Compact"/>
+              <w:spacing w:line="240" w:lineRule="auto" w:after="20"/>
+              <w:jc w:val="left"/>
+            </w:pPr>
+            <w:r>
+              <w:rPr>
+                <w:sz w:val="20"/>
+              </w:rPr>
+              <w:t xml:space="preserve">12.5</w:t>
+            </w:r>
+          </w:p>
+        </w:tc>
+        <w:tc>
+          <w:tcPr>
+            <w:tcW w:type="dxa" w:w="998"/>
+          </w:tcPr>
+          <w:p>
+            <w:pPr>
+              <w:pStyle w:val="Compact"/>
+              <w:spacing w:line="240" w:lineRule="auto" w:after="20"/>
+              <w:jc w:val="left"/>
+            </w:pPr>
+            <w:r>
+              <w:rPr>
+                <w:sz w:val="20"/>
+              </w:rPr>
+              <w:t xml:space="preserve">13.8</w:t>
+            </w:r>
+          </w:p>
+        </w:tc>
+      </w:tr>
+      <w:tr>
+        <w:tc>
+          <w:tcPr>
+            <w:tcW w:type="dxa" w:w="2450"/>
+          </w:tcPr>
+          <w:p>
+            <w:pPr>
+              <w:pStyle w:val="Compact"/>
+              <w:spacing w:line="240" w:lineRule="auto" w:after="20"/>
+              <w:jc w:val="left"/>
+            </w:pPr>
+          </w:p>
+        </w:tc>
+        <w:tc>
+          <w:tcPr>
+            <w:tcW w:type="dxa" w:w="2883"/>
+          </w:tcPr>
+          <w:p>
+            <w:pPr>
+              <w:pStyle w:val="Compact"/>
+              <w:spacing w:line="240" w:lineRule="auto" w:after="20"/>
+              <w:jc w:val="left"/>
+            </w:pPr>
+            <w:r>
+              <w:rPr>
+                <w:sz w:val="20"/>
+              </w:rPr>
+              <w:t xml:space="preserve">injection pumps count as reserve</w:t>
+            </w:r>
+          </w:p>
+        </w:tc>
+        <w:tc>
+          <w:tcPr>
+            <w:tcW w:type="dxa" w:w="1009"/>
+          </w:tcPr>
+          <w:p>
+            <w:pPr>
+              <w:pStyle w:val="Compact"/>
+              <w:spacing w:line="240" w:lineRule="auto" w:after="20"/>
+              <w:jc w:val="left"/>
+            </w:pPr>
+            <w:r>
+              <w:rPr>
+                <w:sz w:val="20"/>
+              </w:rPr>
+              <w:t xml:space="preserve">60.4</w:t>
+            </w:r>
+          </w:p>
+        </w:tc>
+        <w:tc>
+          <w:tcPr>
+            <w:tcW w:type="dxa" w:w="1009"/>
+          </w:tcPr>
+          <w:p>
+            <w:pPr>
+              <w:pStyle w:val="Compact"/>
+              <w:spacing w:line="240" w:lineRule="auto" w:after="20"/>
+              <w:jc w:val="left"/>
+            </w:pPr>
+            <w:r>
+              <w:rPr>
+                <w:sz w:val="20"/>
+              </w:rPr>
+              <w:t xml:space="preserve">57.6</w:t>
+            </w:r>
+          </w:p>
+        </w:tc>
+        <w:tc>
+          <w:tcPr>
+            <w:tcW w:type="dxa" w:w="1009"/>
+          </w:tcPr>
+          <w:p>
+            <w:pPr>
+              <w:pStyle w:val="Compact"/>
+              <w:spacing w:line="240" w:lineRule="auto" w:after="20"/>
+              <w:jc w:val="left"/>
+            </w:pPr>
+            <w:r>
+              <w:rPr>
+                <w:sz w:val="20"/>
+              </w:rPr>
+              <w:t xml:space="preserve">2.8</w:t>
+            </w:r>
+          </w:p>
+        </w:tc>
+        <w:tc>
+          <w:tcPr>
+            <w:tcW w:type="dxa" w:w="998"/>
+          </w:tcPr>
+          <w:p>
+            <w:pPr>
+              <w:pStyle w:val="Compact"/>
+              <w:spacing w:line="240" w:lineRule="auto" w:after="20"/>
+              <w:jc w:val="left"/>
+            </w:pPr>
+            <w:r>
+              <w:rPr>
+                <w:sz w:val="20"/>
+              </w:rPr>
+              <w:t xml:space="preserve">4.7</w:t>
+            </w:r>
+          </w:p>
+        </w:tc>
+      </w:tr>
+      <w:tr>
+        <w:tc>
+          <w:tcPr>
+            <w:tcW w:type="dxa" w:w="2450"/>
+          </w:tcPr>
+          <w:p>
+            <w:pPr>
+              <w:pStyle w:val="Compact"/>
+              <w:spacing w:line="240" w:lineRule="auto" w:after="20"/>
+              <w:jc w:val="left"/>
+            </w:pPr>
+            <w:r>
+              <w:rPr>
+                <w:sz w:val="20"/>
+              </w:rPr>
+              <w:t xml:space="preserve">Wind forecast (hourly re-planning)</w:t>
+            </w:r>
+          </w:p>
+        </w:tc>
+        <w:tc>
+          <w:tcPr>
+            <w:tcW w:type="dxa" w:w="2883"/>
+          </w:tcPr>
+          <w:p>
+            <w:pPr>
+              <w:pStyle w:val="Compact"/>
+              <w:spacing w:line="240" w:lineRule="auto" w:after="20"/>
+              <w:jc w:val="left"/>
+            </w:pPr>
+            <w:r>
+              <w:rPr>
+                <w:sz w:val="20"/>
+              </w:rPr>
+              <w:t xml:space="preserve">actual wind, deficit repaid in each plan</w:t>
+            </w:r>
+          </w:p>
+        </w:tc>
+        <w:tc>
+          <w:tcPr>
+            <w:tcW w:type="dxa" w:w="1009"/>
+          </w:tcPr>
+          <w:p>
+            <w:pPr>
+              <w:pStyle w:val="Compact"/>
+              <w:spacing w:line="240" w:lineRule="auto" w:after="20"/>
+              <w:jc w:val="left"/>
+            </w:pPr>
+            <w:r>
+              <w:rPr>
+                <w:sz w:val="20"/>
+              </w:rPr>
+              <w:t xml:space="preserve">64.7</w:t>
+            </w:r>
+          </w:p>
+        </w:tc>
+        <w:tc>
+          <w:tcPr>
+            <w:tcW w:type="dxa" w:w="1009"/>
+          </w:tcPr>
+          <w:p>
+            <w:pPr>
+              <w:pStyle w:val="Compact"/>
+              <w:spacing w:line="240" w:lineRule="auto" w:after="20"/>
+              <w:jc w:val="left"/>
+            </w:pPr>
+            <w:r>
+              <w:rPr>
+                <w:sz w:val="20"/>
+              </w:rPr>
+              <w:t xml:space="preserve">59.2</w:t>
+            </w:r>
+          </w:p>
+        </w:tc>
+        <w:tc>
+          <w:tcPr>
+            <w:tcW w:type="dxa" w:w="1009"/>
+          </w:tcPr>
+          <w:p>
+            <w:pPr>
+              <w:pStyle w:val="Compact"/>
+              <w:spacing w:line="240" w:lineRule="auto" w:after="20"/>
+              <w:jc w:val="left"/>
+            </w:pPr>
+            <w:r>
+              <w:rPr>
+                <w:sz w:val="20"/>
+              </w:rPr>
+              <w:t xml:space="preserve">5.5</w:t>
+            </w:r>
+          </w:p>
+        </w:tc>
+        <w:tc>
+          <w:tcPr>
+            <w:tcW w:type="dxa" w:w="998"/>
+          </w:tcPr>
+          <w:p>
+            <w:pPr>
+              <w:pStyle w:val="Compact"/>
+              <w:spacing w:line="240" w:lineRule="auto" w:after="20"/>
+              <w:jc w:val="left"/>
+            </w:pPr>
+            <w:r>
+              <w:rPr>
+                <w:sz w:val="20"/>
+              </w:rPr>
+              <w:t xml:space="preserve">8.5</w:t>
+            </w:r>
+          </w:p>
+        </w:tc>
+      </w:tr>
+      <w:tr>
+        <w:tc>
+          <w:tcPr>
+            <w:tcW w:type="dxa" w:w="2450"/>
+          </w:tcPr>
+          <w:p>
+            <w:pPr>
+              <w:pStyle w:val="Compact"/>
+              <w:spacing w:line="240" w:lineRule="auto" w:after="20"/>
+              <w:jc w:val="left"/>
+            </w:pPr>
+          </w:p>
+        </w:tc>
+        <w:tc>
+          <w:tcPr>
+            <w:tcW w:type="dxa" w:w="2883"/>
+          </w:tcPr>
+          <w:p>
+            <w:pPr>
+              <w:pStyle w:val="Compact"/>
+              <w:spacing w:line="240" w:lineRule="auto" w:after="20"/>
+              <w:jc w:val="left"/>
+            </w:pPr>
+            <w:r>
+              <w:rPr>
+                <w:sz w:val="20"/>
+              </w:rPr>
+              <w:t xml:space="preserve">persistence, deficit repaid in each plan</w:t>
+            </w:r>
+          </w:p>
+        </w:tc>
+        <w:tc>
+          <w:tcPr>
+            <w:tcW w:type="dxa" w:w="1009"/>
+          </w:tcPr>
+          <w:p>
+            <w:pPr>
+              <w:pStyle w:val="Compact"/>
+              <w:spacing w:line="240" w:lineRule="auto" w:after="20"/>
+              <w:jc w:val="left"/>
+            </w:pPr>
+            <w:r>
+              <w:rPr>
+                <w:sz w:val="20"/>
+              </w:rPr>
+              <w:t xml:space="preserve">64.7</w:t>
+            </w:r>
+          </w:p>
+        </w:tc>
+        <w:tc>
+          <w:tcPr>
+            <w:tcW w:type="dxa" w:w="1009"/>
+          </w:tcPr>
+          <w:p>
+            <w:pPr>
+              <w:pStyle w:val="Compact"/>
+              <w:spacing w:line="240" w:lineRule="auto" w:after="20"/>
+              <w:jc w:val="left"/>
+            </w:pPr>
+            <w:r>
+              <w:rPr>
+                <w:sz w:val="20"/>
+              </w:rPr>
+              <w:t xml:space="preserve">64.2</w:t>
+            </w:r>
+          </w:p>
+        </w:tc>
+        <w:tc>
+          <w:tcPr>
+            <w:tcW w:type="dxa" w:w="1009"/>
+          </w:tcPr>
+          <w:p>
+            <w:pPr>
+              <w:pStyle w:val="Compact"/>
+              <w:spacing w:line="240" w:lineRule="auto" w:after="20"/>
+              <w:jc w:val="left"/>
+            </w:pPr>
+            <w:r>
+              <w:rPr>
+                <w:sz w:val="20"/>
+              </w:rPr>
+              <w:t xml:space="preserve">0.5</w:t>
+            </w:r>
+          </w:p>
+        </w:tc>
+        <w:tc>
+          <w:tcPr>
+            <w:tcW w:type="dxa" w:w="998"/>
+          </w:tcPr>
+          <w:p>
+            <w:pPr>
+              <w:pStyle w:val="Compact"/>
+              <w:spacing w:line="240" w:lineRule="auto" w:after="20"/>
+              <w:jc w:val="left"/>
+            </w:pPr>
+            <w:r>
+              <w:rPr>
+                <w:sz w:val="20"/>
+              </w:rPr>
+              <w:t xml:space="preserve">0.7</w:t>
+            </w:r>
+          </w:p>
+        </w:tc>
+      </w:tr>
+      <w:tr>
+        <w:tc>
+          <w:tcPr>
+            <w:tcW w:type="dxa" w:w="2450"/>
+          </w:tcPr>
+          <w:p>
+            <w:pPr>
+              <w:pStyle w:val="Compact"/>
+              <w:spacing w:line="240" w:lineRule="auto" w:after="20"/>
+              <w:jc w:val="left"/>
+            </w:pPr>
+          </w:p>
+        </w:tc>
+        <w:tc>
+          <w:tcPr>
+            <w:tcW w:type="dxa" w:w="2883"/>
+          </w:tcPr>
+          <w:p>
+            <w:pPr>
+              <w:pStyle w:val="Compact"/>
+              <w:spacing w:line="240" w:lineRule="auto" w:after="20"/>
+              <w:jc w:val="left"/>
+            </w:pPr>
+            <w:r>
+              <w:rPr>
+                <w:sz w:val="20"/>
+              </w:rPr>
+              <w:t xml:space="preserve">persistence, deficit valued at 25 %</w:t>
+            </w:r>
+          </w:p>
+        </w:tc>
+        <w:tc>
+          <w:tcPr>
+            <w:tcW w:type="dxa" w:w="1009"/>
+          </w:tcPr>
+          <w:p>
+            <w:pPr>
+              <w:pStyle w:val="Compact"/>
+              <w:spacing w:line="240" w:lineRule="auto" w:after="20"/>
+              <w:jc w:val="left"/>
+            </w:pPr>
+            <w:r>
+              <w:rPr>
+                <w:sz w:val="20"/>
+              </w:rPr>
+              <w:t xml:space="preserve">64.7</w:t>
+            </w:r>
+          </w:p>
+        </w:tc>
+        <w:tc>
+          <w:tcPr>
+            <w:tcW w:type="dxa" w:w="1009"/>
+          </w:tcPr>
+          <w:p>
+            <w:pPr>
+              <w:pStyle w:val="Compact"/>
+              <w:spacing w:line="240" w:lineRule="auto" w:after="20"/>
+              <w:jc w:val="left"/>
+            </w:pPr>
+            <w:r>
+              <w:rPr>
+                <w:sz w:val="20"/>
+              </w:rPr>
+              <w:t xml:space="preserve">57.9</w:t>
+            </w:r>
+          </w:p>
+        </w:tc>
+        <w:tc>
+          <w:tcPr>
+            <w:tcW w:type="dxa" w:w="1009"/>
+          </w:tcPr>
+          <w:p>
+            <w:pPr>
+              <w:pStyle w:val="Compact"/>
+              <w:spacing w:line="240" w:lineRule="auto" w:after="20"/>
+              <w:jc w:val="left"/>
+            </w:pPr>
+            <w:r>
+              <w:rPr>
+                <w:sz w:val="20"/>
+              </w:rPr>
+              <w:t xml:space="preserve">6.7</w:t>
+            </w:r>
+          </w:p>
+        </w:tc>
+        <w:tc>
+          <w:tcPr>
+            <w:tcW w:type="dxa" w:w="998"/>
+          </w:tcPr>
+          <w:p>
+            <w:pPr>
+              <w:pStyle w:val="Compact"/>
+              <w:spacing w:line="240" w:lineRule="auto" w:after="20"/>
+              <w:jc w:val="left"/>
+            </w:pPr>
+            <w:r>
+              <w:rPr>
+                <w:sz w:val="20"/>
+              </w:rPr>
+              <w:t xml:space="preserve">10.4</w:t>
+            </w:r>
+          </w:p>
+        </w:tc>
+      </w:tr>
+      <w:tr>
+        <w:tc>
+          <w:tcPr>
+            <w:tcW w:type="dxa" w:w="2450"/>
+          </w:tcPr>
+          <w:p>
+            <w:pPr>
+              <w:pStyle w:val="Compact"/>
+              <w:spacing w:line="240" w:lineRule="auto" w:after="20"/>
+              <w:jc w:val="left"/>
+            </w:pPr>
+          </w:p>
+        </w:tc>
+        <w:tc>
+          <w:tcPr>
+            <w:tcW w:type="dxa" w:w="2883"/>
+          </w:tcPr>
+          <w:p>
+            <w:pPr>
+              <w:pStyle w:val="Compact"/>
+              <w:spacing w:line="240" w:lineRule="auto" w:after="20"/>
+              <w:jc w:val="left"/>
+            </w:pPr>
+            <w:r>
+              <w:rPr>
+                <w:sz w:val="20"/>
+              </w:rPr>
+              <w:t xml:space="preserve">persistence, deficit valued at 50 %</w:t>
+            </w:r>
+          </w:p>
+        </w:tc>
+        <w:tc>
+          <w:tcPr>
+            <w:tcW w:type="dxa" w:w="1009"/>
+          </w:tcPr>
+          <w:p>
+            <w:pPr>
+              <w:pStyle w:val="Compact"/>
+              <w:spacing w:line="240" w:lineRule="auto" w:after="20"/>
+              <w:jc w:val="left"/>
+            </w:pPr>
+            <w:r>
+              <w:rPr>
+                <w:sz w:val="20"/>
+              </w:rPr>
+              <w:t xml:space="preserve">64.7</w:t>
+            </w:r>
+          </w:p>
+        </w:tc>
+        <w:tc>
+          <w:tcPr>
+            <w:tcW w:type="dxa" w:w="1009"/>
+          </w:tcPr>
+          <w:p>
+            <w:pPr>
+              <w:pStyle w:val="Compact"/>
+              <w:spacing w:line="240" w:lineRule="auto" w:after="20"/>
+              <w:jc w:val="left"/>
+            </w:pPr>
+            <w:r>
+              <w:rPr>
+                <w:sz w:val="20"/>
+              </w:rPr>
+              <w:t xml:space="preserve">58.0</w:t>
+            </w:r>
+          </w:p>
+        </w:tc>
+        <w:tc>
+          <w:tcPr>
+            <w:tcW w:type="dxa" w:w="1009"/>
+          </w:tcPr>
+          <w:p>
+            <w:pPr>
+              <w:pStyle w:val="Compact"/>
+              <w:spacing w:line="240" w:lineRule="auto" w:after="20"/>
+              <w:jc w:val="left"/>
+            </w:pPr>
+            <w:r>
+              <w:rPr>
+                <w:sz w:val="20"/>
+              </w:rPr>
+              <w:t xml:space="preserve">6.7</w:t>
+            </w:r>
+          </w:p>
+        </w:tc>
+        <w:tc>
+          <w:tcPr>
+            <w:tcW w:type="dxa" w:w="998"/>
+          </w:tcPr>
+          <w:p>
+            <w:pPr>
+              <w:pStyle w:val="Compact"/>
+              <w:spacing w:line="240" w:lineRule="auto" w:after="20"/>
+              <w:jc w:val="left"/>
+            </w:pPr>
+            <w:r>
+              <w:rPr>
+                <w:sz w:val="20"/>
+              </w:rPr>
+              <w:t xml:space="preserve">10.3</w:t>
+            </w:r>
           </w:p>
         </w:tc>
       </w:tr>
@@ -12223,10 +14376,21 @@
     <w:p>
       <w:pPr>
         <w:pStyle w:val="BodyText"/>
+        <w:keepNext/>
         <w:spacing w:before="200"/>
       </w:pPr>
       <w:r>
-        <w:t xml:space="preserve">The results of the sensitivity runs are given in Table 4 and Figure 7. The CO</w:t>
+        <w:rPr>
+          <w:bCs/>
+          <w:b/>
+        </w:rPr>
+        <w:t xml:space="preserve">Table 5.</w:t>
+      </w:r>
+      <w:r>
+        <w:t xml:space="preserve"> </w:t>
+      </w:r>
+      <w:r>
+        <w:t xml:space="preserve">Annual CO</w:t>
       </w:r>
       <w:r>
         <w:rPr>
@@ -12238,7 +14402,727 @@
         <w:t xml:space="preserve"> </w:t>
       </w:r>
       <w:r>
-        <w:t xml:space="preserve">and gas prices have almost no effect: across CO</w:t>
+        <w:t xml:space="preserve">with a battery added to flexible scheduling (Case 4),</w:t>
+      </w:r>
+      <w:r>
+        <w:t xml:space="preserve"> </w:t>
+      </w:r>
+      <w:r>
+        <w:t xml:space="preserve">against Case 3 without a battery (57.5 kt/yr).</w:t>
+      </w:r>
+    </w:p>
+    <w:tbl>
+      <w:tblPr>
+        <w:tblStyle w:val="Table"/>
+        <w:tblW w:type="pct" w:w="5000"/>
+        <w:tblLook w:firstRow="1" w:lastRow="0" w:firstColumn="0" w:lastColumn="0" w:noHBand="0" w:noVBand="0" w:val="0020"/>
+        <w:jc w:val="start"/>
+        <w:tblBorders>
+          <w:top w:val="single" w:sz="4" w:space="0" w:color="000000"/>
+          <w:bottom w:val="single" w:sz="4" w:space="0" w:color="000000"/>
+          <w:left w:val="nil" w:sz="4" w:space="0" w:color="000000"/>
+          <w:right w:val="nil" w:sz="4" w:space="0" w:color="000000"/>
+          <w:insideH w:val="nil" w:sz="4" w:space="0" w:color="000000"/>
+          <w:insideV w:val="nil" w:sz="4" w:space="0" w:color="000000"/>
+        </w:tblBorders>
+      </w:tblPr>
+      <w:tblGrid>
+        <w:gridCol w:w="1933"/>
+        <w:gridCol w:w="1526"/>
+        <w:gridCol w:w="1424"/>
+        <w:gridCol w:w="2441"/>
+        <w:gridCol w:w="2034"/>
+      </w:tblGrid>
+      <w:tr>
+        <w:trPr>
+          <w:tblHeader w:val="true"/>
+          <w:tblHeader/>
+        </w:trPr>
+        <w:tc>
+          <w:tcPr>
+            <w:tcW w:type="dxa" w:w="1933"/>
+            <w:tcBorders>
+              <w:bottom w:val="single" w:sz="4" w:space="0" w:color="000000"/>
+            </w:tcBorders>
+          </w:tcPr>
+          <w:p>
+            <w:pPr>
+              <w:pStyle w:val="Compact"/>
+              <w:spacing w:line="240" w:lineRule="auto" w:after="20"/>
+              <w:jc w:val="left"/>
+            </w:pPr>
+            <w:r>
+              <w:rPr>
+                <w:b/>
+                <w:sz w:val="20"/>
+              </w:rPr>
+              <w:t xml:space="preserve">Battery</w:t>
+            </w:r>
+          </w:p>
+        </w:tc>
+        <w:tc>
+          <w:tcPr>
+            <w:tcW w:type="dxa" w:w="1526"/>
+            <w:tcBorders>
+              <w:bottom w:val="single" w:sz="4" w:space="0" w:color="000000"/>
+            </w:tcBorders>
+          </w:tcPr>
+          <w:p>
+            <w:pPr>
+              <w:pStyle w:val="Compact"/>
+              <w:spacing w:line="240" w:lineRule="auto" w:after="20"/>
+              <w:jc w:val="left"/>
+            </w:pPr>
+            <w:r>
+              <w:rPr>
+                <w:b/>
+                <w:sz w:val="20"/>
+              </w:rPr>
+              <w:t xml:space="preserve">Min. GTs online</w:t>
+            </w:r>
+          </w:p>
+        </w:tc>
+        <w:tc>
+          <w:tcPr>
+            <w:tcW w:type="dxa" w:w="1424"/>
+            <w:tcBorders>
+              <w:bottom w:val="single" w:sz="4" w:space="0" w:color="000000"/>
+            </w:tcBorders>
+          </w:tcPr>
+          <w:p>
+            <w:pPr>
+              <w:pStyle w:val="Compact"/>
+              <w:spacing w:line="240" w:lineRule="auto" w:after="20"/>
+              <w:jc w:val="left"/>
+            </w:pPr>
+            <w:r>
+              <w:rPr>
+                <w:b/>
+                <w:sz w:val="20"/>
+              </w:rPr>
+              <w:t xml:space="preserve">Case 4 [kt/yr]</w:t>
+            </w:r>
+          </w:p>
+        </w:tc>
+        <w:tc>
+          <w:tcPr>
+            <w:tcW w:type="dxa" w:w="2441"/>
+            <w:tcBorders>
+              <w:bottom w:val="single" w:sz="4" w:space="0" w:color="000000"/>
+            </w:tcBorders>
+          </w:tcPr>
+          <w:p>
+            <w:pPr>
+              <w:pStyle w:val="Compact"/>
+              <w:spacing w:line="240" w:lineRule="auto" w:after="20"/>
+              <w:jc w:val="left"/>
+            </w:pPr>
+            <w:r>
+              <w:rPr>
+                <w:b/>
+                <w:sz w:val="20"/>
+              </w:rPr>
+              <w:t xml:space="preserve">Saving vs Case 3 [kt/yr]</w:t>
+            </w:r>
+          </w:p>
+        </w:tc>
+        <w:tc>
+          <w:tcPr>
+            <w:tcW w:type="dxa" w:w="2034"/>
+            <w:tcBorders>
+              <w:bottom w:val="single" w:sz="4" w:space="0" w:color="000000"/>
+            </w:tcBorders>
+          </w:tcPr>
+          <w:p>
+            <w:pPr>
+              <w:pStyle w:val="Compact"/>
+              <w:spacing w:line="240" w:lineRule="auto" w:after="20"/>
+              <w:jc w:val="left"/>
+            </w:pPr>
+            <w:r>
+              <w:rPr>
+                <w:b/>
+                <w:sz w:val="20"/>
+              </w:rPr>
+              <w:t xml:space="preserve">Saving vs Case 3 [%]</w:t>
+            </w:r>
+          </w:p>
+        </w:tc>
+      </w:tr>
+      <w:tr>
+        <w:tc>
+          <w:tcPr>
+            <w:tcW w:type="dxa" w:w="1933"/>
+          </w:tcPr>
+          <w:p>
+            <w:pPr>
+              <w:pStyle w:val="Compact"/>
+              <w:spacing w:line="240" w:lineRule="auto" w:after="20"/>
+              <w:jc w:val="left"/>
+            </w:pPr>
+            <w:r>
+              <w:rPr>
+                <w:sz w:val="20"/>
+              </w:rPr>
+              <w:t xml:space="preserve">none</w:t>
+            </w:r>
+          </w:p>
+        </w:tc>
+        <w:tc>
+          <w:tcPr>
+            <w:tcW w:type="dxa" w:w="1526"/>
+          </w:tcPr>
+          <w:p>
+            <w:pPr>
+              <w:pStyle w:val="Compact"/>
+              <w:spacing w:line="240" w:lineRule="auto" w:after="20"/>
+              <w:jc w:val="left"/>
+            </w:pPr>
+            <w:r>
+              <w:rPr>
+                <w:sz w:val="20"/>
+              </w:rPr>
+              <w:t xml:space="preserve">1</w:t>
+            </w:r>
+          </w:p>
+        </w:tc>
+        <w:tc>
+          <w:tcPr>
+            <w:tcW w:type="dxa" w:w="1424"/>
+          </w:tcPr>
+          <w:p>
+            <w:pPr>
+              <w:pStyle w:val="Compact"/>
+              <w:spacing w:line="240" w:lineRule="auto" w:after="20"/>
+              <w:jc w:val="left"/>
+            </w:pPr>
+            <w:r>
+              <w:rPr>
+                <w:sz w:val="20"/>
+              </w:rPr>
+              <w:t xml:space="preserve">57.5</w:t>
+            </w:r>
+          </w:p>
+        </w:tc>
+        <w:tc>
+          <w:tcPr>
+            <w:tcW w:type="dxa" w:w="2441"/>
+          </w:tcPr>
+          <w:p>
+            <w:pPr>
+              <w:pStyle w:val="Compact"/>
+              <w:spacing w:line="240" w:lineRule="auto" w:after="20"/>
+              <w:jc w:val="left"/>
+            </w:pPr>
+            <w:r>
+              <w:rPr>
+                <w:sz w:val="20"/>
+              </w:rPr>
+              <w:t xml:space="preserve">0.0</w:t>
+            </w:r>
+          </w:p>
+        </w:tc>
+        <w:tc>
+          <w:tcPr>
+            <w:tcW w:type="dxa" w:w="2034"/>
+          </w:tcPr>
+          <w:p>
+            <w:pPr>
+              <w:pStyle w:val="Compact"/>
+              <w:spacing w:line="240" w:lineRule="auto" w:after="20"/>
+              <w:jc w:val="left"/>
+            </w:pPr>
+            <w:r>
+              <w:rPr>
+                <w:sz w:val="20"/>
+              </w:rPr>
+              <w:t xml:space="preserve">0.0</w:t>
+            </w:r>
+          </w:p>
+        </w:tc>
+      </w:tr>
+      <w:tr>
+        <w:tc>
+          <w:tcPr>
+            <w:tcW w:type="dxa" w:w="1933"/>
+          </w:tcPr>
+          <w:p>
+            <w:pPr>
+              <w:pStyle w:val="Compact"/>
+              <w:spacing w:line="240" w:lineRule="auto" w:after="20"/>
+              <w:jc w:val="left"/>
+            </w:pPr>
+            <w:r>
+              <w:rPr>
+                <w:sz w:val="20"/>
+              </w:rPr>
+              <w:t xml:space="preserve">2 MW / 2 MWh</w:t>
+            </w:r>
+          </w:p>
+        </w:tc>
+        <w:tc>
+          <w:tcPr>
+            <w:tcW w:type="dxa" w:w="1526"/>
+          </w:tcPr>
+          <w:p>
+            <w:pPr>
+              <w:pStyle w:val="Compact"/>
+              <w:spacing w:line="240" w:lineRule="auto" w:after="20"/>
+              <w:jc w:val="left"/>
+            </w:pPr>
+            <w:r>
+              <w:rPr>
+                <w:sz w:val="20"/>
+              </w:rPr>
+              <w:t xml:space="preserve">1</w:t>
+            </w:r>
+          </w:p>
+        </w:tc>
+        <w:tc>
+          <w:tcPr>
+            <w:tcW w:type="dxa" w:w="1424"/>
+          </w:tcPr>
+          <w:p>
+            <w:pPr>
+              <w:pStyle w:val="Compact"/>
+              <w:spacing w:line="240" w:lineRule="auto" w:after="20"/>
+              <w:jc w:val="left"/>
+            </w:pPr>
+            <w:r>
+              <w:rPr>
+                <w:sz w:val="20"/>
+              </w:rPr>
+              <w:t xml:space="preserve">57.3</w:t>
+            </w:r>
+          </w:p>
+        </w:tc>
+        <w:tc>
+          <w:tcPr>
+            <w:tcW w:type="dxa" w:w="2441"/>
+          </w:tcPr>
+          <w:p>
+            <w:pPr>
+              <w:pStyle w:val="Compact"/>
+              <w:spacing w:line="240" w:lineRule="auto" w:after="20"/>
+              <w:jc w:val="left"/>
+            </w:pPr>
+            <w:r>
+              <w:rPr>
+                <w:sz w:val="20"/>
+              </w:rPr>
+              <w:t xml:space="preserve">0.2</w:t>
+            </w:r>
+          </w:p>
+        </w:tc>
+        <w:tc>
+          <w:tcPr>
+            <w:tcW w:type="dxa" w:w="2034"/>
+          </w:tcPr>
+          <w:p>
+            <w:pPr>
+              <w:pStyle w:val="Compact"/>
+              <w:spacing w:line="240" w:lineRule="auto" w:after="20"/>
+              <w:jc w:val="left"/>
+            </w:pPr>
+            <w:r>
+              <w:rPr>
+                <w:sz w:val="20"/>
+              </w:rPr>
+              <w:t xml:space="preserve">0.3</w:t>
+            </w:r>
+          </w:p>
+        </w:tc>
+      </w:tr>
+      <w:tr>
+        <w:tc>
+          <w:tcPr>
+            <w:tcW w:type="dxa" w:w="1933"/>
+          </w:tcPr>
+          <w:p>
+            <w:pPr>
+              <w:pStyle w:val="Compact"/>
+              <w:spacing w:line="240" w:lineRule="auto" w:after="20"/>
+              <w:jc w:val="left"/>
+            </w:pPr>
+            <w:r>
+              <w:rPr>
+                <w:sz w:val="20"/>
+              </w:rPr>
+              <w:t xml:space="preserve">4 MW / 4 MWh</w:t>
+            </w:r>
+            <w:r>
+              <w:rPr>
+                <w:sz w:val="20"/>
+              </w:rPr>
+              <w:t xml:space="preserve"> </w:t>
+            </w:r>
+            <w:r>
+              <w:rPr>
+                <w:bCs/>
+                <w:b/>
+                <w:sz w:val="20"/>
+              </w:rPr>
+              <w:t xml:space="preserve">(base)</w:t>
+            </w:r>
+          </w:p>
+        </w:tc>
+        <w:tc>
+          <w:tcPr>
+            <w:tcW w:type="dxa" w:w="1526"/>
+          </w:tcPr>
+          <w:p>
+            <w:pPr>
+              <w:pStyle w:val="Compact"/>
+              <w:spacing w:line="240" w:lineRule="auto" w:after="20"/>
+              <w:jc w:val="left"/>
+            </w:pPr>
+            <w:r>
+              <w:rPr>
+                <w:sz w:val="20"/>
+              </w:rPr>
+              <w:t xml:space="preserve">1</w:t>
+            </w:r>
+          </w:p>
+        </w:tc>
+        <w:tc>
+          <w:tcPr>
+            <w:tcW w:type="dxa" w:w="1424"/>
+          </w:tcPr>
+          <w:p>
+            <w:pPr>
+              <w:pStyle w:val="Compact"/>
+              <w:spacing w:line="240" w:lineRule="auto" w:after="20"/>
+              <w:jc w:val="left"/>
+            </w:pPr>
+            <w:r>
+              <w:rPr>
+                <w:sz w:val="20"/>
+              </w:rPr>
+              <w:t xml:space="preserve">57.2</w:t>
+            </w:r>
+          </w:p>
+        </w:tc>
+        <w:tc>
+          <w:tcPr>
+            <w:tcW w:type="dxa" w:w="2441"/>
+          </w:tcPr>
+          <w:p>
+            <w:pPr>
+              <w:pStyle w:val="Compact"/>
+              <w:spacing w:line="240" w:lineRule="auto" w:after="20"/>
+              <w:jc w:val="left"/>
+            </w:pPr>
+            <w:r>
+              <w:rPr>
+                <w:sz w:val="20"/>
+              </w:rPr>
+              <w:t xml:space="preserve">0.3</w:t>
+            </w:r>
+          </w:p>
+        </w:tc>
+        <w:tc>
+          <w:tcPr>
+            <w:tcW w:type="dxa" w:w="2034"/>
+          </w:tcPr>
+          <w:p>
+            <w:pPr>
+              <w:pStyle w:val="Compact"/>
+              <w:spacing w:line="240" w:lineRule="auto" w:after="20"/>
+              <w:jc w:val="left"/>
+            </w:pPr>
+            <w:r>
+              <w:rPr>
+                <w:sz w:val="20"/>
+              </w:rPr>
+              <w:t xml:space="preserve">0.6</w:t>
+            </w:r>
+          </w:p>
+        </w:tc>
+      </w:tr>
+      <w:tr>
+        <w:tc>
+          <w:tcPr>
+            <w:tcW w:type="dxa" w:w="1933"/>
+          </w:tcPr>
+          <w:p>
+            <w:pPr>
+              <w:pStyle w:val="Compact"/>
+              <w:spacing w:line="240" w:lineRule="auto" w:after="20"/>
+              <w:jc w:val="left"/>
+            </w:pPr>
+            <w:r>
+              <w:rPr>
+                <w:sz w:val="20"/>
+              </w:rPr>
+              <w:t xml:space="preserve">8 MW / 8 MWh</w:t>
+            </w:r>
+          </w:p>
+        </w:tc>
+        <w:tc>
+          <w:tcPr>
+            <w:tcW w:type="dxa" w:w="1526"/>
+          </w:tcPr>
+          <w:p>
+            <w:pPr>
+              <w:pStyle w:val="Compact"/>
+              <w:spacing w:line="240" w:lineRule="auto" w:after="20"/>
+              <w:jc w:val="left"/>
+            </w:pPr>
+            <w:r>
+              <w:rPr>
+                <w:sz w:val="20"/>
+              </w:rPr>
+              <w:t xml:space="preserve">1</w:t>
+            </w:r>
+          </w:p>
+        </w:tc>
+        <w:tc>
+          <w:tcPr>
+            <w:tcW w:type="dxa" w:w="1424"/>
+          </w:tcPr>
+          <w:p>
+            <w:pPr>
+              <w:pStyle w:val="Compact"/>
+              <w:spacing w:line="240" w:lineRule="auto" w:after="20"/>
+              <w:jc w:val="left"/>
+            </w:pPr>
+            <w:r>
+              <w:rPr>
+                <w:sz w:val="20"/>
+              </w:rPr>
+              <w:t xml:space="preserve">56.9</w:t>
+            </w:r>
+          </w:p>
+        </w:tc>
+        <w:tc>
+          <w:tcPr>
+            <w:tcW w:type="dxa" w:w="2441"/>
+          </w:tcPr>
+          <w:p>
+            <w:pPr>
+              <w:pStyle w:val="Compact"/>
+              <w:spacing w:line="240" w:lineRule="auto" w:after="20"/>
+              <w:jc w:val="left"/>
+            </w:pPr>
+            <w:r>
+              <w:rPr>
+                <w:sz w:val="20"/>
+              </w:rPr>
+              <w:t xml:space="preserve">0.6</w:t>
+            </w:r>
+          </w:p>
+        </w:tc>
+        <w:tc>
+          <w:tcPr>
+            <w:tcW w:type="dxa" w:w="2034"/>
+          </w:tcPr>
+          <w:p>
+            <w:pPr>
+              <w:pStyle w:val="Compact"/>
+              <w:spacing w:line="240" w:lineRule="auto" w:after="20"/>
+              <w:jc w:val="left"/>
+            </w:pPr>
+            <w:r>
+              <w:rPr>
+                <w:sz w:val="20"/>
+              </w:rPr>
+              <w:t xml:space="preserve">1.0</w:t>
+            </w:r>
+          </w:p>
+        </w:tc>
+      </w:tr>
+      <w:tr>
+        <w:tc>
+          <w:tcPr>
+            <w:tcW w:type="dxa" w:w="1933"/>
+          </w:tcPr>
+          <w:p>
+            <w:pPr>
+              <w:pStyle w:val="Compact"/>
+              <w:spacing w:line="240" w:lineRule="auto" w:after="20"/>
+              <w:jc w:val="left"/>
+            </w:pPr>
+            <w:r>
+              <w:rPr>
+                <w:sz w:val="20"/>
+              </w:rPr>
+              <w:t xml:space="preserve">8 MW / 16 MWh</w:t>
+            </w:r>
+          </w:p>
+        </w:tc>
+        <w:tc>
+          <w:tcPr>
+            <w:tcW w:type="dxa" w:w="1526"/>
+          </w:tcPr>
+          <w:p>
+            <w:pPr>
+              <w:pStyle w:val="Compact"/>
+              <w:spacing w:line="240" w:lineRule="auto" w:after="20"/>
+              <w:jc w:val="left"/>
+            </w:pPr>
+            <w:r>
+              <w:rPr>
+                <w:sz w:val="20"/>
+              </w:rPr>
+              <w:t xml:space="preserve">1</w:t>
+            </w:r>
+          </w:p>
+        </w:tc>
+        <w:tc>
+          <w:tcPr>
+            <w:tcW w:type="dxa" w:w="1424"/>
+          </w:tcPr>
+          <w:p>
+            <w:pPr>
+              <w:pStyle w:val="Compact"/>
+              <w:spacing w:line="240" w:lineRule="auto" w:after="20"/>
+              <w:jc w:val="left"/>
+            </w:pPr>
+            <w:r>
+              <w:rPr>
+                <w:sz w:val="20"/>
+              </w:rPr>
+              <w:t xml:space="preserve">56.4</w:t>
+            </w:r>
+          </w:p>
+        </w:tc>
+        <w:tc>
+          <w:tcPr>
+            <w:tcW w:type="dxa" w:w="2441"/>
+          </w:tcPr>
+          <w:p>
+            <w:pPr>
+              <w:pStyle w:val="Compact"/>
+              <w:spacing w:line="240" w:lineRule="auto" w:after="20"/>
+              <w:jc w:val="left"/>
+            </w:pPr>
+            <w:r>
+              <w:rPr>
+                <w:sz w:val="20"/>
+              </w:rPr>
+              <w:t xml:space="preserve">1.1</w:t>
+            </w:r>
+          </w:p>
+        </w:tc>
+        <w:tc>
+          <w:tcPr>
+            <w:tcW w:type="dxa" w:w="2034"/>
+          </w:tcPr>
+          <w:p>
+            <w:pPr>
+              <w:pStyle w:val="Compact"/>
+              <w:spacing w:line="240" w:lineRule="auto" w:after="20"/>
+              <w:jc w:val="left"/>
+            </w:pPr>
+            <w:r>
+              <w:rPr>
+                <w:sz w:val="20"/>
+              </w:rPr>
+              <w:t xml:space="preserve">1.9</w:t>
+            </w:r>
+          </w:p>
+        </w:tc>
+      </w:tr>
+      <w:tr>
+        <w:tc>
+          <w:tcPr>
+            <w:tcW w:type="dxa" w:w="1933"/>
+          </w:tcPr>
+          <w:p>
+            <w:pPr>
+              <w:pStyle w:val="Compact"/>
+              <w:spacing w:line="240" w:lineRule="auto" w:after="20"/>
+              <w:jc w:val="left"/>
+            </w:pPr>
+            <w:r>
+              <w:rPr>
+                <w:sz w:val="20"/>
+              </w:rPr>
+              <w:t xml:space="preserve">8 MW / 8 MWh</w:t>
+            </w:r>
+          </w:p>
+        </w:tc>
+        <w:tc>
+          <w:tcPr>
+            <w:tcW w:type="dxa" w:w="1526"/>
+          </w:tcPr>
+          <w:p>
+            <w:pPr>
+              <w:pStyle w:val="Compact"/>
+              <w:spacing w:line="240" w:lineRule="auto" w:after="20"/>
+              <w:jc w:val="left"/>
+            </w:pPr>
+            <w:r>
+              <w:rPr>
+                <w:sz w:val="20"/>
+              </w:rPr>
+              <w:t xml:space="preserve">0</w:t>
+            </w:r>
+          </w:p>
+        </w:tc>
+        <w:tc>
+          <w:tcPr>
+            <w:tcW w:type="dxa" w:w="1424"/>
+          </w:tcPr>
+          <w:p>
+            <w:pPr>
+              <w:pStyle w:val="Compact"/>
+              <w:spacing w:line="240" w:lineRule="auto" w:after="20"/>
+              <w:jc w:val="left"/>
+            </w:pPr>
+            <w:r>
+              <w:rPr>
+                <w:sz w:val="20"/>
+              </w:rPr>
+              <w:t xml:space="preserve">38.7</w:t>
+            </w:r>
+          </w:p>
+        </w:tc>
+        <w:tc>
+          <w:tcPr>
+            <w:tcW w:type="dxa" w:w="2441"/>
+          </w:tcPr>
+          <w:p>
+            <w:pPr>
+              <w:pStyle w:val="Compact"/>
+              <w:spacing w:line="240" w:lineRule="auto" w:after="20"/>
+              <w:jc w:val="left"/>
+            </w:pPr>
+            <w:r>
+              <w:rPr>
+                <w:sz w:val="20"/>
+              </w:rPr>
+              <w:t xml:space="preserve">18.8</w:t>
+            </w:r>
+          </w:p>
+        </w:tc>
+        <w:tc>
+          <w:tcPr>
+            <w:tcW w:type="dxa" w:w="2034"/>
+          </w:tcPr>
+          <w:p>
+            <w:pPr>
+              <w:pStyle w:val="Compact"/>
+              <w:spacing w:line="240" w:lineRule="auto" w:after="20"/>
+              <w:jc w:val="left"/>
+            </w:pPr>
+            <w:r>
+              <w:rPr>
+                <w:sz w:val="20"/>
+              </w:rPr>
+              <w:t xml:space="preserve">32.8</w:t>
+            </w:r>
+          </w:p>
+        </w:tc>
+      </w:tr>
+    </w:tbl>
+    <w:p>
+      <w:pPr>
+        <w:pStyle w:val="BodyText"/>
+        <w:spacing w:before="200"/>
+      </w:pPr>
+      <w:r>
+        <w:t xml:space="preserve">The results of the sensitivity runs are given in Tables 4 and 5 and Figure 7. The CO</w:t>
       </w:r>
       <w:r>
         <w:rPr>
@@ -12250,31 +15134,25 @@
         <w:t xml:space="preserve"> </w:t>
       </w:r>
       <w:r>
+        <w:t xml:space="preserve">and gas prices have almost no effect: across CO</w:t>
+      </w:r>
+      <w:r>
+        <w:rPr>
+          <w:vertAlign w:val="subscript"/>
+        </w:rPr>
+        <w:t xml:space="preserve">2</w:t>
+      </w:r>
+      <w:r>
+        <w:t xml:space="preserve"> </w:t>
+      </w:r>
+      <w:r>
         <w:t xml:space="preserve">prices of 0.5–3 NOK/kg and</w:t>
       </w:r>
       <w:r>
         <w:t xml:space="preserve"> </w:t>
       </w:r>
       <w:r>
-        <w:t xml:space="preserve">gas prices of 2–8 NOK/Sm³, the emissions change by less than 0.1 %. This is</w:t>
-      </w:r>
-      <w:r>
-        <w:t xml:space="preserve"> </w:t>
-      </w:r>
-      <w:r>
-        <w:t xml:space="preserve">expected, since the objective is dominated by fuel multiplied by a price, so</w:t>
-      </w:r>
-      <w:r>
-        <w:t xml:space="preserve"> </w:t>
-      </w:r>
-      <w:r>
-        <w:t xml:space="preserve">the prices scale the cost of every option alike and the cheapest schedule</w:t>
-      </w:r>
-      <w:r>
-        <w:t xml:space="preserve"> </w:t>
-      </w:r>
-      <w:r>
-        <w:t xml:space="preserve">remains the cheapest. Deferring injection saves fuel at any price, and</w:t>
+        <w:t xml:space="preserve">gas prices of 2–8 NOK/Sm³, the emissions change by less than 0.1 %. The prices scale the cost of every option alike, so the cheapest schedule remains the cheapest. Deferring injection saves fuel at any price, and</w:t>
       </w:r>
       <w:r>
         <w:t xml:space="preserve"> </w:t>
@@ -12294,19 +15172,19 @@
         <w:pStyle w:val="BodyText"/>
       </w:pPr>
       <w:r>
-        <w:t xml:space="preserve">The deferral capacity required is small. With no deferral allowed, Case 3 is</w:t>
-      </w:r>
-      <w:r>
-        <w:t xml:space="preserve"> </w:t>
-      </w:r>
-      <w:r>
-        <w:t xml:space="preserve">identical to Case 2 (64.7 kt). A limit of 24 h already gives the full saving,</w:t>
-      </w:r>
-      <w:r>
-        <w:t xml:space="preserve"> </w:t>
-      </w:r>
-      <w:r>
-        <w:t xml:space="preserve">with 5 GT starts instead of 3, and a limit of 168 h changes nothing. The</w:t>
+        <w:t xml:space="preserve">The deferral capacity required is small. Without deferral, Case 3 equals Case 2</w:t>
+      </w:r>
+      <w:r>
+        <w:t xml:space="preserve"> </w:t>
+      </w:r>
+      <w:r>
+        <w:t xml:space="preserve">(64.7 kt); a limit of 24 h already gives the full saving, and 168 h changes</w:t>
+      </w:r>
+      <w:r>
+        <w:t xml:space="preserve"> </w:t>
+      </w:r>
+      <w:r>
+        <w:t xml:space="preserve">nothing. The</w:t>
       </w:r>
       <w:r>
         <w:t xml:space="preserve"> </w:t>
@@ -12362,31 +15240,25 @@
         <w:t xml:space="preserve"> </w:t>
       </w:r>
       <w:r>
-        <w:t xml:space="preserve">demand, and 6.7–6.8 kt for 45–60 MW. Batteries add little as long as one GT</w:t>
-      </w:r>
-      <w:r>
-        <w:t xml:space="preserve"> </w:t>
-      </w:r>
-      <w:r>
-        <w:t xml:space="preserve">must remain online; the largest one tested, 8 MW / 16 MWh, saves 1.1 kt (2 %).</w:t>
-      </w:r>
-      <w:r>
-        <w:t xml:space="preserve"> </w:t>
-      </w:r>
-      <w:r>
-        <w:t xml:space="preserve">The effect of the 4 MW / 4 MWh battery, 0.3 kt or 0.5 %, is of the order of</w:t>
-      </w:r>
-      <w:r>
-        <w:t xml:space="preserve"> </w:t>
-      </w:r>
-      <w:r>
-        <w:t xml:space="preserve">the 0.5 % solver gap. With a gap of 0.1 % it is 0.4 kt (0.7 %), so it is small</w:t>
-      </w:r>
-      <w:r>
-        <w:t xml:space="preserve"> </w:t>
-      </w:r>
-      <w:r>
-        <w:t xml:space="preserve">but real.</w:t>
+        <w:t xml:space="preserve">demand, and 6.7–6.8 kt for 45–60 MW. Batteries add little as long as one GT must remain online; the largest one</w:t>
+      </w:r>
+      <w:r>
+        <w:t xml:space="preserve"> </w:t>
+      </w:r>
+      <w:r>
+        <w:t xml:space="preserve">tested saves 1.1 kt (2 %, Table 5).</w:t>
+      </w:r>
+      <w:r>
+        <w:t xml:space="preserve"> </w:t>
+      </w:r>
+      <w:r>
+        <w:t xml:space="preserve">The 0.3 kt (0.6 %) of the 4 MW / 4 MWh battery is close to the 0.5 % solver gap,</w:t>
+      </w:r>
+      <w:r>
+        <w:t xml:space="preserve"> </w:t>
+      </w:r>
+      <w:r>
+        <w:t xml:space="preserve">but with a gap of 0.1 % it is 0.4 kt (0.7 %), so it is small but real.</w:t>
       </w:r>
     </w:p>
     <w:p>
@@ -13027,13 +15899,14 @@
     <w:p>
       <w:pPr>
         <w:pStyle w:val="FirstParagraph"/>
+        <w:keepNext/>
       </w:pPr>
       <w:r>
         <w:rPr>
           <w:bCs/>
           <w:b/>
         </w:rPr>
-        <w:t xml:space="preserve">Table 5.</w:t>
+        <w:t xml:space="preserve">Table 6.</w:t>
       </w:r>
       <w:r>
         <w:t xml:space="preserve"> </w:t>
@@ -13066,6 +15939,7 @@
       <w:tr>
         <w:trPr>
           <w:tblHeader w:val="true"/>
+          <w:tblHeader/>
         </w:trPr>
         <w:tc>
           <w:tcPr>
@@ -13867,7 +16741,7 @@
         <w:spacing w:before="200"/>
       </w:pPr>
       <w:r>
-        <w:t xml:space="preserve">The model results are compared with the published benchmarks in Table 5 and</w:t>
+        <w:t xml:space="preserve">The model results are compared with the published benchmarks in Table 6 and</w:t>
       </w:r>
       <w:r>
         <w:t xml:space="preserve"> </w:t>
@@ -14264,13 +17138,14 @@
     <w:p>
       <w:pPr>
         <w:pStyle w:val="FirstParagraph"/>
+        <w:keepNext/>
       </w:pPr>
       <w:r>
         <w:rPr>
           <w:bCs/>
           <w:b/>
         </w:rPr>
-        <w:t xml:space="preserve">Table 6.</w:t>
+        <w:t xml:space="preserve">Table 7.</w:t>
       </w:r>
       <w:r>
         <w:t xml:space="preserve"> </w:t>
@@ -14310,6 +17185,7 @@
       <w:tr>
         <w:trPr>
           <w:tblHeader w:val="true"/>
+          <w:tblHeader/>
         </w:trPr>
         <w:tc>
           <w:tcPr>
@@ -14919,7 +17795,7 @@
         <w:spacing w:before="200"/>
       </w:pPr>
       <w:r>
-        <w:t xml:space="preserve">The economic indicators are given in Table 6. With an investment of 2.5</w:t>
+        <w:t xml:space="preserve">The economic indicators are given in Table 7. With an investment of 2.5</w:t>
       </w:r>
       <w:r>
         <w:t xml:space="preserve"> </w:t>
@@ -15099,13 +17975,14 @@
     <w:p>
       <w:pPr>
         <w:pStyle w:val="FirstParagraph"/>
+        <w:keepNext/>
       </w:pPr>
       <w:r>
         <w:rPr>
           <w:bCs/>
           <w:b/>
         </w:rPr>
-        <w:t xml:space="preserve">Table 7.</w:t>
+        <w:t xml:space="preserve">Table 8.</w:t>
       </w:r>
       <w:r>
         <w:t xml:space="preserve"> </w:t>
@@ -15138,6 +18015,7 @@
       <w:tr>
         <w:trPr>
           <w:tblHeader w:val="true"/>
+          <w:tblHeader/>
         </w:trPr>
         <w:tc>
           <w:tcPr>
@@ -15772,7 +18650,7 @@
         <w:spacing w:before="200"/>
       </w:pPr>
       <w:r>
-        <w:t xml:space="preserve">The results for the ten weather years are summarized in Table 7 and Figure 10.</w:t>
+        <w:t xml:space="preserve">The results for the ten weather years are summarized in Table 8 and Figure 10.</w:t>
       </w:r>
       <w:r>
         <w:t xml:space="preserve"> </w:t>
@@ -17202,6 +20080,7 @@
       <w:tr>
         <w:trPr>
           <w:tblHeader w:val="true"/>
+          <w:tblHeader/>
         </w:trPr>
         <w:tc>
           <w:tcPr>
@@ -19325,6 +22204,7 @@
       <w:tr>
         <w:trPr>
           <w:tblHeader w:val="true"/>
+          <w:tblHeader/>
         </w:trPr>
         <w:tc>
           <w:tcPr>

--- a/docs/paper/paper.docx
+++ b/docs/paper/paper.docx
@@ -2559,11 +2559,11 @@
         </w:tblBorders>
       </w:tblPr>
       <w:tblGrid>
-        <w:gridCol w:w="3766"/>
-        <w:gridCol w:w="1473"/>
-        <w:gridCol w:w="1473"/>
-        <w:gridCol w:w="1637"/>
-        <w:gridCol w:w="1008"/>
+        <w:gridCol w:w="4061"/>
+        <w:gridCol w:w="1589"/>
+        <w:gridCol w:w="1589"/>
+        <w:gridCol w:w="1059"/>
+        <w:gridCol w:w="1059"/>
       </w:tblGrid>
       <w:tr>
         <w:trPr>
@@ -2572,7 +2572,7 @@
         </w:trPr>
         <w:tc>
           <w:tcPr>
-            <w:tcW w:type="dxa" w:w="3766"/>
+            <w:tcW w:type="dxa" w:w="4061"/>
             <w:tcBorders>
               <w:bottom w:val="single" w:sz="4" w:space="0" w:color="000000"/>
             </w:tcBorders>
@@ -2594,7 +2594,7 @@
         </w:tc>
         <w:tc>
           <w:tcPr>
-            <w:tcW w:type="dxa" w:w="1473"/>
+            <w:tcW w:type="dxa" w:w="1589"/>
             <w:tcBorders>
               <w:bottom w:val="single" w:sz="4" w:space="0" w:color="000000"/>
             </w:tcBorders>
@@ -2616,7 +2616,7 @@
         </w:tc>
         <w:tc>
           <w:tcPr>
-            <w:tcW w:type="dxa" w:w="1473"/>
+            <w:tcW w:type="dxa" w:w="1589"/>
             <w:tcBorders>
               <w:bottom w:val="single" w:sz="4" w:space="0" w:color="000000"/>
             </w:tcBorders>
@@ -2638,7 +2638,7 @@
         </w:tc>
         <w:tc>
           <w:tcPr>
-            <w:tcW w:type="dxa" w:w="1637"/>
+            <w:tcW w:type="dxa" w:w="1059"/>
             <w:tcBorders>
               <w:bottom w:val="single" w:sz="4" w:space="0" w:color="000000"/>
             </w:tcBorders>
@@ -2660,7 +2660,7 @@
         </w:tc>
         <w:tc>
           <w:tcPr>
-            <w:tcW w:type="dxa" w:w="1008"/>
+            <w:tcW w:type="dxa" w:w="1059"/>
             <w:tcBorders>
               <w:bottom w:val="single" w:sz="4" w:space="0" w:color="000000"/>
             </w:tcBorders>
@@ -2684,7 +2684,7 @@
       <w:tr>
         <w:tc>
           <w:tcPr>
-            <w:tcW w:type="dxa" w:w="3766"/>
+            <w:tcW w:type="dxa" w:w="4061"/>
           </w:tcPr>
           <w:p>
             <w:pPr>
@@ -2702,7 +2702,7 @@
         </w:tc>
         <w:tc>
           <w:tcPr>
-            <w:tcW w:type="dxa" w:w="1473"/>
+            <w:tcW w:type="dxa" w:w="1589"/>
           </w:tcPr>
           <w:p>
             <w:pPr>
@@ -2720,7 +2720,7 @@
         </w:tc>
         <w:tc>
           <w:tcPr>
-            <w:tcW w:type="dxa" w:w="1473"/>
+            <w:tcW w:type="dxa" w:w="1589"/>
           </w:tcPr>
           <w:p>
             <w:pPr>
@@ -2738,7 +2738,7 @@
         </w:tc>
         <w:tc>
           <w:tcPr>
-            <w:tcW w:type="dxa" w:w="1637"/>
+            <w:tcW w:type="dxa" w:w="1059"/>
           </w:tcPr>
           <w:p>
             <w:pPr>
@@ -2756,7 +2756,7 @@
         </w:tc>
         <w:tc>
           <w:tcPr>
-            <w:tcW w:type="dxa" w:w="1008"/>
+            <w:tcW w:type="dxa" w:w="1059"/>
           </w:tcPr>
           <w:p>
             <w:pPr>
@@ -2776,7 +2776,7 @@
       <w:tr>
         <w:tc>
           <w:tcPr>
-            <w:tcW w:type="dxa" w:w="3766"/>
+            <w:tcW w:type="dxa" w:w="4061"/>
           </w:tcPr>
           <w:p>
             <w:pPr>
@@ -2794,7 +2794,7 @@
         </w:tc>
         <w:tc>
           <w:tcPr>
-            <w:tcW w:type="dxa" w:w="1473"/>
+            <w:tcW w:type="dxa" w:w="1589"/>
           </w:tcPr>
           <w:p>
             <w:pPr>
@@ -2812,7 +2812,7 @@
         </w:tc>
         <w:tc>
           <w:tcPr>
-            <w:tcW w:type="dxa" w:w="1473"/>
+            <w:tcW w:type="dxa" w:w="1589"/>
           </w:tcPr>
           <w:p>
             <w:pPr>
@@ -2830,7 +2830,7 @@
         </w:tc>
         <w:tc>
           <w:tcPr>
-            <w:tcW w:type="dxa" w:w="1637"/>
+            <w:tcW w:type="dxa" w:w="1059"/>
           </w:tcPr>
           <w:p>
             <w:pPr>
@@ -2848,7 +2848,7 @@
         </w:tc>
         <w:tc>
           <w:tcPr>
-            <w:tcW w:type="dxa" w:w="1008"/>
+            <w:tcW w:type="dxa" w:w="1059"/>
           </w:tcPr>
           <w:p>
             <w:pPr>
@@ -2868,7 +2868,7 @@
       <w:tr>
         <w:tc>
           <w:tcPr>
-            <w:tcW w:type="dxa" w:w="3766"/>
+            <w:tcW w:type="dxa" w:w="4061"/>
           </w:tcPr>
           <w:p>
             <w:pPr>
@@ -2886,7 +2886,7 @@
         </w:tc>
         <w:tc>
           <w:tcPr>
-            <w:tcW w:type="dxa" w:w="1473"/>
+            <w:tcW w:type="dxa" w:w="1589"/>
           </w:tcPr>
           <w:p>
             <w:pPr>
@@ -2904,7 +2904,7 @@
         </w:tc>
         <w:tc>
           <w:tcPr>
-            <w:tcW w:type="dxa" w:w="1473"/>
+            <w:tcW w:type="dxa" w:w="1589"/>
           </w:tcPr>
           <w:p>
             <w:pPr>
@@ -2922,7 +2922,7 @@
         </w:tc>
         <w:tc>
           <w:tcPr>
-            <w:tcW w:type="dxa" w:w="1637"/>
+            <w:tcW w:type="dxa" w:w="1059"/>
           </w:tcPr>
           <w:p>
             <w:pPr>
@@ -2940,7 +2940,7 @@
         </w:tc>
         <w:tc>
           <w:tcPr>
-            <w:tcW w:type="dxa" w:w="1008"/>
+            <w:tcW w:type="dxa" w:w="1059"/>
           </w:tcPr>
           <w:p>
             <w:pPr>
@@ -2960,7 +2960,7 @@
       <w:tr>
         <w:tc>
           <w:tcPr>
-            <w:tcW w:type="dxa" w:w="3766"/>
+            <w:tcW w:type="dxa" w:w="4061"/>
           </w:tcPr>
           <w:p>
             <w:pPr>
@@ -2978,7 +2978,7 @@
         </w:tc>
         <w:tc>
           <w:tcPr>
-            <w:tcW w:type="dxa" w:w="1473"/>
+            <w:tcW w:type="dxa" w:w="1589"/>
           </w:tcPr>
           <w:p>
             <w:pPr>
@@ -2996,7 +2996,7 @@
         </w:tc>
         <w:tc>
           <w:tcPr>
-            <w:tcW w:type="dxa" w:w="1473"/>
+            <w:tcW w:type="dxa" w:w="1589"/>
           </w:tcPr>
           <w:p>
             <w:pPr>
@@ -3014,7 +3014,7 @@
         </w:tc>
         <w:tc>
           <w:tcPr>
-            <w:tcW w:type="dxa" w:w="1637"/>
+            <w:tcW w:type="dxa" w:w="1059"/>
           </w:tcPr>
           <w:p>
             <w:pPr>
@@ -3032,7 +3032,7 @@
         </w:tc>
         <w:tc>
           <w:tcPr>
-            <w:tcW w:type="dxa" w:w="1008"/>
+            <w:tcW w:type="dxa" w:w="1059"/>
           </w:tcPr>
           <w:p>
             <w:pPr>
@@ -3052,7 +3052,7 @@
       <w:tr>
         <w:tc>
           <w:tcPr>
-            <w:tcW w:type="dxa" w:w="3766"/>
+            <w:tcW w:type="dxa" w:w="4061"/>
           </w:tcPr>
           <w:p>
             <w:pPr>
@@ -3070,7 +3070,7 @@
         </w:tc>
         <w:tc>
           <w:tcPr>
-            <w:tcW w:type="dxa" w:w="1473"/>
+            <w:tcW w:type="dxa" w:w="1589"/>
           </w:tcPr>
           <w:p>
             <w:pPr>
@@ -3088,7 +3088,7 @@
         </w:tc>
         <w:tc>
           <w:tcPr>
-            <w:tcW w:type="dxa" w:w="1473"/>
+            <w:tcW w:type="dxa" w:w="1589"/>
           </w:tcPr>
           <w:p>
             <w:pPr>
@@ -3106,7 +3106,7 @@
         </w:tc>
         <w:tc>
           <w:tcPr>
-            <w:tcW w:type="dxa" w:w="1637"/>
+            <w:tcW w:type="dxa" w:w="1059"/>
           </w:tcPr>
           <w:p>
             <w:pPr>
@@ -3124,7 +3124,7 @@
         </w:tc>
         <w:tc>
           <w:tcPr>
-            <w:tcW w:type="dxa" w:w="1008"/>
+            <w:tcW w:type="dxa" w:w="1059"/>
           </w:tcPr>
           <w:p>
             <w:pPr>
@@ -3144,7 +3144,7 @@
       <w:tr>
         <w:tc>
           <w:tcPr>
-            <w:tcW w:type="dxa" w:w="3766"/>
+            <w:tcW w:type="dxa" w:w="4061"/>
           </w:tcPr>
           <w:p>
             <w:pPr>
@@ -3162,7 +3162,7 @@
         </w:tc>
         <w:tc>
           <w:tcPr>
-            <w:tcW w:type="dxa" w:w="1473"/>
+            <w:tcW w:type="dxa" w:w="1589"/>
           </w:tcPr>
           <w:p>
             <w:pPr>
@@ -3180,7 +3180,7 @@
         </w:tc>
         <w:tc>
           <w:tcPr>
-            <w:tcW w:type="dxa" w:w="1473"/>
+            <w:tcW w:type="dxa" w:w="1589"/>
           </w:tcPr>
           <w:p>
             <w:pPr>
@@ -3198,7 +3198,7 @@
         </w:tc>
         <w:tc>
           <w:tcPr>
-            <w:tcW w:type="dxa" w:w="1637"/>
+            <w:tcW w:type="dxa" w:w="1059"/>
           </w:tcPr>
           <w:p>
             <w:pPr>
@@ -3216,7 +3216,7 @@
         </w:tc>
         <w:tc>
           <w:tcPr>
-            <w:tcW w:type="dxa" w:w="1008"/>
+            <w:tcW w:type="dxa" w:w="1059"/>
           </w:tcPr>
           <w:p>
             <w:pPr>
@@ -3236,7 +3236,7 @@
       <w:tr>
         <w:tc>
           <w:tcPr>
-            <w:tcW w:type="dxa" w:w="3766"/>
+            <w:tcW w:type="dxa" w:w="4061"/>
           </w:tcPr>
           <w:p>
             <w:pPr>
@@ -3256,31 +3256,31 @@
         </w:tc>
         <w:tc>
           <w:tcPr>
-            <w:tcW w:type="dxa" w:w="1473"/>
-          </w:tcPr>
-          <w:p>
-            <w:pPr>
-              <w:pStyle w:val="Compact"/>
-              <w:spacing w:line="240" w:lineRule="auto" w:after="20"/>
-              <w:jc w:val="left"/>
-            </w:pPr>
-          </w:p>
-        </w:tc>
-        <w:tc>
-          <w:tcPr>
-            <w:tcW w:type="dxa" w:w="1473"/>
-          </w:tcPr>
-          <w:p>
-            <w:pPr>
-              <w:pStyle w:val="Compact"/>
-              <w:spacing w:line="240" w:lineRule="auto" w:after="20"/>
-              <w:jc w:val="left"/>
-            </w:pPr>
-          </w:p>
-        </w:tc>
-        <w:tc>
-          <w:tcPr>
-            <w:tcW w:type="dxa" w:w="1637"/>
+            <w:tcW w:type="dxa" w:w="1589"/>
+          </w:tcPr>
+          <w:p>
+            <w:pPr>
+              <w:pStyle w:val="Compact"/>
+              <w:spacing w:line="240" w:lineRule="auto" w:after="20"/>
+              <w:jc w:val="left"/>
+            </w:pPr>
+          </w:p>
+        </w:tc>
+        <w:tc>
+          <w:tcPr>
+            <w:tcW w:type="dxa" w:w="1589"/>
+          </w:tcPr>
+          <w:p>
+            <w:pPr>
+              <w:pStyle w:val="Compact"/>
+              <w:spacing w:line="240" w:lineRule="auto" w:after="20"/>
+              <w:jc w:val="left"/>
+            </w:pPr>
+          </w:p>
+        </w:tc>
+        <w:tc>
+          <w:tcPr>
+            <w:tcW w:type="dxa" w:w="1059"/>
           </w:tcPr>
           <w:p>
             <w:pPr>
@@ -3300,7 +3300,7 @@
         </w:tc>
         <w:tc>
           <w:tcPr>
-            <w:tcW w:type="dxa" w:w="1008"/>
+            <w:tcW w:type="dxa" w:w="1059"/>
           </w:tcPr>
           <w:p>
             <w:pPr>
@@ -8862,11 +8862,11 @@
         </w:tblBorders>
       </w:tblPr>
       <w:tblGrid>
-        <w:gridCol w:w="3224"/>
-        <w:gridCol w:w="1040"/>
-        <w:gridCol w:w="1351"/>
-        <w:gridCol w:w="1664"/>
-        <w:gridCol w:w="2080"/>
+        <w:gridCol w:w="4460"/>
+        <w:gridCol w:w="1016"/>
+        <w:gridCol w:w="1016"/>
+        <w:gridCol w:w="1433"/>
+        <w:gridCol w:w="1433"/>
       </w:tblGrid>
       <w:tr>
         <w:trPr>
@@ -8875,7 +8875,7 @@
         </w:trPr>
         <w:tc>
           <w:tcPr>
-            <w:tcW w:type="dxa" w:w="3224"/>
+            <w:tcW w:type="dxa" w:w="4460"/>
             <w:tcBorders>
               <w:bottom w:val="single" w:sz="4" w:space="0" w:color="000000"/>
             </w:tcBorders>
@@ -8890,7 +8890,7 @@
         </w:tc>
         <w:tc>
           <w:tcPr>
-            <w:tcW w:type="dxa" w:w="1040"/>
+            <w:tcW w:type="dxa" w:w="1016"/>
             <w:tcBorders>
               <w:bottom w:val="single" w:sz="4" w:space="0" w:color="000000"/>
             </w:tcBorders>
@@ -8912,7 +8912,7 @@
         </w:tc>
         <w:tc>
           <w:tcPr>
-            <w:tcW w:type="dxa" w:w="1351"/>
+            <w:tcW w:type="dxa" w:w="1016"/>
             <w:tcBorders>
               <w:bottom w:val="single" w:sz="4" w:space="0" w:color="000000"/>
             </w:tcBorders>
@@ -8934,7 +8934,7 @@
         </w:tc>
         <w:tc>
           <w:tcPr>
-            <w:tcW w:type="dxa" w:w="1664"/>
+            <w:tcW w:type="dxa" w:w="1433"/>
             <w:tcBorders>
               <w:bottom w:val="single" w:sz="4" w:space="0" w:color="000000"/>
             </w:tcBorders>
@@ -8956,7 +8956,7 @@
         </w:tc>
         <w:tc>
           <w:tcPr>
-            <w:tcW w:type="dxa" w:w="2080"/>
+            <w:tcW w:type="dxa" w:w="1433"/>
             <w:tcBorders>
               <w:bottom w:val="single" w:sz="4" w:space="0" w:color="000000"/>
             </w:tcBorders>
@@ -8980,7 +8980,7 @@
       <w:tr>
         <w:tc>
           <w:tcPr>
-            <w:tcW w:type="dxa" w:w="3224"/>
+            <w:tcW w:type="dxa" w:w="4460"/>
           </w:tcPr>
           <w:p>
             <w:pPr>
@@ -9017,7 +9017,7 @@
         </w:tc>
         <w:tc>
           <w:tcPr>
-            <w:tcW w:type="dxa" w:w="1040"/>
+            <w:tcW w:type="dxa" w:w="1016"/>
           </w:tcPr>
           <w:p>
             <w:pPr>
@@ -9035,7 +9035,7 @@
         </w:tc>
         <w:tc>
           <w:tcPr>
-            <w:tcW w:type="dxa" w:w="1351"/>
+            <w:tcW w:type="dxa" w:w="1016"/>
           </w:tcPr>
           <w:p>
             <w:pPr>
@@ -9053,7 +9053,7 @@
         </w:tc>
         <w:tc>
           <w:tcPr>
-            <w:tcW w:type="dxa" w:w="1664"/>
+            <w:tcW w:type="dxa" w:w="1433"/>
           </w:tcPr>
           <w:p>
             <w:pPr>
@@ -9071,7 +9071,7 @@
         </w:tc>
         <w:tc>
           <w:tcPr>
-            <w:tcW w:type="dxa" w:w="2080"/>
+            <w:tcW w:type="dxa" w:w="1433"/>
           </w:tcPr>
           <w:p>
             <w:pPr>
@@ -9091,7 +9091,7 @@
       <w:tr>
         <w:tc>
           <w:tcPr>
-            <w:tcW w:type="dxa" w:w="3224"/>
+            <w:tcW w:type="dxa" w:w="4460"/>
           </w:tcPr>
           <w:p>
             <w:pPr>
@@ -9109,7 +9109,7 @@
         </w:tc>
         <w:tc>
           <w:tcPr>
-            <w:tcW w:type="dxa" w:w="1040"/>
+            <w:tcW w:type="dxa" w:w="1016"/>
           </w:tcPr>
           <w:p>
             <w:pPr>
@@ -9127,7 +9127,7 @@
         </w:tc>
         <w:tc>
           <w:tcPr>
-            <w:tcW w:type="dxa" w:w="1351"/>
+            <w:tcW w:type="dxa" w:w="1016"/>
           </w:tcPr>
           <w:p>
             <w:pPr>
@@ -9145,7 +9145,7 @@
         </w:tc>
         <w:tc>
           <w:tcPr>
-            <w:tcW w:type="dxa" w:w="1664"/>
+            <w:tcW w:type="dxa" w:w="1433"/>
           </w:tcPr>
           <w:p>
             <w:pPr>
@@ -9163,7 +9163,7 @@
         </w:tc>
         <w:tc>
           <w:tcPr>
-            <w:tcW w:type="dxa" w:w="2080"/>
+            <w:tcW w:type="dxa" w:w="1433"/>
           </w:tcPr>
           <w:p>
             <w:pPr>
@@ -9183,7 +9183,7 @@
       <w:tr>
         <w:tc>
           <w:tcPr>
-            <w:tcW w:type="dxa" w:w="3224"/>
+            <w:tcW w:type="dxa" w:w="4460"/>
           </w:tcPr>
           <w:p>
             <w:pPr>
@@ -9201,7 +9201,7 @@
         </w:tc>
         <w:tc>
           <w:tcPr>
-            <w:tcW w:type="dxa" w:w="1040"/>
+            <w:tcW w:type="dxa" w:w="1016"/>
           </w:tcPr>
           <w:p>
             <w:pPr>
@@ -9219,7 +9219,7 @@
         </w:tc>
         <w:tc>
           <w:tcPr>
-            <w:tcW w:type="dxa" w:w="1351"/>
+            <w:tcW w:type="dxa" w:w="1016"/>
           </w:tcPr>
           <w:p>
             <w:pPr>
@@ -9237,7 +9237,7 @@
         </w:tc>
         <w:tc>
           <w:tcPr>
-            <w:tcW w:type="dxa" w:w="1664"/>
+            <w:tcW w:type="dxa" w:w="1433"/>
           </w:tcPr>
           <w:p>
             <w:pPr>
@@ -9255,7 +9255,7 @@
         </w:tc>
         <w:tc>
           <w:tcPr>
-            <w:tcW w:type="dxa" w:w="2080"/>
+            <w:tcW w:type="dxa" w:w="1433"/>
           </w:tcPr>
           <w:p>
             <w:pPr>
@@ -9275,7 +9275,7 @@
       <w:tr>
         <w:tc>
           <w:tcPr>
-            <w:tcW w:type="dxa" w:w="3224"/>
+            <w:tcW w:type="dxa" w:w="4460"/>
           </w:tcPr>
           <w:p>
             <w:pPr>
@@ -9293,7 +9293,7 @@
         </w:tc>
         <w:tc>
           <w:tcPr>
-            <w:tcW w:type="dxa" w:w="1040"/>
+            <w:tcW w:type="dxa" w:w="1016"/>
           </w:tcPr>
           <w:p>
             <w:pPr>
@@ -9311,7 +9311,7 @@
         </w:tc>
         <w:tc>
           <w:tcPr>
-            <w:tcW w:type="dxa" w:w="1351"/>
+            <w:tcW w:type="dxa" w:w="1016"/>
           </w:tcPr>
           <w:p>
             <w:pPr>
@@ -9329,7 +9329,7 @@
         </w:tc>
         <w:tc>
           <w:tcPr>
-            <w:tcW w:type="dxa" w:w="1664"/>
+            <w:tcW w:type="dxa" w:w="1433"/>
           </w:tcPr>
           <w:p>
             <w:pPr>
@@ -9347,7 +9347,7 @@
         </w:tc>
         <w:tc>
           <w:tcPr>
-            <w:tcW w:type="dxa" w:w="2080"/>
+            <w:tcW w:type="dxa" w:w="1433"/>
           </w:tcPr>
           <w:p>
             <w:pPr>
@@ -9367,7 +9367,7 @@
       <w:tr>
         <w:tc>
           <w:tcPr>
-            <w:tcW w:type="dxa" w:w="3224"/>
+            <w:tcW w:type="dxa" w:w="4460"/>
           </w:tcPr>
           <w:p>
             <w:pPr>
@@ -9385,7 +9385,7 @@
         </w:tc>
         <w:tc>
           <w:tcPr>
-            <w:tcW w:type="dxa" w:w="1040"/>
+            <w:tcW w:type="dxa" w:w="1016"/>
           </w:tcPr>
           <w:p>
             <w:pPr>
@@ -9403,7 +9403,7 @@
         </w:tc>
         <w:tc>
           <w:tcPr>
-            <w:tcW w:type="dxa" w:w="1351"/>
+            <w:tcW w:type="dxa" w:w="1016"/>
           </w:tcPr>
           <w:p>
             <w:pPr>
@@ -9421,7 +9421,7 @@
         </w:tc>
         <w:tc>
           <w:tcPr>
-            <w:tcW w:type="dxa" w:w="1664"/>
+            <w:tcW w:type="dxa" w:w="1433"/>
           </w:tcPr>
           <w:p>
             <w:pPr>
@@ -9439,7 +9439,7 @@
         </w:tc>
         <w:tc>
           <w:tcPr>
-            <w:tcW w:type="dxa" w:w="2080"/>
+            <w:tcW w:type="dxa" w:w="1433"/>
           </w:tcPr>
           <w:p>
             <w:pPr>
@@ -9459,7 +9459,7 @@
       <w:tr>
         <w:tc>
           <w:tcPr>
-            <w:tcW w:type="dxa" w:w="3224"/>
+            <w:tcW w:type="dxa" w:w="4460"/>
           </w:tcPr>
           <w:p>
             <w:pPr>
@@ -9477,7 +9477,7 @@
         </w:tc>
         <w:tc>
           <w:tcPr>
-            <w:tcW w:type="dxa" w:w="1040"/>
+            <w:tcW w:type="dxa" w:w="1016"/>
           </w:tcPr>
           <w:p>
             <w:pPr>
@@ -9495,7 +9495,7 @@
         </w:tc>
         <w:tc>
           <w:tcPr>
-            <w:tcW w:type="dxa" w:w="1351"/>
+            <w:tcW w:type="dxa" w:w="1016"/>
           </w:tcPr>
           <w:p>
             <w:pPr>
@@ -9513,7 +9513,7 @@
         </w:tc>
         <w:tc>
           <w:tcPr>
-            <w:tcW w:type="dxa" w:w="1664"/>
+            <w:tcW w:type="dxa" w:w="1433"/>
           </w:tcPr>
           <w:p>
             <w:pPr>
@@ -9531,7 +9531,7 @@
         </w:tc>
         <w:tc>
           <w:tcPr>
-            <w:tcW w:type="dxa" w:w="2080"/>
+            <w:tcW w:type="dxa" w:w="1433"/>
           </w:tcPr>
           <w:p>
             <w:pPr>
@@ -9551,7 +9551,7 @@
       <w:tr>
         <w:tc>
           <w:tcPr>
-            <w:tcW w:type="dxa" w:w="3224"/>
+            <w:tcW w:type="dxa" w:w="4460"/>
           </w:tcPr>
           <w:p>
             <w:pPr>
@@ -9569,7 +9569,7 @@
         </w:tc>
         <w:tc>
           <w:tcPr>
-            <w:tcW w:type="dxa" w:w="1040"/>
+            <w:tcW w:type="dxa" w:w="1016"/>
           </w:tcPr>
           <w:p>
             <w:pPr>
@@ -9587,7 +9587,7 @@
         </w:tc>
         <w:tc>
           <w:tcPr>
-            <w:tcW w:type="dxa" w:w="1351"/>
+            <w:tcW w:type="dxa" w:w="1016"/>
           </w:tcPr>
           <w:p>
             <w:pPr>
@@ -9605,7 +9605,7 @@
         </w:tc>
         <w:tc>
           <w:tcPr>
-            <w:tcW w:type="dxa" w:w="1664"/>
+            <w:tcW w:type="dxa" w:w="1433"/>
           </w:tcPr>
           <w:p>
             <w:pPr>
@@ -9623,7 +9623,7 @@
         </w:tc>
         <w:tc>
           <w:tcPr>
-            <w:tcW w:type="dxa" w:w="2080"/>
+            <w:tcW w:type="dxa" w:w="1433"/>
           </w:tcPr>
           <w:p>
             <w:pPr>
@@ -9643,7 +9643,7 @@
       <w:tr>
         <w:tc>
           <w:tcPr>
-            <w:tcW w:type="dxa" w:w="3224"/>
+            <w:tcW w:type="dxa" w:w="4460"/>
           </w:tcPr>
           <w:p>
             <w:pPr>
@@ -9661,7 +9661,7 @@
         </w:tc>
         <w:tc>
           <w:tcPr>
-            <w:tcW w:type="dxa" w:w="1040"/>
+            <w:tcW w:type="dxa" w:w="1016"/>
           </w:tcPr>
           <w:p>
             <w:pPr>
@@ -9679,7 +9679,7 @@
         </w:tc>
         <w:tc>
           <w:tcPr>
-            <w:tcW w:type="dxa" w:w="1351"/>
+            <w:tcW w:type="dxa" w:w="1016"/>
           </w:tcPr>
           <w:p>
             <w:pPr>
@@ -9697,7 +9697,7 @@
         </w:tc>
         <w:tc>
           <w:tcPr>
-            <w:tcW w:type="dxa" w:w="1664"/>
+            <w:tcW w:type="dxa" w:w="1433"/>
           </w:tcPr>
           <w:p>
             <w:pPr>
@@ -9715,7 +9715,7 @@
         </w:tc>
         <w:tc>
           <w:tcPr>
-            <w:tcW w:type="dxa" w:w="2080"/>
+            <w:tcW w:type="dxa" w:w="1433"/>
           </w:tcPr>
           <w:p>
             <w:pPr>
@@ -9735,7 +9735,7 @@
       <w:tr>
         <w:tc>
           <w:tcPr>
-            <w:tcW w:type="dxa" w:w="3224"/>
+            <w:tcW w:type="dxa" w:w="4460"/>
           </w:tcPr>
           <w:p>
             <w:pPr>
@@ -9753,7 +9753,7 @@
         </w:tc>
         <w:tc>
           <w:tcPr>
-            <w:tcW w:type="dxa" w:w="1040"/>
+            <w:tcW w:type="dxa" w:w="1016"/>
           </w:tcPr>
           <w:p>
             <w:pPr>
@@ -9771,7 +9771,7 @@
         </w:tc>
         <w:tc>
           <w:tcPr>
-            <w:tcW w:type="dxa" w:w="1351"/>
+            <w:tcW w:type="dxa" w:w="1016"/>
           </w:tcPr>
           <w:p>
             <w:pPr>
@@ -9789,7 +9789,7 @@
         </w:tc>
         <w:tc>
           <w:tcPr>
-            <w:tcW w:type="dxa" w:w="1664"/>
+            <w:tcW w:type="dxa" w:w="1433"/>
           </w:tcPr>
           <w:p>
             <w:pPr>
@@ -9807,7 +9807,7 @@
         </w:tc>
         <w:tc>
           <w:tcPr>
-            <w:tcW w:type="dxa" w:w="2080"/>
+            <w:tcW w:type="dxa" w:w="1433"/>
           </w:tcPr>
           <w:p>
             <w:pPr>
@@ -9827,7 +9827,7 @@
       <w:tr>
         <w:tc>
           <w:tcPr>
-            <w:tcW w:type="dxa" w:w="3224"/>
+            <w:tcW w:type="dxa" w:w="4460"/>
           </w:tcPr>
           <w:p>
             <w:pPr>
@@ -9864,7 +9864,7 @@
         </w:tc>
         <w:tc>
           <w:tcPr>
-            <w:tcW w:type="dxa" w:w="1040"/>
+            <w:tcW w:type="dxa" w:w="1016"/>
           </w:tcPr>
           <w:p>
             <w:pPr>
@@ -9882,7 +9882,7 @@
         </w:tc>
         <w:tc>
           <w:tcPr>
-            <w:tcW w:type="dxa" w:w="1351"/>
+            <w:tcW w:type="dxa" w:w="1016"/>
           </w:tcPr>
           <w:p>
             <w:pPr>
@@ -9900,7 +9900,7 @@
         </w:tc>
         <w:tc>
           <w:tcPr>
-            <w:tcW w:type="dxa" w:w="1664"/>
+            <w:tcW w:type="dxa" w:w="1433"/>
           </w:tcPr>
           <w:p>
             <w:pPr>
@@ -9918,7 +9918,7 @@
         </w:tc>
         <w:tc>
           <w:tcPr>
-            <w:tcW w:type="dxa" w:w="2080"/>
+            <w:tcW w:type="dxa" w:w="1433"/>
           </w:tcPr>
           <w:p>
             <w:pPr>
@@ -10300,10 +10300,10 @@
         </w:tblBorders>
       </w:tblPr>
       <w:tblGrid>
-        <w:gridCol w:w="1675"/>
-        <w:gridCol w:w="4467"/>
-        <w:gridCol w:w="2233"/>
-        <w:gridCol w:w="982"/>
+        <w:gridCol w:w="2360"/>
+        <w:gridCol w:w="4405"/>
+        <w:gridCol w:w="1573"/>
+        <w:gridCol w:w="1021"/>
       </w:tblGrid>
       <w:tr>
         <w:trPr>
@@ -10312,7 +10312,7 @@
         </w:trPr>
         <w:tc>
           <w:tcPr>
-            <w:tcW w:type="dxa" w:w="1675"/>
+            <w:tcW w:type="dxa" w:w="2360"/>
             <w:tcBorders>
               <w:bottom w:val="single" w:sz="4" w:space="0" w:color="000000"/>
             </w:tcBorders>
@@ -10334,7 +10334,7 @@
         </w:tc>
         <w:tc>
           <w:tcPr>
-            <w:tcW w:type="dxa" w:w="4467"/>
+            <w:tcW w:type="dxa" w:w="4405"/>
             <w:tcBorders>
               <w:bottom w:val="single" w:sz="4" w:space="0" w:color="000000"/>
             </w:tcBorders>
@@ -10356,7 +10356,7 @@
         </w:tc>
         <w:tc>
           <w:tcPr>
-            <w:tcW w:type="dxa" w:w="2233"/>
+            <w:tcW w:type="dxa" w:w="1573"/>
             <w:tcBorders>
               <w:bottom w:val="single" w:sz="4" w:space="0" w:color="000000"/>
             </w:tcBorders>
@@ -10378,7 +10378,7 @@
         </w:tc>
         <w:tc>
           <w:tcPr>
-            <w:tcW w:type="dxa" w:w="982"/>
+            <w:tcW w:type="dxa" w:w="1021"/>
             <w:tcBorders>
               <w:bottom w:val="single" w:sz="4" w:space="0" w:color="000000"/>
             </w:tcBorders>
@@ -10402,7 +10402,7 @@
       <w:tr>
         <w:tc>
           <w:tcPr>
-            <w:tcW w:type="dxa" w:w="1675"/>
+            <w:tcW w:type="dxa" w:w="2360"/>
           </w:tcPr>
           <w:p>
             <w:pPr>
@@ -10420,7 +10420,7 @@
         </w:tc>
         <w:tc>
           <w:tcPr>
-            <w:tcW w:type="dxa" w:w="4467"/>
+            <w:tcW w:type="dxa" w:w="4405"/>
           </w:tcPr>
           <w:p>
             <w:pPr>
@@ -10438,7 +10438,7 @@
         </w:tc>
         <w:tc>
           <w:tcPr>
-            <w:tcW w:type="dxa" w:w="2233"/>
+            <w:tcW w:type="dxa" w:w="1573"/>
           </w:tcPr>
           <w:p>
             <w:pPr>
@@ -10456,7 +10456,7 @@
         </w:tc>
         <w:tc>
           <w:tcPr>
-            <w:tcW w:type="dxa" w:w="982"/>
+            <w:tcW w:type="dxa" w:w="1021"/>
           </w:tcPr>
           <w:p>
             <w:pPr>
@@ -10476,7 +10476,7 @@
       <w:tr>
         <w:tc>
           <w:tcPr>
-            <w:tcW w:type="dxa" w:w="1675"/>
+            <w:tcW w:type="dxa" w:w="2360"/>
           </w:tcPr>
           <w:p>
             <w:pPr>
@@ -10494,7 +10494,7 @@
         </w:tc>
         <w:tc>
           <w:tcPr>
-            <w:tcW w:type="dxa" w:w="4467"/>
+            <w:tcW w:type="dxa" w:w="4405"/>
           </w:tcPr>
           <w:p>
             <w:pPr>
@@ -10512,7 +10512,7 @@
         </w:tc>
         <w:tc>
           <w:tcPr>
-            <w:tcW w:type="dxa" w:w="2233"/>
+            <w:tcW w:type="dxa" w:w="1573"/>
           </w:tcPr>
           <w:p>
             <w:pPr>
@@ -10530,7 +10530,7 @@
         </w:tc>
         <w:tc>
           <w:tcPr>
-            <w:tcW w:type="dxa" w:w="982"/>
+            <w:tcW w:type="dxa" w:w="1021"/>
           </w:tcPr>
           <w:p>
             <w:pPr>
@@ -10550,7 +10550,7 @@
       <w:tr>
         <w:tc>
           <w:tcPr>
-            <w:tcW w:type="dxa" w:w="1675"/>
+            <w:tcW w:type="dxa" w:w="2360"/>
           </w:tcPr>
           <w:p>
             <w:pPr>
@@ -10570,19 +10570,19 @@
         </w:tc>
         <w:tc>
           <w:tcPr>
-            <w:tcW w:type="dxa" w:w="4467"/>
-          </w:tcPr>
-          <w:p>
-            <w:pPr>
-              <w:pStyle w:val="Compact"/>
-              <w:spacing w:line="240" w:lineRule="auto" w:after="20"/>
-              <w:jc w:val="left"/>
-            </w:pPr>
-          </w:p>
-        </w:tc>
-        <w:tc>
-          <w:tcPr>
-            <w:tcW w:type="dxa" w:w="2233"/>
+            <w:tcW w:type="dxa" w:w="4405"/>
+          </w:tcPr>
+          <w:p>
+            <w:pPr>
+              <w:pStyle w:val="Compact"/>
+              <w:spacing w:line="240" w:lineRule="auto" w:after="20"/>
+              <w:jc w:val="left"/>
+            </w:pPr>
+          </w:p>
+        </w:tc>
+        <w:tc>
+          <w:tcPr>
+            <w:tcW w:type="dxa" w:w="1573"/>
           </w:tcPr>
           <w:p>
             <w:pPr>
@@ -10602,7 +10602,7 @@
         </w:tc>
         <w:tc>
           <w:tcPr>
-            <w:tcW w:type="dxa" w:w="982"/>
+            <w:tcW w:type="dxa" w:w="1021"/>
           </w:tcPr>
           <w:p>
             <w:pPr>
@@ -11065,12 +11065,12 @@
         </w:tblBorders>
       </w:tblPr>
       <w:tblGrid>
-        <w:gridCol w:w="2450"/>
-        <w:gridCol w:w="2883"/>
-        <w:gridCol w:w="1009"/>
-        <w:gridCol w:w="1009"/>
-        <w:gridCol w:w="1009"/>
-        <w:gridCol w:w="998"/>
+        <w:gridCol w:w="2779"/>
+        <w:gridCol w:w="2779"/>
+        <w:gridCol w:w="950"/>
+        <w:gridCol w:w="950"/>
+        <w:gridCol w:w="950"/>
+        <w:gridCol w:w="950"/>
       </w:tblGrid>
       <w:tr>
         <w:trPr>
@@ -11079,7 +11079,7 @@
         </w:trPr>
         <w:tc>
           <w:tcPr>
-            <w:tcW w:type="dxa" w:w="2450"/>
+            <w:tcW w:type="dxa" w:w="2779"/>
             <w:tcBorders>
               <w:bottom w:val="single" w:sz="4" w:space="0" w:color="000000"/>
             </w:tcBorders>
@@ -11101,7 +11101,7 @@
         </w:tc>
         <w:tc>
           <w:tcPr>
-            <w:tcW w:type="dxa" w:w="2883"/>
+            <w:tcW w:type="dxa" w:w="2779"/>
             <w:tcBorders>
               <w:bottom w:val="single" w:sz="4" w:space="0" w:color="000000"/>
             </w:tcBorders>
@@ -11123,7 +11123,7 @@
         </w:tc>
         <w:tc>
           <w:tcPr>
-            <w:tcW w:type="dxa" w:w="1009"/>
+            <w:tcW w:type="dxa" w:w="950"/>
             <w:tcBorders>
               <w:bottom w:val="single" w:sz="4" w:space="0" w:color="000000"/>
             </w:tcBorders>
@@ -11145,7 +11145,7 @@
         </w:tc>
         <w:tc>
           <w:tcPr>
-            <w:tcW w:type="dxa" w:w="1009"/>
+            <w:tcW w:type="dxa" w:w="950"/>
             <w:tcBorders>
               <w:bottom w:val="single" w:sz="4" w:space="0" w:color="000000"/>
             </w:tcBorders>
@@ -11167,7 +11167,7 @@
         </w:tc>
         <w:tc>
           <w:tcPr>
-            <w:tcW w:type="dxa" w:w="1009"/>
+            <w:tcW w:type="dxa" w:w="950"/>
             <w:tcBorders>
               <w:bottom w:val="single" w:sz="4" w:space="0" w:color="000000"/>
             </w:tcBorders>
@@ -11189,7 +11189,7 @@
         </w:tc>
         <w:tc>
           <w:tcPr>
-            <w:tcW w:type="dxa" w:w="998"/>
+            <w:tcW w:type="dxa" w:w="950"/>
             <w:tcBorders>
               <w:bottom w:val="single" w:sz="4" w:space="0" w:color="000000"/>
             </w:tcBorders>
@@ -11213,7 +11213,7 @@
       <w:tr>
         <w:tc>
           <w:tcPr>
-            <w:tcW w:type="dxa" w:w="2450"/>
+            <w:tcW w:type="dxa" w:w="2779"/>
           </w:tcPr>
           <w:p>
             <w:pPr>
@@ -11231,7 +11231,7 @@
         </w:tc>
         <w:tc>
           <w:tcPr>
-            <w:tcW w:type="dxa" w:w="2883"/>
+            <w:tcW w:type="dxa" w:w="2779"/>
           </w:tcPr>
           <w:p>
             <w:pPr>
@@ -11249,7 +11249,7 @@
         </w:tc>
         <w:tc>
           <w:tcPr>
-            <w:tcW w:type="dxa" w:w="1009"/>
+            <w:tcW w:type="dxa" w:w="950"/>
           </w:tcPr>
           <w:p>
             <w:pPr>
@@ -11267,7 +11267,7 @@
         </w:tc>
         <w:tc>
           <w:tcPr>
-            <w:tcW w:type="dxa" w:w="1009"/>
+            <w:tcW w:type="dxa" w:w="950"/>
           </w:tcPr>
           <w:p>
             <w:pPr>
@@ -11285,7 +11285,7 @@
         </w:tc>
         <w:tc>
           <w:tcPr>
-            <w:tcW w:type="dxa" w:w="1009"/>
+            <w:tcW w:type="dxa" w:w="950"/>
           </w:tcPr>
           <w:p>
             <w:pPr>
@@ -11303,7 +11303,7 @@
         </w:tc>
         <w:tc>
           <w:tcPr>
-            <w:tcW w:type="dxa" w:w="998"/>
+            <w:tcW w:type="dxa" w:w="950"/>
           </w:tcPr>
           <w:p>
             <w:pPr>
@@ -11323,19 +11323,19 @@
       <w:tr>
         <w:tc>
           <w:tcPr>
-            <w:tcW w:type="dxa" w:w="2450"/>
-          </w:tcPr>
-          <w:p>
-            <w:pPr>
-              <w:pStyle w:val="Compact"/>
-              <w:spacing w:line="240" w:lineRule="auto" w:after="20"/>
-              <w:jc w:val="left"/>
-            </w:pPr>
-          </w:p>
-        </w:tc>
-        <w:tc>
-          <w:tcPr>
-            <w:tcW w:type="dxa" w:w="2883"/>
+            <w:tcW w:type="dxa" w:w="2779"/>
+          </w:tcPr>
+          <w:p>
+            <w:pPr>
+              <w:pStyle w:val="Compact"/>
+              <w:spacing w:line="240" w:lineRule="auto" w:after="20"/>
+              <w:jc w:val="left"/>
+            </w:pPr>
+          </w:p>
+        </w:tc>
+        <w:tc>
+          <w:tcPr>
+            <w:tcW w:type="dxa" w:w="2779"/>
           </w:tcPr>
           <w:p>
             <w:pPr>
@@ -11367,7 +11367,7 @@
         </w:tc>
         <w:tc>
           <w:tcPr>
-            <w:tcW w:type="dxa" w:w="1009"/>
+            <w:tcW w:type="dxa" w:w="950"/>
           </w:tcPr>
           <w:p>
             <w:pPr>
@@ -11385,7 +11385,7 @@
         </w:tc>
         <w:tc>
           <w:tcPr>
-            <w:tcW w:type="dxa" w:w="1009"/>
+            <w:tcW w:type="dxa" w:w="950"/>
           </w:tcPr>
           <w:p>
             <w:pPr>
@@ -11403,7 +11403,7 @@
         </w:tc>
         <w:tc>
           <w:tcPr>
-            <w:tcW w:type="dxa" w:w="1009"/>
+            <w:tcW w:type="dxa" w:w="950"/>
           </w:tcPr>
           <w:p>
             <w:pPr>
@@ -11421,7 +11421,7 @@
         </w:tc>
         <w:tc>
           <w:tcPr>
-            <w:tcW w:type="dxa" w:w="998"/>
+            <w:tcW w:type="dxa" w:w="950"/>
           </w:tcPr>
           <w:p>
             <w:pPr>
@@ -11441,19 +11441,19 @@
       <w:tr>
         <w:tc>
           <w:tcPr>
-            <w:tcW w:type="dxa" w:w="2450"/>
-          </w:tcPr>
-          <w:p>
-            <w:pPr>
-              <w:pStyle w:val="Compact"/>
-              <w:spacing w:line="240" w:lineRule="auto" w:after="20"/>
-              <w:jc w:val="left"/>
-            </w:pPr>
-          </w:p>
-        </w:tc>
-        <w:tc>
-          <w:tcPr>
-            <w:tcW w:type="dxa" w:w="2883"/>
+            <w:tcW w:type="dxa" w:w="2779"/>
+          </w:tcPr>
+          <w:p>
+            <w:pPr>
+              <w:pStyle w:val="Compact"/>
+              <w:spacing w:line="240" w:lineRule="auto" w:after="20"/>
+              <w:jc w:val="left"/>
+            </w:pPr>
+          </w:p>
+        </w:tc>
+        <w:tc>
+          <w:tcPr>
+            <w:tcW w:type="dxa" w:w="2779"/>
           </w:tcPr>
           <w:p>
             <w:pPr>
@@ -11471,7 +11471,7 @@
         </w:tc>
         <w:tc>
           <w:tcPr>
-            <w:tcW w:type="dxa" w:w="1009"/>
+            <w:tcW w:type="dxa" w:w="950"/>
           </w:tcPr>
           <w:p>
             <w:pPr>
@@ -11489,7 +11489,7 @@
         </w:tc>
         <w:tc>
           <w:tcPr>
-            <w:tcW w:type="dxa" w:w="1009"/>
+            <w:tcW w:type="dxa" w:w="950"/>
           </w:tcPr>
           <w:p>
             <w:pPr>
@@ -11507,7 +11507,7 @@
         </w:tc>
         <w:tc>
           <w:tcPr>
-            <w:tcW w:type="dxa" w:w="1009"/>
+            <w:tcW w:type="dxa" w:w="950"/>
           </w:tcPr>
           <w:p>
             <w:pPr>
@@ -11525,7 +11525,7 @@
         </w:tc>
         <w:tc>
           <w:tcPr>
-            <w:tcW w:type="dxa" w:w="998"/>
+            <w:tcW w:type="dxa" w:w="950"/>
           </w:tcPr>
           <w:p>
             <w:pPr>
@@ -11545,19 +11545,19 @@
       <w:tr>
         <w:tc>
           <w:tcPr>
-            <w:tcW w:type="dxa" w:w="2450"/>
-          </w:tcPr>
-          <w:p>
-            <w:pPr>
-              <w:pStyle w:val="Compact"/>
-              <w:spacing w:line="240" w:lineRule="auto" w:after="20"/>
-              <w:jc w:val="left"/>
-            </w:pPr>
-          </w:p>
-        </w:tc>
-        <w:tc>
-          <w:tcPr>
-            <w:tcW w:type="dxa" w:w="2883"/>
+            <w:tcW w:type="dxa" w:w="2779"/>
+          </w:tcPr>
+          <w:p>
+            <w:pPr>
+              <w:pStyle w:val="Compact"/>
+              <w:spacing w:line="240" w:lineRule="auto" w:after="20"/>
+              <w:jc w:val="left"/>
+            </w:pPr>
+          </w:p>
+        </w:tc>
+        <w:tc>
+          <w:tcPr>
+            <w:tcW w:type="dxa" w:w="2779"/>
           </w:tcPr>
           <w:p>
             <w:pPr>
@@ -11575,7 +11575,7 @@
         </w:tc>
         <w:tc>
           <w:tcPr>
-            <w:tcW w:type="dxa" w:w="1009"/>
+            <w:tcW w:type="dxa" w:w="950"/>
           </w:tcPr>
           <w:p>
             <w:pPr>
@@ -11593,7 +11593,7 @@
         </w:tc>
         <w:tc>
           <w:tcPr>
-            <w:tcW w:type="dxa" w:w="1009"/>
+            <w:tcW w:type="dxa" w:w="950"/>
           </w:tcPr>
           <w:p>
             <w:pPr>
@@ -11611,7 +11611,7 @@
         </w:tc>
         <w:tc>
           <w:tcPr>
-            <w:tcW w:type="dxa" w:w="1009"/>
+            <w:tcW w:type="dxa" w:w="950"/>
           </w:tcPr>
           <w:p>
             <w:pPr>
@@ -11629,7 +11629,7 @@
         </w:tc>
         <w:tc>
           <w:tcPr>
-            <w:tcW w:type="dxa" w:w="998"/>
+            <w:tcW w:type="dxa" w:w="950"/>
           </w:tcPr>
           <w:p>
             <w:pPr>
@@ -11649,7 +11649,7 @@
       <w:tr>
         <w:tc>
           <w:tcPr>
-            <w:tcW w:type="dxa" w:w="2450"/>
+            <w:tcW w:type="dxa" w:w="2779"/>
           </w:tcPr>
           <w:p>
             <w:pPr>
@@ -11667,7 +11667,7 @@
         </w:tc>
         <w:tc>
           <w:tcPr>
-            <w:tcW w:type="dxa" w:w="2883"/>
+            <w:tcW w:type="dxa" w:w="2779"/>
           </w:tcPr>
           <w:p>
             <w:pPr>
@@ -11685,7 +11685,7 @@
         </w:tc>
         <w:tc>
           <w:tcPr>
-            <w:tcW w:type="dxa" w:w="1009"/>
+            <w:tcW w:type="dxa" w:w="950"/>
           </w:tcPr>
           <w:p>
             <w:pPr>
@@ -11703,7 +11703,7 @@
         </w:tc>
         <w:tc>
           <w:tcPr>
-            <w:tcW w:type="dxa" w:w="1009"/>
+            <w:tcW w:type="dxa" w:w="950"/>
           </w:tcPr>
           <w:p>
             <w:pPr>
@@ -11721,7 +11721,7 @@
         </w:tc>
         <w:tc>
           <w:tcPr>
-            <w:tcW w:type="dxa" w:w="1009"/>
+            <w:tcW w:type="dxa" w:w="950"/>
           </w:tcPr>
           <w:p>
             <w:pPr>
@@ -11739,7 +11739,7 @@
         </w:tc>
         <w:tc>
           <w:tcPr>
-            <w:tcW w:type="dxa" w:w="998"/>
+            <w:tcW w:type="dxa" w:w="950"/>
           </w:tcPr>
           <w:p>
             <w:pPr>
@@ -11759,19 +11759,19 @@
       <w:tr>
         <w:tc>
           <w:tcPr>
-            <w:tcW w:type="dxa" w:w="2450"/>
-          </w:tcPr>
-          <w:p>
-            <w:pPr>
-              <w:pStyle w:val="Compact"/>
-              <w:spacing w:line="240" w:lineRule="auto" w:after="20"/>
-              <w:jc w:val="left"/>
-            </w:pPr>
-          </w:p>
-        </w:tc>
-        <w:tc>
-          <w:tcPr>
-            <w:tcW w:type="dxa" w:w="2883"/>
+            <w:tcW w:type="dxa" w:w="2779"/>
+          </w:tcPr>
+          <w:p>
+            <w:pPr>
+              <w:pStyle w:val="Compact"/>
+              <w:spacing w:line="240" w:lineRule="auto" w:after="20"/>
+              <w:jc w:val="left"/>
+            </w:pPr>
+          </w:p>
+        </w:tc>
+        <w:tc>
+          <w:tcPr>
+            <w:tcW w:type="dxa" w:w="2779"/>
           </w:tcPr>
           <w:p>
             <w:pPr>
@@ -11789,7 +11789,7 @@
         </w:tc>
         <w:tc>
           <w:tcPr>
-            <w:tcW w:type="dxa" w:w="1009"/>
+            <w:tcW w:type="dxa" w:w="950"/>
           </w:tcPr>
           <w:p>
             <w:pPr>
@@ -11807,7 +11807,7 @@
         </w:tc>
         <w:tc>
           <w:tcPr>
-            <w:tcW w:type="dxa" w:w="1009"/>
+            <w:tcW w:type="dxa" w:w="950"/>
           </w:tcPr>
           <w:p>
             <w:pPr>
@@ -11825,7 +11825,7 @@
         </w:tc>
         <w:tc>
           <w:tcPr>
-            <w:tcW w:type="dxa" w:w="1009"/>
+            <w:tcW w:type="dxa" w:w="950"/>
           </w:tcPr>
           <w:p>
             <w:pPr>
@@ -11843,7 +11843,7 @@
         </w:tc>
         <w:tc>
           <w:tcPr>
-            <w:tcW w:type="dxa" w:w="998"/>
+            <w:tcW w:type="dxa" w:w="950"/>
           </w:tcPr>
           <w:p>
             <w:pPr>
@@ -11863,19 +11863,19 @@
       <w:tr>
         <w:tc>
           <w:tcPr>
-            <w:tcW w:type="dxa" w:w="2450"/>
-          </w:tcPr>
-          <w:p>
-            <w:pPr>
-              <w:pStyle w:val="Compact"/>
-              <w:spacing w:line="240" w:lineRule="auto" w:after="20"/>
-              <w:jc w:val="left"/>
-            </w:pPr>
-          </w:p>
-        </w:tc>
-        <w:tc>
-          <w:tcPr>
-            <w:tcW w:type="dxa" w:w="2883"/>
+            <w:tcW w:type="dxa" w:w="2779"/>
+          </w:tcPr>
+          <w:p>
+            <w:pPr>
+              <w:pStyle w:val="Compact"/>
+              <w:spacing w:line="240" w:lineRule="auto" w:after="20"/>
+              <w:jc w:val="left"/>
+            </w:pPr>
+          </w:p>
+        </w:tc>
+        <w:tc>
+          <w:tcPr>
+            <w:tcW w:type="dxa" w:w="2779"/>
           </w:tcPr>
           <w:p>
             <w:pPr>
@@ -11907,7 +11907,7 @@
         </w:tc>
         <w:tc>
           <w:tcPr>
-            <w:tcW w:type="dxa" w:w="1009"/>
+            <w:tcW w:type="dxa" w:w="950"/>
           </w:tcPr>
           <w:p>
             <w:pPr>
@@ -11925,7 +11925,7 @@
         </w:tc>
         <w:tc>
           <w:tcPr>
-            <w:tcW w:type="dxa" w:w="1009"/>
+            <w:tcW w:type="dxa" w:w="950"/>
           </w:tcPr>
           <w:p>
             <w:pPr>
@@ -11943,7 +11943,7 @@
         </w:tc>
         <w:tc>
           <w:tcPr>
-            <w:tcW w:type="dxa" w:w="1009"/>
+            <w:tcW w:type="dxa" w:w="950"/>
           </w:tcPr>
           <w:p>
             <w:pPr>
@@ -11961,7 +11961,7 @@
         </w:tc>
         <w:tc>
           <w:tcPr>
-            <w:tcW w:type="dxa" w:w="998"/>
+            <w:tcW w:type="dxa" w:w="950"/>
           </w:tcPr>
           <w:p>
             <w:pPr>
@@ -11981,19 +11981,19 @@
       <w:tr>
         <w:tc>
           <w:tcPr>
-            <w:tcW w:type="dxa" w:w="2450"/>
-          </w:tcPr>
-          <w:p>
-            <w:pPr>
-              <w:pStyle w:val="Compact"/>
-              <w:spacing w:line="240" w:lineRule="auto" w:after="20"/>
-              <w:jc w:val="left"/>
-            </w:pPr>
-          </w:p>
-        </w:tc>
-        <w:tc>
-          <w:tcPr>
-            <w:tcW w:type="dxa" w:w="2883"/>
+            <w:tcW w:type="dxa" w:w="2779"/>
+          </w:tcPr>
+          <w:p>
+            <w:pPr>
+              <w:pStyle w:val="Compact"/>
+              <w:spacing w:line="240" w:lineRule="auto" w:after="20"/>
+              <w:jc w:val="left"/>
+            </w:pPr>
+          </w:p>
+        </w:tc>
+        <w:tc>
+          <w:tcPr>
+            <w:tcW w:type="dxa" w:w="2779"/>
           </w:tcPr>
           <w:p>
             <w:pPr>
@@ -12011,7 +12011,7 @@
         </w:tc>
         <w:tc>
           <w:tcPr>
-            <w:tcW w:type="dxa" w:w="1009"/>
+            <w:tcW w:type="dxa" w:w="950"/>
           </w:tcPr>
           <w:p>
             <w:pPr>
@@ -12029,7 +12029,7 @@
         </w:tc>
         <w:tc>
           <w:tcPr>
-            <w:tcW w:type="dxa" w:w="1009"/>
+            <w:tcW w:type="dxa" w:w="950"/>
           </w:tcPr>
           <w:p>
             <w:pPr>
@@ -12047,7 +12047,7 @@
         </w:tc>
         <w:tc>
           <w:tcPr>
-            <w:tcW w:type="dxa" w:w="1009"/>
+            <w:tcW w:type="dxa" w:w="950"/>
           </w:tcPr>
           <w:p>
             <w:pPr>
@@ -12065,7 +12065,7 @@
         </w:tc>
         <w:tc>
           <w:tcPr>
-            <w:tcW w:type="dxa" w:w="998"/>
+            <w:tcW w:type="dxa" w:w="950"/>
           </w:tcPr>
           <w:p>
             <w:pPr>
@@ -12085,7 +12085,7 @@
       <w:tr>
         <w:tc>
           <w:tcPr>
-            <w:tcW w:type="dxa" w:w="2450"/>
+            <w:tcW w:type="dxa" w:w="2779"/>
           </w:tcPr>
           <w:p>
             <w:pPr>
@@ -12103,7 +12103,7 @@
         </w:tc>
         <w:tc>
           <w:tcPr>
-            <w:tcW w:type="dxa" w:w="2883"/>
+            <w:tcW w:type="dxa" w:w="2779"/>
           </w:tcPr>
           <w:p>
             <w:pPr>
@@ -12135,7 +12135,7 @@
         </w:tc>
         <w:tc>
           <w:tcPr>
-            <w:tcW w:type="dxa" w:w="1009"/>
+            <w:tcW w:type="dxa" w:w="950"/>
           </w:tcPr>
           <w:p>
             <w:pPr>
@@ -12153,7 +12153,7 @@
         </w:tc>
         <w:tc>
           <w:tcPr>
-            <w:tcW w:type="dxa" w:w="1009"/>
+            <w:tcW w:type="dxa" w:w="950"/>
           </w:tcPr>
           <w:p>
             <w:pPr>
@@ -12171,7 +12171,7 @@
         </w:tc>
         <w:tc>
           <w:tcPr>
-            <w:tcW w:type="dxa" w:w="1009"/>
+            <w:tcW w:type="dxa" w:w="950"/>
           </w:tcPr>
           <w:p>
             <w:pPr>
@@ -12189,7 +12189,7 @@
         </w:tc>
         <w:tc>
           <w:tcPr>
-            <w:tcW w:type="dxa" w:w="998"/>
+            <w:tcW w:type="dxa" w:w="950"/>
           </w:tcPr>
           <w:p>
             <w:pPr>
@@ -12209,19 +12209,19 @@
       <w:tr>
         <w:tc>
           <w:tcPr>
-            <w:tcW w:type="dxa" w:w="2450"/>
-          </w:tcPr>
-          <w:p>
-            <w:pPr>
-              <w:pStyle w:val="Compact"/>
-              <w:spacing w:line="240" w:lineRule="auto" w:after="20"/>
-              <w:jc w:val="left"/>
-            </w:pPr>
-          </w:p>
-        </w:tc>
-        <w:tc>
-          <w:tcPr>
-            <w:tcW w:type="dxa" w:w="2883"/>
+            <w:tcW w:type="dxa" w:w="2779"/>
+          </w:tcPr>
+          <w:p>
+            <w:pPr>
+              <w:pStyle w:val="Compact"/>
+              <w:spacing w:line="240" w:lineRule="auto" w:after="20"/>
+              <w:jc w:val="left"/>
+            </w:pPr>
+          </w:p>
+        </w:tc>
+        <w:tc>
+          <w:tcPr>
+            <w:tcW w:type="dxa" w:w="2779"/>
           </w:tcPr>
           <w:p>
             <w:pPr>
@@ -12239,7 +12239,7 @@
         </w:tc>
         <w:tc>
           <w:tcPr>
-            <w:tcW w:type="dxa" w:w="1009"/>
+            <w:tcW w:type="dxa" w:w="950"/>
           </w:tcPr>
           <w:p>
             <w:pPr>
@@ -12257,7 +12257,7 @@
         </w:tc>
         <w:tc>
           <w:tcPr>
-            <w:tcW w:type="dxa" w:w="1009"/>
+            <w:tcW w:type="dxa" w:w="950"/>
           </w:tcPr>
           <w:p>
             <w:pPr>
@@ -12275,7 +12275,7 @@
         </w:tc>
         <w:tc>
           <w:tcPr>
-            <w:tcW w:type="dxa" w:w="1009"/>
+            <w:tcW w:type="dxa" w:w="950"/>
           </w:tcPr>
           <w:p>
             <w:pPr>
@@ -12293,7 +12293,7 @@
         </w:tc>
         <w:tc>
           <w:tcPr>
-            <w:tcW w:type="dxa" w:w="998"/>
+            <w:tcW w:type="dxa" w:w="950"/>
           </w:tcPr>
           <w:p>
             <w:pPr>
@@ -12313,19 +12313,19 @@
       <w:tr>
         <w:tc>
           <w:tcPr>
-            <w:tcW w:type="dxa" w:w="2450"/>
-          </w:tcPr>
-          <w:p>
-            <w:pPr>
-              <w:pStyle w:val="Compact"/>
-              <w:spacing w:line="240" w:lineRule="auto" w:after="20"/>
-              <w:jc w:val="left"/>
-            </w:pPr>
-          </w:p>
-        </w:tc>
-        <w:tc>
-          <w:tcPr>
-            <w:tcW w:type="dxa" w:w="2883"/>
+            <w:tcW w:type="dxa" w:w="2779"/>
+          </w:tcPr>
+          <w:p>
+            <w:pPr>
+              <w:pStyle w:val="Compact"/>
+              <w:spacing w:line="240" w:lineRule="auto" w:after="20"/>
+              <w:jc w:val="left"/>
+            </w:pPr>
+          </w:p>
+        </w:tc>
+        <w:tc>
+          <w:tcPr>
+            <w:tcW w:type="dxa" w:w="2779"/>
           </w:tcPr>
           <w:p>
             <w:pPr>
@@ -12343,7 +12343,7 @@
         </w:tc>
         <w:tc>
           <w:tcPr>
-            <w:tcW w:type="dxa" w:w="1009"/>
+            <w:tcW w:type="dxa" w:w="950"/>
           </w:tcPr>
           <w:p>
             <w:pPr>
@@ -12361,7 +12361,7 @@
         </w:tc>
         <w:tc>
           <w:tcPr>
-            <w:tcW w:type="dxa" w:w="1009"/>
+            <w:tcW w:type="dxa" w:w="950"/>
           </w:tcPr>
           <w:p>
             <w:pPr>
@@ -12379,7 +12379,7 @@
         </w:tc>
         <w:tc>
           <w:tcPr>
-            <w:tcW w:type="dxa" w:w="1009"/>
+            <w:tcW w:type="dxa" w:w="950"/>
           </w:tcPr>
           <w:p>
             <w:pPr>
@@ -12397,7 +12397,7 @@
         </w:tc>
         <w:tc>
           <w:tcPr>
-            <w:tcW w:type="dxa" w:w="998"/>
+            <w:tcW w:type="dxa" w:w="950"/>
           </w:tcPr>
           <w:p>
             <w:pPr>
@@ -12417,7 +12417,7 @@
       <w:tr>
         <w:tc>
           <w:tcPr>
-            <w:tcW w:type="dxa" w:w="2450"/>
+            <w:tcW w:type="dxa" w:w="2779"/>
           </w:tcPr>
           <w:p>
             <w:pPr>
@@ -12435,7 +12435,7 @@
         </w:tc>
         <w:tc>
           <w:tcPr>
-            <w:tcW w:type="dxa" w:w="2883"/>
+            <w:tcW w:type="dxa" w:w="2779"/>
           </w:tcPr>
           <w:p>
             <w:pPr>
@@ -12467,7 +12467,7 @@
         </w:tc>
         <w:tc>
           <w:tcPr>
-            <w:tcW w:type="dxa" w:w="1009"/>
+            <w:tcW w:type="dxa" w:w="950"/>
           </w:tcPr>
           <w:p>
             <w:pPr>
@@ -12485,7 +12485,7 @@
         </w:tc>
         <w:tc>
           <w:tcPr>
-            <w:tcW w:type="dxa" w:w="1009"/>
+            <w:tcW w:type="dxa" w:w="950"/>
           </w:tcPr>
           <w:p>
             <w:pPr>
@@ -12503,7 +12503,7 @@
         </w:tc>
         <w:tc>
           <w:tcPr>
-            <w:tcW w:type="dxa" w:w="1009"/>
+            <w:tcW w:type="dxa" w:w="950"/>
           </w:tcPr>
           <w:p>
             <w:pPr>
@@ -12521,7 +12521,7 @@
         </w:tc>
         <w:tc>
           <w:tcPr>
-            <w:tcW w:type="dxa" w:w="998"/>
+            <w:tcW w:type="dxa" w:w="950"/>
           </w:tcPr>
           <w:p>
             <w:pPr>
@@ -12541,19 +12541,19 @@
       <w:tr>
         <w:tc>
           <w:tcPr>
-            <w:tcW w:type="dxa" w:w="2450"/>
-          </w:tcPr>
-          <w:p>
-            <w:pPr>
-              <w:pStyle w:val="Compact"/>
-              <w:spacing w:line="240" w:lineRule="auto" w:after="20"/>
-              <w:jc w:val="left"/>
-            </w:pPr>
-          </w:p>
-        </w:tc>
-        <w:tc>
-          <w:tcPr>
-            <w:tcW w:type="dxa" w:w="2883"/>
+            <w:tcW w:type="dxa" w:w="2779"/>
+          </w:tcPr>
+          <w:p>
+            <w:pPr>
+              <w:pStyle w:val="Compact"/>
+              <w:spacing w:line="240" w:lineRule="auto" w:after="20"/>
+              <w:jc w:val="left"/>
+            </w:pPr>
+          </w:p>
+        </w:tc>
+        <w:tc>
+          <w:tcPr>
+            <w:tcW w:type="dxa" w:w="2779"/>
           </w:tcPr>
           <w:p>
             <w:pPr>
@@ -12571,7 +12571,7 @@
         </w:tc>
         <w:tc>
           <w:tcPr>
-            <w:tcW w:type="dxa" w:w="1009"/>
+            <w:tcW w:type="dxa" w:w="950"/>
           </w:tcPr>
           <w:p>
             <w:pPr>
@@ -12589,7 +12589,7 @@
         </w:tc>
         <w:tc>
           <w:tcPr>
-            <w:tcW w:type="dxa" w:w="1009"/>
+            <w:tcW w:type="dxa" w:w="950"/>
           </w:tcPr>
           <w:p>
             <w:pPr>
@@ -12607,7 +12607,7 @@
         </w:tc>
         <w:tc>
           <w:tcPr>
-            <w:tcW w:type="dxa" w:w="1009"/>
+            <w:tcW w:type="dxa" w:w="950"/>
           </w:tcPr>
           <w:p>
             <w:pPr>
@@ -12625,7 +12625,7 @@
         </w:tc>
         <w:tc>
           <w:tcPr>
-            <w:tcW w:type="dxa" w:w="998"/>
+            <w:tcW w:type="dxa" w:w="950"/>
           </w:tcPr>
           <w:p>
             <w:pPr>
@@ -12645,7 +12645,7 @@
       <w:tr>
         <w:tc>
           <w:tcPr>
-            <w:tcW w:type="dxa" w:w="2450"/>
+            <w:tcW w:type="dxa" w:w="2779"/>
           </w:tcPr>
           <w:p>
             <w:pPr>
@@ -12663,7 +12663,7 @@
         </w:tc>
         <w:tc>
           <w:tcPr>
-            <w:tcW w:type="dxa" w:w="2883"/>
+            <w:tcW w:type="dxa" w:w="2779"/>
           </w:tcPr>
           <w:p>
             <w:pPr>
@@ -12695,7 +12695,7 @@
         </w:tc>
         <w:tc>
           <w:tcPr>
-            <w:tcW w:type="dxa" w:w="1009"/>
+            <w:tcW w:type="dxa" w:w="950"/>
           </w:tcPr>
           <w:p>
             <w:pPr>
@@ -12713,7 +12713,7 @@
         </w:tc>
         <w:tc>
           <w:tcPr>
-            <w:tcW w:type="dxa" w:w="1009"/>
+            <w:tcW w:type="dxa" w:w="950"/>
           </w:tcPr>
           <w:p>
             <w:pPr>
@@ -12731,7 +12731,7 @@
         </w:tc>
         <w:tc>
           <w:tcPr>
-            <w:tcW w:type="dxa" w:w="1009"/>
+            <w:tcW w:type="dxa" w:w="950"/>
           </w:tcPr>
           <w:p>
             <w:pPr>
@@ -12749,7 +12749,7 @@
         </w:tc>
         <w:tc>
           <w:tcPr>
-            <w:tcW w:type="dxa" w:w="998"/>
+            <w:tcW w:type="dxa" w:w="950"/>
           </w:tcPr>
           <w:p>
             <w:pPr>
@@ -12769,19 +12769,19 @@
       <w:tr>
         <w:tc>
           <w:tcPr>
-            <w:tcW w:type="dxa" w:w="2450"/>
-          </w:tcPr>
-          <w:p>
-            <w:pPr>
-              <w:pStyle w:val="Compact"/>
-              <w:spacing w:line="240" w:lineRule="auto" w:after="20"/>
-              <w:jc w:val="left"/>
-            </w:pPr>
-          </w:p>
-        </w:tc>
-        <w:tc>
-          <w:tcPr>
-            <w:tcW w:type="dxa" w:w="2883"/>
+            <w:tcW w:type="dxa" w:w="2779"/>
+          </w:tcPr>
+          <w:p>
+            <w:pPr>
+              <w:pStyle w:val="Compact"/>
+              <w:spacing w:line="240" w:lineRule="auto" w:after="20"/>
+              <w:jc w:val="left"/>
+            </w:pPr>
+          </w:p>
+        </w:tc>
+        <w:tc>
+          <w:tcPr>
+            <w:tcW w:type="dxa" w:w="2779"/>
           </w:tcPr>
           <w:p>
             <w:pPr>
@@ -12799,7 +12799,7 @@
         </w:tc>
         <w:tc>
           <w:tcPr>
-            <w:tcW w:type="dxa" w:w="1009"/>
+            <w:tcW w:type="dxa" w:w="950"/>
           </w:tcPr>
           <w:p>
             <w:pPr>
@@ -12817,7 +12817,7 @@
         </w:tc>
         <w:tc>
           <w:tcPr>
-            <w:tcW w:type="dxa" w:w="1009"/>
+            <w:tcW w:type="dxa" w:w="950"/>
           </w:tcPr>
           <w:p>
             <w:pPr>
@@ -12835,7 +12835,7 @@
         </w:tc>
         <w:tc>
           <w:tcPr>
-            <w:tcW w:type="dxa" w:w="1009"/>
+            <w:tcW w:type="dxa" w:w="950"/>
           </w:tcPr>
           <w:p>
             <w:pPr>
@@ -12853,7 +12853,7 @@
         </w:tc>
         <w:tc>
           <w:tcPr>
-            <w:tcW w:type="dxa" w:w="998"/>
+            <w:tcW w:type="dxa" w:w="950"/>
           </w:tcPr>
           <w:p>
             <w:pPr>
@@ -12873,19 +12873,19 @@
       <w:tr>
         <w:tc>
           <w:tcPr>
-            <w:tcW w:type="dxa" w:w="2450"/>
-          </w:tcPr>
-          <w:p>
-            <w:pPr>
-              <w:pStyle w:val="Compact"/>
-              <w:spacing w:line="240" w:lineRule="auto" w:after="20"/>
-              <w:jc w:val="left"/>
-            </w:pPr>
-          </w:p>
-        </w:tc>
-        <w:tc>
-          <w:tcPr>
-            <w:tcW w:type="dxa" w:w="2883"/>
+            <w:tcW w:type="dxa" w:w="2779"/>
+          </w:tcPr>
+          <w:p>
+            <w:pPr>
+              <w:pStyle w:val="Compact"/>
+              <w:spacing w:line="240" w:lineRule="auto" w:after="20"/>
+              <w:jc w:val="left"/>
+            </w:pPr>
+          </w:p>
+        </w:tc>
+        <w:tc>
+          <w:tcPr>
+            <w:tcW w:type="dxa" w:w="2779"/>
           </w:tcPr>
           <w:p>
             <w:pPr>
@@ -12903,7 +12903,7 @@
         </w:tc>
         <w:tc>
           <w:tcPr>
-            <w:tcW w:type="dxa" w:w="1009"/>
+            <w:tcW w:type="dxa" w:w="950"/>
           </w:tcPr>
           <w:p>
             <w:pPr>
@@ -12921,7 +12921,7 @@
         </w:tc>
         <w:tc>
           <w:tcPr>
-            <w:tcW w:type="dxa" w:w="1009"/>
+            <w:tcW w:type="dxa" w:w="950"/>
           </w:tcPr>
           <w:p>
             <w:pPr>
@@ -12939,7 +12939,7 @@
         </w:tc>
         <w:tc>
           <w:tcPr>
-            <w:tcW w:type="dxa" w:w="1009"/>
+            <w:tcW w:type="dxa" w:w="950"/>
           </w:tcPr>
           <w:p>
             <w:pPr>
@@ -12957,7 +12957,7 @@
         </w:tc>
         <w:tc>
           <w:tcPr>
-            <w:tcW w:type="dxa" w:w="998"/>
+            <w:tcW w:type="dxa" w:w="950"/>
           </w:tcPr>
           <w:p>
             <w:pPr>
@@ -12977,19 +12977,19 @@
       <w:tr>
         <w:tc>
           <w:tcPr>
-            <w:tcW w:type="dxa" w:w="2450"/>
-          </w:tcPr>
-          <w:p>
-            <w:pPr>
-              <w:pStyle w:val="Compact"/>
-              <w:spacing w:line="240" w:lineRule="auto" w:after="20"/>
-              <w:jc w:val="left"/>
-            </w:pPr>
-          </w:p>
-        </w:tc>
-        <w:tc>
-          <w:tcPr>
-            <w:tcW w:type="dxa" w:w="2883"/>
+            <w:tcW w:type="dxa" w:w="2779"/>
+          </w:tcPr>
+          <w:p>
+            <w:pPr>
+              <w:pStyle w:val="Compact"/>
+              <w:spacing w:line="240" w:lineRule="auto" w:after="20"/>
+              <w:jc w:val="left"/>
+            </w:pPr>
+          </w:p>
+        </w:tc>
+        <w:tc>
+          <w:tcPr>
+            <w:tcW w:type="dxa" w:w="2779"/>
           </w:tcPr>
           <w:p>
             <w:pPr>
@@ -13007,7 +13007,7 @@
         </w:tc>
         <w:tc>
           <w:tcPr>
-            <w:tcW w:type="dxa" w:w="1009"/>
+            <w:tcW w:type="dxa" w:w="950"/>
           </w:tcPr>
           <w:p>
             <w:pPr>
@@ -13025,7 +13025,7 @@
         </w:tc>
         <w:tc>
           <w:tcPr>
-            <w:tcW w:type="dxa" w:w="1009"/>
+            <w:tcW w:type="dxa" w:w="950"/>
           </w:tcPr>
           <w:p>
             <w:pPr>
@@ -13043,7 +13043,7 @@
         </w:tc>
         <w:tc>
           <w:tcPr>
-            <w:tcW w:type="dxa" w:w="1009"/>
+            <w:tcW w:type="dxa" w:w="950"/>
           </w:tcPr>
           <w:p>
             <w:pPr>
@@ -13061,7 +13061,7 @@
         </w:tc>
         <w:tc>
           <w:tcPr>
-            <w:tcW w:type="dxa" w:w="998"/>
+            <w:tcW w:type="dxa" w:w="950"/>
           </w:tcPr>
           <w:p>
             <w:pPr>
@@ -13081,7 +13081,7 @@
       <w:tr>
         <w:tc>
           <w:tcPr>
-            <w:tcW w:type="dxa" w:w="2450"/>
+            <w:tcW w:type="dxa" w:w="2779"/>
           </w:tcPr>
           <w:p>
             <w:pPr>
@@ -13099,7 +13099,7 @@
         </w:tc>
         <w:tc>
           <w:tcPr>
-            <w:tcW w:type="dxa" w:w="2883"/>
+            <w:tcW w:type="dxa" w:w="2779"/>
           </w:tcPr>
           <w:p>
             <w:pPr>
@@ -13131,7 +13131,7 @@
         </w:tc>
         <w:tc>
           <w:tcPr>
-            <w:tcW w:type="dxa" w:w="1009"/>
+            <w:tcW w:type="dxa" w:w="950"/>
           </w:tcPr>
           <w:p>
             <w:pPr>
@@ -13149,7 +13149,7 @@
         </w:tc>
         <w:tc>
           <w:tcPr>
-            <w:tcW w:type="dxa" w:w="1009"/>
+            <w:tcW w:type="dxa" w:w="950"/>
           </w:tcPr>
           <w:p>
             <w:pPr>
@@ -13167,7 +13167,7 @@
         </w:tc>
         <w:tc>
           <w:tcPr>
-            <w:tcW w:type="dxa" w:w="1009"/>
+            <w:tcW w:type="dxa" w:w="950"/>
           </w:tcPr>
           <w:p>
             <w:pPr>
@@ -13185,7 +13185,7 @@
         </w:tc>
         <w:tc>
           <w:tcPr>
-            <w:tcW w:type="dxa" w:w="998"/>
+            <w:tcW w:type="dxa" w:w="950"/>
           </w:tcPr>
           <w:p>
             <w:pPr>
@@ -13205,19 +13205,19 @@
       <w:tr>
         <w:tc>
           <w:tcPr>
-            <w:tcW w:type="dxa" w:w="2450"/>
-          </w:tcPr>
-          <w:p>
-            <w:pPr>
-              <w:pStyle w:val="Compact"/>
-              <w:spacing w:line="240" w:lineRule="auto" w:after="20"/>
-              <w:jc w:val="left"/>
-            </w:pPr>
-          </w:p>
-        </w:tc>
-        <w:tc>
-          <w:tcPr>
-            <w:tcW w:type="dxa" w:w="2883"/>
+            <w:tcW w:type="dxa" w:w="2779"/>
+          </w:tcPr>
+          <w:p>
+            <w:pPr>
+              <w:pStyle w:val="Compact"/>
+              <w:spacing w:line="240" w:lineRule="auto" w:after="20"/>
+              <w:jc w:val="left"/>
+            </w:pPr>
+          </w:p>
+        </w:tc>
+        <w:tc>
+          <w:tcPr>
+            <w:tcW w:type="dxa" w:w="2779"/>
           </w:tcPr>
           <w:p>
             <w:pPr>
@@ -13235,7 +13235,7 @@
         </w:tc>
         <w:tc>
           <w:tcPr>
-            <w:tcW w:type="dxa" w:w="1009"/>
+            <w:tcW w:type="dxa" w:w="950"/>
           </w:tcPr>
           <w:p>
             <w:pPr>
@@ -13253,7 +13253,7 @@
         </w:tc>
         <w:tc>
           <w:tcPr>
-            <w:tcW w:type="dxa" w:w="1009"/>
+            <w:tcW w:type="dxa" w:w="950"/>
           </w:tcPr>
           <w:p>
             <w:pPr>
@@ -13271,7 +13271,7 @@
         </w:tc>
         <w:tc>
           <w:tcPr>
-            <w:tcW w:type="dxa" w:w="1009"/>
+            <w:tcW w:type="dxa" w:w="950"/>
           </w:tcPr>
           <w:p>
             <w:pPr>
@@ -13289,7 +13289,7 @@
         </w:tc>
         <w:tc>
           <w:tcPr>
-            <w:tcW w:type="dxa" w:w="998"/>
+            <w:tcW w:type="dxa" w:w="950"/>
           </w:tcPr>
           <w:p>
             <w:pPr>
@@ -13309,19 +13309,19 @@
       <w:tr>
         <w:tc>
           <w:tcPr>
-            <w:tcW w:type="dxa" w:w="2450"/>
-          </w:tcPr>
-          <w:p>
-            <w:pPr>
-              <w:pStyle w:val="Compact"/>
-              <w:spacing w:line="240" w:lineRule="auto" w:after="20"/>
-              <w:jc w:val="left"/>
-            </w:pPr>
-          </w:p>
-        </w:tc>
-        <w:tc>
-          <w:tcPr>
-            <w:tcW w:type="dxa" w:w="2883"/>
+            <w:tcW w:type="dxa" w:w="2779"/>
+          </w:tcPr>
+          <w:p>
+            <w:pPr>
+              <w:pStyle w:val="Compact"/>
+              <w:spacing w:line="240" w:lineRule="auto" w:after="20"/>
+              <w:jc w:val="left"/>
+            </w:pPr>
+          </w:p>
+        </w:tc>
+        <w:tc>
+          <w:tcPr>
+            <w:tcW w:type="dxa" w:w="2779"/>
           </w:tcPr>
           <w:p>
             <w:pPr>
@@ -13339,7 +13339,7 @@
         </w:tc>
         <w:tc>
           <w:tcPr>
-            <w:tcW w:type="dxa" w:w="1009"/>
+            <w:tcW w:type="dxa" w:w="950"/>
           </w:tcPr>
           <w:p>
             <w:pPr>
@@ -13357,7 +13357,7 @@
         </w:tc>
         <w:tc>
           <w:tcPr>
-            <w:tcW w:type="dxa" w:w="1009"/>
+            <w:tcW w:type="dxa" w:w="950"/>
           </w:tcPr>
           <w:p>
             <w:pPr>
@@ -13375,7 +13375,7 @@
         </w:tc>
         <w:tc>
           <w:tcPr>
-            <w:tcW w:type="dxa" w:w="1009"/>
+            <w:tcW w:type="dxa" w:w="950"/>
           </w:tcPr>
           <w:p>
             <w:pPr>
@@ -13393,7 +13393,7 @@
         </w:tc>
         <w:tc>
           <w:tcPr>
-            <w:tcW w:type="dxa" w:w="998"/>
+            <w:tcW w:type="dxa" w:w="950"/>
           </w:tcPr>
           <w:p>
             <w:pPr>
@@ -13413,19 +13413,19 @@
       <w:tr>
         <w:tc>
           <w:tcPr>
-            <w:tcW w:type="dxa" w:w="2450"/>
-          </w:tcPr>
-          <w:p>
-            <w:pPr>
-              <w:pStyle w:val="Compact"/>
-              <w:spacing w:line="240" w:lineRule="auto" w:after="20"/>
-              <w:jc w:val="left"/>
-            </w:pPr>
-          </w:p>
-        </w:tc>
-        <w:tc>
-          <w:tcPr>
-            <w:tcW w:type="dxa" w:w="2883"/>
+            <w:tcW w:type="dxa" w:w="2779"/>
+          </w:tcPr>
+          <w:p>
+            <w:pPr>
+              <w:pStyle w:val="Compact"/>
+              <w:spacing w:line="240" w:lineRule="auto" w:after="20"/>
+              <w:jc w:val="left"/>
+            </w:pPr>
+          </w:p>
+        </w:tc>
+        <w:tc>
+          <w:tcPr>
+            <w:tcW w:type="dxa" w:w="2779"/>
           </w:tcPr>
           <w:p>
             <w:pPr>
@@ -13443,7 +13443,7 @@
         </w:tc>
         <w:tc>
           <w:tcPr>
-            <w:tcW w:type="dxa" w:w="1009"/>
+            <w:tcW w:type="dxa" w:w="950"/>
           </w:tcPr>
           <w:p>
             <w:pPr>
@@ -13461,7 +13461,7 @@
         </w:tc>
         <w:tc>
           <w:tcPr>
-            <w:tcW w:type="dxa" w:w="1009"/>
+            <w:tcW w:type="dxa" w:w="950"/>
           </w:tcPr>
           <w:p>
             <w:pPr>
@@ -13479,7 +13479,7 @@
         </w:tc>
         <w:tc>
           <w:tcPr>
-            <w:tcW w:type="dxa" w:w="1009"/>
+            <w:tcW w:type="dxa" w:w="950"/>
           </w:tcPr>
           <w:p>
             <w:pPr>
@@ -13497,7 +13497,7 @@
         </w:tc>
         <w:tc>
           <w:tcPr>
-            <w:tcW w:type="dxa" w:w="998"/>
+            <w:tcW w:type="dxa" w:w="950"/>
           </w:tcPr>
           <w:p>
             <w:pPr>
@@ -13517,7 +13517,7 @@
       <w:tr>
         <w:tc>
           <w:tcPr>
-            <w:tcW w:type="dxa" w:w="2450"/>
+            <w:tcW w:type="dxa" w:w="2779"/>
           </w:tcPr>
           <w:p>
             <w:pPr>
@@ -13535,7 +13535,7 @@
         </w:tc>
         <w:tc>
           <w:tcPr>
-            <w:tcW w:type="dxa" w:w="2883"/>
+            <w:tcW w:type="dxa" w:w="2779"/>
           </w:tcPr>
           <w:p>
             <w:pPr>
@@ -13567,7 +13567,7 @@
         </w:tc>
         <w:tc>
           <w:tcPr>
-            <w:tcW w:type="dxa" w:w="1009"/>
+            <w:tcW w:type="dxa" w:w="950"/>
           </w:tcPr>
           <w:p>
             <w:pPr>
@@ -13585,7 +13585,7 @@
         </w:tc>
         <w:tc>
           <w:tcPr>
-            <w:tcW w:type="dxa" w:w="1009"/>
+            <w:tcW w:type="dxa" w:w="950"/>
           </w:tcPr>
           <w:p>
             <w:pPr>
@@ -13603,7 +13603,7 @@
         </w:tc>
         <w:tc>
           <w:tcPr>
-            <w:tcW w:type="dxa" w:w="1009"/>
+            <w:tcW w:type="dxa" w:w="950"/>
           </w:tcPr>
           <w:p>
             <w:pPr>
@@ -13621,7 +13621,7 @@
         </w:tc>
         <w:tc>
           <w:tcPr>
-            <w:tcW w:type="dxa" w:w="998"/>
+            <w:tcW w:type="dxa" w:w="950"/>
           </w:tcPr>
           <w:p>
             <w:pPr>
@@ -13641,19 +13641,19 @@
       <w:tr>
         <w:tc>
           <w:tcPr>
-            <w:tcW w:type="dxa" w:w="2450"/>
-          </w:tcPr>
-          <w:p>
-            <w:pPr>
-              <w:pStyle w:val="Compact"/>
-              <w:spacing w:line="240" w:lineRule="auto" w:after="20"/>
-              <w:jc w:val="left"/>
-            </w:pPr>
-          </w:p>
-        </w:tc>
-        <w:tc>
-          <w:tcPr>
-            <w:tcW w:type="dxa" w:w="2883"/>
+            <w:tcW w:type="dxa" w:w="2779"/>
+          </w:tcPr>
+          <w:p>
+            <w:pPr>
+              <w:pStyle w:val="Compact"/>
+              <w:spacing w:line="240" w:lineRule="auto" w:after="20"/>
+              <w:jc w:val="left"/>
+            </w:pPr>
+          </w:p>
+        </w:tc>
+        <w:tc>
+          <w:tcPr>
+            <w:tcW w:type="dxa" w:w="2779"/>
           </w:tcPr>
           <w:p>
             <w:pPr>
@@ -13671,7 +13671,7 @@
         </w:tc>
         <w:tc>
           <w:tcPr>
-            <w:tcW w:type="dxa" w:w="1009"/>
+            <w:tcW w:type="dxa" w:w="950"/>
           </w:tcPr>
           <w:p>
             <w:pPr>
@@ -13689,7 +13689,7 @@
         </w:tc>
         <w:tc>
           <w:tcPr>
-            <w:tcW w:type="dxa" w:w="1009"/>
+            <w:tcW w:type="dxa" w:w="950"/>
           </w:tcPr>
           <w:p>
             <w:pPr>
@@ -13707,7 +13707,7 @@
         </w:tc>
         <w:tc>
           <w:tcPr>
-            <w:tcW w:type="dxa" w:w="1009"/>
+            <w:tcW w:type="dxa" w:w="950"/>
           </w:tcPr>
           <w:p>
             <w:pPr>
@@ -13725,7 +13725,7 @@
         </w:tc>
         <w:tc>
           <w:tcPr>
-            <w:tcW w:type="dxa" w:w="998"/>
+            <w:tcW w:type="dxa" w:w="950"/>
           </w:tcPr>
           <w:p>
             <w:pPr>
@@ -13745,19 +13745,19 @@
       <w:tr>
         <w:tc>
           <w:tcPr>
-            <w:tcW w:type="dxa" w:w="2450"/>
-          </w:tcPr>
-          <w:p>
-            <w:pPr>
-              <w:pStyle w:val="Compact"/>
-              <w:spacing w:line="240" w:lineRule="auto" w:after="20"/>
-              <w:jc w:val="left"/>
-            </w:pPr>
-          </w:p>
-        </w:tc>
-        <w:tc>
-          <w:tcPr>
-            <w:tcW w:type="dxa" w:w="2883"/>
+            <w:tcW w:type="dxa" w:w="2779"/>
+          </w:tcPr>
+          <w:p>
+            <w:pPr>
+              <w:pStyle w:val="Compact"/>
+              <w:spacing w:line="240" w:lineRule="auto" w:after="20"/>
+              <w:jc w:val="left"/>
+            </w:pPr>
+          </w:p>
+        </w:tc>
+        <w:tc>
+          <w:tcPr>
+            <w:tcW w:type="dxa" w:w="2779"/>
           </w:tcPr>
           <w:p>
             <w:pPr>
@@ -13775,7 +13775,7 @@
         </w:tc>
         <w:tc>
           <w:tcPr>
-            <w:tcW w:type="dxa" w:w="1009"/>
+            <w:tcW w:type="dxa" w:w="950"/>
           </w:tcPr>
           <w:p>
             <w:pPr>
@@ -13793,7 +13793,7 @@
         </w:tc>
         <w:tc>
           <w:tcPr>
-            <w:tcW w:type="dxa" w:w="1009"/>
+            <w:tcW w:type="dxa" w:w="950"/>
           </w:tcPr>
           <w:p>
             <w:pPr>
@@ -13811,7 +13811,7 @@
         </w:tc>
         <w:tc>
           <w:tcPr>
-            <w:tcW w:type="dxa" w:w="1009"/>
+            <w:tcW w:type="dxa" w:w="950"/>
           </w:tcPr>
           <w:p>
             <w:pPr>
@@ -13829,7 +13829,7 @@
         </w:tc>
         <w:tc>
           <w:tcPr>
-            <w:tcW w:type="dxa" w:w="998"/>
+            <w:tcW w:type="dxa" w:w="950"/>
           </w:tcPr>
           <w:p>
             <w:pPr>
@@ -13849,19 +13849,19 @@
       <w:tr>
         <w:tc>
           <w:tcPr>
-            <w:tcW w:type="dxa" w:w="2450"/>
-          </w:tcPr>
-          <w:p>
-            <w:pPr>
-              <w:pStyle w:val="Compact"/>
-              <w:spacing w:line="240" w:lineRule="auto" w:after="20"/>
-              <w:jc w:val="left"/>
-            </w:pPr>
-          </w:p>
-        </w:tc>
-        <w:tc>
-          <w:tcPr>
-            <w:tcW w:type="dxa" w:w="2883"/>
+            <w:tcW w:type="dxa" w:w="2779"/>
+          </w:tcPr>
+          <w:p>
+            <w:pPr>
+              <w:pStyle w:val="Compact"/>
+              <w:spacing w:line="240" w:lineRule="auto" w:after="20"/>
+              <w:jc w:val="left"/>
+            </w:pPr>
+          </w:p>
+        </w:tc>
+        <w:tc>
+          <w:tcPr>
+            <w:tcW w:type="dxa" w:w="2779"/>
           </w:tcPr>
           <w:p>
             <w:pPr>
@@ -13879,7 +13879,7 @@
         </w:tc>
         <w:tc>
           <w:tcPr>
-            <w:tcW w:type="dxa" w:w="1009"/>
+            <w:tcW w:type="dxa" w:w="950"/>
           </w:tcPr>
           <w:p>
             <w:pPr>
@@ -13897,7 +13897,7 @@
         </w:tc>
         <w:tc>
           <w:tcPr>
-            <w:tcW w:type="dxa" w:w="1009"/>
+            <w:tcW w:type="dxa" w:w="950"/>
           </w:tcPr>
           <w:p>
             <w:pPr>
@@ -13915,7 +13915,7 @@
         </w:tc>
         <w:tc>
           <w:tcPr>
-            <w:tcW w:type="dxa" w:w="1009"/>
+            <w:tcW w:type="dxa" w:w="950"/>
           </w:tcPr>
           <w:p>
             <w:pPr>
@@ -13933,7 +13933,7 @@
         </w:tc>
         <w:tc>
           <w:tcPr>
-            <w:tcW w:type="dxa" w:w="998"/>
+            <w:tcW w:type="dxa" w:w="950"/>
           </w:tcPr>
           <w:p>
             <w:pPr>
@@ -13953,7 +13953,7 @@
       <w:tr>
         <w:tc>
           <w:tcPr>
-            <w:tcW w:type="dxa" w:w="2450"/>
+            <w:tcW w:type="dxa" w:w="2779"/>
           </w:tcPr>
           <w:p>
             <w:pPr>
@@ -13971,7 +13971,7 @@
         </w:tc>
         <w:tc>
           <w:tcPr>
-            <w:tcW w:type="dxa" w:w="2883"/>
+            <w:tcW w:type="dxa" w:w="2779"/>
           </w:tcPr>
           <w:p>
             <w:pPr>
@@ -13989,7 +13989,7 @@
         </w:tc>
         <w:tc>
           <w:tcPr>
-            <w:tcW w:type="dxa" w:w="1009"/>
+            <w:tcW w:type="dxa" w:w="950"/>
           </w:tcPr>
           <w:p>
             <w:pPr>
@@ -14007,7 +14007,7 @@
         </w:tc>
         <w:tc>
           <w:tcPr>
-            <w:tcW w:type="dxa" w:w="1009"/>
+            <w:tcW w:type="dxa" w:w="950"/>
           </w:tcPr>
           <w:p>
             <w:pPr>
@@ -14025,7 +14025,7 @@
         </w:tc>
         <w:tc>
           <w:tcPr>
-            <w:tcW w:type="dxa" w:w="1009"/>
+            <w:tcW w:type="dxa" w:w="950"/>
           </w:tcPr>
           <w:p>
             <w:pPr>
@@ -14043,7 +14043,7 @@
         </w:tc>
         <w:tc>
           <w:tcPr>
-            <w:tcW w:type="dxa" w:w="998"/>
+            <w:tcW w:type="dxa" w:w="950"/>
           </w:tcPr>
           <w:p>
             <w:pPr>
@@ -14063,19 +14063,19 @@
       <w:tr>
         <w:tc>
           <w:tcPr>
-            <w:tcW w:type="dxa" w:w="2450"/>
-          </w:tcPr>
-          <w:p>
-            <w:pPr>
-              <w:pStyle w:val="Compact"/>
-              <w:spacing w:line="240" w:lineRule="auto" w:after="20"/>
-              <w:jc w:val="left"/>
-            </w:pPr>
-          </w:p>
-        </w:tc>
-        <w:tc>
-          <w:tcPr>
-            <w:tcW w:type="dxa" w:w="2883"/>
+            <w:tcW w:type="dxa" w:w="2779"/>
+          </w:tcPr>
+          <w:p>
+            <w:pPr>
+              <w:pStyle w:val="Compact"/>
+              <w:spacing w:line="240" w:lineRule="auto" w:after="20"/>
+              <w:jc w:val="left"/>
+            </w:pPr>
+          </w:p>
+        </w:tc>
+        <w:tc>
+          <w:tcPr>
+            <w:tcW w:type="dxa" w:w="2779"/>
           </w:tcPr>
           <w:p>
             <w:pPr>
@@ -14093,7 +14093,7 @@
         </w:tc>
         <w:tc>
           <w:tcPr>
-            <w:tcW w:type="dxa" w:w="1009"/>
+            <w:tcW w:type="dxa" w:w="950"/>
           </w:tcPr>
           <w:p>
             <w:pPr>
@@ -14111,7 +14111,7 @@
         </w:tc>
         <w:tc>
           <w:tcPr>
-            <w:tcW w:type="dxa" w:w="1009"/>
+            <w:tcW w:type="dxa" w:w="950"/>
           </w:tcPr>
           <w:p>
             <w:pPr>
@@ -14129,7 +14129,7 @@
         </w:tc>
         <w:tc>
           <w:tcPr>
-            <w:tcW w:type="dxa" w:w="1009"/>
+            <w:tcW w:type="dxa" w:w="950"/>
           </w:tcPr>
           <w:p>
             <w:pPr>
@@ -14147,7 +14147,7 @@
         </w:tc>
         <w:tc>
           <w:tcPr>
-            <w:tcW w:type="dxa" w:w="998"/>
+            <w:tcW w:type="dxa" w:w="950"/>
           </w:tcPr>
           <w:p>
             <w:pPr>
@@ -14167,19 +14167,19 @@
       <w:tr>
         <w:tc>
           <w:tcPr>
-            <w:tcW w:type="dxa" w:w="2450"/>
-          </w:tcPr>
-          <w:p>
-            <w:pPr>
-              <w:pStyle w:val="Compact"/>
-              <w:spacing w:line="240" w:lineRule="auto" w:after="20"/>
-              <w:jc w:val="left"/>
-            </w:pPr>
-          </w:p>
-        </w:tc>
-        <w:tc>
-          <w:tcPr>
-            <w:tcW w:type="dxa" w:w="2883"/>
+            <w:tcW w:type="dxa" w:w="2779"/>
+          </w:tcPr>
+          <w:p>
+            <w:pPr>
+              <w:pStyle w:val="Compact"/>
+              <w:spacing w:line="240" w:lineRule="auto" w:after="20"/>
+              <w:jc w:val="left"/>
+            </w:pPr>
+          </w:p>
+        </w:tc>
+        <w:tc>
+          <w:tcPr>
+            <w:tcW w:type="dxa" w:w="2779"/>
           </w:tcPr>
           <w:p>
             <w:pPr>
@@ -14197,7 +14197,7 @@
         </w:tc>
         <w:tc>
           <w:tcPr>
-            <w:tcW w:type="dxa" w:w="1009"/>
+            <w:tcW w:type="dxa" w:w="950"/>
           </w:tcPr>
           <w:p>
             <w:pPr>
@@ -14215,7 +14215,7 @@
         </w:tc>
         <w:tc>
           <w:tcPr>
-            <w:tcW w:type="dxa" w:w="1009"/>
+            <w:tcW w:type="dxa" w:w="950"/>
           </w:tcPr>
           <w:p>
             <w:pPr>
@@ -14233,7 +14233,7 @@
         </w:tc>
         <w:tc>
           <w:tcPr>
-            <w:tcW w:type="dxa" w:w="1009"/>
+            <w:tcW w:type="dxa" w:w="950"/>
           </w:tcPr>
           <w:p>
             <w:pPr>
@@ -14251,7 +14251,7 @@
         </w:tc>
         <w:tc>
           <w:tcPr>
-            <w:tcW w:type="dxa" w:w="998"/>
+            <w:tcW w:type="dxa" w:w="950"/>
           </w:tcPr>
           <w:p>
             <w:pPr>
@@ -14271,19 +14271,19 @@
       <w:tr>
         <w:tc>
           <w:tcPr>
-            <w:tcW w:type="dxa" w:w="2450"/>
-          </w:tcPr>
-          <w:p>
-            <w:pPr>
-              <w:pStyle w:val="Compact"/>
-              <w:spacing w:line="240" w:lineRule="auto" w:after="20"/>
-              <w:jc w:val="left"/>
-            </w:pPr>
-          </w:p>
-        </w:tc>
-        <w:tc>
-          <w:tcPr>
-            <w:tcW w:type="dxa" w:w="2883"/>
+            <w:tcW w:type="dxa" w:w="2779"/>
+          </w:tcPr>
+          <w:p>
+            <w:pPr>
+              <w:pStyle w:val="Compact"/>
+              <w:spacing w:line="240" w:lineRule="auto" w:after="20"/>
+              <w:jc w:val="left"/>
+            </w:pPr>
+          </w:p>
+        </w:tc>
+        <w:tc>
+          <w:tcPr>
+            <w:tcW w:type="dxa" w:w="2779"/>
           </w:tcPr>
           <w:p>
             <w:pPr>
@@ -14301,7 +14301,7 @@
         </w:tc>
         <w:tc>
           <w:tcPr>
-            <w:tcW w:type="dxa" w:w="1009"/>
+            <w:tcW w:type="dxa" w:w="950"/>
           </w:tcPr>
           <w:p>
             <w:pPr>
@@ -14319,7 +14319,7 @@
         </w:tc>
         <w:tc>
           <w:tcPr>
-            <w:tcW w:type="dxa" w:w="1009"/>
+            <w:tcW w:type="dxa" w:w="950"/>
           </w:tcPr>
           <w:p>
             <w:pPr>
@@ -14337,7 +14337,7 @@
         </w:tc>
         <w:tc>
           <w:tcPr>
-            <w:tcW w:type="dxa" w:w="1009"/>
+            <w:tcW w:type="dxa" w:w="950"/>
           </w:tcPr>
           <w:p>
             <w:pPr>
@@ -14355,7 +14355,7 @@
         </w:tc>
         <w:tc>
           <w:tcPr>
-            <w:tcW w:type="dxa" w:w="998"/>
+            <w:tcW w:type="dxa" w:w="950"/>
           </w:tcPr>
           <w:p>
             <w:pPr>
@@ -14427,11 +14427,11 @@
         </w:tblBorders>
       </w:tblPr>
       <w:tblGrid>
-        <w:gridCol w:w="1933"/>
-        <w:gridCol w:w="1526"/>
-        <w:gridCol w:w="1424"/>
-        <w:gridCol w:w="2441"/>
-        <w:gridCol w:w="2034"/>
+        <w:gridCol w:w="3629"/>
+        <w:gridCol w:w="1337"/>
+        <w:gridCol w:w="1528"/>
+        <w:gridCol w:w="1528"/>
+        <w:gridCol w:w="1337"/>
       </w:tblGrid>
       <w:tr>
         <w:trPr>
@@ -14440,7 +14440,7 @@
         </w:trPr>
         <w:tc>
           <w:tcPr>
-            <w:tcW w:type="dxa" w:w="1933"/>
+            <w:tcW w:type="dxa" w:w="3629"/>
             <w:tcBorders>
               <w:bottom w:val="single" w:sz="4" w:space="0" w:color="000000"/>
             </w:tcBorders>
@@ -14462,7 +14462,7 @@
         </w:tc>
         <w:tc>
           <w:tcPr>
-            <w:tcW w:type="dxa" w:w="1526"/>
+            <w:tcW w:type="dxa" w:w="1337"/>
             <w:tcBorders>
               <w:bottom w:val="single" w:sz="4" w:space="0" w:color="000000"/>
             </w:tcBorders>
@@ -14484,7 +14484,7 @@
         </w:tc>
         <w:tc>
           <w:tcPr>
-            <w:tcW w:type="dxa" w:w="1424"/>
+            <w:tcW w:type="dxa" w:w="1528"/>
             <w:tcBorders>
               <w:bottom w:val="single" w:sz="4" w:space="0" w:color="000000"/>
             </w:tcBorders>
@@ -14506,7 +14506,7 @@
         </w:tc>
         <w:tc>
           <w:tcPr>
-            <w:tcW w:type="dxa" w:w="2441"/>
+            <w:tcW w:type="dxa" w:w="1528"/>
             <w:tcBorders>
               <w:bottom w:val="single" w:sz="4" w:space="0" w:color="000000"/>
             </w:tcBorders>
@@ -14528,7 +14528,7 @@
         </w:tc>
         <w:tc>
           <w:tcPr>
-            <w:tcW w:type="dxa" w:w="2034"/>
+            <w:tcW w:type="dxa" w:w="1337"/>
             <w:tcBorders>
               <w:bottom w:val="single" w:sz="4" w:space="0" w:color="000000"/>
             </w:tcBorders>
@@ -14552,7 +14552,7 @@
       <w:tr>
         <w:tc>
           <w:tcPr>
-            <w:tcW w:type="dxa" w:w="1933"/>
+            <w:tcW w:type="dxa" w:w="3629"/>
           </w:tcPr>
           <w:p>
             <w:pPr>
@@ -14570,7 +14570,7 @@
         </w:tc>
         <w:tc>
           <w:tcPr>
-            <w:tcW w:type="dxa" w:w="1526"/>
+            <w:tcW w:type="dxa" w:w="1337"/>
           </w:tcPr>
           <w:p>
             <w:pPr>
@@ -14588,7 +14588,7 @@
         </w:tc>
         <w:tc>
           <w:tcPr>
-            <w:tcW w:type="dxa" w:w="1424"/>
+            <w:tcW w:type="dxa" w:w="1528"/>
           </w:tcPr>
           <w:p>
             <w:pPr>
@@ -14606,7 +14606,7 @@
         </w:tc>
         <w:tc>
           <w:tcPr>
-            <w:tcW w:type="dxa" w:w="2441"/>
+            <w:tcW w:type="dxa" w:w="1528"/>
           </w:tcPr>
           <w:p>
             <w:pPr>
@@ -14624,7 +14624,7 @@
         </w:tc>
         <w:tc>
           <w:tcPr>
-            <w:tcW w:type="dxa" w:w="2034"/>
+            <w:tcW w:type="dxa" w:w="1337"/>
           </w:tcPr>
           <w:p>
             <w:pPr>
@@ -14644,7 +14644,7 @@
       <w:tr>
         <w:tc>
           <w:tcPr>
-            <w:tcW w:type="dxa" w:w="1933"/>
+            <w:tcW w:type="dxa" w:w="3629"/>
           </w:tcPr>
           <w:p>
             <w:pPr>
@@ -14662,7 +14662,7 @@
         </w:tc>
         <w:tc>
           <w:tcPr>
-            <w:tcW w:type="dxa" w:w="1526"/>
+            <w:tcW w:type="dxa" w:w="1337"/>
           </w:tcPr>
           <w:p>
             <w:pPr>
@@ -14680,7 +14680,7 @@
         </w:tc>
         <w:tc>
           <w:tcPr>
-            <w:tcW w:type="dxa" w:w="1424"/>
+            <w:tcW w:type="dxa" w:w="1528"/>
           </w:tcPr>
           <w:p>
             <w:pPr>
@@ -14698,7 +14698,7 @@
         </w:tc>
         <w:tc>
           <w:tcPr>
-            <w:tcW w:type="dxa" w:w="2441"/>
+            <w:tcW w:type="dxa" w:w="1528"/>
           </w:tcPr>
           <w:p>
             <w:pPr>
@@ -14716,7 +14716,7 @@
         </w:tc>
         <w:tc>
           <w:tcPr>
-            <w:tcW w:type="dxa" w:w="2034"/>
+            <w:tcW w:type="dxa" w:w="1337"/>
           </w:tcPr>
           <w:p>
             <w:pPr>
@@ -14736,7 +14736,7 @@
       <w:tr>
         <w:tc>
           <w:tcPr>
-            <w:tcW w:type="dxa" w:w="1933"/>
+            <w:tcW w:type="dxa" w:w="3629"/>
           </w:tcPr>
           <w:p>
             <w:pPr>
@@ -14768,7 +14768,7 @@
         </w:tc>
         <w:tc>
           <w:tcPr>
-            <w:tcW w:type="dxa" w:w="1526"/>
+            <w:tcW w:type="dxa" w:w="1337"/>
           </w:tcPr>
           <w:p>
             <w:pPr>
@@ -14786,7 +14786,7 @@
         </w:tc>
         <w:tc>
           <w:tcPr>
-            <w:tcW w:type="dxa" w:w="1424"/>
+            <w:tcW w:type="dxa" w:w="1528"/>
           </w:tcPr>
           <w:p>
             <w:pPr>
@@ -14804,7 +14804,7 @@
         </w:tc>
         <w:tc>
           <w:tcPr>
-            <w:tcW w:type="dxa" w:w="2441"/>
+            <w:tcW w:type="dxa" w:w="1528"/>
           </w:tcPr>
           <w:p>
             <w:pPr>
@@ -14822,7 +14822,7 @@
         </w:tc>
         <w:tc>
           <w:tcPr>
-            <w:tcW w:type="dxa" w:w="2034"/>
+            <w:tcW w:type="dxa" w:w="1337"/>
           </w:tcPr>
           <w:p>
             <w:pPr>
@@ -14842,7 +14842,7 @@
       <w:tr>
         <w:tc>
           <w:tcPr>
-            <w:tcW w:type="dxa" w:w="1933"/>
+            <w:tcW w:type="dxa" w:w="3629"/>
           </w:tcPr>
           <w:p>
             <w:pPr>
@@ -14860,7 +14860,7 @@
         </w:tc>
         <w:tc>
           <w:tcPr>
-            <w:tcW w:type="dxa" w:w="1526"/>
+            <w:tcW w:type="dxa" w:w="1337"/>
           </w:tcPr>
           <w:p>
             <w:pPr>
@@ -14878,7 +14878,7 @@
         </w:tc>
         <w:tc>
           <w:tcPr>
-            <w:tcW w:type="dxa" w:w="1424"/>
+            <w:tcW w:type="dxa" w:w="1528"/>
           </w:tcPr>
           <w:p>
             <w:pPr>
@@ -14896,7 +14896,7 @@
         </w:tc>
         <w:tc>
           <w:tcPr>
-            <w:tcW w:type="dxa" w:w="2441"/>
+            <w:tcW w:type="dxa" w:w="1528"/>
           </w:tcPr>
           <w:p>
             <w:pPr>
@@ -14914,7 +14914,7 @@
         </w:tc>
         <w:tc>
           <w:tcPr>
-            <w:tcW w:type="dxa" w:w="2034"/>
+            <w:tcW w:type="dxa" w:w="1337"/>
           </w:tcPr>
           <w:p>
             <w:pPr>
@@ -14934,7 +14934,7 @@
       <w:tr>
         <w:tc>
           <w:tcPr>
-            <w:tcW w:type="dxa" w:w="1933"/>
+            <w:tcW w:type="dxa" w:w="3629"/>
           </w:tcPr>
           <w:p>
             <w:pPr>
@@ -14952,7 +14952,7 @@
         </w:tc>
         <w:tc>
           <w:tcPr>
-            <w:tcW w:type="dxa" w:w="1526"/>
+            <w:tcW w:type="dxa" w:w="1337"/>
           </w:tcPr>
           <w:p>
             <w:pPr>
@@ -14970,7 +14970,7 @@
         </w:tc>
         <w:tc>
           <w:tcPr>
-            <w:tcW w:type="dxa" w:w="1424"/>
+            <w:tcW w:type="dxa" w:w="1528"/>
           </w:tcPr>
           <w:p>
             <w:pPr>
@@ -14988,7 +14988,7 @@
         </w:tc>
         <w:tc>
           <w:tcPr>
-            <w:tcW w:type="dxa" w:w="2441"/>
+            <w:tcW w:type="dxa" w:w="1528"/>
           </w:tcPr>
           <w:p>
             <w:pPr>
@@ -15006,7 +15006,7 @@
         </w:tc>
         <w:tc>
           <w:tcPr>
-            <w:tcW w:type="dxa" w:w="2034"/>
+            <w:tcW w:type="dxa" w:w="1337"/>
           </w:tcPr>
           <w:p>
             <w:pPr>
@@ -15026,7 +15026,7 @@
       <w:tr>
         <w:tc>
           <w:tcPr>
-            <w:tcW w:type="dxa" w:w="1933"/>
+            <w:tcW w:type="dxa" w:w="3629"/>
           </w:tcPr>
           <w:p>
             <w:pPr>
@@ -15044,7 +15044,7 @@
         </w:tc>
         <w:tc>
           <w:tcPr>
-            <w:tcW w:type="dxa" w:w="1526"/>
+            <w:tcW w:type="dxa" w:w="1337"/>
           </w:tcPr>
           <w:p>
             <w:pPr>
@@ -15062,7 +15062,7 @@
         </w:tc>
         <w:tc>
           <w:tcPr>
-            <w:tcW w:type="dxa" w:w="1424"/>
+            <w:tcW w:type="dxa" w:w="1528"/>
           </w:tcPr>
           <w:p>
             <w:pPr>
@@ -15080,7 +15080,7 @@
         </w:tc>
         <w:tc>
           <w:tcPr>
-            <w:tcW w:type="dxa" w:w="2441"/>
+            <w:tcW w:type="dxa" w:w="1528"/>
           </w:tcPr>
           <w:p>
             <w:pPr>
@@ -15098,7 +15098,7 @@
         </w:tc>
         <w:tc>
           <w:tcPr>
-            <w:tcW w:type="dxa" w:w="2034"/>
+            <w:tcW w:type="dxa" w:w="1337"/>
           </w:tcPr>
           <w:p>
             <w:pPr>
@@ -15931,10 +15931,10 @@
         </w:tblBorders>
       </w:tblPr>
       <w:tblGrid>
-        <w:gridCol w:w="4926"/>
-        <w:gridCol w:w="1231"/>
-        <w:gridCol w:w="1847"/>
-        <w:gridCol w:w="1354"/>
+        <w:gridCol w:w="4095"/>
+        <w:gridCol w:w="1462"/>
+        <w:gridCol w:w="2193"/>
+        <w:gridCol w:w="1608"/>
       </w:tblGrid>
       <w:tr>
         <w:trPr>
@@ -15943,7 +15943,7 @@
         </w:trPr>
         <w:tc>
           <w:tcPr>
-            <w:tcW w:type="dxa" w:w="4926"/>
+            <w:tcW w:type="dxa" w:w="4095"/>
             <w:tcBorders>
               <w:bottom w:val="single" w:sz="4" w:space="0" w:color="000000"/>
             </w:tcBorders>
@@ -15965,7 +15965,7 @@
         </w:tc>
         <w:tc>
           <w:tcPr>
-            <w:tcW w:type="dxa" w:w="1231"/>
+            <w:tcW w:type="dxa" w:w="1462"/>
             <w:tcBorders>
               <w:bottom w:val="single" w:sz="4" w:space="0" w:color="000000"/>
             </w:tcBorders>
@@ -15987,7 +15987,7 @@
         </w:tc>
         <w:tc>
           <w:tcPr>
-            <w:tcW w:type="dxa" w:w="1847"/>
+            <w:tcW w:type="dxa" w:w="2193"/>
             <w:tcBorders>
               <w:bottom w:val="single" w:sz="4" w:space="0" w:color="000000"/>
             </w:tcBorders>
@@ -16009,7 +16009,7 @@
         </w:tc>
         <w:tc>
           <w:tcPr>
-            <w:tcW w:type="dxa" w:w="1354"/>
+            <w:tcW w:type="dxa" w:w="1608"/>
             <w:tcBorders>
               <w:bottom w:val="single" w:sz="4" w:space="0" w:color="000000"/>
             </w:tcBorders>
@@ -16033,7 +16033,7 @@
       <w:tr>
         <w:tc>
           <w:tcPr>
-            <w:tcW w:type="dxa" w:w="4926"/>
+            <w:tcW w:type="dxa" w:w="4095"/>
           </w:tcPr>
           <w:p>
             <w:pPr>
@@ -16051,7 +16051,7 @@
         </w:tc>
         <w:tc>
           <w:tcPr>
-            <w:tcW w:type="dxa" w:w="1231"/>
+            <w:tcW w:type="dxa" w:w="1462"/>
           </w:tcPr>
           <w:p>
             <w:pPr>
@@ -16069,7 +16069,7 @@
         </w:tc>
         <w:tc>
           <w:tcPr>
-            <w:tcW w:type="dxa" w:w="1847"/>
+            <w:tcW w:type="dxa" w:w="2193"/>
           </w:tcPr>
           <w:p>
             <w:pPr>
@@ -16087,7 +16087,7 @@
         </w:tc>
         <w:tc>
           <w:tcPr>
-            <w:tcW w:type="dxa" w:w="1354"/>
+            <w:tcW w:type="dxa" w:w="1608"/>
           </w:tcPr>
           <w:p>
             <w:pPr>
@@ -16107,7 +16107,7 @@
       <w:tr>
         <w:tc>
           <w:tcPr>
-            <w:tcW w:type="dxa" w:w="4926"/>
+            <w:tcW w:type="dxa" w:w="4095"/>
           </w:tcPr>
           <w:p>
             <w:pPr>
@@ -16125,7 +16125,7 @@
         </w:tc>
         <w:tc>
           <w:tcPr>
-            <w:tcW w:type="dxa" w:w="1231"/>
+            <w:tcW w:type="dxa" w:w="1462"/>
           </w:tcPr>
           <w:p>
             <w:pPr>
@@ -16143,7 +16143,7 @@
         </w:tc>
         <w:tc>
           <w:tcPr>
-            <w:tcW w:type="dxa" w:w="1847"/>
+            <w:tcW w:type="dxa" w:w="2193"/>
           </w:tcPr>
           <w:p>
             <w:pPr>
@@ -16161,7 +16161,7 @@
         </w:tc>
         <w:tc>
           <w:tcPr>
-            <w:tcW w:type="dxa" w:w="1354"/>
+            <w:tcW w:type="dxa" w:w="1608"/>
           </w:tcPr>
           <w:p>
             <w:pPr>
@@ -16181,7 +16181,7 @@
       <w:tr>
         <w:tc>
           <w:tcPr>
-            <w:tcW w:type="dxa" w:w="4926"/>
+            <w:tcW w:type="dxa" w:w="4095"/>
           </w:tcPr>
           <w:p>
             <w:pPr>
@@ -16199,7 +16199,7 @@
         </w:tc>
         <w:tc>
           <w:tcPr>
-            <w:tcW w:type="dxa" w:w="1231"/>
+            <w:tcW w:type="dxa" w:w="1462"/>
           </w:tcPr>
           <w:p>
             <w:pPr>
@@ -16217,7 +16217,7 @@
         </w:tc>
         <w:tc>
           <w:tcPr>
-            <w:tcW w:type="dxa" w:w="1847"/>
+            <w:tcW w:type="dxa" w:w="2193"/>
           </w:tcPr>
           <w:p>
             <w:pPr>
@@ -16235,7 +16235,7 @@
         </w:tc>
         <w:tc>
           <w:tcPr>
-            <w:tcW w:type="dxa" w:w="1354"/>
+            <w:tcW w:type="dxa" w:w="1608"/>
           </w:tcPr>
           <w:p>
             <w:pPr>
@@ -16255,7 +16255,7 @@
       <w:tr>
         <w:tc>
           <w:tcPr>
-            <w:tcW w:type="dxa" w:w="4926"/>
+            <w:tcW w:type="dxa" w:w="4095"/>
           </w:tcPr>
           <w:p>
             <w:pPr>
@@ -16273,7 +16273,7 @@
         </w:tc>
         <w:tc>
           <w:tcPr>
-            <w:tcW w:type="dxa" w:w="1231"/>
+            <w:tcW w:type="dxa" w:w="1462"/>
           </w:tcPr>
           <w:p>
             <w:pPr>
@@ -16291,7 +16291,7 @@
         </w:tc>
         <w:tc>
           <w:tcPr>
-            <w:tcW w:type="dxa" w:w="1847"/>
+            <w:tcW w:type="dxa" w:w="2193"/>
           </w:tcPr>
           <w:p>
             <w:pPr>
@@ -16309,7 +16309,7 @@
         </w:tc>
         <w:tc>
           <w:tcPr>
-            <w:tcW w:type="dxa" w:w="1354"/>
+            <w:tcW w:type="dxa" w:w="1608"/>
           </w:tcPr>
           <w:p>
             <w:pPr>
@@ -16329,7 +16329,7 @@
       <w:tr>
         <w:tc>
           <w:tcPr>
-            <w:tcW w:type="dxa" w:w="4926"/>
+            <w:tcW w:type="dxa" w:w="4095"/>
           </w:tcPr>
           <w:p>
             <w:pPr>
@@ -16347,7 +16347,7 @@
         </w:tc>
         <w:tc>
           <w:tcPr>
-            <w:tcW w:type="dxa" w:w="1231"/>
+            <w:tcW w:type="dxa" w:w="1462"/>
           </w:tcPr>
           <w:p>
             <w:pPr>
@@ -16365,7 +16365,7 @@
         </w:tc>
         <w:tc>
           <w:tcPr>
-            <w:tcW w:type="dxa" w:w="1847"/>
+            <w:tcW w:type="dxa" w:w="2193"/>
           </w:tcPr>
           <w:p>
             <w:pPr>
@@ -16383,7 +16383,7 @@
         </w:tc>
         <w:tc>
           <w:tcPr>
-            <w:tcW w:type="dxa" w:w="1354"/>
+            <w:tcW w:type="dxa" w:w="1608"/>
           </w:tcPr>
           <w:p>
             <w:pPr>
@@ -16403,7 +16403,7 @@
       <w:tr>
         <w:tc>
           <w:tcPr>
-            <w:tcW w:type="dxa" w:w="4926"/>
+            <w:tcW w:type="dxa" w:w="4095"/>
           </w:tcPr>
           <w:p>
             <w:pPr>
@@ -16421,7 +16421,7 @@
         </w:tc>
         <w:tc>
           <w:tcPr>
-            <w:tcW w:type="dxa" w:w="1231"/>
+            <w:tcW w:type="dxa" w:w="1462"/>
           </w:tcPr>
           <w:p>
             <w:pPr>
@@ -16439,7 +16439,7 @@
         </w:tc>
         <w:tc>
           <w:tcPr>
-            <w:tcW w:type="dxa" w:w="1847"/>
+            <w:tcW w:type="dxa" w:w="2193"/>
           </w:tcPr>
           <w:p>
             <w:pPr>
@@ -16457,7 +16457,7 @@
         </w:tc>
         <w:tc>
           <w:tcPr>
-            <w:tcW w:type="dxa" w:w="1354"/>
+            <w:tcW w:type="dxa" w:w="1608"/>
           </w:tcPr>
           <w:p>
             <w:pPr>
@@ -16477,7 +16477,7 @@
       <w:tr>
         <w:tc>
           <w:tcPr>
-            <w:tcW w:type="dxa" w:w="4926"/>
+            <w:tcW w:type="dxa" w:w="4095"/>
           </w:tcPr>
           <w:p>
             <w:pPr>
@@ -16514,7 +16514,7 @@
         </w:tc>
         <w:tc>
           <w:tcPr>
-            <w:tcW w:type="dxa" w:w="1231"/>
+            <w:tcW w:type="dxa" w:w="1462"/>
           </w:tcPr>
           <w:p>
             <w:pPr>
@@ -16532,7 +16532,7 @@
         </w:tc>
         <w:tc>
           <w:tcPr>
-            <w:tcW w:type="dxa" w:w="1847"/>
+            <w:tcW w:type="dxa" w:w="2193"/>
           </w:tcPr>
           <w:p>
             <w:pPr>
@@ -16550,7 +16550,7 @@
         </w:tc>
         <w:tc>
           <w:tcPr>
-            <w:tcW w:type="dxa" w:w="1354"/>
+            <w:tcW w:type="dxa" w:w="1608"/>
           </w:tcPr>
           <w:p>
             <w:pPr>
@@ -16570,7 +16570,7 @@
       <w:tr>
         <w:tc>
           <w:tcPr>
-            <w:tcW w:type="dxa" w:w="4926"/>
+            <w:tcW w:type="dxa" w:w="4095"/>
           </w:tcPr>
           <w:p>
             <w:pPr>
@@ -16588,7 +16588,7 @@
         </w:tc>
         <w:tc>
           <w:tcPr>
-            <w:tcW w:type="dxa" w:w="1231"/>
+            <w:tcW w:type="dxa" w:w="1462"/>
           </w:tcPr>
           <w:p>
             <w:pPr>
@@ -16606,7 +16606,7 @@
         </w:tc>
         <w:tc>
           <w:tcPr>
-            <w:tcW w:type="dxa" w:w="1847"/>
+            <w:tcW w:type="dxa" w:w="2193"/>
           </w:tcPr>
           <w:p>
             <w:pPr>
@@ -16624,7 +16624,7 @@
         </w:tc>
         <w:tc>
           <w:tcPr>
-            <w:tcW w:type="dxa" w:w="1354"/>
+            <w:tcW w:type="dxa" w:w="1608"/>
           </w:tcPr>
           <w:p>
             <w:pPr>
@@ -16644,7 +16644,7 @@
       <w:tr>
         <w:tc>
           <w:tcPr>
-            <w:tcW w:type="dxa" w:w="4926"/>
+            <w:tcW w:type="dxa" w:w="4095"/>
           </w:tcPr>
           <w:p>
             <w:pPr>
@@ -16681,7 +16681,7 @@
         </w:tc>
         <w:tc>
           <w:tcPr>
-            <w:tcW w:type="dxa" w:w="1231"/>
+            <w:tcW w:type="dxa" w:w="1462"/>
           </w:tcPr>
           <w:p>
             <w:pPr>
@@ -16699,7 +16699,7 @@
         </w:tc>
         <w:tc>
           <w:tcPr>
-            <w:tcW w:type="dxa" w:w="1847"/>
+            <w:tcW w:type="dxa" w:w="2193"/>
           </w:tcPr>
           <w:p>
             <w:pPr>
@@ -16717,7 +16717,7 @@
         </w:tc>
         <w:tc>
           <w:tcPr>
-            <w:tcW w:type="dxa" w:w="1354"/>
+            <w:tcW w:type="dxa" w:w="1608"/>
           </w:tcPr>
           <w:p>
             <w:pPr>
@@ -17151,13 +17151,13 @@
         <w:t xml:space="preserve"> </w:t>
       </w:r>
       <w:r>
-        <w:t xml:space="preserve">Economic indicators (real NOK, 20 years; abatement cost range</w:t>
-      </w:r>
-      <w:r>
-        <w:t xml:space="preserve"> </w:t>
-      </w:r>
-      <w:r>
-        <w:t xml:space="preserve">from the O&amp;M range of floating wind).</w:t>
+        <w:t xml:space="preserve">Abatement cost of the 30 MW wind farm (investment 2,523 MNOK, real NOK,</w:t>
+      </w:r>
+      <w:r>
+        <w:t xml:space="preserve"> </w:t>
+      </w:r>
+      <w:r>
+        <w:t xml:space="preserve">20 years). The ranges span the operation and maintenance cost of floating wind.</w:t>
       </w:r>
     </w:p>
     <w:tbl>
@@ -17176,11 +17176,11 @@
         </w:tblBorders>
       </w:tblPr>
       <w:tblGrid>
-        <w:gridCol w:w="2369"/>
-        <w:gridCol w:w="1125"/>
-        <w:gridCol w:w="1540"/>
-        <w:gridCol w:w="1954"/>
-        <w:gridCol w:w="2369"/>
+        <w:gridCol w:w="3854"/>
+        <w:gridCol w:w="1101"/>
+        <w:gridCol w:w="1376"/>
+        <w:gridCol w:w="1514"/>
+        <w:gridCol w:w="1514"/>
       </w:tblGrid>
       <w:tr>
         <w:trPr>
@@ -17189,7 +17189,7 @@
         </w:trPr>
         <w:tc>
           <w:tcPr>
-            <w:tcW w:type="dxa" w:w="2369"/>
+            <w:tcW w:type="dxa" w:w="3854"/>
             <w:tcBorders>
               <w:bottom w:val="single" w:sz="4" w:space="0" w:color="000000"/>
             </w:tcBorders>
@@ -17205,13 +17205,13 @@
                 <w:b/>
                 <w:sz w:val="20"/>
               </w:rPr>
-              <w:t xml:space="preserve">Measure</w:t>
-            </w:r>
-          </w:p>
-        </w:tc>
-        <w:tc>
-          <w:tcPr>
-            <w:tcW w:type="dxa" w:w="1125"/>
+              <w:t xml:space="preserve">Wind farm operated with</w:t>
+            </w:r>
+          </w:p>
+        </w:tc>
+        <w:tc>
+          <w:tcPr>
+            <w:tcW w:type="dxa" w:w="1101"/>
             <w:tcBorders>
               <w:bottom w:val="single" w:sz="4" w:space="0" w:color="000000"/>
             </w:tcBorders>
@@ -17255,7 +17255,7 @@
         </w:tc>
         <w:tc>
           <w:tcPr>
-            <w:tcW w:type="dxa" w:w="1540"/>
+            <w:tcW w:type="dxa" w:w="1376"/>
             <w:tcBorders>
               <w:bottom w:val="single" w:sz="4" w:space="0" w:color="000000"/>
             </w:tcBorders>
@@ -17277,7 +17277,7 @@
         </w:tc>
         <w:tc>
           <w:tcPr>
-            <w:tcW w:type="dxa" w:w="1954"/>
+            <w:tcW w:type="dxa" w:w="1514"/>
             <w:tcBorders>
               <w:bottom w:val="single" w:sz="4" w:space="0" w:color="000000"/>
             </w:tcBorders>
@@ -17293,13 +17293,13 @@
                 <w:b/>
                 <w:sz w:val="20"/>
               </w:rPr>
-              <w:t xml:space="preserve">Abatement cost [NOK/t], 7 % / 4 %</w:t>
-            </w:r>
-          </w:p>
-        </w:tc>
-        <w:tc>
-          <w:tcPr>
-            <w:tcW w:type="dxa" w:w="2369"/>
+              <w:t xml:space="preserve">Abatement cost at 7 % [NOK/t]</w:t>
+            </w:r>
+          </w:p>
+        </w:tc>
+        <w:tc>
+          <w:tcPr>
+            <w:tcW w:type="dxa" w:w="1514"/>
             <w:tcBorders>
               <w:bottom w:val="single" w:sz="4" w:space="0" w:color="000000"/>
             </w:tcBorders>
@@ -17315,15 +17315,7 @@
                 <w:b/>
                 <w:sz w:val="20"/>
               </w:rPr>
-              <w:t xml:space="preserve">Break-even investment [MNOK], fuel / fuel + CO</w:t>
-            </w:r>
-            <w:r>
-              <w:rPr>
-                <w:b/>
-                <w:sz w:val="20"/>
-                <w:vertAlign w:val="subscript"/>
-              </w:rPr>
-              <w:t xml:space="preserve">2</w:t>
+              <w:t xml:space="preserve">Abatement cost at 4 % [NOK/t]</w:t>
             </w:r>
           </w:p>
         </w:tc>
@@ -17331,25 +17323,25 @@
       <w:tr>
         <w:tc>
           <w:tcPr>
-            <w:tcW w:type="dxa" w:w="2369"/>
-          </w:tcPr>
-          <w:p>
-            <w:pPr>
-              <w:pStyle w:val="Compact"/>
-              <w:spacing w:line="240" w:lineRule="auto" w:after="20"/>
-              <w:jc w:val="left"/>
-            </w:pPr>
-            <w:r>
-              <w:rPr>
-                <w:sz w:val="20"/>
-              </w:rPr>
-              <w:t xml:space="preserve">Wind farm, fixed demand (Case 2 vs 1)</w:t>
-            </w:r>
-          </w:p>
-        </w:tc>
-        <w:tc>
-          <w:tcPr>
-            <w:tcW w:type="dxa" w:w="1125"/>
+            <w:tcW w:type="dxa" w:w="3854"/>
+          </w:tcPr>
+          <w:p>
+            <w:pPr>
+              <w:pStyle w:val="Compact"/>
+              <w:spacing w:line="240" w:lineRule="auto" w:after="20"/>
+              <w:jc w:val="left"/>
+            </w:pPr>
+            <w:r>
+              <w:rPr>
+                <w:sz w:val="20"/>
+              </w:rPr>
+              <w:t xml:space="preserve">Fixed demand (Case 2 vs 1)</w:t>
+            </w:r>
+          </w:p>
+        </w:tc>
+        <w:tc>
+          <w:tcPr>
+            <w:tcW w:type="dxa" w:w="1101"/>
           </w:tcPr>
           <w:p>
             <w:pPr>
@@ -17367,7 +17359,7 @@
         </w:tc>
         <w:tc>
           <w:tcPr>
-            <w:tcW w:type="dxa" w:w="1540"/>
+            <w:tcW w:type="dxa" w:w="1376"/>
           </w:tcPr>
           <w:p>
             <w:pPr>
@@ -17385,37 +17377,37 @@
         </w:tc>
         <w:tc>
           <w:tcPr>
-            <w:tcW w:type="dxa" w:w="1954"/>
-          </w:tcPr>
-          <w:p>
-            <w:pPr>
-              <w:pStyle w:val="Compact"/>
-              <w:spacing w:line="240" w:lineRule="auto" w:after="20"/>
-              <w:jc w:val="left"/>
-            </w:pPr>
-            <w:r>
-              <w:rPr>
-                <w:sz w:val="20"/>
-              </w:rPr>
-              <w:t xml:space="preserve">2,180–2,519 / 1,347–1,686</w:t>
-            </w:r>
-          </w:p>
-        </w:tc>
-        <w:tc>
-          <w:tcPr>
-            <w:tcW w:type="dxa" w:w="2369"/>
-          </w:tcPr>
-          <w:p>
-            <w:pPr>
-              <w:pStyle w:val="Compact"/>
-              <w:spacing w:line="240" w:lineRule="auto" w:after="20"/>
-              <w:jc w:val="left"/>
-            </w:pPr>
-            <w:r>
-              <w:rPr>
-                <w:sz w:val="20"/>
-              </w:rPr>
-              <w:t xml:space="preserve">–</w:t>
+            <w:tcW w:type="dxa" w:w="1514"/>
+          </w:tcPr>
+          <w:p>
+            <w:pPr>
+              <w:pStyle w:val="Compact"/>
+              <w:spacing w:line="240" w:lineRule="auto" w:after="20"/>
+              <w:jc w:val="left"/>
+            </w:pPr>
+            <w:r>
+              <w:rPr>
+                <w:sz w:val="20"/>
+              </w:rPr>
+              <w:t xml:space="preserve">2,180–2,519</w:t>
+            </w:r>
+          </w:p>
+        </w:tc>
+        <w:tc>
+          <w:tcPr>
+            <w:tcW w:type="dxa" w:w="1514"/>
+          </w:tcPr>
+          <w:p>
+            <w:pPr>
+              <w:pStyle w:val="Compact"/>
+              <w:spacing w:line="240" w:lineRule="auto" w:after="20"/>
+              <w:jc w:val="left"/>
+            </w:pPr>
+            <w:r>
+              <w:rPr>
+                <w:sz w:val="20"/>
+              </w:rPr>
+              <w:t xml:space="preserve">1,347–1,686</w:t>
             </w:r>
           </w:p>
         </w:tc>
@@ -17423,25 +17415,25 @@
       <w:tr>
         <w:tc>
           <w:tcPr>
-            <w:tcW w:type="dxa" w:w="2369"/>
-          </w:tcPr>
-          <w:p>
-            <w:pPr>
-              <w:pStyle w:val="Compact"/>
-              <w:spacing w:line="240" w:lineRule="auto" w:after="20"/>
-              <w:jc w:val="left"/>
-            </w:pPr>
-            <w:r>
-              <w:rPr>
-                <w:sz w:val="20"/>
-              </w:rPr>
-              <w:t xml:space="preserve">Wind farm with flexibility (Case 3 vs 1)</w:t>
-            </w:r>
-          </w:p>
-        </w:tc>
-        <w:tc>
-          <w:tcPr>
-            <w:tcW w:type="dxa" w:w="1125"/>
+            <w:tcW w:type="dxa" w:w="3854"/>
+          </w:tcPr>
+          <w:p>
+            <w:pPr>
+              <w:pStyle w:val="Compact"/>
+              <w:spacing w:line="240" w:lineRule="auto" w:after="20"/>
+              <w:jc w:val="left"/>
+            </w:pPr>
+            <w:r>
+              <w:rPr>
+                <w:sz w:val="20"/>
+              </w:rPr>
+              <w:t xml:space="preserve">Flexible demand (Case 3 vs 1)</w:t>
+            </w:r>
+          </w:p>
+        </w:tc>
+        <w:tc>
+          <w:tcPr>
+            <w:tcW w:type="dxa" w:w="1101"/>
           </w:tcPr>
           <w:p>
             <w:pPr>
@@ -17459,7 +17451,7 @@
         </w:tc>
         <w:tc>
           <w:tcPr>
-            <w:tcW w:type="dxa" w:w="1540"/>
+            <w:tcW w:type="dxa" w:w="1376"/>
           </w:tcPr>
           <w:p>
             <w:pPr>
@@ -17477,313 +17469,37 @@
         </w:tc>
         <w:tc>
           <w:tcPr>
-            <w:tcW w:type="dxa" w:w="1954"/>
-          </w:tcPr>
-          <w:p>
-            <w:pPr>
-              <w:pStyle w:val="Compact"/>
-              <w:spacing w:line="240" w:lineRule="auto" w:after="20"/>
-              <w:jc w:val="left"/>
-            </w:pPr>
-            <w:r>
-              <w:rPr>
-                <w:sz w:val="20"/>
-              </w:rPr>
-              <w:t xml:space="preserve">1,774–2,078 / 1,026–1,330</w:t>
-            </w:r>
-          </w:p>
-        </w:tc>
-        <w:tc>
-          <w:tcPr>
-            <w:tcW w:type="dxa" w:w="2369"/>
-          </w:tcPr>
-          <w:p>
-            <w:pPr>
-              <w:pStyle w:val="Compact"/>
-              <w:spacing w:line="240" w:lineRule="auto" w:after="20"/>
-              <w:jc w:val="left"/>
-            </w:pPr>
-            <w:r>
-              <w:rPr>
-                <w:sz w:val="20"/>
-              </w:rPr>
-              <w:t xml:space="preserve">–</w:t>
-            </w:r>
-          </w:p>
-        </w:tc>
-      </w:tr>
-      <w:tr>
-        <w:tc>
-          <w:tcPr>
-            <w:tcW w:type="dxa" w:w="2369"/>
-          </w:tcPr>
-          <w:p>
-            <w:pPr>
-              <w:pStyle w:val="Compact"/>
-              <w:spacing w:line="240" w:lineRule="auto" w:after="20"/>
-              <w:jc w:val="left"/>
-            </w:pPr>
-            <w:r>
-              <w:rPr>
-                <w:sz w:val="20"/>
-              </w:rPr>
-              <w:t xml:space="preserve">Flexibility (Case 3 vs 2)</w:t>
-            </w:r>
-          </w:p>
-        </w:tc>
-        <w:tc>
-          <w:tcPr>
-            <w:tcW w:type="dxa" w:w="1125"/>
-          </w:tcPr>
-          <w:p>
-            <w:pPr>
-              <w:pStyle w:val="Compact"/>
-              <w:spacing w:line="240" w:lineRule="auto" w:after="20"/>
-              <w:jc w:val="left"/>
-            </w:pPr>
-            <w:r>
-              <w:rPr>
-                <w:sz w:val="20"/>
-              </w:rPr>
-              <w:t xml:space="preserve">7.2</w:t>
-            </w:r>
-          </w:p>
-        </w:tc>
-        <w:tc>
-          <w:tcPr>
-            <w:tcW w:type="dxa" w:w="1540"/>
-          </w:tcPr>
-          <w:p>
-            <w:pPr>
-              <w:pStyle w:val="Compact"/>
-              <w:spacing w:line="240" w:lineRule="auto" w:after="20"/>
-              <w:jc w:val="left"/>
-            </w:pPr>
-            <w:r>
-              <w:rPr>
-                <w:sz w:val="20"/>
-              </w:rPr>
-              <w:t xml:space="preserve">12.9</w:t>
-            </w:r>
-          </w:p>
-        </w:tc>
-        <w:tc>
-          <w:tcPr>
-            <w:tcW w:type="dxa" w:w="1954"/>
-          </w:tcPr>
-          <w:p>
-            <w:pPr>
-              <w:pStyle w:val="Compact"/>
-              <w:spacing w:line="240" w:lineRule="auto" w:after="20"/>
-              <w:jc w:val="left"/>
-            </w:pPr>
-            <w:r>
-              <w:rPr>
-                <w:sz w:val="20"/>
-              </w:rPr>
-              <w:t xml:space="preserve">−1,799 before implementation cost</w:t>
-            </w:r>
-          </w:p>
-        </w:tc>
-        <w:tc>
-          <w:tcPr>
-            <w:tcW w:type="dxa" w:w="2369"/>
-          </w:tcPr>
-          <w:p>
-            <w:pPr>
-              <w:pStyle w:val="Compact"/>
-              <w:spacing w:line="240" w:lineRule="auto" w:after="20"/>
-              <w:jc w:val="left"/>
-            </w:pPr>
-            <w:r>
-              <w:rPr>
-                <w:sz w:val="20"/>
-              </w:rPr>
-              <w:t xml:space="preserve">137 / 288</w:t>
-            </w:r>
-          </w:p>
-        </w:tc>
-      </w:tr>
-      <w:tr>
-        <w:tc>
-          <w:tcPr>
-            <w:tcW w:type="dxa" w:w="2369"/>
-          </w:tcPr>
-          <w:p>
-            <w:pPr>
-              <w:pStyle w:val="Compact"/>
-              <w:spacing w:line="240" w:lineRule="auto" w:after="20"/>
-              <w:jc w:val="left"/>
-            </w:pPr>
-            <w:r>
-              <w:rPr>
-                <w:sz w:val="20"/>
-              </w:rPr>
-              <w:t xml:space="preserve">Battery 4 MW / 4 MWh (Case 4 vs 3)</w:t>
-            </w:r>
-          </w:p>
-        </w:tc>
-        <w:tc>
-          <w:tcPr>
-            <w:tcW w:type="dxa" w:w="1125"/>
-          </w:tcPr>
-          <w:p>
-            <w:pPr>
-              <w:pStyle w:val="Compact"/>
-              <w:spacing w:line="240" w:lineRule="auto" w:after="20"/>
-              <w:jc w:val="left"/>
-            </w:pPr>
-            <w:r>
-              <w:rPr>
-                <w:sz w:val="20"/>
-              </w:rPr>
-              <w:t xml:space="preserve">0.3</w:t>
-            </w:r>
-          </w:p>
-        </w:tc>
-        <w:tc>
-          <w:tcPr>
-            <w:tcW w:type="dxa" w:w="1540"/>
-          </w:tcPr>
-          <w:p>
-            <w:pPr>
-              <w:pStyle w:val="Compact"/>
-              <w:spacing w:line="240" w:lineRule="auto" w:after="20"/>
-              <w:jc w:val="left"/>
-            </w:pPr>
-            <w:r>
-              <w:rPr>
-                <w:sz w:val="20"/>
-              </w:rPr>
-              <w:t xml:space="preserve">0.5</w:t>
-            </w:r>
-          </w:p>
-        </w:tc>
-        <w:tc>
-          <w:tcPr>
-            <w:tcW w:type="dxa" w:w="1954"/>
-          </w:tcPr>
-          <w:p>
-            <w:pPr>
-              <w:pStyle w:val="Compact"/>
-              <w:spacing w:line="240" w:lineRule="auto" w:after="20"/>
-              <w:jc w:val="left"/>
-            </w:pPr>
-            <w:r>
-              <w:rPr>
-                <w:sz w:val="20"/>
-              </w:rPr>
-              <w:t xml:space="preserve">−1,562 before battery cost</w:t>
-            </w:r>
-          </w:p>
-        </w:tc>
-        <w:tc>
-          <w:tcPr>
-            <w:tcW w:type="dxa" w:w="2369"/>
-          </w:tcPr>
-          <w:p>
-            <w:pPr>
-              <w:pStyle w:val="Compact"/>
-              <w:spacing w:line="240" w:lineRule="auto" w:after="20"/>
-              <w:jc w:val="left"/>
-            </w:pPr>
-            <w:r>
-              <w:rPr>
-                <w:sz w:val="20"/>
-              </w:rPr>
-              <w:t xml:space="preserve">5 / 13</w:t>
-            </w:r>
-          </w:p>
-        </w:tc>
-      </w:tr>
-      <w:tr>
-        <w:tc>
-          <w:tcPr>
-            <w:tcW w:type="dxa" w:w="2369"/>
-          </w:tcPr>
-          <w:p>
-            <w:pPr>
-              <w:pStyle w:val="Compact"/>
-              <w:spacing w:line="240" w:lineRule="auto" w:after="20"/>
-              <w:jc w:val="left"/>
-            </w:pPr>
-            <w:r>
-              <w:rPr>
-                <w:sz w:val="20"/>
-              </w:rPr>
-              <w:t xml:space="preserve">Small GT replacing one main GT (flexible)</w:t>
-            </w:r>
-          </w:p>
-        </w:tc>
-        <w:tc>
-          <w:tcPr>
-            <w:tcW w:type="dxa" w:w="1125"/>
-          </w:tcPr>
-          <w:p>
-            <w:pPr>
-              <w:pStyle w:val="Compact"/>
-              <w:spacing w:line="240" w:lineRule="auto" w:after="20"/>
-              <w:jc w:val="left"/>
-            </w:pPr>
-            <w:r>
-              <w:rPr>
-                <w:sz w:val="20"/>
-              </w:rPr>
-              <w:t xml:space="preserve">9.7</w:t>
-            </w:r>
-          </w:p>
-        </w:tc>
-        <w:tc>
-          <w:tcPr>
-            <w:tcW w:type="dxa" w:w="1540"/>
-          </w:tcPr>
-          <w:p>
-            <w:pPr>
-              <w:pStyle w:val="Compact"/>
-              <w:spacing w:line="240" w:lineRule="auto" w:after="20"/>
-              <w:jc w:val="left"/>
-            </w:pPr>
-            <w:r>
-              <w:rPr>
-                <w:sz w:val="20"/>
-              </w:rPr>
-              <w:t xml:space="preserve">17.4</w:t>
-            </w:r>
-          </w:p>
-        </w:tc>
-        <w:tc>
-          <w:tcPr>
-            <w:tcW w:type="dxa" w:w="1954"/>
-          </w:tcPr>
-          <w:p>
-            <w:pPr>
-              <w:pStyle w:val="Compact"/>
-              <w:spacing w:line="240" w:lineRule="auto" w:after="20"/>
-              <w:jc w:val="left"/>
-            </w:pPr>
-            <w:r>
-              <w:rPr>
-                <w:sz w:val="20"/>
-              </w:rPr>
-              <w:t xml:space="preserve">−1,786 before GT cost</w:t>
-            </w:r>
-          </w:p>
-        </w:tc>
-        <w:tc>
-          <w:tcPr>
-            <w:tcW w:type="dxa" w:w="2369"/>
-          </w:tcPr>
-          <w:p>
-            <w:pPr>
-              <w:pStyle w:val="Compact"/>
-              <w:spacing w:line="240" w:lineRule="auto" w:after="20"/>
-              <w:jc w:val="left"/>
-            </w:pPr>
-            <w:r>
-              <w:rPr>
-                <w:sz w:val="20"/>
-              </w:rPr>
-              <w:t xml:space="preserve">184 / 391</w:t>
+            <w:tcW w:type="dxa" w:w="1514"/>
+          </w:tcPr>
+          <w:p>
+            <w:pPr>
+              <w:pStyle w:val="Compact"/>
+              <w:spacing w:line="240" w:lineRule="auto" w:after="20"/>
+              <w:jc w:val="left"/>
+            </w:pPr>
+            <w:r>
+              <w:rPr>
+                <w:sz w:val="20"/>
+              </w:rPr>
+              <w:t xml:space="preserve">1,774–2,078</w:t>
+            </w:r>
+          </w:p>
+        </w:tc>
+        <w:tc>
+          <w:tcPr>
+            <w:tcW w:type="dxa" w:w="1514"/>
+          </w:tcPr>
+          <w:p>
+            <w:pPr>
+              <w:pStyle w:val="Compact"/>
+              <w:spacing w:line="240" w:lineRule="auto" w:after="20"/>
+              <w:jc w:val="left"/>
+            </w:pPr>
+            <w:r>
+              <w:rPr>
+                <w:sz w:val="20"/>
+              </w:rPr>
+              <w:t xml:space="preserve">1,026–1,330</w:t>
             </w:r>
           </w:p>
         </w:tc>
@@ -17792,190 +17508,8 @@
     <w:p>
       <w:pPr>
         <w:pStyle w:val="BodyText"/>
+        <w:keepNext/>
         <w:spacing w:before="200"/>
-      </w:pPr>
-      <w:r>
-        <w:t xml:space="preserve">The economic indicators are given in Table 7. With an investment of 2.5</w:t>
-      </w:r>
-      <w:r>
-        <w:t xml:space="preserve"> </w:t>
-      </w:r>
-      <w:r>
-        <w:t xml:space="preserve">billion NOK for 30 MW, the wind farm with fixed demand avoids CO</w:t>
-      </w:r>
-      <w:r>
-        <w:rPr>
-          <w:vertAlign w:val="subscript"/>
-        </w:rPr>
-        <w:t xml:space="preserve">2</w:t>
-      </w:r>
-      <w:r>
-        <w:t xml:space="preserve"> </w:t>
-      </w:r>
-      <w:r>
-        <w:t xml:space="preserve">at</w:t>
-      </w:r>
-      <w:r>
-        <w:t xml:space="preserve"> </w:t>
-      </w:r>
-      <w:r>
-        <w:t xml:space="preserve">2,180–2,519 NOK/t at a 7 % discount rate and at 1,347–1,686 NOK/t at 4 %.</w:t>
-      </w:r>
-      <w:r>
-        <w:t xml:space="preserve"> </w:t>
-      </w:r>
-      <w:r>
-        <w:t xml:space="preserve">These values are of the same order as the abatement cost of the</w:t>
-      </w:r>
-      <w:r>
-        <w:t xml:space="preserve"> </w:t>
-      </w:r>
-      <w:r>
-        <w:t xml:space="preserve">power-from-shore projects most recently approved on the Norwegian shelf, just</w:t>
-      </w:r>
-      <w:r>
-        <w:t xml:space="preserve"> </w:t>
-      </w:r>
-      <w:r>
-        <w:t xml:space="preserve">under 2,000 NOK/t (Norwegian Offshore Directorate 2025), and close to the CO</w:t>
-      </w:r>
-      <w:r>
-        <w:rPr>
-          <w:vertAlign w:val="subscript"/>
-        </w:rPr>
-        <w:t xml:space="preserve">2</w:t>
-      </w:r>
-      <w:r>
-        <w:t xml:space="preserve"> </w:t>
-      </w:r>
-      <w:r>
-        <w:t xml:space="preserve">price of 2,000 NOK/t</w:t>
-      </w:r>
-      <w:r>
-        <w:t xml:space="preserve"> </w:t>
-      </w:r>
-      <w:r>
-        <w:t xml:space="preserve">targeted for 2030 (Norwegian Ministry of Climate and Environment 2021). Scheduling the flexible loads lowers the</w:t>
-      </w:r>
-      <w:r>
-        <w:t xml:space="preserve"> </w:t>
-      </w:r>
-      <w:r>
-        <w:t xml:space="preserve">abatement cost of the same wind farm by about 400 NOK/t, to 1,774–2,078 NOK/t</w:t>
-      </w:r>
-      <w:r>
-        <w:t xml:space="preserve"> </w:t>
-      </w:r>
-      <w:r>
-        <w:t xml:space="preserve">at 7 %, since 11 % more CO</w:t>
-      </w:r>
-      <w:r>
-        <w:rPr>
-          <w:vertAlign w:val="subscript"/>
-        </w:rPr>
-        <w:t xml:space="preserve">2</w:t>
-      </w:r>
-      <w:r>
-        <w:t xml:space="preserve"> </w:t>
-      </w:r>
-      <w:r>
-        <w:t xml:space="preserve">is avoided and 11 % more fuel is saved for the</w:t>
-      </w:r>
-      <w:r>
-        <w:t xml:space="preserve"> </w:t>
-      </w:r>
-      <w:r>
-        <w:t xml:space="preserve">same investment.</w:t>
-      </w:r>
-    </w:p>
-    <w:p>
-      <w:pPr>
-        <w:pStyle w:val="BodyText"/>
-      </w:pPr>
-      <w:r>
-        <w:t xml:space="preserve">Flexibility on its own gives a net saving before any implementation cost, as</w:t>
-      </w:r>
-      <w:r>
-        <w:t xml:space="preserve"> </w:t>
-      </w:r>
-      <w:r>
-        <w:t xml:space="preserve">the fuel saved is worth about 1,800 NOK per tonne of CO</w:t>
-      </w:r>
-      <w:r>
-        <w:rPr>
-          <w:vertAlign w:val="subscript"/>
-        </w:rPr>
-        <w:t xml:space="preserve">2</w:t>
-      </w:r>
-      <w:r>
-        <w:t xml:space="preserve"> </w:t>
-      </w:r>
-      <w:r>
-        <w:t xml:space="preserve">avoided. An operator</w:t>
-      </w:r>
-      <w:r>
-        <w:t xml:space="preserve"> </w:t>
-      </w:r>
-      <w:r>
-        <w:t xml:space="preserve">could spend up to 137 MNOK on control systems and process modifications and</w:t>
-      </w:r>
-      <w:r>
-        <w:t xml:space="preserve"> </w:t>
-      </w:r>
-      <w:r>
-        <w:t xml:space="preserve">still break even on the fuel saved alone, or up to 288 MNOK when the avoided</w:t>
-      </w:r>
-      <w:r>
-        <w:t xml:space="preserve"> </w:t>
-      </w:r>
-      <w:r>
-        <w:t xml:space="preserve">CO</w:t>
-      </w:r>
-      <w:r>
-        <w:rPr>
-          <w:vertAlign w:val="subscript"/>
-        </w:rPr>
-        <w:t xml:space="preserve">2</w:t>
-      </w:r>
-      <w:r>
-        <w:t xml:space="preserve"> </w:t>
-      </w:r>
-      <w:r>
-        <w:t xml:space="preserve">cost is included. The 4 MW / 4 MWh battery breaks even only at an</w:t>
-      </w:r>
-      <w:r>
-        <w:t xml:space="preserve"> </w:t>
-      </w:r>
-      <w:r>
-        <w:t xml:space="preserve">investment below 5–13 MNOK, which is low for an offshore installation of that</w:t>
-      </w:r>
-      <w:r>
-        <w:t xml:space="preserve"> </w:t>
-      </w:r>
-      <w:r>
-        <w:t xml:space="preserve">size. A small GT replacing one main GT breaks even below 184–391 MNOK, before</w:t>
-      </w:r>
-      <w:r>
-        <w:t xml:space="preserve"> </w:t>
-      </w:r>
-      <w:r>
-        <w:t xml:space="preserve">its additional maintenance and its 262 starts per year are taken into account.</w:t>
-      </w:r>
-    </w:p>
-    <w:bookmarkEnd w:id="63"/>
-    <w:bookmarkStart w:id="67" w:name="weather-years"/>
-    <w:p>
-      <w:pPr>
-        <w:pStyle w:val="Heading2"/>
-      </w:pPr>
-      <w:r>
-        <w:t xml:space="preserve">3.8 Weather years</w:t>
-      </w:r>
-    </w:p>
-    <w:p>
-      <w:pPr>
-        <w:pStyle w:val="FirstParagraph"/>
-        <w:keepNext/>
       </w:pPr>
       <w:r>
         <w:rPr>
@@ -17988,7 +17522,31 @@
         <w:t xml:space="preserve"> </w:t>
       </w:r>
       <w:r>
-        <w:t xml:space="preserve">Results for ten weather years (ERA5, 2014–2023).</w:t>
+        <w:t xml:space="preserve">Measures whose investment is not known: fuel value saved per tonne of</w:t>
+      </w:r>
+      <w:r>
+        <w:t xml:space="preserve"> </w:t>
+      </w:r>
+      <w:r>
+        <w:t xml:space="preserve">CO</w:t>
+      </w:r>
+      <w:r>
+        <w:rPr>
+          <w:vertAlign w:val="subscript"/>
+        </w:rPr>
+        <w:t xml:space="preserve">2</w:t>
+      </w:r>
+      <w:r>
+        <w:t xml:space="preserve"> </w:t>
+      </w:r>
+      <w:r>
+        <w:t xml:space="preserve">avoided, and the largest investment that still breaks even (present value of</w:t>
+      </w:r>
+      <w:r>
+        <w:t xml:space="preserve"> </w:t>
+      </w:r>
+      <w:r>
+        <w:t xml:space="preserve">the annual saving over 20 years at 7 %).</w:t>
       </w:r>
     </w:p>
     <w:tbl>
@@ -18007,10 +17565,12 @@
         </w:tblBorders>
       </w:tblPr>
       <w:tblGrid>
-        <w:gridCol w:w="3680"/>
-        <w:gridCol w:w="1577"/>
-        <w:gridCol w:w="2524"/>
-        <w:gridCol w:w="1577"/>
+        <w:gridCol w:w="3310"/>
+        <w:gridCol w:w="1014"/>
+        <w:gridCol w:w="1182"/>
+        <w:gridCol w:w="1014"/>
+        <w:gridCol w:w="1418"/>
+        <w:gridCol w:w="1418"/>
       </w:tblGrid>
       <w:tr>
         <w:trPr>
@@ -18019,7 +17579,7 @@
         </w:trPr>
         <w:tc>
           <w:tcPr>
-            <w:tcW w:type="dxa" w:w="3680"/>
+            <w:tcW w:type="dxa" w:w="3310"/>
             <w:tcBorders>
               <w:bottom w:val="single" w:sz="4" w:space="0" w:color="000000"/>
             </w:tcBorders>
@@ -18030,11 +17590,18 @@
               <w:spacing w:line="240" w:lineRule="auto" w:after="20"/>
               <w:jc w:val="left"/>
             </w:pPr>
-          </w:p>
-        </w:tc>
-        <w:tc>
-          <w:tcPr>
-            <w:tcW w:type="dxa" w:w="1577"/>
+            <w:r>
+              <w:rPr>
+                <w:b/>
+                <w:sz w:val="20"/>
+              </w:rPr>
+              <w:t xml:space="preserve">Measure</w:t>
+            </w:r>
+          </w:p>
+        </w:tc>
+        <w:tc>
+          <w:tcPr>
+            <w:tcW w:type="dxa" w:w="1014"/>
             <w:tcBorders>
               <w:bottom w:val="single" w:sz="4" w:space="0" w:color="000000"/>
             </w:tcBorders>
@@ -18050,13 +17617,35 @@
                 <w:b/>
                 <w:sz w:val="20"/>
               </w:rPr>
-              <w:t xml:space="preserve">Mean</w:t>
-            </w:r>
-          </w:p>
-        </w:tc>
-        <w:tc>
-          <w:tcPr>
-            <w:tcW w:type="dxa" w:w="2524"/>
+              <w:t xml:space="preserve">CO</w:t>
+            </w:r>
+            <w:r>
+              <w:rPr>
+                <w:b/>
+                <w:sz w:val="20"/>
+                <w:vertAlign w:val="subscript"/>
+              </w:rPr>
+              <w:t xml:space="preserve">2</w:t>
+            </w:r>
+            <w:r>
+              <w:rPr>
+                <w:b/>
+                <w:sz w:val="20"/>
+              </w:rPr>
+              <w:t xml:space="preserve"> </w:t>
+            </w:r>
+            <w:r>
+              <w:rPr>
+                <w:b/>
+                <w:sz w:val="20"/>
+              </w:rPr>
+              <w:t xml:space="preserve">avoided [kt/yr]</w:t>
+            </w:r>
+          </w:p>
+        </w:tc>
+        <w:tc>
+          <w:tcPr>
+            <w:tcW w:type="dxa" w:w="1182"/>
             <w:tcBorders>
               <w:bottom w:val="single" w:sz="4" w:space="0" w:color="000000"/>
             </w:tcBorders>
@@ -18072,13 +17661,13 @@
                 <w:b/>
                 <w:sz w:val="20"/>
               </w:rPr>
-              <w:t xml:space="preserve">Range</w:t>
-            </w:r>
-          </w:p>
-        </w:tc>
-        <w:tc>
-          <w:tcPr>
-            <w:tcW w:type="dxa" w:w="1577"/>
+              <w:t xml:space="preserve">Fuel value saved [MNOK/yr]</w:t>
+            </w:r>
+          </w:p>
+        </w:tc>
+        <w:tc>
+          <w:tcPr>
+            <w:tcW w:type="dxa" w:w="1014"/>
             <w:tcBorders>
               <w:bottom w:val="single" w:sz="4" w:space="0" w:color="000000"/>
             </w:tcBorders>
@@ -18094,7 +17683,95 @@
                 <w:b/>
                 <w:sz w:val="20"/>
               </w:rPr>
-              <w:t xml:space="preserve">2023</w:t>
+              <w:t xml:space="preserve">Fuel value per t CO</w:t>
+            </w:r>
+            <w:r>
+              <w:rPr>
+                <w:b/>
+                <w:sz w:val="20"/>
+                <w:vertAlign w:val="subscript"/>
+              </w:rPr>
+              <w:t xml:space="preserve">2</w:t>
+            </w:r>
+            <w:r>
+              <w:rPr>
+                <w:b/>
+                <w:sz w:val="20"/>
+              </w:rPr>
+              <w:t xml:space="preserve"> </w:t>
+            </w:r>
+            <w:r>
+              <w:rPr>
+                <w:b/>
+                <w:sz w:val="20"/>
+              </w:rPr>
+              <w:t xml:space="preserve">[NOK/t]</w:t>
+            </w:r>
+          </w:p>
+        </w:tc>
+        <w:tc>
+          <w:tcPr>
+            <w:tcW w:type="dxa" w:w="1418"/>
+            <w:tcBorders>
+              <w:bottom w:val="single" w:sz="4" w:space="0" w:color="000000"/>
+            </w:tcBorders>
+          </w:tcPr>
+          <w:p>
+            <w:pPr>
+              <w:pStyle w:val="Compact"/>
+              <w:spacing w:line="240" w:lineRule="auto" w:after="20"/>
+              <w:jc w:val="left"/>
+            </w:pPr>
+            <w:r>
+              <w:rPr>
+                <w:b/>
+                <w:sz w:val="20"/>
+              </w:rPr>
+              <w:t xml:space="preserve">Break-even, fuel only [MNOK]</w:t>
+            </w:r>
+          </w:p>
+        </w:tc>
+        <w:tc>
+          <w:tcPr>
+            <w:tcW w:type="dxa" w:w="1418"/>
+            <w:tcBorders>
+              <w:bottom w:val="single" w:sz="4" w:space="0" w:color="000000"/>
+            </w:tcBorders>
+          </w:tcPr>
+          <w:p>
+            <w:pPr>
+              <w:pStyle w:val="Compact"/>
+              <w:spacing w:line="240" w:lineRule="auto" w:after="20"/>
+              <w:jc w:val="left"/>
+            </w:pPr>
+            <w:r>
+              <w:rPr>
+                <w:b/>
+                <w:sz w:val="20"/>
+              </w:rPr>
+              <w:t xml:space="preserve">Break-even, fuel + CO</w:t>
+            </w:r>
+            <w:r>
+              <w:rPr>
+                <w:b/>
+                <w:sz w:val="20"/>
+                <w:vertAlign w:val="subscript"/>
+              </w:rPr>
+              <w:t xml:space="preserve">2</w:t>
+            </w:r>
+            <w:r>
+              <w:rPr>
+                <w:b/>
+                <w:sz w:val="20"/>
+              </w:rPr>
+              <w:t xml:space="preserve"> </w:t>
+            </w:r>
+            <w:r>
+              <w:rPr>
+                <w:b/>
+                <w:sz w:val="20"/>
+              </w:rPr>
+              <w:t xml:space="preserve">[MNOK]</w:t>
             </w:r>
           </w:p>
         </w:tc>
@@ -18102,73 +17779,109 @@
       <w:tr>
         <w:tc>
           <w:tcPr>
-            <w:tcW w:type="dxa" w:w="3680"/>
-          </w:tcPr>
-          <w:p>
-            <w:pPr>
-              <w:pStyle w:val="Compact"/>
-              <w:spacing w:line="240" w:lineRule="auto" w:after="20"/>
-              <w:jc w:val="left"/>
-            </w:pPr>
-            <w:r>
-              <w:rPr>
-                <w:sz w:val="20"/>
-              </w:rPr>
-              <w:t xml:space="preserve">Wind capacity factor</w:t>
-            </w:r>
-          </w:p>
-        </w:tc>
-        <w:tc>
-          <w:tcPr>
-            <w:tcW w:type="dxa" w:w="1577"/>
-          </w:tcPr>
-          <w:p>
-            <w:pPr>
-              <w:pStyle w:val="Compact"/>
-              <w:spacing w:line="240" w:lineRule="auto" w:after="20"/>
-              <w:jc w:val="left"/>
-            </w:pPr>
-            <w:r>
-              <w:rPr>
-                <w:sz w:val="20"/>
-              </w:rPr>
-              <w:t xml:space="preserve">54.2 %</w:t>
-            </w:r>
-          </w:p>
-        </w:tc>
-        <w:tc>
-          <w:tcPr>
-            <w:tcW w:type="dxa" w:w="2524"/>
-          </w:tcPr>
-          <w:p>
-            <w:pPr>
-              <w:pStyle w:val="Compact"/>
-              <w:spacing w:line="240" w:lineRule="auto" w:after="20"/>
-              <w:jc w:val="left"/>
-            </w:pPr>
-            <w:r>
-              <w:rPr>
-                <w:sz w:val="20"/>
-              </w:rPr>
-              <w:t xml:space="preserve">50.3–59.8 %</w:t>
-            </w:r>
-          </w:p>
-        </w:tc>
-        <w:tc>
-          <w:tcPr>
-            <w:tcW w:type="dxa" w:w="1577"/>
-          </w:tcPr>
-          <w:p>
-            <w:pPr>
-              <w:pStyle w:val="Compact"/>
-              <w:spacing w:line="240" w:lineRule="auto" w:after="20"/>
-              <w:jc w:val="left"/>
-            </w:pPr>
-            <w:r>
-              <w:rPr>
-                <w:sz w:val="20"/>
-              </w:rPr>
-              <w:t xml:space="preserve">50.9 %</w:t>
+            <w:tcW w:type="dxa" w:w="3310"/>
+          </w:tcPr>
+          <w:p>
+            <w:pPr>
+              <w:pStyle w:val="Compact"/>
+              <w:spacing w:line="240" w:lineRule="auto" w:after="20"/>
+              <w:jc w:val="left"/>
+            </w:pPr>
+            <w:r>
+              <w:rPr>
+                <w:sz w:val="20"/>
+              </w:rPr>
+              <w:t xml:space="preserve">Flexibility (Case 3 vs 2)</w:t>
+            </w:r>
+          </w:p>
+        </w:tc>
+        <w:tc>
+          <w:tcPr>
+            <w:tcW w:type="dxa" w:w="1014"/>
+          </w:tcPr>
+          <w:p>
+            <w:pPr>
+              <w:pStyle w:val="Compact"/>
+              <w:spacing w:line="240" w:lineRule="auto" w:after="20"/>
+              <w:jc w:val="left"/>
+            </w:pPr>
+            <w:r>
+              <w:rPr>
+                <w:sz w:val="20"/>
+              </w:rPr>
+              <w:t xml:space="preserve">7.2</w:t>
+            </w:r>
+          </w:p>
+        </w:tc>
+        <w:tc>
+          <w:tcPr>
+            <w:tcW w:type="dxa" w:w="1182"/>
+          </w:tcPr>
+          <w:p>
+            <w:pPr>
+              <w:pStyle w:val="Compact"/>
+              <w:spacing w:line="240" w:lineRule="auto" w:after="20"/>
+              <w:jc w:val="left"/>
+            </w:pPr>
+            <w:r>
+              <w:rPr>
+                <w:sz w:val="20"/>
+              </w:rPr>
+              <w:t xml:space="preserve">12.9</w:t>
+            </w:r>
+          </w:p>
+        </w:tc>
+        <w:tc>
+          <w:tcPr>
+            <w:tcW w:type="dxa" w:w="1014"/>
+          </w:tcPr>
+          <w:p>
+            <w:pPr>
+              <w:pStyle w:val="Compact"/>
+              <w:spacing w:line="240" w:lineRule="auto" w:after="20"/>
+              <w:jc w:val="left"/>
+            </w:pPr>
+            <w:r>
+              <w:rPr>
+                <w:sz w:val="20"/>
+              </w:rPr>
+              <w:t xml:space="preserve">1,799</w:t>
+            </w:r>
+          </w:p>
+        </w:tc>
+        <w:tc>
+          <w:tcPr>
+            <w:tcW w:type="dxa" w:w="1418"/>
+          </w:tcPr>
+          <w:p>
+            <w:pPr>
+              <w:pStyle w:val="Compact"/>
+              <w:spacing w:line="240" w:lineRule="auto" w:after="20"/>
+              <w:jc w:val="left"/>
+            </w:pPr>
+            <w:r>
+              <w:rPr>
+                <w:sz w:val="20"/>
+              </w:rPr>
+              <w:t xml:space="preserve">137</w:t>
+            </w:r>
+          </w:p>
+        </w:tc>
+        <w:tc>
+          <w:tcPr>
+            <w:tcW w:type="dxa" w:w="1418"/>
+          </w:tcPr>
+          <w:p>
+            <w:pPr>
+              <w:pStyle w:val="Compact"/>
+              <w:spacing w:line="240" w:lineRule="auto" w:after="20"/>
+              <w:jc w:val="left"/>
+            </w:pPr>
+            <w:r>
+              <w:rPr>
+                <w:sz w:val="20"/>
+              </w:rPr>
+              <w:t xml:space="preserve">288</w:t>
             </w:r>
           </w:p>
         </w:tc>
@@ -18176,92 +17889,109 @@
       <w:tr>
         <w:tc>
           <w:tcPr>
-            <w:tcW w:type="dxa" w:w="3680"/>
-          </w:tcPr>
-          <w:p>
-            <w:pPr>
-              <w:pStyle w:val="Compact"/>
-              <w:spacing w:line="240" w:lineRule="auto" w:after="20"/>
-              <w:jc w:val="left"/>
-            </w:pPr>
-            <w:r>
-              <w:rPr>
-                <w:sz w:val="20"/>
-              </w:rPr>
-              <w:t xml:space="preserve">CO</w:t>
-            </w:r>
-            <w:r>
-              <w:rPr>
-                <w:sz w:val="20"/>
-                <w:vertAlign w:val="subscript"/>
-              </w:rPr>
-              <w:t xml:space="preserve">2</w:t>
-            </w:r>
-            <w:r>
-              <w:rPr>
-                <w:sz w:val="20"/>
-              </w:rPr>
-              <w:t xml:space="preserve"> </w:t>
-            </w:r>
-            <w:r>
-              <w:rPr>
-                <w:sz w:val="20"/>
-              </w:rPr>
-              <w:t xml:space="preserve">reduction, Case 2 vs 1</w:t>
-            </w:r>
-          </w:p>
-        </w:tc>
-        <w:tc>
-          <w:tcPr>
-            <w:tcW w:type="dxa" w:w="1577"/>
-          </w:tcPr>
-          <w:p>
-            <w:pPr>
-              <w:pStyle w:val="Compact"/>
-              <w:spacing w:line="240" w:lineRule="auto" w:after="20"/>
-              <w:jc w:val="left"/>
-            </w:pPr>
-            <w:r>
-              <w:rPr>
-                <w:sz w:val="20"/>
-              </w:rPr>
-              <w:t xml:space="preserve">51.8 %</w:t>
-            </w:r>
-          </w:p>
-        </w:tc>
-        <w:tc>
-          <w:tcPr>
-            <w:tcW w:type="dxa" w:w="2524"/>
-          </w:tcPr>
-          <w:p>
-            <w:pPr>
-              <w:pStyle w:val="Compact"/>
-              <w:spacing w:line="240" w:lineRule="auto" w:after="20"/>
-              <w:jc w:val="left"/>
-            </w:pPr>
-            <w:r>
-              <w:rPr>
-                <w:sz w:val="20"/>
-              </w:rPr>
-              <w:t xml:space="preserve">48.5–55.6 %</w:t>
-            </w:r>
-          </w:p>
-        </w:tc>
-        <w:tc>
-          <w:tcPr>
-            <w:tcW w:type="dxa" w:w="1577"/>
-          </w:tcPr>
-          <w:p>
-            <w:pPr>
-              <w:pStyle w:val="Compact"/>
-              <w:spacing w:line="240" w:lineRule="auto" w:after="20"/>
-              <w:jc w:val="left"/>
-            </w:pPr>
-            <w:r>
-              <w:rPr>
-                <w:sz w:val="20"/>
-              </w:rPr>
-              <w:t xml:space="preserve">49.4 %</w:t>
+            <w:tcW w:type="dxa" w:w="3310"/>
+          </w:tcPr>
+          <w:p>
+            <w:pPr>
+              <w:pStyle w:val="Compact"/>
+              <w:spacing w:line="240" w:lineRule="auto" w:after="20"/>
+              <w:jc w:val="left"/>
+            </w:pPr>
+            <w:r>
+              <w:rPr>
+                <w:sz w:val="20"/>
+              </w:rPr>
+              <w:t xml:space="preserve">Battery 4 MW / 4 MWh (Case 4 vs 3)</w:t>
+            </w:r>
+          </w:p>
+        </w:tc>
+        <w:tc>
+          <w:tcPr>
+            <w:tcW w:type="dxa" w:w="1014"/>
+          </w:tcPr>
+          <w:p>
+            <w:pPr>
+              <w:pStyle w:val="Compact"/>
+              <w:spacing w:line="240" w:lineRule="auto" w:after="20"/>
+              <w:jc w:val="left"/>
+            </w:pPr>
+            <w:r>
+              <w:rPr>
+                <w:sz w:val="20"/>
+              </w:rPr>
+              <w:t xml:space="preserve">0.3</w:t>
+            </w:r>
+          </w:p>
+        </w:tc>
+        <w:tc>
+          <w:tcPr>
+            <w:tcW w:type="dxa" w:w="1182"/>
+          </w:tcPr>
+          <w:p>
+            <w:pPr>
+              <w:pStyle w:val="Compact"/>
+              <w:spacing w:line="240" w:lineRule="auto" w:after="20"/>
+              <w:jc w:val="left"/>
+            </w:pPr>
+            <w:r>
+              <w:rPr>
+                <w:sz w:val="20"/>
+              </w:rPr>
+              <w:t xml:space="preserve">0.5</w:t>
+            </w:r>
+          </w:p>
+        </w:tc>
+        <w:tc>
+          <w:tcPr>
+            <w:tcW w:type="dxa" w:w="1014"/>
+          </w:tcPr>
+          <w:p>
+            <w:pPr>
+              <w:pStyle w:val="Compact"/>
+              <w:spacing w:line="240" w:lineRule="auto" w:after="20"/>
+              <w:jc w:val="left"/>
+            </w:pPr>
+            <w:r>
+              <w:rPr>
+                <w:sz w:val="20"/>
+              </w:rPr>
+              <w:t xml:space="preserve">1,562</w:t>
+            </w:r>
+          </w:p>
+        </w:tc>
+        <w:tc>
+          <w:tcPr>
+            <w:tcW w:type="dxa" w:w="1418"/>
+          </w:tcPr>
+          <w:p>
+            <w:pPr>
+              <w:pStyle w:val="Compact"/>
+              <w:spacing w:line="240" w:lineRule="auto" w:after="20"/>
+              <w:jc w:val="left"/>
+            </w:pPr>
+            <w:r>
+              <w:rPr>
+                <w:sz w:val="20"/>
+              </w:rPr>
+              <w:t xml:space="preserve">5</w:t>
+            </w:r>
+          </w:p>
+        </w:tc>
+        <w:tc>
+          <w:tcPr>
+            <w:tcW w:type="dxa" w:w="1418"/>
+          </w:tcPr>
+          <w:p>
+            <w:pPr>
+              <w:pStyle w:val="Compact"/>
+              <w:spacing w:line="240" w:lineRule="auto" w:after="20"/>
+              <w:jc w:val="left"/>
+            </w:pPr>
+            <w:r>
+              <w:rPr>
+                <w:sz w:val="20"/>
+              </w:rPr>
+              <w:t xml:space="preserve">13</w:t>
             </w:r>
           </w:p>
         </w:tc>
@@ -18269,376 +17999,109 @@
       <w:tr>
         <w:tc>
           <w:tcPr>
-            <w:tcW w:type="dxa" w:w="3680"/>
-          </w:tcPr>
-          <w:p>
-            <w:pPr>
-              <w:pStyle w:val="Compact"/>
-              <w:spacing w:line="240" w:lineRule="auto" w:after="20"/>
-              <w:jc w:val="left"/>
-            </w:pPr>
-            <w:r>
-              <w:rPr>
-                <w:sz w:val="20"/>
-              </w:rPr>
-              <w:t xml:space="preserve">CO</w:t>
-            </w:r>
-            <w:r>
-              <w:rPr>
-                <w:sz w:val="20"/>
-                <w:vertAlign w:val="subscript"/>
-              </w:rPr>
-              <w:t xml:space="preserve">2</w:t>
-            </w:r>
-            <w:r>
-              <w:rPr>
-                <w:sz w:val="20"/>
-              </w:rPr>
-              <w:t xml:space="preserve"> </w:t>
-            </w:r>
-            <w:r>
-              <w:rPr>
-                <w:sz w:val="20"/>
-              </w:rPr>
-              <w:t xml:space="preserve">reduction, Case 3 vs 1</w:t>
-            </w:r>
-          </w:p>
-        </w:tc>
-        <w:tc>
-          <w:tcPr>
-            <w:tcW w:type="dxa" w:w="1577"/>
-          </w:tcPr>
-          <w:p>
-            <w:pPr>
-              <w:pStyle w:val="Compact"/>
-              <w:spacing w:line="240" w:lineRule="auto" w:after="20"/>
-              <w:jc w:val="left"/>
-            </w:pPr>
-            <w:r>
-              <w:rPr>
-                <w:sz w:val="20"/>
-              </w:rPr>
-              <w:t xml:space="preserve">57.1 %</w:t>
-            </w:r>
-          </w:p>
-        </w:tc>
-        <w:tc>
-          <w:tcPr>
-            <w:tcW w:type="dxa" w:w="2524"/>
-          </w:tcPr>
-          <w:p>
-            <w:pPr>
-              <w:pStyle w:val="Compact"/>
-              <w:spacing w:line="240" w:lineRule="auto" w:after="20"/>
-              <w:jc w:val="left"/>
-            </w:pPr>
-            <w:r>
-              <w:rPr>
-                <w:sz w:val="20"/>
-              </w:rPr>
-              <w:t xml:space="preserve">54.5–60.3 %</w:t>
-            </w:r>
-          </w:p>
-        </w:tc>
-        <w:tc>
-          <w:tcPr>
-            <w:tcW w:type="dxa" w:w="1577"/>
-          </w:tcPr>
-          <w:p>
-            <w:pPr>
-              <w:pStyle w:val="Compact"/>
-              <w:spacing w:line="240" w:lineRule="auto" w:after="20"/>
-              <w:jc w:val="left"/>
-            </w:pPr>
-            <w:r>
-              <w:rPr>
-                <w:sz w:val="20"/>
-              </w:rPr>
-              <w:t xml:space="preserve">55.0 %</w:t>
-            </w:r>
-          </w:p>
-        </w:tc>
-      </w:tr>
-      <w:tr>
-        <w:tc>
-          <w:tcPr>
-            <w:tcW w:type="dxa" w:w="3680"/>
-          </w:tcPr>
-          <w:p>
-            <w:pPr>
-              <w:pStyle w:val="Compact"/>
-              <w:spacing w:line="240" w:lineRule="auto" w:after="20"/>
-              <w:jc w:val="left"/>
-            </w:pPr>
-            <w:r>
-              <w:rPr>
-                <w:sz w:val="20"/>
-              </w:rPr>
-              <w:t xml:space="preserve">Flexibility benefit, Case 2 − 3</w:t>
-            </w:r>
-          </w:p>
-        </w:tc>
-        <w:tc>
-          <w:tcPr>
-            <w:tcW w:type="dxa" w:w="1577"/>
-          </w:tcPr>
-          <w:p>
-            <w:pPr>
-              <w:pStyle w:val="Compact"/>
-              <w:spacing w:line="240" w:lineRule="auto" w:after="20"/>
-              <w:jc w:val="left"/>
-            </w:pPr>
-            <w:r>
-              <w:rPr>
-                <w:sz w:val="20"/>
-              </w:rPr>
-              <w:t xml:space="preserve">6.8 kt (11.0 %)</w:t>
-            </w:r>
-          </w:p>
-        </w:tc>
-        <w:tc>
-          <w:tcPr>
-            <w:tcW w:type="dxa" w:w="2524"/>
-          </w:tcPr>
-          <w:p>
-            <w:pPr>
-              <w:pStyle w:val="Compact"/>
-              <w:spacing w:line="240" w:lineRule="auto" w:after="20"/>
-              <w:jc w:val="left"/>
-            </w:pPr>
-            <w:r>
-              <w:rPr>
-                <w:sz w:val="20"/>
-              </w:rPr>
-              <w:t xml:space="preserve">5.9–7.7 kt (10.5–11.7 %)</w:t>
-            </w:r>
-          </w:p>
-        </w:tc>
-        <w:tc>
-          <w:tcPr>
-            <w:tcW w:type="dxa" w:w="1577"/>
-          </w:tcPr>
-          <w:p>
-            <w:pPr>
-              <w:pStyle w:val="Compact"/>
-              <w:spacing w:line="240" w:lineRule="auto" w:after="20"/>
-              <w:jc w:val="left"/>
-            </w:pPr>
-            <w:r>
-              <w:rPr>
-                <w:sz w:val="20"/>
-              </w:rPr>
-              <w:t xml:space="preserve">7.2 kt (11.1 %)</w:t>
-            </w:r>
-          </w:p>
-        </w:tc>
-      </w:tr>
-      <w:tr>
-        <w:tc>
-          <w:tcPr>
-            <w:tcW w:type="dxa" w:w="3680"/>
-          </w:tcPr>
-          <w:p>
-            <w:pPr>
-              <w:pStyle w:val="Compact"/>
-              <w:spacing w:line="240" w:lineRule="auto" w:after="20"/>
-              <w:jc w:val="left"/>
-            </w:pPr>
-            <w:r>
-              <w:rPr>
-                <w:sz w:val="20"/>
-              </w:rPr>
-              <w:t xml:space="preserve">Hours with two GTs, Case 2 / Case 3</w:t>
-            </w:r>
-          </w:p>
-        </w:tc>
-        <w:tc>
-          <w:tcPr>
-            <w:tcW w:type="dxa" w:w="1577"/>
-          </w:tcPr>
-          <w:p>
-            <w:pPr>
-              <w:pStyle w:val="Compact"/>
-              <w:spacing w:line="240" w:lineRule="auto" w:after="20"/>
-              <w:jc w:val="left"/>
-            </w:pPr>
-          </w:p>
-        </w:tc>
-        <w:tc>
-          <w:tcPr>
-            <w:tcW w:type="dxa" w:w="2524"/>
-          </w:tcPr>
-          <w:p>
-            <w:pPr>
-              <w:pStyle w:val="Compact"/>
-              <w:spacing w:line="240" w:lineRule="auto" w:after="20"/>
-              <w:jc w:val="left"/>
-            </w:pPr>
-            <w:r>
-              <w:rPr>
-                <w:sz w:val="20"/>
-              </w:rPr>
-              <w:t xml:space="preserve">1,082–1,889 / 4–66</w:t>
-            </w:r>
-          </w:p>
-        </w:tc>
-        <w:tc>
-          <w:tcPr>
-            <w:tcW w:type="dxa" w:w="1577"/>
-          </w:tcPr>
-          <w:p>
-            <w:pPr>
-              <w:pStyle w:val="Compact"/>
-              <w:spacing w:line="240" w:lineRule="auto" w:after="20"/>
-              <w:jc w:val="left"/>
-            </w:pPr>
-            <w:r>
-              <w:rPr>
-                <w:sz w:val="20"/>
-              </w:rPr>
-              <w:t xml:space="preserve">1,702 / 28</w:t>
-            </w:r>
-          </w:p>
-        </w:tc>
-      </w:tr>
-      <w:tr>
-        <w:tc>
-          <w:tcPr>
-            <w:tcW w:type="dxa" w:w="3680"/>
-          </w:tcPr>
-          <w:p>
-            <w:pPr>
-              <w:pStyle w:val="Compact"/>
-              <w:spacing w:line="240" w:lineRule="auto" w:after="20"/>
-              <w:jc w:val="left"/>
-            </w:pPr>
-            <w:r>
-              <w:rPr>
-                <w:sz w:val="20"/>
-              </w:rPr>
-              <w:t xml:space="preserve">Battery benefit, Case 3 − 4</w:t>
-            </w:r>
-          </w:p>
-        </w:tc>
-        <w:tc>
-          <w:tcPr>
-            <w:tcW w:type="dxa" w:w="1577"/>
-          </w:tcPr>
-          <w:p>
-            <w:pPr>
-              <w:pStyle w:val="Compact"/>
-              <w:spacing w:line="240" w:lineRule="auto" w:after="20"/>
-              <w:jc w:val="left"/>
-            </w:pPr>
-            <w:r>
-              <w:rPr>
-                <w:sz w:val="20"/>
-              </w:rPr>
-              <w:t xml:space="preserve">0.35 kt</w:t>
-            </w:r>
-          </w:p>
-        </w:tc>
-        <w:tc>
-          <w:tcPr>
-            <w:tcW w:type="dxa" w:w="2524"/>
-          </w:tcPr>
-          <w:p>
-            <w:pPr>
-              <w:pStyle w:val="Compact"/>
-              <w:spacing w:line="240" w:lineRule="auto" w:after="20"/>
-              <w:jc w:val="left"/>
-            </w:pPr>
-            <w:r>
-              <w:rPr>
-                <w:sz w:val="20"/>
-              </w:rPr>
-              <w:t xml:space="preserve">0.25–0.42 kt</w:t>
-            </w:r>
-          </w:p>
-        </w:tc>
-        <w:tc>
-          <w:tcPr>
-            <w:tcW w:type="dxa" w:w="1577"/>
-          </w:tcPr>
-          <w:p>
-            <w:pPr>
-              <w:pStyle w:val="Compact"/>
-              <w:spacing w:line="240" w:lineRule="auto" w:after="20"/>
-              <w:jc w:val="left"/>
-            </w:pPr>
-            <w:r>
-              <w:rPr>
-                <w:sz w:val="20"/>
-              </w:rPr>
-              <w:t xml:space="preserve">0.32 kt</w:t>
-            </w:r>
-          </w:p>
-        </w:tc>
-      </w:tr>
-      <w:tr>
-        <w:tc>
-          <w:tcPr>
-            <w:tcW w:type="dxa" w:w="3680"/>
-          </w:tcPr>
-          <w:p>
-            <w:pPr>
-              <w:pStyle w:val="Compact"/>
-              <w:spacing w:line="240" w:lineRule="auto" w:after="20"/>
-              <w:jc w:val="left"/>
-            </w:pPr>
-            <w:r>
-              <w:rPr>
-                <w:sz w:val="20"/>
-              </w:rPr>
-              <w:t xml:space="preserve">Maximum injection deficit</w:t>
-            </w:r>
-          </w:p>
-        </w:tc>
-        <w:tc>
-          <w:tcPr>
-            <w:tcW w:type="dxa" w:w="1577"/>
-          </w:tcPr>
-          <w:p>
-            <w:pPr>
-              <w:pStyle w:val="Compact"/>
-              <w:spacing w:line="240" w:lineRule="auto" w:after="20"/>
-              <w:jc w:val="left"/>
-            </w:pPr>
-          </w:p>
-        </w:tc>
-        <w:tc>
-          <w:tcPr>
-            <w:tcW w:type="dxa" w:w="2524"/>
-          </w:tcPr>
-          <w:p>
-            <w:pPr>
-              <w:pStyle w:val="Compact"/>
-              <w:spacing w:line="240" w:lineRule="auto" w:after="20"/>
-              <w:jc w:val="left"/>
-            </w:pPr>
-            <w:r>
-              <w:rPr>
-                <w:sz w:val="20"/>
-              </w:rPr>
-              <w:t xml:space="preserve">25.8–59.3 h</w:t>
-            </w:r>
-          </w:p>
-        </w:tc>
-        <w:tc>
-          <w:tcPr>
-            <w:tcW w:type="dxa" w:w="1577"/>
-          </w:tcPr>
-          <w:p>
-            <w:pPr>
-              <w:pStyle w:val="Compact"/>
-              <w:spacing w:line="240" w:lineRule="auto" w:after="20"/>
-              <w:jc w:val="left"/>
-            </w:pPr>
-            <w:r>
-              <w:rPr>
-                <w:sz w:val="20"/>
-              </w:rPr>
-              <w:t xml:space="preserve">27.5 h</w:t>
+            <w:tcW w:type="dxa" w:w="3310"/>
+          </w:tcPr>
+          <w:p>
+            <w:pPr>
+              <w:pStyle w:val="Compact"/>
+              <w:spacing w:line="240" w:lineRule="auto" w:after="20"/>
+              <w:jc w:val="left"/>
+            </w:pPr>
+            <w:r>
+              <w:rPr>
+                <w:sz w:val="20"/>
+              </w:rPr>
+              <w:t xml:space="preserve">Small GT replacing one main GT (flexible demand)</w:t>
+            </w:r>
+          </w:p>
+        </w:tc>
+        <w:tc>
+          <w:tcPr>
+            <w:tcW w:type="dxa" w:w="1014"/>
+          </w:tcPr>
+          <w:p>
+            <w:pPr>
+              <w:pStyle w:val="Compact"/>
+              <w:spacing w:line="240" w:lineRule="auto" w:after="20"/>
+              <w:jc w:val="left"/>
+            </w:pPr>
+            <w:r>
+              <w:rPr>
+                <w:sz w:val="20"/>
+              </w:rPr>
+              <w:t xml:space="preserve">9.7</w:t>
+            </w:r>
+          </w:p>
+        </w:tc>
+        <w:tc>
+          <w:tcPr>
+            <w:tcW w:type="dxa" w:w="1182"/>
+          </w:tcPr>
+          <w:p>
+            <w:pPr>
+              <w:pStyle w:val="Compact"/>
+              <w:spacing w:line="240" w:lineRule="auto" w:after="20"/>
+              <w:jc w:val="left"/>
+            </w:pPr>
+            <w:r>
+              <w:rPr>
+                <w:sz w:val="20"/>
+              </w:rPr>
+              <w:t xml:space="preserve">17.4</w:t>
+            </w:r>
+          </w:p>
+        </w:tc>
+        <w:tc>
+          <w:tcPr>
+            <w:tcW w:type="dxa" w:w="1014"/>
+          </w:tcPr>
+          <w:p>
+            <w:pPr>
+              <w:pStyle w:val="Compact"/>
+              <w:spacing w:line="240" w:lineRule="auto" w:after="20"/>
+              <w:jc w:val="left"/>
+            </w:pPr>
+            <w:r>
+              <w:rPr>
+                <w:sz w:val="20"/>
+              </w:rPr>
+              <w:t xml:space="preserve">1,786</w:t>
+            </w:r>
+          </w:p>
+        </w:tc>
+        <w:tc>
+          <w:tcPr>
+            <w:tcW w:type="dxa" w:w="1418"/>
+          </w:tcPr>
+          <w:p>
+            <w:pPr>
+              <w:pStyle w:val="Compact"/>
+              <w:spacing w:line="240" w:lineRule="auto" w:after="20"/>
+              <w:jc w:val="left"/>
+            </w:pPr>
+            <w:r>
+              <w:rPr>
+                <w:sz w:val="20"/>
+              </w:rPr>
+              <w:t xml:space="preserve">184</w:t>
+            </w:r>
+          </w:p>
+        </w:tc>
+        <w:tc>
+          <w:tcPr>
+            <w:tcW w:type="dxa" w:w="1418"/>
+          </w:tcPr>
+          <w:p>
+            <w:pPr>
+              <w:pStyle w:val="Compact"/>
+              <w:spacing w:line="240" w:lineRule="auto" w:after="20"/>
+              <w:jc w:val="left"/>
+            </w:pPr>
+            <w:r>
+              <w:rPr>
+                <w:sz w:val="20"/>
+              </w:rPr>
+              <w:t xml:space="preserve">391</w:t>
             </w:r>
           </w:p>
         </w:tc>
@@ -18650,7 +18113,862 @@
         <w:spacing w:before="200"/>
       </w:pPr>
       <w:r>
-        <w:t xml:space="preserve">The results for the ten weather years are summarized in Table 8 and Figure 10.</w:t>
+        <w:t xml:space="preserve">The economic indicators are given in Tables 7 and 8. With an investment of 2.5</w:t>
+      </w:r>
+      <w:r>
+        <w:t xml:space="preserve"> </w:t>
+      </w:r>
+      <w:r>
+        <w:t xml:space="preserve">billion NOK for 30 MW, the wind farm with fixed demand avoids CO</w:t>
+      </w:r>
+      <w:r>
+        <w:rPr>
+          <w:vertAlign w:val="subscript"/>
+        </w:rPr>
+        <w:t xml:space="preserve">2</w:t>
+      </w:r>
+      <w:r>
+        <w:t xml:space="preserve"> </w:t>
+      </w:r>
+      <w:r>
+        <w:t xml:space="preserve">at</w:t>
+      </w:r>
+      <w:r>
+        <w:t xml:space="preserve"> </w:t>
+      </w:r>
+      <w:r>
+        <w:t xml:space="preserve">2,180–2,519 NOK/t at a 7 % discount rate and at 1,347–1,686 NOK/t at 4 %.</w:t>
+      </w:r>
+      <w:r>
+        <w:t xml:space="preserve"> </w:t>
+      </w:r>
+      <w:r>
+        <w:t xml:space="preserve">These values are of the same order as the abatement cost of the</w:t>
+      </w:r>
+      <w:r>
+        <w:t xml:space="preserve"> </w:t>
+      </w:r>
+      <w:r>
+        <w:t xml:space="preserve">power-from-shore projects most recently approved on the Norwegian shelf, just</w:t>
+      </w:r>
+      <w:r>
+        <w:t xml:space="preserve"> </w:t>
+      </w:r>
+      <w:r>
+        <w:t xml:space="preserve">under 2,000 NOK/t (Norwegian Offshore Directorate 2025), and close to the CO</w:t>
+      </w:r>
+      <w:r>
+        <w:rPr>
+          <w:vertAlign w:val="subscript"/>
+        </w:rPr>
+        <w:t xml:space="preserve">2</w:t>
+      </w:r>
+      <w:r>
+        <w:t xml:space="preserve"> </w:t>
+      </w:r>
+      <w:r>
+        <w:t xml:space="preserve">price of 2,000 NOK/t</w:t>
+      </w:r>
+      <w:r>
+        <w:t xml:space="preserve"> </w:t>
+      </w:r>
+      <w:r>
+        <w:t xml:space="preserve">targeted for 2030 (Norwegian Ministry of Climate and Environment 2021). Scheduling the flexible loads lowers the</w:t>
+      </w:r>
+      <w:r>
+        <w:t xml:space="preserve"> </w:t>
+      </w:r>
+      <w:r>
+        <w:t xml:space="preserve">abatement cost of the same wind farm by about 400 NOK/t, to 1,774–2,078 NOK/t</w:t>
+      </w:r>
+      <w:r>
+        <w:t xml:space="preserve"> </w:t>
+      </w:r>
+      <w:r>
+        <w:t xml:space="preserve">at 7 %, since 11 % more CO</w:t>
+      </w:r>
+      <w:r>
+        <w:rPr>
+          <w:vertAlign w:val="subscript"/>
+        </w:rPr>
+        <w:t xml:space="preserve">2</w:t>
+      </w:r>
+      <w:r>
+        <w:t xml:space="preserve"> </w:t>
+      </w:r>
+      <w:r>
+        <w:t xml:space="preserve">is avoided and 11 % more fuel is saved for the</w:t>
+      </w:r>
+      <w:r>
+        <w:t xml:space="preserve"> </w:t>
+      </w:r>
+      <w:r>
+        <w:t xml:space="preserve">same investment.</w:t>
+      </w:r>
+    </w:p>
+    <w:p>
+      <w:pPr>
+        <w:pStyle w:val="BodyText"/>
+      </w:pPr>
+      <w:r>
+        <w:t xml:space="preserve">Flexibility on its own gives a net saving before any implementation cost, as</w:t>
+      </w:r>
+      <w:r>
+        <w:t xml:space="preserve"> </w:t>
+      </w:r>
+      <w:r>
+        <w:t xml:space="preserve">the fuel saved is worth about 1,800 NOK per tonne of CO</w:t>
+      </w:r>
+      <w:r>
+        <w:rPr>
+          <w:vertAlign w:val="subscript"/>
+        </w:rPr>
+        <w:t xml:space="preserve">2</w:t>
+      </w:r>
+      <w:r>
+        <w:t xml:space="preserve"> </w:t>
+      </w:r>
+      <w:r>
+        <w:t xml:space="preserve">avoided. An operator</w:t>
+      </w:r>
+      <w:r>
+        <w:t xml:space="preserve"> </w:t>
+      </w:r>
+      <w:r>
+        <w:t xml:space="preserve">could spend up to 137 MNOK on control systems and process modifications and</w:t>
+      </w:r>
+      <w:r>
+        <w:t xml:space="preserve"> </w:t>
+      </w:r>
+      <w:r>
+        <w:t xml:space="preserve">still break even on the fuel saved alone, or up to 288 MNOK when the avoided</w:t>
+      </w:r>
+      <w:r>
+        <w:t xml:space="preserve"> </w:t>
+      </w:r>
+      <w:r>
+        <w:t xml:space="preserve">CO</w:t>
+      </w:r>
+      <w:r>
+        <w:rPr>
+          <w:vertAlign w:val="subscript"/>
+        </w:rPr>
+        <w:t xml:space="preserve">2</w:t>
+      </w:r>
+      <w:r>
+        <w:t xml:space="preserve"> </w:t>
+      </w:r>
+      <w:r>
+        <w:t xml:space="preserve">cost is included. The 4 MW / 4 MWh battery breaks even only at an</w:t>
+      </w:r>
+      <w:r>
+        <w:t xml:space="preserve"> </w:t>
+      </w:r>
+      <w:r>
+        <w:t xml:space="preserve">investment below 5–13 MNOK, which is low for an offshore installation of that</w:t>
+      </w:r>
+      <w:r>
+        <w:t xml:space="preserve"> </w:t>
+      </w:r>
+      <w:r>
+        <w:t xml:space="preserve">size. A small GT replacing one main GT breaks even below 184–391 MNOK, before</w:t>
+      </w:r>
+      <w:r>
+        <w:t xml:space="preserve"> </w:t>
+      </w:r>
+      <w:r>
+        <w:t xml:space="preserve">its additional maintenance and its 262 starts per year are taken into account.</w:t>
+      </w:r>
+    </w:p>
+    <w:bookmarkEnd w:id="63"/>
+    <w:bookmarkStart w:id="67" w:name="weather-years"/>
+    <w:p>
+      <w:pPr>
+        <w:pStyle w:val="Heading2"/>
+      </w:pPr>
+      <w:r>
+        <w:t xml:space="preserve">3.8 Weather years</w:t>
+      </w:r>
+    </w:p>
+    <w:p>
+      <w:pPr>
+        <w:pStyle w:val="FirstParagraph"/>
+        <w:keepNext/>
+      </w:pPr>
+      <w:r>
+        <w:rPr>
+          <w:bCs/>
+          <w:b/>
+        </w:rPr>
+        <w:t xml:space="preserve">Table 9.</w:t>
+      </w:r>
+      <w:r>
+        <w:t xml:space="preserve"> </w:t>
+      </w:r>
+      <w:r>
+        <w:t xml:space="preserve">Results for ten weather years (ERA5, 2014–2023).</w:t>
+      </w:r>
+    </w:p>
+    <w:tbl>
+      <w:tblPr>
+        <w:tblStyle w:val="Table"/>
+        <w:tblW w:type="pct" w:w="5000"/>
+        <w:tblLook w:firstRow="1" w:lastRow="0" w:firstColumn="0" w:lastColumn="0" w:noHBand="0" w:noVBand="0" w:val="0020"/>
+        <w:jc w:val="start"/>
+        <w:tblBorders>
+          <w:top w:val="single" w:sz="4" w:space="0" w:color="000000"/>
+          <w:bottom w:val="single" w:sz="4" w:space="0" w:color="000000"/>
+          <w:left w:val="nil" w:sz="4" w:space="0" w:color="000000"/>
+          <w:right w:val="nil" w:sz="4" w:space="0" w:color="000000"/>
+          <w:insideH w:val="nil" w:sz="4" w:space="0" w:color="000000"/>
+          <w:insideV w:val="nil" w:sz="4" w:space="0" w:color="000000"/>
+        </w:tblBorders>
+      </w:tblPr>
+      <w:tblGrid>
+        <w:gridCol w:w="3196"/>
+        <w:gridCol w:w="1712"/>
+        <w:gridCol w:w="2739"/>
+        <w:gridCol w:w="1712"/>
+      </w:tblGrid>
+      <w:tr>
+        <w:trPr>
+          <w:tblHeader w:val="true"/>
+          <w:tblHeader/>
+        </w:trPr>
+        <w:tc>
+          <w:tcPr>
+            <w:tcW w:type="dxa" w:w="3196"/>
+            <w:tcBorders>
+              <w:bottom w:val="single" w:sz="4" w:space="0" w:color="000000"/>
+            </w:tcBorders>
+          </w:tcPr>
+          <w:p>
+            <w:pPr>
+              <w:pStyle w:val="Compact"/>
+              <w:spacing w:line="240" w:lineRule="auto" w:after="20"/>
+              <w:jc w:val="left"/>
+            </w:pPr>
+          </w:p>
+        </w:tc>
+        <w:tc>
+          <w:tcPr>
+            <w:tcW w:type="dxa" w:w="1712"/>
+            <w:tcBorders>
+              <w:bottom w:val="single" w:sz="4" w:space="0" w:color="000000"/>
+            </w:tcBorders>
+          </w:tcPr>
+          <w:p>
+            <w:pPr>
+              <w:pStyle w:val="Compact"/>
+              <w:spacing w:line="240" w:lineRule="auto" w:after="20"/>
+              <w:jc w:val="left"/>
+            </w:pPr>
+            <w:r>
+              <w:rPr>
+                <w:b/>
+                <w:sz w:val="20"/>
+              </w:rPr>
+              <w:t xml:space="preserve">Mean</w:t>
+            </w:r>
+          </w:p>
+        </w:tc>
+        <w:tc>
+          <w:tcPr>
+            <w:tcW w:type="dxa" w:w="2739"/>
+            <w:tcBorders>
+              <w:bottom w:val="single" w:sz="4" w:space="0" w:color="000000"/>
+            </w:tcBorders>
+          </w:tcPr>
+          <w:p>
+            <w:pPr>
+              <w:pStyle w:val="Compact"/>
+              <w:spacing w:line="240" w:lineRule="auto" w:after="20"/>
+              <w:jc w:val="left"/>
+            </w:pPr>
+            <w:r>
+              <w:rPr>
+                <w:b/>
+                <w:sz w:val="20"/>
+              </w:rPr>
+              <w:t xml:space="preserve">Range</w:t>
+            </w:r>
+          </w:p>
+        </w:tc>
+        <w:tc>
+          <w:tcPr>
+            <w:tcW w:type="dxa" w:w="1712"/>
+            <w:tcBorders>
+              <w:bottom w:val="single" w:sz="4" w:space="0" w:color="000000"/>
+            </w:tcBorders>
+          </w:tcPr>
+          <w:p>
+            <w:pPr>
+              <w:pStyle w:val="Compact"/>
+              <w:spacing w:line="240" w:lineRule="auto" w:after="20"/>
+              <w:jc w:val="left"/>
+            </w:pPr>
+            <w:r>
+              <w:rPr>
+                <w:b/>
+                <w:sz w:val="20"/>
+              </w:rPr>
+              <w:t xml:space="preserve">2023</w:t>
+            </w:r>
+          </w:p>
+        </w:tc>
+      </w:tr>
+      <w:tr>
+        <w:tc>
+          <w:tcPr>
+            <w:tcW w:type="dxa" w:w="3196"/>
+          </w:tcPr>
+          <w:p>
+            <w:pPr>
+              <w:pStyle w:val="Compact"/>
+              <w:spacing w:line="240" w:lineRule="auto" w:after="20"/>
+              <w:jc w:val="left"/>
+            </w:pPr>
+            <w:r>
+              <w:rPr>
+                <w:sz w:val="20"/>
+              </w:rPr>
+              <w:t xml:space="preserve">Wind capacity factor</w:t>
+            </w:r>
+          </w:p>
+        </w:tc>
+        <w:tc>
+          <w:tcPr>
+            <w:tcW w:type="dxa" w:w="1712"/>
+          </w:tcPr>
+          <w:p>
+            <w:pPr>
+              <w:pStyle w:val="Compact"/>
+              <w:spacing w:line="240" w:lineRule="auto" w:after="20"/>
+              <w:jc w:val="left"/>
+            </w:pPr>
+            <w:r>
+              <w:rPr>
+                <w:sz w:val="20"/>
+              </w:rPr>
+              <w:t xml:space="preserve">54.2 %</w:t>
+            </w:r>
+          </w:p>
+        </w:tc>
+        <w:tc>
+          <w:tcPr>
+            <w:tcW w:type="dxa" w:w="2739"/>
+          </w:tcPr>
+          <w:p>
+            <w:pPr>
+              <w:pStyle w:val="Compact"/>
+              <w:spacing w:line="240" w:lineRule="auto" w:after="20"/>
+              <w:jc w:val="left"/>
+            </w:pPr>
+            <w:r>
+              <w:rPr>
+                <w:sz w:val="20"/>
+              </w:rPr>
+              <w:t xml:space="preserve">50.3–59.8 %</w:t>
+            </w:r>
+          </w:p>
+        </w:tc>
+        <w:tc>
+          <w:tcPr>
+            <w:tcW w:type="dxa" w:w="1712"/>
+          </w:tcPr>
+          <w:p>
+            <w:pPr>
+              <w:pStyle w:val="Compact"/>
+              <w:spacing w:line="240" w:lineRule="auto" w:after="20"/>
+              <w:jc w:val="left"/>
+            </w:pPr>
+            <w:r>
+              <w:rPr>
+                <w:sz w:val="20"/>
+              </w:rPr>
+              <w:t xml:space="preserve">50.9 %</w:t>
+            </w:r>
+          </w:p>
+        </w:tc>
+      </w:tr>
+      <w:tr>
+        <w:tc>
+          <w:tcPr>
+            <w:tcW w:type="dxa" w:w="3196"/>
+          </w:tcPr>
+          <w:p>
+            <w:pPr>
+              <w:pStyle w:val="Compact"/>
+              <w:spacing w:line="240" w:lineRule="auto" w:after="20"/>
+              <w:jc w:val="left"/>
+            </w:pPr>
+            <w:r>
+              <w:rPr>
+                <w:sz w:val="20"/>
+              </w:rPr>
+              <w:t xml:space="preserve">CO</w:t>
+            </w:r>
+            <w:r>
+              <w:rPr>
+                <w:sz w:val="20"/>
+                <w:vertAlign w:val="subscript"/>
+              </w:rPr>
+              <w:t xml:space="preserve">2</w:t>
+            </w:r>
+            <w:r>
+              <w:rPr>
+                <w:sz w:val="20"/>
+              </w:rPr>
+              <w:t xml:space="preserve"> </w:t>
+            </w:r>
+            <w:r>
+              <w:rPr>
+                <w:sz w:val="20"/>
+              </w:rPr>
+              <w:t xml:space="preserve">reduction, Case 2 vs 1</w:t>
+            </w:r>
+          </w:p>
+        </w:tc>
+        <w:tc>
+          <w:tcPr>
+            <w:tcW w:type="dxa" w:w="1712"/>
+          </w:tcPr>
+          <w:p>
+            <w:pPr>
+              <w:pStyle w:val="Compact"/>
+              <w:spacing w:line="240" w:lineRule="auto" w:after="20"/>
+              <w:jc w:val="left"/>
+            </w:pPr>
+            <w:r>
+              <w:rPr>
+                <w:sz w:val="20"/>
+              </w:rPr>
+              <w:t xml:space="preserve">51.8 %</w:t>
+            </w:r>
+          </w:p>
+        </w:tc>
+        <w:tc>
+          <w:tcPr>
+            <w:tcW w:type="dxa" w:w="2739"/>
+          </w:tcPr>
+          <w:p>
+            <w:pPr>
+              <w:pStyle w:val="Compact"/>
+              <w:spacing w:line="240" w:lineRule="auto" w:after="20"/>
+              <w:jc w:val="left"/>
+            </w:pPr>
+            <w:r>
+              <w:rPr>
+                <w:sz w:val="20"/>
+              </w:rPr>
+              <w:t xml:space="preserve">48.5–55.6 %</w:t>
+            </w:r>
+          </w:p>
+        </w:tc>
+        <w:tc>
+          <w:tcPr>
+            <w:tcW w:type="dxa" w:w="1712"/>
+          </w:tcPr>
+          <w:p>
+            <w:pPr>
+              <w:pStyle w:val="Compact"/>
+              <w:spacing w:line="240" w:lineRule="auto" w:after="20"/>
+              <w:jc w:val="left"/>
+            </w:pPr>
+            <w:r>
+              <w:rPr>
+                <w:sz w:val="20"/>
+              </w:rPr>
+              <w:t xml:space="preserve">49.4 %</w:t>
+            </w:r>
+          </w:p>
+        </w:tc>
+      </w:tr>
+      <w:tr>
+        <w:tc>
+          <w:tcPr>
+            <w:tcW w:type="dxa" w:w="3196"/>
+          </w:tcPr>
+          <w:p>
+            <w:pPr>
+              <w:pStyle w:val="Compact"/>
+              <w:spacing w:line="240" w:lineRule="auto" w:after="20"/>
+              <w:jc w:val="left"/>
+            </w:pPr>
+            <w:r>
+              <w:rPr>
+                <w:sz w:val="20"/>
+              </w:rPr>
+              <w:t xml:space="preserve">CO</w:t>
+            </w:r>
+            <w:r>
+              <w:rPr>
+                <w:sz w:val="20"/>
+                <w:vertAlign w:val="subscript"/>
+              </w:rPr>
+              <w:t xml:space="preserve">2</w:t>
+            </w:r>
+            <w:r>
+              <w:rPr>
+                <w:sz w:val="20"/>
+              </w:rPr>
+              <w:t xml:space="preserve"> </w:t>
+            </w:r>
+            <w:r>
+              <w:rPr>
+                <w:sz w:val="20"/>
+              </w:rPr>
+              <w:t xml:space="preserve">reduction, Case 3 vs 1</w:t>
+            </w:r>
+          </w:p>
+        </w:tc>
+        <w:tc>
+          <w:tcPr>
+            <w:tcW w:type="dxa" w:w="1712"/>
+          </w:tcPr>
+          <w:p>
+            <w:pPr>
+              <w:pStyle w:val="Compact"/>
+              <w:spacing w:line="240" w:lineRule="auto" w:after="20"/>
+              <w:jc w:val="left"/>
+            </w:pPr>
+            <w:r>
+              <w:rPr>
+                <w:sz w:val="20"/>
+              </w:rPr>
+              <w:t xml:space="preserve">57.1 %</w:t>
+            </w:r>
+          </w:p>
+        </w:tc>
+        <w:tc>
+          <w:tcPr>
+            <w:tcW w:type="dxa" w:w="2739"/>
+          </w:tcPr>
+          <w:p>
+            <w:pPr>
+              <w:pStyle w:val="Compact"/>
+              <w:spacing w:line="240" w:lineRule="auto" w:after="20"/>
+              <w:jc w:val="left"/>
+            </w:pPr>
+            <w:r>
+              <w:rPr>
+                <w:sz w:val="20"/>
+              </w:rPr>
+              <w:t xml:space="preserve">54.5–60.3 %</w:t>
+            </w:r>
+          </w:p>
+        </w:tc>
+        <w:tc>
+          <w:tcPr>
+            <w:tcW w:type="dxa" w:w="1712"/>
+          </w:tcPr>
+          <w:p>
+            <w:pPr>
+              <w:pStyle w:val="Compact"/>
+              <w:spacing w:line="240" w:lineRule="auto" w:after="20"/>
+              <w:jc w:val="left"/>
+            </w:pPr>
+            <w:r>
+              <w:rPr>
+                <w:sz w:val="20"/>
+              </w:rPr>
+              <w:t xml:space="preserve">55.0 %</w:t>
+            </w:r>
+          </w:p>
+        </w:tc>
+      </w:tr>
+      <w:tr>
+        <w:tc>
+          <w:tcPr>
+            <w:tcW w:type="dxa" w:w="3196"/>
+          </w:tcPr>
+          <w:p>
+            <w:pPr>
+              <w:pStyle w:val="Compact"/>
+              <w:spacing w:line="240" w:lineRule="auto" w:after="20"/>
+              <w:jc w:val="left"/>
+            </w:pPr>
+            <w:r>
+              <w:rPr>
+                <w:sz w:val="20"/>
+              </w:rPr>
+              <w:t xml:space="preserve">Flexibility benefit, Case 2 − 3</w:t>
+            </w:r>
+          </w:p>
+        </w:tc>
+        <w:tc>
+          <w:tcPr>
+            <w:tcW w:type="dxa" w:w="1712"/>
+          </w:tcPr>
+          <w:p>
+            <w:pPr>
+              <w:pStyle w:val="Compact"/>
+              <w:spacing w:line="240" w:lineRule="auto" w:after="20"/>
+              <w:jc w:val="left"/>
+            </w:pPr>
+            <w:r>
+              <w:rPr>
+                <w:sz w:val="20"/>
+              </w:rPr>
+              <w:t xml:space="preserve">6.8 kt (11.0 %)</w:t>
+            </w:r>
+          </w:p>
+        </w:tc>
+        <w:tc>
+          <w:tcPr>
+            <w:tcW w:type="dxa" w:w="2739"/>
+          </w:tcPr>
+          <w:p>
+            <w:pPr>
+              <w:pStyle w:val="Compact"/>
+              <w:spacing w:line="240" w:lineRule="auto" w:after="20"/>
+              <w:jc w:val="left"/>
+            </w:pPr>
+            <w:r>
+              <w:rPr>
+                <w:sz w:val="20"/>
+              </w:rPr>
+              <w:t xml:space="preserve">5.9–7.7 kt (10.5–11.7 %)</w:t>
+            </w:r>
+          </w:p>
+        </w:tc>
+        <w:tc>
+          <w:tcPr>
+            <w:tcW w:type="dxa" w:w="1712"/>
+          </w:tcPr>
+          <w:p>
+            <w:pPr>
+              <w:pStyle w:val="Compact"/>
+              <w:spacing w:line="240" w:lineRule="auto" w:after="20"/>
+              <w:jc w:val="left"/>
+            </w:pPr>
+            <w:r>
+              <w:rPr>
+                <w:sz w:val="20"/>
+              </w:rPr>
+              <w:t xml:space="preserve">7.2 kt (11.1 %)</w:t>
+            </w:r>
+          </w:p>
+        </w:tc>
+      </w:tr>
+      <w:tr>
+        <w:tc>
+          <w:tcPr>
+            <w:tcW w:type="dxa" w:w="3196"/>
+          </w:tcPr>
+          <w:p>
+            <w:pPr>
+              <w:pStyle w:val="Compact"/>
+              <w:spacing w:line="240" w:lineRule="auto" w:after="20"/>
+              <w:jc w:val="left"/>
+            </w:pPr>
+            <w:r>
+              <w:rPr>
+                <w:sz w:val="20"/>
+              </w:rPr>
+              <w:t xml:space="preserve">Hours with two GTs, Case 2 / Case 3</w:t>
+            </w:r>
+          </w:p>
+        </w:tc>
+        <w:tc>
+          <w:tcPr>
+            <w:tcW w:type="dxa" w:w="1712"/>
+          </w:tcPr>
+          <w:p>
+            <w:pPr>
+              <w:pStyle w:val="Compact"/>
+              <w:spacing w:line="240" w:lineRule="auto" w:after="20"/>
+              <w:jc w:val="left"/>
+            </w:pPr>
+          </w:p>
+        </w:tc>
+        <w:tc>
+          <w:tcPr>
+            <w:tcW w:type="dxa" w:w="2739"/>
+          </w:tcPr>
+          <w:p>
+            <w:pPr>
+              <w:pStyle w:val="Compact"/>
+              <w:spacing w:line="240" w:lineRule="auto" w:after="20"/>
+              <w:jc w:val="left"/>
+            </w:pPr>
+            <w:r>
+              <w:rPr>
+                <w:sz w:val="20"/>
+              </w:rPr>
+              <w:t xml:space="preserve">1,082–1,889 / 4–66</w:t>
+            </w:r>
+          </w:p>
+        </w:tc>
+        <w:tc>
+          <w:tcPr>
+            <w:tcW w:type="dxa" w:w="1712"/>
+          </w:tcPr>
+          <w:p>
+            <w:pPr>
+              <w:pStyle w:val="Compact"/>
+              <w:spacing w:line="240" w:lineRule="auto" w:after="20"/>
+              <w:jc w:val="left"/>
+            </w:pPr>
+            <w:r>
+              <w:rPr>
+                <w:sz w:val="20"/>
+              </w:rPr>
+              <w:t xml:space="preserve">1,702 / 28</w:t>
+            </w:r>
+          </w:p>
+        </w:tc>
+      </w:tr>
+      <w:tr>
+        <w:tc>
+          <w:tcPr>
+            <w:tcW w:type="dxa" w:w="3196"/>
+          </w:tcPr>
+          <w:p>
+            <w:pPr>
+              <w:pStyle w:val="Compact"/>
+              <w:spacing w:line="240" w:lineRule="auto" w:after="20"/>
+              <w:jc w:val="left"/>
+            </w:pPr>
+            <w:r>
+              <w:rPr>
+                <w:sz w:val="20"/>
+              </w:rPr>
+              <w:t xml:space="preserve">Battery benefit, Case 3 − 4</w:t>
+            </w:r>
+          </w:p>
+        </w:tc>
+        <w:tc>
+          <w:tcPr>
+            <w:tcW w:type="dxa" w:w="1712"/>
+          </w:tcPr>
+          <w:p>
+            <w:pPr>
+              <w:pStyle w:val="Compact"/>
+              <w:spacing w:line="240" w:lineRule="auto" w:after="20"/>
+              <w:jc w:val="left"/>
+            </w:pPr>
+            <w:r>
+              <w:rPr>
+                <w:sz w:val="20"/>
+              </w:rPr>
+              <w:t xml:space="preserve">0.35 kt</w:t>
+            </w:r>
+          </w:p>
+        </w:tc>
+        <w:tc>
+          <w:tcPr>
+            <w:tcW w:type="dxa" w:w="2739"/>
+          </w:tcPr>
+          <w:p>
+            <w:pPr>
+              <w:pStyle w:val="Compact"/>
+              <w:spacing w:line="240" w:lineRule="auto" w:after="20"/>
+              <w:jc w:val="left"/>
+            </w:pPr>
+            <w:r>
+              <w:rPr>
+                <w:sz w:val="20"/>
+              </w:rPr>
+              <w:t xml:space="preserve">0.25–0.42 kt</w:t>
+            </w:r>
+          </w:p>
+        </w:tc>
+        <w:tc>
+          <w:tcPr>
+            <w:tcW w:type="dxa" w:w="1712"/>
+          </w:tcPr>
+          <w:p>
+            <w:pPr>
+              <w:pStyle w:val="Compact"/>
+              <w:spacing w:line="240" w:lineRule="auto" w:after="20"/>
+              <w:jc w:val="left"/>
+            </w:pPr>
+            <w:r>
+              <w:rPr>
+                <w:sz w:val="20"/>
+              </w:rPr>
+              <w:t xml:space="preserve">0.32 kt</w:t>
+            </w:r>
+          </w:p>
+        </w:tc>
+      </w:tr>
+      <w:tr>
+        <w:tc>
+          <w:tcPr>
+            <w:tcW w:type="dxa" w:w="3196"/>
+          </w:tcPr>
+          <w:p>
+            <w:pPr>
+              <w:pStyle w:val="Compact"/>
+              <w:spacing w:line="240" w:lineRule="auto" w:after="20"/>
+              <w:jc w:val="left"/>
+            </w:pPr>
+            <w:r>
+              <w:rPr>
+                <w:sz w:val="20"/>
+              </w:rPr>
+              <w:t xml:space="preserve">Maximum injection deficit</w:t>
+            </w:r>
+          </w:p>
+        </w:tc>
+        <w:tc>
+          <w:tcPr>
+            <w:tcW w:type="dxa" w:w="1712"/>
+          </w:tcPr>
+          <w:p>
+            <w:pPr>
+              <w:pStyle w:val="Compact"/>
+              <w:spacing w:line="240" w:lineRule="auto" w:after="20"/>
+              <w:jc w:val="left"/>
+            </w:pPr>
+          </w:p>
+        </w:tc>
+        <w:tc>
+          <w:tcPr>
+            <w:tcW w:type="dxa" w:w="2739"/>
+          </w:tcPr>
+          <w:p>
+            <w:pPr>
+              <w:pStyle w:val="Compact"/>
+              <w:spacing w:line="240" w:lineRule="auto" w:after="20"/>
+              <w:jc w:val="left"/>
+            </w:pPr>
+            <w:r>
+              <w:rPr>
+                <w:sz w:val="20"/>
+              </w:rPr>
+              <w:t xml:space="preserve">25.8–59.3 h</w:t>
+            </w:r>
+          </w:p>
+        </w:tc>
+        <w:tc>
+          <w:tcPr>
+            <w:tcW w:type="dxa" w:w="1712"/>
+          </w:tcPr>
+          <w:p>
+            <w:pPr>
+              <w:pStyle w:val="Compact"/>
+              <w:spacing w:line="240" w:lineRule="auto" w:after="20"/>
+              <w:jc w:val="left"/>
+            </w:pPr>
+            <w:r>
+              <w:rPr>
+                <w:sz w:val="20"/>
+              </w:rPr>
+              <w:t xml:space="preserve">27.5 h</w:t>
+            </w:r>
+          </w:p>
+        </w:tc>
+      </w:tr>
+    </w:tbl>
+    <w:p>
+      <w:pPr>
+        <w:pStyle w:val="BodyText"/>
+        <w:spacing w:before="200"/>
+      </w:pPr>
+      <w:r>
+        <w:t xml:space="preserve">The results for the ten weather years are summarized in Table 9 and Figure 10.</w:t>
       </w:r>
       <w:r>
         <w:t xml:space="preserve"> </w:t>
@@ -20073,9 +20391,9 @@
         </w:tblBorders>
       </w:tblPr>
       <w:tblGrid>
-        <w:gridCol w:w="1872"/>
-        <w:gridCol w:w="4680"/>
-        <w:gridCol w:w="2808"/>
+        <w:gridCol w:w="2202"/>
+        <w:gridCol w:w="3854"/>
+        <w:gridCol w:w="3303"/>
       </w:tblGrid>
       <w:tr>
         <w:trPr>
@@ -20084,7 +20402,7 @@
         </w:trPr>
         <w:tc>
           <w:tcPr>
-            <w:tcW w:type="dxa" w:w="1872"/>
+            <w:tcW w:type="dxa" w:w="2202"/>
             <w:tcBorders>
               <w:bottom w:val="single" w:sz="4" w:space="0" w:color="000000"/>
             </w:tcBorders>
@@ -20106,7 +20424,7 @@
         </w:tc>
         <w:tc>
           <w:tcPr>
-            <w:tcW w:type="dxa" w:w="4680"/>
+            <w:tcW w:type="dxa" w:w="3854"/>
             <w:tcBorders>
               <w:bottom w:val="single" w:sz="4" w:space="0" w:color="000000"/>
             </w:tcBorders>
@@ -20128,7 +20446,7 @@
         </w:tc>
         <w:tc>
           <w:tcPr>
-            <w:tcW w:type="dxa" w:w="2808"/>
+            <w:tcW w:type="dxa" w:w="3303"/>
             <w:tcBorders>
               <w:bottom w:val="single" w:sz="4" w:space="0" w:color="000000"/>
             </w:tcBorders>
@@ -20152,7 +20470,7 @@
       <w:tr>
         <w:tc>
           <w:tcPr>
-            <w:tcW w:type="dxa" w:w="1872"/>
+            <w:tcW w:type="dxa" w:w="2202"/>
           </w:tcPr>
           <w:p>
             <w:pPr>
@@ -20172,19 +20490,19 @@
         </w:tc>
         <w:tc>
           <w:tcPr>
-            <w:tcW w:type="dxa" w:w="4680"/>
-          </w:tcPr>
-          <w:p>
-            <w:pPr>
-              <w:pStyle w:val="Compact"/>
-              <w:spacing w:line="240" w:lineRule="auto" w:after="20"/>
-              <w:jc w:val="left"/>
-            </w:pPr>
-          </w:p>
-        </w:tc>
-        <w:tc>
-          <w:tcPr>
-            <w:tcW w:type="dxa" w:w="2808"/>
+            <w:tcW w:type="dxa" w:w="3854"/>
+          </w:tcPr>
+          <w:p>
+            <w:pPr>
+              <w:pStyle w:val="Compact"/>
+              <w:spacing w:line="240" w:lineRule="auto" w:after="20"/>
+              <w:jc w:val="left"/>
+            </w:pPr>
+          </w:p>
+        </w:tc>
+        <w:tc>
+          <w:tcPr>
+            <w:tcW w:type="dxa" w:w="3303"/>
           </w:tcPr>
           <w:p>
             <w:pPr>
@@ -20198,7 +20516,7 @@
       <w:tr>
         <w:tc>
           <w:tcPr>
-            <w:tcW w:type="dxa" w:w="1872"/>
+            <w:tcW w:type="dxa" w:w="2202"/>
           </w:tcPr>
           <w:p>
             <w:pPr>
@@ -20224,7 +20542,7 @@
         </w:tc>
         <w:tc>
           <w:tcPr>
-            <w:tcW w:type="dxa" w:w="4680"/>
+            <w:tcW w:type="dxa" w:w="3854"/>
           </w:tcPr>
           <w:p>
             <w:pPr>
@@ -20242,7 +20560,7 @@
         </w:tc>
         <w:tc>
           <w:tcPr>
-            <w:tcW w:type="dxa" w:w="2808"/>
+            <w:tcW w:type="dxa" w:w="3303"/>
           </w:tcPr>
           <w:p>
             <w:pPr>
@@ -20262,7 +20580,7 @@
       <w:tr>
         <w:tc>
           <w:tcPr>
-            <w:tcW w:type="dxa" w:w="1872"/>
+            <w:tcW w:type="dxa" w:w="2202"/>
           </w:tcPr>
           <w:p>
             <w:pPr>
@@ -20288,7 +20606,7 @@
         </w:tc>
         <w:tc>
           <w:tcPr>
-            <w:tcW w:type="dxa" w:w="4680"/>
+            <w:tcW w:type="dxa" w:w="3854"/>
           </w:tcPr>
           <w:p>
             <w:pPr>
@@ -20306,7 +20624,7 @@
         </w:tc>
         <w:tc>
           <w:tcPr>
-            <w:tcW w:type="dxa" w:w="2808"/>
+            <w:tcW w:type="dxa" w:w="3303"/>
           </w:tcPr>
           <w:p>
             <w:pPr>
@@ -20326,7 +20644,7 @@
       <w:tr>
         <w:tc>
           <w:tcPr>
-            <w:tcW w:type="dxa" w:w="1872"/>
+            <w:tcW w:type="dxa" w:w="2202"/>
           </w:tcPr>
           <w:p>
             <w:pPr>
@@ -20346,19 +20664,19 @@
         </w:tc>
         <w:tc>
           <w:tcPr>
-            <w:tcW w:type="dxa" w:w="4680"/>
-          </w:tcPr>
-          <w:p>
-            <w:pPr>
-              <w:pStyle w:val="Compact"/>
-              <w:spacing w:line="240" w:lineRule="auto" w:after="20"/>
-              <w:jc w:val="left"/>
-            </w:pPr>
-          </w:p>
-        </w:tc>
-        <w:tc>
-          <w:tcPr>
-            <w:tcW w:type="dxa" w:w="2808"/>
+            <w:tcW w:type="dxa" w:w="3854"/>
+          </w:tcPr>
+          <w:p>
+            <w:pPr>
+              <w:pStyle w:val="Compact"/>
+              <w:spacing w:line="240" w:lineRule="auto" w:after="20"/>
+              <w:jc w:val="left"/>
+            </w:pPr>
+          </w:p>
+        </w:tc>
+        <w:tc>
+          <w:tcPr>
+            <w:tcW w:type="dxa" w:w="3303"/>
           </w:tcPr>
           <w:p>
             <w:pPr>
@@ -20372,7 +20690,7 @@
       <w:tr>
         <w:tc>
           <w:tcPr>
-            <w:tcW w:type="dxa" w:w="1872"/>
+            <w:tcW w:type="dxa" w:w="2202"/>
           </w:tcPr>
           <w:p>
             <w:pPr>
@@ -20407,7 +20725,7 @@
         </w:tc>
         <w:tc>
           <w:tcPr>
-            <w:tcW w:type="dxa" w:w="4680"/>
+            <w:tcW w:type="dxa" w:w="3854"/>
           </w:tcPr>
           <w:p>
             <w:pPr>
@@ -20425,7 +20743,7 @@
         </w:tc>
         <w:tc>
           <w:tcPr>
-            <w:tcW w:type="dxa" w:w="2808"/>
+            <w:tcW w:type="dxa" w:w="3303"/>
           </w:tcPr>
           <w:p>
             <w:pPr>
@@ -20445,7 +20763,7 @@
       <w:tr>
         <w:tc>
           <w:tcPr>
-            <w:tcW w:type="dxa" w:w="1872"/>
+            <w:tcW w:type="dxa" w:w="2202"/>
           </w:tcPr>
           <w:p>
             <w:pPr>
@@ -20483,7 +20801,7 @@
         </w:tc>
         <w:tc>
           <w:tcPr>
-            <w:tcW w:type="dxa" w:w="4680"/>
+            <w:tcW w:type="dxa" w:w="3854"/>
           </w:tcPr>
           <w:p>
             <w:pPr>
@@ -20501,7 +20819,7 @@
         </w:tc>
         <w:tc>
           <w:tcPr>
-            <w:tcW w:type="dxa" w:w="2808"/>
+            <w:tcW w:type="dxa" w:w="3303"/>
           </w:tcPr>
           <w:p>
             <w:pPr>
@@ -20521,7 +20839,7 @@
       <w:tr>
         <w:tc>
           <w:tcPr>
-            <w:tcW w:type="dxa" w:w="1872"/>
+            <w:tcW w:type="dxa" w:w="2202"/>
           </w:tcPr>
           <w:p>
             <w:pPr>
@@ -20547,7 +20865,7 @@
         </w:tc>
         <w:tc>
           <w:tcPr>
-            <w:tcW w:type="dxa" w:w="4680"/>
+            <w:tcW w:type="dxa" w:w="3854"/>
           </w:tcPr>
           <w:p>
             <w:pPr>
@@ -20565,7 +20883,7 @@
         </w:tc>
         <w:tc>
           <w:tcPr>
-            <w:tcW w:type="dxa" w:w="2808"/>
+            <w:tcW w:type="dxa" w:w="3303"/>
           </w:tcPr>
           <w:p>
             <w:pPr>
@@ -20585,7 +20903,7 @@
       <w:tr>
         <w:tc>
           <w:tcPr>
-            <w:tcW w:type="dxa" w:w="1872"/>
+            <w:tcW w:type="dxa" w:w="2202"/>
           </w:tcPr>
           <w:p>
             <w:pPr>
@@ -20620,7 +20938,7 @@
         </w:tc>
         <w:tc>
           <w:tcPr>
-            <w:tcW w:type="dxa" w:w="4680"/>
+            <w:tcW w:type="dxa" w:w="3854"/>
           </w:tcPr>
           <w:p>
             <w:pPr>
@@ -20649,7 +20967,7 @@
         </w:tc>
         <w:tc>
           <w:tcPr>
-            <w:tcW w:type="dxa" w:w="2808"/>
+            <w:tcW w:type="dxa" w:w="3303"/>
           </w:tcPr>
           <w:p>
             <w:pPr>
@@ -20669,7 +20987,7 @@
       <w:tr>
         <w:tc>
           <w:tcPr>
-            <w:tcW w:type="dxa" w:w="1872"/>
+            <w:tcW w:type="dxa" w:w="2202"/>
           </w:tcPr>
           <w:p>
             <w:pPr>
@@ -20704,7 +21022,7 @@
         </w:tc>
         <w:tc>
           <w:tcPr>
-            <w:tcW w:type="dxa" w:w="4680"/>
+            <w:tcW w:type="dxa" w:w="3854"/>
           </w:tcPr>
           <w:p>
             <w:pPr>
@@ -20733,7 +21051,7 @@
         </w:tc>
         <w:tc>
           <w:tcPr>
-            <w:tcW w:type="dxa" w:w="2808"/>
+            <w:tcW w:type="dxa" w:w="3303"/>
           </w:tcPr>
           <w:p>
             <w:pPr>
@@ -20753,7 +21071,7 @@
       <w:tr>
         <w:tc>
           <w:tcPr>
-            <w:tcW w:type="dxa" w:w="1872"/>
+            <w:tcW w:type="dxa" w:w="2202"/>
           </w:tcPr>
           <w:p>
             <w:pPr>
@@ -20788,7 +21106,7 @@
         </w:tc>
         <w:tc>
           <w:tcPr>
-            <w:tcW w:type="dxa" w:w="4680"/>
+            <w:tcW w:type="dxa" w:w="3854"/>
           </w:tcPr>
           <w:p>
             <w:pPr>
@@ -20817,7 +21135,7 @@
         </w:tc>
         <w:tc>
           <w:tcPr>
-            <w:tcW w:type="dxa" w:w="2808"/>
+            <w:tcW w:type="dxa" w:w="3303"/>
           </w:tcPr>
           <w:p>
             <w:pPr>
@@ -20837,7 +21155,7 @@
       <w:tr>
         <w:tc>
           <w:tcPr>
-            <w:tcW w:type="dxa" w:w="1872"/>
+            <w:tcW w:type="dxa" w:w="2202"/>
           </w:tcPr>
           <w:p>
             <w:pPr>
@@ -20872,7 +21190,7 @@
         </w:tc>
         <w:tc>
           <w:tcPr>
-            <w:tcW w:type="dxa" w:w="4680"/>
+            <w:tcW w:type="dxa" w:w="3854"/>
           </w:tcPr>
           <w:p>
             <w:pPr>
@@ -20913,7 +21231,7 @@
         </w:tc>
         <w:tc>
           <w:tcPr>
-            <w:tcW w:type="dxa" w:w="2808"/>
+            <w:tcW w:type="dxa" w:w="3303"/>
           </w:tcPr>
           <w:p>
             <w:pPr>
@@ -20933,7 +21251,7 @@
       <w:tr>
         <w:tc>
           <w:tcPr>
-            <w:tcW w:type="dxa" w:w="1872"/>
+            <w:tcW w:type="dxa" w:w="2202"/>
           </w:tcPr>
           <w:p>
             <w:pPr>
@@ -20995,7 +21313,7 @@
         </w:tc>
         <w:tc>
           <w:tcPr>
-            <w:tcW w:type="dxa" w:w="4680"/>
+            <w:tcW w:type="dxa" w:w="3854"/>
           </w:tcPr>
           <w:p>
             <w:pPr>
@@ -21013,7 +21331,7 @@
         </w:tc>
         <w:tc>
           <w:tcPr>
-            <w:tcW w:type="dxa" w:w="2808"/>
+            <w:tcW w:type="dxa" w:w="3303"/>
           </w:tcPr>
           <w:p>
             <w:pPr>
@@ -21033,7 +21351,7 @@
       <w:tr>
         <w:tc>
           <w:tcPr>
-            <w:tcW w:type="dxa" w:w="1872"/>
+            <w:tcW w:type="dxa" w:w="2202"/>
           </w:tcPr>
           <w:p>
             <w:pPr>
@@ -21064,7 +21382,7 @@
         </w:tc>
         <w:tc>
           <w:tcPr>
-            <w:tcW w:type="dxa" w:w="4680"/>
+            <w:tcW w:type="dxa" w:w="3854"/>
           </w:tcPr>
           <w:p>
             <w:pPr>
@@ -21082,7 +21400,7 @@
         </w:tc>
         <w:tc>
           <w:tcPr>
-            <w:tcW w:type="dxa" w:w="2808"/>
+            <w:tcW w:type="dxa" w:w="3303"/>
           </w:tcPr>
           <w:p>
             <w:pPr>
@@ -21102,7 +21420,7 @@
       <w:tr>
         <w:tc>
           <w:tcPr>
-            <w:tcW w:type="dxa" w:w="1872"/>
+            <w:tcW w:type="dxa" w:w="2202"/>
           </w:tcPr>
           <w:p>
             <w:pPr>
@@ -21199,7 +21517,7 @@
         </w:tc>
         <w:tc>
           <w:tcPr>
-            <w:tcW w:type="dxa" w:w="4680"/>
+            <w:tcW w:type="dxa" w:w="3854"/>
           </w:tcPr>
           <w:p>
             <w:pPr>
@@ -21217,7 +21535,7 @@
         </w:tc>
         <w:tc>
           <w:tcPr>
-            <w:tcW w:type="dxa" w:w="2808"/>
+            <w:tcW w:type="dxa" w:w="3303"/>
           </w:tcPr>
           <w:p>
             <w:pPr>
@@ -21237,7 +21555,7 @@
       <w:tr>
         <w:tc>
           <w:tcPr>
-            <w:tcW w:type="dxa" w:w="1872"/>
+            <w:tcW w:type="dxa" w:w="2202"/>
           </w:tcPr>
           <w:p>
             <w:pPr>
@@ -21274,7 +21592,7 @@
         </w:tc>
         <w:tc>
           <w:tcPr>
-            <w:tcW w:type="dxa" w:w="4680"/>
+            <w:tcW w:type="dxa" w:w="3854"/>
           </w:tcPr>
           <w:p>
             <w:pPr>
@@ -21292,7 +21610,7 @@
         </w:tc>
         <w:tc>
           <w:tcPr>
-            <w:tcW w:type="dxa" w:w="2808"/>
+            <w:tcW w:type="dxa" w:w="3303"/>
           </w:tcPr>
           <w:p>
             <w:pPr>
@@ -21312,7 +21630,7 @@
       <w:tr>
         <w:tc>
           <w:tcPr>
-            <w:tcW w:type="dxa" w:w="1872"/>
+            <w:tcW w:type="dxa" w:w="2202"/>
           </w:tcPr>
           <w:p>
             <w:pPr>
@@ -21332,19 +21650,19 @@
         </w:tc>
         <w:tc>
           <w:tcPr>
-            <w:tcW w:type="dxa" w:w="4680"/>
-          </w:tcPr>
-          <w:p>
-            <w:pPr>
-              <w:pStyle w:val="Compact"/>
-              <w:spacing w:line="240" w:lineRule="auto" w:after="20"/>
-              <w:jc w:val="left"/>
-            </w:pPr>
-          </w:p>
-        </w:tc>
-        <w:tc>
-          <w:tcPr>
-            <w:tcW w:type="dxa" w:w="2808"/>
+            <w:tcW w:type="dxa" w:w="3854"/>
+          </w:tcPr>
+          <w:p>
+            <w:pPr>
+              <w:pStyle w:val="Compact"/>
+              <w:spacing w:line="240" w:lineRule="auto" w:after="20"/>
+              <w:jc w:val="left"/>
+            </w:pPr>
+          </w:p>
+        </w:tc>
+        <w:tc>
+          <w:tcPr>
+            <w:tcW w:type="dxa" w:w="3303"/>
           </w:tcPr>
           <w:p>
             <w:pPr>
@@ -21358,7 +21676,7 @@
       <w:tr>
         <w:tc>
           <w:tcPr>
-            <w:tcW w:type="dxa" w:w="1872"/>
+            <w:tcW w:type="dxa" w:w="2202"/>
           </w:tcPr>
           <w:p>
             <w:pPr>
@@ -21401,7 +21719,7 @@
         </w:tc>
         <w:tc>
           <w:tcPr>
-            <w:tcW w:type="dxa" w:w="4680"/>
+            <w:tcW w:type="dxa" w:w="3854"/>
           </w:tcPr>
           <w:p>
             <w:pPr>
@@ -21419,7 +21737,7 @@
         </w:tc>
         <w:tc>
           <w:tcPr>
-            <w:tcW w:type="dxa" w:w="2808"/>
+            <w:tcW w:type="dxa" w:w="3303"/>
           </w:tcPr>
           <w:p>
             <w:pPr>
@@ -21439,7 +21757,7 @@
       <w:tr>
         <w:tc>
           <w:tcPr>
-            <w:tcW w:type="dxa" w:w="1872"/>
+            <w:tcW w:type="dxa" w:w="2202"/>
           </w:tcPr>
           <w:p>
             <w:pPr>
@@ -21509,7 +21827,7 @@
         </w:tc>
         <w:tc>
           <w:tcPr>
-            <w:tcW w:type="dxa" w:w="4680"/>
+            <w:tcW w:type="dxa" w:w="3854"/>
           </w:tcPr>
           <w:p>
             <w:pPr>
@@ -21527,7 +21845,7 @@
         </w:tc>
         <w:tc>
           <w:tcPr>
-            <w:tcW w:type="dxa" w:w="2808"/>
+            <w:tcW w:type="dxa" w:w="3303"/>
           </w:tcPr>
           <w:p>
             <w:pPr>
@@ -21547,7 +21865,7 @@
       <w:tr>
         <w:tc>
           <w:tcPr>
-            <w:tcW w:type="dxa" w:w="1872"/>
+            <w:tcW w:type="dxa" w:w="2202"/>
           </w:tcPr>
           <w:p>
             <w:pPr>
@@ -21585,7 +21903,7 @@
         </w:tc>
         <w:tc>
           <w:tcPr>
-            <w:tcW w:type="dxa" w:w="4680"/>
+            <w:tcW w:type="dxa" w:w="3854"/>
           </w:tcPr>
           <w:p>
             <w:pPr>
@@ -21603,7 +21921,7 @@
         </w:tc>
         <w:tc>
           <w:tcPr>
-            <w:tcW w:type="dxa" w:w="2808"/>
+            <w:tcW w:type="dxa" w:w="3303"/>
           </w:tcPr>
           <w:p>
             <w:pPr>
@@ -21623,7 +21941,7 @@
       <w:tr>
         <w:tc>
           <w:tcPr>
-            <w:tcW w:type="dxa" w:w="1872"/>
+            <w:tcW w:type="dxa" w:w="2202"/>
           </w:tcPr>
           <w:p>
             <w:pPr>
@@ -21640,7 +21958,7 @@
         </w:tc>
         <w:tc>
           <w:tcPr>
-            <w:tcW w:type="dxa" w:w="4680"/>
+            <w:tcW w:type="dxa" w:w="3854"/>
           </w:tcPr>
           <w:p>
             <w:pPr>
@@ -21658,7 +21976,7 @@
         </w:tc>
         <w:tc>
           <w:tcPr>
-            <w:tcW w:type="dxa" w:w="2808"/>
+            <w:tcW w:type="dxa" w:w="3303"/>
           </w:tcPr>
           <w:p>
             <w:pPr>
@@ -21678,7 +21996,7 @@
       <w:tr>
         <w:tc>
           <w:tcPr>
-            <w:tcW w:type="dxa" w:w="1872"/>
+            <w:tcW w:type="dxa" w:w="2202"/>
           </w:tcPr>
           <w:p>
             <w:pPr>
@@ -21695,7 +22013,7 @@
         </w:tc>
         <w:tc>
           <w:tcPr>
-            <w:tcW w:type="dxa" w:w="4680"/>
+            <w:tcW w:type="dxa" w:w="3854"/>
           </w:tcPr>
           <w:p>
             <w:pPr>
@@ -21713,7 +22031,7 @@
         </w:tc>
         <w:tc>
           <w:tcPr>
-            <w:tcW w:type="dxa" w:w="2808"/>
+            <w:tcW w:type="dxa" w:w="3303"/>
           </w:tcPr>
           <w:p>
             <w:pPr>
@@ -21733,7 +22051,7 @@
       <w:tr>
         <w:tc>
           <w:tcPr>
-            <w:tcW w:type="dxa" w:w="1872"/>
+            <w:tcW w:type="dxa" w:w="2202"/>
           </w:tcPr>
           <w:p>
             <w:pPr>
@@ -21782,7 +22100,7 @@
         </w:tc>
         <w:tc>
           <w:tcPr>
-            <w:tcW w:type="dxa" w:w="4680"/>
+            <w:tcW w:type="dxa" w:w="3854"/>
           </w:tcPr>
           <w:p>
             <w:pPr>
@@ -21823,7 +22141,7 @@
         </w:tc>
         <w:tc>
           <w:tcPr>
-            <w:tcW w:type="dxa" w:w="2808"/>
+            <w:tcW w:type="dxa" w:w="3303"/>
           </w:tcPr>
           <w:p>
             <w:pPr>
@@ -21843,7 +22161,7 @@
       <w:tr>
         <w:tc>
           <w:tcPr>
-            <w:tcW w:type="dxa" w:w="1872"/>
+            <w:tcW w:type="dxa" w:w="2202"/>
           </w:tcPr>
           <w:p>
             <w:pPr>
@@ -21875,7 +22193,7 @@
         </w:tc>
         <w:tc>
           <w:tcPr>
-            <w:tcW w:type="dxa" w:w="4680"/>
+            <w:tcW w:type="dxa" w:w="3854"/>
           </w:tcPr>
           <w:p>
             <w:pPr>
@@ -21893,7 +22211,7 @@
         </w:tc>
         <w:tc>
           <w:tcPr>
-            <w:tcW w:type="dxa" w:w="2808"/>
+            <w:tcW w:type="dxa" w:w="3303"/>
           </w:tcPr>
           <w:p>
             <w:pPr>
@@ -21913,7 +22231,7 @@
       <w:tr>
         <w:tc>
           <w:tcPr>
-            <w:tcW w:type="dxa" w:w="1872"/>
+            <w:tcW w:type="dxa" w:w="2202"/>
           </w:tcPr>
           <w:p>
             <w:pPr>
@@ -21930,7 +22248,7 @@
         </w:tc>
         <w:tc>
           <w:tcPr>
-            <w:tcW w:type="dxa" w:w="4680"/>
+            <w:tcW w:type="dxa" w:w="3854"/>
           </w:tcPr>
           <w:p>
             <w:pPr>
@@ -21948,7 +22266,7 @@
         </w:tc>
         <w:tc>
           <w:tcPr>
-            <w:tcW w:type="dxa" w:w="2808"/>
+            <w:tcW w:type="dxa" w:w="3303"/>
           </w:tcPr>
           <w:p>
             <w:pPr>
@@ -21968,7 +22286,7 @@
       <w:tr>
         <w:tc>
           <w:tcPr>
-            <w:tcW w:type="dxa" w:w="1872"/>
+            <w:tcW w:type="dxa" w:w="2202"/>
           </w:tcPr>
           <w:p>
             <w:pPr>
@@ -21985,7 +22303,7 @@
         </w:tc>
         <w:tc>
           <w:tcPr>
-            <w:tcW w:type="dxa" w:w="4680"/>
+            <w:tcW w:type="dxa" w:w="3854"/>
           </w:tcPr>
           <w:p>
             <w:pPr>
@@ -22003,7 +22321,7 @@
         </w:tc>
         <w:tc>
           <w:tcPr>
-            <w:tcW w:type="dxa" w:w="2808"/>
+            <w:tcW w:type="dxa" w:w="3303"/>
           </w:tcPr>
           <w:p>
             <w:pPr>
@@ -22023,7 +22341,7 @@
       <w:tr>
         <w:tc>
           <w:tcPr>
-            <w:tcW w:type="dxa" w:w="1872"/>
+            <w:tcW w:type="dxa" w:w="2202"/>
           </w:tcPr>
           <w:p>
             <w:pPr>
@@ -22081,7 +22399,7 @@
         </w:tc>
         <w:tc>
           <w:tcPr>
-            <w:tcW w:type="dxa" w:w="4680"/>
+            <w:tcW w:type="dxa" w:w="3854"/>
           </w:tcPr>
           <w:p>
             <w:pPr>
@@ -22099,7 +22417,7 @@
         </w:tc>
         <w:tc>
           <w:tcPr>
-            <w:tcW w:type="dxa" w:w="2808"/>
+            <w:tcW w:type="dxa" w:w="3303"/>
           </w:tcPr>
           <w:p>
             <w:pPr>
@@ -22119,7 +22437,7 @@
       <w:tr>
         <w:tc>
           <w:tcPr>
-            <w:tcW w:type="dxa" w:w="1872"/>
+            <w:tcW w:type="dxa" w:w="2202"/>
           </w:tcPr>
           <w:p>
             <w:pPr>
@@ -22136,7 +22454,7 @@
         </w:tc>
         <w:tc>
           <w:tcPr>
-            <w:tcW w:type="dxa" w:w="4680"/>
+            <w:tcW w:type="dxa" w:w="3854"/>
           </w:tcPr>
           <w:p>
             <w:pPr>
@@ -22154,7 +22472,7 @@
         </w:tc>
         <w:tc>
           <w:tcPr>
-            <w:tcW w:type="dxa" w:w="2808"/>
+            <w:tcW w:type="dxa" w:w="3303"/>
           </w:tcPr>
           <w:p>
             <w:pPr>
@@ -22198,8 +22516,8 @@
         </w:tblBorders>
       </w:tblPr>
       <w:tblGrid>
-        <w:gridCol w:w="1872"/>
-        <w:gridCol w:w="7488"/>
+        <w:gridCol w:w="2080"/>
+        <w:gridCol w:w="7280"/>
       </w:tblGrid>
       <w:tr>
         <w:trPr>
@@ -22208,7 +22526,7 @@
         </w:trPr>
         <w:tc>
           <w:tcPr>
-            <w:tcW w:type="dxa" w:w="1872"/>
+            <w:tcW w:type="dxa" w:w="2080"/>
             <w:tcBorders>
               <w:bottom w:val="single" w:sz="4" w:space="0" w:color="000000"/>
             </w:tcBorders>
@@ -22230,7 +22548,7 @@
         </w:tc>
         <w:tc>
           <w:tcPr>
-            <w:tcW w:type="dxa" w:w="7488"/>
+            <w:tcW w:type="dxa" w:w="7280"/>
             <w:tcBorders>
               <w:bottom w:val="single" w:sz="4" w:space="0" w:color="000000"/>
             </w:tcBorders>
@@ -22254,7 +22572,7 @@
       <w:tr>
         <w:tc>
           <w:tcPr>
-            <w:tcW w:type="dxa" w:w="1872"/>
+            <w:tcW w:type="dxa" w:w="2080"/>
           </w:tcPr>
           <w:p>
             <w:pPr>
@@ -22272,7 +22590,7 @@
         </w:tc>
         <w:tc>
           <w:tcPr>
-            <w:tcW w:type="dxa" w:w="7488"/>
+            <w:tcW w:type="dxa" w:w="7280"/>
           </w:tcPr>
           <w:p>
             <w:pPr>
@@ -22292,7 +22610,7 @@
       <w:tr>
         <w:tc>
           <w:tcPr>
-            <w:tcW w:type="dxa" w:w="1872"/>
+            <w:tcW w:type="dxa" w:w="2080"/>
           </w:tcPr>
           <w:p>
             <w:pPr>
@@ -22310,7 +22628,7 @@
         </w:tc>
         <w:tc>
           <w:tcPr>
-            <w:tcW w:type="dxa" w:w="7488"/>
+            <w:tcW w:type="dxa" w:w="7280"/>
           </w:tcPr>
           <w:p>
             <w:pPr>
@@ -22330,7 +22648,7 @@
       <w:tr>
         <w:tc>
           <w:tcPr>
-            <w:tcW w:type="dxa" w:w="1872"/>
+            <w:tcW w:type="dxa" w:w="2080"/>
           </w:tcPr>
           <w:p>
             <w:pPr>
@@ -22348,7 +22666,7 @@
         </w:tc>
         <w:tc>
           <w:tcPr>
-            <w:tcW w:type="dxa" w:w="7488"/>
+            <w:tcW w:type="dxa" w:w="7280"/>
           </w:tcPr>
           <w:p>
             <w:pPr>
